--- a/GDD.docx
+++ b/GDD.docx
@@ -173,7 +173,7 @@
     </w:p>
     <w:p>
       <w:pPr>
-        <w:pStyle w:val="000013"/>
+        <w:pStyle w:val="00001a"/>
         <w:rPr>
           <w:rFonts w:hint="eastAsia"/>
           <w:b w:val="1"/>
@@ -189,7 +189,7 @@
     </w:p>
     <w:p>
       <w:pPr>
-        <w:pStyle w:val="000006"/>
+        <w:pStyle w:val="000003"/>
         <w:rPr>
           <w:b w:val="1"/>
           <w:bCs w:val="1"/>
@@ -221,7 +221,7 @@
     </w:p>
     <w:p>
       <w:pPr>
-        <w:pStyle w:val="000006"/>
+        <w:pStyle w:val="000003"/>
         <w:rPr>
           <w:rFonts w:hint="eastAsia"/>
           <w:b w:val="1"/>
@@ -306,7 +306,7 @@
     </w:p>
     <w:p>
       <w:pPr>
-        <w:pStyle w:val="000006"/>
+        <w:pStyle w:val="000003"/>
         <w:rPr>
           <w:rFonts w:hint="eastAsia"/>
           <w:b w:val="1"/>
@@ -426,7 +426,7 @@
     </w:p>
     <w:p>
       <w:pPr>
-        <w:pStyle w:val="000013"/>
+        <w:pStyle w:val="00001a"/>
         <w:rPr>
           <w:rFonts w:hint="eastAsia"/>
           <w:b w:val="1"/>
@@ -442,7 +442,7 @@
     </w:p>
     <w:p>
       <w:pPr>
-        <w:pStyle w:val="000006"/>
+        <w:pStyle w:val="000003"/>
         <w:rPr>
           <w:rFonts w:hint="eastAsia"/>
           <w:b w:val="1"/>
@@ -515,7 +515,7 @@
     </w:p>
     <w:p>
       <w:pPr>
-        <w:pStyle w:val="000006"/>
+        <w:pStyle w:val="000003"/>
         <w:rPr>
           <w:rFonts w:hint="eastAsia"/>
           <w:b w:val="1"/>
@@ -591,7 +591,7 @@
     </w:p>
     <w:p>
       <w:pPr>
-        <w:pStyle w:val="000006"/>
+        <w:pStyle w:val="000003"/>
         <w:rPr>
           <w:rFonts w:hint="eastAsia"/>
           <w:b w:val="1"/>
@@ -636,7 +636,7 @@
     </w:p>
     <w:p>
       <w:pPr>
-        <w:pStyle w:val="000013"/>
+        <w:pStyle w:val="00001a"/>
         <w:rPr>
           <w:rFonts w:hint="eastAsia"/>
           <w:b w:val="1"/>
@@ -652,7 +652,7 @@
     </w:p>
     <w:p>
       <w:pPr>
-        <w:pStyle w:val="000006"/>
+        <w:pStyle w:val="000003"/>
         <w:rPr>
           <w:rFonts w:hint="eastAsia"/>
           <w:b w:val="1"/>
@@ -1440,7 +1440,7 @@
     </w:p>
     <w:p>
       <w:pPr>
-        <w:pStyle w:val="000006"/>
+        <w:pStyle w:val="000003"/>
         <w:rPr>
           <w:rFonts w:hint="eastAsia"/>
           <w:b w:val="1"/>
@@ -2773,7 +2773,7 @@
     </w:p>
     <w:p>
       <w:pPr>
-        <w:pStyle w:val="000006"/>
+        <w:pStyle w:val="000003"/>
         <w:rPr>
           <w:rFonts w:hint="eastAsia"/>
           <w:b w:val="1"/>
@@ -4018,7 +4018,7 @@
     </w:tbl>
     <w:p>
       <w:pPr>
-        <w:pStyle w:val="000006"/>
+        <w:pStyle w:val="000003"/>
         <w:rPr>
           <w:rFonts w:hint="eastAsia"/>
           <w:b w:val="1"/>
@@ -4644,7 +4644,7 @@
     </w:p>
     <w:p>
       <w:pPr>
-        <w:pStyle w:val="000002"/>
+        <w:pStyle w:val="000009"/>
       </w:pPr>
       <w:r>
         <w:rPr>
@@ -4657,7 +4657,7 @@
     </w:p>
     <w:p>
       <w:pPr>
-        <w:pStyle w:val="000002"/>
+        <w:pStyle w:val="000009"/>
         <w:rPr>
           <w:rFonts w:ascii="Consolas" w:hAnsi="Consolas" w:eastAsia="Consolas" w:cs="Consolas"/>
           <w:sz w:val="18"/>
@@ -4676,7 +4676,7 @@
     </w:p>
     <w:p>
       <w:pPr>
-        <w:pStyle w:val="000002"/>
+        <w:pStyle w:val="000009"/>
         <w:rPr>
           <w:rFonts w:ascii="Consolas" w:hAnsi="Consolas" w:eastAsia="Consolas" w:cs="Consolas"/>
           <w:sz w:val="18"/>
@@ -4695,7 +4695,7 @@
     </w:p>
     <w:p>
       <w:pPr>
-        <w:pStyle w:val="000002"/>
+        <w:pStyle w:val="000009"/>
         <w:rPr>
           <w:rFonts w:ascii="Consolas" w:hAnsi="Consolas" w:eastAsia="Consolas" w:cs="Consolas"/>
           <w:sz w:val="18"/>
@@ -4714,7 +4714,7 @@
     </w:p>
     <w:p>
       <w:pPr>
-        <w:pStyle w:val="000002"/>
+        <w:pStyle w:val="000009"/>
         <w:rPr>
           <w:rFonts w:ascii="Consolas" w:hAnsi="Consolas" w:eastAsia="Consolas" w:cs="Consolas"/>
           <w:sz w:val="18"/>
@@ -4733,7 +4733,7 @@
     </w:p>
     <w:p>
       <w:pPr>
-        <w:pStyle w:val="000002"/>
+        <w:pStyle w:val="000009"/>
         <w:rPr>
           <w:rFonts w:ascii="Consolas" w:hAnsi="Consolas" w:eastAsia="Consolas" w:cs="Consolas"/>
           <w:sz w:val="18"/>
@@ -4752,7 +4752,7 @@
     </w:p>
     <w:p>
       <w:pPr>
-        <w:pStyle w:val="000002"/>
+        <w:pStyle w:val="000009"/>
       </w:pPr>
       <w:r>
         <w:rPr>
@@ -4766,7 +4766,7 @@
     </w:p>
     <w:p>
       <w:pPr>
-        <w:pStyle w:val="000006"/>
+        <w:pStyle w:val="000003"/>
         <w:rPr>
           <w:rFonts w:ascii="SimSun" w:hAnsi="SimSun" w:eastAsia="SimSun"/>
           <w:sz w:val="24"/>
@@ -4952,7 +4952,7 @@
     </w:p>
     <w:p>
       <w:pPr>
-        <w:pStyle w:val="000006"/>
+        <w:pStyle w:val="000003"/>
         <w:rPr>
           <w:rFonts w:hint="eastAsia"/>
           <w:b w:val="1"/>
@@ -5425,7 +5425,7 @@
     </w:p>
     <w:p>
       <w:pPr>
-        <w:pStyle w:val="000006"/>
+        <w:pStyle w:val="000003"/>
         <w:rPr>
           <w:rFonts w:hint="eastAsia"/>
           <w:b w:val="1"/>
@@ -5805,7 +5805,7 @@
     </w:p>
     <w:p>
       <w:pPr>
-        <w:pStyle w:val="000006"/>
+        <w:pStyle w:val="000003"/>
       </w:pPr>
       <w:r>
         <w:rPr>
@@ -6158,7 +6158,7 @@
     </w:p>
     <w:p>
       <w:pPr>
-        <w:pStyle w:val="000006"/>
+        <w:pStyle w:val="000003"/>
       </w:pPr>
       <w:r>
         <w:rPr>
@@ -6248,7 +6248,7 @@
     </w:p>
     <w:p>
       <w:pPr>
-        <w:pStyle w:val="000006"/>
+        <w:pStyle w:val="000003"/>
       </w:pPr>
       <w:r>
         <w:rPr>
@@ -6338,7 +6338,7 @@
     </w:p>
     <w:p>
       <w:pPr>
-        <w:pStyle w:val="000006"/>
+        <w:pStyle w:val="000003"/>
       </w:pPr>
       <w:r>
         <w:rPr>
@@ -6488,7 +6488,7 @@
     </w:p>
     <w:p>
       <w:pPr>
-        <w:pStyle w:val="000006"/>
+        <w:pStyle w:val="000003"/>
       </w:pPr>
       <w:r>
         <w:rPr>
@@ -7072,7 +7072,7 @@
     </w:p>
     <w:p>
       <w:pPr>
-        <w:pStyle w:val="000013"/>
+        <w:pStyle w:val="00001a"/>
         <w:rPr>
           <w:rFonts w:hint="eastAsia"/>
           <w:b w:val="1"/>
@@ -7088,7 +7088,7 @@
     </w:p>
     <w:p>
       <w:pPr>
-        <w:pStyle w:val="000006"/>
+        <w:pStyle w:val="000003"/>
         <w:rPr>
           <w:rFonts w:hint="eastAsia"/>
           <w:b w:val="1"/>
@@ -7696,7 +7696,7 @@
     </w:tbl>
     <w:p>
       <w:pPr>
-        <w:pStyle w:val="000006"/>
+        <w:pStyle w:val="000003"/>
         <w:rPr>
           <w:rFonts w:hint="eastAsia"/>
           <w:b w:val="1"/>
@@ -8254,7 +8254,7 @@
     </w:p>
     <w:p>
       <w:pPr>
-        <w:pStyle w:val="000006"/>
+        <w:pStyle w:val="000003"/>
         <w:rPr>
           <w:rFonts w:hint="eastAsia"/>
           <w:b w:val="1"/>
@@ -8338,7 +8338,7 @@
     </w:p>
     <w:p>
       <w:pPr>
-        <w:pStyle w:val="000006"/>
+        <w:pStyle w:val="000003"/>
         <w:rPr>
           <w:rFonts w:hint="eastAsia"/>
           <w:b w:val="1"/>
@@ -8417,7 +8417,7 @@
     </w:p>
     <w:p>
       <w:pPr>
-        <w:pStyle w:val="000013"/>
+        <w:pStyle w:val="00001a"/>
         <w:rPr>
           <w:rFonts w:hint="eastAsia"/>
           <w:b w:val="1"/>
@@ -8433,7 +8433,7 @@
     </w:p>
     <w:p>
       <w:pPr>
-        <w:pStyle w:val="000006"/>
+        <w:pStyle w:val="000003"/>
         <w:rPr>
           <w:rFonts w:hint="eastAsia"/>
           <w:b w:val="1"/>
@@ -8502,7 +8502,7 @@
       </w:r>
       <w:r>
         <w:rPr>
-          <w:rStyle w:val="000020"/>
+          <w:rStyle w:val="00000b"/>
         </w:rPr>
         <w:t>itch.io</w:t>
       </w:r>
@@ -8543,7 +8543,7 @@
       </w:r>
       <w:r>
         <w:rPr>
-          <w:rStyle w:val="000020"/>
+          <w:rStyle w:val="00000b"/>
         </w:rPr>
         <w:t>Freesound.org</w:t>
       </w:r>
@@ -8657,7 +8657,7 @@
     </w:p>
     <w:p>
       <w:pPr>
-        <w:pStyle w:val="000006"/>
+        <w:pStyle w:val="000003"/>
         <w:rPr>
           <w:rFonts w:hint="eastAsia"/>
           <w:b w:val="1"/>
@@ -8685,7 +8685,7 @@
         <w:rPr>
           <w:rFonts w:hint="eastAsia"/>
         </w:rPr>
-        <w:t>整体风格：明亮温暖的"轻科幻"风，混杂《脑叶公司》的界面元素</w:t>
+        <w:t>整体风格：明亮温暖的"轻科幻"风。【美术边界（已定稿）】本作美术风格为原创方向——不照搬《脑叶公司》的视觉风格、配色与氛围（不复用其工业灰绿、机械骨架等视觉语言）；仅"界面布局与信息架构"（如能源条在左上、任务在右上、速度控制在左下、生命树式部门总览等结构）可参考脑叶界面参考图，作为交互骨架参照。视觉表现一律以本作"粉紫渐变+明亮温暖"的原创方向为准。</w:t>
       </w:r>
     </w:p>
     <w:p>
@@ -8724,7 +8724,7 @@
     </w:p>
     <w:p>
       <w:pPr>
-        <w:pStyle w:val="000006"/>
+        <w:pStyle w:val="000003"/>
         <w:rPr>
           <w:rFonts w:hint="eastAsia"/>
           <w:b w:val="1"/>
@@ -9347,7 +9347,7 @@
     </w:p>
     <w:p>
       <w:pPr>
-        <w:pStyle w:val="000006"/>
+        <w:pStyle w:val="000003"/>
       </w:pPr>
       <w:r>
         <w:rPr>
@@ -9916,7 +9916,7 @@
     </w:p>
     <w:p>
       <w:pPr>
-        <w:pStyle w:val="000013"/>
+        <w:pStyle w:val="00001a"/>
         <w:rPr>
           <w:rFonts w:hint="eastAsia"/>
           <w:b w:val="1"/>
@@ -9932,7 +9932,7 @@
     </w:p>
     <w:p>
       <w:pPr>
-        <w:pStyle w:val="000006"/>
+        <w:pStyle w:val="000003"/>
         <w:rPr>
           <w:rFonts w:hint="eastAsia"/>
           <w:b w:val="1"/>
@@ -10242,7 +10242,7 @@
     </w:p>
     <w:p>
       <w:pPr>
-        <w:pStyle w:val="000002"/>
+        <w:pStyle w:val="000009"/>
       </w:pPr>
       <w:r>
         <w:rPr>
@@ -10253,7 +10253,7 @@
     </w:p>
     <w:p>
       <w:pPr>
-        <w:pStyle w:val="000002"/>
+        <w:pStyle w:val="000009"/>
         <w:rPr>
           <w:rFonts w:ascii="SimSun" w:hAnsi="SimSun" w:eastAsia="SimSun"/>
           <w:sz w:val="24"/>
@@ -10282,7 +10282,7 @@
     </w:p>
     <w:p>
       <w:pPr>
-        <w:pStyle w:val="000006"/>
+        <w:pStyle w:val="000003"/>
         <w:rPr>
           <w:rFonts w:hint="eastAsia"/>
           <w:b w:val="1"/>
@@ -10701,7 +10701,7 @@
     </w:p>
     <w:p>
       <w:pPr>
-        <w:pStyle w:val="000013"/>
+        <w:pStyle w:val="00001a"/>
         <w:rPr>
           <w:rFonts w:hint="eastAsia"/>
           <w:b w:val="1"/>
@@ -11246,7 +11246,7 @@
     </w:tbl>
     <w:p>
       <w:pPr>
-        <w:pStyle w:val="000002"/>
+        <w:pStyle w:val="000009"/>
       </w:pPr>
       <w:r>
         <w:rPr>
@@ -11279,7 +11279,7 @@
     </w:p>
     <w:p>
       <w:pPr>
-        <w:pStyle w:val="000002"/>
+        <w:pStyle w:val="000009"/>
       </w:pPr>
       <w:r>
         <w:rPr>
@@ -11317,7 +11317,7 @@
     </w:p>
     <w:p>
       <w:pPr>
-        <w:pStyle w:val="000002"/>
+        <w:pStyle w:val="000009"/>
       </w:pPr>
       <w:r>
         <w:rPr>
@@ -11330,7 +11330,7 @@
     </w:p>
     <w:p>
       <w:pPr>
-        <w:pStyle w:val="000002"/>
+        <w:pStyle w:val="000009"/>
       </w:pPr>
       <w:r>
         <w:rPr>
@@ -11343,7 +11343,7 @@
     </w:p>
     <w:p>
       <w:pPr>
-        <w:pStyle w:val="000002"/>
+        <w:pStyle w:val="000009"/>
         <w:rPr>
           <w:rFonts w:ascii="SimSun" w:hAnsi="SimSun" w:eastAsia="SimSun"/>
           <w:sz w:val="24"/>
@@ -11361,7 +11361,7 @@
     </w:p>
     <w:p>
       <w:pPr>
-        <w:pStyle w:val="000002"/>
+        <w:pStyle w:val="000009"/>
         <w:rPr>
           <w:rFonts w:ascii="SimSun" w:hAnsi="SimSun" w:eastAsia="SimSun"/>
           <w:sz w:val="24"/>
@@ -11371,7 +11371,7 @@
     </w:p>
     <w:p>
       <w:pPr>
-        <w:pStyle w:val="000002"/>
+        <w:pStyle w:val="000009"/>
         <w:rPr>
           <w:rFonts w:ascii="SimSun" w:hAnsi="SimSun" w:eastAsia="SimSun"/>
           <w:sz w:val="24"/>
@@ -11393,7 +11393,7 @@
     </w:p>
     <w:p>
       <w:pPr>
-        <w:pStyle w:val="000013"/>
+        <w:pStyle w:val="00001a"/>
         <w:rPr>
           <w:rFonts w:hint="eastAsia"/>
           <w:b w:val="1"/>
@@ -11409,7 +11409,7 @@
     </w:p>
     <w:p>
       <w:pPr>
-        <w:pStyle w:val="000006"/>
+        <w:pStyle w:val="000003"/>
         <w:rPr>
           <w:rFonts w:hint="eastAsia"/>
           <w:b w:val="1"/>
@@ -11858,7 +11858,7 @@
     </w:tbl>
     <w:p>
       <w:pPr>
-        <w:pStyle w:val="000006"/>
+        <w:pStyle w:val="000003"/>
         <w:rPr>
           <w:rFonts w:hint="eastAsia"/>
           <w:b w:val="1"/>
@@ -11937,7 +11937,7 @@
     </w:p>
     <w:p>
       <w:pPr>
-        <w:pStyle w:val="000013"/>
+        <w:pStyle w:val="00001a"/>
         <w:rPr>
           <w:rFonts w:hint="eastAsia"/>
           <w:b w:val="1"/>
@@ -12264,7 +12264,7 @@
     </w:p>
     <w:p>
       <w:pPr>
-        <w:pStyle w:val="000013"/>
+        <w:pStyle w:val="00001a"/>
         <w:rPr>
           <w:rFonts w:hint="eastAsia"/>
           <w:b w:val="1"/>
@@ -13160,7 +13160,7 @@
     </w:tbl>
     <w:p>
       <w:pPr>
-        <w:pStyle w:val="000006"/>
+        <w:pStyle w:val="000003"/>
       </w:pPr>
       <w:r>
         <w:rPr>
@@ -13175,7 +13175,13 @@
         <w:rPr>
           <w:rFonts w:hint="eastAsia"/>
         </w:rPr>
-        <w:t>本章基于仓库根目录的 15 张《脑叶公司》界面参考图，给出本作"乐团鸣曲"的视觉与界面适配规范；程序 AI 按"实现清单"，美术 AI 按"美术清单"对照执行；两张清单共同验收"是否与整体框架一致"。本章所提"参考图"均位于仓库根目录，文件名一一对应下列表格"参考图"列。</w:t>
+        <w:t>本章基于仓库根目录的 15 张《脑叶公司》界面参考图，给出本作"乐团鸣曲"的界面适配规范。【适用范围（重要）】参考图仅用于"界面布局、信息架构与交互流程"的参照；本作美术风格为原创方向，不照搬脑叶视觉（配色、氛围、机械/工业视觉语言一律不用），详见 5.2 的"美术边界"。程序按"程序要点"实现结构与交互，美术按本作原创方向产出视觉，不得复用参考图中的脑叶视觉元素。</w:t>
+      </w:r>
+      <w:r>
+        <w:rPr>
+          <w:rFonts w:hint="eastAsia"/>
+        </w:rPr>
+        <w:t>本章所提"参考图"均位于仓库根目录，文件名一一对应下列表格"参考图"列。</w:t>
       </w:r>
     </w:p>
     <w:p>
@@ -15204,7 +15210,7 @@
     </w:p>
     <w:p>
       <w:pPr>
-        <w:pStyle w:val="000006"/>
+        <w:pStyle w:val="000003"/>
       </w:pPr>
       <w:r>
         <w:rPr>
@@ -17060,31 +17066,9 @@
 <file path=word/numbering.xml><?xml version="1.0" encoding="utf-8"?>
 <w:numbering xmlns:w="http://schemas.openxmlformats.org/wordprocessingml/2006/main">
   <w:abstractNum w:abstractNumId="0">
-    <w:lvl w:ilvl="0">
-      <w:start w:val="1"/>
-      <w:numFmt w:val="decimal"/>
-      <w:lvlText w:val="%1."/>
-      <w:lvlJc w:val="left"/>
-      <w:pPr>
-        <w:ind w:left="420" w:hanging="420"/>
-      </w:pPr>
-    </w:lvl>
-  </w:abstractNum>
-  <w:abstractNum w:abstractNumId="1">
-    <w:lvl w:ilvl="0">
-      <w:start w:val="1"/>
-      <w:numFmt w:val="decimal"/>
-      <w:lvlText w:val="%1."/>
-      <w:lvlJc w:val="left"/>
-      <w:pPr>
-        <w:ind w:left="420" w:hanging="420"/>
-      </w:pPr>
-    </w:lvl>
-  </w:abstractNum>
-  <w:abstractNum w:abstractNumId="2">
-    <w:nsid w:val="7647587B"/>
+    <w:nsid w:val="03114749"/>
     <w:multiLevelType w:val="multilevel"/>
-    <w:tmpl w:val="7B90DA8E"/>
+    <w:tmpl w:val="1CB006BA"/>
     <w:lvl w:ilvl="7" w:tentative="1">
       <w:start w:val="1"/>
       <w:numFmt w:val="bullet"/>
@@ -17133,6 +17117,22 @@
         <w:sz w:val="20"/>
       </w:rPr>
     </w:lvl>
+    <w:lvl w:ilvl="8" w:tentative="1">
+      <w:start w:val="1"/>
+      <w:numFmt w:val="bullet"/>
+      <w:lvlText w:val=""/>
+      <w:lvlJc w:val="left"/>
+      <w:pPr>
+        <w:tabs>
+          <w:tab w:val="num" w:pos="6480"/>
+        </w:tabs>
+        <w:ind w:left="6480" w:hanging="360"/>
+      </w:pPr>
+      <w:rPr>
+        <w:rFonts w:hint="default" w:ascii="Wingdings" w:hAnsi="Wingdings"/>
+        <w:sz w:val="20"/>
+      </w:rPr>
+    </w:lvl>
     <w:lvl w:ilvl="5" w:tentative="1">
       <w:start w:val="1"/>
       <w:numFmt w:val="bullet"/>
@@ -17143,6 +17143,254 @@
           <w:tab w:val="num" w:pos="4320"/>
         </w:tabs>
         <w:ind w:left="4320" w:hanging="360"/>
+      </w:pPr>
+      <w:rPr>
+        <w:rFonts w:hint="default" w:ascii="Wingdings" w:hAnsi="Wingdings"/>
+        <w:sz w:val="20"/>
+      </w:rPr>
+    </w:lvl>
+    <w:lvl w:ilvl="0">
+      <w:start w:val="1"/>
+      <w:numFmt w:val="bullet"/>
+      <w:lvlText w:val=""/>
+      <w:lvlJc w:val="left"/>
+      <w:pPr>
+        <w:tabs>
+          <w:tab w:val="num" w:pos="720"/>
+        </w:tabs>
+        <w:ind w:left="720" w:hanging="360"/>
+      </w:pPr>
+      <w:rPr>
+        <w:rFonts w:hint="default" w:ascii="Symbol" w:hAnsi="Symbol"/>
+        <w:sz w:val="20"/>
+      </w:rPr>
+    </w:lvl>
+    <w:lvl w:ilvl="1" w:tentative="1">
+      <w:start w:val="1"/>
+      <w:numFmt w:val="bullet"/>
+      <w:lvlText w:val="o"/>
+      <w:lvlJc w:val="left"/>
+      <w:pPr>
+        <w:tabs>
+          <w:tab w:val="num" w:pos="1440"/>
+        </w:tabs>
+        <w:ind w:left="1440" w:hanging="360"/>
+      </w:pPr>
+      <w:rPr>
+        <w:rFonts w:hint="default" w:ascii="Courier New" w:hAnsi="Courier New"/>
+        <w:sz w:val="20"/>
+      </w:rPr>
+    </w:lvl>
+    <w:lvl w:ilvl="2" w:tentative="1">
+      <w:start w:val="1"/>
+      <w:numFmt w:val="bullet"/>
+      <w:lvlText w:val=""/>
+      <w:lvlJc w:val="left"/>
+      <w:pPr>
+        <w:tabs>
+          <w:tab w:val="num" w:pos="2160"/>
+        </w:tabs>
+        <w:ind w:left="2160" w:hanging="360"/>
+      </w:pPr>
+      <w:rPr>
+        <w:rFonts w:hint="default" w:ascii="Wingdings" w:hAnsi="Wingdings"/>
+        <w:sz w:val="20"/>
+      </w:rPr>
+    </w:lvl>
+    <w:lvl w:ilvl="4" w:tentative="1">
+      <w:start w:val="1"/>
+      <w:numFmt w:val="bullet"/>
+      <w:lvlText w:val=""/>
+      <w:lvlJc w:val="left"/>
+      <w:pPr>
+        <w:tabs>
+          <w:tab w:val="num" w:pos="3600"/>
+        </w:tabs>
+        <w:ind w:left="3600" w:hanging="360"/>
+      </w:pPr>
+      <w:rPr>
+        <w:rFonts w:hint="default" w:ascii="Wingdings" w:hAnsi="Wingdings"/>
+        <w:sz w:val="20"/>
+      </w:rPr>
+    </w:lvl>
+  </w:abstractNum>
+  <w:abstractNum w:abstractNumId="1">
+    <w:nsid w:val="1BB17A0E"/>
+    <w:multiLevelType w:val="multilevel"/>
+    <w:tmpl w:val="9D484124"/>
+    <w:lvl w:ilvl="4" w:tentative="1">
+      <w:start w:val="1"/>
+      <w:numFmt w:val="bullet"/>
+      <w:lvlText w:val=""/>
+      <w:lvlJc w:val="left"/>
+      <w:pPr>
+        <w:tabs>
+          <w:tab w:val="num" w:pos="3600"/>
+        </w:tabs>
+        <w:ind w:left="3600" w:hanging="360"/>
+      </w:pPr>
+      <w:rPr>
+        <w:rFonts w:hint="default" w:ascii="Wingdings" w:hAnsi="Wingdings"/>
+        <w:sz w:val="20"/>
+      </w:rPr>
+    </w:lvl>
+    <w:lvl w:ilvl="8" w:tentative="1">
+      <w:start w:val="1"/>
+      <w:numFmt w:val="bullet"/>
+      <w:lvlText w:val=""/>
+      <w:lvlJc w:val="left"/>
+      <w:pPr>
+        <w:tabs>
+          <w:tab w:val="num" w:pos="6480"/>
+        </w:tabs>
+        <w:ind w:left="6480" w:hanging="360"/>
+      </w:pPr>
+      <w:rPr>
+        <w:rFonts w:hint="default" w:ascii="Wingdings" w:hAnsi="Wingdings"/>
+        <w:sz w:val="20"/>
+      </w:rPr>
+    </w:lvl>
+    <w:lvl w:ilvl="0">
+      <w:start w:val="1"/>
+      <w:numFmt w:val="bullet"/>
+      <w:lvlText w:val=""/>
+      <w:lvlJc w:val="left"/>
+      <w:pPr>
+        <w:tabs>
+          <w:tab w:val="num" w:pos="720"/>
+        </w:tabs>
+        <w:ind w:left="720" w:hanging="360"/>
+      </w:pPr>
+      <w:rPr>
+        <w:rFonts w:hint="default" w:ascii="Symbol" w:hAnsi="Symbol"/>
+        <w:sz w:val="20"/>
+      </w:rPr>
+    </w:lvl>
+    <w:lvl w:ilvl="1" w:tentative="1">
+      <w:start w:val="1"/>
+      <w:numFmt w:val="bullet"/>
+      <w:lvlText w:val="o"/>
+      <w:lvlJc w:val="left"/>
+      <w:pPr>
+        <w:tabs>
+          <w:tab w:val="num" w:pos="1440"/>
+        </w:tabs>
+        <w:ind w:left="1440" w:hanging="360"/>
+      </w:pPr>
+      <w:rPr>
+        <w:rFonts w:hint="default" w:ascii="Courier New" w:hAnsi="Courier New"/>
+        <w:sz w:val="20"/>
+      </w:rPr>
+    </w:lvl>
+    <w:lvl w:ilvl="2" w:tentative="1">
+      <w:start w:val="1"/>
+      <w:numFmt w:val="bullet"/>
+      <w:lvlText w:val=""/>
+      <w:lvlJc w:val="left"/>
+      <w:pPr>
+        <w:tabs>
+          <w:tab w:val="num" w:pos="2160"/>
+        </w:tabs>
+        <w:ind w:left="2160" w:hanging="360"/>
+      </w:pPr>
+      <w:rPr>
+        <w:rFonts w:hint="default" w:ascii="Wingdings" w:hAnsi="Wingdings"/>
+        <w:sz w:val="20"/>
+      </w:rPr>
+    </w:lvl>
+    <w:lvl w:ilvl="6" w:tentative="1">
+      <w:start w:val="1"/>
+      <w:numFmt w:val="bullet"/>
+      <w:lvlText w:val=""/>
+      <w:lvlJc w:val="left"/>
+      <w:pPr>
+        <w:tabs>
+          <w:tab w:val="num" w:pos="5040"/>
+        </w:tabs>
+        <w:ind w:left="5040" w:hanging="360"/>
+      </w:pPr>
+      <w:rPr>
+        <w:rFonts w:hint="default" w:ascii="Wingdings" w:hAnsi="Wingdings"/>
+        <w:sz w:val="20"/>
+      </w:rPr>
+    </w:lvl>
+    <w:lvl w:ilvl="7" w:tentative="1">
+      <w:start w:val="1"/>
+      <w:numFmt w:val="bullet"/>
+      <w:lvlText w:val=""/>
+      <w:lvlJc w:val="left"/>
+      <w:pPr>
+        <w:tabs>
+          <w:tab w:val="num" w:pos="5760"/>
+        </w:tabs>
+        <w:ind w:left="5760" w:hanging="360"/>
+      </w:pPr>
+      <w:rPr>
+        <w:rFonts w:hint="default" w:ascii="Wingdings" w:hAnsi="Wingdings"/>
+        <w:sz w:val="20"/>
+      </w:rPr>
+    </w:lvl>
+    <w:lvl w:ilvl="3" w:tentative="1">
+      <w:start w:val="1"/>
+      <w:numFmt w:val="bullet"/>
+      <w:lvlText w:val=""/>
+      <w:lvlJc w:val="left"/>
+      <w:pPr>
+        <w:tabs>
+          <w:tab w:val="num" w:pos="2880"/>
+        </w:tabs>
+        <w:ind w:left="2880" w:hanging="360"/>
+      </w:pPr>
+      <w:rPr>
+        <w:rFonts w:hint="default" w:ascii="Wingdings" w:hAnsi="Wingdings"/>
+        <w:sz w:val="20"/>
+      </w:rPr>
+    </w:lvl>
+    <w:lvl w:ilvl="5" w:tentative="1">
+      <w:start w:val="1"/>
+      <w:numFmt w:val="bullet"/>
+      <w:lvlText w:val=""/>
+      <w:lvlJc w:val="left"/>
+      <w:pPr>
+        <w:tabs>
+          <w:tab w:val="num" w:pos="4320"/>
+        </w:tabs>
+        <w:ind w:left="4320" w:hanging="360"/>
+      </w:pPr>
+      <w:rPr>
+        <w:rFonts w:hint="default" w:ascii="Wingdings" w:hAnsi="Wingdings"/>
+        <w:sz w:val="20"/>
+      </w:rPr>
+    </w:lvl>
+  </w:abstractNum>
+  <w:abstractNum w:abstractNumId="2">
+    <w:lvl w:ilvl="0">
+      <w:start w:val="1"/>
+      <w:numFmt w:val="bullet"/>
+      <w:lvlText w:val=""/>
+      <w:lvlJc w:val="left"/>
+      <w:pPr>
+        <w:ind w:left="420" w:hanging="420"/>
+      </w:pPr>
+      <w:rPr>
+        <w:rFonts w:hint="default" w:ascii="Wingdings" w:hAnsi="Wingdings"/>
+      </w:rPr>
+    </w:lvl>
+  </w:abstractNum>
+  <w:abstractNum w:abstractNumId="3">
+    <w:nsid w:val="1DB6012D"/>
+    <w:multiLevelType w:val="multilevel"/>
+    <w:tmpl w:val="8758DCB6"/>
+    <w:lvl w:ilvl="2" w:tentative="1">
+      <w:start w:val="1"/>
+      <w:numFmt w:val="bullet"/>
+      <w:lvlText w:val=""/>
+      <w:lvlJc w:val="left"/>
+      <w:pPr>
+        <w:tabs>
+          <w:tab w:val="num" w:pos="2160"/>
+        </w:tabs>
+        <w:ind w:left="2160" w:hanging="360"/>
       </w:pPr>
       <w:rPr>
         <w:rFonts w:hint="default" w:ascii="Wingdings" w:hAnsi="Wingdings"/>
@@ -17165,16 +17413,16 @@
         <w:sz w:val="20"/>
       </w:rPr>
     </w:lvl>
-    <w:lvl w:ilvl="4" w:tentative="1">
+    <w:lvl w:ilvl="7" w:tentative="1">
       <w:start w:val="1"/>
       <w:numFmt w:val="bullet"/>
       <w:lvlText w:val=""/>
       <w:lvlJc w:val="left"/>
       <w:pPr>
         <w:tabs>
-          <w:tab w:val="num" w:pos="3600"/>
+          <w:tab w:val="num" w:pos="5760"/>
         </w:tabs>
-        <w:ind w:left="3600" w:hanging="360"/>
+        <w:ind w:left="5760" w:hanging="360"/>
       </w:pPr>
       <w:rPr>
         <w:rFonts w:hint="default" w:ascii="Wingdings" w:hAnsi="Wingdings"/>
@@ -17197,6 +17445,70 @@
         <w:sz w:val="20"/>
       </w:rPr>
     </w:lvl>
+    <w:lvl w:ilvl="6" w:tentative="1">
+      <w:start w:val="1"/>
+      <w:numFmt w:val="bullet"/>
+      <w:lvlText w:val=""/>
+      <w:lvlJc w:val="left"/>
+      <w:pPr>
+        <w:tabs>
+          <w:tab w:val="num" w:pos="5040"/>
+        </w:tabs>
+        <w:ind w:left="5040" w:hanging="360"/>
+      </w:pPr>
+      <w:rPr>
+        <w:rFonts w:hint="default" w:ascii="Wingdings" w:hAnsi="Wingdings"/>
+        <w:sz w:val="20"/>
+      </w:rPr>
+    </w:lvl>
+    <w:lvl w:ilvl="3" w:tentative="1">
+      <w:start w:val="1"/>
+      <w:numFmt w:val="bullet"/>
+      <w:lvlText w:val=""/>
+      <w:lvlJc w:val="left"/>
+      <w:pPr>
+        <w:tabs>
+          <w:tab w:val="num" w:pos="2880"/>
+        </w:tabs>
+        <w:ind w:left="2880" w:hanging="360"/>
+      </w:pPr>
+      <w:rPr>
+        <w:rFonts w:hint="default" w:ascii="Wingdings" w:hAnsi="Wingdings"/>
+        <w:sz w:val="20"/>
+      </w:rPr>
+    </w:lvl>
+    <w:lvl w:ilvl="4" w:tentative="1">
+      <w:start w:val="1"/>
+      <w:numFmt w:val="bullet"/>
+      <w:lvlText w:val=""/>
+      <w:lvlJc w:val="left"/>
+      <w:pPr>
+        <w:tabs>
+          <w:tab w:val="num" w:pos="3600"/>
+        </w:tabs>
+        <w:ind w:left="3600" w:hanging="360"/>
+      </w:pPr>
+      <w:rPr>
+        <w:rFonts w:hint="default" w:ascii="Wingdings" w:hAnsi="Wingdings"/>
+        <w:sz w:val="20"/>
+      </w:rPr>
+    </w:lvl>
+    <w:lvl w:ilvl="5" w:tentative="1">
+      <w:start w:val="1"/>
+      <w:numFmt w:val="bullet"/>
+      <w:lvlText w:val=""/>
+      <w:lvlJc w:val="left"/>
+      <w:pPr>
+        <w:tabs>
+          <w:tab w:val="num" w:pos="4320"/>
+        </w:tabs>
+        <w:ind w:left="4320" w:hanging="360"/>
+      </w:pPr>
+      <w:rPr>
+        <w:rFonts w:hint="default" w:ascii="Wingdings" w:hAnsi="Wingdings"/>
+        <w:sz w:val="20"/>
+      </w:rPr>
+    </w:lvl>
     <w:lvl w:ilvl="8" w:tentative="1">
       <w:start w:val="1"/>
       <w:numFmt w:val="bullet"/>
@@ -17207,6 +17519,27 @@
           <w:tab w:val="num" w:pos="6480"/>
         </w:tabs>
         <w:ind w:left="6480" w:hanging="360"/>
+      </w:pPr>
+      <w:rPr>
+        <w:rFonts w:hint="default" w:ascii="Wingdings" w:hAnsi="Wingdings"/>
+        <w:sz w:val="20"/>
+      </w:rPr>
+    </w:lvl>
+  </w:abstractNum>
+  <w:abstractNum w:abstractNumId="4">
+    <w:nsid w:val="7647587B"/>
+    <w:multiLevelType w:val="multilevel"/>
+    <w:tmpl w:val="7B90DA8E"/>
+    <w:lvl w:ilvl="5" w:tentative="1">
+      <w:start w:val="1"/>
+      <w:numFmt w:val="bullet"/>
+      <w:lvlText w:val=""/>
+      <w:lvlJc w:val="left"/>
+      <w:pPr>
+        <w:tabs>
+          <w:tab w:val="num" w:pos="4320"/>
+        </w:tabs>
+        <w:ind w:left="4320" w:hanging="360"/>
       </w:pPr>
       <w:rPr>
         <w:rFonts w:hint="default" w:ascii="Wingdings" w:hAnsi="Wingdings"/>
@@ -17229,11 +17562,733 @@
         <w:sz w:val="20"/>
       </w:rPr>
     </w:lvl>
+    <w:lvl w:ilvl="4" w:tentative="1">
+      <w:start w:val="1"/>
+      <w:numFmt w:val="bullet"/>
+      <w:lvlText w:val=""/>
+      <w:lvlJc w:val="left"/>
+      <w:pPr>
+        <w:tabs>
+          <w:tab w:val="num" w:pos="3600"/>
+        </w:tabs>
+        <w:ind w:left="3600" w:hanging="360"/>
+      </w:pPr>
+      <w:rPr>
+        <w:rFonts w:hint="default" w:ascii="Wingdings" w:hAnsi="Wingdings"/>
+        <w:sz w:val="20"/>
+      </w:rPr>
+    </w:lvl>
+    <w:lvl w:ilvl="6" w:tentative="1">
+      <w:start w:val="1"/>
+      <w:numFmt w:val="bullet"/>
+      <w:lvlText w:val=""/>
+      <w:lvlJc w:val="left"/>
+      <w:pPr>
+        <w:tabs>
+          <w:tab w:val="num" w:pos="5040"/>
+        </w:tabs>
+        <w:ind w:left="5040" w:hanging="360"/>
+      </w:pPr>
+      <w:rPr>
+        <w:rFonts w:hint="default" w:ascii="Wingdings" w:hAnsi="Wingdings"/>
+        <w:sz w:val="20"/>
+      </w:rPr>
+    </w:lvl>
+    <w:lvl w:ilvl="0">
+      <w:start w:val="1"/>
+      <w:numFmt w:val="bullet"/>
+      <w:lvlText w:val=""/>
+      <w:lvlJc w:val="left"/>
+      <w:pPr>
+        <w:tabs>
+          <w:tab w:val="num" w:pos="720"/>
+        </w:tabs>
+        <w:ind w:left="720" w:hanging="360"/>
+      </w:pPr>
+      <w:rPr>
+        <w:rFonts w:hint="default" w:ascii="Symbol" w:hAnsi="Symbol"/>
+        <w:sz w:val="20"/>
+      </w:rPr>
+    </w:lvl>
+    <w:lvl w:ilvl="3" w:tentative="1">
+      <w:start w:val="1"/>
+      <w:numFmt w:val="bullet"/>
+      <w:lvlText w:val=""/>
+      <w:lvlJc w:val="left"/>
+      <w:pPr>
+        <w:tabs>
+          <w:tab w:val="num" w:pos="2880"/>
+        </w:tabs>
+        <w:ind w:left="2880" w:hanging="360"/>
+      </w:pPr>
+      <w:rPr>
+        <w:rFonts w:hint="default" w:ascii="Wingdings" w:hAnsi="Wingdings"/>
+        <w:sz w:val="20"/>
+      </w:rPr>
+    </w:lvl>
+    <w:lvl w:ilvl="8" w:tentative="1">
+      <w:start w:val="1"/>
+      <w:numFmt w:val="bullet"/>
+      <w:lvlText w:val=""/>
+      <w:lvlJc w:val="left"/>
+      <w:pPr>
+        <w:tabs>
+          <w:tab w:val="num" w:pos="6480"/>
+        </w:tabs>
+        <w:ind w:left="6480" w:hanging="360"/>
+      </w:pPr>
+      <w:rPr>
+        <w:rFonts w:hint="default" w:ascii="Wingdings" w:hAnsi="Wingdings"/>
+        <w:sz w:val="20"/>
+      </w:rPr>
+    </w:lvl>
+    <w:lvl w:ilvl="7" w:tentative="1">
+      <w:start w:val="1"/>
+      <w:numFmt w:val="bullet"/>
+      <w:lvlText w:val=""/>
+      <w:lvlJc w:val="left"/>
+      <w:pPr>
+        <w:tabs>
+          <w:tab w:val="num" w:pos="5760"/>
+        </w:tabs>
+        <w:ind w:left="5760" w:hanging="360"/>
+      </w:pPr>
+      <w:rPr>
+        <w:rFonts w:hint="default" w:ascii="Wingdings" w:hAnsi="Wingdings"/>
+        <w:sz w:val="20"/>
+      </w:rPr>
+    </w:lvl>
+    <w:lvl w:ilvl="1" w:tentative="1">
+      <w:start w:val="1"/>
+      <w:numFmt w:val="bullet"/>
+      <w:lvlText w:val="o"/>
+      <w:lvlJc w:val="left"/>
+      <w:pPr>
+        <w:tabs>
+          <w:tab w:val="num" w:pos="1440"/>
+        </w:tabs>
+        <w:ind w:left="1440" w:hanging="360"/>
+      </w:pPr>
+      <w:rPr>
+        <w:rFonts w:hint="default" w:ascii="Courier New" w:hAnsi="Courier New"/>
+        <w:sz w:val="20"/>
+      </w:rPr>
+    </w:lvl>
   </w:abstractNum>
-  <w:abstractNum w:abstractNumId="3">
-    <w:nsid w:val="198F4897"/>
+  <w:abstractNum w:abstractNumId="5">
+    <w:nsid w:val="6C4C76C6"/>
     <w:multiLevelType w:val="multilevel"/>
-    <w:tmpl w:val="180CF65E"/>
+    <w:tmpl w:val="A6EC3C5C"/>
+    <w:lvl w:ilvl="7" w:tentative="1">
+      <w:start w:val="1"/>
+      <w:numFmt w:val="bullet"/>
+      <w:lvlText w:val=""/>
+      <w:lvlJc w:val="left"/>
+      <w:pPr>
+        <w:tabs>
+          <w:tab w:val="num" w:pos="5760"/>
+        </w:tabs>
+        <w:ind w:left="5760" w:hanging="360"/>
+      </w:pPr>
+      <w:rPr>
+        <w:rFonts w:hint="default" w:ascii="Wingdings" w:hAnsi="Wingdings"/>
+        <w:sz w:val="20"/>
+      </w:rPr>
+    </w:lvl>
+    <w:lvl w:ilvl="5" w:tentative="1">
+      <w:start w:val="1"/>
+      <w:numFmt w:val="bullet"/>
+      <w:lvlText w:val=""/>
+      <w:lvlJc w:val="left"/>
+      <w:pPr>
+        <w:tabs>
+          <w:tab w:val="num" w:pos="4320"/>
+        </w:tabs>
+        <w:ind w:left="4320" w:hanging="360"/>
+      </w:pPr>
+      <w:rPr>
+        <w:rFonts w:hint="default" w:ascii="Wingdings" w:hAnsi="Wingdings"/>
+        <w:sz w:val="20"/>
+      </w:rPr>
+    </w:lvl>
+    <w:lvl w:ilvl="1" w:tentative="1">
+      <w:start w:val="1"/>
+      <w:numFmt w:val="bullet"/>
+      <w:lvlText w:val="o"/>
+      <w:lvlJc w:val="left"/>
+      <w:pPr>
+        <w:tabs>
+          <w:tab w:val="num" w:pos="1440"/>
+        </w:tabs>
+        <w:ind w:left="1440" w:hanging="360"/>
+      </w:pPr>
+      <w:rPr>
+        <w:rFonts w:hint="default" w:ascii="Courier New" w:hAnsi="Courier New"/>
+        <w:sz w:val="20"/>
+      </w:rPr>
+    </w:lvl>
+    <w:lvl w:ilvl="0">
+      <w:start w:val="1"/>
+      <w:numFmt w:val="bullet"/>
+      <w:lvlText w:val=""/>
+      <w:lvlJc w:val="left"/>
+      <w:pPr>
+        <w:tabs>
+          <w:tab w:val="num" w:pos="720"/>
+        </w:tabs>
+        <w:ind w:left="720" w:hanging="360"/>
+      </w:pPr>
+      <w:rPr>
+        <w:rFonts w:hint="default" w:ascii="Symbol" w:hAnsi="Symbol"/>
+        <w:sz w:val="20"/>
+      </w:rPr>
+    </w:lvl>
+    <w:lvl w:ilvl="6" w:tentative="1">
+      <w:start w:val="1"/>
+      <w:numFmt w:val="bullet"/>
+      <w:lvlText w:val=""/>
+      <w:lvlJc w:val="left"/>
+      <w:pPr>
+        <w:tabs>
+          <w:tab w:val="num" w:pos="5040"/>
+        </w:tabs>
+        <w:ind w:left="5040" w:hanging="360"/>
+      </w:pPr>
+      <w:rPr>
+        <w:rFonts w:hint="default" w:ascii="Wingdings" w:hAnsi="Wingdings"/>
+        <w:sz w:val="20"/>
+      </w:rPr>
+    </w:lvl>
+    <w:lvl w:ilvl="8" w:tentative="1">
+      <w:start w:val="1"/>
+      <w:numFmt w:val="bullet"/>
+      <w:lvlText w:val=""/>
+      <w:lvlJc w:val="left"/>
+      <w:pPr>
+        <w:tabs>
+          <w:tab w:val="num" w:pos="6480"/>
+        </w:tabs>
+        <w:ind w:left="6480" w:hanging="360"/>
+      </w:pPr>
+      <w:rPr>
+        <w:rFonts w:hint="default" w:ascii="Wingdings" w:hAnsi="Wingdings"/>
+        <w:sz w:val="20"/>
+      </w:rPr>
+    </w:lvl>
+    <w:lvl w:ilvl="4" w:tentative="1">
+      <w:start w:val="1"/>
+      <w:numFmt w:val="bullet"/>
+      <w:lvlText w:val=""/>
+      <w:lvlJc w:val="left"/>
+      <w:pPr>
+        <w:tabs>
+          <w:tab w:val="num" w:pos="3600"/>
+        </w:tabs>
+        <w:ind w:left="3600" w:hanging="360"/>
+      </w:pPr>
+      <w:rPr>
+        <w:rFonts w:hint="default" w:ascii="Wingdings" w:hAnsi="Wingdings"/>
+        <w:sz w:val="20"/>
+      </w:rPr>
+    </w:lvl>
+    <w:lvl w:ilvl="3" w:tentative="1">
+      <w:start w:val="1"/>
+      <w:numFmt w:val="bullet"/>
+      <w:lvlText w:val=""/>
+      <w:lvlJc w:val="left"/>
+      <w:pPr>
+        <w:tabs>
+          <w:tab w:val="num" w:pos="2880"/>
+        </w:tabs>
+        <w:ind w:left="2880" w:hanging="360"/>
+      </w:pPr>
+      <w:rPr>
+        <w:rFonts w:hint="default" w:ascii="Wingdings" w:hAnsi="Wingdings"/>
+        <w:sz w:val="20"/>
+      </w:rPr>
+    </w:lvl>
+    <w:lvl w:ilvl="2" w:tentative="1">
+      <w:start w:val="1"/>
+      <w:numFmt w:val="bullet"/>
+      <w:lvlText w:val=""/>
+      <w:lvlJc w:val="left"/>
+      <w:pPr>
+        <w:tabs>
+          <w:tab w:val="num" w:pos="2160"/>
+        </w:tabs>
+        <w:ind w:left="2160" w:hanging="360"/>
+      </w:pPr>
+      <w:rPr>
+        <w:rFonts w:hint="default" w:ascii="Wingdings" w:hAnsi="Wingdings"/>
+        <w:sz w:val="20"/>
+      </w:rPr>
+    </w:lvl>
+  </w:abstractNum>
+  <w:abstractNum w:abstractNumId="6">
+    <w:lvl w:ilvl="0">
+      <w:start w:val="1"/>
+      <w:numFmt w:val="bullet"/>
+      <w:lvlText w:val=""/>
+      <w:lvlJc w:val="left"/>
+      <w:pPr>
+        <w:ind w:left="420" w:hanging="420"/>
+      </w:pPr>
+      <w:rPr>
+        <w:rFonts w:hint="default" w:ascii="Wingdings" w:hAnsi="Wingdings"/>
+      </w:rPr>
+    </w:lvl>
+  </w:abstractNum>
+  <w:abstractNum w:abstractNumId="7">
+    <w:nsid w:val="64171BCC"/>
+    <w:multiLevelType w:val="multilevel"/>
+    <w:tmpl w:val="49FCAC80"/>
+    <w:lvl w:ilvl="6" w:tentative="1">
+      <w:start w:val="1"/>
+      <w:numFmt w:val="bullet"/>
+      <w:lvlText w:val=""/>
+      <w:lvlJc w:val="left"/>
+      <w:pPr>
+        <w:tabs>
+          <w:tab w:val="num" w:pos="5040"/>
+        </w:tabs>
+        <w:ind w:left="5040" w:hanging="360"/>
+      </w:pPr>
+      <w:rPr>
+        <w:rFonts w:hint="default" w:ascii="Wingdings" w:hAnsi="Wingdings"/>
+        <w:sz w:val="20"/>
+      </w:rPr>
+    </w:lvl>
+    <w:lvl w:ilvl="2" w:tentative="1">
+      <w:start w:val="1"/>
+      <w:numFmt w:val="bullet"/>
+      <w:lvlText w:val=""/>
+      <w:lvlJc w:val="left"/>
+      <w:pPr>
+        <w:tabs>
+          <w:tab w:val="num" w:pos="2160"/>
+        </w:tabs>
+        <w:ind w:left="2160" w:hanging="360"/>
+      </w:pPr>
+      <w:rPr>
+        <w:rFonts w:hint="default" w:ascii="Wingdings" w:hAnsi="Wingdings"/>
+        <w:sz w:val="20"/>
+      </w:rPr>
+    </w:lvl>
+    <w:lvl w:ilvl="5" w:tentative="1">
+      <w:start w:val="1"/>
+      <w:numFmt w:val="bullet"/>
+      <w:lvlText w:val=""/>
+      <w:lvlJc w:val="left"/>
+      <w:pPr>
+        <w:tabs>
+          <w:tab w:val="num" w:pos="4320"/>
+        </w:tabs>
+        <w:ind w:left="4320" w:hanging="360"/>
+      </w:pPr>
+      <w:rPr>
+        <w:rFonts w:hint="default" w:ascii="Wingdings" w:hAnsi="Wingdings"/>
+        <w:sz w:val="20"/>
+      </w:rPr>
+    </w:lvl>
+    <w:lvl w:ilvl="1" w:tentative="1">
+      <w:start w:val="1"/>
+      <w:numFmt w:val="bullet"/>
+      <w:lvlText w:val="o"/>
+      <w:lvlJc w:val="left"/>
+      <w:pPr>
+        <w:tabs>
+          <w:tab w:val="num" w:pos="1440"/>
+        </w:tabs>
+        <w:ind w:left="1440" w:hanging="360"/>
+      </w:pPr>
+      <w:rPr>
+        <w:rFonts w:hint="default" w:ascii="Courier New" w:hAnsi="Courier New"/>
+        <w:sz w:val="20"/>
+      </w:rPr>
+    </w:lvl>
+    <w:lvl w:ilvl="8" w:tentative="1">
+      <w:start w:val="1"/>
+      <w:numFmt w:val="bullet"/>
+      <w:lvlText w:val=""/>
+      <w:lvlJc w:val="left"/>
+      <w:pPr>
+        <w:tabs>
+          <w:tab w:val="num" w:pos="6480"/>
+        </w:tabs>
+        <w:ind w:left="6480" w:hanging="360"/>
+      </w:pPr>
+      <w:rPr>
+        <w:rFonts w:hint="default" w:ascii="Wingdings" w:hAnsi="Wingdings"/>
+        <w:sz w:val="20"/>
+      </w:rPr>
+    </w:lvl>
+    <w:lvl w:ilvl="3" w:tentative="1">
+      <w:start w:val="1"/>
+      <w:numFmt w:val="bullet"/>
+      <w:lvlText w:val=""/>
+      <w:lvlJc w:val="left"/>
+      <w:pPr>
+        <w:tabs>
+          <w:tab w:val="num" w:pos="2880"/>
+        </w:tabs>
+        <w:ind w:left="2880" w:hanging="360"/>
+      </w:pPr>
+      <w:rPr>
+        <w:rFonts w:hint="default" w:ascii="Wingdings" w:hAnsi="Wingdings"/>
+        <w:sz w:val="20"/>
+      </w:rPr>
+    </w:lvl>
+    <w:lvl w:ilvl="4" w:tentative="1">
+      <w:start w:val="1"/>
+      <w:numFmt w:val="bullet"/>
+      <w:lvlText w:val=""/>
+      <w:lvlJc w:val="left"/>
+      <w:pPr>
+        <w:tabs>
+          <w:tab w:val="num" w:pos="3600"/>
+        </w:tabs>
+        <w:ind w:left="3600" w:hanging="360"/>
+      </w:pPr>
+      <w:rPr>
+        <w:rFonts w:hint="default" w:ascii="Wingdings" w:hAnsi="Wingdings"/>
+        <w:sz w:val="20"/>
+      </w:rPr>
+    </w:lvl>
+    <w:lvl w:ilvl="0">
+      <w:start w:val="1"/>
+      <w:numFmt w:val="bullet"/>
+      <w:lvlText w:val=""/>
+      <w:lvlJc w:val="left"/>
+      <w:pPr>
+        <w:tabs>
+          <w:tab w:val="num" w:pos="720"/>
+        </w:tabs>
+        <w:ind w:left="720" w:hanging="360"/>
+      </w:pPr>
+      <w:rPr>
+        <w:rFonts w:hint="default" w:ascii="Symbol" w:hAnsi="Symbol"/>
+        <w:sz w:val="20"/>
+      </w:rPr>
+    </w:lvl>
+    <w:lvl w:ilvl="7" w:tentative="1">
+      <w:start w:val="1"/>
+      <w:numFmt w:val="bullet"/>
+      <w:lvlText w:val=""/>
+      <w:lvlJc w:val="left"/>
+      <w:pPr>
+        <w:tabs>
+          <w:tab w:val="num" w:pos="5760"/>
+        </w:tabs>
+        <w:ind w:left="5760" w:hanging="360"/>
+      </w:pPr>
+      <w:rPr>
+        <w:rFonts w:hint="default" w:ascii="Wingdings" w:hAnsi="Wingdings"/>
+        <w:sz w:val="20"/>
+      </w:rPr>
+    </w:lvl>
+  </w:abstractNum>
+  <w:abstractNum w:abstractNumId="8">
+    <w:nsid w:val="7A736933"/>
+    <w:multiLevelType w:val="multilevel"/>
+    <w:tmpl w:val="1CFEC2F2"/>
+    <w:lvl w:ilvl="2" w:tentative="1">
+      <w:start w:val="1"/>
+      <w:numFmt w:val="bullet"/>
+      <w:lvlText w:val=""/>
+      <w:lvlJc w:val="left"/>
+      <w:pPr>
+        <w:tabs>
+          <w:tab w:val="num" w:pos="2160"/>
+        </w:tabs>
+        <w:ind w:left="2160" w:hanging="360"/>
+      </w:pPr>
+      <w:rPr>
+        <w:rFonts w:hint="default" w:ascii="Wingdings" w:hAnsi="Wingdings"/>
+        <w:sz w:val="20"/>
+      </w:rPr>
+    </w:lvl>
+    <w:lvl w:ilvl="3" w:tentative="1">
+      <w:start w:val="1"/>
+      <w:numFmt w:val="bullet"/>
+      <w:lvlText w:val=""/>
+      <w:lvlJc w:val="left"/>
+      <w:pPr>
+        <w:tabs>
+          <w:tab w:val="num" w:pos="2880"/>
+        </w:tabs>
+        <w:ind w:left="2880" w:hanging="360"/>
+      </w:pPr>
+      <w:rPr>
+        <w:rFonts w:hint="default" w:ascii="Wingdings" w:hAnsi="Wingdings"/>
+        <w:sz w:val="20"/>
+      </w:rPr>
+    </w:lvl>
+    <w:lvl w:ilvl="0">
+      <w:start w:val="1"/>
+      <w:numFmt w:val="bullet"/>
+      <w:lvlText w:val=""/>
+      <w:lvlJc w:val="left"/>
+      <w:pPr>
+        <w:tabs>
+          <w:tab w:val="num" w:pos="720"/>
+        </w:tabs>
+        <w:ind w:left="720" w:hanging="360"/>
+      </w:pPr>
+      <w:rPr>
+        <w:rFonts w:hint="default" w:ascii="Symbol" w:hAnsi="Symbol"/>
+        <w:sz w:val="20"/>
+      </w:rPr>
+    </w:lvl>
+    <w:lvl w:ilvl="4" w:tentative="1">
+      <w:start w:val="1"/>
+      <w:numFmt w:val="bullet"/>
+      <w:lvlText w:val=""/>
+      <w:lvlJc w:val="left"/>
+      <w:pPr>
+        <w:tabs>
+          <w:tab w:val="num" w:pos="3600"/>
+        </w:tabs>
+        <w:ind w:left="3600" w:hanging="360"/>
+      </w:pPr>
+      <w:rPr>
+        <w:rFonts w:hint="default" w:ascii="Wingdings" w:hAnsi="Wingdings"/>
+        <w:sz w:val="20"/>
+      </w:rPr>
+    </w:lvl>
+    <w:lvl w:ilvl="6" w:tentative="1">
+      <w:start w:val="1"/>
+      <w:numFmt w:val="bullet"/>
+      <w:lvlText w:val=""/>
+      <w:lvlJc w:val="left"/>
+      <w:pPr>
+        <w:tabs>
+          <w:tab w:val="num" w:pos="5040"/>
+        </w:tabs>
+        <w:ind w:left="5040" w:hanging="360"/>
+      </w:pPr>
+      <w:rPr>
+        <w:rFonts w:hint="default" w:ascii="Wingdings" w:hAnsi="Wingdings"/>
+        <w:sz w:val="20"/>
+      </w:rPr>
+    </w:lvl>
+    <w:lvl w:ilvl="8" w:tentative="1">
+      <w:start w:val="1"/>
+      <w:numFmt w:val="bullet"/>
+      <w:lvlText w:val=""/>
+      <w:lvlJc w:val="left"/>
+      <w:pPr>
+        <w:tabs>
+          <w:tab w:val="num" w:pos="6480"/>
+        </w:tabs>
+        <w:ind w:left="6480" w:hanging="360"/>
+      </w:pPr>
+      <w:rPr>
+        <w:rFonts w:hint="default" w:ascii="Wingdings" w:hAnsi="Wingdings"/>
+        <w:sz w:val="20"/>
+      </w:rPr>
+    </w:lvl>
+    <w:lvl w:ilvl="1" w:tentative="1">
+      <w:start w:val="1"/>
+      <w:numFmt w:val="bullet"/>
+      <w:lvlText w:val="o"/>
+      <w:lvlJc w:val="left"/>
+      <w:pPr>
+        <w:tabs>
+          <w:tab w:val="num" w:pos="1440"/>
+        </w:tabs>
+        <w:ind w:left="1440" w:hanging="360"/>
+      </w:pPr>
+      <w:rPr>
+        <w:rFonts w:hint="default" w:ascii="Courier New" w:hAnsi="Courier New"/>
+        <w:sz w:val="20"/>
+      </w:rPr>
+    </w:lvl>
+    <w:lvl w:ilvl="7" w:tentative="1">
+      <w:start w:val="1"/>
+      <w:numFmt w:val="bullet"/>
+      <w:lvlText w:val=""/>
+      <w:lvlJc w:val="left"/>
+      <w:pPr>
+        <w:tabs>
+          <w:tab w:val="num" w:pos="5760"/>
+        </w:tabs>
+        <w:ind w:left="5760" w:hanging="360"/>
+      </w:pPr>
+      <w:rPr>
+        <w:rFonts w:hint="default" w:ascii="Wingdings" w:hAnsi="Wingdings"/>
+        <w:sz w:val="20"/>
+      </w:rPr>
+    </w:lvl>
+    <w:lvl w:ilvl="5" w:tentative="1">
+      <w:start w:val="1"/>
+      <w:numFmt w:val="bullet"/>
+      <w:lvlText w:val=""/>
+      <w:lvlJc w:val="left"/>
+      <w:pPr>
+        <w:tabs>
+          <w:tab w:val="num" w:pos="4320"/>
+        </w:tabs>
+        <w:ind w:left="4320" w:hanging="360"/>
+      </w:pPr>
+      <w:rPr>
+        <w:rFonts w:hint="default" w:ascii="Wingdings" w:hAnsi="Wingdings"/>
+        <w:sz w:val="20"/>
+      </w:rPr>
+    </w:lvl>
+  </w:abstractNum>
+  <w:abstractNum w:abstractNumId="9">
+    <w:nsid w:val="05FC3172"/>
+    <w:multiLevelType w:val="multilevel"/>
+    <w:tmpl w:val="32E83454"/>
+    <w:lvl w:ilvl="5" w:tentative="1">
+      <w:start w:val="1"/>
+      <w:numFmt w:val="bullet"/>
+      <w:lvlText w:val=""/>
+      <w:lvlJc w:val="left"/>
+      <w:pPr>
+        <w:tabs>
+          <w:tab w:val="num" w:pos="4320"/>
+        </w:tabs>
+        <w:ind w:left="4320" w:hanging="360"/>
+      </w:pPr>
+      <w:rPr>
+        <w:rFonts w:hint="default" w:ascii="Wingdings" w:hAnsi="Wingdings"/>
+        <w:sz w:val="20"/>
+      </w:rPr>
+    </w:lvl>
+    <w:lvl w:ilvl="1" w:tentative="1">
+      <w:start w:val="1"/>
+      <w:numFmt w:val="bullet"/>
+      <w:lvlText w:val="o"/>
+      <w:lvlJc w:val="left"/>
+      <w:pPr>
+        <w:tabs>
+          <w:tab w:val="num" w:pos="1440"/>
+        </w:tabs>
+        <w:ind w:left="1440" w:hanging="360"/>
+      </w:pPr>
+      <w:rPr>
+        <w:rFonts w:hint="default" w:ascii="Courier New" w:hAnsi="Courier New"/>
+        <w:sz w:val="20"/>
+      </w:rPr>
+    </w:lvl>
+    <w:lvl w:ilvl="7" w:tentative="1">
+      <w:start w:val="1"/>
+      <w:numFmt w:val="bullet"/>
+      <w:lvlText w:val=""/>
+      <w:lvlJc w:val="left"/>
+      <w:pPr>
+        <w:tabs>
+          <w:tab w:val="num" w:pos="5760"/>
+        </w:tabs>
+        <w:ind w:left="5760" w:hanging="360"/>
+      </w:pPr>
+      <w:rPr>
+        <w:rFonts w:hint="default" w:ascii="Wingdings" w:hAnsi="Wingdings"/>
+        <w:sz w:val="20"/>
+      </w:rPr>
+    </w:lvl>
+    <w:lvl w:ilvl="0">
+      <w:start w:val="1"/>
+      <w:numFmt w:val="bullet"/>
+      <w:lvlText w:val=""/>
+      <w:lvlJc w:val="left"/>
+      <w:pPr>
+        <w:tabs>
+          <w:tab w:val="num" w:pos="720"/>
+        </w:tabs>
+        <w:ind w:left="720" w:hanging="360"/>
+      </w:pPr>
+      <w:rPr>
+        <w:rFonts w:hint="default" w:ascii="Symbol" w:hAnsi="Symbol"/>
+        <w:sz w:val="20"/>
+      </w:rPr>
+    </w:lvl>
+    <w:lvl w:ilvl="8" w:tentative="1">
+      <w:start w:val="1"/>
+      <w:numFmt w:val="bullet"/>
+      <w:lvlText w:val=""/>
+      <w:lvlJc w:val="left"/>
+      <w:pPr>
+        <w:tabs>
+          <w:tab w:val="num" w:pos="6480"/>
+        </w:tabs>
+        <w:ind w:left="6480" w:hanging="360"/>
+      </w:pPr>
+      <w:rPr>
+        <w:rFonts w:hint="default" w:ascii="Wingdings" w:hAnsi="Wingdings"/>
+        <w:sz w:val="20"/>
+      </w:rPr>
+    </w:lvl>
+    <w:lvl w:ilvl="6" w:tentative="1">
+      <w:start w:val="1"/>
+      <w:numFmt w:val="bullet"/>
+      <w:lvlText w:val=""/>
+      <w:lvlJc w:val="left"/>
+      <w:pPr>
+        <w:tabs>
+          <w:tab w:val="num" w:pos="5040"/>
+        </w:tabs>
+        <w:ind w:left="5040" w:hanging="360"/>
+      </w:pPr>
+      <w:rPr>
+        <w:rFonts w:hint="default" w:ascii="Wingdings" w:hAnsi="Wingdings"/>
+        <w:sz w:val="20"/>
+      </w:rPr>
+    </w:lvl>
+    <w:lvl w:ilvl="3" w:tentative="1">
+      <w:start w:val="1"/>
+      <w:numFmt w:val="bullet"/>
+      <w:lvlText w:val=""/>
+      <w:lvlJc w:val="left"/>
+      <w:pPr>
+        <w:tabs>
+          <w:tab w:val="num" w:pos="2880"/>
+        </w:tabs>
+        <w:ind w:left="2880" w:hanging="360"/>
+      </w:pPr>
+      <w:rPr>
+        <w:rFonts w:hint="default" w:ascii="Wingdings" w:hAnsi="Wingdings"/>
+        <w:sz w:val="20"/>
+      </w:rPr>
+    </w:lvl>
+    <w:lvl w:ilvl="2" w:tentative="1">
+      <w:start w:val="1"/>
+      <w:numFmt w:val="bullet"/>
+      <w:lvlText w:val=""/>
+      <w:lvlJc w:val="left"/>
+      <w:pPr>
+        <w:tabs>
+          <w:tab w:val="num" w:pos="2160"/>
+        </w:tabs>
+        <w:ind w:left="2160" w:hanging="360"/>
+      </w:pPr>
+      <w:rPr>
+        <w:rFonts w:hint="default" w:ascii="Wingdings" w:hAnsi="Wingdings"/>
+        <w:sz w:val="20"/>
+      </w:rPr>
+    </w:lvl>
+    <w:lvl w:ilvl="4" w:tentative="1">
+      <w:start w:val="1"/>
+      <w:numFmt w:val="bullet"/>
+      <w:lvlText w:val=""/>
+      <w:lvlJc w:val="left"/>
+      <w:pPr>
+        <w:tabs>
+          <w:tab w:val="num" w:pos="3600"/>
+        </w:tabs>
+        <w:ind w:left="3600" w:hanging="360"/>
+      </w:pPr>
+      <w:rPr>
+        <w:rFonts w:hint="default" w:ascii="Wingdings" w:hAnsi="Wingdings"/>
+        <w:sz w:val="20"/>
+      </w:rPr>
+    </w:lvl>
+  </w:abstractNum>
+  <w:abstractNum w:abstractNumId="10">
+    <w:nsid w:val="429B034B"/>
+    <w:multiLevelType w:val="multilevel"/>
+    <w:tmpl w:val="07C2D9A4"/>
     <w:lvl w:ilvl="1" w:tentative="1">
       <w:start w:val="1"/>
       <w:numFmt w:val="bullet"/>
@@ -17266,6 +18321,38 @@
         <w:sz w:val="20"/>
       </w:rPr>
     </w:lvl>
+    <w:lvl w:ilvl="3" w:tentative="1">
+      <w:start w:val="1"/>
+      <w:numFmt w:val="bullet"/>
+      <w:lvlText w:val=""/>
+      <w:lvlJc w:val="left"/>
+      <w:pPr>
+        <w:tabs>
+          <w:tab w:val="num" w:pos="2880"/>
+        </w:tabs>
+        <w:ind w:left="2880" w:hanging="360"/>
+      </w:pPr>
+      <w:rPr>
+        <w:rFonts w:hint="default" w:ascii="Wingdings" w:hAnsi="Wingdings"/>
+        <w:sz w:val="20"/>
+      </w:rPr>
+    </w:lvl>
+    <w:lvl w:ilvl="0">
+      <w:start w:val="1"/>
+      <w:numFmt w:val="bullet"/>
+      <w:lvlText w:val=""/>
+      <w:lvlJc w:val="left"/>
+      <w:pPr>
+        <w:tabs>
+          <w:tab w:val="num" w:pos="720"/>
+        </w:tabs>
+        <w:ind w:left="720" w:hanging="360"/>
+      </w:pPr>
+      <w:rPr>
+        <w:rFonts w:hint="default" w:ascii="Symbol" w:hAnsi="Symbol"/>
+        <w:sz w:val="20"/>
+      </w:rPr>
+    </w:lvl>
     <w:lvl w:ilvl="5" w:tentative="1">
       <w:start w:val="1"/>
       <w:numFmt w:val="bullet"/>
@@ -17298,16 +18385,16 @@
         <w:sz w:val="20"/>
       </w:rPr>
     </w:lvl>
-    <w:lvl w:ilvl="7" w:tentative="1">
+    <w:lvl w:ilvl="2" w:tentative="1">
       <w:start w:val="1"/>
       <w:numFmt w:val="bullet"/>
       <w:lvlText w:val=""/>
       <w:lvlJc w:val="left"/>
       <w:pPr>
         <w:tabs>
-          <w:tab w:val="num" w:pos="5760"/>
+          <w:tab w:val="num" w:pos="2160"/>
         </w:tabs>
-        <w:ind w:left="5760" w:hanging="360"/>
+        <w:ind w:left="2160" w:hanging="360"/>
       </w:pPr>
       <w:rPr>
         <w:rFonts w:hint="default" w:ascii="Wingdings" w:hAnsi="Wingdings"/>
@@ -17330,16 +18417,69 @@
         <w:sz w:val="20"/>
       </w:rPr>
     </w:lvl>
-    <w:lvl w:ilvl="3" w:tentative="1">
+    <w:lvl w:ilvl="7" w:tentative="1">
       <w:start w:val="1"/>
       <w:numFmt w:val="bullet"/>
       <w:lvlText w:val=""/>
       <w:lvlJc w:val="left"/>
       <w:pPr>
         <w:tabs>
-          <w:tab w:val="num" w:pos="2880"/>
+          <w:tab w:val="num" w:pos="5760"/>
         </w:tabs>
-        <w:ind w:left="2880" w:hanging="360"/>
+        <w:ind w:left="5760" w:hanging="360"/>
+      </w:pPr>
+      <w:rPr>
+        <w:rFonts w:hint="default" w:ascii="Wingdings" w:hAnsi="Wingdings"/>
+        <w:sz w:val="20"/>
+      </w:rPr>
+    </w:lvl>
+  </w:abstractNum>
+  <w:abstractNum w:abstractNumId="11">
+    <w:nsid w:val="64E208B7"/>
+    <w:multiLevelType w:val="multilevel"/>
+    <w:tmpl w:val="EB5480CA"/>
+    <w:lvl w:ilvl="7" w:tentative="1">
+      <w:start w:val="1"/>
+      <w:numFmt w:val="bullet"/>
+      <w:lvlText w:val=""/>
+      <w:lvlJc w:val="left"/>
+      <w:pPr>
+        <w:tabs>
+          <w:tab w:val="num" w:pos="5760"/>
+        </w:tabs>
+        <w:ind w:left="5760" w:hanging="360"/>
+      </w:pPr>
+      <w:rPr>
+        <w:rFonts w:hint="default" w:ascii="Wingdings" w:hAnsi="Wingdings"/>
+        <w:sz w:val="20"/>
+      </w:rPr>
+    </w:lvl>
+    <w:lvl w:ilvl="1" w:tentative="1">
+      <w:start w:val="1"/>
+      <w:numFmt w:val="bullet"/>
+      <w:lvlText w:val="o"/>
+      <w:lvlJc w:val="left"/>
+      <w:pPr>
+        <w:tabs>
+          <w:tab w:val="num" w:pos="1440"/>
+        </w:tabs>
+        <w:ind w:left="1440" w:hanging="360"/>
+      </w:pPr>
+      <w:rPr>
+        <w:rFonts w:hint="default" w:ascii="Courier New" w:hAnsi="Courier New"/>
+        <w:sz w:val="20"/>
+      </w:rPr>
+    </w:lvl>
+    <w:lvl w:ilvl="2" w:tentative="1">
+      <w:start w:val="1"/>
+      <w:numFmt w:val="bullet"/>
+      <w:lvlText w:val=""/>
+      <w:lvlJc w:val="left"/>
+      <w:pPr>
+        <w:tabs>
+          <w:tab w:val="num" w:pos="2160"/>
+        </w:tabs>
+        <w:ind w:left="2160" w:hanging="360"/>
       </w:pPr>
       <w:rPr>
         <w:rFonts w:hint="default" w:ascii="Wingdings" w:hAnsi="Wingdings"/>
@@ -17362,27 +18502,38 @@
         <w:sz w:val="20"/>
       </w:rPr>
     </w:lvl>
-    <w:lvl w:ilvl="2" w:tentative="1">
+    <w:lvl w:ilvl="5" w:tentative="1">
       <w:start w:val="1"/>
       <w:numFmt w:val="bullet"/>
       <w:lvlText w:val=""/>
       <w:lvlJc w:val="left"/>
       <w:pPr>
         <w:tabs>
-          <w:tab w:val="num" w:pos="2160"/>
+          <w:tab w:val="num" w:pos="4320"/>
         </w:tabs>
-        <w:ind w:left="2160" w:hanging="360"/>
+        <w:ind w:left="4320" w:hanging="360"/>
       </w:pPr>
       <w:rPr>
         <w:rFonts w:hint="default" w:ascii="Wingdings" w:hAnsi="Wingdings"/>
         <w:sz w:val="20"/>
       </w:rPr>
     </w:lvl>
-  </w:abstractNum>
-  <w:abstractNum w:abstractNumId="4">
-    <w:nsid w:val="64171BCC"/>
-    <w:multiLevelType w:val="multilevel"/>
-    <w:tmpl w:val="49FCAC80"/>
+    <w:lvl w:ilvl="8" w:tentative="1">
+      <w:start w:val="1"/>
+      <w:numFmt w:val="bullet"/>
+      <w:lvlText w:val=""/>
+      <w:lvlJc w:val="left"/>
+      <w:pPr>
+        <w:tabs>
+          <w:tab w:val="num" w:pos="6480"/>
+        </w:tabs>
+        <w:ind w:left="6480" w:hanging="360"/>
+      </w:pPr>
+      <w:rPr>
+        <w:rFonts w:hint="default" w:ascii="Wingdings" w:hAnsi="Wingdings"/>
+        <w:sz w:val="20"/>
+      </w:rPr>
+    </w:lvl>
     <w:lvl w:ilvl="4" w:tentative="1">
       <w:start w:val="1"/>
       <w:numFmt w:val="bullet"/>
@@ -17393,6 +18544,22 @@
           <w:tab w:val="num" w:pos="3600"/>
         </w:tabs>
         <w:ind w:left="3600" w:hanging="360"/>
+      </w:pPr>
+      <w:rPr>
+        <w:rFonts w:hint="default" w:ascii="Wingdings" w:hAnsi="Wingdings"/>
+        <w:sz w:val="20"/>
+      </w:rPr>
+    </w:lvl>
+    <w:lvl w:ilvl="3" w:tentative="1">
+      <w:start w:val="1"/>
+      <w:numFmt w:val="bullet"/>
+      <w:lvlText w:val=""/>
+      <w:lvlJc w:val="left"/>
+      <w:pPr>
+        <w:tabs>
+          <w:tab w:val="num" w:pos="2880"/>
+        </w:tabs>
+        <w:ind w:left="2880" w:hanging="360"/>
       </w:pPr>
       <w:rPr>
         <w:rFonts w:hint="default" w:ascii="Wingdings" w:hAnsi="Wingdings"/>
@@ -17415,6 +18582,623 @@
         <w:sz w:val="20"/>
       </w:rPr>
     </w:lvl>
+  </w:abstractNum>
+  <w:abstractNum w:abstractNumId="12">
+    <w:nsid w:val="198F4897"/>
+    <w:multiLevelType w:val="multilevel"/>
+    <w:tmpl w:val="180CF65E"/>
+    <w:lvl w:ilvl="6" w:tentative="1">
+      <w:start w:val="1"/>
+      <w:numFmt w:val="bullet"/>
+      <w:lvlText w:val=""/>
+      <w:lvlJc w:val="left"/>
+      <w:pPr>
+        <w:tabs>
+          <w:tab w:val="num" w:pos="5040"/>
+        </w:tabs>
+        <w:ind w:left="5040" w:hanging="360"/>
+      </w:pPr>
+      <w:rPr>
+        <w:rFonts w:hint="default" w:ascii="Wingdings" w:hAnsi="Wingdings"/>
+        <w:sz w:val="20"/>
+      </w:rPr>
+    </w:lvl>
+    <w:lvl w:ilvl="4" w:tentative="1">
+      <w:start w:val="1"/>
+      <w:numFmt w:val="bullet"/>
+      <w:lvlText w:val=""/>
+      <w:lvlJc w:val="left"/>
+      <w:pPr>
+        <w:tabs>
+          <w:tab w:val="num" w:pos="3600"/>
+        </w:tabs>
+        <w:ind w:left="3600" w:hanging="360"/>
+      </w:pPr>
+      <w:rPr>
+        <w:rFonts w:hint="default" w:ascii="Wingdings" w:hAnsi="Wingdings"/>
+        <w:sz w:val="20"/>
+      </w:rPr>
+    </w:lvl>
+    <w:lvl w:ilvl="3" w:tentative="1">
+      <w:start w:val="1"/>
+      <w:numFmt w:val="bullet"/>
+      <w:lvlText w:val=""/>
+      <w:lvlJc w:val="left"/>
+      <w:pPr>
+        <w:tabs>
+          <w:tab w:val="num" w:pos="2880"/>
+        </w:tabs>
+        <w:ind w:left="2880" w:hanging="360"/>
+      </w:pPr>
+      <w:rPr>
+        <w:rFonts w:hint="default" w:ascii="Wingdings" w:hAnsi="Wingdings"/>
+        <w:sz w:val="20"/>
+      </w:rPr>
+    </w:lvl>
+    <w:lvl w:ilvl="5" w:tentative="1">
+      <w:start w:val="1"/>
+      <w:numFmt w:val="bullet"/>
+      <w:lvlText w:val=""/>
+      <w:lvlJc w:val="left"/>
+      <w:pPr>
+        <w:tabs>
+          <w:tab w:val="num" w:pos="4320"/>
+        </w:tabs>
+        <w:ind w:left="4320" w:hanging="360"/>
+      </w:pPr>
+      <w:rPr>
+        <w:rFonts w:hint="default" w:ascii="Wingdings" w:hAnsi="Wingdings"/>
+        <w:sz w:val="20"/>
+      </w:rPr>
+    </w:lvl>
+    <w:lvl w:ilvl="8" w:tentative="1">
+      <w:start w:val="1"/>
+      <w:numFmt w:val="bullet"/>
+      <w:lvlText w:val=""/>
+      <w:lvlJc w:val="left"/>
+      <w:pPr>
+        <w:tabs>
+          <w:tab w:val="num" w:pos="6480"/>
+        </w:tabs>
+        <w:ind w:left="6480" w:hanging="360"/>
+      </w:pPr>
+      <w:rPr>
+        <w:rFonts w:hint="default" w:ascii="Wingdings" w:hAnsi="Wingdings"/>
+        <w:sz w:val="20"/>
+      </w:rPr>
+    </w:lvl>
+    <w:lvl w:ilvl="2" w:tentative="1">
+      <w:start w:val="1"/>
+      <w:numFmt w:val="bullet"/>
+      <w:lvlText w:val=""/>
+      <w:lvlJc w:val="left"/>
+      <w:pPr>
+        <w:tabs>
+          <w:tab w:val="num" w:pos="2160"/>
+        </w:tabs>
+        <w:ind w:left="2160" w:hanging="360"/>
+      </w:pPr>
+      <w:rPr>
+        <w:rFonts w:hint="default" w:ascii="Wingdings" w:hAnsi="Wingdings"/>
+        <w:sz w:val="20"/>
+      </w:rPr>
+    </w:lvl>
+    <w:lvl w:ilvl="1" w:tentative="1">
+      <w:start w:val="1"/>
+      <w:numFmt w:val="bullet"/>
+      <w:lvlText w:val="o"/>
+      <w:lvlJc w:val="left"/>
+      <w:pPr>
+        <w:tabs>
+          <w:tab w:val="num" w:pos="1440"/>
+        </w:tabs>
+        <w:ind w:left="1440" w:hanging="360"/>
+      </w:pPr>
+      <w:rPr>
+        <w:rFonts w:hint="default" w:ascii="Courier New" w:hAnsi="Courier New"/>
+        <w:sz w:val="20"/>
+      </w:rPr>
+    </w:lvl>
+    <w:lvl w:ilvl="7" w:tentative="1">
+      <w:start w:val="1"/>
+      <w:numFmt w:val="bullet"/>
+      <w:lvlText w:val=""/>
+      <w:lvlJc w:val="left"/>
+      <w:pPr>
+        <w:tabs>
+          <w:tab w:val="num" w:pos="5760"/>
+        </w:tabs>
+        <w:ind w:left="5760" w:hanging="360"/>
+      </w:pPr>
+      <w:rPr>
+        <w:rFonts w:hint="default" w:ascii="Wingdings" w:hAnsi="Wingdings"/>
+        <w:sz w:val="20"/>
+      </w:rPr>
+    </w:lvl>
+    <w:lvl w:ilvl="0">
+      <w:start w:val="1"/>
+      <w:numFmt w:val="bullet"/>
+      <w:lvlText w:val=""/>
+      <w:lvlJc w:val="left"/>
+      <w:pPr>
+        <w:tabs>
+          <w:tab w:val="num" w:pos="720"/>
+        </w:tabs>
+        <w:ind w:left="720" w:hanging="360"/>
+      </w:pPr>
+      <w:rPr>
+        <w:rFonts w:hint="default" w:ascii="Symbol" w:hAnsi="Symbol"/>
+        <w:sz w:val="20"/>
+      </w:rPr>
+    </w:lvl>
+  </w:abstractNum>
+  <w:abstractNum w:abstractNumId="13">
+    <w:nsid w:val="57B62DBE"/>
+    <w:multiLevelType w:val="multilevel"/>
+    <w:tmpl w:val="105885A0"/>
+    <w:lvl w:ilvl="2" w:tentative="1">
+      <w:start w:val="1"/>
+      <w:numFmt w:val="bullet"/>
+      <w:lvlText w:val=""/>
+      <w:lvlJc w:val="left"/>
+      <w:pPr>
+        <w:tabs>
+          <w:tab w:val="num" w:pos="2160"/>
+        </w:tabs>
+        <w:ind w:left="2160" w:hanging="360"/>
+      </w:pPr>
+      <w:rPr>
+        <w:rFonts w:hint="default" w:ascii="Wingdings" w:hAnsi="Wingdings"/>
+        <w:sz w:val="20"/>
+      </w:rPr>
+    </w:lvl>
+    <w:lvl w:ilvl="5" w:tentative="1">
+      <w:start w:val="1"/>
+      <w:numFmt w:val="bullet"/>
+      <w:lvlText w:val=""/>
+      <w:lvlJc w:val="left"/>
+      <w:pPr>
+        <w:tabs>
+          <w:tab w:val="num" w:pos="4320"/>
+        </w:tabs>
+        <w:ind w:left="4320" w:hanging="360"/>
+      </w:pPr>
+      <w:rPr>
+        <w:rFonts w:hint="default" w:ascii="Wingdings" w:hAnsi="Wingdings"/>
+        <w:sz w:val="20"/>
+      </w:rPr>
+    </w:lvl>
+    <w:lvl w:ilvl="0">
+      <w:start w:val="1"/>
+      <w:numFmt w:val="bullet"/>
+      <w:lvlText w:val=""/>
+      <w:lvlJc w:val="left"/>
+      <w:pPr>
+        <w:tabs>
+          <w:tab w:val="num" w:pos="720"/>
+        </w:tabs>
+        <w:ind w:left="720" w:hanging="360"/>
+      </w:pPr>
+      <w:rPr>
+        <w:rFonts w:hint="default" w:ascii="Symbol" w:hAnsi="Symbol"/>
+        <w:sz w:val="20"/>
+      </w:rPr>
+    </w:lvl>
+    <w:lvl w:ilvl="8" w:tentative="1">
+      <w:start w:val="1"/>
+      <w:numFmt w:val="bullet"/>
+      <w:lvlText w:val=""/>
+      <w:lvlJc w:val="left"/>
+      <w:pPr>
+        <w:tabs>
+          <w:tab w:val="num" w:pos="6480"/>
+        </w:tabs>
+        <w:ind w:left="6480" w:hanging="360"/>
+      </w:pPr>
+      <w:rPr>
+        <w:rFonts w:hint="default" w:ascii="Wingdings" w:hAnsi="Wingdings"/>
+        <w:sz w:val="20"/>
+      </w:rPr>
+    </w:lvl>
+    <w:lvl w:ilvl="3" w:tentative="1">
+      <w:start w:val="1"/>
+      <w:numFmt w:val="bullet"/>
+      <w:lvlText w:val=""/>
+      <w:lvlJc w:val="left"/>
+      <w:pPr>
+        <w:tabs>
+          <w:tab w:val="num" w:pos="2880"/>
+        </w:tabs>
+        <w:ind w:left="2880" w:hanging="360"/>
+      </w:pPr>
+      <w:rPr>
+        <w:rFonts w:hint="default" w:ascii="Wingdings" w:hAnsi="Wingdings"/>
+        <w:sz w:val="20"/>
+      </w:rPr>
+    </w:lvl>
+    <w:lvl w:ilvl="4" w:tentative="1">
+      <w:start w:val="1"/>
+      <w:numFmt w:val="bullet"/>
+      <w:lvlText w:val=""/>
+      <w:lvlJc w:val="left"/>
+      <w:pPr>
+        <w:tabs>
+          <w:tab w:val="num" w:pos="3600"/>
+        </w:tabs>
+        <w:ind w:left="3600" w:hanging="360"/>
+      </w:pPr>
+      <w:rPr>
+        <w:rFonts w:hint="default" w:ascii="Wingdings" w:hAnsi="Wingdings"/>
+        <w:sz w:val="20"/>
+      </w:rPr>
+    </w:lvl>
+    <w:lvl w:ilvl="6" w:tentative="1">
+      <w:start w:val="1"/>
+      <w:numFmt w:val="bullet"/>
+      <w:lvlText w:val=""/>
+      <w:lvlJc w:val="left"/>
+      <w:pPr>
+        <w:tabs>
+          <w:tab w:val="num" w:pos="5040"/>
+        </w:tabs>
+        <w:ind w:left="5040" w:hanging="360"/>
+      </w:pPr>
+      <w:rPr>
+        <w:rFonts w:hint="default" w:ascii="Wingdings" w:hAnsi="Wingdings"/>
+        <w:sz w:val="20"/>
+      </w:rPr>
+    </w:lvl>
+    <w:lvl w:ilvl="7" w:tentative="1">
+      <w:start w:val="1"/>
+      <w:numFmt w:val="bullet"/>
+      <w:lvlText w:val=""/>
+      <w:lvlJc w:val="left"/>
+      <w:pPr>
+        <w:tabs>
+          <w:tab w:val="num" w:pos="5760"/>
+        </w:tabs>
+        <w:ind w:left="5760" w:hanging="360"/>
+      </w:pPr>
+      <w:rPr>
+        <w:rFonts w:hint="default" w:ascii="Wingdings" w:hAnsi="Wingdings"/>
+        <w:sz w:val="20"/>
+      </w:rPr>
+    </w:lvl>
+    <w:lvl w:ilvl="1" w:tentative="1">
+      <w:start w:val="1"/>
+      <w:numFmt w:val="bullet"/>
+      <w:lvlText w:val="o"/>
+      <w:lvlJc w:val="left"/>
+      <w:pPr>
+        <w:tabs>
+          <w:tab w:val="num" w:pos="1440"/>
+        </w:tabs>
+        <w:ind w:left="1440" w:hanging="360"/>
+      </w:pPr>
+      <w:rPr>
+        <w:rFonts w:hint="default" w:ascii="Courier New" w:hAnsi="Courier New"/>
+        <w:sz w:val="20"/>
+      </w:rPr>
+    </w:lvl>
+  </w:abstractNum>
+  <w:abstractNum w:abstractNumId="14">
+    <w:nsid w:val="678D6B15"/>
+    <w:multiLevelType w:val="multilevel"/>
+    <w:tmpl w:val="BE707422"/>
+    <w:lvl w:ilvl="6" w:tentative="1">
+      <w:start w:val="1"/>
+      <w:numFmt w:val="bullet"/>
+      <w:lvlText w:val=""/>
+      <w:lvlJc w:val="left"/>
+      <w:pPr>
+        <w:tabs>
+          <w:tab w:val="num" w:pos="5040"/>
+        </w:tabs>
+        <w:ind w:left="5040" w:hanging="360"/>
+      </w:pPr>
+      <w:rPr>
+        <w:rFonts w:hint="default" w:ascii="Wingdings" w:hAnsi="Wingdings"/>
+        <w:sz w:val="20"/>
+      </w:rPr>
+    </w:lvl>
+    <w:lvl w:ilvl="3" w:tentative="1">
+      <w:start w:val="1"/>
+      <w:numFmt w:val="bullet"/>
+      <w:lvlText w:val=""/>
+      <w:lvlJc w:val="left"/>
+      <w:pPr>
+        <w:tabs>
+          <w:tab w:val="num" w:pos="2880"/>
+        </w:tabs>
+        <w:ind w:left="2880" w:hanging="360"/>
+      </w:pPr>
+      <w:rPr>
+        <w:rFonts w:hint="default" w:ascii="Wingdings" w:hAnsi="Wingdings"/>
+        <w:sz w:val="20"/>
+      </w:rPr>
+    </w:lvl>
+    <w:lvl w:ilvl="4" w:tentative="1">
+      <w:start w:val="1"/>
+      <w:numFmt w:val="bullet"/>
+      <w:lvlText w:val=""/>
+      <w:lvlJc w:val="left"/>
+      <w:pPr>
+        <w:tabs>
+          <w:tab w:val="num" w:pos="3600"/>
+        </w:tabs>
+        <w:ind w:left="3600" w:hanging="360"/>
+      </w:pPr>
+      <w:rPr>
+        <w:rFonts w:hint="default" w:ascii="Wingdings" w:hAnsi="Wingdings"/>
+        <w:sz w:val="20"/>
+      </w:rPr>
+    </w:lvl>
+    <w:lvl w:ilvl="5" w:tentative="1">
+      <w:start w:val="1"/>
+      <w:numFmt w:val="bullet"/>
+      <w:lvlText w:val=""/>
+      <w:lvlJc w:val="left"/>
+      <w:pPr>
+        <w:tabs>
+          <w:tab w:val="num" w:pos="4320"/>
+        </w:tabs>
+        <w:ind w:left="4320" w:hanging="360"/>
+      </w:pPr>
+      <w:rPr>
+        <w:rFonts w:hint="default" w:ascii="Wingdings" w:hAnsi="Wingdings"/>
+        <w:sz w:val="20"/>
+      </w:rPr>
+    </w:lvl>
+    <w:lvl w:ilvl="8" w:tentative="1">
+      <w:start w:val="1"/>
+      <w:numFmt w:val="bullet"/>
+      <w:lvlText w:val=""/>
+      <w:lvlJc w:val="left"/>
+      <w:pPr>
+        <w:tabs>
+          <w:tab w:val="num" w:pos="6480"/>
+        </w:tabs>
+        <w:ind w:left="6480" w:hanging="360"/>
+      </w:pPr>
+      <w:rPr>
+        <w:rFonts w:hint="default" w:ascii="Wingdings" w:hAnsi="Wingdings"/>
+        <w:sz w:val="20"/>
+      </w:rPr>
+    </w:lvl>
+    <w:lvl w:ilvl="2" w:tentative="1">
+      <w:start w:val="1"/>
+      <w:numFmt w:val="bullet"/>
+      <w:lvlText w:val=""/>
+      <w:lvlJc w:val="left"/>
+      <w:pPr>
+        <w:tabs>
+          <w:tab w:val="num" w:pos="2160"/>
+        </w:tabs>
+        <w:ind w:left="2160" w:hanging="360"/>
+      </w:pPr>
+      <w:rPr>
+        <w:rFonts w:hint="default" w:ascii="Wingdings" w:hAnsi="Wingdings"/>
+        <w:sz w:val="20"/>
+      </w:rPr>
+    </w:lvl>
+    <w:lvl w:ilvl="1" w:tentative="1">
+      <w:start w:val="1"/>
+      <w:numFmt w:val="bullet"/>
+      <w:lvlText w:val="o"/>
+      <w:lvlJc w:val="left"/>
+      <w:pPr>
+        <w:tabs>
+          <w:tab w:val="num" w:pos="1440"/>
+        </w:tabs>
+        <w:ind w:left="1440" w:hanging="360"/>
+      </w:pPr>
+      <w:rPr>
+        <w:rFonts w:hint="default" w:ascii="Courier New" w:hAnsi="Courier New"/>
+        <w:sz w:val="20"/>
+      </w:rPr>
+    </w:lvl>
+    <w:lvl w:ilvl="7" w:tentative="1">
+      <w:start w:val="1"/>
+      <w:numFmt w:val="bullet"/>
+      <w:lvlText w:val=""/>
+      <w:lvlJc w:val="left"/>
+      <w:pPr>
+        <w:tabs>
+          <w:tab w:val="num" w:pos="5760"/>
+        </w:tabs>
+        <w:ind w:left="5760" w:hanging="360"/>
+      </w:pPr>
+      <w:rPr>
+        <w:rFonts w:hint="default" w:ascii="Wingdings" w:hAnsi="Wingdings"/>
+        <w:sz w:val="20"/>
+      </w:rPr>
+    </w:lvl>
+    <w:lvl w:ilvl="0">
+      <w:start w:val="1"/>
+      <w:numFmt w:val="bullet"/>
+      <w:lvlText w:val=""/>
+      <w:lvlJc w:val="left"/>
+      <w:pPr>
+        <w:tabs>
+          <w:tab w:val="num" w:pos="720"/>
+        </w:tabs>
+        <w:ind w:left="720" w:hanging="360"/>
+      </w:pPr>
+      <w:rPr>
+        <w:rFonts w:hint="default" w:ascii="Symbol" w:hAnsi="Symbol"/>
+        <w:sz w:val="20"/>
+      </w:rPr>
+    </w:lvl>
+  </w:abstractNum>
+  <w:abstractNum w:abstractNumId="15">
+    <w:nsid w:val="755D503A"/>
+    <w:multiLevelType w:val="multilevel"/>
+    <w:tmpl w:val="038EB6AA"/>
+    <w:lvl w:ilvl="6" w:tentative="1">
+      <w:start w:val="1"/>
+      <w:numFmt w:val="bullet"/>
+      <w:lvlText w:val=""/>
+      <w:lvlJc w:val="left"/>
+      <w:pPr>
+        <w:tabs>
+          <w:tab w:val="num" w:pos="5040"/>
+        </w:tabs>
+        <w:ind w:left="5040" w:hanging="360"/>
+      </w:pPr>
+      <w:rPr>
+        <w:rFonts w:hint="default" w:ascii="Wingdings" w:hAnsi="Wingdings"/>
+        <w:sz w:val="20"/>
+      </w:rPr>
+    </w:lvl>
+    <w:lvl w:ilvl="1" w:tentative="1">
+      <w:start w:val="1"/>
+      <w:numFmt w:val="bullet"/>
+      <w:lvlText w:val="o"/>
+      <w:lvlJc w:val="left"/>
+      <w:pPr>
+        <w:tabs>
+          <w:tab w:val="num" w:pos="1440"/>
+        </w:tabs>
+        <w:ind w:left="1440" w:hanging="360"/>
+      </w:pPr>
+      <w:rPr>
+        <w:rFonts w:hint="default" w:ascii="Courier New" w:hAnsi="Courier New"/>
+        <w:sz w:val="20"/>
+      </w:rPr>
+    </w:lvl>
+    <w:lvl w:ilvl="0">
+      <w:start w:val="1"/>
+      <w:numFmt w:val="bullet"/>
+      <w:lvlText w:val=""/>
+      <w:lvlJc w:val="left"/>
+      <w:pPr>
+        <w:tabs>
+          <w:tab w:val="num" w:pos="720"/>
+        </w:tabs>
+        <w:ind w:left="720" w:hanging="360"/>
+      </w:pPr>
+      <w:rPr>
+        <w:rFonts w:hint="default" w:ascii="Symbol" w:hAnsi="Symbol"/>
+        <w:sz w:val="20"/>
+      </w:rPr>
+    </w:lvl>
+    <w:lvl w:ilvl="8" w:tentative="1">
+      <w:start w:val="1"/>
+      <w:numFmt w:val="bullet"/>
+      <w:lvlText w:val=""/>
+      <w:lvlJc w:val="left"/>
+      <w:pPr>
+        <w:tabs>
+          <w:tab w:val="num" w:pos="6480"/>
+        </w:tabs>
+        <w:ind w:left="6480" w:hanging="360"/>
+      </w:pPr>
+      <w:rPr>
+        <w:rFonts w:hint="default" w:ascii="Wingdings" w:hAnsi="Wingdings"/>
+        <w:sz w:val="20"/>
+      </w:rPr>
+    </w:lvl>
+    <w:lvl w:ilvl="4" w:tentative="1">
+      <w:start w:val="1"/>
+      <w:numFmt w:val="bullet"/>
+      <w:lvlText w:val=""/>
+      <w:lvlJc w:val="left"/>
+      <w:pPr>
+        <w:tabs>
+          <w:tab w:val="num" w:pos="3600"/>
+        </w:tabs>
+        <w:ind w:left="3600" w:hanging="360"/>
+      </w:pPr>
+      <w:rPr>
+        <w:rFonts w:hint="default" w:ascii="Wingdings" w:hAnsi="Wingdings"/>
+        <w:sz w:val="20"/>
+      </w:rPr>
+    </w:lvl>
+    <w:lvl w:ilvl="3" w:tentative="1">
+      <w:start w:val="1"/>
+      <w:numFmt w:val="bullet"/>
+      <w:lvlText w:val=""/>
+      <w:lvlJc w:val="left"/>
+      <w:pPr>
+        <w:tabs>
+          <w:tab w:val="num" w:pos="2880"/>
+        </w:tabs>
+        <w:ind w:left="2880" w:hanging="360"/>
+      </w:pPr>
+      <w:rPr>
+        <w:rFonts w:hint="default" w:ascii="Wingdings" w:hAnsi="Wingdings"/>
+        <w:sz w:val="20"/>
+      </w:rPr>
+    </w:lvl>
+    <w:lvl w:ilvl="2" w:tentative="1">
+      <w:start w:val="1"/>
+      <w:numFmt w:val="bullet"/>
+      <w:lvlText w:val=""/>
+      <w:lvlJc w:val="left"/>
+      <w:pPr>
+        <w:tabs>
+          <w:tab w:val="num" w:pos="2160"/>
+        </w:tabs>
+        <w:ind w:left="2160" w:hanging="360"/>
+      </w:pPr>
+      <w:rPr>
+        <w:rFonts w:hint="default" w:ascii="Wingdings" w:hAnsi="Wingdings"/>
+        <w:sz w:val="20"/>
+      </w:rPr>
+    </w:lvl>
+    <w:lvl w:ilvl="5" w:tentative="1">
+      <w:start w:val="1"/>
+      <w:numFmt w:val="bullet"/>
+      <w:lvlText w:val=""/>
+      <w:lvlJc w:val="left"/>
+      <w:pPr>
+        <w:tabs>
+          <w:tab w:val="num" w:pos="4320"/>
+        </w:tabs>
+        <w:ind w:left="4320" w:hanging="360"/>
+      </w:pPr>
+      <w:rPr>
+        <w:rFonts w:hint="default" w:ascii="Wingdings" w:hAnsi="Wingdings"/>
+        <w:sz w:val="20"/>
+      </w:rPr>
+    </w:lvl>
+    <w:lvl w:ilvl="7" w:tentative="1">
+      <w:start w:val="1"/>
+      <w:numFmt w:val="bullet"/>
+      <w:lvlText w:val=""/>
+      <w:lvlJc w:val="left"/>
+      <w:pPr>
+        <w:tabs>
+          <w:tab w:val="num" w:pos="5760"/>
+        </w:tabs>
+        <w:ind w:left="5760" w:hanging="360"/>
+      </w:pPr>
+      <w:rPr>
+        <w:rFonts w:hint="default" w:ascii="Wingdings" w:hAnsi="Wingdings"/>
+        <w:sz w:val="20"/>
+      </w:rPr>
+    </w:lvl>
+  </w:abstractNum>
+  <w:abstractNum w:abstractNumId="16">
+    <w:nsid w:val="756E4A92"/>
+    <w:multiLevelType w:val="multilevel"/>
+    <w:tmpl w:val="0C0A4BFA"/>
+    <w:lvl w:ilvl="7" w:tentative="1">
+      <w:start w:val="1"/>
+      <w:numFmt w:val="bullet"/>
+      <w:lvlText w:val=""/>
+      <w:lvlJc w:val="left"/>
+      <w:pPr>
+        <w:tabs>
+          <w:tab w:val="num" w:pos="5760"/>
+        </w:tabs>
+        <w:ind w:left="5760" w:hanging="360"/>
+      </w:pPr>
+      <w:rPr>
+        <w:rFonts w:hint="default" w:ascii="Wingdings" w:hAnsi="Wingdings"/>
+        <w:sz w:val="20"/>
+      </w:rPr>
+    </w:lvl>
     <w:lvl w:ilvl="1" w:tentative="1">
       <w:start w:val="1"/>
       <w:numFmt w:val="bullet"/>
@@ -17447,6 +19231,86 @@
         <w:sz w:val="20"/>
       </w:rPr>
     </w:lvl>
+    <w:lvl w:ilvl="2" w:tentative="1">
+      <w:start w:val="1"/>
+      <w:numFmt w:val="bullet"/>
+      <w:lvlText w:val=""/>
+      <w:lvlJc w:val="left"/>
+      <w:pPr>
+        <w:tabs>
+          <w:tab w:val="num" w:pos="2160"/>
+        </w:tabs>
+        <w:ind w:left="2160" w:hanging="360"/>
+      </w:pPr>
+      <w:rPr>
+        <w:rFonts w:hint="default" w:ascii="Wingdings" w:hAnsi="Wingdings"/>
+        <w:sz w:val="20"/>
+      </w:rPr>
+    </w:lvl>
+    <w:lvl w:ilvl="3" w:tentative="1">
+      <w:start w:val="1"/>
+      <w:numFmt w:val="bullet"/>
+      <w:lvlText w:val=""/>
+      <w:lvlJc w:val="left"/>
+      <w:pPr>
+        <w:tabs>
+          <w:tab w:val="num" w:pos="2880"/>
+        </w:tabs>
+        <w:ind w:left="2880" w:hanging="360"/>
+      </w:pPr>
+      <w:rPr>
+        <w:rFonts w:hint="default" w:ascii="Wingdings" w:hAnsi="Wingdings"/>
+        <w:sz w:val="20"/>
+      </w:rPr>
+    </w:lvl>
+    <w:lvl w:ilvl="4" w:tentative="1">
+      <w:start w:val="1"/>
+      <w:numFmt w:val="bullet"/>
+      <w:lvlText w:val=""/>
+      <w:lvlJc w:val="left"/>
+      <w:pPr>
+        <w:tabs>
+          <w:tab w:val="num" w:pos="3600"/>
+        </w:tabs>
+        <w:ind w:left="3600" w:hanging="360"/>
+      </w:pPr>
+      <w:rPr>
+        <w:rFonts w:hint="default" w:ascii="Wingdings" w:hAnsi="Wingdings"/>
+        <w:sz w:val="20"/>
+      </w:rPr>
+    </w:lvl>
+    <w:lvl w:ilvl="0">
+      <w:start w:val="1"/>
+      <w:numFmt w:val="bullet"/>
+      <w:lvlText w:val=""/>
+      <w:lvlJc w:val="left"/>
+      <w:pPr>
+        <w:tabs>
+          <w:tab w:val="num" w:pos="720"/>
+        </w:tabs>
+        <w:ind w:left="720" w:hanging="360"/>
+      </w:pPr>
+      <w:rPr>
+        <w:rFonts w:hint="default" w:ascii="Symbol" w:hAnsi="Symbol"/>
+        <w:sz w:val="20"/>
+      </w:rPr>
+    </w:lvl>
+    <w:lvl w:ilvl="6" w:tentative="1">
+      <w:start w:val="1"/>
+      <w:numFmt w:val="bullet"/>
+      <w:lvlText w:val=""/>
+      <w:lvlJc w:val="left"/>
+      <w:pPr>
+        <w:tabs>
+          <w:tab w:val="num" w:pos="5040"/>
+        </w:tabs>
+        <w:ind w:left="5040" w:hanging="360"/>
+      </w:pPr>
+      <w:rPr>
+        <w:rFonts w:hint="default" w:ascii="Wingdings" w:hAnsi="Wingdings"/>
+        <w:sz w:val="20"/>
+      </w:rPr>
+    </w:lvl>
     <w:lvl w:ilvl="8" w:tentative="1">
       <w:start w:val="1"/>
       <w:numFmt w:val="bullet"/>
@@ -17457,6 +19321,107 @@
           <w:tab w:val="num" w:pos="6480"/>
         </w:tabs>
         <w:ind w:left="6480" w:hanging="360"/>
+      </w:pPr>
+      <w:rPr>
+        <w:rFonts w:hint="default" w:ascii="Wingdings" w:hAnsi="Wingdings"/>
+        <w:sz w:val="20"/>
+      </w:rPr>
+    </w:lvl>
+  </w:abstractNum>
+  <w:abstractNum w:abstractNumId="17">
+    <w:nsid w:val="5B4E0643"/>
+    <w:multiLevelType w:val="multilevel"/>
+    <w:tmpl w:val="D848C494"/>
+    <w:lvl w:ilvl="5" w:tentative="1">
+      <w:start w:val="1"/>
+      <w:numFmt w:val="bullet"/>
+      <w:lvlText w:val=""/>
+      <w:lvlJc w:val="left"/>
+      <w:pPr>
+        <w:tabs>
+          <w:tab w:val="num" w:pos="4320"/>
+        </w:tabs>
+        <w:ind w:left="4320" w:hanging="360"/>
+      </w:pPr>
+      <w:rPr>
+        <w:rFonts w:hint="default" w:ascii="Wingdings" w:hAnsi="Wingdings"/>
+        <w:sz w:val="20"/>
+      </w:rPr>
+    </w:lvl>
+    <w:lvl w:ilvl="0">
+      <w:start w:val="1"/>
+      <w:numFmt w:val="bullet"/>
+      <w:lvlText w:val=""/>
+      <w:lvlJc w:val="left"/>
+      <w:pPr>
+        <w:tabs>
+          <w:tab w:val="num" w:pos="720"/>
+        </w:tabs>
+        <w:ind w:left="720" w:hanging="360"/>
+      </w:pPr>
+      <w:rPr>
+        <w:rFonts w:hint="default" w:ascii="Symbol" w:hAnsi="Symbol"/>
+        <w:sz w:val="20"/>
+      </w:rPr>
+    </w:lvl>
+    <w:lvl w:ilvl="8" w:tentative="1">
+      <w:start w:val="1"/>
+      <w:numFmt w:val="bullet"/>
+      <w:lvlText w:val=""/>
+      <w:lvlJc w:val="left"/>
+      <w:pPr>
+        <w:tabs>
+          <w:tab w:val="num" w:pos="6480"/>
+        </w:tabs>
+        <w:ind w:left="6480" w:hanging="360"/>
+      </w:pPr>
+      <w:rPr>
+        <w:rFonts w:hint="default" w:ascii="Wingdings" w:hAnsi="Wingdings"/>
+        <w:sz w:val="20"/>
+      </w:rPr>
+    </w:lvl>
+    <w:lvl w:ilvl="3" w:tentative="1">
+      <w:start w:val="1"/>
+      <w:numFmt w:val="bullet"/>
+      <w:lvlText w:val=""/>
+      <w:lvlJc w:val="left"/>
+      <w:pPr>
+        <w:tabs>
+          <w:tab w:val="num" w:pos="2880"/>
+        </w:tabs>
+        <w:ind w:left="2880" w:hanging="360"/>
+      </w:pPr>
+      <w:rPr>
+        <w:rFonts w:hint="default" w:ascii="Wingdings" w:hAnsi="Wingdings"/>
+        <w:sz w:val="20"/>
+      </w:rPr>
+    </w:lvl>
+    <w:lvl w:ilvl="4" w:tentative="1">
+      <w:start w:val="1"/>
+      <w:numFmt w:val="bullet"/>
+      <w:lvlText w:val=""/>
+      <w:lvlJc w:val="left"/>
+      <w:pPr>
+        <w:tabs>
+          <w:tab w:val="num" w:pos="3600"/>
+        </w:tabs>
+        <w:ind w:left="3600" w:hanging="360"/>
+      </w:pPr>
+      <w:rPr>
+        <w:rFonts w:hint="default" w:ascii="Wingdings" w:hAnsi="Wingdings"/>
+        <w:sz w:val="20"/>
+      </w:rPr>
+    </w:lvl>
+    <w:lvl w:ilvl="6" w:tentative="1">
+      <w:start w:val="1"/>
+      <w:numFmt w:val="bullet"/>
+      <w:lvlText w:val=""/>
+      <w:lvlJc w:val="left"/>
+      <w:pPr>
+        <w:tabs>
+          <w:tab w:val="num" w:pos="5040"/>
+        </w:tabs>
+        <w:ind w:left="5040" w:hanging="360"/>
       </w:pPr>
       <w:rPr>
         <w:rFonts w:hint="default" w:ascii="Wingdings" w:hAnsi="Wingdings"/>
@@ -17479,6 +19444,22 @@
         <w:sz w:val="20"/>
       </w:rPr>
     </w:lvl>
+    <w:lvl w:ilvl="1" w:tentative="1">
+      <w:start w:val="1"/>
+      <w:numFmt w:val="bullet"/>
+      <w:lvlText w:val="o"/>
+      <w:lvlJc w:val="left"/>
+      <w:pPr>
+        <w:tabs>
+          <w:tab w:val="num" w:pos="1440"/>
+        </w:tabs>
+        <w:ind w:left="1440" w:hanging="360"/>
+      </w:pPr>
+      <w:rPr>
+        <w:rFonts w:hint="default" w:ascii="Courier New" w:hAnsi="Courier New"/>
+        <w:sz w:val="20"/>
+      </w:rPr>
+    </w:lvl>
     <w:lvl w:ilvl="2" w:tentative="1">
       <w:start w:val="1"/>
       <w:numFmt w:val="bullet"/>
@@ -17489,6 +19470,38 @@
           <w:tab w:val="num" w:pos="2160"/>
         </w:tabs>
         <w:ind w:left="2160" w:hanging="360"/>
+      </w:pPr>
+      <w:rPr>
+        <w:rFonts w:hint="default" w:ascii="Wingdings" w:hAnsi="Wingdings"/>
+        <w:sz w:val="20"/>
+      </w:rPr>
+    </w:lvl>
+  </w:abstractNum>
+  <w:abstractNum w:abstractNumId="18">
+    <w:lvl w:ilvl="0">
+      <w:start w:val="1"/>
+      <w:numFmt w:val="decimal"/>
+      <w:lvlText w:val="%1."/>
+      <w:lvlJc w:val="left"/>
+      <w:pPr>
+        <w:ind w:left="420" w:hanging="420"/>
+      </w:pPr>
+    </w:lvl>
+  </w:abstractNum>
+  <w:abstractNum w:abstractNumId="19">
+    <w:nsid w:val="05B40589"/>
+    <w:multiLevelType w:val="multilevel"/>
+    <w:tmpl w:val="347C040C"/>
+    <w:lvl w:ilvl="8" w:tentative="1">
+      <w:start w:val="1"/>
+      <w:numFmt w:val="bullet"/>
+      <w:lvlText w:val=""/>
+      <w:lvlJc w:val="left"/>
+      <w:pPr>
+        <w:tabs>
+          <w:tab w:val="num" w:pos="6480"/>
+        </w:tabs>
+        <w:ind w:left="6480" w:hanging="360"/>
       </w:pPr>
       <w:rPr>
         <w:rFonts w:hint="default" w:ascii="Wingdings" w:hAnsi="Wingdings"/>
@@ -17511,6 +19524,38 @@
         <w:sz w:val="20"/>
       </w:rPr>
     </w:lvl>
+    <w:lvl w:ilvl="4" w:tentative="1">
+      <w:start w:val="1"/>
+      <w:numFmt w:val="bullet"/>
+      <w:lvlText w:val=""/>
+      <w:lvlJc w:val="left"/>
+      <w:pPr>
+        <w:tabs>
+          <w:tab w:val="num" w:pos="3600"/>
+        </w:tabs>
+        <w:ind w:left="3600" w:hanging="360"/>
+      </w:pPr>
+      <w:rPr>
+        <w:rFonts w:hint="default" w:ascii="Wingdings" w:hAnsi="Wingdings"/>
+        <w:sz w:val="20"/>
+      </w:rPr>
+    </w:lvl>
+    <w:lvl w:ilvl="7" w:tentative="1">
+      <w:start w:val="1"/>
+      <w:numFmt w:val="bullet"/>
+      <w:lvlText w:val=""/>
+      <w:lvlJc w:val="left"/>
+      <w:pPr>
+        <w:tabs>
+          <w:tab w:val="num" w:pos="5760"/>
+        </w:tabs>
+        <w:ind w:left="5760" w:hanging="360"/>
+      </w:pPr>
+      <w:rPr>
+        <w:rFonts w:hint="default" w:ascii="Wingdings" w:hAnsi="Wingdings"/>
+        <w:sz w:val="20"/>
+      </w:rPr>
+    </w:lvl>
     <w:lvl w:ilvl="0">
       <w:start w:val="1"/>
       <w:numFmt w:val="bullet"/>
@@ -17527,11 +19572,267 @@
         <w:sz w:val="20"/>
       </w:rPr>
     </w:lvl>
+    <w:lvl w:ilvl="6" w:tentative="1">
+      <w:start w:val="1"/>
+      <w:numFmt w:val="bullet"/>
+      <w:lvlText w:val=""/>
+      <w:lvlJc w:val="left"/>
+      <w:pPr>
+        <w:tabs>
+          <w:tab w:val="num" w:pos="5040"/>
+        </w:tabs>
+        <w:ind w:left="5040" w:hanging="360"/>
+      </w:pPr>
+      <w:rPr>
+        <w:rFonts w:hint="default" w:ascii="Wingdings" w:hAnsi="Wingdings"/>
+        <w:sz w:val="20"/>
+      </w:rPr>
+    </w:lvl>
+    <w:lvl w:ilvl="2" w:tentative="1">
+      <w:start w:val="1"/>
+      <w:numFmt w:val="bullet"/>
+      <w:lvlText w:val=""/>
+      <w:lvlJc w:val="left"/>
+      <w:pPr>
+        <w:tabs>
+          <w:tab w:val="num" w:pos="2160"/>
+        </w:tabs>
+        <w:ind w:left="2160" w:hanging="360"/>
+      </w:pPr>
+      <w:rPr>
+        <w:rFonts w:hint="default" w:ascii="Wingdings" w:hAnsi="Wingdings"/>
+        <w:sz w:val="20"/>
+      </w:rPr>
+    </w:lvl>
+    <w:lvl w:ilvl="5" w:tentative="1">
+      <w:start w:val="1"/>
+      <w:numFmt w:val="bullet"/>
+      <w:lvlText w:val=""/>
+      <w:lvlJc w:val="left"/>
+      <w:pPr>
+        <w:tabs>
+          <w:tab w:val="num" w:pos="4320"/>
+        </w:tabs>
+        <w:ind w:left="4320" w:hanging="360"/>
+      </w:pPr>
+      <w:rPr>
+        <w:rFonts w:hint="default" w:ascii="Wingdings" w:hAnsi="Wingdings"/>
+        <w:sz w:val="20"/>
+      </w:rPr>
+    </w:lvl>
+    <w:lvl w:ilvl="1" w:tentative="1">
+      <w:start w:val="1"/>
+      <w:numFmt w:val="bullet"/>
+      <w:lvlText w:val="o"/>
+      <w:lvlJc w:val="left"/>
+      <w:pPr>
+        <w:tabs>
+          <w:tab w:val="num" w:pos="1440"/>
+        </w:tabs>
+        <w:ind w:left="1440" w:hanging="360"/>
+      </w:pPr>
+      <w:rPr>
+        <w:rFonts w:hint="default" w:ascii="Courier New" w:hAnsi="Courier New"/>
+        <w:sz w:val="20"/>
+      </w:rPr>
+    </w:lvl>
   </w:abstractNum>
-  <w:abstractNum w:abstractNumId="5">
-    <w:nsid w:val="57B62DBE"/>
+  <w:abstractNum w:abstractNumId="20">
+    <w:lvl w:ilvl="0">
+      <w:start w:val="1"/>
+      <w:numFmt w:val="bullet"/>
+      <w:lvlText w:val=""/>
+      <w:lvlJc w:val="left"/>
+      <w:pPr>
+        <w:ind w:left="420" w:hanging="420"/>
+      </w:pPr>
+      <w:rPr>
+        <w:rFonts w:hint="default" w:ascii="Wingdings" w:hAnsi="Wingdings"/>
+      </w:rPr>
+    </w:lvl>
+  </w:abstractNum>
+  <w:abstractNum w:abstractNumId="21">
+    <w:lvl w:ilvl="0">
+      <w:start w:val="1"/>
+      <w:numFmt w:val="bullet"/>
+      <w:lvlText w:val=""/>
+      <w:lvlJc w:val="left"/>
+      <w:pPr>
+        <w:ind w:left="420" w:hanging="420"/>
+      </w:pPr>
+      <w:rPr>
+        <w:rFonts w:hint="default" w:ascii="Wingdings" w:hAnsi="Wingdings"/>
+      </w:rPr>
+    </w:lvl>
+  </w:abstractNum>
+  <w:abstractNum w:abstractNumId="22">
+    <w:lvl w:ilvl="0">
+      <w:start w:val="1"/>
+      <w:numFmt w:val="bullet"/>
+      <w:lvlText w:val=""/>
+      <w:lvlJc w:val="left"/>
+      <w:pPr>
+        <w:ind w:left="420" w:hanging="420"/>
+      </w:pPr>
+      <w:rPr>
+        <w:rFonts w:hint="default" w:ascii="Wingdings" w:hAnsi="Wingdings"/>
+      </w:rPr>
+    </w:lvl>
+  </w:abstractNum>
+  <w:abstractNum w:abstractNumId="23">
+    <w:lvl w:ilvl="0">
+      <w:start w:val="1"/>
+      <w:numFmt w:val="decimal"/>
+      <w:lvlText w:val="%1."/>
+      <w:lvlJc w:val="left"/>
+      <w:pPr>
+        <w:ind w:left="420" w:hanging="420"/>
+      </w:pPr>
+    </w:lvl>
+  </w:abstractNum>
+  <w:abstractNum w:abstractNumId="24">
+    <w:lvl w:ilvl="0">
+      <w:start w:val="1"/>
+      <w:numFmt w:val="decimal"/>
+      <w:lvlText w:val="%1."/>
+      <w:lvlJc w:val="left"/>
+      <w:pPr>
+        <w:ind w:left="420" w:hanging="420"/>
+      </w:pPr>
+    </w:lvl>
+  </w:abstractNum>
+  <w:abstractNum w:abstractNumId="25">
+    <w:nsid w:val="510D3785"/>
     <w:multiLevelType w:val="multilevel"/>
-    <w:tmpl w:val="105885A0"/>
+    <w:tmpl w:val="73643D5A"/>
+    <w:lvl w:ilvl="6" w:tentative="1">
+      <w:start w:val="1"/>
+      <w:numFmt w:val="bullet"/>
+      <w:lvlText w:val=""/>
+      <w:lvlJc w:val="left"/>
+      <w:pPr>
+        <w:tabs>
+          <w:tab w:val="num" w:pos="5040"/>
+        </w:tabs>
+        <w:ind w:left="5040" w:hanging="360"/>
+      </w:pPr>
+      <w:rPr>
+        <w:rFonts w:hint="default" w:ascii="Wingdings" w:hAnsi="Wingdings"/>
+        <w:sz w:val="20"/>
+      </w:rPr>
+    </w:lvl>
+    <w:lvl w:ilvl="3" w:tentative="1">
+      <w:start w:val="1"/>
+      <w:numFmt w:val="bullet"/>
+      <w:lvlText w:val=""/>
+      <w:lvlJc w:val="left"/>
+      <w:pPr>
+        <w:tabs>
+          <w:tab w:val="num" w:pos="2880"/>
+        </w:tabs>
+        <w:ind w:left="2880" w:hanging="360"/>
+      </w:pPr>
+      <w:rPr>
+        <w:rFonts w:hint="default" w:ascii="Wingdings" w:hAnsi="Wingdings"/>
+        <w:sz w:val="20"/>
+      </w:rPr>
+    </w:lvl>
+    <w:lvl w:ilvl="8" w:tentative="1">
+      <w:start w:val="1"/>
+      <w:numFmt w:val="bullet"/>
+      <w:lvlText w:val=""/>
+      <w:lvlJc w:val="left"/>
+      <w:pPr>
+        <w:tabs>
+          <w:tab w:val="num" w:pos="6480"/>
+        </w:tabs>
+        <w:ind w:left="6480" w:hanging="360"/>
+      </w:pPr>
+      <w:rPr>
+        <w:rFonts w:hint="default" w:ascii="Wingdings" w:hAnsi="Wingdings"/>
+        <w:sz w:val="20"/>
+      </w:rPr>
+    </w:lvl>
+    <w:lvl w:ilvl="1" w:tentative="1">
+      <w:start w:val="1"/>
+      <w:numFmt w:val="bullet"/>
+      <w:lvlText w:val="o"/>
+      <w:lvlJc w:val="left"/>
+      <w:pPr>
+        <w:tabs>
+          <w:tab w:val="num" w:pos="1440"/>
+        </w:tabs>
+        <w:ind w:left="1440" w:hanging="360"/>
+      </w:pPr>
+      <w:rPr>
+        <w:rFonts w:hint="default" w:ascii="Courier New" w:hAnsi="Courier New"/>
+        <w:sz w:val="20"/>
+      </w:rPr>
+    </w:lvl>
+    <w:lvl w:ilvl="0">
+      <w:start w:val="1"/>
+      <w:numFmt w:val="bullet"/>
+      <w:lvlText w:val=""/>
+      <w:lvlJc w:val="left"/>
+      <w:pPr>
+        <w:tabs>
+          <w:tab w:val="num" w:pos="720"/>
+        </w:tabs>
+        <w:ind w:left="720" w:hanging="360"/>
+      </w:pPr>
+      <w:rPr>
+        <w:rFonts w:hint="default" w:ascii="Symbol" w:hAnsi="Symbol"/>
+        <w:sz w:val="20"/>
+      </w:rPr>
+    </w:lvl>
+    <w:lvl w:ilvl="4" w:tentative="1">
+      <w:start w:val="1"/>
+      <w:numFmt w:val="bullet"/>
+      <w:lvlText w:val=""/>
+      <w:lvlJc w:val="left"/>
+      <w:pPr>
+        <w:tabs>
+          <w:tab w:val="num" w:pos="3600"/>
+        </w:tabs>
+        <w:ind w:left="3600" w:hanging="360"/>
+      </w:pPr>
+      <w:rPr>
+        <w:rFonts w:hint="default" w:ascii="Wingdings" w:hAnsi="Wingdings"/>
+        <w:sz w:val="20"/>
+      </w:rPr>
+    </w:lvl>
+    <w:lvl w:ilvl="5" w:tentative="1">
+      <w:start w:val="1"/>
+      <w:numFmt w:val="bullet"/>
+      <w:lvlText w:val=""/>
+      <w:lvlJc w:val="left"/>
+      <w:pPr>
+        <w:tabs>
+          <w:tab w:val="num" w:pos="4320"/>
+        </w:tabs>
+        <w:ind w:left="4320" w:hanging="360"/>
+      </w:pPr>
+      <w:rPr>
+        <w:rFonts w:hint="default" w:ascii="Wingdings" w:hAnsi="Wingdings"/>
+        <w:sz w:val="20"/>
+      </w:rPr>
+    </w:lvl>
+    <w:lvl w:ilvl="2" w:tentative="1">
+      <w:start w:val="1"/>
+      <w:numFmt w:val="bullet"/>
+      <w:lvlText w:val=""/>
+      <w:lvlJc w:val="left"/>
+      <w:pPr>
+        <w:tabs>
+          <w:tab w:val="num" w:pos="2160"/>
+        </w:tabs>
+        <w:ind w:left="2160" w:hanging="360"/>
+      </w:pPr>
+      <w:rPr>
+        <w:rFonts w:hint="default" w:ascii="Wingdings" w:hAnsi="Wingdings"/>
+        <w:sz w:val="20"/>
+      </w:rPr>
+    </w:lvl>
     <w:lvl w:ilvl="7" w:tentative="1">
       <w:start w:val="1"/>
       <w:numFmt w:val="bullet"/>
@@ -17542,6 +19843,91 @@
           <w:tab w:val="num" w:pos="5760"/>
         </w:tabs>
         <w:ind w:left="5760" w:hanging="360"/>
+      </w:pPr>
+      <w:rPr>
+        <w:rFonts w:hint="default" w:ascii="Wingdings" w:hAnsi="Wingdings"/>
+        <w:sz w:val="20"/>
+      </w:rPr>
+    </w:lvl>
+  </w:abstractNum>
+  <w:abstractNum w:abstractNumId="26">
+    <w:nsid w:val="0C4F70F6"/>
+    <w:multiLevelType w:val="multilevel"/>
+    <w:tmpl w:val="CC4C1C6A"/>
+    <w:lvl w:ilvl="3" w:tentative="1">
+      <w:start w:val="1"/>
+      <w:numFmt w:val="bullet"/>
+      <w:lvlText w:val=""/>
+      <w:lvlJc w:val="left"/>
+      <w:pPr>
+        <w:tabs>
+          <w:tab w:val="num" w:pos="2880"/>
+        </w:tabs>
+        <w:ind w:left="2880" w:hanging="360"/>
+      </w:pPr>
+      <w:rPr>
+        <w:rFonts w:hint="default" w:ascii="Wingdings" w:hAnsi="Wingdings"/>
+        <w:sz w:val="20"/>
+      </w:rPr>
+    </w:lvl>
+    <w:lvl w:ilvl="0">
+      <w:start w:val="1"/>
+      <w:numFmt w:val="bullet"/>
+      <w:lvlText w:val=""/>
+      <w:lvlJc w:val="left"/>
+      <w:pPr>
+        <w:tabs>
+          <w:tab w:val="num" w:pos="720"/>
+        </w:tabs>
+        <w:ind w:left="720" w:hanging="360"/>
+      </w:pPr>
+      <w:rPr>
+        <w:rFonts w:hint="default" w:ascii="Symbol" w:hAnsi="Symbol"/>
+        <w:sz w:val="20"/>
+      </w:rPr>
+    </w:lvl>
+    <w:lvl w:ilvl="8" w:tentative="1">
+      <w:start w:val="1"/>
+      <w:numFmt w:val="bullet"/>
+      <w:lvlText w:val=""/>
+      <w:lvlJc w:val="left"/>
+      <w:pPr>
+        <w:tabs>
+          <w:tab w:val="num" w:pos="6480"/>
+        </w:tabs>
+        <w:ind w:left="6480" w:hanging="360"/>
+      </w:pPr>
+      <w:rPr>
+        <w:rFonts w:hint="default" w:ascii="Wingdings" w:hAnsi="Wingdings"/>
+        <w:sz w:val="20"/>
+      </w:rPr>
+    </w:lvl>
+    <w:lvl w:ilvl="4" w:tentative="1">
+      <w:start w:val="1"/>
+      <w:numFmt w:val="bullet"/>
+      <w:lvlText w:val=""/>
+      <w:lvlJc w:val="left"/>
+      <w:pPr>
+        <w:tabs>
+          <w:tab w:val="num" w:pos="3600"/>
+        </w:tabs>
+        <w:ind w:left="3600" w:hanging="360"/>
+      </w:pPr>
+      <w:rPr>
+        <w:rFonts w:hint="default" w:ascii="Wingdings" w:hAnsi="Wingdings"/>
+        <w:sz w:val="20"/>
+      </w:rPr>
+    </w:lvl>
+    <w:lvl w:ilvl="5" w:tentative="1">
+      <w:start w:val="1"/>
+      <w:numFmt w:val="bullet"/>
+      <w:lvlText w:val=""/>
+      <w:lvlJc w:val="left"/>
+      <w:pPr>
+        <w:tabs>
+          <w:tab w:val="num" w:pos="4320"/>
+        </w:tabs>
+        <w:ind w:left="4320" w:hanging="360"/>
       </w:pPr>
       <w:rPr>
         <w:rFonts w:hint="default" w:ascii="Wingdings" w:hAnsi="Wingdings"/>
@@ -17564,6 +19950,201 @@
         <w:sz w:val="20"/>
       </w:rPr>
     </w:lvl>
+    <w:lvl w:ilvl="2" w:tentative="1">
+      <w:start w:val="1"/>
+      <w:numFmt w:val="bullet"/>
+      <w:lvlText w:val=""/>
+      <w:lvlJc w:val="left"/>
+      <w:pPr>
+        <w:tabs>
+          <w:tab w:val="num" w:pos="2160"/>
+        </w:tabs>
+        <w:ind w:left="2160" w:hanging="360"/>
+      </w:pPr>
+      <w:rPr>
+        <w:rFonts w:hint="default" w:ascii="Wingdings" w:hAnsi="Wingdings"/>
+        <w:sz w:val="20"/>
+      </w:rPr>
+    </w:lvl>
+    <w:lvl w:ilvl="7" w:tentative="1">
+      <w:start w:val="1"/>
+      <w:numFmt w:val="bullet"/>
+      <w:lvlText w:val=""/>
+      <w:lvlJc w:val="left"/>
+      <w:pPr>
+        <w:tabs>
+          <w:tab w:val="num" w:pos="5760"/>
+        </w:tabs>
+        <w:ind w:left="5760" w:hanging="360"/>
+      </w:pPr>
+      <w:rPr>
+        <w:rFonts w:hint="default" w:ascii="Wingdings" w:hAnsi="Wingdings"/>
+        <w:sz w:val="20"/>
+      </w:rPr>
+    </w:lvl>
+    <w:lvl w:ilvl="1" w:tentative="1">
+      <w:start w:val="1"/>
+      <w:numFmt w:val="bullet"/>
+      <w:lvlText w:val="o"/>
+      <w:lvlJc w:val="left"/>
+      <w:pPr>
+        <w:tabs>
+          <w:tab w:val="num" w:pos="1440"/>
+        </w:tabs>
+        <w:ind w:left="1440" w:hanging="360"/>
+      </w:pPr>
+      <w:rPr>
+        <w:rFonts w:hint="default" w:ascii="Courier New" w:hAnsi="Courier New"/>
+        <w:sz w:val="20"/>
+      </w:rPr>
+    </w:lvl>
+  </w:abstractNum>
+  <w:abstractNum w:abstractNumId="27">
+    <w:lvl w:ilvl="0">
+      <w:start w:val="1"/>
+      <w:numFmt w:val="bullet"/>
+      <w:lvlText w:val=""/>
+      <w:lvlJc w:val="left"/>
+      <w:pPr>
+        <w:ind w:left="420" w:hanging="420"/>
+      </w:pPr>
+      <w:rPr>
+        <w:rFonts w:hint="default" w:ascii="Wingdings" w:hAnsi="Wingdings"/>
+      </w:rPr>
+    </w:lvl>
+  </w:abstractNum>
+  <w:abstractNum w:abstractNumId="28">
+    <w:nsid w:val="1B1D6524"/>
+    <w:multiLevelType w:val="multilevel"/>
+    <w:tmpl w:val="C9428036"/>
+    <w:lvl w:ilvl="8" w:tentative="1">
+      <w:start w:val="1"/>
+      <w:numFmt w:val="bullet"/>
+      <w:lvlText w:val=""/>
+      <w:lvlJc w:val="left"/>
+      <w:pPr>
+        <w:tabs>
+          <w:tab w:val="num" w:pos="6480"/>
+        </w:tabs>
+        <w:ind w:left="6480" w:hanging="360"/>
+      </w:pPr>
+      <w:rPr>
+        <w:rFonts w:hint="default" w:ascii="Wingdings" w:hAnsi="Wingdings"/>
+        <w:sz w:val="20"/>
+      </w:rPr>
+    </w:lvl>
+    <w:lvl w:ilvl="4" w:tentative="1">
+      <w:start w:val="1"/>
+      <w:numFmt w:val="bullet"/>
+      <w:lvlText w:val=""/>
+      <w:lvlJc w:val="left"/>
+      <w:pPr>
+        <w:tabs>
+          <w:tab w:val="num" w:pos="3600"/>
+        </w:tabs>
+        <w:ind w:left="3600" w:hanging="360"/>
+      </w:pPr>
+      <w:rPr>
+        <w:rFonts w:hint="default" w:ascii="Wingdings" w:hAnsi="Wingdings"/>
+        <w:sz w:val="20"/>
+      </w:rPr>
+    </w:lvl>
+    <w:lvl w:ilvl="1" w:tentative="1">
+      <w:start w:val="1"/>
+      <w:numFmt w:val="bullet"/>
+      <w:lvlText w:val="o"/>
+      <w:lvlJc w:val="left"/>
+      <w:pPr>
+        <w:tabs>
+          <w:tab w:val="num" w:pos="1440"/>
+        </w:tabs>
+        <w:ind w:left="1440" w:hanging="360"/>
+      </w:pPr>
+      <w:rPr>
+        <w:rFonts w:hint="default" w:ascii="Courier New" w:hAnsi="Courier New"/>
+        <w:sz w:val="20"/>
+      </w:rPr>
+    </w:lvl>
+    <w:lvl w:ilvl="7" w:tentative="1">
+      <w:start w:val="1"/>
+      <w:numFmt w:val="bullet"/>
+      <w:lvlText w:val=""/>
+      <w:lvlJc w:val="left"/>
+      <w:pPr>
+        <w:tabs>
+          <w:tab w:val="num" w:pos="5760"/>
+        </w:tabs>
+        <w:ind w:left="5760" w:hanging="360"/>
+      </w:pPr>
+      <w:rPr>
+        <w:rFonts w:hint="default" w:ascii="Wingdings" w:hAnsi="Wingdings"/>
+        <w:sz w:val="20"/>
+      </w:rPr>
+    </w:lvl>
+    <w:lvl w:ilvl="0">
+      <w:start w:val="1"/>
+      <w:numFmt w:val="bullet"/>
+      <w:lvlText w:val=""/>
+      <w:lvlJc w:val="left"/>
+      <w:pPr>
+        <w:tabs>
+          <w:tab w:val="num" w:pos="720"/>
+        </w:tabs>
+        <w:ind w:left="720" w:hanging="360"/>
+      </w:pPr>
+      <w:rPr>
+        <w:rFonts w:hint="default" w:ascii="Symbol" w:hAnsi="Symbol"/>
+        <w:sz w:val="20"/>
+      </w:rPr>
+    </w:lvl>
+    <w:lvl w:ilvl="5" w:tentative="1">
+      <w:start w:val="1"/>
+      <w:numFmt w:val="bullet"/>
+      <w:lvlText w:val=""/>
+      <w:lvlJc w:val="left"/>
+      <w:pPr>
+        <w:tabs>
+          <w:tab w:val="num" w:pos="4320"/>
+        </w:tabs>
+        <w:ind w:left="4320" w:hanging="360"/>
+      </w:pPr>
+      <w:rPr>
+        <w:rFonts w:hint="default" w:ascii="Wingdings" w:hAnsi="Wingdings"/>
+        <w:sz w:val="20"/>
+      </w:rPr>
+    </w:lvl>
+    <w:lvl w:ilvl="6" w:tentative="1">
+      <w:start w:val="1"/>
+      <w:numFmt w:val="bullet"/>
+      <w:lvlText w:val=""/>
+      <w:lvlJc w:val="left"/>
+      <w:pPr>
+        <w:tabs>
+          <w:tab w:val="num" w:pos="5040"/>
+        </w:tabs>
+        <w:ind w:left="5040" w:hanging="360"/>
+      </w:pPr>
+      <w:rPr>
+        <w:rFonts w:hint="default" w:ascii="Wingdings" w:hAnsi="Wingdings"/>
+        <w:sz w:val="20"/>
+      </w:rPr>
+    </w:lvl>
+    <w:lvl w:ilvl="2" w:tentative="1">
+      <w:start w:val="1"/>
+      <w:numFmt w:val="bullet"/>
+      <w:lvlText w:val=""/>
+      <w:lvlJc w:val="left"/>
+      <w:pPr>
+        <w:tabs>
+          <w:tab w:val="num" w:pos="2160"/>
+        </w:tabs>
+        <w:ind w:left="2160" w:hanging="360"/>
+      </w:pPr>
+      <w:rPr>
+        <w:rFonts w:hint="default" w:ascii="Wingdings" w:hAnsi="Wingdings"/>
+        <w:sz w:val="20"/>
+      </w:rPr>
+    </w:lvl>
     <w:lvl w:ilvl="3" w:tentative="1">
       <w:start w:val="1"/>
       <w:numFmt w:val="bullet"/>
@@ -17574,6 +20155,75 @@
           <w:tab w:val="num" w:pos="2880"/>
         </w:tabs>
         <w:ind w:left="2880" w:hanging="360"/>
+      </w:pPr>
+      <w:rPr>
+        <w:rFonts w:hint="default" w:ascii="Wingdings" w:hAnsi="Wingdings"/>
+        <w:sz w:val="20"/>
+      </w:rPr>
+    </w:lvl>
+  </w:abstractNum>
+  <w:abstractNum w:abstractNumId="29">
+    <w:nsid w:val="28FD2ECE"/>
+    <w:multiLevelType w:val="multilevel"/>
+    <w:tmpl w:val="C2B67B9A"/>
+    <w:lvl w:ilvl="6" w:tentative="1">
+      <w:start w:val="1"/>
+      <w:numFmt w:val="bullet"/>
+      <w:lvlText w:val=""/>
+      <w:lvlJc w:val="left"/>
+      <w:pPr>
+        <w:tabs>
+          <w:tab w:val="num" w:pos="5040"/>
+        </w:tabs>
+        <w:ind w:left="5040" w:hanging="360"/>
+      </w:pPr>
+      <w:rPr>
+        <w:rFonts w:hint="default" w:ascii="Wingdings" w:hAnsi="Wingdings"/>
+        <w:sz w:val="20"/>
+      </w:rPr>
+    </w:lvl>
+    <w:lvl w:ilvl="7" w:tentative="1">
+      <w:start w:val="1"/>
+      <w:numFmt w:val="bullet"/>
+      <w:lvlText w:val=""/>
+      <w:lvlJc w:val="left"/>
+      <w:pPr>
+        <w:tabs>
+          <w:tab w:val="num" w:pos="5760"/>
+        </w:tabs>
+        <w:ind w:left="5760" w:hanging="360"/>
+      </w:pPr>
+      <w:rPr>
+        <w:rFonts w:hint="default" w:ascii="Wingdings" w:hAnsi="Wingdings"/>
+        <w:sz w:val="20"/>
+      </w:rPr>
+    </w:lvl>
+    <w:lvl w:ilvl="3" w:tentative="1">
+      <w:start w:val="1"/>
+      <w:numFmt w:val="bullet"/>
+      <w:lvlText w:val=""/>
+      <w:lvlJc w:val="left"/>
+      <w:pPr>
+        <w:tabs>
+          <w:tab w:val="num" w:pos="2880"/>
+        </w:tabs>
+        <w:ind w:left="2880" w:hanging="360"/>
+      </w:pPr>
+      <w:rPr>
+        <w:rFonts w:hint="default" w:ascii="Wingdings" w:hAnsi="Wingdings"/>
+        <w:sz w:val="20"/>
+      </w:rPr>
+    </w:lvl>
+    <w:lvl w:ilvl="4" w:tentative="1">
+      <w:start w:val="1"/>
+      <w:numFmt w:val="bullet"/>
+      <w:lvlText w:val=""/>
+      <w:lvlJc w:val="left"/>
+      <w:pPr>
+        <w:tabs>
+          <w:tab w:val="num" w:pos="3600"/>
+        </w:tabs>
+        <w:ind w:left="3600" w:hanging="360"/>
       </w:pPr>
       <w:rPr>
         <w:rFonts w:hint="default" w:ascii="Wingdings" w:hAnsi="Wingdings"/>
@@ -17596,6 +20246,320 @@
         <w:sz w:val="20"/>
       </w:rPr>
     </w:lvl>
+    <w:lvl w:ilvl="8" w:tentative="1">
+      <w:start w:val="1"/>
+      <w:numFmt w:val="bullet"/>
+      <w:lvlText w:val=""/>
+      <w:lvlJc w:val="left"/>
+      <w:pPr>
+        <w:tabs>
+          <w:tab w:val="num" w:pos="6480"/>
+        </w:tabs>
+        <w:ind w:left="6480" w:hanging="360"/>
+      </w:pPr>
+      <w:rPr>
+        <w:rFonts w:hint="default" w:ascii="Wingdings" w:hAnsi="Wingdings"/>
+        <w:sz w:val="20"/>
+      </w:rPr>
+    </w:lvl>
+    <w:lvl w:ilvl="0">
+      <w:start w:val="1"/>
+      <w:numFmt w:val="bullet"/>
+      <w:lvlText w:val=""/>
+      <w:lvlJc w:val="left"/>
+      <w:pPr>
+        <w:tabs>
+          <w:tab w:val="num" w:pos="720"/>
+        </w:tabs>
+        <w:ind w:left="720" w:hanging="360"/>
+      </w:pPr>
+      <w:rPr>
+        <w:rFonts w:hint="default" w:ascii="Symbol" w:hAnsi="Symbol"/>
+        <w:sz w:val="20"/>
+      </w:rPr>
+    </w:lvl>
+    <w:lvl w:ilvl="1" w:tentative="1">
+      <w:start w:val="1"/>
+      <w:numFmt w:val="bullet"/>
+      <w:lvlText w:val="o"/>
+      <w:lvlJc w:val="left"/>
+      <w:pPr>
+        <w:tabs>
+          <w:tab w:val="num" w:pos="1440"/>
+        </w:tabs>
+        <w:ind w:left="1440" w:hanging="360"/>
+      </w:pPr>
+      <w:rPr>
+        <w:rFonts w:hint="default" w:ascii="Courier New" w:hAnsi="Courier New"/>
+        <w:sz w:val="20"/>
+      </w:rPr>
+    </w:lvl>
+    <w:lvl w:ilvl="2" w:tentative="1">
+      <w:start w:val="1"/>
+      <w:numFmt w:val="bullet"/>
+      <w:lvlText w:val=""/>
+      <w:lvlJc w:val="left"/>
+      <w:pPr>
+        <w:tabs>
+          <w:tab w:val="num" w:pos="2160"/>
+        </w:tabs>
+        <w:ind w:left="2160" w:hanging="360"/>
+      </w:pPr>
+      <w:rPr>
+        <w:rFonts w:hint="default" w:ascii="Wingdings" w:hAnsi="Wingdings"/>
+        <w:sz w:val="20"/>
+      </w:rPr>
+    </w:lvl>
+  </w:abstractNum>
+  <w:abstractNum w:abstractNumId="30">
+    <w:nsid w:val="126D0C2A"/>
+    <w:multiLevelType w:val="multilevel"/>
+    <w:tmpl w:val="9F309FB0"/>
+    <w:lvl w:ilvl="2" w:tentative="1">
+      <w:start w:val="1"/>
+      <w:numFmt w:val="bullet"/>
+      <w:lvlText w:val=""/>
+      <w:lvlJc w:val="left"/>
+      <w:pPr>
+        <w:tabs>
+          <w:tab w:val="num" w:pos="2160"/>
+        </w:tabs>
+        <w:ind w:left="2160" w:hanging="360"/>
+      </w:pPr>
+      <w:rPr>
+        <w:rFonts w:hint="default" w:ascii="Wingdings" w:hAnsi="Wingdings"/>
+        <w:sz w:val="20"/>
+      </w:rPr>
+    </w:lvl>
+    <w:lvl w:ilvl="7" w:tentative="1">
+      <w:start w:val="1"/>
+      <w:numFmt w:val="bullet"/>
+      <w:lvlText w:val=""/>
+      <w:lvlJc w:val="left"/>
+      <w:pPr>
+        <w:tabs>
+          <w:tab w:val="num" w:pos="5760"/>
+        </w:tabs>
+        <w:ind w:left="5760" w:hanging="360"/>
+      </w:pPr>
+      <w:rPr>
+        <w:rFonts w:hint="default" w:ascii="Wingdings" w:hAnsi="Wingdings"/>
+        <w:sz w:val="20"/>
+      </w:rPr>
+    </w:lvl>
+    <w:lvl w:ilvl="0">
+      <w:start w:val="1"/>
+      <w:numFmt w:val="bullet"/>
+      <w:lvlText w:val=""/>
+      <w:lvlJc w:val="left"/>
+      <w:pPr>
+        <w:tabs>
+          <w:tab w:val="num" w:pos="720"/>
+        </w:tabs>
+        <w:ind w:left="720" w:hanging="360"/>
+      </w:pPr>
+      <w:rPr>
+        <w:rFonts w:hint="default" w:ascii="Symbol" w:hAnsi="Symbol"/>
+        <w:sz w:val="20"/>
+      </w:rPr>
+    </w:lvl>
+    <w:lvl w:ilvl="1" w:tentative="1">
+      <w:start w:val="1"/>
+      <w:numFmt w:val="bullet"/>
+      <w:lvlText w:val="o"/>
+      <w:lvlJc w:val="left"/>
+      <w:pPr>
+        <w:tabs>
+          <w:tab w:val="num" w:pos="1440"/>
+        </w:tabs>
+        <w:ind w:left="1440" w:hanging="360"/>
+      </w:pPr>
+      <w:rPr>
+        <w:rFonts w:hint="default" w:ascii="Courier New" w:hAnsi="Courier New"/>
+        <w:sz w:val="20"/>
+      </w:rPr>
+    </w:lvl>
+    <w:lvl w:ilvl="3" w:tentative="1">
+      <w:start w:val="1"/>
+      <w:numFmt w:val="bullet"/>
+      <w:lvlText w:val=""/>
+      <w:lvlJc w:val="left"/>
+      <w:pPr>
+        <w:tabs>
+          <w:tab w:val="num" w:pos="2880"/>
+        </w:tabs>
+        <w:ind w:left="2880" w:hanging="360"/>
+      </w:pPr>
+      <w:rPr>
+        <w:rFonts w:hint="default" w:ascii="Wingdings" w:hAnsi="Wingdings"/>
+        <w:sz w:val="20"/>
+      </w:rPr>
+    </w:lvl>
+    <w:lvl w:ilvl="4" w:tentative="1">
+      <w:start w:val="1"/>
+      <w:numFmt w:val="bullet"/>
+      <w:lvlText w:val=""/>
+      <w:lvlJc w:val="left"/>
+      <w:pPr>
+        <w:tabs>
+          <w:tab w:val="num" w:pos="3600"/>
+        </w:tabs>
+        <w:ind w:left="3600" w:hanging="360"/>
+      </w:pPr>
+      <w:rPr>
+        <w:rFonts w:hint="default" w:ascii="Wingdings" w:hAnsi="Wingdings"/>
+        <w:sz w:val="20"/>
+      </w:rPr>
+    </w:lvl>
+    <w:lvl w:ilvl="5" w:tentative="1">
+      <w:start w:val="1"/>
+      <w:numFmt w:val="bullet"/>
+      <w:lvlText w:val=""/>
+      <w:lvlJc w:val="left"/>
+      <w:pPr>
+        <w:tabs>
+          <w:tab w:val="num" w:pos="4320"/>
+        </w:tabs>
+        <w:ind w:left="4320" w:hanging="360"/>
+      </w:pPr>
+      <w:rPr>
+        <w:rFonts w:hint="default" w:ascii="Wingdings" w:hAnsi="Wingdings"/>
+        <w:sz w:val="20"/>
+      </w:rPr>
+    </w:lvl>
+    <w:lvl w:ilvl="8" w:tentative="1">
+      <w:start w:val="1"/>
+      <w:numFmt w:val="bullet"/>
+      <w:lvlText w:val=""/>
+      <w:lvlJc w:val="left"/>
+      <w:pPr>
+        <w:tabs>
+          <w:tab w:val="num" w:pos="6480"/>
+        </w:tabs>
+        <w:ind w:left="6480" w:hanging="360"/>
+      </w:pPr>
+      <w:rPr>
+        <w:rFonts w:hint="default" w:ascii="Wingdings" w:hAnsi="Wingdings"/>
+        <w:sz w:val="20"/>
+      </w:rPr>
+    </w:lvl>
+    <w:lvl w:ilvl="6" w:tentative="1">
+      <w:start w:val="1"/>
+      <w:numFmt w:val="bullet"/>
+      <w:lvlText w:val=""/>
+      <w:lvlJc w:val="left"/>
+      <w:pPr>
+        <w:tabs>
+          <w:tab w:val="num" w:pos="5040"/>
+        </w:tabs>
+        <w:ind w:left="5040" w:hanging="360"/>
+      </w:pPr>
+      <w:rPr>
+        <w:rFonts w:hint="default" w:ascii="Wingdings" w:hAnsi="Wingdings"/>
+        <w:sz w:val="20"/>
+      </w:rPr>
+    </w:lvl>
+  </w:abstractNum>
+  <w:abstractNum w:abstractNumId="31">
+    <w:nsid w:val="1448493D"/>
+    <w:multiLevelType w:val="multilevel"/>
+    <w:tmpl w:val="CB1A5D0E"/>
+    <w:lvl w:ilvl="0">
+      <w:start w:val="1"/>
+      <w:numFmt w:val="bullet"/>
+      <w:lvlText w:val=""/>
+      <w:lvlJc w:val="left"/>
+      <w:pPr>
+        <w:tabs>
+          <w:tab w:val="num" w:pos="720"/>
+        </w:tabs>
+        <w:ind w:left="720" w:hanging="360"/>
+      </w:pPr>
+      <w:rPr>
+        <w:rFonts w:hint="default" w:ascii="Symbol" w:hAnsi="Symbol"/>
+        <w:sz w:val="20"/>
+      </w:rPr>
+    </w:lvl>
+    <w:lvl w:ilvl="6" w:tentative="1">
+      <w:start w:val="1"/>
+      <w:numFmt w:val="bullet"/>
+      <w:lvlText w:val=""/>
+      <w:lvlJc w:val="left"/>
+      <w:pPr>
+        <w:tabs>
+          <w:tab w:val="num" w:pos="5040"/>
+        </w:tabs>
+        <w:ind w:left="5040" w:hanging="360"/>
+      </w:pPr>
+      <w:rPr>
+        <w:rFonts w:hint="default" w:ascii="Wingdings" w:hAnsi="Wingdings"/>
+        <w:sz w:val="20"/>
+      </w:rPr>
+    </w:lvl>
+    <w:lvl w:ilvl="5" w:tentative="1">
+      <w:start w:val="1"/>
+      <w:numFmt w:val="bullet"/>
+      <w:lvlText w:val=""/>
+      <w:lvlJc w:val="left"/>
+      <w:pPr>
+        <w:tabs>
+          <w:tab w:val="num" w:pos="4320"/>
+        </w:tabs>
+        <w:ind w:left="4320" w:hanging="360"/>
+      </w:pPr>
+      <w:rPr>
+        <w:rFonts w:hint="default" w:ascii="Wingdings" w:hAnsi="Wingdings"/>
+        <w:sz w:val="20"/>
+      </w:rPr>
+    </w:lvl>
+    <w:lvl w:ilvl="2" w:tentative="1">
+      <w:start w:val="1"/>
+      <w:numFmt w:val="bullet"/>
+      <w:lvlText w:val=""/>
+      <w:lvlJc w:val="left"/>
+      <w:pPr>
+        <w:tabs>
+          <w:tab w:val="num" w:pos="2160"/>
+        </w:tabs>
+        <w:ind w:left="2160" w:hanging="360"/>
+      </w:pPr>
+      <w:rPr>
+        <w:rFonts w:hint="default" w:ascii="Wingdings" w:hAnsi="Wingdings"/>
+        <w:sz w:val="20"/>
+      </w:rPr>
+    </w:lvl>
+    <w:lvl w:ilvl="3" w:tentative="1">
+      <w:start w:val="1"/>
+      <w:numFmt w:val="bullet"/>
+      <w:lvlText w:val=""/>
+      <w:lvlJc w:val="left"/>
+      <w:pPr>
+        <w:tabs>
+          <w:tab w:val="num" w:pos="2880"/>
+        </w:tabs>
+        <w:ind w:left="2880" w:hanging="360"/>
+      </w:pPr>
+      <w:rPr>
+        <w:rFonts w:hint="default" w:ascii="Wingdings" w:hAnsi="Wingdings"/>
+        <w:sz w:val="20"/>
+      </w:rPr>
+    </w:lvl>
+    <w:lvl w:ilvl="8" w:tentative="1">
+      <w:start w:val="1"/>
+      <w:numFmt w:val="bullet"/>
+      <w:lvlText w:val=""/>
+      <w:lvlJc w:val="left"/>
+      <w:pPr>
+        <w:tabs>
+          <w:tab w:val="num" w:pos="6480"/>
+        </w:tabs>
+        <w:ind w:left="6480" w:hanging="360"/>
+      </w:pPr>
+      <w:rPr>
+        <w:rFonts w:hint="default" w:ascii="Wingdings" w:hAnsi="Wingdings"/>
+        <w:sz w:val="20"/>
+      </w:rPr>
+    </w:lvl>
     <w:lvl w:ilvl="4" w:tentative="1">
       <w:start w:val="1"/>
       <w:numFmt w:val="bullet"/>
@@ -17628,75 +20592,6 @@
         <w:sz w:val="20"/>
       </w:rPr>
     </w:lvl>
-    <w:lvl w:ilvl="0">
-      <w:start w:val="1"/>
-      <w:numFmt w:val="bullet"/>
-      <w:lvlText w:val=""/>
-      <w:lvlJc w:val="left"/>
-      <w:pPr>
-        <w:tabs>
-          <w:tab w:val="num" w:pos="720"/>
-        </w:tabs>
-        <w:ind w:left="720" w:hanging="360"/>
-      </w:pPr>
-      <w:rPr>
-        <w:rFonts w:hint="default" w:ascii="Symbol" w:hAnsi="Symbol"/>
-        <w:sz w:val="20"/>
-      </w:rPr>
-    </w:lvl>
-    <w:lvl w:ilvl="8" w:tentative="1">
-      <w:start w:val="1"/>
-      <w:numFmt w:val="bullet"/>
-      <w:lvlText w:val=""/>
-      <w:lvlJc w:val="left"/>
-      <w:pPr>
-        <w:tabs>
-          <w:tab w:val="num" w:pos="6480"/>
-        </w:tabs>
-        <w:ind w:left="6480" w:hanging="360"/>
-      </w:pPr>
-      <w:rPr>
-        <w:rFonts w:hint="default" w:ascii="Wingdings" w:hAnsi="Wingdings"/>
-        <w:sz w:val="20"/>
-      </w:rPr>
-    </w:lvl>
-    <w:lvl w:ilvl="2" w:tentative="1">
-      <w:start w:val="1"/>
-      <w:numFmt w:val="bullet"/>
-      <w:lvlText w:val=""/>
-      <w:lvlJc w:val="left"/>
-      <w:pPr>
-        <w:tabs>
-          <w:tab w:val="num" w:pos="2160"/>
-        </w:tabs>
-        <w:ind w:left="2160" w:hanging="360"/>
-      </w:pPr>
-      <w:rPr>
-        <w:rFonts w:hint="default" w:ascii="Wingdings" w:hAnsi="Wingdings"/>
-        <w:sz w:val="20"/>
-      </w:rPr>
-    </w:lvl>
-  </w:abstractNum>
-  <w:abstractNum w:abstractNumId="6">
-    <w:nsid w:val="1BB17A0E"/>
-    <w:multiLevelType w:val="multilevel"/>
-    <w:tmpl w:val="9D484124"/>
-    <w:lvl w:ilvl="8" w:tentative="1">
-      <w:start w:val="1"/>
-      <w:numFmt w:val="bullet"/>
-      <w:lvlText w:val=""/>
-      <w:lvlJc w:val="left"/>
-      <w:pPr>
-        <w:tabs>
-          <w:tab w:val="num" w:pos="6480"/>
-        </w:tabs>
-        <w:ind w:left="6480" w:hanging="360"/>
-      </w:pPr>
-      <w:rPr>
-        <w:rFonts w:hint="default" w:ascii="Wingdings" w:hAnsi="Wingdings"/>
-        <w:sz w:val="20"/>
-      </w:rPr>
-    </w:lvl>
     <w:lvl w:ilvl="7" w:tentative="1">
       <w:start w:val="1"/>
       <w:numFmt w:val="bullet"/>
@@ -17707,2757 +20602,6 @@
           <w:tab w:val="num" w:pos="5760"/>
         </w:tabs>
         <w:ind w:left="5760" w:hanging="360"/>
-      </w:pPr>
-      <w:rPr>
-        <w:rFonts w:hint="default" w:ascii="Wingdings" w:hAnsi="Wingdings"/>
-        <w:sz w:val="20"/>
-      </w:rPr>
-    </w:lvl>
-    <w:lvl w:ilvl="0">
-      <w:start w:val="1"/>
-      <w:numFmt w:val="bullet"/>
-      <w:lvlText w:val=""/>
-      <w:lvlJc w:val="left"/>
-      <w:pPr>
-        <w:tabs>
-          <w:tab w:val="num" w:pos="720"/>
-        </w:tabs>
-        <w:ind w:left="720" w:hanging="360"/>
-      </w:pPr>
-      <w:rPr>
-        <w:rFonts w:hint="default" w:ascii="Symbol" w:hAnsi="Symbol"/>
-        <w:sz w:val="20"/>
-      </w:rPr>
-    </w:lvl>
-    <w:lvl w:ilvl="2" w:tentative="1">
-      <w:start w:val="1"/>
-      <w:numFmt w:val="bullet"/>
-      <w:lvlText w:val=""/>
-      <w:lvlJc w:val="left"/>
-      <w:pPr>
-        <w:tabs>
-          <w:tab w:val="num" w:pos="2160"/>
-        </w:tabs>
-        <w:ind w:left="2160" w:hanging="360"/>
-      </w:pPr>
-      <w:rPr>
-        <w:rFonts w:hint="default" w:ascii="Wingdings" w:hAnsi="Wingdings"/>
-        <w:sz w:val="20"/>
-      </w:rPr>
-    </w:lvl>
-    <w:lvl w:ilvl="3" w:tentative="1">
-      <w:start w:val="1"/>
-      <w:numFmt w:val="bullet"/>
-      <w:lvlText w:val=""/>
-      <w:lvlJc w:val="left"/>
-      <w:pPr>
-        <w:tabs>
-          <w:tab w:val="num" w:pos="2880"/>
-        </w:tabs>
-        <w:ind w:left="2880" w:hanging="360"/>
-      </w:pPr>
-      <w:rPr>
-        <w:rFonts w:hint="default" w:ascii="Wingdings" w:hAnsi="Wingdings"/>
-        <w:sz w:val="20"/>
-      </w:rPr>
-    </w:lvl>
-    <w:lvl w:ilvl="4" w:tentative="1">
-      <w:start w:val="1"/>
-      <w:numFmt w:val="bullet"/>
-      <w:lvlText w:val=""/>
-      <w:lvlJc w:val="left"/>
-      <w:pPr>
-        <w:tabs>
-          <w:tab w:val="num" w:pos="3600"/>
-        </w:tabs>
-        <w:ind w:left="3600" w:hanging="360"/>
-      </w:pPr>
-      <w:rPr>
-        <w:rFonts w:hint="default" w:ascii="Wingdings" w:hAnsi="Wingdings"/>
-        <w:sz w:val="20"/>
-      </w:rPr>
-    </w:lvl>
-    <w:lvl w:ilvl="5" w:tentative="1">
-      <w:start w:val="1"/>
-      <w:numFmt w:val="bullet"/>
-      <w:lvlText w:val=""/>
-      <w:lvlJc w:val="left"/>
-      <w:pPr>
-        <w:tabs>
-          <w:tab w:val="num" w:pos="4320"/>
-        </w:tabs>
-        <w:ind w:left="4320" w:hanging="360"/>
-      </w:pPr>
-      <w:rPr>
-        <w:rFonts w:hint="default" w:ascii="Wingdings" w:hAnsi="Wingdings"/>
-        <w:sz w:val="20"/>
-      </w:rPr>
-    </w:lvl>
-    <w:lvl w:ilvl="1" w:tentative="1">
-      <w:start w:val="1"/>
-      <w:numFmt w:val="bullet"/>
-      <w:lvlText w:val="o"/>
-      <w:lvlJc w:val="left"/>
-      <w:pPr>
-        <w:tabs>
-          <w:tab w:val="num" w:pos="1440"/>
-        </w:tabs>
-        <w:ind w:left="1440" w:hanging="360"/>
-      </w:pPr>
-      <w:rPr>
-        <w:rFonts w:hint="default" w:ascii="Courier New" w:hAnsi="Courier New"/>
-        <w:sz w:val="20"/>
-      </w:rPr>
-    </w:lvl>
-    <w:lvl w:ilvl="6" w:tentative="1">
-      <w:start w:val="1"/>
-      <w:numFmt w:val="bullet"/>
-      <w:lvlText w:val=""/>
-      <w:lvlJc w:val="left"/>
-      <w:pPr>
-        <w:tabs>
-          <w:tab w:val="num" w:pos="5040"/>
-        </w:tabs>
-        <w:ind w:left="5040" w:hanging="360"/>
-      </w:pPr>
-      <w:rPr>
-        <w:rFonts w:hint="default" w:ascii="Wingdings" w:hAnsi="Wingdings"/>
-        <w:sz w:val="20"/>
-      </w:rPr>
-    </w:lvl>
-  </w:abstractNum>
-  <w:abstractNum w:abstractNumId="7">
-    <w:lvl w:ilvl="0">
-      <w:start w:val="1"/>
-      <w:numFmt w:val="bullet"/>
-      <w:lvlText w:val=""/>
-      <w:lvlJc w:val="left"/>
-      <w:pPr>
-        <w:ind w:left="420" w:hanging="420"/>
-      </w:pPr>
-      <w:rPr>
-        <w:rFonts w:hint="default" w:ascii="Wingdings" w:hAnsi="Wingdings"/>
-      </w:rPr>
-    </w:lvl>
-  </w:abstractNum>
-  <w:abstractNum w:abstractNumId="8">
-    <w:nsid w:val="510D3785"/>
-    <w:multiLevelType w:val="multilevel"/>
-    <w:tmpl w:val="73643D5A"/>
-    <w:lvl w:ilvl="1" w:tentative="1">
-      <w:start w:val="1"/>
-      <w:numFmt w:val="bullet"/>
-      <w:lvlText w:val="o"/>
-      <w:lvlJc w:val="left"/>
-      <w:pPr>
-        <w:tabs>
-          <w:tab w:val="num" w:pos="1440"/>
-        </w:tabs>
-        <w:ind w:left="1440" w:hanging="360"/>
-      </w:pPr>
-      <w:rPr>
-        <w:rFonts w:hint="default" w:ascii="Courier New" w:hAnsi="Courier New"/>
-        <w:sz w:val="20"/>
-      </w:rPr>
-    </w:lvl>
-    <w:lvl w:ilvl="4" w:tentative="1">
-      <w:start w:val="1"/>
-      <w:numFmt w:val="bullet"/>
-      <w:lvlText w:val=""/>
-      <w:lvlJc w:val="left"/>
-      <w:pPr>
-        <w:tabs>
-          <w:tab w:val="num" w:pos="3600"/>
-        </w:tabs>
-        <w:ind w:left="3600" w:hanging="360"/>
-      </w:pPr>
-      <w:rPr>
-        <w:rFonts w:hint="default" w:ascii="Wingdings" w:hAnsi="Wingdings"/>
-        <w:sz w:val="20"/>
-      </w:rPr>
-    </w:lvl>
-    <w:lvl w:ilvl="0">
-      <w:start w:val="1"/>
-      <w:numFmt w:val="bullet"/>
-      <w:lvlText w:val=""/>
-      <w:lvlJc w:val="left"/>
-      <w:pPr>
-        <w:tabs>
-          <w:tab w:val="num" w:pos="720"/>
-        </w:tabs>
-        <w:ind w:left="720" w:hanging="360"/>
-      </w:pPr>
-      <w:rPr>
-        <w:rFonts w:hint="default" w:ascii="Symbol" w:hAnsi="Symbol"/>
-        <w:sz w:val="20"/>
-      </w:rPr>
-    </w:lvl>
-    <w:lvl w:ilvl="8" w:tentative="1">
-      <w:start w:val="1"/>
-      <w:numFmt w:val="bullet"/>
-      <w:lvlText w:val=""/>
-      <w:lvlJc w:val="left"/>
-      <w:pPr>
-        <w:tabs>
-          <w:tab w:val="num" w:pos="6480"/>
-        </w:tabs>
-        <w:ind w:left="6480" w:hanging="360"/>
-      </w:pPr>
-      <w:rPr>
-        <w:rFonts w:hint="default" w:ascii="Wingdings" w:hAnsi="Wingdings"/>
-        <w:sz w:val="20"/>
-      </w:rPr>
-    </w:lvl>
-    <w:lvl w:ilvl="2" w:tentative="1">
-      <w:start w:val="1"/>
-      <w:numFmt w:val="bullet"/>
-      <w:lvlText w:val=""/>
-      <w:lvlJc w:val="left"/>
-      <w:pPr>
-        <w:tabs>
-          <w:tab w:val="num" w:pos="2160"/>
-        </w:tabs>
-        <w:ind w:left="2160" w:hanging="360"/>
-      </w:pPr>
-      <w:rPr>
-        <w:rFonts w:hint="default" w:ascii="Wingdings" w:hAnsi="Wingdings"/>
-        <w:sz w:val="20"/>
-      </w:rPr>
-    </w:lvl>
-    <w:lvl w:ilvl="7" w:tentative="1">
-      <w:start w:val="1"/>
-      <w:numFmt w:val="bullet"/>
-      <w:lvlText w:val=""/>
-      <w:lvlJc w:val="left"/>
-      <w:pPr>
-        <w:tabs>
-          <w:tab w:val="num" w:pos="5760"/>
-        </w:tabs>
-        <w:ind w:left="5760" w:hanging="360"/>
-      </w:pPr>
-      <w:rPr>
-        <w:rFonts w:hint="default" w:ascii="Wingdings" w:hAnsi="Wingdings"/>
-        <w:sz w:val="20"/>
-      </w:rPr>
-    </w:lvl>
-    <w:lvl w:ilvl="6" w:tentative="1">
-      <w:start w:val="1"/>
-      <w:numFmt w:val="bullet"/>
-      <w:lvlText w:val=""/>
-      <w:lvlJc w:val="left"/>
-      <w:pPr>
-        <w:tabs>
-          <w:tab w:val="num" w:pos="5040"/>
-        </w:tabs>
-        <w:ind w:left="5040" w:hanging="360"/>
-      </w:pPr>
-      <w:rPr>
-        <w:rFonts w:hint="default" w:ascii="Wingdings" w:hAnsi="Wingdings"/>
-        <w:sz w:val="20"/>
-      </w:rPr>
-    </w:lvl>
-    <w:lvl w:ilvl="3" w:tentative="1">
-      <w:start w:val="1"/>
-      <w:numFmt w:val="bullet"/>
-      <w:lvlText w:val=""/>
-      <w:lvlJc w:val="left"/>
-      <w:pPr>
-        <w:tabs>
-          <w:tab w:val="num" w:pos="2880"/>
-        </w:tabs>
-        <w:ind w:left="2880" w:hanging="360"/>
-      </w:pPr>
-      <w:rPr>
-        <w:rFonts w:hint="default" w:ascii="Wingdings" w:hAnsi="Wingdings"/>
-        <w:sz w:val="20"/>
-      </w:rPr>
-    </w:lvl>
-    <w:lvl w:ilvl="5" w:tentative="1">
-      <w:start w:val="1"/>
-      <w:numFmt w:val="bullet"/>
-      <w:lvlText w:val=""/>
-      <w:lvlJc w:val="left"/>
-      <w:pPr>
-        <w:tabs>
-          <w:tab w:val="num" w:pos="4320"/>
-        </w:tabs>
-        <w:ind w:left="4320" w:hanging="360"/>
-      </w:pPr>
-      <w:rPr>
-        <w:rFonts w:hint="default" w:ascii="Wingdings" w:hAnsi="Wingdings"/>
-        <w:sz w:val="20"/>
-      </w:rPr>
-    </w:lvl>
-  </w:abstractNum>
-  <w:abstractNum w:abstractNumId="9">
-    <w:nsid w:val="05B40589"/>
-    <w:multiLevelType w:val="multilevel"/>
-    <w:tmpl w:val="347C040C"/>
-    <w:lvl w:ilvl="4" w:tentative="1">
-      <w:start w:val="1"/>
-      <w:numFmt w:val="bullet"/>
-      <w:lvlText w:val=""/>
-      <w:lvlJc w:val="left"/>
-      <w:pPr>
-        <w:tabs>
-          <w:tab w:val="num" w:pos="3600"/>
-        </w:tabs>
-        <w:ind w:left="3600" w:hanging="360"/>
-      </w:pPr>
-      <w:rPr>
-        <w:rFonts w:hint="default" w:ascii="Wingdings" w:hAnsi="Wingdings"/>
-        <w:sz w:val="20"/>
-      </w:rPr>
-    </w:lvl>
-    <w:lvl w:ilvl="5" w:tentative="1">
-      <w:start w:val="1"/>
-      <w:numFmt w:val="bullet"/>
-      <w:lvlText w:val=""/>
-      <w:lvlJc w:val="left"/>
-      <w:pPr>
-        <w:tabs>
-          <w:tab w:val="num" w:pos="4320"/>
-        </w:tabs>
-        <w:ind w:left="4320" w:hanging="360"/>
-      </w:pPr>
-      <w:rPr>
-        <w:rFonts w:hint="default" w:ascii="Wingdings" w:hAnsi="Wingdings"/>
-        <w:sz w:val="20"/>
-      </w:rPr>
-    </w:lvl>
-    <w:lvl w:ilvl="8" w:tentative="1">
-      <w:start w:val="1"/>
-      <w:numFmt w:val="bullet"/>
-      <w:lvlText w:val=""/>
-      <w:lvlJc w:val="left"/>
-      <w:pPr>
-        <w:tabs>
-          <w:tab w:val="num" w:pos="6480"/>
-        </w:tabs>
-        <w:ind w:left="6480" w:hanging="360"/>
-      </w:pPr>
-      <w:rPr>
-        <w:rFonts w:hint="default" w:ascii="Wingdings" w:hAnsi="Wingdings"/>
-        <w:sz w:val="20"/>
-      </w:rPr>
-    </w:lvl>
-    <w:lvl w:ilvl="7" w:tentative="1">
-      <w:start w:val="1"/>
-      <w:numFmt w:val="bullet"/>
-      <w:lvlText w:val=""/>
-      <w:lvlJc w:val="left"/>
-      <w:pPr>
-        <w:tabs>
-          <w:tab w:val="num" w:pos="5760"/>
-        </w:tabs>
-        <w:ind w:left="5760" w:hanging="360"/>
-      </w:pPr>
-      <w:rPr>
-        <w:rFonts w:hint="default" w:ascii="Wingdings" w:hAnsi="Wingdings"/>
-        <w:sz w:val="20"/>
-      </w:rPr>
-    </w:lvl>
-    <w:lvl w:ilvl="0">
-      <w:start w:val="1"/>
-      <w:numFmt w:val="bullet"/>
-      <w:lvlText w:val=""/>
-      <w:lvlJc w:val="left"/>
-      <w:pPr>
-        <w:tabs>
-          <w:tab w:val="num" w:pos="720"/>
-        </w:tabs>
-        <w:ind w:left="720" w:hanging="360"/>
-      </w:pPr>
-      <w:rPr>
-        <w:rFonts w:hint="default" w:ascii="Symbol" w:hAnsi="Symbol"/>
-        <w:sz w:val="20"/>
-      </w:rPr>
-    </w:lvl>
-    <w:lvl w:ilvl="6" w:tentative="1">
-      <w:start w:val="1"/>
-      <w:numFmt w:val="bullet"/>
-      <w:lvlText w:val=""/>
-      <w:lvlJc w:val="left"/>
-      <w:pPr>
-        <w:tabs>
-          <w:tab w:val="num" w:pos="5040"/>
-        </w:tabs>
-        <w:ind w:left="5040" w:hanging="360"/>
-      </w:pPr>
-      <w:rPr>
-        <w:rFonts w:hint="default" w:ascii="Wingdings" w:hAnsi="Wingdings"/>
-        <w:sz w:val="20"/>
-      </w:rPr>
-    </w:lvl>
-    <w:lvl w:ilvl="2" w:tentative="1">
-      <w:start w:val="1"/>
-      <w:numFmt w:val="bullet"/>
-      <w:lvlText w:val=""/>
-      <w:lvlJc w:val="left"/>
-      <w:pPr>
-        <w:tabs>
-          <w:tab w:val="num" w:pos="2160"/>
-        </w:tabs>
-        <w:ind w:left="2160" w:hanging="360"/>
-      </w:pPr>
-      <w:rPr>
-        <w:rFonts w:hint="default" w:ascii="Wingdings" w:hAnsi="Wingdings"/>
-        <w:sz w:val="20"/>
-      </w:rPr>
-    </w:lvl>
-    <w:lvl w:ilvl="3" w:tentative="1">
-      <w:start w:val="1"/>
-      <w:numFmt w:val="bullet"/>
-      <w:lvlText w:val=""/>
-      <w:lvlJc w:val="left"/>
-      <w:pPr>
-        <w:tabs>
-          <w:tab w:val="num" w:pos="2880"/>
-        </w:tabs>
-        <w:ind w:left="2880" w:hanging="360"/>
-      </w:pPr>
-      <w:rPr>
-        <w:rFonts w:hint="default" w:ascii="Wingdings" w:hAnsi="Wingdings"/>
-        <w:sz w:val="20"/>
-      </w:rPr>
-    </w:lvl>
-    <w:lvl w:ilvl="1" w:tentative="1">
-      <w:start w:val="1"/>
-      <w:numFmt w:val="bullet"/>
-      <w:lvlText w:val="o"/>
-      <w:lvlJc w:val="left"/>
-      <w:pPr>
-        <w:tabs>
-          <w:tab w:val="num" w:pos="1440"/>
-        </w:tabs>
-        <w:ind w:left="1440" w:hanging="360"/>
-      </w:pPr>
-      <w:rPr>
-        <w:rFonts w:hint="default" w:ascii="Courier New" w:hAnsi="Courier New"/>
-        <w:sz w:val="20"/>
-      </w:rPr>
-    </w:lvl>
-  </w:abstractNum>
-  <w:abstractNum w:abstractNumId="10">
-    <w:lvl w:ilvl="0">
-      <w:start w:val="1"/>
-      <w:numFmt w:val="bullet"/>
-      <w:lvlText w:val=""/>
-      <w:lvlJc w:val="left"/>
-      <w:pPr>
-        <w:ind w:left="420" w:hanging="420"/>
-      </w:pPr>
-      <w:rPr>
-        <w:rFonts w:hint="default" w:ascii="Wingdings" w:hAnsi="Wingdings"/>
-      </w:rPr>
-    </w:lvl>
-  </w:abstractNum>
-  <w:abstractNum w:abstractNumId="11">
-    <w:lvl w:ilvl="0">
-      <w:start w:val="1"/>
-      <w:numFmt w:val="bullet"/>
-      <w:lvlText w:val=""/>
-      <w:lvlJc w:val="left"/>
-      <w:pPr>
-        <w:ind w:left="420" w:hanging="420"/>
-      </w:pPr>
-      <w:rPr>
-        <w:rFonts w:hint="default" w:ascii="Wingdings" w:hAnsi="Wingdings"/>
-      </w:rPr>
-    </w:lvl>
-  </w:abstractNum>
-  <w:abstractNum w:abstractNumId="12">
-    <w:lvl w:ilvl="0">
-      <w:start w:val="1"/>
-      <w:numFmt w:val="bullet"/>
-      <w:lvlText w:val=""/>
-      <w:lvlJc w:val="left"/>
-      <w:pPr>
-        <w:ind w:left="420" w:hanging="420"/>
-      </w:pPr>
-      <w:rPr>
-        <w:rFonts w:hint="default" w:ascii="Wingdings" w:hAnsi="Wingdings"/>
-      </w:rPr>
-    </w:lvl>
-  </w:abstractNum>
-  <w:abstractNum w:abstractNumId="13">
-    <w:nsid w:val="678D6B15"/>
-    <w:multiLevelType w:val="multilevel"/>
-    <w:tmpl w:val="BE707422"/>
-    <w:lvl w:ilvl="2" w:tentative="1">
-      <w:start w:val="1"/>
-      <w:numFmt w:val="bullet"/>
-      <w:lvlText w:val=""/>
-      <w:lvlJc w:val="left"/>
-      <w:pPr>
-        <w:tabs>
-          <w:tab w:val="num" w:pos="2160"/>
-        </w:tabs>
-        <w:ind w:left="2160" w:hanging="360"/>
-      </w:pPr>
-      <w:rPr>
-        <w:rFonts w:hint="default" w:ascii="Wingdings" w:hAnsi="Wingdings"/>
-        <w:sz w:val="20"/>
-      </w:rPr>
-    </w:lvl>
-    <w:lvl w:ilvl="3" w:tentative="1">
-      <w:start w:val="1"/>
-      <w:numFmt w:val="bullet"/>
-      <w:lvlText w:val=""/>
-      <w:lvlJc w:val="left"/>
-      <w:pPr>
-        <w:tabs>
-          <w:tab w:val="num" w:pos="2880"/>
-        </w:tabs>
-        <w:ind w:left="2880" w:hanging="360"/>
-      </w:pPr>
-      <w:rPr>
-        <w:rFonts w:hint="default" w:ascii="Wingdings" w:hAnsi="Wingdings"/>
-        <w:sz w:val="20"/>
-      </w:rPr>
-    </w:lvl>
-    <w:lvl w:ilvl="6" w:tentative="1">
-      <w:start w:val="1"/>
-      <w:numFmt w:val="bullet"/>
-      <w:lvlText w:val=""/>
-      <w:lvlJc w:val="left"/>
-      <w:pPr>
-        <w:tabs>
-          <w:tab w:val="num" w:pos="5040"/>
-        </w:tabs>
-        <w:ind w:left="5040" w:hanging="360"/>
-      </w:pPr>
-      <w:rPr>
-        <w:rFonts w:hint="default" w:ascii="Wingdings" w:hAnsi="Wingdings"/>
-        <w:sz w:val="20"/>
-      </w:rPr>
-    </w:lvl>
-    <w:lvl w:ilvl="4" w:tentative="1">
-      <w:start w:val="1"/>
-      <w:numFmt w:val="bullet"/>
-      <w:lvlText w:val=""/>
-      <w:lvlJc w:val="left"/>
-      <w:pPr>
-        <w:tabs>
-          <w:tab w:val="num" w:pos="3600"/>
-        </w:tabs>
-        <w:ind w:left="3600" w:hanging="360"/>
-      </w:pPr>
-      <w:rPr>
-        <w:rFonts w:hint="default" w:ascii="Wingdings" w:hAnsi="Wingdings"/>
-        <w:sz w:val="20"/>
-      </w:rPr>
-    </w:lvl>
-    <w:lvl w:ilvl="5" w:tentative="1">
-      <w:start w:val="1"/>
-      <w:numFmt w:val="bullet"/>
-      <w:lvlText w:val=""/>
-      <w:lvlJc w:val="left"/>
-      <w:pPr>
-        <w:tabs>
-          <w:tab w:val="num" w:pos="4320"/>
-        </w:tabs>
-        <w:ind w:left="4320" w:hanging="360"/>
-      </w:pPr>
-      <w:rPr>
-        <w:rFonts w:hint="default" w:ascii="Wingdings" w:hAnsi="Wingdings"/>
-        <w:sz w:val="20"/>
-      </w:rPr>
-    </w:lvl>
-    <w:lvl w:ilvl="0">
-      <w:start w:val="1"/>
-      <w:numFmt w:val="bullet"/>
-      <w:lvlText w:val=""/>
-      <w:lvlJc w:val="left"/>
-      <w:pPr>
-        <w:tabs>
-          <w:tab w:val="num" w:pos="720"/>
-        </w:tabs>
-        <w:ind w:left="720" w:hanging="360"/>
-      </w:pPr>
-      <w:rPr>
-        <w:rFonts w:hint="default" w:ascii="Symbol" w:hAnsi="Symbol"/>
-        <w:sz w:val="20"/>
-      </w:rPr>
-    </w:lvl>
-    <w:lvl w:ilvl="7" w:tentative="1">
-      <w:start w:val="1"/>
-      <w:numFmt w:val="bullet"/>
-      <w:lvlText w:val=""/>
-      <w:lvlJc w:val="left"/>
-      <w:pPr>
-        <w:tabs>
-          <w:tab w:val="num" w:pos="5760"/>
-        </w:tabs>
-        <w:ind w:left="5760" w:hanging="360"/>
-      </w:pPr>
-      <w:rPr>
-        <w:rFonts w:hint="default" w:ascii="Wingdings" w:hAnsi="Wingdings"/>
-        <w:sz w:val="20"/>
-      </w:rPr>
-    </w:lvl>
-    <w:lvl w:ilvl="8" w:tentative="1">
-      <w:start w:val="1"/>
-      <w:numFmt w:val="bullet"/>
-      <w:lvlText w:val=""/>
-      <w:lvlJc w:val="left"/>
-      <w:pPr>
-        <w:tabs>
-          <w:tab w:val="num" w:pos="6480"/>
-        </w:tabs>
-        <w:ind w:left="6480" w:hanging="360"/>
-      </w:pPr>
-      <w:rPr>
-        <w:rFonts w:hint="default" w:ascii="Wingdings" w:hAnsi="Wingdings"/>
-        <w:sz w:val="20"/>
-      </w:rPr>
-    </w:lvl>
-    <w:lvl w:ilvl="1" w:tentative="1">
-      <w:start w:val="1"/>
-      <w:numFmt w:val="bullet"/>
-      <w:lvlText w:val="o"/>
-      <w:lvlJc w:val="left"/>
-      <w:pPr>
-        <w:tabs>
-          <w:tab w:val="num" w:pos="1440"/>
-        </w:tabs>
-        <w:ind w:left="1440" w:hanging="360"/>
-      </w:pPr>
-      <w:rPr>
-        <w:rFonts w:hint="default" w:ascii="Courier New" w:hAnsi="Courier New"/>
-        <w:sz w:val="20"/>
-      </w:rPr>
-    </w:lvl>
-  </w:abstractNum>
-  <w:abstractNum w:abstractNumId="14">
-    <w:nsid w:val="126D0C2A"/>
-    <w:multiLevelType w:val="multilevel"/>
-    <w:tmpl w:val="9F309FB0"/>
-    <w:lvl w:ilvl="4" w:tentative="1">
-      <w:start w:val="1"/>
-      <w:numFmt w:val="bullet"/>
-      <w:lvlText w:val=""/>
-      <w:lvlJc w:val="left"/>
-      <w:pPr>
-        <w:tabs>
-          <w:tab w:val="num" w:pos="3600"/>
-        </w:tabs>
-        <w:ind w:left="3600" w:hanging="360"/>
-      </w:pPr>
-      <w:rPr>
-        <w:rFonts w:hint="default" w:ascii="Wingdings" w:hAnsi="Wingdings"/>
-        <w:sz w:val="20"/>
-      </w:rPr>
-    </w:lvl>
-    <w:lvl w:ilvl="0">
-      <w:start w:val="1"/>
-      <w:numFmt w:val="bullet"/>
-      <w:lvlText w:val=""/>
-      <w:lvlJc w:val="left"/>
-      <w:pPr>
-        <w:tabs>
-          <w:tab w:val="num" w:pos="720"/>
-        </w:tabs>
-        <w:ind w:left="720" w:hanging="360"/>
-      </w:pPr>
-      <w:rPr>
-        <w:rFonts w:hint="default" w:ascii="Symbol" w:hAnsi="Symbol"/>
-        <w:sz w:val="20"/>
-      </w:rPr>
-    </w:lvl>
-    <w:lvl w:ilvl="7" w:tentative="1">
-      <w:start w:val="1"/>
-      <w:numFmt w:val="bullet"/>
-      <w:lvlText w:val=""/>
-      <w:lvlJc w:val="left"/>
-      <w:pPr>
-        <w:tabs>
-          <w:tab w:val="num" w:pos="5760"/>
-        </w:tabs>
-        <w:ind w:left="5760" w:hanging="360"/>
-      </w:pPr>
-      <w:rPr>
-        <w:rFonts w:hint="default" w:ascii="Wingdings" w:hAnsi="Wingdings"/>
-        <w:sz w:val="20"/>
-      </w:rPr>
-    </w:lvl>
-    <w:lvl w:ilvl="8" w:tentative="1">
-      <w:start w:val="1"/>
-      <w:numFmt w:val="bullet"/>
-      <w:lvlText w:val=""/>
-      <w:lvlJc w:val="left"/>
-      <w:pPr>
-        <w:tabs>
-          <w:tab w:val="num" w:pos="6480"/>
-        </w:tabs>
-        <w:ind w:left="6480" w:hanging="360"/>
-      </w:pPr>
-      <w:rPr>
-        <w:rFonts w:hint="default" w:ascii="Wingdings" w:hAnsi="Wingdings"/>
-        <w:sz w:val="20"/>
-      </w:rPr>
-    </w:lvl>
-    <w:lvl w:ilvl="2" w:tentative="1">
-      <w:start w:val="1"/>
-      <w:numFmt w:val="bullet"/>
-      <w:lvlText w:val=""/>
-      <w:lvlJc w:val="left"/>
-      <w:pPr>
-        <w:tabs>
-          <w:tab w:val="num" w:pos="2160"/>
-        </w:tabs>
-        <w:ind w:left="2160" w:hanging="360"/>
-      </w:pPr>
-      <w:rPr>
-        <w:rFonts w:hint="default" w:ascii="Wingdings" w:hAnsi="Wingdings"/>
-        <w:sz w:val="20"/>
-      </w:rPr>
-    </w:lvl>
-    <w:lvl w:ilvl="6" w:tentative="1">
-      <w:start w:val="1"/>
-      <w:numFmt w:val="bullet"/>
-      <w:lvlText w:val=""/>
-      <w:lvlJc w:val="left"/>
-      <w:pPr>
-        <w:tabs>
-          <w:tab w:val="num" w:pos="5040"/>
-        </w:tabs>
-        <w:ind w:left="5040" w:hanging="360"/>
-      </w:pPr>
-      <w:rPr>
-        <w:rFonts w:hint="default" w:ascii="Wingdings" w:hAnsi="Wingdings"/>
-        <w:sz w:val="20"/>
-      </w:rPr>
-    </w:lvl>
-    <w:lvl w:ilvl="3" w:tentative="1">
-      <w:start w:val="1"/>
-      <w:numFmt w:val="bullet"/>
-      <w:lvlText w:val=""/>
-      <w:lvlJc w:val="left"/>
-      <w:pPr>
-        <w:tabs>
-          <w:tab w:val="num" w:pos="2880"/>
-        </w:tabs>
-        <w:ind w:left="2880" w:hanging="360"/>
-      </w:pPr>
-      <w:rPr>
-        <w:rFonts w:hint="default" w:ascii="Wingdings" w:hAnsi="Wingdings"/>
-        <w:sz w:val="20"/>
-      </w:rPr>
-    </w:lvl>
-    <w:lvl w:ilvl="5" w:tentative="1">
-      <w:start w:val="1"/>
-      <w:numFmt w:val="bullet"/>
-      <w:lvlText w:val=""/>
-      <w:lvlJc w:val="left"/>
-      <w:pPr>
-        <w:tabs>
-          <w:tab w:val="num" w:pos="4320"/>
-        </w:tabs>
-        <w:ind w:left="4320" w:hanging="360"/>
-      </w:pPr>
-      <w:rPr>
-        <w:rFonts w:hint="default" w:ascii="Wingdings" w:hAnsi="Wingdings"/>
-        <w:sz w:val="20"/>
-      </w:rPr>
-    </w:lvl>
-    <w:lvl w:ilvl="1" w:tentative="1">
-      <w:start w:val="1"/>
-      <w:numFmt w:val="bullet"/>
-      <w:lvlText w:val="o"/>
-      <w:lvlJc w:val="left"/>
-      <w:pPr>
-        <w:tabs>
-          <w:tab w:val="num" w:pos="1440"/>
-        </w:tabs>
-        <w:ind w:left="1440" w:hanging="360"/>
-      </w:pPr>
-      <w:rPr>
-        <w:rFonts w:hint="default" w:ascii="Courier New" w:hAnsi="Courier New"/>
-        <w:sz w:val="20"/>
-      </w:rPr>
-    </w:lvl>
-  </w:abstractNum>
-  <w:abstractNum w:abstractNumId="15">
-    <w:nsid w:val="0C4F70F6"/>
-    <w:multiLevelType w:val="multilevel"/>
-    <w:tmpl w:val="CC4C1C6A"/>
-    <w:lvl w:ilvl="0">
-      <w:start w:val="1"/>
-      <w:numFmt w:val="bullet"/>
-      <w:lvlText w:val=""/>
-      <w:lvlJc w:val="left"/>
-      <w:pPr>
-        <w:tabs>
-          <w:tab w:val="num" w:pos="720"/>
-        </w:tabs>
-        <w:ind w:left="720" w:hanging="360"/>
-      </w:pPr>
-      <w:rPr>
-        <w:rFonts w:hint="default" w:ascii="Symbol" w:hAnsi="Symbol"/>
-        <w:sz w:val="20"/>
-      </w:rPr>
-    </w:lvl>
-    <w:lvl w:ilvl="2" w:tentative="1">
-      <w:start w:val="1"/>
-      <w:numFmt w:val="bullet"/>
-      <w:lvlText w:val=""/>
-      <w:lvlJc w:val="left"/>
-      <w:pPr>
-        <w:tabs>
-          <w:tab w:val="num" w:pos="2160"/>
-        </w:tabs>
-        <w:ind w:left="2160" w:hanging="360"/>
-      </w:pPr>
-      <w:rPr>
-        <w:rFonts w:hint="default" w:ascii="Wingdings" w:hAnsi="Wingdings"/>
-        <w:sz w:val="20"/>
-      </w:rPr>
-    </w:lvl>
-    <w:lvl w:ilvl="6" w:tentative="1">
-      <w:start w:val="1"/>
-      <w:numFmt w:val="bullet"/>
-      <w:lvlText w:val=""/>
-      <w:lvlJc w:val="left"/>
-      <w:pPr>
-        <w:tabs>
-          <w:tab w:val="num" w:pos="5040"/>
-        </w:tabs>
-        <w:ind w:left="5040" w:hanging="360"/>
-      </w:pPr>
-      <w:rPr>
-        <w:rFonts w:hint="default" w:ascii="Wingdings" w:hAnsi="Wingdings"/>
-        <w:sz w:val="20"/>
-      </w:rPr>
-    </w:lvl>
-    <w:lvl w:ilvl="1" w:tentative="1">
-      <w:start w:val="1"/>
-      <w:numFmt w:val="bullet"/>
-      <w:lvlText w:val="o"/>
-      <w:lvlJc w:val="left"/>
-      <w:pPr>
-        <w:tabs>
-          <w:tab w:val="num" w:pos="1440"/>
-        </w:tabs>
-        <w:ind w:left="1440" w:hanging="360"/>
-      </w:pPr>
-      <w:rPr>
-        <w:rFonts w:hint="default" w:ascii="Courier New" w:hAnsi="Courier New"/>
-        <w:sz w:val="20"/>
-      </w:rPr>
-    </w:lvl>
-    <w:lvl w:ilvl="3" w:tentative="1">
-      <w:start w:val="1"/>
-      <w:numFmt w:val="bullet"/>
-      <w:lvlText w:val=""/>
-      <w:lvlJc w:val="left"/>
-      <w:pPr>
-        <w:tabs>
-          <w:tab w:val="num" w:pos="2880"/>
-        </w:tabs>
-        <w:ind w:left="2880" w:hanging="360"/>
-      </w:pPr>
-      <w:rPr>
-        <w:rFonts w:hint="default" w:ascii="Wingdings" w:hAnsi="Wingdings"/>
-        <w:sz w:val="20"/>
-      </w:rPr>
-    </w:lvl>
-    <w:lvl w:ilvl="4" w:tentative="1">
-      <w:start w:val="1"/>
-      <w:numFmt w:val="bullet"/>
-      <w:lvlText w:val=""/>
-      <w:lvlJc w:val="left"/>
-      <w:pPr>
-        <w:tabs>
-          <w:tab w:val="num" w:pos="3600"/>
-        </w:tabs>
-        <w:ind w:left="3600" w:hanging="360"/>
-      </w:pPr>
-      <w:rPr>
-        <w:rFonts w:hint="default" w:ascii="Wingdings" w:hAnsi="Wingdings"/>
-        <w:sz w:val="20"/>
-      </w:rPr>
-    </w:lvl>
-    <w:lvl w:ilvl="8" w:tentative="1">
-      <w:start w:val="1"/>
-      <w:numFmt w:val="bullet"/>
-      <w:lvlText w:val=""/>
-      <w:lvlJc w:val="left"/>
-      <w:pPr>
-        <w:tabs>
-          <w:tab w:val="num" w:pos="6480"/>
-        </w:tabs>
-        <w:ind w:left="6480" w:hanging="360"/>
-      </w:pPr>
-      <w:rPr>
-        <w:rFonts w:hint="default" w:ascii="Wingdings" w:hAnsi="Wingdings"/>
-        <w:sz w:val="20"/>
-      </w:rPr>
-    </w:lvl>
-    <w:lvl w:ilvl="5" w:tentative="1">
-      <w:start w:val="1"/>
-      <w:numFmt w:val="bullet"/>
-      <w:lvlText w:val=""/>
-      <w:lvlJc w:val="left"/>
-      <w:pPr>
-        <w:tabs>
-          <w:tab w:val="num" w:pos="4320"/>
-        </w:tabs>
-        <w:ind w:left="4320" w:hanging="360"/>
-      </w:pPr>
-      <w:rPr>
-        <w:rFonts w:hint="default" w:ascii="Wingdings" w:hAnsi="Wingdings"/>
-        <w:sz w:val="20"/>
-      </w:rPr>
-    </w:lvl>
-    <w:lvl w:ilvl="7" w:tentative="1">
-      <w:start w:val="1"/>
-      <w:numFmt w:val="bullet"/>
-      <w:lvlText w:val=""/>
-      <w:lvlJc w:val="left"/>
-      <w:pPr>
-        <w:tabs>
-          <w:tab w:val="num" w:pos="5760"/>
-        </w:tabs>
-        <w:ind w:left="5760" w:hanging="360"/>
-      </w:pPr>
-      <w:rPr>
-        <w:rFonts w:hint="default" w:ascii="Wingdings" w:hAnsi="Wingdings"/>
-        <w:sz w:val="20"/>
-      </w:rPr>
-    </w:lvl>
-  </w:abstractNum>
-  <w:abstractNum w:abstractNumId="16">
-    <w:nsid w:val="28FD2ECE"/>
-    <w:multiLevelType w:val="multilevel"/>
-    <w:tmpl w:val="C2B67B9A"/>
-    <w:lvl w:ilvl="8" w:tentative="1">
-      <w:start w:val="1"/>
-      <w:numFmt w:val="bullet"/>
-      <w:lvlText w:val=""/>
-      <w:lvlJc w:val="left"/>
-      <w:pPr>
-        <w:tabs>
-          <w:tab w:val="num" w:pos="6480"/>
-        </w:tabs>
-        <w:ind w:left="6480" w:hanging="360"/>
-      </w:pPr>
-      <w:rPr>
-        <w:rFonts w:hint="default" w:ascii="Wingdings" w:hAnsi="Wingdings"/>
-        <w:sz w:val="20"/>
-      </w:rPr>
-    </w:lvl>
-    <w:lvl w:ilvl="2" w:tentative="1">
-      <w:start w:val="1"/>
-      <w:numFmt w:val="bullet"/>
-      <w:lvlText w:val=""/>
-      <w:lvlJc w:val="left"/>
-      <w:pPr>
-        <w:tabs>
-          <w:tab w:val="num" w:pos="2160"/>
-        </w:tabs>
-        <w:ind w:left="2160" w:hanging="360"/>
-      </w:pPr>
-      <w:rPr>
-        <w:rFonts w:hint="default" w:ascii="Wingdings" w:hAnsi="Wingdings"/>
-        <w:sz w:val="20"/>
-      </w:rPr>
-    </w:lvl>
-    <w:lvl w:ilvl="7" w:tentative="1">
-      <w:start w:val="1"/>
-      <w:numFmt w:val="bullet"/>
-      <w:lvlText w:val=""/>
-      <w:lvlJc w:val="left"/>
-      <w:pPr>
-        <w:tabs>
-          <w:tab w:val="num" w:pos="5760"/>
-        </w:tabs>
-        <w:ind w:left="5760" w:hanging="360"/>
-      </w:pPr>
-      <w:rPr>
-        <w:rFonts w:hint="default" w:ascii="Wingdings" w:hAnsi="Wingdings"/>
-        <w:sz w:val="20"/>
-      </w:rPr>
-    </w:lvl>
-    <w:lvl w:ilvl="1" w:tentative="1">
-      <w:start w:val="1"/>
-      <w:numFmt w:val="bullet"/>
-      <w:lvlText w:val="o"/>
-      <w:lvlJc w:val="left"/>
-      <w:pPr>
-        <w:tabs>
-          <w:tab w:val="num" w:pos="1440"/>
-        </w:tabs>
-        <w:ind w:left="1440" w:hanging="360"/>
-      </w:pPr>
-      <w:rPr>
-        <w:rFonts w:hint="default" w:ascii="Courier New" w:hAnsi="Courier New"/>
-        <w:sz w:val="20"/>
-      </w:rPr>
-    </w:lvl>
-    <w:lvl w:ilvl="3" w:tentative="1">
-      <w:start w:val="1"/>
-      <w:numFmt w:val="bullet"/>
-      <w:lvlText w:val=""/>
-      <w:lvlJc w:val="left"/>
-      <w:pPr>
-        <w:tabs>
-          <w:tab w:val="num" w:pos="2880"/>
-        </w:tabs>
-        <w:ind w:left="2880" w:hanging="360"/>
-      </w:pPr>
-      <w:rPr>
-        <w:rFonts w:hint="default" w:ascii="Wingdings" w:hAnsi="Wingdings"/>
-        <w:sz w:val="20"/>
-      </w:rPr>
-    </w:lvl>
-    <w:lvl w:ilvl="5" w:tentative="1">
-      <w:start w:val="1"/>
-      <w:numFmt w:val="bullet"/>
-      <w:lvlText w:val=""/>
-      <w:lvlJc w:val="left"/>
-      <w:pPr>
-        <w:tabs>
-          <w:tab w:val="num" w:pos="4320"/>
-        </w:tabs>
-        <w:ind w:left="4320" w:hanging="360"/>
-      </w:pPr>
-      <w:rPr>
-        <w:rFonts w:hint="default" w:ascii="Wingdings" w:hAnsi="Wingdings"/>
-        <w:sz w:val="20"/>
-      </w:rPr>
-    </w:lvl>
-    <w:lvl w:ilvl="0">
-      <w:start w:val="1"/>
-      <w:numFmt w:val="bullet"/>
-      <w:lvlText w:val=""/>
-      <w:lvlJc w:val="left"/>
-      <w:pPr>
-        <w:tabs>
-          <w:tab w:val="num" w:pos="720"/>
-        </w:tabs>
-        <w:ind w:left="720" w:hanging="360"/>
-      </w:pPr>
-      <w:rPr>
-        <w:rFonts w:hint="default" w:ascii="Symbol" w:hAnsi="Symbol"/>
-        <w:sz w:val="20"/>
-      </w:rPr>
-    </w:lvl>
-    <w:lvl w:ilvl="4" w:tentative="1">
-      <w:start w:val="1"/>
-      <w:numFmt w:val="bullet"/>
-      <w:lvlText w:val=""/>
-      <w:lvlJc w:val="left"/>
-      <w:pPr>
-        <w:tabs>
-          <w:tab w:val="num" w:pos="3600"/>
-        </w:tabs>
-        <w:ind w:left="3600" w:hanging="360"/>
-      </w:pPr>
-      <w:rPr>
-        <w:rFonts w:hint="default" w:ascii="Wingdings" w:hAnsi="Wingdings"/>
-        <w:sz w:val="20"/>
-      </w:rPr>
-    </w:lvl>
-    <w:lvl w:ilvl="6" w:tentative="1">
-      <w:start w:val="1"/>
-      <w:numFmt w:val="bullet"/>
-      <w:lvlText w:val=""/>
-      <w:lvlJc w:val="left"/>
-      <w:pPr>
-        <w:tabs>
-          <w:tab w:val="num" w:pos="5040"/>
-        </w:tabs>
-        <w:ind w:left="5040" w:hanging="360"/>
-      </w:pPr>
-      <w:rPr>
-        <w:rFonts w:hint="default" w:ascii="Wingdings" w:hAnsi="Wingdings"/>
-        <w:sz w:val="20"/>
-      </w:rPr>
-    </w:lvl>
-  </w:abstractNum>
-  <w:abstractNum w:abstractNumId="17">
-    <w:nsid w:val="6C4C76C6"/>
-    <w:multiLevelType w:val="multilevel"/>
-    <w:tmpl w:val="A6EC3C5C"/>
-    <w:lvl w:ilvl="6" w:tentative="1">
-      <w:start w:val="1"/>
-      <w:numFmt w:val="bullet"/>
-      <w:lvlText w:val=""/>
-      <w:lvlJc w:val="left"/>
-      <w:pPr>
-        <w:tabs>
-          <w:tab w:val="num" w:pos="5040"/>
-        </w:tabs>
-        <w:ind w:left="5040" w:hanging="360"/>
-      </w:pPr>
-      <w:rPr>
-        <w:rFonts w:hint="default" w:ascii="Wingdings" w:hAnsi="Wingdings"/>
-        <w:sz w:val="20"/>
-      </w:rPr>
-    </w:lvl>
-    <w:lvl w:ilvl="0">
-      <w:start w:val="1"/>
-      <w:numFmt w:val="bullet"/>
-      <w:lvlText w:val=""/>
-      <w:lvlJc w:val="left"/>
-      <w:pPr>
-        <w:tabs>
-          <w:tab w:val="num" w:pos="720"/>
-        </w:tabs>
-        <w:ind w:left="720" w:hanging="360"/>
-      </w:pPr>
-      <w:rPr>
-        <w:rFonts w:hint="default" w:ascii="Symbol" w:hAnsi="Symbol"/>
-        <w:sz w:val="20"/>
-      </w:rPr>
-    </w:lvl>
-    <w:lvl w:ilvl="1" w:tentative="1">
-      <w:start w:val="1"/>
-      <w:numFmt w:val="bullet"/>
-      <w:lvlText w:val="o"/>
-      <w:lvlJc w:val="left"/>
-      <w:pPr>
-        <w:tabs>
-          <w:tab w:val="num" w:pos="1440"/>
-        </w:tabs>
-        <w:ind w:left="1440" w:hanging="360"/>
-      </w:pPr>
-      <w:rPr>
-        <w:rFonts w:hint="default" w:ascii="Courier New" w:hAnsi="Courier New"/>
-        <w:sz w:val="20"/>
-      </w:rPr>
-    </w:lvl>
-    <w:lvl w:ilvl="3" w:tentative="1">
-      <w:start w:val="1"/>
-      <w:numFmt w:val="bullet"/>
-      <w:lvlText w:val=""/>
-      <w:lvlJc w:val="left"/>
-      <w:pPr>
-        <w:tabs>
-          <w:tab w:val="num" w:pos="2880"/>
-        </w:tabs>
-        <w:ind w:left="2880" w:hanging="360"/>
-      </w:pPr>
-      <w:rPr>
-        <w:rFonts w:hint="default" w:ascii="Wingdings" w:hAnsi="Wingdings"/>
-        <w:sz w:val="20"/>
-      </w:rPr>
-    </w:lvl>
-    <w:lvl w:ilvl="8" w:tentative="1">
-      <w:start w:val="1"/>
-      <w:numFmt w:val="bullet"/>
-      <w:lvlText w:val=""/>
-      <w:lvlJc w:val="left"/>
-      <w:pPr>
-        <w:tabs>
-          <w:tab w:val="num" w:pos="6480"/>
-        </w:tabs>
-        <w:ind w:left="6480" w:hanging="360"/>
-      </w:pPr>
-      <w:rPr>
-        <w:rFonts w:hint="default" w:ascii="Wingdings" w:hAnsi="Wingdings"/>
-        <w:sz w:val="20"/>
-      </w:rPr>
-    </w:lvl>
-    <w:lvl w:ilvl="4" w:tentative="1">
-      <w:start w:val="1"/>
-      <w:numFmt w:val="bullet"/>
-      <w:lvlText w:val=""/>
-      <w:lvlJc w:val="left"/>
-      <w:pPr>
-        <w:tabs>
-          <w:tab w:val="num" w:pos="3600"/>
-        </w:tabs>
-        <w:ind w:left="3600" w:hanging="360"/>
-      </w:pPr>
-      <w:rPr>
-        <w:rFonts w:hint="default" w:ascii="Wingdings" w:hAnsi="Wingdings"/>
-        <w:sz w:val="20"/>
-      </w:rPr>
-    </w:lvl>
-    <w:lvl w:ilvl="5" w:tentative="1">
-      <w:start w:val="1"/>
-      <w:numFmt w:val="bullet"/>
-      <w:lvlText w:val=""/>
-      <w:lvlJc w:val="left"/>
-      <w:pPr>
-        <w:tabs>
-          <w:tab w:val="num" w:pos="4320"/>
-        </w:tabs>
-        <w:ind w:left="4320" w:hanging="360"/>
-      </w:pPr>
-      <w:rPr>
-        <w:rFonts w:hint="default" w:ascii="Wingdings" w:hAnsi="Wingdings"/>
-        <w:sz w:val="20"/>
-      </w:rPr>
-    </w:lvl>
-    <w:lvl w:ilvl="7" w:tentative="1">
-      <w:start w:val="1"/>
-      <w:numFmt w:val="bullet"/>
-      <w:lvlText w:val=""/>
-      <w:lvlJc w:val="left"/>
-      <w:pPr>
-        <w:tabs>
-          <w:tab w:val="num" w:pos="5760"/>
-        </w:tabs>
-        <w:ind w:left="5760" w:hanging="360"/>
-      </w:pPr>
-      <w:rPr>
-        <w:rFonts w:hint="default" w:ascii="Wingdings" w:hAnsi="Wingdings"/>
-        <w:sz w:val="20"/>
-      </w:rPr>
-    </w:lvl>
-    <w:lvl w:ilvl="2" w:tentative="1">
-      <w:start w:val="1"/>
-      <w:numFmt w:val="bullet"/>
-      <w:lvlText w:val=""/>
-      <w:lvlJc w:val="left"/>
-      <w:pPr>
-        <w:tabs>
-          <w:tab w:val="num" w:pos="2160"/>
-        </w:tabs>
-        <w:ind w:left="2160" w:hanging="360"/>
-      </w:pPr>
-      <w:rPr>
-        <w:rFonts w:hint="default" w:ascii="Wingdings" w:hAnsi="Wingdings"/>
-        <w:sz w:val="20"/>
-      </w:rPr>
-    </w:lvl>
-  </w:abstractNum>
-  <w:abstractNum w:abstractNumId="18">
-    <w:nsid w:val="05FC3172"/>
-    <w:multiLevelType w:val="multilevel"/>
-    <w:tmpl w:val="32E83454"/>
-    <w:lvl w:ilvl="8" w:tentative="1">
-      <w:start w:val="1"/>
-      <w:numFmt w:val="bullet"/>
-      <w:lvlText w:val=""/>
-      <w:lvlJc w:val="left"/>
-      <w:pPr>
-        <w:tabs>
-          <w:tab w:val="num" w:pos="6480"/>
-        </w:tabs>
-        <w:ind w:left="6480" w:hanging="360"/>
-      </w:pPr>
-      <w:rPr>
-        <w:rFonts w:hint="default" w:ascii="Wingdings" w:hAnsi="Wingdings"/>
-        <w:sz w:val="20"/>
-      </w:rPr>
-    </w:lvl>
-    <w:lvl w:ilvl="2" w:tentative="1">
-      <w:start w:val="1"/>
-      <w:numFmt w:val="bullet"/>
-      <w:lvlText w:val=""/>
-      <w:lvlJc w:val="left"/>
-      <w:pPr>
-        <w:tabs>
-          <w:tab w:val="num" w:pos="2160"/>
-        </w:tabs>
-        <w:ind w:left="2160" w:hanging="360"/>
-      </w:pPr>
-      <w:rPr>
-        <w:rFonts w:hint="default" w:ascii="Wingdings" w:hAnsi="Wingdings"/>
-        <w:sz w:val="20"/>
-      </w:rPr>
-    </w:lvl>
-    <w:lvl w:ilvl="0">
-      <w:start w:val="1"/>
-      <w:numFmt w:val="bullet"/>
-      <w:lvlText w:val=""/>
-      <w:lvlJc w:val="left"/>
-      <w:pPr>
-        <w:tabs>
-          <w:tab w:val="num" w:pos="720"/>
-        </w:tabs>
-        <w:ind w:left="720" w:hanging="360"/>
-      </w:pPr>
-      <w:rPr>
-        <w:rFonts w:hint="default" w:ascii="Symbol" w:hAnsi="Symbol"/>
-        <w:sz w:val="20"/>
-      </w:rPr>
-    </w:lvl>
-    <w:lvl w:ilvl="7" w:tentative="1">
-      <w:start w:val="1"/>
-      <w:numFmt w:val="bullet"/>
-      <w:lvlText w:val=""/>
-      <w:lvlJc w:val="left"/>
-      <w:pPr>
-        <w:tabs>
-          <w:tab w:val="num" w:pos="5760"/>
-        </w:tabs>
-        <w:ind w:left="5760" w:hanging="360"/>
-      </w:pPr>
-      <w:rPr>
-        <w:rFonts w:hint="default" w:ascii="Wingdings" w:hAnsi="Wingdings"/>
-        <w:sz w:val="20"/>
-      </w:rPr>
-    </w:lvl>
-    <w:lvl w:ilvl="6" w:tentative="1">
-      <w:start w:val="1"/>
-      <w:numFmt w:val="bullet"/>
-      <w:lvlText w:val=""/>
-      <w:lvlJc w:val="left"/>
-      <w:pPr>
-        <w:tabs>
-          <w:tab w:val="num" w:pos="5040"/>
-        </w:tabs>
-        <w:ind w:left="5040" w:hanging="360"/>
-      </w:pPr>
-      <w:rPr>
-        <w:rFonts w:hint="default" w:ascii="Wingdings" w:hAnsi="Wingdings"/>
-        <w:sz w:val="20"/>
-      </w:rPr>
-    </w:lvl>
-    <w:lvl w:ilvl="3" w:tentative="1">
-      <w:start w:val="1"/>
-      <w:numFmt w:val="bullet"/>
-      <w:lvlText w:val=""/>
-      <w:lvlJc w:val="left"/>
-      <w:pPr>
-        <w:tabs>
-          <w:tab w:val="num" w:pos="2880"/>
-        </w:tabs>
-        <w:ind w:left="2880" w:hanging="360"/>
-      </w:pPr>
-      <w:rPr>
-        <w:rFonts w:hint="default" w:ascii="Wingdings" w:hAnsi="Wingdings"/>
-        <w:sz w:val="20"/>
-      </w:rPr>
-    </w:lvl>
-    <w:lvl w:ilvl="5" w:tentative="1">
-      <w:start w:val="1"/>
-      <w:numFmt w:val="bullet"/>
-      <w:lvlText w:val=""/>
-      <w:lvlJc w:val="left"/>
-      <w:pPr>
-        <w:tabs>
-          <w:tab w:val="num" w:pos="4320"/>
-        </w:tabs>
-        <w:ind w:left="4320" w:hanging="360"/>
-      </w:pPr>
-      <w:rPr>
-        <w:rFonts w:hint="default" w:ascii="Wingdings" w:hAnsi="Wingdings"/>
-        <w:sz w:val="20"/>
-      </w:rPr>
-    </w:lvl>
-    <w:lvl w:ilvl="1" w:tentative="1">
-      <w:start w:val="1"/>
-      <w:numFmt w:val="bullet"/>
-      <w:lvlText w:val="o"/>
-      <w:lvlJc w:val="left"/>
-      <w:pPr>
-        <w:tabs>
-          <w:tab w:val="num" w:pos="1440"/>
-        </w:tabs>
-        <w:ind w:left="1440" w:hanging="360"/>
-      </w:pPr>
-      <w:rPr>
-        <w:rFonts w:hint="default" w:ascii="Courier New" w:hAnsi="Courier New"/>
-        <w:sz w:val="20"/>
-      </w:rPr>
-    </w:lvl>
-    <w:lvl w:ilvl="4" w:tentative="1">
-      <w:start w:val="1"/>
-      <w:numFmt w:val="bullet"/>
-      <w:lvlText w:val=""/>
-      <w:lvlJc w:val="left"/>
-      <w:pPr>
-        <w:tabs>
-          <w:tab w:val="num" w:pos="3600"/>
-        </w:tabs>
-        <w:ind w:left="3600" w:hanging="360"/>
-      </w:pPr>
-      <w:rPr>
-        <w:rFonts w:hint="default" w:ascii="Wingdings" w:hAnsi="Wingdings"/>
-        <w:sz w:val="20"/>
-      </w:rPr>
-    </w:lvl>
-  </w:abstractNum>
-  <w:abstractNum w:abstractNumId="19">
-    <w:nsid w:val="1DB6012D"/>
-    <w:multiLevelType w:val="multilevel"/>
-    <w:tmpl w:val="8758DCB6"/>
-    <w:lvl w:ilvl="6" w:tentative="1">
-      <w:start w:val="1"/>
-      <w:numFmt w:val="bullet"/>
-      <w:lvlText w:val=""/>
-      <w:lvlJc w:val="left"/>
-      <w:pPr>
-        <w:tabs>
-          <w:tab w:val="num" w:pos="5040"/>
-        </w:tabs>
-        <w:ind w:left="5040" w:hanging="360"/>
-      </w:pPr>
-      <w:rPr>
-        <w:rFonts w:hint="default" w:ascii="Wingdings" w:hAnsi="Wingdings"/>
-        <w:sz w:val="20"/>
-      </w:rPr>
-    </w:lvl>
-    <w:lvl w:ilvl="3" w:tentative="1">
-      <w:start w:val="1"/>
-      <w:numFmt w:val="bullet"/>
-      <w:lvlText w:val=""/>
-      <w:lvlJc w:val="left"/>
-      <w:pPr>
-        <w:tabs>
-          <w:tab w:val="num" w:pos="2880"/>
-        </w:tabs>
-        <w:ind w:left="2880" w:hanging="360"/>
-      </w:pPr>
-      <w:rPr>
-        <w:rFonts w:hint="default" w:ascii="Wingdings" w:hAnsi="Wingdings"/>
-        <w:sz w:val="20"/>
-      </w:rPr>
-    </w:lvl>
-    <w:lvl w:ilvl="5" w:tentative="1">
-      <w:start w:val="1"/>
-      <w:numFmt w:val="bullet"/>
-      <w:lvlText w:val=""/>
-      <w:lvlJc w:val="left"/>
-      <w:pPr>
-        <w:tabs>
-          <w:tab w:val="num" w:pos="4320"/>
-        </w:tabs>
-        <w:ind w:left="4320" w:hanging="360"/>
-      </w:pPr>
-      <w:rPr>
-        <w:rFonts w:hint="default" w:ascii="Wingdings" w:hAnsi="Wingdings"/>
-        <w:sz w:val="20"/>
-      </w:rPr>
-    </w:lvl>
-    <w:lvl w:ilvl="1" w:tentative="1">
-      <w:start w:val="1"/>
-      <w:numFmt w:val="bullet"/>
-      <w:lvlText w:val="o"/>
-      <w:lvlJc w:val="left"/>
-      <w:pPr>
-        <w:tabs>
-          <w:tab w:val="num" w:pos="1440"/>
-        </w:tabs>
-        <w:ind w:left="1440" w:hanging="360"/>
-      </w:pPr>
-      <w:rPr>
-        <w:rFonts w:hint="default" w:ascii="Courier New" w:hAnsi="Courier New"/>
-        <w:sz w:val="20"/>
-      </w:rPr>
-    </w:lvl>
-    <w:lvl w:ilvl="8" w:tentative="1">
-      <w:start w:val="1"/>
-      <w:numFmt w:val="bullet"/>
-      <w:lvlText w:val=""/>
-      <w:lvlJc w:val="left"/>
-      <w:pPr>
-        <w:tabs>
-          <w:tab w:val="num" w:pos="6480"/>
-        </w:tabs>
-        <w:ind w:left="6480" w:hanging="360"/>
-      </w:pPr>
-      <w:rPr>
-        <w:rFonts w:hint="default" w:ascii="Wingdings" w:hAnsi="Wingdings"/>
-        <w:sz w:val="20"/>
-      </w:rPr>
-    </w:lvl>
-    <w:lvl w:ilvl="2" w:tentative="1">
-      <w:start w:val="1"/>
-      <w:numFmt w:val="bullet"/>
-      <w:lvlText w:val=""/>
-      <w:lvlJc w:val="left"/>
-      <w:pPr>
-        <w:tabs>
-          <w:tab w:val="num" w:pos="2160"/>
-        </w:tabs>
-        <w:ind w:left="2160" w:hanging="360"/>
-      </w:pPr>
-      <w:rPr>
-        <w:rFonts w:hint="default" w:ascii="Wingdings" w:hAnsi="Wingdings"/>
-        <w:sz w:val="20"/>
-      </w:rPr>
-    </w:lvl>
-    <w:lvl w:ilvl="0">
-      <w:start w:val="1"/>
-      <w:numFmt w:val="bullet"/>
-      <w:lvlText w:val=""/>
-      <w:lvlJc w:val="left"/>
-      <w:pPr>
-        <w:tabs>
-          <w:tab w:val="num" w:pos="720"/>
-        </w:tabs>
-        <w:ind w:left="720" w:hanging="360"/>
-      </w:pPr>
-      <w:rPr>
-        <w:rFonts w:hint="default" w:ascii="Symbol" w:hAnsi="Symbol"/>
-        <w:sz w:val="20"/>
-      </w:rPr>
-    </w:lvl>
-    <w:lvl w:ilvl="4" w:tentative="1">
-      <w:start w:val="1"/>
-      <w:numFmt w:val="bullet"/>
-      <w:lvlText w:val=""/>
-      <w:lvlJc w:val="left"/>
-      <w:pPr>
-        <w:tabs>
-          <w:tab w:val="num" w:pos="3600"/>
-        </w:tabs>
-        <w:ind w:left="3600" w:hanging="360"/>
-      </w:pPr>
-      <w:rPr>
-        <w:rFonts w:hint="default" w:ascii="Wingdings" w:hAnsi="Wingdings"/>
-        <w:sz w:val="20"/>
-      </w:rPr>
-    </w:lvl>
-    <w:lvl w:ilvl="7" w:tentative="1">
-      <w:start w:val="1"/>
-      <w:numFmt w:val="bullet"/>
-      <w:lvlText w:val=""/>
-      <w:lvlJc w:val="left"/>
-      <w:pPr>
-        <w:tabs>
-          <w:tab w:val="num" w:pos="5760"/>
-        </w:tabs>
-        <w:ind w:left="5760" w:hanging="360"/>
-      </w:pPr>
-      <w:rPr>
-        <w:rFonts w:hint="default" w:ascii="Wingdings" w:hAnsi="Wingdings"/>
-        <w:sz w:val="20"/>
-      </w:rPr>
-    </w:lvl>
-  </w:abstractNum>
-  <w:abstractNum w:abstractNumId="20">
-    <w:lvl w:ilvl="0">
-      <w:start w:val="1"/>
-      <w:numFmt w:val="decimal"/>
-      <w:lvlText w:val="%1."/>
-      <w:lvlJc w:val="left"/>
-      <w:pPr>
-        <w:ind w:left="420" w:hanging="420"/>
-      </w:pPr>
-    </w:lvl>
-  </w:abstractNum>
-  <w:abstractNum w:abstractNumId="21">
-    <w:nsid w:val="5B4E0643"/>
-    <w:multiLevelType w:val="multilevel"/>
-    <w:tmpl w:val="D848C494"/>
-    <w:lvl w:ilvl="3" w:tentative="1">
-      <w:start w:val="1"/>
-      <w:numFmt w:val="bullet"/>
-      <w:lvlText w:val=""/>
-      <w:lvlJc w:val="left"/>
-      <w:pPr>
-        <w:tabs>
-          <w:tab w:val="num" w:pos="2880"/>
-        </w:tabs>
-        <w:ind w:left="2880" w:hanging="360"/>
-      </w:pPr>
-      <w:rPr>
-        <w:rFonts w:hint="default" w:ascii="Wingdings" w:hAnsi="Wingdings"/>
-        <w:sz w:val="20"/>
-      </w:rPr>
-    </w:lvl>
-    <w:lvl w:ilvl="4" w:tentative="1">
-      <w:start w:val="1"/>
-      <w:numFmt w:val="bullet"/>
-      <w:lvlText w:val=""/>
-      <w:lvlJc w:val="left"/>
-      <w:pPr>
-        <w:tabs>
-          <w:tab w:val="num" w:pos="3600"/>
-        </w:tabs>
-        <w:ind w:left="3600" w:hanging="360"/>
-      </w:pPr>
-      <w:rPr>
-        <w:rFonts w:hint="default" w:ascii="Wingdings" w:hAnsi="Wingdings"/>
-        <w:sz w:val="20"/>
-      </w:rPr>
-    </w:lvl>
-    <w:lvl w:ilvl="6" w:tentative="1">
-      <w:start w:val="1"/>
-      <w:numFmt w:val="bullet"/>
-      <w:lvlText w:val=""/>
-      <w:lvlJc w:val="left"/>
-      <w:pPr>
-        <w:tabs>
-          <w:tab w:val="num" w:pos="5040"/>
-        </w:tabs>
-        <w:ind w:left="5040" w:hanging="360"/>
-      </w:pPr>
-      <w:rPr>
-        <w:rFonts w:hint="default" w:ascii="Wingdings" w:hAnsi="Wingdings"/>
-        <w:sz w:val="20"/>
-      </w:rPr>
-    </w:lvl>
-    <w:lvl w:ilvl="0">
-      <w:start w:val="1"/>
-      <w:numFmt w:val="bullet"/>
-      <w:lvlText w:val=""/>
-      <w:lvlJc w:val="left"/>
-      <w:pPr>
-        <w:tabs>
-          <w:tab w:val="num" w:pos="720"/>
-        </w:tabs>
-        <w:ind w:left="720" w:hanging="360"/>
-      </w:pPr>
-      <w:rPr>
-        <w:rFonts w:hint="default" w:ascii="Symbol" w:hAnsi="Symbol"/>
-        <w:sz w:val="20"/>
-      </w:rPr>
-    </w:lvl>
-    <w:lvl w:ilvl="5" w:tentative="1">
-      <w:start w:val="1"/>
-      <w:numFmt w:val="bullet"/>
-      <w:lvlText w:val=""/>
-      <w:lvlJc w:val="left"/>
-      <w:pPr>
-        <w:tabs>
-          <w:tab w:val="num" w:pos="4320"/>
-        </w:tabs>
-        <w:ind w:left="4320" w:hanging="360"/>
-      </w:pPr>
-      <w:rPr>
-        <w:rFonts w:hint="default" w:ascii="Wingdings" w:hAnsi="Wingdings"/>
-        <w:sz w:val="20"/>
-      </w:rPr>
-    </w:lvl>
-    <w:lvl w:ilvl="8" w:tentative="1">
-      <w:start w:val="1"/>
-      <w:numFmt w:val="bullet"/>
-      <w:lvlText w:val=""/>
-      <w:lvlJc w:val="left"/>
-      <w:pPr>
-        <w:tabs>
-          <w:tab w:val="num" w:pos="6480"/>
-        </w:tabs>
-        <w:ind w:left="6480" w:hanging="360"/>
-      </w:pPr>
-      <w:rPr>
-        <w:rFonts w:hint="default" w:ascii="Wingdings" w:hAnsi="Wingdings"/>
-        <w:sz w:val="20"/>
-      </w:rPr>
-    </w:lvl>
-    <w:lvl w:ilvl="1" w:tentative="1">
-      <w:start w:val="1"/>
-      <w:numFmt w:val="bullet"/>
-      <w:lvlText w:val="o"/>
-      <w:lvlJc w:val="left"/>
-      <w:pPr>
-        <w:tabs>
-          <w:tab w:val="num" w:pos="1440"/>
-        </w:tabs>
-        <w:ind w:left="1440" w:hanging="360"/>
-      </w:pPr>
-      <w:rPr>
-        <w:rFonts w:hint="default" w:ascii="Courier New" w:hAnsi="Courier New"/>
-        <w:sz w:val="20"/>
-      </w:rPr>
-    </w:lvl>
-    <w:lvl w:ilvl="7" w:tentative="1">
-      <w:start w:val="1"/>
-      <w:numFmt w:val="bullet"/>
-      <w:lvlText w:val=""/>
-      <w:lvlJc w:val="left"/>
-      <w:pPr>
-        <w:tabs>
-          <w:tab w:val="num" w:pos="5760"/>
-        </w:tabs>
-        <w:ind w:left="5760" w:hanging="360"/>
-      </w:pPr>
-      <w:rPr>
-        <w:rFonts w:hint="default" w:ascii="Wingdings" w:hAnsi="Wingdings"/>
-        <w:sz w:val="20"/>
-      </w:rPr>
-    </w:lvl>
-    <w:lvl w:ilvl="2" w:tentative="1">
-      <w:start w:val="1"/>
-      <w:numFmt w:val="bullet"/>
-      <w:lvlText w:val=""/>
-      <w:lvlJc w:val="left"/>
-      <w:pPr>
-        <w:tabs>
-          <w:tab w:val="num" w:pos="2160"/>
-        </w:tabs>
-        <w:ind w:left="2160" w:hanging="360"/>
-      </w:pPr>
-      <w:rPr>
-        <w:rFonts w:hint="default" w:ascii="Wingdings" w:hAnsi="Wingdings"/>
-        <w:sz w:val="20"/>
-      </w:rPr>
-    </w:lvl>
-  </w:abstractNum>
-  <w:abstractNum w:abstractNumId="22">
-    <w:nsid w:val="03114749"/>
-    <w:multiLevelType w:val="multilevel"/>
-    <w:tmpl w:val="1CB006BA"/>
-    <w:lvl w:ilvl="7" w:tentative="1">
-      <w:start w:val="1"/>
-      <w:numFmt w:val="bullet"/>
-      <w:lvlText w:val=""/>
-      <w:lvlJc w:val="left"/>
-      <w:pPr>
-        <w:tabs>
-          <w:tab w:val="num" w:pos="5760"/>
-        </w:tabs>
-        <w:ind w:left="5760" w:hanging="360"/>
-      </w:pPr>
-      <w:rPr>
-        <w:rFonts w:hint="default" w:ascii="Wingdings" w:hAnsi="Wingdings"/>
-        <w:sz w:val="20"/>
-      </w:rPr>
-    </w:lvl>
-    <w:lvl w:ilvl="0">
-      <w:start w:val="1"/>
-      <w:numFmt w:val="bullet"/>
-      <w:lvlText w:val=""/>
-      <w:lvlJc w:val="left"/>
-      <w:pPr>
-        <w:tabs>
-          <w:tab w:val="num" w:pos="720"/>
-        </w:tabs>
-        <w:ind w:left="720" w:hanging="360"/>
-      </w:pPr>
-      <w:rPr>
-        <w:rFonts w:hint="default" w:ascii="Symbol" w:hAnsi="Symbol"/>
-        <w:sz w:val="20"/>
-      </w:rPr>
-    </w:lvl>
-    <w:lvl w:ilvl="1" w:tentative="1">
-      <w:start w:val="1"/>
-      <w:numFmt w:val="bullet"/>
-      <w:lvlText w:val="o"/>
-      <w:lvlJc w:val="left"/>
-      <w:pPr>
-        <w:tabs>
-          <w:tab w:val="num" w:pos="1440"/>
-        </w:tabs>
-        <w:ind w:left="1440" w:hanging="360"/>
-      </w:pPr>
-      <w:rPr>
-        <w:rFonts w:hint="default" w:ascii="Courier New" w:hAnsi="Courier New"/>
-        <w:sz w:val="20"/>
-      </w:rPr>
-    </w:lvl>
-    <w:lvl w:ilvl="5" w:tentative="1">
-      <w:start w:val="1"/>
-      <w:numFmt w:val="bullet"/>
-      <w:lvlText w:val=""/>
-      <w:lvlJc w:val="left"/>
-      <w:pPr>
-        <w:tabs>
-          <w:tab w:val="num" w:pos="4320"/>
-        </w:tabs>
-        <w:ind w:left="4320" w:hanging="360"/>
-      </w:pPr>
-      <w:rPr>
-        <w:rFonts w:hint="default" w:ascii="Wingdings" w:hAnsi="Wingdings"/>
-        <w:sz w:val="20"/>
-      </w:rPr>
-    </w:lvl>
-    <w:lvl w:ilvl="3" w:tentative="1">
-      <w:start w:val="1"/>
-      <w:numFmt w:val="bullet"/>
-      <w:lvlText w:val=""/>
-      <w:lvlJc w:val="left"/>
-      <w:pPr>
-        <w:tabs>
-          <w:tab w:val="num" w:pos="2880"/>
-        </w:tabs>
-        <w:ind w:left="2880" w:hanging="360"/>
-      </w:pPr>
-      <w:rPr>
-        <w:rFonts w:hint="default" w:ascii="Wingdings" w:hAnsi="Wingdings"/>
-        <w:sz w:val="20"/>
-      </w:rPr>
-    </w:lvl>
-    <w:lvl w:ilvl="4" w:tentative="1">
-      <w:start w:val="1"/>
-      <w:numFmt w:val="bullet"/>
-      <w:lvlText w:val=""/>
-      <w:lvlJc w:val="left"/>
-      <w:pPr>
-        <w:tabs>
-          <w:tab w:val="num" w:pos="3600"/>
-        </w:tabs>
-        <w:ind w:left="3600" w:hanging="360"/>
-      </w:pPr>
-      <w:rPr>
-        <w:rFonts w:hint="default" w:ascii="Wingdings" w:hAnsi="Wingdings"/>
-        <w:sz w:val="20"/>
-      </w:rPr>
-    </w:lvl>
-    <w:lvl w:ilvl="2" w:tentative="1">
-      <w:start w:val="1"/>
-      <w:numFmt w:val="bullet"/>
-      <w:lvlText w:val=""/>
-      <w:lvlJc w:val="left"/>
-      <w:pPr>
-        <w:tabs>
-          <w:tab w:val="num" w:pos="2160"/>
-        </w:tabs>
-        <w:ind w:left="2160" w:hanging="360"/>
-      </w:pPr>
-      <w:rPr>
-        <w:rFonts w:hint="default" w:ascii="Wingdings" w:hAnsi="Wingdings"/>
-        <w:sz w:val="20"/>
-      </w:rPr>
-    </w:lvl>
-    <w:lvl w:ilvl="6" w:tentative="1">
-      <w:start w:val="1"/>
-      <w:numFmt w:val="bullet"/>
-      <w:lvlText w:val=""/>
-      <w:lvlJc w:val="left"/>
-      <w:pPr>
-        <w:tabs>
-          <w:tab w:val="num" w:pos="5040"/>
-        </w:tabs>
-        <w:ind w:left="5040" w:hanging="360"/>
-      </w:pPr>
-      <w:rPr>
-        <w:rFonts w:hint="default" w:ascii="Wingdings" w:hAnsi="Wingdings"/>
-        <w:sz w:val="20"/>
-      </w:rPr>
-    </w:lvl>
-    <w:lvl w:ilvl="8" w:tentative="1">
-      <w:start w:val="1"/>
-      <w:numFmt w:val="bullet"/>
-      <w:lvlText w:val=""/>
-      <w:lvlJc w:val="left"/>
-      <w:pPr>
-        <w:tabs>
-          <w:tab w:val="num" w:pos="6480"/>
-        </w:tabs>
-        <w:ind w:left="6480" w:hanging="360"/>
-      </w:pPr>
-      <w:rPr>
-        <w:rFonts w:hint="default" w:ascii="Wingdings" w:hAnsi="Wingdings"/>
-        <w:sz w:val="20"/>
-      </w:rPr>
-    </w:lvl>
-  </w:abstractNum>
-  <w:abstractNum w:abstractNumId="23">
-    <w:nsid w:val="7A736933"/>
-    <w:multiLevelType w:val="multilevel"/>
-    <w:tmpl w:val="1CFEC2F2"/>
-    <w:lvl w:ilvl="5" w:tentative="1">
-      <w:start w:val="1"/>
-      <w:numFmt w:val="bullet"/>
-      <w:lvlText w:val=""/>
-      <w:lvlJc w:val="left"/>
-      <w:pPr>
-        <w:tabs>
-          <w:tab w:val="num" w:pos="4320"/>
-        </w:tabs>
-        <w:ind w:left="4320" w:hanging="360"/>
-      </w:pPr>
-      <w:rPr>
-        <w:rFonts w:hint="default" w:ascii="Wingdings" w:hAnsi="Wingdings"/>
-        <w:sz w:val="20"/>
-      </w:rPr>
-    </w:lvl>
-    <w:lvl w:ilvl="3" w:tentative="1">
-      <w:start w:val="1"/>
-      <w:numFmt w:val="bullet"/>
-      <w:lvlText w:val=""/>
-      <w:lvlJc w:val="left"/>
-      <w:pPr>
-        <w:tabs>
-          <w:tab w:val="num" w:pos="2880"/>
-        </w:tabs>
-        <w:ind w:left="2880" w:hanging="360"/>
-      </w:pPr>
-      <w:rPr>
-        <w:rFonts w:hint="default" w:ascii="Wingdings" w:hAnsi="Wingdings"/>
-        <w:sz w:val="20"/>
-      </w:rPr>
-    </w:lvl>
-    <w:lvl w:ilvl="4" w:tentative="1">
-      <w:start w:val="1"/>
-      <w:numFmt w:val="bullet"/>
-      <w:lvlText w:val=""/>
-      <w:lvlJc w:val="left"/>
-      <w:pPr>
-        <w:tabs>
-          <w:tab w:val="num" w:pos="3600"/>
-        </w:tabs>
-        <w:ind w:left="3600" w:hanging="360"/>
-      </w:pPr>
-      <w:rPr>
-        <w:rFonts w:hint="default" w:ascii="Wingdings" w:hAnsi="Wingdings"/>
-        <w:sz w:val="20"/>
-      </w:rPr>
-    </w:lvl>
-    <w:lvl w:ilvl="0">
-      <w:start w:val="1"/>
-      <w:numFmt w:val="bullet"/>
-      <w:lvlText w:val=""/>
-      <w:lvlJc w:val="left"/>
-      <w:pPr>
-        <w:tabs>
-          <w:tab w:val="num" w:pos="720"/>
-        </w:tabs>
-        <w:ind w:left="720" w:hanging="360"/>
-      </w:pPr>
-      <w:rPr>
-        <w:rFonts w:hint="default" w:ascii="Symbol" w:hAnsi="Symbol"/>
-        <w:sz w:val="20"/>
-      </w:rPr>
-    </w:lvl>
-    <w:lvl w:ilvl="1" w:tentative="1">
-      <w:start w:val="1"/>
-      <w:numFmt w:val="bullet"/>
-      <w:lvlText w:val="o"/>
-      <w:lvlJc w:val="left"/>
-      <w:pPr>
-        <w:tabs>
-          <w:tab w:val="num" w:pos="1440"/>
-        </w:tabs>
-        <w:ind w:left="1440" w:hanging="360"/>
-      </w:pPr>
-      <w:rPr>
-        <w:rFonts w:hint="default" w:ascii="Courier New" w:hAnsi="Courier New"/>
-        <w:sz w:val="20"/>
-      </w:rPr>
-    </w:lvl>
-    <w:lvl w:ilvl="2" w:tentative="1">
-      <w:start w:val="1"/>
-      <w:numFmt w:val="bullet"/>
-      <w:lvlText w:val=""/>
-      <w:lvlJc w:val="left"/>
-      <w:pPr>
-        <w:tabs>
-          <w:tab w:val="num" w:pos="2160"/>
-        </w:tabs>
-        <w:ind w:left="2160" w:hanging="360"/>
-      </w:pPr>
-      <w:rPr>
-        <w:rFonts w:hint="default" w:ascii="Wingdings" w:hAnsi="Wingdings"/>
-        <w:sz w:val="20"/>
-      </w:rPr>
-    </w:lvl>
-    <w:lvl w:ilvl="8" w:tentative="1">
-      <w:start w:val="1"/>
-      <w:numFmt w:val="bullet"/>
-      <w:lvlText w:val=""/>
-      <w:lvlJc w:val="left"/>
-      <w:pPr>
-        <w:tabs>
-          <w:tab w:val="num" w:pos="6480"/>
-        </w:tabs>
-        <w:ind w:left="6480" w:hanging="360"/>
-      </w:pPr>
-      <w:rPr>
-        <w:rFonts w:hint="default" w:ascii="Wingdings" w:hAnsi="Wingdings"/>
-        <w:sz w:val="20"/>
-      </w:rPr>
-    </w:lvl>
-    <w:lvl w:ilvl="6" w:tentative="1">
-      <w:start w:val="1"/>
-      <w:numFmt w:val="bullet"/>
-      <w:lvlText w:val=""/>
-      <w:lvlJc w:val="left"/>
-      <w:pPr>
-        <w:tabs>
-          <w:tab w:val="num" w:pos="5040"/>
-        </w:tabs>
-        <w:ind w:left="5040" w:hanging="360"/>
-      </w:pPr>
-      <w:rPr>
-        <w:rFonts w:hint="default" w:ascii="Wingdings" w:hAnsi="Wingdings"/>
-        <w:sz w:val="20"/>
-      </w:rPr>
-    </w:lvl>
-    <w:lvl w:ilvl="7" w:tentative="1">
-      <w:start w:val="1"/>
-      <w:numFmt w:val="bullet"/>
-      <w:lvlText w:val=""/>
-      <w:lvlJc w:val="left"/>
-      <w:pPr>
-        <w:tabs>
-          <w:tab w:val="num" w:pos="5760"/>
-        </w:tabs>
-        <w:ind w:left="5760" w:hanging="360"/>
-      </w:pPr>
-      <w:rPr>
-        <w:rFonts w:hint="default" w:ascii="Wingdings" w:hAnsi="Wingdings"/>
-        <w:sz w:val="20"/>
-      </w:rPr>
-    </w:lvl>
-  </w:abstractNum>
-  <w:abstractNum w:abstractNumId="24">
-    <w:lvl w:ilvl="0">
-      <w:start w:val="1"/>
-      <w:numFmt w:val="decimal"/>
-      <w:lvlText w:val="%1."/>
-      <w:lvlJc w:val="left"/>
-      <w:pPr>
-        <w:ind w:left="420" w:hanging="420"/>
-      </w:pPr>
-    </w:lvl>
-  </w:abstractNum>
-  <w:abstractNum w:abstractNumId="25">
-    <w:lvl w:ilvl="0">
-      <w:start w:val="1"/>
-      <w:numFmt w:val="bullet"/>
-      <w:lvlText w:val=""/>
-      <w:lvlJc w:val="left"/>
-      <w:pPr>
-        <w:ind w:left="420" w:hanging="420"/>
-      </w:pPr>
-      <w:rPr>
-        <w:rFonts w:hint="default" w:ascii="Wingdings" w:hAnsi="Wingdings"/>
-      </w:rPr>
-    </w:lvl>
-  </w:abstractNum>
-  <w:abstractNum w:abstractNumId="26">
-    <w:nsid w:val="756E4A92"/>
-    <w:multiLevelType w:val="multilevel"/>
-    <w:tmpl w:val="0C0A4BFA"/>
-    <w:lvl w:ilvl="2" w:tentative="1">
-      <w:start w:val="1"/>
-      <w:numFmt w:val="bullet"/>
-      <w:lvlText w:val=""/>
-      <w:lvlJc w:val="left"/>
-      <w:pPr>
-        <w:tabs>
-          <w:tab w:val="num" w:pos="2160"/>
-        </w:tabs>
-        <w:ind w:left="2160" w:hanging="360"/>
-      </w:pPr>
-      <w:rPr>
-        <w:rFonts w:hint="default" w:ascii="Wingdings" w:hAnsi="Wingdings"/>
-        <w:sz w:val="20"/>
-      </w:rPr>
-    </w:lvl>
-    <w:lvl w:ilvl="1" w:tentative="1">
-      <w:start w:val="1"/>
-      <w:numFmt w:val="bullet"/>
-      <w:lvlText w:val="o"/>
-      <w:lvlJc w:val="left"/>
-      <w:pPr>
-        <w:tabs>
-          <w:tab w:val="num" w:pos="1440"/>
-        </w:tabs>
-        <w:ind w:left="1440" w:hanging="360"/>
-      </w:pPr>
-      <w:rPr>
-        <w:rFonts w:hint="default" w:ascii="Courier New" w:hAnsi="Courier New"/>
-        <w:sz w:val="20"/>
-      </w:rPr>
-    </w:lvl>
-    <w:lvl w:ilvl="3" w:tentative="1">
-      <w:start w:val="1"/>
-      <w:numFmt w:val="bullet"/>
-      <w:lvlText w:val=""/>
-      <w:lvlJc w:val="left"/>
-      <w:pPr>
-        <w:tabs>
-          <w:tab w:val="num" w:pos="2880"/>
-        </w:tabs>
-        <w:ind w:left="2880" w:hanging="360"/>
-      </w:pPr>
-      <w:rPr>
-        <w:rFonts w:hint="default" w:ascii="Wingdings" w:hAnsi="Wingdings"/>
-        <w:sz w:val="20"/>
-      </w:rPr>
-    </w:lvl>
-    <w:lvl w:ilvl="5" w:tentative="1">
-      <w:start w:val="1"/>
-      <w:numFmt w:val="bullet"/>
-      <w:lvlText w:val=""/>
-      <w:lvlJc w:val="left"/>
-      <w:pPr>
-        <w:tabs>
-          <w:tab w:val="num" w:pos="4320"/>
-        </w:tabs>
-        <w:ind w:left="4320" w:hanging="360"/>
-      </w:pPr>
-      <w:rPr>
-        <w:rFonts w:hint="default" w:ascii="Wingdings" w:hAnsi="Wingdings"/>
-        <w:sz w:val="20"/>
-      </w:rPr>
-    </w:lvl>
-    <w:lvl w:ilvl="4" w:tentative="1">
-      <w:start w:val="1"/>
-      <w:numFmt w:val="bullet"/>
-      <w:lvlText w:val=""/>
-      <w:lvlJc w:val="left"/>
-      <w:pPr>
-        <w:tabs>
-          <w:tab w:val="num" w:pos="3600"/>
-        </w:tabs>
-        <w:ind w:left="3600" w:hanging="360"/>
-      </w:pPr>
-      <w:rPr>
-        <w:rFonts w:hint="default" w:ascii="Wingdings" w:hAnsi="Wingdings"/>
-        <w:sz w:val="20"/>
-      </w:rPr>
-    </w:lvl>
-    <w:lvl w:ilvl="0">
-      <w:start w:val="1"/>
-      <w:numFmt w:val="bullet"/>
-      <w:lvlText w:val=""/>
-      <w:lvlJc w:val="left"/>
-      <w:pPr>
-        <w:tabs>
-          <w:tab w:val="num" w:pos="720"/>
-        </w:tabs>
-        <w:ind w:left="720" w:hanging="360"/>
-      </w:pPr>
-      <w:rPr>
-        <w:rFonts w:hint="default" w:ascii="Symbol" w:hAnsi="Symbol"/>
-        <w:sz w:val="20"/>
-      </w:rPr>
-    </w:lvl>
-    <w:lvl w:ilvl="6" w:tentative="1">
-      <w:start w:val="1"/>
-      <w:numFmt w:val="bullet"/>
-      <w:lvlText w:val=""/>
-      <w:lvlJc w:val="left"/>
-      <w:pPr>
-        <w:tabs>
-          <w:tab w:val="num" w:pos="5040"/>
-        </w:tabs>
-        <w:ind w:left="5040" w:hanging="360"/>
-      </w:pPr>
-      <w:rPr>
-        <w:rFonts w:hint="default" w:ascii="Wingdings" w:hAnsi="Wingdings"/>
-        <w:sz w:val="20"/>
-      </w:rPr>
-    </w:lvl>
-    <w:lvl w:ilvl="7" w:tentative="1">
-      <w:start w:val="1"/>
-      <w:numFmt w:val="bullet"/>
-      <w:lvlText w:val=""/>
-      <w:lvlJc w:val="left"/>
-      <w:pPr>
-        <w:tabs>
-          <w:tab w:val="num" w:pos="5760"/>
-        </w:tabs>
-        <w:ind w:left="5760" w:hanging="360"/>
-      </w:pPr>
-      <w:rPr>
-        <w:rFonts w:hint="default" w:ascii="Wingdings" w:hAnsi="Wingdings"/>
-        <w:sz w:val="20"/>
-      </w:rPr>
-    </w:lvl>
-    <w:lvl w:ilvl="8" w:tentative="1">
-      <w:start w:val="1"/>
-      <w:numFmt w:val="bullet"/>
-      <w:lvlText w:val=""/>
-      <w:lvlJc w:val="left"/>
-      <w:pPr>
-        <w:tabs>
-          <w:tab w:val="num" w:pos="6480"/>
-        </w:tabs>
-        <w:ind w:left="6480" w:hanging="360"/>
-      </w:pPr>
-      <w:rPr>
-        <w:rFonts w:hint="default" w:ascii="Wingdings" w:hAnsi="Wingdings"/>
-        <w:sz w:val="20"/>
-      </w:rPr>
-    </w:lvl>
-  </w:abstractNum>
-  <w:abstractNum w:abstractNumId="27">
-    <w:nsid w:val="1B1D6524"/>
-    <w:multiLevelType w:val="multilevel"/>
-    <w:tmpl w:val="C9428036"/>
-    <w:lvl w:ilvl="7" w:tentative="1">
-      <w:start w:val="1"/>
-      <w:numFmt w:val="bullet"/>
-      <w:lvlText w:val=""/>
-      <w:lvlJc w:val="left"/>
-      <w:pPr>
-        <w:tabs>
-          <w:tab w:val="num" w:pos="5760"/>
-        </w:tabs>
-        <w:ind w:left="5760" w:hanging="360"/>
-      </w:pPr>
-      <w:rPr>
-        <w:rFonts w:hint="default" w:ascii="Wingdings" w:hAnsi="Wingdings"/>
-        <w:sz w:val="20"/>
-      </w:rPr>
-    </w:lvl>
-    <w:lvl w:ilvl="8" w:tentative="1">
-      <w:start w:val="1"/>
-      <w:numFmt w:val="bullet"/>
-      <w:lvlText w:val=""/>
-      <w:lvlJc w:val="left"/>
-      <w:pPr>
-        <w:tabs>
-          <w:tab w:val="num" w:pos="6480"/>
-        </w:tabs>
-        <w:ind w:left="6480" w:hanging="360"/>
-      </w:pPr>
-      <w:rPr>
-        <w:rFonts w:hint="default" w:ascii="Wingdings" w:hAnsi="Wingdings"/>
-        <w:sz w:val="20"/>
-      </w:rPr>
-    </w:lvl>
-    <w:lvl w:ilvl="2" w:tentative="1">
-      <w:start w:val="1"/>
-      <w:numFmt w:val="bullet"/>
-      <w:lvlText w:val=""/>
-      <w:lvlJc w:val="left"/>
-      <w:pPr>
-        <w:tabs>
-          <w:tab w:val="num" w:pos="2160"/>
-        </w:tabs>
-        <w:ind w:left="2160" w:hanging="360"/>
-      </w:pPr>
-      <w:rPr>
-        <w:rFonts w:hint="default" w:ascii="Wingdings" w:hAnsi="Wingdings"/>
-        <w:sz w:val="20"/>
-      </w:rPr>
-    </w:lvl>
-    <w:lvl w:ilvl="1" w:tentative="1">
-      <w:start w:val="1"/>
-      <w:numFmt w:val="bullet"/>
-      <w:lvlText w:val="o"/>
-      <w:lvlJc w:val="left"/>
-      <w:pPr>
-        <w:tabs>
-          <w:tab w:val="num" w:pos="1440"/>
-        </w:tabs>
-        <w:ind w:left="1440" w:hanging="360"/>
-      </w:pPr>
-      <w:rPr>
-        <w:rFonts w:hint="default" w:ascii="Courier New" w:hAnsi="Courier New"/>
-        <w:sz w:val="20"/>
-      </w:rPr>
-    </w:lvl>
-    <w:lvl w:ilvl="3" w:tentative="1">
-      <w:start w:val="1"/>
-      <w:numFmt w:val="bullet"/>
-      <w:lvlText w:val=""/>
-      <w:lvlJc w:val="left"/>
-      <w:pPr>
-        <w:tabs>
-          <w:tab w:val="num" w:pos="2880"/>
-        </w:tabs>
-        <w:ind w:left="2880" w:hanging="360"/>
-      </w:pPr>
-      <w:rPr>
-        <w:rFonts w:hint="default" w:ascii="Wingdings" w:hAnsi="Wingdings"/>
-        <w:sz w:val="20"/>
-      </w:rPr>
-    </w:lvl>
-    <w:lvl w:ilvl="5" w:tentative="1">
-      <w:start w:val="1"/>
-      <w:numFmt w:val="bullet"/>
-      <w:lvlText w:val=""/>
-      <w:lvlJc w:val="left"/>
-      <w:pPr>
-        <w:tabs>
-          <w:tab w:val="num" w:pos="4320"/>
-        </w:tabs>
-        <w:ind w:left="4320" w:hanging="360"/>
-      </w:pPr>
-      <w:rPr>
-        <w:rFonts w:hint="default" w:ascii="Wingdings" w:hAnsi="Wingdings"/>
-        <w:sz w:val="20"/>
-      </w:rPr>
-    </w:lvl>
-    <w:lvl w:ilvl="4" w:tentative="1">
-      <w:start w:val="1"/>
-      <w:numFmt w:val="bullet"/>
-      <w:lvlText w:val=""/>
-      <w:lvlJc w:val="left"/>
-      <w:pPr>
-        <w:tabs>
-          <w:tab w:val="num" w:pos="3600"/>
-        </w:tabs>
-        <w:ind w:left="3600" w:hanging="360"/>
-      </w:pPr>
-      <w:rPr>
-        <w:rFonts w:hint="default" w:ascii="Wingdings" w:hAnsi="Wingdings"/>
-        <w:sz w:val="20"/>
-      </w:rPr>
-    </w:lvl>
-    <w:lvl w:ilvl="6" w:tentative="1">
-      <w:start w:val="1"/>
-      <w:numFmt w:val="bullet"/>
-      <w:lvlText w:val=""/>
-      <w:lvlJc w:val="left"/>
-      <w:pPr>
-        <w:tabs>
-          <w:tab w:val="num" w:pos="5040"/>
-        </w:tabs>
-        <w:ind w:left="5040" w:hanging="360"/>
-      </w:pPr>
-      <w:rPr>
-        <w:rFonts w:hint="default" w:ascii="Wingdings" w:hAnsi="Wingdings"/>
-        <w:sz w:val="20"/>
-      </w:rPr>
-    </w:lvl>
-    <w:lvl w:ilvl="0">
-      <w:start w:val="1"/>
-      <w:numFmt w:val="bullet"/>
-      <w:lvlText w:val=""/>
-      <w:lvlJc w:val="left"/>
-      <w:pPr>
-        <w:tabs>
-          <w:tab w:val="num" w:pos="720"/>
-        </w:tabs>
-        <w:ind w:left="720" w:hanging="360"/>
-      </w:pPr>
-      <w:rPr>
-        <w:rFonts w:hint="default" w:ascii="Symbol" w:hAnsi="Symbol"/>
-        <w:sz w:val="20"/>
-      </w:rPr>
-    </w:lvl>
-  </w:abstractNum>
-  <w:abstractNum w:abstractNumId="28">
-    <w:nsid w:val="1448493D"/>
-    <w:multiLevelType w:val="multilevel"/>
-    <w:tmpl w:val="CB1A5D0E"/>
-    <w:lvl w:ilvl="1" w:tentative="1">
-      <w:start w:val="1"/>
-      <w:numFmt w:val="bullet"/>
-      <w:lvlText w:val="o"/>
-      <w:lvlJc w:val="left"/>
-      <w:pPr>
-        <w:tabs>
-          <w:tab w:val="num" w:pos="1440"/>
-        </w:tabs>
-        <w:ind w:left="1440" w:hanging="360"/>
-      </w:pPr>
-      <w:rPr>
-        <w:rFonts w:hint="default" w:ascii="Courier New" w:hAnsi="Courier New"/>
-        <w:sz w:val="20"/>
-      </w:rPr>
-    </w:lvl>
-    <w:lvl w:ilvl="8" w:tentative="1">
-      <w:start w:val="1"/>
-      <w:numFmt w:val="bullet"/>
-      <w:lvlText w:val=""/>
-      <w:lvlJc w:val="left"/>
-      <w:pPr>
-        <w:tabs>
-          <w:tab w:val="num" w:pos="6480"/>
-        </w:tabs>
-        <w:ind w:left="6480" w:hanging="360"/>
-      </w:pPr>
-      <w:rPr>
-        <w:rFonts w:hint="default" w:ascii="Wingdings" w:hAnsi="Wingdings"/>
-        <w:sz w:val="20"/>
-      </w:rPr>
-    </w:lvl>
-    <w:lvl w:ilvl="2" w:tentative="1">
-      <w:start w:val="1"/>
-      <w:numFmt w:val="bullet"/>
-      <w:lvlText w:val=""/>
-      <w:lvlJc w:val="left"/>
-      <w:pPr>
-        <w:tabs>
-          <w:tab w:val="num" w:pos="2160"/>
-        </w:tabs>
-        <w:ind w:left="2160" w:hanging="360"/>
-      </w:pPr>
-      <w:rPr>
-        <w:rFonts w:hint="default" w:ascii="Wingdings" w:hAnsi="Wingdings"/>
-        <w:sz w:val="20"/>
-      </w:rPr>
-    </w:lvl>
-    <w:lvl w:ilvl="7" w:tentative="1">
-      <w:start w:val="1"/>
-      <w:numFmt w:val="bullet"/>
-      <w:lvlText w:val=""/>
-      <w:lvlJc w:val="left"/>
-      <w:pPr>
-        <w:tabs>
-          <w:tab w:val="num" w:pos="5760"/>
-        </w:tabs>
-        <w:ind w:left="5760" w:hanging="360"/>
-      </w:pPr>
-      <w:rPr>
-        <w:rFonts w:hint="default" w:ascii="Wingdings" w:hAnsi="Wingdings"/>
-        <w:sz w:val="20"/>
-      </w:rPr>
-    </w:lvl>
-    <w:lvl w:ilvl="0">
-      <w:start w:val="1"/>
-      <w:numFmt w:val="bullet"/>
-      <w:lvlText w:val=""/>
-      <w:lvlJc w:val="left"/>
-      <w:pPr>
-        <w:tabs>
-          <w:tab w:val="num" w:pos="720"/>
-        </w:tabs>
-        <w:ind w:left="720" w:hanging="360"/>
-      </w:pPr>
-      <w:rPr>
-        <w:rFonts w:hint="default" w:ascii="Symbol" w:hAnsi="Symbol"/>
-        <w:sz w:val="20"/>
-      </w:rPr>
-    </w:lvl>
-    <w:lvl w:ilvl="6" w:tentative="1">
-      <w:start w:val="1"/>
-      <w:numFmt w:val="bullet"/>
-      <w:lvlText w:val=""/>
-      <w:lvlJc w:val="left"/>
-      <w:pPr>
-        <w:tabs>
-          <w:tab w:val="num" w:pos="5040"/>
-        </w:tabs>
-        <w:ind w:left="5040" w:hanging="360"/>
-      </w:pPr>
-      <w:rPr>
-        <w:rFonts w:hint="default" w:ascii="Wingdings" w:hAnsi="Wingdings"/>
-        <w:sz w:val="20"/>
-      </w:rPr>
-    </w:lvl>
-    <w:lvl w:ilvl="3" w:tentative="1">
-      <w:start w:val="1"/>
-      <w:numFmt w:val="bullet"/>
-      <w:lvlText w:val=""/>
-      <w:lvlJc w:val="left"/>
-      <w:pPr>
-        <w:tabs>
-          <w:tab w:val="num" w:pos="2880"/>
-        </w:tabs>
-        <w:ind w:left="2880" w:hanging="360"/>
-      </w:pPr>
-      <w:rPr>
-        <w:rFonts w:hint="default" w:ascii="Wingdings" w:hAnsi="Wingdings"/>
-        <w:sz w:val="20"/>
-      </w:rPr>
-    </w:lvl>
-    <w:lvl w:ilvl="5" w:tentative="1">
-      <w:start w:val="1"/>
-      <w:numFmt w:val="bullet"/>
-      <w:lvlText w:val=""/>
-      <w:lvlJc w:val="left"/>
-      <w:pPr>
-        <w:tabs>
-          <w:tab w:val="num" w:pos="4320"/>
-        </w:tabs>
-        <w:ind w:left="4320" w:hanging="360"/>
-      </w:pPr>
-      <w:rPr>
-        <w:rFonts w:hint="default" w:ascii="Wingdings" w:hAnsi="Wingdings"/>
-        <w:sz w:val="20"/>
-      </w:rPr>
-    </w:lvl>
-    <w:lvl w:ilvl="4" w:tentative="1">
-      <w:start w:val="1"/>
-      <w:numFmt w:val="bullet"/>
-      <w:lvlText w:val=""/>
-      <w:lvlJc w:val="left"/>
-      <w:pPr>
-        <w:tabs>
-          <w:tab w:val="num" w:pos="3600"/>
-        </w:tabs>
-        <w:ind w:left="3600" w:hanging="360"/>
-      </w:pPr>
-      <w:rPr>
-        <w:rFonts w:hint="default" w:ascii="Wingdings" w:hAnsi="Wingdings"/>
-        <w:sz w:val="20"/>
-      </w:rPr>
-    </w:lvl>
-  </w:abstractNum>
-  <w:abstractNum w:abstractNumId="29">
-    <w:lvl w:ilvl="0">
-      <w:start w:val="1"/>
-      <w:numFmt w:val="bullet"/>
-      <w:lvlText w:val=""/>
-      <w:lvlJc w:val="left"/>
-      <w:pPr>
-        <w:ind w:left="420" w:hanging="420"/>
-      </w:pPr>
-      <w:rPr>
-        <w:rFonts w:hint="default" w:ascii="Wingdings" w:hAnsi="Wingdings"/>
-      </w:rPr>
-    </w:lvl>
-  </w:abstractNum>
-  <w:abstractNum w:abstractNumId="30">
-    <w:nsid w:val="429B034B"/>
-    <w:multiLevelType w:val="multilevel"/>
-    <w:tmpl w:val="07C2D9A4"/>
-    <w:lvl w:ilvl="0">
-      <w:start w:val="1"/>
-      <w:numFmt w:val="bullet"/>
-      <w:lvlText w:val=""/>
-      <w:lvlJc w:val="left"/>
-      <w:pPr>
-        <w:tabs>
-          <w:tab w:val="num" w:pos="720"/>
-        </w:tabs>
-        <w:ind w:left="720" w:hanging="360"/>
-      </w:pPr>
-      <w:rPr>
-        <w:rFonts w:hint="default" w:ascii="Symbol" w:hAnsi="Symbol"/>
-        <w:sz w:val="20"/>
-      </w:rPr>
-    </w:lvl>
-    <w:lvl w:ilvl="3" w:tentative="1">
-      <w:start w:val="1"/>
-      <w:numFmt w:val="bullet"/>
-      <w:lvlText w:val=""/>
-      <w:lvlJc w:val="left"/>
-      <w:pPr>
-        <w:tabs>
-          <w:tab w:val="num" w:pos="2880"/>
-        </w:tabs>
-        <w:ind w:left="2880" w:hanging="360"/>
-      </w:pPr>
-      <w:rPr>
-        <w:rFonts w:hint="default" w:ascii="Wingdings" w:hAnsi="Wingdings"/>
-        <w:sz w:val="20"/>
-      </w:rPr>
-    </w:lvl>
-    <w:lvl w:ilvl="5" w:tentative="1">
-      <w:start w:val="1"/>
-      <w:numFmt w:val="bullet"/>
-      <w:lvlText w:val=""/>
-      <w:lvlJc w:val="left"/>
-      <w:pPr>
-        <w:tabs>
-          <w:tab w:val="num" w:pos="4320"/>
-        </w:tabs>
-        <w:ind w:left="4320" w:hanging="360"/>
-      </w:pPr>
-      <w:rPr>
-        <w:rFonts w:hint="default" w:ascii="Wingdings" w:hAnsi="Wingdings"/>
-        <w:sz w:val="20"/>
-      </w:rPr>
-    </w:lvl>
-    <w:lvl w:ilvl="4" w:tentative="1">
-      <w:start w:val="1"/>
-      <w:numFmt w:val="bullet"/>
-      <w:lvlText w:val=""/>
-      <w:lvlJc w:val="left"/>
-      <w:pPr>
-        <w:tabs>
-          <w:tab w:val="num" w:pos="3600"/>
-        </w:tabs>
-        <w:ind w:left="3600" w:hanging="360"/>
-      </w:pPr>
-      <w:rPr>
-        <w:rFonts w:hint="default" w:ascii="Wingdings" w:hAnsi="Wingdings"/>
-        <w:sz w:val="20"/>
-      </w:rPr>
-    </w:lvl>
-    <w:lvl w:ilvl="1" w:tentative="1">
-      <w:start w:val="1"/>
-      <w:numFmt w:val="bullet"/>
-      <w:lvlText w:val="o"/>
-      <w:lvlJc w:val="left"/>
-      <w:pPr>
-        <w:tabs>
-          <w:tab w:val="num" w:pos="1440"/>
-        </w:tabs>
-        <w:ind w:left="1440" w:hanging="360"/>
-      </w:pPr>
-      <w:rPr>
-        <w:rFonts w:hint="default" w:ascii="Courier New" w:hAnsi="Courier New"/>
-        <w:sz w:val="20"/>
-      </w:rPr>
-    </w:lvl>
-    <w:lvl w:ilvl="8" w:tentative="1">
-      <w:start w:val="1"/>
-      <w:numFmt w:val="bullet"/>
-      <w:lvlText w:val=""/>
-      <w:lvlJc w:val="left"/>
-      <w:pPr>
-        <w:tabs>
-          <w:tab w:val="num" w:pos="6480"/>
-        </w:tabs>
-        <w:ind w:left="6480" w:hanging="360"/>
-      </w:pPr>
-      <w:rPr>
-        <w:rFonts w:hint="default" w:ascii="Wingdings" w:hAnsi="Wingdings"/>
-        <w:sz w:val="20"/>
-      </w:rPr>
-    </w:lvl>
-    <w:lvl w:ilvl="2" w:tentative="1">
-      <w:start w:val="1"/>
-      <w:numFmt w:val="bullet"/>
-      <w:lvlText w:val=""/>
-      <w:lvlJc w:val="left"/>
-      <w:pPr>
-        <w:tabs>
-          <w:tab w:val="num" w:pos="2160"/>
-        </w:tabs>
-        <w:ind w:left="2160" w:hanging="360"/>
-      </w:pPr>
-      <w:rPr>
-        <w:rFonts w:hint="default" w:ascii="Wingdings" w:hAnsi="Wingdings"/>
-        <w:sz w:val="20"/>
-      </w:rPr>
-    </w:lvl>
-    <w:lvl w:ilvl="7" w:tentative="1">
-      <w:start w:val="1"/>
-      <w:numFmt w:val="bullet"/>
-      <w:lvlText w:val=""/>
-      <w:lvlJc w:val="left"/>
-      <w:pPr>
-        <w:tabs>
-          <w:tab w:val="num" w:pos="5760"/>
-        </w:tabs>
-        <w:ind w:left="5760" w:hanging="360"/>
-      </w:pPr>
-      <w:rPr>
-        <w:rFonts w:hint="default" w:ascii="Wingdings" w:hAnsi="Wingdings"/>
-        <w:sz w:val="20"/>
-      </w:rPr>
-    </w:lvl>
-    <w:lvl w:ilvl="6" w:tentative="1">
-      <w:start w:val="1"/>
-      <w:numFmt w:val="bullet"/>
-      <w:lvlText w:val=""/>
-      <w:lvlJc w:val="left"/>
-      <w:pPr>
-        <w:tabs>
-          <w:tab w:val="num" w:pos="5040"/>
-        </w:tabs>
-        <w:ind w:left="5040" w:hanging="360"/>
-      </w:pPr>
-      <w:rPr>
-        <w:rFonts w:hint="default" w:ascii="Wingdings" w:hAnsi="Wingdings"/>
-        <w:sz w:val="20"/>
-      </w:rPr>
-    </w:lvl>
-  </w:abstractNum>
-  <w:abstractNum w:abstractNumId="31">
-    <w:nsid w:val="755D503A"/>
-    <w:multiLevelType w:val="multilevel"/>
-    <w:tmpl w:val="038EB6AA"/>
-    <w:lvl w:ilvl="2" w:tentative="1">
-      <w:start w:val="1"/>
-      <w:numFmt w:val="bullet"/>
-      <w:lvlText w:val=""/>
-      <w:lvlJc w:val="left"/>
-      <w:pPr>
-        <w:tabs>
-          <w:tab w:val="num" w:pos="2160"/>
-        </w:tabs>
-        <w:ind w:left="2160" w:hanging="360"/>
-      </w:pPr>
-      <w:rPr>
-        <w:rFonts w:hint="default" w:ascii="Wingdings" w:hAnsi="Wingdings"/>
-        <w:sz w:val="20"/>
-      </w:rPr>
-    </w:lvl>
-    <w:lvl w:ilvl="4" w:tentative="1">
-      <w:start w:val="1"/>
-      <w:numFmt w:val="bullet"/>
-      <w:lvlText w:val=""/>
-      <w:lvlJc w:val="left"/>
-      <w:pPr>
-        <w:tabs>
-          <w:tab w:val="num" w:pos="3600"/>
-        </w:tabs>
-        <w:ind w:left="3600" w:hanging="360"/>
-      </w:pPr>
-      <w:rPr>
-        <w:rFonts w:hint="default" w:ascii="Wingdings" w:hAnsi="Wingdings"/>
-        <w:sz w:val="20"/>
-      </w:rPr>
-    </w:lvl>
-    <w:lvl w:ilvl="6" w:tentative="1">
-      <w:start w:val="1"/>
-      <w:numFmt w:val="bullet"/>
-      <w:lvlText w:val=""/>
-      <w:lvlJc w:val="left"/>
-      <w:pPr>
-        <w:tabs>
-          <w:tab w:val="num" w:pos="5040"/>
-        </w:tabs>
-        <w:ind w:left="5040" w:hanging="360"/>
-      </w:pPr>
-      <w:rPr>
-        <w:rFonts w:hint="default" w:ascii="Wingdings" w:hAnsi="Wingdings"/>
-        <w:sz w:val="20"/>
-      </w:rPr>
-    </w:lvl>
-    <w:lvl w:ilvl="5" w:tentative="1">
-      <w:start w:val="1"/>
-      <w:numFmt w:val="bullet"/>
-      <w:lvlText w:val=""/>
-      <w:lvlJc w:val="left"/>
-      <w:pPr>
-        <w:tabs>
-          <w:tab w:val="num" w:pos="4320"/>
-        </w:tabs>
-        <w:ind w:left="4320" w:hanging="360"/>
-      </w:pPr>
-      <w:rPr>
-        <w:rFonts w:hint="default" w:ascii="Wingdings" w:hAnsi="Wingdings"/>
-        <w:sz w:val="20"/>
-      </w:rPr>
-    </w:lvl>
-    <w:lvl w:ilvl="8" w:tentative="1">
-      <w:start w:val="1"/>
-      <w:numFmt w:val="bullet"/>
-      <w:lvlText w:val=""/>
-      <w:lvlJc w:val="left"/>
-      <w:pPr>
-        <w:tabs>
-          <w:tab w:val="num" w:pos="6480"/>
-        </w:tabs>
-        <w:ind w:left="6480" w:hanging="360"/>
-      </w:pPr>
-      <w:rPr>
-        <w:rFonts w:hint="default" w:ascii="Wingdings" w:hAnsi="Wingdings"/>
-        <w:sz w:val="20"/>
-      </w:rPr>
-    </w:lvl>
-    <w:lvl w:ilvl="7" w:tentative="1">
-      <w:start w:val="1"/>
-      <w:numFmt w:val="bullet"/>
-      <w:lvlText w:val=""/>
-      <w:lvlJc w:val="left"/>
-      <w:pPr>
-        <w:tabs>
-          <w:tab w:val="num" w:pos="5760"/>
-        </w:tabs>
-        <w:ind w:left="5760" w:hanging="360"/>
-      </w:pPr>
-      <w:rPr>
-        <w:rFonts w:hint="default" w:ascii="Wingdings" w:hAnsi="Wingdings"/>
-        <w:sz w:val="20"/>
-      </w:rPr>
-    </w:lvl>
-    <w:lvl w:ilvl="0">
-      <w:start w:val="1"/>
-      <w:numFmt w:val="bullet"/>
-      <w:lvlText w:val=""/>
-      <w:lvlJc w:val="left"/>
-      <w:pPr>
-        <w:tabs>
-          <w:tab w:val="num" w:pos="720"/>
-        </w:tabs>
-        <w:ind w:left="720" w:hanging="360"/>
-      </w:pPr>
-      <w:rPr>
-        <w:rFonts w:hint="default" w:ascii="Symbol" w:hAnsi="Symbol"/>
-        <w:sz w:val="20"/>
-      </w:rPr>
-    </w:lvl>
-    <w:lvl w:ilvl="1" w:tentative="1">
-      <w:start w:val="1"/>
-      <w:numFmt w:val="bullet"/>
-      <w:lvlText w:val="o"/>
-      <w:lvlJc w:val="left"/>
-      <w:pPr>
-        <w:tabs>
-          <w:tab w:val="num" w:pos="1440"/>
-        </w:tabs>
-        <w:ind w:left="1440" w:hanging="360"/>
-      </w:pPr>
-      <w:rPr>
-        <w:rFonts w:hint="default" w:ascii="Courier New" w:hAnsi="Courier New"/>
-        <w:sz w:val="20"/>
-      </w:rPr>
-    </w:lvl>
-    <w:lvl w:ilvl="3" w:tentative="1">
-      <w:start w:val="1"/>
-      <w:numFmt w:val="bullet"/>
-      <w:lvlText w:val=""/>
-      <w:lvlJc w:val="left"/>
-      <w:pPr>
-        <w:tabs>
-          <w:tab w:val="num" w:pos="2880"/>
-        </w:tabs>
-        <w:ind w:left="2880" w:hanging="360"/>
       </w:pPr>
       <w:rPr>
         <w:rFonts w:hint="default" w:ascii="Wingdings" w:hAnsi="Wingdings"/>
@@ -20466,249 +20610,111 @@
     </w:lvl>
   </w:abstractNum>
   <w:abstractNum w:abstractNumId="32">
-    <w:nsid w:val="64E208B7"/>
-    <w:multiLevelType w:val="multilevel"/>
-    <w:tmpl w:val="EB5480CA"/>
-    <w:lvl w:ilvl="3" w:tentative="1">
-      <w:start w:val="1"/>
-      <w:numFmt w:val="bullet"/>
-      <w:lvlText w:val=""/>
-      <w:lvlJc w:val="left"/>
-      <w:pPr>
-        <w:tabs>
-          <w:tab w:val="num" w:pos="2880"/>
-        </w:tabs>
-        <w:ind w:left="2880" w:hanging="360"/>
-      </w:pPr>
-      <w:rPr>
-        <w:rFonts w:hint="default" w:ascii="Wingdings" w:hAnsi="Wingdings"/>
-        <w:sz w:val="20"/>
-      </w:rPr>
-    </w:lvl>
-    <w:lvl w:ilvl="5" w:tentative="1">
-      <w:start w:val="1"/>
-      <w:numFmt w:val="bullet"/>
-      <w:lvlText w:val=""/>
-      <w:lvlJc w:val="left"/>
-      <w:pPr>
-        <w:tabs>
-          <w:tab w:val="num" w:pos="4320"/>
-        </w:tabs>
-        <w:ind w:left="4320" w:hanging="360"/>
-      </w:pPr>
-      <w:rPr>
-        <w:rFonts w:hint="default" w:ascii="Wingdings" w:hAnsi="Wingdings"/>
-        <w:sz w:val="20"/>
-      </w:rPr>
-    </w:lvl>
-    <w:lvl w:ilvl="4" w:tentative="1">
-      <w:start w:val="1"/>
-      <w:numFmt w:val="bullet"/>
-      <w:lvlText w:val=""/>
-      <w:lvlJc w:val="left"/>
-      <w:pPr>
-        <w:tabs>
-          <w:tab w:val="num" w:pos="3600"/>
-        </w:tabs>
-        <w:ind w:left="3600" w:hanging="360"/>
-      </w:pPr>
-      <w:rPr>
-        <w:rFonts w:hint="default" w:ascii="Wingdings" w:hAnsi="Wingdings"/>
-        <w:sz w:val="20"/>
-      </w:rPr>
-    </w:lvl>
-    <w:lvl w:ilvl="8" w:tentative="1">
-      <w:start w:val="1"/>
-      <w:numFmt w:val="bullet"/>
-      <w:lvlText w:val=""/>
-      <w:lvlJc w:val="left"/>
-      <w:pPr>
-        <w:tabs>
-          <w:tab w:val="num" w:pos="6480"/>
-        </w:tabs>
-        <w:ind w:left="6480" w:hanging="360"/>
-      </w:pPr>
-      <w:rPr>
-        <w:rFonts w:hint="default" w:ascii="Wingdings" w:hAnsi="Wingdings"/>
-        <w:sz w:val="20"/>
-      </w:rPr>
-    </w:lvl>
-    <w:lvl w:ilvl="2" w:tentative="1">
-      <w:start w:val="1"/>
-      <w:numFmt w:val="bullet"/>
-      <w:lvlText w:val=""/>
-      <w:lvlJc w:val="left"/>
-      <w:pPr>
-        <w:tabs>
-          <w:tab w:val="num" w:pos="2160"/>
-        </w:tabs>
-        <w:ind w:left="2160" w:hanging="360"/>
-      </w:pPr>
-      <w:rPr>
-        <w:rFonts w:hint="default" w:ascii="Wingdings" w:hAnsi="Wingdings"/>
-        <w:sz w:val="20"/>
-      </w:rPr>
-    </w:lvl>
-    <w:lvl w:ilvl="6" w:tentative="1">
-      <w:start w:val="1"/>
-      <w:numFmt w:val="bullet"/>
-      <w:lvlText w:val=""/>
-      <w:lvlJc w:val="left"/>
-      <w:pPr>
-        <w:tabs>
-          <w:tab w:val="num" w:pos="5040"/>
-        </w:tabs>
-        <w:ind w:left="5040" w:hanging="360"/>
-      </w:pPr>
-      <w:rPr>
-        <w:rFonts w:hint="default" w:ascii="Wingdings" w:hAnsi="Wingdings"/>
-        <w:sz w:val="20"/>
-      </w:rPr>
-    </w:lvl>
-    <w:lvl w:ilvl="7" w:tentative="1">
-      <w:start w:val="1"/>
-      <w:numFmt w:val="bullet"/>
-      <w:lvlText w:val=""/>
-      <w:lvlJc w:val="left"/>
-      <w:pPr>
-        <w:tabs>
-          <w:tab w:val="num" w:pos="5760"/>
-        </w:tabs>
-        <w:ind w:left="5760" w:hanging="360"/>
-      </w:pPr>
-      <w:rPr>
-        <w:rFonts w:hint="default" w:ascii="Wingdings" w:hAnsi="Wingdings"/>
-        <w:sz w:val="20"/>
-      </w:rPr>
-    </w:lvl>
-    <w:lvl w:ilvl="1" w:tentative="1">
-      <w:start w:val="1"/>
-      <w:numFmt w:val="bullet"/>
-      <w:lvlText w:val="o"/>
-      <w:lvlJc w:val="left"/>
-      <w:pPr>
-        <w:tabs>
-          <w:tab w:val="num" w:pos="1440"/>
-        </w:tabs>
-        <w:ind w:left="1440" w:hanging="360"/>
-      </w:pPr>
-      <w:rPr>
-        <w:rFonts w:hint="default" w:ascii="Courier New" w:hAnsi="Courier New"/>
-        <w:sz w:val="20"/>
-      </w:rPr>
-    </w:lvl>
     <w:lvl w:ilvl="0">
       <w:start w:val="1"/>
-      <w:numFmt w:val="bullet"/>
-      <w:lvlText w:val=""/>
+      <w:numFmt w:val="decimal"/>
+      <w:lvlText w:val="%1."/>
       <w:lvlJc w:val="left"/>
       <w:pPr>
-        <w:tabs>
-          <w:tab w:val="num" w:pos="720"/>
-        </w:tabs>
-        <w:ind w:left="720" w:hanging="360"/>
-      </w:pPr>
-      <w:rPr>
-        <w:rFonts w:hint="default" w:ascii="Symbol" w:hAnsi="Symbol"/>
-        <w:sz w:val="20"/>
-      </w:rPr>
+        <w:ind w:left="420" w:hanging="420"/>
+      </w:pPr>
     </w:lvl>
   </w:abstractNum>
-  <w:num w:numId="31">
+  <w:num w:numId="25">
+    <w:abstractNumId w:val="3"/>
+  </w:num>
+  <w:num w:numId="11">
+    <w:abstractNumId w:val="4"/>
+  </w:num>
+  <w:num w:numId="18">
+    <w:abstractNumId w:val="12"/>
+  </w:num>
+  <w:num w:numId="14">
+    <w:abstractNumId w:val="11"/>
+  </w:num>
+  <w:num w:numId="12">
+    <w:abstractNumId w:val="8"/>
+  </w:num>
+  <w:num w:numId="5">
+    <w:abstractNumId w:val="30"/>
+  </w:num>
+  <w:num w:numId="13">
+    <w:abstractNumId w:val="26"/>
+  </w:num>
+  <w:num w:numId="20">
+    <w:abstractNumId w:val="5"/>
+  </w:num>
+  <w:num w:numId="15">
+    <w:abstractNumId w:val="14"/>
+  </w:num>
+  <w:num w:numId="3">
+    <w:abstractNumId w:val="13"/>
+  </w:num>
+  <w:num w:numId="19">
+    <w:abstractNumId w:val="1"/>
+  </w:num>
+  <w:num w:numId="10">
+    <w:abstractNumId w:val="6"/>
+  </w:num>
+  <w:num w:numId="1">
+    <w:abstractNumId w:val="28"/>
+  </w:num>
+  <w:num w:numId="8">
+    <w:abstractNumId w:val="7"/>
+  </w:num>
+  <w:num w:numId="9">
     <w:abstractNumId w:val="24"/>
   </w:num>
   <w:num w:numId="28">
-    <w:abstractNumId w:val="7"/>
+    <w:abstractNumId w:val="21"/>
   </w:num>
-  <w:num w:numId="3">
-    <w:abstractNumId w:val="5"/>
+  <w:num w:numId="2">
+    <w:abstractNumId w:val="0"/>
   </w:num>
-  <w:num w:numId="20">
+  <w:num w:numId="6">
+    <w:abstractNumId w:val="27"/>
+  </w:num>
+  <w:num w:numId="32">
+    <w:abstractNumId w:val="22"/>
+  </w:num>
+  <w:num w:numId="4">
+    <w:abstractNumId w:val="30"/>
+  </w:num>
+  <w:num w:numId="26">
+    <w:abstractNumId w:val="19"/>
+  </w:num>
+  <w:num w:numId="24">
+    <w:abstractNumId w:val="9"/>
+  </w:num>
+  <w:num w:numId="23">
+    <w:abstractNumId w:val="10"/>
+  </w:num>
+  <w:num w:numId="16">
+    <w:abstractNumId w:val="16"/>
+  </w:num>
+  <w:num w:numId="22">
+    <w:abstractNumId w:val="25"/>
+  </w:num>
+  <w:num w:numId="31">
+    <w:abstractNumId w:val="32"/>
+  </w:num>
+  <w:num w:numId="21">
     <w:abstractNumId w:val="17"/>
   </w:num>
-  <w:num w:numId="8">
-    <w:abstractNumId w:val="4"/>
-  </w:num>
-  <w:num w:numId="10">
-    <w:abstractNumId w:val="11"/>
-  </w:num>
-  <w:num w:numId="2">
-    <w:abstractNumId w:val="22"/>
-  </w:num>
-  <w:num w:numId="19">
-    <w:abstractNumId w:val="6"/>
+  <w:num w:numId="29">
+    <w:abstractNumId w:val="18"/>
   </w:num>
   <w:num w:numId="27">
-    <w:abstractNumId w:val="16"/>
+    <w:abstractNumId w:val="29"/>
   </w:num>
-  <w:num w:numId="1">
-    <w:abstractNumId w:val="27"/>
-  </w:num>
-  <w:num w:numId="5">
-    <w:abstractNumId w:val="14"/>
-  </w:num>
-  <w:num w:numId="23">
-    <w:abstractNumId w:val="30"/>
-  </w:num>
-  <w:num w:numId="18">
-    <w:abstractNumId w:val="3"/>
-  </w:num>
-  <w:num w:numId="29">
-    <w:abstractNumId w:val="0"/>
+  <w:num w:numId="17">
+    <w:abstractNumId w:val="15"/>
   </w:num>
   <w:num w:numId="7">
-    <w:abstractNumId w:val="28"/>
-  </w:num>
-  <w:num w:numId="32">
-    <w:abstractNumId w:val="12"/>
-  </w:num>
-  <w:num w:numId="6">
-    <w:abstractNumId w:val="10"/>
-  </w:num>
-  <w:num w:numId="21">
-    <w:abstractNumId w:val="21"/>
-  </w:num>
-  <w:num w:numId="15">
-    <w:abstractNumId w:val="13"/>
-  </w:num>
-  <w:num w:numId="4">
-    <w:abstractNumId w:val="14"/>
-  </w:num>
-  <w:num w:numId="25">
-    <w:abstractNumId w:val="19"/>
-  </w:num>
-  <w:num w:numId="17">
     <w:abstractNumId w:val="31"/>
   </w:num>
-  <w:num w:numId="16">
-    <w:abstractNumId w:val="26"/>
-  </w:num>
-  <w:num w:numId="22">
-    <w:abstractNumId w:val="8"/>
-  </w:num>
-  <w:num w:numId="9">
-    <w:abstractNumId w:val="1"/>
-  </w:num>
-  <w:num w:numId="26">
-    <w:abstractNumId w:val="9"/>
-  </w:num>
-  <w:num w:numId="11">
-    <w:abstractNumId w:val="2"/>
-  </w:num>
-  <w:num w:numId="12">
+  <w:num w:numId="30">
     <w:abstractNumId w:val="23"/>
-  </w:num>
-  <w:num w:numId="30">
-    <w:abstractNumId w:val="20"/>
-  </w:num>
-  <w:num w:numId="24">
-    <w:abstractNumId w:val="18"/>
-  </w:num>
-  <w:num w:numId="14">
-    <w:abstractNumId w:val="32"/>
-  </w:num>
-  <w:num w:numId="13">
-    <w:abstractNumId w:val="15"/>
   </w:num>
 </w:numbering>
 </file>
@@ -20733,463 +20739,499 @@
     </w:pPrDefault>
   </w:docDefaults>
   <w:latentStyles w:defLockedState="0" w:defUIPriority="99" w:defSemiHidden="0" w:defUnhideWhenUsed="0" w:defQFormat="0" w:count="376">
-    <w:lsdException w:name="toc 1" w:uiPriority="39" w:semiHidden="1" w:unhideWhenUsed="1"/>
-    <w:lsdException w:name="Medium Shading 1 Accent 4" w:uiPriority="63"/>
-    <w:lsdException w:name="List Table 1 Light Accent 3" w:uiPriority="46"/>
-    <w:lsdException w:name="Light Grid Accent 1" w:uiPriority="62"/>
-    <w:lsdException w:name="Light Shading Accent 5" w:uiPriority="60"/>
-    <w:lsdException w:name="Plain Table 1" w:uiPriority="41"/>
-    <w:lsdException w:name="Table List 8" w:semiHidden="1" w:unhideWhenUsed="1"/>
-    <w:lsdException w:name="Light Shading Accent 1" w:uiPriority="60"/>
-    <w:lsdException w:name="Table Grid 6" w:semiHidden="1" w:unhideWhenUsed="1"/>
-    <w:lsdException w:name="Light List Accent 3" w:uiPriority="61"/>
-    <w:lsdException w:name="Closing" w:semiHidden="1" w:unhideWhenUsed="1"/>
-    <w:lsdException w:name="Medium Shading 1 Accent 5" w:uiPriority="63"/>
-    <w:lsdException w:name="Grid Table 2 Accent 6" w:uiPriority="47"/>
-    <w:lsdException w:name="Medium Grid 3 Accent 5" w:uiPriority="69"/>
-    <w:lsdException w:name="index 5" w:semiHidden="1" w:unhideWhenUsed="1"/>
-    <w:lsdException w:name="Medium Shading 1 Accent 3" w:uiPriority="63"/>
-    <w:lsdException w:name="Table Colorful 2" w:semiHidden="1" w:unhideWhenUsed="1"/>
-    <w:lsdException w:name="Medium Grid 1 Accent 2" w:uiPriority="67"/>
-    <w:lsdException w:name="Light List Accent 1" w:uiPriority="61"/>
-    <w:lsdException w:name="List Table 7 Colorful Accent 3" w:uiPriority="52"/>
-    <w:lsdException w:name="Light Shading" w:uiPriority="60"/>
-    <w:lsdException w:name="Grid Table 7 Colorful" w:uiPriority="52"/>
-    <w:lsdException w:name="Grid Table Light" w:uiPriority="40"/>
-    <w:lsdException w:name="Table List 3" w:semiHidden="1" w:unhideWhenUsed="1"/>
-    <w:lsdException w:name="List Table 5 Dark Accent 5" w:uiPriority="50"/>
-    <w:lsdException w:name="Medium List 1 Accent 4" w:uiPriority="65"/>
-    <w:lsdException w:name="Dark List Accent 1" w:uiPriority="70"/>
-    <w:lsdException w:name="Table Columns 5" w:semiHidden="1" w:unhideWhenUsed="1"/>
-    <w:lsdException w:name="caption" w:uiPriority="35" w:semiHidden="1" w:unhideWhenUsed="1" w:qFormat="1"/>
+    <w:lsdException w:name="Medium Grid 1 Accent 1" w:uiPriority="67"/>
+    <w:lsdException w:name="toc 2" w:uiPriority="39" w:semiHidden="1" w:unhideWhenUsed="1"/>
+    <w:lsdException w:name="List Table 1 Light" w:uiPriority="46"/>
+    <w:lsdException w:name="List Table 7 Colorful Accent 2" w:uiPriority="52"/>
     <w:lsdException w:name="Quote" w:uiPriority="29" w:qFormat="1"/>
-    <w:lsdException w:name="Body Text Indent" w:semiHidden="1" w:unhideWhenUsed="1"/>
-    <w:lsdException w:name="List Table 5 Dark Accent 4" w:uiPriority="50"/>
-    <w:lsdException w:name="List Table 6 Colorful Accent 2" w:uiPriority="51"/>
-    <w:lsdException w:name="List Continue 4" w:semiHidden="1" w:unhideWhenUsed="1"/>
-    <w:lsdException w:name="Table Columns 2" w:semiHidden="1" w:unhideWhenUsed="1"/>
-    <w:lsdException w:name="Medium Shading 2 Accent 4" w:uiPriority="64"/>
-    <w:lsdException w:name="List Table 1 Light Accent 4" w:uiPriority="46"/>
-    <w:lsdException w:name="HTML Cite" w:semiHidden="1" w:unhideWhenUsed="1"/>
-    <w:lsdException w:name="List Number 5" w:semiHidden="1" w:unhideWhenUsed="1"/>
-    <w:lsdException w:name="Table Grid 5" w:semiHidden="1" w:unhideWhenUsed="1"/>
-    <w:lsdException w:name="Body Text First Indent 2" w:semiHidden="1" w:unhideWhenUsed="1"/>
-    <w:lsdException w:name="Note Heading" w:semiHidden="1" w:unhideWhenUsed="1"/>
-    <w:lsdException w:name="Medium List 2 Accent 3" w:uiPriority="66"/>
-    <w:lsdException w:name="Grid Table 1 Light Accent 3" w:uiPriority="46"/>
-    <w:lsdException w:name="List Table 4 Accent 1" w:uiPriority="49"/>
-    <w:lsdException w:name="Grid Table 7 Colorful Accent 2" w:uiPriority="52"/>
-    <w:lsdException w:name="index 3" w:semiHidden="1" w:unhideWhenUsed="1"/>
-    <w:lsdException w:name="toc 2" w:uiPriority="39" w:semiHidden="1" w:unhideWhenUsed="1"/>
-    <w:lsdException w:name="List Table 4 Accent 3" w:uiPriority="49"/>
-    <w:lsdException w:name="Medium List 2 Accent 2" w:uiPriority="66"/>
-    <w:lsdException w:name="No List" w:semiHidden="1" w:unhideWhenUsed="1"/>
-    <w:lsdException w:name="List Table 7 Colorful" w:uiPriority="52"/>
-    <w:lsdException w:name="toa heading" w:semiHidden="1" w:unhideWhenUsed="1"/>
-    <w:lsdException w:name="List Table 1 Light Accent 6" w:uiPriority="46"/>
-    <w:lsdException w:name="toc 4" w:uiPriority="39" w:semiHidden="1" w:unhideWhenUsed="1"/>
-    <w:lsdException w:name="List Table 7 Colorful Accent 1" w:uiPriority="52"/>
-    <w:lsdException w:name="index 6" w:semiHidden="1" w:unhideWhenUsed="1"/>
-    <w:lsdException w:name="index heading" w:semiHidden="1" w:unhideWhenUsed="1"/>
-    <w:lsdException w:name="Intense Quote" w:uiPriority="30" w:qFormat="1"/>
-    <w:lsdException w:name="footnote reference" w:semiHidden="1" w:unhideWhenUsed="1"/>
-    <w:lsdException w:name="heading 6" w:uiPriority="9" w:semiHidden="1" w:unhideWhenUsed="1" w:qFormat="1"/>
-    <w:lsdException w:name="List Table 7 Colorful Accent 2" w:uiPriority="52"/>
-    <w:lsdException w:name="Grid Table 2" w:uiPriority="47"/>
-    <w:lsdException w:name="Subtle Reference" w:uiPriority="31" w:qFormat="1"/>
-    <w:lsdException w:name="Medium Grid 2 Accent 6" w:uiPriority="68"/>
-    <w:lsdException w:name="No Spacing" w:uiPriority="1" w:qFormat="1"/>
-    <w:lsdException w:name="List Table 7 Colorful Accent 6" w:uiPriority="52"/>
-    <w:lsdException w:name="Colorful List Accent 6" w:uiPriority="72"/>
-    <w:lsdException w:name="List Number 2" w:semiHidden="1" w:unhideWhenUsed="1"/>
-    <w:lsdException w:name="table of authorities" w:semiHidden="1" w:unhideWhenUsed="1"/>
-    <w:lsdException w:name="Grid Table 5 Dark Accent 1" w:uiPriority="50"/>
-    <w:lsdException w:name="Date" w:semiHidden="1" w:unhideWhenUsed="1"/>
-    <w:lsdException w:name="heading 1" w:uiPriority="9" w:qFormat="1"/>
-    <w:lsdException w:name="Grid Table 4 Accent 1" w:uiPriority="49"/>
-    <w:lsdException w:name="Light Grid Accent 2" w:uiPriority="62"/>
-    <w:lsdException w:name="Body Text 3" w:semiHidden="1" w:unhideWhenUsed="1"/>
-    <w:lsdException w:name="annotation reference" w:semiHidden="1" w:unhideWhenUsed="1"/>
-    <w:lsdException w:name="Medium Grid 3 Accent 4" w:uiPriority="69"/>
-    <w:lsdException w:name="Grid Table 6 Colorful Accent 4" w:uiPriority="51"/>
-    <w:lsdException w:name="Grid Table 4 Accent 4" w:uiPriority="49"/>
-    <w:lsdException w:name="Light Grid Accent 5" w:uiPriority="62"/>
-    <w:lsdException w:name="Table 3D effects 3" w:semiHidden="1" w:unhideWhenUsed="1"/>
-    <w:lsdException w:name="Grid Table 1 Light" w:uiPriority="46"/>
-    <w:lsdException w:name="List Continue 3" w:semiHidden="1" w:unhideWhenUsed="1"/>
-    <w:lsdException w:name="Grid Table 1 Light Accent 1" w:uiPriority="46"/>
-    <w:lsdException w:name="Outline List 3" w:semiHidden="1" w:unhideWhenUsed="1"/>
-    <w:lsdException w:name="Dark List Accent 6" w:uiPriority="70"/>
-    <w:lsdException w:name="Medium Grid 3 Accent 3" w:uiPriority="69"/>
-    <w:lsdException w:name="toc 3" w:uiPriority="39" w:semiHidden="1" w:unhideWhenUsed="1"/>
-    <w:lsdException w:name="Outline List 2" w:semiHidden="1" w:unhideWhenUsed="1"/>
-    <w:lsdException w:name="Grid Table 6 Colorful Accent 3" w:uiPriority="51"/>
-    <w:lsdException w:name="envelope address" w:semiHidden="1" w:unhideWhenUsed="1"/>
-    <w:lsdException w:name="List Bullet" w:semiHidden="1" w:unhideWhenUsed="1"/>
-    <w:lsdException w:name="Colorful Grid Accent 5" w:uiPriority="73"/>
-    <w:lsdException w:name="List Table 1 Light" w:uiPriority="46"/>
-    <w:lsdException w:name="annotation subject" w:semiHidden="1" w:unhideWhenUsed="1"/>
-    <w:lsdException w:name="Table Classic 1" w:semiHidden="1" w:unhideWhenUsed="1"/>
-    <w:lsdException w:name="Grid Table 1 Light Accent 6" w:uiPriority="46"/>
-    <w:lsdException w:name="Table Classic 3" w:semiHidden="1" w:unhideWhenUsed="1"/>
-    <w:lsdException w:name="Medium List 2 Accent 1" w:uiPriority="66"/>
-    <w:lsdException w:name="Table Subtle 1" w:semiHidden="1" w:unhideWhenUsed="1"/>
-    <w:lsdException w:name="Medium Shading 1 Accent 1" w:uiPriority="63"/>
-    <w:lsdException w:name="List Table 4 Accent 6" w:uiPriority="49"/>
-    <w:lsdException w:name="List Bullet 5" w:semiHidden="1" w:unhideWhenUsed="1"/>
-    <w:lsdException w:name="Unresolved Mention" w:semiHidden="1" w:unhideWhenUsed="1"/>
-    <w:lsdException w:name="HTML Variable" w:semiHidden="1" w:unhideWhenUsed="1"/>
-    <w:lsdException w:name="Grid Table 3 Accent 2" w:uiPriority="48"/>
-    <w:lsdException w:name="List Number 4" w:semiHidden="1" w:unhideWhenUsed="1"/>
-    <w:lsdException w:name="List Table 7 Colorful Accent 5" w:uiPriority="52"/>
-    <w:lsdException w:name="Table Web 2" w:semiHidden="1" w:unhideWhenUsed="1"/>
-    <w:lsdException w:name="List Table 4 Accent 2" w:uiPriority="49"/>
-    <w:lsdException w:name="Grid Table 7 Colorful Accent 1" w:uiPriority="52"/>
-    <w:lsdException w:name="Normal (Web)" w:semiHidden="1" w:unhideWhenUsed="1"/>
-    <w:lsdException w:name="Grid Table 2 Accent 1" w:uiPriority="47"/>
-    <w:lsdException w:name="Title" w:uiPriority="10" w:qFormat="1"/>
-    <w:lsdException w:name="endnote reference" w:semiHidden="1" w:unhideWhenUsed="1"/>
-    <w:lsdException w:name="Document Map" w:semiHidden="1" w:unhideWhenUsed="1"/>
-    <w:lsdException w:name="Light List Accent 5" w:uiPriority="61"/>
-    <w:lsdException w:name="Body Text 2" w:semiHidden="1" w:unhideWhenUsed="1"/>
-    <w:lsdException w:name="Strong" w:uiPriority="22" w:qFormat="1"/>
-    <w:lsdException w:name="Medium List 2" w:uiPriority="66"/>
-    <w:lsdException w:name="Grid Table 6 Colorful Accent 2" w:uiPriority="51"/>
-    <w:lsdException w:name="Grid Table 7 Colorful Accent 6" w:uiPriority="52"/>
-    <w:lsdException w:name="List Table 4 Accent 5" w:uiPriority="49"/>
-    <w:lsdException w:name="Plain Table 3" w:uiPriority="43"/>
-    <w:lsdException w:name="HTML Address" w:semiHidden="1" w:unhideWhenUsed="1"/>
-    <w:lsdException w:name="index 7" w:semiHidden="1" w:unhideWhenUsed="1"/>
-    <w:lsdException w:name="List 2" w:semiHidden="1" w:unhideWhenUsed="1"/>
-    <w:lsdException w:name="List Number" w:semiHidden="1" w:unhideWhenUsed="1"/>
-    <w:lsdException w:name="Grid Table 4 Accent 6" w:uiPriority="49"/>
-    <w:lsdException w:name="HTML Sample" w:semiHidden="1" w:unhideWhenUsed="1"/>
-    <w:lsdException w:name="List Continue" w:semiHidden="1" w:unhideWhenUsed="1"/>
-    <w:lsdException w:name="Table 3D effects 1" w:semiHidden="1" w:unhideWhenUsed="1"/>
-    <w:lsdException w:name="Light Grid Accent 6" w:uiPriority="62"/>
-    <w:lsdException w:name="Grid Table 5 Dark Accent 3" w:uiPriority="50"/>
-    <w:lsdException w:name="Hyperlink" w:semiHidden="1" w:unhideWhenUsed="1"/>
-    <w:lsdException w:name="Light List Accent 6" w:uiPriority="61"/>
-    <w:lsdException w:name="Table Subtle 2" w:semiHidden="1" w:unhideWhenUsed="1"/>
-    <w:lsdException w:name="List 5" w:semiHidden="1" w:unhideWhenUsed="1"/>
-    <w:lsdException w:name="Colorful Grid Accent 4" w:uiPriority="73"/>
-    <w:lsdException w:name="Table Web 1" w:semiHidden="1" w:unhideWhenUsed="1"/>
-    <w:lsdException w:name="Salutation" w:semiHidden="1" w:unhideWhenUsed="1"/>
-    <w:lsdException w:name="Colorful Grid Accent 2" w:uiPriority="73"/>
-    <w:lsdException w:name="Medium Grid 3 Accent 6" w:uiPriority="69"/>
-    <w:lsdException w:name="Colorful Shading Accent 3" w:uiPriority="71"/>
-    <w:lsdException w:name="Dark List Accent 3" w:uiPriority="70"/>
-    <w:lsdException w:name="Colorful Grid Accent 3" w:uiPriority="73"/>
-    <w:lsdException w:name="List Table 3 Accent 6" w:uiPriority="48"/>
-    <w:lsdException w:name="List Table 2" w:uiPriority="47"/>
-    <w:lsdException w:name="heading 2" w:uiPriority="9" w:semiHidden="1" w:unhideWhenUsed="1" w:qFormat="1"/>
-    <w:lsdException w:name="List Table 4" w:uiPriority="49"/>
-    <w:lsdException w:name="Revision" w:semiHidden="1"/>
-    <w:lsdException w:name="List Table 3 Accent 4" w:uiPriority="48"/>
-    <w:lsdException w:name="Grid Table 3 Accent 1" w:uiPriority="48"/>
-    <w:lsdException w:name="List Table 2 Accent 5" w:uiPriority="47"/>
-    <w:lsdException w:name="List Paragraph" w:uiPriority="34" w:qFormat="1"/>
-    <w:lsdException w:name="Medium Grid 2 Accent 2" w:uiPriority="68"/>
-    <w:lsdException w:name="Light List Accent 4" w:uiPriority="61"/>
-    <w:lsdException w:name="Table Grid 8" w:semiHidden="1" w:unhideWhenUsed="1"/>
-    <w:lsdException w:name="Plain Table 2" w:uiPriority="42"/>
-    <w:lsdException w:name="heading 3" w:uiPriority="9" w:semiHidden="1" w:unhideWhenUsed="1" w:qFormat="1"/>
-    <w:lsdException w:name="Table 3D effects 2" w:semiHidden="1" w:unhideWhenUsed="1"/>
-    <w:lsdException w:name="HTML Code" w:semiHidden="1" w:unhideWhenUsed="1"/>
-    <w:lsdException w:name="Table Grid 3" w:semiHidden="1" w:unhideWhenUsed="1"/>
-    <w:lsdException w:name="Medium List 1" w:uiPriority="65"/>
-    <w:lsdException w:name="Grid Table 2 Accent 2" w:uiPriority="47"/>
-    <w:lsdException w:name="Medium Grid 3 Accent 1" w:uiPriority="69"/>
-    <w:lsdException w:name="Dark List Accent 2" w:uiPriority="70"/>
-    <w:lsdException w:name="Grid Table 7 Colorful Accent 5" w:uiPriority="52"/>
-    <w:lsdException w:name="HTML Typewriter" w:semiHidden="1" w:unhideWhenUsed="1"/>
-    <w:lsdException w:name="Mention" w:semiHidden="1" w:unhideWhenUsed="1"/>
-    <w:lsdException w:name="index 4" w:semiHidden="1" w:unhideWhenUsed="1"/>
-    <w:lsdException w:name="Grid Table 6 Colorful Accent 1" w:uiPriority="51"/>
-    <w:lsdException w:name="Grid Table 7 Colorful Accent 3" w:uiPriority="52"/>
-    <w:lsdException w:name="footnote text" w:semiHidden="1" w:unhideWhenUsed="1"/>
-    <w:lsdException w:name="Plain Text" w:semiHidden="1" w:unhideWhenUsed="1"/>
-    <w:lsdException w:name="index 8" w:semiHidden="1" w:unhideWhenUsed="1"/>
-    <w:lsdException w:name="Table Grid" w:uiPriority="39"/>
-    <w:lsdException w:name="Table Columns 1" w:semiHidden="1" w:unhideWhenUsed="1"/>
-    <w:lsdException w:name="Table List 2" w:semiHidden="1" w:unhideWhenUsed="1"/>
-    <w:lsdException w:name="Medium Grid 2 Accent 5" w:uiPriority="68"/>
-    <w:lsdException w:name="index 9" w:semiHidden="1" w:unhideWhenUsed="1"/>
-    <w:lsdException w:name="Table Theme" w:semiHidden="1" w:unhideWhenUsed="1"/>
-    <w:lsdException w:name="Colorful Grid Accent 1" w:uiPriority="73"/>
-    <w:lsdException w:name="HTML Keyboard" w:semiHidden="1" w:unhideWhenUsed="1"/>
-    <w:lsdException w:name="Grid Table 1 Light Accent 2" w:uiPriority="46"/>
-    <w:lsdException w:name="Normal Table" w:semiHidden="1" w:unhideWhenUsed="1"/>
-    <w:lsdException w:name="Medium Grid 1" w:uiPriority="67"/>
-    <w:lsdException w:name="Table List 5" w:semiHidden="1" w:unhideWhenUsed="1"/>
-    <w:lsdException w:name="annotation text" w:semiHidden="1" w:unhideWhenUsed="1"/>
-    <w:lsdException w:name="Medium Grid 2 Accent 1" w:uiPriority="68"/>
-    <w:lsdException w:name="Smart Hyperlink" w:semiHidden="1" w:unhideWhenUsed="1"/>
-    <w:lsdException w:name="Medium List 1 Accent 2" w:uiPriority="65"/>
+    <w:lsdException w:name="Medium Shading 2 Accent 1" w:uiPriority="64"/>
+    <w:lsdException w:name="Dark List Accent 4" w:uiPriority="70"/>
     <w:lsdException w:name="Light Shading Accent 6" w:uiPriority="60"/>
-    <w:lsdException w:name="Normal" w:uiPriority="0" w:qFormat="1"/>
-    <w:lsdException w:name="Signature" w:semiHidden="1" w:unhideWhenUsed="1"/>
-    <w:lsdException w:name="Medium List 1 Accent 3" w:uiPriority="65"/>
-    <w:lsdException w:name="Medium List 2 Accent 6" w:uiPriority="66"/>
-    <w:lsdException w:name="Table Elegant" w:semiHidden="1" w:unhideWhenUsed="1"/>
-    <w:lsdException w:name="Medium List 1 Accent 1" w:uiPriority="65"/>
-    <w:lsdException w:name="Block Text" w:semiHidden="1" w:unhideWhenUsed="1"/>
-    <w:lsdException w:name="Grid Table 7 Colorful Accent 4" w:uiPriority="52"/>
-    <w:lsdException w:name="Medium List 1 Accent 5" w:uiPriority="65"/>
-    <w:lsdException w:name="Light Grid Accent 4" w:uiPriority="62"/>
-    <w:lsdException w:name="Table List 1" w:semiHidden="1" w:unhideWhenUsed="1"/>
-    <w:lsdException w:name="Dark List" w:uiPriority="70"/>
-    <w:lsdException w:name="Placeholder Text" w:semiHidden="1"/>
-    <w:lsdException w:name="List Table 7 Colorful Accent 4" w:uiPriority="52"/>
-    <w:lsdException w:name="Grid Table 5 Dark Accent 4" w:uiPriority="50"/>
-    <w:lsdException w:name="Table Classic 4" w:semiHidden="1" w:unhideWhenUsed="1"/>
-    <w:lsdException w:name="Colorful List Accent 4" w:uiPriority="72"/>
-    <w:lsdException w:name="List Table 5 Dark Accent 6" w:uiPriority="50"/>
-    <w:lsdException w:name="List Table 6 Colorful Accent 5" w:uiPriority="51"/>
-    <w:lsdException w:name="Table Simple 1" w:semiHidden="1" w:unhideWhenUsed="1"/>
-    <w:lsdException w:name="Table List 4" w:semiHidden="1" w:unhideWhenUsed="1"/>
-    <w:lsdException w:name="Table Classic 2" w:semiHidden="1" w:unhideWhenUsed="1"/>
-    <w:lsdException w:name="Colorful List Accent 2" w:uiPriority="72"/>
-    <w:lsdException w:name="List Table 5 Dark Accent 2" w:uiPriority="50"/>
-    <w:lsdException w:name="Medium Shading 1 Accent 2" w:uiPriority="63"/>
-    <w:lsdException w:name="Medium Grid 3 Accent 2" w:uiPriority="69"/>
-    <w:lsdException w:name="Medium Grid 1 Accent 6" w:uiPriority="67"/>
-    <w:lsdException w:name="Table Grid 2" w:semiHidden="1" w:unhideWhenUsed="1"/>
-    <w:lsdException w:name="Normal Indent" w:semiHidden="1" w:unhideWhenUsed="1"/>
-    <w:lsdException w:name="Colorful List Accent 3" w:uiPriority="72"/>
-    <w:lsdException w:name="HTML Definition" w:semiHidden="1" w:unhideWhenUsed="1"/>
-    <w:lsdException w:name="List Table 5 Dark Accent 3" w:uiPriority="50"/>
-    <w:lsdException w:name="Colorful Shading Accent 2" w:uiPriority="71"/>
-    <w:lsdException w:name="Table Simple 3" w:semiHidden="1" w:unhideWhenUsed="1"/>
-    <w:lsdException w:name="Body Text First Indent" w:semiHidden="1" w:unhideWhenUsed="1"/>
-    <w:lsdException w:name="List Number 3" w:semiHidden="1" w:unhideWhenUsed="1"/>
-    <w:lsdException w:name="Table Columns 3" w:semiHidden="1" w:unhideWhenUsed="1"/>
-    <w:lsdException w:name="List Table 1 Light Accent 1" w:uiPriority="46"/>
-    <w:lsdException w:name="Colorful Shading Accent 5" w:uiPriority="71"/>
-    <w:lsdException w:name="toc 9" w:uiPriority="39" w:semiHidden="1" w:unhideWhenUsed="1"/>
-    <w:lsdException w:name="Grid Table 1 Light Accent 5" w:uiPriority="46"/>
-    <w:lsdException w:name="Medium Grid 1 Accent 3" w:uiPriority="67"/>
-    <w:lsdException w:name="List Table 3" w:uiPriority="48"/>
-    <w:lsdException w:name="index 1" w:semiHidden="1" w:unhideWhenUsed="1"/>
-    <w:lsdException w:name="Medium List 2 Accent 4" w:uiPriority="66"/>
-    <w:lsdException w:name="Medium List 1 Accent 6" w:uiPriority="65"/>
-    <w:lsdException w:name="E-mail Signature" w:semiHidden="1" w:unhideWhenUsed="1"/>
-    <w:lsdException w:name="List Table 4 Accent 4" w:uiPriority="49"/>
-    <w:lsdException w:name="Medium List 2 Accent 5" w:uiPriority="66"/>
-    <w:lsdException w:name="Balloon Text" w:semiHidden="1" w:unhideWhenUsed="1"/>
-    <w:lsdException w:name="Grid Table 1 Light Accent 4" w:uiPriority="46"/>
-    <w:lsdException w:name="Grid Table 4" w:uiPriority="49"/>
-    <w:lsdException w:name="List Table 5 Dark" w:uiPriority="50"/>
-    <w:lsdException w:name="Medium Grid 2 Accent 4" w:uiPriority="68"/>
-    <w:lsdException w:name="List Table 3 Accent 3" w:uiPriority="48"/>
-    <w:lsdException w:name="List" w:semiHidden="1" w:unhideWhenUsed="1"/>
-    <w:lsdException w:name="Colorful List" w:uiPriority="72"/>
-    <w:lsdException w:name="Table List 6" w:semiHidden="1" w:unhideWhenUsed="1"/>
-    <w:lsdException w:name="Table Simple 2" w:semiHidden="1" w:unhideWhenUsed="1"/>
-    <w:lsdException w:name="List Table 3 Accent 5" w:uiPriority="48"/>
-    <w:lsdException w:name="Grid Table 6 Colorful" w:uiPriority="51"/>
-    <w:lsdException w:name="List Table 6 Colorful Accent 6" w:uiPriority="51"/>
-    <w:lsdException w:name="line number" w:semiHidden="1" w:unhideWhenUsed="1"/>
-    <w:lsdException w:name="List Table 2 Accent 6" w:uiPriority="47"/>
-    <w:lsdException w:name="List 4" w:semiHidden="1" w:unhideWhenUsed="1"/>
-    <w:lsdException w:name="Colorful List Accent 5" w:uiPriority="72"/>
-    <w:lsdException w:name="Intense Reference" w:uiPriority="32" w:qFormat="1"/>
-    <w:lsdException w:name="Medium Shading 2 Accent 2" w:uiPriority="64"/>
-    <w:lsdException w:name="Colorful List Accent 1" w:uiPriority="72"/>
-    <w:lsdException w:name="Table List 7" w:semiHidden="1" w:unhideWhenUsed="1"/>
-    <w:lsdException w:name="Grid Table 4 Accent 3" w:uiPriority="49"/>
-    <w:lsdException w:name="List Table 1 Light Accent 2" w:uiPriority="46"/>
-    <w:lsdException w:name="List Table 5 Dark Accent 1" w:uiPriority="50"/>
-    <w:lsdException w:name="toc 8" w:uiPriority="39" w:semiHidden="1" w:unhideWhenUsed="1"/>
-    <w:lsdException w:name="footer" w:semiHidden="1" w:unhideWhenUsed="1"/>
-    <w:lsdException w:name="Table Colorful 1" w:semiHidden="1" w:unhideWhenUsed="1"/>
-    <w:lsdException w:name="List Continue 5" w:semiHidden="1" w:unhideWhenUsed="1"/>
-    <w:lsdException w:name="Table Colorful 3" w:semiHidden="1" w:unhideWhenUsed="1"/>
-    <w:lsdException w:name="Table Contemporary" w:semiHidden="1" w:unhideWhenUsed="1"/>
-    <w:lsdException w:name="macro" w:semiHidden="1" w:unhideWhenUsed="1"/>
-    <w:lsdException w:name="table of figures" w:semiHidden="1" w:unhideWhenUsed="1"/>
-    <w:lsdException w:name="heading 7" w:uiPriority="9" w:semiHidden="1" w:unhideWhenUsed="1" w:qFormat="1"/>
-    <w:lsdException w:name="Hashtag" w:semiHidden="1" w:unhideWhenUsed="1"/>
-    <w:lsdException w:name="Grid Table 3" w:uiPriority="48"/>
-    <w:lsdException w:name="List Table 3 Accent 2" w:uiPriority="48"/>
-    <w:lsdException w:name="Medium Grid 3" w:uiPriority="69"/>
-    <w:lsdException w:name="TOC Heading" w:uiPriority="39" w:semiHidden="1" w:unhideWhenUsed="1" w:qFormat="1"/>
-    <w:lsdException w:name="Medium Shading 2 Accent 3" w:uiPriority="64"/>
-    <w:lsdException w:name="List Table 6 Colorful Accent 1" w:uiPriority="51"/>
-    <w:lsdException w:name="List Table 2 Accent 1" w:uiPriority="47"/>
-    <w:lsdException w:name="Light Grid Accent 3" w:uiPriority="62"/>
-    <w:lsdException w:name="FollowedHyperlink" w:semiHidden="1" w:unhideWhenUsed="1"/>
-    <w:lsdException w:name="List Table 6 Colorful Accent 4" w:uiPriority="51"/>
-    <w:lsdException w:name="Medium Grid 2" w:uiPriority="68"/>
-    <w:lsdException w:name="Book Title" w:uiPriority="33" w:qFormat="1"/>
-    <w:lsdException w:name="Plain Table 4" w:uiPriority="44"/>
-    <w:lsdException w:name="HTML Preformatted" w:semiHidden="1" w:unhideWhenUsed="1"/>
-    <w:lsdException w:name="header" w:semiHidden="1" w:unhideWhenUsed="1"/>
-    <w:lsdException w:name="Grid Table 6 Colorful Accent 5" w:uiPriority="51"/>
-    <w:lsdException w:name="endnote text" w:semiHidden="1" w:unhideWhenUsed="1"/>
-    <w:lsdException w:name="HTML Bottom of Form" w:semiHidden="1" w:unhideWhenUsed="1"/>
-    <w:lsdException w:name="Grid Table 5 Dark Accent 6" w:uiPriority="50"/>
-    <w:lsdException w:name="Medium Grid 1 Accent 4" w:uiPriority="67"/>
-    <w:lsdException w:name="List Continue 2" w:semiHidden="1" w:unhideWhenUsed="1"/>
-    <w:lsdException w:name="Medium Grid 2 Accent 3" w:uiPriority="68"/>
-    <w:lsdException w:name="List Table 6 Colorful Accent 3" w:uiPriority="51"/>
-    <w:lsdException w:name="List Table 2 Accent 4" w:uiPriority="47"/>
-    <w:lsdException w:name="Table Grid 7" w:semiHidden="1" w:unhideWhenUsed="1"/>
-    <w:lsdException w:name="Message Header" w:semiHidden="1" w:unhideWhenUsed="1"/>
-    <w:lsdException w:name="HTML Top of Form" w:semiHidden="1" w:unhideWhenUsed="1"/>
-    <w:lsdException w:name="Medium Shading 1" w:uiPriority="63"/>
-    <w:lsdException w:name="Bibliography" w:uiPriority="37" w:semiHidden="1" w:unhideWhenUsed="1"/>
-    <w:lsdException w:name="page number" w:semiHidden="1" w:unhideWhenUsed="1"/>
-    <w:lsdException w:name="HTML Acronym" w:semiHidden="1" w:unhideWhenUsed="1"/>
-    <w:lsdException w:name="List Table 2 Accent 3" w:uiPriority="47"/>
-    <w:lsdException w:name="Colorful Shading" w:uiPriority="71"/>
-    <w:lsdException w:name="Dark List Accent 4" w:uiPriority="70"/>
-    <w:lsdException w:name="Table Columns 4" w:semiHidden="1" w:unhideWhenUsed="1"/>
-    <w:lsdException w:name="Grid Table 5 Dark" w:uiPriority="50"/>
-    <w:lsdException w:name="Colorful Shading Accent 1" w:uiPriority="71"/>
-    <w:lsdException w:name="Grid Table 3 Accent 4" w:uiPriority="48"/>
-    <w:lsdException w:name="Table Professional" w:semiHidden="1" w:unhideWhenUsed="1"/>
-    <w:lsdException w:name="Medium Shading 2 Accent 1" w:uiPriority="64"/>
-    <w:lsdException w:name="heading 9" w:uiPriority="9" w:semiHidden="1" w:unhideWhenUsed="1" w:qFormat="1"/>
-    <w:lsdException w:name="Grid Table 3 Accent 6" w:uiPriority="48"/>
-    <w:lsdException w:name="Intense Emphasis" w:uiPriority="21" w:qFormat="1"/>
-    <w:lsdException w:name="Body Text Indent 3" w:semiHidden="1" w:unhideWhenUsed="1"/>
-    <w:lsdException w:name="Body Text Indent 2" w:semiHidden="1" w:unhideWhenUsed="1"/>
-    <w:lsdException w:name="Table Web 3" w:semiHidden="1" w:unhideWhenUsed="1"/>
-    <w:lsdException w:name="Body Text" w:semiHidden="1" w:unhideWhenUsed="1"/>
-    <w:lsdException w:name="List Bullet 3" w:semiHidden="1" w:unhideWhenUsed="1"/>
-    <w:lsdException w:name="Colorful Shading Accent 4" w:uiPriority="71"/>
-    <w:lsdException w:name="Grid Table 2 Accent 4" w:uiPriority="47"/>
-    <w:lsdException w:name="heading 8" w:uiPriority="9" w:semiHidden="1" w:unhideWhenUsed="1" w:qFormat="1"/>
-    <w:lsdException w:name="Medium Shading 2 Accent 6" w:uiPriority="64"/>
-    <w:lsdException w:name="heading 4" w:uiPriority="9" w:semiHidden="1" w:unhideWhenUsed="1" w:qFormat="1"/>
-    <w:lsdException w:name="Plain Table 5" w:uiPriority="45"/>
-    <w:lsdException w:name="Smart Link" w:semiHidden="1" w:unhideWhenUsed="1"/>
-    <w:lsdException w:name="Colorful Grid" w:uiPriority="73"/>
-    <w:lsdException w:name="Grid Table 2 Accent 5" w:uiPriority="47"/>
-    <w:lsdException w:name="Grid Table 2 Accent 3" w:uiPriority="47"/>
-    <w:lsdException w:name="List Table 2 Accent 2" w:uiPriority="47"/>
-    <w:lsdException w:name="List Table 3 Accent 1" w:uiPriority="48"/>
-    <w:lsdException w:name="Default Paragraph Font" w:uiPriority="1" w:semiHidden="1" w:unhideWhenUsed="1"/>
-    <w:lsdException w:name="Light Shading Accent 4" w:uiPriority="60"/>
-    <w:lsdException w:name="Table Grid 1" w:semiHidden="1" w:unhideWhenUsed="1"/>
-    <w:lsdException w:name="Light Grid" w:uiPriority="62"/>
-    <w:lsdException w:name="List 3" w:semiHidden="1" w:unhideWhenUsed="1"/>
     <w:lsdException w:name="Light Shading Accent 2" w:uiPriority="60"/>
     <w:lsdException w:name="Outline List 1" w:semiHidden="1" w:unhideWhenUsed="1"/>
-    <w:lsdException w:name="Medium Grid 1 Accent 1" w:uiPriority="67"/>
+    <w:lsdException w:name="index 3" w:semiHidden="1" w:unhideWhenUsed="1"/>
+    <w:lsdException w:name="Table Classic 3" w:semiHidden="1" w:unhideWhenUsed="1"/>
+    <w:lsdException w:name="heading 9" w:uiPriority="9" w:semiHidden="1" w:unhideWhenUsed="1" w:qFormat="1"/>
+    <w:lsdException w:name="index 5" w:semiHidden="1" w:unhideWhenUsed="1"/>
+    <w:lsdException w:name="HTML Keyboard" w:semiHidden="1" w:unhideWhenUsed="1"/>
+    <w:lsdException w:name="Plain Table 1" w:uiPriority="41"/>
+    <w:lsdException w:name="List Table 4 Accent 6" w:uiPriority="49"/>
+    <w:lsdException w:name="Colorful List Accent 5" w:uiPriority="72"/>
+    <w:lsdException w:name="Grid Table 7 Colorful Accent 6" w:uiPriority="52"/>
+    <w:lsdException w:name="List Table 3 Accent 5" w:uiPriority="48"/>
+    <w:lsdException w:name="List Table 5 Dark Accent 6" w:uiPriority="50"/>
+    <w:lsdException w:name="Grid Table 2" w:uiPriority="47"/>
+    <w:lsdException w:name="Colorful Grid Accent 5" w:uiPriority="73"/>
+    <w:lsdException w:name="E-mail Signature" w:semiHidden="1" w:unhideWhenUsed="1"/>
+    <w:lsdException w:name="Table Colorful 3" w:semiHidden="1" w:unhideWhenUsed="1"/>
+    <w:lsdException w:name="Grid Table 4 Accent 1" w:uiPriority="49"/>
+    <w:lsdException w:name="List Continue 3" w:semiHidden="1" w:unhideWhenUsed="1"/>
+    <w:lsdException w:name="List Table 3" w:uiPriority="48"/>
+    <w:lsdException w:name="Light Grid Accent 4" w:uiPriority="62"/>
+    <w:lsdException w:name="Table Columns 4" w:semiHidden="1" w:unhideWhenUsed="1"/>
+    <w:lsdException w:name="Light Grid Accent 1" w:uiPriority="62"/>
+    <w:lsdException w:name="List 4" w:semiHidden="1" w:unhideWhenUsed="1"/>
+    <w:lsdException w:name="index 1" w:semiHidden="1" w:unhideWhenUsed="1"/>
+    <w:lsdException w:name="Colorful Grid Accent 3" w:uiPriority="73"/>
+    <w:lsdException w:name="index 8" w:semiHidden="1" w:unhideWhenUsed="1"/>
+    <w:lsdException w:name="Subtitle" w:uiPriority="11" w:qFormat="1"/>
+    <w:lsdException w:name="Light Shading Accent 5" w:uiPriority="60"/>
+    <w:lsdException w:name="Grid Table 7 Colorful Accent 1" w:uiPriority="52"/>
+    <w:lsdException w:name="Grid Table 6 Colorful Accent 5" w:uiPriority="51"/>
+    <w:lsdException w:name="Grid Table 7 Colorful Accent 3" w:uiPriority="52"/>
+    <w:lsdException w:name="Medium Grid 1 Accent 2" w:uiPriority="67"/>
+    <w:lsdException w:name="Grid Table 5 Dark Accent 2" w:uiPriority="50"/>
+    <w:lsdException w:name="List Table 5 Dark Accent 4" w:uiPriority="50"/>
+    <w:lsdException w:name="Medium List 1" w:uiPriority="65"/>
+    <w:lsdException w:name="List Table 2 Accent 1" w:uiPriority="47"/>
+    <w:lsdException w:name="Medium List 2 Accent 3" w:uiPriority="66"/>
+    <w:lsdException w:name="Light List Accent 2" w:uiPriority="61"/>
+    <w:lsdException w:name="table of figures" w:semiHidden="1" w:unhideWhenUsed="1"/>
+    <w:lsdException w:name="Light List Accent 6" w:uiPriority="61"/>
+    <w:lsdException w:name="Table Web 1" w:semiHidden="1" w:unhideWhenUsed="1"/>
+    <w:lsdException w:name="Table Grid" w:uiPriority="39"/>
+    <w:lsdException w:name="Grid Table 4 Accent 3" w:uiPriority="49"/>
+    <w:lsdException w:name="Colorful Shading Accent 6" w:uiPriority="71"/>
+    <w:lsdException w:name="List Table 2 Accent 5" w:uiPriority="47"/>
+    <w:lsdException w:name="Medium List 2 Accent 1" w:uiPriority="66"/>
+    <w:lsdException w:name="Medium Grid 2 Accent 2" w:uiPriority="68"/>
+    <w:lsdException w:name="List Paragraph" w:uiPriority="34" w:qFormat="1"/>
+    <w:lsdException w:name="List 3" w:semiHidden="1" w:unhideWhenUsed="1"/>
+    <w:lsdException w:name="List Table 4 Accent 1" w:uiPriority="49"/>
+    <w:lsdException w:name="Grid Table 5 Dark Accent 5" w:uiPriority="50"/>
+    <w:lsdException w:name="Medium Shading 1" w:uiPriority="63"/>
+    <w:lsdException w:name="List Table 1 Light Accent 4" w:uiPriority="46"/>
+    <w:lsdException w:name="Grid Table 2 Accent 3" w:uiPriority="47"/>
+    <w:lsdException w:name="Grid Table 2 Accent 4" w:uiPriority="47"/>
+    <w:lsdException w:name="HTML Cite" w:semiHidden="1" w:unhideWhenUsed="1"/>
+    <w:lsdException w:name="Medium Shading 1 Accent 4" w:uiPriority="63"/>
+    <w:lsdException w:name="List" w:semiHidden="1" w:unhideWhenUsed="1"/>
+    <w:lsdException w:name="List Continue 4" w:semiHidden="1" w:unhideWhenUsed="1"/>
+    <w:lsdException w:name="List Table 6 Colorful Accent 5" w:uiPriority="51"/>
+    <w:lsdException w:name="caption" w:uiPriority="35" w:semiHidden="1" w:unhideWhenUsed="1" w:qFormat="1"/>
+    <w:lsdException w:name="Table Colorful 1" w:semiHidden="1" w:unhideWhenUsed="1"/>
+    <w:lsdException w:name="Grid Table 3 Accent 5" w:uiPriority="48"/>
+    <w:lsdException w:name="Medium Shading 1 Accent 1" w:uiPriority="63"/>
+    <w:lsdException w:name="Table List 4" w:semiHidden="1" w:unhideWhenUsed="1"/>
+    <w:lsdException w:name="Medium Grid 3 Accent 1" w:uiPriority="69"/>
+    <w:lsdException w:name="Table Grid 4" w:semiHidden="1" w:unhideWhenUsed="1"/>
+    <w:lsdException w:name="Hyperlink" w:semiHidden="1" w:unhideWhenUsed="1"/>
+    <w:lsdException w:name="Medium Shading 2 Accent 2" w:uiPriority="64"/>
+    <w:lsdException w:name="Normal" w:uiPriority="0" w:qFormat="1"/>
+    <w:lsdException w:name="List Table 4 Accent 4" w:uiPriority="49"/>
+    <w:lsdException w:name="List Number 2" w:semiHidden="1" w:unhideWhenUsed="1"/>
+    <w:lsdException w:name="Plain Table 3" w:uiPriority="43"/>
+    <w:lsdException w:name="Light List Accent 5" w:uiPriority="61"/>
+    <w:lsdException w:name="Medium List 1 Accent 1" w:uiPriority="65"/>
+    <w:lsdException w:name="Medium Shading 1 Accent 3" w:uiPriority="63"/>
+    <w:lsdException w:name="Grid Table 2 Accent 6" w:uiPriority="47"/>
+    <w:lsdException w:name="Medium Grid 2 Accent 4" w:uiPriority="68"/>
+    <w:lsdException w:name="Table 3D effects 3" w:semiHidden="1" w:unhideWhenUsed="1"/>
+    <w:lsdException w:name="Signature" w:semiHidden="1" w:unhideWhenUsed="1"/>
+    <w:lsdException w:name="Colorful Grid" w:uiPriority="73"/>
+    <w:lsdException w:name="Colorful Shading Accent 1" w:uiPriority="71"/>
+    <w:lsdException w:name="Unresolved Mention" w:semiHidden="1" w:unhideWhenUsed="1"/>
+    <w:lsdException w:name="Medium Grid 1 Accent 5" w:uiPriority="67"/>
+    <w:lsdException w:name="Medium List 2" w:uiPriority="66"/>
+    <w:lsdException w:name="Medium Grid 3 Accent 5" w:uiPriority="69"/>
+    <w:lsdException w:name="Body Text Indent 3" w:semiHidden="1" w:unhideWhenUsed="1"/>
+    <w:lsdException w:name="Light Grid Accent 3" w:uiPriority="62"/>
+    <w:lsdException w:name="Grid Table 7 Colorful" w:uiPriority="52"/>
+    <w:lsdException w:name="HTML Definition" w:semiHidden="1" w:unhideWhenUsed="1"/>
+    <w:lsdException w:name="heading 3" w:uiPriority="9" w:semiHidden="1" w:unhideWhenUsed="1" w:qFormat="1"/>
+    <w:lsdException w:name="toc 3" w:uiPriority="39" w:semiHidden="1" w:unhideWhenUsed="1"/>
+    <w:lsdException w:name="Normal Table" w:semiHidden="1" w:unhideWhenUsed="1"/>
+    <w:lsdException w:name="Medium Grid 2 Accent 6" w:uiPriority="68"/>
+    <w:lsdException w:name="Table 3D effects 2" w:semiHidden="1" w:unhideWhenUsed="1"/>
+    <w:lsdException w:name="Dark List Accent 5" w:uiPriority="70"/>
+    <w:lsdException w:name="Colorful Shading Accent 3" w:uiPriority="71"/>
+    <w:lsdException w:name="page number" w:semiHidden="1" w:unhideWhenUsed="1"/>
+    <w:lsdException w:name="Table List 7" w:semiHidden="1" w:unhideWhenUsed="1"/>
+    <w:lsdException w:name="heading 1" w:uiPriority="9" w:qFormat="1"/>
+    <w:lsdException w:name="Medium Grid 1 Accent 4" w:uiPriority="67"/>
+    <w:lsdException w:name="List Table 1 Light Accent 5" w:uiPriority="46"/>
+    <w:lsdException w:name="Table Grid 7" w:semiHidden="1" w:unhideWhenUsed="1"/>
+    <w:lsdException w:name="index 4" w:semiHidden="1" w:unhideWhenUsed="1"/>
+    <w:lsdException w:name="Balloon Text" w:semiHidden="1" w:unhideWhenUsed="1"/>
+    <w:lsdException w:name="Medium List 1 Accent 4" w:uiPriority="65"/>
+    <w:lsdException w:name="Date" w:semiHidden="1" w:unhideWhenUsed="1"/>
+    <w:lsdException w:name="List Table 7 Colorful Accent 5" w:uiPriority="52"/>
+    <w:lsdException w:name="Grid Table 7 Colorful Accent 2" w:uiPriority="52"/>
+    <w:lsdException w:name="Table Contemporary" w:semiHidden="1" w:unhideWhenUsed="1"/>
+    <w:lsdException w:name="Table Columns 2" w:semiHidden="1" w:unhideWhenUsed="1"/>
+    <w:lsdException w:name="Grid Table 5 Dark Accent 1" w:uiPriority="50"/>
+    <w:lsdException w:name="Table Columns 5" w:semiHidden="1" w:unhideWhenUsed="1"/>
+    <w:lsdException w:name="Table Classic 4" w:semiHidden="1" w:unhideWhenUsed="1"/>
+    <w:lsdException w:name="heading 6" w:uiPriority="9" w:semiHidden="1" w:unhideWhenUsed="1" w:qFormat="1"/>
+    <w:lsdException w:name="Light Grid Accent 6" w:uiPriority="62"/>
+    <w:lsdException w:name="HTML Typewriter" w:semiHidden="1" w:unhideWhenUsed="1"/>
+    <w:lsdException w:name="Outline List 2" w:semiHidden="1" w:unhideWhenUsed="1"/>
+    <w:lsdException w:name="List Table 1 Light Accent 1" w:uiPriority="46"/>
+    <w:lsdException w:name="Body Text First Indent" w:semiHidden="1" w:unhideWhenUsed="1"/>
+    <w:lsdException w:name="index 2" w:semiHidden="1" w:unhideWhenUsed="1"/>
+    <w:lsdException w:name="Grid Table 6 Colorful Accent 3" w:uiPriority="51"/>
+    <w:lsdException w:name="Grid Table 6 Colorful Accent 4" w:uiPriority="51"/>
+    <w:lsdException w:name="Plain Text" w:semiHidden="1" w:unhideWhenUsed="1"/>
+    <w:lsdException w:name="Medium Shading 2 Accent 4" w:uiPriority="64"/>
+    <w:lsdException w:name="Grid Table 5 Dark Accent 6" w:uiPriority="50"/>
+    <w:lsdException w:name="Grid Table 1 Light" w:uiPriority="46"/>
+    <w:lsdException w:name="Medium List 1 Accent 3" w:uiPriority="65"/>
+    <w:lsdException w:name="Colorful Grid Accent 6" w:uiPriority="73"/>
+    <w:lsdException w:name="Light List Accent 3" w:uiPriority="61"/>
+    <w:lsdException w:name="Colorful Grid Accent 2" w:uiPriority="73"/>
+    <w:lsdException w:name="Normal Indent" w:semiHidden="1" w:unhideWhenUsed="1"/>
+    <w:lsdException w:name="List Table 5 Dark Accent 5" w:uiPriority="50"/>
     <w:lsdException w:name="Grid Table 4 Accent 2" w:uiPriority="49"/>
+    <w:lsdException w:name="line number" w:semiHidden="1" w:unhideWhenUsed="1"/>
+    <w:lsdException w:name="Grid Table 4 Accent 5" w:uiPriority="49"/>
+    <w:lsdException w:name="List Table 4" w:uiPriority="49"/>
+    <w:lsdException w:name="Grid Table 5 Dark Accent 3" w:uiPriority="50"/>
+    <w:lsdException w:name="table of authorities" w:semiHidden="1" w:unhideWhenUsed="1"/>
+    <w:lsdException w:name="List Bullet 4" w:semiHidden="1" w:unhideWhenUsed="1"/>
+    <w:lsdException w:name="Colorful List" w:uiPriority="72"/>
+    <w:lsdException w:name="List Table 6 Colorful Accent 1" w:uiPriority="51"/>
+    <w:lsdException w:name="Medium Grid 2 Accent 3" w:uiPriority="68"/>
+    <w:lsdException w:name="Colorful Shading" w:uiPriority="71"/>
+    <w:lsdException w:name="Body Text Indent 2" w:semiHidden="1" w:unhideWhenUsed="1"/>
+    <w:lsdException w:name="List Table 2 Accent 6" w:uiPriority="47"/>
+    <w:lsdException w:name="Table Professional" w:semiHidden="1" w:unhideWhenUsed="1"/>
+    <w:lsdException w:name="Document Map" w:semiHidden="1" w:unhideWhenUsed="1"/>
+    <w:lsdException w:name="List Table 6 Colorful Accent 3" w:uiPriority="51"/>
+    <w:lsdException w:name="List Table 6 Colorful Accent 4" w:uiPriority="51"/>
+    <w:lsdException w:name="Table Web 2" w:semiHidden="1" w:unhideWhenUsed="1"/>
+    <w:lsdException w:name="Default Paragraph Font" w:uiPriority="1" w:semiHidden="1" w:unhideWhenUsed="1"/>
+    <w:lsdException w:name="Grid Table 3" w:uiPriority="48"/>
+    <w:lsdException w:name="Table Grid 5" w:semiHidden="1" w:unhideWhenUsed="1"/>
+    <w:lsdException w:name="List Continue 2" w:semiHidden="1" w:unhideWhenUsed="1"/>
+    <w:lsdException w:name="Light Shading" w:uiPriority="60"/>
+    <w:lsdException w:name="Intense Emphasis" w:uiPriority="21" w:qFormat="1"/>
+    <w:lsdException w:name="HTML Top of Form" w:semiHidden="1" w:unhideWhenUsed="1"/>
+    <w:lsdException w:name="Medium Grid 1" w:uiPriority="67"/>
+    <w:lsdException w:name="Medium Grid 3 Accent 3" w:uiPriority="69"/>
+    <w:lsdException w:name="HTML Acronym" w:semiHidden="1" w:unhideWhenUsed="1"/>
+    <w:lsdException w:name="Plain Table 2" w:uiPriority="42"/>
+    <w:lsdException w:name="Light List Accent 4" w:uiPriority="61"/>
+    <w:lsdException w:name="Table Simple 3" w:semiHidden="1" w:unhideWhenUsed="1"/>
+    <w:lsdException w:name="List Table 1 Light Accent 3" w:uiPriority="46"/>
+    <w:lsdException w:name="index heading" w:semiHidden="1" w:unhideWhenUsed="1"/>
+    <w:lsdException w:name="Smart Hyperlink" w:semiHidden="1" w:unhideWhenUsed="1"/>
+    <w:lsdException w:name="List Number" w:semiHidden="1" w:unhideWhenUsed="1"/>
+    <w:lsdException w:name="HTML Preformatted" w:semiHidden="1" w:unhideWhenUsed="1"/>
+    <w:lsdException w:name="List Table 7 Colorful Accent 3" w:uiPriority="52"/>
+    <w:lsdException w:name="Medium Shading 2 Accent 5" w:uiPriority="64"/>
+    <w:lsdException w:name="Colorful List Accent 1" w:uiPriority="72"/>
     <w:lsdException w:name="Medium Shading 1 Accent 6" w:uiPriority="63"/>
-    <w:lsdException w:name="Medium Grid 1 Accent 5" w:uiPriority="67"/>
-    <w:lsdException w:name="Dark List Accent 5" w:uiPriority="70"/>
+    <w:lsdException w:name="Medium Shading 1 Accent 2" w:uiPriority="63"/>
+    <w:lsdException w:name="Medium Grid 1 Accent 3" w:uiPriority="67"/>
+    <w:lsdException w:name="Medium Grid 3 Accent 4" w:uiPriority="69"/>
+    <w:lsdException w:name="Grid Table 5 Dark" w:uiPriority="50"/>
+    <w:lsdException w:name="heading 2" w:uiPriority="9" w:semiHidden="1" w:unhideWhenUsed="1" w:qFormat="1"/>
+    <w:lsdException w:name="Medium Grid 3 Accent 6" w:uiPriority="69"/>
+    <w:lsdException w:name="toc 5" w:uiPriority="39" w:semiHidden="1" w:unhideWhenUsed="1"/>
+    <w:lsdException w:name="List Number 5" w:semiHidden="1" w:unhideWhenUsed="1"/>
+    <w:lsdException w:name="Title" w:uiPriority="10" w:qFormat="1"/>
+    <w:lsdException w:name="Colorful List Accent 4" w:uiPriority="72"/>
+    <w:lsdException w:name="Subtle Reference" w:uiPriority="31" w:qFormat="1"/>
+    <w:lsdException w:name="Mention" w:semiHidden="1" w:unhideWhenUsed="1"/>
+    <w:lsdException w:name="Message Header" w:semiHidden="1" w:unhideWhenUsed="1"/>
+    <w:lsdException w:name="toc 9" w:uiPriority="39" w:semiHidden="1" w:unhideWhenUsed="1"/>
+    <w:lsdException w:name="Colorful Grid Accent 4" w:uiPriority="73"/>
+    <w:lsdException w:name="envelope address" w:semiHidden="1" w:unhideWhenUsed="1"/>
+    <w:lsdException w:name="Light Shading Accent 1" w:uiPriority="60"/>
+    <w:lsdException w:name="Grid Table 5 Dark Accent 4" w:uiPriority="50"/>
+    <w:lsdException w:name="endnote text" w:semiHidden="1" w:unhideWhenUsed="1"/>
+    <w:lsdException w:name="Table Colorful 2" w:semiHidden="1" w:unhideWhenUsed="1"/>
+    <w:lsdException w:name="List Table 5 Dark" w:uiPriority="50"/>
+    <w:lsdException w:name="heading 5" w:uiPriority="9" w:semiHidden="1" w:unhideWhenUsed="1" w:qFormat="1"/>
+    <w:lsdException w:name="Colorful Shading Accent 2" w:uiPriority="71"/>
+    <w:lsdException w:name="Table Grid 6" w:semiHidden="1" w:unhideWhenUsed="1"/>
+    <w:lsdException w:name="Colorful Shading Accent 5" w:uiPriority="71"/>
+    <w:lsdException w:name="Table List 6" w:semiHidden="1" w:unhideWhenUsed="1"/>
+    <w:lsdException w:name="List Number 4" w:semiHidden="1" w:unhideWhenUsed="1"/>
+    <w:lsdException w:name="List Table 7 Colorful Accent 4" w:uiPriority="52"/>
+    <w:lsdException w:name="index 6" w:semiHidden="1" w:unhideWhenUsed="1"/>
+    <w:lsdException w:name="heading 4" w:uiPriority="9" w:semiHidden="1" w:unhideWhenUsed="1" w:qFormat="1"/>
+    <w:lsdException w:name="Grid Table 7 Colorful Accent 5" w:uiPriority="52"/>
+    <w:lsdException w:name="Dark List Accent 6" w:uiPriority="70"/>
+    <w:lsdException w:name="Medium Grid 2 Accent 5" w:uiPriority="68"/>
+    <w:lsdException w:name="Light Shading Accent 4" w:uiPriority="60"/>
+    <w:lsdException w:name="Normal (Web)" w:semiHidden="1" w:unhideWhenUsed="1"/>
+    <w:lsdException w:name="toc 4" w:uiPriority="39" w:semiHidden="1" w:unhideWhenUsed="1"/>
+    <w:lsdException w:name="Bibliography" w:uiPriority="37" w:semiHidden="1" w:unhideWhenUsed="1"/>
+    <w:lsdException w:name="Grid Table 1 Light Accent 3" w:uiPriority="46"/>
+    <w:lsdException w:name="Table Classic 1" w:semiHidden="1" w:unhideWhenUsed="1"/>
+    <w:lsdException w:name="Dark List Accent 3" w:uiPriority="70"/>
+    <w:lsdException w:name="Table 3D effects 1" w:semiHidden="1" w:unhideWhenUsed="1"/>
+    <w:lsdException w:name="Outline List 3" w:semiHidden="1" w:unhideWhenUsed="1"/>
+    <w:lsdException w:name="Table List 1" w:semiHidden="1" w:unhideWhenUsed="1"/>
+    <w:lsdException w:name="Hashtag" w:semiHidden="1" w:unhideWhenUsed="1"/>
+    <w:lsdException w:name="Grid Table 6 Colorful Accent 2" w:uiPriority="51"/>
+    <w:lsdException w:name="HTML Address" w:semiHidden="1" w:unhideWhenUsed="1"/>
+    <w:lsdException w:name="Grid Table 3 Accent 3" w:uiPriority="48"/>
+    <w:lsdException w:name="List Table 5 Dark Accent 3" w:uiPriority="50"/>
+    <w:lsdException w:name="Medium List 2 Accent 4" w:uiPriority="66"/>
+    <w:lsdException w:name="List Table 3 Accent 4" w:uiPriority="48"/>
+    <w:lsdException w:name="List Table 3 Accent 1" w:uiPriority="48"/>
+    <w:lsdException w:name="Grid Table 1 Light Accent 2" w:uiPriority="46"/>
     <w:lsdException w:name="Grid Table 6 Colorful Accent 6" w:uiPriority="51"/>
-    <w:lsdException w:name="Table Grid 4" w:semiHidden="1" w:unhideWhenUsed="1"/>
+    <w:lsdException w:name="macro" w:semiHidden="1" w:unhideWhenUsed="1"/>
+    <w:lsdException w:name="Smart Link" w:semiHidden="1" w:unhideWhenUsed="1"/>
+    <w:lsdException w:name="Table Elegant" w:semiHidden="1" w:unhideWhenUsed="1"/>
+    <w:lsdException w:name="Grid Table 4 Accent 4" w:uiPriority="49"/>
+    <w:lsdException w:name="annotation reference" w:semiHidden="1" w:unhideWhenUsed="1"/>
+    <w:lsdException w:name="List Bullet 5" w:semiHidden="1" w:unhideWhenUsed="1"/>
+    <w:lsdException w:name="Medium List 1 Accent 2" w:uiPriority="65"/>
+    <w:lsdException w:name="annotation subject" w:semiHidden="1" w:unhideWhenUsed="1"/>
+    <w:lsdException w:name="Medium Grid 2 Accent 1" w:uiPriority="68"/>
+    <w:lsdException w:name="Block Text" w:semiHidden="1" w:unhideWhenUsed="1"/>
+    <w:lsdException w:name="Table List 8" w:semiHidden="1" w:unhideWhenUsed="1"/>
+    <w:lsdException w:name="Table Grid 1" w:semiHidden="1" w:unhideWhenUsed="1"/>
+    <w:lsdException w:name="Table List 3" w:semiHidden="1" w:unhideWhenUsed="1"/>
+    <w:lsdException w:name="Medium Grid 1 Accent 6" w:uiPriority="67"/>
+    <w:lsdException w:name="Medium Grid 2" w:uiPriority="68"/>
+    <w:lsdException w:name="Medium Shading 2" w:uiPriority="64"/>
+    <w:lsdException w:name="Medium Shading 2 Accent 3" w:uiPriority="64"/>
+    <w:lsdException w:name="Grid Table 1 Light Accent 4" w:uiPriority="46"/>
+    <w:lsdException w:name="Plain Table 4" w:uiPriority="44"/>
+    <w:lsdException w:name="toc 7" w:uiPriority="39" w:semiHidden="1" w:unhideWhenUsed="1"/>
+    <w:lsdException w:name="endnote reference" w:semiHidden="1" w:unhideWhenUsed="1"/>
+    <w:lsdException w:name="Medium List 1 Accent 5" w:uiPriority="65"/>
+    <w:lsdException w:name="List Table 6 Colorful Accent 2" w:uiPriority="51"/>
+    <w:lsdException w:name="Grid Table 4" w:uiPriority="49"/>
+    <w:lsdException w:name="List Continue" w:semiHidden="1" w:unhideWhenUsed="1"/>
+    <w:lsdException w:name="Light List" w:uiPriority="61"/>
+    <w:lsdException w:name="footnote text" w:semiHidden="1" w:unhideWhenUsed="1"/>
+    <w:lsdException w:name="List Table 6 Colorful Accent 6" w:uiPriority="51"/>
+    <w:lsdException w:name="Grid Table 6 Colorful Accent 1" w:uiPriority="51"/>
+    <w:lsdException w:name="heading 7" w:uiPriority="9" w:semiHidden="1" w:unhideWhenUsed="1" w:qFormat="1"/>
+    <w:lsdException w:name="Table Grid 3" w:semiHidden="1" w:unhideWhenUsed="1"/>
+    <w:lsdException w:name="List Table 4 Accent 3" w:uiPriority="49"/>
+    <w:lsdException w:name="Grid Table 6 Colorful" w:uiPriority="51"/>
+    <w:lsdException w:name="Medium List 1 Accent 6" w:uiPriority="65"/>
+    <w:lsdException w:name="Colorful List Accent 3" w:uiPriority="72"/>
+    <w:lsdException w:name="Medium Grid 3 Accent 2" w:uiPriority="69"/>
+    <w:lsdException w:name="Revision" w:semiHidden="1"/>
+    <w:lsdException w:name="Subtle Emphasis" w:uiPriority="19" w:qFormat="1"/>
+    <w:lsdException w:name="FollowedHyperlink" w:semiHidden="1" w:unhideWhenUsed="1"/>
+    <w:lsdException w:name="Table Subtle 2" w:semiHidden="1" w:unhideWhenUsed="1"/>
+    <w:lsdException w:name="Table Simple 2" w:semiHidden="1" w:unhideWhenUsed="1"/>
+    <w:lsdException w:name="Grid Table 3 Accent 4" w:uiPriority="48"/>
+    <w:lsdException w:name="Grid Table 3 Accent 1" w:uiPriority="48"/>
+    <w:lsdException w:name="List Continue 5" w:semiHidden="1" w:unhideWhenUsed="1"/>
+    <w:lsdException w:name="Medium List 2 Accent 5" w:uiPriority="66"/>
+    <w:lsdException w:name="footnote reference" w:semiHidden="1" w:unhideWhenUsed="1"/>
+    <w:lsdException w:name="Dark List" w:uiPriority="70"/>
+    <w:lsdException w:name="Emphasis" w:uiPriority="20" w:qFormat="1"/>
+    <w:lsdException w:name="Table Grid 8" w:semiHidden="1" w:unhideWhenUsed="1"/>
+    <w:lsdException w:name="footer" w:semiHidden="1" w:unhideWhenUsed="1"/>
+    <w:lsdException w:name="List Table 2 Accent 3" w:uiPriority="47"/>
+    <w:lsdException w:name="envelope return" w:semiHidden="1" w:unhideWhenUsed="1"/>
+    <w:lsdException w:name="Grid Table 2 Accent 2" w:uiPriority="47"/>
+    <w:lsdException w:name="List Table 2 Accent 4" w:uiPriority="47"/>
+    <w:lsdException w:name="List Table 3 Accent 6" w:uiPriority="48"/>
+    <w:lsdException w:name="Dark List Accent 1" w:uiPriority="70"/>
+    <w:lsdException w:name="List Table 3 Accent 2" w:uiPriority="48"/>
+    <w:lsdException w:name="toc 8" w:uiPriority="39" w:semiHidden="1" w:unhideWhenUsed="1"/>
+    <w:lsdException w:name="List 5" w:semiHidden="1" w:unhideWhenUsed="1"/>
+    <w:lsdException w:name="HTML Variable" w:semiHidden="1" w:unhideWhenUsed="1"/>
     <w:lsdException w:name="Light Shading Accent 3" w:uiPriority="60"/>
-    <w:lsdException w:name="envelope return" w:semiHidden="1" w:unhideWhenUsed="1"/>
-    <w:lsdException w:name="Subtitle" w:uiPriority="11" w:qFormat="1"/>
-    <w:lsdException w:name="Grid Table 4 Accent 5" w:uiPriority="49"/>
-    <w:lsdException w:name="Light List Accent 2" w:uiPriority="61"/>
-    <w:lsdException w:name="Medium Shading 2" w:uiPriority="64"/>
-    <w:lsdException w:name="index 2" w:semiHidden="1" w:unhideWhenUsed="1"/>
-    <w:lsdException w:name="Emphasis" w:uiPriority="20" w:qFormat="1"/>
-    <w:lsdException w:name="Colorful Grid Accent 6" w:uiPriority="73"/>
-    <w:lsdException w:name="Grid Table 5 Dark Accent 5" w:uiPriority="50"/>
-    <w:lsdException w:name="Light List" w:uiPriority="61"/>
-    <w:lsdException w:name="Grid Table 3 Accent 5" w:uiPriority="48"/>
-    <w:lsdException w:name="Subtle Emphasis" w:uiPriority="19" w:qFormat="1"/>
-    <w:lsdException w:name="Colorful Shading Accent 6" w:uiPriority="71"/>
-    <w:lsdException w:name="List Bullet 4" w:semiHidden="1" w:unhideWhenUsed="1"/>
+    <w:lsdException w:name="List 2" w:semiHidden="1" w:unhideWhenUsed="1"/>
+    <w:lsdException w:name="Colorful Shading Accent 4" w:uiPriority="71"/>
+    <w:lsdException w:name="List Table 7 Colorful" w:uiPriority="52"/>
+    <w:lsdException w:name="Table Web 3" w:semiHidden="1" w:unhideWhenUsed="1"/>
+    <w:lsdException w:name="Grid Table Light" w:uiPriority="40"/>
+    <w:lsdException w:name="Body Text" w:semiHidden="1" w:unhideWhenUsed="1"/>
+    <w:lsdException w:name="index 7" w:semiHidden="1" w:unhideWhenUsed="1"/>
+    <w:lsdException w:name="Book Title" w:uiPriority="33" w:qFormat="1"/>
+    <w:lsdException w:name="heading 8" w:uiPriority="9" w:semiHidden="1" w:unhideWhenUsed="1" w:qFormat="1"/>
+    <w:lsdException w:name="List Table 1 Light Accent 6" w:uiPriority="46"/>
+    <w:lsdException w:name="Grid Table 7 Colorful Accent 4" w:uiPriority="52"/>
+    <w:lsdException w:name="Light Grid" w:uiPriority="62"/>
+    <w:lsdException w:name="Intense Reference" w:uiPriority="32" w:qFormat="1"/>
+    <w:lsdException w:name="List Table 7 Colorful Accent 6" w:uiPriority="52"/>
+    <w:lsdException w:name="List Table 7 Colorful Accent 1" w:uiPriority="52"/>
+    <w:lsdException w:name="Dark List Accent 2" w:uiPriority="70"/>
+    <w:lsdException w:name="List Table 2" w:uiPriority="47"/>
+    <w:lsdException w:name="List Bullet" w:semiHidden="1" w:unhideWhenUsed="1"/>
+    <w:lsdException w:name="Light Grid Accent 5" w:uiPriority="62"/>
+    <w:lsdException w:name="Light List Accent 1" w:uiPriority="61"/>
+    <w:lsdException w:name="index 9" w:semiHidden="1" w:unhideWhenUsed="1"/>
+    <w:lsdException w:name="Medium List 2 Accent 6" w:uiPriority="66"/>
+    <w:lsdException w:name="List Number 3" w:semiHidden="1" w:unhideWhenUsed="1"/>
+    <w:lsdException w:name="Body Text 2" w:semiHidden="1" w:unhideWhenUsed="1"/>
+    <w:lsdException w:name="Table Simple 1" w:semiHidden="1" w:unhideWhenUsed="1"/>
+    <w:lsdException w:name="Body Text First Indent 2" w:semiHidden="1" w:unhideWhenUsed="1"/>
+    <w:lsdException w:name="No List" w:semiHidden="1" w:unhideWhenUsed="1"/>
+    <w:lsdException w:name="Grid Table 3 Accent 2" w:uiPriority="48"/>
+    <w:lsdException w:name="List Table 5 Dark Accent 2" w:uiPriority="50"/>
+    <w:lsdException w:name="Medium List 2 Accent 2" w:uiPriority="66"/>
+    <w:lsdException w:name="Closing" w:semiHidden="1" w:unhideWhenUsed="1"/>
+    <w:lsdException w:name="Body Text Indent" w:semiHidden="1" w:unhideWhenUsed="1"/>
+    <w:lsdException w:name="List Table 6 Colorful" w:uiPriority="51"/>
+    <w:lsdException w:name="Colorful Grid Accent 1" w:uiPriority="73"/>
+    <w:lsdException w:name="Table Classic 2" w:semiHidden="1" w:unhideWhenUsed="1"/>
+    <w:lsdException w:name="Light Grid Accent 2" w:uiPriority="62"/>
+    <w:lsdException w:name="Note Heading" w:semiHidden="1" w:unhideWhenUsed="1"/>
+    <w:lsdException w:name="List Bullet 3" w:semiHidden="1" w:unhideWhenUsed="1"/>
+    <w:lsdException w:name="List Table 3 Accent 3" w:uiPriority="48"/>
+    <w:lsdException w:name="Placeholder Text" w:semiHidden="1"/>
+    <w:lsdException w:name="Grid Table 3 Accent 6" w:uiPriority="48"/>
+    <w:lsdException w:name="Table List 2" w:semiHidden="1" w:unhideWhenUsed="1"/>
+    <w:lsdException w:name="Medium Grid 3" w:uiPriority="69"/>
+    <w:lsdException w:name="Body Text 3" w:semiHidden="1" w:unhideWhenUsed="1"/>
+    <w:lsdException w:name="Grid Table 1 Light Accent 6" w:uiPriority="46"/>
+    <w:lsdException w:name="Grid Table 1 Light Accent 1" w:uiPriority="46"/>
+    <w:lsdException w:name="Grid Table 2 Accent 5" w:uiPriority="47"/>
+    <w:lsdException w:name="Grid Table 2 Accent 1" w:uiPriority="47"/>
+    <w:lsdException w:name="Grid Table 1 Light Accent 5" w:uiPriority="46"/>
+    <w:lsdException w:name="Medium Shading 1 Accent 5" w:uiPriority="63"/>
+    <w:lsdException w:name="Plain Table 5" w:uiPriority="45"/>
     <w:lsdException w:name="toc 6" w:uiPriority="39" w:semiHidden="1" w:unhideWhenUsed="1"/>
-    <w:lsdException w:name="Grid Table 3 Accent 3" w:uiPriority="48"/>
-    <w:lsdException w:name="heading 5" w:uiPriority="9" w:semiHidden="1" w:unhideWhenUsed="1" w:qFormat="1"/>
-    <w:lsdException w:name="Grid Table 5 Dark Accent 2" w:uiPriority="50"/>
-    <w:lsdException w:name="List Table 6 Colorful" w:uiPriority="51"/>
-    <w:lsdException w:name="Medium Shading 2 Accent 5" w:uiPriority="64"/>
+    <w:lsdException w:name="toc 1" w:uiPriority="39" w:semiHidden="1" w:unhideWhenUsed="1"/>
+    <w:lsdException w:name="Table Columns 1" w:semiHidden="1" w:unhideWhenUsed="1"/>
+    <w:lsdException w:name="Salutation" w:semiHidden="1" w:unhideWhenUsed="1"/>
     <w:lsdException w:name="List Bullet 2" w:semiHidden="1" w:unhideWhenUsed="1"/>
-    <w:lsdException w:name="List Table 1 Light Accent 5" w:uiPriority="46"/>
-    <w:lsdException w:name="toc 5" w:uiPriority="39" w:semiHidden="1" w:unhideWhenUsed="1"/>
-    <w:lsdException w:name="toc 7" w:uiPriority="39" w:semiHidden="1" w:unhideWhenUsed="1"/>
+    <w:lsdException w:name="Table Grid 2" w:semiHidden="1" w:unhideWhenUsed="1"/>
+    <w:lsdException w:name="header" w:semiHidden="1" w:unhideWhenUsed="1"/>
+    <w:lsdException w:name="Table List 5" w:semiHidden="1" w:unhideWhenUsed="1"/>
+    <w:lsdException w:name="List Table 4 Accent 2" w:uiPriority="49"/>
+    <w:lsdException w:name="HTML Bottom of Form" w:semiHidden="1" w:unhideWhenUsed="1"/>
+    <w:lsdException w:name="List Table 4 Accent 5" w:uiPriority="49"/>
+    <w:lsdException w:name="Table Columns 3" w:semiHidden="1" w:unhideWhenUsed="1"/>
+    <w:lsdException w:name="toa heading" w:semiHidden="1" w:unhideWhenUsed="1"/>
+    <w:lsdException w:name="annotation text" w:semiHidden="1" w:unhideWhenUsed="1"/>
+    <w:lsdException w:name="List Table 5 Dark Accent 1" w:uiPriority="50"/>
+    <w:lsdException w:name="TOC Heading" w:uiPriority="39" w:semiHidden="1" w:unhideWhenUsed="1" w:qFormat="1"/>
+    <w:lsdException w:name="Grid Table 4 Accent 6" w:uiPriority="49"/>
+    <w:lsdException w:name="Table Theme" w:semiHidden="1" w:unhideWhenUsed="1"/>
+    <w:lsdException w:name="Colorful List Accent 6" w:uiPriority="72"/>
+    <w:lsdException w:name="Colorful List Accent 2" w:uiPriority="72"/>
+    <w:lsdException w:name="Medium Shading 2 Accent 6" w:uiPriority="64"/>
+    <w:lsdException w:name="No Spacing" w:uiPriority="1" w:qFormat="1"/>
+    <w:lsdException w:name="Strong" w:uiPriority="22" w:qFormat="1"/>
+    <w:lsdException w:name="HTML Code" w:semiHidden="1" w:unhideWhenUsed="1"/>
+    <w:lsdException w:name="Table Subtle 1" w:semiHidden="1" w:unhideWhenUsed="1"/>
+    <w:lsdException w:name="HTML Sample" w:semiHidden="1" w:unhideWhenUsed="1"/>
+    <w:lsdException w:name="List Table 2 Accent 2" w:uiPriority="47"/>
+    <w:lsdException w:name="Intense Quote" w:uiPriority="30" w:qFormat="1"/>
+    <w:lsdException w:name="List Table 1 Light Accent 2" w:uiPriority="46"/>
   </w:latentStyles>
-  <w:style w:type="character" w:styleId="000004" w:customStyle="1">
-    <w:name w:val="标题 2 字符"/>
-    <w:basedOn w:val="000005"/>
-    <w:link w:val="000006"/>
+  <w:style w:type="character" w:styleId="000002" w:default="1">
+    <w:name w:val="Default Paragraph Font"/>
+    <w:uiPriority w:val="1"/>
+    <w:semiHidden w:val="1"/>
+    <w:unhideWhenUsed w:val="1"/>
+  </w:style>
+  <w:style w:type="paragraph" w:styleId="00001e">
+    <w:name w:val="Subtitle"/>
+    <w:basedOn w:val="000009"/>
+    <w:next w:val="000009"/>
+    <w:link w:val="00001d"/>
+    <w:uiPriority w:val="11"/>
+    <w:qFormat w:val="1"/>
+    <w:rsid w:val="00C13589"/>
+    <w:pPr>
+      <w:numPr>
+        <w:ilvl w:val="1"/>
+      </w:numPr>
+      <w:jc w:val="center"/>
+    </w:pPr>
+    <w:rPr>
+      <w:rFonts w:asciiTheme="majorHAnsi" w:hAnsiTheme="majorHAnsi" w:eastAsiaTheme="majorEastAsia" w:cstheme="majorBidi"/>
+      <w:color w:val="595959" w:themeColor="text1" w:themeTint="A6"/>
+      <w:spacing w:val="15"/>
+      <w:sz w:val="28"/>
+      <w:szCs w:val="28"/>
+    </w:rPr>
+  </w:style>
+  <w:style w:type="character" w:styleId="000011" w:customStyle="1">
+    <w:name w:val="标题 9 字符"/>
+    <w:basedOn w:val="000002"/>
+    <w:link w:val="000012"/>
     <w:uiPriority w:val="9"/>
     <w:semiHidden w:val="1"/>
     <w:rsid w:val="00C13589"/>
     <w:rPr>
-      <w:rFonts w:asciiTheme="majorHAnsi" w:hAnsiTheme="majorHAnsi" w:eastAsiaTheme="majorEastAsia" w:cstheme="majorBidi"/>
-      <w:color w:val="0F4761" w:themeColor="accent1" w:themeShade="BF"/>
-      <w:sz w:val="40"/>
-      <w:szCs w:val="40"/>
+      <w:rFonts w:eastAsiaTheme="majorEastAsia" w:cstheme="majorBidi"/>
+      <w:color w:val="595959" w:themeColor="text1" w:themeTint="A6"/>
     </w:rPr>
   </w:style>
-  <w:style w:type="character" w:styleId="00000e" w:customStyle="1">
-    <w:name w:val="标题 3 字符"/>
-    <w:basedOn w:val="000005"/>
-    <w:link w:val="00000d"/>
-    <w:uiPriority w:val="9"/>
-    <w:semiHidden w:val="1"/>
-    <w:rsid w:val="00C13589"/>
-    <w:rPr>
-      <w:rFonts w:asciiTheme="majorHAnsi" w:hAnsiTheme="majorHAnsi" w:eastAsiaTheme="majorEastAsia" w:cstheme="majorBidi"/>
-      <w:color w:val="0F4761" w:themeColor="accent1" w:themeShade="BF"/>
-      <w:sz w:val="32"/>
-      <w:szCs w:val="32"/>
-    </w:rPr>
-  </w:style>
-  <w:style w:type="character" w:styleId="00001a" w:customStyle="1">
-    <w:name w:val="标题 8 字符"/>
-    <w:basedOn w:val="000005"/>
-    <w:link w:val="00001b"/>
+  <w:style w:type="character" w:styleId="000017" w:customStyle="1">
+    <w:name w:val="标题 6 字符"/>
+    <w:basedOn w:val="000002"/>
+    <w:link w:val="000016"/>
     <w:uiPriority w:val="9"/>
     <w:semiHidden w:val="1"/>
     <w:rsid w:val="00C13589"/>
     <w:rPr>
       <w:rFonts w:cstheme="majorBidi"/>
-      <w:color w:val="595959" w:themeColor="text1" w:themeTint="A6"/>
+      <w:b w:val="1"/>
+      <w:bCs w:val="1"/>
+      <w:color w:val="0F4761" w:themeColor="accent1" w:themeShade="BF"/>
     </w:rPr>
   </w:style>
-  <w:style w:type="paragraph" w:styleId="000021">
-    <w:name w:val="List Paragraph"/>
+  <w:style w:type="character" w:styleId="000015" w:customStyle="1">
+    <w:name w:val="标题 5 字符"/>
     <w:basedOn w:val="000002"/>
-    <w:uiPriority w:val="34"/>
+    <w:link w:val="000014"/>
+    <w:uiPriority w:val="9"/>
+    <w:semiHidden w:val="1"/>
+    <w:rsid w:val="00C13589"/>
+    <w:rPr>
+      <w:rFonts w:cstheme="majorBidi"/>
+      <w:color w:val="0F4761" w:themeColor="accent1" w:themeShade="BF"/>
+      <w:sz w:val="24"/>
+    </w:rPr>
+  </w:style>
+  <w:style w:type="character" w:styleId="000022" w:customStyle="1">
+    <w:name w:val="标题 字符"/>
+    <w:basedOn w:val="000002"/>
+    <w:link w:val="000023"/>
+    <w:uiPriority w:val="10"/>
+    <w:rsid w:val="00C13589"/>
+    <w:rPr>
+      <w:rFonts w:asciiTheme="majorHAnsi" w:hAnsiTheme="majorHAnsi" w:eastAsiaTheme="majorEastAsia" w:cstheme="majorBidi"/>
+      <w:spacing w:val="-10"/>
+      <w:kern w:val="28"/>
+      <w:sz w:val="56"/>
+      <w:szCs w:val="56"/>
+    </w:rPr>
+  </w:style>
+  <w:style w:type="paragraph" w:styleId="00000d">
+    <w:name w:val="Intense Quote"/>
+    <w:basedOn w:val="000009"/>
+    <w:next w:val="000009"/>
+    <w:link w:val="00000c"/>
+    <w:uiPriority w:val="30"/>
     <w:qFormat w:val="1"/>
     <w:rsid w:val="00C13589"/>
     <w:pPr>
-      <w:ind w:left="720"/>
-      <w:contextualSpacing w:val="1"/>
+      <w:pBdr>
+        <w:top w:val="single" w:color="0F4761" w:themeColor="accent1" w:themeShade="BF" w:sz="4" w:space="10"/>
+        <w:bottom w:val="single" w:color="0F4761" w:themeColor="accent1" w:themeShade="BF" w:sz="4" w:space="10"/>
+      </w:pBdr>
+      <w:spacing w:before="360" w:after="360"/>
+      <w:ind w:left="864" w:right="864"/>
+      <w:jc w:val="center"/>
     </w:pPr>
+    <w:rPr>
+      <w:i w:val="1"/>
+      <w:iCs w:val="1"/>
+      <w:color w:val="0F4761" w:themeColor="accent1" w:themeShade="BF"/>
+    </w:rPr>
   </w:style>
-  <w:style w:type="paragraph" w:styleId="000002" w:default="1">
+  <w:style w:type="paragraph" w:styleId="000009" w:default="1">
     <w:name w:val="Normal"/>
     <w:qFormat w:val="1"/>
     <w:pPr>
       <w:widowControl w:val="0"/>
     </w:pPr>
   </w:style>
-  <w:style w:type="numbering" w:styleId="000023" w:default="1">
-    <w:name w:val="No List"/>
-    <w:uiPriority w:val="99"/>
-    <w:semiHidden w:val="1"/>
-    <w:unhideWhenUsed w:val="1"/>
-  </w:style>
-  <w:style w:type="character" w:styleId="000020">
-    <w:name w:val="Hyperlink"/>
-    <w:basedOn w:val="000005"/>
-    <w:uiPriority w:val="99"/>
-    <w:unhideWhenUsed w:val="1"/>
-    <w:rsid w:val="006F14B6"/>
-    <w:rPr>
-      <w:color w:val="467886" w:themeColor="hyperlink"/>
-      <w:u w:val="single"/>
-    </w:rPr>
-  </w:style>
-  <w:style w:type="character" w:styleId="00000b" w:customStyle="1">
-    <w:name w:val="明显引用 字符"/>
-    <w:basedOn w:val="000005"/>
-    <w:link w:val="00000c"/>
-    <w:uiPriority w:val="30"/>
+  <w:style w:type="character" w:styleId="000013">
+    <w:name w:val="Intense Emphasis"/>
+    <w:basedOn w:val="000002"/>
+    <w:uiPriority w:val="21"/>
+    <w:qFormat w:val="1"/>
     <w:rsid w:val="00C13589"/>
     <w:rPr>
       <w:i w:val="1"/>
@@ -21197,44 +21239,11 @@
       <w:color w:val="0F4761" w:themeColor="accent1" w:themeShade="BF"/>
     </w:rPr>
   </w:style>
-  <w:style w:type="character" w:styleId="000014">
-    <w:name w:val="Unresolved Mention"/>
-    <w:basedOn w:val="000005"/>
-    <w:uiPriority w:val="99"/>
-    <w:semiHidden w:val="1"/>
-    <w:unhideWhenUsed w:val="1"/>
-    <w:rsid w:val="006F14B6"/>
-    <w:rPr>
-      <w:color w:val="605E5C"/>
-      <w:shd w:val="clear" w:color="auto" w:fill="E1DFDD"/>
-    </w:rPr>
-  </w:style>
-  <w:style w:type="paragraph" w:styleId="00001b">
-    <w:name w:val="heading 8"/>
-    <w:basedOn w:val="000002"/>
-    <w:next w:val="000002"/>
-    <w:link w:val="00001a"/>
-    <w:uiPriority w:val="9"/>
-    <w:semiHidden w:val="1"/>
-    <w:unhideWhenUsed w:val="1"/>
-    <w:qFormat w:val="1"/>
-    <w:rsid w:val="00C13589"/>
-    <w:pPr>
-      <w:keepNext w:val="1"/>
-      <w:keepLines w:val="1"/>
-      <w:spacing w:after="0"/>
-      <w:outlineLvl w:val="7"/>
-    </w:pPr>
-    <w:rPr>
-      <w:rFonts w:cstheme="majorBidi"/>
-      <w:color w:val="595959" w:themeColor="text1" w:themeTint="A6"/>
-    </w:rPr>
-  </w:style>
-  <w:style w:type="paragraph" w:styleId="000001">
+  <w:style w:type="paragraph" w:styleId="00000f">
     <w:name w:val="heading 4"/>
-    <w:basedOn w:val="000002"/>
-    <w:next w:val="000002"/>
-    <w:link w:val="000003"/>
+    <w:basedOn w:val="000009"/>
+    <w:next w:val="000009"/>
+    <w:link w:val="000010"/>
     <w:uiPriority w:val="9"/>
     <w:semiHidden w:val="1"/>
     <w:unhideWhenUsed w:val="1"/>
@@ -21253,11 +21262,69 @@
       <w:szCs w:val="28"/>
     </w:rPr>
   </w:style>
-  <w:style w:type="paragraph" w:styleId="00000d">
+  <w:style w:type="paragraph" w:styleId="000023">
+    <w:name w:val="Title"/>
+    <w:basedOn w:val="000009"/>
+    <w:next w:val="000009"/>
+    <w:link w:val="000022"/>
+    <w:uiPriority w:val="10"/>
+    <w:qFormat w:val="1"/>
+    <w:rsid w:val="00C13589"/>
+    <w:pPr>
+      <w:spacing w:after="80" w:line="240" w:lineRule="auto"/>
+      <w:contextualSpacing w:val="1"/>
+      <w:jc w:val="center"/>
+    </w:pPr>
+    <w:rPr>
+      <w:rFonts w:asciiTheme="majorHAnsi" w:hAnsiTheme="majorHAnsi" w:eastAsiaTheme="majorEastAsia" w:cstheme="majorBidi"/>
+      <w:spacing w:val="-10"/>
+      <w:kern w:val="28"/>
+      <w:sz w:val="56"/>
+      <w:szCs w:val="56"/>
+    </w:rPr>
+  </w:style>
+  <w:style w:type="paragraph" w:styleId="000003">
+    <w:name w:val="heading 2"/>
+    <w:basedOn w:val="000009"/>
+    <w:next w:val="000009"/>
+    <w:link w:val="000001"/>
+    <w:uiPriority w:val="9"/>
+    <w:semiHidden w:val="1"/>
+    <w:unhideWhenUsed w:val="1"/>
+    <w:qFormat w:val="1"/>
+    <w:rsid w:val="00C13589"/>
+    <w:pPr>
+      <w:keepNext w:val="1"/>
+      <w:keepLines w:val="1"/>
+      <w:spacing w:before="160" w:after="80"/>
+      <w:outlineLvl w:val="1"/>
+    </w:pPr>
+    <w:rPr>
+      <w:rFonts w:asciiTheme="majorHAnsi" w:hAnsiTheme="majorHAnsi" w:eastAsiaTheme="majorEastAsia" w:cstheme="majorBidi"/>
+      <w:color w:val="0F4761" w:themeColor="accent1" w:themeShade="BF"/>
+      <w:sz w:val="40"/>
+      <w:szCs w:val="40"/>
+    </w:rPr>
+  </w:style>
+  <w:style w:type="character" w:styleId="000001" w:customStyle="1">
+    <w:name w:val="标题 2 字符"/>
+    <w:basedOn w:val="000002"/>
+    <w:link w:val="000003"/>
+    <w:uiPriority w:val="9"/>
+    <w:semiHidden w:val="1"/>
+    <w:rsid w:val="00C13589"/>
+    <w:rPr>
+      <w:rFonts w:asciiTheme="majorHAnsi" w:hAnsiTheme="majorHAnsi" w:eastAsiaTheme="majorEastAsia" w:cstheme="majorBidi"/>
+      <w:color w:val="0F4761" w:themeColor="accent1" w:themeShade="BF"/>
+      <w:sz w:val="40"/>
+      <w:szCs w:val="40"/>
+    </w:rPr>
+  </w:style>
+  <w:style w:type="paragraph" w:styleId="000005">
     <w:name w:val="heading 3"/>
-    <w:basedOn w:val="000002"/>
-    <w:next w:val="000002"/>
-    <w:link w:val="00000e"/>
+    <w:basedOn w:val="000009"/>
+    <w:next w:val="000009"/>
+    <w:link w:val="000004"/>
     <w:uiPriority w:val="9"/>
     <w:semiHidden w:val="1"/>
     <w:unhideWhenUsed w:val="1"/>
@@ -21276,58 +21343,11 @@
       <w:szCs w:val="32"/>
     </w:rPr>
   </w:style>
-  <w:style w:type="character" w:styleId="000016" w:customStyle="1">
-    <w:name w:val="标题 9 字符"/>
-    <w:basedOn w:val="000005"/>
+  <w:style w:type="paragraph" w:styleId="000014">
+    <w:name w:val="heading 5"/>
+    <w:basedOn w:val="000009"/>
+    <w:next w:val="000009"/>
     <w:link w:val="000015"/>
-    <w:uiPriority w:val="9"/>
-    <w:semiHidden w:val="1"/>
-    <w:rsid w:val="00C13589"/>
-    <w:rPr>
-      <w:rFonts w:eastAsiaTheme="majorEastAsia" w:cstheme="majorBidi"/>
-      <w:color w:val="595959" w:themeColor="text1" w:themeTint="A6"/>
-    </w:rPr>
-  </w:style>
-  <w:style w:type="character" w:styleId="00000f">
-    <w:name w:val="Intense Emphasis"/>
-    <w:basedOn w:val="000005"/>
-    <w:uiPriority w:val="21"/>
-    <w:qFormat w:val="1"/>
-    <w:rsid w:val="00C13589"/>
-    <w:rPr>
-      <w:i w:val="1"/>
-      <w:iCs w:val="1"/>
-      <w:color w:val="0F4761" w:themeColor="accent1" w:themeShade="BF"/>
-    </w:rPr>
-  </w:style>
-  <w:style w:type="paragraph" w:styleId="00000c">
-    <w:name w:val="Intense Quote"/>
-    <w:basedOn w:val="000002"/>
-    <w:next w:val="000002"/>
-    <w:link w:val="00000b"/>
-    <w:uiPriority w:val="30"/>
-    <w:qFormat w:val="1"/>
-    <w:rsid w:val="00C13589"/>
-    <w:pPr>
-      <w:pBdr>
-        <w:top w:val="single" w:color="0F4761" w:themeColor="accent1" w:themeShade="BF" w:sz="4" w:space="10"/>
-        <w:bottom w:val="single" w:color="0F4761" w:themeColor="accent1" w:themeShade="BF" w:sz="4" w:space="10"/>
-      </w:pBdr>
-      <w:spacing w:before="360" w:after="360"/>
-      <w:ind w:left="864" w:right="864"/>
-      <w:jc w:val="center"/>
-    </w:pPr>
-    <w:rPr>
-      <w:i w:val="1"/>
-      <w:iCs w:val="1"/>
-      <w:color w:val="0F4761" w:themeColor="accent1" w:themeShade="BF"/>
-    </w:rPr>
-  </w:style>
-  <w:style w:type="paragraph" w:styleId="00001d">
-    <w:name w:val="heading 5"/>
-    <w:basedOn w:val="000002"/>
-    <w:next w:val="000002"/>
-    <w:link w:val="00001c"/>
     <w:uiPriority w:val="9"/>
     <w:semiHidden w:val="1"/>
     <w:unhideWhenUsed w:val="1"/>
@@ -21345,11 +21365,32 @@
       <w:sz w:val="24"/>
     </w:rPr>
   </w:style>
-  <w:style w:type="paragraph" w:styleId="00001e">
+  <w:style w:type="paragraph" w:styleId="000007">
+    <w:name w:val="heading 8"/>
+    <w:basedOn w:val="000009"/>
+    <w:next w:val="000009"/>
+    <w:link w:val="000006"/>
+    <w:uiPriority w:val="9"/>
+    <w:semiHidden w:val="1"/>
+    <w:unhideWhenUsed w:val="1"/>
+    <w:qFormat w:val="1"/>
+    <w:rsid w:val="00C13589"/>
+    <w:pPr>
+      <w:keepNext w:val="1"/>
+      <w:keepLines w:val="1"/>
+      <w:spacing w:after="0"/>
+      <w:outlineLvl w:val="7"/>
+    </w:pPr>
+    <w:rPr>
+      <w:rFonts w:cstheme="majorBidi"/>
+      <w:color w:val="595959" w:themeColor="text1" w:themeTint="A6"/>
+    </w:rPr>
+  </w:style>
+  <w:style w:type="paragraph" w:styleId="000016">
     <w:name w:val="heading 6"/>
-    <w:basedOn w:val="000002"/>
-    <w:next w:val="000002"/>
-    <w:link w:val="00001f"/>
+    <w:basedOn w:val="000009"/>
+    <w:next w:val="000009"/>
+    <w:link w:val="000017"/>
     <w:uiPriority w:val="9"/>
     <w:semiHidden w:val="1"/>
     <w:unhideWhenUsed w:val="1"/>
@@ -21368,62 +21409,11 @@
       <w:color w:val="0F4761" w:themeColor="accent1" w:themeShade="BF"/>
     </w:rPr>
   </w:style>
-  <w:style w:type="character" w:styleId="000007" w:customStyle="1">
-    <w:name w:val="标题 7 字符"/>
-    <w:basedOn w:val="000005"/>
-    <w:link w:val="000008"/>
-    <w:uiPriority w:val="9"/>
-    <w:semiHidden w:val="1"/>
-    <w:rsid w:val="00C13589"/>
-    <w:rPr>
-      <w:rFonts w:cstheme="majorBidi"/>
-      <w:b w:val="1"/>
-      <w:bCs w:val="1"/>
-      <w:color w:val="595959" w:themeColor="text1" w:themeTint="A6"/>
-    </w:rPr>
-  </w:style>
-  <w:style w:type="paragraph" w:styleId="000006">
-    <w:name w:val="heading 2"/>
-    <w:basedOn w:val="000002"/>
-    <w:next w:val="000002"/>
-    <w:link w:val="000004"/>
-    <w:uiPriority w:val="9"/>
-    <w:semiHidden w:val="1"/>
-    <w:unhideWhenUsed w:val="1"/>
-    <w:qFormat w:val="1"/>
-    <w:rsid w:val="00C13589"/>
-    <w:pPr>
-      <w:keepNext w:val="1"/>
-      <w:keepLines w:val="1"/>
-      <w:spacing w:before="160" w:after="80"/>
-      <w:outlineLvl w:val="1"/>
-    </w:pPr>
-    <w:rPr>
-      <w:rFonts w:asciiTheme="majorHAnsi" w:hAnsiTheme="majorHAnsi" w:eastAsiaTheme="majorEastAsia" w:cstheme="majorBidi"/>
-      <w:color w:val="0F4761" w:themeColor="accent1" w:themeShade="BF"/>
-      <w:sz w:val="40"/>
-      <w:szCs w:val="40"/>
-    </w:rPr>
-  </w:style>
-  <w:style w:type="character" w:styleId="000003" w:customStyle="1">
-    <w:name w:val="标题 4 字符"/>
-    <w:basedOn w:val="000005"/>
-    <w:link w:val="000001"/>
-    <w:uiPriority w:val="9"/>
-    <w:semiHidden w:val="1"/>
-    <w:rsid w:val="00C13589"/>
-    <w:rPr>
-      <w:rFonts w:cstheme="majorBidi"/>
-      <w:color w:val="0F4761" w:themeColor="accent1" w:themeShade="BF"/>
-      <w:sz w:val="28"/>
-      <w:szCs w:val="28"/>
-    </w:rPr>
-  </w:style>
-  <w:style w:type="paragraph" w:styleId="000013">
+  <w:style w:type="paragraph" w:styleId="00001a">
     <w:name w:val="heading 1"/>
-    <w:basedOn w:val="000002"/>
-    <w:next w:val="000002"/>
-    <w:link w:val="000012"/>
+    <w:basedOn w:val="000009"/>
+    <w:next w:val="000009"/>
+    <w:link w:val="00001b"/>
     <w:uiPriority w:val="9"/>
     <w:qFormat w:val="1"/>
     <w:rsid w:val="00C13589"/>
@@ -21440,72 +21430,10 @@
       <w:szCs w:val="48"/>
     </w:rPr>
   </w:style>
-  <w:style w:type="character" w:styleId="000012" w:customStyle="1">
-    <w:name w:val="标题 1 字符"/>
-    <w:basedOn w:val="000005"/>
-    <w:link w:val="000013"/>
-    <w:uiPriority w:val="9"/>
-    <w:rsid w:val="00C13589"/>
-    <w:rPr>
-      <w:rFonts w:asciiTheme="majorHAnsi" w:hAnsiTheme="majorHAnsi" w:eastAsiaTheme="majorEastAsia" w:cstheme="majorBidi"/>
-      <w:color w:val="0F4761" w:themeColor="accent1" w:themeShade="BF"/>
-      <w:sz w:val="48"/>
-      <w:szCs w:val="48"/>
-    </w:rPr>
-  </w:style>
-  <w:style w:type="table" w:styleId="000019" w:default="1">
-    <w:name w:val="Normal Table"/>
-    <w:uiPriority w:val="99"/>
-    <w:semiHidden w:val="1"/>
-    <w:unhideWhenUsed w:val="1"/>
-    <w:tblPr>
-      <w:tblInd w:w="0" w:type="dxa"/>
-      <w:tblCellMar>
-        <w:top w:w="0" w:type="dxa"/>
-        <w:left w:w="108" w:type="dxa"/>
-        <w:bottom w:w="0" w:type="dxa"/>
-        <w:right w:w="108" w:type="dxa"/>
-      </w:tblCellMar>
-    </w:tblPr>
-  </w:style>
-  <w:style w:type="character" w:styleId="000005" w:default="1">
-    <w:name w:val="Default Paragraph Font"/>
-    <w:uiPriority w:val="1"/>
-    <w:semiHidden w:val="1"/>
-    <w:unhideWhenUsed w:val="1"/>
-  </w:style>
   <w:style w:type="character" w:styleId="000018" w:customStyle="1">
-    <w:name w:val="副标题 字符"/>
-    <w:basedOn w:val="000005"/>
-    <w:link w:val="000017"/>
-    <w:uiPriority w:val="11"/>
-    <w:rsid w:val="00C13589"/>
-    <w:rPr>
-      <w:rFonts w:asciiTheme="majorHAnsi" w:hAnsiTheme="majorHAnsi" w:eastAsiaTheme="majorEastAsia" w:cstheme="majorBidi"/>
-      <w:color w:val="595959" w:themeColor="text1" w:themeTint="A6"/>
-      <w:spacing w:val="15"/>
-      <w:sz w:val="28"/>
-      <w:szCs w:val="28"/>
-    </w:rPr>
-  </w:style>
-  <w:style w:type="character" w:styleId="000022">
-    <w:name w:val="Intense Reference"/>
-    <w:basedOn w:val="000005"/>
-    <w:uiPriority w:val="32"/>
-    <w:qFormat w:val="1"/>
-    <w:rsid w:val="00C13589"/>
-    <w:rPr>
-      <w:b w:val="1"/>
-      <w:bCs w:val="1"/>
-      <w:smallCaps w:val="1"/>
-      <w:color w:val="0F4761" w:themeColor="accent1" w:themeShade="BF"/>
-      <w:spacing w:val="5"/>
-    </w:rPr>
-  </w:style>
-  <w:style w:type="character" w:styleId="00001f" w:customStyle="1">
-    <w:name w:val="标题 6 字符"/>
-    <w:basedOn w:val="000005"/>
-    <w:link w:val="00001e"/>
+    <w:name w:val="标题 7 字符"/>
+    <w:basedOn w:val="000002"/>
+    <w:link w:val="000019"/>
     <w:uiPriority w:val="9"/>
     <w:semiHidden w:val="1"/>
     <w:rsid w:val="00C13589"/>
@@ -21513,71 +21441,21 @@
       <w:rFonts w:cstheme="majorBidi"/>
       <w:b w:val="1"/>
       <w:bCs w:val="1"/>
-      <w:color w:val="0F4761" w:themeColor="accent1" w:themeShade="BF"/>
+      <w:color w:val="595959" w:themeColor="text1" w:themeTint="A6"/>
     </w:rPr>
   </w:style>
-  <w:style w:type="paragraph" w:styleId="000015">
-    <w:name w:val="heading 9"/>
-    <w:basedOn w:val="000002"/>
-    <w:next w:val="000002"/>
-    <w:link w:val="000016"/>
-    <w:uiPriority w:val="9"/>
-    <w:semiHidden w:val="1"/>
-    <w:unhideWhenUsed w:val="1"/>
+  <w:style w:type="paragraph" w:styleId="000021">
+    <w:name w:val="Quote"/>
+    <w:basedOn w:val="000009"/>
+    <w:next w:val="000009"/>
+    <w:link w:val="000020"/>
+    <w:uiPriority w:val="29"/>
     <w:qFormat w:val="1"/>
     <w:rsid w:val="00C13589"/>
     <w:pPr>
-      <w:keepNext w:val="1"/>
-      <w:keepLines w:val="1"/>
-      <w:spacing w:after="0"/>
-      <w:outlineLvl w:val="8"/>
-    </w:pPr>
-    <w:rPr>
-      <w:rFonts w:eastAsiaTheme="majorEastAsia" w:cstheme="majorBidi"/>
-      <w:color w:val="595959" w:themeColor="text1" w:themeTint="A6"/>
-    </w:rPr>
-  </w:style>
-  <w:style w:type="character" w:styleId="00001c" w:customStyle="1">
-    <w:name w:val="标题 5 字符"/>
-    <w:basedOn w:val="000005"/>
-    <w:link w:val="00001d"/>
-    <w:uiPriority w:val="9"/>
-    <w:semiHidden w:val="1"/>
-    <w:rsid w:val="00C13589"/>
-    <w:rPr>
-      <w:rFonts w:cstheme="majorBidi"/>
-      <w:color w:val="0F4761" w:themeColor="accent1" w:themeShade="BF"/>
-      <w:sz w:val="24"/>
-    </w:rPr>
-  </w:style>
-  <w:style w:type="paragraph" w:styleId="000017">
-    <w:name w:val="Subtitle"/>
-    <w:basedOn w:val="000002"/>
-    <w:next w:val="000002"/>
-    <w:link w:val="000018"/>
-    <w:uiPriority w:val="11"/>
-    <w:qFormat w:val="1"/>
-    <w:rsid w:val="00C13589"/>
-    <w:pPr>
-      <w:numPr>
-        <w:ilvl w:val="1"/>
-      </w:numPr>
+      <w:spacing w:before="160"/>
       <w:jc w:val="center"/>
     </w:pPr>
-    <w:rPr>
-      <w:rFonts w:asciiTheme="majorHAnsi" w:hAnsiTheme="majorHAnsi" w:eastAsiaTheme="majorEastAsia" w:cstheme="majorBidi"/>
-      <w:color w:val="595959" w:themeColor="text1" w:themeTint="A6"/>
-      <w:spacing w:val="15"/>
-      <w:sz w:val="28"/>
-      <w:szCs w:val="28"/>
-    </w:rPr>
-  </w:style>
-  <w:style w:type="character" w:styleId="000009" w:customStyle="1">
-    <w:name w:val="引用 字符"/>
-    <w:basedOn w:val="000005"/>
-    <w:link w:val="00000a"/>
-    <w:uiPriority w:val="29"/>
-    <w:rsid w:val="00C13589"/>
     <w:rPr>
       <w:i w:val="1"/>
       <w:iCs w:val="1"/>
@@ -21585,10 +21463,45 @@
     </w:rPr>
   </w:style>
   <w:style w:type="paragraph" w:styleId="000008">
+    <w:name w:val="List Paragraph"/>
+    <w:basedOn w:val="000009"/>
+    <w:uiPriority w:val="34"/>
+    <w:qFormat w:val="1"/>
+    <w:rsid w:val="00C13589"/>
+    <w:pPr>
+      <w:ind w:left="720"/>
+      <w:contextualSpacing w:val="1"/>
+    </w:pPr>
+  </w:style>
+  <w:style w:type="character" w:styleId="00000e">
+    <w:name w:val="Unresolved Mention"/>
+    <w:basedOn w:val="000002"/>
+    <w:uiPriority w:val="99"/>
+    <w:semiHidden w:val="1"/>
+    <w:unhideWhenUsed w:val="1"/>
+    <w:rsid w:val="006F14B6"/>
+    <w:rPr>
+      <w:color w:val="605E5C"/>
+      <w:shd w:val="clear" w:color="auto" w:fill="E1DFDD"/>
+    </w:rPr>
+  </w:style>
+  <w:style w:type="character" w:styleId="000006" w:customStyle="1">
+    <w:name w:val="标题 8 字符"/>
+    <w:basedOn w:val="000002"/>
+    <w:link w:val="000007"/>
+    <w:uiPriority w:val="9"/>
+    <w:semiHidden w:val="1"/>
+    <w:rsid w:val="00C13589"/>
+    <w:rPr>
+      <w:rFonts w:cstheme="majorBidi"/>
+      <w:color w:val="595959" w:themeColor="text1" w:themeTint="A6"/>
+    </w:rPr>
+  </w:style>
+  <w:style w:type="paragraph" w:styleId="000019">
     <w:name w:val="heading 7"/>
-    <w:basedOn w:val="000002"/>
-    <w:next w:val="000002"/>
-    <w:link w:val="000007"/>
+    <w:basedOn w:val="000009"/>
+    <w:next w:val="000009"/>
+    <w:link w:val="000018"/>
     <w:uiPriority w:val="9"/>
     <w:semiHidden w:val="1"/>
     <w:unhideWhenUsed w:val="1"/>
@@ -21607,57 +21520,150 @@
       <w:color w:val="595959" w:themeColor="text1" w:themeTint="A6"/>
     </w:rPr>
   </w:style>
-  <w:style w:type="character" w:styleId="000011" w:customStyle="1">
-    <w:name w:val="标题 字符"/>
-    <w:basedOn w:val="000005"/>
-    <w:link w:val="000010"/>
-    <w:uiPriority w:val="10"/>
+  <w:style w:type="character" w:styleId="000020" w:customStyle="1">
+    <w:name w:val="引用 字符"/>
+    <w:basedOn w:val="000002"/>
+    <w:link w:val="000021"/>
+    <w:uiPriority w:val="29"/>
     <w:rsid w:val="00C13589"/>
-    <w:rPr>
-      <w:rFonts w:asciiTheme="majorHAnsi" w:hAnsiTheme="majorHAnsi" w:eastAsiaTheme="majorEastAsia" w:cstheme="majorBidi"/>
-      <w:spacing w:val="-10"/>
-      <w:kern w:val="28"/>
-      <w:sz w:val="56"/>
-      <w:szCs w:val="56"/>
-    </w:rPr>
-  </w:style>
-  <w:style w:type="paragraph" w:styleId="000010">
-    <w:name w:val="Title"/>
-    <w:basedOn w:val="000002"/>
-    <w:next w:val="000002"/>
-    <w:link w:val="000011"/>
-    <w:uiPriority w:val="10"/>
-    <w:qFormat w:val="1"/>
-    <w:rsid w:val="00C13589"/>
-    <w:pPr>
-      <w:spacing w:after="80" w:line="240" w:lineRule="auto"/>
-      <w:contextualSpacing w:val="1"/>
-      <w:jc w:val="center"/>
-    </w:pPr>
-    <w:rPr>
-      <w:rFonts w:asciiTheme="majorHAnsi" w:hAnsiTheme="majorHAnsi" w:eastAsiaTheme="majorEastAsia" w:cstheme="majorBidi"/>
-      <w:spacing w:val="-10"/>
-      <w:kern w:val="28"/>
-      <w:sz w:val="56"/>
-      <w:szCs w:val="56"/>
-    </w:rPr>
-  </w:style>
-  <w:style w:type="paragraph" w:styleId="00000a">
-    <w:name w:val="Quote"/>
-    <w:basedOn w:val="000002"/>
-    <w:next w:val="000002"/>
-    <w:link w:val="000009"/>
-    <w:uiPriority w:val="29"/>
-    <w:qFormat w:val="1"/>
-    <w:rsid w:val="00C13589"/>
-    <w:pPr>
-      <w:spacing w:before="160"/>
-      <w:jc w:val="center"/>
-    </w:pPr>
     <w:rPr>
       <w:i w:val="1"/>
       <w:iCs w:val="1"/>
       <w:color w:val="404040" w:themeColor="text1" w:themeTint="BF"/>
+    </w:rPr>
+  </w:style>
+  <w:style w:type="table" w:styleId="00001c" w:default="1">
+    <w:name w:val="Normal Table"/>
+    <w:uiPriority w:val="99"/>
+    <w:semiHidden w:val="1"/>
+    <w:unhideWhenUsed w:val="1"/>
+    <w:tblPr>
+      <w:tblInd w:w="0" w:type="dxa"/>
+      <w:tblCellMar>
+        <w:top w:w="0" w:type="dxa"/>
+        <w:left w:w="108" w:type="dxa"/>
+        <w:bottom w:w="0" w:type="dxa"/>
+        <w:right w:w="108" w:type="dxa"/>
+      </w:tblCellMar>
+    </w:tblPr>
+  </w:style>
+  <w:style w:type="numbering" w:styleId="00000a" w:default="1">
+    <w:name w:val="No List"/>
+    <w:uiPriority w:val="99"/>
+    <w:semiHidden w:val="1"/>
+    <w:unhideWhenUsed w:val="1"/>
+  </w:style>
+  <w:style w:type="character" w:styleId="00001b" w:customStyle="1">
+    <w:name w:val="标题 1 字符"/>
+    <w:basedOn w:val="000002"/>
+    <w:link w:val="00001a"/>
+    <w:uiPriority w:val="9"/>
+    <w:rsid w:val="00C13589"/>
+    <w:rPr>
+      <w:rFonts w:asciiTheme="majorHAnsi" w:hAnsiTheme="majorHAnsi" w:eastAsiaTheme="majorEastAsia" w:cstheme="majorBidi"/>
+      <w:color w:val="0F4761" w:themeColor="accent1" w:themeShade="BF"/>
+      <w:sz w:val="48"/>
+      <w:szCs w:val="48"/>
+    </w:rPr>
+  </w:style>
+  <w:style w:type="character" w:styleId="00000b">
+    <w:name w:val="Hyperlink"/>
+    <w:basedOn w:val="000002"/>
+    <w:uiPriority w:val="99"/>
+    <w:unhideWhenUsed w:val="1"/>
+    <w:rsid w:val="006F14B6"/>
+    <w:rPr>
+      <w:color w:val="467886" w:themeColor="hyperlink"/>
+      <w:u w:val="single"/>
+    </w:rPr>
+  </w:style>
+  <w:style w:type="character" w:styleId="00001d" w:customStyle="1">
+    <w:name w:val="副标题 字符"/>
+    <w:basedOn w:val="000002"/>
+    <w:link w:val="00001e"/>
+    <w:uiPriority w:val="11"/>
+    <w:rsid w:val="00C13589"/>
+    <w:rPr>
+      <w:rFonts w:asciiTheme="majorHAnsi" w:hAnsiTheme="majorHAnsi" w:eastAsiaTheme="majorEastAsia" w:cstheme="majorBidi"/>
+      <w:color w:val="595959" w:themeColor="text1" w:themeTint="A6"/>
+      <w:spacing w:val="15"/>
+      <w:sz w:val="28"/>
+      <w:szCs w:val="28"/>
+    </w:rPr>
+  </w:style>
+  <w:style w:type="paragraph" w:styleId="000012">
+    <w:name w:val="heading 9"/>
+    <w:basedOn w:val="000009"/>
+    <w:next w:val="000009"/>
+    <w:link w:val="000011"/>
+    <w:uiPriority w:val="9"/>
+    <w:semiHidden w:val="1"/>
+    <w:unhideWhenUsed w:val="1"/>
+    <w:qFormat w:val="1"/>
+    <w:rsid w:val="00C13589"/>
+    <w:pPr>
+      <w:keepNext w:val="1"/>
+      <w:keepLines w:val="1"/>
+      <w:spacing w:after="0"/>
+      <w:outlineLvl w:val="8"/>
+    </w:pPr>
+    <w:rPr>
+      <w:rFonts w:eastAsiaTheme="majorEastAsia" w:cstheme="majorBidi"/>
+      <w:color w:val="595959" w:themeColor="text1" w:themeTint="A6"/>
+    </w:rPr>
+  </w:style>
+  <w:style w:type="character" w:styleId="000010" w:customStyle="1">
+    <w:name w:val="标题 4 字符"/>
+    <w:basedOn w:val="000002"/>
+    <w:link w:val="00000f"/>
+    <w:uiPriority w:val="9"/>
+    <w:semiHidden w:val="1"/>
+    <w:rsid w:val="00C13589"/>
+    <w:rPr>
+      <w:rFonts w:cstheme="majorBidi"/>
+      <w:color w:val="0F4761" w:themeColor="accent1" w:themeShade="BF"/>
+      <w:sz w:val="28"/>
+      <w:szCs w:val="28"/>
+    </w:rPr>
+  </w:style>
+  <w:style w:type="character" w:styleId="00001f">
+    <w:name w:val="Intense Reference"/>
+    <w:basedOn w:val="000002"/>
+    <w:uiPriority w:val="32"/>
+    <w:qFormat w:val="1"/>
+    <w:rsid w:val="00C13589"/>
+    <w:rPr>
+      <w:b w:val="1"/>
+      <w:bCs w:val="1"/>
+      <w:smallCaps w:val="1"/>
+      <w:color w:val="0F4761" w:themeColor="accent1" w:themeShade="BF"/>
+      <w:spacing w:val="5"/>
+    </w:rPr>
+  </w:style>
+  <w:style w:type="character" w:styleId="000004" w:customStyle="1">
+    <w:name w:val="标题 3 字符"/>
+    <w:basedOn w:val="000002"/>
+    <w:link w:val="000005"/>
+    <w:uiPriority w:val="9"/>
+    <w:semiHidden w:val="1"/>
+    <w:rsid w:val="00C13589"/>
+    <w:rPr>
+      <w:rFonts w:asciiTheme="majorHAnsi" w:hAnsiTheme="majorHAnsi" w:eastAsiaTheme="majorEastAsia" w:cstheme="majorBidi"/>
+      <w:color w:val="0F4761" w:themeColor="accent1" w:themeShade="BF"/>
+      <w:sz w:val="32"/>
+      <w:szCs w:val="32"/>
+    </w:rPr>
+  </w:style>
+  <w:style w:type="character" w:styleId="00000c" w:customStyle="1">
+    <w:name w:val="明显引用 字符"/>
+    <w:basedOn w:val="000002"/>
+    <w:link w:val="00000d"/>
+    <w:uiPriority w:val="30"/>
+    <w:rsid w:val="00C13589"/>
+    <w:rPr>
+      <w:i w:val="1"/>
+      <w:iCs w:val="1"/>
+      <w:color w:val="0F4761" w:themeColor="accent1" w:themeShade="BF"/>
     </w:rPr>
   </w:style>
 </w:styles>

--- a/GDD.docx
+++ b/GDD.docx
@@ -173,7 +173,7 @@
     </w:p>
     <w:p>
       <w:pPr>
-        <w:pStyle w:val="00001a"/>
+        <w:pStyle w:val="000018"/>
         <w:rPr>
           <w:rFonts w:hint="eastAsia"/>
           <w:b w:val="1"/>
@@ -189,7 +189,7 @@
     </w:p>
     <w:p>
       <w:pPr>
-        <w:pStyle w:val="000003"/>
+        <w:pStyle w:val="000012"/>
         <w:rPr>
           <w:b w:val="1"/>
           <w:bCs w:val="1"/>
@@ -221,7 +221,7 @@
     </w:p>
     <w:p>
       <w:pPr>
-        <w:pStyle w:val="000003"/>
+        <w:pStyle w:val="000012"/>
         <w:rPr>
           <w:rFonts w:hint="eastAsia"/>
           <w:b w:val="1"/>
@@ -306,7 +306,7 @@
     </w:p>
     <w:p>
       <w:pPr>
-        <w:pStyle w:val="000003"/>
+        <w:pStyle w:val="000012"/>
         <w:rPr>
           <w:rFonts w:hint="eastAsia"/>
           <w:b w:val="1"/>
@@ -426,7 +426,7 @@
     </w:p>
     <w:p>
       <w:pPr>
-        <w:pStyle w:val="00001a"/>
+        <w:pStyle w:val="000018"/>
         <w:rPr>
           <w:rFonts w:hint="eastAsia"/>
           <w:b w:val="1"/>
@@ -442,7 +442,7 @@
     </w:p>
     <w:p>
       <w:pPr>
-        <w:pStyle w:val="000003"/>
+        <w:pStyle w:val="000012"/>
         <w:rPr>
           <w:rFonts w:hint="eastAsia"/>
           <w:b w:val="1"/>
@@ -515,7 +515,7 @@
     </w:p>
     <w:p>
       <w:pPr>
-        <w:pStyle w:val="000003"/>
+        <w:pStyle w:val="000012"/>
         <w:rPr>
           <w:rFonts w:hint="eastAsia"/>
           <w:b w:val="1"/>
@@ -591,7 +591,7 @@
     </w:p>
     <w:p>
       <w:pPr>
-        <w:pStyle w:val="000003"/>
+        <w:pStyle w:val="000012"/>
         <w:rPr>
           <w:rFonts w:hint="eastAsia"/>
           <w:b w:val="1"/>
@@ -636,7 +636,7 @@
     </w:p>
     <w:p>
       <w:pPr>
-        <w:pStyle w:val="00001a"/>
+        <w:pStyle w:val="000018"/>
         <w:rPr>
           <w:rFonts w:hint="eastAsia"/>
           <w:b w:val="1"/>
@@ -652,7 +652,7 @@
     </w:p>
     <w:p>
       <w:pPr>
-        <w:pStyle w:val="000003"/>
+        <w:pStyle w:val="000012"/>
         <w:rPr>
           <w:rFonts w:hint="eastAsia"/>
           <w:b w:val="1"/>
@@ -1440,7 +1440,7 @@
     </w:p>
     <w:p>
       <w:pPr>
-        <w:pStyle w:val="000003"/>
+        <w:pStyle w:val="000012"/>
         <w:rPr>
           <w:rFonts w:hint="eastAsia"/>
           <w:b w:val="1"/>
@@ -2773,7 +2773,7 @@
     </w:p>
     <w:p>
       <w:pPr>
-        <w:pStyle w:val="000003"/>
+        <w:pStyle w:val="000012"/>
         <w:rPr>
           <w:rFonts w:hint="eastAsia"/>
           <w:b w:val="1"/>
@@ -4018,7 +4018,7 @@
     </w:tbl>
     <w:p>
       <w:pPr>
-        <w:pStyle w:val="000003"/>
+        <w:pStyle w:val="000012"/>
         <w:rPr>
           <w:rFonts w:hint="eastAsia"/>
           <w:b w:val="1"/>
@@ -4644,7 +4644,7 @@
     </w:p>
     <w:p>
       <w:pPr>
-        <w:pStyle w:val="000009"/>
+        <w:pStyle w:val="000003"/>
       </w:pPr>
       <w:r>
         <w:rPr>
@@ -4657,7 +4657,7 @@
     </w:p>
     <w:p>
       <w:pPr>
-        <w:pStyle w:val="000009"/>
+        <w:pStyle w:val="000003"/>
         <w:rPr>
           <w:rFonts w:ascii="Consolas" w:hAnsi="Consolas" w:eastAsia="Consolas" w:cs="Consolas"/>
           <w:sz w:val="18"/>
@@ -4676,7 +4676,7 @@
     </w:p>
     <w:p>
       <w:pPr>
-        <w:pStyle w:val="000009"/>
+        <w:pStyle w:val="000003"/>
         <w:rPr>
           <w:rFonts w:ascii="Consolas" w:hAnsi="Consolas" w:eastAsia="Consolas" w:cs="Consolas"/>
           <w:sz w:val="18"/>
@@ -4695,7 +4695,7 @@
     </w:p>
     <w:p>
       <w:pPr>
-        <w:pStyle w:val="000009"/>
+        <w:pStyle w:val="000003"/>
         <w:rPr>
           <w:rFonts w:ascii="Consolas" w:hAnsi="Consolas" w:eastAsia="Consolas" w:cs="Consolas"/>
           <w:sz w:val="18"/>
@@ -4714,7 +4714,7 @@
     </w:p>
     <w:p>
       <w:pPr>
-        <w:pStyle w:val="000009"/>
+        <w:pStyle w:val="000003"/>
         <w:rPr>
           <w:rFonts w:ascii="Consolas" w:hAnsi="Consolas" w:eastAsia="Consolas" w:cs="Consolas"/>
           <w:sz w:val="18"/>
@@ -4733,7 +4733,7 @@
     </w:p>
     <w:p>
       <w:pPr>
-        <w:pStyle w:val="000009"/>
+        <w:pStyle w:val="000003"/>
         <w:rPr>
           <w:rFonts w:ascii="Consolas" w:hAnsi="Consolas" w:eastAsia="Consolas" w:cs="Consolas"/>
           <w:sz w:val="18"/>
@@ -4752,7 +4752,7 @@
     </w:p>
     <w:p>
       <w:pPr>
-        <w:pStyle w:val="000009"/>
+        <w:pStyle w:val="000003"/>
       </w:pPr>
       <w:r>
         <w:rPr>
@@ -4766,7 +4766,7 @@
     </w:p>
     <w:p>
       <w:pPr>
-        <w:pStyle w:val="000003"/>
+        <w:pStyle w:val="000012"/>
         <w:rPr>
           <w:rFonts w:ascii="SimSun" w:hAnsi="SimSun" w:eastAsia="SimSun"/>
           <w:sz w:val="24"/>
@@ -4952,7 +4952,7 @@
     </w:p>
     <w:p>
       <w:pPr>
-        <w:pStyle w:val="000003"/>
+        <w:pStyle w:val="000012"/>
         <w:rPr>
           <w:rFonts w:hint="eastAsia"/>
           <w:b w:val="1"/>
@@ -5425,7 +5425,7 @@
     </w:p>
     <w:p>
       <w:pPr>
-        <w:pStyle w:val="000003"/>
+        <w:pStyle w:val="000012"/>
         <w:rPr>
           <w:rFonts w:hint="eastAsia"/>
           <w:b w:val="1"/>
@@ -5805,7 +5805,7 @@
     </w:p>
     <w:p>
       <w:pPr>
-        <w:pStyle w:val="000003"/>
+        <w:pStyle w:val="000012"/>
       </w:pPr>
       <w:r>
         <w:rPr>
@@ -6158,7 +6158,7 @@
     </w:p>
     <w:p>
       <w:pPr>
-        <w:pStyle w:val="000003"/>
+        <w:pStyle w:val="000012"/>
       </w:pPr>
       <w:r>
         <w:rPr>
@@ -6248,7 +6248,7 @@
     </w:p>
     <w:p>
       <w:pPr>
-        <w:pStyle w:val="000003"/>
+        <w:pStyle w:val="000012"/>
       </w:pPr>
       <w:r>
         <w:rPr>
@@ -6338,7 +6338,7 @@
     </w:p>
     <w:p>
       <w:pPr>
-        <w:pStyle w:val="000003"/>
+        <w:pStyle w:val="000012"/>
       </w:pPr>
       <w:r>
         <w:rPr>
@@ -6367,7 +6367,7 @@
         <w:rPr>
           <w:rFonts w:hint="eastAsia"/>
         </w:rPr>
-        <w:t>单日失败：当日结束时情感粒子未达标 → 不进入下一天，可继续补做（无惩罚）或选择"提前结算"（当日收益减半并跳过次日部分内容）。具体惩罚待数值表确认。</w:t>
+        <w:t>单日规则（已定稿）：当日情感粒子未达标时**无法结束当天**——玩家须继续工作直至达标；若局面已无法挽回（如员工大量崩溃），只能选择"重新开始这一天"（回到当日编成重打）。本作不提供"提前结算/强行结束"选项，以保证每日配额的压力与节奏（失败不产生永久损失，且有记忆日回滚保护，见 3.12）。</w:t>
       </w:r>
     </w:p>
     <w:p>
@@ -6488,7 +6488,7 @@
     </w:p>
     <w:p>
       <w:pPr>
-        <w:pStyle w:val="000003"/>
+        <w:pStyle w:val="000012"/>
       </w:pPr>
       <w:r>
         <w:rPr>
@@ -7072,7 +7072,7 @@
     </w:p>
     <w:p>
       <w:pPr>
-        <w:pStyle w:val="00001a"/>
+        <w:pStyle w:val="000018"/>
         <w:rPr>
           <w:rFonts w:hint="eastAsia"/>
           <w:b w:val="1"/>
@@ -7088,7 +7088,7 @@
     </w:p>
     <w:p>
       <w:pPr>
-        <w:pStyle w:val="000003"/>
+        <w:pStyle w:val="000012"/>
         <w:rPr>
           <w:rFonts w:hint="eastAsia"/>
           <w:b w:val="1"/>
@@ -7696,7 +7696,7 @@
     </w:tbl>
     <w:p>
       <w:pPr>
-        <w:pStyle w:val="000003"/>
+        <w:pStyle w:val="000012"/>
         <w:rPr>
           <w:rFonts w:hint="eastAsia"/>
           <w:b w:val="1"/>
@@ -8254,7 +8254,7 @@
     </w:p>
     <w:p>
       <w:pPr>
-        <w:pStyle w:val="000003"/>
+        <w:pStyle w:val="000012"/>
         <w:rPr>
           <w:rFonts w:hint="eastAsia"/>
           <w:b w:val="1"/>
@@ -8338,7 +8338,7 @@
     </w:p>
     <w:p>
       <w:pPr>
-        <w:pStyle w:val="000003"/>
+        <w:pStyle w:val="000012"/>
         <w:rPr>
           <w:rFonts w:hint="eastAsia"/>
           <w:b w:val="1"/>
@@ -8417,7 +8417,7 @@
     </w:p>
     <w:p>
       <w:pPr>
-        <w:pStyle w:val="00001a"/>
+        <w:pStyle w:val="000018"/>
         <w:rPr>
           <w:rFonts w:hint="eastAsia"/>
           <w:b w:val="1"/>
@@ -8433,7 +8433,7 @@
     </w:p>
     <w:p>
       <w:pPr>
-        <w:pStyle w:val="000003"/>
+        <w:pStyle w:val="000012"/>
         <w:rPr>
           <w:rFonts w:hint="eastAsia"/>
           <w:b w:val="1"/>
@@ -8502,7 +8502,7 @@
       </w:r>
       <w:r>
         <w:rPr>
-          <w:rStyle w:val="00000b"/>
+          <w:rStyle w:val="000022"/>
         </w:rPr>
         <w:t>itch.io</w:t>
       </w:r>
@@ -8543,7 +8543,7 @@
       </w:r>
       <w:r>
         <w:rPr>
-          <w:rStyle w:val="00000b"/>
+          <w:rStyle w:val="000022"/>
         </w:rPr>
         <w:t>Freesound.org</w:t>
       </w:r>
@@ -8657,7 +8657,7 @@
     </w:p>
     <w:p>
       <w:pPr>
-        <w:pStyle w:val="000003"/>
+        <w:pStyle w:val="000012"/>
         <w:rPr>
           <w:rFonts w:hint="eastAsia"/>
           <w:b w:val="1"/>
@@ -8724,7 +8724,7 @@
     </w:p>
     <w:p>
       <w:pPr>
-        <w:pStyle w:val="000003"/>
+        <w:pStyle w:val="000012"/>
         <w:rPr>
           <w:rFonts w:hint="eastAsia"/>
           <w:b w:val="1"/>
@@ -9347,7 +9347,7 @@
     </w:p>
     <w:p>
       <w:pPr>
-        <w:pStyle w:val="000003"/>
+        <w:pStyle w:val="000012"/>
       </w:pPr>
       <w:r>
         <w:rPr>
@@ -9916,7 +9916,7 @@
     </w:p>
     <w:p>
       <w:pPr>
-        <w:pStyle w:val="00001a"/>
+        <w:pStyle w:val="000018"/>
         <w:rPr>
           <w:rFonts w:hint="eastAsia"/>
           <w:b w:val="1"/>
@@ -9932,7 +9932,7 @@
     </w:p>
     <w:p>
       <w:pPr>
-        <w:pStyle w:val="000003"/>
+        <w:pStyle w:val="000012"/>
         <w:rPr>
           <w:rFonts w:hint="eastAsia"/>
           <w:b w:val="1"/>
@@ -10242,7 +10242,7 @@
     </w:p>
     <w:p>
       <w:pPr>
-        <w:pStyle w:val="000009"/>
+        <w:pStyle w:val="000003"/>
       </w:pPr>
       <w:r>
         <w:rPr>
@@ -10253,7 +10253,7 @@
     </w:p>
     <w:p>
       <w:pPr>
-        <w:pStyle w:val="000009"/>
+        <w:pStyle w:val="000003"/>
         <w:rPr>
           <w:rFonts w:ascii="SimSun" w:hAnsi="SimSun" w:eastAsia="SimSun"/>
           <w:sz w:val="24"/>
@@ -10282,7 +10282,7 @@
     </w:p>
     <w:p>
       <w:pPr>
-        <w:pStyle w:val="000003"/>
+        <w:pStyle w:val="000012"/>
         <w:rPr>
           <w:rFonts w:hint="eastAsia"/>
           <w:b w:val="1"/>
@@ -10701,7 +10701,7 @@
     </w:p>
     <w:p>
       <w:pPr>
-        <w:pStyle w:val="00001a"/>
+        <w:pStyle w:val="000018"/>
         <w:rPr>
           <w:rFonts w:hint="eastAsia"/>
           <w:b w:val="1"/>
@@ -11246,7 +11246,7 @@
     </w:tbl>
     <w:p>
       <w:pPr>
-        <w:pStyle w:val="000009"/>
+        <w:pStyle w:val="000003"/>
       </w:pPr>
       <w:r>
         <w:rPr>
@@ -11279,7 +11279,7 @@
     </w:p>
     <w:p>
       <w:pPr>
-        <w:pStyle w:val="000009"/>
+        <w:pStyle w:val="000003"/>
       </w:pPr>
       <w:r>
         <w:rPr>
@@ -11317,7 +11317,7 @@
     </w:p>
     <w:p>
       <w:pPr>
-        <w:pStyle w:val="000009"/>
+        <w:pStyle w:val="000003"/>
       </w:pPr>
       <w:r>
         <w:rPr>
@@ -11330,7 +11330,7 @@
     </w:p>
     <w:p>
       <w:pPr>
-        <w:pStyle w:val="000009"/>
+        <w:pStyle w:val="000003"/>
       </w:pPr>
       <w:r>
         <w:rPr>
@@ -11343,7 +11343,7 @@
     </w:p>
     <w:p>
       <w:pPr>
-        <w:pStyle w:val="000009"/>
+        <w:pStyle w:val="000003"/>
         <w:rPr>
           <w:rFonts w:ascii="SimSun" w:hAnsi="SimSun" w:eastAsia="SimSun"/>
           <w:sz w:val="24"/>
@@ -11361,7 +11361,7 @@
     </w:p>
     <w:p>
       <w:pPr>
-        <w:pStyle w:val="000009"/>
+        <w:pStyle w:val="000003"/>
         <w:rPr>
           <w:rFonts w:ascii="SimSun" w:hAnsi="SimSun" w:eastAsia="SimSun"/>
           <w:sz w:val="24"/>
@@ -11371,7 +11371,7 @@
     </w:p>
     <w:p>
       <w:pPr>
-        <w:pStyle w:val="000009"/>
+        <w:pStyle w:val="000003"/>
         <w:rPr>
           <w:rFonts w:ascii="SimSun" w:hAnsi="SimSun" w:eastAsia="SimSun"/>
           <w:sz w:val="24"/>
@@ -11393,7 +11393,7 @@
     </w:p>
     <w:p>
       <w:pPr>
-        <w:pStyle w:val="00001a"/>
+        <w:pStyle w:val="000018"/>
         <w:rPr>
           <w:rFonts w:hint="eastAsia"/>
           <w:b w:val="1"/>
@@ -11409,7 +11409,7 @@
     </w:p>
     <w:p>
       <w:pPr>
-        <w:pStyle w:val="000003"/>
+        <w:pStyle w:val="000012"/>
         <w:rPr>
           <w:rFonts w:hint="eastAsia"/>
           <w:b w:val="1"/>
@@ -11858,7 +11858,7 @@
     </w:tbl>
     <w:p>
       <w:pPr>
-        <w:pStyle w:val="000003"/>
+        <w:pStyle w:val="000012"/>
         <w:rPr>
           <w:rFonts w:hint="eastAsia"/>
           <w:b w:val="1"/>
@@ -11937,7 +11937,7 @@
     </w:p>
     <w:p>
       <w:pPr>
-        <w:pStyle w:val="00001a"/>
+        <w:pStyle w:val="000018"/>
         <w:rPr>
           <w:rFonts w:hint="eastAsia"/>
           <w:b w:val="1"/>
@@ -12264,7 +12264,7 @@
     </w:p>
     <w:p>
       <w:pPr>
-        <w:pStyle w:val="00001a"/>
+        <w:pStyle w:val="000018"/>
         <w:rPr>
           <w:rFonts w:hint="eastAsia"/>
           <w:b w:val="1"/>
@@ -13160,7 +13160,7 @@
     </w:tbl>
     <w:p>
       <w:pPr>
-        <w:pStyle w:val="000003"/>
+        <w:pStyle w:val="000012"/>
       </w:pPr>
       <w:r>
         <w:rPr>
@@ -13175,13 +13175,7 @@
         <w:rPr>
           <w:rFonts w:hint="eastAsia"/>
         </w:rPr>
-        <w:t>本章基于仓库根目录的 15 张《脑叶公司》界面参考图，给出本作"乐团鸣曲"的界面适配规范。【适用范围（重要）】参考图仅用于"界面布局、信息架构与交互流程"的参照；本作美术风格为原创方向，不照搬脑叶视觉（配色、氛围、机械/工业视觉语言一律不用），详见 5.2 的"美术边界"。程序按"程序要点"实现结构与交互，美术按本作原创方向产出视觉，不得复用参考图中的脑叶视觉元素。</w:t>
-      </w:r>
-      <w:r>
-        <w:rPr>
-          <w:rFonts w:hint="eastAsia"/>
-        </w:rPr>
-        <w:t>本章所提"参考图"均位于仓库根目录，文件名一一对应下列表格"参考图"列。</w:t>
+        <w:t>本章基于仓库根目录的 15 张《脑叶公司》界面参考图，给出本作"乐团鸣曲"的界面适配规范。【适用范围（重要）】参考图仅用于"界面布局、信息架构与交互流程"的参照；本作美术风格为原创方向，不照搬脑叶视觉（配色、氛围、机械/工业视觉语言一律不用），详见 5.2 的"美术边界"。程序按"程序要点"实现结构与交互，美术按本作原创方向产出视觉，不得复用参考图中的脑叶视觉元素。本章所提"参考图"均位于仓库根目录，文件名一一对应下列表格"参考图"列。</w:t>
       </w:r>
     </w:p>
     <w:p>
@@ -15210,7 +15204,7 @@
     </w:p>
     <w:p>
       <w:pPr>
-        <w:pStyle w:val="000003"/>
+        <w:pStyle w:val="000012"/>
       </w:pPr>
       <w:r>
         <w:rPr>
@@ -17066,9 +17060,25 @@
 <file path=word/numbering.xml><?xml version="1.0" encoding="utf-8"?>
 <w:numbering xmlns:w="http://schemas.openxmlformats.org/wordprocessingml/2006/main">
   <w:abstractNum w:abstractNumId="0">
-    <w:nsid w:val="03114749"/>
+    <w:nsid w:val="64171BCC"/>
     <w:multiLevelType w:val="multilevel"/>
-    <w:tmpl w:val="1CB006BA"/>
+    <w:tmpl w:val="49FCAC80"/>
+    <w:lvl w:ilvl="6" w:tentative="1">
+      <w:start w:val="1"/>
+      <w:numFmt w:val="bullet"/>
+      <w:lvlText w:val=""/>
+      <w:lvlJc w:val="left"/>
+      <w:pPr>
+        <w:tabs>
+          <w:tab w:val="num" w:pos="5040"/>
+        </w:tabs>
+        <w:ind w:left="5040" w:hanging="360"/>
+      </w:pPr>
+      <w:rPr>
+        <w:rFonts w:hint="default" w:ascii="Wingdings" w:hAnsi="Wingdings"/>
+        <w:sz w:val="20"/>
+      </w:rPr>
+    </w:lvl>
     <w:lvl w:ilvl="7" w:tentative="1">
       <w:start w:val="1"/>
       <w:numFmt w:val="bullet"/>
@@ -17079,6 +17089,219 @@
           <w:tab w:val="num" w:pos="5760"/>
         </w:tabs>
         <w:ind w:left="5760" w:hanging="360"/>
+      </w:pPr>
+      <w:rPr>
+        <w:rFonts w:hint="default" w:ascii="Wingdings" w:hAnsi="Wingdings"/>
+        <w:sz w:val="20"/>
+      </w:rPr>
+    </w:lvl>
+    <w:lvl w:ilvl="1" w:tentative="1">
+      <w:start w:val="1"/>
+      <w:numFmt w:val="bullet"/>
+      <w:lvlText w:val="o"/>
+      <w:lvlJc w:val="left"/>
+      <w:pPr>
+        <w:tabs>
+          <w:tab w:val="num" w:pos="1440"/>
+        </w:tabs>
+        <w:ind w:left="1440" w:hanging="360"/>
+      </w:pPr>
+      <w:rPr>
+        <w:rFonts w:hint="default" w:ascii="Courier New" w:hAnsi="Courier New"/>
+        <w:sz w:val="20"/>
+      </w:rPr>
+    </w:lvl>
+    <w:lvl w:ilvl="5" w:tentative="1">
+      <w:start w:val="1"/>
+      <w:numFmt w:val="bullet"/>
+      <w:lvlText w:val=""/>
+      <w:lvlJc w:val="left"/>
+      <w:pPr>
+        <w:tabs>
+          <w:tab w:val="num" w:pos="4320"/>
+        </w:tabs>
+        <w:ind w:left="4320" w:hanging="360"/>
+      </w:pPr>
+      <w:rPr>
+        <w:rFonts w:hint="default" w:ascii="Wingdings" w:hAnsi="Wingdings"/>
+        <w:sz w:val="20"/>
+      </w:rPr>
+    </w:lvl>
+    <w:lvl w:ilvl="2" w:tentative="1">
+      <w:start w:val="1"/>
+      <w:numFmt w:val="bullet"/>
+      <w:lvlText w:val=""/>
+      <w:lvlJc w:val="left"/>
+      <w:pPr>
+        <w:tabs>
+          <w:tab w:val="num" w:pos="2160"/>
+        </w:tabs>
+        <w:ind w:left="2160" w:hanging="360"/>
+      </w:pPr>
+      <w:rPr>
+        <w:rFonts w:hint="default" w:ascii="Wingdings" w:hAnsi="Wingdings"/>
+        <w:sz w:val="20"/>
+      </w:rPr>
+    </w:lvl>
+    <w:lvl w:ilvl="3" w:tentative="1">
+      <w:start w:val="1"/>
+      <w:numFmt w:val="bullet"/>
+      <w:lvlText w:val=""/>
+      <w:lvlJc w:val="left"/>
+      <w:pPr>
+        <w:tabs>
+          <w:tab w:val="num" w:pos="2880"/>
+        </w:tabs>
+        <w:ind w:left="2880" w:hanging="360"/>
+      </w:pPr>
+      <w:rPr>
+        <w:rFonts w:hint="default" w:ascii="Wingdings" w:hAnsi="Wingdings"/>
+        <w:sz w:val="20"/>
+      </w:rPr>
+    </w:lvl>
+    <w:lvl w:ilvl="0">
+      <w:start w:val="1"/>
+      <w:numFmt w:val="bullet"/>
+      <w:lvlText w:val=""/>
+      <w:lvlJc w:val="left"/>
+      <w:pPr>
+        <w:tabs>
+          <w:tab w:val="num" w:pos="720"/>
+        </w:tabs>
+        <w:ind w:left="720" w:hanging="360"/>
+      </w:pPr>
+      <w:rPr>
+        <w:rFonts w:hint="default" w:ascii="Symbol" w:hAnsi="Symbol"/>
+        <w:sz w:val="20"/>
+      </w:rPr>
+    </w:lvl>
+    <w:lvl w:ilvl="8" w:tentative="1">
+      <w:start w:val="1"/>
+      <w:numFmt w:val="bullet"/>
+      <w:lvlText w:val=""/>
+      <w:lvlJc w:val="left"/>
+      <w:pPr>
+        <w:tabs>
+          <w:tab w:val="num" w:pos="6480"/>
+        </w:tabs>
+        <w:ind w:left="6480" w:hanging="360"/>
+      </w:pPr>
+      <w:rPr>
+        <w:rFonts w:hint="default" w:ascii="Wingdings" w:hAnsi="Wingdings"/>
+        <w:sz w:val="20"/>
+      </w:rPr>
+    </w:lvl>
+    <w:lvl w:ilvl="4" w:tentative="1">
+      <w:start w:val="1"/>
+      <w:numFmt w:val="bullet"/>
+      <w:lvlText w:val=""/>
+      <w:lvlJc w:val="left"/>
+      <w:pPr>
+        <w:tabs>
+          <w:tab w:val="num" w:pos="3600"/>
+        </w:tabs>
+        <w:ind w:left="3600" w:hanging="360"/>
+      </w:pPr>
+      <w:rPr>
+        <w:rFonts w:hint="default" w:ascii="Wingdings" w:hAnsi="Wingdings"/>
+        <w:sz w:val="20"/>
+      </w:rPr>
+    </w:lvl>
+  </w:abstractNum>
+  <w:abstractNum w:abstractNumId="1">
+    <w:nsid w:val="7647587B"/>
+    <w:multiLevelType w:val="multilevel"/>
+    <w:tmpl w:val="7B90DA8E"/>
+    <w:lvl w:ilvl="8" w:tentative="1">
+      <w:start w:val="1"/>
+      <w:numFmt w:val="bullet"/>
+      <w:lvlText w:val=""/>
+      <w:lvlJc w:val="left"/>
+      <w:pPr>
+        <w:tabs>
+          <w:tab w:val="num" w:pos="6480"/>
+        </w:tabs>
+        <w:ind w:left="6480" w:hanging="360"/>
+      </w:pPr>
+      <w:rPr>
+        <w:rFonts w:hint="default" w:ascii="Wingdings" w:hAnsi="Wingdings"/>
+        <w:sz w:val="20"/>
+      </w:rPr>
+    </w:lvl>
+    <w:lvl w:ilvl="4" w:tentative="1">
+      <w:start w:val="1"/>
+      <w:numFmt w:val="bullet"/>
+      <w:lvlText w:val=""/>
+      <w:lvlJc w:val="left"/>
+      <w:pPr>
+        <w:tabs>
+          <w:tab w:val="num" w:pos="3600"/>
+        </w:tabs>
+        <w:ind w:left="3600" w:hanging="360"/>
+      </w:pPr>
+      <w:rPr>
+        <w:rFonts w:hint="default" w:ascii="Wingdings" w:hAnsi="Wingdings"/>
+        <w:sz w:val="20"/>
+      </w:rPr>
+    </w:lvl>
+    <w:lvl w:ilvl="1" w:tentative="1">
+      <w:start w:val="1"/>
+      <w:numFmt w:val="bullet"/>
+      <w:lvlText w:val="o"/>
+      <w:lvlJc w:val="left"/>
+      <w:pPr>
+        <w:tabs>
+          <w:tab w:val="num" w:pos="1440"/>
+        </w:tabs>
+        <w:ind w:left="1440" w:hanging="360"/>
+      </w:pPr>
+      <w:rPr>
+        <w:rFonts w:hint="default" w:ascii="Courier New" w:hAnsi="Courier New"/>
+        <w:sz w:val="20"/>
+      </w:rPr>
+    </w:lvl>
+    <w:lvl w:ilvl="7" w:tentative="1">
+      <w:start w:val="1"/>
+      <w:numFmt w:val="bullet"/>
+      <w:lvlText w:val=""/>
+      <w:lvlJc w:val="left"/>
+      <w:pPr>
+        <w:tabs>
+          <w:tab w:val="num" w:pos="5760"/>
+        </w:tabs>
+        <w:ind w:left="5760" w:hanging="360"/>
+      </w:pPr>
+      <w:rPr>
+        <w:rFonts w:hint="default" w:ascii="Wingdings" w:hAnsi="Wingdings"/>
+        <w:sz w:val="20"/>
+      </w:rPr>
+    </w:lvl>
+    <w:lvl w:ilvl="0">
+      <w:start w:val="1"/>
+      <w:numFmt w:val="bullet"/>
+      <w:lvlText w:val=""/>
+      <w:lvlJc w:val="left"/>
+      <w:pPr>
+        <w:tabs>
+          <w:tab w:val="num" w:pos="720"/>
+        </w:tabs>
+        <w:ind w:left="720" w:hanging="360"/>
+      </w:pPr>
+      <w:rPr>
+        <w:rFonts w:hint="default" w:ascii="Symbol" w:hAnsi="Symbol"/>
+        <w:sz w:val="20"/>
+      </w:rPr>
+    </w:lvl>
+    <w:lvl w:ilvl="5" w:tentative="1">
+      <w:start w:val="1"/>
+      <w:numFmt w:val="bullet"/>
+      <w:lvlText w:val=""/>
+      <w:lvlJc w:val="left"/>
+      <w:pPr>
+        <w:tabs>
+          <w:tab w:val="num" w:pos="4320"/>
+        </w:tabs>
+        <w:ind w:left="4320" w:hanging="360"/>
       </w:pPr>
       <w:rPr>
         <w:rFonts w:hint="default" w:ascii="Wingdings" w:hAnsi="Wingdings"/>
@@ -17117,6 +17340,139 @@
         <w:sz w:val="20"/>
       </w:rPr>
     </w:lvl>
+    <w:lvl w:ilvl="2" w:tentative="1">
+      <w:start w:val="1"/>
+      <w:numFmt w:val="bullet"/>
+      <w:lvlText w:val=""/>
+      <w:lvlJc w:val="left"/>
+      <w:pPr>
+        <w:tabs>
+          <w:tab w:val="num" w:pos="2160"/>
+        </w:tabs>
+        <w:ind w:left="2160" w:hanging="360"/>
+      </w:pPr>
+      <w:rPr>
+        <w:rFonts w:hint="default" w:ascii="Wingdings" w:hAnsi="Wingdings"/>
+        <w:sz w:val="20"/>
+      </w:rPr>
+    </w:lvl>
+  </w:abstractNum>
+  <w:abstractNum w:abstractNumId="2">
+    <w:nsid w:val="1B1D6524"/>
+    <w:multiLevelType w:val="multilevel"/>
+    <w:tmpl w:val="C9428036"/>
+    <w:lvl w:ilvl="7" w:tentative="1">
+      <w:start w:val="1"/>
+      <w:numFmt w:val="bullet"/>
+      <w:lvlText w:val=""/>
+      <w:lvlJc w:val="left"/>
+      <w:pPr>
+        <w:tabs>
+          <w:tab w:val="num" w:pos="5760"/>
+        </w:tabs>
+        <w:ind w:left="5760" w:hanging="360"/>
+      </w:pPr>
+      <w:rPr>
+        <w:rFonts w:hint="default" w:ascii="Wingdings" w:hAnsi="Wingdings"/>
+        <w:sz w:val="20"/>
+      </w:rPr>
+    </w:lvl>
+    <w:lvl w:ilvl="0">
+      <w:start w:val="1"/>
+      <w:numFmt w:val="bullet"/>
+      <w:lvlText w:val=""/>
+      <w:lvlJc w:val="left"/>
+      <w:pPr>
+        <w:tabs>
+          <w:tab w:val="num" w:pos="720"/>
+        </w:tabs>
+        <w:ind w:left="720" w:hanging="360"/>
+      </w:pPr>
+      <w:rPr>
+        <w:rFonts w:hint="default" w:ascii="Symbol" w:hAnsi="Symbol"/>
+        <w:sz w:val="20"/>
+      </w:rPr>
+    </w:lvl>
+    <w:lvl w:ilvl="5" w:tentative="1">
+      <w:start w:val="1"/>
+      <w:numFmt w:val="bullet"/>
+      <w:lvlText w:val=""/>
+      <w:lvlJc w:val="left"/>
+      <w:pPr>
+        <w:tabs>
+          <w:tab w:val="num" w:pos="4320"/>
+        </w:tabs>
+        <w:ind w:left="4320" w:hanging="360"/>
+      </w:pPr>
+      <w:rPr>
+        <w:rFonts w:hint="default" w:ascii="Wingdings" w:hAnsi="Wingdings"/>
+        <w:sz w:val="20"/>
+      </w:rPr>
+    </w:lvl>
+    <w:lvl w:ilvl="6" w:tentative="1">
+      <w:start w:val="1"/>
+      <w:numFmt w:val="bullet"/>
+      <w:lvlText w:val=""/>
+      <w:lvlJc w:val="left"/>
+      <w:pPr>
+        <w:tabs>
+          <w:tab w:val="num" w:pos="5040"/>
+        </w:tabs>
+        <w:ind w:left="5040" w:hanging="360"/>
+      </w:pPr>
+      <w:rPr>
+        <w:rFonts w:hint="default" w:ascii="Wingdings" w:hAnsi="Wingdings"/>
+        <w:sz w:val="20"/>
+      </w:rPr>
+    </w:lvl>
+    <w:lvl w:ilvl="3" w:tentative="1">
+      <w:start w:val="1"/>
+      <w:numFmt w:val="bullet"/>
+      <w:lvlText w:val=""/>
+      <w:lvlJc w:val="left"/>
+      <w:pPr>
+        <w:tabs>
+          <w:tab w:val="num" w:pos="2880"/>
+        </w:tabs>
+        <w:ind w:left="2880" w:hanging="360"/>
+      </w:pPr>
+      <w:rPr>
+        <w:rFonts w:hint="default" w:ascii="Wingdings" w:hAnsi="Wingdings"/>
+        <w:sz w:val="20"/>
+      </w:rPr>
+    </w:lvl>
+    <w:lvl w:ilvl="2" w:tentative="1">
+      <w:start w:val="1"/>
+      <w:numFmt w:val="bullet"/>
+      <w:lvlText w:val=""/>
+      <w:lvlJc w:val="left"/>
+      <w:pPr>
+        <w:tabs>
+          <w:tab w:val="num" w:pos="2160"/>
+        </w:tabs>
+        <w:ind w:left="2160" w:hanging="360"/>
+      </w:pPr>
+      <w:rPr>
+        <w:rFonts w:hint="default" w:ascii="Wingdings" w:hAnsi="Wingdings"/>
+        <w:sz w:val="20"/>
+      </w:rPr>
+    </w:lvl>
+    <w:lvl w:ilvl="4" w:tentative="1">
+      <w:start w:val="1"/>
+      <w:numFmt w:val="bullet"/>
+      <w:lvlText w:val=""/>
+      <w:lvlJc w:val="left"/>
+      <w:pPr>
+        <w:tabs>
+          <w:tab w:val="num" w:pos="3600"/>
+        </w:tabs>
+        <w:ind w:left="3600" w:hanging="360"/>
+      </w:pPr>
+      <w:rPr>
+        <w:rFonts w:hint="default" w:ascii="Wingdings" w:hAnsi="Wingdings"/>
+        <w:sz w:val="20"/>
+      </w:rPr>
+    </w:lvl>
     <w:lvl w:ilvl="8" w:tentative="1">
       <w:start w:val="1"/>
       <w:numFmt w:val="bullet"/>
@@ -17127,6 +17483,43 @@
           <w:tab w:val="num" w:pos="6480"/>
         </w:tabs>
         <w:ind w:left="6480" w:hanging="360"/>
+      </w:pPr>
+      <w:rPr>
+        <w:rFonts w:hint="default" w:ascii="Wingdings" w:hAnsi="Wingdings"/>
+        <w:sz w:val="20"/>
+      </w:rPr>
+    </w:lvl>
+    <w:lvl w:ilvl="1" w:tentative="1">
+      <w:start w:val="1"/>
+      <w:numFmt w:val="bullet"/>
+      <w:lvlText w:val="o"/>
+      <w:lvlJc w:val="left"/>
+      <w:pPr>
+        <w:tabs>
+          <w:tab w:val="num" w:pos="1440"/>
+        </w:tabs>
+        <w:ind w:left="1440" w:hanging="360"/>
+      </w:pPr>
+      <w:rPr>
+        <w:rFonts w:hint="default" w:ascii="Courier New" w:hAnsi="Courier New"/>
+        <w:sz w:val="20"/>
+      </w:rPr>
+    </w:lvl>
+  </w:abstractNum>
+  <w:abstractNum w:abstractNumId="3">
+    <w:nsid w:val="1BB17A0E"/>
+    <w:multiLevelType w:val="multilevel"/>
+    <w:tmpl w:val="9D484124"/>
+    <w:lvl w:ilvl="4" w:tentative="1">
+      <w:start w:val="1"/>
+      <w:numFmt w:val="bullet"/>
+      <w:lvlText w:val=""/>
+      <w:lvlJc w:val="left"/>
+      <w:pPr>
+        <w:tabs>
+          <w:tab w:val="num" w:pos="3600"/>
+        </w:tabs>
+        <w:ind w:left="3600" w:hanging="360"/>
       </w:pPr>
       <w:rPr>
         <w:rFonts w:hint="default" w:ascii="Wingdings" w:hAnsi="Wingdings"/>
@@ -17149,6 +17542,22 @@
         <w:sz w:val="20"/>
       </w:rPr>
     </w:lvl>
+    <w:lvl w:ilvl="8" w:tentative="1">
+      <w:start w:val="1"/>
+      <w:numFmt w:val="bullet"/>
+      <w:lvlText w:val=""/>
+      <w:lvlJc w:val="left"/>
+      <w:pPr>
+        <w:tabs>
+          <w:tab w:val="num" w:pos="6480"/>
+        </w:tabs>
+        <w:ind w:left="6480" w:hanging="360"/>
+      </w:pPr>
+      <w:rPr>
+        <w:rFonts w:hint="default" w:ascii="Wingdings" w:hAnsi="Wingdings"/>
+        <w:sz w:val="20"/>
+      </w:rPr>
+    </w:lvl>
     <w:lvl w:ilvl="0">
       <w:start w:val="1"/>
       <w:numFmt w:val="bullet"/>
@@ -17197,16 +17606,48 @@
         <w:sz w:val="20"/>
       </w:rPr>
     </w:lvl>
-    <w:lvl w:ilvl="4" w:tentative="1">
+    <w:lvl w:ilvl="7" w:tentative="1">
       <w:start w:val="1"/>
       <w:numFmt w:val="bullet"/>
       <w:lvlText w:val=""/>
       <w:lvlJc w:val="left"/>
       <w:pPr>
         <w:tabs>
-          <w:tab w:val="num" w:pos="3600"/>
+          <w:tab w:val="num" w:pos="5760"/>
         </w:tabs>
-        <w:ind w:left="3600" w:hanging="360"/>
+        <w:ind w:left="5760" w:hanging="360"/>
+      </w:pPr>
+      <w:rPr>
+        <w:rFonts w:hint="default" w:ascii="Wingdings" w:hAnsi="Wingdings"/>
+        <w:sz w:val="20"/>
+      </w:rPr>
+    </w:lvl>
+    <w:lvl w:ilvl="6" w:tentative="1">
+      <w:start w:val="1"/>
+      <w:numFmt w:val="bullet"/>
+      <w:lvlText w:val=""/>
+      <w:lvlJc w:val="left"/>
+      <w:pPr>
+        <w:tabs>
+          <w:tab w:val="num" w:pos="5040"/>
+        </w:tabs>
+        <w:ind w:left="5040" w:hanging="360"/>
+      </w:pPr>
+      <w:rPr>
+        <w:rFonts w:hint="default" w:ascii="Wingdings" w:hAnsi="Wingdings"/>
+        <w:sz w:val="20"/>
+      </w:rPr>
+    </w:lvl>
+    <w:lvl w:ilvl="3" w:tentative="1">
+      <w:start w:val="1"/>
+      <w:numFmt w:val="bullet"/>
+      <w:lvlText w:val=""/>
+      <w:lvlJc w:val="left"/>
+      <w:pPr>
+        <w:tabs>
+          <w:tab w:val="num" w:pos="2880"/>
+        </w:tabs>
+        <w:ind w:left="2880" w:hanging="360"/>
       </w:pPr>
       <w:rPr>
         <w:rFonts w:hint="default" w:ascii="Wingdings" w:hAnsi="Wingdings"/>
@@ -17214,10 +17655,132 @@
       </w:rPr>
     </w:lvl>
   </w:abstractNum>
-  <w:abstractNum w:abstractNumId="1">
-    <w:nsid w:val="1BB17A0E"/>
+  <w:abstractNum w:abstractNumId="4">
+    <w:lvl w:ilvl="0">
+      <w:start w:val="1"/>
+      <w:numFmt w:val="bullet"/>
+      <w:lvlText w:val=""/>
+      <w:lvlJc w:val="left"/>
+      <w:pPr>
+        <w:ind w:left="420" w:hanging="420"/>
+      </w:pPr>
+      <w:rPr>
+        <w:rFonts w:hint="default" w:ascii="Wingdings" w:hAnsi="Wingdings"/>
+      </w:rPr>
+    </w:lvl>
+  </w:abstractNum>
+  <w:abstractNum w:abstractNumId="5">
+    <w:lvl w:ilvl="0">
+      <w:start w:val="1"/>
+      <w:numFmt w:val="bullet"/>
+      <w:lvlText w:val=""/>
+      <w:lvlJc w:val="left"/>
+      <w:pPr>
+        <w:ind w:left="420" w:hanging="420"/>
+      </w:pPr>
+      <w:rPr>
+        <w:rFonts w:hint="default" w:ascii="Wingdings" w:hAnsi="Wingdings"/>
+      </w:rPr>
+    </w:lvl>
+  </w:abstractNum>
+  <w:abstractNum w:abstractNumId="6">
+    <w:lvl w:ilvl="0">
+      <w:start w:val="1"/>
+      <w:numFmt w:val="bullet"/>
+      <w:lvlText w:val=""/>
+      <w:lvlJc w:val="left"/>
+      <w:pPr>
+        <w:ind w:left="420" w:hanging="420"/>
+      </w:pPr>
+      <w:rPr>
+        <w:rFonts w:hint="default" w:ascii="Wingdings" w:hAnsi="Wingdings"/>
+      </w:rPr>
+    </w:lvl>
+  </w:abstractNum>
+  <w:abstractNum w:abstractNumId="7">
+    <w:nsid w:val="429B034B"/>
     <w:multiLevelType w:val="multilevel"/>
-    <w:tmpl w:val="9D484124"/>
+    <w:tmpl w:val="07C2D9A4"/>
+    <w:lvl w:ilvl="2" w:tentative="1">
+      <w:start w:val="1"/>
+      <w:numFmt w:val="bullet"/>
+      <w:lvlText w:val=""/>
+      <w:lvlJc w:val="left"/>
+      <w:pPr>
+        <w:tabs>
+          <w:tab w:val="num" w:pos="2160"/>
+        </w:tabs>
+        <w:ind w:left="2160" w:hanging="360"/>
+      </w:pPr>
+      <w:rPr>
+        <w:rFonts w:hint="default" w:ascii="Wingdings" w:hAnsi="Wingdings"/>
+        <w:sz w:val="20"/>
+      </w:rPr>
+    </w:lvl>
+    <w:lvl w:ilvl="7" w:tentative="1">
+      <w:start w:val="1"/>
+      <w:numFmt w:val="bullet"/>
+      <w:lvlText w:val=""/>
+      <w:lvlJc w:val="left"/>
+      <w:pPr>
+        <w:tabs>
+          <w:tab w:val="num" w:pos="5760"/>
+        </w:tabs>
+        <w:ind w:left="5760" w:hanging="360"/>
+      </w:pPr>
+      <w:rPr>
+        <w:rFonts w:hint="default" w:ascii="Wingdings" w:hAnsi="Wingdings"/>
+        <w:sz w:val="20"/>
+      </w:rPr>
+    </w:lvl>
+    <w:lvl w:ilvl="0">
+      <w:start w:val="1"/>
+      <w:numFmt w:val="bullet"/>
+      <w:lvlText w:val=""/>
+      <w:lvlJc w:val="left"/>
+      <w:pPr>
+        <w:tabs>
+          <w:tab w:val="num" w:pos="720"/>
+        </w:tabs>
+        <w:ind w:left="720" w:hanging="360"/>
+      </w:pPr>
+      <w:rPr>
+        <w:rFonts w:hint="default" w:ascii="Symbol" w:hAnsi="Symbol"/>
+        <w:sz w:val="20"/>
+      </w:rPr>
+    </w:lvl>
+    <w:lvl w:ilvl="1" w:tentative="1">
+      <w:start w:val="1"/>
+      <w:numFmt w:val="bullet"/>
+      <w:lvlText w:val="o"/>
+      <w:lvlJc w:val="left"/>
+      <w:pPr>
+        <w:tabs>
+          <w:tab w:val="num" w:pos="1440"/>
+        </w:tabs>
+        <w:ind w:left="1440" w:hanging="360"/>
+      </w:pPr>
+      <w:rPr>
+        <w:rFonts w:hint="default" w:ascii="Courier New" w:hAnsi="Courier New"/>
+        <w:sz w:val="20"/>
+      </w:rPr>
+    </w:lvl>
+    <w:lvl w:ilvl="3" w:tentative="1">
+      <w:start w:val="1"/>
+      <w:numFmt w:val="bullet"/>
+      <w:lvlText w:val=""/>
+      <w:lvlJc w:val="left"/>
+      <w:pPr>
+        <w:tabs>
+          <w:tab w:val="num" w:pos="2880"/>
+        </w:tabs>
+        <w:ind w:left="2880" w:hanging="360"/>
+      </w:pPr>
+      <w:rPr>
+        <w:rFonts w:hint="default" w:ascii="Wingdings" w:hAnsi="Wingdings"/>
+        <w:sz w:val="20"/>
+      </w:rPr>
+    </w:lvl>
     <w:lvl w:ilvl="4" w:tentative="1">
       <w:start w:val="1"/>
       <w:numFmt w:val="bullet"/>
@@ -17228,6 +17791,22 @@
           <w:tab w:val="num" w:pos="3600"/>
         </w:tabs>
         <w:ind w:left="3600" w:hanging="360"/>
+      </w:pPr>
+      <w:rPr>
+        <w:rFonts w:hint="default" w:ascii="Wingdings" w:hAnsi="Wingdings"/>
+        <w:sz w:val="20"/>
+      </w:rPr>
+    </w:lvl>
+    <w:lvl w:ilvl="5" w:tentative="1">
+      <w:start w:val="1"/>
+      <w:numFmt w:val="bullet"/>
+      <w:lvlText w:val=""/>
+      <w:lvlJc w:val="left"/>
+      <w:pPr>
+        <w:tabs>
+          <w:tab w:val="num" w:pos="4320"/>
+        </w:tabs>
+        <w:ind w:left="4320" w:hanging="360"/>
       </w:pPr>
       <w:rPr>
         <w:rFonts w:hint="default" w:ascii="Wingdings" w:hAnsi="Wingdings"/>
@@ -17250,6 +17829,123 @@
         <w:sz w:val="20"/>
       </w:rPr>
     </w:lvl>
+    <w:lvl w:ilvl="6" w:tentative="1">
+      <w:start w:val="1"/>
+      <w:numFmt w:val="bullet"/>
+      <w:lvlText w:val=""/>
+      <w:lvlJc w:val="left"/>
+      <w:pPr>
+        <w:tabs>
+          <w:tab w:val="num" w:pos="5040"/>
+        </w:tabs>
+        <w:ind w:left="5040" w:hanging="360"/>
+      </w:pPr>
+      <w:rPr>
+        <w:rFonts w:hint="default" w:ascii="Wingdings" w:hAnsi="Wingdings"/>
+        <w:sz w:val="20"/>
+      </w:rPr>
+    </w:lvl>
+  </w:abstractNum>
+  <w:abstractNum w:abstractNumId="8">
+    <w:nsid w:val="126D0C2A"/>
+    <w:multiLevelType w:val="multilevel"/>
+    <w:tmpl w:val="9F309FB0"/>
+    <w:lvl w:ilvl="6" w:tentative="1">
+      <w:start w:val="1"/>
+      <w:numFmt w:val="bullet"/>
+      <w:lvlText w:val=""/>
+      <w:lvlJc w:val="left"/>
+      <w:pPr>
+        <w:tabs>
+          <w:tab w:val="num" w:pos="5040"/>
+        </w:tabs>
+        <w:ind w:left="5040" w:hanging="360"/>
+      </w:pPr>
+      <w:rPr>
+        <w:rFonts w:hint="default" w:ascii="Wingdings" w:hAnsi="Wingdings"/>
+        <w:sz w:val="20"/>
+      </w:rPr>
+    </w:lvl>
+    <w:lvl w:ilvl="7" w:tentative="1">
+      <w:start w:val="1"/>
+      <w:numFmt w:val="bullet"/>
+      <w:lvlText w:val=""/>
+      <w:lvlJc w:val="left"/>
+      <w:pPr>
+        <w:tabs>
+          <w:tab w:val="num" w:pos="5760"/>
+        </w:tabs>
+        <w:ind w:left="5760" w:hanging="360"/>
+      </w:pPr>
+      <w:rPr>
+        <w:rFonts w:hint="default" w:ascii="Wingdings" w:hAnsi="Wingdings"/>
+        <w:sz w:val="20"/>
+      </w:rPr>
+    </w:lvl>
+    <w:lvl w:ilvl="3" w:tentative="1">
+      <w:start w:val="1"/>
+      <w:numFmt w:val="bullet"/>
+      <w:lvlText w:val=""/>
+      <w:lvlJc w:val="left"/>
+      <w:pPr>
+        <w:tabs>
+          <w:tab w:val="num" w:pos="2880"/>
+        </w:tabs>
+        <w:ind w:left="2880" w:hanging="360"/>
+      </w:pPr>
+      <w:rPr>
+        <w:rFonts w:hint="default" w:ascii="Wingdings" w:hAnsi="Wingdings"/>
+        <w:sz w:val="20"/>
+      </w:rPr>
+    </w:lvl>
+    <w:lvl w:ilvl="4" w:tentative="1">
+      <w:start w:val="1"/>
+      <w:numFmt w:val="bullet"/>
+      <w:lvlText w:val=""/>
+      <w:lvlJc w:val="left"/>
+      <w:pPr>
+        <w:tabs>
+          <w:tab w:val="num" w:pos="3600"/>
+        </w:tabs>
+        <w:ind w:left="3600" w:hanging="360"/>
+      </w:pPr>
+      <w:rPr>
+        <w:rFonts w:hint="default" w:ascii="Wingdings" w:hAnsi="Wingdings"/>
+        <w:sz w:val="20"/>
+      </w:rPr>
+    </w:lvl>
+    <w:lvl w:ilvl="5" w:tentative="1">
+      <w:start w:val="1"/>
+      <w:numFmt w:val="bullet"/>
+      <w:lvlText w:val=""/>
+      <w:lvlJc w:val="left"/>
+      <w:pPr>
+        <w:tabs>
+          <w:tab w:val="num" w:pos="4320"/>
+        </w:tabs>
+        <w:ind w:left="4320" w:hanging="360"/>
+      </w:pPr>
+      <w:rPr>
+        <w:rFonts w:hint="default" w:ascii="Wingdings" w:hAnsi="Wingdings"/>
+        <w:sz w:val="20"/>
+      </w:rPr>
+    </w:lvl>
+    <w:lvl w:ilvl="8" w:tentative="1">
+      <w:start w:val="1"/>
+      <w:numFmt w:val="bullet"/>
+      <w:lvlText w:val=""/>
+      <w:lvlJc w:val="left"/>
+      <w:pPr>
+        <w:tabs>
+          <w:tab w:val="num" w:pos="6480"/>
+        </w:tabs>
+        <w:ind w:left="6480" w:hanging="360"/>
+      </w:pPr>
+      <w:rPr>
+        <w:rFonts w:hint="default" w:ascii="Wingdings" w:hAnsi="Wingdings"/>
+        <w:sz w:val="20"/>
+      </w:rPr>
+    </w:lvl>
     <w:lvl w:ilvl="0">
       <w:start w:val="1"/>
       <w:numFmt w:val="bullet"/>
@@ -17298,6 +17994,27 @@
         <w:sz w:val="20"/>
       </w:rPr>
     </w:lvl>
+  </w:abstractNum>
+  <w:abstractNum w:abstractNumId="9">
+    <w:nsid w:val="1DB6012D"/>
+    <w:multiLevelType w:val="multilevel"/>
+    <w:tmpl w:val="8758DCB6"/>
+    <w:lvl w:ilvl="0">
+      <w:start w:val="1"/>
+      <w:numFmt w:val="bullet"/>
+      <w:lvlText w:val=""/>
+      <w:lvlJc w:val="left"/>
+      <w:pPr>
+        <w:tabs>
+          <w:tab w:val="num" w:pos="720"/>
+        </w:tabs>
+        <w:ind w:left="720" w:hanging="360"/>
+      </w:pPr>
+      <w:rPr>
+        <w:rFonts w:hint="default" w:ascii="Symbol" w:hAnsi="Symbol"/>
+        <w:sz w:val="20"/>
+      </w:rPr>
+    </w:lvl>
     <w:lvl w:ilvl="6" w:tentative="1">
       <w:start w:val="1"/>
       <w:numFmt w:val="bullet"/>
@@ -17308,6 +18025,185 @@
           <w:tab w:val="num" w:pos="5040"/>
         </w:tabs>
         <w:ind w:left="5040" w:hanging="360"/>
+      </w:pPr>
+      <w:rPr>
+        <w:rFonts w:hint="default" w:ascii="Wingdings" w:hAnsi="Wingdings"/>
+        <w:sz w:val="20"/>
+      </w:rPr>
+    </w:lvl>
+    <w:lvl w:ilvl="5" w:tentative="1">
+      <w:start w:val="1"/>
+      <w:numFmt w:val="bullet"/>
+      <w:lvlText w:val=""/>
+      <w:lvlJc w:val="left"/>
+      <w:pPr>
+        <w:tabs>
+          <w:tab w:val="num" w:pos="4320"/>
+        </w:tabs>
+        <w:ind w:left="4320" w:hanging="360"/>
+      </w:pPr>
+      <w:rPr>
+        <w:rFonts w:hint="default" w:ascii="Wingdings" w:hAnsi="Wingdings"/>
+        <w:sz w:val="20"/>
+      </w:rPr>
+    </w:lvl>
+    <w:lvl w:ilvl="2" w:tentative="1">
+      <w:start w:val="1"/>
+      <w:numFmt w:val="bullet"/>
+      <w:lvlText w:val=""/>
+      <w:lvlJc w:val="left"/>
+      <w:pPr>
+        <w:tabs>
+          <w:tab w:val="num" w:pos="2160"/>
+        </w:tabs>
+        <w:ind w:left="2160" w:hanging="360"/>
+      </w:pPr>
+      <w:rPr>
+        <w:rFonts w:hint="default" w:ascii="Wingdings" w:hAnsi="Wingdings"/>
+        <w:sz w:val="20"/>
+      </w:rPr>
+    </w:lvl>
+    <w:lvl w:ilvl="3" w:tentative="1">
+      <w:start w:val="1"/>
+      <w:numFmt w:val="bullet"/>
+      <w:lvlText w:val=""/>
+      <w:lvlJc w:val="left"/>
+      <w:pPr>
+        <w:tabs>
+          <w:tab w:val="num" w:pos="2880"/>
+        </w:tabs>
+        <w:ind w:left="2880" w:hanging="360"/>
+      </w:pPr>
+      <w:rPr>
+        <w:rFonts w:hint="default" w:ascii="Wingdings" w:hAnsi="Wingdings"/>
+        <w:sz w:val="20"/>
+      </w:rPr>
+    </w:lvl>
+    <w:lvl w:ilvl="8" w:tentative="1">
+      <w:start w:val="1"/>
+      <w:numFmt w:val="bullet"/>
+      <w:lvlText w:val=""/>
+      <w:lvlJc w:val="left"/>
+      <w:pPr>
+        <w:tabs>
+          <w:tab w:val="num" w:pos="6480"/>
+        </w:tabs>
+        <w:ind w:left="6480" w:hanging="360"/>
+      </w:pPr>
+      <w:rPr>
+        <w:rFonts w:hint="default" w:ascii="Wingdings" w:hAnsi="Wingdings"/>
+        <w:sz w:val="20"/>
+      </w:rPr>
+    </w:lvl>
+    <w:lvl w:ilvl="4" w:tentative="1">
+      <w:start w:val="1"/>
+      <w:numFmt w:val="bullet"/>
+      <w:lvlText w:val=""/>
+      <w:lvlJc w:val="left"/>
+      <w:pPr>
+        <w:tabs>
+          <w:tab w:val="num" w:pos="3600"/>
+        </w:tabs>
+        <w:ind w:left="3600" w:hanging="360"/>
+      </w:pPr>
+      <w:rPr>
+        <w:rFonts w:hint="default" w:ascii="Wingdings" w:hAnsi="Wingdings"/>
+        <w:sz w:val="20"/>
+      </w:rPr>
+    </w:lvl>
+    <w:lvl w:ilvl="1" w:tentative="1">
+      <w:start w:val="1"/>
+      <w:numFmt w:val="bullet"/>
+      <w:lvlText w:val="o"/>
+      <w:lvlJc w:val="left"/>
+      <w:pPr>
+        <w:tabs>
+          <w:tab w:val="num" w:pos="1440"/>
+        </w:tabs>
+        <w:ind w:left="1440" w:hanging="360"/>
+      </w:pPr>
+      <w:rPr>
+        <w:rFonts w:hint="default" w:ascii="Courier New" w:hAnsi="Courier New"/>
+        <w:sz w:val="20"/>
+      </w:rPr>
+    </w:lvl>
+    <w:lvl w:ilvl="7" w:tentative="1">
+      <w:start w:val="1"/>
+      <w:numFmt w:val="bullet"/>
+      <w:lvlText w:val=""/>
+      <w:lvlJc w:val="left"/>
+      <w:pPr>
+        <w:tabs>
+          <w:tab w:val="num" w:pos="5760"/>
+        </w:tabs>
+        <w:ind w:left="5760" w:hanging="360"/>
+      </w:pPr>
+      <w:rPr>
+        <w:rFonts w:hint="default" w:ascii="Wingdings" w:hAnsi="Wingdings"/>
+        <w:sz w:val="20"/>
+      </w:rPr>
+    </w:lvl>
+  </w:abstractNum>
+  <w:abstractNum w:abstractNumId="10">
+    <w:lvl w:ilvl="0">
+      <w:start w:val="1"/>
+      <w:numFmt w:val="bullet"/>
+      <w:lvlText w:val=""/>
+      <w:lvlJc w:val="left"/>
+      <w:pPr>
+        <w:ind w:left="420" w:hanging="420"/>
+      </w:pPr>
+      <w:rPr>
+        <w:rFonts w:hint="default" w:ascii="Wingdings" w:hAnsi="Wingdings"/>
+      </w:rPr>
+    </w:lvl>
+  </w:abstractNum>
+  <w:abstractNum w:abstractNumId="11">
+    <w:nsid w:val="64E208B7"/>
+    <w:multiLevelType w:val="multilevel"/>
+    <w:tmpl w:val="EB5480CA"/>
+    <w:lvl w:ilvl="6" w:tentative="1">
+      <w:start w:val="1"/>
+      <w:numFmt w:val="bullet"/>
+      <w:lvlText w:val=""/>
+      <w:lvlJc w:val="left"/>
+      <w:pPr>
+        <w:tabs>
+          <w:tab w:val="num" w:pos="5040"/>
+        </w:tabs>
+        <w:ind w:left="5040" w:hanging="360"/>
+      </w:pPr>
+      <w:rPr>
+        <w:rFonts w:hint="default" w:ascii="Wingdings" w:hAnsi="Wingdings"/>
+        <w:sz w:val="20"/>
+      </w:rPr>
+    </w:lvl>
+    <w:lvl w:ilvl="5" w:tentative="1">
+      <w:start w:val="1"/>
+      <w:numFmt w:val="bullet"/>
+      <w:lvlText w:val=""/>
+      <w:lvlJc w:val="left"/>
+      <w:pPr>
+        <w:tabs>
+          <w:tab w:val="num" w:pos="4320"/>
+        </w:tabs>
+        <w:ind w:left="4320" w:hanging="360"/>
+      </w:pPr>
+      <w:rPr>
+        <w:rFonts w:hint="default" w:ascii="Wingdings" w:hAnsi="Wingdings"/>
+        <w:sz w:val="20"/>
+      </w:rPr>
+    </w:lvl>
+    <w:lvl w:ilvl="2" w:tentative="1">
+      <w:start w:val="1"/>
+      <w:numFmt w:val="bullet"/>
+      <w:lvlText w:val=""/>
+      <w:lvlJc w:val="left"/>
+      <w:pPr>
+        <w:tabs>
+          <w:tab w:val="num" w:pos="2160"/>
+        </w:tabs>
+        <w:ind w:left="2160" w:hanging="360"/>
       </w:pPr>
       <w:rPr>
         <w:rFonts w:hint="default" w:ascii="Wingdings" w:hAnsi="Wingdings"/>
@@ -17330,6 +18226,38 @@
         <w:sz w:val="20"/>
       </w:rPr>
     </w:lvl>
+    <w:lvl w:ilvl="0">
+      <w:start w:val="1"/>
+      <w:numFmt w:val="bullet"/>
+      <w:lvlText w:val=""/>
+      <w:lvlJc w:val="left"/>
+      <w:pPr>
+        <w:tabs>
+          <w:tab w:val="num" w:pos="720"/>
+        </w:tabs>
+        <w:ind w:left="720" w:hanging="360"/>
+      </w:pPr>
+      <w:rPr>
+        <w:rFonts w:hint="default" w:ascii="Symbol" w:hAnsi="Symbol"/>
+        <w:sz w:val="20"/>
+      </w:rPr>
+    </w:lvl>
+    <w:lvl w:ilvl="1" w:tentative="1">
+      <w:start w:val="1"/>
+      <w:numFmt w:val="bullet"/>
+      <w:lvlText w:val="o"/>
+      <w:lvlJc w:val="left"/>
+      <w:pPr>
+        <w:tabs>
+          <w:tab w:val="num" w:pos="1440"/>
+        </w:tabs>
+        <w:ind w:left="1440" w:hanging="360"/>
+      </w:pPr>
+      <w:rPr>
+        <w:rFonts w:hint="default" w:ascii="Courier New" w:hAnsi="Courier New"/>
+        <w:sz w:val="20"/>
+      </w:rPr>
+    </w:lvl>
     <w:lvl w:ilvl="3" w:tentative="1">
       <w:start w:val="1"/>
       <w:numFmt w:val="bullet"/>
@@ -17340,6 +18268,416 @@
           <w:tab w:val="num" w:pos="2880"/>
         </w:tabs>
         <w:ind w:left="2880" w:hanging="360"/>
+      </w:pPr>
+      <w:rPr>
+        <w:rFonts w:hint="default" w:ascii="Wingdings" w:hAnsi="Wingdings"/>
+        <w:sz w:val="20"/>
+      </w:rPr>
+    </w:lvl>
+    <w:lvl w:ilvl="8" w:tentative="1">
+      <w:start w:val="1"/>
+      <w:numFmt w:val="bullet"/>
+      <w:lvlText w:val=""/>
+      <w:lvlJc w:val="left"/>
+      <w:pPr>
+        <w:tabs>
+          <w:tab w:val="num" w:pos="6480"/>
+        </w:tabs>
+        <w:ind w:left="6480" w:hanging="360"/>
+      </w:pPr>
+      <w:rPr>
+        <w:rFonts w:hint="default" w:ascii="Wingdings" w:hAnsi="Wingdings"/>
+        <w:sz w:val="20"/>
+      </w:rPr>
+    </w:lvl>
+    <w:lvl w:ilvl="4" w:tentative="1">
+      <w:start w:val="1"/>
+      <w:numFmt w:val="bullet"/>
+      <w:lvlText w:val=""/>
+      <w:lvlJc w:val="left"/>
+      <w:pPr>
+        <w:tabs>
+          <w:tab w:val="num" w:pos="3600"/>
+        </w:tabs>
+        <w:ind w:left="3600" w:hanging="360"/>
+      </w:pPr>
+      <w:rPr>
+        <w:rFonts w:hint="default" w:ascii="Wingdings" w:hAnsi="Wingdings"/>
+        <w:sz w:val="20"/>
+      </w:rPr>
+    </w:lvl>
+  </w:abstractNum>
+  <w:abstractNum w:abstractNumId="12">
+    <w:lvl w:ilvl="0">
+      <w:start w:val="1"/>
+      <w:numFmt w:val="decimal"/>
+      <w:lvlText w:val="%1."/>
+      <w:lvlJc w:val="left"/>
+      <w:pPr>
+        <w:ind w:left="420" w:hanging="420"/>
+      </w:pPr>
+    </w:lvl>
+  </w:abstractNum>
+  <w:abstractNum w:abstractNumId="13">
+    <w:nsid w:val="03114749"/>
+    <w:multiLevelType w:val="multilevel"/>
+    <w:tmpl w:val="1CB006BA"/>
+    <w:lvl w:ilvl="5" w:tentative="1">
+      <w:start w:val="1"/>
+      <w:numFmt w:val="bullet"/>
+      <w:lvlText w:val=""/>
+      <w:lvlJc w:val="left"/>
+      <w:pPr>
+        <w:tabs>
+          <w:tab w:val="num" w:pos="4320"/>
+        </w:tabs>
+        <w:ind w:left="4320" w:hanging="360"/>
+      </w:pPr>
+      <w:rPr>
+        <w:rFonts w:hint="default" w:ascii="Wingdings" w:hAnsi="Wingdings"/>
+        <w:sz w:val="20"/>
+      </w:rPr>
+    </w:lvl>
+    <w:lvl w:ilvl="2" w:tentative="1">
+      <w:start w:val="1"/>
+      <w:numFmt w:val="bullet"/>
+      <w:lvlText w:val=""/>
+      <w:lvlJc w:val="left"/>
+      <w:pPr>
+        <w:tabs>
+          <w:tab w:val="num" w:pos="2160"/>
+        </w:tabs>
+        <w:ind w:left="2160" w:hanging="360"/>
+      </w:pPr>
+      <w:rPr>
+        <w:rFonts w:hint="default" w:ascii="Wingdings" w:hAnsi="Wingdings"/>
+        <w:sz w:val="20"/>
+      </w:rPr>
+    </w:lvl>
+    <w:lvl w:ilvl="4" w:tentative="1">
+      <w:start w:val="1"/>
+      <w:numFmt w:val="bullet"/>
+      <w:lvlText w:val=""/>
+      <w:lvlJc w:val="left"/>
+      <w:pPr>
+        <w:tabs>
+          <w:tab w:val="num" w:pos="3600"/>
+        </w:tabs>
+        <w:ind w:left="3600" w:hanging="360"/>
+      </w:pPr>
+      <w:rPr>
+        <w:rFonts w:hint="default" w:ascii="Wingdings" w:hAnsi="Wingdings"/>
+        <w:sz w:val="20"/>
+      </w:rPr>
+    </w:lvl>
+    <w:lvl w:ilvl="3" w:tentative="1">
+      <w:start w:val="1"/>
+      <w:numFmt w:val="bullet"/>
+      <w:lvlText w:val=""/>
+      <w:lvlJc w:val="left"/>
+      <w:pPr>
+        <w:tabs>
+          <w:tab w:val="num" w:pos="2880"/>
+        </w:tabs>
+        <w:ind w:left="2880" w:hanging="360"/>
+      </w:pPr>
+      <w:rPr>
+        <w:rFonts w:hint="default" w:ascii="Wingdings" w:hAnsi="Wingdings"/>
+        <w:sz w:val="20"/>
+      </w:rPr>
+    </w:lvl>
+    <w:lvl w:ilvl="0">
+      <w:start w:val="1"/>
+      <w:numFmt w:val="bullet"/>
+      <w:lvlText w:val=""/>
+      <w:lvlJc w:val="left"/>
+      <w:pPr>
+        <w:tabs>
+          <w:tab w:val="num" w:pos="720"/>
+        </w:tabs>
+        <w:ind w:left="720" w:hanging="360"/>
+      </w:pPr>
+      <w:rPr>
+        <w:rFonts w:hint="default" w:ascii="Symbol" w:hAnsi="Symbol"/>
+        <w:sz w:val="20"/>
+      </w:rPr>
+    </w:lvl>
+    <w:lvl w:ilvl="6" w:tentative="1">
+      <w:start w:val="1"/>
+      <w:numFmt w:val="bullet"/>
+      <w:lvlText w:val=""/>
+      <w:lvlJc w:val="left"/>
+      <w:pPr>
+        <w:tabs>
+          <w:tab w:val="num" w:pos="5040"/>
+        </w:tabs>
+        <w:ind w:left="5040" w:hanging="360"/>
+      </w:pPr>
+      <w:rPr>
+        <w:rFonts w:hint="default" w:ascii="Wingdings" w:hAnsi="Wingdings"/>
+        <w:sz w:val="20"/>
+      </w:rPr>
+    </w:lvl>
+    <w:lvl w:ilvl="8" w:tentative="1">
+      <w:start w:val="1"/>
+      <w:numFmt w:val="bullet"/>
+      <w:lvlText w:val=""/>
+      <w:lvlJc w:val="left"/>
+      <w:pPr>
+        <w:tabs>
+          <w:tab w:val="num" w:pos="6480"/>
+        </w:tabs>
+        <w:ind w:left="6480" w:hanging="360"/>
+      </w:pPr>
+      <w:rPr>
+        <w:rFonts w:hint="default" w:ascii="Wingdings" w:hAnsi="Wingdings"/>
+        <w:sz w:val="20"/>
+      </w:rPr>
+    </w:lvl>
+    <w:lvl w:ilvl="7" w:tentative="1">
+      <w:start w:val="1"/>
+      <w:numFmt w:val="bullet"/>
+      <w:lvlText w:val=""/>
+      <w:lvlJc w:val="left"/>
+      <w:pPr>
+        <w:tabs>
+          <w:tab w:val="num" w:pos="5760"/>
+        </w:tabs>
+        <w:ind w:left="5760" w:hanging="360"/>
+      </w:pPr>
+      <w:rPr>
+        <w:rFonts w:hint="default" w:ascii="Wingdings" w:hAnsi="Wingdings"/>
+        <w:sz w:val="20"/>
+      </w:rPr>
+    </w:lvl>
+    <w:lvl w:ilvl="1" w:tentative="1">
+      <w:start w:val="1"/>
+      <w:numFmt w:val="bullet"/>
+      <w:lvlText w:val="o"/>
+      <w:lvlJc w:val="left"/>
+      <w:pPr>
+        <w:tabs>
+          <w:tab w:val="num" w:pos="1440"/>
+        </w:tabs>
+        <w:ind w:left="1440" w:hanging="360"/>
+      </w:pPr>
+      <w:rPr>
+        <w:rFonts w:hint="default" w:ascii="Courier New" w:hAnsi="Courier New"/>
+        <w:sz w:val="20"/>
+      </w:rPr>
+    </w:lvl>
+  </w:abstractNum>
+  <w:abstractNum w:abstractNumId="14">
+    <w:nsid w:val="05FC3172"/>
+    <w:multiLevelType w:val="multilevel"/>
+    <w:tmpl w:val="32E83454"/>
+    <w:lvl w:ilvl="5" w:tentative="1">
+      <w:start w:val="1"/>
+      <w:numFmt w:val="bullet"/>
+      <w:lvlText w:val=""/>
+      <w:lvlJc w:val="left"/>
+      <w:pPr>
+        <w:tabs>
+          <w:tab w:val="num" w:pos="4320"/>
+        </w:tabs>
+        <w:ind w:left="4320" w:hanging="360"/>
+      </w:pPr>
+      <w:rPr>
+        <w:rFonts w:hint="default" w:ascii="Wingdings" w:hAnsi="Wingdings"/>
+        <w:sz w:val="20"/>
+      </w:rPr>
+    </w:lvl>
+    <w:lvl w:ilvl="7" w:tentative="1">
+      <w:start w:val="1"/>
+      <w:numFmt w:val="bullet"/>
+      <w:lvlText w:val=""/>
+      <w:lvlJc w:val="left"/>
+      <w:pPr>
+        <w:tabs>
+          <w:tab w:val="num" w:pos="5760"/>
+        </w:tabs>
+        <w:ind w:left="5760" w:hanging="360"/>
+      </w:pPr>
+      <w:rPr>
+        <w:rFonts w:hint="default" w:ascii="Wingdings" w:hAnsi="Wingdings"/>
+        <w:sz w:val="20"/>
+      </w:rPr>
+    </w:lvl>
+    <w:lvl w:ilvl="1" w:tentative="1">
+      <w:start w:val="1"/>
+      <w:numFmt w:val="bullet"/>
+      <w:lvlText w:val="o"/>
+      <w:lvlJc w:val="left"/>
+      <w:pPr>
+        <w:tabs>
+          <w:tab w:val="num" w:pos="1440"/>
+        </w:tabs>
+        <w:ind w:left="1440" w:hanging="360"/>
+      </w:pPr>
+      <w:rPr>
+        <w:rFonts w:hint="default" w:ascii="Courier New" w:hAnsi="Courier New"/>
+        <w:sz w:val="20"/>
+      </w:rPr>
+    </w:lvl>
+    <w:lvl w:ilvl="0">
+      <w:start w:val="1"/>
+      <w:numFmt w:val="bullet"/>
+      <w:lvlText w:val=""/>
+      <w:lvlJc w:val="left"/>
+      <w:pPr>
+        <w:tabs>
+          <w:tab w:val="num" w:pos="720"/>
+        </w:tabs>
+        <w:ind w:left="720" w:hanging="360"/>
+      </w:pPr>
+      <w:rPr>
+        <w:rFonts w:hint="default" w:ascii="Symbol" w:hAnsi="Symbol"/>
+        <w:sz w:val="20"/>
+      </w:rPr>
+    </w:lvl>
+    <w:lvl w:ilvl="6" w:tentative="1">
+      <w:start w:val="1"/>
+      <w:numFmt w:val="bullet"/>
+      <w:lvlText w:val=""/>
+      <w:lvlJc w:val="left"/>
+      <w:pPr>
+        <w:tabs>
+          <w:tab w:val="num" w:pos="5040"/>
+        </w:tabs>
+        <w:ind w:left="5040" w:hanging="360"/>
+      </w:pPr>
+      <w:rPr>
+        <w:rFonts w:hint="default" w:ascii="Wingdings" w:hAnsi="Wingdings"/>
+        <w:sz w:val="20"/>
+      </w:rPr>
+    </w:lvl>
+    <w:lvl w:ilvl="8" w:tentative="1">
+      <w:start w:val="1"/>
+      <w:numFmt w:val="bullet"/>
+      <w:lvlText w:val=""/>
+      <w:lvlJc w:val="left"/>
+      <w:pPr>
+        <w:tabs>
+          <w:tab w:val="num" w:pos="6480"/>
+        </w:tabs>
+        <w:ind w:left="6480" w:hanging="360"/>
+      </w:pPr>
+      <w:rPr>
+        <w:rFonts w:hint="default" w:ascii="Wingdings" w:hAnsi="Wingdings"/>
+        <w:sz w:val="20"/>
+      </w:rPr>
+    </w:lvl>
+    <w:lvl w:ilvl="4" w:tentative="1">
+      <w:start w:val="1"/>
+      <w:numFmt w:val="bullet"/>
+      <w:lvlText w:val=""/>
+      <w:lvlJc w:val="left"/>
+      <w:pPr>
+        <w:tabs>
+          <w:tab w:val="num" w:pos="3600"/>
+        </w:tabs>
+        <w:ind w:left="3600" w:hanging="360"/>
+      </w:pPr>
+      <w:rPr>
+        <w:rFonts w:hint="default" w:ascii="Wingdings" w:hAnsi="Wingdings"/>
+        <w:sz w:val="20"/>
+      </w:rPr>
+    </w:lvl>
+    <w:lvl w:ilvl="2" w:tentative="1">
+      <w:start w:val="1"/>
+      <w:numFmt w:val="bullet"/>
+      <w:lvlText w:val=""/>
+      <w:lvlJc w:val="left"/>
+      <w:pPr>
+        <w:tabs>
+          <w:tab w:val="num" w:pos="2160"/>
+        </w:tabs>
+        <w:ind w:left="2160" w:hanging="360"/>
+      </w:pPr>
+      <w:rPr>
+        <w:rFonts w:hint="default" w:ascii="Wingdings" w:hAnsi="Wingdings"/>
+        <w:sz w:val="20"/>
+      </w:rPr>
+    </w:lvl>
+    <w:lvl w:ilvl="3" w:tentative="1">
+      <w:start w:val="1"/>
+      <w:numFmt w:val="bullet"/>
+      <w:lvlText w:val=""/>
+      <w:lvlJc w:val="left"/>
+      <w:pPr>
+        <w:tabs>
+          <w:tab w:val="num" w:pos="2880"/>
+        </w:tabs>
+        <w:ind w:left="2880" w:hanging="360"/>
+      </w:pPr>
+      <w:rPr>
+        <w:rFonts w:hint="default" w:ascii="Wingdings" w:hAnsi="Wingdings"/>
+        <w:sz w:val="20"/>
+      </w:rPr>
+    </w:lvl>
+  </w:abstractNum>
+  <w:abstractNum w:abstractNumId="15">
+    <w:nsid w:val="678D6B15"/>
+    <w:multiLevelType w:val="multilevel"/>
+    <w:tmpl w:val="BE707422"/>
+    <w:lvl w:ilvl="6" w:tentative="1">
+      <w:start w:val="1"/>
+      <w:numFmt w:val="bullet"/>
+      <w:lvlText w:val=""/>
+      <w:lvlJc w:val="left"/>
+      <w:pPr>
+        <w:tabs>
+          <w:tab w:val="num" w:pos="5040"/>
+        </w:tabs>
+        <w:ind w:left="5040" w:hanging="360"/>
+      </w:pPr>
+      <w:rPr>
+        <w:rFonts w:hint="default" w:ascii="Wingdings" w:hAnsi="Wingdings"/>
+        <w:sz w:val="20"/>
+      </w:rPr>
+    </w:lvl>
+    <w:lvl w:ilvl="3" w:tentative="1">
+      <w:start w:val="1"/>
+      <w:numFmt w:val="bullet"/>
+      <w:lvlText w:val=""/>
+      <w:lvlJc w:val="left"/>
+      <w:pPr>
+        <w:tabs>
+          <w:tab w:val="num" w:pos="2880"/>
+        </w:tabs>
+        <w:ind w:left="2880" w:hanging="360"/>
+      </w:pPr>
+      <w:rPr>
+        <w:rFonts w:hint="default" w:ascii="Wingdings" w:hAnsi="Wingdings"/>
+        <w:sz w:val="20"/>
+      </w:rPr>
+    </w:lvl>
+    <w:lvl w:ilvl="4" w:tentative="1">
+      <w:start w:val="1"/>
+      <w:numFmt w:val="bullet"/>
+      <w:lvlText w:val=""/>
+      <w:lvlJc w:val="left"/>
+      <w:pPr>
+        <w:tabs>
+          <w:tab w:val="num" w:pos="3600"/>
+        </w:tabs>
+        <w:ind w:left="3600" w:hanging="360"/>
+      </w:pPr>
+      <w:rPr>
+        <w:rFonts w:hint="default" w:ascii="Wingdings" w:hAnsi="Wingdings"/>
+        <w:sz w:val="20"/>
+      </w:rPr>
+    </w:lvl>
+    <w:lvl w:ilvl="8" w:tentative="1">
+      <w:start w:val="1"/>
+      <w:numFmt w:val="bullet"/>
+      <w:lvlText w:val=""/>
+      <w:lvlJc w:val="left"/>
+      <w:pPr>
+        <w:tabs>
+          <w:tab w:val="num" w:pos="6480"/>
+        </w:tabs>
+        <w:ind w:left="6480" w:hanging="360"/>
       </w:pPr>
       <w:rPr>
         <w:rFonts w:hint="default" w:ascii="Wingdings" w:hAnsi="Wingdings"/>
@@ -17362,25 +18700,6 @@
         <w:sz w:val="20"/>
       </w:rPr>
     </w:lvl>
-  </w:abstractNum>
-  <w:abstractNum w:abstractNumId="2">
-    <w:lvl w:ilvl="0">
-      <w:start w:val="1"/>
-      <w:numFmt w:val="bullet"/>
-      <w:lvlText w:val=""/>
-      <w:lvlJc w:val="left"/>
-      <w:pPr>
-        <w:ind w:left="420" w:hanging="420"/>
-      </w:pPr>
-      <w:rPr>
-        <w:rFonts w:hint="default" w:ascii="Wingdings" w:hAnsi="Wingdings"/>
-      </w:rPr>
-    </w:lvl>
-  </w:abstractNum>
-  <w:abstractNum w:abstractNumId="3">
-    <w:nsid w:val="1DB6012D"/>
-    <w:multiLevelType w:val="multilevel"/>
-    <w:tmpl w:val="8758DCB6"/>
     <w:lvl w:ilvl="2" w:tentative="1">
       <w:start w:val="1"/>
       <w:numFmt w:val="bullet"/>
@@ -17445,16 +18764,53 @@
         <w:sz w:val="20"/>
       </w:rPr>
     </w:lvl>
-    <w:lvl w:ilvl="6" w:tentative="1">
+  </w:abstractNum>
+  <w:abstractNum w:abstractNumId="16">
+    <w:nsid w:val="510D3785"/>
+    <w:multiLevelType w:val="multilevel"/>
+    <w:tmpl w:val="73643D5A"/>
+    <w:lvl w:ilvl="5" w:tentative="1">
       <w:start w:val="1"/>
       <w:numFmt w:val="bullet"/>
       <w:lvlText w:val=""/>
       <w:lvlJc w:val="left"/>
       <w:pPr>
         <w:tabs>
-          <w:tab w:val="num" w:pos="5040"/>
+          <w:tab w:val="num" w:pos="4320"/>
         </w:tabs>
-        <w:ind w:left="5040" w:hanging="360"/>
+        <w:ind w:left="4320" w:hanging="360"/>
+      </w:pPr>
+      <w:rPr>
+        <w:rFonts w:hint="default" w:ascii="Wingdings" w:hAnsi="Wingdings"/>
+        <w:sz w:val="20"/>
+      </w:rPr>
+    </w:lvl>
+    <w:lvl w:ilvl="0">
+      <w:start w:val="1"/>
+      <w:numFmt w:val="bullet"/>
+      <w:lvlText w:val=""/>
+      <w:lvlJc w:val="left"/>
+      <w:pPr>
+        <w:tabs>
+          <w:tab w:val="num" w:pos="720"/>
+        </w:tabs>
+        <w:ind w:left="720" w:hanging="360"/>
+      </w:pPr>
+      <w:rPr>
+        <w:rFonts w:hint="default" w:ascii="Symbol" w:hAnsi="Symbol"/>
+        <w:sz w:val="20"/>
+      </w:rPr>
+    </w:lvl>
+    <w:lvl w:ilvl="8" w:tentative="1">
+      <w:start w:val="1"/>
+      <w:numFmt w:val="bullet"/>
+      <w:lvlText w:val=""/>
+      <w:lvlJc w:val="left"/>
+      <w:pPr>
+        <w:tabs>
+          <w:tab w:val="num" w:pos="6480"/>
+        </w:tabs>
+        <w:ind w:left="6480" w:hanging="360"/>
       </w:pPr>
       <w:rPr>
         <w:rFonts w:hint="default" w:ascii="Wingdings" w:hAnsi="Wingdings"/>
@@ -17493,6 +18849,139 @@
         <w:sz w:val="20"/>
       </w:rPr>
     </w:lvl>
+    <w:lvl w:ilvl="6" w:tentative="1">
+      <w:start w:val="1"/>
+      <w:numFmt w:val="bullet"/>
+      <w:lvlText w:val=""/>
+      <w:lvlJc w:val="left"/>
+      <w:pPr>
+        <w:tabs>
+          <w:tab w:val="num" w:pos="5040"/>
+        </w:tabs>
+        <w:ind w:left="5040" w:hanging="360"/>
+      </w:pPr>
+      <w:rPr>
+        <w:rFonts w:hint="default" w:ascii="Wingdings" w:hAnsi="Wingdings"/>
+        <w:sz w:val="20"/>
+      </w:rPr>
+    </w:lvl>
+    <w:lvl w:ilvl="7" w:tentative="1">
+      <w:start w:val="1"/>
+      <w:numFmt w:val="bullet"/>
+      <w:lvlText w:val=""/>
+      <w:lvlJc w:val="left"/>
+      <w:pPr>
+        <w:tabs>
+          <w:tab w:val="num" w:pos="5760"/>
+        </w:tabs>
+        <w:ind w:left="5760" w:hanging="360"/>
+      </w:pPr>
+      <w:rPr>
+        <w:rFonts w:hint="default" w:ascii="Wingdings" w:hAnsi="Wingdings"/>
+        <w:sz w:val="20"/>
+      </w:rPr>
+    </w:lvl>
+    <w:lvl w:ilvl="1" w:tentative="1">
+      <w:start w:val="1"/>
+      <w:numFmt w:val="bullet"/>
+      <w:lvlText w:val="o"/>
+      <w:lvlJc w:val="left"/>
+      <w:pPr>
+        <w:tabs>
+          <w:tab w:val="num" w:pos="1440"/>
+        </w:tabs>
+        <w:ind w:left="1440" w:hanging="360"/>
+      </w:pPr>
+      <w:rPr>
+        <w:rFonts w:hint="default" w:ascii="Courier New" w:hAnsi="Courier New"/>
+        <w:sz w:val="20"/>
+      </w:rPr>
+    </w:lvl>
+    <w:lvl w:ilvl="2" w:tentative="1">
+      <w:start w:val="1"/>
+      <w:numFmt w:val="bullet"/>
+      <w:lvlText w:val=""/>
+      <w:lvlJc w:val="left"/>
+      <w:pPr>
+        <w:tabs>
+          <w:tab w:val="num" w:pos="2160"/>
+        </w:tabs>
+        <w:ind w:left="2160" w:hanging="360"/>
+      </w:pPr>
+      <w:rPr>
+        <w:rFonts w:hint="default" w:ascii="Wingdings" w:hAnsi="Wingdings"/>
+        <w:sz w:val="20"/>
+      </w:rPr>
+    </w:lvl>
+  </w:abstractNum>
+  <w:abstractNum w:abstractNumId="17">
+    <w:nsid w:val="198F4897"/>
+    <w:multiLevelType w:val="multilevel"/>
+    <w:tmpl w:val="180CF65E"/>
+    <w:lvl w:ilvl="1" w:tentative="1">
+      <w:start w:val="1"/>
+      <w:numFmt w:val="bullet"/>
+      <w:lvlText w:val="o"/>
+      <w:lvlJc w:val="left"/>
+      <w:pPr>
+        <w:tabs>
+          <w:tab w:val="num" w:pos="1440"/>
+        </w:tabs>
+        <w:ind w:left="1440" w:hanging="360"/>
+      </w:pPr>
+      <w:rPr>
+        <w:rFonts w:hint="default" w:ascii="Courier New" w:hAnsi="Courier New"/>
+        <w:sz w:val="20"/>
+      </w:rPr>
+    </w:lvl>
+    <w:lvl w:ilvl="4" w:tentative="1">
+      <w:start w:val="1"/>
+      <w:numFmt w:val="bullet"/>
+      <w:lvlText w:val=""/>
+      <w:lvlJc w:val="left"/>
+      <w:pPr>
+        <w:tabs>
+          <w:tab w:val="num" w:pos="3600"/>
+        </w:tabs>
+        <w:ind w:left="3600" w:hanging="360"/>
+      </w:pPr>
+      <w:rPr>
+        <w:rFonts w:hint="default" w:ascii="Wingdings" w:hAnsi="Wingdings"/>
+        <w:sz w:val="20"/>
+      </w:rPr>
+    </w:lvl>
+    <w:lvl w:ilvl="3" w:tentative="1">
+      <w:start w:val="1"/>
+      <w:numFmt w:val="bullet"/>
+      <w:lvlText w:val=""/>
+      <w:lvlJc w:val="left"/>
+      <w:pPr>
+        <w:tabs>
+          <w:tab w:val="num" w:pos="2880"/>
+        </w:tabs>
+        <w:ind w:left="2880" w:hanging="360"/>
+      </w:pPr>
+      <w:rPr>
+        <w:rFonts w:hint="default" w:ascii="Wingdings" w:hAnsi="Wingdings"/>
+        <w:sz w:val="20"/>
+      </w:rPr>
+    </w:lvl>
+    <w:lvl w:ilvl="0">
+      <w:start w:val="1"/>
+      <w:numFmt w:val="bullet"/>
+      <w:lvlText w:val=""/>
+      <w:lvlJc w:val="left"/>
+      <w:pPr>
+        <w:tabs>
+          <w:tab w:val="num" w:pos="720"/>
+        </w:tabs>
+        <w:ind w:left="720" w:hanging="360"/>
+      </w:pPr>
+      <w:rPr>
+        <w:rFonts w:hint="default" w:ascii="Symbol" w:hAnsi="Symbol"/>
+        <w:sz w:val="20"/>
+      </w:rPr>
+    </w:lvl>
     <w:lvl w:ilvl="5" w:tentative="1">
       <w:start w:val="1"/>
       <w:numFmt w:val="bullet"/>
@@ -17525,11 +19014,304 @@
         <w:sz w:val="20"/>
       </w:rPr>
     </w:lvl>
+    <w:lvl w:ilvl="2" w:tentative="1">
+      <w:start w:val="1"/>
+      <w:numFmt w:val="bullet"/>
+      <w:lvlText w:val=""/>
+      <w:lvlJc w:val="left"/>
+      <w:pPr>
+        <w:tabs>
+          <w:tab w:val="num" w:pos="2160"/>
+        </w:tabs>
+        <w:ind w:left="2160" w:hanging="360"/>
+      </w:pPr>
+      <w:rPr>
+        <w:rFonts w:hint="default" w:ascii="Wingdings" w:hAnsi="Wingdings"/>
+        <w:sz w:val="20"/>
+      </w:rPr>
+    </w:lvl>
+    <w:lvl w:ilvl="7" w:tentative="1">
+      <w:start w:val="1"/>
+      <w:numFmt w:val="bullet"/>
+      <w:lvlText w:val=""/>
+      <w:lvlJc w:val="left"/>
+      <w:pPr>
+        <w:tabs>
+          <w:tab w:val="num" w:pos="5760"/>
+        </w:tabs>
+        <w:ind w:left="5760" w:hanging="360"/>
+      </w:pPr>
+      <w:rPr>
+        <w:rFonts w:hint="default" w:ascii="Wingdings" w:hAnsi="Wingdings"/>
+        <w:sz w:val="20"/>
+      </w:rPr>
+    </w:lvl>
+    <w:lvl w:ilvl="6" w:tentative="1">
+      <w:start w:val="1"/>
+      <w:numFmt w:val="bullet"/>
+      <w:lvlText w:val=""/>
+      <w:lvlJc w:val="left"/>
+      <w:pPr>
+        <w:tabs>
+          <w:tab w:val="num" w:pos="5040"/>
+        </w:tabs>
+        <w:ind w:left="5040" w:hanging="360"/>
+      </w:pPr>
+      <w:rPr>
+        <w:rFonts w:hint="default" w:ascii="Wingdings" w:hAnsi="Wingdings"/>
+        <w:sz w:val="20"/>
+      </w:rPr>
+    </w:lvl>
   </w:abstractNum>
-  <w:abstractNum w:abstractNumId="4">
-    <w:nsid w:val="7647587B"/>
+  <w:abstractNum w:abstractNumId="18">
+    <w:nsid w:val="57B62DBE"/>
     <w:multiLevelType w:val="multilevel"/>
-    <w:tmpl w:val="7B90DA8E"/>
+    <w:tmpl w:val="105885A0"/>
+    <w:lvl w:ilvl="7" w:tentative="1">
+      <w:start w:val="1"/>
+      <w:numFmt w:val="bullet"/>
+      <w:lvlText w:val=""/>
+      <w:lvlJc w:val="left"/>
+      <w:pPr>
+        <w:tabs>
+          <w:tab w:val="num" w:pos="5760"/>
+        </w:tabs>
+        <w:ind w:left="5760" w:hanging="360"/>
+      </w:pPr>
+      <w:rPr>
+        <w:rFonts w:hint="default" w:ascii="Wingdings" w:hAnsi="Wingdings"/>
+        <w:sz w:val="20"/>
+      </w:rPr>
+    </w:lvl>
+    <w:lvl w:ilvl="1" w:tentative="1">
+      <w:start w:val="1"/>
+      <w:numFmt w:val="bullet"/>
+      <w:lvlText w:val="o"/>
+      <w:lvlJc w:val="left"/>
+      <w:pPr>
+        <w:tabs>
+          <w:tab w:val="num" w:pos="1440"/>
+        </w:tabs>
+        <w:ind w:left="1440" w:hanging="360"/>
+      </w:pPr>
+      <w:rPr>
+        <w:rFonts w:hint="default" w:ascii="Courier New" w:hAnsi="Courier New"/>
+        <w:sz w:val="20"/>
+      </w:rPr>
+    </w:lvl>
+    <w:lvl w:ilvl="2" w:tentative="1">
+      <w:start w:val="1"/>
+      <w:numFmt w:val="bullet"/>
+      <w:lvlText w:val=""/>
+      <w:lvlJc w:val="left"/>
+      <w:pPr>
+        <w:tabs>
+          <w:tab w:val="num" w:pos="2160"/>
+        </w:tabs>
+        <w:ind w:left="2160" w:hanging="360"/>
+      </w:pPr>
+      <w:rPr>
+        <w:rFonts w:hint="default" w:ascii="Wingdings" w:hAnsi="Wingdings"/>
+        <w:sz w:val="20"/>
+      </w:rPr>
+    </w:lvl>
+    <w:lvl w:ilvl="0">
+      <w:start w:val="1"/>
+      <w:numFmt w:val="bullet"/>
+      <w:lvlText w:val=""/>
+      <w:lvlJc w:val="left"/>
+      <w:pPr>
+        <w:tabs>
+          <w:tab w:val="num" w:pos="720"/>
+        </w:tabs>
+        <w:ind w:left="720" w:hanging="360"/>
+      </w:pPr>
+      <w:rPr>
+        <w:rFonts w:hint="default" w:ascii="Symbol" w:hAnsi="Symbol"/>
+        <w:sz w:val="20"/>
+      </w:rPr>
+    </w:lvl>
+    <w:lvl w:ilvl="5" w:tentative="1">
+      <w:start w:val="1"/>
+      <w:numFmt w:val="bullet"/>
+      <w:lvlText w:val=""/>
+      <w:lvlJc w:val="left"/>
+      <w:pPr>
+        <w:tabs>
+          <w:tab w:val="num" w:pos="4320"/>
+        </w:tabs>
+        <w:ind w:left="4320" w:hanging="360"/>
+      </w:pPr>
+      <w:rPr>
+        <w:rFonts w:hint="default" w:ascii="Wingdings" w:hAnsi="Wingdings"/>
+        <w:sz w:val="20"/>
+      </w:rPr>
+    </w:lvl>
+    <w:lvl w:ilvl="8" w:tentative="1">
+      <w:start w:val="1"/>
+      <w:numFmt w:val="bullet"/>
+      <w:lvlText w:val=""/>
+      <w:lvlJc w:val="left"/>
+      <w:pPr>
+        <w:tabs>
+          <w:tab w:val="num" w:pos="6480"/>
+        </w:tabs>
+        <w:ind w:left="6480" w:hanging="360"/>
+      </w:pPr>
+      <w:rPr>
+        <w:rFonts w:hint="default" w:ascii="Wingdings" w:hAnsi="Wingdings"/>
+        <w:sz w:val="20"/>
+      </w:rPr>
+    </w:lvl>
+    <w:lvl w:ilvl="4" w:tentative="1">
+      <w:start w:val="1"/>
+      <w:numFmt w:val="bullet"/>
+      <w:lvlText w:val=""/>
+      <w:lvlJc w:val="left"/>
+      <w:pPr>
+        <w:tabs>
+          <w:tab w:val="num" w:pos="3600"/>
+        </w:tabs>
+        <w:ind w:left="3600" w:hanging="360"/>
+      </w:pPr>
+      <w:rPr>
+        <w:rFonts w:hint="default" w:ascii="Wingdings" w:hAnsi="Wingdings"/>
+        <w:sz w:val="20"/>
+      </w:rPr>
+    </w:lvl>
+    <w:lvl w:ilvl="3" w:tentative="1">
+      <w:start w:val="1"/>
+      <w:numFmt w:val="bullet"/>
+      <w:lvlText w:val=""/>
+      <w:lvlJc w:val="left"/>
+      <w:pPr>
+        <w:tabs>
+          <w:tab w:val="num" w:pos="2880"/>
+        </w:tabs>
+        <w:ind w:left="2880" w:hanging="360"/>
+      </w:pPr>
+      <w:rPr>
+        <w:rFonts w:hint="default" w:ascii="Wingdings" w:hAnsi="Wingdings"/>
+        <w:sz w:val="20"/>
+      </w:rPr>
+    </w:lvl>
+    <w:lvl w:ilvl="6" w:tentative="1">
+      <w:start w:val="1"/>
+      <w:numFmt w:val="bullet"/>
+      <w:lvlText w:val=""/>
+      <w:lvlJc w:val="left"/>
+      <w:pPr>
+        <w:tabs>
+          <w:tab w:val="num" w:pos="5040"/>
+        </w:tabs>
+        <w:ind w:left="5040" w:hanging="360"/>
+      </w:pPr>
+      <w:rPr>
+        <w:rFonts w:hint="default" w:ascii="Wingdings" w:hAnsi="Wingdings"/>
+        <w:sz w:val="20"/>
+      </w:rPr>
+    </w:lvl>
+  </w:abstractNum>
+  <w:abstractNum w:abstractNumId="19">
+    <w:nsid w:val="7A736933"/>
+    <w:multiLevelType w:val="multilevel"/>
+    <w:tmpl w:val="1CFEC2F2"/>
+    <w:lvl w:ilvl="1" w:tentative="1">
+      <w:start w:val="1"/>
+      <w:numFmt w:val="bullet"/>
+      <w:lvlText w:val="o"/>
+      <w:lvlJc w:val="left"/>
+      <w:pPr>
+        <w:tabs>
+          <w:tab w:val="num" w:pos="1440"/>
+        </w:tabs>
+        <w:ind w:left="1440" w:hanging="360"/>
+      </w:pPr>
+      <w:rPr>
+        <w:rFonts w:hint="default" w:ascii="Courier New" w:hAnsi="Courier New"/>
+        <w:sz w:val="20"/>
+      </w:rPr>
+    </w:lvl>
+    <w:lvl w:ilvl="3" w:tentative="1">
+      <w:start w:val="1"/>
+      <w:numFmt w:val="bullet"/>
+      <w:lvlText w:val=""/>
+      <w:lvlJc w:val="left"/>
+      <w:pPr>
+        <w:tabs>
+          <w:tab w:val="num" w:pos="2880"/>
+        </w:tabs>
+        <w:ind w:left="2880" w:hanging="360"/>
+      </w:pPr>
+      <w:rPr>
+        <w:rFonts w:hint="default" w:ascii="Wingdings" w:hAnsi="Wingdings"/>
+        <w:sz w:val="20"/>
+      </w:rPr>
+    </w:lvl>
+    <w:lvl w:ilvl="8" w:tentative="1">
+      <w:start w:val="1"/>
+      <w:numFmt w:val="bullet"/>
+      <w:lvlText w:val=""/>
+      <w:lvlJc w:val="left"/>
+      <w:pPr>
+        <w:tabs>
+          <w:tab w:val="num" w:pos="6480"/>
+        </w:tabs>
+        <w:ind w:left="6480" w:hanging="360"/>
+      </w:pPr>
+      <w:rPr>
+        <w:rFonts w:hint="default" w:ascii="Wingdings" w:hAnsi="Wingdings"/>
+        <w:sz w:val="20"/>
+      </w:rPr>
+    </w:lvl>
+    <w:lvl w:ilvl="7" w:tentative="1">
+      <w:start w:val="1"/>
+      <w:numFmt w:val="bullet"/>
+      <w:lvlText w:val=""/>
+      <w:lvlJc w:val="left"/>
+      <w:pPr>
+        <w:tabs>
+          <w:tab w:val="num" w:pos="5760"/>
+        </w:tabs>
+        <w:ind w:left="5760" w:hanging="360"/>
+      </w:pPr>
+      <w:rPr>
+        <w:rFonts w:hint="default" w:ascii="Wingdings" w:hAnsi="Wingdings"/>
+        <w:sz w:val="20"/>
+      </w:rPr>
+    </w:lvl>
+    <w:lvl w:ilvl="0">
+      <w:start w:val="1"/>
+      <w:numFmt w:val="bullet"/>
+      <w:lvlText w:val=""/>
+      <w:lvlJc w:val="left"/>
+      <w:pPr>
+        <w:tabs>
+          <w:tab w:val="num" w:pos="720"/>
+        </w:tabs>
+        <w:ind w:left="720" w:hanging="360"/>
+      </w:pPr>
+      <w:rPr>
+        <w:rFonts w:hint="default" w:ascii="Symbol" w:hAnsi="Symbol"/>
+        <w:sz w:val="20"/>
+      </w:rPr>
+    </w:lvl>
+    <w:lvl w:ilvl="6" w:tentative="1">
+      <w:start w:val="1"/>
+      <w:numFmt w:val="bullet"/>
+      <w:lvlText w:val=""/>
+      <w:lvlJc w:val="left"/>
+      <w:pPr>
+        <w:tabs>
+          <w:tab w:val="num" w:pos="5040"/>
+        </w:tabs>
+        <w:ind w:left="5040" w:hanging="360"/>
+      </w:pPr>
+      <w:rPr>
+        <w:rFonts w:hint="default" w:ascii="Wingdings" w:hAnsi="Wingdings"/>
+        <w:sz w:val="20"/>
+      </w:rPr>
+    </w:lvl>
     <w:lvl w:ilvl="5" w:tentative="1">
       <w:start w:val="1"/>
       <w:numFmt w:val="bullet"/>
@@ -17578,16 +19360,69 @@
         <w:sz w:val="20"/>
       </w:rPr>
     </w:lvl>
-    <w:lvl w:ilvl="6" w:tentative="1">
+  </w:abstractNum>
+  <w:abstractNum w:abstractNumId="20">
+    <w:nsid w:val="755D503A"/>
+    <w:multiLevelType w:val="multilevel"/>
+    <w:tmpl w:val="038EB6AA"/>
+    <w:lvl w:ilvl="1" w:tentative="1">
+      <w:start w:val="1"/>
+      <w:numFmt w:val="bullet"/>
+      <w:lvlText w:val="o"/>
+      <w:lvlJc w:val="left"/>
+      <w:pPr>
+        <w:tabs>
+          <w:tab w:val="num" w:pos="1440"/>
+        </w:tabs>
+        <w:ind w:left="1440" w:hanging="360"/>
+      </w:pPr>
+      <w:rPr>
+        <w:rFonts w:hint="default" w:ascii="Courier New" w:hAnsi="Courier New"/>
+        <w:sz w:val="20"/>
+      </w:rPr>
+    </w:lvl>
+    <w:lvl w:ilvl="7" w:tentative="1">
       <w:start w:val="1"/>
       <w:numFmt w:val="bullet"/>
       <w:lvlText w:val=""/>
       <w:lvlJc w:val="left"/>
       <w:pPr>
         <w:tabs>
-          <w:tab w:val="num" w:pos="5040"/>
+          <w:tab w:val="num" w:pos="5760"/>
         </w:tabs>
-        <w:ind w:left="5040" w:hanging="360"/>
+        <w:ind w:left="5760" w:hanging="360"/>
+      </w:pPr>
+      <w:rPr>
+        <w:rFonts w:hint="default" w:ascii="Wingdings" w:hAnsi="Wingdings"/>
+        <w:sz w:val="20"/>
+      </w:rPr>
+    </w:lvl>
+    <w:lvl w:ilvl="2" w:tentative="1">
+      <w:start w:val="1"/>
+      <w:numFmt w:val="bullet"/>
+      <w:lvlText w:val=""/>
+      <w:lvlJc w:val="left"/>
+      <w:pPr>
+        <w:tabs>
+          <w:tab w:val="num" w:pos="2160"/>
+        </w:tabs>
+        <w:ind w:left="2160" w:hanging="360"/>
+      </w:pPr>
+      <w:rPr>
+        <w:rFonts w:hint="default" w:ascii="Wingdings" w:hAnsi="Wingdings"/>
+        <w:sz w:val="20"/>
+      </w:rPr>
+    </w:lvl>
+    <w:lvl w:ilvl="5" w:tentative="1">
+      <w:start w:val="1"/>
+      <w:numFmt w:val="bullet"/>
+      <w:lvlText w:val=""/>
+      <w:lvlJc w:val="left"/>
+      <w:pPr>
+        <w:tabs>
+          <w:tab w:val="num" w:pos="4320"/>
+        </w:tabs>
+        <w:ind w:left="4320" w:hanging="360"/>
       </w:pPr>
       <w:rPr>
         <w:rFonts w:hint="default" w:ascii="Wingdings" w:hAnsi="Wingdings"/>
@@ -17610,6 +19445,22 @@
         <w:sz w:val="20"/>
       </w:rPr>
     </w:lvl>
+    <w:lvl w:ilvl="8" w:tentative="1">
+      <w:start w:val="1"/>
+      <w:numFmt w:val="bullet"/>
+      <w:lvlText w:val=""/>
+      <w:lvlJc w:val="left"/>
+      <w:pPr>
+        <w:tabs>
+          <w:tab w:val="num" w:pos="6480"/>
+        </w:tabs>
+        <w:ind w:left="6480" w:hanging="360"/>
+      </w:pPr>
+      <w:rPr>
+        <w:rFonts w:hint="default" w:ascii="Wingdings" w:hAnsi="Wingdings"/>
+        <w:sz w:val="20"/>
+      </w:rPr>
+    </w:lvl>
     <w:lvl w:ilvl="3" w:tentative="1">
       <w:start w:val="1"/>
       <w:numFmt w:val="bullet"/>
@@ -17620,6 +19471,171 @@
           <w:tab w:val="num" w:pos="2880"/>
         </w:tabs>
         <w:ind w:left="2880" w:hanging="360"/>
+      </w:pPr>
+      <w:rPr>
+        <w:rFonts w:hint="default" w:ascii="Wingdings" w:hAnsi="Wingdings"/>
+        <w:sz w:val="20"/>
+      </w:rPr>
+    </w:lvl>
+    <w:lvl w:ilvl="4" w:tentative="1">
+      <w:start w:val="1"/>
+      <w:numFmt w:val="bullet"/>
+      <w:lvlText w:val=""/>
+      <w:lvlJc w:val="left"/>
+      <w:pPr>
+        <w:tabs>
+          <w:tab w:val="num" w:pos="3600"/>
+        </w:tabs>
+        <w:ind w:left="3600" w:hanging="360"/>
+      </w:pPr>
+      <w:rPr>
+        <w:rFonts w:hint="default" w:ascii="Wingdings" w:hAnsi="Wingdings"/>
+        <w:sz w:val="20"/>
+      </w:rPr>
+    </w:lvl>
+    <w:lvl w:ilvl="6" w:tentative="1">
+      <w:start w:val="1"/>
+      <w:numFmt w:val="bullet"/>
+      <w:lvlText w:val=""/>
+      <w:lvlJc w:val="left"/>
+      <w:pPr>
+        <w:tabs>
+          <w:tab w:val="num" w:pos="5040"/>
+        </w:tabs>
+        <w:ind w:left="5040" w:hanging="360"/>
+      </w:pPr>
+      <w:rPr>
+        <w:rFonts w:hint="default" w:ascii="Wingdings" w:hAnsi="Wingdings"/>
+        <w:sz w:val="20"/>
+      </w:rPr>
+    </w:lvl>
+  </w:abstractNum>
+  <w:abstractNum w:abstractNumId="21">
+    <w:nsid w:val="05B40589"/>
+    <w:multiLevelType w:val="multilevel"/>
+    <w:tmpl w:val="347C040C"/>
+    <w:lvl w:ilvl="2" w:tentative="1">
+      <w:start w:val="1"/>
+      <w:numFmt w:val="bullet"/>
+      <w:lvlText w:val=""/>
+      <w:lvlJc w:val="left"/>
+      <w:pPr>
+        <w:tabs>
+          <w:tab w:val="num" w:pos="2160"/>
+        </w:tabs>
+        <w:ind w:left="2160" w:hanging="360"/>
+      </w:pPr>
+      <w:rPr>
+        <w:rFonts w:hint="default" w:ascii="Wingdings" w:hAnsi="Wingdings"/>
+        <w:sz w:val="20"/>
+      </w:rPr>
+    </w:lvl>
+    <w:lvl w:ilvl="1" w:tentative="1">
+      <w:start w:val="1"/>
+      <w:numFmt w:val="bullet"/>
+      <w:lvlText w:val="o"/>
+      <w:lvlJc w:val="left"/>
+      <w:pPr>
+        <w:tabs>
+          <w:tab w:val="num" w:pos="1440"/>
+        </w:tabs>
+        <w:ind w:left="1440" w:hanging="360"/>
+      </w:pPr>
+      <w:rPr>
+        <w:rFonts w:hint="default" w:ascii="Courier New" w:hAnsi="Courier New"/>
+        <w:sz w:val="20"/>
+      </w:rPr>
+    </w:lvl>
+    <w:lvl w:ilvl="7" w:tentative="1">
+      <w:start w:val="1"/>
+      <w:numFmt w:val="bullet"/>
+      <w:lvlText w:val=""/>
+      <w:lvlJc w:val="left"/>
+      <w:pPr>
+        <w:tabs>
+          <w:tab w:val="num" w:pos="5760"/>
+        </w:tabs>
+        <w:ind w:left="5760" w:hanging="360"/>
+      </w:pPr>
+      <w:rPr>
+        <w:rFonts w:hint="default" w:ascii="Wingdings" w:hAnsi="Wingdings"/>
+        <w:sz w:val="20"/>
+      </w:rPr>
+    </w:lvl>
+    <w:lvl w:ilvl="0">
+      <w:start w:val="1"/>
+      <w:numFmt w:val="bullet"/>
+      <w:lvlText w:val=""/>
+      <w:lvlJc w:val="left"/>
+      <w:pPr>
+        <w:tabs>
+          <w:tab w:val="num" w:pos="720"/>
+        </w:tabs>
+        <w:ind w:left="720" w:hanging="360"/>
+      </w:pPr>
+      <w:rPr>
+        <w:rFonts w:hint="default" w:ascii="Symbol" w:hAnsi="Symbol"/>
+        <w:sz w:val="20"/>
+      </w:rPr>
+    </w:lvl>
+    <w:lvl w:ilvl="3" w:tentative="1">
+      <w:start w:val="1"/>
+      <w:numFmt w:val="bullet"/>
+      <w:lvlText w:val=""/>
+      <w:lvlJc w:val="left"/>
+      <w:pPr>
+        <w:tabs>
+          <w:tab w:val="num" w:pos="2880"/>
+        </w:tabs>
+        <w:ind w:left="2880" w:hanging="360"/>
+      </w:pPr>
+      <w:rPr>
+        <w:rFonts w:hint="default" w:ascii="Wingdings" w:hAnsi="Wingdings"/>
+        <w:sz w:val="20"/>
+      </w:rPr>
+    </w:lvl>
+    <w:lvl w:ilvl="6" w:tentative="1">
+      <w:start w:val="1"/>
+      <w:numFmt w:val="bullet"/>
+      <w:lvlText w:val=""/>
+      <w:lvlJc w:val="left"/>
+      <w:pPr>
+        <w:tabs>
+          <w:tab w:val="num" w:pos="5040"/>
+        </w:tabs>
+        <w:ind w:left="5040" w:hanging="360"/>
+      </w:pPr>
+      <w:rPr>
+        <w:rFonts w:hint="default" w:ascii="Wingdings" w:hAnsi="Wingdings"/>
+        <w:sz w:val="20"/>
+      </w:rPr>
+    </w:lvl>
+    <w:lvl w:ilvl="4" w:tentative="1">
+      <w:start w:val="1"/>
+      <w:numFmt w:val="bullet"/>
+      <w:lvlText w:val=""/>
+      <w:lvlJc w:val="left"/>
+      <w:pPr>
+        <w:tabs>
+          <w:tab w:val="num" w:pos="3600"/>
+        </w:tabs>
+        <w:ind w:left="3600" w:hanging="360"/>
+      </w:pPr>
+      <w:rPr>
+        <w:rFonts w:hint="default" w:ascii="Wingdings" w:hAnsi="Wingdings"/>
+        <w:sz w:val="20"/>
+      </w:rPr>
+    </w:lvl>
+    <w:lvl w:ilvl="5" w:tentative="1">
+      <w:start w:val="1"/>
+      <w:numFmt w:val="bullet"/>
+      <w:lvlText w:val=""/>
+      <w:lvlJc w:val="left"/>
+      <w:pPr>
+        <w:tabs>
+          <w:tab w:val="num" w:pos="4320"/>
+        </w:tabs>
+        <w:ind w:left="4320" w:hanging="360"/>
       </w:pPr>
       <w:rPr>
         <w:rFonts w:hint="default" w:ascii="Wingdings" w:hAnsi="Wingdings"/>
@@ -17642,16 +19658,101 @@
         <w:sz w:val="20"/>
       </w:rPr>
     </w:lvl>
-    <w:lvl w:ilvl="7" w:tentative="1">
+  </w:abstractNum>
+  <w:abstractNum w:abstractNumId="22">
+    <w:nsid w:val="5B4E0643"/>
+    <w:multiLevelType w:val="multilevel"/>
+    <w:tmpl w:val="D848C494"/>
+    <w:lvl w:ilvl="6" w:tentative="1">
       <w:start w:val="1"/>
       <w:numFmt w:val="bullet"/>
       <w:lvlText w:val=""/>
       <w:lvlJc w:val="left"/>
       <w:pPr>
         <w:tabs>
-          <w:tab w:val="num" w:pos="5760"/>
+          <w:tab w:val="num" w:pos="5040"/>
         </w:tabs>
-        <w:ind w:left="5760" w:hanging="360"/>
+        <w:ind w:left="5040" w:hanging="360"/>
+      </w:pPr>
+      <w:rPr>
+        <w:rFonts w:hint="default" w:ascii="Wingdings" w:hAnsi="Wingdings"/>
+        <w:sz w:val="20"/>
+      </w:rPr>
+    </w:lvl>
+    <w:lvl w:ilvl="3" w:tentative="1">
+      <w:start w:val="1"/>
+      <w:numFmt w:val="bullet"/>
+      <w:lvlText w:val=""/>
+      <w:lvlJc w:val="left"/>
+      <w:pPr>
+        <w:tabs>
+          <w:tab w:val="num" w:pos="2880"/>
+        </w:tabs>
+        <w:ind w:left="2880" w:hanging="360"/>
+      </w:pPr>
+      <w:rPr>
+        <w:rFonts w:hint="default" w:ascii="Wingdings" w:hAnsi="Wingdings"/>
+        <w:sz w:val="20"/>
+      </w:rPr>
+    </w:lvl>
+    <w:lvl w:ilvl="4" w:tentative="1">
+      <w:start w:val="1"/>
+      <w:numFmt w:val="bullet"/>
+      <w:lvlText w:val=""/>
+      <w:lvlJc w:val="left"/>
+      <w:pPr>
+        <w:tabs>
+          <w:tab w:val="num" w:pos="3600"/>
+        </w:tabs>
+        <w:ind w:left="3600" w:hanging="360"/>
+      </w:pPr>
+      <w:rPr>
+        <w:rFonts w:hint="default" w:ascii="Wingdings" w:hAnsi="Wingdings"/>
+        <w:sz w:val="20"/>
+      </w:rPr>
+    </w:lvl>
+    <w:lvl w:ilvl="5" w:tentative="1">
+      <w:start w:val="1"/>
+      <w:numFmt w:val="bullet"/>
+      <w:lvlText w:val=""/>
+      <w:lvlJc w:val="left"/>
+      <w:pPr>
+        <w:tabs>
+          <w:tab w:val="num" w:pos="4320"/>
+        </w:tabs>
+        <w:ind w:left="4320" w:hanging="360"/>
+      </w:pPr>
+      <w:rPr>
+        <w:rFonts w:hint="default" w:ascii="Wingdings" w:hAnsi="Wingdings"/>
+        <w:sz w:val="20"/>
+      </w:rPr>
+    </w:lvl>
+    <w:lvl w:ilvl="8" w:tentative="1">
+      <w:start w:val="1"/>
+      <w:numFmt w:val="bullet"/>
+      <w:lvlText w:val=""/>
+      <w:lvlJc w:val="left"/>
+      <w:pPr>
+        <w:tabs>
+          <w:tab w:val="num" w:pos="6480"/>
+        </w:tabs>
+        <w:ind w:left="6480" w:hanging="360"/>
+      </w:pPr>
+      <w:rPr>
+        <w:rFonts w:hint="default" w:ascii="Wingdings" w:hAnsi="Wingdings"/>
+        <w:sz w:val="20"/>
+      </w:rPr>
+    </w:lvl>
+    <w:lvl w:ilvl="2" w:tentative="1">
+      <w:start w:val="1"/>
+      <w:numFmt w:val="bullet"/>
+      <w:lvlText w:val=""/>
+      <w:lvlJc w:val="left"/>
+      <w:pPr>
+        <w:tabs>
+          <w:tab w:val="num" w:pos="2160"/>
+        </w:tabs>
+        <w:ind w:left="2160" w:hanging="360"/>
       </w:pPr>
       <w:rPr>
         <w:rFonts w:hint="default" w:ascii="Wingdings" w:hAnsi="Wingdings"/>
@@ -17674,11 +19775,6 @@
         <w:sz w:val="20"/>
       </w:rPr>
     </w:lvl>
-  </w:abstractNum>
-  <w:abstractNum w:abstractNumId="5">
-    <w:nsid w:val="6C4C76C6"/>
-    <w:multiLevelType w:val="multilevel"/>
-    <w:tmpl w:val="A6EC3C5C"/>
     <w:lvl w:ilvl="7" w:tentative="1">
       <w:start w:val="1"/>
       <w:numFmt w:val="bullet"/>
@@ -17689,6 +19785,422 @@
           <w:tab w:val="num" w:pos="5760"/>
         </w:tabs>
         <w:ind w:left="5760" w:hanging="360"/>
+      </w:pPr>
+      <w:rPr>
+        <w:rFonts w:hint="default" w:ascii="Wingdings" w:hAnsi="Wingdings"/>
+        <w:sz w:val="20"/>
+      </w:rPr>
+    </w:lvl>
+    <w:lvl w:ilvl="0">
+      <w:start w:val="1"/>
+      <w:numFmt w:val="bullet"/>
+      <w:lvlText w:val=""/>
+      <w:lvlJc w:val="left"/>
+      <w:pPr>
+        <w:tabs>
+          <w:tab w:val="num" w:pos="720"/>
+        </w:tabs>
+        <w:ind w:left="720" w:hanging="360"/>
+      </w:pPr>
+      <w:rPr>
+        <w:rFonts w:hint="default" w:ascii="Symbol" w:hAnsi="Symbol"/>
+        <w:sz w:val="20"/>
+      </w:rPr>
+    </w:lvl>
+  </w:abstractNum>
+  <w:abstractNum w:abstractNumId="23">
+    <w:lvl w:ilvl="0">
+      <w:start w:val="1"/>
+      <w:numFmt w:val="decimal"/>
+      <w:lvlText w:val="%1."/>
+      <w:lvlJc w:val="left"/>
+      <w:pPr>
+        <w:ind w:left="420" w:hanging="420"/>
+      </w:pPr>
+    </w:lvl>
+  </w:abstractNum>
+  <w:abstractNum w:abstractNumId="24">
+    <w:lvl w:ilvl="0">
+      <w:start w:val="1"/>
+      <w:numFmt w:val="decimal"/>
+      <w:lvlText w:val="%1."/>
+      <w:lvlJc w:val="left"/>
+      <w:pPr>
+        <w:ind w:left="420" w:hanging="420"/>
+      </w:pPr>
+    </w:lvl>
+  </w:abstractNum>
+  <w:abstractNum w:abstractNumId="25">
+    <w:nsid w:val="756E4A92"/>
+    <w:multiLevelType w:val="multilevel"/>
+    <w:tmpl w:val="0C0A4BFA"/>
+    <w:lvl w:ilvl="7" w:tentative="1">
+      <w:start w:val="1"/>
+      <w:numFmt w:val="bullet"/>
+      <w:lvlText w:val=""/>
+      <w:lvlJc w:val="left"/>
+      <w:pPr>
+        <w:tabs>
+          <w:tab w:val="num" w:pos="5760"/>
+        </w:tabs>
+        <w:ind w:left="5760" w:hanging="360"/>
+      </w:pPr>
+      <w:rPr>
+        <w:rFonts w:hint="default" w:ascii="Wingdings" w:hAnsi="Wingdings"/>
+        <w:sz w:val="20"/>
+      </w:rPr>
+    </w:lvl>
+    <w:lvl w:ilvl="1" w:tentative="1">
+      <w:start w:val="1"/>
+      <w:numFmt w:val="bullet"/>
+      <w:lvlText w:val="o"/>
+      <w:lvlJc w:val="left"/>
+      <w:pPr>
+        <w:tabs>
+          <w:tab w:val="num" w:pos="1440"/>
+        </w:tabs>
+        <w:ind w:left="1440" w:hanging="360"/>
+      </w:pPr>
+      <w:rPr>
+        <w:rFonts w:hint="default" w:ascii="Courier New" w:hAnsi="Courier New"/>
+        <w:sz w:val="20"/>
+      </w:rPr>
+    </w:lvl>
+    <w:lvl w:ilvl="5" w:tentative="1">
+      <w:start w:val="1"/>
+      <w:numFmt w:val="bullet"/>
+      <w:lvlText w:val=""/>
+      <w:lvlJc w:val="left"/>
+      <w:pPr>
+        <w:tabs>
+          <w:tab w:val="num" w:pos="4320"/>
+        </w:tabs>
+        <w:ind w:left="4320" w:hanging="360"/>
+      </w:pPr>
+      <w:rPr>
+        <w:rFonts w:hint="default" w:ascii="Wingdings" w:hAnsi="Wingdings"/>
+        <w:sz w:val="20"/>
+      </w:rPr>
+    </w:lvl>
+    <w:lvl w:ilvl="2" w:tentative="1">
+      <w:start w:val="1"/>
+      <w:numFmt w:val="bullet"/>
+      <w:lvlText w:val=""/>
+      <w:lvlJc w:val="left"/>
+      <w:pPr>
+        <w:tabs>
+          <w:tab w:val="num" w:pos="2160"/>
+        </w:tabs>
+        <w:ind w:left="2160" w:hanging="360"/>
+      </w:pPr>
+      <w:rPr>
+        <w:rFonts w:hint="default" w:ascii="Wingdings" w:hAnsi="Wingdings"/>
+        <w:sz w:val="20"/>
+      </w:rPr>
+    </w:lvl>
+    <w:lvl w:ilvl="3" w:tentative="1">
+      <w:start w:val="1"/>
+      <w:numFmt w:val="bullet"/>
+      <w:lvlText w:val=""/>
+      <w:lvlJc w:val="left"/>
+      <w:pPr>
+        <w:tabs>
+          <w:tab w:val="num" w:pos="2880"/>
+        </w:tabs>
+        <w:ind w:left="2880" w:hanging="360"/>
+      </w:pPr>
+      <w:rPr>
+        <w:rFonts w:hint="default" w:ascii="Wingdings" w:hAnsi="Wingdings"/>
+        <w:sz w:val="20"/>
+      </w:rPr>
+    </w:lvl>
+    <w:lvl w:ilvl="0">
+      <w:start w:val="1"/>
+      <w:numFmt w:val="bullet"/>
+      <w:lvlText w:val=""/>
+      <w:lvlJc w:val="left"/>
+      <w:pPr>
+        <w:tabs>
+          <w:tab w:val="num" w:pos="720"/>
+        </w:tabs>
+        <w:ind w:left="720" w:hanging="360"/>
+      </w:pPr>
+      <w:rPr>
+        <w:rFonts w:hint="default" w:ascii="Symbol" w:hAnsi="Symbol"/>
+        <w:sz w:val="20"/>
+      </w:rPr>
+    </w:lvl>
+    <w:lvl w:ilvl="6" w:tentative="1">
+      <w:start w:val="1"/>
+      <w:numFmt w:val="bullet"/>
+      <w:lvlText w:val=""/>
+      <w:lvlJc w:val="left"/>
+      <w:pPr>
+        <w:tabs>
+          <w:tab w:val="num" w:pos="5040"/>
+        </w:tabs>
+        <w:ind w:left="5040" w:hanging="360"/>
+      </w:pPr>
+      <w:rPr>
+        <w:rFonts w:hint="default" w:ascii="Wingdings" w:hAnsi="Wingdings"/>
+        <w:sz w:val="20"/>
+      </w:rPr>
+    </w:lvl>
+    <w:lvl w:ilvl="4" w:tentative="1">
+      <w:start w:val="1"/>
+      <w:numFmt w:val="bullet"/>
+      <w:lvlText w:val=""/>
+      <w:lvlJc w:val="left"/>
+      <w:pPr>
+        <w:tabs>
+          <w:tab w:val="num" w:pos="3600"/>
+        </w:tabs>
+        <w:ind w:left="3600" w:hanging="360"/>
+      </w:pPr>
+      <w:rPr>
+        <w:rFonts w:hint="default" w:ascii="Wingdings" w:hAnsi="Wingdings"/>
+        <w:sz w:val="20"/>
+      </w:rPr>
+    </w:lvl>
+    <w:lvl w:ilvl="8" w:tentative="1">
+      <w:start w:val="1"/>
+      <w:numFmt w:val="bullet"/>
+      <w:lvlText w:val=""/>
+      <w:lvlJc w:val="left"/>
+      <w:pPr>
+        <w:tabs>
+          <w:tab w:val="num" w:pos="6480"/>
+        </w:tabs>
+        <w:ind w:left="6480" w:hanging="360"/>
+      </w:pPr>
+      <w:rPr>
+        <w:rFonts w:hint="default" w:ascii="Wingdings" w:hAnsi="Wingdings"/>
+        <w:sz w:val="20"/>
+      </w:rPr>
+    </w:lvl>
+  </w:abstractNum>
+  <w:abstractNum w:abstractNumId="26">
+    <w:nsid w:val="6C4C76C6"/>
+    <w:multiLevelType w:val="multilevel"/>
+    <w:tmpl w:val="A6EC3C5C"/>
+    <w:lvl w:ilvl="3" w:tentative="1">
+      <w:start w:val="1"/>
+      <w:numFmt w:val="bullet"/>
+      <w:lvlText w:val=""/>
+      <w:lvlJc w:val="left"/>
+      <w:pPr>
+        <w:tabs>
+          <w:tab w:val="num" w:pos="2880"/>
+        </w:tabs>
+        <w:ind w:left="2880" w:hanging="360"/>
+      </w:pPr>
+      <w:rPr>
+        <w:rFonts w:hint="default" w:ascii="Wingdings" w:hAnsi="Wingdings"/>
+        <w:sz w:val="20"/>
+      </w:rPr>
+    </w:lvl>
+    <w:lvl w:ilvl="4" w:tentative="1">
+      <w:start w:val="1"/>
+      <w:numFmt w:val="bullet"/>
+      <w:lvlText w:val=""/>
+      <w:lvlJc w:val="left"/>
+      <w:pPr>
+        <w:tabs>
+          <w:tab w:val="num" w:pos="3600"/>
+        </w:tabs>
+        <w:ind w:left="3600" w:hanging="360"/>
+      </w:pPr>
+      <w:rPr>
+        <w:rFonts w:hint="default" w:ascii="Wingdings" w:hAnsi="Wingdings"/>
+        <w:sz w:val="20"/>
+      </w:rPr>
+    </w:lvl>
+    <w:lvl w:ilvl="0">
+      <w:start w:val="1"/>
+      <w:numFmt w:val="bullet"/>
+      <w:lvlText w:val=""/>
+      <w:lvlJc w:val="left"/>
+      <w:pPr>
+        <w:tabs>
+          <w:tab w:val="num" w:pos="720"/>
+        </w:tabs>
+        <w:ind w:left="720" w:hanging="360"/>
+      </w:pPr>
+      <w:rPr>
+        <w:rFonts w:hint="default" w:ascii="Symbol" w:hAnsi="Symbol"/>
+        <w:sz w:val="20"/>
+      </w:rPr>
+    </w:lvl>
+    <w:lvl w:ilvl="5" w:tentative="1">
+      <w:start w:val="1"/>
+      <w:numFmt w:val="bullet"/>
+      <w:lvlText w:val=""/>
+      <w:lvlJc w:val="left"/>
+      <w:pPr>
+        <w:tabs>
+          <w:tab w:val="num" w:pos="4320"/>
+        </w:tabs>
+        <w:ind w:left="4320" w:hanging="360"/>
+      </w:pPr>
+      <w:rPr>
+        <w:rFonts w:hint="default" w:ascii="Wingdings" w:hAnsi="Wingdings"/>
+        <w:sz w:val="20"/>
+      </w:rPr>
+    </w:lvl>
+    <w:lvl w:ilvl="8" w:tentative="1">
+      <w:start w:val="1"/>
+      <w:numFmt w:val="bullet"/>
+      <w:lvlText w:val=""/>
+      <w:lvlJc w:val="left"/>
+      <w:pPr>
+        <w:tabs>
+          <w:tab w:val="num" w:pos="6480"/>
+        </w:tabs>
+        <w:ind w:left="6480" w:hanging="360"/>
+      </w:pPr>
+      <w:rPr>
+        <w:rFonts w:hint="default" w:ascii="Wingdings" w:hAnsi="Wingdings"/>
+        <w:sz w:val="20"/>
+      </w:rPr>
+    </w:lvl>
+    <w:lvl w:ilvl="2" w:tentative="1">
+      <w:start w:val="1"/>
+      <w:numFmt w:val="bullet"/>
+      <w:lvlText w:val=""/>
+      <w:lvlJc w:val="left"/>
+      <w:pPr>
+        <w:tabs>
+          <w:tab w:val="num" w:pos="2160"/>
+        </w:tabs>
+        <w:ind w:left="2160" w:hanging="360"/>
+      </w:pPr>
+      <w:rPr>
+        <w:rFonts w:hint="default" w:ascii="Wingdings" w:hAnsi="Wingdings"/>
+        <w:sz w:val="20"/>
+      </w:rPr>
+    </w:lvl>
+    <w:lvl w:ilvl="6" w:tentative="1">
+      <w:start w:val="1"/>
+      <w:numFmt w:val="bullet"/>
+      <w:lvlText w:val=""/>
+      <w:lvlJc w:val="left"/>
+      <w:pPr>
+        <w:tabs>
+          <w:tab w:val="num" w:pos="5040"/>
+        </w:tabs>
+        <w:ind w:left="5040" w:hanging="360"/>
+      </w:pPr>
+      <w:rPr>
+        <w:rFonts w:hint="default" w:ascii="Wingdings" w:hAnsi="Wingdings"/>
+        <w:sz w:val="20"/>
+      </w:rPr>
+    </w:lvl>
+    <w:lvl w:ilvl="7" w:tentative="1">
+      <w:start w:val="1"/>
+      <w:numFmt w:val="bullet"/>
+      <w:lvlText w:val=""/>
+      <w:lvlJc w:val="left"/>
+      <w:pPr>
+        <w:tabs>
+          <w:tab w:val="num" w:pos="5760"/>
+        </w:tabs>
+        <w:ind w:left="5760" w:hanging="360"/>
+      </w:pPr>
+      <w:rPr>
+        <w:rFonts w:hint="default" w:ascii="Wingdings" w:hAnsi="Wingdings"/>
+        <w:sz w:val="20"/>
+      </w:rPr>
+    </w:lvl>
+    <w:lvl w:ilvl="1" w:tentative="1">
+      <w:start w:val="1"/>
+      <w:numFmt w:val="bullet"/>
+      <w:lvlText w:val="o"/>
+      <w:lvlJc w:val="left"/>
+      <w:pPr>
+        <w:tabs>
+          <w:tab w:val="num" w:pos="1440"/>
+        </w:tabs>
+        <w:ind w:left="1440" w:hanging="360"/>
+      </w:pPr>
+      <w:rPr>
+        <w:rFonts w:hint="default" w:ascii="Courier New" w:hAnsi="Courier New"/>
+        <w:sz w:val="20"/>
+      </w:rPr>
+    </w:lvl>
+  </w:abstractNum>
+  <w:abstractNum w:abstractNumId="27">
+    <w:lvl w:ilvl="0">
+      <w:start w:val="1"/>
+      <w:numFmt w:val="decimal"/>
+      <w:lvlText w:val="%1."/>
+      <w:lvlJc w:val="left"/>
+      <w:pPr>
+        <w:ind w:left="420" w:hanging="420"/>
+      </w:pPr>
+    </w:lvl>
+  </w:abstractNum>
+  <w:abstractNum w:abstractNumId="28">
+    <w:nsid w:val="1448493D"/>
+    <w:multiLevelType w:val="multilevel"/>
+    <w:tmpl w:val="CB1A5D0E"/>
+    <w:lvl w:ilvl="8" w:tentative="1">
+      <w:start w:val="1"/>
+      <w:numFmt w:val="bullet"/>
+      <w:lvlText w:val=""/>
+      <w:lvlJc w:val="left"/>
+      <w:pPr>
+        <w:tabs>
+          <w:tab w:val="num" w:pos="6480"/>
+        </w:tabs>
+        <w:ind w:left="6480" w:hanging="360"/>
+      </w:pPr>
+      <w:rPr>
+        <w:rFonts w:hint="default" w:ascii="Wingdings" w:hAnsi="Wingdings"/>
+        <w:sz w:val="20"/>
+      </w:rPr>
+    </w:lvl>
+    <w:lvl w:ilvl="3" w:tentative="1">
+      <w:start w:val="1"/>
+      <w:numFmt w:val="bullet"/>
+      <w:lvlText w:val=""/>
+      <w:lvlJc w:val="left"/>
+      <w:pPr>
+        <w:tabs>
+          <w:tab w:val="num" w:pos="2880"/>
+        </w:tabs>
+        <w:ind w:left="2880" w:hanging="360"/>
+      </w:pPr>
+      <w:rPr>
+        <w:rFonts w:hint="default" w:ascii="Wingdings" w:hAnsi="Wingdings"/>
+        <w:sz w:val="20"/>
+      </w:rPr>
+    </w:lvl>
+    <w:lvl w:ilvl="2" w:tentative="1">
+      <w:start w:val="1"/>
+      <w:numFmt w:val="bullet"/>
+      <w:lvlText w:val=""/>
+      <w:lvlJc w:val="left"/>
+      <w:pPr>
+        <w:tabs>
+          <w:tab w:val="num" w:pos="2160"/>
+        </w:tabs>
+        <w:ind w:left="2160" w:hanging="360"/>
+      </w:pPr>
+      <w:rPr>
+        <w:rFonts w:hint="default" w:ascii="Wingdings" w:hAnsi="Wingdings"/>
+        <w:sz w:val="20"/>
+      </w:rPr>
+    </w:lvl>
+    <w:lvl w:ilvl="4" w:tentative="1">
+      <w:start w:val="1"/>
+      <w:numFmt w:val="bullet"/>
+      <w:lvlText w:val=""/>
+      <w:lvlJc w:val="left"/>
+      <w:pPr>
+        <w:tabs>
+          <w:tab w:val="num" w:pos="3600"/>
+        </w:tabs>
+        <w:ind w:left="3600" w:hanging="360"/>
       </w:pPr>
       <w:rPr>
         <w:rFonts w:hint="default" w:ascii="Wingdings" w:hAnsi="Wingdings"/>
@@ -17711,6 +20223,38 @@
         <w:sz w:val="20"/>
       </w:rPr>
     </w:lvl>
+    <w:lvl w:ilvl="7" w:tentative="1">
+      <w:start w:val="1"/>
+      <w:numFmt w:val="bullet"/>
+      <w:lvlText w:val=""/>
+      <w:lvlJc w:val="left"/>
+      <w:pPr>
+        <w:tabs>
+          <w:tab w:val="num" w:pos="5760"/>
+        </w:tabs>
+        <w:ind w:left="5760" w:hanging="360"/>
+      </w:pPr>
+      <w:rPr>
+        <w:rFonts w:hint="default" w:ascii="Wingdings" w:hAnsi="Wingdings"/>
+        <w:sz w:val="20"/>
+      </w:rPr>
+    </w:lvl>
+    <w:lvl w:ilvl="6" w:tentative="1">
+      <w:start w:val="1"/>
+      <w:numFmt w:val="bullet"/>
+      <w:lvlText w:val=""/>
+      <w:lvlJc w:val="left"/>
+      <w:pPr>
+        <w:tabs>
+          <w:tab w:val="num" w:pos="5040"/>
+        </w:tabs>
+        <w:ind w:left="5040" w:hanging="360"/>
+      </w:pPr>
+      <w:rPr>
+        <w:rFonts w:hint="default" w:ascii="Wingdings" w:hAnsi="Wingdings"/>
+        <w:sz w:val="20"/>
+      </w:rPr>
+    </w:lvl>
     <w:lvl w:ilvl="1" w:tentative="1">
       <w:start w:val="1"/>
       <w:numFmt w:val="bullet"/>
@@ -17743,6 +20287,75 @@
         <w:sz w:val="20"/>
       </w:rPr>
     </w:lvl>
+  </w:abstractNum>
+  <w:abstractNum w:abstractNumId="29">
+    <w:nsid w:val="0C4F70F6"/>
+    <w:multiLevelType w:val="multilevel"/>
+    <w:tmpl w:val="CC4C1C6A"/>
+    <w:lvl w:ilvl="2" w:tentative="1">
+      <w:start w:val="1"/>
+      <w:numFmt w:val="bullet"/>
+      <w:lvlText w:val=""/>
+      <w:lvlJc w:val="left"/>
+      <w:pPr>
+        <w:tabs>
+          <w:tab w:val="num" w:pos="2160"/>
+        </w:tabs>
+        <w:ind w:left="2160" w:hanging="360"/>
+      </w:pPr>
+      <w:rPr>
+        <w:rFonts w:hint="default" w:ascii="Wingdings" w:hAnsi="Wingdings"/>
+        <w:sz w:val="20"/>
+      </w:rPr>
+    </w:lvl>
+    <w:lvl w:ilvl="0">
+      <w:start w:val="1"/>
+      <w:numFmt w:val="bullet"/>
+      <w:lvlText w:val=""/>
+      <w:lvlJc w:val="left"/>
+      <w:pPr>
+        <w:tabs>
+          <w:tab w:val="num" w:pos="720"/>
+        </w:tabs>
+        <w:ind w:left="720" w:hanging="360"/>
+      </w:pPr>
+      <w:rPr>
+        <w:rFonts w:hint="default" w:ascii="Symbol" w:hAnsi="Symbol"/>
+        <w:sz w:val="20"/>
+      </w:rPr>
+    </w:lvl>
+    <w:lvl w:ilvl="3" w:tentative="1">
+      <w:start w:val="1"/>
+      <w:numFmt w:val="bullet"/>
+      <w:lvlText w:val=""/>
+      <w:lvlJc w:val="left"/>
+      <w:pPr>
+        <w:tabs>
+          <w:tab w:val="num" w:pos="2880"/>
+        </w:tabs>
+        <w:ind w:left="2880" w:hanging="360"/>
+      </w:pPr>
+      <w:rPr>
+        <w:rFonts w:hint="default" w:ascii="Wingdings" w:hAnsi="Wingdings"/>
+        <w:sz w:val="20"/>
+      </w:rPr>
+    </w:lvl>
+    <w:lvl w:ilvl="4" w:tentative="1">
+      <w:start w:val="1"/>
+      <w:numFmt w:val="bullet"/>
+      <w:lvlText w:val=""/>
+      <w:lvlJc w:val="left"/>
+      <w:pPr>
+        <w:tabs>
+          <w:tab w:val="num" w:pos="3600"/>
+        </w:tabs>
+        <w:ind w:left="3600" w:hanging="360"/>
+      </w:pPr>
+      <w:rPr>
+        <w:rFonts w:hint="default" w:ascii="Wingdings" w:hAnsi="Wingdings"/>
+        <w:sz w:val="20"/>
+      </w:rPr>
+    </w:lvl>
     <w:lvl w:ilvl="6" w:tentative="1">
       <w:start w:val="1"/>
       <w:numFmt w:val="bullet"/>
@@ -17775,16 +20388,161 @@
         <w:sz w:val="20"/>
       </w:rPr>
     </w:lvl>
-    <w:lvl w:ilvl="4" w:tentative="1">
+    <w:lvl w:ilvl="1" w:tentative="1">
+      <w:start w:val="1"/>
+      <w:numFmt w:val="bullet"/>
+      <w:lvlText w:val="o"/>
+      <w:lvlJc w:val="left"/>
+      <w:pPr>
+        <w:tabs>
+          <w:tab w:val="num" w:pos="1440"/>
+        </w:tabs>
+        <w:ind w:left="1440" w:hanging="360"/>
+      </w:pPr>
+      <w:rPr>
+        <w:rFonts w:hint="default" w:ascii="Courier New" w:hAnsi="Courier New"/>
+        <w:sz w:val="20"/>
+      </w:rPr>
+    </w:lvl>
+    <w:lvl w:ilvl="7" w:tentative="1">
       <w:start w:val="1"/>
       <w:numFmt w:val="bullet"/>
       <w:lvlText w:val=""/>
       <w:lvlJc w:val="left"/>
       <w:pPr>
         <w:tabs>
-          <w:tab w:val="num" w:pos="3600"/>
+          <w:tab w:val="num" w:pos="5760"/>
         </w:tabs>
-        <w:ind w:left="3600" w:hanging="360"/>
+        <w:ind w:left="5760" w:hanging="360"/>
+      </w:pPr>
+      <w:rPr>
+        <w:rFonts w:hint="default" w:ascii="Wingdings" w:hAnsi="Wingdings"/>
+        <w:sz w:val="20"/>
+      </w:rPr>
+    </w:lvl>
+    <w:lvl w:ilvl="5" w:tentative="1">
+      <w:start w:val="1"/>
+      <w:numFmt w:val="bullet"/>
+      <w:lvlText w:val=""/>
+      <w:lvlJc w:val="left"/>
+      <w:pPr>
+        <w:tabs>
+          <w:tab w:val="num" w:pos="4320"/>
+        </w:tabs>
+        <w:ind w:left="4320" w:hanging="360"/>
+      </w:pPr>
+      <w:rPr>
+        <w:rFonts w:hint="default" w:ascii="Wingdings" w:hAnsi="Wingdings"/>
+        <w:sz w:val="20"/>
+      </w:rPr>
+    </w:lvl>
+  </w:abstractNum>
+  <w:abstractNum w:abstractNumId="30">
+    <w:lvl w:ilvl="0">
+      <w:start w:val="1"/>
+      <w:numFmt w:val="bullet"/>
+      <w:lvlText w:val=""/>
+      <w:lvlJc w:val="left"/>
+      <w:pPr>
+        <w:ind w:left="420" w:hanging="420"/>
+      </w:pPr>
+      <w:rPr>
+        <w:rFonts w:hint="default" w:ascii="Wingdings" w:hAnsi="Wingdings"/>
+      </w:rPr>
+    </w:lvl>
+  </w:abstractNum>
+  <w:abstractNum w:abstractNumId="31">
+    <w:lvl w:ilvl="0">
+      <w:start w:val="1"/>
+      <w:numFmt w:val="bullet"/>
+      <w:lvlText w:val=""/>
+      <w:lvlJc w:val="left"/>
+      <w:pPr>
+        <w:ind w:left="420" w:hanging="420"/>
+      </w:pPr>
+      <w:rPr>
+        <w:rFonts w:hint="default" w:ascii="Wingdings" w:hAnsi="Wingdings"/>
+      </w:rPr>
+    </w:lvl>
+  </w:abstractNum>
+  <w:abstractNum w:abstractNumId="32">
+    <w:nsid w:val="28FD2ECE"/>
+    <w:multiLevelType w:val="multilevel"/>
+    <w:tmpl w:val="C2B67B9A"/>
+    <w:lvl w:ilvl="1" w:tentative="1">
+      <w:start w:val="1"/>
+      <w:numFmt w:val="bullet"/>
+      <w:lvlText w:val="o"/>
+      <w:lvlJc w:val="left"/>
+      <w:pPr>
+        <w:tabs>
+          <w:tab w:val="num" w:pos="1440"/>
+        </w:tabs>
+        <w:ind w:left="1440" w:hanging="360"/>
+      </w:pPr>
+      <w:rPr>
+        <w:rFonts w:hint="default" w:ascii="Courier New" w:hAnsi="Courier New"/>
+        <w:sz w:val="20"/>
+      </w:rPr>
+    </w:lvl>
+    <w:lvl w:ilvl="5" w:tentative="1">
+      <w:start w:val="1"/>
+      <w:numFmt w:val="bullet"/>
+      <w:lvlText w:val=""/>
+      <w:lvlJc w:val="left"/>
+      <w:pPr>
+        <w:tabs>
+          <w:tab w:val="num" w:pos="4320"/>
+        </w:tabs>
+        <w:ind w:left="4320" w:hanging="360"/>
+      </w:pPr>
+      <w:rPr>
+        <w:rFonts w:hint="default" w:ascii="Wingdings" w:hAnsi="Wingdings"/>
+        <w:sz w:val="20"/>
+      </w:rPr>
+    </w:lvl>
+    <w:lvl w:ilvl="7" w:tentative="1">
+      <w:start w:val="1"/>
+      <w:numFmt w:val="bullet"/>
+      <w:lvlText w:val=""/>
+      <w:lvlJc w:val="left"/>
+      <w:pPr>
+        <w:tabs>
+          <w:tab w:val="num" w:pos="5760"/>
+        </w:tabs>
+        <w:ind w:left="5760" w:hanging="360"/>
+      </w:pPr>
+      <w:rPr>
+        <w:rFonts w:hint="default" w:ascii="Wingdings" w:hAnsi="Wingdings"/>
+        <w:sz w:val="20"/>
+      </w:rPr>
+    </w:lvl>
+    <w:lvl w:ilvl="0">
+      <w:start w:val="1"/>
+      <w:numFmt w:val="bullet"/>
+      <w:lvlText w:val=""/>
+      <w:lvlJc w:val="left"/>
+      <w:pPr>
+        <w:tabs>
+          <w:tab w:val="num" w:pos="720"/>
+        </w:tabs>
+        <w:ind w:left="720" w:hanging="360"/>
+      </w:pPr>
+      <w:rPr>
+        <w:rFonts w:hint="default" w:ascii="Symbol" w:hAnsi="Symbol"/>
+        <w:sz w:val="20"/>
+      </w:rPr>
+    </w:lvl>
+    <w:lvl w:ilvl="8" w:tentative="1">
+      <w:start w:val="1"/>
+      <w:numFmt w:val="bullet"/>
+      <w:lvlText w:val=""/>
+      <w:lvlJc w:val="left"/>
+      <w:pPr>
+        <w:tabs>
+          <w:tab w:val="num" w:pos="6480"/>
+        </w:tabs>
+        <w:ind w:left="6480" w:hanging="360"/>
       </w:pPr>
       <w:rPr>
         <w:rFonts w:hint="default" w:ascii="Wingdings" w:hAnsi="Wingdings"/>
@@ -17807,41 +20565,6 @@
         <w:sz w:val="20"/>
       </w:rPr>
     </w:lvl>
-    <w:lvl w:ilvl="2" w:tentative="1">
-      <w:start w:val="1"/>
-      <w:numFmt w:val="bullet"/>
-      <w:lvlText w:val=""/>
-      <w:lvlJc w:val="left"/>
-      <w:pPr>
-        <w:tabs>
-          <w:tab w:val="num" w:pos="2160"/>
-        </w:tabs>
-        <w:ind w:left="2160" w:hanging="360"/>
-      </w:pPr>
-      <w:rPr>
-        <w:rFonts w:hint="default" w:ascii="Wingdings" w:hAnsi="Wingdings"/>
-        <w:sz w:val="20"/>
-      </w:rPr>
-    </w:lvl>
-  </w:abstractNum>
-  <w:abstractNum w:abstractNumId="6">
-    <w:lvl w:ilvl="0">
-      <w:start w:val="1"/>
-      <w:numFmt w:val="bullet"/>
-      <w:lvlText w:val=""/>
-      <w:lvlJc w:val="left"/>
-      <w:pPr>
-        <w:ind w:left="420" w:hanging="420"/>
-      </w:pPr>
-      <w:rPr>
-        <w:rFonts w:hint="default" w:ascii="Wingdings" w:hAnsi="Wingdings"/>
-      </w:rPr>
-    </w:lvl>
-  </w:abstractNum>
-  <w:abstractNum w:abstractNumId="7">
-    <w:nsid w:val="64171BCC"/>
-    <w:multiLevelType w:val="multilevel"/>
-    <w:tmpl w:val="49FCAC80"/>
     <w:lvl w:ilvl="6" w:tentative="1">
       <w:start w:val="1"/>
       <w:numFmt w:val="bullet"/>
@@ -17874,70 +20597,6 @@
         <w:sz w:val="20"/>
       </w:rPr>
     </w:lvl>
-    <w:lvl w:ilvl="5" w:tentative="1">
-      <w:start w:val="1"/>
-      <w:numFmt w:val="bullet"/>
-      <w:lvlText w:val=""/>
-      <w:lvlJc w:val="left"/>
-      <w:pPr>
-        <w:tabs>
-          <w:tab w:val="num" w:pos="4320"/>
-        </w:tabs>
-        <w:ind w:left="4320" w:hanging="360"/>
-      </w:pPr>
-      <w:rPr>
-        <w:rFonts w:hint="default" w:ascii="Wingdings" w:hAnsi="Wingdings"/>
-        <w:sz w:val="20"/>
-      </w:rPr>
-    </w:lvl>
-    <w:lvl w:ilvl="1" w:tentative="1">
-      <w:start w:val="1"/>
-      <w:numFmt w:val="bullet"/>
-      <w:lvlText w:val="o"/>
-      <w:lvlJc w:val="left"/>
-      <w:pPr>
-        <w:tabs>
-          <w:tab w:val="num" w:pos="1440"/>
-        </w:tabs>
-        <w:ind w:left="1440" w:hanging="360"/>
-      </w:pPr>
-      <w:rPr>
-        <w:rFonts w:hint="default" w:ascii="Courier New" w:hAnsi="Courier New"/>
-        <w:sz w:val="20"/>
-      </w:rPr>
-    </w:lvl>
-    <w:lvl w:ilvl="8" w:tentative="1">
-      <w:start w:val="1"/>
-      <w:numFmt w:val="bullet"/>
-      <w:lvlText w:val=""/>
-      <w:lvlJc w:val="left"/>
-      <w:pPr>
-        <w:tabs>
-          <w:tab w:val="num" w:pos="6480"/>
-        </w:tabs>
-        <w:ind w:left="6480" w:hanging="360"/>
-      </w:pPr>
-      <w:rPr>
-        <w:rFonts w:hint="default" w:ascii="Wingdings" w:hAnsi="Wingdings"/>
-        <w:sz w:val="20"/>
-      </w:rPr>
-    </w:lvl>
-    <w:lvl w:ilvl="3" w:tentative="1">
-      <w:start w:val="1"/>
-      <w:numFmt w:val="bullet"/>
-      <w:lvlText w:val=""/>
-      <w:lvlJc w:val="left"/>
-      <w:pPr>
-        <w:tabs>
-          <w:tab w:val="num" w:pos="2880"/>
-        </w:tabs>
-        <w:ind w:left="2880" w:hanging="360"/>
-      </w:pPr>
-      <w:rPr>
-        <w:rFonts w:hint="default" w:ascii="Wingdings" w:hAnsi="Wingdings"/>
-        <w:sz w:val="20"/>
-      </w:rPr>
-    </w:lvl>
     <w:lvl w:ilvl="4" w:tentative="1">
       <w:start w:val="1"/>
       <w:numFmt w:val="bullet"/>
@@ -17948,38 +20607,6 @@
           <w:tab w:val="num" w:pos="3600"/>
         </w:tabs>
         <w:ind w:left="3600" w:hanging="360"/>
-      </w:pPr>
-      <w:rPr>
-        <w:rFonts w:hint="default" w:ascii="Wingdings" w:hAnsi="Wingdings"/>
-        <w:sz w:val="20"/>
-      </w:rPr>
-    </w:lvl>
-    <w:lvl w:ilvl="0">
-      <w:start w:val="1"/>
-      <w:numFmt w:val="bullet"/>
-      <w:lvlText w:val=""/>
-      <w:lvlJc w:val="left"/>
-      <w:pPr>
-        <w:tabs>
-          <w:tab w:val="num" w:pos="720"/>
-        </w:tabs>
-        <w:ind w:left="720" w:hanging="360"/>
-      </w:pPr>
-      <w:rPr>
-        <w:rFonts w:hint="default" w:ascii="Symbol" w:hAnsi="Symbol"/>
-        <w:sz w:val="20"/>
-      </w:rPr>
-    </w:lvl>
-    <w:lvl w:ilvl="7" w:tentative="1">
-      <w:start w:val="1"/>
-      <w:numFmt w:val="bullet"/>
-      <w:lvlText w:val=""/>
-      <w:lvlJc w:val="left"/>
-      <w:pPr>
-        <w:tabs>
-          <w:tab w:val="num" w:pos="5760"/>
-        </w:tabs>
-        <w:ind w:left="5760" w:hanging="360"/>
       </w:pPr>
       <w:rPr>
         <w:rFonts w:hint="default" w:ascii="Wingdings" w:hAnsi="Wingdings"/>
@@ -17987,2734 +20614,101 @@
       </w:rPr>
     </w:lvl>
   </w:abstractNum>
-  <w:abstractNum w:abstractNumId="8">
-    <w:nsid w:val="7A736933"/>
-    <w:multiLevelType w:val="multilevel"/>
-    <w:tmpl w:val="1CFEC2F2"/>
-    <w:lvl w:ilvl="2" w:tentative="1">
-      <w:start w:val="1"/>
-      <w:numFmt w:val="bullet"/>
-      <w:lvlText w:val=""/>
-      <w:lvlJc w:val="left"/>
-      <w:pPr>
-        <w:tabs>
-          <w:tab w:val="num" w:pos="2160"/>
-        </w:tabs>
-        <w:ind w:left="2160" w:hanging="360"/>
-      </w:pPr>
-      <w:rPr>
-        <w:rFonts w:hint="default" w:ascii="Wingdings" w:hAnsi="Wingdings"/>
-        <w:sz w:val="20"/>
-      </w:rPr>
-    </w:lvl>
-    <w:lvl w:ilvl="3" w:tentative="1">
-      <w:start w:val="1"/>
-      <w:numFmt w:val="bullet"/>
-      <w:lvlText w:val=""/>
-      <w:lvlJc w:val="left"/>
-      <w:pPr>
-        <w:tabs>
-          <w:tab w:val="num" w:pos="2880"/>
-        </w:tabs>
-        <w:ind w:left="2880" w:hanging="360"/>
-      </w:pPr>
-      <w:rPr>
-        <w:rFonts w:hint="default" w:ascii="Wingdings" w:hAnsi="Wingdings"/>
-        <w:sz w:val="20"/>
-      </w:rPr>
-    </w:lvl>
-    <w:lvl w:ilvl="0">
-      <w:start w:val="1"/>
-      <w:numFmt w:val="bullet"/>
-      <w:lvlText w:val=""/>
-      <w:lvlJc w:val="left"/>
-      <w:pPr>
-        <w:tabs>
-          <w:tab w:val="num" w:pos="720"/>
-        </w:tabs>
-        <w:ind w:left="720" w:hanging="360"/>
-      </w:pPr>
-      <w:rPr>
-        <w:rFonts w:hint="default" w:ascii="Symbol" w:hAnsi="Symbol"/>
-        <w:sz w:val="20"/>
-      </w:rPr>
-    </w:lvl>
-    <w:lvl w:ilvl="4" w:tentative="1">
-      <w:start w:val="1"/>
-      <w:numFmt w:val="bullet"/>
-      <w:lvlText w:val=""/>
-      <w:lvlJc w:val="left"/>
-      <w:pPr>
-        <w:tabs>
-          <w:tab w:val="num" w:pos="3600"/>
-        </w:tabs>
-        <w:ind w:left="3600" w:hanging="360"/>
-      </w:pPr>
-      <w:rPr>
-        <w:rFonts w:hint="default" w:ascii="Wingdings" w:hAnsi="Wingdings"/>
-        <w:sz w:val="20"/>
-      </w:rPr>
-    </w:lvl>
-    <w:lvl w:ilvl="6" w:tentative="1">
-      <w:start w:val="1"/>
-      <w:numFmt w:val="bullet"/>
-      <w:lvlText w:val=""/>
-      <w:lvlJc w:val="left"/>
-      <w:pPr>
-        <w:tabs>
-          <w:tab w:val="num" w:pos="5040"/>
-        </w:tabs>
-        <w:ind w:left="5040" w:hanging="360"/>
-      </w:pPr>
-      <w:rPr>
-        <w:rFonts w:hint="default" w:ascii="Wingdings" w:hAnsi="Wingdings"/>
-        <w:sz w:val="20"/>
-      </w:rPr>
-    </w:lvl>
-    <w:lvl w:ilvl="8" w:tentative="1">
-      <w:start w:val="1"/>
-      <w:numFmt w:val="bullet"/>
-      <w:lvlText w:val=""/>
-      <w:lvlJc w:val="left"/>
-      <w:pPr>
-        <w:tabs>
-          <w:tab w:val="num" w:pos="6480"/>
-        </w:tabs>
-        <w:ind w:left="6480" w:hanging="360"/>
-      </w:pPr>
-      <w:rPr>
-        <w:rFonts w:hint="default" w:ascii="Wingdings" w:hAnsi="Wingdings"/>
-        <w:sz w:val="20"/>
-      </w:rPr>
-    </w:lvl>
-    <w:lvl w:ilvl="1" w:tentative="1">
-      <w:start w:val="1"/>
-      <w:numFmt w:val="bullet"/>
-      <w:lvlText w:val="o"/>
-      <w:lvlJc w:val="left"/>
-      <w:pPr>
-        <w:tabs>
-          <w:tab w:val="num" w:pos="1440"/>
-        </w:tabs>
-        <w:ind w:left="1440" w:hanging="360"/>
-      </w:pPr>
-      <w:rPr>
-        <w:rFonts w:hint="default" w:ascii="Courier New" w:hAnsi="Courier New"/>
-        <w:sz w:val="20"/>
-      </w:rPr>
-    </w:lvl>
-    <w:lvl w:ilvl="7" w:tentative="1">
-      <w:start w:val="1"/>
-      <w:numFmt w:val="bullet"/>
-      <w:lvlText w:val=""/>
-      <w:lvlJc w:val="left"/>
-      <w:pPr>
-        <w:tabs>
-          <w:tab w:val="num" w:pos="5760"/>
-        </w:tabs>
-        <w:ind w:left="5760" w:hanging="360"/>
-      </w:pPr>
-      <w:rPr>
-        <w:rFonts w:hint="default" w:ascii="Wingdings" w:hAnsi="Wingdings"/>
-        <w:sz w:val="20"/>
-      </w:rPr>
-    </w:lvl>
-    <w:lvl w:ilvl="5" w:tentative="1">
-      <w:start w:val="1"/>
-      <w:numFmt w:val="bullet"/>
-      <w:lvlText w:val=""/>
-      <w:lvlJc w:val="left"/>
-      <w:pPr>
-        <w:tabs>
-          <w:tab w:val="num" w:pos="4320"/>
-        </w:tabs>
-        <w:ind w:left="4320" w:hanging="360"/>
-      </w:pPr>
-      <w:rPr>
-        <w:rFonts w:hint="default" w:ascii="Wingdings" w:hAnsi="Wingdings"/>
-        <w:sz w:val="20"/>
-      </w:rPr>
-    </w:lvl>
-  </w:abstractNum>
-  <w:abstractNum w:abstractNumId="9">
-    <w:nsid w:val="05FC3172"/>
-    <w:multiLevelType w:val="multilevel"/>
-    <w:tmpl w:val="32E83454"/>
-    <w:lvl w:ilvl="5" w:tentative="1">
-      <w:start w:val="1"/>
-      <w:numFmt w:val="bullet"/>
-      <w:lvlText w:val=""/>
-      <w:lvlJc w:val="left"/>
-      <w:pPr>
-        <w:tabs>
-          <w:tab w:val="num" w:pos="4320"/>
-        </w:tabs>
-        <w:ind w:left="4320" w:hanging="360"/>
-      </w:pPr>
-      <w:rPr>
-        <w:rFonts w:hint="default" w:ascii="Wingdings" w:hAnsi="Wingdings"/>
-        <w:sz w:val="20"/>
-      </w:rPr>
-    </w:lvl>
-    <w:lvl w:ilvl="1" w:tentative="1">
-      <w:start w:val="1"/>
-      <w:numFmt w:val="bullet"/>
-      <w:lvlText w:val="o"/>
-      <w:lvlJc w:val="left"/>
-      <w:pPr>
-        <w:tabs>
-          <w:tab w:val="num" w:pos="1440"/>
-        </w:tabs>
-        <w:ind w:left="1440" w:hanging="360"/>
-      </w:pPr>
-      <w:rPr>
-        <w:rFonts w:hint="default" w:ascii="Courier New" w:hAnsi="Courier New"/>
-        <w:sz w:val="20"/>
-      </w:rPr>
-    </w:lvl>
-    <w:lvl w:ilvl="7" w:tentative="1">
-      <w:start w:val="1"/>
-      <w:numFmt w:val="bullet"/>
-      <w:lvlText w:val=""/>
-      <w:lvlJc w:val="left"/>
-      <w:pPr>
-        <w:tabs>
-          <w:tab w:val="num" w:pos="5760"/>
-        </w:tabs>
-        <w:ind w:left="5760" w:hanging="360"/>
-      </w:pPr>
-      <w:rPr>
-        <w:rFonts w:hint="default" w:ascii="Wingdings" w:hAnsi="Wingdings"/>
-        <w:sz w:val="20"/>
-      </w:rPr>
-    </w:lvl>
-    <w:lvl w:ilvl="0">
-      <w:start w:val="1"/>
-      <w:numFmt w:val="bullet"/>
-      <w:lvlText w:val=""/>
-      <w:lvlJc w:val="left"/>
-      <w:pPr>
-        <w:tabs>
-          <w:tab w:val="num" w:pos="720"/>
-        </w:tabs>
-        <w:ind w:left="720" w:hanging="360"/>
-      </w:pPr>
-      <w:rPr>
-        <w:rFonts w:hint="default" w:ascii="Symbol" w:hAnsi="Symbol"/>
-        <w:sz w:val="20"/>
-      </w:rPr>
-    </w:lvl>
-    <w:lvl w:ilvl="8" w:tentative="1">
-      <w:start w:val="1"/>
-      <w:numFmt w:val="bullet"/>
-      <w:lvlText w:val=""/>
-      <w:lvlJc w:val="left"/>
-      <w:pPr>
-        <w:tabs>
-          <w:tab w:val="num" w:pos="6480"/>
-        </w:tabs>
-        <w:ind w:left="6480" w:hanging="360"/>
-      </w:pPr>
-      <w:rPr>
-        <w:rFonts w:hint="default" w:ascii="Wingdings" w:hAnsi="Wingdings"/>
-        <w:sz w:val="20"/>
-      </w:rPr>
-    </w:lvl>
-    <w:lvl w:ilvl="6" w:tentative="1">
-      <w:start w:val="1"/>
-      <w:numFmt w:val="bullet"/>
-      <w:lvlText w:val=""/>
-      <w:lvlJc w:val="left"/>
-      <w:pPr>
-        <w:tabs>
-          <w:tab w:val="num" w:pos="5040"/>
-        </w:tabs>
-        <w:ind w:left="5040" w:hanging="360"/>
-      </w:pPr>
-      <w:rPr>
-        <w:rFonts w:hint="default" w:ascii="Wingdings" w:hAnsi="Wingdings"/>
-        <w:sz w:val="20"/>
-      </w:rPr>
-    </w:lvl>
-    <w:lvl w:ilvl="3" w:tentative="1">
-      <w:start w:val="1"/>
-      <w:numFmt w:val="bullet"/>
-      <w:lvlText w:val=""/>
-      <w:lvlJc w:val="left"/>
-      <w:pPr>
-        <w:tabs>
-          <w:tab w:val="num" w:pos="2880"/>
-        </w:tabs>
-        <w:ind w:left="2880" w:hanging="360"/>
-      </w:pPr>
-      <w:rPr>
-        <w:rFonts w:hint="default" w:ascii="Wingdings" w:hAnsi="Wingdings"/>
-        <w:sz w:val="20"/>
-      </w:rPr>
-    </w:lvl>
-    <w:lvl w:ilvl="2" w:tentative="1">
-      <w:start w:val="1"/>
-      <w:numFmt w:val="bullet"/>
-      <w:lvlText w:val=""/>
-      <w:lvlJc w:val="left"/>
-      <w:pPr>
-        <w:tabs>
-          <w:tab w:val="num" w:pos="2160"/>
-        </w:tabs>
-        <w:ind w:left="2160" w:hanging="360"/>
-      </w:pPr>
-      <w:rPr>
-        <w:rFonts w:hint="default" w:ascii="Wingdings" w:hAnsi="Wingdings"/>
-        <w:sz w:val="20"/>
-      </w:rPr>
-    </w:lvl>
-    <w:lvl w:ilvl="4" w:tentative="1">
-      <w:start w:val="1"/>
-      <w:numFmt w:val="bullet"/>
-      <w:lvlText w:val=""/>
-      <w:lvlJc w:val="left"/>
-      <w:pPr>
-        <w:tabs>
-          <w:tab w:val="num" w:pos="3600"/>
-        </w:tabs>
-        <w:ind w:left="3600" w:hanging="360"/>
-      </w:pPr>
-      <w:rPr>
-        <w:rFonts w:hint="default" w:ascii="Wingdings" w:hAnsi="Wingdings"/>
-        <w:sz w:val="20"/>
-      </w:rPr>
-    </w:lvl>
-  </w:abstractNum>
-  <w:abstractNum w:abstractNumId="10">
-    <w:nsid w:val="429B034B"/>
-    <w:multiLevelType w:val="multilevel"/>
-    <w:tmpl w:val="07C2D9A4"/>
-    <w:lvl w:ilvl="1" w:tentative="1">
-      <w:start w:val="1"/>
-      <w:numFmt w:val="bullet"/>
-      <w:lvlText w:val="o"/>
-      <w:lvlJc w:val="left"/>
-      <w:pPr>
-        <w:tabs>
-          <w:tab w:val="num" w:pos="1440"/>
-        </w:tabs>
-        <w:ind w:left="1440" w:hanging="360"/>
-      </w:pPr>
-      <w:rPr>
-        <w:rFonts w:hint="default" w:ascii="Courier New" w:hAnsi="Courier New"/>
-        <w:sz w:val="20"/>
-      </w:rPr>
-    </w:lvl>
-    <w:lvl w:ilvl="4" w:tentative="1">
-      <w:start w:val="1"/>
-      <w:numFmt w:val="bullet"/>
-      <w:lvlText w:val=""/>
-      <w:lvlJc w:val="left"/>
-      <w:pPr>
-        <w:tabs>
-          <w:tab w:val="num" w:pos="3600"/>
-        </w:tabs>
-        <w:ind w:left="3600" w:hanging="360"/>
-      </w:pPr>
-      <w:rPr>
-        <w:rFonts w:hint="default" w:ascii="Wingdings" w:hAnsi="Wingdings"/>
-        <w:sz w:val="20"/>
-      </w:rPr>
-    </w:lvl>
-    <w:lvl w:ilvl="3" w:tentative="1">
-      <w:start w:val="1"/>
-      <w:numFmt w:val="bullet"/>
-      <w:lvlText w:val=""/>
-      <w:lvlJc w:val="left"/>
-      <w:pPr>
-        <w:tabs>
-          <w:tab w:val="num" w:pos="2880"/>
-        </w:tabs>
-        <w:ind w:left="2880" w:hanging="360"/>
-      </w:pPr>
-      <w:rPr>
-        <w:rFonts w:hint="default" w:ascii="Wingdings" w:hAnsi="Wingdings"/>
-        <w:sz w:val="20"/>
-      </w:rPr>
-    </w:lvl>
-    <w:lvl w:ilvl="0">
-      <w:start w:val="1"/>
-      <w:numFmt w:val="bullet"/>
-      <w:lvlText w:val=""/>
-      <w:lvlJc w:val="left"/>
-      <w:pPr>
-        <w:tabs>
-          <w:tab w:val="num" w:pos="720"/>
-        </w:tabs>
-        <w:ind w:left="720" w:hanging="360"/>
-      </w:pPr>
-      <w:rPr>
-        <w:rFonts w:hint="default" w:ascii="Symbol" w:hAnsi="Symbol"/>
-        <w:sz w:val="20"/>
-      </w:rPr>
-    </w:lvl>
-    <w:lvl w:ilvl="5" w:tentative="1">
-      <w:start w:val="1"/>
-      <w:numFmt w:val="bullet"/>
-      <w:lvlText w:val=""/>
-      <w:lvlJc w:val="left"/>
-      <w:pPr>
-        <w:tabs>
-          <w:tab w:val="num" w:pos="4320"/>
-        </w:tabs>
-        <w:ind w:left="4320" w:hanging="360"/>
-      </w:pPr>
-      <w:rPr>
-        <w:rFonts w:hint="default" w:ascii="Wingdings" w:hAnsi="Wingdings"/>
-        <w:sz w:val="20"/>
-      </w:rPr>
-    </w:lvl>
-    <w:lvl w:ilvl="8" w:tentative="1">
-      <w:start w:val="1"/>
-      <w:numFmt w:val="bullet"/>
-      <w:lvlText w:val=""/>
-      <w:lvlJc w:val="left"/>
-      <w:pPr>
-        <w:tabs>
-          <w:tab w:val="num" w:pos="6480"/>
-        </w:tabs>
-        <w:ind w:left="6480" w:hanging="360"/>
-      </w:pPr>
-      <w:rPr>
-        <w:rFonts w:hint="default" w:ascii="Wingdings" w:hAnsi="Wingdings"/>
-        <w:sz w:val="20"/>
-      </w:rPr>
-    </w:lvl>
-    <w:lvl w:ilvl="2" w:tentative="1">
-      <w:start w:val="1"/>
-      <w:numFmt w:val="bullet"/>
-      <w:lvlText w:val=""/>
-      <w:lvlJc w:val="left"/>
-      <w:pPr>
-        <w:tabs>
-          <w:tab w:val="num" w:pos="2160"/>
-        </w:tabs>
-        <w:ind w:left="2160" w:hanging="360"/>
-      </w:pPr>
-      <w:rPr>
-        <w:rFonts w:hint="default" w:ascii="Wingdings" w:hAnsi="Wingdings"/>
-        <w:sz w:val="20"/>
-      </w:rPr>
-    </w:lvl>
-    <w:lvl w:ilvl="6" w:tentative="1">
-      <w:start w:val="1"/>
-      <w:numFmt w:val="bullet"/>
-      <w:lvlText w:val=""/>
-      <w:lvlJc w:val="left"/>
-      <w:pPr>
-        <w:tabs>
-          <w:tab w:val="num" w:pos="5040"/>
-        </w:tabs>
-        <w:ind w:left="5040" w:hanging="360"/>
-      </w:pPr>
-      <w:rPr>
-        <w:rFonts w:hint="default" w:ascii="Wingdings" w:hAnsi="Wingdings"/>
-        <w:sz w:val="20"/>
-      </w:rPr>
-    </w:lvl>
-    <w:lvl w:ilvl="7" w:tentative="1">
-      <w:start w:val="1"/>
-      <w:numFmt w:val="bullet"/>
-      <w:lvlText w:val=""/>
-      <w:lvlJc w:val="left"/>
-      <w:pPr>
-        <w:tabs>
-          <w:tab w:val="num" w:pos="5760"/>
-        </w:tabs>
-        <w:ind w:left="5760" w:hanging="360"/>
-      </w:pPr>
-      <w:rPr>
-        <w:rFonts w:hint="default" w:ascii="Wingdings" w:hAnsi="Wingdings"/>
-        <w:sz w:val="20"/>
-      </w:rPr>
-    </w:lvl>
-  </w:abstractNum>
-  <w:abstractNum w:abstractNumId="11">
-    <w:nsid w:val="64E208B7"/>
-    <w:multiLevelType w:val="multilevel"/>
-    <w:tmpl w:val="EB5480CA"/>
-    <w:lvl w:ilvl="7" w:tentative="1">
-      <w:start w:val="1"/>
-      <w:numFmt w:val="bullet"/>
-      <w:lvlText w:val=""/>
-      <w:lvlJc w:val="left"/>
-      <w:pPr>
-        <w:tabs>
-          <w:tab w:val="num" w:pos="5760"/>
-        </w:tabs>
-        <w:ind w:left="5760" w:hanging="360"/>
-      </w:pPr>
-      <w:rPr>
-        <w:rFonts w:hint="default" w:ascii="Wingdings" w:hAnsi="Wingdings"/>
-        <w:sz w:val="20"/>
-      </w:rPr>
-    </w:lvl>
-    <w:lvl w:ilvl="1" w:tentative="1">
-      <w:start w:val="1"/>
-      <w:numFmt w:val="bullet"/>
-      <w:lvlText w:val="o"/>
-      <w:lvlJc w:val="left"/>
-      <w:pPr>
-        <w:tabs>
-          <w:tab w:val="num" w:pos="1440"/>
-        </w:tabs>
-        <w:ind w:left="1440" w:hanging="360"/>
-      </w:pPr>
-      <w:rPr>
-        <w:rFonts w:hint="default" w:ascii="Courier New" w:hAnsi="Courier New"/>
-        <w:sz w:val="20"/>
-      </w:rPr>
-    </w:lvl>
-    <w:lvl w:ilvl="2" w:tentative="1">
-      <w:start w:val="1"/>
-      <w:numFmt w:val="bullet"/>
-      <w:lvlText w:val=""/>
-      <w:lvlJc w:val="left"/>
-      <w:pPr>
-        <w:tabs>
-          <w:tab w:val="num" w:pos="2160"/>
-        </w:tabs>
-        <w:ind w:left="2160" w:hanging="360"/>
-      </w:pPr>
-      <w:rPr>
-        <w:rFonts w:hint="default" w:ascii="Wingdings" w:hAnsi="Wingdings"/>
-        <w:sz w:val="20"/>
-      </w:rPr>
-    </w:lvl>
-    <w:lvl w:ilvl="0">
-      <w:start w:val="1"/>
-      <w:numFmt w:val="bullet"/>
-      <w:lvlText w:val=""/>
-      <w:lvlJc w:val="left"/>
-      <w:pPr>
-        <w:tabs>
-          <w:tab w:val="num" w:pos="720"/>
-        </w:tabs>
-        <w:ind w:left="720" w:hanging="360"/>
-      </w:pPr>
-      <w:rPr>
-        <w:rFonts w:hint="default" w:ascii="Symbol" w:hAnsi="Symbol"/>
-        <w:sz w:val="20"/>
-      </w:rPr>
-    </w:lvl>
-    <w:lvl w:ilvl="5" w:tentative="1">
-      <w:start w:val="1"/>
-      <w:numFmt w:val="bullet"/>
-      <w:lvlText w:val=""/>
-      <w:lvlJc w:val="left"/>
-      <w:pPr>
-        <w:tabs>
-          <w:tab w:val="num" w:pos="4320"/>
-        </w:tabs>
-        <w:ind w:left="4320" w:hanging="360"/>
-      </w:pPr>
-      <w:rPr>
-        <w:rFonts w:hint="default" w:ascii="Wingdings" w:hAnsi="Wingdings"/>
-        <w:sz w:val="20"/>
-      </w:rPr>
-    </w:lvl>
-    <w:lvl w:ilvl="8" w:tentative="1">
-      <w:start w:val="1"/>
-      <w:numFmt w:val="bullet"/>
-      <w:lvlText w:val=""/>
-      <w:lvlJc w:val="left"/>
-      <w:pPr>
-        <w:tabs>
-          <w:tab w:val="num" w:pos="6480"/>
-        </w:tabs>
-        <w:ind w:left="6480" w:hanging="360"/>
-      </w:pPr>
-      <w:rPr>
-        <w:rFonts w:hint="default" w:ascii="Wingdings" w:hAnsi="Wingdings"/>
-        <w:sz w:val="20"/>
-      </w:rPr>
-    </w:lvl>
-    <w:lvl w:ilvl="4" w:tentative="1">
-      <w:start w:val="1"/>
-      <w:numFmt w:val="bullet"/>
-      <w:lvlText w:val=""/>
-      <w:lvlJc w:val="left"/>
-      <w:pPr>
-        <w:tabs>
-          <w:tab w:val="num" w:pos="3600"/>
-        </w:tabs>
-        <w:ind w:left="3600" w:hanging="360"/>
-      </w:pPr>
-      <w:rPr>
-        <w:rFonts w:hint="default" w:ascii="Wingdings" w:hAnsi="Wingdings"/>
-        <w:sz w:val="20"/>
-      </w:rPr>
-    </w:lvl>
-    <w:lvl w:ilvl="3" w:tentative="1">
-      <w:start w:val="1"/>
-      <w:numFmt w:val="bullet"/>
-      <w:lvlText w:val=""/>
-      <w:lvlJc w:val="left"/>
-      <w:pPr>
-        <w:tabs>
-          <w:tab w:val="num" w:pos="2880"/>
-        </w:tabs>
-        <w:ind w:left="2880" w:hanging="360"/>
-      </w:pPr>
-      <w:rPr>
-        <w:rFonts w:hint="default" w:ascii="Wingdings" w:hAnsi="Wingdings"/>
-        <w:sz w:val="20"/>
-      </w:rPr>
-    </w:lvl>
-    <w:lvl w:ilvl="6" w:tentative="1">
-      <w:start w:val="1"/>
-      <w:numFmt w:val="bullet"/>
-      <w:lvlText w:val=""/>
-      <w:lvlJc w:val="left"/>
-      <w:pPr>
-        <w:tabs>
-          <w:tab w:val="num" w:pos="5040"/>
-        </w:tabs>
-        <w:ind w:left="5040" w:hanging="360"/>
-      </w:pPr>
-      <w:rPr>
-        <w:rFonts w:hint="default" w:ascii="Wingdings" w:hAnsi="Wingdings"/>
-        <w:sz w:val="20"/>
-      </w:rPr>
-    </w:lvl>
-  </w:abstractNum>
-  <w:abstractNum w:abstractNumId="12">
-    <w:nsid w:val="198F4897"/>
-    <w:multiLevelType w:val="multilevel"/>
-    <w:tmpl w:val="180CF65E"/>
-    <w:lvl w:ilvl="6" w:tentative="1">
-      <w:start w:val="1"/>
-      <w:numFmt w:val="bullet"/>
-      <w:lvlText w:val=""/>
-      <w:lvlJc w:val="left"/>
-      <w:pPr>
-        <w:tabs>
-          <w:tab w:val="num" w:pos="5040"/>
-        </w:tabs>
-        <w:ind w:left="5040" w:hanging="360"/>
-      </w:pPr>
-      <w:rPr>
-        <w:rFonts w:hint="default" w:ascii="Wingdings" w:hAnsi="Wingdings"/>
-        <w:sz w:val="20"/>
-      </w:rPr>
-    </w:lvl>
-    <w:lvl w:ilvl="4" w:tentative="1">
-      <w:start w:val="1"/>
-      <w:numFmt w:val="bullet"/>
-      <w:lvlText w:val=""/>
-      <w:lvlJc w:val="left"/>
-      <w:pPr>
-        <w:tabs>
-          <w:tab w:val="num" w:pos="3600"/>
-        </w:tabs>
-        <w:ind w:left="3600" w:hanging="360"/>
-      </w:pPr>
-      <w:rPr>
-        <w:rFonts w:hint="default" w:ascii="Wingdings" w:hAnsi="Wingdings"/>
-        <w:sz w:val="20"/>
-      </w:rPr>
-    </w:lvl>
-    <w:lvl w:ilvl="3" w:tentative="1">
-      <w:start w:val="1"/>
-      <w:numFmt w:val="bullet"/>
-      <w:lvlText w:val=""/>
-      <w:lvlJc w:val="left"/>
-      <w:pPr>
-        <w:tabs>
-          <w:tab w:val="num" w:pos="2880"/>
-        </w:tabs>
-        <w:ind w:left="2880" w:hanging="360"/>
-      </w:pPr>
-      <w:rPr>
-        <w:rFonts w:hint="default" w:ascii="Wingdings" w:hAnsi="Wingdings"/>
-        <w:sz w:val="20"/>
-      </w:rPr>
-    </w:lvl>
-    <w:lvl w:ilvl="5" w:tentative="1">
-      <w:start w:val="1"/>
-      <w:numFmt w:val="bullet"/>
-      <w:lvlText w:val=""/>
-      <w:lvlJc w:val="left"/>
-      <w:pPr>
-        <w:tabs>
-          <w:tab w:val="num" w:pos="4320"/>
-        </w:tabs>
-        <w:ind w:left="4320" w:hanging="360"/>
-      </w:pPr>
-      <w:rPr>
-        <w:rFonts w:hint="default" w:ascii="Wingdings" w:hAnsi="Wingdings"/>
-        <w:sz w:val="20"/>
-      </w:rPr>
-    </w:lvl>
-    <w:lvl w:ilvl="8" w:tentative="1">
-      <w:start w:val="1"/>
-      <w:numFmt w:val="bullet"/>
-      <w:lvlText w:val=""/>
-      <w:lvlJc w:val="left"/>
-      <w:pPr>
-        <w:tabs>
-          <w:tab w:val="num" w:pos="6480"/>
-        </w:tabs>
-        <w:ind w:left="6480" w:hanging="360"/>
-      </w:pPr>
-      <w:rPr>
-        <w:rFonts w:hint="default" w:ascii="Wingdings" w:hAnsi="Wingdings"/>
-        <w:sz w:val="20"/>
-      </w:rPr>
-    </w:lvl>
-    <w:lvl w:ilvl="2" w:tentative="1">
-      <w:start w:val="1"/>
-      <w:numFmt w:val="bullet"/>
-      <w:lvlText w:val=""/>
-      <w:lvlJc w:val="left"/>
-      <w:pPr>
-        <w:tabs>
-          <w:tab w:val="num" w:pos="2160"/>
-        </w:tabs>
-        <w:ind w:left="2160" w:hanging="360"/>
-      </w:pPr>
-      <w:rPr>
-        <w:rFonts w:hint="default" w:ascii="Wingdings" w:hAnsi="Wingdings"/>
-        <w:sz w:val="20"/>
-      </w:rPr>
-    </w:lvl>
-    <w:lvl w:ilvl="1" w:tentative="1">
-      <w:start w:val="1"/>
-      <w:numFmt w:val="bullet"/>
-      <w:lvlText w:val="o"/>
-      <w:lvlJc w:val="left"/>
-      <w:pPr>
-        <w:tabs>
-          <w:tab w:val="num" w:pos="1440"/>
-        </w:tabs>
-        <w:ind w:left="1440" w:hanging="360"/>
-      </w:pPr>
-      <w:rPr>
-        <w:rFonts w:hint="default" w:ascii="Courier New" w:hAnsi="Courier New"/>
-        <w:sz w:val="20"/>
-      </w:rPr>
-    </w:lvl>
-    <w:lvl w:ilvl="7" w:tentative="1">
-      <w:start w:val="1"/>
-      <w:numFmt w:val="bullet"/>
-      <w:lvlText w:val=""/>
-      <w:lvlJc w:val="left"/>
-      <w:pPr>
-        <w:tabs>
-          <w:tab w:val="num" w:pos="5760"/>
-        </w:tabs>
-        <w:ind w:left="5760" w:hanging="360"/>
-      </w:pPr>
-      <w:rPr>
-        <w:rFonts w:hint="default" w:ascii="Wingdings" w:hAnsi="Wingdings"/>
-        <w:sz w:val="20"/>
-      </w:rPr>
-    </w:lvl>
-    <w:lvl w:ilvl="0">
-      <w:start w:val="1"/>
-      <w:numFmt w:val="bullet"/>
-      <w:lvlText w:val=""/>
-      <w:lvlJc w:val="left"/>
-      <w:pPr>
-        <w:tabs>
-          <w:tab w:val="num" w:pos="720"/>
-        </w:tabs>
-        <w:ind w:left="720" w:hanging="360"/>
-      </w:pPr>
-      <w:rPr>
-        <w:rFonts w:hint="default" w:ascii="Symbol" w:hAnsi="Symbol"/>
-        <w:sz w:val="20"/>
-      </w:rPr>
-    </w:lvl>
-  </w:abstractNum>
-  <w:abstractNum w:abstractNumId="13">
-    <w:nsid w:val="57B62DBE"/>
-    <w:multiLevelType w:val="multilevel"/>
-    <w:tmpl w:val="105885A0"/>
-    <w:lvl w:ilvl="2" w:tentative="1">
-      <w:start w:val="1"/>
-      <w:numFmt w:val="bullet"/>
-      <w:lvlText w:val=""/>
-      <w:lvlJc w:val="left"/>
-      <w:pPr>
-        <w:tabs>
-          <w:tab w:val="num" w:pos="2160"/>
-        </w:tabs>
-        <w:ind w:left="2160" w:hanging="360"/>
-      </w:pPr>
-      <w:rPr>
-        <w:rFonts w:hint="default" w:ascii="Wingdings" w:hAnsi="Wingdings"/>
-        <w:sz w:val="20"/>
-      </w:rPr>
-    </w:lvl>
-    <w:lvl w:ilvl="5" w:tentative="1">
-      <w:start w:val="1"/>
-      <w:numFmt w:val="bullet"/>
-      <w:lvlText w:val=""/>
-      <w:lvlJc w:val="left"/>
-      <w:pPr>
-        <w:tabs>
-          <w:tab w:val="num" w:pos="4320"/>
-        </w:tabs>
-        <w:ind w:left="4320" w:hanging="360"/>
-      </w:pPr>
-      <w:rPr>
-        <w:rFonts w:hint="default" w:ascii="Wingdings" w:hAnsi="Wingdings"/>
-        <w:sz w:val="20"/>
-      </w:rPr>
-    </w:lvl>
-    <w:lvl w:ilvl="0">
-      <w:start w:val="1"/>
-      <w:numFmt w:val="bullet"/>
-      <w:lvlText w:val=""/>
-      <w:lvlJc w:val="left"/>
-      <w:pPr>
-        <w:tabs>
-          <w:tab w:val="num" w:pos="720"/>
-        </w:tabs>
-        <w:ind w:left="720" w:hanging="360"/>
-      </w:pPr>
-      <w:rPr>
-        <w:rFonts w:hint="default" w:ascii="Symbol" w:hAnsi="Symbol"/>
-        <w:sz w:val="20"/>
-      </w:rPr>
-    </w:lvl>
-    <w:lvl w:ilvl="8" w:tentative="1">
-      <w:start w:val="1"/>
-      <w:numFmt w:val="bullet"/>
-      <w:lvlText w:val=""/>
-      <w:lvlJc w:val="left"/>
-      <w:pPr>
-        <w:tabs>
-          <w:tab w:val="num" w:pos="6480"/>
-        </w:tabs>
-        <w:ind w:left="6480" w:hanging="360"/>
-      </w:pPr>
-      <w:rPr>
-        <w:rFonts w:hint="default" w:ascii="Wingdings" w:hAnsi="Wingdings"/>
-        <w:sz w:val="20"/>
-      </w:rPr>
-    </w:lvl>
-    <w:lvl w:ilvl="3" w:tentative="1">
-      <w:start w:val="1"/>
-      <w:numFmt w:val="bullet"/>
-      <w:lvlText w:val=""/>
-      <w:lvlJc w:val="left"/>
-      <w:pPr>
-        <w:tabs>
-          <w:tab w:val="num" w:pos="2880"/>
-        </w:tabs>
-        <w:ind w:left="2880" w:hanging="360"/>
-      </w:pPr>
-      <w:rPr>
-        <w:rFonts w:hint="default" w:ascii="Wingdings" w:hAnsi="Wingdings"/>
-        <w:sz w:val="20"/>
-      </w:rPr>
-    </w:lvl>
-    <w:lvl w:ilvl="4" w:tentative="1">
-      <w:start w:val="1"/>
-      <w:numFmt w:val="bullet"/>
-      <w:lvlText w:val=""/>
-      <w:lvlJc w:val="left"/>
-      <w:pPr>
-        <w:tabs>
-          <w:tab w:val="num" w:pos="3600"/>
-        </w:tabs>
-        <w:ind w:left="3600" w:hanging="360"/>
-      </w:pPr>
-      <w:rPr>
-        <w:rFonts w:hint="default" w:ascii="Wingdings" w:hAnsi="Wingdings"/>
-        <w:sz w:val="20"/>
-      </w:rPr>
-    </w:lvl>
-    <w:lvl w:ilvl="6" w:tentative="1">
-      <w:start w:val="1"/>
-      <w:numFmt w:val="bullet"/>
-      <w:lvlText w:val=""/>
-      <w:lvlJc w:val="left"/>
-      <w:pPr>
-        <w:tabs>
-          <w:tab w:val="num" w:pos="5040"/>
-        </w:tabs>
-        <w:ind w:left="5040" w:hanging="360"/>
-      </w:pPr>
-      <w:rPr>
-        <w:rFonts w:hint="default" w:ascii="Wingdings" w:hAnsi="Wingdings"/>
-        <w:sz w:val="20"/>
-      </w:rPr>
-    </w:lvl>
-    <w:lvl w:ilvl="7" w:tentative="1">
-      <w:start w:val="1"/>
-      <w:numFmt w:val="bullet"/>
-      <w:lvlText w:val=""/>
-      <w:lvlJc w:val="left"/>
-      <w:pPr>
-        <w:tabs>
-          <w:tab w:val="num" w:pos="5760"/>
-        </w:tabs>
-        <w:ind w:left="5760" w:hanging="360"/>
-      </w:pPr>
-      <w:rPr>
-        <w:rFonts w:hint="default" w:ascii="Wingdings" w:hAnsi="Wingdings"/>
-        <w:sz w:val="20"/>
-      </w:rPr>
-    </w:lvl>
-    <w:lvl w:ilvl="1" w:tentative="1">
-      <w:start w:val="1"/>
-      <w:numFmt w:val="bullet"/>
-      <w:lvlText w:val="o"/>
-      <w:lvlJc w:val="left"/>
-      <w:pPr>
-        <w:tabs>
-          <w:tab w:val="num" w:pos="1440"/>
-        </w:tabs>
-        <w:ind w:left="1440" w:hanging="360"/>
-      </w:pPr>
-      <w:rPr>
-        <w:rFonts w:hint="default" w:ascii="Courier New" w:hAnsi="Courier New"/>
-        <w:sz w:val="20"/>
-      </w:rPr>
-    </w:lvl>
-  </w:abstractNum>
-  <w:abstractNum w:abstractNumId="14">
-    <w:nsid w:val="678D6B15"/>
-    <w:multiLevelType w:val="multilevel"/>
-    <w:tmpl w:val="BE707422"/>
-    <w:lvl w:ilvl="6" w:tentative="1">
-      <w:start w:val="1"/>
-      <w:numFmt w:val="bullet"/>
-      <w:lvlText w:val=""/>
-      <w:lvlJc w:val="left"/>
-      <w:pPr>
-        <w:tabs>
-          <w:tab w:val="num" w:pos="5040"/>
-        </w:tabs>
-        <w:ind w:left="5040" w:hanging="360"/>
-      </w:pPr>
-      <w:rPr>
-        <w:rFonts w:hint="default" w:ascii="Wingdings" w:hAnsi="Wingdings"/>
-        <w:sz w:val="20"/>
-      </w:rPr>
-    </w:lvl>
-    <w:lvl w:ilvl="3" w:tentative="1">
-      <w:start w:val="1"/>
-      <w:numFmt w:val="bullet"/>
-      <w:lvlText w:val=""/>
-      <w:lvlJc w:val="left"/>
-      <w:pPr>
-        <w:tabs>
-          <w:tab w:val="num" w:pos="2880"/>
-        </w:tabs>
-        <w:ind w:left="2880" w:hanging="360"/>
-      </w:pPr>
-      <w:rPr>
-        <w:rFonts w:hint="default" w:ascii="Wingdings" w:hAnsi="Wingdings"/>
-        <w:sz w:val="20"/>
-      </w:rPr>
-    </w:lvl>
-    <w:lvl w:ilvl="4" w:tentative="1">
-      <w:start w:val="1"/>
-      <w:numFmt w:val="bullet"/>
-      <w:lvlText w:val=""/>
-      <w:lvlJc w:val="left"/>
-      <w:pPr>
-        <w:tabs>
-          <w:tab w:val="num" w:pos="3600"/>
-        </w:tabs>
-        <w:ind w:left="3600" w:hanging="360"/>
-      </w:pPr>
-      <w:rPr>
-        <w:rFonts w:hint="default" w:ascii="Wingdings" w:hAnsi="Wingdings"/>
-        <w:sz w:val="20"/>
-      </w:rPr>
-    </w:lvl>
-    <w:lvl w:ilvl="5" w:tentative="1">
-      <w:start w:val="1"/>
-      <w:numFmt w:val="bullet"/>
-      <w:lvlText w:val=""/>
-      <w:lvlJc w:val="left"/>
-      <w:pPr>
-        <w:tabs>
-          <w:tab w:val="num" w:pos="4320"/>
-        </w:tabs>
-        <w:ind w:left="4320" w:hanging="360"/>
-      </w:pPr>
-      <w:rPr>
-        <w:rFonts w:hint="default" w:ascii="Wingdings" w:hAnsi="Wingdings"/>
-        <w:sz w:val="20"/>
-      </w:rPr>
-    </w:lvl>
-    <w:lvl w:ilvl="8" w:tentative="1">
-      <w:start w:val="1"/>
-      <w:numFmt w:val="bullet"/>
-      <w:lvlText w:val=""/>
-      <w:lvlJc w:val="left"/>
-      <w:pPr>
-        <w:tabs>
-          <w:tab w:val="num" w:pos="6480"/>
-        </w:tabs>
-        <w:ind w:left="6480" w:hanging="360"/>
-      </w:pPr>
-      <w:rPr>
-        <w:rFonts w:hint="default" w:ascii="Wingdings" w:hAnsi="Wingdings"/>
-        <w:sz w:val="20"/>
-      </w:rPr>
-    </w:lvl>
-    <w:lvl w:ilvl="2" w:tentative="1">
-      <w:start w:val="1"/>
-      <w:numFmt w:val="bullet"/>
-      <w:lvlText w:val=""/>
-      <w:lvlJc w:val="left"/>
-      <w:pPr>
-        <w:tabs>
-          <w:tab w:val="num" w:pos="2160"/>
-        </w:tabs>
-        <w:ind w:left="2160" w:hanging="360"/>
-      </w:pPr>
-      <w:rPr>
-        <w:rFonts w:hint="default" w:ascii="Wingdings" w:hAnsi="Wingdings"/>
-        <w:sz w:val="20"/>
-      </w:rPr>
-    </w:lvl>
-    <w:lvl w:ilvl="1" w:tentative="1">
-      <w:start w:val="1"/>
-      <w:numFmt w:val="bullet"/>
-      <w:lvlText w:val="o"/>
-      <w:lvlJc w:val="left"/>
-      <w:pPr>
-        <w:tabs>
-          <w:tab w:val="num" w:pos="1440"/>
-        </w:tabs>
-        <w:ind w:left="1440" w:hanging="360"/>
-      </w:pPr>
-      <w:rPr>
-        <w:rFonts w:hint="default" w:ascii="Courier New" w:hAnsi="Courier New"/>
-        <w:sz w:val="20"/>
-      </w:rPr>
-    </w:lvl>
-    <w:lvl w:ilvl="7" w:tentative="1">
-      <w:start w:val="1"/>
-      <w:numFmt w:val="bullet"/>
-      <w:lvlText w:val=""/>
-      <w:lvlJc w:val="left"/>
-      <w:pPr>
-        <w:tabs>
-          <w:tab w:val="num" w:pos="5760"/>
-        </w:tabs>
-        <w:ind w:left="5760" w:hanging="360"/>
-      </w:pPr>
-      <w:rPr>
-        <w:rFonts w:hint="default" w:ascii="Wingdings" w:hAnsi="Wingdings"/>
-        <w:sz w:val="20"/>
-      </w:rPr>
-    </w:lvl>
-    <w:lvl w:ilvl="0">
-      <w:start w:val="1"/>
-      <w:numFmt w:val="bullet"/>
-      <w:lvlText w:val=""/>
-      <w:lvlJc w:val="left"/>
-      <w:pPr>
-        <w:tabs>
-          <w:tab w:val="num" w:pos="720"/>
-        </w:tabs>
-        <w:ind w:left="720" w:hanging="360"/>
-      </w:pPr>
-      <w:rPr>
-        <w:rFonts w:hint="default" w:ascii="Symbol" w:hAnsi="Symbol"/>
-        <w:sz w:val="20"/>
-      </w:rPr>
-    </w:lvl>
-  </w:abstractNum>
-  <w:abstractNum w:abstractNumId="15">
-    <w:nsid w:val="755D503A"/>
-    <w:multiLevelType w:val="multilevel"/>
-    <w:tmpl w:val="038EB6AA"/>
-    <w:lvl w:ilvl="6" w:tentative="1">
-      <w:start w:val="1"/>
-      <w:numFmt w:val="bullet"/>
-      <w:lvlText w:val=""/>
-      <w:lvlJc w:val="left"/>
-      <w:pPr>
-        <w:tabs>
-          <w:tab w:val="num" w:pos="5040"/>
-        </w:tabs>
-        <w:ind w:left="5040" w:hanging="360"/>
-      </w:pPr>
-      <w:rPr>
-        <w:rFonts w:hint="default" w:ascii="Wingdings" w:hAnsi="Wingdings"/>
-        <w:sz w:val="20"/>
-      </w:rPr>
-    </w:lvl>
-    <w:lvl w:ilvl="1" w:tentative="1">
-      <w:start w:val="1"/>
-      <w:numFmt w:val="bullet"/>
-      <w:lvlText w:val="o"/>
-      <w:lvlJc w:val="left"/>
-      <w:pPr>
-        <w:tabs>
-          <w:tab w:val="num" w:pos="1440"/>
-        </w:tabs>
-        <w:ind w:left="1440" w:hanging="360"/>
-      </w:pPr>
-      <w:rPr>
-        <w:rFonts w:hint="default" w:ascii="Courier New" w:hAnsi="Courier New"/>
-        <w:sz w:val="20"/>
-      </w:rPr>
-    </w:lvl>
-    <w:lvl w:ilvl="0">
-      <w:start w:val="1"/>
-      <w:numFmt w:val="bullet"/>
-      <w:lvlText w:val=""/>
-      <w:lvlJc w:val="left"/>
-      <w:pPr>
-        <w:tabs>
-          <w:tab w:val="num" w:pos="720"/>
-        </w:tabs>
-        <w:ind w:left="720" w:hanging="360"/>
-      </w:pPr>
-      <w:rPr>
-        <w:rFonts w:hint="default" w:ascii="Symbol" w:hAnsi="Symbol"/>
-        <w:sz w:val="20"/>
-      </w:rPr>
-    </w:lvl>
-    <w:lvl w:ilvl="8" w:tentative="1">
-      <w:start w:val="1"/>
-      <w:numFmt w:val="bullet"/>
-      <w:lvlText w:val=""/>
-      <w:lvlJc w:val="left"/>
-      <w:pPr>
-        <w:tabs>
-          <w:tab w:val="num" w:pos="6480"/>
-        </w:tabs>
-        <w:ind w:left="6480" w:hanging="360"/>
-      </w:pPr>
-      <w:rPr>
-        <w:rFonts w:hint="default" w:ascii="Wingdings" w:hAnsi="Wingdings"/>
-        <w:sz w:val="20"/>
-      </w:rPr>
-    </w:lvl>
-    <w:lvl w:ilvl="4" w:tentative="1">
-      <w:start w:val="1"/>
-      <w:numFmt w:val="bullet"/>
-      <w:lvlText w:val=""/>
-      <w:lvlJc w:val="left"/>
-      <w:pPr>
-        <w:tabs>
-          <w:tab w:val="num" w:pos="3600"/>
-        </w:tabs>
-        <w:ind w:left="3600" w:hanging="360"/>
-      </w:pPr>
-      <w:rPr>
-        <w:rFonts w:hint="default" w:ascii="Wingdings" w:hAnsi="Wingdings"/>
-        <w:sz w:val="20"/>
-      </w:rPr>
-    </w:lvl>
-    <w:lvl w:ilvl="3" w:tentative="1">
-      <w:start w:val="1"/>
-      <w:numFmt w:val="bullet"/>
-      <w:lvlText w:val=""/>
-      <w:lvlJc w:val="left"/>
-      <w:pPr>
-        <w:tabs>
-          <w:tab w:val="num" w:pos="2880"/>
-        </w:tabs>
-        <w:ind w:left="2880" w:hanging="360"/>
-      </w:pPr>
-      <w:rPr>
-        <w:rFonts w:hint="default" w:ascii="Wingdings" w:hAnsi="Wingdings"/>
-        <w:sz w:val="20"/>
-      </w:rPr>
-    </w:lvl>
-    <w:lvl w:ilvl="2" w:tentative="1">
-      <w:start w:val="1"/>
-      <w:numFmt w:val="bullet"/>
-      <w:lvlText w:val=""/>
-      <w:lvlJc w:val="left"/>
-      <w:pPr>
-        <w:tabs>
-          <w:tab w:val="num" w:pos="2160"/>
-        </w:tabs>
-        <w:ind w:left="2160" w:hanging="360"/>
-      </w:pPr>
-      <w:rPr>
-        <w:rFonts w:hint="default" w:ascii="Wingdings" w:hAnsi="Wingdings"/>
-        <w:sz w:val="20"/>
-      </w:rPr>
-    </w:lvl>
-    <w:lvl w:ilvl="5" w:tentative="1">
-      <w:start w:val="1"/>
-      <w:numFmt w:val="bullet"/>
-      <w:lvlText w:val=""/>
-      <w:lvlJc w:val="left"/>
-      <w:pPr>
-        <w:tabs>
-          <w:tab w:val="num" w:pos="4320"/>
-        </w:tabs>
-        <w:ind w:left="4320" w:hanging="360"/>
-      </w:pPr>
-      <w:rPr>
-        <w:rFonts w:hint="default" w:ascii="Wingdings" w:hAnsi="Wingdings"/>
-        <w:sz w:val="20"/>
-      </w:rPr>
-    </w:lvl>
-    <w:lvl w:ilvl="7" w:tentative="1">
-      <w:start w:val="1"/>
-      <w:numFmt w:val="bullet"/>
-      <w:lvlText w:val=""/>
-      <w:lvlJc w:val="left"/>
-      <w:pPr>
-        <w:tabs>
-          <w:tab w:val="num" w:pos="5760"/>
-        </w:tabs>
-        <w:ind w:left="5760" w:hanging="360"/>
-      </w:pPr>
-      <w:rPr>
-        <w:rFonts w:hint="default" w:ascii="Wingdings" w:hAnsi="Wingdings"/>
-        <w:sz w:val="20"/>
-      </w:rPr>
-    </w:lvl>
-  </w:abstractNum>
-  <w:abstractNum w:abstractNumId="16">
-    <w:nsid w:val="756E4A92"/>
-    <w:multiLevelType w:val="multilevel"/>
-    <w:tmpl w:val="0C0A4BFA"/>
-    <w:lvl w:ilvl="7" w:tentative="1">
-      <w:start w:val="1"/>
-      <w:numFmt w:val="bullet"/>
-      <w:lvlText w:val=""/>
-      <w:lvlJc w:val="left"/>
-      <w:pPr>
-        <w:tabs>
-          <w:tab w:val="num" w:pos="5760"/>
-        </w:tabs>
-        <w:ind w:left="5760" w:hanging="360"/>
-      </w:pPr>
-      <w:rPr>
-        <w:rFonts w:hint="default" w:ascii="Wingdings" w:hAnsi="Wingdings"/>
-        <w:sz w:val="20"/>
-      </w:rPr>
-    </w:lvl>
-    <w:lvl w:ilvl="1" w:tentative="1">
-      <w:start w:val="1"/>
-      <w:numFmt w:val="bullet"/>
-      <w:lvlText w:val="o"/>
-      <w:lvlJc w:val="left"/>
-      <w:pPr>
-        <w:tabs>
-          <w:tab w:val="num" w:pos="1440"/>
-        </w:tabs>
-        <w:ind w:left="1440" w:hanging="360"/>
-      </w:pPr>
-      <w:rPr>
-        <w:rFonts w:hint="default" w:ascii="Courier New" w:hAnsi="Courier New"/>
-        <w:sz w:val="20"/>
-      </w:rPr>
-    </w:lvl>
-    <w:lvl w:ilvl="5" w:tentative="1">
-      <w:start w:val="1"/>
-      <w:numFmt w:val="bullet"/>
-      <w:lvlText w:val=""/>
-      <w:lvlJc w:val="left"/>
-      <w:pPr>
-        <w:tabs>
-          <w:tab w:val="num" w:pos="4320"/>
-        </w:tabs>
-        <w:ind w:left="4320" w:hanging="360"/>
-      </w:pPr>
-      <w:rPr>
-        <w:rFonts w:hint="default" w:ascii="Wingdings" w:hAnsi="Wingdings"/>
-        <w:sz w:val="20"/>
-      </w:rPr>
-    </w:lvl>
-    <w:lvl w:ilvl="2" w:tentative="1">
-      <w:start w:val="1"/>
-      <w:numFmt w:val="bullet"/>
-      <w:lvlText w:val=""/>
-      <w:lvlJc w:val="left"/>
-      <w:pPr>
-        <w:tabs>
-          <w:tab w:val="num" w:pos="2160"/>
-        </w:tabs>
-        <w:ind w:left="2160" w:hanging="360"/>
-      </w:pPr>
-      <w:rPr>
-        <w:rFonts w:hint="default" w:ascii="Wingdings" w:hAnsi="Wingdings"/>
-        <w:sz w:val="20"/>
-      </w:rPr>
-    </w:lvl>
-    <w:lvl w:ilvl="3" w:tentative="1">
-      <w:start w:val="1"/>
-      <w:numFmt w:val="bullet"/>
-      <w:lvlText w:val=""/>
-      <w:lvlJc w:val="left"/>
-      <w:pPr>
-        <w:tabs>
-          <w:tab w:val="num" w:pos="2880"/>
-        </w:tabs>
-        <w:ind w:left="2880" w:hanging="360"/>
-      </w:pPr>
-      <w:rPr>
-        <w:rFonts w:hint="default" w:ascii="Wingdings" w:hAnsi="Wingdings"/>
-        <w:sz w:val="20"/>
-      </w:rPr>
-    </w:lvl>
-    <w:lvl w:ilvl="4" w:tentative="1">
-      <w:start w:val="1"/>
-      <w:numFmt w:val="bullet"/>
-      <w:lvlText w:val=""/>
-      <w:lvlJc w:val="left"/>
-      <w:pPr>
-        <w:tabs>
-          <w:tab w:val="num" w:pos="3600"/>
-        </w:tabs>
-        <w:ind w:left="3600" w:hanging="360"/>
-      </w:pPr>
-      <w:rPr>
-        <w:rFonts w:hint="default" w:ascii="Wingdings" w:hAnsi="Wingdings"/>
-        <w:sz w:val="20"/>
-      </w:rPr>
-    </w:lvl>
-    <w:lvl w:ilvl="0">
-      <w:start w:val="1"/>
-      <w:numFmt w:val="bullet"/>
-      <w:lvlText w:val=""/>
-      <w:lvlJc w:val="left"/>
-      <w:pPr>
-        <w:tabs>
-          <w:tab w:val="num" w:pos="720"/>
-        </w:tabs>
-        <w:ind w:left="720" w:hanging="360"/>
-      </w:pPr>
-      <w:rPr>
-        <w:rFonts w:hint="default" w:ascii="Symbol" w:hAnsi="Symbol"/>
-        <w:sz w:val="20"/>
-      </w:rPr>
-    </w:lvl>
-    <w:lvl w:ilvl="6" w:tentative="1">
-      <w:start w:val="1"/>
-      <w:numFmt w:val="bullet"/>
-      <w:lvlText w:val=""/>
-      <w:lvlJc w:val="left"/>
-      <w:pPr>
-        <w:tabs>
-          <w:tab w:val="num" w:pos="5040"/>
-        </w:tabs>
-        <w:ind w:left="5040" w:hanging="360"/>
-      </w:pPr>
-      <w:rPr>
-        <w:rFonts w:hint="default" w:ascii="Wingdings" w:hAnsi="Wingdings"/>
-        <w:sz w:val="20"/>
-      </w:rPr>
-    </w:lvl>
-    <w:lvl w:ilvl="8" w:tentative="1">
-      <w:start w:val="1"/>
-      <w:numFmt w:val="bullet"/>
-      <w:lvlText w:val=""/>
-      <w:lvlJc w:val="left"/>
-      <w:pPr>
-        <w:tabs>
-          <w:tab w:val="num" w:pos="6480"/>
-        </w:tabs>
-        <w:ind w:left="6480" w:hanging="360"/>
-      </w:pPr>
-      <w:rPr>
-        <w:rFonts w:hint="default" w:ascii="Wingdings" w:hAnsi="Wingdings"/>
-        <w:sz w:val="20"/>
-      </w:rPr>
-    </w:lvl>
-  </w:abstractNum>
-  <w:abstractNum w:abstractNumId="17">
-    <w:nsid w:val="5B4E0643"/>
-    <w:multiLevelType w:val="multilevel"/>
-    <w:tmpl w:val="D848C494"/>
-    <w:lvl w:ilvl="5" w:tentative="1">
-      <w:start w:val="1"/>
-      <w:numFmt w:val="bullet"/>
-      <w:lvlText w:val=""/>
-      <w:lvlJc w:val="left"/>
-      <w:pPr>
-        <w:tabs>
-          <w:tab w:val="num" w:pos="4320"/>
-        </w:tabs>
-        <w:ind w:left="4320" w:hanging="360"/>
-      </w:pPr>
-      <w:rPr>
-        <w:rFonts w:hint="default" w:ascii="Wingdings" w:hAnsi="Wingdings"/>
-        <w:sz w:val="20"/>
-      </w:rPr>
-    </w:lvl>
-    <w:lvl w:ilvl="0">
-      <w:start w:val="1"/>
-      <w:numFmt w:val="bullet"/>
-      <w:lvlText w:val=""/>
-      <w:lvlJc w:val="left"/>
-      <w:pPr>
-        <w:tabs>
-          <w:tab w:val="num" w:pos="720"/>
-        </w:tabs>
-        <w:ind w:left="720" w:hanging="360"/>
-      </w:pPr>
-      <w:rPr>
-        <w:rFonts w:hint="default" w:ascii="Symbol" w:hAnsi="Symbol"/>
-        <w:sz w:val="20"/>
-      </w:rPr>
-    </w:lvl>
-    <w:lvl w:ilvl="8" w:tentative="1">
-      <w:start w:val="1"/>
-      <w:numFmt w:val="bullet"/>
-      <w:lvlText w:val=""/>
-      <w:lvlJc w:val="left"/>
-      <w:pPr>
-        <w:tabs>
-          <w:tab w:val="num" w:pos="6480"/>
-        </w:tabs>
-        <w:ind w:left="6480" w:hanging="360"/>
-      </w:pPr>
-      <w:rPr>
-        <w:rFonts w:hint="default" w:ascii="Wingdings" w:hAnsi="Wingdings"/>
-        <w:sz w:val="20"/>
-      </w:rPr>
-    </w:lvl>
-    <w:lvl w:ilvl="3" w:tentative="1">
-      <w:start w:val="1"/>
-      <w:numFmt w:val="bullet"/>
-      <w:lvlText w:val=""/>
-      <w:lvlJc w:val="left"/>
-      <w:pPr>
-        <w:tabs>
-          <w:tab w:val="num" w:pos="2880"/>
-        </w:tabs>
-        <w:ind w:left="2880" w:hanging="360"/>
-      </w:pPr>
-      <w:rPr>
-        <w:rFonts w:hint="default" w:ascii="Wingdings" w:hAnsi="Wingdings"/>
-        <w:sz w:val="20"/>
-      </w:rPr>
-    </w:lvl>
-    <w:lvl w:ilvl="4" w:tentative="1">
-      <w:start w:val="1"/>
-      <w:numFmt w:val="bullet"/>
-      <w:lvlText w:val=""/>
-      <w:lvlJc w:val="left"/>
-      <w:pPr>
-        <w:tabs>
-          <w:tab w:val="num" w:pos="3600"/>
-        </w:tabs>
-        <w:ind w:left="3600" w:hanging="360"/>
-      </w:pPr>
-      <w:rPr>
-        <w:rFonts w:hint="default" w:ascii="Wingdings" w:hAnsi="Wingdings"/>
-        <w:sz w:val="20"/>
-      </w:rPr>
-    </w:lvl>
-    <w:lvl w:ilvl="6" w:tentative="1">
-      <w:start w:val="1"/>
-      <w:numFmt w:val="bullet"/>
-      <w:lvlText w:val=""/>
-      <w:lvlJc w:val="left"/>
-      <w:pPr>
-        <w:tabs>
-          <w:tab w:val="num" w:pos="5040"/>
-        </w:tabs>
-        <w:ind w:left="5040" w:hanging="360"/>
-      </w:pPr>
-      <w:rPr>
-        <w:rFonts w:hint="default" w:ascii="Wingdings" w:hAnsi="Wingdings"/>
-        <w:sz w:val="20"/>
-      </w:rPr>
-    </w:lvl>
-    <w:lvl w:ilvl="7" w:tentative="1">
-      <w:start w:val="1"/>
-      <w:numFmt w:val="bullet"/>
-      <w:lvlText w:val=""/>
-      <w:lvlJc w:val="left"/>
-      <w:pPr>
-        <w:tabs>
-          <w:tab w:val="num" w:pos="5760"/>
-        </w:tabs>
-        <w:ind w:left="5760" w:hanging="360"/>
-      </w:pPr>
-      <w:rPr>
-        <w:rFonts w:hint="default" w:ascii="Wingdings" w:hAnsi="Wingdings"/>
-        <w:sz w:val="20"/>
-      </w:rPr>
-    </w:lvl>
-    <w:lvl w:ilvl="1" w:tentative="1">
-      <w:start w:val="1"/>
-      <w:numFmt w:val="bullet"/>
-      <w:lvlText w:val="o"/>
-      <w:lvlJc w:val="left"/>
-      <w:pPr>
-        <w:tabs>
-          <w:tab w:val="num" w:pos="1440"/>
-        </w:tabs>
-        <w:ind w:left="1440" w:hanging="360"/>
-      </w:pPr>
-      <w:rPr>
-        <w:rFonts w:hint="default" w:ascii="Courier New" w:hAnsi="Courier New"/>
-        <w:sz w:val="20"/>
-      </w:rPr>
-    </w:lvl>
-    <w:lvl w:ilvl="2" w:tentative="1">
-      <w:start w:val="1"/>
-      <w:numFmt w:val="bullet"/>
-      <w:lvlText w:val=""/>
-      <w:lvlJc w:val="left"/>
-      <w:pPr>
-        <w:tabs>
-          <w:tab w:val="num" w:pos="2160"/>
-        </w:tabs>
-        <w:ind w:left="2160" w:hanging="360"/>
-      </w:pPr>
-      <w:rPr>
-        <w:rFonts w:hint="default" w:ascii="Wingdings" w:hAnsi="Wingdings"/>
-        <w:sz w:val="20"/>
-      </w:rPr>
-    </w:lvl>
-  </w:abstractNum>
-  <w:abstractNum w:abstractNumId="18">
-    <w:lvl w:ilvl="0">
-      <w:start w:val="1"/>
-      <w:numFmt w:val="decimal"/>
-      <w:lvlText w:val="%1."/>
-      <w:lvlJc w:val="left"/>
-      <w:pPr>
-        <w:ind w:left="420" w:hanging="420"/>
-      </w:pPr>
-    </w:lvl>
-  </w:abstractNum>
-  <w:abstractNum w:abstractNumId="19">
-    <w:nsid w:val="05B40589"/>
-    <w:multiLevelType w:val="multilevel"/>
-    <w:tmpl w:val="347C040C"/>
-    <w:lvl w:ilvl="8" w:tentative="1">
-      <w:start w:val="1"/>
-      <w:numFmt w:val="bullet"/>
-      <w:lvlText w:val=""/>
-      <w:lvlJc w:val="left"/>
-      <w:pPr>
-        <w:tabs>
-          <w:tab w:val="num" w:pos="6480"/>
-        </w:tabs>
-        <w:ind w:left="6480" w:hanging="360"/>
-      </w:pPr>
-      <w:rPr>
-        <w:rFonts w:hint="default" w:ascii="Wingdings" w:hAnsi="Wingdings"/>
-        <w:sz w:val="20"/>
-      </w:rPr>
-    </w:lvl>
-    <w:lvl w:ilvl="3" w:tentative="1">
-      <w:start w:val="1"/>
-      <w:numFmt w:val="bullet"/>
-      <w:lvlText w:val=""/>
-      <w:lvlJc w:val="left"/>
-      <w:pPr>
-        <w:tabs>
-          <w:tab w:val="num" w:pos="2880"/>
-        </w:tabs>
-        <w:ind w:left="2880" w:hanging="360"/>
-      </w:pPr>
-      <w:rPr>
-        <w:rFonts w:hint="default" w:ascii="Wingdings" w:hAnsi="Wingdings"/>
-        <w:sz w:val="20"/>
-      </w:rPr>
-    </w:lvl>
-    <w:lvl w:ilvl="4" w:tentative="1">
-      <w:start w:val="1"/>
-      <w:numFmt w:val="bullet"/>
-      <w:lvlText w:val=""/>
-      <w:lvlJc w:val="left"/>
-      <w:pPr>
-        <w:tabs>
-          <w:tab w:val="num" w:pos="3600"/>
-        </w:tabs>
-        <w:ind w:left="3600" w:hanging="360"/>
-      </w:pPr>
-      <w:rPr>
-        <w:rFonts w:hint="default" w:ascii="Wingdings" w:hAnsi="Wingdings"/>
-        <w:sz w:val="20"/>
-      </w:rPr>
-    </w:lvl>
-    <w:lvl w:ilvl="7" w:tentative="1">
-      <w:start w:val="1"/>
-      <w:numFmt w:val="bullet"/>
-      <w:lvlText w:val=""/>
-      <w:lvlJc w:val="left"/>
-      <w:pPr>
-        <w:tabs>
-          <w:tab w:val="num" w:pos="5760"/>
-        </w:tabs>
-        <w:ind w:left="5760" w:hanging="360"/>
-      </w:pPr>
-      <w:rPr>
-        <w:rFonts w:hint="default" w:ascii="Wingdings" w:hAnsi="Wingdings"/>
-        <w:sz w:val="20"/>
-      </w:rPr>
-    </w:lvl>
-    <w:lvl w:ilvl="0">
-      <w:start w:val="1"/>
-      <w:numFmt w:val="bullet"/>
-      <w:lvlText w:val=""/>
-      <w:lvlJc w:val="left"/>
-      <w:pPr>
-        <w:tabs>
-          <w:tab w:val="num" w:pos="720"/>
-        </w:tabs>
-        <w:ind w:left="720" w:hanging="360"/>
-      </w:pPr>
-      <w:rPr>
-        <w:rFonts w:hint="default" w:ascii="Symbol" w:hAnsi="Symbol"/>
-        <w:sz w:val="20"/>
-      </w:rPr>
-    </w:lvl>
-    <w:lvl w:ilvl="6" w:tentative="1">
-      <w:start w:val="1"/>
-      <w:numFmt w:val="bullet"/>
-      <w:lvlText w:val=""/>
-      <w:lvlJc w:val="left"/>
-      <w:pPr>
-        <w:tabs>
-          <w:tab w:val="num" w:pos="5040"/>
-        </w:tabs>
-        <w:ind w:left="5040" w:hanging="360"/>
-      </w:pPr>
-      <w:rPr>
-        <w:rFonts w:hint="default" w:ascii="Wingdings" w:hAnsi="Wingdings"/>
-        <w:sz w:val="20"/>
-      </w:rPr>
-    </w:lvl>
-    <w:lvl w:ilvl="2" w:tentative="1">
-      <w:start w:val="1"/>
-      <w:numFmt w:val="bullet"/>
-      <w:lvlText w:val=""/>
-      <w:lvlJc w:val="left"/>
-      <w:pPr>
-        <w:tabs>
-          <w:tab w:val="num" w:pos="2160"/>
-        </w:tabs>
-        <w:ind w:left="2160" w:hanging="360"/>
-      </w:pPr>
-      <w:rPr>
-        <w:rFonts w:hint="default" w:ascii="Wingdings" w:hAnsi="Wingdings"/>
-        <w:sz w:val="20"/>
-      </w:rPr>
-    </w:lvl>
-    <w:lvl w:ilvl="5" w:tentative="1">
-      <w:start w:val="1"/>
-      <w:numFmt w:val="bullet"/>
-      <w:lvlText w:val=""/>
-      <w:lvlJc w:val="left"/>
-      <w:pPr>
-        <w:tabs>
-          <w:tab w:val="num" w:pos="4320"/>
-        </w:tabs>
-        <w:ind w:left="4320" w:hanging="360"/>
-      </w:pPr>
-      <w:rPr>
-        <w:rFonts w:hint="default" w:ascii="Wingdings" w:hAnsi="Wingdings"/>
-        <w:sz w:val="20"/>
-      </w:rPr>
-    </w:lvl>
-    <w:lvl w:ilvl="1" w:tentative="1">
-      <w:start w:val="1"/>
-      <w:numFmt w:val="bullet"/>
-      <w:lvlText w:val="o"/>
-      <w:lvlJc w:val="left"/>
-      <w:pPr>
-        <w:tabs>
-          <w:tab w:val="num" w:pos="1440"/>
-        </w:tabs>
-        <w:ind w:left="1440" w:hanging="360"/>
-      </w:pPr>
-      <w:rPr>
-        <w:rFonts w:hint="default" w:ascii="Courier New" w:hAnsi="Courier New"/>
-        <w:sz w:val="20"/>
-      </w:rPr>
-    </w:lvl>
-  </w:abstractNum>
-  <w:abstractNum w:abstractNumId="20">
-    <w:lvl w:ilvl="0">
-      <w:start w:val="1"/>
-      <w:numFmt w:val="bullet"/>
-      <w:lvlText w:val=""/>
-      <w:lvlJc w:val="left"/>
-      <w:pPr>
-        <w:ind w:left="420" w:hanging="420"/>
-      </w:pPr>
-      <w:rPr>
-        <w:rFonts w:hint="default" w:ascii="Wingdings" w:hAnsi="Wingdings"/>
-      </w:rPr>
-    </w:lvl>
-  </w:abstractNum>
-  <w:abstractNum w:abstractNumId="21">
-    <w:lvl w:ilvl="0">
-      <w:start w:val="1"/>
-      <w:numFmt w:val="bullet"/>
-      <w:lvlText w:val=""/>
-      <w:lvlJc w:val="left"/>
-      <w:pPr>
-        <w:ind w:left="420" w:hanging="420"/>
-      </w:pPr>
-      <w:rPr>
-        <w:rFonts w:hint="default" w:ascii="Wingdings" w:hAnsi="Wingdings"/>
-      </w:rPr>
-    </w:lvl>
-  </w:abstractNum>
-  <w:abstractNum w:abstractNumId="22">
-    <w:lvl w:ilvl="0">
-      <w:start w:val="1"/>
-      <w:numFmt w:val="bullet"/>
-      <w:lvlText w:val=""/>
-      <w:lvlJc w:val="left"/>
-      <w:pPr>
-        <w:ind w:left="420" w:hanging="420"/>
-      </w:pPr>
-      <w:rPr>
-        <w:rFonts w:hint="default" w:ascii="Wingdings" w:hAnsi="Wingdings"/>
-      </w:rPr>
-    </w:lvl>
-  </w:abstractNum>
-  <w:abstractNum w:abstractNumId="23">
-    <w:lvl w:ilvl="0">
-      <w:start w:val="1"/>
-      <w:numFmt w:val="decimal"/>
-      <w:lvlText w:val="%1."/>
-      <w:lvlJc w:val="left"/>
-      <w:pPr>
-        <w:ind w:left="420" w:hanging="420"/>
-      </w:pPr>
-    </w:lvl>
-  </w:abstractNum>
-  <w:abstractNum w:abstractNumId="24">
-    <w:lvl w:ilvl="0">
-      <w:start w:val="1"/>
-      <w:numFmt w:val="decimal"/>
-      <w:lvlText w:val="%1."/>
-      <w:lvlJc w:val="left"/>
-      <w:pPr>
-        <w:ind w:left="420" w:hanging="420"/>
-      </w:pPr>
-    </w:lvl>
-  </w:abstractNum>
-  <w:abstractNum w:abstractNumId="25">
-    <w:nsid w:val="510D3785"/>
-    <w:multiLevelType w:val="multilevel"/>
-    <w:tmpl w:val="73643D5A"/>
-    <w:lvl w:ilvl="6" w:tentative="1">
-      <w:start w:val="1"/>
-      <w:numFmt w:val="bullet"/>
-      <w:lvlText w:val=""/>
-      <w:lvlJc w:val="left"/>
-      <w:pPr>
-        <w:tabs>
-          <w:tab w:val="num" w:pos="5040"/>
-        </w:tabs>
-        <w:ind w:left="5040" w:hanging="360"/>
-      </w:pPr>
-      <w:rPr>
-        <w:rFonts w:hint="default" w:ascii="Wingdings" w:hAnsi="Wingdings"/>
-        <w:sz w:val="20"/>
-      </w:rPr>
-    </w:lvl>
-    <w:lvl w:ilvl="3" w:tentative="1">
-      <w:start w:val="1"/>
-      <w:numFmt w:val="bullet"/>
-      <w:lvlText w:val=""/>
-      <w:lvlJc w:val="left"/>
-      <w:pPr>
-        <w:tabs>
-          <w:tab w:val="num" w:pos="2880"/>
-        </w:tabs>
-        <w:ind w:left="2880" w:hanging="360"/>
-      </w:pPr>
-      <w:rPr>
-        <w:rFonts w:hint="default" w:ascii="Wingdings" w:hAnsi="Wingdings"/>
-        <w:sz w:val="20"/>
-      </w:rPr>
-    </w:lvl>
-    <w:lvl w:ilvl="8" w:tentative="1">
-      <w:start w:val="1"/>
-      <w:numFmt w:val="bullet"/>
-      <w:lvlText w:val=""/>
-      <w:lvlJc w:val="left"/>
-      <w:pPr>
-        <w:tabs>
-          <w:tab w:val="num" w:pos="6480"/>
-        </w:tabs>
-        <w:ind w:left="6480" w:hanging="360"/>
-      </w:pPr>
-      <w:rPr>
-        <w:rFonts w:hint="default" w:ascii="Wingdings" w:hAnsi="Wingdings"/>
-        <w:sz w:val="20"/>
-      </w:rPr>
-    </w:lvl>
-    <w:lvl w:ilvl="1" w:tentative="1">
-      <w:start w:val="1"/>
-      <w:numFmt w:val="bullet"/>
-      <w:lvlText w:val="o"/>
-      <w:lvlJc w:val="left"/>
-      <w:pPr>
-        <w:tabs>
-          <w:tab w:val="num" w:pos="1440"/>
-        </w:tabs>
-        <w:ind w:left="1440" w:hanging="360"/>
-      </w:pPr>
-      <w:rPr>
-        <w:rFonts w:hint="default" w:ascii="Courier New" w:hAnsi="Courier New"/>
-        <w:sz w:val="20"/>
-      </w:rPr>
-    </w:lvl>
-    <w:lvl w:ilvl="0">
-      <w:start w:val="1"/>
-      <w:numFmt w:val="bullet"/>
-      <w:lvlText w:val=""/>
-      <w:lvlJc w:val="left"/>
-      <w:pPr>
-        <w:tabs>
-          <w:tab w:val="num" w:pos="720"/>
-        </w:tabs>
-        <w:ind w:left="720" w:hanging="360"/>
-      </w:pPr>
-      <w:rPr>
-        <w:rFonts w:hint="default" w:ascii="Symbol" w:hAnsi="Symbol"/>
-        <w:sz w:val="20"/>
-      </w:rPr>
-    </w:lvl>
-    <w:lvl w:ilvl="4" w:tentative="1">
-      <w:start w:val="1"/>
-      <w:numFmt w:val="bullet"/>
-      <w:lvlText w:val=""/>
-      <w:lvlJc w:val="left"/>
-      <w:pPr>
-        <w:tabs>
-          <w:tab w:val="num" w:pos="3600"/>
-        </w:tabs>
-        <w:ind w:left="3600" w:hanging="360"/>
-      </w:pPr>
-      <w:rPr>
-        <w:rFonts w:hint="default" w:ascii="Wingdings" w:hAnsi="Wingdings"/>
-        <w:sz w:val="20"/>
-      </w:rPr>
-    </w:lvl>
-    <w:lvl w:ilvl="5" w:tentative="1">
-      <w:start w:val="1"/>
-      <w:numFmt w:val="bullet"/>
-      <w:lvlText w:val=""/>
-      <w:lvlJc w:val="left"/>
-      <w:pPr>
-        <w:tabs>
-          <w:tab w:val="num" w:pos="4320"/>
-        </w:tabs>
-        <w:ind w:left="4320" w:hanging="360"/>
-      </w:pPr>
-      <w:rPr>
-        <w:rFonts w:hint="default" w:ascii="Wingdings" w:hAnsi="Wingdings"/>
-        <w:sz w:val="20"/>
-      </w:rPr>
-    </w:lvl>
-    <w:lvl w:ilvl="2" w:tentative="1">
-      <w:start w:val="1"/>
-      <w:numFmt w:val="bullet"/>
-      <w:lvlText w:val=""/>
-      <w:lvlJc w:val="left"/>
-      <w:pPr>
-        <w:tabs>
-          <w:tab w:val="num" w:pos="2160"/>
-        </w:tabs>
-        <w:ind w:left="2160" w:hanging="360"/>
-      </w:pPr>
-      <w:rPr>
-        <w:rFonts w:hint="default" w:ascii="Wingdings" w:hAnsi="Wingdings"/>
-        <w:sz w:val="20"/>
-      </w:rPr>
-    </w:lvl>
-    <w:lvl w:ilvl="7" w:tentative="1">
-      <w:start w:val="1"/>
-      <w:numFmt w:val="bullet"/>
-      <w:lvlText w:val=""/>
-      <w:lvlJc w:val="left"/>
-      <w:pPr>
-        <w:tabs>
-          <w:tab w:val="num" w:pos="5760"/>
-        </w:tabs>
-        <w:ind w:left="5760" w:hanging="360"/>
-      </w:pPr>
-      <w:rPr>
-        <w:rFonts w:hint="default" w:ascii="Wingdings" w:hAnsi="Wingdings"/>
-        <w:sz w:val="20"/>
-      </w:rPr>
-    </w:lvl>
-  </w:abstractNum>
-  <w:abstractNum w:abstractNumId="26">
-    <w:nsid w:val="0C4F70F6"/>
-    <w:multiLevelType w:val="multilevel"/>
-    <w:tmpl w:val="CC4C1C6A"/>
-    <w:lvl w:ilvl="3" w:tentative="1">
-      <w:start w:val="1"/>
-      <w:numFmt w:val="bullet"/>
-      <w:lvlText w:val=""/>
-      <w:lvlJc w:val="left"/>
-      <w:pPr>
-        <w:tabs>
-          <w:tab w:val="num" w:pos="2880"/>
-        </w:tabs>
-        <w:ind w:left="2880" w:hanging="360"/>
-      </w:pPr>
-      <w:rPr>
-        <w:rFonts w:hint="default" w:ascii="Wingdings" w:hAnsi="Wingdings"/>
-        <w:sz w:val="20"/>
-      </w:rPr>
-    </w:lvl>
-    <w:lvl w:ilvl="0">
-      <w:start w:val="1"/>
-      <w:numFmt w:val="bullet"/>
-      <w:lvlText w:val=""/>
-      <w:lvlJc w:val="left"/>
-      <w:pPr>
-        <w:tabs>
-          <w:tab w:val="num" w:pos="720"/>
-        </w:tabs>
-        <w:ind w:left="720" w:hanging="360"/>
-      </w:pPr>
-      <w:rPr>
-        <w:rFonts w:hint="default" w:ascii="Symbol" w:hAnsi="Symbol"/>
-        <w:sz w:val="20"/>
-      </w:rPr>
-    </w:lvl>
-    <w:lvl w:ilvl="8" w:tentative="1">
-      <w:start w:val="1"/>
-      <w:numFmt w:val="bullet"/>
-      <w:lvlText w:val=""/>
-      <w:lvlJc w:val="left"/>
-      <w:pPr>
-        <w:tabs>
-          <w:tab w:val="num" w:pos="6480"/>
-        </w:tabs>
-        <w:ind w:left="6480" w:hanging="360"/>
-      </w:pPr>
-      <w:rPr>
-        <w:rFonts w:hint="default" w:ascii="Wingdings" w:hAnsi="Wingdings"/>
-        <w:sz w:val="20"/>
-      </w:rPr>
-    </w:lvl>
-    <w:lvl w:ilvl="4" w:tentative="1">
-      <w:start w:val="1"/>
-      <w:numFmt w:val="bullet"/>
-      <w:lvlText w:val=""/>
-      <w:lvlJc w:val="left"/>
-      <w:pPr>
-        <w:tabs>
-          <w:tab w:val="num" w:pos="3600"/>
-        </w:tabs>
-        <w:ind w:left="3600" w:hanging="360"/>
-      </w:pPr>
-      <w:rPr>
-        <w:rFonts w:hint="default" w:ascii="Wingdings" w:hAnsi="Wingdings"/>
-        <w:sz w:val="20"/>
-      </w:rPr>
-    </w:lvl>
-    <w:lvl w:ilvl="5" w:tentative="1">
-      <w:start w:val="1"/>
-      <w:numFmt w:val="bullet"/>
-      <w:lvlText w:val=""/>
-      <w:lvlJc w:val="left"/>
-      <w:pPr>
-        <w:tabs>
-          <w:tab w:val="num" w:pos="4320"/>
-        </w:tabs>
-        <w:ind w:left="4320" w:hanging="360"/>
-      </w:pPr>
-      <w:rPr>
-        <w:rFonts w:hint="default" w:ascii="Wingdings" w:hAnsi="Wingdings"/>
-        <w:sz w:val="20"/>
-      </w:rPr>
-    </w:lvl>
-    <w:lvl w:ilvl="6" w:tentative="1">
-      <w:start w:val="1"/>
-      <w:numFmt w:val="bullet"/>
-      <w:lvlText w:val=""/>
-      <w:lvlJc w:val="left"/>
-      <w:pPr>
-        <w:tabs>
-          <w:tab w:val="num" w:pos="5040"/>
-        </w:tabs>
-        <w:ind w:left="5040" w:hanging="360"/>
-      </w:pPr>
-      <w:rPr>
-        <w:rFonts w:hint="default" w:ascii="Wingdings" w:hAnsi="Wingdings"/>
-        <w:sz w:val="20"/>
-      </w:rPr>
-    </w:lvl>
-    <w:lvl w:ilvl="2" w:tentative="1">
-      <w:start w:val="1"/>
-      <w:numFmt w:val="bullet"/>
-      <w:lvlText w:val=""/>
-      <w:lvlJc w:val="left"/>
-      <w:pPr>
-        <w:tabs>
-          <w:tab w:val="num" w:pos="2160"/>
-        </w:tabs>
-        <w:ind w:left="2160" w:hanging="360"/>
-      </w:pPr>
-      <w:rPr>
-        <w:rFonts w:hint="default" w:ascii="Wingdings" w:hAnsi="Wingdings"/>
-        <w:sz w:val="20"/>
-      </w:rPr>
-    </w:lvl>
-    <w:lvl w:ilvl="7" w:tentative="1">
-      <w:start w:val="1"/>
-      <w:numFmt w:val="bullet"/>
-      <w:lvlText w:val=""/>
-      <w:lvlJc w:val="left"/>
-      <w:pPr>
-        <w:tabs>
-          <w:tab w:val="num" w:pos="5760"/>
-        </w:tabs>
-        <w:ind w:left="5760" w:hanging="360"/>
-      </w:pPr>
-      <w:rPr>
-        <w:rFonts w:hint="default" w:ascii="Wingdings" w:hAnsi="Wingdings"/>
-        <w:sz w:val="20"/>
-      </w:rPr>
-    </w:lvl>
-    <w:lvl w:ilvl="1" w:tentative="1">
-      <w:start w:val="1"/>
-      <w:numFmt w:val="bullet"/>
-      <w:lvlText w:val="o"/>
-      <w:lvlJc w:val="left"/>
-      <w:pPr>
-        <w:tabs>
-          <w:tab w:val="num" w:pos="1440"/>
-        </w:tabs>
-        <w:ind w:left="1440" w:hanging="360"/>
-      </w:pPr>
-      <w:rPr>
-        <w:rFonts w:hint="default" w:ascii="Courier New" w:hAnsi="Courier New"/>
-        <w:sz w:val="20"/>
-      </w:rPr>
-    </w:lvl>
-  </w:abstractNum>
-  <w:abstractNum w:abstractNumId="27">
-    <w:lvl w:ilvl="0">
-      <w:start w:val="1"/>
-      <w:numFmt w:val="bullet"/>
-      <w:lvlText w:val=""/>
-      <w:lvlJc w:val="left"/>
-      <w:pPr>
-        <w:ind w:left="420" w:hanging="420"/>
-      </w:pPr>
-      <w:rPr>
-        <w:rFonts w:hint="default" w:ascii="Wingdings" w:hAnsi="Wingdings"/>
-      </w:rPr>
-    </w:lvl>
-  </w:abstractNum>
-  <w:abstractNum w:abstractNumId="28">
-    <w:nsid w:val="1B1D6524"/>
-    <w:multiLevelType w:val="multilevel"/>
-    <w:tmpl w:val="C9428036"/>
-    <w:lvl w:ilvl="8" w:tentative="1">
-      <w:start w:val="1"/>
-      <w:numFmt w:val="bullet"/>
-      <w:lvlText w:val=""/>
-      <w:lvlJc w:val="left"/>
-      <w:pPr>
-        <w:tabs>
-          <w:tab w:val="num" w:pos="6480"/>
-        </w:tabs>
-        <w:ind w:left="6480" w:hanging="360"/>
-      </w:pPr>
-      <w:rPr>
-        <w:rFonts w:hint="default" w:ascii="Wingdings" w:hAnsi="Wingdings"/>
-        <w:sz w:val="20"/>
-      </w:rPr>
-    </w:lvl>
-    <w:lvl w:ilvl="4" w:tentative="1">
-      <w:start w:val="1"/>
-      <w:numFmt w:val="bullet"/>
-      <w:lvlText w:val=""/>
-      <w:lvlJc w:val="left"/>
-      <w:pPr>
-        <w:tabs>
-          <w:tab w:val="num" w:pos="3600"/>
-        </w:tabs>
-        <w:ind w:left="3600" w:hanging="360"/>
-      </w:pPr>
-      <w:rPr>
-        <w:rFonts w:hint="default" w:ascii="Wingdings" w:hAnsi="Wingdings"/>
-        <w:sz w:val="20"/>
-      </w:rPr>
-    </w:lvl>
-    <w:lvl w:ilvl="1" w:tentative="1">
-      <w:start w:val="1"/>
-      <w:numFmt w:val="bullet"/>
-      <w:lvlText w:val="o"/>
-      <w:lvlJc w:val="left"/>
-      <w:pPr>
-        <w:tabs>
-          <w:tab w:val="num" w:pos="1440"/>
-        </w:tabs>
-        <w:ind w:left="1440" w:hanging="360"/>
-      </w:pPr>
-      <w:rPr>
-        <w:rFonts w:hint="default" w:ascii="Courier New" w:hAnsi="Courier New"/>
-        <w:sz w:val="20"/>
-      </w:rPr>
-    </w:lvl>
-    <w:lvl w:ilvl="7" w:tentative="1">
-      <w:start w:val="1"/>
-      <w:numFmt w:val="bullet"/>
-      <w:lvlText w:val=""/>
-      <w:lvlJc w:val="left"/>
-      <w:pPr>
-        <w:tabs>
-          <w:tab w:val="num" w:pos="5760"/>
-        </w:tabs>
-        <w:ind w:left="5760" w:hanging="360"/>
-      </w:pPr>
-      <w:rPr>
-        <w:rFonts w:hint="default" w:ascii="Wingdings" w:hAnsi="Wingdings"/>
-        <w:sz w:val="20"/>
-      </w:rPr>
-    </w:lvl>
-    <w:lvl w:ilvl="0">
-      <w:start w:val="1"/>
-      <w:numFmt w:val="bullet"/>
-      <w:lvlText w:val=""/>
-      <w:lvlJc w:val="left"/>
-      <w:pPr>
-        <w:tabs>
-          <w:tab w:val="num" w:pos="720"/>
-        </w:tabs>
-        <w:ind w:left="720" w:hanging="360"/>
-      </w:pPr>
-      <w:rPr>
-        <w:rFonts w:hint="default" w:ascii="Symbol" w:hAnsi="Symbol"/>
-        <w:sz w:val="20"/>
-      </w:rPr>
-    </w:lvl>
-    <w:lvl w:ilvl="5" w:tentative="1">
-      <w:start w:val="1"/>
-      <w:numFmt w:val="bullet"/>
-      <w:lvlText w:val=""/>
-      <w:lvlJc w:val="left"/>
-      <w:pPr>
-        <w:tabs>
-          <w:tab w:val="num" w:pos="4320"/>
-        </w:tabs>
-        <w:ind w:left="4320" w:hanging="360"/>
-      </w:pPr>
-      <w:rPr>
-        <w:rFonts w:hint="default" w:ascii="Wingdings" w:hAnsi="Wingdings"/>
-        <w:sz w:val="20"/>
-      </w:rPr>
-    </w:lvl>
-    <w:lvl w:ilvl="6" w:tentative="1">
-      <w:start w:val="1"/>
-      <w:numFmt w:val="bullet"/>
-      <w:lvlText w:val=""/>
-      <w:lvlJc w:val="left"/>
-      <w:pPr>
-        <w:tabs>
-          <w:tab w:val="num" w:pos="5040"/>
-        </w:tabs>
-        <w:ind w:left="5040" w:hanging="360"/>
-      </w:pPr>
-      <w:rPr>
-        <w:rFonts w:hint="default" w:ascii="Wingdings" w:hAnsi="Wingdings"/>
-        <w:sz w:val="20"/>
-      </w:rPr>
-    </w:lvl>
-    <w:lvl w:ilvl="2" w:tentative="1">
-      <w:start w:val="1"/>
-      <w:numFmt w:val="bullet"/>
-      <w:lvlText w:val=""/>
-      <w:lvlJc w:val="left"/>
-      <w:pPr>
-        <w:tabs>
-          <w:tab w:val="num" w:pos="2160"/>
-        </w:tabs>
-        <w:ind w:left="2160" w:hanging="360"/>
-      </w:pPr>
-      <w:rPr>
-        <w:rFonts w:hint="default" w:ascii="Wingdings" w:hAnsi="Wingdings"/>
-        <w:sz w:val="20"/>
-      </w:rPr>
-    </w:lvl>
-    <w:lvl w:ilvl="3" w:tentative="1">
-      <w:start w:val="1"/>
-      <w:numFmt w:val="bullet"/>
-      <w:lvlText w:val=""/>
-      <w:lvlJc w:val="left"/>
-      <w:pPr>
-        <w:tabs>
-          <w:tab w:val="num" w:pos="2880"/>
-        </w:tabs>
-        <w:ind w:left="2880" w:hanging="360"/>
-      </w:pPr>
-      <w:rPr>
-        <w:rFonts w:hint="default" w:ascii="Wingdings" w:hAnsi="Wingdings"/>
-        <w:sz w:val="20"/>
-      </w:rPr>
-    </w:lvl>
-  </w:abstractNum>
-  <w:abstractNum w:abstractNumId="29">
-    <w:nsid w:val="28FD2ECE"/>
-    <w:multiLevelType w:val="multilevel"/>
-    <w:tmpl w:val="C2B67B9A"/>
-    <w:lvl w:ilvl="6" w:tentative="1">
-      <w:start w:val="1"/>
-      <w:numFmt w:val="bullet"/>
-      <w:lvlText w:val=""/>
-      <w:lvlJc w:val="left"/>
-      <w:pPr>
-        <w:tabs>
-          <w:tab w:val="num" w:pos="5040"/>
-        </w:tabs>
-        <w:ind w:left="5040" w:hanging="360"/>
-      </w:pPr>
-      <w:rPr>
-        <w:rFonts w:hint="default" w:ascii="Wingdings" w:hAnsi="Wingdings"/>
-        <w:sz w:val="20"/>
-      </w:rPr>
-    </w:lvl>
-    <w:lvl w:ilvl="7" w:tentative="1">
-      <w:start w:val="1"/>
-      <w:numFmt w:val="bullet"/>
-      <w:lvlText w:val=""/>
-      <w:lvlJc w:val="left"/>
-      <w:pPr>
-        <w:tabs>
-          <w:tab w:val="num" w:pos="5760"/>
-        </w:tabs>
-        <w:ind w:left="5760" w:hanging="360"/>
-      </w:pPr>
-      <w:rPr>
-        <w:rFonts w:hint="default" w:ascii="Wingdings" w:hAnsi="Wingdings"/>
-        <w:sz w:val="20"/>
-      </w:rPr>
-    </w:lvl>
-    <w:lvl w:ilvl="3" w:tentative="1">
-      <w:start w:val="1"/>
-      <w:numFmt w:val="bullet"/>
-      <w:lvlText w:val=""/>
-      <w:lvlJc w:val="left"/>
-      <w:pPr>
-        <w:tabs>
-          <w:tab w:val="num" w:pos="2880"/>
-        </w:tabs>
-        <w:ind w:left="2880" w:hanging="360"/>
-      </w:pPr>
-      <w:rPr>
-        <w:rFonts w:hint="default" w:ascii="Wingdings" w:hAnsi="Wingdings"/>
-        <w:sz w:val="20"/>
-      </w:rPr>
-    </w:lvl>
-    <w:lvl w:ilvl="4" w:tentative="1">
-      <w:start w:val="1"/>
-      <w:numFmt w:val="bullet"/>
-      <w:lvlText w:val=""/>
-      <w:lvlJc w:val="left"/>
-      <w:pPr>
-        <w:tabs>
-          <w:tab w:val="num" w:pos="3600"/>
-        </w:tabs>
-        <w:ind w:left="3600" w:hanging="360"/>
-      </w:pPr>
-      <w:rPr>
-        <w:rFonts w:hint="default" w:ascii="Wingdings" w:hAnsi="Wingdings"/>
-        <w:sz w:val="20"/>
-      </w:rPr>
-    </w:lvl>
-    <w:lvl w:ilvl="5" w:tentative="1">
-      <w:start w:val="1"/>
-      <w:numFmt w:val="bullet"/>
-      <w:lvlText w:val=""/>
-      <w:lvlJc w:val="left"/>
-      <w:pPr>
-        <w:tabs>
-          <w:tab w:val="num" w:pos="4320"/>
-        </w:tabs>
-        <w:ind w:left="4320" w:hanging="360"/>
-      </w:pPr>
-      <w:rPr>
-        <w:rFonts w:hint="default" w:ascii="Wingdings" w:hAnsi="Wingdings"/>
-        <w:sz w:val="20"/>
-      </w:rPr>
-    </w:lvl>
-    <w:lvl w:ilvl="8" w:tentative="1">
-      <w:start w:val="1"/>
-      <w:numFmt w:val="bullet"/>
-      <w:lvlText w:val=""/>
-      <w:lvlJc w:val="left"/>
-      <w:pPr>
-        <w:tabs>
-          <w:tab w:val="num" w:pos="6480"/>
-        </w:tabs>
-        <w:ind w:left="6480" w:hanging="360"/>
-      </w:pPr>
-      <w:rPr>
-        <w:rFonts w:hint="default" w:ascii="Wingdings" w:hAnsi="Wingdings"/>
-        <w:sz w:val="20"/>
-      </w:rPr>
-    </w:lvl>
-    <w:lvl w:ilvl="0">
-      <w:start w:val="1"/>
-      <w:numFmt w:val="bullet"/>
-      <w:lvlText w:val=""/>
-      <w:lvlJc w:val="left"/>
-      <w:pPr>
-        <w:tabs>
-          <w:tab w:val="num" w:pos="720"/>
-        </w:tabs>
-        <w:ind w:left="720" w:hanging="360"/>
-      </w:pPr>
-      <w:rPr>
-        <w:rFonts w:hint="default" w:ascii="Symbol" w:hAnsi="Symbol"/>
-        <w:sz w:val="20"/>
-      </w:rPr>
-    </w:lvl>
-    <w:lvl w:ilvl="1" w:tentative="1">
-      <w:start w:val="1"/>
-      <w:numFmt w:val="bullet"/>
-      <w:lvlText w:val="o"/>
-      <w:lvlJc w:val="left"/>
-      <w:pPr>
-        <w:tabs>
-          <w:tab w:val="num" w:pos="1440"/>
-        </w:tabs>
-        <w:ind w:left="1440" w:hanging="360"/>
-      </w:pPr>
-      <w:rPr>
-        <w:rFonts w:hint="default" w:ascii="Courier New" w:hAnsi="Courier New"/>
-        <w:sz w:val="20"/>
-      </w:rPr>
-    </w:lvl>
-    <w:lvl w:ilvl="2" w:tentative="1">
-      <w:start w:val="1"/>
-      <w:numFmt w:val="bullet"/>
-      <w:lvlText w:val=""/>
-      <w:lvlJc w:val="left"/>
-      <w:pPr>
-        <w:tabs>
-          <w:tab w:val="num" w:pos="2160"/>
-        </w:tabs>
-        <w:ind w:left="2160" w:hanging="360"/>
-      </w:pPr>
-      <w:rPr>
-        <w:rFonts w:hint="default" w:ascii="Wingdings" w:hAnsi="Wingdings"/>
-        <w:sz w:val="20"/>
-      </w:rPr>
-    </w:lvl>
-  </w:abstractNum>
-  <w:abstractNum w:abstractNumId="30">
-    <w:nsid w:val="126D0C2A"/>
-    <w:multiLevelType w:val="multilevel"/>
-    <w:tmpl w:val="9F309FB0"/>
-    <w:lvl w:ilvl="2" w:tentative="1">
-      <w:start w:val="1"/>
-      <w:numFmt w:val="bullet"/>
-      <w:lvlText w:val=""/>
-      <w:lvlJc w:val="left"/>
-      <w:pPr>
-        <w:tabs>
-          <w:tab w:val="num" w:pos="2160"/>
-        </w:tabs>
-        <w:ind w:left="2160" w:hanging="360"/>
-      </w:pPr>
-      <w:rPr>
-        <w:rFonts w:hint="default" w:ascii="Wingdings" w:hAnsi="Wingdings"/>
-        <w:sz w:val="20"/>
-      </w:rPr>
-    </w:lvl>
-    <w:lvl w:ilvl="7" w:tentative="1">
-      <w:start w:val="1"/>
-      <w:numFmt w:val="bullet"/>
-      <w:lvlText w:val=""/>
-      <w:lvlJc w:val="left"/>
-      <w:pPr>
-        <w:tabs>
-          <w:tab w:val="num" w:pos="5760"/>
-        </w:tabs>
-        <w:ind w:left="5760" w:hanging="360"/>
-      </w:pPr>
-      <w:rPr>
-        <w:rFonts w:hint="default" w:ascii="Wingdings" w:hAnsi="Wingdings"/>
-        <w:sz w:val="20"/>
-      </w:rPr>
-    </w:lvl>
-    <w:lvl w:ilvl="0">
-      <w:start w:val="1"/>
-      <w:numFmt w:val="bullet"/>
-      <w:lvlText w:val=""/>
-      <w:lvlJc w:val="left"/>
-      <w:pPr>
-        <w:tabs>
-          <w:tab w:val="num" w:pos="720"/>
-        </w:tabs>
-        <w:ind w:left="720" w:hanging="360"/>
-      </w:pPr>
-      <w:rPr>
-        <w:rFonts w:hint="default" w:ascii="Symbol" w:hAnsi="Symbol"/>
-        <w:sz w:val="20"/>
-      </w:rPr>
-    </w:lvl>
-    <w:lvl w:ilvl="1" w:tentative="1">
-      <w:start w:val="1"/>
-      <w:numFmt w:val="bullet"/>
-      <w:lvlText w:val="o"/>
-      <w:lvlJc w:val="left"/>
-      <w:pPr>
-        <w:tabs>
-          <w:tab w:val="num" w:pos="1440"/>
-        </w:tabs>
-        <w:ind w:left="1440" w:hanging="360"/>
-      </w:pPr>
-      <w:rPr>
-        <w:rFonts w:hint="default" w:ascii="Courier New" w:hAnsi="Courier New"/>
-        <w:sz w:val="20"/>
-      </w:rPr>
-    </w:lvl>
-    <w:lvl w:ilvl="3" w:tentative="1">
-      <w:start w:val="1"/>
-      <w:numFmt w:val="bullet"/>
-      <w:lvlText w:val=""/>
-      <w:lvlJc w:val="left"/>
-      <w:pPr>
-        <w:tabs>
-          <w:tab w:val="num" w:pos="2880"/>
-        </w:tabs>
-        <w:ind w:left="2880" w:hanging="360"/>
-      </w:pPr>
-      <w:rPr>
-        <w:rFonts w:hint="default" w:ascii="Wingdings" w:hAnsi="Wingdings"/>
-        <w:sz w:val="20"/>
-      </w:rPr>
-    </w:lvl>
-    <w:lvl w:ilvl="4" w:tentative="1">
-      <w:start w:val="1"/>
-      <w:numFmt w:val="bullet"/>
-      <w:lvlText w:val=""/>
-      <w:lvlJc w:val="left"/>
-      <w:pPr>
-        <w:tabs>
-          <w:tab w:val="num" w:pos="3600"/>
-        </w:tabs>
-        <w:ind w:left="3600" w:hanging="360"/>
-      </w:pPr>
-      <w:rPr>
-        <w:rFonts w:hint="default" w:ascii="Wingdings" w:hAnsi="Wingdings"/>
-        <w:sz w:val="20"/>
-      </w:rPr>
-    </w:lvl>
-    <w:lvl w:ilvl="5" w:tentative="1">
-      <w:start w:val="1"/>
-      <w:numFmt w:val="bullet"/>
-      <w:lvlText w:val=""/>
-      <w:lvlJc w:val="left"/>
-      <w:pPr>
-        <w:tabs>
-          <w:tab w:val="num" w:pos="4320"/>
-        </w:tabs>
-        <w:ind w:left="4320" w:hanging="360"/>
-      </w:pPr>
-      <w:rPr>
-        <w:rFonts w:hint="default" w:ascii="Wingdings" w:hAnsi="Wingdings"/>
-        <w:sz w:val="20"/>
-      </w:rPr>
-    </w:lvl>
-    <w:lvl w:ilvl="8" w:tentative="1">
-      <w:start w:val="1"/>
-      <w:numFmt w:val="bullet"/>
-      <w:lvlText w:val=""/>
-      <w:lvlJc w:val="left"/>
-      <w:pPr>
-        <w:tabs>
-          <w:tab w:val="num" w:pos="6480"/>
-        </w:tabs>
-        <w:ind w:left="6480" w:hanging="360"/>
-      </w:pPr>
-      <w:rPr>
-        <w:rFonts w:hint="default" w:ascii="Wingdings" w:hAnsi="Wingdings"/>
-        <w:sz w:val="20"/>
-      </w:rPr>
-    </w:lvl>
-    <w:lvl w:ilvl="6" w:tentative="1">
-      <w:start w:val="1"/>
-      <w:numFmt w:val="bullet"/>
-      <w:lvlText w:val=""/>
-      <w:lvlJc w:val="left"/>
-      <w:pPr>
-        <w:tabs>
-          <w:tab w:val="num" w:pos="5040"/>
-        </w:tabs>
-        <w:ind w:left="5040" w:hanging="360"/>
-      </w:pPr>
-      <w:rPr>
-        <w:rFonts w:hint="default" w:ascii="Wingdings" w:hAnsi="Wingdings"/>
-        <w:sz w:val="20"/>
-      </w:rPr>
-    </w:lvl>
-  </w:abstractNum>
-  <w:abstractNum w:abstractNumId="31">
-    <w:nsid w:val="1448493D"/>
-    <w:multiLevelType w:val="multilevel"/>
-    <w:tmpl w:val="CB1A5D0E"/>
-    <w:lvl w:ilvl="0">
-      <w:start w:val="1"/>
-      <w:numFmt w:val="bullet"/>
-      <w:lvlText w:val=""/>
-      <w:lvlJc w:val="left"/>
-      <w:pPr>
-        <w:tabs>
-          <w:tab w:val="num" w:pos="720"/>
-        </w:tabs>
-        <w:ind w:left="720" w:hanging="360"/>
-      </w:pPr>
-      <w:rPr>
-        <w:rFonts w:hint="default" w:ascii="Symbol" w:hAnsi="Symbol"/>
-        <w:sz w:val="20"/>
-      </w:rPr>
-    </w:lvl>
-    <w:lvl w:ilvl="6" w:tentative="1">
-      <w:start w:val="1"/>
-      <w:numFmt w:val="bullet"/>
-      <w:lvlText w:val=""/>
-      <w:lvlJc w:val="left"/>
-      <w:pPr>
-        <w:tabs>
-          <w:tab w:val="num" w:pos="5040"/>
-        </w:tabs>
-        <w:ind w:left="5040" w:hanging="360"/>
-      </w:pPr>
-      <w:rPr>
-        <w:rFonts w:hint="default" w:ascii="Wingdings" w:hAnsi="Wingdings"/>
-        <w:sz w:val="20"/>
-      </w:rPr>
-    </w:lvl>
-    <w:lvl w:ilvl="5" w:tentative="1">
-      <w:start w:val="1"/>
-      <w:numFmt w:val="bullet"/>
-      <w:lvlText w:val=""/>
-      <w:lvlJc w:val="left"/>
-      <w:pPr>
-        <w:tabs>
-          <w:tab w:val="num" w:pos="4320"/>
-        </w:tabs>
-        <w:ind w:left="4320" w:hanging="360"/>
-      </w:pPr>
-      <w:rPr>
-        <w:rFonts w:hint="default" w:ascii="Wingdings" w:hAnsi="Wingdings"/>
-        <w:sz w:val="20"/>
-      </w:rPr>
-    </w:lvl>
-    <w:lvl w:ilvl="2" w:tentative="1">
-      <w:start w:val="1"/>
-      <w:numFmt w:val="bullet"/>
-      <w:lvlText w:val=""/>
-      <w:lvlJc w:val="left"/>
-      <w:pPr>
-        <w:tabs>
-          <w:tab w:val="num" w:pos="2160"/>
-        </w:tabs>
-        <w:ind w:left="2160" w:hanging="360"/>
-      </w:pPr>
-      <w:rPr>
-        <w:rFonts w:hint="default" w:ascii="Wingdings" w:hAnsi="Wingdings"/>
-        <w:sz w:val="20"/>
-      </w:rPr>
-    </w:lvl>
-    <w:lvl w:ilvl="3" w:tentative="1">
-      <w:start w:val="1"/>
-      <w:numFmt w:val="bullet"/>
-      <w:lvlText w:val=""/>
-      <w:lvlJc w:val="left"/>
-      <w:pPr>
-        <w:tabs>
-          <w:tab w:val="num" w:pos="2880"/>
-        </w:tabs>
-        <w:ind w:left="2880" w:hanging="360"/>
-      </w:pPr>
-      <w:rPr>
-        <w:rFonts w:hint="default" w:ascii="Wingdings" w:hAnsi="Wingdings"/>
-        <w:sz w:val="20"/>
-      </w:rPr>
-    </w:lvl>
-    <w:lvl w:ilvl="8" w:tentative="1">
-      <w:start w:val="1"/>
-      <w:numFmt w:val="bullet"/>
-      <w:lvlText w:val=""/>
-      <w:lvlJc w:val="left"/>
-      <w:pPr>
-        <w:tabs>
-          <w:tab w:val="num" w:pos="6480"/>
-        </w:tabs>
-        <w:ind w:left="6480" w:hanging="360"/>
-      </w:pPr>
-      <w:rPr>
-        <w:rFonts w:hint="default" w:ascii="Wingdings" w:hAnsi="Wingdings"/>
-        <w:sz w:val="20"/>
-      </w:rPr>
-    </w:lvl>
-    <w:lvl w:ilvl="4" w:tentative="1">
-      <w:start w:val="1"/>
-      <w:numFmt w:val="bullet"/>
-      <w:lvlText w:val=""/>
-      <w:lvlJc w:val="left"/>
-      <w:pPr>
-        <w:tabs>
-          <w:tab w:val="num" w:pos="3600"/>
-        </w:tabs>
-        <w:ind w:left="3600" w:hanging="360"/>
-      </w:pPr>
-      <w:rPr>
-        <w:rFonts w:hint="default" w:ascii="Wingdings" w:hAnsi="Wingdings"/>
-        <w:sz w:val="20"/>
-      </w:rPr>
-    </w:lvl>
-    <w:lvl w:ilvl="1" w:tentative="1">
-      <w:start w:val="1"/>
-      <w:numFmt w:val="bullet"/>
-      <w:lvlText w:val="o"/>
-      <w:lvlJc w:val="left"/>
-      <w:pPr>
-        <w:tabs>
-          <w:tab w:val="num" w:pos="1440"/>
-        </w:tabs>
-        <w:ind w:left="1440" w:hanging="360"/>
-      </w:pPr>
-      <w:rPr>
-        <w:rFonts w:hint="default" w:ascii="Courier New" w:hAnsi="Courier New"/>
-        <w:sz w:val="20"/>
-      </w:rPr>
-    </w:lvl>
-    <w:lvl w:ilvl="7" w:tentative="1">
-      <w:start w:val="1"/>
-      <w:numFmt w:val="bullet"/>
-      <w:lvlText w:val=""/>
-      <w:lvlJc w:val="left"/>
-      <w:pPr>
-        <w:tabs>
-          <w:tab w:val="num" w:pos="5760"/>
-        </w:tabs>
-        <w:ind w:left="5760" w:hanging="360"/>
-      </w:pPr>
-      <w:rPr>
-        <w:rFonts w:hint="default" w:ascii="Wingdings" w:hAnsi="Wingdings"/>
-        <w:sz w:val="20"/>
-      </w:rPr>
-    </w:lvl>
-  </w:abstractNum>
-  <w:abstractNum w:abstractNumId="32">
-    <w:lvl w:ilvl="0">
-      <w:start w:val="1"/>
-      <w:numFmt w:val="decimal"/>
-      <w:lvlText w:val="%1."/>
-      <w:lvlJc w:val="left"/>
-      <w:pPr>
-        <w:ind w:left="420" w:hanging="420"/>
-      </w:pPr>
-    </w:lvl>
-  </w:abstractNum>
-  <w:num w:numId="25">
-    <w:abstractNumId w:val="3"/>
-  </w:num>
-  <w:num w:numId="11">
-    <w:abstractNumId w:val="4"/>
-  </w:num>
-  <w:num w:numId="18">
-    <w:abstractNumId w:val="12"/>
-  </w:num>
   <w:num w:numId="14">
     <w:abstractNumId w:val="11"/>
   </w:num>
   <w:num w:numId="12">
-    <w:abstractNumId w:val="8"/>
+    <w:abstractNumId w:val="19"/>
   </w:num>
-  <w:num w:numId="5">
-    <w:abstractNumId w:val="30"/>
+  <w:num w:numId="8">
+    <w:abstractNumId w:val="0"/>
   </w:num>
-  <w:num w:numId="13">
+  <w:num w:numId="18">
+    <w:abstractNumId w:val="17"/>
+  </w:num>
+  <w:num w:numId="27">
+    <w:abstractNumId w:val="32"/>
+  </w:num>
+  <w:num w:numId="1">
+    <w:abstractNumId w:val="2"/>
+  </w:num>
+  <w:num w:numId="20">
     <w:abstractNumId w:val="26"/>
   </w:num>
-  <w:num w:numId="20">
-    <w:abstractNumId w:val="5"/>
+  <w:num w:numId="11">
+    <w:abstractNumId w:val="1"/>
+  </w:num>
+  <w:num w:numId="25">
+    <w:abstractNumId w:val="9"/>
+  </w:num>
+  <w:num w:numId="22">
+    <w:abstractNumId w:val="16"/>
+  </w:num>
+  <w:num w:numId="24">
+    <w:abstractNumId w:val="14"/>
+  </w:num>
+  <w:num w:numId="31">
+    <w:abstractNumId w:val="24"/>
+  </w:num>
+  <w:num w:numId="21">
+    <w:abstractNumId w:val="22"/>
+  </w:num>
+  <w:num w:numId="30">
+    <w:abstractNumId w:val="23"/>
   </w:num>
   <w:num w:numId="15">
-    <w:abstractNumId w:val="14"/>
-  </w:num>
-  <w:num w:numId="3">
-    <w:abstractNumId w:val="13"/>
+    <w:abstractNumId w:val="15"/>
   </w:num>
   <w:num w:numId="19">
-    <w:abstractNumId w:val="1"/>
+    <w:abstractNumId w:val="3"/>
+  </w:num>
+  <w:num w:numId="17">
+    <w:abstractNumId w:val="20"/>
   </w:num>
   <w:num w:numId="10">
     <w:abstractNumId w:val="6"/>
   </w:num>
-  <w:num w:numId="1">
+  <w:num w:numId="7">
     <w:abstractNumId w:val="28"/>
   </w:num>
-  <w:num w:numId="8">
+  <w:num w:numId="3">
+    <w:abstractNumId w:val="18"/>
+  </w:num>
+  <w:num w:numId="5">
+    <w:abstractNumId w:val="8"/>
+  </w:num>
+  <w:num w:numId="29">
+    <w:abstractNumId w:val="12"/>
+  </w:num>
+  <w:num w:numId="4">
+    <w:abstractNumId w:val="8"/>
+  </w:num>
+  <w:num w:numId="28">
+    <w:abstractNumId w:val="30"/>
+  </w:num>
+  <w:num w:numId="26">
+    <w:abstractNumId w:val="21"/>
+  </w:num>
+  <w:num w:numId="23">
     <w:abstractNumId w:val="7"/>
   </w:num>
+  <w:num w:numId="13">
+    <w:abstractNumId w:val="29"/>
+  </w:num>
   <w:num w:numId="9">
-    <w:abstractNumId w:val="24"/>
-  </w:num>
-  <w:num w:numId="28">
-    <w:abstractNumId w:val="21"/>
-  </w:num>
-  <w:num w:numId="2">
-    <w:abstractNumId w:val="0"/>
-  </w:num>
-  <w:num w:numId="6">
     <w:abstractNumId w:val="27"/>
   </w:num>
   <w:num w:numId="32">
-    <w:abstractNumId w:val="22"/>
+    <w:abstractNumId w:val="4"/>
   </w:num>
-  <w:num w:numId="4">
-    <w:abstractNumId w:val="30"/>
-  </w:num>
-  <w:num w:numId="26">
-    <w:abstractNumId w:val="19"/>
-  </w:num>
-  <w:num w:numId="24">
-    <w:abstractNumId w:val="9"/>
-  </w:num>
-  <w:num w:numId="23">
-    <w:abstractNumId w:val="10"/>
+  <w:num w:numId="6">
+    <w:abstractNumId w:val="31"/>
   </w:num>
   <w:num w:numId="16">
-    <w:abstractNumId w:val="16"/>
-  </w:num>
-  <w:num w:numId="22">
     <w:abstractNumId w:val="25"/>
   </w:num>
-  <w:num w:numId="31">
-    <w:abstractNumId w:val="32"/>
-  </w:num>
-  <w:num w:numId="21">
-    <w:abstractNumId w:val="17"/>
-  </w:num>
-  <w:num w:numId="29">
-    <w:abstractNumId w:val="18"/>
-  </w:num>
-  <w:num w:numId="27">
-    <w:abstractNumId w:val="29"/>
-  </w:num>
-  <w:num w:numId="17">
-    <w:abstractNumId w:val="15"/>
-  </w:num>
-  <w:num w:numId="7">
-    <w:abstractNumId w:val="31"/>
-  </w:num>
-  <w:num w:numId="30">
-    <w:abstractNumId w:val="23"/>
+  <w:num w:numId="2">
+    <w:abstractNumId w:val="13"/>
   </w:num>
 </w:numbering>
 </file>
@@ -20739,469 +20733,411 @@
     </w:pPrDefault>
   </w:docDefaults>
   <w:latentStyles w:defLockedState="0" w:defUIPriority="99" w:defSemiHidden="0" w:defUnhideWhenUsed="0" w:defQFormat="0" w:count="376">
+    <w:lsdException w:name="Note Heading" w:semiHidden="1" w:unhideWhenUsed="1"/>
+    <w:lsdException w:name="Grid Table 2 Accent 2" w:uiPriority="47"/>
+    <w:lsdException w:name="index 6" w:semiHidden="1" w:unhideWhenUsed="1"/>
+    <w:lsdException w:name="List Number" w:semiHidden="1" w:unhideWhenUsed="1"/>
+    <w:lsdException w:name="heading 4" w:uiPriority="9" w:semiHidden="1" w:unhideWhenUsed="1" w:qFormat="1"/>
+    <w:lsdException w:name="Smart Link" w:semiHidden="1" w:unhideWhenUsed="1"/>
+    <w:lsdException w:name="Intense Quote" w:uiPriority="30" w:qFormat="1"/>
+    <w:lsdException w:name="Hyperlink" w:semiHidden="1" w:unhideWhenUsed="1"/>
+    <w:lsdException w:name="Table 3D effects 2" w:semiHidden="1" w:unhideWhenUsed="1"/>
+    <w:lsdException w:name="Table Simple 3" w:semiHidden="1" w:unhideWhenUsed="1"/>
+    <w:lsdException w:name="List Table 1 Light Accent 2" w:uiPriority="46"/>
+    <w:lsdException w:name="Table List 4" w:semiHidden="1" w:unhideWhenUsed="1"/>
+    <w:lsdException w:name="index 3" w:semiHidden="1" w:unhideWhenUsed="1"/>
+    <w:lsdException w:name="Grid Table 3" w:uiPriority="48"/>
+    <w:lsdException w:name="Table Classic 3" w:semiHidden="1" w:unhideWhenUsed="1"/>
+    <w:lsdException w:name="Grid Table 1 Light Accent 3" w:uiPriority="46"/>
+    <w:lsdException w:name="Medium Grid 3 Accent 1" w:uiPriority="69"/>
+    <w:lsdException w:name="heading 9" w:uiPriority="9" w:semiHidden="1" w:unhideWhenUsed="1" w:qFormat="1"/>
+    <w:lsdException w:name="Medium Grid 3" w:uiPriority="69"/>
+    <w:lsdException w:name="Grid Table 1 Light Accent 2" w:uiPriority="46"/>
+    <w:lsdException w:name="Grid Table 2 Accent 6" w:uiPriority="47"/>
+    <w:lsdException w:name="Table Classic 1" w:semiHidden="1" w:unhideWhenUsed="1"/>
+    <w:lsdException w:name="Intense Reference" w:uiPriority="32" w:qFormat="1"/>
+    <w:lsdException w:name="Normal Table" w:semiHidden="1" w:unhideWhenUsed="1"/>
+    <w:lsdException w:name="List Table 4 Accent 6" w:uiPriority="49"/>
+    <w:lsdException w:name="Medium Grid 1" w:uiPriority="67"/>
+    <w:lsdException w:name="Intense Emphasis" w:uiPriority="21" w:qFormat="1"/>
+    <w:lsdException w:name="Colorful Grid" w:uiPriority="73"/>
+    <w:lsdException w:name="HTML Acronym" w:semiHidden="1" w:unhideWhenUsed="1"/>
+    <w:lsdException w:name="Medium Grid 3 Accent 5" w:uiPriority="69"/>
+    <w:lsdException w:name="Light List Accent 4" w:uiPriority="61"/>
+    <w:lsdException w:name="Closing" w:semiHidden="1" w:unhideWhenUsed="1"/>
+    <w:lsdException w:name="Plain Table 4" w:uiPriority="44"/>
+    <w:lsdException w:name="Light Grid Accent 1" w:uiPriority="62"/>
+    <w:lsdException w:name="List Table 3 Accent 1" w:uiPriority="48"/>
+    <w:lsdException w:name="index 8" w:semiHidden="1" w:unhideWhenUsed="1"/>
+    <w:lsdException w:name="Medium Shading 1 Accent 2" w:uiPriority="63"/>
+    <w:lsdException w:name="List Table 5 Dark" w:uiPriority="50"/>
+    <w:lsdException w:name="toc 3" w:uiPriority="39" w:semiHidden="1" w:unhideWhenUsed="1"/>
+    <w:lsdException w:name="Table Subtle 2" w:semiHidden="1" w:unhideWhenUsed="1"/>
+    <w:lsdException w:name="Salutation" w:semiHidden="1" w:unhideWhenUsed="1"/>
+    <w:lsdException w:name="Medium List 2 Accent 6" w:uiPriority="66"/>
+    <w:lsdException w:name="Dark List Accent 5" w:uiPriority="70"/>
+    <w:lsdException w:name="Grid Table 5 Dark Accent 4" w:uiPriority="50"/>
+    <w:lsdException w:name="Medium List 2" w:uiPriority="66"/>
+    <w:lsdException w:name="Medium List 2 Accent 2" w:uiPriority="66"/>
+    <w:lsdException w:name="Medium List 1 Accent 6" w:uiPriority="65"/>
+    <w:lsdException w:name="Medium Shading 1 Accent 6" w:uiPriority="63"/>
+    <w:lsdException w:name="Colorful Grid Accent 2" w:uiPriority="73"/>
+    <w:lsdException w:name="Table Contemporary" w:semiHidden="1" w:unhideWhenUsed="1"/>
+    <w:lsdException w:name="List Table 5 Dark Accent 4" w:uiPriority="50"/>
+    <w:lsdException w:name="Subtle Emphasis" w:uiPriority="19" w:qFormat="1"/>
+    <w:lsdException w:name="heading 3" w:uiPriority="9" w:semiHidden="1" w:unhideWhenUsed="1" w:qFormat="1"/>
+    <w:lsdException w:name="Plain Text" w:semiHidden="1" w:unhideWhenUsed="1"/>
+    <w:lsdException w:name="Grid Table 3 Accent 4" w:uiPriority="48"/>
+    <w:lsdException w:name="HTML Bottom of Form" w:semiHidden="1" w:unhideWhenUsed="1"/>
+    <w:lsdException w:name="List Number 5" w:semiHidden="1" w:unhideWhenUsed="1"/>
+    <w:lsdException w:name="Grid Table 4 Accent 3" w:uiPriority="49"/>
+    <w:lsdException w:name="Colorful Grid Accent 6" w:uiPriority="73"/>
+    <w:lsdException w:name="Grid Table 2 Accent 1" w:uiPriority="47"/>
+    <w:lsdException w:name="Mention" w:semiHidden="1" w:unhideWhenUsed="1"/>
+    <w:lsdException w:name="heading 7" w:uiPriority="9" w:semiHidden="1" w:unhideWhenUsed="1" w:qFormat="1"/>
+    <w:lsdException w:name="footer" w:semiHidden="1" w:unhideWhenUsed="1"/>
+    <w:lsdException w:name="Colorful Shading Accent 3" w:uiPriority="71"/>
+    <w:lsdException w:name="Grid Table 2 Accent 5" w:uiPriority="47"/>
+    <w:lsdException w:name="List Table 2 Accent 3" w:uiPriority="47"/>
+    <w:lsdException w:name="Document Map" w:semiHidden="1" w:unhideWhenUsed="1"/>
+    <w:lsdException w:name="List Table 4 Accent 1" w:uiPriority="49"/>
+    <w:lsdException w:name="List Table 4 Accent 3" w:uiPriority="49"/>
+    <w:lsdException w:name="Medium List 1 Accent 4" w:uiPriority="65"/>
+    <w:lsdException w:name="Outline List 2" w:semiHidden="1" w:unhideWhenUsed="1"/>
+    <w:lsdException w:name="macro" w:semiHidden="1" w:unhideWhenUsed="1"/>
+    <w:lsdException w:name="List Table 6 Colorful Accent 5" w:uiPriority="51"/>
+    <w:lsdException w:name="Grid Table 6 Colorful Accent 2" w:uiPriority="51"/>
+    <w:lsdException w:name="List Table 2 Accent 4" w:uiPriority="47"/>
+    <w:lsdException w:name="Body Text First Indent" w:semiHidden="1" w:unhideWhenUsed="1"/>
+    <w:lsdException w:name="Grid Table 6 Colorful Accent 6" w:uiPriority="51"/>
+    <w:lsdException w:name="Table Web 2" w:semiHidden="1" w:unhideWhenUsed="1"/>
+    <w:lsdException w:name="List Table 1 Light Accent 6" w:uiPriority="46"/>
+    <w:lsdException w:name="List Table 3 Accent 2" w:uiPriority="48"/>
+    <w:lsdException w:name="Colorful List" w:uiPriority="72"/>
+    <w:lsdException w:name="Medium Shading 2 Accent 2" w:uiPriority="64"/>
+    <w:lsdException w:name="index 7" w:semiHidden="1" w:unhideWhenUsed="1"/>
+    <w:lsdException w:name="index 2" w:semiHidden="1" w:unhideWhenUsed="1"/>
+    <w:lsdException w:name="Table Elegant" w:semiHidden="1" w:unhideWhenUsed="1"/>
+    <w:lsdException w:name="List Table 3 Accent 6" w:uiPriority="48"/>
+    <w:lsdException w:name="annotation subject" w:semiHidden="1" w:unhideWhenUsed="1"/>
+    <w:lsdException w:name="Medium List 1 Accent 3" w:uiPriority="65"/>
+    <w:lsdException w:name="Medium Grid 2 Accent 1" w:uiPriority="68"/>
+    <w:lsdException w:name="Colorful Grid Accent 5" w:uiPriority="73"/>
+    <w:lsdException w:name="Grid Table 5 Dark" w:uiPriority="50"/>
+    <w:lsdException w:name="Medium Grid 3 Accent 3" w:uiPriority="69"/>
+    <w:lsdException w:name="Light Grid Accent 5" w:uiPriority="62"/>
+    <w:lsdException w:name="Body Text Indent" w:semiHidden="1" w:unhideWhenUsed="1"/>
+    <w:lsdException w:name="List Table 6 Colorful" w:uiPriority="51"/>
+    <w:lsdException w:name="Medium Grid 3 Accent 4" w:uiPriority="69"/>
+    <w:lsdException w:name="Light Shading Accent 1" w:uiPriority="60"/>
+    <w:lsdException w:name="Light Grid Accent 2" w:uiPriority="62"/>
+    <w:lsdException w:name="Light Shading Accent 5" w:uiPriority="60"/>
+    <w:lsdException w:name="Table Grid 7" w:semiHidden="1" w:unhideWhenUsed="1"/>
+    <w:lsdException w:name="HTML Preformatted" w:semiHidden="1" w:unhideWhenUsed="1"/>
+    <w:lsdException w:name="List Table 2 Accent 6" w:uiPriority="47"/>
+    <w:lsdException w:name="Medium Grid 1 Accent 2" w:uiPriority="67"/>
+    <w:lsdException w:name="Light Shading" w:uiPriority="60"/>
+    <w:lsdException w:name="List Table 3 Accent 3" w:uiPriority="48"/>
+    <w:lsdException w:name="toc 1" w:uiPriority="39" w:semiHidden="1" w:unhideWhenUsed="1"/>
+    <w:lsdException w:name="Table Grid 3" w:semiHidden="1" w:unhideWhenUsed="1"/>
+    <w:lsdException w:name="toc 5" w:uiPriority="39" w:semiHidden="1" w:unhideWhenUsed="1"/>
+    <w:lsdException w:name="Medium Shading 1" w:uiPriority="63"/>
+    <w:lsdException w:name="Table Columns 2" w:semiHidden="1" w:unhideWhenUsed="1"/>
+    <w:lsdException w:name="List Number 4" w:semiHidden="1" w:unhideWhenUsed="1"/>
+    <w:lsdException w:name="toc 9" w:uiPriority="39" w:semiHidden="1" w:unhideWhenUsed="1"/>
+    <w:lsdException w:name="toc 6" w:uiPriority="39" w:semiHidden="1" w:unhideWhenUsed="1"/>
+    <w:lsdException w:name="List Table 7 Colorful Accent 5" w:uiPriority="52"/>
+    <w:lsdException w:name="Table Simple 2" w:semiHidden="1" w:unhideWhenUsed="1"/>
+    <w:lsdException w:name="Table Columns 1" w:semiHidden="1" w:unhideWhenUsed="1"/>
+    <w:lsdException w:name="Table Grid 8" w:semiHidden="1" w:unhideWhenUsed="1"/>
+    <w:lsdException w:name="Subtle Reference" w:uiPriority="31" w:qFormat="1"/>
+    <w:lsdException w:name="HTML Cite" w:semiHidden="1" w:unhideWhenUsed="1"/>
+    <w:lsdException w:name="footnote reference" w:semiHidden="1" w:unhideWhenUsed="1"/>
+    <w:lsdException w:name="Placeholder Text" w:semiHidden="1"/>
+    <w:lsdException w:name="List Table 1 Light Accent 3" w:uiPriority="46"/>
+    <w:lsdException w:name="envelope return" w:semiHidden="1" w:unhideWhenUsed="1"/>
+    <w:lsdException w:name="Table Columns 5" w:semiHidden="1" w:unhideWhenUsed="1"/>
+    <w:lsdException w:name="Table Grid" w:uiPriority="39"/>
+    <w:lsdException w:name="Revision" w:semiHidden="1"/>
+    <w:lsdException w:name="FollowedHyperlink" w:semiHidden="1" w:unhideWhenUsed="1"/>
+    <w:lsdException w:name="List Table 4 Accent 5" w:uiPriority="49"/>
+    <w:lsdException w:name="Medium Grid 2 Accent 4" w:uiPriority="68"/>
+    <w:lsdException w:name="Grid Table 7 Colorful Accent 3" w:uiPriority="52"/>
+    <w:lsdException w:name="Grid Table 7 Colorful Accent 5" w:uiPriority="52"/>
+    <w:lsdException w:name="Plain Table 5" w:uiPriority="45"/>
+    <w:lsdException w:name="List Bullet" w:semiHidden="1" w:unhideWhenUsed="1"/>
+    <w:lsdException w:name="List Table 4 Accent 2" w:uiPriority="49"/>
+    <w:lsdException w:name="Dark List Accent 3" w:uiPriority="70"/>
+    <w:lsdException w:name="List Bullet 4" w:semiHidden="1" w:unhideWhenUsed="1"/>
+    <w:lsdException w:name="List Bullet 2" w:semiHidden="1" w:unhideWhenUsed="1"/>
+    <w:lsdException w:name="Light Shading Accent 3" w:uiPriority="60"/>
+    <w:lsdException w:name="Message Header" w:semiHidden="1" w:unhideWhenUsed="1"/>
+    <w:lsdException w:name="No List" w:semiHidden="1" w:unhideWhenUsed="1"/>
+    <w:lsdException w:name="List" w:semiHidden="1" w:unhideWhenUsed="1"/>
+    <w:lsdException w:name="Medium Shading 2 Accent 6" w:uiPriority="64"/>
+    <w:lsdException w:name="Colorful Shading" w:uiPriority="71"/>
+    <w:lsdException w:name="Medium Grid 1 Accent 6" w:uiPriority="67"/>
+    <w:lsdException w:name="Bibliography" w:uiPriority="37" w:semiHidden="1" w:unhideWhenUsed="1"/>
+    <w:lsdException w:name="Medium Shading 1 Accent 1" w:uiPriority="63"/>
+    <w:lsdException w:name="Medium Grid 1 Accent 5" w:uiPriority="67"/>
+    <w:lsdException w:name="List Table 7 Colorful Accent 4" w:uiPriority="52"/>
+    <w:lsdException w:name="Light Grid" w:uiPriority="62"/>
+    <w:lsdException w:name="Body Text Indent 3" w:semiHidden="1" w:unhideWhenUsed="1"/>
+    <w:lsdException w:name="Medium Shading 2 Accent 1" w:uiPriority="64"/>
+    <w:lsdException w:name="List Number 2" w:semiHidden="1" w:unhideWhenUsed="1"/>
+    <w:lsdException w:name="page number" w:semiHidden="1" w:unhideWhenUsed="1"/>
+    <w:lsdException w:name="Default Paragraph Font" w:uiPriority="1" w:semiHidden="1" w:unhideWhenUsed="1"/>
+    <w:lsdException w:name="HTML Code" w:semiHidden="1" w:unhideWhenUsed="1"/>
+    <w:lsdException w:name="List Table 7 Colorful Accent 2" w:uiPriority="52"/>
+    <w:lsdException w:name="List Table 2 Accent 2" w:uiPriority="47"/>
+    <w:lsdException w:name="Table Simple 1" w:semiHidden="1" w:unhideWhenUsed="1"/>
+    <w:lsdException w:name="index heading" w:semiHidden="1" w:unhideWhenUsed="1"/>
+    <w:lsdException w:name="HTML Address" w:semiHidden="1" w:unhideWhenUsed="1"/>
+    <w:lsdException w:name="HTML Typewriter" w:semiHidden="1" w:unhideWhenUsed="1"/>
+    <w:lsdException w:name="Table Colorful 3" w:semiHidden="1" w:unhideWhenUsed="1"/>
+    <w:lsdException w:name="Table List 3" w:semiHidden="1" w:unhideWhenUsed="1"/>
+    <w:lsdException w:name="List Continue 3" w:semiHidden="1" w:unhideWhenUsed="1"/>
+    <w:lsdException w:name="Colorful List Accent 1" w:uiPriority="72"/>
+    <w:lsdException w:name="Grid Table 5 Dark Accent 1" w:uiPriority="50"/>
+    <w:lsdException w:name="Colorful List Accent 5" w:uiPriority="72"/>
+    <w:lsdException w:name="List Bullet 5" w:semiHidden="1" w:unhideWhenUsed="1"/>
+    <w:lsdException w:name="HTML Definition" w:semiHidden="1" w:unhideWhenUsed="1"/>
+    <w:lsdException w:name="Dark List" w:uiPriority="70"/>
+    <w:lsdException w:name="Grid Table 5 Dark Accent 6" w:uiPriority="50"/>
+    <w:lsdException w:name="Body Text 3" w:semiHidden="1" w:unhideWhenUsed="1"/>
+    <w:lsdException w:name="Grid Table 1 Light" w:uiPriority="46"/>
+    <w:lsdException w:name="Block Text" w:semiHidden="1" w:unhideWhenUsed="1"/>
+    <w:lsdException w:name="Table Web 1" w:semiHidden="1" w:unhideWhenUsed="1"/>
+    <w:lsdException w:name="E-mail Signature" w:semiHidden="1" w:unhideWhenUsed="1"/>
+    <w:lsdException w:name="HTML Keyboard" w:semiHidden="1" w:unhideWhenUsed="1"/>
+    <w:lsdException w:name="Table List 8" w:semiHidden="1" w:unhideWhenUsed="1"/>
+    <w:lsdException w:name="List Table 5 Dark Accent 1" w:uiPriority="50"/>
+    <w:lsdException w:name="Grid Table 4 Accent 5" w:uiPriority="49"/>
+    <w:lsdException w:name="Outline List 1" w:semiHidden="1" w:unhideWhenUsed="1"/>
+    <w:lsdException w:name="Table Grid 2" w:semiHidden="1" w:unhideWhenUsed="1"/>
+    <w:lsdException w:name="Grid Table 4 Accent 6" w:uiPriority="49"/>
+    <w:lsdException w:name="Medium List 2 Accent 3" w:uiPriority="66"/>
+    <w:lsdException w:name="Grid Table 1 Light Accent 4" w:uiPriority="46"/>
+    <w:lsdException w:name="heading 2" w:uiPriority="9" w:semiHidden="1" w:unhideWhenUsed="1" w:qFormat="1"/>
+    <w:lsdException w:name="index 5" w:semiHidden="1" w:unhideWhenUsed="1"/>
+    <w:lsdException w:name="Emphasis" w:uiPriority="20" w:qFormat="1"/>
+    <w:lsdException w:name="List Table 5 Dark Accent 5" w:uiPriority="50"/>
+    <w:lsdException w:name="Grid Table 4 Accent 2" w:uiPriority="49"/>
+    <w:lsdException w:name="heading 5" w:uiPriority="9" w:semiHidden="1" w:unhideWhenUsed="1" w:qFormat="1"/>
+    <w:lsdException w:name="Medium Shading 1 Accent 5" w:uiPriority="63"/>
+    <w:lsdException w:name="TOC Heading" w:uiPriority="39" w:semiHidden="1" w:unhideWhenUsed="1" w:qFormat="1"/>
+    <w:lsdException w:name="header" w:semiHidden="1" w:unhideWhenUsed="1"/>
+    <w:lsdException w:name="Light List" w:uiPriority="61"/>
+    <w:lsdException w:name="Medium Shading 2 Accent 3" w:uiPriority="64"/>
+    <w:lsdException w:name="Colorful Shading Accent 5" w:uiPriority="71"/>
+    <w:lsdException w:name="Colorful Shading Accent 6" w:uiPriority="71"/>
+    <w:lsdException w:name="Medium Grid 3 Accent 2" w:uiPriority="69"/>
+    <w:lsdException w:name="Table List 7" w:semiHidden="1" w:unhideWhenUsed="1"/>
+    <w:lsdException w:name="index 1" w:semiHidden="1" w:unhideWhenUsed="1"/>
+    <w:lsdException w:name="Grid Table 2 Accent 3" w:uiPriority="47"/>
+    <w:lsdException w:name="Medium Grid 2 Accent 5" w:uiPriority="68"/>
+    <w:lsdException w:name="Light Grid Accent 4" w:uiPriority="62"/>
+    <w:lsdException w:name="List Table 6 Colorful Accent 3" w:uiPriority="51"/>
+    <w:lsdException w:name="Colorful Shading Accent 2" w:uiPriority="71"/>
+    <w:lsdException w:name="List 5" w:semiHidden="1" w:unhideWhenUsed="1"/>
+    <w:lsdException w:name="Grid Table 2 Accent 4" w:uiPriority="47"/>
+    <w:lsdException w:name="Quote" w:uiPriority="29" w:qFormat="1"/>
+    <w:lsdException w:name="List Table 4" w:uiPriority="49"/>
+    <w:lsdException w:name="List Table 6 Colorful Accent 4" w:uiPriority="51"/>
+    <w:lsdException w:name="List 2" w:semiHidden="1" w:unhideWhenUsed="1"/>
+    <w:lsdException w:name="Outline List 3" w:semiHidden="1" w:unhideWhenUsed="1"/>
+    <w:lsdException w:name="List Table 2" w:uiPriority="47"/>
+    <w:lsdException w:name="List Table 2 Accent 1" w:uiPriority="47"/>
+    <w:lsdException w:name="Colorful List Accent 3" w:uiPriority="72"/>
+    <w:lsdException w:name="Dark List Accent 1" w:uiPriority="70"/>
+    <w:lsdException w:name="List Continue 4" w:semiHidden="1" w:unhideWhenUsed="1"/>
+    <w:lsdException w:name="List Table 2 Accent 5" w:uiPriority="47"/>
+    <w:lsdException w:name="List Table 5 Dark Accent 3" w:uiPriority="50"/>
+    <w:lsdException w:name="List Continue 5" w:semiHidden="1" w:unhideWhenUsed="1"/>
+    <w:lsdException w:name="Grid Table 3 Accent 1" w:uiPriority="48"/>
+    <w:lsdException w:name="Body Text Indent 2" w:semiHidden="1" w:unhideWhenUsed="1"/>
+    <w:lsdException w:name="List Table 3 Accent 4" w:uiPriority="48"/>
+    <w:lsdException w:name="Grid Table 4 Accent 4" w:uiPriority="49"/>
+    <w:lsdException w:name="Medium List 1 Accent 1" w:uiPriority="65"/>
+    <w:lsdException w:name="toc 8" w:uiPriority="39" w:semiHidden="1" w:unhideWhenUsed="1"/>
+    <w:lsdException w:name="Colorful Grid Accent 1" w:uiPriority="73"/>
+    <w:lsdException w:name="List Table 5 Dark Accent 6" w:uiPriority="50"/>
+    <w:lsdException w:name="Table Web 3" w:semiHidden="1" w:unhideWhenUsed="1"/>
+    <w:lsdException w:name="Medium List 1 Accent 2" w:uiPriority="65"/>
+    <w:lsdException w:name="Grid Table 2" w:uiPriority="47"/>
+    <w:lsdException w:name="List Table 1 Light Accent 4" w:uiPriority="46"/>
+    <w:lsdException w:name="Grid Table 3 Accent 3" w:uiPriority="48"/>
+    <w:lsdException w:name="Plain Table 3" w:uiPriority="43"/>
+    <w:lsdException w:name="Body Text First Indent 2" w:semiHidden="1" w:unhideWhenUsed="1"/>
+    <w:lsdException w:name="Grid Table 3 Accent 5" w:uiPriority="48"/>
+    <w:lsdException w:name="Colorful Shading Accent 4" w:uiPriority="71"/>
+    <w:lsdException w:name="annotation reference" w:semiHidden="1" w:unhideWhenUsed="1"/>
+    <w:lsdException w:name="Grid Table 4 Accent 1" w:uiPriority="49"/>
+    <w:lsdException w:name="Medium Grid 2" w:uiPriority="68"/>
+    <w:lsdException w:name="List Table 4 Accent 4" w:uiPriority="49"/>
+    <w:lsdException w:name="Grid Table Light" w:uiPriority="40"/>
+    <w:lsdException w:name="heading 8" w:uiPriority="9" w:semiHidden="1" w:unhideWhenUsed="1" w:qFormat="1"/>
+    <w:lsdException w:name="Grid Table 7 Colorful Accent 4" w:uiPriority="52"/>
+    <w:lsdException w:name="Light List Accent 6" w:uiPriority="61"/>
+    <w:lsdException w:name="Colorful Shading Accent 1" w:uiPriority="71"/>
+    <w:lsdException w:name="List Table 6 Colorful Accent 2" w:uiPriority="51"/>
+    <w:lsdException w:name="Grid Table 4" w:uiPriority="49"/>
+    <w:lsdException w:name="Dark List Accent 2" w:uiPriority="70"/>
+    <w:lsdException w:name="Body Text" w:semiHidden="1" w:unhideWhenUsed="1"/>
+    <w:lsdException w:name="Grid Table 5 Dark Accent 2" w:uiPriority="50"/>
+    <w:lsdException w:name="Table Grid 6" w:semiHidden="1" w:unhideWhenUsed="1"/>
+    <w:lsdException w:name="List Continue" w:semiHidden="1" w:unhideWhenUsed="1"/>
+    <w:lsdException w:name="Light List Accent 2" w:uiPriority="61"/>
+    <w:lsdException w:name="List Table 6 Colorful Accent 6" w:uiPriority="51"/>
+    <w:lsdException w:name="Grid Table 7 Colorful Accent 2" w:uiPriority="52"/>
+    <w:lsdException w:name="List Table 3" w:uiPriority="48"/>
+    <w:lsdException w:name="Table List 2" w:semiHidden="1" w:unhideWhenUsed="1"/>
+    <w:lsdException w:name="Grid Table 6 Colorful Accent 1" w:uiPriority="51"/>
+    <w:lsdException w:name="Medium List 1 Accent 5" w:uiPriority="65"/>
+    <w:lsdException w:name="index 9" w:semiHidden="1" w:unhideWhenUsed="1"/>
+    <w:lsdException w:name="Light Grid Accent 3" w:uiPriority="62"/>
+    <w:lsdException w:name="Grid Table 5 Dark Accent 5" w:uiPriority="50"/>
+    <w:lsdException w:name="Balloon Text" w:semiHidden="1" w:unhideWhenUsed="1"/>
+    <w:lsdException w:name="Grid Table 6 Colorful" w:uiPriority="51"/>
+    <w:lsdException w:name="heading 1" w:uiPriority="9" w:qFormat="1"/>
+    <w:lsdException w:name="Grid Table 6 Colorful Accent 5" w:uiPriority="51"/>
+    <w:lsdException w:name="Medium Grid 1 Accent 3" w:uiPriority="67"/>
+    <w:lsdException w:name="List Table 1 Light Accent 5" w:uiPriority="46"/>
+    <w:lsdException w:name="index 4" w:semiHidden="1" w:unhideWhenUsed="1"/>
+    <w:lsdException w:name="Title" w:uiPriority="10" w:qFormat="1"/>
+    <w:lsdException w:name="Smart Hyperlink" w:semiHidden="1" w:unhideWhenUsed="1"/>
+    <w:lsdException w:name="Table Theme" w:semiHidden="1" w:unhideWhenUsed="1"/>
+    <w:lsdException w:name="Table Classic 2" w:semiHidden="1" w:unhideWhenUsed="1"/>
+    <w:lsdException w:name="Table Classic 4" w:semiHidden="1" w:unhideWhenUsed="1"/>
+    <w:lsdException w:name="Colorful Grid Accent 3" w:uiPriority="73"/>
+    <w:lsdException w:name="heading 6" w:uiPriority="9" w:semiHidden="1" w:unhideWhenUsed="1" w:qFormat="1"/>
+    <w:lsdException w:name="Grid Table 3 Accent 2" w:uiPriority="48"/>
+    <w:lsdException w:name="Subtitle" w:uiPriority="11" w:qFormat="1"/>
+    <w:lsdException w:name="Table 3D effects 1" w:semiHidden="1" w:unhideWhenUsed="1"/>
+    <w:lsdException w:name="annotation text" w:semiHidden="1" w:unhideWhenUsed="1"/>
+    <w:lsdException w:name="List Table 1 Light Accent 1" w:uiPriority="46"/>
+    <w:lsdException w:name="Colorful Grid Accent 4" w:uiPriority="73"/>
+    <w:lsdException w:name="Medium Grid 2 Accent 2" w:uiPriority="68"/>
+    <w:lsdException w:name="table of figures" w:semiHidden="1" w:unhideWhenUsed="1"/>
+    <w:lsdException w:name="Table List 5" w:semiHidden="1" w:unhideWhenUsed="1"/>
+    <w:lsdException w:name="Medium Grid 3 Accent 6" w:uiPriority="69"/>
+    <w:lsdException w:name="Grid Table 3 Accent 6" w:uiPriority="48"/>
+    <w:lsdException w:name="Hashtag" w:semiHidden="1" w:unhideWhenUsed="1"/>
+    <w:lsdException w:name="Light Grid Accent 6" w:uiPriority="62"/>
+    <w:lsdException w:name="No Spacing" w:uiPriority="1" w:qFormat="1"/>
+    <w:lsdException w:name="Strong" w:uiPriority="22" w:qFormat="1"/>
+    <w:lsdException w:name="Light List Accent 5" w:uiPriority="61"/>
+    <w:lsdException w:name="Table Grid 4" w:semiHidden="1" w:unhideWhenUsed="1"/>
+    <w:lsdException w:name="caption" w:uiPriority="35" w:semiHidden="1" w:unhideWhenUsed="1" w:qFormat="1"/>
+    <w:lsdException w:name="Table Colorful 2" w:semiHidden="1" w:unhideWhenUsed="1"/>
+    <w:lsdException w:name="Light Shading Accent 4" w:uiPriority="60"/>
+    <w:lsdException w:name="HTML Variable" w:semiHidden="1" w:unhideWhenUsed="1"/>
+    <w:lsdException w:name="Dark List Accent 6" w:uiPriority="70"/>
+    <w:lsdException w:name="Light Shading Accent 2" w:uiPriority="60"/>
+    <w:lsdException w:name="HTML Sample" w:semiHidden="1" w:unhideWhenUsed="1"/>
+    <w:lsdException w:name="Grid Table 7 Colorful" w:uiPriority="52"/>
     <w:lsdException w:name="Medium Grid 1 Accent 1" w:uiPriority="67"/>
+    <w:lsdException w:name="toc 4" w:uiPriority="39" w:semiHidden="1" w:unhideWhenUsed="1"/>
+    <w:lsdException w:name="Book Title" w:uiPriority="33" w:qFormat="1"/>
     <w:lsdException w:name="toc 2" w:uiPriority="39" w:semiHidden="1" w:unhideWhenUsed="1"/>
     <w:lsdException w:name="List Table 1 Light" w:uiPriority="46"/>
-    <w:lsdException w:name="List Table 7 Colorful Accent 2" w:uiPriority="52"/>
-    <w:lsdException w:name="Quote" w:uiPriority="29" w:qFormat="1"/>
-    <w:lsdException w:name="Medium Shading 2 Accent 1" w:uiPriority="64"/>
+    <w:lsdException w:name="Table Grid 1" w:semiHidden="1" w:unhideWhenUsed="1"/>
+    <w:lsdException w:name="Table Columns 3" w:semiHidden="1" w:unhideWhenUsed="1"/>
+    <w:lsdException w:name="toa heading" w:semiHidden="1" w:unhideWhenUsed="1"/>
+    <w:lsdException w:name="Light Shading Accent 6" w:uiPriority="60"/>
+    <w:lsdException w:name="List Table 7 Colorful" w:uiPriority="52"/>
+    <w:lsdException w:name="Signature" w:semiHidden="1" w:unhideWhenUsed="1"/>
     <w:lsdException w:name="Dark List Accent 4" w:uiPriority="70"/>
-    <w:lsdException w:name="Light Shading Accent 6" w:uiPriority="60"/>
-    <w:lsdException w:name="Light Shading Accent 2" w:uiPriority="60"/>
-    <w:lsdException w:name="Outline List 1" w:semiHidden="1" w:unhideWhenUsed="1"/>
-    <w:lsdException w:name="index 3" w:semiHidden="1" w:unhideWhenUsed="1"/>
-    <w:lsdException w:name="Table Classic 3" w:semiHidden="1" w:unhideWhenUsed="1"/>
-    <w:lsdException w:name="heading 9" w:uiPriority="9" w:semiHidden="1" w:unhideWhenUsed="1" w:qFormat="1"/>
-    <w:lsdException w:name="index 5" w:semiHidden="1" w:unhideWhenUsed="1"/>
-    <w:lsdException w:name="HTML Keyboard" w:semiHidden="1" w:unhideWhenUsed="1"/>
+    <w:lsdException w:name="Table Subtle 1" w:semiHidden="1" w:unhideWhenUsed="1"/>
+    <w:lsdException w:name="List Table 7 Colorful Accent 6" w:uiPriority="52"/>
+    <w:lsdException w:name="Medium Shading 2" w:uiPriority="64"/>
+    <w:lsdException w:name="Medium Shading 2 Accent 4" w:uiPriority="64"/>
+    <w:lsdException w:name="endnote reference" w:semiHidden="1" w:unhideWhenUsed="1"/>
+    <w:lsdException w:name="Table 3D effects 3" w:semiHidden="1" w:unhideWhenUsed="1"/>
+    <w:lsdException w:name="Unresolved Mention" w:semiHidden="1" w:unhideWhenUsed="1"/>
+    <w:lsdException w:name="List Table 7 Colorful Accent 1" w:uiPriority="52"/>
+    <w:lsdException w:name="HTML Top of Form" w:semiHidden="1" w:unhideWhenUsed="1"/>
+    <w:lsdException w:name="Medium Grid 2 Accent 6" w:uiPriority="68"/>
+    <w:lsdException w:name="Grid Table 7 Colorful Accent 6" w:uiPriority="52"/>
+    <w:lsdException w:name="List Bullet 3" w:semiHidden="1" w:unhideWhenUsed="1"/>
+    <w:lsdException w:name="Grid Table 7 Colorful Accent 1" w:uiPriority="52"/>
+    <w:lsdException w:name="Grid Table 6 Colorful Accent 3" w:uiPriority="51"/>
+    <w:lsdException w:name="List Continue 2" w:semiHidden="1" w:unhideWhenUsed="1"/>
+    <w:lsdException w:name="Medium Shading 2 Accent 5" w:uiPriority="64"/>
+    <w:lsdException w:name="Grid Table 1 Light Accent 6" w:uiPriority="46"/>
+    <w:lsdException w:name="Grid Table 6 Colorful Accent 4" w:uiPriority="51"/>
+    <w:lsdException w:name="List Table 3 Accent 5" w:uiPriority="48"/>
+    <w:lsdException w:name="Date" w:semiHidden="1" w:unhideWhenUsed="1"/>
+    <w:lsdException w:name="Grid Table 1 Light Accent 5" w:uiPriority="46"/>
+    <w:lsdException w:name="footnote text" w:semiHidden="1" w:unhideWhenUsed="1"/>
+    <w:lsdException w:name="Medium Grid 1 Accent 4" w:uiPriority="67"/>
+    <w:lsdException w:name="toc 7" w:uiPriority="39" w:semiHidden="1" w:unhideWhenUsed="1"/>
+    <w:lsdException w:name="List Paragraph" w:uiPriority="34" w:qFormat="1"/>
     <w:lsdException w:name="Plain Table 1" w:uiPriority="41"/>
-    <w:lsdException w:name="List Table 4 Accent 6" w:uiPriority="49"/>
-    <w:lsdException w:name="Colorful List Accent 5" w:uiPriority="72"/>
-    <w:lsdException w:name="Grid Table 7 Colorful Accent 6" w:uiPriority="52"/>
-    <w:lsdException w:name="List Table 3 Accent 5" w:uiPriority="48"/>
-    <w:lsdException w:name="List Table 5 Dark Accent 6" w:uiPriority="50"/>
-    <w:lsdException w:name="Grid Table 2" w:uiPriority="47"/>
-    <w:lsdException w:name="Colorful Grid Accent 5" w:uiPriority="73"/>
-    <w:lsdException w:name="E-mail Signature" w:semiHidden="1" w:unhideWhenUsed="1"/>
-    <w:lsdException w:name="Table Colorful 3" w:semiHidden="1" w:unhideWhenUsed="1"/>
-    <w:lsdException w:name="Grid Table 4 Accent 1" w:uiPriority="49"/>
-    <w:lsdException w:name="List Continue 3" w:semiHidden="1" w:unhideWhenUsed="1"/>
-    <w:lsdException w:name="List Table 3" w:uiPriority="48"/>
-    <w:lsdException w:name="Light Grid Accent 4" w:uiPriority="62"/>
+    <w:lsdException w:name="Medium Shading 1 Accent 4" w:uiPriority="63"/>
+    <w:lsdException w:name="Plain Table 2" w:uiPriority="42"/>
+    <w:lsdException w:name="Grid Table 1 Light Accent 1" w:uiPriority="46"/>
+    <w:lsdException w:name="List 4" w:semiHidden="1" w:unhideWhenUsed="1"/>
+    <w:lsdException w:name="Table List 6" w:semiHidden="1" w:unhideWhenUsed="1"/>
+    <w:lsdException w:name="List Table 7 Colorful Accent 3" w:uiPriority="52"/>
+    <w:lsdException w:name="Normal Indent" w:semiHidden="1" w:unhideWhenUsed="1"/>
+    <w:lsdException w:name="Medium Grid 2 Accent 3" w:uiPriority="68"/>
     <w:lsdException w:name="Table Columns 4" w:semiHidden="1" w:unhideWhenUsed="1"/>
-    <w:lsdException w:name="Light Grid Accent 1" w:uiPriority="62"/>
-    <w:lsdException w:name="List 4" w:semiHidden="1" w:unhideWhenUsed="1"/>
-    <w:lsdException w:name="index 1" w:semiHidden="1" w:unhideWhenUsed="1"/>
-    <w:lsdException w:name="Colorful Grid Accent 3" w:uiPriority="73"/>
-    <w:lsdException w:name="index 8" w:semiHidden="1" w:unhideWhenUsed="1"/>
-    <w:lsdException w:name="Subtitle" w:uiPriority="11" w:qFormat="1"/>
-    <w:lsdException w:name="Light Shading Accent 5" w:uiPriority="60"/>
-    <w:lsdException w:name="Grid Table 7 Colorful Accent 1" w:uiPriority="52"/>
-    <w:lsdException w:name="Grid Table 6 Colorful Accent 5" w:uiPriority="51"/>
-    <w:lsdException w:name="Grid Table 7 Colorful Accent 3" w:uiPriority="52"/>
-    <w:lsdException w:name="Medium Grid 1 Accent 2" w:uiPriority="67"/>
-    <w:lsdException w:name="Grid Table 5 Dark Accent 2" w:uiPriority="50"/>
-    <w:lsdException w:name="List Table 5 Dark Accent 4" w:uiPriority="50"/>
-    <w:lsdException w:name="Medium List 1" w:uiPriority="65"/>
-    <w:lsdException w:name="List Table 2 Accent 1" w:uiPriority="47"/>
-    <w:lsdException w:name="Medium List 2 Accent 3" w:uiPriority="66"/>
-    <w:lsdException w:name="Light List Accent 2" w:uiPriority="61"/>
-    <w:lsdException w:name="table of figures" w:semiHidden="1" w:unhideWhenUsed="1"/>
-    <w:lsdException w:name="Light List Accent 6" w:uiPriority="61"/>
-    <w:lsdException w:name="Table Web 1" w:semiHidden="1" w:unhideWhenUsed="1"/>
-    <w:lsdException w:name="Table Grid" w:uiPriority="39"/>
-    <w:lsdException w:name="Grid Table 4 Accent 3" w:uiPriority="49"/>
-    <w:lsdException w:name="Colorful Shading Accent 6" w:uiPriority="71"/>
-    <w:lsdException w:name="List Table 2 Accent 5" w:uiPriority="47"/>
-    <w:lsdException w:name="Medium List 2 Accent 1" w:uiPriority="66"/>
-    <w:lsdException w:name="Medium Grid 2 Accent 2" w:uiPriority="68"/>
-    <w:lsdException w:name="List Paragraph" w:uiPriority="34" w:qFormat="1"/>
-    <w:lsdException w:name="List 3" w:semiHidden="1" w:unhideWhenUsed="1"/>
-    <w:lsdException w:name="List Table 4 Accent 1" w:uiPriority="49"/>
-    <w:lsdException w:name="Grid Table 5 Dark Accent 5" w:uiPriority="50"/>
-    <w:lsdException w:name="Medium Shading 1" w:uiPriority="63"/>
-    <w:lsdException w:name="List Table 1 Light Accent 4" w:uiPriority="46"/>
-    <w:lsdException w:name="Grid Table 2 Accent 3" w:uiPriority="47"/>
-    <w:lsdException w:name="Grid Table 2 Accent 4" w:uiPriority="47"/>
-    <w:lsdException w:name="HTML Cite" w:semiHidden="1" w:unhideWhenUsed="1"/>
-    <w:lsdException w:name="Medium Shading 1 Accent 4" w:uiPriority="63"/>
-    <w:lsdException w:name="List" w:semiHidden="1" w:unhideWhenUsed="1"/>
-    <w:lsdException w:name="List Continue 4" w:semiHidden="1" w:unhideWhenUsed="1"/>
-    <w:lsdException w:name="List Table 6 Colorful Accent 5" w:uiPriority="51"/>
-    <w:lsdException w:name="caption" w:uiPriority="35" w:semiHidden="1" w:unhideWhenUsed="1" w:qFormat="1"/>
-    <w:lsdException w:name="Table Colorful 1" w:semiHidden="1" w:unhideWhenUsed="1"/>
-    <w:lsdException w:name="Grid Table 3 Accent 5" w:uiPriority="48"/>
-    <w:lsdException w:name="Medium Shading 1 Accent 1" w:uiPriority="63"/>
-    <w:lsdException w:name="Table List 4" w:semiHidden="1" w:unhideWhenUsed="1"/>
-    <w:lsdException w:name="Medium Grid 3 Accent 1" w:uiPriority="69"/>
-    <w:lsdException w:name="Table Grid 4" w:semiHidden="1" w:unhideWhenUsed="1"/>
-    <w:lsdException w:name="Hyperlink" w:semiHidden="1" w:unhideWhenUsed="1"/>
-    <w:lsdException w:name="Medium Shading 2 Accent 2" w:uiPriority="64"/>
-    <w:lsdException w:name="Normal" w:uiPriority="0" w:qFormat="1"/>
-    <w:lsdException w:name="List Table 4 Accent 4" w:uiPriority="49"/>
-    <w:lsdException w:name="List Number 2" w:semiHidden="1" w:unhideWhenUsed="1"/>
-    <w:lsdException w:name="Plain Table 3" w:uiPriority="43"/>
-    <w:lsdException w:name="Light List Accent 5" w:uiPriority="61"/>
-    <w:lsdException w:name="Medium List 1 Accent 1" w:uiPriority="65"/>
-    <w:lsdException w:name="Medium Shading 1 Accent 3" w:uiPriority="63"/>
-    <w:lsdException w:name="Grid Table 2 Accent 6" w:uiPriority="47"/>
-    <w:lsdException w:name="Medium Grid 2 Accent 4" w:uiPriority="68"/>
-    <w:lsdException w:name="Table 3D effects 3" w:semiHidden="1" w:unhideWhenUsed="1"/>
-    <w:lsdException w:name="Signature" w:semiHidden="1" w:unhideWhenUsed="1"/>
-    <w:lsdException w:name="Colorful Grid" w:uiPriority="73"/>
-    <w:lsdException w:name="Colorful Shading Accent 1" w:uiPriority="71"/>
-    <w:lsdException w:name="Unresolved Mention" w:semiHidden="1" w:unhideWhenUsed="1"/>
-    <w:lsdException w:name="Medium Grid 1 Accent 5" w:uiPriority="67"/>
-    <w:lsdException w:name="Medium List 2" w:uiPriority="66"/>
-    <w:lsdException w:name="Medium Grid 3 Accent 5" w:uiPriority="69"/>
-    <w:lsdException w:name="Body Text Indent 3" w:semiHidden="1" w:unhideWhenUsed="1"/>
-    <w:lsdException w:name="Light Grid Accent 3" w:uiPriority="62"/>
-    <w:lsdException w:name="Grid Table 7 Colorful" w:uiPriority="52"/>
-    <w:lsdException w:name="HTML Definition" w:semiHidden="1" w:unhideWhenUsed="1"/>
-    <w:lsdException w:name="heading 3" w:uiPriority="9" w:semiHidden="1" w:unhideWhenUsed="1" w:qFormat="1"/>
-    <w:lsdException w:name="toc 3" w:uiPriority="39" w:semiHidden="1" w:unhideWhenUsed="1"/>
-    <w:lsdException w:name="Normal Table" w:semiHidden="1" w:unhideWhenUsed="1"/>
-    <w:lsdException w:name="Medium Grid 2 Accent 6" w:uiPriority="68"/>
-    <w:lsdException w:name="Table 3D effects 2" w:semiHidden="1" w:unhideWhenUsed="1"/>
-    <w:lsdException w:name="Dark List Accent 5" w:uiPriority="70"/>
-    <w:lsdException w:name="Colorful Shading Accent 3" w:uiPriority="71"/>
-    <w:lsdException w:name="page number" w:semiHidden="1" w:unhideWhenUsed="1"/>
-    <w:lsdException w:name="Table List 7" w:semiHidden="1" w:unhideWhenUsed="1"/>
-    <w:lsdException w:name="heading 1" w:uiPriority="9" w:qFormat="1"/>
-    <w:lsdException w:name="Medium Grid 1 Accent 4" w:uiPriority="67"/>
-    <w:lsdException w:name="List Table 1 Light Accent 5" w:uiPriority="46"/>
-    <w:lsdException w:name="Table Grid 7" w:semiHidden="1" w:unhideWhenUsed="1"/>
-    <w:lsdException w:name="index 4" w:semiHidden="1" w:unhideWhenUsed="1"/>
-    <w:lsdException w:name="Balloon Text" w:semiHidden="1" w:unhideWhenUsed="1"/>
-    <w:lsdException w:name="Medium List 1 Accent 4" w:uiPriority="65"/>
-    <w:lsdException w:name="Date" w:semiHidden="1" w:unhideWhenUsed="1"/>
-    <w:lsdException w:name="List Table 7 Colorful Accent 5" w:uiPriority="52"/>
-    <w:lsdException w:name="Grid Table 7 Colorful Accent 2" w:uiPriority="52"/>
-    <w:lsdException w:name="Table Contemporary" w:semiHidden="1" w:unhideWhenUsed="1"/>
-    <w:lsdException w:name="Table Columns 2" w:semiHidden="1" w:unhideWhenUsed="1"/>
-    <w:lsdException w:name="Grid Table 5 Dark Accent 1" w:uiPriority="50"/>
-    <w:lsdException w:name="Table Columns 5" w:semiHidden="1" w:unhideWhenUsed="1"/>
-    <w:lsdException w:name="Table Classic 4" w:semiHidden="1" w:unhideWhenUsed="1"/>
-    <w:lsdException w:name="heading 6" w:uiPriority="9" w:semiHidden="1" w:unhideWhenUsed="1" w:qFormat="1"/>
-    <w:lsdException w:name="Light Grid Accent 6" w:uiPriority="62"/>
-    <w:lsdException w:name="HTML Typewriter" w:semiHidden="1" w:unhideWhenUsed="1"/>
-    <w:lsdException w:name="Outline List 2" w:semiHidden="1" w:unhideWhenUsed="1"/>
-    <w:lsdException w:name="List Table 1 Light Accent 1" w:uiPriority="46"/>
-    <w:lsdException w:name="Body Text First Indent" w:semiHidden="1" w:unhideWhenUsed="1"/>
-    <w:lsdException w:name="index 2" w:semiHidden="1" w:unhideWhenUsed="1"/>
-    <w:lsdException w:name="Grid Table 6 Colorful Accent 3" w:uiPriority="51"/>
-    <w:lsdException w:name="Grid Table 6 Colorful Accent 4" w:uiPriority="51"/>
-    <w:lsdException w:name="Plain Text" w:semiHidden="1" w:unhideWhenUsed="1"/>
-    <w:lsdException w:name="Medium Shading 2 Accent 4" w:uiPriority="64"/>
-    <w:lsdException w:name="Grid Table 5 Dark Accent 6" w:uiPriority="50"/>
-    <w:lsdException w:name="Grid Table 1 Light" w:uiPriority="46"/>
-    <w:lsdException w:name="Medium List 1 Accent 3" w:uiPriority="65"/>
-    <w:lsdException w:name="Colorful Grid Accent 6" w:uiPriority="73"/>
-    <w:lsdException w:name="Light List Accent 3" w:uiPriority="61"/>
-    <w:lsdException w:name="Colorful Grid Accent 2" w:uiPriority="73"/>
-    <w:lsdException w:name="Normal Indent" w:semiHidden="1" w:unhideWhenUsed="1"/>
-    <w:lsdException w:name="List Table 5 Dark Accent 5" w:uiPriority="50"/>
-    <w:lsdException w:name="Grid Table 4 Accent 2" w:uiPriority="49"/>
-    <w:lsdException w:name="line number" w:semiHidden="1" w:unhideWhenUsed="1"/>
-    <w:lsdException w:name="Grid Table 4 Accent 5" w:uiPriority="49"/>
-    <w:lsdException w:name="List Table 4" w:uiPriority="49"/>
     <w:lsdException w:name="Grid Table 5 Dark Accent 3" w:uiPriority="50"/>
     <w:lsdException w:name="table of authorities" w:semiHidden="1" w:unhideWhenUsed="1"/>
-    <w:lsdException w:name="List Bullet 4" w:semiHidden="1" w:unhideWhenUsed="1"/>
-    <w:lsdException w:name="Colorful List" w:uiPriority="72"/>
+    <w:lsdException w:name="Normal (Web)" w:semiHidden="1" w:unhideWhenUsed="1"/>
+    <w:lsdException w:name="Medium List 2 Accent 5" w:uiPriority="66"/>
+    <w:lsdException w:name="Light List Accent 1" w:uiPriority="61"/>
+    <w:lsdException w:name="envelope address" w:semiHidden="1" w:unhideWhenUsed="1"/>
+    <w:lsdException w:name="Light List Accent 3" w:uiPriority="61"/>
+    <w:lsdException w:name="Table List 1" w:semiHidden="1" w:unhideWhenUsed="1"/>
+    <w:lsdException w:name="Table Professional" w:semiHidden="1" w:unhideWhenUsed="1"/>
+    <w:lsdException w:name="line number" w:semiHidden="1" w:unhideWhenUsed="1"/>
+    <w:lsdException w:name="Colorful List Accent 4" w:uiPriority="72"/>
     <w:lsdException w:name="List Table 6 Colorful Accent 1" w:uiPriority="51"/>
-    <w:lsdException w:name="Medium Grid 2 Accent 3" w:uiPriority="68"/>
-    <w:lsdException w:name="Colorful Shading" w:uiPriority="71"/>
-    <w:lsdException w:name="Body Text Indent 2" w:semiHidden="1" w:unhideWhenUsed="1"/>
-    <w:lsdException w:name="List Table 2 Accent 6" w:uiPriority="47"/>
-    <w:lsdException w:name="Table Professional" w:semiHidden="1" w:unhideWhenUsed="1"/>
-    <w:lsdException w:name="Document Map" w:semiHidden="1" w:unhideWhenUsed="1"/>
-    <w:lsdException w:name="List Table 6 Colorful Accent 3" w:uiPriority="51"/>
-    <w:lsdException w:name="List Table 6 Colorful Accent 4" w:uiPriority="51"/>
-    <w:lsdException w:name="Table Web 2" w:semiHidden="1" w:unhideWhenUsed="1"/>
-    <w:lsdException w:name="Default Paragraph Font" w:uiPriority="1" w:semiHidden="1" w:unhideWhenUsed="1"/>
-    <w:lsdException w:name="Grid Table 3" w:uiPriority="48"/>
+    <w:lsdException w:name="Colorful List Accent 2" w:uiPriority="72"/>
     <w:lsdException w:name="Table Grid 5" w:semiHidden="1" w:unhideWhenUsed="1"/>
-    <w:lsdException w:name="List Continue 2" w:semiHidden="1" w:unhideWhenUsed="1"/>
-    <w:lsdException w:name="Light Shading" w:uiPriority="60"/>
-    <w:lsdException w:name="Intense Emphasis" w:uiPriority="21" w:qFormat="1"/>
-    <w:lsdException w:name="HTML Top of Form" w:semiHidden="1" w:unhideWhenUsed="1"/>
-    <w:lsdException w:name="Medium Grid 1" w:uiPriority="67"/>
-    <w:lsdException w:name="Medium Grid 3 Accent 3" w:uiPriority="69"/>
-    <w:lsdException w:name="HTML Acronym" w:semiHidden="1" w:unhideWhenUsed="1"/>
-    <w:lsdException w:name="Plain Table 2" w:uiPriority="42"/>
-    <w:lsdException w:name="Light List Accent 4" w:uiPriority="61"/>
-    <w:lsdException w:name="Table Simple 3" w:semiHidden="1" w:unhideWhenUsed="1"/>
-    <w:lsdException w:name="List Table 1 Light Accent 3" w:uiPriority="46"/>
-    <w:lsdException w:name="index heading" w:semiHidden="1" w:unhideWhenUsed="1"/>
-    <w:lsdException w:name="Smart Hyperlink" w:semiHidden="1" w:unhideWhenUsed="1"/>
-    <w:lsdException w:name="List Number" w:semiHidden="1" w:unhideWhenUsed="1"/>
-    <w:lsdException w:name="HTML Preformatted" w:semiHidden="1" w:unhideWhenUsed="1"/>
-    <w:lsdException w:name="List Table 7 Colorful Accent 3" w:uiPriority="52"/>
-    <w:lsdException w:name="Medium Shading 2 Accent 5" w:uiPriority="64"/>
-    <w:lsdException w:name="Colorful List Accent 1" w:uiPriority="72"/>
-    <w:lsdException w:name="Medium Shading 1 Accent 6" w:uiPriority="63"/>
-    <w:lsdException w:name="Medium Shading 1 Accent 2" w:uiPriority="63"/>
-    <w:lsdException w:name="Medium Grid 1 Accent 3" w:uiPriority="67"/>
-    <w:lsdException w:name="Medium Grid 3 Accent 4" w:uiPriority="69"/>
-    <w:lsdException w:name="Grid Table 5 Dark" w:uiPriority="50"/>
-    <w:lsdException w:name="heading 2" w:uiPriority="9" w:semiHidden="1" w:unhideWhenUsed="1" w:qFormat="1"/>
-    <w:lsdException w:name="Medium Grid 3 Accent 6" w:uiPriority="69"/>
-    <w:lsdException w:name="toc 5" w:uiPriority="39" w:semiHidden="1" w:unhideWhenUsed="1"/>
-    <w:lsdException w:name="List Number 5" w:semiHidden="1" w:unhideWhenUsed="1"/>
-    <w:lsdException w:name="Title" w:uiPriority="10" w:qFormat="1"/>
-    <w:lsdException w:name="Colorful List Accent 4" w:uiPriority="72"/>
-    <w:lsdException w:name="Subtle Reference" w:uiPriority="31" w:qFormat="1"/>
-    <w:lsdException w:name="Mention" w:semiHidden="1" w:unhideWhenUsed="1"/>
-    <w:lsdException w:name="Message Header" w:semiHidden="1" w:unhideWhenUsed="1"/>
-    <w:lsdException w:name="toc 9" w:uiPriority="39" w:semiHidden="1" w:unhideWhenUsed="1"/>
-    <w:lsdException w:name="Colorful Grid Accent 4" w:uiPriority="73"/>
-    <w:lsdException w:name="envelope address" w:semiHidden="1" w:unhideWhenUsed="1"/>
-    <w:lsdException w:name="Light Shading Accent 1" w:uiPriority="60"/>
-    <w:lsdException w:name="Grid Table 5 Dark Accent 4" w:uiPriority="50"/>
+    <w:lsdException w:name="Medium List 2 Accent 4" w:uiPriority="66"/>
+    <w:lsdException w:name="Medium List 1" w:uiPriority="65"/>
+    <w:lsdException w:name="Medium List 2 Accent 1" w:uiPriority="66"/>
+    <w:lsdException w:name="Normal" w:uiPriority="0" w:qFormat="1"/>
+    <w:lsdException w:name="List Table 5 Dark Accent 2" w:uiPriority="50"/>
+    <w:lsdException w:name="Medium Shading 1 Accent 3" w:uiPriority="63"/>
+    <w:lsdException w:name="List 3" w:semiHidden="1" w:unhideWhenUsed="1"/>
     <w:lsdException w:name="endnote text" w:semiHidden="1" w:unhideWhenUsed="1"/>
-    <w:lsdException w:name="Table Colorful 2" w:semiHidden="1" w:unhideWhenUsed="1"/>
-    <w:lsdException w:name="List Table 5 Dark" w:uiPriority="50"/>
-    <w:lsdException w:name="heading 5" w:uiPriority="9" w:semiHidden="1" w:unhideWhenUsed="1" w:qFormat="1"/>
-    <w:lsdException w:name="Colorful Shading Accent 2" w:uiPriority="71"/>
-    <w:lsdException w:name="Table Grid 6" w:semiHidden="1" w:unhideWhenUsed="1"/>
-    <w:lsdException w:name="Colorful Shading Accent 5" w:uiPriority="71"/>
-    <w:lsdException w:name="Table List 6" w:semiHidden="1" w:unhideWhenUsed="1"/>
-    <w:lsdException w:name="List Number 4" w:semiHidden="1" w:unhideWhenUsed="1"/>
-    <w:lsdException w:name="List Table 7 Colorful Accent 4" w:uiPriority="52"/>
-    <w:lsdException w:name="index 6" w:semiHidden="1" w:unhideWhenUsed="1"/>
-    <w:lsdException w:name="heading 4" w:uiPriority="9" w:semiHidden="1" w:unhideWhenUsed="1" w:qFormat="1"/>
-    <w:lsdException w:name="Grid Table 7 Colorful Accent 5" w:uiPriority="52"/>
-    <w:lsdException w:name="Dark List Accent 6" w:uiPriority="70"/>
-    <w:lsdException w:name="Medium Grid 2 Accent 5" w:uiPriority="68"/>
-    <w:lsdException w:name="Light Shading Accent 4" w:uiPriority="60"/>
-    <w:lsdException w:name="Normal (Web)" w:semiHidden="1" w:unhideWhenUsed="1"/>
-    <w:lsdException w:name="toc 4" w:uiPriority="39" w:semiHidden="1" w:unhideWhenUsed="1"/>
-    <w:lsdException w:name="Bibliography" w:uiPriority="37" w:semiHidden="1" w:unhideWhenUsed="1"/>
-    <w:lsdException w:name="Grid Table 1 Light Accent 3" w:uiPriority="46"/>
-    <w:lsdException w:name="Table Classic 1" w:semiHidden="1" w:unhideWhenUsed="1"/>
-    <w:lsdException w:name="Dark List Accent 3" w:uiPriority="70"/>
-    <w:lsdException w:name="Table 3D effects 1" w:semiHidden="1" w:unhideWhenUsed="1"/>
-    <w:lsdException w:name="Outline List 3" w:semiHidden="1" w:unhideWhenUsed="1"/>
-    <w:lsdException w:name="Table List 1" w:semiHidden="1" w:unhideWhenUsed="1"/>
-    <w:lsdException w:name="Hashtag" w:semiHidden="1" w:unhideWhenUsed="1"/>
-    <w:lsdException w:name="Grid Table 6 Colorful Accent 2" w:uiPriority="51"/>
-    <w:lsdException w:name="HTML Address" w:semiHidden="1" w:unhideWhenUsed="1"/>
-    <w:lsdException w:name="Grid Table 3 Accent 3" w:uiPriority="48"/>
-    <w:lsdException w:name="List Table 5 Dark Accent 3" w:uiPriority="50"/>
-    <w:lsdException w:name="Medium List 2 Accent 4" w:uiPriority="66"/>
-    <w:lsdException w:name="List Table 3 Accent 4" w:uiPriority="48"/>
-    <w:lsdException w:name="List Table 3 Accent 1" w:uiPriority="48"/>
-    <w:lsdException w:name="Grid Table 1 Light Accent 2" w:uiPriority="46"/>
-    <w:lsdException w:name="Grid Table 6 Colorful Accent 6" w:uiPriority="51"/>
-    <w:lsdException w:name="macro" w:semiHidden="1" w:unhideWhenUsed="1"/>
-    <w:lsdException w:name="Smart Link" w:semiHidden="1" w:unhideWhenUsed="1"/>
-    <w:lsdException w:name="Table Elegant" w:semiHidden="1" w:unhideWhenUsed="1"/>
-    <w:lsdException w:name="Grid Table 4 Accent 4" w:uiPriority="49"/>
-    <w:lsdException w:name="annotation reference" w:semiHidden="1" w:unhideWhenUsed="1"/>
-    <w:lsdException w:name="List Bullet 5" w:semiHidden="1" w:unhideWhenUsed="1"/>
-    <w:lsdException w:name="Medium List 1 Accent 2" w:uiPriority="65"/>
-    <w:lsdException w:name="annotation subject" w:semiHidden="1" w:unhideWhenUsed="1"/>
-    <w:lsdException w:name="Medium Grid 2 Accent 1" w:uiPriority="68"/>
-    <w:lsdException w:name="Block Text" w:semiHidden="1" w:unhideWhenUsed="1"/>
-    <w:lsdException w:name="Table List 8" w:semiHidden="1" w:unhideWhenUsed="1"/>
-    <w:lsdException w:name="Table Grid 1" w:semiHidden="1" w:unhideWhenUsed="1"/>
-    <w:lsdException w:name="Table List 3" w:semiHidden="1" w:unhideWhenUsed="1"/>
-    <w:lsdException w:name="Medium Grid 1 Accent 6" w:uiPriority="67"/>
-    <w:lsdException w:name="Medium Grid 2" w:uiPriority="68"/>
-    <w:lsdException w:name="Medium Shading 2" w:uiPriority="64"/>
-    <w:lsdException w:name="Medium Shading 2 Accent 3" w:uiPriority="64"/>
-    <w:lsdException w:name="Grid Table 1 Light Accent 4" w:uiPriority="46"/>
-    <w:lsdException w:name="Plain Table 4" w:uiPriority="44"/>
-    <w:lsdException w:name="toc 7" w:uiPriority="39" w:semiHidden="1" w:unhideWhenUsed="1"/>
-    <w:lsdException w:name="endnote reference" w:semiHidden="1" w:unhideWhenUsed="1"/>
-    <w:lsdException w:name="Medium List 1 Accent 5" w:uiPriority="65"/>
-    <w:lsdException w:name="List Table 6 Colorful Accent 2" w:uiPriority="51"/>
-    <w:lsdException w:name="Grid Table 4" w:uiPriority="49"/>
-    <w:lsdException w:name="List Continue" w:semiHidden="1" w:unhideWhenUsed="1"/>
-    <w:lsdException w:name="Light List" w:uiPriority="61"/>
-    <w:lsdException w:name="footnote text" w:semiHidden="1" w:unhideWhenUsed="1"/>
-    <w:lsdException w:name="List Table 6 Colorful Accent 6" w:uiPriority="51"/>
-    <w:lsdException w:name="Grid Table 6 Colorful Accent 1" w:uiPriority="51"/>
-    <w:lsdException w:name="heading 7" w:uiPriority="9" w:semiHidden="1" w:unhideWhenUsed="1" w:qFormat="1"/>
-    <w:lsdException w:name="Table Grid 3" w:semiHidden="1" w:unhideWhenUsed="1"/>
-    <w:lsdException w:name="List Table 4 Accent 3" w:uiPriority="49"/>
-    <w:lsdException w:name="Grid Table 6 Colorful" w:uiPriority="51"/>
-    <w:lsdException w:name="Medium List 1 Accent 6" w:uiPriority="65"/>
-    <w:lsdException w:name="Colorful List Accent 3" w:uiPriority="72"/>
-    <w:lsdException w:name="Medium Grid 3 Accent 2" w:uiPriority="69"/>
-    <w:lsdException w:name="Revision" w:semiHidden="1"/>
-    <w:lsdException w:name="Subtle Emphasis" w:uiPriority="19" w:qFormat="1"/>
-    <w:lsdException w:name="FollowedHyperlink" w:semiHidden="1" w:unhideWhenUsed="1"/>
-    <w:lsdException w:name="Table Subtle 2" w:semiHidden="1" w:unhideWhenUsed="1"/>
-    <w:lsdException w:name="Table Simple 2" w:semiHidden="1" w:unhideWhenUsed="1"/>
-    <w:lsdException w:name="Grid Table 3 Accent 4" w:uiPriority="48"/>
-    <w:lsdException w:name="Grid Table 3 Accent 1" w:uiPriority="48"/>
-    <w:lsdException w:name="List Continue 5" w:semiHidden="1" w:unhideWhenUsed="1"/>
-    <w:lsdException w:name="Medium List 2 Accent 5" w:uiPriority="66"/>
-    <w:lsdException w:name="footnote reference" w:semiHidden="1" w:unhideWhenUsed="1"/>
-    <w:lsdException w:name="Dark List" w:uiPriority="70"/>
-    <w:lsdException w:name="Emphasis" w:uiPriority="20" w:qFormat="1"/>
-    <w:lsdException w:name="Table Grid 8" w:semiHidden="1" w:unhideWhenUsed="1"/>
-    <w:lsdException w:name="footer" w:semiHidden="1" w:unhideWhenUsed="1"/>
-    <w:lsdException w:name="List Table 2 Accent 3" w:uiPriority="47"/>
-    <w:lsdException w:name="envelope return" w:semiHidden="1" w:unhideWhenUsed="1"/>
-    <w:lsdException w:name="Grid Table 2 Accent 2" w:uiPriority="47"/>
-    <w:lsdException w:name="List Table 2 Accent 4" w:uiPriority="47"/>
-    <w:lsdException w:name="List Table 3 Accent 6" w:uiPriority="48"/>
-    <w:lsdException w:name="Dark List Accent 1" w:uiPriority="70"/>
-    <w:lsdException w:name="List Table 3 Accent 2" w:uiPriority="48"/>
-    <w:lsdException w:name="toc 8" w:uiPriority="39" w:semiHidden="1" w:unhideWhenUsed="1"/>
-    <w:lsdException w:name="List 5" w:semiHidden="1" w:unhideWhenUsed="1"/>
-    <w:lsdException w:name="HTML Variable" w:semiHidden="1" w:unhideWhenUsed="1"/>
-    <w:lsdException w:name="Light Shading Accent 3" w:uiPriority="60"/>
-    <w:lsdException w:name="List 2" w:semiHidden="1" w:unhideWhenUsed="1"/>
-    <w:lsdException w:name="Colorful Shading Accent 4" w:uiPriority="71"/>
-    <w:lsdException w:name="List Table 7 Colorful" w:uiPriority="52"/>
-    <w:lsdException w:name="Table Web 3" w:semiHidden="1" w:unhideWhenUsed="1"/>
-    <w:lsdException w:name="Grid Table Light" w:uiPriority="40"/>
-    <w:lsdException w:name="Body Text" w:semiHidden="1" w:unhideWhenUsed="1"/>
-    <w:lsdException w:name="index 7" w:semiHidden="1" w:unhideWhenUsed="1"/>
-    <w:lsdException w:name="Book Title" w:uiPriority="33" w:qFormat="1"/>
-    <w:lsdException w:name="heading 8" w:uiPriority="9" w:semiHidden="1" w:unhideWhenUsed="1" w:qFormat="1"/>
-    <w:lsdException w:name="List Table 1 Light Accent 6" w:uiPriority="46"/>
-    <w:lsdException w:name="Grid Table 7 Colorful Accent 4" w:uiPriority="52"/>
-    <w:lsdException w:name="Light Grid" w:uiPriority="62"/>
-    <w:lsdException w:name="Intense Reference" w:uiPriority="32" w:qFormat="1"/>
-    <w:lsdException w:name="List Table 7 Colorful Accent 6" w:uiPriority="52"/>
-    <w:lsdException w:name="List Table 7 Colorful Accent 1" w:uiPriority="52"/>
-    <w:lsdException w:name="Dark List Accent 2" w:uiPriority="70"/>
-    <w:lsdException w:name="List Table 2" w:uiPriority="47"/>
-    <w:lsdException w:name="List Bullet" w:semiHidden="1" w:unhideWhenUsed="1"/>
-    <w:lsdException w:name="Light Grid Accent 5" w:uiPriority="62"/>
-    <w:lsdException w:name="Light List Accent 1" w:uiPriority="61"/>
-    <w:lsdException w:name="index 9" w:semiHidden="1" w:unhideWhenUsed="1"/>
-    <w:lsdException w:name="Medium List 2 Accent 6" w:uiPriority="66"/>
+    <w:lsdException w:name="Colorful List Accent 6" w:uiPriority="72"/>
+    <w:lsdException w:name="Body Text 2" w:semiHidden="1" w:unhideWhenUsed="1"/>
     <w:lsdException w:name="List Number 3" w:semiHidden="1" w:unhideWhenUsed="1"/>
-    <w:lsdException w:name="Body Text 2" w:semiHidden="1" w:unhideWhenUsed="1"/>
-    <w:lsdException w:name="Table Simple 1" w:semiHidden="1" w:unhideWhenUsed="1"/>
-    <w:lsdException w:name="Body Text First Indent 2" w:semiHidden="1" w:unhideWhenUsed="1"/>
-    <w:lsdException w:name="No List" w:semiHidden="1" w:unhideWhenUsed="1"/>
-    <w:lsdException w:name="Grid Table 3 Accent 2" w:uiPriority="48"/>
-    <w:lsdException w:name="List Table 5 Dark Accent 2" w:uiPriority="50"/>
-    <w:lsdException w:name="Medium List 2 Accent 2" w:uiPriority="66"/>
-    <w:lsdException w:name="Closing" w:semiHidden="1" w:unhideWhenUsed="1"/>
-    <w:lsdException w:name="Body Text Indent" w:semiHidden="1" w:unhideWhenUsed="1"/>
-    <w:lsdException w:name="List Table 6 Colorful" w:uiPriority="51"/>
-    <w:lsdException w:name="Colorful Grid Accent 1" w:uiPriority="73"/>
-    <w:lsdException w:name="Table Classic 2" w:semiHidden="1" w:unhideWhenUsed="1"/>
-    <w:lsdException w:name="Light Grid Accent 2" w:uiPriority="62"/>
-    <w:lsdException w:name="Note Heading" w:semiHidden="1" w:unhideWhenUsed="1"/>
-    <w:lsdException w:name="List Bullet 3" w:semiHidden="1" w:unhideWhenUsed="1"/>
-    <w:lsdException w:name="List Table 3 Accent 3" w:uiPriority="48"/>
-    <w:lsdException w:name="Placeholder Text" w:semiHidden="1"/>
-    <w:lsdException w:name="Grid Table 3 Accent 6" w:uiPriority="48"/>
-    <w:lsdException w:name="Table List 2" w:semiHidden="1" w:unhideWhenUsed="1"/>
-    <w:lsdException w:name="Medium Grid 3" w:uiPriority="69"/>
-    <w:lsdException w:name="Body Text 3" w:semiHidden="1" w:unhideWhenUsed="1"/>
-    <w:lsdException w:name="Grid Table 1 Light Accent 6" w:uiPriority="46"/>
-    <w:lsdException w:name="Grid Table 1 Light Accent 1" w:uiPriority="46"/>
-    <w:lsdException w:name="Grid Table 2 Accent 5" w:uiPriority="47"/>
-    <w:lsdException w:name="Grid Table 2 Accent 1" w:uiPriority="47"/>
-    <w:lsdException w:name="Grid Table 1 Light Accent 5" w:uiPriority="46"/>
-    <w:lsdException w:name="Medium Shading 1 Accent 5" w:uiPriority="63"/>
-    <w:lsdException w:name="Plain Table 5" w:uiPriority="45"/>
-    <w:lsdException w:name="toc 6" w:uiPriority="39" w:semiHidden="1" w:unhideWhenUsed="1"/>
-    <w:lsdException w:name="toc 1" w:uiPriority="39" w:semiHidden="1" w:unhideWhenUsed="1"/>
-    <w:lsdException w:name="Table Columns 1" w:semiHidden="1" w:unhideWhenUsed="1"/>
-    <w:lsdException w:name="Salutation" w:semiHidden="1" w:unhideWhenUsed="1"/>
-    <w:lsdException w:name="List Bullet 2" w:semiHidden="1" w:unhideWhenUsed="1"/>
-    <w:lsdException w:name="Table Grid 2" w:semiHidden="1" w:unhideWhenUsed="1"/>
-    <w:lsdException w:name="header" w:semiHidden="1" w:unhideWhenUsed="1"/>
-    <w:lsdException w:name="Table List 5" w:semiHidden="1" w:unhideWhenUsed="1"/>
-    <w:lsdException w:name="List Table 4 Accent 2" w:uiPriority="49"/>
-    <w:lsdException w:name="HTML Bottom of Form" w:semiHidden="1" w:unhideWhenUsed="1"/>
-    <w:lsdException w:name="List Table 4 Accent 5" w:uiPriority="49"/>
-    <w:lsdException w:name="Table Columns 3" w:semiHidden="1" w:unhideWhenUsed="1"/>
-    <w:lsdException w:name="toa heading" w:semiHidden="1" w:unhideWhenUsed="1"/>
-    <w:lsdException w:name="annotation text" w:semiHidden="1" w:unhideWhenUsed="1"/>
-    <w:lsdException w:name="List Table 5 Dark Accent 1" w:uiPriority="50"/>
-    <w:lsdException w:name="TOC Heading" w:uiPriority="39" w:semiHidden="1" w:unhideWhenUsed="1" w:qFormat="1"/>
-    <w:lsdException w:name="Grid Table 4 Accent 6" w:uiPriority="49"/>
-    <w:lsdException w:name="Table Theme" w:semiHidden="1" w:unhideWhenUsed="1"/>
-    <w:lsdException w:name="Colorful List Accent 6" w:uiPriority="72"/>
-    <w:lsdException w:name="Colorful List Accent 2" w:uiPriority="72"/>
-    <w:lsdException w:name="Medium Shading 2 Accent 6" w:uiPriority="64"/>
-    <w:lsdException w:name="No Spacing" w:uiPriority="1" w:qFormat="1"/>
-    <w:lsdException w:name="Strong" w:uiPriority="22" w:qFormat="1"/>
-    <w:lsdException w:name="HTML Code" w:semiHidden="1" w:unhideWhenUsed="1"/>
-    <w:lsdException w:name="Table Subtle 1" w:semiHidden="1" w:unhideWhenUsed="1"/>
-    <w:lsdException w:name="HTML Sample" w:semiHidden="1" w:unhideWhenUsed="1"/>
-    <w:lsdException w:name="List Table 2 Accent 2" w:uiPriority="47"/>
-    <w:lsdException w:name="Intense Quote" w:uiPriority="30" w:qFormat="1"/>
-    <w:lsdException w:name="List Table 1 Light Accent 2" w:uiPriority="46"/>
+    <w:lsdException w:name="Table Colorful 1" w:semiHidden="1" w:unhideWhenUsed="1"/>
   </w:latentStyles>
-  <w:style w:type="character" w:styleId="000002" w:default="1">
-    <w:name w:val="Default Paragraph Font"/>
-    <w:uiPriority w:val="1"/>
-    <w:semiHidden w:val="1"/>
-    <w:unhideWhenUsed w:val="1"/>
-  </w:style>
-  <w:style w:type="paragraph" w:styleId="00001e">
-    <w:name w:val="Subtitle"/>
-    <w:basedOn w:val="000009"/>
-    <w:next w:val="000009"/>
-    <w:link w:val="00001d"/>
-    <w:uiPriority w:val="11"/>
-    <w:qFormat w:val="1"/>
+  <w:style w:type="character" w:styleId="00001d" w:customStyle="1">
+    <w:name w:val="引用 字符"/>
+    <w:basedOn w:val="000001"/>
+    <w:link w:val="00001c"/>
+    <w:uiPriority w:val="29"/>
     <w:rsid w:val="00C13589"/>
-    <w:pPr>
-      <w:numPr>
-        <w:ilvl w:val="1"/>
-      </w:numPr>
-      <w:jc w:val="center"/>
-    </w:pPr>
     <w:rPr>
-      <w:rFonts w:asciiTheme="majorHAnsi" w:hAnsiTheme="majorHAnsi" w:eastAsiaTheme="majorEastAsia" w:cstheme="majorBidi"/>
-      <w:color w:val="595959" w:themeColor="text1" w:themeTint="A6"/>
-      <w:spacing w:val="15"/>
-      <w:sz w:val="28"/>
-      <w:szCs w:val="28"/>
+      <w:i w:val="1"/>
+      <w:iCs w:val="1"/>
+      <w:color w:val="404040" w:themeColor="text1" w:themeTint="BF"/>
     </w:rPr>
   </w:style>
-  <w:style w:type="character" w:styleId="000011" w:customStyle="1">
-    <w:name w:val="标题 9 字符"/>
-    <w:basedOn w:val="000002"/>
-    <w:link w:val="000012"/>
-    <w:uiPriority w:val="9"/>
-    <w:semiHidden w:val="1"/>
-    <w:rsid w:val="00C13589"/>
+  <w:style w:type="character" w:styleId="000022">
+    <w:name w:val="Hyperlink"/>
+    <w:basedOn w:val="000001"/>
+    <w:uiPriority w:val="99"/>
+    <w:unhideWhenUsed w:val="1"/>
+    <w:rsid w:val="006F14B6"/>
     <w:rPr>
-      <w:rFonts w:eastAsiaTheme="majorEastAsia" w:cstheme="majorBidi"/>
-      <w:color w:val="595959" w:themeColor="text1" w:themeTint="A6"/>
-    </w:rPr>
-  </w:style>
-  <w:style w:type="character" w:styleId="000017" w:customStyle="1">
-    <w:name w:val="标题 6 字符"/>
-    <w:basedOn w:val="000002"/>
-    <w:link w:val="000016"/>
-    <w:uiPriority w:val="9"/>
-    <w:semiHidden w:val="1"/>
-    <w:rsid w:val="00C13589"/>
-    <w:rPr>
-      <w:rFonts w:cstheme="majorBidi"/>
-      <w:b w:val="1"/>
-      <w:bCs w:val="1"/>
-      <w:color w:val="0F4761" w:themeColor="accent1" w:themeShade="BF"/>
-    </w:rPr>
-  </w:style>
-  <w:style w:type="character" w:styleId="000015" w:customStyle="1">
-    <w:name w:val="标题 5 字符"/>
-    <w:basedOn w:val="000002"/>
-    <w:link w:val="000014"/>
-    <w:uiPriority w:val="9"/>
-    <w:semiHidden w:val="1"/>
-    <w:rsid w:val="00C13589"/>
-    <w:rPr>
-      <w:rFonts w:cstheme="majorBidi"/>
-      <w:color w:val="0F4761" w:themeColor="accent1" w:themeShade="BF"/>
-      <w:sz w:val="24"/>
-    </w:rPr>
-  </w:style>
-  <w:style w:type="character" w:styleId="000022" w:customStyle="1">
-    <w:name w:val="标题 字符"/>
-    <w:basedOn w:val="000002"/>
-    <w:link w:val="000023"/>
-    <w:uiPriority w:val="10"/>
-    <w:rsid w:val="00C13589"/>
-    <w:rPr>
-      <w:rFonts w:asciiTheme="majorHAnsi" w:hAnsiTheme="majorHAnsi" w:eastAsiaTheme="majorEastAsia" w:cstheme="majorBidi"/>
-      <w:spacing w:val="-10"/>
-      <w:kern w:val="28"/>
-      <w:sz w:val="56"/>
-      <w:szCs w:val="56"/>
+      <w:color w:val="467886" w:themeColor="hyperlink"/>
+      <w:u w:val="single"/>
     </w:rPr>
   </w:style>
   <w:style w:type="paragraph" w:styleId="00000d">
     <w:name w:val="Intense Quote"/>
-    <w:basedOn w:val="000009"/>
-    <w:next w:val="000009"/>
-    <w:link w:val="00000c"/>
+    <w:basedOn w:val="000003"/>
+    <w:next w:val="000003"/>
+    <w:link w:val="00000e"/>
     <w:uiPriority w:val="30"/>
     <w:qFormat w:val="1"/>
     <w:rsid w:val="00C13589"/>
@@ -21220,16 +21156,9 @@
       <w:color w:val="0F4761" w:themeColor="accent1" w:themeShade="BF"/>
     </w:rPr>
   </w:style>
-  <w:style w:type="paragraph" w:styleId="000009" w:default="1">
-    <w:name w:val="Normal"/>
-    <w:qFormat w:val="1"/>
-    <w:pPr>
-      <w:widowControl w:val="0"/>
-    </w:pPr>
-  </w:style>
-  <w:style w:type="character" w:styleId="000013">
+  <w:style w:type="character" w:styleId="00000f">
     <w:name w:val="Intense Emphasis"/>
-    <w:basedOn w:val="000002"/>
+    <w:basedOn w:val="000001"/>
     <w:uiPriority w:val="21"/>
     <w:qFormat w:val="1"/>
     <w:rsid w:val="00C13589"/>
@@ -21239,11 +21168,405 @@
       <w:color w:val="0F4761" w:themeColor="accent1" w:themeShade="BF"/>
     </w:rPr>
   </w:style>
-  <w:style w:type="paragraph" w:styleId="00000f">
+  <w:style w:type="paragraph" w:styleId="00000c">
+    <w:name w:val="Title"/>
+    <w:basedOn w:val="000003"/>
+    <w:next w:val="000003"/>
+    <w:link w:val="00000b"/>
+    <w:uiPriority w:val="10"/>
+    <w:qFormat w:val="1"/>
+    <w:rsid w:val="00C13589"/>
+    <w:pPr>
+      <w:spacing w:after="80" w:line="240" w:lineRule="auto"/>
+      <w:contextualSpacing w:val="1"/>
+      <w:jc w:val="center"/>
+    </w:pPr>
+    <w:rPr>
+      <w:rFonts w:asciiTheme="majorHAnsi" w:hAnsiTheme="majorHAnsi" w:eastAsiaTheme="majorEastAsia" w:cstheme="majorBidi"/>
+      <w:spacing w:val="-10"/>
+      <w:kern w:val="28"/>
+      <w:sz w:val="56"/>
+      <w:szCs w:val="56"/>
+    </w:rPr>
+  </w:style>
+  <w:style w:type="character" w:styleId="000013" w:customStyle="1">
+    <w:name w:val="标题 2 字符"/>
+    <w:basedOn w:val="000001"/>
+    <w:link w:val="000012"/>
+    <w:uiPriority w:val="9"/>
+    <w:semiHidden w:val="1"/>
+    <w:rsid w:val="00C13589"/>
+    <w:rPr>
+      <w:rFonts w:asciiTheme="majorHAnsi" w:hAnsiTheme="majorHAnsi" w:eastAsiaTheme="majorEastAsia" w:cstheme="majorBidi"/>
+      <w:color w:val="0F4761" w:themeColor="accent1" w:themeShade="BF"/>
+      <w:sz w:val="40"/>
+      <w:szCs w:val="40"/>
+    </w:rPr>
+  </w:style>
+  <w:style w:type="character" w:styleId="000009" w:customStyle="1">
+    <w:name w:val="标题 5 字符"/>
+    <w:basedOn w:val="000001"/>
+    <w:link w:val="00000a"/>
+    <w:uiPriority w:val="9"/>
+    <w:semiHidden w:val="1"/>
+    <w:rsid w:val="00C13589"/>
+    <w:rPr>
+      <w:rFonts w:cstheme="majorBidi"/>
+      <w:color w:val="0F4761" w:themeColor="accent1" w:themeShade="BF"/>
+      <w:sz w:val="24"/>
+    </w:rPr>
+  </w:style>
+  <w:style w:type="character" w:styleId="000023">
+    <w:name w:val="Intense Reference"/>
+    <w:basedOn w:val="000001"/>
+    <w:uiPriority w:val="32"/>
+    <w:qFormat w:val="1"/>
+    <w:rsid w:val="00C13589"/>
+    <w:rPr>
+      <w:b w:val="1"/>
+      <w:bCs w:val="1"/>
+      <w:smallCaps w:val="1"/>
+      <w:color w:val="0F4761" w:themeColor="accent1" w:themeShade="BF"/>
+      <w:spacing w:val="5"/>
+    </w:rPr>
+  </w:style>
+  <w:style w:type="character" w:styleId="00001a" w:customStyle="1">
+    <w:name w:val="标题 7 字符"/>
+    <w:basedOn w:val="000001"/>
+    <w:link w:val="00001b"/>
+    <w:uiPriority w:val="9"/>
+    <w:semiHidden w:val="1"/>
+    <w:rsid w:val="00C13589"/>
+    <w:rPr>
+      <w:rFonts w:cstheme="majorBidi"/>
+      <w:b w:val="1"/>
+      <w:bCs w:val="1"/>
+      <w:color w:val="595959" w:themeColor="text1" w:themeTint="A6"/>
+    </w:rPr>
+  </w:style>
+  <w:style w:type="paragraph" w:styleId="000003" w:default="1">
+    <w:name w:val="Normal"/>
+    <w:qFormat w:val="1"/>
+    <w:pPr>
+      <w:widowControl w:val="0"/>
+    </w:pPr>
+  </w:style>
+  <w:style w:type="character" w:styleId="000007" w:customStyle="1">
+    <w:name w:val="标题 6 字符"/>
+    <w:basedOn w:val="000001"/>
+    <w:link w:val="000008"/>
+    <w:uiPriority w:val="9"/>
+    <w:semiHidden w:val="1"/>
+    <w:rsid w:val="00C13589"/>
+    <w:rPr>
+      <w:rFonts w:cstheme="majorBidi"/>
+      <w:b w:val="1"/>
+      <w:bCs w:val="1"/>
+      <w:color w:val="0F4761" w:themeColor="accent1" w:themeShade="BF"/>
+    </w:rPr>
+  </w:style>
+  <w:style w:type="paragraph" w:styleId="000008">
+    <w:name w:val="heading 6"/>
+    <w:basedOn w:val="000003"/>
+    <w:next w:val="000003"/>
+    <w:link w:val="000007"/>
+    <w:uiPriority w:val="9"/>
+    <w:semiHidden w:val="1"/>
+    <w:unhideWhenUsed w:val="1"/>
+    <w:qFormat w:val="1"/>
+    <w:rsid w:val="00C13589"/>
+    <w:pPr>
+      <w:keepNext w:val="1"/>
+      <w:keepLines w:val="1"/>
+      <w:spacing w:before="40" w:after="0"/>
+      <w:outlineLvl w:val="5"/>
+    </w:pPr>
+    <w:rPr>
+      <w:rFonts w:cstheme="majorBidi"/>
+      <w:b w:val="1"/>
+      <w:bCs w:val="1"/>
+      <w:color w:val="0F4761" w:themeColor="accent1" w:themeShade="BF"/>
+    </w:rPr>
+  </w:style>
+  <w:style w:type="paragraph" w:styleId="000006">
+    <w:name w:val="heading 9"/>
+    <w:basedOn w:val="000003"/>
+    <w:next w:val="000003"/>
+    <w:link w:val="000005"/>
+    <w:uiPriority w:val="9"/>
+    <w:semiHidden w:val="1"/>
+    <w:unhideWhenUsed w:val="1"/>
+    <w:qFormat w:val="1"/>
+    <w:rsid w:val="00C13589"/>
+    <w:pPr>
+      <w:keepNext w:val="1"/>
+      <w:keepLines w:val="1"/>
+      <w:spacing w:after="0"/>
+      <w:outlineLvl w:val="8"/>
+    </w:pPr>
+    <w:rPr>
+      <w:rFonts w:eastAsiaTheme="majorEastAsia" w:cstheme="majorBidi"/>
+      <w:color w:val="595959" w:themeColor="text1" w:themeTint="A6"/>
+    </w:rPr>
+  </w:style>
+  <w:style w:type="character" w:styleId="000001" w:default="1">
+    <w:name w:val="Default Paragraph Font"/>
+    <w:uiPriority w:val="1"/>
+    <w:semiHidden w:val="1"/>
+    <w:unhideWhenUsed w:val="1"/>
+  </w:style>
+  <w:style w:type="character" w:styleId="000005" w:customStyle="1">
+    <w:name w:val="标题 9 字符"/>
+    <w:basedOn w:val="000001"/>
+    <w:link w:val="000006"/>
+    <w:uiPriority w:val="9"/>
+    <w:semiHidden w:val="1"/>
+    <w:rsid w:val="00C13589"/>
+    <w:rPr>
+      <w:rFonts w:eastAsiaTheme="majorEastAsia" w:cstheme="majorBidi"/>
+      <w:color w:val="595959" w:themeColor="text1" w:themeTint="A6"/>
+    </w:rPr>
+  </w:style>
+  <w:style w:type="character" w:styleId="000019" w:customStyle="1">
+    <w:name w:val="标题 1 字符"/>
+    <w:basedOn w:val="000001"/>
+    <w:link w:val="000018"/>
+    <w:uiPriority w:val="9"/>
+    <w:rsid w:val="00C13589"/>
+    <w:rPr>
+      <w:rFonts w:asciiTheme="majorHAnsi" w:hAnsiTheme="majorHAnsi" w:eastAsiaTheme="majorEastAsia" w:cstheme="majorBidi"/>
+      <w:color w:val="0F4761" w:themeColor="accent1" w:themeShade="BF"/>
+      <w:sz w:val="48"/>
+      <w:szCs w:val="48"/>
+    </w:rPr>
+  </w:style>
+  <w:style w:type="paragraph" w:styleId="000016">
+    <w:name w:val="heading 8"/>
+    <w:basedOn w:val="000003"/>
+    <w:next w:val="000003"/>
+    <w:link w:val="000017"/>
+    <w:uiPriority w:val="9"/>
+    <w:semiHidden w:val="1"/>
+    <w:unhideWhenUsed w:val="1"/>
+    <w:qFormat w:val="1"/>
+    <w:rsid w:val="00C13589"/>
+    <w:pPr>
+      <w:keepNext w:val="1"/>
+      <w:keepLines w:val="1"/>
+      <w:spacing w:after="0"/>
+      <w:outlineLvl w:val="7"/>
+    </w:pPr>
+    <w:rPr>
+      <w:rFonts w:cstheme="majorBidi"/>
+      <w:color w:val="595959" w:themeColor="text1" w:themeTint="A6"/>
+    </w:rPr>
+  </w:style>
+  <w:style w:type="paragraph" w:styleId="000014">
+    <w:name w:val="heading 3"/>
+    <w:basedOn w:val="000003"/>
+    <w:next w:val="000003"/>
+    <w:link w:val="000015"/>
+    <w:uiPriority w:val="9"/>
+    <w:semiHidden w:val="1"/>
+    <w:unhideWhenUsed w:val="1"/>
+    <w:qFormat w:val="1"/>
+    <w:rsid w:val="00C13589"/>
+    <w:pPr>
+      <w:keepNext w:val="1"/>
+      <w:keepLines w:val="1"/>
+      <w:spacing w:before="160" w:after="80"/>
+      <w:outlineLvl w:val="2"/>
+    </w:pPr>
+    <w:rPr>
+      <w:rFonts w:asciiTheme="majorHAnsi" w:hAnsiTheme="majorHAnsi" w:eastAsiaTheme="majorEastAsia" w:cstheme="majorBidi"/>
+      <w:color w:val="0F4761" w:themeColor="accent1" w:themeShade="BF"/>
+      <w:sz w:val="32"/>
+      <w:szCs w:val="32"/>
+    </w:rPr>
+  </w:style>
+  <w:style w:type="table" w:styleId="000020" w:default="1">
+    <w:name w:val="Normal Table"/>
+    <w:uiPriority w:val="99"/>
+    <w:semiHidden w:val="1"/>
+    <w:unhideWhenUsed w:val="1"/>
+    <w:tblPr>
+      <w:tblInd w:w="0" w:type="dxa"/>
+      <w:tblCellMar>
+        <w:top w:w="0" w:type="dxa"/>
+        <w:left w:w="108" w:type="dxa"/>
+        <w:bottom w:w="0" w:type="dxa"/>
+        <w:right w:w="108" w:type="dxa"/>
+      </w:tblCellMar>
+    </w:tblPr>
+  </w:style>
+  <w:style w:type="numbering" w:styleId="000021" w:default="1">
+    <w:name w:val="No List"/>
+    <w:uiPriority w:val="99"/>
+    <w:semiHidden w:val="1"/>
+    <w:unhideWhenUsed w:val="1"/>
+  </w:style>
+  <w:style w:type="paragraph" w:styleId="000018">
+    <w:name w:val="heading 1"/>
+    <w:basedOn w:val="000003"/>
+    <w:next w:val="000003"/>
+    <w:link w:val="000019"/>
+    <w:uiPriority w:val="9"/>
+    <w:qFormat w:val="1"/>
+    <w:rsid w:val="00C13589"/>
+    <w:pPr>
+      <w:keepNext w:val="1"/>
+      <w:keepLines w:val="1"/>
+      <w:spacing w:before="480" w:after="80"/>
+      <w:outlineLvl w:val="0"/>
+    </w:pPr>
+    <w:rPr>
+      <w:rFonts w:asciiTheme="majorHAnsi" w:hAnsiTheme="majorHAnsi" w:eastAsiaTheme="majorEastAsia" w:cstheme="majorBidi"/>
+      <w:color w:val="0F4761" w:themeColor="accent1" w:themeShade="BF"/>
+      <w:sz w:val="48"/>
+      <w:szCs w:val="48"/>
+    </w:rPr>
+  </w:style>
+  <w:style w:type="paragraph" w:styleId="00001c">
+    <w:name w:val="Quote"/>
+    <w:basedOn w:val="000003"/>
+    <w:next w:val="000003"/>
+    <w:link w:val="00001d"/>
+    <w:uiPriority w:val="29"/>
+    <w:qFormat w:val="1"/>
+    <w:rsid w:val="00C13589"/>
+    <w:pPr>
+      <w:spacing w:before="160"/>
+      <w:jc w:val="center"/>
+    </w:pPr>
+    <w:rPr>
+      <w:i w:val="1"/>
+      <w:iCs w:val="1"/>
+      <w:color w:val="404040" w:themeColor="text1" w:themeTint="BF"/>
+    </w:rPr>
+  </w:style>
+  <w:style w:type="character" w:styleId="00000e" w:customStyle="1">
+    <w:name w:val="明显引用 字符"/>
+    <w:basedOn w:val="000001"/>
+    <w:link w:val="00000d"/>
+    <w:uiPriority w:val="30"/>
+    <w:rsid w:val="00C13589"/>
+    <w:rPr>
+      <w:i w:val="1"/>
+      <w:iCs w:val="1"/>
+      <w:color w:val="0F4761" w:themeColor="accent1" w:themeShade="BF"/>
+    </w:rPr>
+  </w:style>
+  <w:style w:type="character" w:styleId="00000b" w:customStyle="1">
+    <w:name w:val="标题 字符"/>
+    <w:basedOn w:val="000001"/>
+    <w:link w:val="00000c"/>
+    <w:uiPriority w:val="10"/>
+    <w:rsid w:val="00C13589"/>
+    <w:rPr>
+      <w:rFonts w:asciiTheme="majorHAnsi" w:hAnsiTheme="majorHAnsi" w:eastAsiaTheme="majorEastAsia" w:cstheme="majorBidi"/>
+      <w:spacing w:val="-10"/>
+      <w:kern w:val="28"/>
+      <w:sz w:val="56"/>
+      <w:szCs w:val="56"/>
+    </w:rPr>
+  </w:style>
+  <w:style w:type="paragraph" w:styleId="00000a">
+    <w:name w:val="heading 5"/>
+    <w:basedOn w:val="000003"/>
+    <w:next w:val="000003"/>
+    <w:link w:val="000009"/>
+    <w:uiPriority w:val="9"/>
+    <w:semiHidden w:val="1"/>
+    <w:unhideWhenUsed w:val="1"/>
+    <w:qFormat w:val="1"/>
+    <w:rsid w:val="00C13589"/>
+    <w:pPr>
+      <w:keepNext w:val="1"/>
+      <w:keepLines w:val="1"/>
+      <w:spacing w:before="80" w:after="40"/>
+      <w:outlineLvl w:val="4"/>
+    </w:pPr>
+    <w:rPr>
+      <w:rFonts w:cstheme="majorBidi"/>
+      <w:color w:val="0F4761" w:themeColor="accent1" w:themeShade="BF"/>
+      <w:sz w:val="24"/>
+    </w:rPr>
+  </w:style>
+  <w:style w:type="paragraph" w:styleId="000002">
+    <w:name w:val="Subtitle"/>
+    <w:basedOn w:val="000003"/>
+    <w:next w:val="000003"/>
+    <w:link w:val="000004"/>
+    <w:uiPriority w:val="11"/>
+    <w:qFormat w:val="1"/>
+    <w:rsid w:val="00C13589"/>
+    <w:pPr>
+      <w:numPr>
+        <w:ilvl w:val="1"/>
+      </w:numPr>
+      <w:jc w:val="center"/>
+    </w:pPr>
+    <w:rPr>
+      <w:rFonts w:asciiTheme="majorHAnsi" w:hAnsiTheme="majorHAnsi" w:eastAsiaTheme="majorEastAsia" w:cstheme="majorBidi"/>
+      <w:color w:val="595959" w:themeColor="text1" w:themeTint="A6"/>
+      <w:spacing w:val="15"/>
+      <w:sz w:val="28"/>
+      <w:szCs w:val="28"/>
+    </w:rPr>
+  </w:style>
+  <w:style w:type="character" w:styleId="000004" w:customStyle="1">
+    <w:name w:val="副标题 字符"/>
+    <w:basedOn w:val="000001"/>
+    <w:link w:val="000002"/>
+    <w:uiPriority w:val="11"/>
+    <w:rsid w:val="00C13589"/>
+    <w:rPr>
+      <w:rFonts w:asciiTheme="majorHAnsi" w:hAnsiTheme="majorHAnsi" w:eastAsiaTheme="majorEastAsia" w:cstheme="majorBidi"/>
+      <w:color w:val="595959" w:themeColor="text1" w:themeTint="A6"/>
+      <w:spacing w:val="15"/>
+      <w:sz w:val="28"/>
+      <w:szCs w:val="28"/>
+    </w:rPr>
+  </w:style>
+  <w:style w:type="paragraph" w:styleId="00001b">
+    <w:name w:val="heading 7"/>
+    <w:basedOn w:val="000003"/>
+    <w:next w:val="000003"/>
+    <w:link w:val="00001a"/>
+    <w:uiPriority w:val="9"/>
+    <w:semiHidden w:val="1"/>
+    <w:unhideWhenUsed w:val="1"/>
+    <w:qFormat w:val="1"/>
+    <w:rsid w:val="00C13589"/>
+    <w:pPr>
+      <w:keepNext w:val="1"/>
+      <w:keepLines w:val="1"/>
+      <w:spacing w:before="40" w:after="0"/>
+      <w:outlineLvl w:val="6"/>
+    </w:pPr>
+    <w:rPr>
+      <w:rFonts w:cstheme="majorBidi"/>
+      <w:b w:val="1"/>
+      <w:bCs w:val="1"/>
+      <w:color w:val="595959" w:themeColor="text1" w:themeTint="A6"/>
+    </w:rPr>
+  </w:style>
+  <w:style w:type="paragraph" w:styleId="00001e">
+    <w:name w:val="List Paragraph"/>
+    <w:basedOn w:val="000003"/>
+    <w:uiPriority w:val="34"/>
+    <w:qFormat w:val="1"/>
+    <w:rsid w:val="00C13589"/>
+    <w:pPr>
+      <w:ind w:left="720"/>
+      <w:contextualSpacing w:val="1"/>
+    </w:pPr>
+  </w:style>
+  <w:style w:type="paragraph" w:styleId="000010">
     <w:name w:val="heading 4"/>
-    <w:basedOn w:val="000009"/>
-    <w:next w:val="000009"/>
-    <w:link w:val="000010"/>
+    <w:basedOn w:val="000003"/>
+    <w:next w:val="000003"/>
+    <w:link w:val="000011"/>
     <w:uiPriority w:val="9"/>
     <w:semiHidden w:val="1"/>
     <w:unhideWhenUsed w:val="1"/>
@@ -21262,32 +21585,49 @@
       <w:szCs w:val="28"/>
     </w:rPr>
   </w:style>
-  <w:style w:type="paragraph" w:styleId="000023">
-    <w:name w:val="Title"/>
-    <w:basedOn w:val="000009"/>
-    <w:next w:val="000009"/>
-    <w:link w:val="000022"/>
-    <w:uiPriority w:val="10"/>
-    <w:qFormat w:val="1"/>
+  <w:style w:type="character" w:styleId="000017" w:customStyle="1">
+    <w:name w:val="标题 8 字符"/>
+    <w:basedOn w:val="000001"/>
+    <w:link w:val="000016"/>
+    <w:uiPriority w:val="9"/>
+    <w:semiHidden w:val="1"/>
     <w:rsid w:val="00C13589"/>
-    <w:pPr>
-      <w:spacing w:after="80" w:line="240" w:lineRule="auto"/>
-      <w:contextualSpacing w:val="1"/>
-      <w:jc w:val="center"/>
-    </w:pPr>
     <w:rPr>
-      <w:rFonts w:asciiTheme="majorHAnsi" w:hAnsiTheme="majorHAnsi" w:eastAsiaTheme="majorEastAsia" w:cstheme="majorBidi"/>
-      <w:spacing w:val="-10"/>
-      <w:kern w:val="28"/>
-      <w:sz w:val="56"/>
-      <w:szCs w:val="56"/>
+      <w:rFonts w:cstheme="majorBidi"/>
+      <w:color w:val="595959" w:themeColor="text1" w:themeTint="A6"/>
     </w:rPr>
   </w:style>
-  <w:style w:type="paragraph" w:styleId="000003">
+  <w:style w:type="character" w:styleId="000011" w:customStyle="1">
+    <w:name w:val="标题 4 字符"/>
+    <w:basedOn w:val="000001"/>
+    <w:link w:val="000010"/>
+    <w:uiPriority w:val="9"/>
+    <w:semiHidden w:val="1"/>
+    <w:rsid w:val="00C13589"/>
+    <w:rPr>
+      <w:rFonts w:cstheme="majorBidi"/>
+      <w:color w:val="0F4761" w:themeColor="accent1" w:themeShade="BF"/>
+      <w:sz w:val="28"/>
+      <w:szCs w:val="28"/>
+    </w:rPr>
+  </w:style>
+  <w:style w:type="character" w:styleId="00001f">
+    <w:name w:val="Unresolved Mention"/>
+    <w:basedOn w:val="000001"/>
+    <w:uiPriority w:val="99"/>
+    <w:semiHidden w:val="1"/>
+    <w:unhideWhenUsed w:val="1"/>
+    <w:rsid w:val="006F14B6"/>
+    <w:rPr>
+      <w:color w:val="605E5C"/>
+      <w:shd w:val="clear" w:color="auto" w:fill="E1DFDD"/>
+    </w:rPr>
+  </w:style>
+  <w:style w:type="paragraph" w:styleId="000012">
     <w:name w:val="heading 2"/>
-    <w:basedOn w:val="000009"/>
-    <w:next w:val="000009"/>
-    <w:link w:val="000001"/>
+    <w:basedOn w:val="000003"/>
+    <w:next w:val="000003"/>
+    <w:link w:val="000013"/>
     <w:uiPriority w:val="9"/>
     <w:semiHidden w:val="1"/>
     <w:unhideWhenUsed w:val="1"/>
@@ -21306,344 +21646,10 @@
       <w:szCs w:val="40"/>
     </w:rPr>
   </w:style>
-  <w:style w:type="character" w:styleId="000001" w:customStyle="1">
-    <w:name w:val="标题 2 字符"/>
-    <w:basedOn w:val="000002"/>
-    <w:link w:val="000003"/>
-    <w:uiPriority w:val="9"/>
-    <w:semiHidden w:val="1"/>
-    <w:rsid w:val="00C13589"/>
-    <w:rPr>
-      <w:rFonts w:asciiTheme="majorHAnsi" w:hAnsiTheme="majorHAnsi" w:eastAsiaTheme="majorEastAsia" w:cstheme="majorBidi"/>
-      <w:color w:val="0F4761" w:themeColor="accent1" w:themeShade="BF"/>
-      <w:sz w:val="40"/>
-      <w:szCs w:val="40"/>
-    </w:rPr>
-  </w:style>
-  <w:style w:type="paragraph" w:styleId="000005">
-    <w:name w:val="heading 3"/>
-    <w:basedOn w:val="000009"/>
-    <w:next w:val="000009"/>
-    <w:link w:val="000004"/>
-    <w:uiPriority w:val="9"/>
-    <w:semiHidden w:val="1"/>
-    <w:unhideWhenUsed w:val="1"/>
-    <w:qFormat w:val="1"/>
-    <w:rsid w:val="00C13589"/>
-    <w:pPr>
-      <w:keepNext w:val="1"/>
-      <w:keepLines w:val="1"/>
-      <w:spacing w:before="160" w:after="80"/>
-      <w:outlineLvl w:val="2"/>
-    </w:pPr>
-    <w:rPr>
-      <w:rFonts w:asciiTheme="majorHAnsi" w:hAnsiTheme="majorHAnsi" w:eastAsiaTheme="majorEastAsia" w:cstheme="majorBidi"/>
-      <w:color w:val="0F4761" w:themeColor="accent1" w:themeShade="BF"/>
-      <w:sz w:val="32"/>
-      <w:szCs w:val="32"/>
-    </w:rPr>
-  </w:style>
-  <w:style w:type="paragraph" w:styleId="000014">
-    <w:name w:val="heading 5"/>
-    <w:basedOn w:val="000009"/>
-    <w:next w:val="000009"/>
-    <w:link w:val="000015"/>
-    <w:uiPriority w:val="9"/>
-    <w:semiHidden w:val="1"/>
-    <w:unhideWhenUsed w:val="1"/>
-    <w:qFormat w:val="1"/>
-    <w:rsid w:val="00C13589"/>
-    <w:pPr>
-      <w:keepNext w:val="1"/>
-      <w:keepLines w:val="1"/>
-      <w:spacing w:before="80" w:after="40"/>
-      <w:outlineLvl w:val="4"/>
-    </w:pPr>
-    <w:rPr>
-      <w:rFonts w:cstheme="majorBidi"/>
-      <w:color w:val="0F4761" w:themeColor="accent1" w:themeShade="BF"/>
-      <w:sz w:val="24"/>
-    </w:rPr>
-  </w:style>
-  <w:style w:type="paragraph" w:styleId="000007">
-    <w:name w:val="heading 8"/>
-    <w:basedOn w:val="000009"/>
-    <w:next w:val="000009"/>
-    <w:link w:val="000006"/>
-    <w:uiPriority w:val="9"/>
-    <w:semiHidden w:val="1"/>
-    <w:unhideWhenUsed w:val="1"/>
-    <w:qFormat w:val="1"/>
-    <w:rsid w:val="00C13589"/>
-    <w:pPr>
-      <w:keepNext w:val="1"/>
-      <w:keepLines w:val="1"/>
-      <w:spacing w:after="0"/>
-      <w:outlineLvl w:val="7"/>
-    </w:pPr>
-    <w:rPr>
-      <w:rFonts w:cstheme="majorBidi"/>
-      <w:color w:val="595959" w:themeColor="text1" w:themeTint="A6"/>
-    </w:rPr>
-  </w:style>
-  <w:style w:type="paragraph" w:styleId="000016">
-    <w:name w:val="heading 6"/>
-    <w:basedOn w:val="000009"/>
-    <w:next w:val="000009"/>
-    <w:link w:val="000017"/>
-    <w:uiPriority w:val="9"/>
-    <w:semiHidden w:val="1"/>
-    <w:unhideWhenUsed w:val="1"/>
-    <w:qFormat w:val="1"/>
-    <w:rsid w:val="00C13589"/>
-    <w:pPr>
-      <w:keepNext w:val="1"/>
-      <w:keepLines w:val="1"/>
-      <w:spacing w:before="40" w:after="0"/>
-      <w:outlineLvl w:val="5"/>
-    </w:pPr>
-    <w:rPr>
-      <w:rFonts w:cstheme="majorBidi"/>
-      <w:b w:val="1"/>
-      <w:bCs w:val="1"/>
-      <w:color w:val="0F4761" w:themeColor="accent1" w:themeShade="BF"/>
-    </w:rPr>
-  </w:style>
-  <w:style w:type="paragraph" w:styleId="00001a">
-    <w:name w:val="heading 1"/>
-    <w:basedOn w:val="000009"/>
-    <w:next w:val="000009"/>
-    <w:link w:val="00001b"/>
-    <w:uiPriority w:val="9"/>
-    <w:qFormat w:val="1"/>
-    <w:rsid w:val="00C13589"/>
-    <w:pPr>
-      <w:keepNext w:val="1"/>
-      <w:keepLines w:val="1"/>
-      <w:spacing w:before="480" w:after="80"/>
-      <w:outlineLvl w:val="0"/>
-    </w:pPr>
-    <w:rPr>
-      <w:rFonts w:asciiTheme="majorHAnsi" w:hAnsiTheme="majorHAnsi" w:eastAsiaTheme="majorEastAsia" w:cstheme="majorBidi"/>
-      <w:color w:val="0F4761" w:themeColor="accent1" w:themeShade="BF"/>
-      <w:sz w:val="48"/>
-      <w:szCs w:val="48"/>
-    </w:rPr>
-  </w:style>
-  <w:style w:type="character" w:styleId="000018" w:customStyle="1">
-    <w:name w:val="标题 7 字符"/>
-    <w:basedOn w:val="000002"/>
-    <w:link w:val="000019"/>
-    <w:uiPriority w:val="9"/>
-    <w:semiHidden w:val="1"/>
-    <w:rsid w:val="00C13589"/>
-    <w:rPr>
-      <w:rFonts w:cstheme="majorBidi"/>
-      <w:b w:val="1"/>
-      <w:bCs w:val="1"/>
-      <w:color w:val="595959" w:themeColor="text1" w:themeTint="A6"/>
-    </w:rPr>
-  </w:style>
-  <w:style w:type="paragraph" w:styleId="000021">
-    <w:name w:val="Quote"/>
-    <w:basedOn w:val="000009"/>
-    <w:next w:val="000009"/>
-    <w:link w:val="000020"/>
-    <w:uiPriority w:val="29"/>
-    <w:qFormat w:val="1"/>
-    <w:rsid w:val="00C13589"/>
-    <w:pPr>
-      <w:spacing w:before="160"/>
-      <w:jc w:val="center"/>
-    </w:pPr>
-    <w:rPr>
-      <w:i w:val="1"/>
-      <w:iCs w:val="1"/>
-      <w:color w:val="404040" w:themeColor="text1" w:themeTint="BF"/>
-    </w:rPr>
-  </w:style>
-  <w:style w:type="paragraph" w:styleId="000008">
-    <w:name w:val="List Paragraph"/>
-    <w:basedOn w:val="000009"/>
-    <w:uiPriority w:val="34"/>
-    <w:qFormat w:val="1"/>
-    <w:rsid w:val="00C13589"/>
-    <w:pPr>
-      <w:ind w:left="720"/>
-      <w:contextualSpacing w:val="1"/>
-    </w:pPr>
-  </w:style>
-  <w:style w:type="character" w:styleId="00000e">
-    <w:name w:val="Unresolved Mention"/>
-    <w:basedOn w:val="000002"/>
-    <w:uiPriority w:val="99"/>
-    <w:semiHidden w:val="1"/>
-    <w:unhideWhenUsed w:val="1"/>
-    <w:rsid w:val="006F14B6"/>
-    <w:rPr>
-      <w:color w:val="605E5C"/>
-      <w:shd w:val="clear" w:color="auto" w:fill="E1DFDD"/>
-    </w:rPr>
-  </w:style>
-  <w:style w:type="character" w:styleId="000006" w:customStyle="1">
-    <w:name w:val="标题 8 字符"/>
-    <w:basedOn w:val="000002"/>
-    <w:link w:val="000007"/>
-    <w:uiPriority w:val="9"/>
-    <w:semiHidden w:val="1"/>
-    <w:rsid w:val="00C13589"/>
-    <w:rPr>
-      <w:rFonts w:cstheme="majorBidi"/>
-      <w:color w:val="595959" w:themeColor="text1" w:themeTint="A6"/>
-    </w:rPr>
-  </w:style>
-  <w:style w:type="paragraph" w:styleId="000019">
-    <w:name w:val="heading 7"/>
-    <w:basedOn w:val="000009"/>
-    <w:next w:val="000009"/>
-    <w:link w:val="000018"/>
-    <w:uiPriority w:val="9"/>
-    <w:semiHidden w:val="1"/>
-    <w:unhideWhenUsed w:val="1"/>
-    <w:qFormat w:val="1"/>
-    <w:rsid w:val="00C13589"/>
-    <w:pPr>
-      <w:keepNext w:val="1"/>
-      <w:keepLines w:val="1"/>
-      <w:spacing w:before="40" w:after="0"/>
-      <w:outlineLvl w:val="6"/>
-    </w:pPr>
-    <w:rPr>
-      <w:rFonts w:cstheme="majorBidi"/>
-      <w:b w:val="1"/>
-      <w:bCs w:val="1"/>
-      <w:color w:val="595959" w:themeColor="text1" w:themeTint="A6"/>
-    </w:rPr>
-  </w:style>
-  <w:style w:type="character" w:styleId="000020" w:customStyle="1">
-    <w:name w:val="引用 字符"/>
-    <w:basedOn w:val="000002"/>
-    <w:link w:val="000021"/>
-    <w:uiPriority w:val="29"/>
-    <w:rsid w:val="00C13589"/>
-    <w:rPr>
-      <w:i w:val="1"/>
-      <w:iCs w:val="1"/>
-      <w:color w:val="404040" w:themeColor="text1" w:themeTint="BF"/>
-    </w:rPr>
-  </w:style>
-  <w:style w:type="table" w:styleId="00001c" w:default="1">
-    <w:name w:val="Normal Table"/>
-    <w:uiPriority w:val="99"/>
-    <w:semiHidden w:val="1"/>
-    <w:unhideWhenUsed w:val="1"/>
-    <w:tblPr>
-      <w:tblInd w:w="0" w:type="dxa"/>
-      <w:tblCellMar>
-        <w:top w:w="0" w:type="dxa"/>
-        <w:left w:w="108" w:type="dxa"/>
-        <w:bottom w:w="0" w:type="dxa"/>
-        <w:right w:w="108" w:type="dxa"/>
-      </w:tblCellMar>
-    </w:tblPr>
-  </w:style>
-  <w:style w:type="numbering" w:styleId="00000a" w:default="1">
-    <w:name w:val="No List"/>
-    <w:uiPriority w:val="99"/>
-    <w:semiHidden w:val="1"/>
-    <w:unhideWhenUsed w:val="1"/>
-  </w:style>
-  <w:style w:type="character" w:styleId="00001b" w:customStyle="1">
-    <w:name w:val="标题 1 字符"/>
-    <w:basedOn w:val="000002"/>
-    <w:link w:val="00001a"/>
-    <w:uiPriority w:val="9"/>
-    <w:rsid w:val="00C13589"/>
-    <w:rPr>
-      <w:rFonts w:asciiTheme="majorHAnsi" w:hAnsiTheme="majorHAnsi" w:eastAsiaTheme="majorEastAsia" w:cstheme="majorBidi"/>
-      <w:color w:val="0F4761" w:themeColor="accent1" w:themeShade="BF"/>
-      <w:sz w:val="48"/>
-      <w:szCs w:val="48"/>
-    </w:rPr>
-  </w:style>
-  <w:style w:type="character" w:styleId="00000b">
-    <w:name w:val="Hyperlink"/>
-    <w:basedOn w:val="000002"/>
-    <w:uiPriority w:val="99"/>
-    <w:unhideWhenUsed w:val="1"/>
-    <w:rsid w:val="006F14B6"/>
-    <w:rPr>
-      <w:color w:val="467886" w:themeColor="hyperlink"/>
-      <w:u w:val="single"/>
-    </w:rPr>
-  </w:style>
-  <w:style w:type="character" w:styleId="00001d" w:customStyle="1">
-    <w:name w:val="副标题 字符"/>
-    <w:basedOn w:val="000002"/>
-    <w:link w:val="00001e"/>
-    <w:uiPriority w:val="11"/>
-    <w:rsid w:val="00C13589"/>
-    <w:rPr>
-      <w:rFonts w:asciiTheme="majorHAnsi" w:hAnsiTheme="majorHAnsi" w:eastAsiaTheme="majorEastAsia" w:cstheme="majorBidi"/>
-      <w:color w:val="595959" w:themeColor="text1" w:themeTint="A6"/>
-      <w:spacing w:val="15"/>
-      <w:sz w:val="28"/>
-      <w:szCs w:val="28"/>
-    </w:rPr>
-  </w:style>
-  <w:style w:type="paragraph" w:styleId="000012">
-    <w:name w:val="heading 9"/>
-    <w:basedOn w:val="000009"/>
-    <w:next w:val="000009"/>
-    <w:link w:val="000011"/>
-    <w:uiPriority w:val="9"/>
-    <w:semiHidden w:val="1"/>
-    <w:unhideWhenUsed w:val="1"/>
-    <w:qFormat w:val="1"/>
-    <w:rsid w:val="00C13589"/>
-    <w:pPr>
-      <w:keepNext w:val="1"/>
-      <w:keepLines w:val="1"/>
-      <w:spacing w:after="0"/>
-      <w:outlineLvl w:val="8"/>
-    </w:pPr>
-    <w:rPr>
-      <w:rFonts w:eastAsiaTheme="majorEastAsia" w:cstheme="majorBidi"/>
-      <w:color w:val="595959" w:themeColor="text1" w:themeTint="A6"/>
-    </w:rPr>
-  </w:style>
-  <w:style w:type="character" w:styleId="000010" w:customStyle="1">
-    <w:name w:val="标题 4 字符"/>
-    <w:basedOn w:val="000002"/>
-    <w:link w:val="00000f"/>
-    <w:uiPriority w:val="9"/>
-    <w:semiHidden w:val="1"/>
-    <w:rsid w:val="00C13589"/>
-    <w:rPr>
-      <w:rFonts w:cstheme="majorBidi"/>
-      <w:color w:val="0F4761" w:themeColor="accent1" w:themeShade="BF"/>
-      <w:sz w:val="28"/>
-      <w:szCs w:val="28"/>
-    </w:rPr>
-  </w:style>
-  <w:style w:type="character" w:styleId="00001f">
-    <w:name w:val="Intense Reference"/>
-    <w:basedOn w:val="000002"/>
-    <w:uiPriority w:val="32"/>
-    <w:qFormat w:val="1"/>
-    <w:rsid w:val="00C13589"/>
-    <w:rPr>
-      <w:b w:val="1"/>
-      <w:bCs w:val="1"/>
-      <w:smallCaps w:val="1"/>
-      <w:color w:val="0F4761" w:themeColor="accent1" w:themeShade="BF"/>
-      <w:spacing w:val="5"/>
-    </w:rPr>
-  </w:style>
-  <w:style w:type="character" w:styleId="000004" w:customStyle="1">
+  <w:style w:type="character" w:styleId="000015" w:customStyle="1">
     <w:name w:val="标题 3 字符"/>
-    <w:basedOn w:val="000002"/>
-    <w:link w:val="000005"/>
+    <w:basedOn w:val="000001"/>
+    <w:link w:val="000014"/>
     <w:uiPriority w:val="9"/>
     <w:semiHidden w:val="1"/>
     <w:rsid w:val="00C13589"/>
@@ -21652,18 +21658,6 @@
       <w:color w:val="0F4761" w:themeColor="accent1" w:themeShade="BF"/>
       <w:sz w:val="32"/>
       <w:szCs w:val="32"/>
-    </w:rPr>
-  </w:style>
-  <w:style w:type="character" w:styleId="00000c" w:customStyle="1">
-    <w:name w:val="明显引用 字符"/>
-    <w:basedOn w:val="000002"/>
-    <w:link w:val="00000d"/>
-    <w:uiPriority w:val="30"/>
-    <w:rsid w:val="00C13589"/>
-    <w:rPr>
-      <w:i w:val="1"/>
-      <w:iCs w:val="1"/>
-      <w:color w:val="0F4761" w:themeColor="accent1" w:themeShade="BF"/>
     </w:rPr>
   </w:style>
 </w:styles>

--- a/GDD.docx
+++ b/GDD.docx
@@ -173,7 +173,7 @@
     </w:p>
     <w:p>
       <w:pPr>
-        <w:pStyle w:val="000018"/>
+        <w:pStyle w:val="000017"/>
         <w:rPr>
           <w:rFonts w:hint="eastAsia"/>
           <w:b w:val="1"/>
@@ -189,7 +189,7 @@
     </w:p>
     <w:p>
       <w:pPr>
-        <w:pStyle w:val="000012"/>
+        <w:pStyle w:val="00000c"/>
         <w:rPr>
           <w:b w:val="1"/>
           <w:bCs w:val="1"/>
@@ -221,7 +221,7 @@
     </w:p>
     <w:p>
       <w:pPr>
-        <w:pStyle w:val="000012"/>
+        <w:pStyle w:val="00000c"/>
         <w:rPr>
           <w:rFonts w:hint="eastAsia"/>
           <w:b w:val="1"/>
@@ -306,7 +306,7 @@
     </w:p>
     <w:p>
       <w:pPr>
-        <w:pStyle w:val="000012"/>
+        <w:pStyle w:val="00000c"/>
         <w:rPr>
           <w:rFonts w:hint="eastAsia"/>
           <w:b w:val="1"/>
@@ -426,7 +426,7 @@
     </w:p>
     <w:p>
       <w:pPr>
-        <w:pStyle w:val="000018"/>
+        <w:pStyle w:val="000017"/>
         <w:rPr>
           <w:rFonts w:hint="eastAsia"/>
           <w:b w:val="1"/>
@@ -442,7 +442,7 @@
     </w:p>
     <w:p>
       <w:pPr>
-        <w:pStyle w:val="000012"/>
+        <w:pStyle w:val="00000c"/>
         <w:rPr>
           <w:rFonts w:hint="eastAsia"/>
           <w:b w:val="1"/>
@@ -515,7 +515,7 @@
     </w:p>
     <w:p>
       <w:pPr>
-        <w:pStyle w:val="000012"/>
+        <w:pStyle w:val="00000c"/>
         <w:rPr>
           <w:rFonts w:hint="eastAsia"/>
           <w:b w:val="1"/>
@@ -591,7 +591,7 @@
     </w:p>
     <w:p>
       <w:pPr>
-        <w:pStyle w:val="000012"/>
+        <w:pStyle w:val="00000c"/>
         <w:rPr>
           <w:rFonts w:hint="eastAsia"/>
           <w:b w:val="1"/>
@@ -636,7 +636,7 @@
     </w:p>
     <w:p>
       <w:pPr>
-        <w:pStyle w:val="000018"/>
+        <w:pStyle w:val="000017"/>
         <w:rPr>
           <w:rFonts w:hint="eastAsia"/>
           <w:b w:val="1"/>
@@ -652,7 +652,7 @@
     </w:p>
     <w:p>
       <w:pPr>
-        <w:pStyle w:val="000012"/>
+        <w:pStyle w:val="00000c"/>
         <w:rPr>
           <w:rFonts w:hint="eastAsia"/>
           <w:b w:val="1"/>
@@ -1440,7 +1440,7 @@
     </w:p>
     <w:p>
       <w:pPr>
-        <w:pStyle w:val="000012"/>
+        <w:pStyle w:val="00000c"/>
         <w:rPr>
           <w:rFonts w:hint="eastAsia"/>
           <w:b w:val="1"/>
@@ -2773,7 +2773,7 @@
     </w:p>
     <w:p>
       <w:pPr>
-        <w:pStyle w:val="000012"/>
+        <w:pStyle w:val="00000c"/>
         <w:rPr>
           <w:rFonts w:hint="eastAsia"/>
           <w:b w:val="1"/>
@@ -4018,7 +4018,7 @@
     </w:tbl>
     <w:p>
       <w:pPr>
-        <w:pStyle w:val="000012"/>
+        <w:pStyle w:val="00000c"/>
         <w:rPr>
           <w:rFonts w:hint="eastAsia"/>
           <w:b w:val="1"/>
@@ -4644,7 +4644,7 @@
     </w:p>
     <w:p>
       <w:pPr>
-        <w:pStyle w:val="000003"/>
+        <w:pStyle w:val="000006"/>
       </w:pPr>
       <w:r>
         <w:rPr>
@@ -4657,7 +4657,7 @@
     </w:p>
     <w:p>
       <w:pPr>
-        <w:pStyle w:val="000003"/>
+        <w:pStyle w:val="000006"/>
         <w:rPr>
           <w:rFonts w:ascii="Consolas" w:hAnsi="Consolas" w:eastAsia="Consolas" w:cs="Consolas"/>
           <w:sz w:val="18"/>
@@ -4676,7 +4676,7 @@
     </w:p>
     <w:p>
       <w:pPr>
-        <w:pStyle w:val="000003"/>
+        <w:pStyle w:val="000006"/>
         <w:rPr>
           <w:rFonts w:ascii="Consolas" w:hAnsi="Consolas" w:eastAsia="Consolas" w:cs="Consolas"/>
           <w:sz w:val="18"/>
@@ -4695,7 +4695,7 @@
     </w:p>
     <w:p>
       <w:pPr>
-        <w:pStyle w:val="000003"/>
+        <w:pStyle w:val="000006"/>
         <w:rPr>
           <w:rFonts w:ascii="Consolas" w:hAnsi="Consolas" w:eastAsia="Consolas" w:cs="Consolas"/>
           <w:sz w:val="18"/>
@@ -4714,7 +4714,7 @@
     </w:p>
     <w:p>
       <w:pPr>
-        <w:pStyle w:val="000003"/>
+        <w:pStyle w:val="000006"/>
         <w:rPr>
           <w:rFonts w:ascii="Consolas" w:hAnsi="Consolas" w:eastAsia="Consolas" w:cs="Consolas"/>
           <w:sz w:val="18"/>
@@ -4733,7 +4733,7 @@
     </w:p>
     <w:p>
       <w:pPr>
-        <w:pStyle w:val="000003"/>
+        <w:pStyle w:val="000006"/>
         <w:rPr>
           <w:rFonts w:ascii="Consolas" w:hAnsi="Consolas" w:eastAsia="Consolas" w:cs="Consolas"/>
           <w:sz w:val="18"/>
@@ -4752,7 +4752,7 @@
     </w:p>
     <w:p>
       <w:pPr>
-        <w:pStyle w:val="000003"/>
+        <w:pStyle w:val="000006"/>
       </w:pPr>
       <w:r>
         <w:rPr>
@@ -4766,7 +4766,7 @@
     </w:p>
     <w:p>
       <w:pPr>
-        <w:pStyle w:val="000012"/>
+        <w:pStyle w:val="00000c"/>
         <w:rPr>
           <w:rFonts w:ascii="SimSun" w:hAnsi="SimSun" w:eastAsia="SimSun"/>
           <w:sz w:val="24"/>
@@ -4952,7 +4952,7 @@
     </w:p>
     <w:p>
       <w:pPr>
-        <w:pStyle w:val="000012"/>
+        <w:pStyle w:val="00000c"/>
         <w:rPr>
           <w:rFonts w:hint="eastAsia"/>
           <w:b w:val="1"/>
@@ -5425,7 +5425,7 @@
     </w:p>
     <w:p>
       <w:pPr>
-        <w:pStyle w:val="000012"/>
+        <w:pStyle w:val="00000c"/>
         <w:rPr>
           <w:rFonts w:hint="eastAsia"/>
           <w:b w:val="1"/>
@@ -5805,7 +5805,7 @@
     </w:p>
     <w:p>
       <w:pPr>
-        <w:pStyle w:val="000012"/>
+        <w:pStyle w:val="00000c"/>
       </w:pPr>
       <w:r>
         <w:rPr>
@@ -6158,7 +6158,7 @@
     </w:p>
     <w:p>
       <w:pPr>
-        <w:pStyle w:val="000012"/>
+        <w:pStyle w:val="00000c"/>
       </w:pPr>
       <w:r>
         <w:rPr>
@@ -6248,7 +6248,7 @@
     </w:p>
     <w:p>
       <w:pPr>
-        <w:pStyle w:val="000012"/>
+        <w:pStyle w:val="00000c"/>
       </w:pPr>
       <w:r>
         <w:rPr>
@@ -6338,7 +6338,7 @@
     </w:p>
     <w:p>
       <w:pPr>
-        <w:pStyle w:val="000012"/>
+        <w:pStyle w:val="00000c"/>
       </w:pPr>
       <w:r>
         <w:rPr>
@@ -6488,7 +6488,7 @@
     </w:p>
     <w:p>
       <w:pPr>
-        <w:pStyle w:val="000012"/>
+        <w:pStyle w:val="00000c"/>
       </w:pPr>
       <w:r>
         <w:rPr>
@@ -7072,7 +7072,7 @@
     </w:p>
     <w:p>
       <w:pPr>
-        <w:pStyle w:val="000018"/>
+        <w:pStyle w:val="000017"/>
         <w:rPr>
           <w:rFonts w:hint="eastAsia"/>
           <w:b w:val="1"/>
@@ -7088,7 +7088,7 @@
     </w:p>
     <w:p>
       <w:pPr>
-        <w:pStyle w:val="000012"/>
+        <w:pStyle w:val="00000c"/>
         <w:rPr>
           <w:rFonts w:hint="eastAsia"/>
           <w:b w:val="1"/>
@@ -7696,7 +7696,7 @@
     </w:tbl>
     <w:p>
       <w:pPr>
-        <w:pStyle w:val="000012"/>
+        <w:pStyle w:val="00000c"/>
         <w:rPr>
           <w:rFonts w:hint="eastAsia"/>
           <w:b w:val="1"/>
@@ -8254,7 +8254,7 @@
     </w:p>
     <w:p>
       <w:pPr>
-        <w:pStyle w:val="000012"/>
+        <w:pStyle w:val="00000c"/>
         <w:rPr>
           <w:rFonts w:hint="eastAsia"/>
           <w:b w:val="1"/>
@@ -8338,7 +8338,7 @@
     </w:p>
     <w:p>
       <w:pPr>
-        <w:pStyle w:val="000012"/>
+        <w:pStyle w:val="00000c"/>
         <w:rPr>
           <w:rFonts w:hint="eastAsia"/>
           <w:b w:val="1"/>
@@ -8366,7 +8366,7 @@
         <w:rPr>
           <w:rFonts w:hint="eastAsia"/>
         </w:rPr>
-        <w:t>存档位置：%USERPROFILE%/AppData/LocalLow/[项目名]/Saves/</w:t>
+        <w:t>存档位置：%USERPROFILE%/AppData/LocalLow/ResonanceShelter/Saves/（目录名已定稿）</w:t>
       </w:r>
     </w:p>
     <w:p>
@@ -8417,7 +8417,7 @@
     </w:p>
     <w:p>
       <w:pPr>
-        <w:pStyle w:val="000018"/>
+        <w:pStyle w:val="000017"/>
         <w:rPr>
           <w:rFonts w:hint="eastAsia"/>
           <w:b w:val="1"/>
@@ -8433,7 +8433,7 @@
     </w:p>
     <w:p>
       <w:pPr>
-        <w:pStyle w:val="000012"/>
+        <w:pStyle w:val="00000c"/>
         <w:rPr>
           <w:rFonts w:hint="eastAsia"/>
           <w:b w:val="1"/>
@@ -8502,7 +8502,7 @@
       </w:r>
       <w:r>
         <w:rPr>
-          <w:rStyle w:val="000022"/>
+          <w:rStyle w:val="000004"/>
         </w:rPr>
         <w:t>itch.io</w:t>
       </w:r>
@@ -8543,7 +8543,7 @@
       </w:r>
       <w:r>
         <w:rPr>
-          <w:rStyle w:val="000022"/>
+          <w:rStyle w:val="000004"/>
         </w:rPr>
         <w:t>Freesound.org</w:t>
       </w:r>
@@ -8657,7 +8657,7 @@
     </w:p>
     <w:p>
       <w:pPr>
-        <w:pStyle w:val="000012"/>
+        <w:pStyle w:val="00000c"/>
         <w:rPr>
           <w:rFonts w:hint="eastAsia"/>
           <w:b w:val="1"/>
@@ -8724,7 +8724,7 @@
     </w:p>
     <w:p>
       <w:pPr>
-        <w:pStyle w:val="000012"/>
+        <w:pStyle w:val="00000c"/>
         <w:rPr>
           <w:rFonts w:hint="eastAsia"/>
           <w:b w:val="1"/>
@@ -9347,7 +9347,7 @@
     </w:p>
     <w:p>
       <w:pPr>
-        <w:pStyle w:val="000012"/>
+        <w:pStyle w:val="00000c"/>
       </w:pPr>
       <w:r>
         <w:rPr>
@@ -9916,7 +9916,7 @@
     </w:p>
     <w:p>
       <w:pPr>
-        <w:pStyle w:val="000018"/>
+        <w:pStyle w:val="000017"/>
         <w:rPr>
           <w:rFonts w:hint="eastAsia"/>
           <w:b w:val="1"/>
@@ -9932,7 +9932,7 @@
     </w:p>
     <w:p>
       <w:pPr>
-        <w:pStyle w:val="000012"/>
+        <w:pStyle w:val="00000c"/>
         <w:rPr>
           <w:rFonts w:hint="eastAsia"/>
           <w:b w:val="1"/>
@@ -10242,7 +10242,7 @@
     </w:p>
     <w:p>
       <w:pPr>
-        <w:pStyle w:val="000003"/>
+        <w:pStyle w:val="000006"/>
       </w:pPr>
       <w:r>
         <w:rPr>
@@ -10253,7 +10253,7 @@
     </w:p>
     <w:p>
       <w:pPr>
-        <w:pStyle w:val="000003"/>
+        <w:pStyle w:val="000006"/>
         <w:rPr>
           <w:rFonts w:ascii="SimSun" w:hAnsi="SimSun" w:eastAsia="SimSun"/>
           <w:sz w:val="24"/>
@@ -10282,7 +10282,7 @@
     </w:p>
     <w:p>
       <w:pPr>
-        <w:pStyle w:val="000012"/>
+        <w:pStyle w:val="00000c"/>
         <w:rPr>
           <w:rFonts w:hint="eastAsia"/>
           <w:b w:val="1"/>
@@ -10701,7 +10701,7 @@
     </w:p>
     <w:p>
       <w:pPr>
-        <w:pStyle w:val="000018"/>
+        <w:pStyle w:val="000017"/>
         <w:rPr>
           <w:rFonts w:hint="eastAsia"/>
           <w:b w:val="1"/>
@@ -11246,7 +11246,7 @@
     </w:tbl>
     <w:p>
       <w:pPr>
-        <w:pStyle w:val="000003"/>
+        <w:pStyle w:val="000006"/>
       </w:pPr>
       <w:r>
         <w:rPr>
@@ -11279,7 +11279,7 @@
     </w:p>
     <w:p>
       <w:pPr>
-        <w:pStyle w:val="000003"/>
+        <w:pStyle w:val="000006"/>
       </w:pPr>
       <w:r>
         <w:rPr>
@@ -11317,7 +11317,7 @@
     </w:p>
     <w:p>
       <w:pPr>
-        <w:pStyle w:val="000003"/>
+        <w:pStyle w:val="000006"/>
       </w:pPr>
       <w:r>
         <w:rPr>
@@ -11330,7 +11330,7 @@
     </w:p>
     <w:p>
       <w:pPr>
-        <w:pStyle w:val="000003"/>
+        <w:pStyle w:val="000006"/>
       </w:pPr>
       <w:r>
         <w:rPr>
@@ -11343,7 +11343,7 @@
     </w:p>
     <w:p>
       <w:pPr>
-        <w:pStyle w:val="000003"/>
+        <w:pStyle w:val="000006"/>
         <w:rPr>
           <w:rFonts w:ascii="SimSun" w:hAnsi="SimSun" w:eastAsia="SimSun"/>
           <w:sz w:val="24"/>
@@ -11361,7 +11361,7 @@
     </w:p>
     <w:p>
       <w:pPr>
-        <w:pStyle w:val="000003"/>
+        <w:pStyle w:val="000006"/>
         <w:rPr>
           <w:rFonts w:ascii="SimSun" w:hAnsi="SimSun" w:eastAsia="SimSun"/>
           <w:sz w:val="24"/>
@@ -11371,7 +11371,7 @@
     </w:p>
     <w:p>
       <w:pPr>
-        <w:pStyle w:val="000003"/>
+        <w:pStyle w:val="000006"/>
         <w:rPr>
           <w:rFonts w:ascii="SimSun" w:hAnsi="SimSun" w:eastAsia="SimSun"/>
           <w:sz w:val="24"/>
@@ -11393,7 +11393,7 @@
     </w:p>
     <w:p>
       <w:pPr>
-        <w:pStyle w:val="000018"/>
+        <w:pStyle w:val="000017"/>
         <w:rPr>
           <w:rFonts w:hint="eastAsia"/>
           <w:b w:val="1"/>
@@ -11409,7 +11409,7 @@
     </w:p>
     <w:p>
       <w:pPr>
-        <w:pStyle w:val="000012"/>
+        <w:pStyle w:val="00000c"/>
         <w:rPr>
           <w:rFonts w:hint="eastAsia"/>
           <w:b w:val="1"/>
@@ -11858,7 +11858,7 @@
     </w:tbl>
     <w:p>
       <w:pPr>
-        <w:pStyle w:val="000012"/>
+        <w:pStyle w:val="00000c"/>
         <w:rPr>
           <w:rFonts w:hint="eastAsia"/>
           <w:b w:val="1"/>
@@ -11937,7 +11937,7 @@
     </w:p>
     <w:p>
       <w:pPr>
-        <w:pStyle w:val="000018"/>
+        <w:pStyle w:val="000017"/>
         <w:rPr>
           <w:rFonts w:hint="eastAsia"/>
           <w:b w:val="1"/>
@@ -12264,7 +12264,7 @@
     </w:p>
     <w:p>
       <w:pPr>
-        <w:pStyle w:val="000018"/>
+        <w:pStyle w:val="000017"/>
         <w:rPr>
           <w:rFonts w:hint="eastAsia"/>
           <w:b w:val="1"/>
@@ -13160,7 +13160,7 @@
     </w:tbl>
     <w:p>
       <w:pPr>
-        <w:pStyle w:val="000012"/>
+        <w:pStyle w:val="00000c"/>
       </w:pPr>
       <w:r>
         <w:rPr>
@@ -15204,7 +15204,7 @@
     </w:p>
     <w:p>
       <w:pPr>
-        <w:pStyle w:val="000012"/>
+        <w:pStyle w:val="00000c"/>
       </w:pPr>
       <w:r>
         <w:rPr>
@@ -17060,9 +17060,20 @@
 <file path=word/numbering.xml><?xml version="1.0" encoding="utf-8"?>
 <w:numbering xmlns:w="http://schemas.openxmlformats.org/wordprocessingml/2006/main">
   <w:abstractNum w:abstractNumId="0">
-    <w:nsid w:val="64171BCC"/>
+    <w:lvl w:ilvl="0">
+      <w:start w:val="1"/>
+      <w:numFmt w:val="decimal"/>
+      <w:lvlText w:val="%1."/>
+      <w:lvlJc w:val="left"/>
+      <w:pPr>
+        <w:ind w:left="420" w:hanging="420"/>
+      </w:pPr>
+    </w:lvl>
+  </w:abstractNum>
+  <w:abstractNum w:abstractNumId="1">
+    <w:nsid w:val="510D3785"/>
     <w:multiLevelType w:val="multilevel"/>
-    <w:tmpl w:val="49FCAC80"/>
+    <w:tmpl w:val="73643D5A"/>
     <w:lvl w:ilvl="6" w:tentative="1">
       <w:start w:val="1"/>
       <w:numFmt w:val="bullet"/>
@@ -17095,6 +17106,765 @@
         <w:sz w:val="20"/>
       </w:rPr>
     </w:lvl>
+    <w:lvl w:ilvl="5" w:tentative="1">
+      <w:start w:val="1"/>
+      <w:numFmt w:val="bullet"/>
+      <w:lvlText w:val=""/>
+      <w:lvlJc w:val="left"/>
+      <w:pPr>
+        <w:tabs>
+          <w:tab w:val="num" w:pos="4320"/>
+        </w:tabs>
+        <w:ind w:left="4320" w:hanging="360"/>
+      </w:pPr>
+      <w:rPr>
+        <w:rFonts w:hint="default" w:ascii="Wingdings" w:hAnsi="Wingdings"/>
+        <w:sz w:val="20"/>
+      </w:rPr>
+    </w:lvl>
+    <w:lvl w:ilvl="1" w:tentative="1">
+      <w:start w:val="1"/>
+      <w:numFmt w:val="bullet"/>
+      <w:lvlText w:val="o"/>
+      <w:lvlJc w:val="left"/>
+      <w:pPr>
+        <w:tabs>
+          <w:tab w:val="num" w:pos="1440"/>
+        </w:tabs>
+        <w:ind w:left="1440" w:hanging="360"/>
+      </w:pPr>
+      <w:rPr>
+        <w:rFonts w:hint="default" w:ascii="Courier New" w:hAnsi="Courier New"/>
+        <w:sz w:val="20"/>
+      </w:rPr>
+    </w:lvl>
+    <w:lvl w:ilvl="3" w:tentative="1">
+      <w:start w:val="1"/>
+      <w:numFmt w:val="bullet"/>
+      <w:lvlText w:val=""/>
+      <w:lvlJc w:val="left"/>
+      <w:pPr>
+        <w:tabs>
+          <w:tab w:val="num" w:pos="2880"/>
+        </w:tabs>
+        <w:ind w:left="2880" w:hanging="360"/>
+      </w:pPr>
+      <w:rPr>
+        <w:rFonts w:hint="default" w:ascii="Wingdings" w:hAnsi="Wingdings"/>
+        <w:sz w:val="20"/>
+      </w:rPr>
+    </w:lvl>
+    <w:lvl w:ilvl="4" w:tentative="1">
+      <w:start w:val="1"/>
+      <w:numFmt w:val="bullet"/>
+      <w:lvlText w:val=""/>
+      <w:lvlJc w:val="left"/>
+      <w:pPr>
+        <w:tabs>
+          <w:tab w:val="num" w:pos="3600"/>
+        </w:tabs>
+        <w:ind w:left="3600" w:hanging="360"/>
+      </w:pPr>
+      <w:rPr>
+        <w:rFonts w:hint="default" w:ascii="Wingdings" w:hAnsi="Wingdings"/>
+        <w:sz w:val="20"/>
+      </w:rPr>
+    </w:lvl>
+    <w:lvl w:ilvl="2" w:tentative="1">
+      <w:start w:val="1"/>
+      <w:numFmt w:val="bullet"/>
+      <w:lvlText w:val=""/>
+      <w:lvlJc w:val="left"/>
+      <w:pPr>
+        <w:tabs>
+          <w:tab w:val="num" w:pos="2160"/>
+        </w:tabs>
+        <w:ind w:left="2160" w:hanging="360"/>
+      </w:pPr>
+      <w:rPr>
+        <w:rFonts w:hint="default" w:ascii="Wingdings" w:hAnsi="Wingdings"/>
+        <w:sz w:val="20"/>
+      </w:rPr>
+    </w:lvl>
+    <w:lvl w:ilvl="8" w:tentative="1">
+      <w:start w:val="1"/>
+      <w:numFmt w:val="bullet"/>
+      <w:lvlText w:val=""/>
+      <w:lvlJc w:val="left"/>
+      <w:pPr>
+        <w:tabs>
+          <w:tab w:val="num" w:pos="6480"/>
+        </w:tabs>
+        <w:ind w:left="6480" w:hanging="360"/>
+      </w:pPr>
+      <w:rPr>
+        <w:rFonts w:hint="default" w:ascii="Wingdings" w:hAnsi="Wingdings"/>
+        <w:sz w:val="20"/>
+      </w:rPr>
+    </w:lvl>
+    <w:lvl w:ilvl="0">
+      <w:start w:val="1"/>
+      <w:numFmt w:val="bullet"/>
+      <w:lvlText w:val=""/>
+      <w:lvlJc w:val="left"/>
+      <w:pPr>
+        <w:tabs>
+          <w:tab w:val="num" w:pos="720"/>
+        </w:tabs>
+        <w:ind w:left="720" w:hanging="360"/>
+      </w:pPr>
+      <w:rPr>
+        <w:rFonts w:hint="default" w:ascii="Symbol" w:hAnsi="Symbol"/>
+        <w:sz w:val="20"/>
+      </w:rPr>
+    </w:lvl>
+  </w:abstractNum>
+  <w:abstractNum w:abstractNumId="2">
+    <w:lvl w:ilvl="0">
+      <w:start w:val="1"/>
+      <w:numFmt w:val="bullet"/>
+      <w:lvlText w:val=""/>
+      <w:lvlJc w:val="left"/>
+      <w:pPr>
+        <w:ind w:left="420" w:hanging="420"/>
+      </w:pPr>
+      <w:rPr>
+        <w:rFonts w:hint="default" w:ascii="Wingdings" w:hAnsi="Wingdings"/>
+      </w:rPr>
+    </w:lvl>
+  </w:abstractNum>
+  <w:abstractNum w:abstractNumId="3">
+    <w:nsid w:val="57B62DBE"/>
+    <w:multiLevelType w:val="multilevel"/>
+    <w:tmpl w:val="105885A0"/>
+    <w:lvl w:ilvl="4" w:tentative="1">
+      <w:start w:val="1"/>
+      <w:numFmt w:val="bullet"/>
+      <w:lvlText w:val=""/>
+      <w:lvlJc w:val="left"/>
+      <w:pPr>
+        <w:tabs>
+          <w:tab w:val="num" w:pos="3600"/>
+        </w:tabs>
+        <w:ind w:left="3600" w:hanging="360"/>
+      </w:pPr>
+      <w:rPr>
+        <w:rFonts w:hint="default" w:ascii="Wingdings" w:hAnsi="Wingdings"/>
+        <w:sz w:val="20"/>
+      </w:rPr>
+    </w:lvl>
+    <w:lvl w:ilvl="5" w:tentative="1">
+      <w:start w:val="1"/>
+      <w:numFmt w:val="bullet"/>
+      <w:lvlText w:val=""/>
+      <w:lvlJc w:val="left"/>
+      <w:pPr>
+        <w:tabs>
+          <w:tab w:val="num" w:pos="4320"/>
+        </w:tabs>
+        <w:ind w:left="4320" w:hanging="360"/>
+      </w:pPr>
+      <w:rPr>
+        <w:rFonts w:hint="default" w:ascii="Wingdings" w:hAnsi="Wingdings"/>
+        <w:sz w:val="20"/>
+      </w:rPr>
+    </w:lvl>
+    <w:lvl w:ilvl="1" w:tentative="1">
+      <w:start w:val="1"/>
+      <w:numFmt w:val="bullet"/>
+      <w:lvlText w:val="o"/>
+      <w:lvlJc w:val="left"/>
+      <w:pPr>
+        <w:tabs>
+          <w:tab w:val="num" w:pos="1440"/>
+        </w:tabs>
+        <w:ind w:left="1440" w:hanging="360"/>
+      </w:pPr>
+      <w:rPr>
+        <w:rFonts w:hint="default" w:ascii="Courier New" w:hAnsi="Courier New"/>
+        <w:sz w:val="20"/>
+      </w:rPr>
+    </w:lvl>
+    <w:lvl w:ilvl="8" w:tentative="1">
+      <w:start w:val="1"/>
+      <w:numFmt w:val="bullet"/>
+      <w:lvlText w:val=""/>
+      <w:lvlJc w:val="left"/>
+      <w:pPr>
+        <w:tabs>
+          <w:tab w:val="num" w:pos="6480"/>
+        </w:tabs>
+        <w:ind w:left="6480" w:hanging="360"/>
+      </w:pPr>
+      <w:rPr>
+        <w:rFonts w:hint="default" w:ascii="Wingdings" w:hAnsi="Wingdings"/>
+        <w:sz w:val="20"/>
+      </w:rPr>
+    </w:lvl>
+    <w:lvl w:ilvl="0">
+      <w:start w:val="1"/>
+      <w:numFmt w:val="bullet"/>
+      <w:lvlText w:val=""/>
+      <w:lvlJc w:val="left"/>
+      <w:pPr>
+        <w:tabs>
+          <w:tab w:val="num" w:pos="720"/>
+        </w:tabs>
+        <w:ind w:left="720" w:hanging="360"/>
+      </w:pPr>
+      <w:rPr>
+        <w:rFonts w:hint="default" w:ascii="Symbol" w:hAnsi="Symbol"/>
+        <w:sz w:val="20"/>
+      </w:rPr>
+    </w:lvl>
+    <w:lvl w:ilvl="2" w:tentative="1">
+      <w:start w:val="1"/>
+      <w:numFmt w:val="bullet"/>
+      <w:lvlText w:val=""/>
+      <w:lvlJc w:val="left"/>
+      <w:pPr>
+        <w:tabs>
+          <w:tab w:val="num" w:pos="2160"/>
+        </w:tabs>
+        <w:ind w:left="2160" w:hanging="360"/>
+      </w:pPr>
+      <w:rPr>
+        <w:rFonts w:hint="default" w:ascii="Wingdings" w:hAnsi="Wingdings"/>
+        <w:sz w:val="20"/>
+      </w:rPr>
+    </w:lvl>
+    <w:lvl w:ilvl="7" w:tentative="1">
+      <w:start w:val="1"/>
+      <w:numFmt w:val="bullet"/>
+      <w:lvlText w:val=""/>
+      <w:lvlJc w:val="left"/>
+      <w:pPr>
+        <w:tabs>
+          <w:tab w:val="num" w:pos="5760"/>
+        </w:tabs>
+        <w:ind w:left="5760" w:hanging="360"/>
+      </w:pPr>
+      <w:rPr>
+        <w:rFonts w:hint="default" w:ascii="Wingdings" w:hAnsi="Wingdings"/>
+        <w:sz w:val="20"/>
+      </w:rPr>
+    </w:lvl>
+    <w:lvl w:ilvl="6" w:tentative="1">
+      <w:start w:val="1"/>
+      <w:numFmt w:val="bullet"/>
+      <w:lvlText w:val=""/>
+      <w:lvlJc w:val="left"/>
+      <w:pPr>
+        <w:tabs>
+          <w:tab w:val="num" w:pos="5040"/>
+        </w:tabs>
+        <w:ind w:left="5040" w:hanging="360"/>
+      </w:pPr>
+      <w:rPr>
+        <w:rFonts w:hint="default" w:ascii="Wingdings" w:hAnsi="Wingdings"/>
+        <w:sz w:val="20"/>
+      </w:rPr>
+    </w:lvl>
+    <w:lvl w:ilvl="3" w:tentative="1">
+      <w:start w:val="1"/>
+      <w:numFmt w:val="bullet"/>
+      <w:lvlText w:val=""/>
+      <w:lvlJc w:val="left"/>
+      <w:pPr>
+        <w:tabs>
+          <w:tab w:val="num" w:pos="2880"/>
+        </w:tabs>
+        <w:ind w:left="2880" w:hanging="360"/>
+      </w:pPr>
+      <w:rPr>
+        <w:rFonts w:hint="default" w:ascii="Wingdings" w:hAnsi="Wingdings"/>
+        <w:sz w:val="20"/>
+      </w:rPr>
+    </w:lvl>
+  </w:abstractNum>
+  <w:abstractNum w:abstractNumId="4">
+    <w:nsid w:val="5B4E0643"/>
+    <w:multiLevelType w:val="multilevel"/>
+    <w:tmpl w:val="D848C494"/>
+    <w:lvl w:ilvl="7" w:tentative="1">
+      <w:start w:val="1"/>
+      <w:numFmt w:val="bullet"/>
+      <w:lvlText w:val=""/>
+      <w:lvlJc w:val="left"/>
+      <w:pPr>
+        <w:tabs>
+          <w:tab w:val="num" w:pos="5760"/>
+        </w:tabs>
+        <w:ind w:left="5760" w:hanging="360"/>
+      </w:pPr>
+      <w:rPr>
+        <w:rFonts w:hint="default" w:ascii="Wingdings" w:hAnsi="Wingdings"/>
+        <w:sz w:val="20"/>
+      </w:rPr>
+    </w:lvl>
+    <w:lvl w:ilvl="0">
+      <w:start w:val="1"/>
+      <w:numFmt w:val="bullet"/>
+      <w:lvlText w:val=""/>
+      <w:lvlJc w:val="left"/>
+      <w:pPr>
+        <w:tabs>
+          <w:tab w:val="num" w:pos="720"/>
+        </w:tabs>
+        <w:ind w:left="720" w:hanging="360"/>
+      </w:pPr>
+      <w:rPr>
+        <w:rFonts w:hint="default" w:ascii="Symbol" w:hAnsi="Symbol"/>
+        <w:sz w:val="20"/>
+      </w:rPr>
+    </w:lvl>
+    <w:lvl w:ilvl="5" w:tentative="1">
+      <w:start w:val="1"/>
+      <w:numFmt w:val="bullet"/>
+      <w:lvlText w:val=""/>
+      <w:lvlJc w:val="left"/>
+      <w:pPr>
+        <w:tabs>
+          <w:tab w:val="num" w:pos="4320"/>
+        </w:tabs>
+        <w:ind w:left="4320" w:hanging="360"/>
+      </w:pPr>
+      <w:rPr>
+        <w:rFonts w:hint="default" w:ascii="Wingdings" w:hAnsi="Wingdings"/>
+        <w:sz w:val="20"/>
+      </w:rPr>
+    </w:lvl>
+    <w:lvl w:ilvl="6" w:tentative="1">
+      <w:start w:val="1"/>
+      <w:numFmt w:val="bullet"/>
+      <w:lvlText w:val=""/>
+      <w:lvlJc w:val="left"/>
+      <w:pPr>
+        <w:tabs>
+          <w:tab w:val="num" w:pos="5040"/>
+        </w:tabs>
+        <w:ind w:left="5040" w:hanging="360"/>
+      </w:pPr>
+      <w:rPr>
+        <w:rFonts w:hint="default" w:ascii="Wingdings" w:hAnsi="Wingdings"/>
+        <w:sz w:val="20"/>
+      </w:rPr>
+    </w:lvl>
+    <w:lvl w:ilvl="3" w:tentative="1">
+      <w:start w:val="1"/>
+      <w:numFmt w:val="bullet"/>
+      <w:lvlText w:val=""/>
+      <w:lvlJc w:val="left"/>
+      <w:pPr>
+        <w:tabs>
+          <w:tab w:val="num" w:pos="2880"/>
+        </w:tabs>
+        <w:ind w:left="2880" w:hanging="360"/>
+      </w:pPr>
+      <w:rPr>
+        <w:rFonts w:hint="default" w:ascii="Wingdings" w:hAnsi="Wingdings"/>
+        <w:sz w:val="20"/>
+      </w:rPr>
+    </w:lvl>
+    <w:lvl w:ilvl="2" w:tentative="1">
+      <w:start w:val="1"/>
+      <w:numFmt w:val="bullet"/>
+      <w:lvlText w:val=""/>
+      <w:lvlJc w:val="left"/>
+      <w:pPr>
+        <w:tabs>
+          <w:tab w:val="num" w:pos="2160"/>
+        </w:tabs>
+        <w:ind w:left="2160" w:hanging="360"/>
+      </w:pPr>
+      <w:rPr>
+        <w:rFonts w:hint="default" w:ascii="Wingdings" w:hAnsi="Wingdings"/>
+        <w:sz w:val="20"/>
+      </w:rPr>
+    </w:lvl>
+    <w:lvl w:ilvl="4" w:tentative="1">
+      <w:start w:val="1"/>
+      <w:numFmt w:val="bullet"/>
+      <w:lvlText w:val=""/>
+      <w:lvlJc w:val="left"/>
+      <w:pPr>
+        <w:tabs>
+          <w:tab w:val="num" w:pos="3600"/>
+        </w:tabs>
+        <w:ind w:left="3600" w:hanging="360"/>
+      </w:pPr>
+      <w:rPr>
+        <w:rFonts w:hint="default" w:ascii="Wingdings" w:hAnsi="Wingdings"/>
+        <w:sz w:val="20"/>
+      </w:rPr>
+    </w:lvl>
+    <w:lvl w:ilvl="8" w:tentative="1">
+      <w:start w:val="1"/>
+      <w:numFmt w:val="bullet"/>
+      <w:lvlText w:val=""/>
+      <w:lvlJc w:val="left"/>
+      <w:pPr>
+        <w:tabs>
+          <w:tab w:val="num" w:pos="6480"/>
+        </w:tabs>
+        <w:ind w:left="6480" w:hanging="360"/>
+      </w:pPr>
+      <w:rPr>
+        <w:rFonts w:hint="default" w:ascii="Wingdings" w:hAnsi="Wingdings"/>
+        <w:sz w:val="20"/>
+      </w:rPr>
+    </w:lvl>
+    <w:lvl w:ilvl="1" w:tentative="1">
+      <w:start w:val="1"/>
+      <w:numFmt w:val="bullet"/>
+      <w:lvlText w:val="o"/>
+      <w:lvlJc w:val="left"/>
+      <w:pPr>
+        <w:tabs>
+          <w:tab w:val="num" w:pos="1440"/>
+        </w:tabs>
+        <w:ind w:left="1440" w:hanging="360"/>
+      </w:pPr>
+      <w:rPr>
+        <w:rFonts w:hint="default" w:ascii="Courier New" w:hAnsi="Courier New"/>
+        <w:sz w:val="20"/>
+      </w:rPr>
+    </w:lvl>
+  </w:abstractNum>
+  <w:abstractNum w:abstractNumId="5">
+    <w:nsid w:val="05B40589"/>
+    <w:multiLevelType w:val="multilevel"/>
+    <w:tmpl w:val="347C040C"/>
+    <w:lvl w:ilvl="2" w:tentative="1">
+      <w:start w:val="1"/>
+      <w:numFmt w:val="bullet"/>
+      <w:lvlText w:val=""/>
+      <w:lvlJc w:val="left"/>
+      <w:pPr>
+        <w:tabs>
+          <w:tab w:val="num" w:pos="2160"/>
+        </w:tabs>
+        <w:ind w:left="2160" w:hanging="360"/>
+      </w:pPr>
+      <w:rPr>
+        <w:rFonts w:hint="default" w:ascii="Wingdings" w:hAnsi="Wingdings"/>
+        <w:sz w:val="20"/>
+      </w:rPr>
+    </w:lvl>
+    <w:lvl w:ilvl="7" w:tentative="1">
+      <w:start w:val="1"/>
+      <w:numFmt w:val="bullet"/>
+      <w:lvlText w:val=""/>
+      <w:lvlJc w:val="left"/>
+      <w:pPr>
+        <w:tabs>
+          <w:tab w:val="num" w:pos="5760"/>
+        </w:tabs>
+        <w:ind w:left="5760" w:hanging="360"/>
+      </w:pPr>
+      <w:rPr>
+        <w:rFonts w:hint="default" w:ascii="Wingdings" w:hAnsi="Wingdings"/>
+        <w:sz w:val="20"/>
+      </w:rPr>
+    </w:lvl>
+    <w:lvl w:ilvl="0">
+      <w:start w:val="1"/>
+      <w:numFmt w:val="bullet"/>
+      <w:lvlText w:val=""/>
+      <w:lvlJc w:val="left"/>
+      <w:pPr>
+        <w:tabs>
+          <w:tab w:val="num" w:pos="720"/>
+        </w:tabs>
+        <w:ind w:left="720" w:hanging="360"/>
+      </w:pPr>
+      <w:rPr>
+        <w:rFonts w:hint="default" w:ascii="Symbol" w:hAnsi="Symbol"/>
+        <w:sz w:val="20"/>
+      </w:rPr>
+    </w:lvl>
+    <w:lvl w:ilvl="1" w:tentative="1">
+      <w:start w:val="1"/>
+      <w:numFmt w:val="bullet"/>
+      <w:lvlText w:val="o"/>
+      <w:lvlJc w:val="left"/>
+      <w:pPr>
+        <w:tabs>
+          <w:tab w:val="num" w:pos="1440"/>
+        </w:tabs>
+        <w:ind w:left="1440" w:hanging="360"/>
+      </w:pPr>
+      <w:rPr>
+        <w:rFonts w:hint="default" w:ascii="Courier New" w:hAnsi="Courier New"/>
+        <w:sz w:val="20"/>
+      </w:rPr>
+    </w:lvl>
+    <w:lvl w:ilvl="3" w:tentative="1">
+      <w:start w:val="1"/>
+      <w:numFmt w:val="bullet"/>
+      <w:lvlText w:val=""/>
+      <w:lvlJc w:val="left"/>
+      <w:pPr>
+        <w:tabs>
+          <w:tab w:val="num" w:pos="2880"/>
+        </w:tabs>
+        <w:ind w:left="2880" w:hanging="360"/>
+      </w:pPr>
+      <w:rPr>
+        <w:rFonts w:hint="default" w:ascii="Wingdings" w:hAnsi="Wingdings"/>
+        <w:sz w:val="20"/>
+      </w:rPr>
+    </w:lvl>
+    <w:lvl w:ilvl="4" w:tentative="1">
+      <w:start w:val="1"/>
+      <w:numFmt w:val="bullet"/>
+      <w:lvlText w:val=""/>
+      <w:lvlJc w:val="left"/>
+      <w:pPr>
+        <w:tabs>
+          <w:tab w:val="num" w:pos="3600"/>
+        </w:tabs>
+        <w:ind w:left="3600" w:hanging="360"/>
+      </w:pPr>
+      <w:rPr>
+        <w:rFonts w:hint="default" w:ascii="Wingdings" w:hAnsi="Wingdings"/>
+        <w:sz w:val="20"/>
+      </w:rPr>
+    </w:lvl>
+    <w:lvl w:ilvl="5" w:tentative="1">
+      <w:start w:val="1"/>
+      <w:numFmt w:val="bullet"/>
+      <w:lvlText w:val=""/>
+      <w:lvlJc w:val="left"/>
+      <w:pPr>
+        <w:tabs>
+          <w:tab w:val="num" w:pos="4320"/>
+        </w:tabs>
+        <w:ind w:left="4320" w:hanging="360"/>
+      </w:pPr>
+      <w:rPr>
+        <w:rFonts w:hint="default" w:ascii="Wingdings" w:hAnsi="Wingdings"/>
+        <w:sz w:val="20"/>
+      </w:rPr>
+    </w:lvl>
+    <w:lvl w:ilvl="8" w:tentative="1">
+      <w:start w:val="1"/>
+      <w:numFmt w:val="bullet"/>
+      <w:lvlText w:val=""/>
+      <w:lvlJc w:val="left"/>
+      <w:pPr>
+        <w:tabs>
+          <w:tab w:val="num" w:pos="6480"/>
+        </w:tabs>
+        <w:ind w:left="6480" w:hanging="360"/>
+      </w:pPr>
+      <w:rPr>
+        <w:rFonts w:hint="default" w:ascii="Wingdings" w:hAnsi="Wingdings"/>
+        <w:sz w:val="20"/>
+      </w:rPr>
+    </w:lvl>
+    <w:lvl w:ilvl="6" w:tentative="1">
+      <w:start w:val="1"/>
+      <w:numFmt w:val="bullet"/>
+      <w:lvlText w:val=""/>
+      <w:lvlJc w:val="left"/>
+      <w:pPr>
+        <w:tabs>
+          <w:tab w:val="num" w:pos="5040"/>
+        </w:tabs>
+        <w:ind w:left="5040" w:hanging="360"/>
+      </w:pPr>
+      <w:rPr>
+        <w:rFonts w:hint="default" w:ascii="Wingdings" w:hAnsi="Wingdings"/>
+        <w:sz w:val="20"/>
+      </w:rPr>
+    </w:lvl>
+  </w:abstractNum>
+  <w:abstractNum w:abstractNumId="6">
+    <w:nsid w:val="755D503A"/>
+    <w:multiLevelType w:val="multilevel"/>
+    <w:tmpl w:val="038EB6AA"/>
+    <w:lvl w:ilvl="8" w:tentative="1">
+      <w:start w:val="1"/>
+      <w:numFmt w:val="bullet"/>
+      <w:lvlText w:val=""/>
+      <w:lvlJc w:val="left"/>
+      <w:pPr>
+        <w:tabs>
+          <w:tab w:val="num" w:pos="6480"/>
+        </w:tabs>
+        <w:ind w:left="6480" w:hanging="360"/>
+      </w:pPr>
+      <w:rPr>
+        <w:rFonts w:hint="default" w:ascii="Wingdings" w:hAnsi="Wingdings"/>
+        <w:sz w:val="20"/>
+      </w:rPr>
+    </w:lvl>
+    <w:lvl w:ilvl="4" w:tentative="1">
+      <w:start w:val="1"/>
+      <w:numFmt w:val="bullet"/>
+      <w:lvlText w:val=""/>
+      <w:lvlJc w:val="left"/>
+      <w:pPr>
+        <w:tabs>
+          <w:tab w:val="num" w:pos="3600"/>
+        </w:tabs>
+        <w:ind w:left="3600" w:hanging="360"/>
+      </w:pPr>
+      <w:rPr>
+        <w:rFonts w:hint="default" w:ascii="Wingdings" w:hAnsi="Wingdings"/>
+        <w:sz w:val="20"/>
+      </w:rPr>
+    </w:lvl>
+    <w:lvl w:ilvl="1" w:tentative="1">
+      <w:start w:val="1"/>
+      <w:numFmt w:val="bullet"/>
+      <w:lvlText w:val="o"/>
+      <w:lvlJc w:val="left"/>
+      <w:pPr>
+        <w:tabs>
+          <w:tab w:val="num" w:pos="1440"/>
+        </w:tabs>
+        <w:ind w:left="1440" w:hanging="360"/>
+      </w:pPr>
+      <w:rPr>
+        <w:rFonts w:hint="default" w:ascii="Courier New" w:hAnsi="Courier New"/>
+        <w:sz w:val="20"/>
+      </w:rPr>
+    </w:lvl>
+    <w:lvl w:ilvl="7" w:tentative="1">
+      <w:start w:val="1"/>
+      <w:numFmt w:val="bullet"/>
+      <w:lvlText w:val=""/>
+      <w:lvlJc w:val="left"/>
+      <w:pPr>
+        <w:tabs>
+          <w:tab w:val="num" w:pos="5760"/>
+        </w:tabs>
+        <w:ind w:left="5760" w:hanging="360"/>
+      </w:pPr>
+      <w:rPr>
+        <w:rFonts w:hint="default" w:ascii="Wingdings" w:hAnsi="Wingdings"/>
+        <w:sz w:val="20"/>
+      </w:rPr>
+    </w:lvl>
+    <w:lvl w:ilvl="0">
+      <w:start w:val="1"/>
+      <w:numFmt w:val="bullet"/>
+      <w:lvlText w:val=""/>
+      <w:lvlJc w:val="left"/>
+      <w:pPr>
+        <w:tabs>
+          <w:tab w:val="num" w:pos="720"/>
+        </w:tabs>
+        <w:ind w:left="720" w:hanging="360"/>
+      </w:pPr>
+      <w:rPr>
+        <w:rFonts w:hint="default" w:ascii="Symbol" w:hAnsi="Symbol"/>
+        <w:sz w:val="20"/>
+      </w:rPr>
+    </w:lvl>
+    <w:lvl w:ilvl="6" w:tentative="1">
+      <w:start w:val="1"/>
+      <w:numFmt w:val="bullet"/>
+      <w:lvlText w:val=""/>
+      <w:lvlJc w:val="left"/>
+      <w:pPr>
+        <w:tabs>
+          <w:tab w:val="num" w:pos="5040"/>
+        </w:tabs>
+        <w:ind w:left="5040" w:hanging="360"/>
+      </w:pPr>
+      <w:rPr>
+        <w:rFonts w:hint="default" w:ascii="Wingdings" w:hAnsi="Wingdings"/>
+        <w:sz w:val="20"/>
+      </w:rPr>
+    </w:lvl>
+    <w:lvl w:ilvl="5" w:tentative="1">
+      <w:start w:val="1"/>
+      <w:numFmt w:val="bullet"/>
+      <w:lvlText w:val=""/>
+      <w:lvlJc w:val="left"/>
+      <w:pPr>
+        <w:tabs>
+          <w:tab w:val="num" w:pos="4320"/>
+        </w:tabs>
+        <w:ind w:left="4320" w:hanging="360"/>
+      </w:pPr>
+      <w:rPr>
+        <w:rFonts w:hint="default" w:ascii="Wingdings" w:hAnsi="Wingdings"/>
+        <w:sz w:val="20"/>
+      </w:rPr>
+    </w:lvl>
+    <w:lvl w:ilvl="3" w:tentative="1">
+      <w:start w:val="1"/>
+      <w:numFmt w:val="bullet"/>
+      <w:lvlText w:val=""/>
+      <w:lvlJc w:val="left"/>
+      <w:pPr>
+        <w:tabs>
+          <w:tab w:val="num" w:pos="2880"/>
+        </w:tabs>
+        <w:ind w:left="2880" w:hanging="360"/>
+      </w:pPr>
+      <w:rPr>
+        <w:rFonts w:hint="default" w:ascii="Wingdings" w:hAnsi="Wingdings"/>
+        <w:sz w:val="20"/>
+      </w:rPr>
+    </w:lvl>
+    <w:lvl w:ilvl="2" w:tentative="1">
+      <w:start w:val="1"/>
+      <w:numFmt w:val="bullet"/>
+      <w:lvlText w:val=""/>
+      <w:lvlJc w:val="left"/>
+      <w:pPr>
+        <w:tabs>
+          <w:tab w:val="num" w:pos="2160"/>
+        </w:tabs>
+        <w:ind w:left="2160" w:hanging="360"/>
+      </w:pPr>
+      <w:rPr>
+        <w:rFonts w:hint="default" w:ascii="Wingdings" w:hAnsi="Wingdings"/>
+        <w:sz w:val="20"/>
+      </w:rPr>
+    </w:lvl>
+  </w:abstractNum>
+  <w:abstractNum w:abstractNumId="7">
+    <w:nsid w:val="1B1D6524"/>
+    <w:multiLevelType w:val="multilevel"/>
+    <w:tmpl w:val="C9428036"/>
+    <w:lvl w:ilvl="6" w:tentative="1">
+      <w:start w:val="1"/>
+      <w:numFmt w:val="bullet"/>
+      <w:lvlText w:val=""/>
+      <w:lvlJc w:val="left"/>
+      <w:pPr>
+        <w:tabs>
+          <w:tab w:val="num" w:pos="5040"/>
+        </w:tabs>
+        <w:ind w:left="5040" w:hanging="360"/>
+      </w:pPr>
+      <w:rPr>
+        <w:rFonts w:hint="default" w:ascii="Wingdings" w:hAnsi="Wingdings"/>
+        <w:sz w:val="20"/>
+      </w:rPr>
+    </w:lvl>
+    <w:lvl w:ilvl="7" w:tentative="1">
+      <w:start w:val="1"/>
+      <w:numFmt w:val="bullet"/>
+      <w:lvlText w:val=""/>
+      <w:lvlJc w:val="left"/>
+      <w:pPr>
+        <w:tabs>
+          <w:tab w:val="num" w:pos="5760"/>
+        </w:tabs>
+        <w:ind w:left="5760" w:hanging="360"/>
+      </w:pPr>
+      <w:rPr>
+        <w:rFonts w:hint="default" w:ascii="Wingdings" w:hAnsi="Wingdings"/>
+        <w:sz w:val="20"/>
+      </w:rPr>
+    </w:lvl>
     <w:lvl w:ilvl="1" w:tentative="1">
       <w:start w:val="1"/>
       <w:numFmt w:val="bullet"/>
@@ -17159,6 +17929,384 @@
         <w:sz w:val="20"/>
       </w:rPr>
     </w:lvl>
+    <w:lvl w:ilvl="8" w:tentative="1">
+      <w:start w:val="1"/>
+      <w:numFmt w:val="bullet"/>
+      <w:lvlText w:val=""/>
+      <w:lvlJc w:val="left"/>
+      <w:pPr>
+        <w:tabs>
+          <w:tab w:val="num" w:pos="6480"/>
+        </w:tabs>
+        <w:ind w:left="6480" w:hanging="360"/>
+      </w:pPr>
+      <w:rPr>
+        <w:rFonts w:hint="default" w:ascii="Wingdings" w:hAnsi="Wingdings"/>
+        <w:sz w:val="20"/>
+      </w:rPr>
+    </w:lvl>
+    <w:lvl w:ilvl="4" w:tentative="1">
+      <w:start w:val="1"/>
+      <w:numFmt w:val="bullet"/>
+      <w:lvlText w:val=""/>
+      <w:lvlJc w:val="left"/>
+      <w:pPr>
+        <w:tabs>
+          <w:tab w:val="num" w:pos="3600"/>
+        </w:tabs>
+        <w:ind w:left="3600" w:hanging="360"/>
+      </w:pPr>
+      <w:rPr>
+        <w:rFonts w:hint="default" w:ascii="Wingdings" w:hAnsi="Wingdings"/>
+        <w:sz w:val="20"/>
+      </w:rPr>
+    </w:lvl>
+    <w:lvl w:ilvl="0">
+      <w:start w:val="1"/>
+      <w:numFmt w:val="bullet"/>
+      <w:lvlText w:val=""/>
+      <w:lvlJc w:val="left"/>
+      <w:pPr>
+        <w:tabs>
+          <w:tab w:val="num" w:pos="720"/>
+        </w:tabs>
+        <w:ind w:left="720" w:hanging="360"/>
+      </w:pPr>
+      <w:rPr>
+        <w:rFonts w:hint="default" w:ascii="Symbol" w:hAnsi="Symbol"/>
+        <w:sz w:val="20"/>
+      </w:rPr>
+    </w:lvl>
+  </w:abstractNum>
+  <w:abstractNum w:abstractNumId="8">
+    <w:nsid w:val="1BB17A0E"/>
+    <w:multiLevelType w:val="multilevel"/>
+    <w:tmpl w:val="9D484124"/>
+    <w:lvl w:ilvl="0">
+      <w:start w:val="1"/>
+      <w:numFmt w:val="bullet"/>
+      <w:lvlText w:val=""/>
+      <w:lvlJc w:val="left"/>
+      <w:pPr>
+        <w:tabs>
+          <w:tab w:val="num" w:pos="720"/>
+        </w:tabs>
+        <w:ind w:left="720" w:hanging="360"/>
+      </w:pPr>
+      <w:rPr>
+        <w:rFonts w:hint="default" w:ascii="Symbol" w:hAnsi="Symbol"/>
+        <w:sz w:val="20"/>
+      </w:rPr>
+    </w:lvl>
+    <w:lvl w:ilvl="6" w:tentative="1">
+      <w:start w:val="1"/>
+      <w:numFmt w:val="bullet"/>
+      <w:lvlText w:val=""/>
+      <w:lvlJc w:val="left"/>
+      <w:pPr>
+        <w:tabs>
+          <w:tab w:val="num" w:pos="5040"/>
+        </w:tabs>
+        <w:ind w:left="5040" w:hanging="360"/>
+      </w:pPr>
+      <w:rPr>
+        <w:rFonts w:hint="default" w:ascii="Wingdings" w:hAnsi="Wingdings"/>
+        <w:sz w:val="20"/>
+      </w:rPr>
+    </w:lvl>
+    <w:lvl w:ilvl="5" w:tentative="1">
+      <w:start w:val="1"/>
+      <w:numFmt w:val="bullet"/>
+      <w:lvlText w:val=""/>
+      <w:lvlJc w:val="left"/>
+      <w:pPr>
+        <w:tabs>
+          <w:tab w:val="num" w:pos="4320"/>
+        </w:tabs>
+        <w:ind w:left="4320" w:hanging="360"/>
+      </w:pPr>
+      <w:rPr>
+        <w:rFonts w:hint="default" w:ascii="Wingdings" w:hAnsi="Wingdings"/>
+        <w:sz w:val="20"/>
+      </w:rPr>
+    </w:lvl>
+    <w:lvl w:ilvl="2" w:tentative="1">
+      <w:start w:val="1"/>
+      <w:numFmt w:val="bullet"/>
+      <w:lvlText w:val=""/>
+      <w:lvlJc w:val="left"/>
+      <w:pPr>
+        <w:tabs>
+          <w:tab w:val="num" w:pos="2160"/>
+        </w:tabs>
+        <w:ind w:left="2160" w:hanging="360"/>
+      </w:pPr>
+      <w:rPr>
+        <w:rFonts w:hint="default" w:ascii="Wingdings" w:hAnsi="Wingdings"/>
+        <w:sz w:val="20"/>
+      </w:rPr>
+    </w:lvl>
+    <w:lvl w:ilvl="3" w:tentative="1">
+      <w:start w:val="1"/>
+      <w:numFmt w:val="bullet"/>
+      <w:lvlText w:val=""/>
+      <w:lvlJc w:val="left"/>
+      <w:pPr>
+        <w:tabs>
+          <w:tab w:val="num" w:pos="2880"/>
+        </w:tabs>
+        <w:ind w:left="2880" w:hanging="360"/>
+      </w:pPr>
+      <w:rPr>
+        <w:rFonts w:hint="default" w:ascii="Wingdings" w:hAnsi="Wingdings"/>
+        <w:sz w:val="20"/>
+      </w:rPr>
+    </w:lvl>
+    <w:lvl w:ilvl="8" w:tentative="1">
+      <w:start w:val="1"/>
+      <w:numFmt w:val="bullet"/>
+      <w:lvlText w:val=""/>
+      <w:lvlJc w:val="left"/>
+      <w:pPr>
+        <w:tabs>
+          <w:tab w:val="num" w:pos="6480"/>
+        </w:tabs>
+        <w:ind w:left="6480" w:hanging="360"/>
+      </w:pPr>
+      <w:rPr>
+        <w:rFonts w:hint="default" w:ascii="Wingdings" w:hAnsi="Wingdings"/>
+        <w:sz w:val="20"/>
+      </w:rPr>
+    </w:lvl>
+    <w:lvl w:ilvl="4" w:tentative="1">
+      <w:start w:val="1"/>
+      <w:numFmt w:val="bullet"/>
+      <w:lvlText w:val=""/>
+      <w:lvlJc w:val="left"/>
+      <w:pPr>
+        <w:tabs>
+          <w:tab w:val="num" w:pos="3600"/>
+        </w:tabs>
+        <w:ind w:left="3600" w:hanging="360"/>
+      </w:pPr>
+      <w:rPr>
+        <w:rFonts w:hint="default" w:ascii="Wingdings" w:hAnsi="Wingdings"/>
+        <w:sz w:val="20"/>
+      </w:rPr>
+    </w:lvl>
+    <w:lvl w:ilvl="1" w:tentative="1">
+      <w:start w:val="1"/>
+      <w:numFmt w:val="bullet"/>
+      <w:lvlText w:val="o"/>
+      <w:lvlJc w:val="left"/>
+      <w:pPr>
+        <w:tabs>
+          <w:tab w:val="num" w:pos="1440"/>
+        </w:tabs>
+        <w:ind w:left="1440" w:hanging="360"/>
+      </w:pPr>
+      <w:rPr>
+        <w:rFonts w:hint="default" w:ascii="Courier New" w:hAnsi="Courier New"/>
+        <w:sz w:val="20"/>
+      </w:rPr>
+    </w:lvl>
+    <w:lvl w:ilvl="7" w:tentative="1">
+      <w:start w:val="1"/>
+      <w:numFmt w:val="bullet"/>
+      <w:lvlText w:val=""/>
+      <w:lvlJc w:val="left"/>
+      <w:pPr>
+        <w:tabs>
+          <w:tab w:val="num" w:pos="5760"/>
+        </w:tabs>
+        <w:ind w:left="5760" w:hanging="360"/>
+      </w:pPr>
+      <w:rPr>
+        <w:rFonts w:hint="default" w:ascii="Wingdings" w:hAnsi="Wingdings"/>
+        <w:sz w:val="20"/>
+      </w:rPr>
+    </w:lvl>
+  </w:abstractNum>
+  <w:abstractNum w:abstractNumId="9">
+    <w:lvl w:ilvl="0">
+      <w:start w:val="1"/>
+      <w:numFmt w:val="decimal"/>
+      <w:lvlText w:val="%1."/>
+      <w:lvlJc w:val="left"/>
+      <w:pPr>
+        <w:ind w:left="420" w:hanging="420"/>
+      </w:pPr>
+    </w:lvl>
+  </w:abstractNum>
+  <w:abstractNum w:abstractNumId="10">
+    <w:nsid w:val="1448493D"/>
+    <w:multiLevelType w:val="multilevel"/>
+    <w:tmpl w:val="CB1A5D0E"/>
+    <w:lvl w:ilvl="6" w:tentative="1">
+      <w:start w:val="1"/>
+      <w:numFmt w:val="bullet"/>
+      <w:lvlText w:val=""/>
+      <w:lvlJc w:val="left"/>
+      <w:pPr>
+        <w:tabs>
+          <w:tab w:val="num" w:pos="5040"/>
+        </w:tabs>
+        <w:ind w:left="5040" w:hanging="360"/>
+      </w:pPr>
+      <w:rPr>
+        <w:rFonts w:hint="default" w:ascii="Wingdings" w:hAnsi="Wingdings"/>
+        <w:sz w:val="20"/>
+      </w:rPr>
+    </w:lvl>
+    <w:lvl w:ilvl="7" w:tentative="1">
+      <w:start w:val="1"/>
+      <w:numFmt w:val="bullet"/>
+      <w:lvlText w:val=""/>
+      <w:lvlJc w:val="left"/>
+      <w:pPr>
+        <w:tabs>
+          <w:tab w:val="num" w:pos="5760"/>
+        </w:tabs>
+        <w:ind w:left="5760" w:hanging="360"/>
+      </w:pPr>
+      <w:rPr>
+        <w:rFonts w:hint="default" w:ascii="Wingdings" w:hAnsi="Wingdings"/>
+        <w:sz w:val="20"/>
+      </w:rPr>
+    </w:lvl>
+    <w:lvl w:ilvl="3" w:tentative="1">
+      <w:start w:val="1"/>
+      <w:numFmt w:val="bullet"/>
+      <w:lvlText w:val=""/>
+      <w:lvlJc w:val="left"/>
+      <w:pPr>
+        <w:tabs>
+          <w:tab w:val="num" w:pos="2880"/>
+        </w:tabs>
+        <w:ind w:left="2880" w:hanging="360"/>
+      </w:pPr>
+      <w:rPr>
+        <w:rFonts w:hint="default" w:ascii="Wingdings" w:hAnsi="Wingdings"/>
+        <w:sz w:val="20"/>
+      </w:rPr>
+    </w:lvl>
+    <w:lvl w:ilvl="4" w:tentative="1">
+      <w:start w:val="1"/>
+      <w:numFmt w:val="bullet"/>
+      <w:lvlText w:val=""/>
+      <w:lvlJc w:val="left"/>
+      <w:pPr>
+        <w:tabs>
+          <w:tab w:val="num" w:pos="3600"/>
+        </w:tabs>
+        <w:ind w:left="3600" w:hanging="360"/>
+      </w:pPr>
+      <w:rPr>
+        <w:rFonts w:hint="default" w:ascii="Wingdings" w:hAnsi="Wingdings"/>
+        <w:sz w:val="20"/>
+      </w:rPr>
+    </w:lvl>
+    <w:lvl w:ilvl="5" w:tentative="1">
+      <w:start w:val="1"/>
+      <w:numFmt w:val="bullet"/>
+      <w:lvlText w:val=""/>
+      <w:lvlJc w:val="left"/>
+      <w:pPr>
+        <w:tabs>
+          <w:tab w:val="num" w:pos="4320"/>
+        </w:tabs>
+        <w:ind w:left="4320" w:hanging="360"/>
+      </w:pPr>
+      <w:rPr>
+        <w:rFonts w:hint="default" w:ascii="Wingdings" w:hAnsi="Wingdings"/>
+        <w:sz w:val="20"/>
+      </w:rPr>
+    </w:lvl>
+    <w:lvl w:ilvl="8" w:tentative="1">
+      <w:start w:val="1"/>
+      <w:numFmt w:val="bullet"/>
+      <w:lvlText w:val=""/>
+      <w:lvlJc w:val="left"/>
+      <w:pPr>
+        <w:tabs>
+          <w:tab w:val="num" w:pos="6480"/>
+        </w:tabs>
+        <w:ind w:left="6480" w:hanging="360"/>
+      </w:pPr>
+      <w:rPr>
+        <w:rFonts w:hint="default" w:ascii="Wingdings" w:hAnsi="Wingdings"/>
+        <w:sz w:val="20"/>
+      </w:rPr>
+    </w:lvl>
+    <w:lvl w:ilvl="0">
+      <w:start w:val="1"/>
+      <w:numFmt w:val="bullet"/>
+      <w:lvlText w:val=""/>
+      <w:lvlJc w:val="left"/>
+      <w:pPr>
+        <w:tabs>
+          <w:tab w:val="num" w:pos="720"/>
+        </w:tabs>
+        <w:ind w:left="720" w:hanging="360"/>
+      </w:pPr>
+      <w:rPr>
+        <w:rFonts w:hint="default" w:ascii="Symbol" w:hAnsi="Symbol"/>
+        <w:sz w:val="20"/>
+      </w:rPr>
+    </w:lvl>
+    <w:lvl w:ilvl="1" w:tentative="1">
+      <w:start w:val="1"/>
+      <w:numFmt w:val="bullet"/>
+      <w:lvlText w:val="o"/>
+      <w:lvlJc w:val="left"/>
+      <w:pPr>
+        <w:tabs>
+          <w:tab w:val="num" w:pos="1440"/>
+        </w:tabs>
+        <w:ind w:left="1440" w:hanging="360"/>
+      </w:pPr>
+      <w:rPr>
+        <w:rFonts w:hint="default" w:ascii="Courier New" w:hAnsi="Courier New"/>
+        <w:sz w:val="20"/>
+      </w:rPr>
+    </w:lvl>
+    <w:lvl w:ilvl="2" w:tentative="1">
+      <w:start w:val="1"/>
+      <w:numFmt w:val="bullet"/>
+      <w:lvlText w:val=""/>
+      <w:lvlJc w:val="left"/>
+      <w:pPr>
+        <w:tabs>
+          <w:tab w:val="num" w:pos="2160"/>
+        </w:tabs>
+        <w:ind w:left="2160" w:hanging="360"/>
+      </w:pPr>
+      <w:rPr>
+        <w:rFonts w:hint="default" w:ascii="Wingdings" w:hAnsi="Wingdings"/>
+        <w:sz w:val="20"/>
+      </w:rPr>
+    </w:lvl>
+  </w:abstractNum>
+  <w:abstractNum w:abstractNumId="11">
+    <w:nsid w:val="7647587B"/>
+    <w:multiLevelType w:val="multilevel"/>
+    <w:tmpl w:val="7B90DA8E"/>
+    <w:lvl w:ilvl="3" w:tentative="1">
+      <w:start w:val="1"/>
+      <w:numFmt w:val="bullet"/>
+      <w:lvlText w:val=""/>
+      <w:lvlJc w:val="left"/>
+      <w:pPr>
+        <w:tabs>
+          <w:tab w:val="num" w:pos="2880"/>
+        </w:tabs>
+        <w:ind w:left="2880" w:hanging="360"/>
+      </w:pPr>
+      <w:rPr>
+        <w:rFonts w:hint="default" w:ascii="Wingdings" w:hAnsi="Wingdings"/>
+        <w:sz w:val="20"/>
+      </w:rPr>
+    </w:lvl>
     <w:lvl w:ilvl="0">
       <w:start w:val="1"/>
       <w:numFmt w:val="bullet"/>
@@ -17207,21 +18355,149 @@
         <w:sz w:val="20"/>
       </w:rPr>
     </w:lvl>
-  </w:abstractNum>
-  <w:abstractNum w:abstractNumId="1">
-    <w:nsid w:val="7647587B"/>
-    <w:multiLevelType w:val="multilevel"/>
-    <w:tmpl w:val="7B90DA8E"/>
-    <w:lvl w:ilvl="8" w:tentative="1">
+    <w:lvl w:ilvl="5" w:tentative="1">
       <w:start w:val="1"/>
       <w:numFmt w:val="bullet"/>
       <w:lvlText w:val=""/>
       <w:lvlJc w:val="left"/>
       <w:pPr>
         <w:tabs>
-          <w:tab w:val="num" w:pos="6480"/>
+          <w:tab w:val="num" w:pos="4320"/>
         </w:tabs>
-        <w:ind w:left="6480" w:hanging="360"/>
+        <w:ind w:left="4320" w:hanging="360"/>
+      </w:pPr>
+      <w:rPr>
+        <w:rFonts w:hint="default" w:ascii="Wingdings" w:hAnsi="Wingdings"/>
+        <w:sz w:val="20"/>
+      </w:rPr>
+    </w:lvl>
+    <w:lvl w:ilvl="6" w:tentative="1">
+      <w:start w:val="1"/>
+      <w:numFmt w:val="bullet"/>
+      <w:lvlText w:val=""/>
+      <w:lvlJc w:val="left"/>
+      <w:pPr>
+        <w:tabs>
+          <w:tab w:val="num" w:pos="5040"/>
+        </w:tabs>
+        <w:ind w:left="5040" w:hanging="360"/>
+      </w:pPr>
+      <w:rPr>
+        <w:rFonts w:hint="default" w:ascii="Wingdings" w:hAnsi="Wingdings"/>
+        <w:sz w:val="20"/>
+      </w:rPr>
+    </w:lvl>
+    <w:lvl w:ilvl="2" w:tentative="1">
+      <w:start w:val="1"/>
+      <w:numFmt w:val="bullet"/>
+      <w:lvlText w:val=""/>
+      <w:lvlJc w:val="left"/>
+      <w:pPr>
+        <w:tabs>
+          <w:tab w:val="num" w:pos="2160"/>
+        </w:tabs>
+        <w:ind w:left="2160" w:hanging="360"/>
+      </w:pPr>
+      <w:rPr>
+        <w:rFonts w:hint="default" w:ascii="Wingdings" w:hAnsi="Wingdings"/>
+        <w:sz w:val="20"/>
+      </w:rPr>
+    </w:lvl>
+    <w:lvl w:ilvl="7" w:tentative="1">
+      <w:start w:val="1"/>
+      <w:numFmt w:val="bullet"/>
+      <w:lvlText w:val=""/>
+      <w:lvlJc w:val="left"/>
+      <w:pPr>
+        <w:tabs>
+          <w:tab w:val="num" w:pos="5760"/>
+        </w:tabs>
+        <w:ind w:left="5760" w:hanging="360"/>
+      </w:pPr>
+      <w:rPr>
+        <w:rFonts w:hint="default" w:ascii="Wingdings" w:hAnsi="Wingdings"/>
+        <w:sz w:val="20"/>
+      </w:rPr>
+    </w:lvl>
+    <w:lvl w:ilvl="1" w:tentative="1">
+      <w:start w:val="1"/>
+      <w:numFmt w:val="bullet"/>
+      <w:lvlText w:val="o"/>
+      <w:lvlJc w:val="left"/>
+      <w:pPr>
+        <w:tabs>
+          <w:tab w:val="num" w:pos="1440"/>
+        </w:tabs>
+        <w:ind w:left="1440" w:hanging="360"/>
+      </w:pPr>
+      <w:rPr>
+        <w:rFonts w:hint="default" w:ascii="Courier New" w:hAnsi="Courier New"/>
+        <w:sz w:val="20"/>
+      </w:rPr>
+    </w:lvl>
+  </w:abstractNum>
+  <w:abstractNum w:abstractNumId="12">
+    <w:nsid w:val="64171BCC"/>
+    <w:multiLevelType w:val="multilevel"/>
+    <w:tmpl w:val="49FCAC80"/>
+    <w:lvl w:ilvl="2" w:tentative="1">
+      <w:start w:val="1"/>
+      <w:numFmt w:val="bullet"/>
+      <w:lvlText w:val=""/>
+      <w:lvlJc w:val="left"/>
+      <w:pPr>
+        <w:tabs>
+          <w:tab w:val="num" w:pos="2160"/>
+        </w:tabs>
+        <w:ind w:left="2160" w:hanging="360"/>
+      </w:pPr>
+      <w:rPr>
+        <w:rFonts w:hint="default" w:ascii="Wingdings" w:hAnsi="Wingdings"/>
+        <w:sz w:val="20"/>
+      </w:rPr>
+    </w:lvl>
+    <w:lvl w:ilvl="1" w:tentative="1">
+      <w:start w:val="1"/>
+      <w:numFmt w:val="bullet"/>
+      <w:lvlText w:val="o"/>
+      <w:lvlJc w:val="left"/>
+      <w:pPr>
+        <w:tabs>
+          <w:tab w:val="num" w:pos="1440"/>
+        </w:tabs>
+        <w:ind w:left="1440" w:hanging="360"/>
+      </w:pPr>
+      <w:rPr>
+        <w:rFonts w:hint="default" w:ascii="Courier New" w:hAnsi="Courier New"/>
+        <w:sz w:val="20"/>
+      </w:rPr>
+    </w:lvl>
+    <w:lvl w:ilvl="0">
+      <w:start w:val="1"/>
+      <w:numFmt w:val="bullet"/>
+      <w:lvlText w:val=""/>
+      <w:lvlJc w:val="left"/>
+      <w:pPr>
+        <w:tabs>
+          <w:tab w:val="num" w:pos="720"/>
+        </w:tabs>
+        <w:ind w:left="720" w:hanging="360"/>
+      </w:pPr>
+      <w:rPr>
+        <w:rFonts w:hint="default" w:ascii="Symbol" w:hAnsi="Symbol"/>
+        <w:sz w:val="20"/>
+      </w:rPr>
+    </w:lvl>
+    <w:lvl w:ilvl="3" w:tentative="1">
+      <w:start w:val="1"/>
+      <w:numFmt w:val="bullet"/>
+      <w:lvlText w:val=""/>
+      <w:lvlJc w:val="left"/>
+      <w:pPr>
+        <w:tabs>
+          <w:tab w:val="num" w:pos="2880"/>
+        </w:tabs>
+        <w:ind w:left="2880" w:hanging="360"/>
       </w:pPr>
       <w:rPr>
         <w:rFonts w:hint="default" w:ascii="Wingdings" w:hAnsi="Wingdings"/>
@@ -17244,6 +18520,701 @@
         <w:sz w:val="20"/>
       </w:rPr>
     </w:lvl>
+    <w:lvl w:ilvl="5" w:tentative="1">
+      <w:start w:val="1"/>
+      <w:numFmt w:val="bullet"/>
+      <w:lvlText w:val=""/>
+      <w:lvlJc w:val="left"/>
+      <w:pPr>
+        <w:tabs>
+          <w:tab w:val="num" w:pos="4320"/>
+        </w:tabs>
+        <w:ind w:left="4320" w:hanging="360"/>
+      </w:pPr>
+      <w:rPr>
+        <w:rFonts w:hint="default" w:ascii="Wingdings" w:hAnsi="Wingdings"/>
+        <w:sz w:val="20"/>
+      </w:rPr>
+    </w:lvl>
+    <w:lvl w:ilvl="7" w:tentative="1">
+      <w:start w:val="1"/>
+      <w:numFmt w:val="bullet"/>
+      <w:lvlText w:val=""/>
+      <w:lvlJc w:val="left"/>
+      <w:pPr>
+        <w:tabs>
+          <w:tab w:val="num" w:pos="5760"/>
+        </w:tabs>
+        <w:ind w:left="5760" w:hanging="360"/>
+      </w:pPr>
+      <w:rPr>
+        <w:rFonts w:hint="default" w:ascii="Wingdings" w:hAnsi="Wingdings"/>
+        <w:sz w:val="20"/>
+      </w:rPr>
+    </w:lvl>
+    <w:lvl w:ilvl="8" w:tentative="1">
+      <w:start w:val="1"/>
+      <w:numFmt w:val="bullet"/>
+      <w:lvlText w:val=""/>
+      <w:lvlJc w:val="left"/>
+      <w:pPr>
+        <w:tabs>
+          <w:tab w:val="num" w:pos="6480"/>
+        </w:tabs>
+        <w:ind w:left="6480" w:hanging="360"/>
+      </w:pPr>
+      <w:rPr>
+        <w:rFonts w:hint="default" w:ascii="Wingdings" w:hAnsi="Wingdings"/>
+        <w:sz w:val="20"/>
+      </w:rPr>
+    </w:lvl>
+    <w:lvl w:ilvl="6" w:tentative="1">
+      <w:start w:val="1"/>
+      <w:numFmt w:val="bullet"/>
+      <w:lvlText w:val=""/>
+      <w:lvlJc w:val="left"/>
+      <w:pPr>
+        <w:tabs>
+          <w:tab w:val="num" w:pos="5040"/>
+        </w:tabs>
+        <w:ind w:left="5040" w:hanging="360"/>
+      </w:pPr>
+      <w:rPr>
+        <w:rFonts w:hint="default" w:ascii="Wingdings" w:hAnsi="Wingdings"/>
+        <w:sz w:val="20"/>
+      </w:rPr>
+    </w:lvl>
+  </w:abstractNum>
+  <w:abstractNum w:abstractNumId="13">
+    <w:nsid w:val="05FC3172"/>
+    <w:multiLevelType w:val="multilevel"/>
+    <w:tmpl w:val="32E83454"/>
+    <w:lvl w:ilvl="7" w:tentative="1">
+      <w:start w:val="1"/>
+      <w:numFmt w:val="bullet"/>
+      <w:lvlText w:val=""/>
+      <w:lvlJc w:val="left"/>
+      <w:pPr>
+        <w:tabs>
+          <w:tab w:val="num" w:pos="5760"/>
+        </w:tabs>
+        <w:ind w:left="5760" w:hanging="360"/>
+      </w:pPr>
+      <w:rPr>
+        <w:rFonts w:hint="default" w:ascii="Wingdings" w:hAnsi="Wingdings"/>
+        <w:sz w:val="20"/>
+      </w:rPr>
+    </w:lvl>
+    <w:lvl w:ilvl="0">
+      <w:start w:val="1"/>
+      <w:numFmt w:val="bullet"/>
+      <w:lvlText w:val=""/>
+      <w:lvlJc w:val="left"/>
+      <w:pPr>
+        <w:tabs>
+          <w:tab w:val="num" w:pos="720"/>
+        </w:tabs>
+        <w:ind w:left="720" w:hanging="360"/>
+      </w:pPr>
+      <w:rPr>
+        <w:rFonts w:hint="default" w:ascii="Symbol" w:hAnsi="Symbol"/>
+        <w:sz w:val="20"/>
+      </w:rPr>
+    </w:lvl>
+    <w:lvl w:ilvl="8" w:tentative="1">
+      <w:start w:val="1"/>
+      <w:numFmt w:val="bullet"/>
+      <w:lvlText w:val=""/>
+      <w:lvlJc w:val="left"/>
+      <w:pPr>
+        <w:tabs>
+          <w:tab w:val="num" w:pos="6480"/>
+        </w:tabs>
+        <w:ind w:left="6480" w:hanging="360"/>
+      </w:pPr>
+      <w:rPr>
+        <w:rFonts w:hint="default" w:ascii="Wingdings" w:hAnsi="Wingdings"/>
+        <w:sz w:val="20"/>
+      </w:rPr>
+    </w:lvl>
+    <w:lvl w:ilvl="2" w:tentative="1">
+      <w:start w:val="1"/>
+      <w:numFmt w:val="bullet"/>
+      <w:lvlText w:val=""/>
+      <w:lvlJc w:val="left"/>
+      <w:pPr>
+        <w:tabs>
+          <w:tab w:val="num" w:pos="2160"/>
+        </w:tabs>
+        <w:ind w:left="2160" w:hanging="360"/>
+      </w:pPr>
+      <w:rPr>
+        <w:rFonts w:hint="default" w:ascii="Wingdings" w:hAnsi="Wingdings"/>
+        <w:sz w:val="20"/>
+      </w:rPr>
+    </w:lvl>
+    <w:lvl w:ilvl="6" w:tentative="1">
+      <w:start w:val="1"/>
+      <w:numFmt w:val="bullet"/>
+      <w:lvlText w:val=""/>
+      <w:lvlJc w:val="left"/>
+      <w:pPr>
+        <w:tabs>
+          <w:tab w:val="num" w:pos="5040"/>
+        </w:tabs>
+        <w:ind w:left="5040" w:hanging="360"/>
+      </w:pPr>
+      <w:rPr>
+        <w:rFonts w:hint="default" w:ascii="Wingdings" w:hAnsi="Wingdings"/>
+        <w:sz w:val="20"/>
+      </w:rPr>
+    </w:lvl>
+    <w:lvl w:ilvl="3" w:tentative="1">
+      <w:start w:val="1"/>
+      <w:numFmt w:val="bullet"/>
+      <w:lvlText w:val=""/>
+      <w:lvlJc w:val="left"/>
+      <w:pPr>
+        <w:tabs>
+          <w:tab w:val="num" w:pos="2880"/>
+        </w:tabs>
+        <w:ind w:left="2880" w:hanging="360"/>
+      </w:pPr>
+      <w:rPr>
+        <w:rFonts w:hint="default" w:ascii="Wingdings" w:hAnsi="Wingdings"/>
+        <w:sz w:val="20"/>
+      </w:rPr>
+    </w:lvl>
+    <w:lvl w:ilvl="4" w:tentative="1">
+      <w:start w:val="1"/>
+      <w:numFmt w:val="bullet"/>
+      <w:lvlText w:val=""/>
+      <w:lvlJc w:val="left"/>
+      <w:pPr>
+        <w:tabs>
+          <w:tab w:val="num" w:pos="3600"/>
+        </w:tabs>
+        <w:ind w:left="3600" w:hanging="360"/>
+      </w:pPr>
+      <w:rPr>
+        <w:rFonts w:hint="default" w:ascii="Wingdings" w:hAnsi="Wingdings"/>
+        <w:sz w:val="20"/>
+      </w:rPr>
+    </w:lvl>
+    <w:lvl w:ilvl="5" w:tentative="1">
+      <w:start w:val="1"/>
+      <w:numFmt w:val="bullet"/>
+      <w:lvlText w:val=""/>
+      <w:lvlJc w:val="left"/>
+      <w:pPr>
+        <w:tabs>
+          <w:tab w:val="num" w:pos="4320"/>
+        </w:tabs>
+        <w:ind w:left="4320" w:hanging="360"/>
+      </w:pPr>
+      <w:rPr>
+        <w:rFonts w:hint="default" w:ascii="Wingdings" w:hAnsi="Wingdings"/>
+        <w:sz w:val="20"/>
+      </w:rPr>
+    </w:lvl>
+    <w:lvl w:ilvl="1" w:tentative="1">
+      <w:start w:val="1"/>
+      <w:numFmt w:val="bullet"/>
+      <w:lvlText w:val="o"/>
+      <w:lvlJc w:val="left"/>
+      <w:pPr>
+        <w:tabs>
+          <w:tab w:val="num" w:pos="1440"/>
+        </w:tabs>
+        <w:ind w:left="1440" w:hanging="360"/>
+      </w:pPr>
+      <w:rPr>
+        <w:rFonts w:hint="default" w:ascii="Courier New" w:hAnsi="Courier New"/>
+        <w:sz w:val="20"/>
+      </w:rPr>
+    </w:lvl>
+  </w:abstractNum>
+  <w:abstractNum w:abstractNumId="14">
+    <w:lvl w:ilvl="0">
+      <w:start w:val="1"/>
+      <w:numFmt w:val="bullet"/>
+      <w:lvlText w:val=""/>
+      <w:lvlJc w:val="left"/>
+      <w:pPr>
+        <w:ind w:left="420" w:hanging="420"/>
+      </w:pPr>
+      <w:rPr>
+        <w:rFonts w:hint="default" w:ascii="Wingdings" w:hAnsi="Wingdings"/>
+      </w:rPr>
+    </w:lvl>
+  </w:abstractNum>
+  <w:abstractNum w:abstractNumId="15">
+    <w:nsid w:val="198F4897"/>
+    <w:multiLevelType w:val="multilevel"/>
+    <w:tmpl w:val="180CF65E"/>
+    <w:lvl w:ilvl="8" w:tentative="1">
+      <w:start w:val="1"/>
+      <w:numFmt w:val="bullet"/>
+      <w:lvlText w:val=""/>
+      <w:lvlJc w:val="left"/>
+      <w:pPr>
+        <w:tabs>
+          <w:tab w:val="num" w:pos="6480"/>
+        </w:tabs>
+        <w:ind w:left="6480" w:hanging="360"/>
+      </w:pPr>
+      <w:rPr>
+        <w:rFonts w:hint="default" w:ascii="Wingdings" w:hAnsi="Wingdings"/>
+        <w:sz w:val="20"/>
+      </w:rPr>
+    </w:lvl>
+    <w:lvl w:ilvl="2" w:tentative="1">
+      <w:start w:val="1"/>
+      <w:numFmt w:val="bullet"/>
+      <w:lvlText w:val=""/>
+      <w:lvlJc w:val="left"/>
+      <w:pPr>
+        <w:tabs>
+          <w:tab w:val="num" w:pos="2160"/>
+        </w:tabs>
+        <w:ind w:left="2160" w:hanging="360"/>
+      </w:pPr>
+      <w:rPr>
+        <w:rFonts w:hint="default" w:ascii="Wingdings" w:hAnsi="Wingdings"/>
+        <w:sz w:val="20"/>
+      </w:rPr>
+    </w:lvl>
+    <w:lvl w:ilvl="1" w:tentative="1">
+      <w:start w:val="1"/>
+      <w:numFmt w:val="bullet"/>
+      <w:lvlText w:val="o"/>
+      <w:lvlJc w:val="left"/>
+      <w:pPr>
+        <w:tabs>
+          <w:tab w:val="num" w:pos="1440"/>
+        </w:tabs>
+        <w:ind w:left="1440" w:hanging="360"/>
+      </w:pPr>
+      <w:rPr>
+        <w:rFonts w:hint="default" w:ascii="Courier New" w:hAnsi="Courier New"/>
+        <w:sz w:val="20"/>
+      </w:rPr>
+    </w:lvl>
+    <w:lvl w:ilvl="3" w:tentative="1">
+      <w:start w:val="1"/>
+      <w:numFmt w:val="bullet"/>
+      <w:lvlText w:val=""/>
+      <w:lvlJc w:val="left"/>
+      <w:pPr>
+        <w:tabs>
+          <w:tab w:val="num" w:pos="2880"/>
+        </w:tabs>
+        <w:ind w:left="2880" w:hanging="360"/>
+      </w:pPr>
+      <w:rPr>
+        <w:rFonts w:hint="default" w:ascii="Wingdings" w:hAnsi="Wingdings"/>
+        <w:sz w:val="20"/>
+      </w:rPr>
+    </w:lvl>
+    <w:lvl w:ilvl="0">
+      <w:start w:val="1"/>
+      <w:numFmt w:val="bullet"/>
+      <w:lvlText w:val=""/>
+      <w:lvlJc w:val="left"/>
+      <w:pPr>
+        <w:tabs>
+          <w:tab w:val="num" w:pos="720"/>
+        </w:tabs>
+        <w:ind w:left="720" w:hanging="360"/>
+      </w:pPr>
+      <w:rPr>
+        <w:rFonts w:hint="default" w:ascii="Symbol" w:hAnsi="Symbol"/>
+        <w:sz w:val="20"/>
+      </w:rPr>
+    </w:lvl>
+    <w:lvl w:ilvl="4" w:tentative="1">
+      <w:start w:val="1"/>
+      <w:numFmt w:val="bullet"/>
+      <w:lvlText w:val=""/>
+      <w:lvlJc w:val="left"/>
+      <w:pPr>
+        <w:tabs>
+          <w:tab w:val="num" w:pos="3600"/>
+        </w:tabs>
+        <w:ind w:left="3600" w:hanging="360"/>
+      </w:pPr>
+      <w:rPr>
+        <w:rFonts w:hint="default" w:ascii="Wingdings" w:hAnsi="Wingdings"/>
+        <w:sz w:val="20"/>
+      </w:rPr>
+    </w:lvl>
+    <w:lvl w:ilvl="5" w:tentative="1">
+      <w:start w:val="1"/>
+      <w:numFmt w:val="bullet"/>
+      <w:lvlText w:val=""/>
+      <w:lvlJc w:val="left"/>
+      <w:pPr>
+        <w:tabs>
+          <w:tab w:val="num" w:pos="4320"/>
+        </w:tabs>
+        <w:ind w:left="4320" w:hanging="360"/>
+      </w:pPr>
+      <w:rPr>
+        <w:rFonts w:hint="default" w:ascii="Wingdings" w:hAnsi="Wingdings"/>
+        <w:sz w:val="20"/>
+      </w:rPr>
+    </w:lvl>
+    <w:lvl w:ilvl="6" w:tentative="1">
+      <w:start w:val="1"/>
+      <w:numFmt w:val="bullet"/>
+      <w:lvlText w:val=""/>
+      <w:lvlJc w:val="left"/>
+      <w:pPr>
+        <w:tabs>
+          <w:tab w:val="num" w:pos="5040"/>
+        </w:tabs>
+        <w:ind w:left="5040" w:hanging="360"/>
+      </w:pPr>
+      <w:rPr>
+        <w:rFonts w:hint="default" w:ascii="Wingdings" w:hAnsi="Wingdings"/>
+        <w:sz w:val="20"/>
+      </w:rPr>
+    </w:lvl>
+    <w:lvl w:ilvl="7" w:tentative="1">
+      <w:start w:val="1"/>
+      <w:numFmt w:val="bullet"/>
+      <w:lvlText w:val=""/>
+      <w:lvlJc w:val="left"/>
+      <w:pPr>
+        <w:tabs>
+          <w:tab w:val="num" w:pos="5760"/>
+        </w:tabs>
+        <w:ind w:left="5760" w:hanging="360"/>
+      </w:pPr>
+      <w:rPr>
+        <w:rFonts w:hint="default" w:ascii="Wingdings" w:hAnsi="Wingdings"/>
+        <w:sz w:val="20"/>
+      </w:rPr>
+    </w:lvl>
+  </w:abstractNum>
+  <w:abstractNum w:abstractNumId="16">
+    <w:nsid w:val="756E4A92"/>
+    <w:multiLevelType w:val="multilevel"/>
+    <w:tmpl w:val="0C0A4BFA"/>
+    <w:lvl w:ilvl="4" w:tentative="1">
+      <w:start w:val="1"/>
+      <w:numFmt w:val="bullet"/>
+      <w:lvlText w:val=""/>
+      <w:lvlJc w:val="left"/>
+      <w:pPr>
+        <w:tabs>
+          <w:tab w:val="num" w:pos="3600"/>
+        </w:tabs>
+        <w:ind w:left="3600" w:hanging="360"/>
+      </w:pPr>
+      <w:rPr>
+        <w:rFonts w:hint="default" w:ascii="Wingdings" w:hAnsi="Wingdings"/>
+        <w:sz w:val="20"/>
+      </w:rPr>
+    </w:lvl>
+    <w:lvl w:ilvl="5" w:tentative="1">
+      <w:start w:val="1"/>
+      <w:numFmt w:val="bullet"/>
+      <w:lvlText w:val=""/>
+      <w:lvlJc w:val="left"/>
+      <w:pPr>
+        <w:tabs>
+          <w:tab w:val="num" w:pos="4320"/>
+        </w:tabs>
+        <w:ind w:left="4320" w:hanging="360"/>
+      </w:pPr>
+      <w:rPr>
+        <w:rFonts w:hint="default" w:ascii="Wingdings" w:hAnsi="Wingdings"/>
+        <w:sz w:val="20"/>
+      </w:rPr>
+    </w:lvl>
+    <w:lvl w:ilvl="3" w:tentative="1">
+      <w:start w:val="1"/>
+      <w:numFmt w:val="bullet"/>
+      <w:lvlText w:val=""/>
+      <w:lvlJc w:val="left"/>
+      <w:pPr>
+        <w:tabs>
+          <w:tab w:val="num" w:pos="2880"/>
+        </w:tabs>
+        <w:ind w:left="2880" w:hanging="360"/>
+      </w:pPr>
+      <w:rPr>
+        <w:rFonts w:hint="default" w:ascii="Wingdings" w:hAnsi="Wingdings"/>
+        <w:sz w:val="20"/>
+      </w:rPr>
+    </w:lvl>
+    <w:lvl w:ilvl="7" w:tentative="1">
+      <w:start w:val="1"/>
+      <w:numFmt w:val="bullet"/>
+      <w:lvlText w:val=""/>
+      <w:lvlJc w:val="left"/>
+      <w:pPr>
+        <w:tabs>
+          <w:tab w:val="num" w:pos="5760"/>
+        </w:tabs>
+        <w:ind w:left="5760" w:hanging="360"/>
+      </w:pPr>
+      <w:rPr>
+        <w:rFonts w:hint="default" w:ascii="Wingdings" w:hAnsi="Wingdings"/>
+        <w:sz w:val="20"/>
+      </w:rPr>
+    </w:lvl>
+    <w:lvl w:ilvl="0">
+      <w:start w:val="1"/>
+      <w:numFmt w:val="bullet"/>
+      <w:lvlText w:val=""/>
+      <w:lvlJc w:val="left"/>
+      <w:pPr>
+        <w:tabs>
+          <w:tab w:val="num" w:pos="720"/>
+        </w:tabs>
+        <w:ind w:left="720" w:hanging="360"/>
+      </w:pPr>
+      <w:rPr>
+        <w:rFonts w:hint="default" w:ascii="Symbol" w:hAnsi="Symbol"/>
+        <w:sz w:val="20"/>
+      </w:rPr>
+    </w:lvl>
+    <w:lvl w:ilvl="1" w:tentative="1">
+      <w:start w:val="1"/>
+      <w:numFmt w:val="bullet"/>
+      <w:lvlText w:val="o"/>
+      <w:lvlJc w:val="left"/>
+      <w:pPr>
+        <w:tabs>
+          <w:tab w:val="num" w:pos="1440"/>
+        </w:tabs>
+        <w:ind w:left="1440" w:hanging="360"/>
+      </w:pPr>
+      <w:rPr>
+        <w:rFonts w:hint="default" w:ascii="Courier New" w:hAnsi="Courier New"/>
+        <w:sz w:val="20"/>
+      </w:rPr>
+    </w:lvl>
+    <w:lvl w:ilvl="2" w:tentative="1">
+      <w:start w:val="1"/>
+      <w:numFmt w:val="bullet"/>
+      <w:lvlText w:val=""/>
+      <w:lvlJc w:val="left"/>
+      <w:pPr>
+        <w:tabs>
+          <w:tab w:val="num" w:pos="2160"/>
+        </w:tabs>
+        <w:ind w:left="2160" w:hanging="360"/>
+      </w:pPr>
+      <w:rPr>
+        <w:rFonts w:hint="default" w:ascii="Wingdings" w:hAnsi="Wingdings"/>
+        <w:sz w:val="20"/>
+      </w:rPr>
+    </w:lvl>
+    <w:lvl w:ilvl="6" w:tentative="1">
+      <w:start w:val="1"/>
+      <w:numFmt w:val="bullet"/>
+      <w:lvlText w:val=""/>
+      <w:lvlJc w:val="left"/>
+      <w:pPr>
+        <w:tabs>
+          <w:tab w:val="num" w:pos="5040"/>
+        </w:tabs>
+        <w:ind w:left="5040" w:hanging="360"/>
+      </w:pPr>
+      <w:rPr>
+        <w:rFonts w:hint="default" w:ascii="Wingdings" w:hAnsi="Wingdings"/>
+        <w:sz w:val="20"/>
+      </w:rPr>
+    </w:lvl>
+    <w:lvl w:ilvl="8" w:tentative="1">
+      <w:start w:val="1"/>
+      <w:numFmt w:val="bullet"/>
+      <w:lvlText w:val=""/>
+      <w:lvlJc w:val="left"/>
+      <w:pPr>
+        <w:tabs>
+          <w:tab w:val="num" w:pos="6480"/>
+        </w:tabs>
+        <w:ind w:left="6480" w:hanging="360"/>
+      </w:pPr>
+      <w:rPr>
+        <w:rFonts w:hint="default" w:ascii="Wingdings" w:hAnsi="Wingdings"/>
+        <w:sz w:val="20"/>
+      </w:rPr>
+    </w:lvl>
+  </w:abstractNum>
+  <w:abstractNum w:abstractNumId="17">
+    <w:nsid w:val="64E208B7"/>
+    <w:multiLevelType w:val="multilevel"/>
+    <w:tmpl w:val="EB5480CA"/>
+    <w:lvl w:ilvl="8" w:tentative="1">
+      <w:start w:val="1"/>
+      <w:numFmt w:val="bullet"/>
+      <w:lvlText w:val=""/>
+      <w:lvlJc w:val="left"/>
+      <w:pPr>
+        <w:tabs>
+          <w:tab w:val="num" w:pos="6480"/>
+        </w:tabs>
+        <w:ind w:left="6480" w:hanging="360"/>
+      </w:pPr>
+      <w:rPr>
+        <w:rFonts w:hint="default" w:ascii="Wingdings" w:hAnsi="Wingdings"/>
+        <w:sz w:val="20"/>
+      </w:rPr>
+    </w:lvl>
+    <w:lvl w:ilvl="5" w:tentative="1">
+      <w:start w:val="1"/>
+      <w:numFmt w:val="bullet"/>
+      <w:lvlText w:val=""/>
+      <w:lvlJc w:val="left"/>
+      <w:pPr>
+        <w:tabs>
+          <w:tab w:val="num" w:pos="4320"/>
+        </w:tabs>
+        <w:ind w:left="4320" w:hanging="360"/>
+      </w:pPr>
+      <w:rPr>
+        <w:rFonts w:hint="default" w:ascii="Wingdings" w:hAnsi="Wingdings"/>
+        <w:sz w:val="20"/>
+      </w:rPr>
+    </w:lvl>
+    <w:lvl w:ilvl="0">
+      <w:start w:val="1"/>
+      <w:numFmt w:val="bullet"/>
+      <w:lvlText w:val=""/>
+      <w:lvlJc w:val="left"/>
+      <w:pPr>
+        <w:tabs>
+          <w:tab w:val="num" w:pos="720"/>
+        </w:tabs>
+        <w:ind w:left="720" w:hanging="360"/>
+      </w:pPr>
+      <w:rPr>
+        <w:rFonts w:hint="default" w:ascii="Symbol" w:hAnsi="Symbol"/>
+        <w:sz w:val="20"/>
+      </w:rPr>
+    </w:lvl>
+    <w:lvl w:ilvl="3" w:tentative="1">
+      <w:start w:val="1"/>
+      <w:numFmt w:val="bullet"/>
+      <w:lvlText w:val=""/>
+      <w:lvlJc w:val="left"/>
+      <w:pPr>
+        <w:tabs>
+          <w:tab w:val="num" w:pos="2880"/>
+        </w:tabs>
+        <w:ind w:left="2880" w:hanging="360"/>
+      </w:pPr>
+      <w:rPr>
+        <w:rFonts w:hint="default" w:ascii="Wingdings" w:hAnsi="Wingdings"/>
+        <w:sz w:val="20"/>
+      </w:rPr>
+    </w:lvl>
+    <w:lvl w:ilvl="4" w:tentative="1">
+      <w:start w:val="1"/>
+      <w:numFmt w:val="bullet"/>
+      <w:lvlText w:val=""/>
+      <w:lvlJc w:val="left"/>
+      <w:pPr>
+        <w:tabs>
+          <w:tab w:val="num" w:pos="3600"/>
+        </w:tabs>
+        <w:ind w:left="3600" w:hanging="360"/>
+      </w:pPr>
+      <w:rPr>
+        <w:rFonts w:hint="default" w:ascii="Wingdings" w:hAnsi="Wingdings"/>
+        <w:sz w:val="20"/>
+      </w:rPr>
+    </w:lvl>
+    <w:lvl w:ilvl="6" w:tentative="1">
+      <w:start w:val="1"/>
+      <w:numFmt w:val="bullet"/>
+      <w:lvlText w:val=""/>
+      <w:lvlJc w:val="left"/>
+      <w:pPr>
+        <w:tabs>
+          <w:tab w:val="num" w:pos="5040"/>
+        </w:tabs>
+        <w:ind w:left="5040" w:hanging="360"/>
+      </w:pPr>
+      <w:rPr>
+        <w:rFonts w:hint="default" w:ascii="Wingdings" w:hAnsi="Wingdings"/>
+        <w:sz w:val="20"/>
+      </w:rPr>
+    </w:lvl>
+    <w:lvl w:ilvl="7" w:tentative="1">
+      <w:start w:val="1"/>
+      <w:numFmt w:val="bullet"/>
+      <w:lvlText w:val=""/>
+      <w:lvlJc w:val="left"/>
+      <w:pPr>
+        <w:tabs>
+          <w:tab w:val="num" w:pos="5760"/>
+        </w:tabs>
+        <w:ind w:left="5760" w:hanging="360"/>
+      </w:pPr>
+      <w:rPr>
+        <w:rFonts w:hint="default" w:ascii="Wingdings" w:hAnsi="Wingdings"/>
+        <w:sz w:val="20"/>
+      </w:rPr>
+    </w:lvl>
+    <w:lvl w:ilvl="2" w:tentative="1">
+      <w:start w:val="1"/>
+      <w:numFmt w:val="bullet"/>
+      <w:lvlText w:val=""/>
+      <w:lvlJc w:val="left"/>
+      <w:pPr>
+        <w:tabs>
+          <w:tab w:val="num" w:pos="2160"/>
+        </w:tabs>
+        <w:ind w:left="2160" w:hanging="360"/>
+      </w:pPr>
+      <w:rPr>
+        <w:rFonts w:hint="default" w:ascii="Wingdings" w:hAnsi="Wingdings"/>
+        <w:sz w:val="20"/>
+      </w:rPr>
+    </w:lvl>
+    <w:lvl w:ilvl="1" w:tentative="1">
+      <w:start w:val="1"/>
+      <w:numFmt w:val="bullet"/>
+      <w:lvlText w:val="o"/>
+      <w:lvlJc w:val="left"/>
+      <w:pPr>
+        <w:tabs>
+          <w:tab w:val="num" w:pos="1440"/>
+        </w:tabs>
+        <w:ind w:left="1440" w:hanging="360"/>
+      </w:pPr>
+      <w:rPr>
+        <w:rFonts w:hint="default" w:ascii="Courier New" w:hAnsi="Courier New"/>
+        <w:sz w:val="20"/>
+      </w:rPr>
+    </w:lvl>
+  </w:abstractNum>
+  <w:abstractNum w:abstractNumId="18">
+    <w:nsid w:val="28FD2ECE"/>
+    <w:multiLevelType w:val="multilevel"/>
+    <w:tmpl w:val="C2B67B9A"/>
+    <w:lvl w:ilvl="0">
+      <w:start w:val="1"/>
+      <w:numFmt w:val="bullet"/>
+      <w:lvlText w:val=""/>
+      <w:lvlJc w:val="left"/>
+      <w:pPr>
+        <w:tabs>
+          <w:tab w:val="num" w:pos="720"/>
+        </w:tabs>
+        <w:ind w:left="720" w:hanging="360"/>
+      </w:pPr>
+      <w:rPr>
+        <w:rFonts w:hint="default" w:ascii="Symbol" w:hAnsi="Symbol"/>
+        <w:sz w:val="20"/>
+      </w:rPr>
+    </w:lvl>
     <w:lvl w:ilvl="1" w:tentative="1">
       <w:start w:val="1"/>
       <w:numFmt w:val="bullet"/>
@@ -17276,32 +19247,32 @@
         <w:sz w:val="20"/>
       </w:rPr>
     </w:lvl>
-    <w:lvl w:ilvl="0">
-      <w:start w:val="1"/>
-      <w:numFmt w:val="bullet"/>
-      <w:lvlText w:val=""/>
-      <w:lvlJc w:val="left"/>
-      <w:pPr>
-        <w:tabs>
-          <w:tab w:val="num" w:pos="720"/>
-        </w:tabs>
-        <w:ind w:left="720" w:hanging="360"/>
-      </w:pPr>
-      <w:rPr>
-        <w:rFonts w:hint="default" w:ascii="Symbol" w:hAnsi="Symbol"/>
-        <w:sz w:val="20"/>
-      </w:rPr>
-    </w:lvl>
-    <w:lvl w:ilvl="5" w:tentative="1">
+    <w:lvl w:ilvl="2" w:tentative="1">
       <w:start w:val="1"/>
       <w:numFmt w:val="bullet"/>
       <w:lvlText w:val=""/>
       <w:lvlJc w:val="left"/>
       <w:pPr>
         <w:tabs>
-          <w:tab w:val="num" w:pos="4320"/>
+          <w:tab w:val="num" w:pos="2160"/>
         </w:tabs>
-        <w:ind w:left="4320" w:hanging="360"/>
+        <w:ind w:left="2160" w:hanging="360"/>
+      </w:pPr>
+      <w:rPr>
+        <w:rFonts w:hint="default" w:ascii="Wingdings" w:hAnsi="Wingdings"/>
+        <w:sz w:val="20"/>
+      </w:rPr>
+    </w:lvl>
+    <w:lvl w:ilvl="8" w:tentative="1">
+      <w:start w:val="1"/>
+      <w:numFmt w:val="bullet"/>
+      <w:lvlText w:val=""/>
+      <w:lvlJc w:val="left"/>
+      <w:pPr>
+        <w:tabs>
+          <w:tab w:val="num" w:pos="6480"/>
+        </w:tabs>
+        <w:ind w:left="6480" w:hanging="360"/>
       </w:pPr>
       <w:rPr>
         <w:rFonts w:hint="default" w:ascii="Wingdings" w:hAnsi="Wingdings"/>
@@ -17324,6 +19295,38 @@
         <w:sz w:val="20"/>
       </w:rPr>
     </w:lvl>
+    <w:lvl w:ilvl="4" w:tentative="1">
+      <w:start w:val="1"/>
+      <w:numFmt w:val="bullet"/>
+      <w:lvlText w:val=""/>
+      <w:lvlJc w:val="left"/>
+      <w:pPr>
+        <w:tabs>
+          <w:tab w:val="num" w:pos="3600"/>
+        </w:tabs>
+        <w:ind w:left="3600" w:hanging="360"/>
+      </w:pPr>
+      <w:rPr>
+        <w:rFonts w:hint="default" w:ascii="Wingdings" w:hAnsi="Wingdings"/>
+        <w:sz w:val="20"/>
+      </w:rPr>
+    </w:lvl>
+    <w:lvl w:ilvl="5" w:tentative="1">
+      <w:start w:val="1"/>
+      <w:numFmt w:val="bullet"/>
+      <w:lvlText w:val=""/>
+      <w:lvlJc w:val="left"/>
+      <w:pPr>
+        <w:tabs>
+          <w:tab w:val="num" w:pos="4320"/>
+        </w:tabs>
+        <w:ind w:left="4320" w:hanging="360"/>
+      </w:pPr>
+      <w:rPr>
+        <w:rFonts w:hint="default" w:ascii="Wingdings" w:hAnsi="Wingdings"/>
+        <w:sz w:val="20"/>
+      </w:rPr>
+    </w:lvl>
     <w:lvl w:ilvl="3" w:tentative="1">
       <w:start w:val="1"/>
       <w:numFmt w:val="bullet"/>
@@ -17334,6 +19337,75 @@
           <w:tab w:val="num" w:pos="2880"/>
         </w:tabs>
         <w:ind w:left="2880" w:hanging="360"/>
+      </w:pPr>
+      <w:rPr>
+        <w:rFonts w:hint="default" w:ascii="Wingdings" w:hAnsi="Wingdings"/>
+        <w:sz w:val="20"/>
+      </w:rPr>
+    </w:lvl>
+  </w:abstractNum>
+  <w:abstractNum w:abstractNumId="19">
+    <w:nsid w:val="1DB6012D"/>
+    <w:multiLevelType w:val="multilevel"/>
+    <w:tmpl w:val="8758DCB6"/>
+    <w:lvl w:ilvl="3" w:tentative="1">
+      <w:start w:val="1"/>
+      <w:numFmt w:val="bullet"/>
+      <w:lvlText w:val=""/>
+      <w:lvlJc w:val="left"/>
+      <w:pPr>
+        <w:tabs>
+          <w:tab w:val="num" w:pos="2880"/>
+        </w:tabs>
+        <w:ind w:left="2880" w:hanging="360"/>
+      </w:pPr>
+      <w:rPr>
+        <w:rFonts w:hint="default" w:ascii="Wingdings" w:hAnsi="Wingdings"/>
+        <w:sz w:val="20"/>
+      </w:rPr>
+    </w:lvl>
+    <w:lvl w:ilvl="5" w:tentative="1">
+      <w:start w:val="1"/>
+      <w:numFmt w:val="bullet"/>
+      <w:lvlText w:val=""/>
+      <w:lvlJc w:val="left"/>
+      <w:pPr>
+        <w:tabs>
+          <w:tab w:val="num" w:pos="4320"/>
+        </w:tabs>
+        <w:ind w:left="4320" w:hanging="360"/>
+      </w:pPr>
+      <w:rPr>
+        <w:rFonts w:hint="default" w:ascii="Wingdings" w:hAnsi="Wingdings"/>
+        <w:sz w:val="20"/>
+      </w:rPr>
+    </w:lvl>
+    <w:lvl w:ilvl="7" w:tentative="1">
+      <w:start w:val="1"/>
+      <w:numFmt w:val="bullet"/>
+      <w:lvlText w:val=""/>
+      <w:lvlJc w:val="left"/>
+      <w:pPr>
+        <w:tabs>
+          <w:tab w:val="num" w:pos="5760"/>
+        </w:tabs>
+        <w:ind w:left="5760" w:hanging="360"/>
+      </w:pPr>
+      <w:rPr>
+        <w:rFonts w:hint="default" w:ascii="Wingdings" w:hAnsi="Wingdings"/>
+        <w:sz w:val="20"/>
+      </w:rPr>
+    </w:lvl>
+    <w:lvl w:ilvl="6" w:tentative="1">
+      <w:start w:val="1"/>
+      <w:numFmt w:val="bullet"/>
+      <w:lvlText w:val=""/>
+      <w:lvlJc w:val="left"/>
+      <w:pPr>
+        <w:tabs>
+          <w:tab w:val="num" w:pos="5040"/>
+        </w:tabs>
+        <w:ind w:left="5040" w:hanging="360"/>
       </w:pPr>
       <w:rPr>
         <w:rFonts w:hint="default" w:ascii="Wingdings" w:hAnsi="Wingdings"/>
@@ -17356,21 +19428,16 @@
         <w:sz w:val="20"/>
       </w:rPr>
     </w:lvl>
-  </w:abstractNum>
-  <w:abstractNum w:abstractNumId="2">
-    <w:nsid w:val="1B1D6524"/>
-    <w:multiLevelType w:val="multilevel"/>
-    <w:tmpl w:val="C9428036"/>
-    <w:lvl w:ilvl="7" w:tentative="1">
+    <w:lvl w:ilvl="8" w:tentative="1">
       <w:start w:val="1"/>
       <w:numFmt w:val="bullet"/>
       <w:lvlText w:val=""/>
       <w:lvlJc w:val="left"/>
       <w:pPr>
         <w:tabs>
-          <w:tab w:val="num" w:pos="5760"/>
+          <w:tab w:val="num" w:pos="6480"/>
         </w:tabs>
-        <w:ind w:left="5760" w:hanging="360"/>
+        <w:ind w:left="6480" w:hanging="360"/>
       </w:pPr>
       <w:rPr>
         <w:rFonts w:hint="default" w:ascii="Wingdings" w:hAnsi="Wingdings"/>
@@ -17393,6 +19460,75 @@
         <w:sz w:val="20"/>
       </w:rPr>
     </w:lvl>
+    <w:lvl w:ilvl="1" w:tentative="1">
+      <w:start w:val="1"/>
+      <w:numFmt w:val="bullet"/>
+      <w:lvlText w:val="o"/>
+      <w:lvlJc w:val="left"/>
+      <w:pPr>
+        <w:tabs>
+          <w:tab w:val="num" w:pos="1440"/>
+        </w:tabs>
+        <w:ind w:left="1440" w:hanging="360"/>
+      </w:pPr>
+      <w:rPr>
+        <w:rFonts w:hint="default" w:ascii="Courier New" w:hAnsi="Courier New"/>
+        <w:sz w:val="20"/>
+      </w:rPr>
+    </w:lvl>
+    <w:lvl w:ilvl="4" w:tentative="1">
+      <w:start w:val="1"/>
+      <w:numFmt w:val="bullet"/>
+      <w:lvlText w:val=""/>
+      <w:lvlJc w:val="left"/>
+      <w:pPr>
+        <w:tabs>
+          <w:tab w:val="num" w:pos="3600"/>
+        </w:tabs>
+        <w:ind w:left="3600" w:hanging="360"/>
+      </w:pPr>
+      <w:rPr>
+        <w:rFonts w:hint="default" w:ascii="Wingdings" w:hAnsi="Wingdings"/>
+        <w:sz w:val="20"/>
+      </w:rPr>
+    </w:lvl>
+  </w:abstractNum>
+  <w:abstractNum w:abstractNumId="20">
+    <w:nsid w:val="7A736933"/>
+    <w:multiLevelType w:val="multilevel"/>
+    <w:tmpl w:val="1CFEC2F2"/>
+    <w:lvl w:ilvl="6" w:tentative="1">
+      <w:start w:val="1"/>
+      <w:numFmt w:val="bullet"/>
+      <w:lvlText w:val=""/>
+      <w:lvlJc w:val="left"/>
+      <w:pPr>
+        <w:tabs>
+          <w:tab w:val="num" w:pos="5040"/>
+        </w:tabs>
+        <w:ind w:left="5040" w:hanging="360"/>
+      </w:pPr>
+      <w:rPr>
+        <w:rFonts w:hint="default" w:ascii="Wingdings" w:hAnsi="Wingdings"/>
+        <w:sz w:val="20"/>
+      </w:rPr>
+    </w:lvl>
+    <w:lvl w:ilvl="4" w:tentative="1">
+      <w:start w:val="1"/>
+      <w:numFmt w:val="bullet"/>
+      <w:lvlText w:val=""/>
+      <w:lvlJc w:val="left"/>
+      <w:pPr>
+        <w:tabs>
+          <w:tab w:val="num" w:pos="3600"/>
+        </w:tabs>
+        <w:ind w:left="3600" w:hanging="360"/>
+      </w:pPr>
+      <w:rPr>
+        <w:rFonts w:hint="default" w:ascii="Wingdings" w:hAnsi="Wingdings"/>
+        <w:sz w:val="20"/>
+      </w:rPr>
+    </w:lvl>
     <w:lvl w:ilvl="5" w:tentative="1">
       <w:start w:val="1"/>
       <w:numFmt w:val="bullet"/>
@@ -17403,6 +19539,155 @@
           <w:tab w:val="num" w:pos="4320"/>
         </w:tabs>
         <w:ind w:left="4320" w:hanging="360"/>
+      </w:pPr>
+      <w:rPr>
+        <w:rFonts w:hint="default" w:ascii="Wingdings" w:hAnsi="Wingdings"/>
+        <w:sz w:val="20"/>
+      </w:rPr>
+    </w:lvl>
+    <w:lvl w:ilvl="3" w:tentative="1">
+      <w:start w:val="1"/>
+      <w:numFmt w:val="bullet"/>
+      <w:lvlText w:val=""/>
+      <w:lvlJc w:val="left"/>
+      <w:pPr>
+        <w:tabs>
+          <w:tab w:val="num" w:pos="2880"/>
+        </w:tabs>
+        <w:ind w:left="2880" w:hanging="360"/>
+      </w:pPr>
+      <w:rPr>
+        <w:rFonts w:hint="default" w:ascii="Wingdings" w:hAnsi="Wingdings"/>
+        <w:sz w:val="20"/>
+      </w:rPr>
+    </w:lvl>
+    <w:lvl w:ilvl="0">
+      <w:start w:val="1"/>
+      <w:numFmt w:val="bullet"/>
+      <w:lvlText w:val=""/>
+      <w:lvlJc w:val="left"/>
+      <w:pPr>
+        <w:tabs>
+          <w:tab w:val="num" w:pos="720"/>
+        </w:tabs>
+        <w:ind w:left="720" w:hanging="360"/>
+      </w:pPr>
+      <w:rPr>
+        <w:rFonts w:hint="default" w:ascii="Symbol" w:hAnsi="Symbol"/>
+        <w:sz w:val="20"/>
+      </w:rPr>
+    </w:lvl>
+    <w:lvl w:ilvl="1" w:tentative="1">
+      <w:start w:val="1"/>
+      <w:numFmt w:val="bullet"/>
+      <w:lvlText w:val="o"/>
+      <w:lvlJc w:val="left"/>
+      <w:pPr>
+        <w:tabs>
+          <w:tab w:val="num" w:pos="1440"/>
+        </w:tabs>
+        <w:ind w:left="1440" w:hanging="360"/>
+      </w:pPr>
+      <w:rPr>
+        <w:rFonts w:hint="default" w:ascii="Courier New" w:hAnsi="Courier New"/>
+        <w:sz w:val="20"/>
+      </w:rPr>
+    </w:lvl>
+    <w:lvl w:ilvl="7" w:tentative="1">
+      <w:start w:val="1"/>
+      <w:numFmt w:val="bullet"/>
+      <w:lvlText w:val=""/>
+      <w:lvlJc w:val="left"/>
+      <w:pPr>
+        <w:tabs>
+          <w:tab w:val="num" w:pos="5760"/>
+        </w:tabs>
+        <w:ind w:left="5760" w:hanging="360"/>
+      </w:pPr>
+      <w:rPr>
+        <w:rFonts w:hint="default" w:ascii="Wingdings" w:hAnsi="Wingdings"/>
+        <w:sz w:val="20"/>
+      </w:rPr>
+    </w:lvl>
+    <w:lvl w:ilvl="2" w:tentative="1">
+      <w:start w:val="1"/>
+      <w:numFmt w:val="bullet"/>
+      <w:lvlText w:val=""/>
+      <w:lvlJc w:val="left"/>
+      <w:pPr>
+        <w:tabs>
+          <w:tab w:val="num" w:pos="2160"/>
+        </w:tabs>
+        <w:ind w:left="2160" w:hanging="360"/>
+      </w:pPr>
+      <w:rPr>
+        <w:rFonts w:hint="default" w:ascii="Wingdings" w:hAnsi="Wingdings"/>
+        <w:sz w:val="20"/>
+      </w:rPr>
+    </w:lvl>
+    <w:lvl w:ilvl="8" w:tentative="1">
+      <w:start w:val="1"/>
+      <w:numFmt w:val="bullet"/>
+      <w:lvlText w:val=""/>
+      <w:lvlJc w:val="left"/>
+      <w:pPr>
+        <w:tabs>
+          <w:tab w:val="num" w:pos="6480"/>
+        </w:tabs>
+        <w:ind w:left="6480" w:hanging="360"/>
+      </w:pPr>
+      <w:rPr>
+        <w:rFonts w:hint="default" w:ascii="Wingdings" w:hAnsi="Wingdings"/>
+        <w:sz w:val="20"/>
+      </w:rPr>
+    </w:lvl>
+  </w:abstractNum>
+  <w:abstractNum w:abstractNumId="21">
+    <w:nsid w:val="03114749"/>
+    <w:multiLevelType w:val="multilevel"/>
+    <w:tmpl w:val="1CB006BA"/>
+    <w:lvl w:ilvl="4" w:tentative="1">
+      <w:start w:val="1"/>
+      <w:numFmt w:val="bullet"/>
+      <w:lvlText w:val=""/>
+      <w:lvlJc w:val="left"/>
+      <w:pPr>
+        <w:tabs>
+          <w:tab w:val="num" w:pos="3600"/>
+        </w:tabs>
+        <w:ind w:left="3600" w:hanging="360"/>
+      </w:pPr>
+      <w:rPr>
+        <w:rFonts w:hint="default" w:ascii="Wingdings" w:hAnsi="Wingdings"/>
+        <w:sz w:val="20"/>
+      </w:rPr>
+    </w:lvl>
+    <w:lvl w:ilvl="5" w:tentative="1">
+      <w:start w:val="1"/>
+      <w:numFmt w:val="bullet"/>
+      <w:lvlText w:val=""/>
+      <w:lvlJc w:val="left"/>
+      <w:pPr>
+        <w:tabs>
+          <w:tab w:val="num" w:pos="4320"/>
+        </w:tabs>
+        <w:ind w:left="4320" w:hanging="360"/>
+      </w:pPr>
+      <w:rPr>
+        <w:rFonts w:hint="default" w:ascii="Wingdings" w:hAnsi="Wingdings"/>
+        <w:sz w:val="20"/>
+      </w:rPr>
+    </w:lvl>
+    <w:lvl w:ilvl="7" w:tentative="1">
+      <w:start w:val="1"/>
+      <w:numFmt w:val="bullet"/>
+      <w:lvlText w:val=""/>
+      <w:lvlJc w:val="left"/>
+      <w:pPr>
+        <w:tabs>
+          <w:tab w:val="num" w:pos="5760"/>
+        </w:tabs>
+        <w:ind w:left="5760" w:hanging="360"/>
       </w:pPr>
       <w:rPr>
         <w:rFonts w:hint="default" w:ascii="Wingdings" w:hAnsi="Wingdings"/>
@@ -17425,6 +19710,70 @@
         <w:sz w:val="20"/>
       </w:rPr>
     </w:lvl>
+    <w:lvl w:ilvl="8" w:tentative="1">
+      <w:start w:val="1"/>
+      <w:numFmt w:val="bullet"/>
+      <w:lvlText w:val=""/>
+      <w:lvlJc w:val="left"/>
+      <w:pPr>
+        <w:tabs>
+          <w:tab w:val="num" w:pos="6480"/>
+        </w:tabs>
+        <w:ind w:left="6480" w:hanging="360"/>
+      </w:pPr>
+      <w:rPr>
+        <w:rFonts w:hint="default" w:ascii="Wingdings" w:hAnsi="Wingdings"/>
+        <w:sz w:val="20"/>
+      </w:rPr>
+    </w:lvl>
+    <w:lvl w:ilvl="1" w:tentative="1">
+      <w:start w:val="1"/>
+      <w:numFmt w:val="bullet"/>
+      <w:lvlText w:val="o"/>
+      <w:lvlJc w:val="left"/>
+      <w:pPr>
+        <w:tabs>
+          <w:tab w:val="num" w:pos="1440"/>
+        </w:tabs>
+        <w:ind w:left="1440" w:hanging="360"/>
+      </w:pPr>
+      <w:rPr>
+        <w:rFonts w:hint="default" w:ascii="Courier New" w:hAnsi="Courier New"/>
+        <w:sz w:val="20"/>
+      </w:rPr>
+    </w:lvl>
+    <w:lvl w:ilvl="2" w:tentative="1">
+      <w:start w:val="1"/>
+      <w:numFmt w:val="bullet"/>
+      <w:lvlText w:val=""/>
+      <w:lvlJc w:val="left"/>
+      <w:pPr>
+        <w:tabs>
+          <w:tab w:val="num" w:pos="2160"/>
+        </w:tabs>
+        <w:ind w:left="2160" w:hanging="360"/>
+      </w:pPr>
+      <w:rPr>
+        <w:rFonts w:hint="default" w:ascii="Wingdings" w:hAnsi="Wingdings"/>
+        <w:sz w:val="20"/>
+      </w:rPr>
+    </w:lvl>
+    <w:lvl w:ilvl="0">
+      <w:start w:val="1"/>
+      <w:numFmt w:val="bullet"/>
+      <w:lvlText w:val=""/>
+      <w:lvlJc w:val="left"/>
+      <w:pPr>
+        <w:tabs>
+          <w:tab w:val="num" w:pos="720"/>
+        </w:tabs>
+        <w:ind w:left="720" w:hanging="360"/>
+      </w:pPr>
+      <w:rPr>
+        <w:rFonts w:hint="default" w:ascii="Symbol" w:hAnsi="Symbol"/>
+        <w:sz w:val="20"/>
+      </w:rPr>
+    </w:lvl>
     <w:lvl w:ilvl="3" w:tentative="1">
       <w:start w:val="1"/>
       <w:numFmt w:val="bullet"/>
@@ -17435,6 +19784,75 @@
           <w:tab w:val="num" w:pos="2880"/>
         </w:tabs>
         <w:ind w:left="2880" w:hanging="360"/>
+      </w:pPr>
+      <w:rPr>
+        <w:rFonts w:hint="default" w:ascii="Wingdings" w:hAnsi="Wingdings"/>
+        <w:sz w:val="20"/>
+      </w:rPr>
+    </w:lvl>
+  </w:abstractNum>
+  <w:abstractNum w:abstractNumId="22">
+    <w:nsid w:val="0C4F70F6"/>
+    <w:multiLevelType w:val="multilevel"/>
+    <w:tmpl w:val="CC4C1C6A"/>
+    <w:lvl w:ilvl="3" w:tentative="1">
+      <w:start w:val="1"/>
+      <w:numFmt w:val="bullet"/>
+      <w:lvlText w:val=""/>
+      <w:lvlJc w:val="left"/>
+      <w:pPr>
+        <w:tabs>
+          <w:tab w:val="num" w:pos="2880"/>
+        </w:tabs>
+        <w:ind w:left="2880" w:hanging="360"/>
+      </w:pPr>
+      <w:rPr>
+        <w:rFonts w:hint="default" w:ascii="Wingdings" w:hAnsi="Wingdings"/>
+        <w:sz w:val="20"/>
+      </w:rPr>
+    </w:lvl>
+    <w:lvl w:ilvl="4" w:tentative="1">
+      <w:start w:val="1"/>
+      <w:numFmt w:val="bullet"/>
+      <w:lvlText w:val=""/>
+      <w:lvlJc w:val="left"/>
+      <w:pPr>
+        <w:tabs>
+          <w:tab w:val="num" w:pos="3600"/>
+        </w:tabs>
+        <w:ind w:left="3600" w:hanging="360"/>
+      </w:pPr>
+      <w:rPr>
+        <w:rFonts w:hint="default" w:ascii="Wingdings" w:hAnsi="Wingdings"/>
+        <w:sz w:val="20"/>
+      </w:rPr>
+    </w:lvl>
+    <w:lvl w:ilvl="0">
+      <w:start w:val="1"/>
+      <w:numFmt w:val="bullet"/>
+      <w:lvlText w:val=""/>
+      <w:lvlJc w:val="left"/>
+      <w:pPr>
+        <w:tabs>
+          <w:tab w:val="num" w:pos="720"/>
+        </w:tabs>
+        <w:ind w:left="720" w:hanging="360"/>
+      </w:pPr>
+      <w:rPr>
+        <w:rFonts w:hint="default" w:ascii="Symbol" w:hAnsi="Symbol"/>
+        <w:sz w:val="20"/>
+      </w:rPr>
+    </w:lvl>
+    <w:lvl w:ilvl="6" w:tentative="1">
+      <w:start w:val="1"/>
+      <w:numFmt w:val="bullet"/>
+      <w:lvlText w:val=""/>
+      <w:lvlJc w:val="left"/>
+      <w:pPr>
+        <w:tabs>
+          <w:tab w:val="num" w:pos="5040"/>
+        </w:tabs>
+        <w:ind w:left="5040" w:hanging="360"/>
       </w:pPr>
       <w:rPr>
         <w:rFonts w:hint="default" w:ascii="Wingdings" w:hAnsi="Wingdings"/>
@@ -17457,16 +19875,48 @@
         <w:sz w:val="20"/>
       </w:rPr>
     </w:lvl>
-    <w:lvl w:ilvl="4" w:tentative="1">
+    <w:lvl w:ilvl="1" w:tentative="1">
+      <w:start w:val="1"/>
+      <w:numFmt w:val="bullet"/>
+      <w:lvlText w:val="o"/>
+      <w:lvlJc w:val="left"/>
+      <w:pPr>
+        <w:tabs>
+          <w:tab w:val="num" w:pos="1440"/>
+        </w:tabs>
+        <w:ind w:left="1440" w:hanging="360"/>
+      </w:pPr>
+      <w:rPr>
+        <w:rFonts w:hint="default" w:ascii="Courier New" w:hAnsi="Courier New"/>
+        <w:sz w:val="20"/>
+      </w:rPr>
+    </w:lvl>
+    <w:lvl w:ilvl="7" w:tentative="1">
       <w:start w:val="1"/>
       <w:numFmt w:val="bullet"/>
       <w:lvlText w:val=""/>
       <w:lvlJc w:val="left"/>
       <w:pPr>
         <w:tabs>
-          <w:tab w:val="num" w:pos="3600"/>
+          <w:tab w:val="num" w:pos="5760"/>
         </w:tabs>
-        <w:ind w:left="3600" w:hanging="360"/>
+        <w:ind w:left="5760" w:hanging="360"/>
+      </w:pPr>
+      <w:rPr>
+        <w:rFonts w:hint="default" w:ascii="Wingdings" w:hAnsi="Wingdings"/>
+        <w:sz w:val="20"/>
+      </w:rPr>
+    </w:lvl>
+    <w:lvl w:ilvl="5" w:tentative="1">
+      <w:start w:val="1"/>
+      <w:numFmt w:val="bullet"/>
+      <w:lvlText w:val=""/>
+      <w:lvlJc w:val="left"/>
+      <w:pPr>
+        <w:tabs>
+          <w:tab w:val="num" w:pos="4320"/>
+        </w:tabs>
+        <w:ind w:left="4320" w:hanging="360"/>
       </w:pPr>
       <w:rPr>
         <w:rFonts w:hint="default" w:ascii="Wingdings" w:hAnsi="Wingdings"/>
@@ -17489,6 +19939,91 @@
         <w:sz w:val="20"/>
       </w:rPr>
     </w:lvl>
+  </w:abstractNum>
+  <w:abstractNum w:abstractNumId="23">
+    <w:nsid w:val="429B034B"/>
+    <w:multiLevelType w:val="multilevel"/>
+    <w:tmpl w:val="07C2D9A4"/>
+    <w:lvl w:ilvl="4" w:tentative="1">
+      <w:start w:val="1"/>
+      <w:numFmt w:val="bullet"/>
+      <w:lvlText w:val=""/>
+      <w:lvlJc w:val="left"/>
+      <w:pPr>
+        <w:tabs>
+          <w:tab w:val="num" w:pos="3600"/>
+        </w:tabs>
+        <w:ind w:left="3600" w:hanging="360"/>
+      </w:pPr>
+      <w:rPr>
+        <w:rFonts w:hint="default" w:ascii="Wingdings" w:hAnsi="Wingdings"/>
+        <w:sz w:val="20"/>
+      </w:rPr>
+    </w:lvl>
+    <w:lvl w:ilvl="6" w:tentative="1">
+      <w:start w:val="1"/>
+      <w:numFmt w:val="bullet"/>
+      <w:lvlText w:val=""/>
+      <w:lvlJc w:val="left"/>
+      <w:pPr>
+        <w:tabs>
+          <w:tab w:val="num" w:pos="5040"/>
+        </w:tabs>
+        <w:ind w:left="5040" w:hanging="360"/>
+      </w:pPr>
+      <w:rPr>
+        <w:rFonts w:hint="default" w:ascii="Wingdings" w:hAnsi="Wingdings"/>
+        <w:sz w:val="20"/>
+      </w:rPr>
+    </w:lvl>
+    <w:lvl w:ilvl="3" w:tentative="1">
+      <w:start w:val="1"/>
+      <w:numFmt w:val="bullet"/>
+      <w:lvlText w:val=""/>
+      <w:lvlJc w:val="left"/>
+      <w:pPr>
+        <w:tabs>
+          <w:tab w:val="num" w:pos="2880"/>
+        </w:tabs>
+        <w:ind w:left="2880" w:hanging="360"/>
+      </w:pPr>
+      <w:rPr>
+        <w:rFonts w:hint="default" w:ascii="Wingdings" w:hAnsi="Wingdings"/>
+        <w:sz w:val="20"/>
+      </w:rPr>
+    </w:lvl>
+    <w:lvl w:ilvl="2" w:tentative="1">
+      <w:start w:val="1"/>
+      <w:numFmt w:val="bullet"/>
+      <w:lvlText w:val=""/>
+      <w:lvlJc w:val="left"/>
+      <w:pPr>
+        <w:tabs>
+          <w:tab w:val="num" w:pos="2160"/>
+        </w:tabs>
+        <w:ind w:left="2160" w:hanging="360"/>
+      </w:pPr>
+      <w:rPr>
+        <w:rFonts w:hint="default" w:ascii="Wingdings" w:hAnsi="Wingdings"/>
+        <w:sz w:val="20"/>
+      </w:rPr>
+    </w:lvl>
+    <w:lvl w:ilvl="7" w:tentative="1">
+      <w:start w:val="1"/>
+      <w:numFmt w:val="bullet"/>
+      <w:lvlText w:val=""/>
+      <w:lvlJc w:val="left"/>
+      <w:pPr>
+        <w:tabs>
+          <w:tab w:val="num" w:pos="5760"/>
+        </w:tabs>
+        <w:ind w:left="5760" w:hanging="360"/>
+      </w:pPr>
+      <w:rPr>
+        <w:rFonts w:hint="default" w:ascii="Wingdings" w:hAnsi="Wingdings"/>
+        <w:sz w:val="20"/>
+      </w:rPr>
+    </w:lvl>
     <w:lvl w:ilvl="1" w:tentative="1">
       <w:start w:val="1"/>
       <w:numFmt w:val="bullet"/>
@@ -17505,21 +20040,16 @@
         <w:sz w:val="20"/>
       </w:rPr>
     </w:lvl>
-  </w:abstractNum>
-  <w:abstractNum w:abstractNumId="3">
-    <w:nsid w:val="1BB17A0E"/>
-    <w:multiLevelType w:val="multilevel"/>
-    <w:tmpl w:val="9D484124"/>
-    <w:lvl w:ilvl="4" w:tentative="1">
+    <w:lvl w:ilvl="8" w:tentative="1">
       <w:start w:val="1"/>
       <w:numFmt w:val="bullet"/>
       <w:lvlText w:val=""/>
       <w:lvlJc w:val="left"/>
       <w:pPr>
         <w:tabs>
-          <w:tab w:val="num" w:pos="3600"/>
+          <w:tab w:val="num" w:pos="6480"/>
         </w:tabs>
-        <w:ind w:left="3600" w:hanging="360"/>
+        <w:ind w:left="6480" w:hanging="360"/>
       </w:pPr>
       <w:rPr>
         <w:rFonts w:hint="default" w:ascii="Wingdings" w:hAnsi="Wingdings"/>
@@ -17542,16 +20072,37 @@
         <w:sz w:val="20"/>
       </w:rPr>
     </w:lvl>
-    <w:lvl w:ilvl="8" w:tentative="1">
+    <w:lvl w:ilvl="0">
+      <w:start w:val="1"/>
+      <w:numFmt w:val="bullet"/>
+      <w:lvlText w:val=""/>
+      <w:lvlJc w:val="left"/>
+      <w:pPr>
+        <w:tabs>
+          <w:tab w:val="num" w:pos="720"/>
+        </w:tabs>
+        <w:ind w:left="720" w:hanging="360"/>
+      </w:pPr>
+      <w:rPr>
+        <w:rFonts w:hint="default" w:ascii="Symbol" w:hAnsi="Symbol"/>
+        <w:sz w:val="20"/>
+      </w:rPr>
+    </w:lvl>
+  </w:abstractNum>
+  <w:abstractNum w:abstractNumId="24">
+    <w:nsid w:val="126D0C2A"/>
+    <w:multiLevelType w:val="multilevel"/>
+    <w:tmpl w:val="9F309FB0"/>
+    <w:lvl w:ilvl="2" w:tentative="1">
       <w:start w:val="1"/>
       <w:numFmt w:val="bullet"/>
       <w:lvlText w:val=""/>
       <w:lvlJc w:val="left"/>
       <w:pPr>
         <w:tabs>
-          <w:tab w:val="num" w:pos="6480"/>
+          <w:tab w:val="num" w:pos="2160"/>
         </w:tabs>
-        <w:ind w:left="6480" w:hanging="360"/>
+        <w:ind w:left="2160" w:hanging="360"/>
       </w:pPr>
       <w:rPr>
         <w:rFonts w:hint="default" w:ascii="Wingdings" w:hAnsi="Wingdings"/>
@@ -17574,38 +20125,6 @@
         <w:sz w:val="20"/>
       </w:rPr>
     </w:lvl>
-    <w:lvl w:ilvl="1" w:tentative="1">
-      <w:start w:val="1"/>
-      <w:numFmt w:val="bullet"/>
-      <w:lvlText w:val="o"/>
-      <w:lvlJc w:val="left"/>
-      <w:pPr>
-        <w:tabs>
-          <w:tab w:val="num" w:pos="1440"/>
-        </w:tabs>
-        <w:ind w:left="1440" w:hanging="360"/>
-      </w:pPr>
-      <w:rPr>
-        <w:rFonts w:hint="default" w:ascii="Courier New" w:hAnsi="Courier New"/>
-        <w:sz w:val="20"/>
-      </w:rPr>
-    </w:lvl>
-    <w:lvl w:ilvl="2" w:tentative="1">
-      <w:start w:val="1"/>
-      <w:numFmt w:val="bullet"/>
-      <w:lvlText w:val=""/>
-      <w:lvlJc w:val="left"/>
-      <w:pPr>
-        <w:tabs>
-          <w:tab w:val="num" w:pos="2160"/>
-        </w:tabs>
-        <w:ind w:left="2160" w:hanging="360"/>
-      </w:pPr>
-      <w:rPr>
-        <w:rFonts w:hint="default" w:ascii="Wingdings" w:hAnsi="Wingdings"/>
-        <w:sz w:val="20"/>
-      </w:rPr>
-    </w:lvl>
     <w:lvl w:ilvl="7" w:tentative="1">
       <w:start w:val="1"/>
       <w:numFmt w:val="bullet"/>
@@ -17638,114 +20157,35 @@
         <w:sz w:val="20"/>
       </w:rPr>
     </w:lvl>
-    <w:lvl w:ilvl="3" w:tentative="1">
+    <w:lvl w:ilvl="8" w:tentative="1">
       <w:start w:val="1"/>
       <w:numFmt w:val="bullet"/>
       <w:lvlText w:val=""/>
       <w:lvlJc w:val="left"/>
       <w:pPr>
         <w:tabs>
-          <w:tab w:val="num" w:pos="2880"/>
+          <w:tab w:val="num" w:pos="6480"/>
         </w:tabs>
-        <w:ind w:left="2880" w:hanging="360"/>
+        <w:ind w:left="6480" w:hanging="360"/>
       </w:pPr>
       <w:rPr>
         <w:rFonts w:hint="default" w:ascii="Wingdings" w:hAnsi="Wingdings"/>
         <w:sz w:val="20"/>
       </w:rPr>
     </w:lvl>
-  </w:abstractNum>
-  <w:abstractNum w:abstractNumId="4">
-    <w:lvl w:ilvl="0">
-      <w:start w:val="1"/>
-      <w:numFmt w:val="bullet"/>
-      <w:lvlText w:val=""/>
-      <w:lvlJc w:val="left"/>
-      <w:pPr>
-        <w:ind w:left="420" w:hanging="420"/>
-      </w:pPr>
-      <w:rPr>
-        <w:rFonts w:hint="default" w:ascii="Wingdings" w:hAnsi="Wingdings"/>
-      </w:rPr>
-    </w:lvl>
-  </w:abstractNum>
-  <w:abstractNum w:abstractNumId="5">
-    <w:lvl w:ilvl="0">
-      <w:start w:val="1"/>
-      <w:numFmt w:val="bullet"/>
-      <w:lvlText w:val=""/>
-      <w:lvlJc w:val="left"/>
-      <w:pPr>
-        <w:ind w:left="420" w:hanging="420"/>
-      </w:pPr>
-      <w:rPr>
-        <w:rFonts w:hint="default" w:ascii="Wingdings" w:hAnsi="Wingdings"/>
-      </w:rPr>
-    </w:lvl>
-  </w:abstractNum>
-  <w:abstractNum w:abstractNumId="6">
-    <w:lvl w:ilvl="0">
-      <w:start w:val="1"/>
-      <w:numFmt w:val="bullet"/>
-      <w:lvlText w:val=""/>
-      <w:lvlJc w:val="left"/>
-      <w:pPr>
-        <w:ind w:left="420" w:hanging="420"/>
-      </w:pPr>
-      <w:rPr>
-        <w:rFonts w:hint="default" w:ascii="Wingdings" w:hAnsi="Wingdings"/>
-      </w:rPr>
-    </w:lvl>
-  </w:abstractNum>
-  <w:abstractNum w:abstractNumId="7">
-    <w:nsid w:val="429B034B"/>
-    <w:multiLevelType w:val="multilevel"/>
-    <w:tmpl w:val="07C2D9A4"/>
-    <w:lvl w:ilvl="2" w:tentative="1">
+    <w:lvl w:ilvl="5" w:tentative="1">
       <w:start w:val="1"/>
       <w:numFmt w:val="bullet"/>
       <w:lvlText w:val=""/>
       <w:lvlJc w:val="left"/>
       <w:pPr>
         <w:tabs>
-          <w:tab w:val="num" w:pos="2160"/>
+          <w:tab w:val="num" w:pos="4320"/>
         </w:tabs>
-        <w:ind w:left="2160" w:hanging="360"/>
+        <w:ind w:left="4320" w:hanging="360"/>
       </w:pPr>
       <w:rPr>
         <w:rFonts w:hint="default" w:ascii="Wingdings" w:hAnsi="Wingdings"/>
-        <w:sz w:val="20"/>
-      </w:rPr>
-    </w:lvl>
-    <w:lvl w:ilvl="7" w:tentative="1">
-      <w:start w:val="1"/>
-      <w:numFmt w:val="bullet"/>
-      <w:lvlText w:val=""/>
-      <w:lvlJc w:val="left"/>
-      <w:pPr>
-        <w:tabs>
-          <w:tab w:val="num" w:pos="5760"/>
-        </w:tabs>
-        <w:ind w:left="5760" w:hanging="360"/>
-      </w:pPr>
-      <w:rPr>
-        <w:rFonts w:hint="default" w:ascii="Wingdings" w:hAnsi="Wingdings"/>
-        <w:sz w:val="20"/>
-      </w:rPr>
-    </w:lvl>
-    <w:lvl w:ilvl="0">
-      <w:start w:val="1"/>
-      <w:numFmt w:val="bullet"/>
-      <w:lvlText w:val=""/>
-      <w:lvlJc w:val="left"/>
-      <w:pPr>
-        <w:tabs>
-          <w:tab w:val="num" w:pos="720"/>
-        </w:tabs>
-        <w:ind w:left="720" w:hanging="360"/>
-      </w:pPr>
-      <w:rPr>
-        <w:rFonts w:hint="default" w:ascii="Symbol" w:hAnsi="Symbol"/>
         <w:sz w:val="20"/>
       </w:rPr>
     </w:lvl>
@@ -17797,6 +20237,43 @@
         <w:sz w:val="20"/>
       </w:rPr>
     </w:lvl>
+  </w:abstractNum>
+  <w:abstractNum w:abstractNumId="25">
+    <w:nsid w:val="678D6B15"/>
+    <w:multiLevelType w:val="multilevel"/>
+    <w:tmpl w:val="BE707422"/>
+    <w:lvl w:ilvl="6" w:tentative="1">
+      <w:start w:val="1"/>
+      <w:numFmt w:val="bullet"/>
+      <w:lvlText w:val=""/>
+      <w:lvlJc w:val="left"/>
+      <w:pPr>
+        <w:tabs>
+          <w:tab w:val="num" w:pos="5040"/>
+        </w:tabs>
+        <w:ind w:left="5040" w:hanging="360"/>
+      </w:pPr>
+      <w:rPr>
+        <w:rFonts w:hint="default" w:ascii="Wingdings" w:hAnsi="Wingdings"/>
+        <w:sz w:val="20"/>
+      </w:rPr>
+    </w:lvl>
+    <w:lvl w:ilvl="4" w:tentative="1">
+      <w:start w:val="1"/>
+      <w:numFmt w:val="bullet"/>
+      <w:lvlText w:val=""/>
+      <w:lvlJc w:val="left"/>
+      <w:pPr>
+        <w:tabs>
+          <w:tab w:val="num" w:pos="3600"/>
+        </w:tabs>
+        <w:ind w:left="3600" w:hanging="360"/>
+      </w:pPr>
+      <w:rPr>
+        <w:rFonts w:hint="default" w:ascii="Wingdings" w:hAnsi="Wingdings"/>
+        <w:sz w:val="20"/>
+      </w:rPr>
+    </w:lvl>
     <w:lvl w:ilvl="5" w:tentative="1">
       <w:start w:val="1"/>
       <w:numFmt w:val="bullet"/>
@@ -17807,6 +20284,86 @@
           <w:tab w:val="num" w:pos="4320"/>
         </w:tabs>
         <w:ind w:left="4320" w:hanging="360"/>
+      </w:pPr>
+      <w:rPr>
+        <w:rFonts w:hint="default" w:ascii="Wingdings" w:hAnsi="Wingdings"/>
+        <w:sz w:val="20"/>
+      </w:rPr>
+    </w:lvl>
+    <w:lvl w:ilvl="3" w:tentative="1">
+      <w:start w:val="1"/>
+      <w:numFmt w:val="bullet"/>
+      <w:lvlText w:val=""/>
+      <w:lvlJc w:val="left"/>
+      <w:pPr>
+        <w:tabs>
+          <w:tab w:val="num" w:pos="2880"/>
+        </w:tabs>
+        <w:ind w:left="2880" w:hanging="360"/>
+      </w:pPr>
+      <w:rPr>
+        <w:rFonts w:hint="default" w:ascii="Wingdings" w:hAnsi="Wingdings"/>
+        <w:sz w:val="20"/>
+      </w:rPr>
+    </w:lvl>
+    <w:lvl w:ilvl="1" w:tentative="1">
+      <w:start w:val="1"/>
+      <w:numFmt w:val="bullet"/>
+      <w:lvlText w:val="o"/>
+      <w:lvlJc w:val="left"/>
+      <w:pPr>
+        <w:tabs>
+          <w:tab w:val="num" w:pos="1440"/>
+        </w:tabs>
+        <w:ind w:left="1440" w:hanging="360"/>
+      </w:pPr>
+      <w:rPr>
+        <w:rFonts w:hint="default" w:ascii="Courier New" w:hAnsi="Courier New"/>
+        <w:sz w:val="20"/>
+      </w:rPr>
+    </w:lvl>
+    <w:lvl w:ilvl="0">
+      <w:start w:val="1"/>
+      <w:numFmt w:val="bullet"/>
+      <w:lvlText w:val=""/>
+      <w:lvlJc w:val="left"/>
+      <w:pPr>
+        <w:tabs>
+          <w:tab w:val="num" w:pos="720"/>
+        </w:tabs>
+        <w:ind w:left="720" w:hanging="360"/>
+      </w:pPr>
+      <w:rPr>
+        <w:rFonts w:hint="default" w:ascii="Symbol" w:hAnsi="Symbol"/>
+        <w:sz w:val="20"/>
+      </w:rPr>
+    </w:lvl>
+    <w:lvl w:ilvl="7" w:tentative="1">
+      <w:start w:val="1"/>
+      <w:numFmt w:val="bullet"/>
+      <w:lvlText w:val=""/>
+      <w:lvlJc w:val="left"/>
+      <w:pPr>
+        <w:tabs>
+          <w:tab w:val="num" w:pos="5760"/>
+        </w:tabs>
+        <w:ind w:left="5760" w:hanging="360"/>
+      </w:pPr>
+      <w:rPr>
+        <w:rFonts w:hint="default" w:ascii="Wingdings" w:hAnsi="Wingdings"/>
+        <w:sz w:val="20"/>
+      </w:rPr>
+    </w:lvl>
+    <w:lvl w:ilvl="2" w:tentative="1">
+      <w:start w:val="1"/>
+      <w:numFmt w:val="bullet"/>
+      <w:lvlText w:val=""/>
+      <w:lvlJc w:val="left"/>
+      <w:pPr>
+        <w:tabs>
+          <w:tab w:val="num" w:pos="2160"/>
+        </w:tabs>
+        <w:ind w:left="2160" w:hanging="360"/>
       </w:pPr>
       <w:rPr>
         <w:rFonts w:hint="default" w:ascii="Wingdings" w:hAnsi="Wingdings"/>
@@ -17829,6 +20386,91 @@
         <w:sz w:val="20"/>
       </w:rPr>
     </w:lvl>
+  </w:abstractNum>
+  <w:abstractNum w:abstractNumId="26">
+    <w:lvl w:ilvl="0">
+      <w:start w:val="1"/>
+      <w:numFmt w:val="bullet"/>
+      <w:lvlText w:val=""/>
+      <w:lvlJc w:val="left"/>
+      <w:pPr>
+        <w:ind w:left="420" w:hanging="420"/>
+      </w:pPr>
+      <w:rPr>
+        <w:rFonts w:hint="default" w:ascii="Wingdings" w:hAnsi="Wingdings"/>
+      </w:rPr>
+    </w:lvl>
+  </w:abstractNum>
+  <w:abstractNum w:abstractNumId="27">
+    <w:lvl w:ilvl="0">
+      <w:start w:val="1"/>
+      <w:numFmt w:val="bullet"/>
+      <w:lvlText w:val=""/>
+      <w:lvlJc w:val="left"/>
+      <w:pPr>
+        <w:ind w:left="420" w:hanging="420"/>
+      </w:pPr>
+      <w:rPr>
+        <w:rFonts w:hint="default" w:ascii="Wingdings" w:hAnsi="Wingdings"/>
+      </w:rPr>
+    </w:lvl>
+  </w:abstractNum>
+  <w:abstractNum w:abstractNumId="28">
+    <w:lvl w:ilvl="0">
+      <w:start w:val="1"/>
+      <w:numFmt w:val="bullet"/>
+      <w:lvlText w:val=""/>
+      <w:lvlJc w:val="left"/>
+      <w:pPr>
+        <w:ind w:left="420" w:hanging="420"/>
+      </w:pPr>
+      <w:rPr>
+        <w:rFonts w:hint="default" w:ascii="Wingdings" w:hAnsi="Wingdings"/>
+      </w:rPr>
+    </w:lvl>
+  </w:abstractNum>
+  <w:abstractNum w:abstractNumId="29">
+    <w:lvl w:ilvl="0">
+      <w:start w:val="1"/>
+      <w:numFmt w:val="decimal"/>
+      <w:lvlText w:val="%1."/>
+      <w:lvlJc w:val="left"/>
+      <w:pPr>
+        <w:ind w:left="420" w:hanging="420"/>
+      </w:pPr>
+    </w:lvl>
+  </w:abstractNum>
+  <w:abstractNum w:abstractNumId="30">
+    <w:lvl w:ilvl="0">
+      <w:start w:val="1"/>
+      <w:numFmt w:val="decimal"/>
+      <w:lvlText w:val="%1."/>
+      <w:lvlJc w:val="left"/>
+      <w:pPr>
+        <w:ind w:left="420" w:hanging="420"/>
+      </w:pPr>
+    </w:lvl>
+  </w:abstractNum>
+  <w:abstractNum w:abstractNumId="31">
+    <w:nsid w:val="6C4C76C6"/>
+    <w:multiLevelType w:val="multilevel"/>
+    <w:tmpl w:val="A6EC3C5C"/>
+    <w:lvl w:ilvl="7" w:tentative="1">
+      <w:start w:val="1"/>
+      <w:numFmt w:val="bullet"/>
+      <w:lvlText w:val=""/>
+      <w:lvlJc w:val="left"/>
+      <w:pPr>
+        <w:tabs>
+          <w:tab w:val="num" w:pos="5760"/>
+        </w:tabs>
+        <w:ind w:left="5760" w:hanging="360"/>
+      </w:pPr>
+      <w:rPr>
+        <w:rFonts w:hint="default" w:ascii="Wingdings" w:hAnsi="Wingdings"/>
+        <w:sz w:val="20"/>
+      </w:rPr>
+    </w:lvl>
     <w:lvl w:ilvl="6" w:tentative="1">
       <w:start w:val="1"/>
       <w:numFmt w:val="bullet"/>
@@ -17839,43 +20481,6 @@
           <w:tab w:val="num" w:pos="5040"/>
         </w:tabs>
         <w:ind w:left="5040" w:hanging="360"/>
-      </w:pPr>
-      <w:rPr>
-        <w:rFonts w:hint="default" w:ascii="Wingdings" w:hAnsi="Wingdings"/>
-        <w:sz w:val="20"/>
-      </w:rPr>
-    </w:lvl>
-  </w:abstractNum>
-  <w:abstractNum w:abstractNumId="8">
-    <w:nsid w:val="126D0C2A"/>
-    <w:multiLevelType w:val="multilevel"/>
-    <w:tmpl w:val="9F309FB0"/>
-    <w:lvl w:ilvl="6" w:tentative="1">
-      <w:start w:val="1"/>
-      <w:numFmt w:val="bullet"/>
-      <w:lvlText w:val=""/>
-      <w:lvlJc w:val="left"/>
-      <w:pPr>
-        <w:tabs>
-          <w:tab w:val="num" w:pos="5040"/>
-        </w:tabs>
-        <w:ind w:left="5040" w:hanging="360"/>
-      </w:pPr>
-      <w:rPr>
-        <w:rFonts w:hint="default" w:ascii="Wingdings" w:hAnsi="Wingdings"/>
-        <w:sz w:val="20"/>
-      </w:rPr>
-    </w:lvl>
-    <w:lvl w:ilvl="7" w:tentative="1">
-      <w:start w:val="1"/>
-      <w:numFmt w:val="bullet"/>
-      <w:lvlText w:val=""/>
-      <w:lvlJc w:val="left"/>
-      <w:pPr>
-        <w:tabs>
-          <w:tab w:val="num" w:pos="5760"/>
-        </w:tabs>
-        <w:ind w:left="5760" w:hanging="360"/>
       </w:pPr>
       <w:rPr>
         <w:rFonts w:hint="default" w:ascii="Wingdings" w:hAnsi="Wingdings"/>
@@ -17898,6 +20503,22 @@
         <w:sz w:val="20"/>
       </w:rPr>
     </w:lvl>
+    <w:lvl w:ilvl="5" w:tentative="1">
+      <w:start w:val="1"/>
+      <w:numFmt w:val="bullet"/>
+      <w:lvlText w:val=""/>
+      <w:lvlJc w:val="left"/>
+      <w:pPr>
+        <w:tabs>
+          <w:tab w:val="num" w:pos="4320"/>
+        </w:tabs>
+        <w:ind w:left="4320" w:hanging="360"/>
+      </w:pPr>
+      <w:rPr>
+        <w:rFonts w:hint="default" w:ascii="Wingdings" w:hAnsi="Wingdings"/>
+        <w:sz w:val="20"/>
+      </w:rPr>
+    </w:lvl>
     <w:lvl w:ilvl="4" w:tentative="1">
       <w:start w:val="1"/>
       <w:numFmt w:val="bullet"/>
@@ -17914,19 +20535,35 @@
         <w:sz w:val="20"/>
       </w:rPr>
     </w:lvl>
-    <w:lvl w:ilvl="5" w:tentative="1">
+    <w:lvl w:ilvl="1" w:tentative="1">
       <w:start w:val="1"/>
       <w:numFmt w:val="bullet"/>
-      <w:lvlText w:val=""/>
+      <w:lvlText w:val="o"/>
       <w:lvlJc w:val="left"/>
       <w:pPr>
         <w:tabs>
-          <w:tab w:val="num" w:pos="4320"/>
+          <w:tab w:val="num" w:pos="1440"/>
         </w:tabs>
-        <w:ind w:left="4320" w:hanging="360"/>
+        <w:ind w:left="1440" w:hanging="360"/>
       </w:pPr>
       <w:rPr>
-        <w:rFonts w:hint="default" w:ascii="Wingdings" w:hAnsi="Wingdings"/>
+        <w:rFonts w:hint="default" w:ascii="Courier New" w:hAnsi="Courier New"/>
+        <w:sz w:val="20"/>
+      </w:rPr>
+    </w:lvl>
+    <w:lvl w:ilvl="0">
+      <w:start w:val="1"/>
+      <w:numFmt w:val="bullet"/>
+      <w:lvlText w:val=""/>
+      <w:lvlJc w:val="left"/>
+      <w:pPr>
+        <w:tabs>
+          <w:tab w:val="num" w:pos="720"/>
+        </w:tabs>
+        <w:ind w:left="720" w:hanging="360"/>
+      </w:pPr>
+      <w:rPr>
+        <w:rFonts w:hint="default" w:ascii="Symbol" w:hAnsi="Symbol"/>
         <w:sz w:val="20"/>
       </w:rPr>
     </w:lvl>
@@ -17940,107 +20577,6 @@
           <w:tab w:val="num" w:pos="6480"/>
         </w:tabs>
         <w:ind w:left="6480" w:hanging="360"/>
-      </w:pPr>
-      <w:rPr>
-        <w:rFonts w:hint="default" w:ascii="Wingdings" w:hAnsi="Wingdings"/>
-        <w:sz w:val="20"/>
-      </w:rPr>
-    </w:lvl>
-    <w:lvl w:ilvl="0">
-      <w:start w:val="1"/>
-      <w:numFmt w:val="bullet"/>
-      <w:lvlText w:val=""/>
-      <w:lvlJc w:val="left"/>
-      <w:pPr>
-        <w:tabs>
-          <w:tab w:val="num" w:pos="720"/>
-        </w:tabs>
-        <w:ind w:left="720" w:hanging="360"/>
-      </w:pPr>
-      <w:rPr>
-        <w:rFonts w:hint="default" w:ascii="Symbol" w:hAnsi="Symbol"/>
-        <w:sz w:val="20"/>
-      </w:rPr>
-    </w:lvl>
-    <w:lvl w:ilvl="1" w:tentative="1">
-      <w:start w:val="1"/>
-      <w:numFmt w:val="bullet"/>
-      <w:lvlText w:val="o"/>
-      <w:lvlJc w:val="left"/>
-      <w:pPr>
-        <w:tabs>
-          <w:tab w:val="num" w:pos="1440"/>
-        </w:tabs>
-        <w:ind w:left="1440" w:hanging="360"/>
-      </w:pPr>
-      <w:rPr>
-        <w:rFonts w:hint="default" w:ascii="Courier New" w:hAnsi="Courier New"/>
-        <w:sz w:val="20"/>
-      </w:rPr>
-    </w:lvl>
-    <w:lvl w:ilvl="2" w:tentative="1">
-      <w:start w:val="1"/>
-      <w:numFmt w:val="bullet"/>
-      <w:lvlText w:val=""/>
-      <w:lvlJc w:val="left"/>
-      <w:pPr>
-        <w:tabs>
-          <w:tab w:val="num" w:pos="2160"/>
-        </w:tabs>
-        <w:ind w:left="2160" w:hanging="360"/>
-      </w:pPr>
-      <w:rPr>
-        <w:rFonts w:hint="default" w:ascii="Wingdings" w:hAnsi="Wingdings"/>
-        <w:sz w:val="20"/>
-      </w:rPr>
-    </w:lvl>
-  </w:abstractNum>
-  <w:abstractNum w:abstractNumId="9">
-    <w:nsid w:val="1DB6012D"/>
-    <w:multiLevelType w:val="multilevel"/>
-    <w:tmpl w:val="8758DCB6"/>
-    <w:lvl w:ilvl="0">
-      <w:start w:val="1"/>
-      <w:numFmt w:val="bullet"/>
-      <w:lvlText w:val=""/>
-      <w:lvlJc w:val="left"/>
-      <w:pPr>
-        <w:tabs>
-          <w:tab w:val="num" w:pos="720"/>
-        </w:tabs>
-        <w:ind w:left="720" w:hanging="360"/>
-      </w:pPr>
-      <w:rPr>
-        <w:rFonts w:hint="default" w:ascii="Symbol" w:hAnsi="Symbol"/>
-        <w:sz w:val="20"/>
-      </w:rPr>
-    </w:lvl>
-    <w:lvl w:ilvl="6" w:tentative="1">
-      <w:start w:val="1"/>
-      <w:numFmt w:val="bullet"/>
-      <w:lvlText w:val=""/>
-      <w:lvlJc w:val="left"/>
-      <w:pPr>
-        <w:tabs>
-          <w:tab w:val="num" w:pos="5040"/>
-        </w:tabs>
-        <w:ind w:left="5040" w:hanging="360"/>
-      </w:pPr>
-      <w:rPr>
-        <w:rFonts w:hint="default" w:ascii="Wingdings" w:hAnsi="Wingdings"/>
-        <w:sz w:val="20"/>
-      </w:rPr>
-    </w:lvl>
-    <w:lvl w:ilvl="5" w:tentative="1">
-      <w:start w:val="1"/>
-      <w:numFmt w:val="bullet"/>
-      <w:lvlText w:val=""/>
-      <w:lvlJc w:val="left"/>
-      <w:pPr>
-        <w:tabs>
-          <w:tab w:val="num" w:pos="4320"/>
-        </w:tabs>
-        <w:ind w:left="4320" w:hanging="360"/>
       </w:pPr>
       <w:rPr>
         <w:rFonts w:hint="default" w:ascii="Wingdings" w:hAnsi="Wingdings"/>
@@ -18063,88 +20599,8 @@
         <w:sz w:val="20"/>
       </w:rPr>
     </w:lvl>
-    <w:lvl w:ilvl="3" w:tentative="1">
-      <w:start w:val="1"/>
-      <w:numFmt w:val="bullet"/>
-      <w:lvlText w:val=""/>
-      <w:lvlJc w:val="left"/>
-      <w:pPr>
-        <w:tabs>
-          <w:tab w:val="num" w:pos="2880"/>
-        </w:tabs>
-        <w:ind w:left="2880" w:hanging="360"/>
-      </w:pPr>
-      <w:rPr>
-        <w:rFonts w:hint="default" w:ascii="Wingdings" w:hAnsi="Wingdings"/>
-        <w:sz w:val="20"/>
-      </w:rPr>
-    </w:lvl>
-    <w:lvl w:ilvl="8" w:tentative="1">
-      <w:start w:val="1"/>
-      <w:numFmt w:val="bullet"/>
-      <w:lvlText w:val=""/>
-      <w:lvlJc w:val="left"/>
-      <w:pPr>
-        <w:tabs>
-          <w:tab w:val="num" w:pos="6480"/>
-        </w:tabs>
-        <w:ind w:left="6480" w:hanging="360"/>
-      </w:pPr>
-      <w:rPr>
-        <w:rFonts w:hint="default" w:ascii="Wingdings" w:hAnsi="Wingdings"/>
-        <w:sz w:val="20"/>
-      </w:rPr>
-    </w:lvl>
-    <w:lvl w:ilvl="4" w:tentative="1">
-      <w:start w:val="1"/>
-      <w:numFmt w:val="bullet"/>
-      <w:lvlText w:val=""/>
-      <w:lvlJc w:val="left"/>
-      <w:pPr>
-        <w:tabs>
-          <w:tab w:val="num" w:pos="3600"/>
-        </w:tabs>
-        <w:ind w:left="3600" w:hanging="360"/>
-      </w:pPr>
-      <w:rPr>
-        <w:rFonts w:hint="default" w:ascii="Wingdings" w:hAnsi="Wingdings"/>
-        <w:sz w:val="20"/>
-      </w:rPr>
-    </w:lvl>
-    <w:lvl w:ilvl="1" w:tentative="1">
-      <w:start w:val="1"/>
-      <w:numFmt w:val="bullet"/>
-      <w:lvlText w:val="o"/>
-      <w:lvlJc w:val="left"/>
-      <w:pPr>
-        <w:tabs>
-          <w:tab w:val="num" w:pos="1440"/>
-        </w:tabs>
-        <w:ind w:left="1440" w:hanging="360"/>
-      </w:pPr>
-      <w:rPr>
-        <w:rFonts w:hint="default" w:ascii="Courier New" w:hAnsi="Courier New"/>
-        <w:sz w:val="20"/>
-      </w:rPr>
-    </w:lvl>
-    <w:lvl w:ilvl="7" w:tentative="1">
-      <w:start w:val="1"/>
-      <w:numFmt w:val="bullet"/>
-      <w:lvlText w:val=""/>
-      <w:lvlJc w:val="left"/>
-      <w:pPr>
-        <w:tabs>
-          <w:tab w:val="num" w:pos="5760"/>
-        </w:tabs>
-        <w:ind w:left="5760" w:hanging="360"/>
-      </w:pPr>
-      <w:rPr>
-        <w:rFonts w:hint="default" w:ascii="Wingdings" w:hAnsi="Wingdings"/>
-        <w:sz w:val="20"/>
-      </w:rPr>
-    </w:lvl>
   </w:abstractNum>
-  <w:abstractNum w:abstractNumId="10">
+  <w:abstractNum w:abstractNumId="32">
     <w:lvl w:ilvl="0">
       <w:start w:val="1"/>
       <w:numFmt w:val="bullet"/>
@@ -18158,2557 +20614,101 @@
       </w:rPr>
     </w:lvl>
   </w:abstractNum>
-  <w:abstractNum w:abstractNumId="11">
-    <w:nsid w:val="64E208B7"/>
-    <w:multiLevelType w:val="multilevel"/>
-    <w:tmpl w:val="EB5480CA"/>
-    <w:lvl w:ilvl="6" w:tentative="1">
-      <w:start w:val="1"/>
-      <w:numFmt w:val="bullet"/>
-      <w:lvlText w:val=""/>
-      <w:lvlJc w:val="left"/>
-      <w:pPr>
-        <w:tabs>
-          <w:tab w:val="num" w:pos="5040"/>
-        </w:tabs>
-        <w:ind w:left="5040" w:hanging="360"/>
-      </w:pPr>
-      <w:rPr>
-        <w:rFonts w:hint="default" w:ascii="Wingdings" w:hAnsi="Wingdings"/>
-        <w:sz w:val="20"/>
-      </w:rPr>
-    </w:lvl>
-    <w:lvl w:ilvl="5" w:tentative="1">
-      <w:start w:val="1"/>
-      <w:numFmt w:val="bullet"/>
-      <w:lvlText w:val=""/>
-      <w:lvlJc w:val="left"/>
-      <w:pPr>
-        <w:tabs>
-          <w:tab w:val="num" w:pos="4320"/>
-        </w:tabs>
-        <w:ind w:left="4320" w:hanging="360"/>
-      </w:pPr>
-      <w:rPr>
-        <w:rFonts w:hint="default" w:ascii="Wingdings" w:hAnsi="Wingdings"/>
-        <w:sz w:val="20"/>
-      </w:rPr>
-    </w:lvl>
-    <w:lvl w:ilvl="2" w:tentative="1">
-      <w:start w:val="1"/>
-      <w:numFmt w:val="bullet"/>
-      <w:lvlText w:val=""/>
-      <w:lvlJc w:val="left"/>
-      <w:pPr>
-        <w:tabs>
-          <w:tab w:val="num" w:pos="2160"/>
-        </w:tabs>
-        <w:ind w:left="2160" w:hanging="360"/>
-      </w:pPr>
-      <w:rPr>
-        <w:rFonts w:hint="default" w:ascii="Wingdings" w:hAnsi="Wingdings"/>
-        <w:sz w:val="20"/>
-      </w:rPr>
-    </w:lvl>
-    <w:lvl w:ilvl="7" w:tentative="1">
-      <w:start w:val="1"/>
-      <w:numFmt w:val="bullet"/>
-      <w:lvlText w:val=""/>
-      <w:lvlJc w:val="left"/>
-      <w:pPr>
-        <w:tabs>
-          <w:tab w:val="num" w:pos="5760"/>
-        </w:tabs>
-        <w:ind w:left="5760" w:hanging="360"/>
-      </w:pPr>
-      <w:rPr>
-        <w:rFonts w:hint="default" w:ascii="Wingdings" w:hAnsi="Wingdings"/>
-        <w:sz w:val="20"/>
-      </w:rPr>
-    </w:lvl>
-    <w:lvl w:ilvl="0">
-      <w:start w:val="1"/>
-      <w:numFmt w:val="bullet"/>
-      <w:lvlText w:val=""/>
-      <w:lvlJc w:val="left"/>
-      <w:pPr>
-        <w:tabs>
-          <w:tab w:val="num" w:pos="720"/>
-        </w:tabs>
-        <w:ind w:left="720" w:hanging="360"/>
-      </w:pPr>
-      <w:rPr>
-        <w:rFonts w:hint="default" w:ascii="Symbol" w:hAnsi="Symbol"/>
-        <w:sz w:val="20"/>
-      </w:rPr>
-    </w:lvl>
-    <w:lvl w:ilvl="1" w:tentative="1">
-      <w:start w:val="1"/>
-      <w:numFmt w:val="bullet"/>
-      <w:lvlText w:val="o"/>
-      <w:lvlJc w:val="left"/>
-      <w:pPr>
-        <w:tabs>
-          <w:tab w:val="num" w:pos="1440"/>
-        </w:tabs>
-        <w:ind w:left="1440" w:hanging="360"/>
-      </w:pPr>
-      <w:rPr>
-        <w:rFonts w:hint="default" w:ascii="Courier New" w:hAnsi="Courier New"/>
-        <w:sz w:val="20"/>
-      </w:rPr>
-    </w:lvl>
-    <w:lvl w:ilvl="3" w:tentative="1">
-      <w:start w:val="1"/>
-      <w:numFmt w:val="bullet"/>
-      <w:lvlText w:val=""/>
-      <w:lvlJc w:val="left"/>
-      <w:pPr>
-        <w:tabs>
-          <w:tab w:val="num" w:pos="2880"/>
-        </w:tabs>
-        <w:ind w:left="2880" w:hanging="360"/>
-      </w:pPr>
-      <w:rPr>
-        <w:rFonts w:hint="default" w:ascii="Wingdings" w:hAnsi="Wingdings"/>
-        <w:sz w:val="20"/>
-      </w:rPr>
-    </w:lvl>
-    <w:lvl w:ilvl="8" w:tentative="1">
-      <w:start w:val="1"/>
-      <w:numFmt w:val="bullet"/>
-      <w:lvlText w:val=""/>
-      <w:lvlJc w:val="left"/>
-      <w:pPr>
-        <w:tabs>
-          <w:tab w:val="num" w:pos="6480"/>
-        </w:tabs>
-        <w:ind w:left="6480" w:hanging="360"/>
-      </w:pPr>
-      <w:rPr>
-        <w:rFonts w:hint="default" w:ascii="Wingdings" w:hAnsi="Wingdings"/>
-        <w:sz w:val="20"/>
-      </w:rPr>
-    </w:lvl>
-    <w:lvl w:ilvl="4" w:tentative="1">
-      <w:start w:val="1"/>
-      <w:numFmt w:val="bullet"/>
-      <w:lvlText w:val=""/>
-      <w:lvlJc w:val="left"/>
-      <w:pPr>
-        <w:tabs>
-          <w:tab w:val="num" w:pos="3600"/>
-        </w:tabs>
-        <w:ind w:left="3600" w:hanging="360"/>
-      </w:pPr>
-      <w:rPr>
-        <w:rFonts w:hint="default" w:ascii="Wingdings" w:hAnsi="Wingdings"/>
-        <w:sz w:val="20"/>
-      </w:rPr>
-    </w:lvl>
-  </w:abstractNum>
-  <w:abstractNum w:abstractNumId="12">
-    <w:lvl w:ilvl="0">
-      <w:start w:val="1"/>
-      <w:numFmt w:val="decimal"/>
-      <w:lvlText w:val="%1."/>
-      <w:lvlJc w:val="left"/>
-      <w:pPr>
-        <w:ind w:left="420" w:hanging="420"/>
-      </w:pPr>
-    </w:lvl>
-  </w:abstractNum>
-  <w:abstractNum w:abstractNumId="13">
-    <w:nsid w:val="03114749"/>
-    <w:multiLevelType w:val="multilevel"/>
-    <w:tmpl w:val="1CB006BA"/>
-    <w:lvl w:ilvl="5" w:tentative="1">
-      <w:start w:val="1"/>
-      <w:numFmt w:val="bullet"/>
-      <w:lvlText w:val=""/>
-      <w:lvlJc w:val="left"/>
-      <w:pPr>
-        <w:tabs>
-          <w:tab w:val="num" w:pos="4320"/>
-        </w:tabs>
-        <w:ind w:left="4320" w:hanging="360"/>
-      </w:pPr>
-      <w:rPr>
-        <w:rFonts w:hint="default" w:ascii="Wingdings" w:hAnsi="Wingdings"/>
-        <w:sz w:val="20"/>
-      </w:rPr>
-    </w:lvl>
-    <w:lvl w:ilvl="2" w:tentative="1">
-      <w:start w:val="1"/>
-      <w:numFmt w:val="bullet"/>
-      <w:lvlText w:val=""/>
-      <w:lvlJc w:val="left"/>
-      <w:pPr>
-        <w:tabs>
-          <w:tab w:val="num" w:pos="2160"/>
-        </w:tabs>
-        <w:ind w:left="2160" w:hanging="360"/>
-      </w:pPr>
-      <w:rPr>
-        <w:rFonts w:hint="default" w:ascii="Wingdings" w:hAnsi="Wingdings"/>
-        <w:sz w:val="20"/>
-      </w:rPr>
-    </w:lvl>
-    <w:lvl w:ilvl="4" w:tentative="1">
-      <w:start w:val="1"/>
-      <w:numFmt w:val="bullet"/>
-      <w:lvlText w:val=""/>
-      <w:lvlJc w:val="left"/>
-      <w:pPr>
-        <w:tabs>
-          <w:tab w:val="num" w:pos="3600"/>
-        </w:tabs>
-        <w:ind w:left="3600" w:hanging="360"/>
-      </w:pPr>
-      <w:rPr>
-        <w:rFonts w:hint="default" w:ascii="Wingdings" w:hAnsi="Wingdings"/>
-        <w:sz w:val="20"/>
-      </w:rPr>
-    </w:lvl>
-    <w:lvl w:ilvl="3" w:tentative="1">
-      <w:start w:val="1"/>
-      <w:numFmt w:val="bullet"/>
-      <w:lvlText w:val=""/>
-      <w:lvlJc w:val="left"/>
-      <w:pPr>
-        <w:tabs>
-          <w:tab w:val="num" w:pos="2880"/>
-        </w:tabs>
-        <w:ind w:left="2880" w:hanging="360"/>
-      </w:pPr>
-      <w:rPr>
-        <w:rFonts w:hint="default" w:ascii="Wingdings" w:hAnsi="Wingdings"/>
-        <w:sz w:val="20"/>
-      </w:rPr>
-    </w:lvl>
-    <w:lvl w:ilvl="0">
-      <w:start w:val="1"/>
-      <w:numFmt w:val="bullet"/>
-      <w:lvlText w:val=""/>
-      <w:lvlJc w:val="left"/>
-      <w:pPr>
-        <w:tabs>
-          <w:tab w:val="num" w:pos="720"/>
-        </w:tabs>
-        <w:ind w:left="720" w:hanging="360"/>
-      </w:pPr>
-      <w:rPr>
-        <w:rFonts w:hint="default" w:ascii="Symbol" w:hAnsi="Symbol"/>
-        <w:sz w:val="20"/>
-      </w:rPr>
-    </w:lvl>
-    <w:lvl w:ilvl="6" w:tentative="1">
-      <w:start w:val="1"/>
-      <w:numFmt w:val="bullet"/>
-      <w:lvlText w:val=""/>
-      <w:lvlJc w:val="left"/>
-      <w:pPr>
-        <w:tabs>
-          <w:tab w:val="num" w:pos="5040"/>
-        </w:tabs>
-        <w:ind w:left="5040" w:hanging="360"/>
-      </w:pPr>
-      <w:rPr>
-        <w:rFonts w:hint="default" w:ascii="Wingdings" w:hAnsi="Wingdings"/>
-        <w:sz w:val="20"/>
-      </w:rPr>
-    </w:lvl>
-    <w:lvl w:ilvl="8" w:tentative="1">
-      <w:start w:val="1"/>
-      <w:numFmt w:val="bullet"/>
-      <w:lvlText w:val=""/>
-      <w:lvlJc w:val="left"/>
-      <w:pPr>
-        <w:tabs>
-          <w:tab w:val="num" w:pos="6480"/>
-        </w:tabs>
-        <w:ind w:left="6480" w:hanging="360"/>
-      </w:pPr>
-      <w:rPr>
-        <w:rFonts w:hint="default" w:ascii="Wingdings" w:hAnsi="Wingdings"/>
-        <w:sz w:val="20"/>
-      </w:rPr>
-    </w:lvl>
-    <w:lvl w:ilvl="7" w:tentative="1">
-      <w:start w:val="1"/>
-      <w:numFmt w:val="bullet"/>
-      <w:lvlText w:val=""/>
-      <w:lvlJc w:val="left"/>
-      <w:pPr>
-        <w:tabs>
-          <w:tab w:val="num" w:pos="5760"/>
-        </w:tabs>
-        <w:ind w:left="5760" w:hanging="360"/>
-      </w:pPr>
-      <w:rPr>
-        <w:rFonts w:hint="default" w:ascii="Wingdings" w:hAnsi="Wingdings"/>
-        <w:sz w:val="20"/>
-      </w:rPr>
-    </w:lvl>
-    <w:lvl w:ilvl="1" w:tentative="1">
-      <w:start w:val="1"/>
-      <w:numFmt w:val="bullet"/>
-      <w:lvlText w:val="o"/>
-      <w:lvlJc w:val="left"/>
-      <w:pPr>
-        <w:tabs>
-          <w:tab w:val="num" w:pos="1440"/>
-        </w:tabs>
-        <w:ind w:left="1440" w:hanging="360"/>
-      </w:pPr>
-      <w:rPr>
-        <w:rFonts w:hint="default" w:ascii="Courier New" w:hAnsi="Courier New"/>
-        <w:sz w:val="20"/>
-      </w:rPr>
-    </w:lvl>
-  </w:abstractNum>
-  <w:abstractNum w:abstractNumId="14">
-    <w:nsid w:val="05FC3172"/>
-    <w:multiLevelType w:val="multilevel"/>
-    <w:tmpl w:val="32E83454"/>
-    <w:lvl w:ilvl="5" w:tentative="1">
-      <w:start w:val="1"/>
-      <w:numFmt w:val="bullet"/>
-      <w:lvlText w:val=""/>
-      <w:lvlJc w:val="left"/>
-      <w:pPr>
-        <w:tabs>
-          <w:tab w:val="num" w:pos="4320"/>
-        </w:tabs>
-        <w:ind w:left="4320" w:hanging="360"/>
-      </w:pPr>
-      <w:rPr>
-        <w:rFonts w:hint="default" w:ascii="Wingdings" w:hAnsi="Wingdings"/>
-        <w:sz w:val="20"/>
-      </w:rPr>
-    </w:lvl>
-    <w:lvl w:ilvl="7" w:tentative="1">
-      <w:start w:val="1"/>
-      <w:numFmt w:val="bullet"/>
-      <w:lvlText w:val=""/>
-      <w:lvlJc w:val="left"/>
-      <w:pPr>
-        <w:tabs>
-          <w:tab w:val="num" w:pos="5760"/>
-        </w:tabs>
-        <w:ind w:left="5760" w:hanging="360"/>
-      </w:pPr>
-      <w:rPr>
-        <w:rFonts w:hint="default" w:ascii="Wingdings" w:hAnsi="Wingdings"/>
-        <w:sz w:val="20"/>
-      </w:rPr>
-    </w:lvl>
-    <w:lvl w:ilvl="1" w:tentative="1">
-      <w:start w:val="1"/>
-      <w:numFmt w:val="bullet"/>
-      <w:lvlText w:val="o"/>
-      <w:lvlJc w:val="left"/>
-      <w:pPr>
-        <w:tabs>
-          <w:tab w:val="num" w:pos="1440"/>
-        </w:tabs>
-        <w:ind w:left="1440" w:hanging="360"/>
-      </w:pPr>
-      <w:rPr>
-        <w:rFonts w:hint="default" w:ascii="Courier New" w:hAnsi="Courier New"/>
-        <w:sz w:val="20"/>
-      </w:rPr>
-    </w:lvl>
-    <w:lvl w:ilvl="0">
-      <w:start w:val="1"/>
-      <w:numFmt w:val="bullet"/>
-      <w:lvlText w:val=""/>
-      <w:lvlJc w:val="left"/>
-      <w:pPr>
-        <w:tabs>
-          <w:tab w:val="num" w:pos="720"/>
-        </w:tabs>
-        <w:ind w:left="720" w:hanging="360"/>
-      </w:pPr>
-      <w:rPr>
-        <w:rFonts w:hint="default" w:ascii="Symbol" w:hAnsi="Symbol"/>
-        <w:sz w:val="20"/>
-      </w:rPr>
-    </w:lvl>
-    <w:lvl w:ilvl="6" w:tentative="1">
-      <w:start w:val="1"/>
-      <w:numFmt w:val="bullet"/>
-      <w:lvlText w:val=""/>
-      <w:lvlJc w:val="left"/>
-      <w:pPr>
-        <w:tabs>
-          <w:tab w:val="num" w:pos="5040"/>
-        </w:tabs>
-        <w:ind w:left="5040" w:hanging="360"/>
-      </w:pPr>
-      <w:rPr>
-        <w:rFonts w:hint="default" w:ascii="Wingdings" w:hAnsi="Wingdings"/>
-        <w:sz w:val="20"/>
-      </w:rPr>
-    </w:lvl>
-    <w:lvl w:ilvl="8" w:tentative="1">
-      <w:start w:val="1"/>
-      <w:numFmt w:val="bullet"/>
-      <w:lvlText w:val=""/>
-      <w:lvlJc w:val="left"/>
-      <w:pPr>
-        <w:tabs>
-          <w:tab w:val="num" w:pos="6480"/>
-        </w:tabs>
-        <w:ind w:left="6480" w:hanging="360"/>
-      </w:pPr>
-      <w:rPr>
-        <w:rFonts w:hint="default" w:ascii="Wingdings" w:hAnsi="Wingdings"/>
-        <w:sz w:val="20"/>
-      </w:rPr>
-    </w:lvl>
-    <w:lvl w:ilvl="4" w:tentative="1">
-      <w:start w:val="1"/>
-      <w:numFmt w:val="bullet"/>
-      <w:lvlText w:val=""/>
-      <w:lvlJc w:val="left"/>
-      <w:pPr>
-        <w:tabs>
-          <w:tab w:val="num" w:pos="3600"/>
-        </w:tabs>
-        <w:ind w:left="3600" w:hanging="360"/>
-      </w:pPr>
-      <w:rPr>
-        <w:rFonts w:hint="default" w:ascii="Wingdings" w:hAnsi="Wingdings"/>
-        <w:sz w:val="20"/>
-      </w:rPr>
-    </w:lvl>
-    <w:lvl w:ilvl="2" w:tentative="1">
-      <w:start w:val="1"/>
-      <w:numFmt w:val="bullet"/>
-      <w:lvlText w:val=""/>
-      <w:lvlJc w:val="left"/>
-      <w:pPr>
-        <w:tabs>
-          <w:tab w:val="num" w:pos="2160"/>
-        </w:tabs>
-        <w:ind w:left="2160" w:hanging="360"/>
-      </w:pPr>
-      <w:rPr>
-        <w:rFonts w:hint="default" w:ascii="Wingdings" w:hAnsi="Wingdings"/>
-        <w:sz w:val="20"/>
-      </w:rPr>
-    </w:lvl>
-    <w:lvl w:ilvl="3" w:tentative="1">
-      <w:start w:val="1"/>
-      <w:numFmt w:val="bullet"/>
-      <w:lvlText w:val=""/>
-      <w:lvlJc w:val="left"/>
-      <w:pPr>
-        <w:tabs>
-          <w:tab w:val="num" w:pos="2880"/>
-        </w:tabs>
-        <w:ind w:left="2880" w:hanging="360"/>
-      </w:pPr>
-      <w:rPr>
-        <w:rFonts w:hint="default" w:ascii="Wingdings" w:hAnsi="Wingdings"/>
-        <w:sz w:val="20"/>
-      </w:rPr>
-    </w:lvl>
-  </w:abstractNum>
-  <w:abstractNum w:abstractNumId="15">
-    <w:nsid w:val="678D6B15"/>
-    <w:multiLevelType w:val="multilevel"/>
-    <w:tmpl w:val="BE707422"/>
-    <w:lvl w:ilvl="6" w:tentative="1">
-      <w:start w:val="1"/>
-      <w:numFmt w:val="bullet"/>
-      <w:lvlText w:val=""/>
-      <w:lvlJc w:val="left"/>
-      <w:pPr>
-        <w:tabs>
-          <w:tab w:val="num" w:pos="5040"/>
-        </w:tabs>
-        <w:ind w:left="5040" w:hanging="360"/>
-      </w:pPr>
-      <w:rPr>
-        <w:rFonts w:hint="default" w:ascii="Wingdings" w:hAnsi="Wingdings"/>
-        <w:sz w:val="20"/>
-      </w:rPr>
-    </w:lvl>
-    <w:lvl w:ilvl="3" w:tentative="1">
-      <w:start w:val="1"/>
-      <w:numFmt w:val="bullet"/>
-      <w:lvlText w:val=""/>
-      <w:lvlJc w:val="left"/>
-      <w:pPr>
-        <w:tabs>
-          <w:tab w:val="num" w:pos="2880"/>
-        </w:tabs>
-        <w:ind w:left="2880" w:hanging="360"/>
-      </w:pPr>
-      <w:rPr>
-        <w:rFonts w:hint="default" w:ascii="Wingdings" w:hAnsi="Wingdings"/>
-        <w:sz w:val="20"/>
-      </w:rPr>
-    </w:lvl>
-    <w:lvl w:ilvl="4" w:tentative="1">
-      <w:start w:val="1"/>
-      <w:numFmt w:val="bullet"/>
-      <w:lvlText w:val=""/>
-      <w:lvlJc w:val="left"/>
-      <w:pPr>
-        <w:tabs>
-          <w:tab w:val="num" w:pos="3600"/>
-        </w:tabs>
-        <w:ind w:left="3600" w:hanging="360"/>
-      </w:pPr>
-      <w:rPr>
-        <w:rFonts w:hint="default" w:ascii="Wingdings" w:hAnsi="Wingdings"/>
-        <w:sz w:val="20"/>
-      </w:rPr>
-    </w:lvl>
-    <w:lvl w:ilvl="8" w:tentative="1">
-      <w:start w:val="1"/>
-      <w:numFmt w:val="bullet"/>
-      <w:lvlText w:val=""/>
-      <w:lvlJc w:val="left"/>
-      <w:pPr>
-        <w:tabs>
-          <w:tab w:val="num" w:pos="6480"/>
-        </w:tabs>
-        <w:ind w:left="6480" w:hanging="360"/>
-      </w:pPr>
-      <w:rPr>
-        <w:rFonts w:hint="default" w:ascii="Wingdings" w:hAnsi="Wingdings"/>
-        <w:sz w:val="20"/>
-      </w:rPr>
-    </w:lvl>
-    <w:lvl w:ilvl="5" w:tentative="1">
-      <w:start w:val="1"/>
-      <w:numFmt w:val="bullet"/>
-      <w:lvlText w:val=""/>
-      <w:lvlJc w:val="left"/>
-      <w:pPr>
-        <w:tabs>
-          <w:tab w:val="num" w:pos="4320"/>
-        </w:tabs>
-        <w:ind w:left="4320" w:hanging="360"/>
-      </w:pPr>
-      <w:rPr>
-        <w:rFonts w:hint="default" w:ascii="Wingdings" w:hAnsi="Wingdings"/>
-        <w:sz w:val="20"/>
-      </w:rPr>
-    </w:lvl>
-    <w:lvl w:ilvl="2" w:tentative="1">
-      <w:start w:val="1"/>
-      <w:numFmt w:val="bullet"/>
-      <w:lvlText w:val=""/>
-      <w:lvlJc w:val="left"/>
-      <w:pPr>
-        <w:tabs>
-          <w:tab w:val="num" w:pos="2160"/>
-        </w:tabs>
-        <w:ind w:left="2160" w:hanging="360"/>
-      </w:pPr>
-      <w:rPr>
-        <w:rFonts w:hint="default" w:ascii="Wingdings" w:hAnsi="Wingdings"/>
-        <w:sz w:val="20"/>
-      </w:rPr>
-    </w:lvl>
-    <w:lvl w:ilvl="1" w:tentative="1">
-      <w:start w:val="1"/>
-      <w:numFmt w:val="bullet"/>
-      <w:lvlText w:val="o"/>
-      <w:lvlJc w:val="left"/>
-      <w:pPr>
-        <w:tabs>
-          <w:tab w:val="num" w:pos="1440"/>
-        </w:tabs>
-        <w:ind w:left="1440" w:hanging="360"/>
-      </w:pPr>
-      <w:rPr>
-        <w:rFonts w:hint="default" w:ascii="Courier New" w:hAnsi="Courier New"/>
-        <w:sz w:val="20"/>
-      </w:rPr>
-    </w:lvl>
-    <w:lvl w:ilvl="7" w:tentative="1">
-      <w:start w:val="1"/>
-      <w:numFmt w:val="bullet"/>
-      <w:lvlText w:val=""/>
-      <w:lvlJc w:val="left"/>
-      <w:pPr>
-        <w:tabs>
-          <w:tab w:val="num" w:pos="5760"/>
-        </w:tabs>
-        <w:ind w:left="5760" w:hanging="360"/>
-      </w:pPr>
-      <w:rPr>
-        <w:rFonts w:hint="default" w:ascii="Wingdings" w:hAnsi="Wingdings"/>
-        <w:sz w:val="20"/>
-      </w:rPr>
-    </w:lvl>
-    <w:lvl w:ilvl="0">
-      <w:start w:val="1"/>
-      <w:numFmt w:val="bullet"/>
-      <w:lvlText w:val=""/>
-      <w:lvlJc w:val="left"/>
-      <w:pPr>
-        <w:tabs>
-          <w:tab w:val="num" w:pos="720"/>
-        </w:tabs>
-        <w:ind w:left="720" w:hanging="360"/>
-      </w:pPr>
-      <w:rPr>
-        <w:rFonts w:hint="default" w:ascii="Symbol" w:hAnsi="Symbol"/>
-        <w:sz w:val="20"/>
-      </w:rPr>
-    </w:lvl>
-  </w:abstractNum>
-  <w:abstractNum w:abstractNumId="16">
-    <w:nsid w:val="510D3785"/>
-    <w:multiLevelType w:val="multilevel"/>
-    <w:tmpl w:val="73643D5A"/>
-    <w:lvl w:ilvl="5" w:tentative="1">
-      <w:start w:val="1"/>
-      <w:numFmt w:val="bullet"/>
-      <w:lvlText w:val=""/>
-      <w:lvlJc w:val="left"/>
-      <w:pPr>
-        <w:tabs>
-          <w:tab w:val="num" w:pos="4320"/>
-        </w:tabs>
-        <w:ind w:left="4320" w:hanging="360"/>
-      </w:pPr>
-      <w:rPr>
-        <w:rFonts w:hint="default" w:ascii="Wingdings" w:hAnsi="Wingdings"/>
-        <w:sz w:val="20"/>
-      </w:rPr>
-    </w:lvl>
-    <w:lvl w:ilvl="0">
-      <w:start w:val="1"/>
-      <w:numFmt w:val="bullet"/>
-      <w:lvlText w:val=""/>
-      <w:lvlJc w:val="left"/>
-      <w:pPr>
-        <w:tabs>
-          <w:tab w:val="num" w:pos="720"/>
-        </w:tabs>
-        <w:ind w:left="720" w:hanging="360"/>
-      </w:pPr>
-      <w:rPr>
-        <w:rFonts w:hint="default" w:ascii="Symbol" w:hAnsi="Symbol"/>
-        <w:sz w:val="20"/>
-      </w:rPr>
-    </w:lvl>
-    <w:lvl w:ilvl="8" w:tentative="1">
-      <w:start w:val="1"/>
-      <w:numFmt w:val="bullet"/>
-      <w:lvlText w:val=""/>
-      <w:lvlJc w:val="left"/>
-      <w:pPr>
-        <w:tabs>
-          <w:tab w:val="num" w:pos="6480"/>
-        </w:tabs>
-        <w:ind w:left="6480" w:hanging="360"/>
-      </w:pPr>
-      <w:rPr>
-        <w:rFonts w:hint="default" w:ascii="Wingdings" w:hAnsi="Wingdings"/>
-        <w:sz w:val="20"/>
-      </w:rPr>
-    </w:lvl>
-    <w:lvl w:ilvl="3" w:tentative="1">
-      <w:start w:val="1"/>
-      <w:numFmt w:val="bullet"/>
-      <w:lvlText w:val=""/>
-      <w:lvlJc w:val="left"/>
-      <w:pPr>
-        <w:tabs>
-          <w:tab w:val="num" w:pos="2880"/>
-        </w:tabs>
-        <w:ind w:left="2880" w:hanging="360"/>
-      </w:pPr>
-      <w:rPr>
-        <w:rFonts w:hint="default" w:ascii="Wingdings" w:hAnsi="Wingdings"/>
-        <w:sz w:val="20"/>
-      </w:rPr>
-    </w:lvl>
-    <w:lvl w:ilvl="4" w:tentative="1">
-      <w:start w:val="1"/>
-      <w:numFmt w:val="bullet"/>
-      <w:lvlText w:val=""/>
-      <w:lvlJc w:val="left"/>
-      <w:pPr>
-        <w:tabs>
-          <w:tab w:val="num" w:pos="3600"/>
-        </w:tabs>
-        <w:ind w:left="3600" w:hanging="360"/>
-      </w:pPr>
-      <w:rPr>
-        <w:rFonts w:hint="default" w:ascii="Wingdings" w:hAnsi="Wingdings"/>
-        <w:sz w:val="20"/>
-      </w:rPr>
-    </w:lvl>
-    <w:lvl w:ilvl="6" w:tentative="1">
-      <w:start w:val="1"/>
-      <w:numFmt w:val="bullet"/>
-      <w:lvlText w:val=""/>
-      <w:lvlJc w:val="left"/>
-      <w:pPr>
-        <w:tabs>
-          <w:tab w:val="num" w:pos="5040"/>
-        </w:tabs>
-        <w:ind w:left="5040" w:hanging="360"/>
-      </w:pPr>
-      <w:rPr>
-        <w:rFonts w:hint="default" w:ascii="Wingdings" w:hAnsi="Wingdings"/>
-        <w:sz w:val="20"/>
-      </w:rPr>
-    </w:lvl>
-    <w:lvl w:ilvl="7" w:tentative="1">
-      <w:start w:val="1"/>
-      <w:numFmt w:val="bullet"/>
-      <w:lvlText w:val=""/>
-      <w:lvlJc w:val="left"/>
-      <w:pPr>
-        <w:tabs>
-          <w:tab w:val="num" w:pos="5760"/>
-        </w:tabs>
-        <w:ind w:left="5760" w:hanging="360"/>
-      </w:pPr>
-      <w:rPr>
-        <w:rFonts w:hint="default" w:ascii="Wingdings" w:hAnsi="Wingdings"/>
-        <w:sz w:val="20"/>
-      </w:rPr>
-    </w:lvl>
-    <w:lvl w:ilvl="1" w:tentative="1">
-      <w:start w:val="1"/>
-      <w:numFmt w:val="bullet"/>
-      <w:lvlText w:val="o"/>
-      <w:lvlJc w:val="left"/>
-      <w:pPr>
-        <w:tabs>
-          <w:tab w:val="num" w:pos="1440"/>
-        </w:tabs>
-        <w:ind w:left="1440" w:hanging="360"/>
-      </w:pPr>
-      <w:rPr>
-        <w:rFonts w:hint="default" w:ascii="Courier New" w:hAnsi="Courier New"/>
-        <w:sz w:val="20"/>
-      </w:rPr>
-    </w:lvl>
-    <w:lvl w:ilvl="2" w:tentative="1">
-      <w:start w:val="1"/>
-      <w:numFmt w:val="bullet"/>
-      <w:lvlText w:val=""/>
-      <w:lvlJc w:val="left"/>
-      <w:pPr>
-        <w:tabs>
-          <w:tab w:val="num" w:pos="2160"/>
-        </w:tabs>
-        <w:ind w:left="2160" w:hanging="360"/>
-      </w:pPr>
-      <w:rPr>
-        <w:rFonts w:hint="default" w:ascii="Wingdings" w:hAnsi="Wingdings"/>
-        <w:sz w:val="20"/>
-      </w:rPr>
-    </w:lvl>
-  </w:abstractNum>
-  <w:abstractNum w:abstractNumId="17">
-    <w:nsid w:val="198F4897"/>
-    <w:multiLevelType w:val="multilevel"/>
-    <w:tmpl w:val="180CF65E"/>
-    <w:lvl w:ilvl="1" w:tentative="1">
-      <w:start w:val="1"/>
-      <w:numFmt w:val="bullet"/>
-      <w:lvlText w:val="o"/>
-      <w:lvlJc w:val="left"/>
-      <w:pPr>
-        <w:tabs>
-          <w:tab w:val="num" w:pos="1440"/>
-        </w:tabs>
-        <w:ind w:left="1440" w:hanging="360"/>
-      </w:pPr>
-      <w:rPr>
-        <w:rFonts w:hint="default" w:ascii="Courier New" w:hAnsi="Courier New"/>
-        <w:sz w:val="20"/>
-      </w:rPr>
-    </w:lvl>
-    <w:lvl w:ilvl="4" w:tentative="1">
-      <w:start w:val="1"/>
-      <w:numFmt w:val="bullet"/>
-      <w:lvlText w:val=""/>
-      <w:lvlJc w:val="left"/>
-      <w:pPr>
-        <w:tabs>
-          <w:tab w:val="num" w:pos="3600"/>
-        </w:tabs>
-        <w:ind w:left="3600" w:hanging="360"/>
-      </w:pPr>
-      <w:rPr>
-        <w:rFonts w:hint="default" w:ascii="Wingdings" w:hAnsi="Wingdings"/>
-        <w:sz w:val="20"/>
-      </w:rPr>
-    </w:lvl>
-    <w:lvl w:ilvl="3" w:tentative="1">
-      <w:start w:val="1"/>
-      <w:numFmt w:val="bullet"/>
-      <w:lvlText w:val=""/>
-      <w:lvlJc w:val="left"/>
-      <w:pPr>
-        <w:tabs>
-          <w:tab w:val="num" w:pos="2880"/>
-        </w:tabs>
-        <w:ind w:left="2880" w:hanging="360"/>
-      </w:pPr>
-      <w:rPr>
-        <w:rFonts w:hint="default" w:ascii="Wingdings" w:hAnsi="Wingdings"/>
-        <w:sz w:val="20"/>
-      </w:rPr>
-    </w:lvl>
-    <w:lvl w:ilvl="0">
-      <w:start w:val="1"/>
-      <w:numFmt w:val="bullet"/>
-      <w:lvlText w:val=""/>
-      <w:lvlJc w:val="left"/>
-      <w:pPr>
-        <w:tabs>
-          <w:tab w:val="num" w:pos="720"/>
-        </w:tabs>
-        <w:ind w:left="720" w:hanging="360"/>
-      </w:pPr>
-      <w:rPr>
-        <w:rFonts w:hint="default" w:ascii="Symbol" w:hAnsi="Symbol"/>
-        <w:sz w:val="20"/>
-      </w:rPr>
-    </w:lvl>
-    <w:lvl w:ilvl="5" w:tentative="1">
-      <w:start w:val="1"/>
-      <w:numFmt w:val="bullet"/>
-      <w:lvlText w:val=""/>
-      <w:lvlJc w:val="left"/>
-      <w:pPr>
-        <w:tabs>
-          <w:tab w:val="num" w:pos="4320"/>
-        </w:tabs>
-        <w:ind w:left="4320" w:hanging="360"/>
-      </w:pPr>
-      <w:rPr>
-        <w:rFonts w:hint="default" w:ascii="Wingdings" w:hAnsi="Wingdings"/>
-        <w:sz w:val="20"/>
-      </w:rPr>
-    </w:lvl>
-    <w:lvl w:ilvl="8" w:tentative="1">
-      <w:start w:val="1"/>
-      <w:numFmt w:val="bullet"/>
-      <w:lvlText w:val=""/>
-      <w:lvlJc w:val="left"/>
-      <w:pPr>
-        <w:tabs>
-          <w:tab w:val="num" w:pos="6480"/>
-        </w:tabs>
-        <w:ind w:left="6480" w:hanging="360"/>
-      </w:pPr>
-      <w:rPr>
-        <w:rFonts w:hint="default" w:ascii="Wingdings" w:hAnsi="Wingdings"/>
-        <w:sz w:val="20"/>
-      </w:rPr>
-    </w:lvl>
-    <w:lvl w:ilvl="2" w:tentative="1">
-      <w:start w:val="1"/>
-      <w:numFmt w:val="bullet"/>
-      <w:lvlText w:val=""/>
-      <w:lvlJc w:val="left"/>
-      <w:pPr>
-        <w:tabs>
-          <w:tab w:val="num" w:pos="2160"/>
-        </w:tabs>
-        <w:ind w:left="2160" w:hanging="360"/>
-      </w:pPr>
-      <w:rPr>
-        <w:rFonts w:hint="default" w:ascii="Wingdings" w:hAnsi="Wingdings"/>
-        <w:sz w:val="20"/>
-      </w:rPr>
-    </w:lvl>
-    <w:lvl w:ilvl="7" w:tentative="1">
-      <w:start w:val="1"/>
-      <w:numFmt w:val="bullet"/>
-      <w:lvlText w:val=""/>
-      <w:lvlJc w:val="left"/>
-      <w:pPr>
-        <w:tabs>
-          <w:tab w:val="num" w:pos="5760"/>
-        </w:tabs>
-        <w:ind w:left="5760" w:hanging="360"/>
-      </w:pPr>
-      <w:rPr>
-        <w:rFonts w:hint="default" w:ascii="Wingdings" w:hAnsi="Wingdings"/>
-        <w:sz w:val="20"/>
-      </w:rPr>
-    </w:lvl>
-    <w:lvl w:ilvl="6" w:tentative="1">
-      <w:start w:val="1"/>
-      <w:numFmt w:val="bullet"/>
-      <w:lvlText w:val=""/>
-      <w:lvlJc w:val="left"/>
-      <w:pPr>
-        <w:tabs>
-          <w:tab w:val="num" w:pos="5040"/>
-        </w:tabs>
-        <w:ind w:left="5040" w:hanging="360"/>
-      </w:pPr>
-      <w:rPr>
-        <w:rFonts w:hint="default" w:ascii="Wingdings" w:hAnsi="Wingdings"/>
-        <w:sz w:val="20"/>
-      </w:rPr>
-    </w:lvl>
-  </w:abstractNum>
-  <w:abstractNum w:abstractNumId="18">
-    <w:nsid w:val="57B62DBE"/>
-    <w:multiLevelType w:val="multilevel"/>
-    <w:tmpl w:val="105885A0"/>
-    <w:lvl w:ilvl="7" w:tentative="1">
-      <w:start w:val="1"/>
-      <w:numFmt w:val="bullet"/>
-      <w:lvlText w:val=""/>
-      <w:lvlJc w:val="left"/>
-      <w:pPr>
-        <w:tabs>
-          <w:tab w:val="num" w:pos="5760"/>
-        </w:tabs>
-        <w:ind w:left="5760" w:hanging="360"/>
-      </w:pPr>
-      <w:rPr>
-        <w:rFonts w:hint="default" w:ascii="Wingdings" w:hAnsi="Wingdings"/>
-        <w:sz w:val="20"/>
-      </w:rPr>
-    </w:lvl>
-    <w:lvl w:ilvl="1" w:tentative="1">
-      <w:start w:val="1"/>
-      <w:numFmt w:val="bullet"/>
-      <w:lvlText w:val="o"/>
-      <w:lvlJc w:val="left"/>
-      <w:pPr>
-        <w:tabs>
-          <w:tab w:val="num" w:pos="1440"/>
-        </w:tabs>
-        <w:ind w:left="1440" w:hanging="360"/>
-      </w:pPr>
-      <w:rPr>
-        <w:rFonts w:hint="default" w:ascii="Courier New" w:hAnsi="Courier New"/>
-        <w:sz w:val="20"/>
-      </w:rPr>
-    </w:lvl>
-    <w:lvl w:ilvl="2" w:tentative="1">
-      <w:start w:val="1"/>
-      <w:numFmt w:val="bullet"/>
-      <w:lvlText w:val=""/>
-      <w:lvlJc w:val="left"/>
-      <w:pPr>
-        <w:tabs>
-          <w:tab w:val="num" w:pos="2160"/>
-        </w:tabs>
-        <w:ind w:left="2160" w:hanging="360"/>
-      </w:pPr>
-      <w:rPr>
-        <w:rFonts w:hint="default" w:ascii="Wingdings" w:hAnsi="Wingdings"/>
-        <w:sz w:val="20"/>
-      </w:rPr>
-    </w:lvl>
-    <w:lvl w:ilvl="0">
-      <w:start w:val="1"/>
-      <w:numFmt w:val="bullet"/>
-      <w:lvlText w:val=""/>
-      <w:lvlJc w:val="left"/>
-      <w:pPr>
-        <w:tabs>
-          <w:tab w:val="num" w:pos="720"/>
-        </w:tabs>
-        <w:ind w:left="720" w:hanging="360"/>
-      </w:pPr>
-      <w:rPr>
-        <w:rFonts w:hint="default" w:ascii="Symbol" w:hAnsi="Symbol"/>
-        <w:sz w:val="20"/>
-      </w:rPr>
-    </w:lvl>
-    <w:lvl w:ilvl="5" w:tentative="1">
-      <w:start w:val="1"/>
-      <w:numFmt w:val="bullet"/>
-      <w:lvlText w:val=""/>
-      <w:lvlJc w:val="left"/>
-      <w:pPr>
-        <w:tabs>
-          <w:tab w:val="num" w:pos="4320"/>
-        </w:tabs>
-        <w:ind w:left="4320" w:hanging="360"/>
-      </w:pPr>
-      <w:rPr>
-        <w:rFonts w:hint="default" w:ascii="Wingdings" w:hAnsi="Wingdings"/>
-        <w:sz w:val="20"/>
-      </w:rPr>
-    </w:lvl>
-    <w:lvl w:ilvl="8" w:tentative="1">
-      <w:start w:val="1"/>
-      <w:numFmt w:val="bullet"/>
-      <w:lvlText w:val=""/>
-      <w:lvlJc w:val="left"/>
-      <w:pPr>
-        <w:tabs>
-          <w:tab w:val="num" w:pos="6480"/>
-        </w:tabs>
-        <w:ind w:left="6480" w:hanging="360"/>
-      </w:pPr>
-      <w:rPr>
-        <w:rFonts w:hint="default" w:ascii="Wingdings" w:hAnsi="Wingdings"/>
-        <w:sz w:val="20"/>
-      </w:rPr>
-    </w:lvl>
-    <w:lvl w:ilvl="4" w:tentative="1">
-      <w:start w:val="1"/>
-      <w:numFmt w:val="bullet"/>
-      <w:lvlText w:val=""/>
-      <w:lvlJc w:val="left"/>
-      <w:pPr>
-        <w:tabs>
-          <w:tab w:val="num" w:pos="3600"/>
-        </w:tabs>
-        <w:ind w:left="3600" w:hanging="360"/>
-      </w:pPr>
-      <w:rPr>
-        <w:rFonts w:hint="default" w:ascii="Wingdings" w:hAnsi="Wingdings"/>
-        <w:sz w:val="20"/>
-      </w:rPr>
-    </w:lvl>
-    <w:lvl w:ilvl="3" w:tentative="1">
-      <w:start w:val="1"/>
-      <w:numFmt w:val="bullet"/>
-      <w:lvlText w:val=""/>
-      <w:lvlJc w:val="left"/>
-      <w:pPr>
-        <w:tabs>
-          <w:tab w:val="num" w:pos="2880"/>
-        </w:tabs>
-        <w:ind w:left="2880" w:hanging="360"/>
-      </w:pPr>
-      <w:rPr>
-        <w:rFonts w:hint="default" w:ascii="Wingdings" w:hAnsi="Wingdings"/>
-        <w:sz w:val="20"/>
-      </w:rPr>
-    </w:lvl>
-    <w:lvl w:ilvl="6" w:tentative="1">
-      <w:start w:val="1"/>
-      <w:numFmt w:val="bullet"/>
-      <w:lvlText w:val=""/>
-      <w:lvlJc w:val="left"/>
-      <w:pPr>
-        <w:tabs>
-          <w:tab w:val="num" w:pos="5040"/>
-        </w:tabs>
-        <w:ind w:left="5040" w:hanging="360"/>
-      </w:pPr>
-      <w:rPr>
-        <w:rFonts w:hint="default" w:ascii="Wingdings" w:hAnsi="Wingdings"/>
-        <w:sz w:val="20"/>
-      </w:rPr>
-    </w:lvl>
-  </w:abstractNum>
-  <w:abstractNum w:abstractNumId="19">
-    <w:nsid w:val="7A736933"/>
-    <w:multiLevelType w:val="multilevel"/>
-    <w:tmpl w:val="1CFEC2F2"/>
-    <w:lvl w:ilvl="1" w:tentative="1">
-      <w:start w:val="1"/>
-      <w:numFmt w:val="bullet"/>
-      <w:lvlText w:val="o"/>
-      <w:lvlJc w:val="left"/>
-      <w:pPr>
-        <w:tabs>
-          <w:tab w:val="num" w:pos="1440"/>
-        </w:tabs>
-        <w:ind w:left="1440" w:hanging="360"/>
-      </w:pPr>
-      <w:rPr>
-        <w:rFonts w:hint="default" w:ascii="Courier New" w:hAnsi="Courier New"/>
-        <w:sz w:val="20"/>
-      </w:rPr>
-    </w:lvl>
-    <w:lvl w:ilvl="3" w:tentative="1">
-      <w:start w:val="1"/>
-      <w:numFmt w:val="bullet"/>
-      <w:lvlText w:val=""/>
-      <w:lvlJc w:val="left"/>
-      <w:pPr>
-        <w:tabs>
-          <w:tab w:val="num" w:pos="2880"/>
-        </w:tabs>
-        <w:ind w:left="2880" w:hanging="360"/>
-      </w:pPr>
-      <w:rPr>
-        <w:rFonts w:hint="default" w:ascii="Wingdings" w:hAnsi="Wingdings"/>
-        <w:sz w:val="20"/>
-      </w:rPr>
-    </w:lvl>
-    <w:lvl w:ilvl="8" w:tentative="1">
-      <w:start w:val="1"/>
-      <w:numFmt w:val="bullet"/>
-      <w:lvlText w:val=""/>
-      <w:lvlJc w:val="left"/>
-      <w:pPr>
-        <w:tabs>
-          <w:tab w:val="num" w:pos="6480"/>
-        </w:tabs>
-        <w:ind w:left="6480" w:hanging="360"/>
-      </w:pPr>
-      <w:rPr>
-        <w:rFonts w:hint="default" w:ascii="Wingdings" w:hAnsi="Wingdings"/>
-        <w:sz w:val="20"/>
-      </w:rPr>
-    </w:lvl>
-    <w:lvl w:ilvl="7" w:tentative="1">
-      <w:start w:val="1"/>
-      <w:numFmt w:val="bullet"/>
-      <w:lvlText w:val=""/>
-      <w:lvlJc w:val="left"/>
-      <w:pPr>
-        <w:tabs>
-          <w:tab w:val="num" w:pos="5760"/>
-        </w:tabs>
-        <w:ind w:left="5760" w:hanging="360"/>
-      </w:pPr>
-      <w:rPr>
-        <w:rFonts w:hint="default" w:ascii="Wingdings" w:hAnsi="Wingdings"/>
-        <w:sz w:val="20"/>
-      </w:rPr>
-    </w:lvl>
-    <w:lvl w:ilvl="0">
-      <w:start w:val="1"/>
-      <w:numFmt w:val="bullet"/>
-      <w:lvlText w:val=""/>
-      <w:lvlJc w:val="left"/>
-      <w:pPr>
-        <w:tabs>
-          <w:tab w:val="num" w:pos="720"/>
-        </w:tabs>
-        <w:ind w:left="720" w:hanging="360"/>
-      </w:pPr>
-      <w:rPr>
-        <w:rFonts w:hint="default" w:ascii="Symbol" w:hAnsi="Symbol"/>
-        <w:sz w:val="20"/>
-      </w:rPr>
-    </w:lvl>
-    <w:lvl w:ilvl="6" w:tentative="1">
-      <w:start w:val="1"/>
-      <w:numFmt w:val="bullet"/>
-      <w:lvlText w:val=""/>
-      <w:lvlJc w:val="left"/>
-      <w:pPr>
-        <w:tabs>
-          <w:tab w:val="num" w:pos="5040"/>
-        </w:tabs>
-        <w:ind w:left="5040" w:hanging="360"/>
-      </w:pPr>
-      <w:rPr>
-        <w:rFonts w:hint="default" w:ascii="Wingdings" w:hAnsi="Wingdings"/>
-        <w:sz w:val="20"/>
-      </w:rPr>
-    </w:lvl>
-    <w:lvl w:ilvl="5" w:tentative="1">
-      <w:start w:val="1"/>
-      <w:numFmt w:val="bullet"/>
-      <w:lvlText w:val=""/>
-      <w:lvlJc w:val="left"/>
-      <w:pPr>
-        <w:tabs>
-          <w:tab w:val="num" w:pos="4320"/>
-        </w:tabs>
-        <w:ind w:left="4320" w:hanging="360"/>
-      </w:pPr>
-      <w:rPr>
-        <w:rFonts w:hint="default" w:ascii="Wingdings" w:hAnsi="Wingdings"/>
-        <w:sz w:val="20"/>
-      </w:rPr>
-    </w:lvl>
-    <w:lvl w:ilvl="2" w:tentative="1">
-      <w:start w:val="1"/>
-      <w:numFmt w:val="bullet"/>
-      <w:lvlText w:val=""/>
-      <w:lvlJc w:val="left"/>
-      <w:pPr>
-        <w:tabs>
-          <w:tab w:val="num" w:pos="2160"/>
-        </w:tabs>
-        <w:ind w:left="2160" w:hanging="360"/>
-      </w:pPr>
-      <w:rPr>
-        <w:rFonts w:hint="default" w:ascii="Wingdings" w:hAnsi="Wingdings"/>
-        <w:sz w:val="20"/>
-      </w:rPr>
-    </w:lvl>
-    <w:lvl w:ilvl="4" w:tentative="1">
-      <w:start w:val="1"/>
-      <w:numFmt w:val="bullet"/>
-      <w:lvlText w:val=""/>
-      <w:lvlJc w:val="left"/>
-      <w:pPr>
-        <w:tabs>
-          <w:tab w:val="num" w:pos="3600"/>
-        </w:tabs>
-        <w:ind w:left="3600" w:hanging="360"/>
-      </w:pPr>
-      <w:rPr>
-        <w:rFonts w:hint="default" w:ascii="Wingdings" w:hAnsi="Wingdings"/>
-        <w:sz w:val="20"/>
-      </w:rPr>
-    </w:lvl>
-  </w:abstractNum>
-  <w:abstractNum w:abstractNumId="20">
-    <w:nsid w:val="755D503A"/>
-    <w:multiLevelType w:val="multilevel"/>
-    <w:tmpl w:val="038EB6AA"/>
-    <w:lvl w:ilvl="1" w:tentative="1">
-      <w:start w:val="1"/>
-      <w:numFmt w:val="bullet"/>
-      <w:lvlText w:val="o"/>
-      <w:lvlJc w:val="left"/>
-      <w:pPr>
-        <w:tabs>
-          <w:tab w:val="num" w:pos="1440"/>
-        </w:tabs>
-        <w:ind w:left="1440" w:hanging="360"/>
-      </w:pPr>
-      <w:rPr>
-        <w:rFonts w:hint="default" w:ascii="Courier New" w:hAnsi="Courier New"/>
-        <w:sz w:val="20"/>
-      </w:rPr>
-    </w:lvl>
-    <w:lvl w:ilvl="7" w:tentative="1">
-      <w:start w:val="1"/>
-      <w:numFmt w:val="bullet"/>
-      <w:lvlText w:val=""/>
-      <w:lvlJc w:val="left"/>
-      <w:pPr>
-        <w:tabs>
-          <w:tab w:val="num" w:pos="5760"/>
-        </w:tabs>
-        <w:ind w:left="5760" w:hanging="360"/>
-      </w:pPr>
-      <w:rPr>
-        <w:rFonts w:hint="default" w:ascii="Wingdings" w:hAnsi="Wingdings"/>
-        <w:sz w:val="20"/>
-      </w:rPr>
-    </w:lvl>
-    <w:lvl w:ilvl="2" w:tentative="1">
-      <w:start w:val="1"/>
-      <w:numFmt w:val="bullet"/>
-      <w:lvlText w:val=""/>
-      <w:lvlJc w:val="left"/>
-      <w:pPr>
-        <w:tabs>
-          <w:tab w:val="num" w:pos="2160"/>
-        </w:tabs>
-        <w:ind w:left="2160" w:hanging="360"/>
-      </w:pPr>
-      <w:rPr>
-        <w:rFonts w:hint="default" w:ascii="Wingdings" w:hAnsi="Wingdings"/>
-        <w:sz w:val="20"/>
-      </w:rPr>
-    </w:lvl>
-    <w:lvl w:ilvl="5" w:tentative="1">
-      <w:start w:val="1"/>
-      <w:numFmt w:val="bullet"/>
-      <w:lvlText w:val=""/>
-      <w:lvlJc w:val="left"/>
-      <w:pPr>
-        <w:tabs>
-          <w:tab w:val="num" w:pos="4320"/>
-        </w:tabs>
-        <w:ind w:left="4320" w:hanging="360"/>
-      </w:pPr>
-      <w:rPr>
-        <w:rFonts w:hint="default" w:ascii="Wingdings" w:hAnsi="Wingdings"/>
-        <w:sz w:val="20"/>
-      </w:rPr>
-    </w:lvl>
-    <w:lvl w:ilvl="0">
-      <w:start w:val="1"/>
-      <w:numFmt w:val="bullet"/>
-      <w:lvlText w:val=""/>
-      <w:lvlJc w:val="left"/>
-      <w:pPr>
-        <w:tabs>
-          <w:tab w:val="num" w:pos="720"/>
-        </w:tabs>
-        <w:ind w:left="720" w:hanging="360"/>
-      </w:pPr>
-      <w:rPr>
-        <w:rFonts w:hint="default" w:ascii="Symbol" w:hAnsi="Symbol"/>
-        <w:sz w:val="20"/>
-      </w:rPr>
-    </w:lvl>
-    <w:lvl w:ilvl="8" w:tentative="1">
-      <w:start w:val="1"/>
-      <w:numFmt w:val="bullet"/>
-      <w:lvlText w:val=""/>
-      <w:lvlJc w:val="left"/>
-      <w:pPr>
-        <w:tabs>
-          <w:tab w:val="num" w:pos="6480"/>
-        </w:tabs>
-        <w:ind w:left="6480" w:hanging="360"/>
-      </w:pPr>
-      <w:rPr>
-        <w:rFonts w:hint="default" w:ascii="Wingdings" w:hAnsi="Wingdings"/>
-        <w:sz w:val="20"/>
-      </w:rPr>
-    </w:lvl>
-    <w:lvl w:ilvl="3" w:tentative="1">
-      <w:start w:val="1"/>
-      <w:numFmt w:val="bullet"/>
-      <w:lvlText w:val=""/>
-      <w:lvlJc w:val="left"/>
-      <w:pPr>
-        <w:tabs>
-          <w:tab w:val="num" w:pos="2880"/>
-        </w:tabs>
-        <w:ind w:left="2880" w:hanging="360"/>
-      </w:pPr>
-      <w:rPr>
-        <w:rFonts w:hint="default" w:ascii="Wingdings" w:hAnsi="Wingdings"/>
-        <w:sz w:val="20"/>
-      </w:rPr>
-    </w:lvl>
-    <w:lvl w:ilvl="4" w:tentative="1">
-      <w:start w:val="1"/>
-      <w:numFmt w:val="bullet"/>
-      <w:lvlText w:val=""/>
-      <w:lvlJc w:val="left"/>
-      <w:pPr>
-        <w:tabs>
-          <w:tab w:val="num" w:pos="3600"/>
-        </w:tabs>
-        <w:ind w:left="3600" w:hanging="360"/>
-      </w:pPr>
-      <w:rPr>
-        <w:rFonts w:hint="default" w:ascii="Wingdings" w:hAnsi="Wingdings"/>
-        <w:sz w:val="20"/>
-      </w:rPr>
-    </w:lvl>
-    <w:lvl w:ilvl="6" w:tentative="1">
-      <w:start w:val="1"/>
-      <w:numFmt w:val="bullet"/>
-      <w:lvlText w:val=""/>
-      <w:lvlJc w:val="left"/>
-      <w:pPr>
-        <w:tabs>
-          <w:tab w:val="num" w:pos="5040"/>
-        </w:tabs>
-        <w:ind w:left="5040" w:hanging="360"/>
-      </w:pPr>
-      <w:rPr>
-        <w:rFonts w:hint="default" w:ascii="Wingdings" w:hAnsi="Wingdings"/>
-        <w:sz w:val="20"/>
-      </w:rPr>
-    </w:lvl>
-  </w:abstractNum>
-  <w:abstractNum w:abstractNumId="21">
-    <w:nsid w:val="05B40589"/>
-    <w:multiLevelType w:val="multilevel"/>
-    <w:tmpl w:val="347C040C"/>
-    <w:lvl w:ilvl="2" w:tentative="1">
-      <w:start w:val="1"/>
-      <w:numFmt w:val="bullet"/>
-      <w:lvlText w:val=""/>
-      <w:lvlJc w:val="left"/>
-      <w:pPr>
-        <w:tabs>
-          <w:tab w:val="num" w:pos="2160"/>
-        </w:tabs>
-        <w:ind w:left="2160" w:hanging="360"/>
-      </w:pPr>
-      <w:rPr>
-        <w:rFonts w:hint="default" w:ascii="Wingdings" w:hAnsi="Wingdings"/>
-        <w:sz w:val="20"/>
-      </w:rPr>
-    </w:lvl>
-    <w:lvl w:ilvl="1" w:tentative="1">
-      <w:start w:val="1"/>
-      <w:numFmt w:val="bullet"/>
-      <w:lvlText w:val="o"/>
-      <w:lvlJc w:val="left"/>
-      <w:pPr>
-        <w:tabs>
-          <w:tab w:val="num" w:pos="1440"/>
-        </w:tabs>
-        <w:ind w:left="1440" w:hanging="360"/>
-      </w:pPr>
-      <w:rPr>
-        <w:rFonts w:hint="default" w:ascii="Courier New" w:hAnsi="Courier New"/>
-        <w:sz w:val="20"/>
-      </w:rPr>
-    </w:lvl>
-    <w:lvl w:ilvl="7" w:tentative="1">
-      <w:start w:val="1"/>
-      <w:numFmt w:val="bullet"/>
-      <w:lvlText w:val=""/>
-      <w:lvlJc w:val="left"/>
-      <w:pPr>
-        <w:tabs>
-          <w:tab w:val="num" w:pos="5760"/>
-        </w:tabs>
-        <w:ind w:left="5760" w:hanging="360"/>
-      </w:pPr>
-      <w:rPr>
-        <w:rFonts w:hint="default" w:ascii="Wingdings" w:hAnsi="Wingdings"/>
-        <w:sz w:val="20"/>
-      </w:rPr>
-    </w:lvl>
-    <w:lvl w:ilvl="0">
-      <w:start w:val="1"/>
-      <w:numFmt w:val="bullet"/>
-      <w:lvlText w:val=""/>
-      <w:lvlJc w:val="left"/>
-      <w:pPr>
-        <w:tabs>
-          <w:tab w:val="num" w:pos="720"/>
-        </w:tabs>
-        <w:ind w:left="720" w:hanging="360"/>
-      </w:pPr>
-      <w:rPr>
-        <w:rFonts w:hint="default" w:ascii="Symbol" w:hAnsi="Symbol"/>
-        <w:sz w:val="20"/>
-      </w:rPr>
-    </w:lvl>
-    <w:lvl w:ilvl="3" w:tentative="1">
-      <w:start w:val="1"/>
-      <w:numFmt w:val="bullet"/>
-      <w:lvlText w:val=""/>
-      <w:lvlJc w:val="left"/>
-      <w:pPr>
-        <w:tabs>
-          <w:tab w:val="num" w:pos="2880"/>
-        </w:tabs>
-        <w:ind w:left="2880" w:hanging="360"/>
-      </w:pPr>
-      <w:rPr>
-        <w:rFonts w:hint="default" w:ascii="Wingdings" w:hAnsi="Wingdings"/>
-        <w:sz w:val="20"/>
-      </w:rPr>
-    </w:lvl>
-    <w:lvl w:ilvl="6" w:tentative="1">
-      <w:start w:val="1"/>
-      <w:numFmt w:val="bullet"/>
-      <w:lvlText w:val=""/>
-      <w:lvlJc w:val="left"/>
-      <w:pPr>
-        <w:tabs>
-          <w:tab w:val="num" w:pos="5040"/>
-        </w:tabs>
-        <w:ind w:left="5040" w:hanging="360"/>
-      </w:pPr>
-      <w:rPr>
-        <w:rFonts w:hint="default" w:ascii="Wingdings" w:hAnsi="Wingdings"/>
-        <w:sz w:val="20"/>
-      </w:rPr>
-    </w:lvl>
-    <w:lvl w:ilvl="4" w:tentative="1">
-      <w:start w:val="1"/>
-      <w:numFmt w:val="bullet"/>
-      <w:lvlText w:val=""/>
-      <w:lvlJc w:val="left"/>
-      <w:pPr>
-        <w:tabs>
-          <w:tab w:val="num" w:pos="3600"/>
-        </w:tabs>
-        <w:ind w:left="3600" w:hanging="360"/>
-      </w:pPr>
-      <w:rPr>
-        <w:rFonts w:hint="default" w:ascii="Wingdings" w:hAnsi="Wingdings"/>
-        <w:sz w:val="20"/>
-      </w:rPr>
-    </w:lvl>
-    <w:lvl w:ilvl="5" w:tentative="1">
-      <w:start w:val="1"/>
-      <w:numFmt w:val="bullet"/>
-      <w:lvlText w:val=""/>
-      <w:lvlJc w:val="left"/>
-      <w:pPr>
-        <w:tabs>
-          <w:tab w:val="num" w:pos="4320"/>
-        </w:tabs>
-        <w:ind w:left="4320" w:hanging="360"/>
-      </w:pPr>
-      <w:rPr>
-        <w:rFonts w:hint="default" w:ascii="Wingdings" w:hAnsi="Wingdings"/>
-        <w:sz w:val="20"/>
-      </w:rPr>
-    </w:lvl>
-    <w:lvl w:ilvl="8" w:tentative="1">
-      <w:start w:val="1"/>
-      <w:numFmt w:val="bullet"/>
-      <w:lvlText w:val=""/>
-      <w:lvlJc w:val="left"/>
-      <w:pPr>
-        <w:tabs>
-          <w:tab w:val="num" w:pos="6480"/>
-        </w:tabs>
-        <w:ind w:left="6480" w:hanging="360"/>
-      </w:pPr>
-      <w:rPr>
-        <w:rFonts w:hint="default" w:ascii="Wingdings" w:hAnsi="Wingdings"/>
-        <w:sz w:val="20"/>
-      </w:rPr>
-    </w:lvl>
-  </w:abstractNum>
-  <w:abstractNum w:abstractNumId="22">
-    <w:nsid w:val="5B4E0643"/>
-    <w:multiLevelType w:val="multilevel"/>
-    <w:tmpl w:val="D848C494"/>
-    <w:lvl w:ilvl="6" w:tentative="1">
-      <w:start w:val="1"/>
-      <w:numFmt w:val="bullet"/>
-      <w:lvlText w:val=""/>
-      <w:lvlJc w:val="left"/>
-      <w:pPr>
-        <w:tabs>
-          <w:tab w:val="num" w:pos="5040"/>
-        </w:tabs>
-        <w:ind w:left="5040" w:hanging="360"/>
-      </w:pPr>
-      <w:rPr>
-        <w:rFonts w:hint="default" w:ascii="Wingdings" w:hAnsi="Wingdings"/>
-        <w:sz w:val="20"/>
-      </w:rPr>
-    </w:lvl>
-    <w:lvl w:ilvl="3" w:tentative="1">
-      <w:start w:val="1"/>
-      <w:numFmt w:val="bullet"/>
-      <w:lvlText w:val=""/>
-      <w:lvlJc w:val="left"/>
-      <w:pPr>
-        <w:tabs>
-          <w:tab w:val="num" w:pos="2880"/>
-        </w:tabs>
-        <w:ind w:left="2880" w:hanging="360"/>
-      </w:pPr>
-      <w:rPr>
-        <w:rFonts w:hint="default" w:ascii="Wingdings" w:hAnsi="Wingdings"/>
-        <w:sz w:val="20"/>
-      </w:rPr>
-    </w:lvl>
-    <w:lvl w:ilvl="4" w:tentative="1">
-      <w:start w:val="1"/>
-      <w:numFmt w:val="bullet"/>
-      <w:lvlText w:val=""/>
-      <w:lvlJc w:val="left"/>
-      <w:pPr>
-        <w:tabs>
-          <w:tab w:val="num" w:pos="3600"/>
-        </w:tabs>
-        <w:ind w:left="3600" w:hanging="360"/>
-      </w:pPr>
-      <w:rPr>
-        <w:rFonts w:hint="default" w:ascii="Wingdings" w:hAnsi="Wingdings"/>
-        <w:sz w:val="20"/>
-      </w:rPr>
-    </w:lvl>
-    <w:lvl w:ilvl="5" w:tentative="1">
-      <w:start w:val="1"/>
-      <w:numFmt w:val="bullet"/>
-      <w:lvlText w:val=""/>
-      <w:lvlJc w:val="left"/>
-      <w:pPr>
-        <w:tabs>
-          <w:tab w:val="num" w:pos="4320"/>
-        </w:tabs>
-        <w:ind w:left="4320" w:hanging="360"/>
-      </w:pPr>
-      <w:rPr>
-        <w:rFonts w:hint="default" w:ascii="Wingdings" w:hAnsi="Wingdings"/>
-        <w:sz w:val="20"/>
-      </w:rPr>
-    </w:lvl>
-    <w:lvl w:ilvl="8" w:tentative="1">
-      <w:start w:val="1"/>
-      <w:numFmt w:val="bullet"/>
-      <w:lvlText w:val=""/>
-      <w:lvlJc w:val="left"/>
-      <w:pPr>
-        <w:tabs>
-          <w:tab w:val="num" w:pos="6480"/>
-        </w:tabs>
-        <w:ind w:left="6480" w:hanging="360"/>
-      </w:pPr>
-      <w:rPr>
-        <w:rFonts w:hint="default" w:ascii="Wingdings" w:hAnsi="Wingdings"/>
-        <w:sz w:val="20"/>
-      </w:rPr>
-    </w:lvl>
-    <w:lvl w:ilvl="2" w:tentative="1">
-      <w:start w:val="1"/>
-      <w:numFmt w:val="bullet"/>
-      <w:lvlText w:val=""/>
-      <w:lvlJc w:val="left"/>
-      <w:pPr>
-        <w:tabs>
-          <w:tab w:val="num" w:pos="2160"/>
-        </w:tabs>
-        <w:ind w:left="2160" w:hanging="360"/>
-      </w:pPr>
-      <w:rPr>
-        <w:rFonts w:hint="default" w:ascii="Wingdings" w:hAnsi="Wingdings"/>
-        <w:sz w:val="20"/>
-      </w:rPr>
-    </w:lvl>
-    <w:lvl w:ilvl="1" w:tentative="1">
-      <w:start w:val="1"/>
-      <w:numFmt w:val="bullet"/>
-      <w:lvlText w:val="o"/>
-      <w:lvlJc w:val="left"/>
-      <w:pPr>
-        <w:tabs>
-          <w:tab w:val="num" w:pos="1440"/>
-        </w:tabs>
-        <w:ind w:left="1440" w:hanging="360"/>
-      </w:pPr>
-      <w:rPr>
-        <w:rFonts w:hint="default" w:ascii="Courier New" w:hAnsi="Courier New"/>
-        <w:sz w:val="20"/>
-      </w:rPr>
-    </w:lvl>
-    <w:lvl w:ilvl="7" w:tentative="1">
-      <w:start w:val="1"/>
-      <w:numFmt w:val="bullet"/>
-      <w:lvlText w:val=""/>
-      <w:lvlJc w:val="left"/>
-      <w:pPr>
-        <w:tabs>
-          <w:tab w:val="num" w:pos="5760"/>
-        </w:tabs>
-        <w:ind w:left="5760" w:hanging="360"/>
-      </w:pPr>
-      <w:rPr>
-        <w:rFonts w:hint="default" w:ascii="Wingdings" w:hAnsi="Wingdings"/>
-        <w:sz w:val="20"/>
-      </w:rPr>
-    </w:lvl>
-    <w:lvl w:ilvl="0">
-      <w:start w:val="1"/>
-      <w:numFmt w:val="bullet"/>
-      <w:lvlText w:val=""/>
-      <w:lvlJc w:val="left"/>
-      <w:pPr>
-        <w:tabs>
-          <w:tab w:val="num" w:pos="720"/>
-        </w:tabs>
-        <w:ind w:left="720" w:hanging="360"/>
-      </w:pPr>
-      <w:rPr>
-        <w:rFonts w:hint="default" w:ascii="Symbol" w:hAnsi="Symbol"/>
-        <w:sz w:val="20"/>
-      </w:rPr>
-    </w:lvl>
-  </w:abstractNum>
-  <w:abstractNum w:abstractNumId="23">
-    <w:lvl w:ilvl="0">
-      <w:start w:val="1"/>
-      <w:numFmt w:val="decimal"/>
-      <w:lvlText w:val="%1."/>
-      <w:lvlJc w:val="left"/>
-      <w:pPr>
-        <w:ind w:left="420" w:hanging="420"/>
-      </w:pPr>
-    </w:lvl>
-  </w:abstractNum>
-  <w:abstractNum w:abstractNumId="24">
-    <w:lvl w:ilvl="0">
-      <w:start w:val="1"/>
-      <w:numFmt w:val="decimal"/>
-      <w:lvlText w:val="%1."/>
-      <w:lvlJc w:val="left"/>
-      <w:pPr>
-        <w:ind w:left="420" w:hanging="420"/>
-      </w:pPr>
-    </w:lvl>
-  </w:abstractNum>
-  <w:abstractNum w:abstractNumId="25">
-    <w:nsid w:val="756E4A92"/>
-    <w:multiLevelType w:val="multilevel"/>
-    <w:tmpl w:val="0C0A4BFA"/>
-    <w:lvl w:ilvl="7" w:tentative="1">
-      <w:start w:val="1"/>
-      <w:numFmt w:val="bullet"/>
-      <w:lvlText w:val=""/>
-      <w:lvlJc w:val="left"/>
-      <w:pPr>
-        <w:tabs>
-          <w:tab w:val="num" w:pos="5760"/>
-        </w:tabs>
-        <w:ind w:left="5760" w:hanging="360"/>
-      </w:pPr>
-      <w:rPr>
-        <w:rFonts w:hint="default" w:ascii="Wingdings" w:hAnsi="Wingdings"/>
-        <w:sz w:val="20"/>
-      </w:rPr>
-    </w:lvl>
-    <w:lvl w:ilvl="1" w:tentative="1">
-      <w:start w:val="1"/>
-      <w:numFmt w:val="bullet"/>
-      <w:lvlText w:val="o"/>
-      <w:lvlJc w:val="left"/>
-      <w:pPr>
-        <w:tabs>
-          <w:tab w:val="num" w:pos="1440"/>
-        </w:tabs>
-        <w:ind w:left="1440" w:hanging="360"/>
-      </w:pPr>
-      <w:rPr>
-        <w:rFonts w:hint="default" w:ascii="Courier New" w:hAnsi="Courier New"/>
-        <w:sz w:val="20"/>
-      </w:rPr>
-    </w:lvl>
-    <w:lvl w:ilvl="5" w:tentative="1">
-      <w:start w:val="1"/>
-      <w:numFmt w:val="bullet"/>
-      <w:lvlText w:val=""/>
-      <w:lvlJc w:val="left"/>
-      <w:pPr>
-        <w:tabs>
-          <w:tab w:val="num" w:pos="4320"/>
-        </w:tabs>
-        <w:ind w:left="4320" w:hanging="360"/>
-      </w:pPr>
-      <w:rPr>
-        <w:rFonts w:hint="default" w:ascii="Wingdings" w:hAnsi="Wingdings"/>
-        <w:sz w:val="20"/>
-      </w:rPr>
-    </w:lvl>
-    <w:lvl w:ilvl="2" w:tentative="1">
-      <w:start w:val="1"/>
-      <w:numFmt w:val="bullet"/>
-      <w:lvlText w:val=""/>
-      <w:lvlJc w:val="left"/>
-      <w:pPr>
-        <w:tabs>
-          <w:tab w:val="num" w:pos="2160"/>
-        </w:tabs>
-        <w:ind w:left="2160" w:hanging="360"/>
-      </w:pPr>
-      <w:rPr>
-        <w:rFonts w:hint="default" w:ascii="Wingdings" w:hAnsi="Wingdings"/>
-        <w:sz w:val="20"/>
-      </w:rPr>
-    </w:lvl>
-    <w:lvl w:ilvl="3" w:tentative="1">
-      <w:start w:val="1"/>
-      <w:numFmt w:val="bullet"/>
-      <w:lvlText w:val=""/>
-      <w:lvlJc w:val="left"/>
-      <w:pPr>
-        <w:tabs>
-          <w:tab w:val="num" w:pos="2880"/>
-        </w:tabs>
-        <w:ind w:left="2880" w:hanging="360"/>
-      </w:pPr>
-      <w:rPr>
-        <w:rFonts w:hint="default" w:ascii="Wingdings" w:hAnsi="Wingdings"/>
-        <w:sz w:val="20"/>
-      </w:rPr>
-    </w:lvl>
-    <w:lvl w:ilvl="0">
-      <w:start w:val="1"/>
-      <w:numFmt w:val="bullet"/>
-      <w:lvlText w:val=""/>
-      <w:lvlJc w:val="left"/>
-      <w:pPr>
-        <w:tabs>
-          <w:tab w:val="num" w:pos="720"/>
-        </w:tabs>
-        <w:ind w:left="720" w:hanging="360"/>
-      </w:pPr>
-      <w:rPr>
-        <w:rFonts w:hint="default" w:ascii="Symbol" w:hAnsi="Symbol"/>
-        <w:sz w:val="20"/>
-      </w:rPr>
-    </w:lvl>
-    <w:lvl w:ilvl="6" w:tentative="1">
-      <w:start w:val="1"/>
-      <w:numFmt w:val="bullet"/>
-      <w:lvlText w:val=""/>
-      <w:lvlJc w:val="left"/>
-      <w:pPr>
-        <w:tabs>
-          <w:tab w:val="num" w:pos="5040"/>
-        </w:tabs>
-        <w:ind w:left="5040" w:hanging="360"/>
-      </w:pPr>
-      <w:rPr>
-        <w:rFonts w:hint="default" w:ascii="Wingdings" w:hAnsi="Wingdings"/>
-        <w:sz w:val="20"/>
-      </w:rPr>
-    </w:lvl>
-    <w:lvl w:ilvl="4" w:tentative="1">
-      <w:start w:val="1"/>
-      <w:numFmt w:val="bullet"/>
-      <w:lvlText w:val=""/>
-      <w:lvlJc w:val="left"/>
-      <w:pPr>
-        <w:tabs>
-          <w:tab w:val="num" w:pos="3600"/>
-        </w:tabs>
-        <w:ind w:left="3600" w:hanging="360"/>
-      </w:pPr>
-      <w:rPr>
-        <w:rFonts w:hint="default" w:ascii="Wingdings" w:hAnsi="Wingdings"/>
-        <w:sz w:val="20"/>
-      </w:rPr>
-    </w:lvl>
-    <w:lvl w:ilvl="8" w:tentative="1">
-      <w:start w:val="1"/>
-      <w:numFmt w:val="bullet"/>
-      <w:lvlText w:val=""/>
-      <w:lvlJc w:val="left"/>
-      <w:pPr>
-        <w:tabs>
-          <w:tab w:val="num" w:pos="6480"/>
-        </w:tabs>
-        <w:ind w:left="6480" w:hanging="360"/>
-      </w:pPr>
-      <w:rPr>
-        <w:rFonts w:hint="default" w:ascii="Wingdings" w:hAnsi="Wingdings"/>
-        <w:sz w:val="20"/>
-      </w:rPr>
-    </w:lvl>
-  </w:abstractNum>
-  <w:abstractNum w:abstractNumId="26">
-    <w:nsid w:val="6C4C76C6"/>
-    <w:multiLevelType w:val="multilevel"/>
-    <w:tmpl w:val="A6EC3C5C"/>
-    <w:lvl w:ilvl="3" w:tentative="1">
-      <w:start w:val="1"/>
-      <w:numFmt w:val="bullet"/>
-      <w:lvlText w:val=""/>
-      <w:lvlJc w:val="left"/>
-      <w:pPr>
-        <w:tabs>
-          <w:tab w:val="num" w:pos="2880"/>
-        </w:tabs>
-        <w:ind w:left="2880" w:hanging="360"/>
-      </w:pPr>
-      <w:rPr>
-        <w:rFonts w:hint="default" w:ascii="Wingdings" w:hAnsi="Wingdings"/>
-        <w:sz w:val="20"/>
-      </w:rPr>
-    </w:lvl>
-    <w:lvl w:ilvl="4" w:tentative="1">
-      <w:start w:val="1"/>
-      <w:numFmt w:val="bullet"/>
-      <w:lvlText w:val=""/>
-      <w:lvlJc w:val="left"/>
-      <w:pPr>
-        <w:tabs>
-          <w:tab w:val="num" w:pos="3600"/>
-        </w:tabs>
-        <w:ind w:left="3600" w:hanging="360"/>
-      </w:pPr>
-      <w:rPr>
-        <w:rFonts w:hint="default" w:ascii="Wingdings" w:hAnsi="Wingdings"/>
-        <w:sz w:val="20"/>
-      </w:rPr>
-    </w:lvl>
-    <w:lvl w:ilvl="0">
-      <w:start w:val="1"/>
-      <w:numFmt w:val="bullet"/>
-      <w:lvlText w:val=""/>
-      <w:lvlJc w:val="left"/>
-      <w:pPr>
-        <w:tabs>
-          <w:tab w:val="num" w:pos="720"/>
-        </w:tabs>
-        <w:ind w:left="720" w:hanging="360"/>
-      </w:pPr>
-      <w:rPr>
-        <w:rFonts w:hint="default" w:ascii="Symbol" w:hAnsi="Symbol"/>
-        <w:sz w:val="20"/>
-      </w:rPr>
-    </w:lvl>
-    <w:lvl w:ilvl="5" w:tentative="1">
-      <w:start w:val="1"/>
-      <w:numFmt w:val="bullet"/>
-      <w:lvlText w:val=""/>
-      <w:lvlJc w:val="left"/>
-      <w:pPr>
-        <w:tabs>
-          <w:tab w:val="num" w:pos="4320"/>
-        </w:tabs>
-        <w:ind w:left="4320" w:hanging="360"/>
-      </w:pPr>
-      <w:rPr>
-        <w:rFonts w:hint="default" w:ascii="Wingdings" w:hAnsi="Wingdings"/>
-        <w:sz w:val="20"/>
-      </w:rPr>
-    </w:lvl>
-    <w:lvl w:ilvl="8" w:tentative="1">
-      <w:start w:val="1"/>
-      <w:numFmt w:val="bullet"/>
-      <w:lvlText w:val=""/>
-      <w:lvlJc w:val="left"/>
-      <w:pPr>
-        <w:tabs>
-          <w:tab w:val="num" w:pos="6480"/>
-        </w:tabs>
-        <w:ind w:left="6480" w:hanging="360"/>
-      </w:pPr>
-      <w:rPr>
-        <w:rFonts w:hint="default" w:ascii="Wingdings" w:hAnsi="Wingdings"/>
-        <w:sz w:val="20"/>
-      </w:rPr>
-    </w:lvl>
-    <w:lvl w:ilvl="2" w:tentative="1">
-      <w:start w:val="1"/>
-      <w:numFmt w:val="bullet"/>
-      <w:lvlText w:val=""/>
-      <w:lvlJc w:val="left"/>
-      <w:pPr>
-        <w:tabs>
-          <w:tab w:val="num" w:pos="2160"/>
-        </w:tabs>
-        <w:ind w:left="2160" w:hanging="360"/>
-      </w:pPr>
-      <w:rPr>
-        <w:rFonts w:hint="default" w:ascii="Wingdings" w:hAnsi="Wingdings"/>
-        <w:sz w:val="20"/>
-      </w:rPr>
-    </w:lvl>
-    <w:lvl w:ilvl="6" w:tentative="1">
-      <w:start w:val="1"/>
-      <w:numFmt w:val="bullet"/>
-      <w:lvlText w:val=""/>
-      <w:lvlJc w:val="left"/>
-      <w:pPr>
-        <w:tabs>
-          <w:tab w:val="num" w:pos="5040"/>
-        </w:tabs>
-        <w:ind w:left="5040" w:hanging="360"/>
-      </w:pPr>
-      <w:rPr>
-        <w:rFonts w:hint="default" w:ascii="Wingdings" w:hAnsi="Wingdings"/>
-        <w:sz w:val="20"/>
-      </w:rPr>
-    </w:lvl>
-    <w:lvl w:ilvl="7" w:tentative="1">
-      <w:start w:val="1"/>
-      <w:numFmt w:val="bullet"/>
-      <w:lvlText w:val=""/>
-      <w:lvlJc w:val="left"/>
-      <w:pPr>
-        <w:tabs>
-          <w:tab w:val="num" w:pos="5760"/>
-        </w:tabs>
-        <w:ind w:left="5760" w:hanging="360"/>
-      </w:pPr>
-      <w:rPr>
-        <w:rFonts w:hint="default" w:ascii="Wingdings" w:hAnsi="Wingdings"/>
-        <w:sz w:val="20"/>
-      </w:rPr>
-    </w:lvl>
-    <w:lvl w:ilvl="1" w:tentative="1">
-      <w:start w:val="1"/>
-      <w:numFmt w:val="bullet"/>
-      <w:lvlText w:val="o"/>
-      <w:lvlJc w:val="left"/>
-      <w:pPr>
-        <w:tabs>
-          <w:tab w:val="num" w:pos="1440"/>
-        </w:tabs>
-        <w:ind w:left="1440" w:hanging="360"/>
-      </w:pPr>
-      <w:rPr>
-        <w:rFonts w:hint="default" w:ascii="Courier New" w:hAnsi="Courier New"/>
-        <w:sz w:val="20"/>
-      </w:rPr>
-    </w:lvl>
-  </w:abstractNum>
-  <w:abstractNum w:abstractNumId="27">
-    <w:lvl w:ilvl="0">
-      <w:start w:val="1"/>
-      <w:numFmt w:val="decimal"/>
-      <w:lvlText w:val="%1."/>
-      <w:lvlJc w:val="left"/>
-      <w:pPr>
-        <w:ind w:left="420" w:hanging="420"/>
-      </w:pPr>
-    </w:lvl>
-  </w:abstractNum>
-  <w:abstractNum w:abstractNumId="28">
-    <w:nsid w:val="1448493D"/>
-    <w:multiLevelType w:val="multilevel"/>
-    <w:tmpl w:val="CB1A5D0E"/>
-    <w:lvl w:ilvl="8" w:tentative="1">
-      <w:start w:val="1"/>
-      <w:numFmt w:val="bullet"/>
-      <w:lvlText w:val=""/>
-      <w:lvlJc w:val="left"/>
-      <w:pPr>
-        <w:tabs>
-          <w:tab w:val="num" w:pos="6480"/>
-        </w:tabs>
-        <w:ind w:left="6480" w:hanging="360"/>
-      </w:pPr>
-      <w:rPr>
-        <w:rFonts w:hint="default" w:ascii="Wingdings" w:hAnsi="Wingdings"/>
-        <w:sz w:val="20"/>
-      </w:rPr>
-    </w:lvl>
-    <w:lvl w:ilvl="3" w:tentative="1">
-      <w:start w:val="1"/>
-      <w:numFmt w:val="bullet"/>
-      <w:lvlText w:val=""/>
-      <w:lvlJc w:val="left"/>
-      <w:pPr>
-        <w:tabs>
-          <w:tab w:val="num" w:pos="2880"/>
-        </w:tabs>
-        <w:ind w:left="2880" w:hanging="360"/>
-      </w:pPr>
-      <w:rPr>
-        <w:rFonts w:hint="default" w:ascii="Wingdings" w:hAnsi="Wingdings"/>
-        <w:sz w:val="20"/>
-      </w:rPr>
-    </w:lvl>
-    <w:lvl w:ilvl="2" w:tentative="1">
-      <w:start w:val="1"/>
-      <w:numFmt w:val="bullet"/>
-      <w:lvlText w:val=""/>
-      <w:lvlJc w:val="left"/>
-      <w:pPr>
-        <w:tabs>
-          <w:tab w:val="num" w:pos="2160"/>
-        </w:tabs>
-        <w:ind w:left="2160" w:hanging="360"/>
-      </w:pPr>
-      <w:rPr>
-        <w:rFonts w:hint="default" w:ascii="Wingdings" w:hAnsi="Wingdings"/>
-        <w:sz w:val="20"/>
-      </w:rPr>
-    </w:lvl>
-    <w:lvl w:ilvl="4" w:tentative="1">
-      <w:start w:val="1"/>
-      <w:numFmt w:val="bullet"/>
-      <w:lvlText w:val=""/>
-      <w:lvlJc w:val="left"/>
-      <w:pPr>
-        <w:tabs>
-          <w:tab w:val="num" w:pos="3600"/>
-        </w:tabs>
-        <w:ind w:left="3600" w:hanging="360"/>
-      </w:pPr>
-      <w:rPr>
-        <w:rFonts w:hint="default" w:ascii="Wingdings" w:hAnsi="Wingdings"/>
-        <w:sz w:val="20"/>
-      </w:rPr>
-    </w:lvl>
-    <w:lvl w:ilvl="5" w:tentative="1">
-      <w:start w:val="1"/>
-      <w:numFmt w:val="bullet"/>
-      <w:lvlText w:val=""/>
-      <w:lvlJc w:val="left"/>
-      <w:pPr>
-        <w:tabs>
-          <w:tab w:val="num" w:pos="4320"/>
-        </w:tabs>
-        <w:ind w:left="4320" w:hanging="360"/>
-      </w:pPr>
-      <w:rPr>
-        <w:rFonts w:hint="default" w:ascii="Wingdings" w:hAnsi="Wingdings"/>
-        <w:sz w:val="20"/>
-      </w:rPr>
-    </w:lvl>
-    <w:lvl w:ilvl="7" w:tentative="1">
-      <w:start w:val="1"/>
-      <w:numFmt w:val="bullet"/>
-      <w:lvlText w:val=""/>
-      <w:lvlJc w:val="left"/>
-      <w:pPr>
-        <w:tabs>
-          <w:tab w:val="num" w:pos="5760"/>
-        </w:tabs>
-        <w:ind w:left="5760" w:hanging="360"/>
-      </w:pPr>
-      <w:rPr>
-        <w:rFonts w:hint="default" w:ascii="Wingdings" w:hAnsi="Wingdings"/>
-        <w:sz w:val="20"/>
-      </w:rPr>
-    </w:lvl>
-    <w:lvl w:ilvl="6" w:tentative="1">
-      <w:start w:val="1"/>
-      <w:numFmt w:val="bullet"/>
-      <w:lvlText w:val=""/>
-      <w:lvlJc w:val="left"/>
-      <w:pPr>
-        <w:tabs>
-          <w:tab w:val="num" w:pos="5040"/>
-        </w:tabs>
-        <w:ind w:left="5040" w:hanging="360"/>
-      </w:pPr>
-      <w:rPr>
-        <w:rFonts w:hint="default" w:ascii="Wingdings" w:hAnsi="Wingdings"/>
-        <w:sz w:val="20"/>
-      </w:rPr>
-    </w:lvl>
-    <w:lvl w:ilvl="1" w:tentative="1">
-      <w:start w:val="1"/>
-      <w:numFmt w:val="bullet"/>
-      <w:lvlText w:val="o"/>
-      <w:lvlJc w:val="left"/>
-      <w:pPr>
-        <w:tabs>
-          <w:tab w:val="num" w:pos="1440"/>
-        </w:tabs>
-        <w:ind w:left="1440" w:hanging="360"/>
-      </w:pPr>
-      <w:rPr>
-        <w:rFonts w:hint="default" w:ascii="Courier New" w:hAnsi="Courier New"/>
-        <w:sz w:val="20"/>
-      </w:rPr>
-    </w:lvl>
-    <w:lvl w:ilvl="0">
-      <w:start w:val="1"/>
-      <w:numFmt w:val="bullet"/>
-      <w:lvlText w:val=""/>
-      <w:lvlJc w:val="left"/>
-      <w:pPr>
-        <w:tabs>
-          <w:tab w:val="num" w:pos="720"/>
-        </w:tabs>
-        <w:ind w:left="720" w:hanging="360"/>
-      </w:pPr>
-      <w:rPr>
-        <w:rFonts w:hint="default" w:ascii="Symbol" w:hAnsi="Symbol"/>
-        <w:sz w:val="20"/>
-      </w:rPr>
-    </w:lvl>
-  </w:abstractNum>
-  <w:abstractNum w:abstractNumId="29">
-    <w:nsid w:val="0C4F70F6"/>
-    <w:multiLevelType w:val="multilevel"/>
-    <w:tmpl w:val="CC4C1C6A"/>
-    <w:lvl w:ilvl="2" w:tentative="1">
-      <w:start w:val="1"/>
-      <w:numFmt w:val="bullet"/>
-      <w:lvlText w:val=""/>
-      <w:lvlJc w:val="left"/>
-      <w:pPr>
-        <w:tabs>
-          <w:tab w:val="num" w:pos="2160"/>
-        </w:tabs>
-        <w:ind w:left="2160" w:hanging="360"/>
-      </w:pPr>
-      <w:rPr>
-        <w:rFonts w:hint="default" w:ascii="Wingdings" w:hAnsi="Wingdings"/>
-        <w:sz w:val="20"/>
-      </w:rPr>
-    </w:lvl>
-    <w:lvl w:ilvl="0">
-      <w:start w:val="1"/>
-      <w:numFmt w:val="bullet"/>
-      <w:lvlText w:val=""/>
-      <w:lvlJc w:val="left"/>
-      <w:pPr>
-        <w:tabs>
-          <w:tab w:val="num" w:pos="720"/>
-        </w:tabs>
-        <w:ind w:left="720" w:hanging="360"/>
-      </w:pPr>
-      <w:rPr>
-        <w:rFonts w:hint="default" w:ascii="Symbol" w:hAnsi="Symbol"/>
-        <w:sz w:val="20"/>
-      </w:rPr>
-    </w:lvl>
-    <w:lvl w:ilvl="3" w:tentative="1">
-      <w:start w:val="1"/>
-      <w:numFmt w:val="bullet"/>
-      <w:lvlText w:val=""/>
-      <w:lvlJc w:val="left"/>
-      <w:pPr>
-        <w:tabs>
-          <w:tab w:val="num" w:pos="2880"/>
-        </w:tabs>
-        <w:ind w:left="2880" w:hanging="360"/>
-      </w:pPr>
-      <w:rPr>
-        <w:rFonts w:hint="default" w:ascii="Wingdings" w:hAnsi="Wingdings"/>
-        <w:sz w:val="20"/>
-      </w:rPr>
-    </w:lvl>
-    <w:lvl w:ilvl="4" w:tentative="1">
-      <w:start w:val="1"/>
-      <w:numFmt w:val="bullet"/>
-      <w:lvlText w:val=""/>
-      <w:lvlJc w:val="left"/>
-      <w:pPr>
-        <w:tabs>
-          <w:tab w:val="num" w:pos="3600"/>
-        </w:tabs>
-        <w:ind w:left="3600" w:hanging="360"/>
-      </w:pPr>
-      <w:rPr>
-        <w:rFonts w:hint="default" w:ascii="Wingdings" w:hAnsi="Wingdings"/>
-        <w:sz w:val="20"/>
-      </w:rPr>
-    </w:lvl>
-    <w:lvl w:ilvl="6" w:tentative="1">
-      <w:start w:val="1"/>
-      <w:numFmt w:val="bullet"/>
-      <w:lvlText w:val=""/>
-      <w:lvlJc w:val="left"/>
-      <w:pPr>
-        <w:tabs>
-          <w:tab w:val="num" w:pos="5040"/>
-        </w:tabs>
-        <w:ind w:left="5040" w:hanging="360"/>
-      </w:pPr>
-      <w:rPr>
-        <w:rFonts w:hint="default" w:ascii="Wingdings" w:hAnsi="Wingdings"/>
-        <w:sz w:val="20"/>
-      </w:rPr>
-    </w:lvl>
-    <w:lvl w:ilvl="8" w:tentative="1">
-      <w:start w:val="1"/>
-      <w:numFmt w:val="bullet"/>
-      <w:lvlText w:val=""/>
-      <w:lvlJc w:val="left"/>
-      <w:pPr>
-        <w:tabs>
-          <w:tab w:val="num" w:pos="6480"/>
-        </w:tabs>
-        <w:ind w:left="6480" w:hanging="360"/>
-      </w:pPr>
-      <w:rPr>
-        <w:rFonts w:hint="default" w:ascii="Wingdings" w:hAnsi="Wingdings"/>
-        <w:sz w:val="20"/>
-      </w:rPr>
-    </w:lvl>
-    <w:lvl w:ilvl="1" w:tentative="1">
-      <w:start w:val="1"/>
-      <w:numFmt w:val="bullet"/>
-      <w:lvlText w:val="o"/>
-      <w:lvlJc w:val="left"/>
-      <w:pPr>
-        <w:tabs>
-          <w:tab w:val="num" w:pos="1440"/>
-        </w:tabs>
-        <w:ind w:left="1440" w:hanging="360"/>
-      </w:pPr>
-      <w:rPr>
-        <w:rFonts w:hint="default" w:ascii="Courier New" w:hAnsi="Courier New"/>
-        <w:sz w:val="20"/>
-      </w:rPr>
-    </w:lvl>
-    <w:lvl w:ilvl="7" w:tentative="1">
-      <w:start w:val="1"/>
-      <w:numFmt w:val="bullet"/>
-      <w:lvlText w:val=""/>
-      <w:lvlJc w:val="left"/>
-      <w:pPr>
-        <w:tabs>
-          <w:tab w:val="num" w:pos="5760"/>
-        </w:tabs>
-        <w:ind w:left="5760" w:hanging="360"/>
-      </w:pPr>
-      <w:rPr>
-        <w:rFonts w:hint="default" w:ascii="Wingdings" w:hAnsi="Wingdings"/>
-        <w:sz w:val="20"/>
-      </w:rPr>
-    </w:lvl>
-    <w:lvl w:ilvl="5" w:tentative="1">
-      <w:start w:val="1"/>
-      <w:numFmt w:val="bullet"/>
-      <w:lvlText w:val=""/>
-      <w:lvlJc w:val="left"/>
-      <w:pPr>
-        <w:tabs>
-          <w:tab w:val="num" w:pos="4320"/>
-        </w:tabs>
-        <w:ind w:left="4320" w:hanging="360"/>
-      </w:pPr>
-      <w:rPr>
-        <w:rFonts w:hint="default" w:ascii="Wingdings" w:hAnsi="Wingdings"/>
-        <w:sz w:val="20"/>
-      </w:rPr>
-    </w:lvl>
-  </w:abstractNum>
-  <w:abstractNum w:abstractNumId="30">
-    <w:lvl w:ilvl="0">
-      <w:start w:val="1"/>
-      <w:numFmt w:val="bullet"/>
-      <w:lvlText w:val=""/>
-      <w:lvlJc w:val="left"/>
-      <w:pPr>
-        <w:ind w:left="420" w:hanging="420"/>
-      </w:pPr>
-      <w:rPr>
-        <w:rFonts w:hint="default" w:ascii="Wingdings" w:hAnsi="Wingdings"/>
-      </w:rPr>
-    </w:lvl>
-  </w:abstractNum>
-  <w:abstractNum w:abstractNumId="31">
-    <w:lvl w:ilvl="0">
-      <w:start w:val="1"/>
-      <w:numFmt w:val="bullet"/>
-      <w:lvlText w:val=""/>
-      <w:lvlJc w:val="left"/>
-      <w:pPr>
-        <w:ind w:left="420" w:hanging="420"/>
-      </w:pPr>
-      <w:rPr>
-        <w:rFonts w:hint="default" w:ascii="Wingdings" w:hAnsi="Wingdings"/>
-      </w:rPr>
-    </w:lvl>
-  </w:abstractNum>
-  <w:abstractNum w:abstractNumId="32">
-    <w:nsid w:val="28FD2ECE"/>
-    <w:multiLevelType w:val="multilevel"/>
-    <w:tmpl w:val="C2B67B9A"/>
-    <w:lvl w:ilvl="1" w:tentative="1">
-      <w:start w:val="1"/>
-      <w:numFmt w:val="bullet"/>
-      <w:lvlText w:val="o"/>
-      <w:lvlJc w:val="left"/>
-      <w:pPr>
-        <w:tabs>
-          <w:tab w:val="num" w:pos="1440"/>
-        </w:tabs>
-        <w:ind w:left="1440" w:hanging="360"/>
-      </w:pPr>
-      <w:rPr>
-        <w:rFonts w:hint="default" w:ascii="Courier New" w:hAnsi="Courier New"/>
-        <w:sz w:val="20"/>
-      </w:rPr>
-    </w:lvl>
-    <w:lvl w:ilvl="5" w:tentative="1">
-      <w:start w:val="1"/>
-      <w:numFmt w:val="bullet"/>
-      <w:lvlText w:val=""/>
-      <w:lvlJc w:val="left"/>
-      <w:pPr>
-        <w:tabs>
-          <w:tab w:val="num" w:pos="4320"/>
-        </w:tabs>
-        <w:ind w:left="4320" w:hanging="360"/>
-      </w:pPr>
-      <w:rPr>
-        <w:rFonts w:hint="default" w:ascii="Wingdings" w:hAnsi="Wingdings"/>
-        <w:sz w:val="20"/>
-      </w:rPr>
-    </w:lvl>
-    <w:lvl w:ilvl="7" w:tentative="1">
-      <w:start w:val="1"/>
-      <w:numFmt w:val="bullet"/>
-      <w:lvlText w:val=""/>
-      <w:lvlJc w:val="left"/>
-      <w:pPr>
-        <w:tabs>
-          <w:tab w:val="num" w:pos="5760"/>
-        </w:tabs>
-        <w:ind w:left="5760" w:hanging="360"/>
-      </w:pPr>
-      <w:rPr>
-        <w:rFonts w:hint="default" w:ascii="Wingdings" w:hAnsi="Wingdings"/>
-        <w:sz w:val="20"/>
-      </w:rPr>
-    </w:lvl>
-    <w:lvl w:ilvl="0">
-      <w:start w:val="1"/>
-      <w:numFmt w:val="bullet"/>
-      <w:lvlText w:val=""/>
-      <w:lvlJc w:val="left"/>
-      <w:pPr>
-        <w:tabs>
-          <w:tab w:val="num" w:pos="720"/>
-        </w:tabs>
-        <w:ind w:left="720" w:hanging="360"/>
-      </w:pPr>
-      <w:rPr>
-        <w:rFonts w:hint="default" w:ascii="Symbol" w:hAnsi="Symbol"/>
-        <w:sz w:val="20"/>
-      </w:rPr>
-    </w:lvl>
-    <w:lvl w:ilvl="8" w:tentative="1">
-      <w:start w:val="1"/>
-      <w:numFmt w:val="bullet"/>
-      <w:lvlText w:val=""/>
-      <w:lvlJc w:val="left"/>
-      <w:pPr>
-        <w:tabs>
-          <w:tab w:val="num" w:pos="6480"/>
-        </w:tabs>
-        <w:ind w:left="6480" w:hanging="360"/>
-      </w:pPr>
-      <w:rPr>
-        <w:rFonts w:hint="default" w:ascii="Wingdings" w:hAnsi="Wingdings"/>
-        <w:sz w:val="20"/>
-      </w:rPr>
-    </w:lvl>
-    <w:lvl w:ilvl="3" w:tentative="1">
-      <w:start w:val="1"/>
-      <w:numFmt w:val="bullet"/>
-      <w:lvlText w:val=""/>
-      <w:lvlJc w:val="left"/>
-      <w:pPr>
-        <w:tabs>
-          <w:tab w:val="num" w:pos="2880"/>
-        </w:tabs>
-        <w:ind w:left="2880" w:hanging="360"/>
-      </w:pPr>
-      <w:rPr>
-        <w:rFonts w:hint="default" w:ascii="Wingdings" w:hAnsi="Wingdings"/>
-        <w:sz w:val="20"/>
-      </w:rPr>
-    </w:lvl>
-    <w:lvl w:ilvl="6" w:tentative="1">
-      <w:start w:val="1"/>
-      <w:numFmt w:val="bullet"/>
-      <w:lvlText w:val=""/>
-      <w:lvlJc w:val="left"/>
-      <w:pPr>
-        <w:tabs>
-          <w:tab w:val="num" w:pos="5040"/>
-        </w:tabs>
-        <w:ind w:left="5040" w:hanging="360"/>
-      </w:pPr>
-      <w:rPr>
-        <w:rFonts w:hint="default" w:ascii="Wingdings" w:hAnsi="Wingdings"/>
-        <w:sz w:val="20"/>
-      </w:rPr>
-    </w:lvl>
-    <w:lvl w:ilvl="2" w:tentative="1">
-      <w:start w:val="1"/>
-      <w:numFmt w:val="bullet"/>
-      <w:lvlText w:val=""/>
-      <w:lvlJc w:val="left"/>
-      <w:pPr>
-        <w:tabs>
-          <w:tab w:val="num" w:pos="2160"/>
-        </w:tabs>
-        <w:ind w:left="2160" w:hanging="360"/>
-      </w:pPr>
-      <w:rPr>
-        <w:rFonts w:hint="default" w:ascii="Wingdings" w:hAnsi="Wingdings"/>
-        <w:sz w:val="20"/>
-      </w:rPr>
-    </w:lvl>
-    <w:lvl w:ilvl="4" w:tentative="1">
-      <w:start w:val="1"/>
-      <w:numFmt w:val="bullet"/>
-      <w:lvlText w:val=""/>
-      <w:lvlJc w:val="left"/>
-      <w:pPr>
-        <w:tabs>
-          <w:tab w:val="num" w:pos="3600"/>
-        </w:tabs>
-        <w:ind w:left="3600" w:hanging="360"/>
-      </w:pPr>
-      <w:rPr>
-        <w:rFonts w:hint="default" w:ascii="Wingdings" w:hAnsi="Wingdings"/>
-        <w:sz w:val="20"/>
-      </w:rPr>
-    </w:lvl>
-  </w:abstractNum>
-  <w:num w:numId="14">
+  <w:num w:numId="29">
+    <w:abstractNumId w:val="9"/>
+  </w:num>
+  <w:num w:numId="27">
+    <w:abstractNumId w:val="18"/>
+  </w:num>
+  <w:num w:numId="22">
+    <w:abstractNumId w:val="1"/>
+  </w:num>
+  <w:num w:numId="5">
+    <w:abstractNumId w:val="24"/>
+  </w:num>
+  <w:num w:numId="13">
+    <w:abstractNumId w:val="22"/>
+  </w:num>
+  <w:num w:numId="16">
+    <w:abstractNumId w:val="16"/>
+  </w:num>
+  <w:num w:numId="21">
+    <w:abstractNumId w:val="4"/>
+  </w:num>
+  <w:num w:numId="12">
+    <w:abstractNumId w:val="20"/>
+  </w:num>
+  <w:num w:numId="20">
+    <w:abstractNumId w:val="31"/>
+  </w:num>
+  <w:num w:numId="19">
+    <w:abstractNumId w:val="8"/>
+  </w:num>
+  <w:num w:numId="18">
+    <w:abstractNumId w:val="15"/>
+  </w:num>
+  <w:num w:numId="31">
+    <w:abstractNumId w:val="29"/>
+  </w:num>
+  <w:num w:numId="7">
+    <w:abstractNumId w:val="10"/>
+  </w:num>
+  <w:num w:numId="6">
+    <w:abstractNumId w:val="28"/>
+  </w:num>
+  <w:num w:numId="11">
     <w:abstractNumId w:val="11"/>
   </w:num>
-  <w:num w:numId="12">
+  <w:num w:numId="14">
+    <w:abstractNumId w:val="17"/>
+  </w:num>
+  <w:num w:numId="25">
     <w:abstractNumId w:val="19"/>
   </w:num>
-  <w:num w:numId="8">
-    <w:abstractNumId w:val="0"/>
-  </w:num>
-  <w:num w:numId="18">
-    <w:abstractNumId w:val="17"/>
-  </w:num>
-  <w:num w:numId="27">
-    <w:abstractNumId w:val="32"/>
-  </w:num>
-  <w:num w:numId="1">
-    <w:abstractNumId w:val="2"/>
-  </w:num>
-  <w:num w:numId="20">
-    <w:abstractNumId w:val="26"/>
-  </w:num>
-  <w:num w:numId="11">
-    <w:abstractNumId w:val="1"/>
-  </w:num>
-  <w:num w:numId="25">
-    <w:abstractNumId w:val="9"/>
-  </w:num>
-  <w:num w:numId="22">
-    <w:abstractNumId w:val="16"/>
-  </w:num>
-  <w:num w:numId="24">
-    <w:abstractNumId w:val="14"/>
-  </w:num>
-  <w:num w:numId="31">
-    <w:abstractNumId w:val="24"/>
-  </w:num>
-  <w:num w:numId="21">
-    <w:abstractNumId w:val="22"/>
-  </w:num>
   <w:num w:numId="30">
-    <w:abstractNumId w:val="23"/>
-  </w:num>
-  <w:num w:numId="15">
-    <w:abstractNumId w:val="15"/>
-  </w:num>
-  <w:num w:numId="19">
-    <w:abstractNumId w:val="3"/>
-  </w:num>
-  <w:num w:numId="17">
-    <w:abstractNumId w:val="20"/>
-  </w:num>
-  <w:num w:numId="10">
-    <w:abstractNumId w:val="6"/>
-  </w:num>
-  <w:num w:numId="7">
-    <w:abstractNumId w:val="28"/>
-  </w:num>
-  <w:num w:numId="3">
-    <w:abstractNumId w:val="18"/>
-  </w:num>
-  <w:num w:numId="5">
-    <w:abstractNumId w:val="8"/>
-  </w:num>
-  <w:num w:numId="29">
-    <w:abstractNumId w:val="12"/>
-  </w:num>
-  <w:num w:numId="4">
-    <w:abstractNumId w:val="8"/>
-  </w:num>
-  <w:num w:numId="28">
     <w:abstractNumId w:val="30"/>
   </w:num>
   <w:num w:numId="26">
+    <w:abstractNumId w:val="5"/>
+  </w:num>
+  <w:num w:numId="1">
+    <w:abstractNumId w:val="7"/>
+  </w:num>
+  <w:num w:numId="17">
+    <w:abstractNumId w:val="6"/>
+  </w:num>
+  <w:num w:numId="9">
+    <w:abstractNumId w:val="0"/>
+  </w:num>
+  <w:num w:numId="3">
+    <w:abstractNumId w:val="3"/>
+  </w:num>
+  <w:num w:numId="28">
+    <w:abstractNumId w:val="14"/>
+  </w:num>
+  <w:num w:numId="24">
+    <w:abstractNumId w:val="13"/>
+  </w:num>
+  <w:num w:numId="2">
     <w:abstractNumId w:val="21"/>
   </w:num>
+  <w:num w:numId="4">
+    <w:abstractNumId w:val="24"/>
+  </w:num>
   <w:num w:numId="23">
-    <w:abstractNumId w:val="7"/>
+    <w:abstractNumId w:val="23"/>
   </w:num>
-  <w:num w:numId="13">
-    <w:abstractNumId w:val="29"/>
+  <w:num w:numId="8">
+    <w:abstractNumId w:val="12"/>
   </w:num>
-  <w:num w:numId="9">
+  <w:num w:numId="15">
+    <w:abstractNumId w:val="25"/>
+  </w:num>
+  <w:num w:numId="32">
     <w:abstractNumId w:val="27"/>
   </w:num>
-  <w:num w:numId="32">
-    <w:abstractNumId w:val="4"/>
-  </w:num>
-  <w:num w:numId="6">
-    <w:abstractNumId w:val="31"/>
-  </w:num>
-  <w:num w:numId="16">
-    <w:abstractNumId w:val="25"/>
-  </w:num>
-  <w:num w:numId="2">
-    <w:abstractNumId w:val="13"/>
+  <w:num w:numId="10">
+    <w:abstractNumId w:val="32"/>
   </w:num>
 </w:numbering>
 </file>
@@ -20733,387 +20733,719 @@
     </w:pPrDefault>
   </w:docDefaults>
   <w:latentStyles w:defLockedState="0" w:defUIPriority="99" w:defSemiHidden="0" w:defUnhideWhenUsed="0" w:defQFormat="0" w:count="376">
-    <w:lsdException w:name="Note Heading" w:semiHidden="1" w:unhideWhenUsed="1"/>
-    <w:lsdException w:name="Grid Table 2 Accent 2" w:uiPriority="47"/>
+    <w:lsdException w:name="Body Text Indent 2" w:semiHidden="1" w:unhideWhenUsed="1"/>
+    <w:lsdException w:name="Table Grid 1" w:semiHidden="1" w:unhideWhenUsed="1"/>
+    <w:lsdException w:name="Body Text 2" w:semiHidden="1" w:unhideWhenUsed="1"/>
+    <w:lsdException w:name="Medium Grid 2 Accent 3" w:uiPriority="68"/>
+    <w:lsdException w:name="Normal Table" w:semiHidden="1" w:unhideWhenUsed="1"/>
+    <w:lsdException w:name="index heading" w:semiHidden="1" w:unhideWhenUsed="1"/>
+    <w:lsdException w:name="List Table 1 Light Accent 5" w:uiPriority="46"/>
+    <w:lsdException w:name="Dark List Accent 4" w:uiPriority="70"/>
+    <w:lsdException w:name="Medium Shading 2 Accent 3" w:uiPriority="64"/>
+    <w:lsdException w:name="Subtle Emphasis" w:uiPriority="19" w:qFormat="1"/>
+    <w:lsdException w:name="Light Grid Accent 1" w:uiPriority="62"/>
+    <w:lsdException w:name="List Table 1 Light Accent 2" w:uiPriority="46"/>
+    <w:lsdException w:name="Table Colorful 3" w:semiHidden="1" w:unhideWhenUsed="1"/>
+    <w:lsdException w:name="No List" w:semiHidden="1" w:unhideWhenUsed="1"/>
+    <w:lsdException w:name="Medium Shading 2 Accent 4" w:uiPriority="64"/>
+    <w:lsdException w:name="Medium Shading 1" w:uiPriority="63"/>
+    <w:lsdException w:name="Grid Table 6 Colorful Accent 3" w:uiPriority="51"/>
+    <w:lsdException w:name="annotation subject" w:semiHidden="1" w:unhideWhenUsed="1"/>
+    <w:lsdException w:name="endnote reference" w:semiHidden="1" w:unhideWhenUsed="1"/>
+    <w:lsdException w:name="Light Grid Accent 6" w:uiPriority="62"/>
+    <w:lsdException w:name="Grid Table 6 Colorful Accent 6" w:uiPriority="51"/>
+    <w:lsdException w:name="Plain Table 5" w:uiPriority="45"/>
+    <w:lsdException w:name="toc 9" w:uiPriority="39" w:semiHidden="1" w:unhideWhenUsed="1"/>
+    <w:lsdException w:name="Medium Grid 1 Accent 6" w:uiPriority="67"/>
+    <w:lsdException w:name="List Table 7 Colorful Accent 4" w:uiPriority="52"/>
+    <w:lsdException w:name="Table List 2" w:semiHidden="1" w:unhideWhenUsed="1"/>
+    <w:lsdException w:name="Medium Grid 2 Accent 4" w:uiPriority="68"/>
+    <w:lsdException w:name="Grid Table 6 Colorful Accent 2" w:uiPriority="51"/>
+    <w:lsdException w:name="Grid Table 4 Accent 1" w:uiPriority="49"/>
+    <w:lsdException w:name="heading 8" w:uiPriority="9" w:semiHidden="1" w:unhideWhenUsed="1" w:qFormat="1"/>
+    <w:lsdException w:name="toc 5" w:uiPriority="39" w:semiHidden="1" w:unhideWhenUsed="1"/>
+    <w:lsdException w:name="Medium Grid 1 Accent 4" w:uiPriority="67"/>
+    <w:lsdException w:name="Medium List 1 Accent 4" w:uiPriority="65"/>
+    <w:lsdException w:name="Table List 1" w:semiHidden="1" w:unhideWhenUsed="1"/>
+    <w:lsdException w:name="List Table 7 Colorful Accent 1" w:uiPriority="52"/>
+    <w:lsdException w:name="List Table 3 Accent 3" w:uiPriority="48"/>
+    <w:lsdException w:name="toc 8" w:uiPriority="39" w:semiHidden="1" w:unhideWhenUsed="1"/>
+    <w:lsdException w:name="Mention" w:semiHidden="1" w:unhideWhenUsed="1"/>
+    <w:lsdException w:name="List Bullet 3" w:semiHidden="1" w:unhideWhenUsed="1"/>
+    <w:lsdException w:name="index 9" w:semiHidden="1" w:unhideWhenUsed="1"/>
+    <w:lsdException w:name="Grid Table 7 Colorful Accent 1" w:uiPriority="52"/>
+    <w:lsdException w:name="List Table 3 Accent 4" w:uiPriority="48"/>
+    <w:lsdException w:name="Medium Shading 1 Accent 6" w:uiPriority="63"/>
+    <w:lsdException w:name="Medium Shading 1 Accent 2" w:uiPriority="63"/>
+    <w:lsdException w:name="List Table 4 Accent 2" w:uiPriority="49"/>
+    <w:lsdException w:name="index 8" w:semiHidden="1" w:unhideWhenUsed="1"/>
+    <w:lsdException w:name="HTML Definition" w:semiHidden="1" w:unhideWhenUsed="1"/>
+    <w:lsdException w:name="Grid Table 5 Dark Accent 4" w:uiPriority="50"/>
+    <w:lsdException w:name="Revision" w:semiHidden="1"/>
+    <w:lsdException w:name="footer" w:semiHidden="1" w:unhideWhenUsed="1"/>
+    <w:lsdException w:name="Medium Shading 1 Accent 1" w:uiPriority="63"/>
+    <w:lsdException w:name="Light Shading Accent 5" w:uiPriority="60"/>
+    <w:lsdException w:name="Table Grid 3" w:semiHidden="1" w:unhideWhenUsed="1"/>
+    <w:lsdException w:name="List Table 5 Dark Accent 1" w:uiPriority="50"/>
+    <w:lsdException w:name="HTML Bottom of Form" w:semiHidden="1" w:unhideWhenUsed="1"/>
+    <w:lsdException w:name="List Bullet 5" w:semiHidden="1" w:unhideWhenUsed="1"/>
+    <w:lsdException w:name="Closing" w:semiHidden="1" w:unhideWhenUsed="1"/>
+    <w:lsdException w:name="Title" w:uiPriority="10" w:qFormat="1"/>
+    <w:lsdException w:name="Body Text" w:semiHidden="1" w:unhideWhenUsed="1"/>
+    <w:lsdException w:name="Table Simple 1" w:semiHidden="1" w:unhideWhenUsed="1"/>
+    <w:lsdException w:name="Quote" w:uiPriority="29" w:qFormat="1"/>
+    <w:lsdException w:name="Block Text" w:semiHidden="1" w:unhideWhenUsed="1"/>
+    <w:lsdException w:name="Medium List 2 Accent 5" w:uiPriority="66"/>
+    <w:lsdException w:name="Medium Grid 2 Accent 2" w:uiPriority="68"/>
+    <w:lsdException w:name="Table Columns 4" w:semiHidden="1" w:unhideWhenUsed="1"/>
+    <w:lsdException w:name="Light List" w:uiPriority="61"/>
+    <w:lsdException w:name="HTML Preformatted" w:semiHidden="1" w:unhideWhenUsed="1"/>
+    <w:lsdException w:name="Grid Table 2 Accent 1" w:uiPriority="47"/>
+    <w:lsdException w:name="Colorful List" w:uiPriority="72"/>
+    <w:lsdException w:name="Grid Table 2 Accent 5" w:uiPriority="47"/>
+    <w:lsdException w:name="Table Columns 5" w:semiHidden="1" w:unhideWhenUsed="1"/>
+    <w:lsdException w:name="Dark List Accent 1" w:uiPriority="70"/>
+    <w:lsdException w:name="Table Grid 5" w:semiHidden="1" w:unhideWhenUsed="1"/>
+    <w:lsdException w:name="table of authorities" w:semiHidden="1" w:unhideWhenUsed="1"/>
+    <w:lsdException w:name="Body Text First Indent 2" w:semiHidden="1" w:unhideWhenUsed="1"/>
+    <w:lsdException w:name="Medium Grid 2 Accent 5" w:uiPriority="68"/>
+    <w:lsdException w:name="Dark List Accent 3" w:uiPriority="70"/>
+    <w:lsdException w:name="Grid Table 3 Accent 6" w:uiPriority="48"/>
+    <w:lsdException w:name="Grid Table 2 Accent 4" w:uiPriority="47"/>
+    <w:lsdException w:name="Medium Grid 2 Accent 6" w:uiPriority="68"/>
+    <w:lsdException w:name="List Table 4 Accent 6" w:uiPriority="49"/>
+    <w:lsdException w:name="Grid Table 4 Accent 3" w:uiPriority="49"/>
+    <w:lsdException w:name="Body Text 3" w:semiHidden="1" w:unhideWhenUsed="1"/>
+    <w:lsdException w:name="Dark List Accent 2" w:uiPriority="70"/>
+    <w:lsdException w:name="Grid Table 4 Accent 2" w:uiPriority="49"/>
+    <w:lsdException w:name="Table List 3" w:semiHidden="1" w:unhideWhenUsed="1"/>
+    <w:lsdException w:name="List Table 1 Light Accent 6" w:uiPriority="46"/>
+    <w:lsdException w:name="List Table 7 Colorful Accent 3" w:uiPriority="52"/>
+    <w:lsdException w:name="HTML Variable" w:semiHidden="1" w:unhideWhenUsed="1"/>
+    <w:lsdException w:name="heading 5" w:uiPriority="9" w:semiHidden="1" w:unhideWhenUsed="1" w:qFormat="1"/>
+    <w:lsdException w:name="Medium List 1 Accent 5" w:uiPriority="65"/>
+    <w:lsdException w:name="Grid Table 3 Accent 2" w:uiPriority="48"/>
+    <w:lsdException w:name="Medium Grid 1 Accent 1" w:uiPriority="67"/>
+    <w:lsdException w:name="Colorful Grid Accent 4" w:uiPriority="73"/>
+    <w:lsdException w:name="Balloon Text" w:semiHidden="1" w:unhideWhenUsed="1"/>
+    <w:lsdException w:name="Colorful List Accent 4" w:uiPriority="72"/>
+    <w:lsdException w:name="Medium Shading 2" w:uiPriority="64"/>
+    <w:lsdException w:name="List Table 3" w:uiPriority="48"/>
+    <w:lsdException w:name="Outline List 2" w:semiHidden="1" w:unhideWhenUsed="1"/>
+    <w:lsdException w:name="Light Grid Accent 5" w:uiPriority="62"/>
+    <w:lsdException w:name="Medium Shading 1 Accent 3" w:uiPriority="63"/>
+    <w:lsdException w:name="Light Shading Accent 3" w:uiPriority="60"/>
+    <w:lsdException w:name="Grid Table 7 Colorful Accent 3" w:uiPriority="52"/>
+    <w:lsdException w:name="List Table 5 Dark Accent 3" w:uiPriority="50"/>
+    <w:lsdException w:name="List Table 4 Accent 3" w:uiPriority="49"/>
+    <w:lsdException w:name="toc 4" w:uiPriority="39" w:semiHidden="1" w:unhideWhenUsed="1"/>
+    <w:lsdException w:name="Light Grid Accent 4" w:uiPriority="62"/>
+    <w:lsdException w:name="E-mail Signature" w:semiHidden="1" w:unhideWhenUsed="1"/>
+    <w:lsdException w:name="Medium List 2" w:uiPriority="66"/>
+    <w:lsdException w:name="Table Classic 4" w:semiHidden="1" w:unhideWhenUsed="1"/>
+    <w:lsdException w:name="Outline List 1" w:semiHidden="1" w:unhideWhenUsed="1"/>
+    <w:lsdException w:name="Message Header" w:semiHidden="1" w:unhideWhenUsed="1"/>
+    <w:lsdException w:name="Medium Grid 2" w:uiPriority="68"/>
+    <w:lsdException w:name="Light Shading Accent 2" w:uiPriority="60"/>
+    <w:lsdException w:name="Colorful Shading Accent 6" w:uiPriority="71"/>
+    <w:lsdException w:name="Light Shading Accent 6" w:uiPriority="60"/>
+    <w:lsdException w:name="Grid Table 7 Colorful Accent 4" w:uiPriority="52"/>
+    <w:lsdException w:name="Table Classic 3" w:semiHidden="1" w:unhideWhenUsed="1"/>
+    <w:lsdException w:name="List Table 6 Colorful Accent 6" w:uiPriority="51"/>
+    <w:lsdException w:name="toc 3" w:uiPriority="39" w:semiHidden="1" w:unhideWhenUsed="1"/>
+    <w:lsdException w:name="Grid Table 6 Colorful Accent 4" w:uiPriority="51"/>
+    <w:lsdException w:name="List Bullet 2" w:semiHidden="1" w:unhideWhenUsed="1"/>
+    <w:lsdException w:name="Book Title" w:uiPriority="33" w:qFormat="1"/>
+    <w:lsdException w:name="List Table 6 Colorful Accent 2" w:uiPriority="51"/>
+    <w:lsdException w:name="Intense Reference" w:uiPriority="32" w:qFormat="1"/>
+    <w:lsdException w:name="Light Shading" w:uiPriority="60"/>
+    <w:lsdException w:name="Medium Grid 3" w:uiPriority="69"/>
+    <w:lsdException w:name="List Table 6 Colorful Accent 1" w:uiPriority="51"/>
+    <w:lsdException w:name="Medium Grid 3 Accent 3" w:uiPriority="69"/>
+    <w:lsdException w:name="heading 3" w:uiPriority="9" w:semiHidden="1" w:unhideWhenUsed="1" w:qFormat="1"/>
+    <w:lsdException w:name="Grid Table 2 Accent 6" w:uiPriority="47"/>
+    <w:lsdException w:name="heading 2" w:uiPriority="9" w:semiHidden="1" w:unhideWhenUsed="1" w:qFormat="1"/>
+    <w:lsdException w:name="Medium Grid 3 Accent 2" w:uiPriority="69"/>
+    <w:lsdException w:name="List Bullet" w:semiHidden="1" w:unhideWhenUsed="1"/>
+    <w:lsdException w:name="List Continue" w:semiHidden="1" w:unhideWhenUsed="1"/>
+    <w:lsdException w:name="Table Elegant" w:semiHidden="1" w:unhideWhenUsed="1"/>
+    <w:lsdException w:name="Table Grid 8" w:semiHidden="1" w:unhideWhenUsed="1"/>
+    <w:lsdException w:name="page number" w:semiHidden="1" w:unhideWhenUsed="1"/>
+    <w:lsdException w:name="Medium Shading 2 Accent 5" w:uiPriority="64"/>
+    <w:lsdException w:name="List Table 3 Accent 1" w:uiPriority="48"/>
+    <w:lsdException w:name="Light Grid" w:uiPriority="62"/>
+    <w:lsdException w:name="Grid Table 3 Accent 5" w:uiPriority="48"/>
+    <w:lsdException w:name="Placeholder Text" w:semiHidden="1"/>
+    <w:lsdException w:name="Light List Accent 3" w:uiPriority="61"/>
+    <w:lsdException w:name="Plain Table 4" w:uiPriority="44"/>
+    <w:lsdException w:name="Medium Shading 2 Accent 2" w:uiPriority="64"/>
+    <w:lsdException w:name="annotation reference" w:semiHidden="1" w:unhideWhenUsed="1"/>
+    <w:lsdException w:name="Smart Hyperlink" w:semiHidden="1" w:unhideWhenUsed="1"/>
+    <w:lsdException w:name="envelope return" w:semiHidden="1" w:unhideWhenUsed="1"/>
+    <w:lsdException w:name="Intense Quote" w:uiPriority="30" w:qFormat="1"/>
+    <w:lsdException w:name="Dark List" w:uiPriority="70"/>
+    <w:lsdException w:name="List Table 7 Colorful Accent 2" w:uiPriority="52"/>
+    <w:lsdException w:name="No Spacing" w:uiPriority="1" w:qFormat="1"/>
+    <w:lsdException w:name="List Number" w:semiHidden="1" w:unhideWhenUsed="1"/>
+    <w:lsdException w:name="Medium Grid 1 Accent 2" w:uiPriority="67"/>
+    <w:lsdException w:name="Plain Text" w:semiHidden="1" w:unhideWhenUsed="1"/>
+    <w:lsdException w:name="List Table 4" w:uiPriority="49"/>
+    <w:lsdException w:name="Medium Grid 1" w:uiPriority="67"/>
+    <w:lsdException w:name="Date" w:semiHidden="1" w:unhideWhenUsed="1"/>
+    <w:lsdException w:name="Table Grid" w:uiPriority="39"/>
+    <w:lsdException w:name="Table Subtle 1" w:semiHidden="1" w:unhideWhenUsed="1"/>
+    <w:lsdException w:name="Colorful Grid Accent 5" w:uiPriority="73"/>
+    <w:lsdException w:name="Strong" w:uiPriority="22" w:qFormat="1"/>
+    <w:lsdException w:name="List 4" w:semiHidden="1" w:unhideWhenUsed="1"/>
+    <w:lsdException w:name="HTML Acronym" w:semiHidden="1" w:unhideWhenUsed="1"/>
+    <w:lsdException w:name="Table Subtle 2" w:semiHidden="1" w:unhideWhenUsed="1"/>
+    <w:lsdException w:name="Colorful Shading Accent 4" w:uiPriority="71"/>
+    <w:lsdException w:name="Colorful List Accent 5" w:uiPriority="72"/>
+    <w:lsdException w:name="toc 1" w:uiPriority="39" w:semiHidden="1" w:unhideWhenUsed="1"/>
     <w:lsdException w:name="index 6" w:semiHidden="1" w:unhideWhenUsed="1"/>
-    <w:lsdException w:name="List Number" w:semiHidden="1" w:unhideWhenUsed="1"/>
-    <w:lsdException w:name="heading 4" w:uiPriority="9" w:semiHidden="1" w:unhideWhenUsed="1" w:qFormat="1"/>
-    <w:lsdException w:name="Smart Link" w:semiHidden="1" w:unhideWhenUsed="1"/>
-    <w:lsdException w:name="Intense Quote" w:uiPriority="30" w:qFormat="1"/>
-    <w:lsdException w:name="Hyperlink" w:semiHidden="1" w:unhideWhenUsed="1"/>
-    <w:lsdException w:name="Table 3D effects 2" w:semiHidden="1" w:unhideWhenUsed="1"/>
-    <w:lsdException w:name="Table Simple 3" w:semiHidden="1" w:unhideWhenUsed="1"/>
-    <w:lsdException w:name="List Table 1 Light Accent 2" w:uiPriority="46"/>
-    <w:lsdException w:name="Table List 4" w:semiHidden="1" w:unhideWhenUsed="1"/>
-    <w:lsdException w:name="index 3" w:semiHidden="1" w:unhideWhenUsed="1"/>
-    <w:lsdException w:name="Grid Table 3" w:uiPriority="48"/>
-    <w:lsdException w:name="Table Classic 3" w:semiHidden="1" w:unhideWhenUsed="1"/>
-    <w:lsdException w:name="Grid Table 1 Light Accent 3" w:uiPriority="46"/>
-    <w:lsdException w:name="Medium Grid 3 Accent 1" w:uiPriority="69"/>
-    <w:lsdException w:name="heading 9" w:uiPriority="9" w:semiHidden="1" w:unhideWhenUsed="1" w:qFormat="1"/>
-    <w:lsdException w:name="Medium Grid 3" w:uiPriority="69"/>
-    <w:lsdException w:name="Grid Table 1 Light Accent 2" w:uiPriority="46"/>
-    <w:lsdException w:name="Grid Table 2 Accent 6" w:uiPriority="47"/>
-    <w:lsdException w:name="Table Classic 1" w:semiHidden="1" w:unhideWhenUsed="1"/>
-    <w:lsdException w:name="Intense Reference" w:uiPriority="32" w:qFormat="1"/>
-    <w:lsdException w:name="Normal Table" w:semiHidden="1" w:unhideWhenUsed="1"/>
-    <w:lsdException w:name="List Table 4 Accent 6" w:uiPriority="49"/>
-    <w:lsdException w:name="Medium Grid 1" w:uiPriority="67"/>
-    <w:lsdException w:name="Intense Emphasis" w:uiPriority="21" w:qFormat="1"/>
-    <w:lsdException w:name="Colorful Grid" w:uiPriority="73"/>
-    <w:lsdException w:name="HTML Acronym" w:semiHidden="1" w:unhideWhenUsed="1"/>
-    <w:lsdException w:name="Medium Grid 3 Accent 5" w:uiPriority="69"/>
-    <w:lsdException w:name="Light List Accent 4" w:uiPriority="61"/>
-    <w:lsdException w:name="Closing" w:semiHidden="1" w:unhideWhenUsed="1"/>
-    <w:lsdException w:name="Plain Table 4" w:uiPriority="44"/>
-    <w:lsdException w:name="Light Grid Accent 1" w:uiPriority="62"/>
-    <w:lsdException w:name="List Table 3 Accent 1" w:uiPriority="48"/>
-    <w:lsdException w:name="index 8" w:semiHidden="1" w:unhideWhenUsed="1"/>
-    <w:lsdException w:name="Medium Shading 1 Accent 2" w:uiPriority="63"/>
-    <w:lsdException w:name="List Table 5 Dark" w:uiPriority="50"/>
-    <w:lsdException w:name="toc 3" w:uiPriority="39" w:semiHidden="1" w:unhideWhenUsed="1"/>
-    <w:lsdException w:name="Table Subtle 2" w:semiHidden="1" w:unhideWhenUsed="1"/>
-    <w:lsdException w:name="Salutation" w:semiHidden="1" w:unhideWhenUsed="1"/>
-    <w:lsdException w:name="Medium List 2 Accent 6" w:uiPriority="66"/>
-    <w:lsdException w:name="Dark List Accent 5" w:uiPriority="70"/>
-    <w:lsdException w:name="Grid Table 5 Dark Accent 4" w:uiPriority="50"/>
-    <w:lsdException w:name="Medium List 2" w:uiPriority="66"/>
-    <w:lsdException w:name="Medium List 2 Accent 2" w:uiPriority="66"/>
+    <w:lsdException w:name="HTML Top of Form" w:semiHidden="1" w:unhideWhenUsed="1"/>
+    <w:lsdException w:name="FollowedHyperlink" w:semiHidden="1" w:unhideWhenUsed="1"/>
     <w:lsdException w:name="Medium List 1 Accent 6" w:uiPriority="65"/>
-    <w:lsdException w:name="Medium Shading 1 Accent 6" w:uiPriority="63"/>
-    <w:lsdException w:name="Colorful Grid Accent 2" w:uiPriority="73"/>
-    <w:lsdException w:name="Table Contemporary" w:semiHidden="1" w:unhideWhenUsed="1"/>
-    <w:lsdException w:name="List Table 5 Dark Accent 4" w:uiPriority="50"/>
-    <w:lsdException w:name="Subtle Emphasis" w:uiPriority="19" w:qFormat="1"/>
-    <w:lsdException w:name="heading 3" w:uiPriority="9" w:semiHidden="1" w:unhideWhenUsed="1" w:qFormat="1"/>
-    <w:lsdException w:name="Plain Text" w:semiHidden="1" w:unhideWhenUsed="1"/>
-    <w:lsdException w:name="Grid Table 3 Accent 4" w:uiPriority="48"/>
-    <w:lsdException w:name="HTML Bottom of Form" w:semiHidden="1" w:unhideWhenUsed="1"/>
-    <w:lsdException w:name="List Number 5" w:semiHidden="1" w:unhideWhenUsed="1"/>
-    <w:lsdException w:name="Grid Table 4 Accent 3" w:uiPriority="49"/>
-    <w:lsdException w:name="Colorful Grid Accent 6" w:uiPriority="73"/>
-    <w:lsdException w:name="Grid Table 2 Accent 1" w:uiPriority="47"/>
-    <w:lsdException w:name="Mention" w:semiHidden="1" w:unhideWhenUsed="1"/>
-    <w:lsdException w:name="heading 7" w:uiPriority="9" w:semiHidden="1" w:unhideWhenUsed="1" w:qFormat="1"/>
-    <w:lsdException w:name="footer" w:semiHidden="1" w:unhideWhenUsed="1"/>
-    <w:lsdException w:name="Colorful Shading Accent 3" w:uiPriority="71"/>
-    <w:lsdException w:name="Grid Table 2 Accent 5" w:uiPriority="47"/>
+    <w:lsdException w:name="HTML Code" w:semiHidden="1" w:unhideWhenUsed="1"/>
+    <w:lsdException w:name="Body Text First Indent" w:semiHidden="1" w:unhideWhenUsed="1"/>
+    <w:lsdException w:name="List 5" w:semiHidden="1" w:unhideWhenUsed="1"/>
     <w:lsdException w:name="List Table 2 Accent 3" w:uiPriority="47"/>
-    <w:lsdException w:name="Document Map" w:semiHidden="1" w:unhideWhenUsed="1"/>
-    <w:lsdException w:name="List Table 4 Accent 1" w:uiPriority="49"/>
-    <w:lsdException w:name="List Table 4 Accent 3" w:uiPriority="49"/>
-    <w:lsdException w:name="Medium List 1 Accent 4" w:uiPriority="65"/>
-    <w:lsdException w:name="Outline List 2" w:semiHidden="1" w:unhideWhenUsed="1"/>
-    <w:lsdException w:name="macro" w:semiHidden="1" w:unhideWhenUsed="1"/>
-    <w:lsdException w:name="List Table 6 Colorful Accent 5" w:uiPriority="51"/>
-    <w:lsdException w:name="Grid Table 6 Colorful Accent 2" w:uiPriority="51"/>
-    <w:lsdException w:name="List Table 2 Accent 4" w:uiPriority="47"/>
-    <w:lsdException w:name="Body Text First Indent" w:semiHidden="1" w:unhideWhenUsed="1"/>
-    <w:lsdException w:name="Grid Table 6 Colorful Accent 6" w:uiPriority="51"/>
-    <w:lsdException w:name="Table Web 2" w:semiHidden="1" w:unhideWhenUsed="1"/>
-    <w:lsdException w:name="List Table 1 Light Accent 6" w:uiPriority="46"/>
-    <w:lsdException w:name="List Table 3 Accent 2" w:uiPriority="48"/>
-    <w:lsdException w:name="Colorful List" w:uiPriority="72"/>
-    <w:lsdException w:name="Medium Shading 2 Accent 2" w:uiPriority="64"/>
-    <w:lsdException w:name="index 7" w:semiHidden="1" w:unhideWhenUsed="1"/>
-    <w:lsdException w:name="index 2" w:semiHidden="1" w:unhideWhenUsed="1"/>
-    <w:lsdException w:name="Table Elegant" w:semiHidden="1" w:unhideWhenUsed="1"/>
-    <w:lsdException w:name="List Table 3 Accent 6" w:uiPriority="48"/>
-    <w:lsdException w:name="annotation subject" w:semiHidden="1" w:unhideWhenUsed="1"/>
-    <w:lsdException w:name="Medium List 1 Accent 3" w:uiPriority="65"/>
-    <w:lsdException w:name="Medium Grid 2 Accent 1" w:uiPriority="68"/>
-    <w:lsdException w:name="Colorful Grid Accent 5" w:uiPriority="73"/>
-    <w:lsdException w:name="Grid Table 5 Dark" w:uiPriority="50"/>
-    <w:lsdException w:name="Medium Grid 3 Accent 3" w:uiPriority="69"/>
-    <w:lsdException w:name="Light Grid Accent 5" w:uiPriority="62"/>
-    <w:lsdException w:name="Body Text Indent" w:semiHidden="1" w:unhideWhenUsed="1"/>
-    <w:lsdException w:name="List Table 6 Colorful" w:uiPriority="51"/>
-    <w:lsdException w:name="Medium Grid 3 Accent 4" w:uiPriority="69"/>
-    <w:lsdException w:name="Light Shading Accent 1" w:uiPriority="60"/>
-    <w:lsdException w:name="Light Grid Accent 2" w:uiPriority="62"/>
-    <w:lsdException w:name="Light Shading Accent 5" w:uiPriority="60"/>
-    <w:lsdException w:name="Table Grid 7" w:semiHidden="1" w:unhideWhenUsed="1"/>
-    <w:lsdException w:name="HTML Preformatted" w:semiHidden="1" w:unhideWhenUsed="1"/>
-    <w:lsdException w:name="List Table 2 Accent 6" w:uiPriority="47"/>
-    <w:lsdException w:name="Medium Grid 1 Accent 2" w:uiPriority="67"/>
-    <w:lsdException w:name="Light Shading" w:uiPriority="60"/>
-    <w:lsdException w:name="List Table 3 Accent 3" w:uiPriority="48"/>
-    <w:lsdException w:name="toc 1" w:uiPriority="39" w:semiHidden="1" w:unhideWhenUsed="1"/>
-    <w:lsdException w:name="Table Grid 3" w:semiHidden="1" w:unhideWhenUsed="1"/>
-    <w:lsdException w:name="toc 5" w:uiPriority="39" w:semiHidden="1" w:unhideWhenUsed="1"/>
-    <w:lsdException w:name="Medium Shading 1" w:uiPriority="63"/>
-    <w:lsdException w:name="Table Columns 2" w:semiHidden="1" w:unhideWhenUsed="1"/>
-    <w:lsdException w:name="List Number 4" w:semiHidden="1" w:unhideWhenUsed="1"/>
-    <w:lsdException w:name="toc 9" w:uiPriority="39" w:semiHidden="1" w:unhideWhenUsed="1"/>
-    <w:lsdException w:name="toc 6" w:uiPriority="39" w:semiHidden="1" w:unhideWhenUsed="1"/>
-    <w:lsdException w:name="List Table 7 Colorful Accent 5" w:uiPriority="52"/>
-    <w:lsdException w:name="Table Simple 2" w:semiHidden="1" w:unhideWhenUsed="1"/>
-    <w:lsdException w:name="Table Columns 1" w:semiHidden="1" w:unhideWhenUsed="1"/>
-    <w:lsdException w:name="Table Grid 8" w:semiHidden="1" w:unhideWhenUsed="1"/>
-    <w:lsdException w:name="Subtle Reference" w:uiPriority="31" w:qFormat="1"/>
-    <w:lsdException w:name="HTML Cite" w:semiHidden="1" w:unhideWhenUsed="1"/>
-    <w:lsdException w:name="footnote reference" w:semiHidden="1" w:unhideWhenUsed="1"/>
-    <w:lsdException w:name="Placeholder Text" w:semiHidden="1"/>
-    <w:lsdException w:name="List Table 1 Light Accent 3" w:uiPriority="46"/>
-    <w:lsdException w:name="envelope return" w:semiHidden="1" w:unhideWhenUsed="1"/>
-    <w:lsdException w:name="Table Columns 5" w:semiHidden="1" w:unhideWhenUsed="1"/>
-    <w:lsdException w:name="Table Grid" w:uiPriority="39"/>
-    <w:lsdException w:name="Revision" w:semiHidden="1"/>
-    <w:lsdException w:name="FollowedHyperlink" w:semiHidden="1" w:unhideWhenUsed="1"/>
-    <w:lsdException w:name="List Table 4 Accent 5" w:uiPriority="49"/>
-    <w:lsdException w:name="Medium Grid 2 Accent 4" w:uiPriority="68"/>
-    <w:lsdException w:name="Grid Table 7 Colorful Accent 3" w:uiPriority="52"/>
-    <w:lsdException w:name="Grid Table 7 Colorful Accent 5" w:uiPriority="52"/>
-    <w:lsdException w:name="Plain Table 5" w:uiPriority="45"/>
-    <w:lsdException w:name="List Bullet" w:semiHidden="1" w:unhideWhenUsed="1"/>
-    <w:lsdException w:name="List Table 4 Accent 2" w:uiPriority="49"/>
-    <w:lsdException w:name="Dark List Accent 3" w:uiPriority="70"/>
-    <w:lsdException w:name="List Bullet 4" w:semiHidden="1" w:unhideWhenUsed="1"/>
-    <w:lsdException w:name="List Bullet 2" w:semiHidden="1" w:unhideWhenUsed="1"/>
-    <w:lsdException w:name="Light Shading Accent 3" w:uiPriority="60"/>
-    <w:lsdException w:name="Message Header" w:semiHidden="1" w:unhideWhenUsed="1"/>
-    <w:lsdException w:name="No List" w:semiHidden="1" w:unhideWhenUsed="1"/>
-    <w:lsdException w:name="List" w:semiHidden="1" w:unhideWhenUsed="1"/>
-    <w:lsdException w:name="Medium Shading 2 Accent 6" w:uiPriority="64"/>
-    <w:lsdException w:name="Colorful Shading" w:uiPriority="71"/>
-    <w:lsdException w:name="Medium Grid 1 Accent 6" w:uiPriority="67"/>
-    <w:lsdException w:name="Bibliography" w:uiPriority="37" w:semiHidden="1" w:unhideWhenUsed="1"/>
-    <w:lsdException w:name="Medium Shading 1 Accent 1" w:uiPriority="63"/>
-    <w:lsdException w:name="Medium Grid 1 Accent 5" w:uiPriority="67"/>
-    <w:lsdException w:name="List Table 7 Colorful Accent 4" w:uiPriority="52"/>
-    <w:lsdException w:name="Light Grid" w:uiPriority="62"/>
-    <w:lsdException w:name="Body Text Indent 3" w:semiHidden="1" w:unhideWhenUsed="1"/>
-    <w:lsdException w:name="Medium Shading 2 Accent 1" w:uiPriority="64"/>
-    <w:lsdException w:name="List Number 2" w:semiHidden="1" w:unhideWhenUsed="1"/>
-    <w:lsdException w:name="page number" w:semiHidden="1" w:unhideWhenUsed="1"/>
-    <w:lsdException w:name="Default Paragraph Font" w:uiPriority="1" w:semiHidden="1" w:unhideWhenUsed="1"/>
-    <w:lsdException w:name="HTML Code" w:semiHidden="1" w:unhideWhenUsed="1"/>
-    <w:lsdException w:name="List Table 7 Colorful Accent 2" w:uiPriority="52"/>
-    <w:lsdException w:name="List Table 2 Accent 2" w:uiPriority="47"/>
-    <w:lsdException w:name="Table Simple 1" w:semiHidden="1" w:unhideWhenUsed="1"/>
-    <w:lsdException w:name="index heading" w:semiHidden="1" w:unhideWhenUsed="1"/>
-    <w:lsdException w:name="HTML Address" w:semiHidden="1" w:unhideWhenUsed="1"/>
-    <w:lsdException w:name="HTML Typewriter" w:semiHidden="1" w:unhideWhenUsed="1"/>
-    <w:lsdException w:name="Table Colorful 3" w:semiHidden="1" w:unhideWhenUsed="1"/>
-    <w:lsdException w:name="Table List 3" w:semiHidden="1" w:unhideWhenUsed="1"/>
-    <w:lsdException w:name="List Continue 3" w:semiHidden="1" w:unhideWhenUsed="1"/>
-    <w:lsdException w:name="Colorful List Accent 1" w:uiPriority="72"/>
-    <w:lsdException w:name="Grid Table 5 Dark Accent 1" w:uiPriority="50"/>
-    <w:lsdException w:name="Colorful List Accent 5" w:uiPriority="72"/>
-    <w:lsdException w:name="List Bullet 5" w:semiHidden="1" w:unhideWhenUsed="1"/>
-    <w:lsdException w:name="HTML Definition" w:semiHidden="1" w:unhideWhenUsed="1"/>
-    <w:lsdException w:name="Dark List" w:uiPriority="70"/>
     <w:lsdException w:name="Grid Table 5 Dark Accent 6" w:uiPriority="50"/>
-    <w:lsdException w:name="Body Text 3" w:semiHidden="1" w:unhideWhenUsed="1"/>
-    <w:lsdException w:name="Grid Table 1 Light" w:uiPriority="46"/>
-    <w:lsdException w:name="Block Text" w:semiHidden="1" w:unhideWhenUsed="1"/>
-    <w:lsdException w:name="Table Web 1" w:semiHidden="1" w:unhideWhenUsed="1"/>
-    <w:lsdException w:name="E-mail Signature" w:semiHidden="1" w:unhideWhenUsed="1"/>
-    <w:lsdException w:name="HTML Keyboard" w:semiHidden="1" w:unhideWhenUsed="1"/>
-    <w:lsdException w:name="Table List 8" w:semiHidden="1" w:unhideWhenUsed="1"/>
-    <w:lsdException w:name="List Table 5 Dark Accent 1" w:uiPriority="50"/>
-    <w:lsdException w:name="Grid Table 4 Accent 5" w:uiPriority="49"/>
-    <w:lsdException w:name="Outline List 1" w:semiHidden="1" w:unhideWhenUsed="1"/>
-    <w:lsdException w:name="Table Grid 2" w:semiHidden="1" w:unhideWhenUsed="1"/>
-    <w:lsdException w:name="Grid Table 4 Accent 6" w:uiPriority="49"/>
-    <w:lsdException w:name="Medium List 2 Accent 3" w:uiPriority="66"/>
-    <w:lsdException w:name="Grid Table 1 Light Accent 4" w:uiPriority="46"/>
-    <w:lsdException w:name="heading 2" w:uiPriority="9" w:semiHidden="1" w:unhideWhenUsed="1" w:qFormat="1"/>
-    <w:lsdException w:name="index 5" w:semiHidden="1" w:unhideWhenUsed="1"/>
-    <w:lsdException w:name="Emphasis" w:uiPriority="20" w:qFormat="1"/>
-    <w:lsdException w:name="List Table 5 Dark Accent 5" w:uiPriority="50"/>
-    <w:lsdException w:name="Grid Table 4 Accent 2" w:uiPriority="49"/>
-    <w:lsdException w:name="heading 5" w:uiPriority="9" w:semiHidden="1" w:unhideWhenUsed="1" w:qFormat="1"/>
-    <w:lsdException w:name="Medium Shading 1 Accent 5" w:uiPriority="63"/>
-    <w:lsdException w:name="TOC Heading" w:uiPriority="39" w:semiHidden="1" w:unhideWhenUsed="1" w:qFormat="1"/>
-    <w:lsdException w:name="header" w:semiHidden="1" w:unhideWhenUsed="1"/>
-    <w:lsdException w:name="Light List" w:uiPriority="61"/>
-    <w:lsdException w:name="Medium Shading 2 Accent 3" w:uiPriority="64"/>
-    <w:lsdException w:name="Colorful Shading Accent 5" w:uiPriority="71"/>
-    <w:lsdException w:name="Colorful Shading Accent 6" w:uiPriority="71"/>
-    <w:lsdException w:name="Medium Grid 3 Accent 2" w:uiPriority="69"/>
-    <w:lsdException w:name="Table List 7" w:semiHidden="1" w:unhideWhenUsed="1"/>
-    <w:lsdException w:name="index 1" w:semiHidden="1" w:unhideWhenUsed="1"/>
-    <w:lsdException w:name="Grid Table 2 Accent 3" w:uiPriority="47"/>
-    <w:lsdException w:name="Medium Grid 2 Accent 5" w:uiPriority="68"/>
-    <w:lsdException w:name="Light Grid Accent 4" w:uiPriority="62"/>
     <w:lsdException w:name="List Table 6 Colorful Accent 3" w:uiPriority="51"/>
-    <w:lsdException w:name="Colorful Shading Accent 2" w:uiPriority="71"/>
-    <w:lsdException w:name="List 5" w:semiHidden="1" w:unhideWhenUsed="1"/>
-    <w:lsdException w:name="Grid Table 2 Accent 4" w:uiPriority="47"/>
-    <w:lsdException w:name="Quote" w:uiPriority="29" w:qFormat="1"/>
-    <w:lsdException w:name="List Table 4" w:uiPriority="49"/>
-    <w:lsdException w:name="List Table 6 Colorful Accent 4" w:uiPriority="51"/>
-    <w:lsdException w:name="List 2" w:semiHidden="1" w:unhideWhenUsed="1"/>
-    <w:lsdException w:name="Outline List 3" w:semiHidden="1" w:unhideWhenUsed="1"/>
-    <w:lsdException w:name="List Table 2" w:uiPriority="47"/>
-    <w:lsdException w:name="List Table 2 Accent 1" w:uiPriority="47"/>
-    <w:lsdException w:name="Colorful List Accent 3" w:uiPriority="72"/>
-    <w:lsdException w:name="Dark List Accent 1" w:uiPriority="70"/>
-    <w:lsdException w:name="List Continue 4" w:semiHidden="1" w:unhideWhenUsed="1"/>
-    <w:lsdException w:name="List Table 2 Accent 5" w:uiPriority="47"/>
-    <w:lsdException w:name="List Table 5 Dark Accent 3" w:uiPriority="50"/>
-    <w:lsdException w:name="List Continue 5" w:semiHidden="1" w:unhideWhenUsed="1"/>
-    <w:lsdException w:name="Grid Table 3 Accent 1" w:uiPriority="48"/>
-    <w:lsdException w:name="Body Text Indent 2" w:semiHidden="1" w:unhideWhenUsed="1"/>
-    <w:lsdException w:name="List Table 3 Accent 4" w:uiPriority="48"/>
-    <w:lsdException w:name="Grid Table 4 Accent 4" w:uiPriority="49"/>
-    <w:lsdException w:name="Medium List 1 Accent 1" w:uiPriority="65"/>
-    <w:lsdException w:name="toc 8" w:uiPriority="39" w:semiHidden="1" w:unhideWhenUsed="1"/>
-    <w:lsdException w:name="Colorful Grid Accent 1" w:uiPriority="73"/>
-    <w:lsdException w:name="List Table 5 Dark Accent 6" w:uiPriority="50"/>
-    <w:lsdException w:name="Table Web 3" w:semiHidden="1" w:unhideWhenUsed="1"/>
-    <w:lsdException w:name="Medium List 1 Accent 2" w:uiPriority="65"/>
-    <w:lsdException w:name="Grid Table 2" w:uiPriority="47"/>
-    <w:lsdException w:name="List Table 1 Light Accent 4" w:uiPriority="46"/>
-    <w:lsdException w:name="Grid Table 3 Accent 3" w:uiPriority="48"/>
-    <w:lsdException w:name="Plain Table 3" w:uiPriority="43"/>
-    <w:lsdException w:name="Body Text First Indent 2" w:semiHidden="1" w:unhideWhenUsed="1"/>
-    <w:lsdException w:name="Grid Table 3 Accent 5" w:uiPriority="48"/>
-    <w:lsdException w:name="Colorful Shading Accent 4" w:uiPriority="71"/>
-    <w:lsdException w:name="annotation reference" w:semiHidden="1" w:unhideWhenUsed="1"/>
-    <w:lsdException w:name="Grid Table 4 Accent 1" w:uiPriority="49"/>
-    <w:lsdException w:name="Medium Grid 2" w:uiPriority="68"/>
-    <w:lsdException w:name="List Table 4 Accent 4" w:uiPriority="49"/>
-    <w:lsdException w:name="Grid Table Light" w:uiPriority="40"/>
-    <w:lsdException w:name="heading 8" w:uiPriority="9" w:semiHidden="1" w:unhideWhenUsed="1" w:qFormat="1"/>
-    <w:lsdException w:name="Grid Table 7 Colorful Accent 4" w:uiPriority="52"/>
-    <w:lsdException w:name="Light List Accent 6" w:uiPriority="61"/>
-    <w:lsdException w:name="Colorful Shading Accent 1" w:uiPriority="71"/>
-    <w:lsdException w:name="List Table 6 Colorful Accent 2" w:uiPriority="51"/>
-    <w:lsdException w:name="Grid Table 4" w:uiPriority="49"/>
-    <w:lsdException w:name="Dark List Accent 2" w:uiPriority="70"/>
-    <w:lsdException w:name="Body Text" w:semiHidden="1" w:unhideWhenUsed="1"/>
-    <w:lsdException w:name="Grid Table 5 Dark Accent 2" w:uiPriority="50"/>
-    <w:lsdException w:name="Table Grid 6" w:semiHidden="1" w:unhideWhenUsed="1"/>
-    <w:lsdException w:name="List Continue" w:semiHidden="1" w:unhideWhenUsed="1"/>
-    <w:lsdException w:name="Light List Accent 2" w:uiPriority="61"/>
-    <w:lsdException w:name="List Table 6 Colorful Accent 6" w:uiPriority="51"/>
-    <w:lsdException w:name="Grid Table 7 Colorful Accent 2" w:uiPriority="52"/>
-    <w:lsdException w:name="List Table 3" w:uiPriority="48"/>
-    <w:lsdException w:name="Table List 2" w:semiHidden="1" w:unhideWhenUsed="1"/>
-    <w:lsdException w:name="Grid Table 6 Colorful Accent 1" w:uiPriority="51"/>
-    <w:lsdException w:name="Medium List 1 Accent 5" w:uiPriority="65"/>
-    <w:lsdException w:name="index 9" w:semiHidden="1" w:unhideWhenUsed="1"/>
-    <w:lsdException w:name="Light Grid Accent 3" w:uiPriority="62"/>
-    <w:lsdException w:name="Grid Table 5 Dark Accent 5" w:uiPriority="50"/>
-    <w:lsdException w:name="Balloon Text" w:semiHidden="1" w:unhideWhenUsed="1"/>
-    <w:lsdException w:name="Grid Table 6 Colorful" w:uiPriority="51"/>
     <w:lsdException w:name="heading 1" w:uiPriority="9" w:qFormat="1"/>
     <w:lsdException w:name="Grid Table 6 Colorful Accent 5" w:uiPriority="51"/>
+    <w:lsdException w:name="Normal" w:uiPriority="0" w:qFormat="1"/>
+    <w:lsdException w:name="Grid Table 1 Light Accent 6" w:uiPriority="46"/>
+    <w:lsdException w:name="List Table 2 Accent 2" w:uiPriority="47"/>
+    <w:lsdException w:name="Table List 8" w:semiHidden="1" w:unhideWhenUsed="1"/>
+    <w:lsdException w:name="Document Map" w:semiHidden="1" w:unhideWhenUsed="1"/>
+    <w:lsdException w:name="Default Paragraph Font" w:uiPriority="1" w:semiHidden="1" w:unhideWhenUsed="1"/>
+    <w:lsdException w:name="heading 4" w:uiPriority="9" w:semiHidden="1" w:unhideWhenUsed="1" w:qFormat="1"/>
+    <w:lsdException w:name="Grid Table 2" w:uiPriority="47"/>
+    <w:lsdException w:name="Light Grid Accent 2" w:uiPriority="62"/>
+    <w:lsdException w:name="Unresolved Mention" w:semiHidden="1" w:unhideWhenUsed="1"/>
+    <w:lsdException w:name="Light Shading Accent 1" w:uiPriority="60"/>
+    <w:lsdException w:name="caption" w:uiPriority="35" w:semiHidden="1" w:unhideWhenUsed="1" w:qFormat="1"/>
+    <w:lsdException w:name="Table Grid 7" w:semiHidden="1" w:unhideWhenUsed="1"/>
+    <w:lsdException w:name="Hashtag" w:semiHidden="1" w:unhideWhenUsed="1"/>
+    <w:lsdException w:name="List Continue 3" w:semiHidden="1" w:unhideWhenUsed="1"/>
+    <w:lsdException w:name="Table Theme" w:semiHidden="1" w:unhideWhenUsed="1"/>
+    <w:lsdException w:name="Medium List 1 Accent 3" w:uiPriority="65"/>
+    <w:lsdException w:name="Grid Table 3 Accent 4" w:uiPriority="48"/>
+    <w:lsdException w:name="Colorful Shading" w:uiPriority="71"/>
+    <w:lsdException w:name="Table Grid 6" w:semiHidden="1" w:unhideWhenUsed="1"/>
+    <w:lsdException w:name="List Table 5 Dark Accent 6" w:uiPriority="50"/>
+    <w:lsdException w:name="Medium List 1 Accent 2" w:uiPriority="65"/>
+    <w:lsdException w:name="footnote text" w:semiHidden="1" w:unhideWhenUsed="1"/>
+    <w:lsdException w:name="Plain Table 3" w:uiPriority="43"/>
+    <w:lsdException w:name="Medium Shading 1 Accent 5" w:uiPriority="63"/>
+    <w:lsdException w:name="Medium Grid 3 Accent 4" w:uiPriority="69"/>
+    <w:lsdException w:name="header" w:semiHidden="1" w:unhideWhenUsed="1"/>
+    <w:lsdException w:name="Intense Emphasis" w:uiPriority="21" w:qFormat="1"/>
+    <w:lsdException w:name="Medium List 2 Accent 2" w:uiPriority="66"/>
+    <w:lsdException w:name="List Table 5 Dark" w:uiPriority="50"/>
+    <w:lsdException w:name="Colorful Grid Accent 3" w:uiPriority="73"/>
+    <w:lsdException w:name="List Table 6 Colorful" w:uiPriority="51"/>
+    <w:lsdException w:name="List Table 7 Colorful Accent 5" w:uiPriority="52"/>
+    <w:lsdException w:name="Table List 7" w:semiHidden="1" w:unhideWhenUsed="1"/>
+    <w:lsdException w:name="Medium List 2 Accent 6" w:uiPriority="66"/>
+    <w:lsdException w:name="Plain Table 2" w:uiPriority="42"/>
+    <w:lsdException w:name="HTML Cite" w:semiHidden="1" w:unhideWhenUsed="1"/>
+    <w:lsdException w:name="Medium Shading 1 Accent 4" w:uiPriority="63"/>
+    <w:lsdException w:name="Colorful Grid Accent 2" w:uiPriority="73"/>
+    <w:lsdException w:name="Colorful Grid Accent 6" w:uiPriority="73"/>
+    <w:lsdException w:name="Grid Table 5 Dark Accent 1" w:uiPriority="50"/>
     <w:lsdException w:name="Medium Grid 1 Accent 3" w:uiPriority="67"/>
-    <w:lsdException w:name="List Table 1 Light Accent 5" w:uiPriority="46"/>
+    <w:lsdException w:name="Medium Shading 2 Accent 6" w:uiPriority="64"/>
+    <w:lsdException w:name="Table Columns 1" w:semiHidden="1" w:unhideWhenUsed="1"/>
+    <w:lsdException w:name="Grid Table 1 Light Accent 2" w:uiPriority="46"/>
+    <w:lsdException w:name="Colorful List Accent 3" w:uiPriority="72"/>
+    <w:lsdException w:name="Medium List 2 Accent 3" w:uiPriority="66"/>
+    <w:lsdException w:name="Hyperlink" w:semiHidden="1" w:unhideWhenUsed="1"/>
+    <w:lsdException w:name="endnote text" w:semiHidden="1" w:unhideWhenUsed="1"/>
+    <w:lsdException w:name="toa heading" w:semiHidden="1" w:unhideWhenUsed="1"/>
+    <w:lsdException w:name="Grid Table 7 Colorful Accent 2" w:uiPriority="52"/>
+    <w:lsdException w:name="Table List 6" w:semiHidden="1" w:unhideWhenUsed="1"/>
+    <w:lsdException w:name="Colorful List Accent 2" w:uiPriority="72"/>
+    <w:lsdException w:name="Colorful List Accent 6" w:uiPriority="72"/>
+    <w:lsdException w:name="HTML Address" w:semiHidden="1" w:unhideWhenUsed="1"/>
+    <w:lsdException w:name="Colorful Shading Accent 5" w:uiPriority="71"/>
+    <w:lsdException w:name="Grid Table 7 Colorful Accent 5" w:uiPriority="52"/>
+    <w:lsdException w:name="List Table 4 Accent 1" w:uiPriority="49"/>
+    <w:lsdException w:name="Grid Table 6 Colorful" w:uiPriority="51"/>
+    <w:lsdException w:name="toc 2" w:uiPriority="39" w:semiHidden="1" w:unhideWhenUsed="1"/>
+    <w:lsdException w:name="footnote reference" w:semiHidden="1" w:unhideWhenUsed="1"/>
+    <w:lsdException w:name="List" w:semiHidden="1" w:unhideWhenUsed="1"/>
+    <w:lsdException w:name="envelope address" w:semiHidden="1" w:unhideWhenUsed="1"/>
+    <w:lsdException w:name="Grid Table 4 Accent 6" w:uiPriority="49"/>
+    <w:lsdException w:name="Table Web 2" w:semiHidden="1" w:unhideWhenUsed="1"/>
+    <w:lsdException w:name="Table Web 1" w:semiHidden="1" w:unhideWhenUsed="1"/>
+    <w:lsdException w:name="List Number 3" w:semiHidden="1" w:unhideWhenUsed="1"/>
+    <w:lsdException w:name="Dark List Accent 6" w:uiPriority="70"/>
+    <w:lsdException w:name="List Table 1 Light Accent 3" w:uiPriority="46"/>
+    <w:lsdException w:name="Smart Link" w:semiHidden="1" w:unhideWhenUsed="1"/>
+    <w:lsdException w:name="Table Colorful 2" w:semiHidden="1" w:unhideWhenUsed="1"/>
+    <w:lsdException w:name="List Bullet 4" w:semiHidden="1" w:unhideWhenUsed="1"/>
+    <w:lsdException w:name="Grid Table 3" w:uiPriority="48"/>
+    <w:lsdException w:name="Light Grid Accent 3" w:uiPriority="62"/>
+    <w:lsdException w:name="Bibliography" w:uiPriority="37" w:semiHidden="1" w:unhideWhenUsed="1"/>
+    <w:lsdException w:name="Emphasis" w:uiPriority="20" w:qFormat="1"/>
+    <w:lsdException w:name="Salutation" w:semiHidden="1" w:unhideWhenUsed="1"/>
+    <w:lsdException w:name="List Table 1 Light Accent 4" w:uiPriority="46"/>
+    <w:lsdException w:name="List Number 4" w:semiHidden="1" w:unhideWhenUsed="1"/>
+    <w:lsdException w:name="Table 3D effects 1" w:semiHidden="1" w:unhideWhenUsed="1"/>
+    <w:lsdException w:name="Dark List Accent 5" w:uiPriority="70"/>
+    <w:lsdException w:name="List Continue 5" w:semiHidden="1" w:unhideWhenUsed="1"/>
+    <w:lsdException w:name="Normal Indent" w:semiHidden="1" w:unhideWhenUsed="1"/>
+    <w:lsdException w:name="Table 3D effects 2" w:semiHidden="1" w:unhideWhenUsed="1"/>
+    <w:lsdException w:name="index 3" w:semiHidden="1" w:unhideWhenUsed="1"/>
+    <w:lsdException w:name="Grid Table 4" w:uiPriority="49"/>
+    <w:lsdException w:name="List Continue 2" w:semiHidden="1" w:unhideWhenUsed="1"/>
+    <w:lsdException w:name="List Table 5 Dark Accent 4" w:uiPriority="50"/>
+    <w:lsdException w:name="Table Simple 3" w:semiHidden="1" w:unhideWhenUsed="1"/>
+    <w:lsdException w:name="toc 7" w:uiPriority="39" w:semiHidden="1" w:unhideWhenUsed="1"/>
+    <w:lsdException w:name="Light List Accent 6" w:uiPriority="61"/>
+    <w:lsdException w:name="Light List Accent 2" w:uiPriority="61"/>
+    <w:lsdException w:name="Table Grid 4" w:semiHidden="1" w:unhideWhenUsed="1"/>
     <w:lsdException w:name="index 4" w:semiHidden="1" w:unhideWhenUsed="1"/>
-    <w:lsdException w:name="Title" w:uiPriority="10" w:qFormat="1"/>
-    <w:lsdException w:name="Smart Hyperlink" w:semiHidden="1" w:unhideWhenUsed="1"/>
-    <w:lsdException w:name="Table Theme" w:semiHidden="1" w:unhideWhenUsed="1"/>
+    <w:lsdException w:name="heading 6" w:uiPriority="9" w:semiHidden="1" w:unhideWhenUsed="1" w:qFormat="1"/>
+    <w:lsdException w:name="annotation text" w:semiHidden="1" w:unhideWhenUsed="1"/>
+    <w:lsdException w:name="List Table 3 Accent 5" w:uiPriority="48"/>
+    <w:lsdException w:name="Subtitle" w:uiPriority="11" w:qFormat="1"/>
+    <w:lsdException w:name="Table Colorful 1" w:semiHidden="1" w:unhideWhenUsed="1"/>
+    <w:lsdException w:name="Colorful Shading Accent 1" w:uiPriority="71"/>
+    <w:lsdException w:name="Light List Accent 1" w:uiPriority="61"/>
+    <w:lsdException w:name="Grid Table 5 Dark Accent 2" w:uiPriority="50"/>
+    <w:lsdException w:name="List Table 5 Dark Accent 5" w:uiPriority="50"/>
+    <w:lsdException w:name="heading 9" w:uiPriority="9" w:semiHidden="1" w:unhideWhenUsed="1" w:qFormat="1"/>
+    <w:lsdException w:name="Medium Grid 3 Accent 5" w:uiPriority="69"/>
+    <w:lsdException w:name="Table Simple 2" w:semiHidden="1" w:unhideWhenUsed="1"/>
+    <w:lsdException w:name="toc 6" w:uiPriority="39" w:semiHidden="1" w:unhideWhenUsed="1"/>
+    <w:lsdException w:name="macro" w:semiHidden="1" w:unhideWhenUsed="1"/>
+    <w:lsdException w:name="HTML Typewriter" w:semiHidden="1" w:unhideWhenUsed="1"/>
+    <w:lsdException w:name="List Table 1 Light" w:uiPriority="46"/>
+    <w:lsdException w:name="Table Contemporary" w:semiHidden="1" w:unhideWhenUsed="1"/>
+    <w:lsdException w:name="Medium Grid 2 Accent 1" w:uiPriority="68"/>
+    <w:lsdException w:name="Grid Table 5 Dark Accent 3" w:uiPriority="50"/>
+    <w:lsdException w:name="List Table 6 Colorful Accent 5" w:uiPriority="51"/>
+    <w:lsdException w:name="Table List 5" w:semiHidden="1" w:unhideWhenUsed="1"/>
+    <w:lsdException w:name="Table Columns 3" w:semiHidden="1" w:unhideWhenUsed="1"/>
+    <w:lsdException w:name="List Table 3 Accent 2" w:uiPriority="48"/>
+    <w:lsdException w:name="Grid Table 1 Light Accent 4" w:uiPriority="46"/>
+    <w:lsdException w:name="List Table 3 Accent 6" w:uiPriority="48"/>
+    <w:lsdException w:name="Medium List 2 Accent 1" w:uiPriority="66"/>
+    <w:lsdException w:name="List 2" w:semiHidden="1" w:unhideWhenUsed="1"/>
+    <w:lsdException w:name="List Table 2 Accent 4" w:uiPriority="47"/>
+    <w:lsdException w:name="Grid Table 5 Dark" w:uiPriority="50"/>
+    <w:lsdException w:name="Table List 4" w:semiHidden="1" w:unhideWhenUsed="1"/>
+    <w:lsdException w:name="List Table 6 Colorful Accent 4" w:uiPriority="51"/>
+    <w:lsdException w:name="Medium Grid 3 Accent 6" w:uiPriority="69"/>
+    <w:lsdException w:name="Body Text Indent 3" w:semiHidden="1" w:unhideWhenUsed="1"/>
+    <w:lsdException w:name="Grid Table 1 Light Accent 1" w:uiPriority="46"/>
+    <w:lsdException w:name="Grid Table 3 Accent 3" w:uiPriority="48"/>
+    <w:lsdException w:name="Medium Grid 3 Accent 1" w:uiPriority="69"/>
+    <w:lsdException w:name="Grid Table 1 Light Accent 5" w:uiPriority="46"/>
+    <w:lsdException w:name="Normal (Web)" w:semiHidden="1" w:unhideWhenUsed="1"/>
+    <w:lsdException w:name="Grid Table 7 Colorful" w:uiPriority="52"/>
+    <w:lsdException w:name="Grid Table 4 Accent 4" w:uiPriority="49"/>
+    <w:lsdException w:name="List Table 2" w:uiPriority="47"/>
+    <w:lsdException w:name="List Paragraph" w:uiPriority="34" w:qFormat="1"/>
+    <w:lsdException w:name="Grid Table 2 Accent 2" w:uiPriority="47"/>
+    <w:lsdException w:name="List Table 7 Colorful Accent 6" w:uiPriority="52"/>
+    <w:lsdException w:name="Grid Table 1 Light" w:uiPriority="46"/>
+    <w:lsdException w:name="List Number 5" w:semiHidden="1" w:unhideWhenUsed="1"/>
+    <w:lsdException w:name="Table Web 3" w:semiHidden="1" w:unhideWhenUsed="1"/>
+    <w:lsdException w:name="Grid Table 3 Accent 1" w:uiPriority="48"/>
+    <w:lsdException w:name="Colorful Grid Accent 1" w:uiPriority="73"/>
+    <w:lsdException w:name="Table 3D effects 3" w:semiHidden="1" w:unhideWhenUsed="1"/>
+    <w:lsdException w:name="Medium Shading 2 Accent 1" w:uiPriority="64"/>
+    <w:lsdException w:name="Medium List 2 Accent 4" w:uiPriority="66"/>
+    <w:lsdException w:name="List Number 2" w:semiHidden="1" w:unhideWhenUsed="1"/>
+    <w:lsdException w:name="HTML Sample" w:semiHidden="1" w:unhideWhenUsed="1"/>
+    <w:lsdException w:name="List Table 4 Accent 5" w:uiPriority="49"/>
+    <w:lsdException w:name="index 1" w:semiHidden="1" w:unhideWhenUsed="1"/>
+    <w:lsdException w:name="Colorful List Accent 1" w:uiPriority="72"/>
+    <w:lsdException w:name="Medium Grid 1 Accent 5" w:uiPriority="67"/>
+    <w:lsdException w:name="line number" w:semiHidden="1" w:unhideWhenUsed="1"/>
+    <w:lsdException w:name="table of figures" w:semiHidden="1" w:unhideWhenUsed="1"/>
+    <w:lsdException w:name="index 2" w:semiHidden="1" w:unhideWhenUsed="1"/>
+    <w:lsdException w:name="Grid Table 7 Colorful Accent 6" w:uiPriority="52"/>
+    <w:lsdException w:name="List Table 4 Accent 4" w:uiPriority="49"/>
+    <w:lsdException w:name="Medium List 1" w:uiPriority="65"/>
+    <w:lsdException w:name="Table Professional" w:semiHidden="1" w:unhideWhenUsed="1"/>
+    <w:lsdException w:name="Colorful Shading Accent 3" w:uiPriority="71"/>
+    <w:lsdException w:name="Signature" w:semiHidden="1" w:unhideWhenUsed="1"/>
+    <w:lsdException w:name="heading 7" w:uiPriority="9" w:semiHidden="1" w:unhideWhenUsed="1" w:qFormat="1"/>
+    <w:lsdException w:name="Light List Accent 5" w:uiPriority="61"/>
+    <w:lsdException w:name="List Table 7 Colorful" w:uiPriority="52"/>
+    <w:lsdException w:name="index 5" w:semiHidden="1" w:unhideWhenUsed="1"/>
+    <w:lsdException w:name="Grid Table 6 Colorful Accent 1" w:uiPriority="51"/>
+    <w:lsdException w:name="Medium List 1 Accent 1" w:uiPriority="65"/>
+    <w:lsdException w:name="HTML Keyboard" w:semiHidden="1" w:unhideWhenUsed="1"/>
+    <w:lsdException w:name="Colorful Shading Accent 2" w:uiPriority="71"/>
+    <w:lsdException w:name="List Table 2 Accent 6" w:uiPriority="47"/>
+    <w:lsdException w:name="Grid Table Light" w:uiPriority="40"/>
+    <w:lsdException w:name="Table Columns 2" w:semiHidden="1" w:unhideWhenUsed="1"/>
+    <w:lsdException w:name="Light List Accent 4" w:uiPriority="61"/>
+    <w:lsdException w:name="List 3" w:semiHidden="1" w:unhideWhenUsed="1"/>
+    <w:lsdException w:name="Plain Table 1" w:uiPriority="41"/>
+    <w:lsdException w:name="List Table 2 Accent 5" w:uiPriority="47"/>
+    <w:lsdException w:name="Grid Table 1 Light Accent 3" w:uiPriority="46"/>
+    <w:lsdException w:name="List Table 2 Accent 1" w:uiPriority="47"/>
+    <w:lsdException w:name="Grid Table 2 Accent 3" w:uiPriority="47"/>
+    <w:lsdException w:name="index 7" w:semiHidden="1" w:unhideWhenUsed="1"/>
     <w:lsdException w:name="Table Classic 2" w:semiHidden="1" w:unhideWhenUsed="1"/>
-    <w:lsdException w:name="Table Classic 4" w:semiHidden="1" w:unhideWhenUsed="1"/>
-    <w:lsdException w:name="Colorful Grid Accent 3" w:uiPriority="73"/>
-    <w:lsdException w:name="heading 6" w:uiPriority="9" w:semiHidden="1" w:unhideWhenUsed="1" w:qFormat="1"/>
-    <w:lsdException w:name="Grid Table 3 Accent 2" w:uiPriority="48"/>
-    <w:lsdException w:name="Subtitle" w:uiPriority="11" w:qFormat="1"/>
-    <w:lsdException w:name="Table 3D effects 1" w:semiHidden="1" w:unhideWhenUsed="1"/>
-    <w:lsdException w:name="annotation text" w:semiHidden="1" w:unhideWhenUsed="1"/>
+    <w:lsdException w:name="Outline List 3" w:semiHidden="1" w:unhideWhenUsed="1"/>
+    <w:lsdException w:name="List Table 5 Dark Accent 2" w:uiPriority="50"/>
+    <w:lsdException w:name="Grid Table 4 Accent 5" w:uiPriority="49"/>
+    <w:lsdException w:name="Colorful Grid" w:uiPriority="73"/>
+    <w:lsdException w:name="Note Heading" w:semiHidden="1" w:unhideWhenUsed="1"/>
+    <w:lsdException w:name="Subtle Reference" w:uiPriority="31" w:qFormat="1"/>
+    <w:lsdException w:name="Light Shading Accent 4" w:uiPriority="60"/>
+    <w:lsdException w:name="Grid Table 5 Dark Accent 5" w:uiPriority="50"/>
+    <w:lsdException w:name="Table Classic 1" w:semiHidden="1" w:unhideWhenUsed="1"/>
+    <w:lsdException w:name="List Continue 4" w:semiHidden="1" w:unhideWhenUsed="1"/>
+    <w:lsdException w:name="TOC Heading" w:uiPriority="39" w:semiHidden="1" w:unhideWhenUsed="1" w:qFormat="1"/>
+    <w:lsdException w:name="Table Grid 2" w:semiHidden="1" w:unhideWhenUsed="1"/>
+    <w:lsdException w:name="Body Text Indent" w:semiHidden="1" w:unhideWhenUsed="1"/>
     <w:lsdException w:name="List Table 1 Light Accent 1" w:uiPriority="46"/>
-    <w:lsdException w:name="Colorful Grid Accent 4" w:uiPriority="73"/>
-    <w:lsdException w:name="Medium Grid 2 Accent 2" w:uiPriority="68"/>
-    <w:lsdException w:name="table of figures" w:semiHidden="1" w:unhideWhenUsed="1"/>
-    <w:lsdException w:name="Table List 5" w:semiHidden="1" w:unhideWhenUsed="1"/>
-    <w:lsdException w:name="Medium Grid 3 Accent 6" w:uiPriority="69"/>
-    <w:lsdException w:name="Grid Table 3 Accent 6" w:uiPriority="48"/>
-    <w:lsdException w:name="Hashtag" w:semiHidden="1" w:unhideWhenUsed="1"/>
-    <w:lsdException w:name="Light Grid Accent 6" w:uiPriority="62"/>
-    <w:lsdException w:name="No Spacing" w:uiPriority="1" w:qFormat="1"/>
-    <w:lsdException w:name="Strong" w:uiPriority="22" w:qFormat="1"/>
-    <w:lsdException w:name="Light List Accent 5" w:uiPriority="61"/>
-    <w:lsdException w:name="Table Grid 4" w:semiHidden="1" w:unhideWhenUsed="1"/>
-    <w:lsdException w:name="caption" w:uiPriority="35" w:semiHidden="1" w:unhideWhenUsed="1" w:qFormat="1"/>
-    <w:lsdException w:name="Table Colorful 2" w:semiHidden="1" w:unhideWhenUsed="1"/>
-    <w:lsdException w:name="Light Shading Accent 4" w:uiPriority="60"/>
-    <w:lsdException w:name="HTML Variable" w:semiHidden="1" w:unhideWhenUsed="1"/>
-    <w:lsdException w:name="Dark List Accent 6" w:uiPriority="70"/>
-    <w:lsdException w:name="Light Shading Accent 2" w:uiPriority="60"/>
-    <w:lsdException w:name="HTML Sample" w:semiHidden="1" w:unhideWhenUsed="1"/>
-    <w:lsdException w:name="Grid Table 7 Colorful" w:uiPriority="52"/>
-    <w:lsdException w:name="Medium Grid 1 Accent 1" w:uiPriority="67"/>
-    <w:lsdException w:name="toc 4" w:uiPriority="39" w:semiHidden="1" w:unhideWhenUsed="1"/>
-    <w:lsdException w:name="Book Title" w:uiPriority="33" w:qFormat="1"/>
-    <w:lsdException w:name="toc 2" w:uiPriority="39" w:semiHidden="1" w:unhideWhenUsed="1"/>
-    <w:lsdException w:name="List Table 1 Light" w:uiPriority="46"/>
-    <w:lsdException w:name="Table Grid 1" w:semiHidden="1" w:unhideWhenUsed="1"/>
-    <w:lsdException w:name="Table Columns 3" w:semiHidden="1" w:unhideWhenUsed="1"/>
-    <w:lsdException w:name="toa heading" w:semiHidden="1" w:unhideWhenUsed="1"/>
-    <w:lsdException w:name="Light Shading Accent 6" w:uiPriority="60"/>
-    <w:lsdException w:name="List Table 7 Colorful" w:uiPriority="52"/>
-    <w:lsdException w:name="Signature" w:semiHidden="1" w:unhideWhenUsed="1"/>
-    <w:lsdException w:name="Dark List Accent 4" w:uiPriority="70"/>
-    <w:lsdException w:name="Table Subtle 1" w:semiHidden="1" w:unhideWhenUsed="1"/>
-    <w:lsdException w:name="List Table 7 Colorful Accent 6" w:uiPriority="52"/>
-    <w:lsdException w:name="Medium Shading 2" w:uiPriority="64"/>
-    <w:lsdException w:name="Medium Shading 2 Accent 4" w:uiPriority="64"/>
-    <w:lsdException w:name="endnote reference" w:semiHidden="1" w:unhideWhenUsed="1"/>
-    <w:lsdException w:name="Table 3D effects 3" w:semiHidden="1" w:unhideWhenUsed="1"/>
-    <w:lsdException w:name="Unresolved Mention" w:semiHidden="1" w:unhideWhenUsed="1"/>
-    <w:lsdException w:name="List Table 7 Colorful Accent 1" w:uiPriority="52"/>
-    <w:lsdException w:name="HTML Top of Form" w:semiHidden="1" w:unhideWhenUsed="1"/>
-    <w:lsdException w:name="Medium Grid 2 Accent 6" w:uiPriority="68"/>
-    <w:lsdException w:name="Grid Table 7 Colorful Accent 6" w:uiPriority="52"/>
-    <w:lsdException w:name="List Bullet 3" w:semiHidden="1" w:unhideWhenUsed="1"/>
-    <w:lsdException w:name="Grid Table 7 Colorful Accent 1" w:uiPriority="52"/>
-    <w:lsdException w:name="Grid Table 6 Colorful Accent 3" w:uiPriority="51"/>
-    <w:lsdException w:name="List Continue 2" w:semiHidden="1" w:unhideWhenUsed="1"/>
-    <w:lsdException w:name="Medium Shading 2 Accent 5" w:uiPriority="64"/>
-    <w:lsdException w:name="Grid Table 1 Light Accent 6" w:uiPriority="46"/>
-    <w:lsdException w:name="Grid Table 6 Colorful Accent 4" w:uiPriority="51"/>
-    <w:lsdException w:name="List Table 3 Accent 5" w:uiPriority="48"/>
-    <w:lsdException w:name="Date" w:semiHidden="1" w:unhideWhenUsed="1"/>
-    <w:lsdException w:name="Grid Table 1 Light Accent 5" w:uiPriority="46"/>
-    <w:lsdException w:name="footnote text" w:semiHidden="1" w:unhideWhenUsed="1"/>
-    <w:lsdException w:name="Medium Grid 1 Accent 4" w:uiPriority="67"/>
-    <w:lsdException w:name="toc 7" w:uiPriority="39" w:semiHidden="1" w:unhideWhenUsed="1"/>
-    <w:lsdException w:name="List Paragraph" w:uiPriority="34" w:qFormat="1"/>
-    <w:lsdException w:name="Plain Table 1" w:uiPriority="41"/>
-    <w:lsdException w:name="Medium Shading 1 Accent 4" w:uiPriority="63"/>
-    <w:lsdException w:name="Plain Table 2" w:uiPriority="42"/>
-    <w:lsdException w:name="Grid Table 1 Light Accent 1" w:uiPriority="46"/>
-    <w:lsdException w:name="List 4" w:semiHidden="1" w:unhideWhenUsed="1"/>
-    <w:lsdException w:name="Table List 6" w:semiHidden="1" w:unhideWhenUsed="1"/>
-    <w:lsdException w:name="List Table 7 Colorful Accent 3" w:uiPriority="52"/>
-    <w:lsdException w:name="Normal Indent" w:semiHidden="1" w:unhideWhenUsed="1"/>
-    <w:lsdException w:name="Medium Grid 2 Accent 3" w:uiPriority="68"/>
-    <w:lsdException w:name="Table Columns 4" w:semiHidden="1" w:unhideWhenUsed="1"/>
-    <w:lsdException w:name="Grid Table 5 Dark Accent 3" w:uiPriority="50"/>
-    <w:lsdException w:name="table of authorities" w:semiHidden="1" w:unhideWhenUsed="1"/>
-    <w:lsdException w:name="Normal (Web)" w:semiHidden="1" w:unhideWhenUsed="1"/>
-    <w:lsdException w:name="Medium List 2 Accent 5" w:uiPriority="66"/>
-    <w:lsdException w:name="Light List Accent 1" w:uiPriority="61"/>
-    <w:lsdException w:name="envelope address" w:semiHidden="1" w:unhideWhenUsed="1"/>
-    <w:lsdException w:name="Light List Accent 3" w:uiPriority="61"/>
-    <w:lsdException w:name="Table List 1" w:semiHidden="1" w:unhideWhenUsed="1"/>
-    <w:lsdException w:name="Table Professional" w:semiHidden="1" w:unhideWhenUsed="1"/>
-    <w:lsdException w:name="line number" w:semiHidden="1" w:unhideWhenUsed="1"/>
-    <w:lsdException w:name="Colorful List Accent 4" w:uiPriority="72"/>
-    <w:lsdException w:name="List Table 6 Colorful Accent 1" w:uiPriority="51"/>
-    <w:lsdException w:name="Colorful List Accent 2" w:uiPriority="72"/>
-    <w:lsdException w:name="Table Grid 5" w:semiHidden="1" w:unhideWhenUsed="1"/>
-    <w:lsdException w:name="Medium List 2 Accent 4" w:uiPriority="66"/>
-    <w:lsdException w:name="Medium List 1" w:uiPriority="65"/>
-    <w:lsdException w:name="Medium List 2 Accent 1" w:uiPriority="66"/>
-    <w:lsdException w:name="Normal" w:uiPriority="0" w:qFormat="1"/>
-    <w:lsdException w:name="List Table 5 Dark Accent 2" w:uiPriority="50"/>
-    <w:lsdException w:name="Medium Shading 1 Accent 3" w:uiPriority="63"/>
-    <w:lsdException w:name="List 3" w:semiHidden="1" w:unhideWhenUsed="1"/>
-    <w:lsdException w:name="endnote text" w:semiHidden="1" w:unhideWhenUsed="1"/>
-    <w:lsdException w:name="Colorful List Accent 6" w:uiPriority="72"/>
-    <w:lsdException w:name="Body Text 2" w:semiHidden="1" w:unhideWhenUsed="1"/>
-    <w:lsdException w:name="List Number 3" w:semiHidden="1" w:unhideWhenUsed="1"/>
-    <w:lsdException w:name="Table Colorful 1" w:semiHidden="1" w:unhideWhenUsed="1"/>
   </w:latentStyles>
-  <w:style w:type="character" w:styleId="00001d" w:customStyle="1">
+  <w:style w:type="character" w:styleId="000012" w:customStyle="1">
+    <w:name w:val="标题 6 字符"/>
+    <w:basedOn w:val="000002"/>
+    <w:link w:val="000013"/>
+    <w:uiPriority w:val="9"/>
+    <w:semiHidden w:val="1"/>
+    <w:rsid w:val="00C13589"/>
+    <w:rPr>
+      <w:rFonts w:cstheme="majorBidi"/>
+      <w:b w:val="1"/>
+      <w:bCs w:val="1"/>
+      <w:color w:val="0F4761" w:themeColor="accent1" w:themeShade="BF"/>
+    </w:rPr>
+  </w:style>
+  <w:style w:type="character" w:styleId="000004">
+    <w:name w:val="Hyperlink"/>
+    <w:basedOn w:val="000002"/>
+    <w:uiPriority w:val="99"/>
+    <w:unhideWhenUsed w:val="1"/>
+    <w:rsid w:val="006F14B6"/>
+    <w:rPr>
+      <w:color w:val="467886" w:themeColor="hyperlink"/>
+      <w:u w:val="single"/>
+    </w:rPr>
+  </w:style>
+  <w:style w:type="paragraph" w:styleId="00000e">
+    <w:name w:val="heading 5"/>
+    <w:basedOn w:val="000006"/>
+    <w:next w:val="000006"/>
+    <w:link w:val="00000d"/>
+    <w:uiPriority w:val="9"/>
+    <w:semiHidden w:val="1"/>
+    <w:unhideWhenUsed w:val="1"/>
+    <w:qFormat w:val="1"/>
+    <w:rsid w:val="00C13589"/>
+    <w:pPr>
+      <w:keepNext w:val="1"/>
+      <w:keepLines w:val="1"/>
+      <w:spacing w:before="80" w:after="40"/>
+      <w:outlineLvl w:val="4"/>
+    </w:pPr>
+    <w:rPr>
+      <w:rFonts w:cstheme="majorBidi"/>
+      <w:color w:val="0F4761" w:themeColor="accent1" w:themeShade="BF"/>
+      <w:sz w:val="24"/>
+    </w:rPr>
+  </w:style>
+  <w:style w:type="paragraph" w:styleId="000014">
+    <w:name w:val="heading 9"/>
+    <w:basedOn w:val="000006"/>
+    <w:next w:val="000006"/>
+    <w:link w:val="000015"/>
+    <w:uiPriority w:val="9"/>
+    <w:semiHidden w:val="1"/>
+    <w:unhideWhenUsed w:val="1"/>
+    <w:qFormat w:val="1"/>
+    <w:rsid w:val="00C13589"/>
+    <w:pPr>
+      <w:keepNext w:val="1"/>
+      <w:keepLines w:val="1"/>
+      <w:spacing w:after="0"/>
+      <w:outlineLvl w:val="8"/>
+    </w:pPr>
+    <w:rPr>
+      <w:rFonts w:eastAsiaTheme="majorEastAsia" w:cstheme="majorBidi"/>
+      <w:color w:val="595959" w:themeColor="text1" w:themeTint="A6"/>
+    </w:rPr>
+  </w:style>
+  <w:style w:type="paragraph" w:styleId="000020">
+    <w:name w:val="List Paragraph"/>
+    <w:basedOn w:val="000006"/>
+    <w:uiPriority w:val="34"/>
+    <w:qFormat w:val="1"/>
+    <w:rsid w:val="00C13589"/>
+    <w:pPr>
+      <w:ind w:left="720"/>
+      <w:contextualSpacing w:val="1"/>
+    </w:pPr>
+  </w:style>
+  <w:style w:type="character" w:styleId="00000d" w:customStyle="1">
+    <w:name w:val="标题 5 字符"/>
+    <w:basedOn w:val="000002"/>
+    <w:link w:val="00000e"/>
+    <w:uiPriority w:val="9"/>
+    <w:semiHidden w:val="1"/>
+    <w:rsid w:val="00C13589"/>
+    <w:rPr>
+      <w:rFonts w:cstheme="majorBidi"/>
+      <w:color w:val="0F4761" w:themeColor="accent1" w:themeShade="BF"/>
+      <w:sz w:val="24"/>
+    </w:rPr>
+  </w:style>
+  <w:style w:type="paragraph" w:styleId="000003">
+    <w:name w:val="Quote"/>
+    <w:basedOn w:val="000006"/>
+    <w:next w:val="000006"/>
+    <w:link w:val="000001"/>
+    <w:uiPriority w:val="29"/>
+    <w:qFormat w:val="1"/>
+    <w:rsid w:val="00C13589"/>
+    <w:pPr>
+      <w:spacing w:before="160"/>
+      <w:jc w:val="center"/>
+    </w:pPr>
+    <w:rPr>
+      <w:i w:val="1"/>
+      <w:iCs w:val="1"/>
+      <w:color w:val="404040" w:themeColor="text1" w:themeTint="BF"/>
+    </w:rPr>
+  </w:style>
+  <w:style w:type="character" w:styleId="00000b" w:customStyle="1">
+    <w:name w:val="标题 2 字符"/>
+    <w:basedOn w:val="000002"/>
+    <w:link w:val="00000c"/>
+    <w:uiPriority w:val="9"/>
+    <w:semiHidden w:val="1"/>
+    <w:rsid w:val="00C13589"/>
+    <w:rPr>
+      <w:rFonts w:asciiTheme="majorHAnsi" w:hAnsiTheme="majorHAnsi" w:eastAsiaTheme="majorEastAsia" w:cstheme="majorBidi"/>
+      <w:color w:val="0F4761" w:themeColor="accent1" w:themeShade="BF"/>
+      <w:sz w:val="40"/>
+      <w:szCs w:val="40"/>
+    </w:rPr>
+  </w:style>
+  <w:style w:type="paragraph" w:styleId="000009">
+    <w:name w:val="Title"/>
+    <w:basedOn w:val="000006"/>
+    <w:next w:val="000006"/>
+    <w:link w:val="00000a"/>
+    <w:uiPriority w:val="10"/>
+    <w:qFormat w:val="1"/>
+    <w:rsid w:val="00C13589"/>
+    <w:pPr>
+      <w:spacing w:after="80" w:line="240" w:lineRule="auto"/>
+      <w:contextualSpacing w:val="1"/>
+      <w:jc w:val="center"/>
+    </w:pPr>
+    <w:rPr>
+      <w:rFonts w:asciiTheme="majorHAnsi" w:hAnsiTheme="majorHAnsi" w:eastAsiaTheme="majorEastAsia" w:cstheme="majorBidi"/>
+      <w:spacing w:val="-10"/>
+      <w:kern w:val="28"/>
+      <w:sz w:val="56"/>
+      <w:szCs w:val="56"/>
+    </w:rPr>
+  </w:style>
+  <w:style w:type="character" w:styleId="000015" w:customStyle="1">
+    <w:name w:val="标题 9 字符"/>
+    <w:basedOn w:val="000002"/>
+    <w:link w:val="000014"/>
+    <w:uiPriority w:val="9"/>
+    <w:semiHidden w:val="1"/>
+    <w:rsid w:val="00C13589"/>
+    <w:rPr>
+      <w:rFonts w:eastAsiaTheme="majorEastAsia" w:cstheme="majorBidi"/>
+      <w:color w:val="595959" w:themeColor="text1" w:themeTint="A6"/>
+    </w:rPr>
+  </w:style>
+  <w:style w:type="paragraph" w:styleId="000013">
+    <w:name w:val="heading 6"/>
+    <w:basedOn w:val="000006"/>
+    <w:next w:val="000006"/>
+    <w:link w:val="000012"/>
+    <w:uiPriority w:val="9"/>
+    <w:semiHidden w:val="1"/>
+    <w:unhideWhenUsed w:val="1"/>
+    <w:qFormat w:val="1"/>
+    <w:rsid w:val="00C13589"/>
+    <w:pPr>
+      <w:keepNext w:val="1"/>
+      <w:keepLines w:val="1"/>
+      <w:spacing w:before="40" w:after="0"/>
+      <w:outlineLvl w:val="5"/>
+    </w:pPr>
+    <w:rPr>
+      <w:rFonts w:cstheme="majorBidi"/>
+      <w:b w:val="1"/>
+      <w:bCs w:val="1"/>
+      <w:color w:val="0F4761" w:themeColor="accent1" w:themeShade="BF"/>
+    </w:rPr>
+  </w:style>
+  <w:style w:type="character" w:styleId="000023">
+    <w:name w:val="Unresolved Mention"/>
+    <w:basedOn w:val="000002"/>
+    <w:uiPriority w:val="99"/>
+    <w:semiHidden w:val="1"/>
+    <w:unhideWhenUsed w:val="1"/>
+    <w:rsid w:val="006F14B6"/>
+    <w:rPr>
+      <w:color w:val="605E5C"/>
+      <w:shd w:val="clear" w:color="auto" w:fill="E1DFDD"/>
+    </w:rPr>
+  </w:style>
+  <w:style w:type="character" w:styleId="000002" w:default="1">
+    <w:name w:val="Default Paragraph Font"/>
+    <w:uiPriority w:val="1"/>
+    <w:semiHidden w:val="1"/>
+    <w:unhideWhenUsed w:val="1"/>
+  </w:style>
+  <w:style w:type="character" w:styleId="00000a" w:customStyle="1">
+    <w:name w:val="标题 字符"/>
+    <w:basedOn w:val="000002"/>
+    <w:link w:val="000009"/>
+    <w:uiPriority w:val="10"/>
+    <w:rsid w:val="00C13589"/>
+    <w:rPr>
+      <w:rFonts w:asciiTheme="majorHAnsi" w:hAnsiTheme="majorHAnsi" w:eastAsiaTheme="majorEastAsia" w:cstheme="majorBidi"/>
+      <w:spacing w:val="-10"/>
+      <w:kern w:val="28"/>
+      <w:sz w:val="56"/>
+      <w:szCs w:val="56"/>
+    </w:rPr>
+  </w:style>
+  <w:style w:type="paragraph" w:styleId="00000c">
+    <w:name w:val="heading 2"/>
+    <w:basedOn w:val="000006"/>
+    <w:next w:val="000006"/>
+    <w:link w:val="00000b"/>
+    <w:uiPriority w:val="9"/>
+    <w:semiHidden w:val="1"/>
+    <w:unhideWhenUsed w:val="1"/>
+    <w:qFormat w:val="1"/>
+    <w:rsid w:val="00C13589"/>
+    <w:pPr>
+      <w:keepNext w:val="1"/>
+      <w:keepLines w:val="1"/>
+      <w:spacing w:before="160" w:after="80"/>
+      <w:outlineLvl w:val="1"/>
+    </w:pPr>
+    <w:rPr>
+      <w:rFonts w:asciiTheme="majorHAnsi" w:hAnsiTheme="majorHAnsi" w:eastAsiaTheme="majorEastAsia" w:cstheme="majorBidi"/>
+      <w:color w:val="0F4761" w:themeColor="accent1" w:themeShade="BF"/>
+      <w:sz w:val="40"/>
+      <w:szCs w:val="40"/>
+    </w:rPr>
+  </w:style>
+  <w:style w:type="paragraph" w:styleId="00001a">
+    <w:name w:val="heading 3"/>
+    <w:basedOn w:val="000006"/>
+    <w:next w:val="000006"/>
+    <w:link w:val="00001b"/>
+    <w:uiPriority w:val="9"/>
+    <w:semiHidden w:val="1"/>
+    <w:unhideWhenUsed w:val="1"/>
+    <w:qFormat w:val="1"/>
+    <w:rsid w:val="00C13589"/>
+    <w:pPr>
+      <w:keepNext w:val="1"/>
+      <w:keepLines w:val="1"/>
+      <w:spacing w:before="160" w:after="80"/>
+      <w:outlineLvl w:val="2"/>
+    </w:pPr>
+    <w:rPr>
+      <w:rFonts w:asciiTheme="majorHAnsi" w:hAnsiTheme="majorHAnsi" w:eastAsiaTheme="majorEastAsia" w:cstheme="majorBidi"/>
+      <w:color w:val="0F4761" w:themeColor="accent1" w:themeShade="BF"/>
+      <w:sz w:val="32"/>
+      <w:szCs w:val="32"/>
+    </w:rPr>
+  </w:style>
+  <w:style w:type="character" w:styleId="000016" w:customStyle="1">
+    <w:name w:val="标题 1 字符"/>
+    <w:basedOn w:val="000002"/>
+    <w:link w:val="000017"/>
+    <w:uiPriority w:val="9"/>
+    <w:rsid w:val="00C13589"/>
+    <w:rPr>
+      <w:rFonts w:asciiTheme="majorHAnsi" w:hAnsiTheme="majorHAnsi" w:eastAsiaTheme="majorEastAsia" w:cstheme="majorBidi"/>
+      <w:color w:val="0F4761" w:themeColor="accent1" w:themeShade="BF"/>
+      <w:sz w:val="48"/>
+      <w:szCs w:val="48"/>
+    </w:rPr>
+  </w:style>
+  <w:style w:type="character" w:styleId="000008">
+    <w:name w:val="Intense Emphasis"/>
+    <w:basedOn w:val="000002"/>
+    <w:uiPriority w:val="21"/>
+    <w:qFormat w:val="1"/>
+    <w:rsid w:val="00C13589"/>
+    <w:rPr>
+      <w:i w:val="1"/>
+      <w:iCs w:val="1"/>
+      <w:color w:val="0F4761" w:themeColor="accent1" w:themeShade="BF"/>
+    </w:rPr>
+  </w:style>
+  <w:style w:type="paragraph" w:styleId="000018">
+    <w:name w:val="heading 8"/>
+    <w:basedOn w:val="000006"/>
+    <w:next w:val="000006"/>
+    <w:link w:val="000019"/>
+    <w:uiPriority w:val="9"/>
+    <w:semiHidden w:val="1"/>
+    <w:unhideWhenUsed w:val="1"/>
+    <w:qFormat w:val="1"/>
+    <w:rsid w:val="00C13589"/>
+    <w:pPr>
+      <w:keepNext w:val="1"/>
+      <w:keepLines w:val="1"/>
+      <w:spacing w:after="0"/>
+      <w:outlineLvl w:val="7"/>
+    </w:pPr>
+    <w:rPr>
+      <w:rFonts w:cstheme="majorBidi"/>
+      <w:color w:val="595959" w:themeColor="text1" w:themeTint="A6"/>
+    </w:rPr>
+  </w:style>
+  <w:style w:type="character" w:styleId="000022" w:customStyle="1">
+    <w:name w:val="标题 4 字符"/>
+    <w:basedOn w:val="000002"/>
+    <w:link w:val="000021"/>
+    <w:uiPriority w:val="9"/>
+    <w:semiHidden w:val="1"/>
+    <w:rsid w:val="00C13589"/>
+    <w:rPr>
+      <w:rFonts w:cstheme="majorBidi"/>
+      <w:color w:val="0F4761" w:themeColor="accent1" w:themeShade="BF"/>
+      <w:sz w:val="28"/>
+      <w:szCs w:val="28"/>
+    </w:rPr>
+  </w:style>
+  <w:style w:type="character" w:styleId="00001b" w:customStyle="1">
+    <w:name w:val="标题 3 字符"/>
+    <w:basedOn w:val="000002"/>
+    <w:link w:val="00001a"/>
+    <w:uiPriority w:val="9"/>
+    <w:semiHidden w:val="1"/>
+    <w:rsid w:val="00C13589"/>
+    <w:rPr>
+      <w:rFonts w:asciiTheme="majorHAnsi" w:hAnsiTheme="majorHAnsi" w:eastAsiaTheme="majorEastAsia" w:cstheme="majorBidi"/>
+      <w:color w:val="0F4761" w:themeColor="accent1" w:themeShade="BF"/>
+      <w:sz w:val="32"/>
+      <w:szCs w:val="32"/>
+    </w:rPr>
+  </w:style>
+  <w:style w:type="character" w:styleId="000001" w:customStyle="1">
     <w:name w:val="引用 字符"/>
-    <w:basedOn w:val="000001"/>
-    <w:link w:val="00001c"/>
+    <w:basedOn w:val="000002"/>
+    <w:link w:val="000003"/>
     <w:uiPriority w:val="29"/>
     <w:rsid w:val="00C13589"/>
     <w:rPr>
@@ -21122,22 +21454,120 @@
       <w:color w:val="404040" w:themeColor="text1" w:themeTint="BF"/>
     </w:rPr>
   </w:style>
-  <w:style w:type="character" w:styleId="000022">
-    <w:name w:val="Hyperlink"/>
-    <w:basedOn w:val="000001"/>
-    <w:uiPriority w:val="99"/>
-    <w:unhideWhenUsed w:val="1"/>
-    <w:rsid w:val="006F14B6"/>
+  <w:style w:type="character" w:styleId="000007" w:customStyle="1">
+    <w:name w:val="明显引用 字符"/>
+    <w:basedOn w:val="000002"/>
+    <w:link w:val="000005"/>
+    <w:uiPriority w:val="30"/>
+    <w:rsid w:val="00C13589"/>
     <w:rPr>
-      <w:color w:val="467886" w:themeColor="hyperlink"/>
-      <w:u w:val="single"/>
+      <w:i w:val="1"/>
+      <w:iCs w:val="1"/>
+      <w:color w:val="0F4761" w:themeColor="accent1" w:themeShade="BF"/>
     </w:rPr>
   </w:style>
-  <w:style w:type="paragraph" w:styleId="00000d">
+  <w:style w:type="numbering" w:styleId="00001d" w:default="1">
+    <w:name w:val="No List"/>
+    <w:uiPriority w:val="99"/>
+    <w:semiHidden w:val="1"/>
+    <w:unhideWhenUsed w:val="1"/>
+  </w:style>
+  <w:style w:type="paragraph" w:styleId="000017">
+    <w:name w:val="heading 1"/>
+    <w:basedOn w:val="000006"/>
+    <w:next w:val="000006"/>
+    <w:link w:val="000016"/>
+    <w:uiPriority w:val="9"/>
+    <w:qFormat w:val="1"/>
+    <w:rsid w:val="00C13589"/>
+    <w:pPr>
+      <w:keepNext w:val="1"/>
+      <w:keepLines w:val="1"/>
+      <w:spacing w:before="480" w:after="80"/>
+      <w:outlineLvl w:val="0"/>
+    </w:pPr>
+    <w:rPr>
+      <w:rFonts w:asciiTheme="majorHAnsi" w:hAnsiTheme="majorHAnsi" w:eastAsiaTheme="majorEastAsia" w:cstheme="majorBidi"/>
+      <w:color w:val="0F4761" w:themeColor="accent1" w:themeShade="BF"/>
+      <w:sz w:val="48"/>
+      <w:szCs w:val="48"/>
+    </w:rPr>
+  </w:style>
+  <w:style w:type="character" w:styleId="000019" w:customStyle="1">
+    <w:name w:val="标题 8 字符"/>
+    <w:basedOn w:val="000002"/>
+    <w:link w:val="000018"/>
+    <w:uiPriority w:val="9"/>
+    <w:semiHidden w:val="1"/>
+    <w:rsid w:val="00C13589"/>
+    <w:rPr>
+      <w:rFonts w:cstheme="majorBidi"/>
+      <w:color w:val="595959" w:themeColor="text1" w:themeTint="A6"/>
+    </w:rPr>
+  </w:style>
+  <w:style w:type="paragraph" w:styleId="00001e">
+    <w:name w:val="Subtitle"/>
+    <w:basedOn w:val="000006"/>
+    <w:next w:val="000006"/>
+    <w:link w:val="00001f"/>
+    <w:uiPriority w:val="11"/>
+    <w:qFormat w:val="1"/>
+    <w:rsid w:val="00C13589"/>
+    <w:pPr>
+      <w:numPr>
+        <w:ilvl w:val="1"/>
+      </w:numPr>
+      <w:jc w:val="center"/>
+    </w:pPr>
+    <w:rPr>
+      <w:rFonts w:asciiTheme="majorHAnsi" w:hAnsiTheme="majorHAnsi" w:eastAsiaTheme="majorEastAsia" w:cstheme="majorBidi"/>
+      <w:color w:val="595959" w:themeColor="text1" w:themeTint="A6"/>
+      <w:spacing w:val="15"/>
+      <w:sz w:val="28"/>
+      <w:szCs w:val="28"/>
+    </w:rPr>
+  </w:style>
+  <w:style w:type="table" w:styleId="00001c" w:default="1">
+    <w:name w:val="Normal Table"/>
+    <w:uiPriority w:val="99"/>
+    <w:semiHidden w:val="1"/>
+    <w:unhideWhenUsed w:val="1"/>
+    <w:tblPr>
+      <w:tblInd w:w="0" w:type="dxa"/>
+      <w:tblCellMar>
+        <w:top w:w="0" w:type="dxa"/>
+        <w:left w:w="108" w:type="dxa"/>
+        <w:bottom w:w="0" w:type="dxa"/>
+        <w:right w:w="108" w:type="dxa"/>
+      </w:tblCellMar>
+    </w:tblPr>
+  </w:style>
+  <w:style w:type="character" w:styleId="000010" w:customStyle="1">
+    <w:name w:val="标题 7 字符"/>
+    <w:basedOn w:val="000002"/>
+    <w:link w:val="000011"/>
+    <w:uiPriority w:val="9"/>
+    <w:semiHidden w:val="1"/>
+    <w:rsid w:val="00C13589"/>
+    <w:rPr>
+      <w:rFonts w:cstheme="majorBidi"/>
+      <w:b w:val="1"/>
+      <w:bCs w:val="1"/>
+      <w:color w:val="595959" w:themeColor="text1" w:themeTint="A6"/>
+    </w:rPr>
+  </w:style>
+  <w:style w:type="paragraph" w:styleId="000006" w:default="1">
+    <w:name w:val="Normal"/>
+    <w:qFormat w:val="1"/>
+    <w:pPr>
+      <w:widowControl w:val="0"/>
+    </w:pPr>
+  </w:style>
+  <w:style w:type="paragraph" w:styleId="000005">
     <w:name w:val="Intense Quote"/>
-    <w:basedOn w:val="000003"/>
-    <w:next w:val="000003"/>
-    <w:link w:val="00000e"/>
+    <w:basedOn w:val="000006"/>
+    <w:next w:val="000006"/>
+    <w:link w:val="000007"/>
     <w:uiPriority w:val="30"/>
     <w:qFormat w:val="1"/>
     <w:rsid w:val="00C13589"/>
@@ -21156,69 +21586,23 @@
       <w:color w:val="0F4761" w:themeColor="accent1" w:themeShade="BF"/>
     </w:rPr>
   </w:style>
-  <w:style w:type="character" w:styleId="00000f">
-    <w:name w:val="Intense Emphasis"/>
-    <w:basedOn w:val="000001"/>
-    <w:uiPriority w:val="21"/>
-    <w:qFormat w:val="1"/>
-    <w:rsid w:val="00C13589"/>
-    <w:rPr>
-      <w:i w:val="1"/>
-      <w:iCs w:val="1"/>
-      <w:color w:val="0F4761" w:themeColor="accent1" w:themeShade="BF"/>
-    </w:rPr>
-  </w:style>
-  <w:style w:type="paragraph" w:styleId="00000c">
-    <w:name w:val="Title"/>
-    <w:basedOn w:val="000003"/>
-    <w:next w:val="000003"/>
-    <w:link w:val="00000b"/>
-    <w:uiPriority w:val="10"/>
-    <w:qFormat w:val="1"/>
-    <w:rsid w:val="00C13589"/>
-    <w:pPr>
-      <w:spacing w:after="80" w:line="240" w:lineRule="auto"/>
-      <w:contextualSpacing w:val="1"/>
-      <w:jc w:val="center"/>
-    </w:pPr>
-    <w:rPr>
-      <w:rFonts w:asciiTheme="majorHAnsi" w:hAnsiTheme="majorHAnsi" w:eastAsiaTheme="majorEastAsia" w:cstheme="majorBidi"/>
-      <w:spacing w:val="-10"/>
-      <w:kern w:val="28"/>
-      <w:sz w:val="56"/>
-      <w:szCs w:val="56"/>
-    </w:rPr>
-  </w:style>
-  <w:style w:type="character" w:styleId="000013" w:customStyle="1">
-    <w:name w:val="标题 2 字符"/>
-    <w:basedOn w:val="000001"/>
-    <w:link w:val="000012"/>
-    <w:uiPriority w:val="9"/>
-    <w:semiHidden w:val="1"/>
+  <w:style w:type="character" w:styleId="00001f" w:customStyle="1">
+    <w:name w:val="副标题 字符"/>
+    <w:basedOn w:val="000002"/>
+    <w:link w:val="00001e"/>
+    <w:uiPriority w:val="11"/>
     <w:rsid w:val="00C13589"/>
     <w:rPr>
       <w:rFonts w:asciiTheme="majorHAnsi" w:hAnsiTheme="majorHAnsi" w:eastAsiaTheme="majorEastAsia" w:cstheme="majorBidi"/>
-      <w:color w:val="0F4761" w:themeColor="accent1" w:themeShade="BF"/>
-      <w:sz w:val="40"/>
-      <w:szCs w:val="40"/>
+      <w:color w:val="595959" w:themeColor="text1" w:themeTint="A6"/>
+      <w:spacing w:val="15"/>
+      <w:sz w:val="28"/>
+      <w:szCs w:val="28"/>
     </w:rPr>
   </w:style>
-  <w:style w:type="character" w:styleId="000009" w:customStyle="1">
-    <w:name w:val="标题 5 字符"/>
-    <w:basedOn w:val="000001"/>
-    <w:link w:val="00000a"/>
-    <w:uiPriority w:val="9"/>
-    <w:semiHidden w:val="1"/>
-    <w:rsid w:val="00C13589"/>
-    <w:rPr>
-      <w:rFonts w:cstheme="majorBidi"/>
-      <w:color w:val="0F4761" w:themeColor="accent1" w:themeShade="BF"/>
-      <w:sz w:val="24"/>
-    </w:rPr>
-  </w:style>
-  <w:style w:type="character" w:styleId="000023">
+  <w:style w:type="character" w:styleId="00000f">
     <w:name w:val="Intense Reference"/>
-    <w:basedOn w:val="000001"/>
+    <w:basedOn w:val="000002"/>
     <w:uiPriority w:val="32"/>
     <w:qFormat w:val="1"/>
     <w:rsid w:val="00C13589"/>
@@ -21230,309 +21614,11 @@
       <w:spacing w:val="5"/>
     </w:rPr>
   </w:style>
-  <w:style w:type="character" w:styleId="00001a" w:customStyle="1">
-    <w:name w:val="标题 7 字符"/>
-    <w:basedOn w:val="000001"/>
-    <w:link w:val="00001b"/>
-    <w:uiPriority w:val="9"/>
-    <w:semiHidden w:val="1"/>
-    <w:rsid w:val="00C13589"/>
-    <w:rPr>
-      <w:rFonts w:cstheme="majorBidi"/>
-      <w:b w:val="1"/>
-      <w:bCs w:val="1"/>
-      <w:color w:val="595959" w:themeColor="text1" w:themeTint="A6"/>
-    </w:rPr>
-  </w:style>
-  <w:style w:type="paragraph" w:styleId="000003" w:default="1">
-    <w:name w:val="Normal"/>
-    <w:qFormat w:val="1"/>
-    <w:pPr>
-      <w:widowControl w:val="0"/>
-    </w:pPr>
-  </w:style>
-  <w:style w:type="character" w:styleId="000007" w:customStyle="1">
-    <w:name w:val="标题 6 字符"/>
-    <w:basedOn w:val="000001"/>
-    <w:link w:val="000008"/>
-    <w:uiPriority w:val="9"/>
-    <w:semiHidden w:val="1"/>
-    <w:rsid w:val="00C13589"/>
-    <w:rPr>
-      <w:rFonts w:cstheme="majorBidi"/>
-      <w:b w:val="1"/>
-      <w:bCs w:val="1"/>
-      <w:color w:val="0F4761" w:themeColor="accent1" w:themeShade="BF"/>
-    </w:rPr>
-  </w:style>
-  <w:style w:type="paragraph" w:styleId="000008">
-    <w:name w:val="heading 6"/>
-    <w:basedOn w:val="000003"/>
-    <w:next w:val="000003"/>
-    <w:link w:val="000007"/>
-    <w:uiPriority w:val="9"/>
-    <w:semiHidden w:val="1"/>
-    <w:unhideWhenUsed w:val="1"/>
-    <w:qFormat w:val="1"/>
-    <w:rsid w:val="00C13589"/>
-    <w:pPr>
-      <w:keepNext w:val="1"/>
-      <w:keepLines w:val="1"/>
-      <w:spacing w:before="40" w:after="0"/>
-      <w:outlineLvl w:val="5"/>
-    </w:pPr>
-    <w:rPr>
-      <w:rFonts w:cstheme="majorBidi"/>
-      <w:b w:val="1"/>
-      <w:bCs w:val="1"/>
-      <w:color w:val="0F4761" w:themeColor="accent1" w:themeShade="BF"/>
-    </w:rPr>
-  </w:style>
-  <w:style w:type="paragraph" w:styleId="000006">
-    <w:name w:val="heading 9"/>
-    <w:basedOn w:val="000003"/>
-    <w:next w:val="000003"/>
-    <w:link w:val="000005"/>
-    <w:uiPriority w:val="9"/>
-    <w:semiHidden w:val="1"/>
-    <w:unhideWhenUsed w:val="1"/>
-    <w:qFormat w:val="1"/>
-    <w:rsid w:val="00C13589"/>
-    <w:pPr>
-      <w:keepNext w:val="1"/>
-      <w:keepLines w:val="1"/>
-      <w:spacing w:after="0"/>
-      <w:outlineLvl w:val="8"/>
-    </w:pPr>
-    <w:rPr>
-      <w:rFonts w:eastAsiaTheme="majorEastAsia" w:cstheme="majorBidi"/>
-      <w:color w:val="595959" w:themeColor="text1" w:themeTint="A6"/>
-    </w:rPr>
-  </w:style>
-  <w:style w:type="character" w:styleId="000001" w:default="1">
-    <w:name w:val="Default Paragraph Font"/>
-    <w:uiPriority w:val="1"/>
-    <w:semiHidden w:val="1"/>
-    <w:unhideWhenUsed w:val="1"/>
-  </w:style>
-  <w:style w:type="character" w:styleId="000005" w:customStyle="1">
-    <w:name w:val="标题 9 字符"/>
-    <w:basedOn w:val="000001"/>
-    <w:link w:val="000006"/>
-    <w:uiPriority w:val="9"/>
-    <w:semiHidden w:val="1"/>
-    <w:rsid w:val="00C13589"/>
-    <w:rPr>
-      <w:rFonts w:eastAsiaTheme="majorEastAsia" w:cstheme="majorBidi"/>
-      <w:color w:val="595959" w:themeColor="text1" w:themeTint="A6"/>
-    </w:rPr>
-  </w:style>
-  <w:style w:type="character" w:styleId="000019" w:customStyle="1">
-    <w:name w:val="标题 1 字符"/>
-    <w:basedOn w:val="000001"/>
-    <w:link w:val="000018"/>
-    <w:uiPriority w:val="9"/>
-    <w:rsid w:val="00C13589"/>
-    <w:rPr>
-      <w:rFonts w:asciiTheme="majorHAnsi" w:hAnsiTheme="majorHAnsi" w:eastAsiaTheme="majorEastAsia" w:cstheme="majorBidi"/>
-      <w:color w:val="0F4761" w:themeColor="accent1" w:themeShade="BF"/>
-      <w:sz w:val="48"/>
-      <w:szCs w:val="48"/>
-    </w:rPr>
-  </w:style>
-  <w:style w:type="paragraph" w:styleId="000016">
-    <w:name w:val="heading 8"/>
-    <w:basedOn w:val="000003"/>
-    <w:next w:val="000003"/>
-    <w:link w:val="000017"/>
-    <w:uiPriority w:val="9"/>
-    <w:semiHidden w:val="1"/>
-    <w:unhideWhenUsed w:val="1"/>
-    <w:qFormat w:val="1"/>
-    <w:rsid w:val="00C13589"/>
-    <w:pPr>
-      <w:keepNext w:val="1"/>
-      <w:keepLines w:val="1"/>
-      <w:spacing w:after="0"/>
-      <w:outlineLvl w:val="7"/>
-    </w:pPr>
-    <w:rPr>
-      <w:rFonts w:cstheme="majorBidi"/>
-      <w:color w:val="595959" w:themeColor="text1" w:themeTint="A6"/>
-    </w:rPr>
-  </w:style>
-  <w:style w:type="paragraph" w:styleId="000014">
-    <w:name w:val="heading 3"/>
-    <w:basedOn w:val="000003"/>
-    <w:next w:val="000003"/>
-    <w:link w:val="000015"/>
-    <w:uiPriority w:val="9"/>
-    <w:semiHidden w:val="1"/>
-    <w:unhideWhenUsed w:val="1"/>
-    <w:qFormat w:val="1"/>
-    <w:rsid w:val="00C13589"/>
-    <w:pPr>
-      <w:keepNext w:val="1"/>
-      <w:keepLines w:val="1"/>
-      <w:spacing w:before="160" w:after="80"/>
-      <w:outlineLvl w:val="2"/>
-    </w:pPr>
-    <w:rPr>
-      <w:rFonts w:asciiTheme="majorHAnsi" w:hAnsiTheme="majorHAnsi" w:eastAsiaTheme="majorEastAsia" w:cstheme="majorBidi"/>
-      <w:color w:val="0F4761" w:themeColor="accent1" w:themeShade="BF"/>
-      <w:sz w:val="32"/>
-      <w:szCs w:val="32"/>
-    </w:rPr>
-  </w:style>
-  <w:style w:type="table" w:styleId="000020" w:default="1">
-    <w:name w:val="Normal Table"/>
-    <w:uiPriority w:val="99"/>
-    <w:semiHidden w:val="1"/>
-    <w:unhideWhenUsed w:val="1"/>
-    <w:tblPr>
-      <w:tblInd w:w="0" w:type="dxa"/>
-      <w:tblCellMar>
-        <w:top w:w="0" w:type="dxa"/>
-        <w:left w:w="108" w:type="dxa"/>
-        <w:bottom w:w="0" w:type="dxa"/>
-        <w:right w:w="108" w:type="dxa"/>
-      </w:tblCellMar>
-    </w:tblPr>
-  </w:style>
-  <w:style w:type="numbering" w:styleId="000021" w:default="1">
-    <w:name w:val="No List"/>
-    <w:uiPriority w:val="99"/>
-    <w:semiHidden w:val="1"/>
-    <w:unhideWhenUsed w:val="1"/>
-  </w:style>
-  <w:style w:type="paragraph" w:styleId="000018">
-    <w:name w:val="heading 1"/>
-    <w:basedOn w:val="000003"/>
-    <w:next w:val="000003"/>
-    <w:link w:val="000019"/>
-    <w:uiPriority w:val="9"/>
-    <w:qFormat w:val="1"/>
-    <w:rsid w:val="00C13589"/>
-    <w:pPr>
-      <w:keepNext w:val="1"/>
-      <w:keepLines w:val="1"/>
-      <w:spacing w:before="480" w:after="80"/>
-      <w:outlineLvl w:val="0"/>
-    </w:pPr>
-    <w:rPr>
-      <w:rFonts w:asciiTheme="majorHAnsi" w:hAnsiTheme="majorHAnsi" w:eastAsiaTheme="majorEastAsia" w:cstheme="majorBidi"/>
-      <w:color w:val="0F4761" w:themeColor="accent1" w:themeShade="BF"/>
-      <w:sz w:val="48"/>
-      <w:szCs w:val="48"/>
-    </w:rPr>
-  </w:style>
-  <w:style w:type="paragraph" w:styleId="00001c">
-    <w:name w:val="Quote"/>
-    <w:basedOn w:val="000003"/>
-    <w:next w:val="000003"/>
-    <w:link w:val="00001d"/>
-    <w:uiPriority w:val="29"/>
-    <w:qFormat w:val="1"/>
-    <w:rsid w:val="00C13589"/>
-    <w:pPr>
-      <w:spacing w:before="160"/>
-      <w:jc w:val="center"/>
-    </w:pPr>
-    <w:rPr>
-      <w:i w:val="1"/>
-      <w:iCs w:val="1"/>
-      <w:color w:val="404040" w:themeColor="text1" w:themeTint="BF"/>
-    </w:rPr>
-  </w:style>
-  <w:style w:type="character" w:styleId="00000e" w:customStyle="1">
-    <w:name w:val="明显引用 字符"/>
-    <w:basedOn w:val="000001"/>
-    <w:link w:val="00000d"/>
-    <w:uiPriority w:val="30"/>
-    <w:rsid w:val="00C13589"/>
-    <w:rPr>
-      <w:i w:val="1"/>
-      <w:iCs w:val="1"/>
-      <w:color w:val="0F4761" w:themeColor="accent1" w:themeShade="BF"/>
-    </w:rPr>
-  </w:style>
-  <w:style w:type="character" w:styleId="00000b" w:customStyle="1">
-    <w:name w:val="标题 字符"/>
-    <w:basedOn w:val="000001"/>
-    <w:link w:val="00000c"/>
-    <w:uiPriority w:val="10"/>
-    <w:rsid w:val="00C13589"/>
-    <w:rPr>
-      <w:rFonts w:asciiTheme="majorHAnsi" w:hAnsiTheme="majorHAnsi" w:eastAsiaTheme="majorEastAsia" w:cstheme="majorBidi"/>
-      <w:spacing w:val="-10"/>
-      <w:kern w:val="28"/>
-      <w:sz w:val="56"/>
-      <w:szCs w:val="56"/>
-    </w:rPr>
-  </w:style>
-  <w:style w:type="paragraph" w:styleId="00000a">
-    <w:name w:val="heading 5"/>
-    <w:basedOn w:val="000003"/>
-    <w:next w:val="000003"/>
-    <w:link w:val="000009"/>
-    <w:uiPriority w:val="9"/>
-    <w:semiHidden w:val="1"/>
-    <w:unhideWhenUsed w:val="1"/>
-    <w:qFormat w:val="1"/>
-    <w:rsid w:val="00C13589"/>
-    <w:pPr>
-      <w:keepNext w:val="1"/>
-      <w:keepLines w:val="1"/>
-      <w:spacing w:before="80" w:after="40"/>
-      <w:outlineLvl w:val="4"/>
-    </w:pPr>
-    <w:rPr>
-      <w:rFonts w:cstheme="majorBidi"/>
-      <w:color w:val="0F4761" w:themeColor="accent1" w:themeShade="BF"/>
-      <w:sz w:val="24"/>
-    </w:rPr>
-  </w:style>
-  <w:style w:type="paragraph" w:styleId="000002">
-    <w:name w:val="Subtitle"/>
-    <w:basedOn w:val="000003"/>
-    <w:next w:val="000003"/>
-    <w:link w:val="000004"/>
-    <w:uiPriority w:val="11"/>
-    <w:qFormat w:val="1"/>
-    <w:rsid w:val="00C13589"/>
-    <w:pPr>
-      <w:numPr>
-        <w:ilvl w:val="1"/>
-      </w:numPr>
-      <w:jc w:val="center"/>
-    </w:pPr>
-    <w:rPr>
-      <w:rFonts w:asciiTheme="majorHAnsi" w:hAnsiTheme="majorHAnsi" w:eastAsiaTheme="majorEastAsia" w:cstheme="majorBidi"/>
-      <w:color w:val="595959" w:themeColor="text1" w:themeTint="A6"/>
-      <w:spacing w:val="15"/>
-      <w:sz w:val="28"/>
-      <w:szCs w:val="28"/>
-    </w:rPr>
-  </w:style>
-  <w:style w:type="character" w:styleId="000004" w:customStyle="1">
-    <w:name w:val="副标题 字符"/>
-    <w:basedOn w:val="000001"/>
-    <w:link w:val="000002"/>
-    <w:uiPriority w:val="11"/>
-    <w:rsid w:val="00C13589"/>
-    <w:rPr>
-      <w:rFonts w:asciiTheme="majorHAnsi" w:hAnsiTheme="majorHAnsi" w:eastAsiaTheme="majorEastAsia" w:cstheme="majorBidi"/>
-      <w:color w:val="595959" w:themeColor="text1" w:themeTint="A6"/>
-      <w:spacing w:val="15"/>
-      <w:sz w:val="28"/>
-      <w:szCs w:val="28"/>
-    </w:rPr>
-  </w:style>
-  <w:style w:type="paragraph" w:styleId="00001b">
+  <w:style w:type="paragraph" w:styleId="000011">
     <w:name w:val="heading 7"/>
-    <w:basedOn w:val="000003"/>
-    <w:next w:val="000003"/>
-    <w:link w:val="00001a"/>
+    <w:basedOn w:val="000006"/>
+    <w:next w:val="000006"/>
+    <w:link w:val="000010"/>
     <w:uiPriority w:val="9"/>
     <w:semiHidden w:val="1"/>
     <w:unhideWhenUsed w:val="1"/>
@@ -21551,22 +21637,11 @@
       <w:color w:val="595959" w:themeColor="text1" w:themeTint="A6"/>
     </w:rPr>
   </w:style>
-  <w:style w:type="paragraph" w:styleId="00001e">
-    <w:name w:val="List Paragraph"/>
-    <w:basedOn w:val="000003"/>
-    <w:uiPriority w:val="34"/>
-    <w:qFormat w:val="1"/>
-    <w:rsid w:val="00C13589"/>
-    <w:pPr>
-      <w:ind w:left="720"/>
-      <w:contextualSpacing w:val="1"/>
-    </w:pPr>
-  </w:style>
-  <w:style w:type="paragraph" w:styleId="000010">
+  <w:style w:type="paragraph" w:styleId="000021">
     <w:name w:val="heading 4"/>
-    <w:basedOn w:val="000003"/>
-    <w:next w:val="000003"/>
-    <w:link w:val="000011"/>
+    <w:basedOn w:val="000006"/>
+    <w:next w:val="000006"/>
+    <w:link w:val="000022"/>
     <w:uiPriority w:val="9"/>
     <w:semiHidden w:val="1"/>
     <w:unhideWhenUsed w:val="1"/>
@@ -21583,81 +21658,6 @@
       <w:color w:val="0F4761" w:themeColor="accent1" w:themeShade="BF"/>
       <w:sz w:val="28"/>
       <w:szCs w:val="28"/>
-    </w:rPr>
-  </w:style>
-  <w:style w:type="character" w:styleId="000017" w:customStyle="1">
-    <w:name w:val="标题 8 字符"/>
-    <w:basedOn w:val="000001"/>
-    <w:link w:val="000016"/>
-    <w:uiPriority w:val="9"/>
-    <w:semiHidden w:val="1"/>
-    <w:rsid w:val="00C13589"/>
-    <w:rPr>
-      <w:rFonts w:cstheme="majorBidi"/>
-      <w:color w:val="595959" w:themeColor="text1" w:themeTint="A6"/>
-    </w:rPr>
-  </w:style>
-  <w:style w:type="character" w:styleId="000011" w:customStyle="1">
-    <w:name w:val="标题 4 字符"/>
-    <w:basedOn w:val="000001"/>
-    <w:link w:val="000010"/>
-    <w:uiPriority w:val="9"/>
-    <w:semiHidden w:val="1"/>
-    <w:rsid w:val="00C13589"/>
-    <w:rPr>
-      <w:rFonts w:cstheme="majorBidi"/>
-      <w:color w:val="0F4761" w:themeColor="accent1" w:themeShade="BF"/>
-      <w:sz w:val="28"/>
-      <w:szCs w:val="28"/>
-    </w:rPr>
-  </w:style>
-  <w:style w:type="character" w:styleId="00001f">
-    <w:name w:val="Unresolved Mention"/>
-    <w:basedOn w:val="000001"/>
-    <w:uiPriority w:val="99"/>
-    <w:semiHidden w:val="1"/>
-    <w:unhideWhenUsed w:val="1"/>
-    <w:rsid w:val="006F14B6"/>
-    <w:rPr>
-      <w:color w:val="605E5C"/>
-      <w:shd w:val="clear" w:color="auto" w:fill="E1DFDD"/>
-    </w:rPr>
-  </w:style>
-  <w:style w:type="paragraph" w:styleId="000012">
-    <w:name w:val="heading 2"/>
-    <w:basedOn w:val="000003"/>
-    <w:next w:val="000003"/>
-    <w:link w:val="000013"/>
-    <w:uiPriority w:val="9"/>
-    <w:semiHidden w:val="1"/>
-    <w:unhideWhenUsed w:val="1"/>
-    <w:qFormat w:val="1"/>
-    <w:rsid w:val="00C13589"/>
-    <w:pPr>
-      <w:keepNext w:val="1"/>
-      <w:keepLines w:val="1"/>
-      <w:spacing w:before="160" w:after="80"/>
-      <w:outlineLvl w:val="1"/>
-    </w:pPr>
-    <w:rPr>
-      <w:rFonts w:asciiTheme="majorHAnsi" w:hAnsiTheme="majorHAnsi" w:eastAsiaTheme="majorEastAsia" w:cstheme="majorBidi"/>
-      <w:color w:val="0F4761" w:themeColor="accent1" w:themeShade="BF"/>
-      <w:sz w:val="40"/>
-      <w:szCs w:val="40"/>
-    </w:rPr>
-  </w:style>
-  <w:style w:type="character" w:styleId="000015" w:customStyle="1">
-    <w:name w:val="标题 3 字符"/>
-    <w:basedOn w:val="000001"/>
-    <w:link w:val="000014"/>
-    <w:uiPriority w:val="9"/>
-    <w:semiHidden w:val="1"/>
-    <w:rsid w:val="00C13589"/>
-    <w:rPr>
-      <w:rFonts w:asciiTheme="majorHAnsi" w:hAnsiTheme="majorHAnsi" w:eastAsiaTheme="majorEastAsia" w:cstheme="majorBidi"/>
-      <w:color w:val="0F4761" w:themeColor="accent1" w:themeShade="BF"/>
-      <w:sz w:val="32"/>
-      <w:szCs w:val="32"/>
     </w:rPr>
   </w:style>
 </w:styles>

--- a/GDD.docx
+++ b/GDD.docx
@@ -173,7 +173,7 @@
     </w:p>
     <w:p>
       <w:pPr>
-        <w:pStyle w:val="000017"/>
+        <w:pStyle w:val="000056"/>
         <w:rPr>
           <w:rFonts w:hint="eastAsia"/>
           <w:b w:val="1"/>
@@ -189,7 +189,7 @@
     </w:p>
     <w:p>
       <w:pPr>
-        <w:pStyle w:val="00000c"/>
+        <w:pStyle w:val="00004f"/>
         <w:rPr>
           <w:b w:val="1"/>
           <w:bCs w:val="1"/>
@@ -221,7 +221,7 @@
     </w:p>
     <w:p>
       <w:pPr>
-        <w:pStyle w:val="00000c"/>
+        <w:pStyle w:val="00004f"/>
         <w:rPr>
           <w:rFonts w:hint="eastAsia"/>
           <w:b w:val="1"/>
@@ -306,7 +306,7 @@
     </w:p>
     <w:p>
       <w:pPr>
-        <w:pStyle w:val="00000c"/>
+        <w:pStyle w:val="00004f"/>
         <w:rPr>
           <w:rFonts w:hint="eastAsia"/>
           <w:b w:val="1"/>
@@ -426,7 +426,7 @@
     </w:p>
     <w:p>
       <w:pPr>
-        <w:pStyle w:val="000017"/>
+        <w:pStyle w:val="000056"/>
         <w:rPr>
           <w:rFonts w:hint="eastAsia"/>
           <w:b w:val="1"/>
@@ -442,7 +442,7 @@
     </w:p>
     <w:p>
       <w:pPr>
-        <w:pStyle w:val="00000c"/>
+        <w:pStyle w:val="00004f"/>
         <w:rPr>
           <w:rFonts w:hint="eastAsia"/>
           <w:b w:val="1"/>
@@ -515,7 +515,7 @@
     </w:p>
     <w:p>
       <w:pPr>
-        <w:pStyle w:val="00000c"/>
+        <w:pStyle w:val="00004f"/>
         <w:rPr>
           <w:rFonts w:hint="eastAsia"/>
           <w:b w:val="1"/>
@@ -591,7 +591,7 @@
     </w:p>
     <w:p>
       <w:pPr>
-        <w:pStyle w:val="00000c"/>
+        <w:pStyle w:val="00004f"/>
         <w:rPr>
           <w:rFonts w:hint="eastAsia"/>
           <w:b w:val="1"/>
@@ -636,7 +636,7 @@
     </w:p>
     <w:p>
       <w:pPr>
-        <w:pStyle w:val="000017"/>
+        <w:pStyle w:val="000056"/>
         <w:rPr>
           <w:rFonts w:hint="eastAsia"/>
           <w:b w:val="1"/>
@@ -652,7 +652,7 @@
     </w:p>
     <w:p>
       <w:pPr>
-        <w:pStyle w:val="00000c"/>
+        <w:pStyle w:val="00004f"/>
         <w:rPr>
           <w:rFonts w:hint="eastAsia"/>
           <w:b w:val="1"/>
@@ -1440,7 +1440,7 @@
     </w:p>
     <w:p>
       <w:pPr>
-        <w:pStyle w:val="00000c"/>
+        <w:pStyle w:val="00004f"/>
         <w:rPr>
           <w:rFonts w:hint="eastAsia"/>
           <w:b w:val="1"/>
@@ -2772,8 +2772,276 @@
       </w:r>
     </w:p>
     <w:p>
-      <w:pPr>
-        <w:pStyle w:val="00000c"/>
+      <w:r>
+        <w:rPr>
+          <w:rFonts w:hint="eastAsia"/>
+        </w:rPr>
+        <w:t>完整异想体数据样例（示例二）——"未奏响的乐章"（2026-09-08 定稿）：</w:t>
+      </w:r>
+    </w:p>
+    <w:p>
+      <w:r>
+        <w:rPr>
+          <w:rFonts w:hint="eastAsia"/>
+        </w:rPr>
+        <w:t>ID：aber_score_01</w:t>
+      </w:r>
+    </w:p>
+    <w:p>
+      <w:r>
+        <w:rPr>
+          <w:rFonts w:hint="eastAsia"/>
+        </w:rPr>
+        <w:t>名称：未奏响的乐章</w:t>
+      </w:r>
+    </w:p>
+    <w:p>
+      <w:r>
+        <w:rPr>
+          <w:rFonts w:hint="eastAsia"/>
+        </w:rPr>
+        <w:t>类型：回忆型</w:t>
+      </w:r>
+    </w:p>
+    <w:p>
+      <w:r>
+        <w:rPr>
+          <w:rFonts w:hint="eastAsia"/>
+        </w:rPr>
+        <w:t>危险等级：ZAYIN(1)（最低等级，完全无害；无派遣门槛，任何员工均可工作）</w:t>
+      </w:r>
+    </w:p>
+    <w:p>
+      <w:r>
+        <w:rPr>
+          <w:rFonts w:hint="eastAsia"/>
+        </w:rPr>
+        <w:t>对应角色：千早爱音（MyGO!!!!!，同位体）</w:t>
+      </w:r>
+    </w:p>
+    <w:p>
+      <w:r>
+        <w:rPr>
+          <w:rFonts w:hint="eastAsia"/>
+        </w:rPr>
+        <w:t>外观：漂浮在空中的、由光构成的半透明乐谱架，摊开一页空白五线谱；音符如萤火虫般在周围缓缓飘落、消散。</w:t>
+      </w:r>
+    </w:p>
+    <w:p>
+      <w:r>
+        <w:rPr>
+          <w:rFonts w:hint="eastAsia"/>
+        </w:rPr>
+        <w:t>工作适配（异想体修正，为</w:t>
+      </w:r>
+      <w:r>
+        <w:rPr>
+          <w:rFonts w:hint="eastAsia"/>
+          <w:b w:val="1"/>
+        </w:rPr>
+        <w:t>乘数</w:t>
+      </w:r>
+      <w:r>
+        <w:rPr>
+          <w:rFonts w:hint="eastAsia"/>
+        </w:rPr>
+        <w:t>，基准 1.0）：演奏 ×1.3 / 创作 ×1.1 / 谈话 ×1.0 / 比武 ×0.5</w:t>
+      </w:r>
+    </w:p>
+    <w:p>
+      <w:r>
+        <w:rPr>
+          <w:rFonts w:hint="eastAsia"/>
+        </w:rPr>
+        <w:t>（说明：演奏时乐谱浮现旋律，效率最高；创作可在空白乐谱上写下音符；谈话时它以音符起伏回应；任何攻击性行为都会让它黯淡，产出极低。）</w:t>
+      </w:r>
+    </w:p>
+    <w:p>
+      <w:r>
+        <w:rPr>
+          <w:rFonts w:hint="eastAsia"/>
+        </w:rPr>
+        <w:t>情绪值：默认 50；无危险窗口（ZAYIN 无害，情绪值归零或爆满均不触发出逃）</w:t>
+      </w:r>
+    </w:p>
+    <w:p>
+      <w:r>
+        <w:rPr>
+          <w:rFonts w:hint="eastAsia"/>
+        </w:rPr>
+        <w:t>出逃条件：无（ZAYIN 完全无害，不会突破收容）</w:t>
+      </w:r>
+    </w:p>
+    <w:p>
+      <w:r>
+        <w:rPr>
+          <w:rFonts w:hint="eastAsia"/>
+        </w:rPr>
+        <w:t>出逃后行为：无</w:t>
+      </w:r>
+    </w:p>
+    <w:p>
+      <w:r>
+        <w:rPr>
+          <w:rFonts w:hint="eastAsia"/>
+        </w:rPr>
+        <w:t>镇压/安抚方式：无</w:t>
+      </w:r>
+    </w:p>
+    <w:p>
+      <w:r>
+        <w:rPr>
+          <w:rFonts w:hint="eastAsia"/>
+        </w:rPr>
+        <w:t>产出：情感粒子（与其他异想体一致，不再产出独立的"和弦碎片"）——每次成功工作 +10（基准值），失败按 GDD §3.4 产出少量（约 25%）</w:t>
+      </w:r>
+    </w:p>
+    <w:p>
+      <w:r>
+        <w:rPr>
+          <w:rFonts w:hint="eastAsia"/>
+        </w:rPr>
+        <w:t>异想体点数：按 GDD §3.2 规则累积，用于解锁剧情节点与奖励（0/20/50 三档）</w:t>
+      </w:r>
+    </w:p>
+    <w:p>
+      <w:r>
+        <w:rPr>
+          <w:rFonts w:hint="eastAsia"/>
+        </w:rPr>
+        <w:t>特殊效果（管理须知）：</w:t>
+      </w:r>
+    </w:p>
+    <w:p>
+      <w:r>
+        <w:rPr>
+          <w:rFonts w:hint="eastAsia"/>
+        </w:rPr>
+        <w:t>· 当工作结果为"优"时，为完成工作的该名员工恢复一定精神值（以旋律抚慰人心）。</w:t>
+      </w:r>
+    </w:p>
+    <w:p>
+      <w:r>
+        <w:rPr>
+          <w:rFonts w:hint="eastAsia"/>
+        </w:rPr>
+        <w:t>· 若员工在一次工作中成功产出了全部情感粒子（即本次工作满产出），则为该部门的所有员工恢复精神值。</w:t>
+      </w:r>
+    </w:p>
+    <w:p>
+      <w:r>
+        <w:rPr>
+          <w:rFonts w:hint="eastAsia"/>
+        </w:rPr>
+        <w:t>（实现说明：上述两条需在异想体数据中新增"特殊效果"字段承载，见下方"异想体特殊效果字段"补充。）</w:t>
+      </w:r>
+    </w:p>
+    <w:p>
+      <w:r>
+        <w:rPr>
+          <w:rFonts w:hint="eastAsia"/>
+        </w:rPr>
+        <w:t>背景故事：一段从未被奏响的旋律，凝固成了等待知音的空谱。它没有过去，只在等待一个能赋予它意义的人。</w:t>
+      </w:r>
+    </w:p>
+    <w:p>
+      <w:r>
+        <w:rPr>
+          <w:rFonts w:hint="eastAsia"/>
+        </w:rPr>
+        <w:t>异想体特殊效果字段（补充，因本异想体引入）：</w:t>
+      </w:r>
+    </w:p>
+    <w:p>
+      <w:r>
+        <w:rPr>
+          <w:rFonts w:hint="eastAsia"/>
+        </w:rPr>
+        <w:t>字段名：specialEffects（列表）</w:t>
+      </w:r>
+    </w:p>
+    <w:p>
+      <w:r>
+        <w:rPr>
+          <w:rFonts w:hint="eastAsia"/>
+        </w:rPr>
+        <w:t>用途：承载"工作结果为优时触发/满产出时触发"一类异想体专属效果，供 WorkSystem 在结算后读取并执行。</w:t>
+      </w:r>
+    </w:p>
+    <w:p>
+      <w:r>
+        <w:rPr>
+          <w:rFonts w:hint="eastAsia"/>
+        </w:rPr>
+        <w:t>本异想体的取值示例：</w:t>
+      </w:r>
+    </w:p>
+    <w:p>
+      <w:r>
+        <w:t>· { "trigger": "workResultExcellent", "effect": "restoreSp", "target": "worker", "value": 8 }</w:t>
+      </w:r>
+    </w:p>
+    <w:p>
+      <w:r>
+        <w:t>· { "trigger": "fullOutput", "effect": "restoreSp", "target": "department", "value": 5 }</w:t>
+      </w:r>
+    </w:p>
+    <w:p>
+      <w:r>
+        <w:rPr>
+          <w:rFonts w:hint="eastAsia"/>
+        </w:rPr>
+        <w:t>（value 为占位值，待实测调参；关联 GDD §3.4 结算流程。）</w:t>
+      </w:r>
+    </w:p>
+    <w:p>
+      <w:r>
+        <w:rPr>
+          <w:rFonts w:hint="eastAsia"/>
+        </w:rPr>
+        <w:t>成功率公式的修正说明（消除文档歧义）：</w:t>
+      </w:r>
+    </w:p>
+    <w:p>
+      <w:r>
+        <w:rPr>
+          <w:rFonts w:hint="eastAsia"/>
+        </w:rPr>
+        <w:t>GDD §3.4 通用公式为"最终成功率 = min(1, 基础成功率 × (判定属性值/120) × 异想体修正)"，其中"异想体修正"为</w:t>
+      </w:r>
+      <w:r>
+        <w:rPr>
+          <w:rFonts w:hint="eastAsia"/>
+          <w:b w:val="1"/>
+        </w:rPr>
+        <w:t>乘数</w:t>
+      </w:r>
+      <w:r>
+        <w:rPr>
+          <w:rFonts w:hint="eastAsia"/>
+        </w:rPr>
+        <w:t>（基准 1.0）。</w:t>
+      </w:r>
+    </w:p>
+    <w:p>
+      <w:r>
+        <w:rPr>
+          <w:rFonts w:hint="eastAsia"/>
+        </w:rPr>
+        <w:t>据此，3.2 样例中"熄灭的太阳"的写作适配 +0.2 / 0 / -0.1 / -0.3 应理解为乘数 1.2 / 1.0 / 0.9 / 0.7（加值写法仅为可读性，实际取值为 1+加值）。</w:t>
+      </w:r>
+    </w:p>
+    <w:p>
+      <w:r>
+        <w:rPr>
+          <w:rFonts w:hint="eastAsia"/>
+        </w:rPr>
+        <w:t>所有异想体的 workModifiers 一律以乘数存储（1.0 为基准），禁止出现负值（低于 0.5 即为极低，如需更低取 0.1），避免出现负成功率。</w:t>
+      </w:r>
+    </w:p>
+    <w:p>
+      <w:pPr>
+        <w:pStyle w:val="00004f"/>
         <w:rPr>
           <w:rFonts w:hint="eastAsia"/>
           <w:b w:val="1"/>
@@ -4018,7 +4286,7 @@
     </w:tbl>
     <w:p>
       <w:pPr>
-        <w:pStyle w:val="00000c"/>
+        <w:pStyle w:val="00004f"/>
         <w:rPr>
           <w:rFonts w:hint="eastAsia"/>
           <w:b w:val="1"/>
@@ -4644,7 +4912,7 @@
     </w:p>
     <w:p>
       <w:pPr>
-        <w:pStyle w:val="000006"/>
+        <w:pStyle w:val="000047"/>
       </w:pPr>
       <w:r>
         <w:rPr>
@@ -4657,7 +4925,7 @@
     </w:p>
     <w:p>
       <w:pPr>
-        <w:pStyle w:val="000006"/>
+        <w:pStyle w:val="000047"/>
         <w:rPr>
           <w:rFonts w:ascii="Consolas" w:hAnsi="Consolas" w:eastAsia="Consolas" w:cs="Consolas"/>
           <w:sz w:val="18"/>
@@ -4676,7 +4944,7 @@
     </w:p>
     <w:p>
       <w:pPr>
-        <w:pStyle w:val="000006"/>
+        <w:pStyle w:val="000047"/>
         <w:rPr>
           <w:rFonts w:ascii="Consolas" w:hAnsi="Consolas" w:eastAsia="Consolas" w:cs="Consolas"/>
           <w:sz w:val="18"/>
@@ -4695,7 +4963,7 @@
     </w:p>
     <w:p>
       <w:pPr>
-        <w:pStyle w:val="000006"/>
+        <w:pStyle w:val="000047"/>
         <w:rPr>
           <w:rFonts w:ascii="Consolas" w:hAnsi="Consolas" w:eastAsia="Consolas" w:cs="Consolas"/>
           <w:sz w:val="18"/>
@@ -4714,7 +4982,7 @@
     </w:p>
     <w:p>
       <w:pPr>
-        <w:pStyle w:val="000006"/>
+        <w:pStyle w:val="000047"/>
         <w:rPr>
           <w:rFonts w:ascii="Consolas" w:hAnsi="Consolas" w:eastAsia="Consolas" w:cs="Consolas"/>
           <w:sz w:val="18"/>
@@ -4733,7 +5001,7 @@
     </w:p>
     <w:p>
       <w:pPr>
-        <w:pStyle w:val="000006"/>
+        <w:pStyle w:val="000047"/>
         <w:rPr>
           <w:rFonts w:ascii="Consolas" w:hAnsi="Consolas" w:eastAsia="Consolas" w:cs="Consolas"/>
           <w:sz w:val="18"/>
@@ -4752,7 +5020,7 @@
     </w:p>
     <w:p>
       <w:pPr>
-        <w:pStyle w:val="000006"/>
+        <w:pStyle w:val="000047"/>
       </w:pPr>
       <w:r>
         <w:rPr>
@@ -4766,7 +5034,7 @@
     </w:p>
     <w:p>
       <w:pPr>
-        <w:pStyle w:val="00000c"/>
+        <w:pStyle w:val="00004f"/>
         <w:rPr>
           <w:rFonts w:ascii="SimSun" w:hAnsi="SimSun" w:eastAsia="SimSun"/>
           <w:sz w:val="24"/>
@@ -4952,7 +5220,7 @@
     </w:p>
     <w:p>
       <w:pPr>
-        <w:pStyle w:val="00000c"/>
+        <w:pStyle w:val="00004f"/>
         <w:rPr>
           <w:rFonts w:hint="eastAsia"/>
           <w:b w:val="1"/>
@@ -5425,7 +5693,7 @@
     </w:p>
     <w:p>
       <w:pPr>
-        <w:pStyle w:val="00000c"/>
+        <w:pStyle w:val="00004f"/>
         <w:rPr>
           <w:rFonts w:hint="eastAsia"/>
           <w:b w:val="1"/>
@@ -5805,7 +6073,7 @@
     </w:p>
     <w:p>
       <w:pPr>
-        <w:pStyle w:val="00000c"/>
+        <w:pStyle w:val="00004f"/>
       </w:pPr>
       <w:r>
         <w:rPr>
@@ -6158,7 +6426,7 @@
     </w:p>
     <w:p>
       <w:pPr>
-        <w:pStyle w:val="00000c"/>
+        <w:pStyle w:val="00004f"/>
       </w:pPr>
       <w:r>
         <w:rPr>
@@ -6248,7 +6516,7 @@
     </w:p>
     <w:p>
       <w:pPr>
-        <w:pStyle w:val="00000c"/>
+        <w:pStyle w:val="00004f"/>
       </w:pPr>
       <w:r>
         <w:rPr>
@@ -6338,7 +6606,7 @@
     </w:p>
     <w:p>
       <w:pPr>
-        <w:pStyle w:val="00000c"/>
+        <w:pStyle w:val="00004f"/>
       </w:pPr>
       <w:r>
         <w:rPr>
@@ -6488,7 +6756,7 @@
     </w:p>
     <w:p>
       <w:pPr>
-        <w:pStyle w:val="00000c"/>
+        <w:pStyle w:val="00004f"/>
       </w:pPr>
       <w:r>
         <w:rPr>
@@ -7072,7 +7340,7 @@
     </w:p>
     <w:p>
       <w:pPr>
-        <w:pStyle w:val="000017"/>
+        <w:pStyle w:val="000056"/>
         <w:rPr>
           <w:rFonts w:hint="eastAsia"/>
           <w:b w:val="1"/>
@@ -7088,7 +7356,7 @@
     </w:p>
     <w:p>
       <w:pPr>
-        <w:pStyle w:val="00000c"/>
+        <w:pStyle w:val="00004f"/>
         <w:rPr>
           <w:rFonts w:hint="eastAsia"/>
           <w:b w:val="1"/>
@@ -7696,7 +7964,7 @@
     </w:tbl>
     <w:p>
       <w:pPr>
-        <w:pStyle w:val="00000c"/>
+        <w:pStyle w:val="00004f"/>
         <w:rPr>
           <w:rFonts w:hint="eastAsia"/>
           <w:b w:val="1"/>
@@ -8254,7 +8522,7 @@
     </w:p>
     <w:p>
       <w:pPr>
-        <w:pStyle w:val="00000c"/>
+        <w:pStyle w:val="00004f"/>
         <w:rPr>
           <w:rFonts w:hint="eastAsia"/>
           <w:b w:val="1"/>
@@ -8338,7 +8606,7 @@
     </w:p>
     <w:p>
       <w:pPr>
-        <w:pStyle w:val="00000c"/>
+        <w:pStyle w:val="00004f"/>
         <w:rPr>
           <w:rFonts w:hint="eastAsia"/>
           <w:b w:val="1"/>
@@ -8417,7 +8685,7 @@
     </w:p>
     <w:p>
       <w:pPr>
-        <w:pStyle w:val="000017"/>
+        <w:pStyle w:val="000056"/>
         <w:rPr>
           <w:rFonts w:hint="eastAsia"/>
           <w:b w:val="1"/>
@@ -8433,7 +8701,7 @@
     </w:p>
     <w:p>
       <w:pPr>
-        <w:pStyle w:val="00000c"/>
+        <w:pStyle w:val="00004f"/>
         <w:rPr>
           <w:rFonts w:hint="eastAsia"/>
           <w:b w:val="1"/>
@@ -8502,7 +8770,7 @@
       </w:r>
       <w:r>
         <w:rPr>
-          <w:rStyle w:val="000004"/>
+          <w:rStyle w:val="000045"/>
         </w:rPr>
         <w:t>itch.io</w:t>
       </w:r>
@@ -8543,7 +8811,7 @@
       </w:r>
       <w:r>
         <w:rPr>
-          <w:rStyle w:val="000004"/>
+          <w:rStyle w:val="000045"/>
         </w:rPr>
         <w:t>Freesound.org</w:t>
       </w:r>
@@ -8657,7 +8925,7 @@
     </w:p>
     <w:p>
       <w:pPr>
-        <w:pStyle w:val="00000c"/>
+        <w:pStyle w:val="00004f"/>
         <w:rPr>
           <w:rFonts w:hint="eastAsia"/>
           <w:b w:val="1"/>
@@ -8724,7 +8992,7 @@
     </w:p>
     <w:p>
       <w:pPr>
-        <w:pStyle w:val="00000c"/>
+        <w:pStyle w:val="00004f"/>
         <w:rPr>
           <w:rFonts w:hint="eastAsia"/>
           <w:b w:val="1"/>
@@ -9347,7 +9615,7 @@
     </w:p>
     <w:p>
       <w:pPr>
-        <w:pStyle w:val="00000c"/>
+        <w:pStyle w:val="00004f"/>
       </w:pPr>
       <w:r>
         <w:rPr>
@@ -9916,7 +10184,7 @@
     </w:p>
     <w:p>
       <w:pPr>
-        <w:pStyle w:val="000017"/>
+        <w:pStyle w:val="000056"/>
         <w:rPr>
           <w:rFonts w:hint="eastAsia"/>
           <w:b w:val="1"/>
@@ -9932,7 +10200,7 @@
     </w:p>
     <w:p>
       <w:pPr>
-        <w:pStyle w:val="00000c"/>
+        <w:pStyle w:val="00004f"/>
         <w:rPr>
           <w:rFonts w:hint="eastAsia"/>
           <w:b w:val="1"/>
@@ -10242,7 +10510,7 @@
     </w:p>
     <w:p>
       <w:pPr>
-        <w:pStyle w:val="000006"/>
+        <w:pStyle w:val="000047"/>
       </w:pPr>
       <w:r>
         <w:rPr>
@@ -10253,7 +10521,7 @@
     </w:p>
     <w:p>
       <w:pPr>
-        <w:pStyle w:val="000006"/>
+        <w:pStyle w:val="000047"/>
         <w:rPr>
           <w:rFonts w:ascii="SimSun" w:hAnsi="SimSun" w:eastAsia="SimSun"/>
           <w:sz w:val="24"/>
@@ -10282,7 +10550,7 @@
     </w:p>
     <w:p>
       <w:pPr>
-        <w:pStyle w:val="00000c"/>
+        <w:pStyle w:val="00004f"/>
         <w:rPr>
           <w:rFonts w:hint="eastAsia"/>
           <w:b w:val="1"/>
@@ -10701,7 +10969,7 @@
     </w:p>
     <w:p>
       <w:pPr>
-        <w:pStyle w:val="000017"/>
+        <w:pStyle w:val="000056"/>
         <w:rPr>
           <w:rFonts w:hint="eastAsia"/>
           <w:b w:val="1"/>
@@ -11246,7 +11514,7 @@
     </w:tbl>
     <w:p>
       <w:pPr>
-        <w:pStyle w:val="000006"/>
+        <w:pStyle w:val="000047"/>
       </w:pPr>
       <w:r>
         <w:rPr>
@@ -11279,7 +11547,7 @@
     </w:p>
     <w:p>
       <w:pPr>
-        <w:pStyle w:val="000006"/>
+        <w:pStyle w:val="000047"/>
       </w:pPr>
       <w:r>
         <w:rPr>
@@ -11317,7 +11585,7 @@
     </w:p>
     <w:p>
       <w:pPr>
-        <w:pStyle w:val="000006"/>
+        <w:pStyle w:val="000047"/>
       </w:pPr>
       <w:r>
         <w:rPr>
@@ -11330,7 +11598,7 @@
     </w:p>
     <w:p>
       <w:pPr>
-        <w:pStyle w:val="000006"/>
+        <w:pStyle w:val="000047"/>
       </w:pPr>
       <w:r>
         <w:rPr>
@@ -11343,7 +11611,7 @@
     </w:p>
     <w:p>
       <w:pPr>
-        <w:pStyle w:val="000006"/>
+        <w:pStyle w:val="000047"/>
         <w:rPr>
           <w:rFonts w:ascii="SimSun" w:hAnsi="SimSun" w:eastAsia="SimSun"/>
           <w:sz w:val="24"/>
@@ -11361,7 +11629,7 @@
     </w:p>
     <w:p>
       <w:pPr>
-        <w:pStyle w:val="000006"/>
+        <w:pStyle w:val="000047"/>
         <w:rPr>
           <w:rFonts w:ascii="SimSun" w:hAnsi="SimSun" w:eastAsia="SimSun"/>
           <w:sz w:val="24"/>
@@ -11371,7 +11639,7 @@
     </w:p>
     <w:p>
       <w:pPr>
-        <w:pStyle w:val="000006"/>
+        <w:pStyle w:val="000047"/>
         <w:rPr>
           <w:rFonts w:ascii="SimSun" w:hAnsi="SimSun" w:eastAsia="SimSun"/>
           <w:sz w:val="24"/>
@@ -11393,7 +11661,7 @@
     </w:p>
     <w:p>
       <w:pPr>
-        <w:pStyle w:val="000017"/>
+        <w:pStyle w:val="000056"/>
         <w:rPr>
           <w:rFonts w:hint="eastAsia"/>
           <w:b w:val="1"/>
@@ -11409,7 +11677,7 @@
     </w:p>
     <w:p>
       <w:pPr>
-        <w:pStyle w:val="00000c"/>
+        <w:pStyle w:val="00004f"/>
         <w:rPr>
           <w:rFonts w:hint="eastAsia"/>
           <w:b w:val="1"/>
@@ -11858,7 +12126,7 @@
     </w:tbl>
     <w:p>
       <w:pPr>
-        <w:pStyle w:val="00000c"/>
+        <w:pStyle w:val="00004f"/>
         <w:rPr>
           <w:rFonts w:hint="eastAsia"/>
           <w:b w:val="1"/>
@@ -11937,7 +12205,7 @@
     </w:p>
     <w:p>
       <w:pPr>
-        <w:pStyle w:val="000017"/>
+        <w:pStyle w:val="000056"/>
         <w:rPr>
           <w:rFonts w:hint="eastAsia"/>
           <w:b w:val="1"/>
@@ -12264,7 +12532,7 @@
     </w:p>
     <w:p>
       <w:pPr>
-        <w:pStyle w:val="000017"/>
+        <w:pStyle w:val="000056"/>
         <w:rPr>
           <w:rFonts w:hint="eastAsia"/>
           <w:b w:val="1"/>
@@ -13160,7 +13428,7 @@
     </w:tbl>
     <w:p>
       <w:pPr>
-        <w:pStyle w:val="00000c"/>
+        <w:pStyle w:val="00004f"/>
       </w:pPr>
       <w:r>
         <w:rPr>
@@ -15204,7 +15472,7 @@
     </w:p>
     <w:p>
       <w:pPr>
-        <w:pStyle w:val="00000c"/>
+        <w:pStyle w:val="00004f"/>
       </w:pPr>
       <w:r>
         <w:rPr>
@@ -17060,20 +17328,137 @@
 <file path=word/numbering.xml><?xml version="1.0" encoding="utf-8"?>
 <w:numbering xmlns:w="http://schemas.openxmlformats.org/wordprocessingml/2006/main">
   <w:abstractNum w:abstractNumId="0">
+    <w:nsid w:val="64171BCC"/>
+    <w:multiLevelType w:val="multilevel"/>
+    <w:tmpl w:val="49FCAC80"/>
     <w:lvl w:ilvl="0">
       <w:start w:val="1"/>
-      <w:numFmt w:val="decimal"/>
-      <w:lvlText w:val="%1."/>
+      <w:numFmt w:val="bullet"/>
+      <w:lvlText w:val=""/>
       <w:lvlJc w:val="left"/>
       <w:pPr>
-        <w:ind w:left="420" w:hanging="420"/>
-      </w:pPr>
+        <w:tabs>
+          <w:tab w:val="num" w:pos="720"/>
+        </w:tabs>
+        <w:ind w:left="720" w:hanging="360"/>
+      </w:pPr>
+      <w:rPr>
+        <w:rFonts w:hint="default" w:ascii="Symbol" w:hAnsi="Symbol"/>
+        <w:sz w:val="20"/>
+      </w:rPr>
     </w:lvl>
-  </w:abstractNum>
-  <w:abstractNum w:abstractNumId="1">
-    <w:nsid w:val="510D3785"/>
-    <w:multiLevelType w:val="multilevel"/>
-    <w:tmpl w:val="73643D5A"/>
+    <w:lvl w:ilvl="4" w:tentative="1">
+      <w:start w:val="1"/>
+      <w:numFmt w:val="bullet"/>
+      <w:lvlText w:val=""/>
+      <w:lvlJc w:val="left"/>
+      <w:pPr>
+        <w:tabs>
+          <w:tab w:val="num" w:pos="3600"/>
+        </w:tabs>
+        <w:ind w:left="3600" w:hanging="360"/>
+      </w:pPr>
+      <w:rPr>
+        <w:rFonts w:hint="default" w:ascii="Wingdings" w:hAnsi="Wingdings"/>
+        <w:sz w:val="20"/>
+      </w:rPr>
+    </w:lvl>
+    <w:lvl w:ilvl="8" w:tentative="1">
+      <w:start w:val="1"/>
+      <w:numFmt w:val="bullet"/>
+      <w:lvlText w:val=""/>
+      <w:lvlJc w:val="left"/>
+      <w:pPr>
+        <w:tabs>
+          <w:tab w:val="num" w:pos="6480"/>
+        </w:tabs>
+        <w:ind w:left="6480" w:hanging="360"/>
+      </w:pPr>
+      <w:rPr>
+        <w:rFonts w:hint="default" w:ascii="Wingdings" w:hAnsi="Wingdings"/>
+        <w:sz w:val="20"/>
+      </w:rPr>
+    </w:lvl>
+    <w:lvl w:ilvl="3" w:tentative="1">
+      <w:start w:val="1"/>
+      <w:numFmt w:val="bullet"/>
+      <w:lvlText w:val=""/>
+      <w:lvlJc w:val="left"/>
+      <w:pPr>
+        <w:tabs>
+          <w:tab w:val="num" w:pos="2880"/>
+        </w:tabs>
+        <w:ind w:left="2880" w:hanging="360"/>
+      </w:pPr>
+      <w:rPr>
+        <w:rFonts w:hint="default" w:ascii="Wingdings" w:hAnsi="Wingdings"/>
+        <w:sz w:val="20"/>
+      </w:rPr>
+    </w:lvl>
+    <w:lvl w:ilvl="2" w:tentative="1">
+      <w:start w:val="1"/>
+      <w:numFmt w:val="bullet"/>
+      <w:lvlText w:val=""/>
+      <w:lvlJc w:val="left"/>
+      <w:pPr>
+        <w:tabs>
+          <w:tab w:val="num" w:pos="2160"/>
+        </w:tabs>
+        <w:ind w:left="2160" w:hanging="360"/>
+      </w:pPr>
+      <w:rPr>
+        <w:rFonts w:hint="default" w:ascii="Wingdings" w:hAnsi="Wingdings"/>
+        <w:sz w:val="20"/>
+      </w:rPr>
+    </w:lvl>
+    <w:lvl w:ilvl="5" w:tentative="1">
+      <w:start w:val="1"/>
+      <w:numFmt w:val="bullet"/>
+      <w:lvlText w:val=""/>
+      <w:lvlJc w:val="left"/>
+      <w:pPr>
+        <w:tabs>
+          <w:tab w:val="num" w:pos="4320"/>
+        </w:tabs>
+        <w:ind w:left="4320" w:hanging="360"/>
+      </w:pPr>
+      <w:rPr>
+        <w:rFonts w:hint="default" w:ascii="Wingdings" w:hAnsi="Wingdings"/>
+        <w:sz w:val="20"/>
+      </w:rPr>
+    </w:lvl>
+    <w:lvl w:ilvl="1" w:tentative="1">
+      <w:start w:val="1"/>
+      <w:numFmt w:val="bullet"/>
+      <w:lvlText w:val="o"/>
+      <w:lvlJc w:val="left"/>
+      <w:pPr>
+        <w:tabs>
+          <w:tab w:val="num" w:pos="1440"/>
+        </w:tabs>
+        <w:ind w:left="1440" w:hanging="360"/>
+      </w:pPr>
+      <w:rPr>
+        <w:rFonts w:hint="default" w:ascii="Courier New" w:hAnsi="Courier New"/>
+        <w:sz w:val="20"/>
+      </w:rPr>
+    </w:lvl>
+    <w:lvl w:ilvl="7" w:tentative="1">
+      <w:start w:val="1"/>
+      <w:numFmt w:val="bullet"/>
+      <w:lvlText w:val=""/>
+      <w:lvlJc w:val="left"/>
+      <w:pPr>
+        <w:tabs>
+          <w:tab w:val="num" w:pos="5760"/>
+        </w:tabs>
+        <w:ind w:left="5760" w:hanging="360"/>
+      </w:pPr>
+      <w:rPr>
+        <w:rFonts w:hint="default" w:ascii="Wingdings" w:hAnsi="Wingdings"/>
+        <w:sz w:val="20"/>
+      </w:rPr>
+    </w:lvl>
     <w:lvl w:ilvl="6" w:tentative="1">
       <w:start w:val="1"/>
       <w:numFmt w:val="bullet"/>
@@ -17084,6 +17469,288 @@
           <w:tab w:val="num" w:pos="5040"/>
         </w:tabs>
         <w:ind w:left="5040" w:hanging="360"/>
+      </w:pPr>
+      <w:rPr>
+        <w:rFonts w:hint="default" w:ascii="Wingdings" w:hAnsi="Wingdings"/>
+        <w:sz w:val="20"/>
+      </w:rPr>
+    </w:lvl>
+  </w:abstractNum>
+  <w:abstractNum w:abstractNumId="1">
+    <w:nsid w:val="429B034B"/>
+    <w:multiLevelType w:val="multilevel"/>
+    <w:tmpl w:val="07C2D9A4"/>
+    <w:lvl w:ilvl="8" w:tentative="1">
+      <w:start w:val="1"/>
+      <w:numFmt w:val="bullet"/>
+      <w:lvlText w:val=""/>
+      <w:lvlJc w:val="left"/>
+      <w:pPr>
+        <w:tabs>
+          <w:tab w:val="num" w:pos="6480"/>
+        </w:tabs>
+        <w:ind w:left="6480" w:hanging="360"/>
+      </w:pPr>
+      <w:rPr>
+        <w:rFonts w:hint="default" w:ascii="Wingdings" w:hAnsi="Wingdings"/>
+        <w:sz w:val="20"/>
+      </w:rPr>
+    </w:lvl>
+    <w:lvl w:ilvl="2" w:tentative="1">
+      <w:start w:val="1"/>
+      <w:numFmt w:val="bullet"/>
+      <w:lvlText w:val=""/>
+      <w:lvlJc w:val="left"/>
+      <w:pPr>
+        <w:tabs>
+          <w:tab w:val="num" w:pos="2160"/>
+        </w:tabs>
+        <w:ind w:left="2160" w:hanging="360"/>
+      </w:pPr>
+      <w:rPr>
+        <w:rFonts w:hint="default" w:ascii="Wingdings" w:hAnsi="Wingdings"/>
+        <w:sz w:val="20"/>
+      </w:rPr>
+    </w:lvl>
+    <w:lvl w:ilvl="6" w:tentative="1">
+      <w:start w:val="1"/>
+      <w:numFmt w:val="bullet"/>
+      <w:lvlText w:val=""/>
+      <w:lvlJc w:val="left"/>
+      <w:pPr>
+        <w:tabs>
+          <w:tab w:val="num" w:pos="5040"/>
+        </w:tabs>
+        <w:ind w:left="5040" w:hanging="360"/>
+      </w:pPr>
+      <w:rPr>
+        <w:rFonts w:hint="default" w:ascii="Wingdings" w:hAnsi="Wingdings"/>
+        <w:sz w:val="20"/>
+      </w:rPr>
+    </w:lvl>
+    <w:lvl w:ilvl="3" w:tentative="1">
+      <w:start w:val="1"/>
+      <w:numFmt w:val="bullet"/>
+      <w:lvlText w:val=""/>
+      <w:lvlJc w:val="left"/>
+      <w:pPr>
+        <w:tabs>
+          <w:tab w:val="num" w:pos="2880"/>
+        </w:tabs>
+        <w:ind w:left="2880" w:hanging="360"/>
+      </w:pPr>
+      <w:rPr>
+        <w:rFonts w:hint="default" w:ascii="Wingdings" w:hAnsi="Wingdings"/>
+        <w:sz w:val="20"/>
+      </w:rPr>
+    </w:lvl>
+    <w:lvl w:ilvl="5" w:tentative="1">
+      <w:start w:val="1"/>
+      <w:numFmt w:val="bullet"/>
+      <w:lvlText w:val=""/>
+      <w:lvlJc w:val="left"/>
+      <w:pPr>
+        <w:tabs>
+          <w:tab w:val="num" w:pos="4320"/>
+        </w:tabs>
+        <w:ind w:left="4320" w:hanging="360"/>
+      </w:pPr>
+      <w:rPr>
+        <w:rFonts w:hint="default" w:ascii="Wingdings" w:hAnsi="Wingdings"/>
+        <w:sz w:val="20"/>
+      </w:rPr>
+    </w:lvl>
+    <w:lvl w:ilvl="0">
+      <w:start w:val="1"/>
+      <w:numFmt w:val="bullet"/>
+      <w:lvlText w:val=""/>
+      <w:lvlJc w:val="left"/>
+      <w:pPr>
+        <w:tabs>
+          <w:tab w:val="num" w:pos="720"/>
+        </w:tabs>
+        <w:ind w:left="720" w:hanging="360"/>
+      </w:pPr>
+      <w:rPr>
+        <w:rFonts w:hint="default" w:ascii="Symbol" w:hAnsi="Symbol"/>
+        <w:sz w:val="20"/>
+      </w:rPr>
+    </w:lvl>
+    <w:lvl w:ilvl="7" w:tentative="1">
+      <w:start w:val="1"/>
+      <w:numFmt w:val="bullet"/>
+      <w:lvlText w:val=""/>
+      <w:lvlJc w:val="left"/>
+      <w:pPr>
+        <w:tabs>
+          <w:tab w:val="num" w:pos="5760"/>
+        </w:tabs>
+        <w:ind w:left="5760" w:hanging="360"/>
+      </w:pPr>
+      <w:rPr>
+        <w:rFonts w:hint="default" w:ascii="Wingdings" w:hAnsi="Wingdings"/>
+        <w:sz w:val="20"/>
+      </w:rPr>
+    </w:lvl>
+    <w:lvl w:ilvl="4" w:tentative="1">
+      <w:start w:val="1"/>
+      <w:numFmt w:val="bullet"/>
+      <w:lvlText w:val=""/>
+      <w:lvlJc w:val="left"/>
+      <w:pPr>
+        <w:tabs>
+          <w:tab w:val="num" w:pos="3600"/>
+        </w:tabs>
+        <w:ind w:left="3600" w:hanging="360"/>
+      </w:pPr>
+      <w:rPr>
+        <w:rFonts w:hint="default" w:ascii="Wingdings" w:hAnsi="Wingdings"/>
+        <w:sz w:val="20"/>
+      </w:rPr>
+    </w:lvl>
+    <w:lvl w:ilvl="1" w:tentative="1">
+      <w:start w:val="1"/>
+      <w:numFmt w:val="bullet"/>
+      <w:lvlText w:val="o"/>
+      <w:lvlJc w:val="left"/>
+      <w:pPr>
+        <w:tabs>
+          <w:tab w:val="num" w:pos="1440"/>
+        </w:tabs>
+        <w:ind w:left="1440" w:hanging="360"/>
+      </w:pPr>
+      <w:rPr>
+        <w:rFonts w:hint="default" w:ascii="Courier New" w:hAnsi="Courier New"/>
+        <w:sz w:val="20"/>
+      </w:rPr>
+    </w:lvl>
+  </w:abstractNum>
+  <w:abstractNum w:abstractNumId="2">
+    <w:nsid w:val="1448493D"/>
+    <w:multiLevelType w:val="multilevel"/>
+    <w:tmpl w:val="CB1A5D0E"/>
+    <w:lvl w:ilvl="2" w:tentative="1">
+      <w:start w:val="1"/>
+      <w:numFmt w:val="bullet"/>
+      <w:lvlText w:val=""/>
+      <w:lvlJc w:val="left"/>
+      <w:pPr>
+        <w:tabs>
+          <w:tab w:val="num" w:pos="2160"/>
+        </w:tabs>
+        <w:ind w:left="2160" w:hanging="360"/>
+      </w:pPr>
+      <w:rPr>
+        <w:rFonts w:hint="default" w:ascii="Wingdings" w:hAnsi="Wingdings"/>
+        <w:sz w:val="20"/>
+      </w:rPr>
+    </w:lvl>
+    <w:lvl w:ilvl="4" w:tentative="1">
+      <w:start w:val="1"/>
+      <w:numFmt w:val="bullet"/>
+      <w:lvlText w:val=""/>
+      <w:lvlJc w:val="left"/>
+      <w:pPr>
+        <w:tabs>
+          <w:tab w:val="num" w:pos="3600"/>
+        </w:tabs>
+        <w:ind w:left="3600" w:hanging="360"/>
+      </w:pPr>
+      <w:rPr>
+        <w:rFonts w:hint="default" w:ascii="Wingdings" w:hAnsi="Wingdings"/>
+        <w:sz w:val="20"/>
+      </w:rPr>
+    </w:lvl>
+    <w:lvl w:ilvl="5" w:tentative="1">
+      <w:start w:val="1"/>
+      <w:numFmt w:val="bullet"/>
+      <w:lvlText w:val=""/>
+      <w:lvlJc w:val="left"/>
+      <w:pPr>
+        <w:tabs>
+          <w:tab w:val="num" w:pos="4320"/>
+        </w:tabs>
+        <w:ind w:left="4320" w:hanging="360"/>
+      </w:pPr>
+      <w:rPr>
+        <w:rFonts w:hint="default" w:ascii="Wingdings" w:hAnsi="Wingdings"/>
+        <w:sz w:val="20"/>
+      </w:rPr>
+    </w:lvl>
+    <w:lvl w:ilvl="0">
+      <w:start w:val="1"/>
+      <w:numFmt w:val="bullet"/>
+      <w:lvlText w:val=""/>
+      <w:lvlJc w:val="left"/>
+      <w:pPr>
+        <w:tabs>
+          <w:tab w:val="num" w:pos="720"/>
+        </w:tabs>
+        <w:ind w:left="720" w:hanging="360"/>
+      </w:pPr>
+      <w:rPr>
+        <w:rFonts w:hint="default" w:ascii="Symbol" w:hAnsi="Symbol"/>
+        <w:sz w:val="20"/>
+      </w:rPr>
+    </w:lvl>
+    <w:lvl w:ilvl="1" w:tentative="1">
+      <w:start w:val="1"/>
+      <w:numFmt w:val="bullet"/>
+      <w:lvlText w:val="o"/>
+      <w:lvlJc w:val="left"/>
+      <w:pPr>
+        <w:tabs>
+          <w:tab w:val="num" w:pos="1440"/>
+        </w:tabs>
+        <w:ind w:left="1440" w:hanging="360"/>
+      </w:pPr>
+      <w:rPr>
+        <w:rFonts w:hint="default" w:ascii="Courier New" w:hAnsi="Courier New"/>
+        <w:sz w:val="20"/>
+      </w:rPr>
+    </w:lvl>
+    <w:lvl w:ilvl="8" w:tentative="1">
+      <w:start w:val="1"/>
+      <w:numFmt w:val="bullet"/>
+      <w:lvlText w:val=""/>
+      <w:lvlJc w:val="left"/>
+      <w:pPr>
+        <w:tabs>
+          <w:tab w:val="num" w:pos="6480"/>
+        </w:tabs>
+        <w:ind w:left="6480" w:hanging="360"/>
+      </w:pPr>
+      <w:rPr>
+        <w:rFonts w:hint="default" w:ascii="Wingdings" w:hAnsi="Wingdings"/>
+        <w:sz w:val="20"/>
+      </w:rPr>
+    </w:lvl>
+    <w:lvl w:ilvl="6" w:tentative="1">
+      <w:start w:val="1"/>
+      <w:numFmt w:val="bullet"/>
+      <w:lvlText w:val=""/>
+      <w:lvlJc w:val="left"/>
+      <w:pPr>
+        <w:tabs>
+          <w:tab w:val="num" w:pos="5040"/>
+        </w:tabs>
+        <w:ind w:left="5040" w:hanging="360"/>
+      </w:pPr>
+      <w:rPr>
+        <w:rFonts w:hint="default" w:ascii="Wingdings" w:hAnsi="Wingdings"/>
+        <w:sz w:val="20"/>
+      </w:rPr>
+    </w:lvl>
+    <w:lvl w:ilvl="3" w:tentative="1">
+      <w:start w:val="1"/>
+      <w:numFmt w:val="bullet"/>
+      <w:lvlText w:val=""/>
+      <w:lvlJc w:val="left"/>
+      <w:pPr>
+        <w:tabs>
+          <w:tab w:val="num" w:pos="2880"/>
+        </w:tabs>
+        <w:ind w:left="2880" w:hanging="360"/>
       </w:pPr>
       <w:rPr>
         <w:rFonts w:hint="default" w:ascii="Wingdings" w:hAnsi="Wingdings"/>
@@ -17106,6 +17773,59 @@
         <w:sz w:val="20"/>
       </w:rPr>
     </w:lvl>
+  </w:abstractNum>
+  <w:abstractNum w:abstractNumId="3">
+    <w:nsid w:val="28FD2ECE"/>
+    <w:multiLevelType w:val="multilevel"/>
+    <w:tmpl w:val="C2B67B9A"/>
+    <w:lvl w:ilvl="6" w:tentative="1">
+      <w:start w:val="1"/>
+      <w:numFmt w:val="bullet"/>
+      <w:lvlText w:val=""/>
+      <w:lvlJc w:val="left"/>
+      <w:pPr>
+        <w:tabs>
+          <w:tab w:val="num" w:pos="5040"/>
+        </w:tabs>
+        <w:ind w:left="5040" w:hanging="360"/>
+      </w:pPr>
+      <w:rPr>
+        <w:rFonts w:hint="default" w:ascii="Wingdings" w:hAnsi="Wingdings"/>
+        <w:sz w:val="20"/>
+      </w:rPr>
+    </w:lvl>
+    <w:lvl w:ilvl="7" w:tentative="1">
+      <w:start w:val="1"/>
+      <w:numFmt w:val="bullet"/>
+      <w:lvlText w:val=""/>
+      <w:lvlJc w:val="left"/>
+      <w:pPr>
+        <w:tabs>
+          <w:tab w:val="num" w:pos="5760"/>
+        </w:tabs>
+        <w:ind w:left="5760" w:hanging="360"/>
+      </w:pPr>
+      <w:rPr>
+        <w:rFonts w:hint="default" w:ascii="Wingdings" w:hAnsi="Wingdings"/>
+        <w:sz w:val="20"/>
+      </w:rPr>
+    </w:lvl>
+    <w:lvl w:ilvl="2" w:tentative="1">
+      <w:start w:val="1"/>
+      <w:numFmt w:val="bullet"/>
+      <w:lvlText w:val=""/>
+      <w:lvlJc w:val="left"/>
+      <w:pPr>
+        <w:tabs>
+          <w:tab w:val="num" w:pos="2160"/>
+        </w:tabs>
+        <w:ind w:left="2160" w:hanging="360"/>
+      </w:pPr>
+      <w:rPr>
+        <w:rFonts w:hint="default" w:ascii="Wingdings" w:hAnsi="Wingdings"/>
+        <w:sz w:val="20"/>
+      </w:rPr>
+    </w:lvl>
     <w:lvl w:ilvl="5" w:tentative="1">
       <w:start w:val="1"/>
       <w:numFmt w:val="bullet"/>
@@ -17116,6 +17836,38 @@
           <w:tab w:val="num" w:pos="4320"/>
         </w:tabs>
         <w:ind w:left="4320" w:hanging="360"/>
+      </w:pPr>
+      <w:rPr>
+        <w:rFonts w:hint="default" w:ascii="Wingdings" w:hAnsi="Wingdings"/>
+        <w:sz w:val="20"/>
+      </w:rPr>
+    </w:lvl>
+    <w:lvl w:ilvl="4" w:tentative="1">
+      <w:start w:val="1"/>
+      <w:numFmt w:val="bullet"/>
+      <w:lvlText w:val=""/>
+      <w:lvlJc w:val="left"/>
+      <w:pPr>
+        <w:tabs>
+          <w:tab w:val="num" w:pos="3600"/>
+        </w:tabs>
+        <w:ind w:left="3600" w:hanging="360"/>
+      </w:pPr>
+      <w:rPr>
+        <w:rFonts w:hint="default" w:ascii="Wingdings" w:hAnsi="Wingdings"/>
+        <w:sz w:val="20"/>
+      </w:rPr>
+    </w:lvl>
+    <w:lvl w:ilvl="8" w:tentative="1">
+      <w:start w:val="1"/>
+      <w:numFmt w:val="bullet"/>
+      <w:lvlText w:val=""/>
+      <w:lvlJc w:val="left"/>
+      <w:pPr>
+        <w:tabs>
+          <w:tab w:val="num" w:pos="6480"/>
+        </w:tabs>
+        <w:ind w:left="6480" w:hanging="360"/>
       </w:pPr>
       <w:rPr>
         <w:rFonts w:hint="default" w:ascii="Wingdings" w:hAnsi="Wingdings"/>
@@ -17138,6 +17890,22 @@
         <w:sz w:val="20"/>
       </w:rPr>
     </w:lvl>
+    <w:lvl w:ilvl="0">
+      <w:start w:val="1"/>
+      <w:numFmt w:val="bullet"/>
+      <w:lvlText w:val=""/>
+      <w:lvlJc w:val="left"/>
+      <w:pPr>
+        <w:tabs>
+          <w:tab w:val="num" w:pos="720"/>
+        </w:tabs>
+        <w:ind w:left="720" w:hanging="360"/>
+      </w:pPr>
+      <w:rPr>
+        <w:rFonts w:hint="default" w:ascii="Symbol" w:hAnsi="Symbol"/>
+        <w:sz w:val="20"/>
+      </w:rPr>
+    </w:lvl>
     <w:lvl w:ilvl="3" w:tentative="1">
       <w:start w:val="1"/>
       <w:numFmt w:val="bullet"/>
@@ -17148,6 +17916,421 @@
           <w:tab w:val="num" w:pos="2880"/>
         </w:tabs>
         <w:ind w:left="2880" w:hanging="360"/>
+      </w:pPr>
+      <w:rPr>
+        <w:rFonts w:hint="default" w:ascii="Wingdings" w:hAnsi="Wingdings"/>
+        <w:sz w:val="20"/>
+      </w:rPr>
+    </w:lvl>
+  </w:abstractNum>
+  <w:abstractNum w:abstractNumId="4">
+    <w:nsid w:val="7A736933"/>
+    <w:multiLevelType w:val="multilevel"/>
+    <w:tmpl w:val="1CFEC2F2"/>
+    <w:lvl w:ilvl="0">
+      <w:start w:val="1"/>
+      <w:numFmt w:val="bullet"/>
+      <w:lvlText w:val=""/>
+      <w:lvlJc w:val="left"/>
+      <w:pPr>
+        <w:tabs>
+          <w:tab w:val="num" w:pos="720"/>
+        </w:tabs>
+        <w:ind w:left="720" w:hanging="360"/>
+      </w:pPr>
+      <w:rPr>
+        <w:rFonts w:hint="default" w:ascii="Symbol" w:hAnsi="Symbol"/>
+        <w:sz w:val="20"/>
+      </w:rPr>
+    </w:lvl>
+    <w:lvl w:ilvl="7" w:tentative="1">
+      <w:start w:val="1"/>
+      <w:numFmt w:val="bullet"/>
+      <w:lvlText w:val=""/>
+      <w:lvlJc w:val="left"/>
+      <w:pPr>
+        <w:tabs>
+          <w:tab w:val="num" w:pos="5760"/>
+        </w:tabs>
+        <w:ind w:left="5760" w:hanging="360"/>
+      </w:pPr>
+      <w:rPr>
+        <w:rFonts w:hint="default" w:ascii="Wingdings" w:hAnsi="Wingdings"/>
+        <w:sz w:val="20"/>
+      </w:rPr>
+    </w:lvl>
+    <w:lvl w:ilvl="2" w:tentative="1">
+      <w:start w:val="1"/>
+      <w:numFmt w:val="bullet"/>
+      <w:lvlText w:val=""/>
+      <w:lvlJc w:val="left"/>
+      <w:pPr>
+        <w:tabs>
+          <w:tab w:val="num" w:pos="2160"/>
+        </w:tabs>
+        <w:ind w:left="2160" w:hanging="360"/>
+      </w:pPr>
+      <w:rPr>
+        <w:rFonts w:hint="default" w:ascii="Wingdings" w:hAnsi="Wingdings"/>
+        <w:sz w:val="20"/>
+      </w:rPr>
+    </w:lvl>
+    <w:lvl w:ilvl="8" w:tentative="1">
+      <w:start w:val="1"/>
+      <w:numFmt w:val="bullet"/>
+      <w:lvlText w:val=""/>
+      <w:lvlJc w:val="left"/>
+      <w:pPr>
+        <w:tabs>
+          <w:tab w:val="num" w:pos="6480"/>
+        </w:tabs>
+        <w:ind w:left="6480" w:hanging="360"/>
+      </w:pPr>
+      <w:rPr>
+        <w:rFonts w:hint="default" w:ascii="Wingdings" w:hAnsi="Wingdings"/>
+        <w:sz w:val="20"/>
+      </w:rPr>
+    </w:lvl>
+    <w:lvl w:ilvl="1" w:tentative="1">
+      <w:start w:val="1"/>
+      <w:numFmt w:val="bullet"/>
+      <w:lvlText w:val="o"/>
+      <w:lvlJc w:val="left"/>
+      <w:pPr>
+        <w:tabs>
+          <w:tab w:val="num" w:pos="1440"/>
+        </w:tabs>
+        <w:ind w:left="1440" w:hanging="360"/>
+      </w:pPr>
+      <w:rPr>
+        <w:rFonts w:hint="default" w:ascii="Courier New" w:hAnsi="Courier New"/>
+        <w:sz w:val="20"/>
+      </w:rPr>
+    </w:lvl>
+    <w:lvl w:ilvl="4" w:tentative="1">
+      <w:start w:val="1"/>
+      <w:numFmt w:val="bullet"/>
+      <w:lvlText w:val=""/>
+      <w:lvlJc w:val="left"/>
+      <w:pPr>
+        <w:tabs>
+          <w:tab w:val="num" w:pos="3600"/>
+        </w:tabs>
+        <w:ind w:left="3600" w:hanging="360"/>
+      </w:pPr>
+      <w:rPr>
+        <w:rFonts w:hint="default" w:ascii="Wingdings" w:hAnsi="Wingdings"/>
+        <w:sz w:val="20"/>
+      </w:rPr>
+    </w:lvl>
+    <w:lvl w:ilvl="3" w:tentative="1">
+      <w:start w:val="1"/>
+      <w:numFmt w:val="bullet"/>
+      <w:lvlText w:val=""/>
+      <w:lvlJc w:val="left"/>
+      <w:pPr>
+        <w:tabs>
+          <w:tab w:val="num" w:pos="2880"/>
+        </w:tabs>
+        <w:ind w:left="2880" w:hanging="360"/>
+      </w:pPr>
+      <w:rPr>
+        <w:rFonts w:hint="default" w:ascii="Wingdings" w:hAnsi="Wingdings"/>
+        <w:sz w:val="20"/>
+      </w:rPr>
+    </w:lvl>
+    <w:lvl w:ilvl="5" w:tentative="1">
+      <w:start w:val="1"/>
+      <w:numFmt w:val="bullet"/>
+      <w:lvlText w:val=""/>
+      <w:lvlJc w:val="left"/>
+      <w:pPr>
+        <w:tabs>
+          <w:tab w:val="num" w:pos="4320"/>
+        </w:tabs>
+        <w:ind w:left="4320" w:hanging="360"/>
+      </w:pPr>
+      <w:rPr>
+        <w:rFonts w:hint="default" w:ascii="Wingdings" w:hAnsi="Wingdings"/>
+        <w:sz w:val="20"/>
+      </w:rPr>
+    </w:lvl>
+    <w:lvl w:ilvl="6" w:tentative="1">
+      <w:start w:val="1"/>
+      <w:numFmt w:val="bullet"/>
+      <w:lvlText w:val=""/>
+      <w:lvlJc w:val="left"/>
+      <w:pPr>
+        <w:tabs>
+          <w:tab w:val="num" w:pos="5040"/>
+        </w:tabs>
+        <w:ind w:left="5040" w:hanging="360"/>
+      </w:pPr>
+      <w:rPr>
+        <w:rFonts w:hint="default" w:ascii="Wingdings" w:hAnsi="Wingdings"/>
+        <w:sz w:val="20"/>
+      </w:rPr>
+    </w:lvl>
+  </w:abstractNum>
+  <w:abstractNum w:abstractNumId="5">
+    <w:nsid w:val="126D0C2A"/>
+    <w:multiLevelType w:val="multilevel"/>
+    <w:tmpl w:val="9F309FB0"/>
+    <w:lvl w:ilvl="1" w:tentative="1">
+      <w:start w:val="1"/>
+      <w:numFmt w:val="bullet"/>
+      <w:lvlText w:val="o"/>
+      <w:lvlJc w:val="left"/>
+      <w:pPr>
+        <w:tabs>
+          <w:tab w:val="num" w:pos="1440"/>
+        </w:tabs>
+        <w:ind w:left="1440" w:hanging="360"/>
+      </w:pPr>
+      <w:rPr>
+        <w:rFonts w:hint="default" w:ascii="Courier New" w:hAnsi="Courier New"/>
+        <w:sz w:val="20"/>
+      </w:rPr>
+    </w:lvl>
+    <w:lvl w:ilvl="4" w:tentative="1">
+      <w:start w:val="1"/>
+      <w:numFmt w:val="bullet"/>
+      <w:lvlText w:val=""/>
+      <w:lvlJc w:val="left"/>
+      <w:pPr>
+        <w:tabs>
+          <w:tab w:val="num" w:pos="3600"/>
+        </w:tabs>
+        <w:ind w:left="3600" w:hanging="360"/>
+      </w:pPr>
+      <w:rPr>
+        <w:rFonts w:hint="default" w:ascii="Wingdings" w:hAnsi="Wingdings"/>
+        <w:sz w:val="20"/>
+      </w:rPr>
+    </w:lvl>
+    <w:lvl w:ilvl="0">
+      <w:start w:val="1"/>
+      <w:numFmt w:val="bullet"/>
+      <w:lvlText w:val=""/>
+      <w:lvlJc w:val="left"/>
+      <w:pPr>
+        <w:tabs>
+          <w:tab w:val="num" w:pos="720"/>
+        </w:tabs>
+        <w:ind w:left="720" w:hanging="360"/>
+      </w:pPr>
+      <w:rPr>
+        <w:rFonts w:hint="default" w:ascii="Symbol" w:hAnsi="Symbol"/>
+        <w:sz w:val="20"/>
+      </w:rPr>
+    </w:lvl>
+    <w:lvl w:ilvl="3" w:tentative="1">
+      <w:start w:val="1"/>
+      <w:numFmt w:val="bullet"/>
+      <w:lvlText w:val=""/>
+      <w:lvlJc w:val="left"/>
+      <w:pPr>
+        <w:tabs>
+          <w:tab w:val="num" w:pos="2880"/>
+        </w:tabs>
+        <w:ind w:left="2880" w:hanging="360"/>
+      </w:pPr>
+      <w:rPr>
+        <w:rFonts w:hint="default" w:ascii="Wingdings" w:hAnsi="Wingdings"/>
+        <w:sz w:val="20"/>
+      </w:rPr>
+    </w:lvl>
+    <w:lvl w:ilvl="2" w:tentative="1">
+      <w:start w:val="1"/>
+      <w:numFmt w:val="bullet"/>
+      <w:lvlText w:val=""/>
+      <w:lvlJc w:val="left"/>
+      <w:pPr>
+        <w:tabs>
+          <w:tab w:val="num" w:pos="2160"/>
+        </w:tabs>
+        <w:ind w:left="2160" w:hanging="360"/>
+      </w:pPr>
+      <w:rPr>
+        <w:rFonts w:hint="default" w:ascii="Wingdings" w:hAnsi="Wingdings"/>
+        <w:sz w:val="20"/>
+      </w:rPr>
+    </w:lvl>
+    <w:lvl w:ilvl="6" w:tentative="1">
+      <w:start w:val="1"/>
+      <w:numFmt w:val="bullet"/>
+      <w:lvlText w:val=""/>
+      <w:lvlJc w:val="left"/>
+      <w:pPr>
+        <w:tabs>
+          <w:tab w:val="num" w:pos="5040"/>
+        </w:tabs>
+        <w:ind w:left="5040" w:hanging="360"/>
+      </w:pPr>
+      <w:rPr>
+        <w:rFonts w:hint="default" w:ascii="Wingdings" w:hAnsi="Wingdings"/>
+        <w:sz w:val="20"/>
+      </w:rPr>
+    </w:lvl>
+    <w:lvl w:ilvl="7" w:tentative="1">
+      <w:start w:val="1"/>
+      <w:numFmt w:val="bullet"/>
+      <w:lvlText w:val=""/>
+      <w:lvlJc w:val="left"/>
+      <w:pPr>
+        <w:tabs>
+          <w:tab w:val="num" w:pos="5760"/>
+        </w:tabs>
+        <w:ind w:left="5760" w:hanging="360"/>
+      </w:pPr>
+      <w:rPr>
+        <w:rFonts w:hint="default" w:ascii="Wingdings" w:hAnsi="Wingdings"/>
+        <w:sz w:val="20"/>
+      </w:rPr>
+    </w:lvl>
+    <w:lvl w:ilvl="5" w:tentative="1">
+      <w:start w:val="1"/>
+      <w:numFmt w:val="bullet"/>
+      <w:lvlText w:val=""/>
+      <w:lvlJc w:val="left"/>
+      <w:pPr>
+        <w:tabs>
+          <w:tab w:val="num" w:pos="4320"/>
+        </w:tabs>
+        <w:ind w:left="4320" w:hanging="360"/>
+      </w:pPr>
+      <w:rPr>
+        <w:rFonts w:hint="default" w:ascii="Wingdings" w:hAnsi="Wingdings"/>
+        <w:sz w:val="20"/>
+      </w:rPr>
+    </w:lvl>
+    <w:lvl w:ilvl="8" w:tentative="1">
+      <w:start w:val="1"/>
+      <w:numFmt w:val="bullet"/>
+      <w:lvlText w:val=""/>
+      <w:lvlJc w:val="left"/>
+      <w:pPr>
+        <w:tabs>
+          <w:tab w:val="num" w:pos="6480"/>
+        </w:tabs>
+        <w:ind w:left="6480" w:hanging="360"/>
+      </w:pPr>
+      <w:rPr>
+        <w:rFonts w:hint="default" w:ascii="Wingdings" w:hAnsi="Wingdings"/>
+        <w:sz w:val="20"/>
+      </w:rPr>
+    </w:lvl>
+  </w:abstractNum>
+  <w:abstractNum w:abstractNumId="6">
+    <w:nsid w:val="1DB6012D"/>
+    <w:multiLevelType w:val="multilevel"/>
+    <w:tmpl w:val="8758DCB6"/>
+    <w:lvl w:ilvl="5" w:tentative="1">
+      <w:start w:val="1"/>
+      <w:numFmt w:val="bullet"/>
+      <w:lvlText w:val=""/>
+      <w:lvlJc w:val="left"/>
+      <w:pPr>
+        <w:tabs>
+          <w:tab w:val="num" w:pos="4320"/>
+        </w:tabs>
+        <w:ind w:left="4320" w:hanging="360"/>
+      </w:pPr>
+      <w:rPr>
+        <w:rFonts w:hint="default" w:ascii="Wingdings" w:hAnsi="Wingdings"/>
+        <w:sz w:val="20"/>
+      </w:rPr>
+    </w:lvl>
+    <w:lvl w:ilvl="3" w:tentative="1">
+      <w:start w:val="1"/>
+      <w:numFmt w:val="bullet"/>
+      <w:lvlText w:val=""/>
+      <w:lvlJc w:val="left"/>
+      <w:pPr>
+        <w:tabs>
+          <w:tab w:val="num" w:pos="2880"/>
+        </w:tabs>
+        <w:ind w:left="2880" w:hanging="360"/>
+      </w:pPr>
+      <w:rPr>
+        <w:rFonts w:hint="default" w:ascii="Wingdings" w:hAnsi="Wingdings"/>
+        <w:sz w:val="20"/>
+      </w:rPr>
+    </w:lvl>
+    <w:lvl w:ilvl="1" w:tentative="1">
+      <w:start w:val="1"/>
+      <w:numFmt w:val="bullet"/>
+      <w:lvlText w:val="o"/>
+      <w:lvlJc w:val="left"/>
+      <w:pPr>
+        <w:tabs>
+          <w:tab w:val="num" w:pos="1440"/>
+        </w:tabs>
+        <w:ind w:left="1440" w:hanging="360"/>
+      </w:pPr>
+      <w:rPr>
+        <w:rFonts w:hint="default" w:ascii="Courier New" w:hAnsi="Courier New"/>
+        <w:sz w:val="20"/>
+      </w:rPr>
+    </w:lvl>
+    <w:lvl w:ilvl="7" w:tentative="1">
+      <w:start w:val="1"/>
+      <w:numFmt w:val="bullet"/>
+      <w:lvlText w:val=""/>
+      <w:lvlJc w:val="left"/>
+      <w:pPr>
+        <w:tabs>
+          <w:tab w:val="num" w:pos="5760"/>
+        </w:tabs>
+        <w:ind w:left="5760" w:hanging="360"/>
+      </w:pPr>
+      <w:rPr>
+        <w:rFonts w:hint="default" w:ascii="Wingdings" w:hAnsi="Wingdings"/>
+        <w:sz w:val="20"/>
+      </w:rPr>
+    </w:lvl>
+    <w:lvl w:ilvl="6" w:tentative="1">
+      <w:start w:val="1"/>
+      <w:numFmt w:val="bullet"/>
+      <w:lvlText w:val=""/>
+      <w:lvlJc w:val="left"/>
+      <w:pPr>
+        <w:tabs>
+          <w:tab w:val="num" w:pos="5040"/>
+        </w:tabs>
+        <w:ind w:left="5040" w:hanging="360"/>
+      </w:pPr>
+      <w:rPr>
+        <w:rFonts w:hint="default" w:ascii="Wingdings" w:hAnsi="Wingdings"/>
+        <w:sz w:val="20"/>
+      </w:rPr>
+    </w:lvl>
+    <w:lvl w:ilvl="8" w:tentative="1">
+      <w:start w:val="1"/>
+      <w:numFmt w:val="bullet"/>
+      <w:lvlText w:val=""/>
+      <w:lvlJc w:val="left"/>
+      <w:pPr>
+        <w:tabs>
+          <w:tab w:val="num" w:pos="6480"/>
+        </w:tabs>
+        <w:ind w:left="6480" w:hanging="360"/>
+      </w:pPr>
+      <w:rPr>
+        <w:rFonts w:hint="default" w:ascii="Wingdings" w:hAnsi="Wingdings"/>
+        <w:sz w:val="20"/>
+      </w:rPr>
+    </w:lvl>
+    <w:lvl w:ilvl="2" w:tentative="1">
+      <w:start w:val="1"/>
+      <w:numFmt w:val="bullet"/>
+      <w:lvlText w:val=""/>
+      <w:lvlJc w:val="left"/>
+      <w:pPr>
+        <w:tabs>
+          <w:tab w:val="num" w:pos="2160"/>
+        </w:tabs>
+        <w:ind w:left="2160" w:hanging="360"/>
       </w:pPr>
       <w:rPr>
         <w:rFonts w:hint="default" w:ascii="Wingdings" w:hAnsi="Wingdings"/>
@@ -17170,6 +18353,59 @@
         <w:sz w:val="20"/>
       </w:rPr>
     </w:lvl>
+    <w:lvl w:ilvl="0">
+      <w:start w:val="1"/>
+      <w:numFmt w:val="bullet"/>
+      <w:lvlText w:val=""/>
+      <w:lvlJc w:val="left"/>
+      <w:pPr>
+        <w:tabs>
+          <w:tab w:val="num" w:pos="720"/>
+        </w:tabs>
+        <w:ind w:left="720" w:hanging="360"/>
+      </w:pPr>
+      <w:rPr>
+        <w:rFonts w:hint="default" w:ascii="Symbol" w:hAnsi="Symbol"/>
+        <w:sz w:val="20"/>
+      </w:rPr>
+    </w:lvl>
+  </w:abstractNum>
+  <w:abstractNum w:abstractNumId="7">
+    <w:nsid w:val="198F4897"/>
+    <w:multiLevelType w:val="multilevel"/>
+    <w:tmpl w:val="180CF65E"/>
+    <w:lvl w:ilvl="4" w:tentative="1">
+      <w:start w:val="1"/>
+      <w:numFmt w:val="bullet"/>
+      <w:lvlText w:val=""/>
+      <w:lvlJc w:val="left"/>
+      <w:pPr>
+        <w:tabs>
+          <w:tab w:val="num" w:pos="3600"/>
+        </w:tabs>
+        <w:ind w:left="3600" w:hanging="360"/>
+      </w:pPr>
+      <w:rPr>
+        <w:rFonts w:hint="default" w:ascii="Wingdings" w:hAnsi="Wingdings"/>
+        <w:sz w:val="20"/>
+      </w:rPr>
+    </w:lvl>
+    <w:lvl w:ilvl="3" w:tentative="1">
+      <w:start w:val="1"/>
+      <w:numFmt w:val="bullet"/>
+      <w:lvlText w:val=""/>
+      <w:lvlJc w:val="left"/>
+      <w:pPr>
+        <w:tabs>
+          <w:tab w:val="num" w:pos="2880"/>
+        </w:tabs>
+        <w:ind w:left="2880" w:hanging="360"/>
+      </w:pPr>
+      <w:rPr>
+        <w:rFonts w:hint="default" w:ascii="Wingdings" w:hAnsi="Wingdings"/>
+        <w:sz w:val="20"/>
+      </w:rPr>
+    </w:lvl>
     <w:lvl w:ilvl="2" w:tentative="1">
       <w:start w:val="1"/>
       <w:numFmt w:val="bullet"/>
@@ -17180,6 +18416,38 @@
           <w:tab w:val="num" w:pos="2160"/>
         </w:tabs>
         <w:ind w:left="2160" w:hanging="360"/>
+      </w:pPr>
+      <w:rPr>
+        <w:rFonts w:hint="default" w:ascii="Wingdings" w:hAnsi="Wingdings"/>
+        <w:sz w:val="20"/>
+      </w:rPr>
+    </w:lvl>
+    <w:lvl w:ilvl="6" w:tentative="1">
+      <w:start w:val="1"/>
+      <w:numFmt w:val="bullet"/>
+      <w:lvlText w:val=""/>
+      <w:lvlJc w:val="left"/>
+      <w:pPr>
+        <w:tabs>
+          <w:tab w:val="num" w:pos="5040"/>
+        </w:tabs>
+        <w:ind w:left="5040" w:hanging="360"/>
+      </w:pPr>
+      <w:rPr>
+        <w:rFonts w:hint="default" w:ascii="Wingdings" w:hAnsi="Wingdings"/>
+        <w:sz w:val="20"/>
+      </w:rPr>
+    </w:lvl>
+    <w:lvl w:ilvl="7" w:tentative="1">
+      <w:start w:val="1"/>
+      <w:numFmt w:val="bullet"/>
+      <w:lvlText w:val=""/>
+      <w:lvlJc w:val="left"/>
+      <w:pPr>
+        <w:tabs>
+          <w:tab w:val="num" w:pos="5760"/>
+        </w:tabs>
+        <w:ind w:left="5760" w:hanging="360"/>
       </w:pPr>
       <w:rPr>
         <w:rFonts w:hint="default" w:ascii="Wingdings" w:hAnsi="Wingdings"/>
@@ -17202,6 +18470,22 @@
         <w:sz w:val="20"/>
       </w:rPr>
     </w:lvl>
+    <w:lvl w:ilvl="5" w:tentative="1">
+      <w:start w:val="1"/>
+      <w:numFmt w:val="bullet"/>
+      <w:lvlText w:val=""/>
+      <w:lvlJc w:val="left"/>
+      <w:pPr>
+        <w:tabs>
+          <w:tab w:val="num" w:pos="4320"/>
+        </w:tabs>
+        <w:ind w:left="4320" w:hanging="360"/>
+      </w:pPr>
+      <w:rPr>
+        <w:rFonts w:hint="default" w:ascii="Wingdings" w:hAnsi="Wingdings"/>
+        <w:sz w:val="20"/>
+      </w:rPr>
+    </w:lvl>
     <w:lvl w:ilvl="0">
       <w:start w:val="1"/>
       <w:numFmt w:val="bullet"/>
@@ -17218,25 +18502,38 @@
         <w:sz w:val="20"/>
       </w:rPr>
     </w:lvl>
-  </w:abstractNum>
-  <w:abstractNum w:abstractNumId="2">
-    <w:lvl w:ilvl="0">
+    <w:lvl w:ilvl="1" w:tentative="1">
       <w:start w:val="1"/>
       <w:numFmt w:val="bullet"/>
-      <w:lvlText w:val=""/>
+      <w:lvlText w:val="o"/>
       <w:lvlJc w:val="left"/>
       <w:pPr>
-        <w:ind w:left="420" w:hanging="420"/>
+        <w:tabs>
+          <w:tab w:val="num" w:pos="1440"/>
+        </w:tabs>
+        <w:ind w:left="1440" w:hanging="360"/>
       </w:pPr>
       <w:rPr>
-        <w:rFonts w:hint="default" w:ascii="Wingdings" w:hAnsi="Wingdings"/>
+        <w:rFonts w:hint="default" w:ascii="Courier New" w:hAnsi="Courier New"/>
+        <w:sz w:val="20"/>
       </w:rPr>
     </w:lvl>
   </w:abstractNum>
-  <w:abstractNum w:abstractNumId="3">
-    <w:nsid w:val="57B62DBE"/>
+  <w:abstractNum w:abstractNumId="8">
+    <w:lvl w:ilvl="0">
+      <w:start w:val="1"/>
+      <w:numFmt w:val="decimal"/>
+      <w:lvlText w:val="%1."/>
+      <w:lvlJc w:val="left"/>
+      <w:pPr>
+        <w:ind w:left="420" w:hanging="420"/>
+      </w:pPr>
+    </w:lvl>
+  </w:abstractNum>
+  <w:abstractNum w:abstractNumId="9">
+    <w:nsid w:val="678D6B15"/>
     <w:multiLevelType w:val="multilevel"/>
-    <w:tmpl w:val="105885A0"/>
+    <w:tmpl w:val="BE707422"/>
     <w:lvl w:ilvl="4" w:tentative="1">
       <w:start w:val="1"/>
       <w:numFmt w:val="bullet"/>
@@ -17285,6 +18582,54 @@
         <w:sz w:val="20"/>
       </w:rPr>
     </w:lvl>
+    <w:lvl w:ilvl="3" w:tentative="1">
+      <w:start w:val="1"/>
+      <w:numFmt w:val="bullet"/>
+      <w:lvlText w:val=""/>
+      <w:lvlJc w:val="left"/>
+      <w:pPr>
+        <w:tabs>
+          <w:tab w:val="num" w:pos="2880"/>
+        </w:tabs>
+        <w:ind w:left="2880" w:hanging="360"/>
+      </w:pPr>
+      <w:rPr>
+        <w:rFonts w:hint="default" w:ascii="Wingdings" w:hAnsi="Wingdings"/>
+        <w:sz w:val="20"/>
+      </w:rPr>
+    </w:lvl>
+    <w:lvl w:ilvl="7" w:tentative="1">
+      <w:start w:val="1"/>
+      <w:numFmt w:val="bullet"/>
+      <w:lvlText w:val=""/>
+      <w:lvlJc w:val="left"/>
+      <w:pPr>
+        <w:tabs>
+          <w:tab w:val="num" w:pos="5760"/>
+        </w:tabs>
+        <w:ind w:left="5760" w:hanging="360"/>
+      </w:pPr>
+      <w:rPr>
+        <w:rFonts w:hint="default" w:ascii="Wingdings" w:hAnsi="Wingdings"/>
+        <w:sz w:val="20"/>
+      </w:rPr>
+    </w:lvl>
+    <w:lvl w:ilvl="2" w:tentative="1">
+      <w:start w:val="1"/>
+      <w:numFmt w:val="bullet"/>
+      <w:lvlText w:val=""/>
+      <w:lvlJc w:val="left"/>
+      <w:pPr>
+        <w:tabs>
+          <w:tab w:val="num" w:pos="2160"/>
+        </w:tabs>
+        <w:ind w:left="2160" w:hanging="360"/>
+      </w:pPr>
+      <w:rPr>
+        <w:rFonts w:hint="default" w:ascii="Wingdings" w:hAnsi="Wingdings"/>
+        <w:sz w:val="20"/>
+      </w:rPr>
+    </w:lvl>
     <w:lvl w:ilvl="8" w:tentative="1">
       <w:start w:val="1"/>
       <w:numFmt w:val="bullet"/>
@@ -17295,6 +18640,22 @@
           <w:tab w:val="num" w:pos="6480"/>
         </w:tabs>
         <w:ind w:left="6480" w:hanging="360"/>
+      </w:pPr>
+      <w:rPr>
+        <w:rFonts w:hint="default" w:ascii="Wingdings" w:hAnsi="Wingdings"/>
+        <w:sz w:val="20"/>
+      </w:rPr>
+    </w:lvl>
+    <w:lvl w:ilvl="6" w:tentative="1">
+      <w:start w:val="1"/>
+      <w:numFmt w:val="bullet"/>
+      <w:lvlText w:val=""/>
+      <w:lvlJc w:val="left"/>
+      <w:pPr>
+        <w:tabs>
+          <w:tab w:val="num" w:pos="5040"/>
+        </w:tabs>
+        <w:ind w:left="5040" w:hanging="360"/>
       </w:pPr>
       <w:rPr>
         <w:rFonts w:hint="default" w:ascii="Wingdings" w:hAnsi="Wingdings"/>
@@ -17317,6 +18678,240 @@
         <w:sz w:val="20"/>
       </w:rPr>
     </w:lvl>
+  </w:abstractNum>
+  <w:abstractNum w:abstractNumId="10">
+    <w:nsid w:val="03114749"/>
+    <w:multiLevelType w:val="multilevel"/>
+    <w:tmpl w:val="1CB006BA"/>
+    <w:lvl w:ilvl="0">
+      <w:start w:val="1"/>
+      <w:numFmt w:val="bullet"/>
+      <w:lvlText w:val=""/>
+      <w:lvlJc w:val="left"/>
+      <w:pPr>
+        <w:tabs>
+          <w:tab w:val="num" w:pos="720"/>
+        </w:tabs>
+        <w:ind w:left="720" w:hanging="360"/>
+      </w:pPr>
+      <w:rPr>
+        <w:rFonts w:hint="default" w:ascii="Symbol" w:hAnsi="Symbol"/>
+        <w:sz w:val="20"/>
+      </w:rPr>
+    </w:lvl>
+    <w:lvl w:ilvl="7" w:tentative="1">
+      <w:start w:val="1"/>
+      <w:numFmt w:val="bullet"/>
+      <w:lvlText w:val=""/>
+      <w:lvlJc w:val="left"/>
+      <w:pPr>
+        <w:tabs>
+          <w:tab w:val="num" w:pos="5760"/>
+        </w:tabs>
+        <w:ind w:left="5760" w:hanging="360"/>
+      </w:pPr>
+      <w:rPr>
+        <w:rFonts w:hint="default" w:ascii="Wingdings" w:hAnsi="Wingdings"/>
+        <w:sz w:val="20"/>
+      </w:rPr>
+    </w:lvl>
+    <w:lvl w:ilvl="8" w:tentative="1">
+      <w:start w:val="1"/>
+      <w:numFmt w:val="bullet"/>
+      <w:lvlText w:val=""/>
+      <w:lvlJc w:val="left"/>
+      <w:pPr>
+        <w:tabs>
+          <w:tab w:val="num" w:pos="6480"/>
+        </w:tabs>
+        <w:ind w:left="6480" w:hanging="360"/>
+      </w:pPr>
+      <w:rPr>
+        <w:rFonts w:hint="default" w:ascii="Wingdings" w:hAnsi="Wingdings"/>
+        <w:sz w:val="20"/>
+      </w:rPr>
+    </w:lvl>
+    <w:lvl w:ilvl="2" w:tentative="1">
+      <w:start w:val="1"/>
+      <w:numFmt w:val="bullet"/>
+      <w:lvlText w:val=""/>
+      <w:lvlJc w:val="left"/>
+      <w:pPr>
+        <w:tabs>
+          <w:tab w:val="num" w:pos="2160"/>
+        </w:tabs>
+        <w:ind w:left="2160" w:hanging="360"/>
+      </w:pPr>
+      <w:rPr>
+        <w:rFonts w:hint="default" w:ascii="Wingdings" w:hAnsi="Wingdings"/>
+        <w:sz w:val="20"/>
+      </w:rPr>
+    </w:lvl>
+    <w:lvl w:ilvl="1" w:tentative="1">
+      <w:start w:val="1"/>
+      <w:numFmt w:val="bullet"/>
+      <w:lvlText w:val="o"/>
+      <w:lvlJc w:val="left"/>
+      <w:pPr>
+        <w:tabs>
+          <w:tab w:val="num" w:pos="1440"/>
+        </w:tabs>
+        <w:ind w:left="1440" w:hanging="360"/>
+      </w:pPr>
+      <w:rPr>
+        <w:rFonts w:hint="default" w:ascii="Courier New" w:hAnsi="Courier New"/>
+        <w:sz w:val="20"/>
+      </w:rPr>
+    </w:lvl>
+    <w:lvl w:ilvl="4" w:tentative="1">
+      <w:start w:val="1"/>
+      <w:numFmt w:val="bullet"/>
+      <w:lvlText w:val=""/>
+      <w:lvlJc w:val="left"/>
+      <w:pPr>
+        <w:tabs>
+          <w:tab w:val="num" w:pos="3600"/>
+        </w:tabs>
+        <w:ind w:left="3600" w:hanging="360"/>
+      </w:pPr>
+      <w:rPr>
+        <w:rFonts w:hint="default" w:ascii="Wingdings" w:hAnsi="Wingdings"/>
+        <w:sz w:val="20"/>
+      </w:rPr>
+    </w:lvl>
+    <w:lvl w:ilvl="3" w:tentative="1">
+      <w:start w:val="1"/>
+      <w:numFmt w:val="bullet"/>
+      <w:lvlText w:val=""/>
+      <w:lvlJc w:val="left"/>
+      <w:pPr>
+        <w:tabs>
+          <w:tab w:val="num" w:pos="2880"/>
+        </w:tabs>
+        <w:ind w:left="2880" w:hanging="360"/>
+      </w:pPr>
+      <w:rPr>
+        <w:rFonts w:hint="default" w:ascii="Wingdings" w:hAnsi="Wingdings"/>
+        <w:sz w:val="20"/>
+      </w:rPr>
+    </w:lvl>
+    <w:lvl w:ilvl="5" w:tentative="1">
+      <w:start w:val="1"/>
+      <w:numFmt w:val="bullet"/>
+      <w:lvlText w:val=""/>
+      <w:lvlJc w:val="left"/>
+      <w:pPr>
+        <w:tabs>
+          <w:tab w:val="num" w:pos="4320"/>
+        </w:tabs>
+        <w:ind w:left="4320" w:hanging="360"/>
+      </w:pPr>
+      <w:rPr>
+        <w:rFonts w:hint="default" w:ascii="Wingdings" w:hAnsi="Wingdings"/>
+        <w:sz w:val="20"/>
+      </w:rPr>
+    </w:lvl>
+    <w:lvl w:ilvl="6" w:tentative="1">
+      <w:start w:val="1"/>
+      <w:numFmt w:val="bullet"/>
+      <w:lvlText w:val=""/>
+      <w:lvlJc w:val="left"/>
+      <w:pPr>
+        <w:tabs>
+          <w:tab w:val="num" w:pos="5040"/>
+        </w:tabs>
+        <w:ind w:left="5040" w:hanging="360"/>
+      </w:pPr>
+      <w:rPr>
+        <w:rFonts w:hint="default" w:ascii="Wingdings" w:hAnsi="Wingdings"/>
+        <w:sz w:val="20"/>
+      </w:rPr>
+    </w:lvl>
+  </w:abstractNum>
+  <w:abstractNum w:abstractNumId="11">
+    <w:nsid w:val="5B4E0643"/>
+    <w:multiLevelType w:val="multilevel"/>
+    <w:tmpl w:val="D848C494"/>
+    <w:lvl w:ilvl="4" w:tentative="1">
+      <w:start w:val="1"/>
+      <w:numFmt w:val="bullet"/>
+      <w:lvlText w:val=""/>
+      <w:lvlJc w:val="left"/>
+      <w:pPr>
+        <w:tabs>
+          <w:tab w:val="num" w:pos="3600"/>
+        </w:tabs>
+        <w:ind w:left="3600" w:hanging="360"/>
+      </w:pPr>
+      <w:rPr>
+        <w:rFonts w:hint="default" w:ascii="Wingdings" w:hAnsi="Wingdings"/>
+        <w:sz w:val="20"/>
+      </w:rPr>
+    </w:lvl>
+    <w:lvl w:ilvl="1" w:tentative="1">
+      <w:start w:val="1"/>
+      <w:numFmt w:val="bullet"/>
+      <w:lvlText w:val="o"/>
+      <w:lvlJc w:val="left"/>
+      <w:pPr>
+        <w:tabs>
+          <w:tab w:val="num" w:pos="1440"/>
+        </w:tabs>
+        <w:ind w:left="1440" w:hanging="360"/>
+      </w:pPr>
+      <w:rPr>
+        <w:rFonts w:hint="default" w:ascii="Courier New" w:hAnsi="Courier New"/>
+        <w:sz w:val="20"/>
+      </w:rPr>
+    </w:lvl>
+    <w:lvl w:ilvl="0">
+      <w:start w:val="1"/>
+      <w:numFmt w:val="bullet"/>
+      <w:lvlText w:val=""/>
+      <w:lvlJc w:val="left"/>
+      <w:pPr>
+        <w:tabs>
+          <w:tab w:val="num" w:pos="720"/>
+        </w:tabs>
+        <w:ind w:left="720" w:hanging="360"/>
+      </w:pPr>
+      <w:rPr>
+        <w:rFonts w:hint="default" w:ascii="Symbol" w:hAnsi="Symbol"/>
+        <w:sz w:val="20"/>
+      </w:rPr>
+    </w:lvl>
+    <w:lvl w:ilvl="3" w:tentative="1">
+      <w:start w:val="1"/>
+      <w:numFmt w:val="bullet"/>
+      <w:lvlText w:val=""/>
+      <w:lvlJc w:val="left"/>
+      <w:pPr>
+        <w:tabs>
+          <w:tab w:val="num" w:pos="2880"/>
+        </w:tabs>
+        <w:ind w:left="2880" w:hanging="360"/>
+      </w:pPr>
+      <w:rPr>
+        <w:rFonts w:hint="default" w:ascii="Wingdings" w:hAnsi="Wingdings"/>
+        <w:sz w:val="20"/>
+      </w:rPr>
+    </w:lvl>
+    <w:lvl w:ilvl="6" w:tentative="1">
+      <w:start w:val="1"/>
+      <w:numFmt w:val="bullet"/>
+      <w:lvlText w:val=""/>
+      <w:lvlJc w:val="left"/>
+      <w:pPr>
+        <w:tabs>
+          <w:tab w:val="num" w:pos="5040"/>
+        </w:tabs>
+        <w:ind w:left="5040" w:hanging="360"/>
+      </w:pPr>
+      <w:rPr>
+        <w:rFonts w:hint="default" w:ascii="Wingdings" w:hAnsi="Wingdings"/>
+        <w:sz w:val="20"/>
+      </w:rPr>
+    </w:lvl>
     <w:lvl w:ilvl="2" w:tentative="1">
       <w:start w:val="1"/>
       <w:numFmt w:val="bullet"/>
@@ -17349,6 +18944,43 @@
         <w:sz w:val="20"/>
       </w:rPr>
     </w:lvl>
+    <w:lvl w:ilvl="5" w:tentative="1">
+      <w:start w:val="1"/>
+      <w:numFmt w:val="bullet"/>
+      <w:lvlText w:val=""/>
+      <w:lvlJc w:val="left"/>
+      <w:pPr>
+        <w:tabs>
+          <w:tab w:val="num" w:pos="4320"/>
+        </w:tabs>
+        <w:ind w:left="4320" w:hanging="360"/>
+      </w:pPr>
+      <w:rPr>
+        <w:rFonts w:hint="default" w:ascii="Wingdings" w:hAnsi="Wingdings"/>
+        <w:sz w:val="20"/>
+      </w:rPr>
+    </w:lvl>
+    <w:lvl w:ilvl="8" w:tentative="1">
+      <w:start w:val="1"/>
+      <w:numFmt w:val="bullet"/>
+      <w:lvlText w:val=""/>
+      <w:lvlJc w:val="left"/>
+      <w:pPr>
+        <w:tabs>
+          <w:tab w:val="num" w:pos="6480"/>
+        </w:tabs>
+        <w:ind w:left="6480" w:hanging="360"/>
+      </w:pPr>
+      <w:rPr>
+        <w:rFonts w:hint="default" w:ascii="Wingdings" w:hAnsi="Wingdings"/>
+        <w:sz w:val="20"/>
+      </w:rPr>
+    </w:lvl>
+  </w:abstractNum>
+  <w:abstractNum w:abstractNumId="12">
+    <w:nsid w:val="756E4A92"/>
+    <w:multiLevelType w:val="multilevel"/>
+    <w:tmpl w:val="0C0A4BFA"/>
     <w:lvl w:ilvl="6" w:tentative="1">
       <w:start w:val="1"/>
       <w:numFmt w:val="bullet"/>
@@ -17359,6 +18991,102 @@
           <w:tab w:val="num" w:pos="5040"/>
         </w:tabs>
         <w:ind w:left="5040" w:hanging="360"/>
+      </w:pPr>
+      <w:rPr>
+        <w:rFonts w:hint="default" w:ascii="Wingdings" w:hAnsi="Wingdings"/>
+        <w:sz w:val="20"/>
+      </w:rPr>
+    </w:lvl>
+    <w:lvl w:ilvl="7" w:tentative="1">
+      <w:start w:val="1"/>
+      <w:numFmt w:val="bullet"/>
+      <w:lvlText w:val=""/>
+      <w:lvlJc w:val="left"/>
+      <w:pPr>
+        <w:tabs>
+          <w:tab w:val="num" w:pos="5760"/>
+        </w:tabs>
+        <w:ind w:left="5760" w:hanging="360"/>
+      </w:pPr>
+      <w:rPr>
+        <w:rFonts w:hint="default" w:ascii="Wingdings" w:hAnsi="Wingdings"/>
+        <w:sz w:val="20"/>
+      </w:rPr>
+    </w:lvl>
+    <w:lvl w:ilvl="8" w:tentative="1">
+      <w:start w:val="1"/>
+      <w:numFmt w:val="bullet"/>
+      <w:lvlText w:val=""/>
+      <w:lvlJc w:val="left"/>
+      <w:pPr>
+        <w:tabs>
+          <w:tab w:val="num" w:pos="6480"/>
+        </w:tabs>
+        <w:ind w:left="6480" w:hanging="360"/>
+      </w:pPr>
+      <w:rPr>
+        <w:rFonts w:hint="default" w:ascii="Wingdings" w:hAnsi="Wingdings"/>
+        <w:sz w:val="20"/>
+      </w:rPr>
+    </w:lvl>
+    <w:lvl w:ilvl="5" w:tentative="1">
+      <w:start w:val="1"/>
+      <w:numFmt w:val="bullet"/>
+      <w:lvlText w:val=""/>
+      <w:lvlJc w:val="left"/>
+      <w:pPr>
+        <w:tabs>
+          <w:tab w:val="num" w:pos="4320"/>
+        </w:tabs>
+        <w:ind w:left="4320" w:hanging="360"/>
+      </w:pPr>
+      <w:rPr>
+        <w:rFonts w:hint="default" w:ascii="Wingdings" w:hAnsi="Wingdings"/>
+        <w:sz w:val="20"/>
+      </w:rPr>
+    </w:lvl>
+    <w:lvl w:ilvl="1" w:tentative="1">
+      <w:start w:val="1"/>
+      <w:numFmt w:val="bullet"/>
+      <w:lvlText w:val="o"/>
+      <w:lvlJc w:val="left"/>
+      <w:pPr>
+        <w:tabs>
+          <w:tab w:val="num" w:pos="1440"/>
+        </w:tabs>
+        <w:ind w:left="1440" w:hanging="360"/>
+      </w:pPr>
+      <w:rPr>
+        <w:rFonts w:hint="default" w:ascii="Courier New" w:hAnsi="Courier New"/>
+        <w:sz w:val="20"/>
+      </w:rPr>
+    </w:lvl>
+    <w:lvl w:ilvl="0">
+      <w:start w:val="1"/>
+      <w:numFmt w:val="bullet"/>
+      <w:lvlText w:val=""/>
+      <w:lvlJc w:val="left"/>
+      <w:pPr>
+        <w:tabs>
+          <w:tab w:val="num" w:pos="720"/>
+        </w:tabs>
+        <w:ind w:left="720" w:hanging="360"/>
+      </w:pPr>
+      <w:rPr>
+        <w:rFonts w:hint="default" w:ascii="Symbol" w:hAnsi="Symbol"/>
+        <w:sz w:val="20"/>
+      </w:rPr>
+    </w:lvl>
+    <w:lvl w:ilvl="4" w:tentative="1">
+      <w:start w:val="1"/>
+      <w:numFmt w:val="bullet"/>
+      <w:lvlText w:val=""/>
+      <w:lvlJc w:val="left"/>
+      <w:pPr>
+        <w:tabs>
+          <w:tab w:val="num" w:pos="3600"/>
+        </w:tabs>
+        <w:ind w:left="3600" w:hanging="360"/>
       </w:pPr>
       <w:rPr>
         <w:rFonts w:hint="default" w:ascii="Wingdings" w:hAnsi="Wingdings"/>
@@ -17381,11 +19109,55 @@
         <w:sz w:val="20"/>
       </w:rPr>
     </w:lvl>
+    <w:lvl w:ilvl="2" w:tentative="1">
+      <w:start w:val="1"/>
+      <w:numFmt w:val="bullet"/>
+      <w:lvlText w:val=""/>
+      <w:lvlJc w:val="left"/>
+      <w:pPr>
+        <w:tabs>
+          <w:tab w:val="num" w:pos="2160"/>
+        </w:tabs>
+        <w:ind w:left="2160" w:hanging="360"/>
+      </w:pPr>
+      <w:rPr>
+        <w:rFonts w:hint="default" w:ascii="Wingdings" w:hAnsi="Wingdings"/>
+        <w:sz w:val="20"/>
+      </w:rPr>
+    </w:lvl>
   </w:abstractNum>
-  <w:abstractNum w:abstractNumId="4">
-    <w:nsid w:val="5B4E0643"/>
+  <w:abstractNum w:abstractNumId="13">
+    <w:lvl w:ilvl="0">
+      <w:start w:val="1"/>
+      <w:numFmt w:val="bullet"/>
+      <w:lvlText w:val=""/>
+      <w:lvlJc w:val="left"/>
+      <w:pPr>
+        <w:ind w:left="420" w:hanging="420"/>
+      </w:pPr>
+      <w:rPr>
+        <w:rFonts w:hint="default" w:ascii="Wingdings" w:hAnsi="Wingdings"/>
+      </w:rPr>
+    </w:lvl>
+  </w:abstractNum>
+  <w:abstractNum w:abstractNumId="14">
+    <w:lvl w:ilvl="0">
+      <w:start w:val="1"/>
+      <w:numFmt w:val="bullet"/>
+      <w:lvlText w:val=""/>
+      <w:lvlJc w:val="left"/>
+      <w:pPr>
+        <w:ind w:left="420" w:hanging="420"/>
+      </w:pPr>
+      <w:rPr>
+        <w:rFonts w:hint="default" w:ascii="Wingdings" w:hAnsi="Wingdings"/>
+      </w:rPr>
+    </w:lvl>
+  </w:abstractNum>
+  <w:abstractNum w:abstractNumId="15">
+    <w:nsid w:val="755D503A"/>
     <w:multiLevelType w:val="multilevel"/>
-    <w:tmpl w:val="D848C494"/>
+    <w:tmpl w:val="038EB6AA"/>
     <w:lvl w:ilvl="7" w:tentative="1">
       <w:start w:val="1"/>
       <w:numFmt w:val="bullet"/>
@@ -17396,6 +19168,54 @@
           <w:tab w:val="num" w:pos="5760"/>
         </w:tabs>
         <w:ind w:left="5760" w:hanging="360"/>
+      </w:pPr>
+      <w:rPr>
+        <w:rFonts w:hint="default" w:ascii="Wingdings" w:hAnsi="Wingdings"/>
+        <w:sz w:val="20"/>
+      </w:rPr>
+    </w:lvl>
+    <w:lvl w:ilvl="2" w:tentative="1">
+      <w:start w:val="1"/>
+      <w:numFmt w:val="bullet"/>
+      <w:lvlText w:val=""/>
+      <w:lvlJc w:val="left"/>
+      <w:pPr>
+        <w:tabs>
+          <w:tab w:val="num" w:pos="2160"/>
+        </w:tabs>
+        <w:ind w:left="2160" w:hanging="360"/>
+      </w:pPr>
+      <w:rPr>
+        <w:rFonts w:hint="default" w:ascii="Wingdings" w:hAnsi="Wingdings"/>
+        <w:sz w:val="20"/>
+      </w:rPr>
+    </w:lvl>
+    <w:lvl w:ilvl="6" w:tentative="1">
+      <w:start w:val="1"/>
+      <w:numFmt w:val="bullet"/>
+      <w:lvlText w:val=""/>
+      <w:lvlJc w:val="left"/>
+      <w:pPr>
+        <w:tabs>
+          <w:tab w:val="num" w:pos="5040"/>
+        </w:tabs>
+        <w:ind w:left="5040" w:hanging="360"/>
+      </w:pPr>
+      <w:rPr>
+        <w:rFonts w:hint="default" w:ascii="Wingdings" w:hAnsi="Wingdings"/>
+        <w:sz w:val="20"/>
+      </w:rPr>
+    </w:lvl>
+    <w:lvl w:ilvl="8" w:tentative="1">
+      <w:start w:val="1"/>
+      <w:numFmt w:val="bullet"/>
+      <w:lvlText w:val=""/>
+      <w:lvlJc w:val="left"/>
+      <w:pPr>
+        <w:tabs>
+          <w:tab w:val="num" w:pos="6480"/>
+        </w:tabs>
+        <w:ind w:left="6480" w:hanging="360"/>
       </w:pPr>
       <w:rPr>
         <w:rFonts w:hint="default" w:ascii="Wingdings" w:hAnsi="Wingdings"/>
@@ -17418,6 +19238,187 @@
         <w:sz w:val="20"/>
       </w:rPr>
     </w:lvl>
+    <w:lvl w:ilvl="4" w:tentative="1">
+      <w:start w:val="1"/>
+      <w:numFmt w:val="bullet"/>
+      <w:lvlText w:val=""/>
+      <w:lvlJc w:val="left"/>
+      <w:pPr>
+        <w:tabs>
+          <w:tab w:val="num" w:pos="3600"/>
+        </w:tabs>
+        <w:ind w:left="3600" w:hanging="360"/>
+      </w:pPr>
+      <w:rPr>
+        <w:rFonts w:hint="default" w:ascii="Wingdings" w:hAnsi="Wingdings"/>
+        <w:sz w:val="20"/>
+      </w:rPr>
+    </w:lvl>
+    <w:lvl w:ilvl="5" w:tentative="1">
+      <w:start w:val="1"/>
+      <w:numFmt w:val="bullet"/>
+      <w:lvlText w:val=""/>
+      <w:lvlJc w:val="left"/>
+      <w:pPr>
+        <w:tabs>
+          <w:tab w:val="num" w:pos="4320"/>
+        </w:tabs>
+        <w:ind w:left="4320" w:hanging="360"/>
+      </w:pPr>
+      <w:rPr>
+        <w:rFonts w:hint="default" w:ascii="Wingdings" w:hAnsi="Wingdings"/>
+        <w:sz w:val="20"/>
+      </w:rPr>
+    </w:lvl>
+    <w:lvl w:ilvl="3" w:tentative="1">
+      <w:start w:val="1"/>
+      <w:numFmt w:val="bullet"/>
+      <w:lvlText w:val=""/>
+      <w:lvlJc w:val="left"/>
+      <w:pPr>
+        <w:tabs>
+          <w:tab w:val="num" w:pos="2880"/>
+        </w:tabs>
+        <w:ind w:left="2880" w:hanging="360"/>
+      </w:pPr>
+      <w:rPr>
+        <w:rFonts w:hint="default" w:ascii="Wingdings" w:hAnsi="Wingdings"/>
+        <w:sz w:val="20"/>
+      </w:rPr>
+    </w:lvl>
+    <w:lvl w:ilvl="1" w:tentative="1">
+      <w:start w:val="1"/>
+      <w:numFmt w:val="bullet"/>
+      <w:lvlText w:val="o"/>
+      <w:lvlJc w:val="left"/>
+      <w:pPr>
+        <w:tabs>
+          <w:tab w:val="num" w:pos="1440"/>
+        </w:tabs>
+        <w:ind w:left="1440" w:hanging="360"/>
+      </w:pPr>
+      <w:rPr>
+        <w:rFonts w:hint="default" w:ascii="Courier New" w:hAnsi="Courier New"/>
+        <w:sz w:val="20"/>
+      </w:rPr>
+    </w:lvl>
+  </w:abstractNum>
+  <w:abstractNum w:abstractNumId="16">
+    <w:nsid w:val="0C4F70F6"/>
+    <w:multiLevelType w:val="multilevel"/>
+    <w:tmpl w:val="CC4C1C6A"/>
+    <w:lvl w:ilvl="4" w:tentative="1">
+      <w:start w:val="1"/>
+      <w:numFmt w:val="bullet"/>
+      <w:lvlText w:val=""/>
+      <w:lvlJc w:val="left"/>
+      <w:pPr>
+        <w:tabs>
+          <w:tab w:val="num" w:pos="3600"/>
+        </w:tabs>
+        <w:ind w:left="3600" w:hanging="360"/>
+      </w:pPr>
+      <w:rPr>
+        <w:rFonts w:hint="default" w:ascii="Wingdings" w:hAnsi="Wingdings"/>
+        <w:sz w:val="20"/>
+      </w:rPr>
+    </w:lvl>
+    <w:lvl w:ilvl="2" w:tentative="1">
+      <w:start w:val="1"/>
+      <w:numFmt w:val="bullet"/>
+      <w:lvlText w:val=""/>
+      <w:lvlJc w:val="left"/>
+      <w:pPr>
+        <w:tabs>
+          <w:tab w:val="num" w:pos="2160"/>
+        </w:tabs>
+        <w:ind w:left="2160" w:hanging="360"/>
+      </w:pPr>
+      <w:rPr>
+        <w:rFonts w:hint="default" w:ascii="Wingdings" w:hAnsi="Wingdings"/>
+        <w:sz w:val="20"/>
+      </w:rPr>
+    </w:lvl>
+    <w:lvl w:ilvl="3" w:tentative="1">
+      <w:start w:val="1"/>
+      <w:numFmt w:val="bullet"/>
+      <w:lvlText w:val=""/>
+      <w:lvlJc w:val="left"/>
+      <w:pPr>
+        <w:tabs>
+          <w:tab w:val="num" w:pos="2880"/>
+        </w:tabs>
+        <w:ind w:left="2880" w:hanging="360"/>
+      </w:pPr>
+      <w:rPr>
+        <w:rFonts w:hint="default" w:ascii="Wingdings" w:hAnsi="Wingdings"/>
+        <w:sz w:val="20"/>
+      </w:rPr>
+    </w:lvl>
+    <w:lvl w:ilvl="0">
+      <w:start w:val="1"/>
+      <w:numFmt w:val="bullet"/>
+      <w:lvlText w:val=""/>
+      <w:lvlJc w:val="left"/>
+      <w:pPr>
+        <w:tabs>
+          <w:tab w:val="num" w:pos="720"/>
+        </w:tabs>
+        <w:ind w:left="720" w:hanging="360"/>
+      </w:pPr>
+      <w:rPr>
+        <w:rFonts w:hint="default" w:ascii="Symbol" w:hAnsi="Symbol"/>
+        <w:sz w:val="20"/>
+      </w:rPr>
+    </w:lvl>
+    <w:lvl w:ilvl="1" w:tentative="1">
+      <w:start w:val="1"/>
+      <w:numFmt w:val="bullet"/>
+      <w:lvlText w:val="o"/>
+      <w:lvlJc w:val="left"/>
+      <w:pPr>
+        <w:tabs>
+          <w:tab w:val="num" w:pos="1440"/>
+        </w:tabs>
+        <w:ind w:left="1440" w:hanging="360"/>
+      </w:pPr>
+      <w:rPr>
+        <w:rFonts w:hint="default" w:ascii="Courier New" w:hAnsi="Courier New"/>
+        <w:sz w:val="20"/>
+      </w:rPr>
+    </w:lvl>
+    <w:lvl w:ilvl="7" w:tentative="1">
+      <w:start w:val="1"/>
+      <w:numFmt w:val="bullet"/>
+      <w:lvlText w:val=""/>
+      <w:lvlJc w:val="left"/>
+      <w:pPr>
+        <w:tabs>
+          <w:tab w:val="num" w:pos="5760"/>
+        </w:tabs>
+        <w:ind w:left="5760" w:hanging="360"/>
+      </w:pPr>
+      <w:rPr>
+        <w:rFonts w:hint="default" w:ascii="Wingdings" w:hAnsi="Wingdings"/>
+        <w:sz w:val="20"/>
+      </w:rPr>
+    </w:lvl>
+    <w:lvl w:ilvl="8" w:tentative="1">
+      <w:start w:val="1"/>
+      <w:numFmt w:val="bullet"/>
+      <w:lvlText w:val=""/>
+      <w:lvlJc w:val="left"/>
+      <w:pPr>
+        <w:tabs>
+          <w:tab w:val="num" w:pos="6480"/>
+        </w:tabs>
+        <w:ind w:left="6480" w:hanging="360"/>
+      </w:pPr>
+      <w:rPr>
+        <w:rFonts w:hint="default" w:ascii="Wingdings" w:hAnsi="Wingdings"/>
+        <w:sz w:val="20"/>
+      </w:rPr>
+    </w:lvl>
     <w:lvl w:ilvl="5" w:tentative="1">
       <w:start w:val="1"/>
       <w:numFmt w:val="bullet"/>
@@ -17450,16 +19451,37 @@
         <w:sz w:val="20"/>
       </w:rPr>
     </w:lvl>
-    <w:lvl w:ilvl="3" w:tentative="1">
+  </w:abstractNum>
+  <w:abstractNum w:abstractNumId="17">
+    <w:nsid w:val="57B62DBE"/>
+    <w:multiLevelType w:val="multilevel"/>
+    <w:tmpl w:val="105885A0"/>
+    <w:lvl w:ilvl="7" w:tentative="1">
       <w:start w:val="1"/>
       <w:numFmt w:val="bullet"/>
       <w:lvlText w:val=""/>
       <w:lvlJc w:val="left"/>
       <w:pPr>
         <w:tabs>
-          <w:tab w:val="num" w:pos="2880"/>
+          <w:tab w:val="num" w:pos="5760"/>
         </w:tabs>
-        <w:ind w:left="2880" w:hanging="360"/>
+        <w:ind w:left="5760" w:hanging="360"/>
+      </w:pPr>
+      <w:rPr>
+        <w:rFonts w:hint="default" w:ascii="Wingdings" w:hAnsi="Wingdings"/>
+        <w:sz w:val="20"/>
+      </w:rPr>
+    </w:lvl>
+    <w:lvl w:ilvl="6" w:tentative="1">
+      <w:start w:val="1"/>
+      <w:numFmt w:val="bullet"/>
+      <w:lvlText w:val=""/>
+      <w:lvlJc w:val="left"/>
+      <w:pPr>
+        <w:tabs>
+          <w:tab w:val="num" w:pos="5040"/>
+        </w:tabs>
+        <w:ind w:left="5040" w:hanging="360"/>
       </w:pPr>
       <w:rPr>
         <w:rFonts w:hint="default" w:ascii="Wingdings" w:hAnsi="Wingdings"/>
@@ -17482,6 +19504,22 @@
         <w:sz w:val="20"/>
       </w:rPr>
     </w:lvl>
+    <w:lvl w:ilvl="8" w:tentative="1">
+      <w:start w:val="1"/>
+      <w:numFmt w:val="bullet"/>
+      <w:lvlText w:val=""/>
+      <w:lvlJc w:val="left"/>
+      <w:pPr>
+        <w:tabs>
+          <w:tab w:val="num" w:pos="6480"/>
+        </w:tabs>
+        <w:ind w:left="6480" w:hanging="360"/>
+      </w:pPr>
+      <w:rPr>
+        <w:rFonts w:hint="default" w:ascii="Wingdings" w:hAnsi="Wingdings"/>
+        <w:sz w:val="20"/>
+      </w:rPr>
+    </w:lvl>
     <w:lvl w:ilvl="4" w:tentative="1">
       <w:start w:val="1"/>
       <w:numFmt w:val="bullet"/>
@@ -17492,6 +19530,201 @@
           <w:tab w:val="num" w:pos="3600"/>
         </w:tabs>
         <w:ind w:left="3600" w:hanging="360"/>
+      </w:pPr>
+      <w:rPr>
+        <w:rFonts w:hint="default" w:ascii="Wingdings" w:hAnsi="Wingdings"/>
+        <w:sz w:val="20"/>
+      </w:rPr>
+    </w:lvl>
+    <w:lvl w:ilvl="0">
+      <w:start w:val="1"/>
+      <w:numFmt w:val="bullet"/>
+      <w:lvlText w:val=""/>
+      <w:lvlJc w:val="left"/>
+      <w:pPr>
+        <w:tabs>
+          <w:tab w:val="num" w:pos="720"/>
+        </w:tabs>
+        <w:ind w:left="720" w:hanging="360"/>
+      </w:pPr>
+      <w:rPr>
+        <w:rFonts w:hint="default" w:ascii="Symbol" w:hAnsi="Symbol"/>
+        <w:sz w:val="20"/>
+      </w:rPr>
+    </w:lvl>
+    <w:lvl w:ilvl="5" w:tentative="1">
+      <w:start w:val="1"/>
+      <w:numFmt w:val="bullet"/>
+      <w:lvlText w:val=""/>
+      <w:lvlJc w:val="left"/>
+      <w:pPr>
+        <w:tabs>
+          <w:tab w:val="num" w:pos="4320"/>
+        </w:tabs>
+        <w:ind w:left="4320" w:hanging="360"/>
+      </w:pPr>
+      <w:rPr>
+        <w:rFonts w:hint="default" w:ascii="Wingdings" w:hAnsi="Wingdings"/>
+        <w:sz w:val="20"/>
+      </w:rPr>
+    </w:lvl>
+    <w:lvl w:ilvl="3" w:tentative="1">
+      <w:start w:val="1"/>
+      <w:numFmt w:val="bullet"/>
+      <w:lvlText w:val=""/>
+      <w:lvlJc w:val="left"/>
+      <w:pPr>
+        <w:tabs>
+          <w:tab w:val="num" w:pos="2880"/>
+        </w:tabs>
+        <w:ind w:left="2880" w:hanging="360"/>
+      </w:pPr>
+      <w:rPr>
+        <w:rFonts w:hint="default" w:ascii="Wingdings" w:hAnsi="Wingdings"/>
+        <w:sz w:val="20"/>
+      </w:rPr>
+    </w:lvl>
+    <w:lvl w:ilvl="1" w:tentative="1">
+      <w:start w:val="1"/>
+      <w:numFmt w:val="bullet"/>
+      <w:lvlText w:val="o"/>
+      <w:lvlJc w:val="left"/>
+      <w:pPr>
+        <w:tabs>
+          <w:tab w:val="num" w:pos="1440"/>
+        </w:tabs>
+        <w:ind w:left="1440" w:hanging="360"/>
+      </w:pPr>
+      <w:rPr>
+        <w:rFonts w:hint="default" w:ascii="Courier New" w:hAnsi="Courier New"/>
+        <w:sz w:val="20"/>
+      </w:rPr>
+    </w:lvl>
+  </w:abstractNum>
+  <w:abstractNum w:abstractNumId="18">
+    <w:lvl w:ilvl="0">
+      <w:start w:val="1"/>
+      <w:numFmt w:val="bullet"/>
+      <w:lvlText w:val=""/>
+      <w:lvlJc w:val="left"/>
+      <w:pPr>
+        <w:ind w:left="420" w:hanging="420"/>
+      </w:pPr>
+      <w:rPr>
+        <w:rFonts w:hint="default" w:ascii="Wingdings" w:hAnsi="Wingdings"/>
+      </w:rPr>
+    </w:lvl>
+  </w:abstractNum>
+  <w:abstractNum w:abstractNumId="19">
+    <w:nsid w:val="6C4C76C6"/>
+    <w:multiLevelType w:val="multilevel"/>
+    <w:tmpl w:val="A6EC3C5C"/>
+    <w:lvl w:ilvl="3" w:tentative="1">
+      <w:start w:val="1"/>
+      <w:numFmt w:val="bullet"/>
+      <w:lvlText w:val=""/>
+      <w:lvlJc w:val="left"/>
+      <w:pPr>
+        <w:tabs>
+          <w:tab w:val="num" w:pos="2880"/>
+        </w:tabs>
+        <w:ind w:left="2880" w:hanging="360"/>
+      </w:pPr>
+      <w:rPr>
+        <w:rFonts w:hint="default" w:ascii="Wingdings" w:hAnsi="Wingdings"/>
+        <w:sz w:val="20"/>
+      </w:rPr>
+    </w:lvl>
+    <w:lvl w:ilvl="2" w:tentative="1">
+      <w:start w:val="1"/>
+      <w:numFmt w:val="bullet"/>
+      <w:lvlText w:val=""/>
+      <w:lvlJc w:val="left"/>
+      <w:pPr>
+        <w:tabs>
+          <w:tab w:val="num" w:pos="2160"/>
+        </w:tabs>
+        <w:ind w:left="2160" w:hanging="360"/>
+      </w:pPr>
+      <w:rPr>
+        <w:rFonts w:hint="default" w:ascii="Wingdings" w:hAnsi="Wingdings"/>
+        <w:sz w:val="20"/>
+      </w:rPr>
+    </w:lvl>
+    <w:lvl w:ilvl="0">
+      <w:start w:val="1"/>
+      <w:numFmt w:val="bullet"/>
+      <w:lvlText w:val=""/>
+      <w:lvlJc w:val="left"/>
+      <w:pPr>
+        <w:tabs>
+          <w:tab w:val="num" w:pos="720"/>
+        </w:tabs>
+        <w:ind w:left="720" w:hanging="360"/>
+      </w:pPr>
+      <w:rPr>
+        <w:rFonts w:hint="default" w:ascii="Symbol" w:hAnsi="Symbol"/>
+        <w:sz w:val="20"/>
+      </w:rPr>
+    </w:lvl>
+    <w:lvl w:ilvl="1" w:tentative="1">
+      <w:start w:val="1"/>
+      <w:numFmt w:val="bullet"/>
+      <w:lvlText w:val="o"/>
+      <w:lvlJc w:val="left"/>
+      <w:pPr>
+        <w:tabs>
+          <w:tab w:val="num" w:pos="1440"/>
+        </w:tabs>
+        <w:ind w:left="1440" w:hanging="360"/>
+      </w:pPr>
+      <w:rPr>
+        <w:rFonts w:hint="default" w:ascii="Courier New" w:hAnsi="Courier New"/>
+        <w:sz w:val="20"/>
+      </w:rPr>
+    </w:lvl>
+    <w:lvl w:ilvl="7" w:tentative="1">
+      <w:start w:val="1"/>
+      <w:numFmt w:val="bullet"/>
+      <w:lvlText w:val=""/>
+      <w:lvlJc w:val="left"/>
+      <w:pPr>
+        <w:tabs>
+          <w:tab w:val="num" w:pos="5760"/>
+        </w:tabs>
+        <w:ind w:left="5760" w:hanging="360"/>
+      </w:pPr>
+      <w:rPr>
+        <w:rFonts w:hint="default" w:ascii="Wingdings" w:hAnsi="Wingdings"/>
+        <w:sz w:val="20"/>
+      </w:rPr>
+    </w:lvl>
+    <w:lvl w:ilvl="5" w:tentative="1">
+      <w:start w:val="1"/>
+      <w:numFmt w:val="bullet"/>
+      <w:lvlText w:val=""/>
+      <w:lvlJc w:val="left"/>
+      <w:pPr>
+        <w:tabs>
+          <w:tab w:val="num" w:pos="4320"/>
+        </w:tabs>
+        <w:ind w:left="4320" w:hanging="360"/>
+      </w:pPr>
+      <w:rPr>
+        <w:rFonts w:hint="default" w:ascii="Wingdings" w:hAnsi="Wingdings"/>
+        <w:sz w:val="20"/>
+      </w:rPr>
+    </w:lvl>
+    <w:lvl w:ilvl="6" w:tentative="1">
+      <w:start w:val="1"/>
+      <w:numFmt w:val="bullet"/>
+      <w:lvlText w:val=""/>
+      <w:lvlJc w:val="left"/>
+      <w:pPr>
+        <w:tabs>
+          <w:tab w:val="num" w:pos="5040"/>
+        </w:tabs>
+        <w:ind w:left="5040" w:hanging="360"/>
       </w:pPr>
       <w:rPr>
         <w:rFonts w:hint="default" w:ascii="Wingdings" w:hAnsi="Wingdings"/>
@@ -17514,6 +19747,86 @@
         <w:sz w:val="20"/>
       </w:rPr>
     </w:lvl>
+    <w:lvl w:ilvl="4" w:tentative="1">
+      <w:start w:val="1"/>
+      <w:numFmt w:val="bullet"/>
+      <w:lvlText w:val=""/>
+      <w:lvlJc w:val="left"/>
+      <w:pPr>
+        <w:tabs>
+          <w:tab w:val="num" w:pos="3600"/>
+        </w:tabs>
+        <w:ind w:left="3600" w:hanging="360"/>
+      </w:pPr>
+      <w:rPr>
+        <w:rFonts w:hint="default" w:ascii="Wingdings" w:hAnsi="Wingdings"/>
+        <w:sz w:val="20"/>
+      </w:rPr>
+    </w:lvl>
+  </w:abstractNum>
+  <w:abstractNum w:abstractNumId="20">
+    <w:lvl w:ilvl="0">
+      <w:start w:val="1"/>
+      <w:numFmt w:val="decimal"/>
+      <w:lvlText w:val="%1."/>
+      <w:lvlJc w:val="left"/>
+      <w:pPr>
+        <w:ind w:left="420" w:hanging="420"/>
+      </w:pPr>
+    </w:lvl>
+  </w:abstractNum>
+  <w:abstractNum w:abstractNumId="21">
+    <w:nsid w:val="510D3785"/>
+    <w:multiLevelType w:val="multilevel"/>
+    <w:tmpl w:val="73643D5A"/>
+    <w:lvl w:ilvl="4" w:tentative="1">
+      <w:start w:val="1"/>
+      <w:numFmt w:val="bullet"/>
+      <w:lvlText w:val=""/>
+      <w:lvlJc w:val="left"/>
+      <w:pPr>
+        <w:tabs>
+          <w:tab w:val="num" w:pos="3600"/>
+        </w:tabs>
+        <w:ind w:left="3600" w:hanging="360"/>
+      </w:pPr>
+      <w:rPr>
+        <w:rFonts w:hint="default" w:ascii="Wingdings" w:hAnsi="Wingdings"/>
+        <w:sz w:val="20"/>
+      </w:rPr>
+    </w:lvl>
+    <w:lvl w:ilvl="5" w:tentative="1">
+      <w:start w:val="1"/>
+      <w:numFmt w:val="bullet"/>
+      <w:lvlText w:val=""/>
+      <w:lvlJc w:val="left"/>
+      <w:pPr>
+        <w:tabs>
+          <w:tab w:val="num" w:pos="4320"/>
+        </w:tabs>
+        <w:ind w:left="4320" w:hanging="360"/>
+      </w:pPr>
+      <w:rPr>
+        <w:rFonts w:hint="default" w:ascii="Wingdings" w:hAnsi="Wingdings"/>
+        <w:sz w:val="20"/>
+      </w:rPr>
+    </w:lvl>
+    <w:lvl w:ilvl="3" w:tentative="1">
+      <w:start w:val="1"/>
+      <w:numFmt w:val="bullet"/>
+      <w:lvlText w:val=""/>
+      <w:lvlJc w:val="left"/>
+      <w:pPr>
+        <w:tabs>
+          <w:tab w:val="num" w:pos="2880"/>
+        </w:tabs>
+        <w:ind w:left="2880" w:hanging="360"/>
+      </w:pPr>
+      <w:rPr>
+        <w:rFonts w:hint="default" w:ascii="Wingdings" w:hAnsi="Wingdings"/>
+        <w:sz w:val="20"/>
+      </w:rPr>
+    </w:lvl>
     <w:lvl w:ilvl="1" w:tentative="1">
       <w:start w:val="1"/>
       <w:numFmt w:val="bullet"/>
@@ -17530,11 +19843,22 @@
         <w:sz w:val="20"/>
       </w:rPr>
     </w:lvl>
-  </w:abstractNum>
-  <w:abstractNum w:abstractNumId="5">
-    <w:nsid w:val="05B40589"/>
-    <w:multiLevelType w:val="multilevel"/>
-    <w:tmpl w:val="347C040C"/>
+    <w:lvl w:ilvl="7" w:tentative="1">
+      <w:start w:val="1"/>
+      <w:numFmt w:val="bullet"/>
+      <w:lvlText w:val=""/>
+      <w:lvlJc w:val="left"/>
+      <w:pPr>
+        <w:tabs>
+          <w:tab w:val="num" w:pos="5760"/>
+        </w:tabs>
+        <w:ind w:left="5760" w:hanging="360"/>
+      </w:pPr>
+      <w:rPr>
+        <w:rFonts w:hint="default" w:ascii="Wingdings" w:hAnsi="Wingdings"/>
+        <w:sz w:val="20"/>
+      </w:rPr>
+    </w:lvl>
     <w:lvl w:ilvl="2" w:tentative="1">
       <w:start w:val="1"/>
       <w:numFmt w:val="bullet"/>
@@ -17545,6 +19869,153 @@
           <w:tab w:val="num" w:pos="2160"/>
         </w:tabs>
         <w:ind w:left="2160" w:hanging="360"/>
+      </w:pPr>
+      <w:rPr>
+        <w:rFonts w:hint="default" w:ascii="Wingdings" w:hAnsi="Wingdings"/>
+        <w:sz w:val="20"/>
+      </w:rPr>
+    </w:lvl>
+    <w:lvl w:ilvl="8" w:tentative="1">
+      <w:start w:val="1"/>
+      <w:numFmt w:val="bullet"/>
+      <w:lvlText w:val=""/>
+      <w:lvlJc w:val="left"/>
+      <w:pPr>
+        <w:tabs>
+          <w:tab w:val="num" w:pos="6480"/>
+        </w:tabs>
+        <w:ind w:left="6480" w:hanging="360"/>
+      </w:pPr>
+      <w:rPr>
+        <w:rFonts w:hint="default" w:ascii="Wingdings" w:hAnsi="Wingdings"/>
+        <w:sz w:val="20"/>
+      </w:rPr>
+    </w:lvl>
+    <w:lvl w:ilvl="6" w:tentative="1">
+      <w:start w:val="1"/>
+      <w:numFmt w:val="bullet"/>
+      <w:lvlText w:val=""/>
+      <w:lvlJc w:val="left"/>
+      <w:pPr>
+        <w:tabs>
+          <w:tab w:val="num" w:pos="5040"/>
+        </w:tabs>
+        <w:ind w:left="5040" w:hanging="360"/>
+      </w:pPr>
+      <w:rPr>
+        <w:rFonts w:hint="default" w:ascii="Wingdings" w:hAnsi="Wingdings"/>
+        <w:sz w:val="20"/>
+      </w:rPr>
+    </w:lvl>
+    <w:lvl w:ilvl="0">
+      <w:start w:val="1"/>
+      <w:numFmt w:val="bullet"/>
+      <w:lvlText w:val=""/>
+      <w:lvlJc w:val="left"/>
+      <w:pPr>
+        <w:tabs>
+          <w:tab w:val="num" w:pos="720"/>
+        </w:tabs>
+        <w:ind w:left="720" w:hanging="360"/>
+      </w:pPr>
+      <w:rPr>
+        <w:rFonts w:hint="default" w:ascii="Symbol" w:hAnsi="Symbol"/>
+        <w:sz w:val="20"/>
+      </w:rPr>
+    </w:lvl>
+  </w:abstractNum>
+  <w:abstractNum w:abstractNumId="22">
+    <w:lvl w:ilvl="0">
+      <w:start w:val="1"/>
+      <w:numFmt w:val="bullet"/>
+      <w:lvlText w:val=""/>
+      <w:lvlJc w:val="left"/>
+      <w:pPr>
+        <w:ind w:left="420" w:hanging="420"/>
+      </w:pPr>
+      <w:rPr>
+        <w:rFonts w:hint="default" w:ascii="Wingdings" w:hAnsi="Wingdings"/>
+      </w:rPr>
+    </w:lvl>
+  </w:abstractNum>
+  <w:abstractNum w:abstractNumId="23">
+    <w:nsid w:val="05B40589"/>
+    <w:multiLevelType w:val="multilevel"/>
+    <w:tmpl w:val="347C040C"/>
+    <w:lvl w:ilvl="4" w:tentative="1">
+      <w:start w:val="1"/>
+      <w:numFmt w:val="bullet"/>
+      <w:lvlText w:val=""/>
+      <w:lvlJc w:val="left"/>
+      <w:pPr>
+        <w:tabs>
+          <w:tab w:val="num" w:pos="3600"/>
+        </w:tabs>
+        <w:ind w:left="3600" w:hanging="360"/>
+      </w:pPr>
+      <w:rPr>
+        <w:rFonts w:hint="default" w:ascii="Wingdings" w:hAnsi="Wingdings"/>
+        <w:sz w:val="20"/>
+      </w:rPr>
+    </w:lvl>
+    <w:lvl w:ilvl="3" w:tentative="1">
+      <w:start w:val="1"/>
+      <w:numFmt w:val="bullet"/>
+      <w:lvlText w:val=""/>
+      <w:lvlJc w:val="left"/>
+      <w:pPr>
+        <w:tabs>
+          <w:tab w:val="num" w:pos="2880"/>
+        </w:tabs>
+        <w:ind w:left="2880" w:hanging="360"/>
+      </w:pPr>
+      <w:rPr>
+        <w:rFonts w:hint="default" w:ascii="Wingdings" w:hAnsi="Wingdings"/>
+        <w:sz w:val="20"/>
+      </w:rPr>
+    </w:lvl>
+    <w:lvl w:ilvl="1" w:tentative="1">
+      <w:start w:val="1"/>
+      <w:numFmt w:val="bullet"/>
+      <w:lvlText w:val="o"/>
+      <w:lvlJc w:val="left"/>
+      <w:pPr>
+        <w:tabs>
+          <w:tab w:val="num" w:pos="1440"/>
+        </w:tabs>
+        <w:ind w:left="1440" w:hanging="360"/>
+      </w:pPr>
+      <w:rPr>
+        <w:rFonts w:hint="default" w:ascii="Courier New" w:hAnsi="Courier New"/>
+        <w:sz w:val="20"/>
+      </w:rPr>
+    </w:lvl>
+    <w:lvl w:ilvl="8" w:tentative="1">
+      <w:start w:val="1"/>
+      <w:numFmt w:val="bullet"/>
+      <w:lvlText w:val=""/>
+      <w:lvlJc w:val="left"/>
+      <w:pPr>
+        <w:tabs>
+          <w:tab w:val="num" w:pos="6480"/>
+        </w:tabs>
+        <w:ind w:left="6480" w:hanging="360"/>
+      </w:pPr>
+      <w:rPr>
+        <w:rFonts w:hint="default" w:ascii="Wingdings" w:hAnsi="Wingdings"/>
+        <w:sz w:val="20"/>
+      </w:rPr>
+    </w:lvl>
+    <w:lvl w:ilvl="5" w:tentative="1">
+      <w:start w:val="1"/>
+      <w:numFmt w:val="bullet"/>
+      <w:lvlText w:val=""/>
+      <w:lvlJc w:val="left"/>
+      <w:pPr>
+        <w:tabs>
+          <w:tab w:val="num" w:pos="4320"/>
+        </w:tabs>
+        <w:ind w:left="4320" w:hanging="360"/>
       </w:pPr>
       <w:rPr>
         <w:rFonts w:hint="default" w:ascii="Wingdings" w:hAnsi="Wingdings"/>
@@ -17567,6 +20038,22 @@
         <w:sz w:val="20"/>
       </w:rPr>
     </w:lvl>
+    <w:lvl w:ilvl="2" w:tentative="1">
+      <w:start w:val="1"/>
+      <w:numFmt w:val="bullet"/>
+      <w:lvlText w:val=""/>
+      <w:lvlJc w:val="left"/>
+      <w:pPr>
+        <w:tabs>
+          <w:tab w:val="num" w:pos="2160"/>
+        </w:tabs>
+        <w:ind w:left="2160" w:hanging="360"/>
+      </w:pPr>
+      <w:rPr>
+        <w:rFonts w:hint="default" w:ascii="Wingdings" w:hAnsi="Wingdings"/>
+        <w:sz w:val="20"/>
+      </w:rPr>
+    </w:lvl>
     <w:lvl w:ilvl="0">
       <w:start w:val="1"/>
       <w:numFmt w:val="bullet"/>
@@ -17580,6 +20067,59 @@
       </w:pPr>
       <w:rPr>
         <w:rFonts w:hint="default" w:ascii="Symbol" w:hAnsi="Symbol"/>
+        <w:sz w:val="20"/>
+      </w:rPr>
+    </w:lvl>
+    <w:lvl w:ilvl="6" w:tentative="1">
+      <w:start w:val="1"/>
+      <w:numFmt w:val="bullet"/>
+      <w:lvlText w:val=""/>
+      <w:lvlJc w:val="left"/>
+      <w:pPr>
+        <w:tabs>
+          <w:tab w:val="num" w:pos="5040"/>
+        </w:tabs>
+        <w:ind w:left="5040" w:hanging="360"/>
+      </w:pPr>
+      <w:rPr>
+        <w:rFonts w:hint="default" w:ascii="Wingdings" w:hAnsi="Wingdings"/>
+        <w:sz w:val="20"/>
+      </w:rPr>
+    </w:lvl>
+  </w:abstractNum>
+  <w:abstractNum w:abstractNumId="24">
+    <w:nsid w:val="7647587B"/>
+    <w:multiLevelType w:val="multilevel"/>
+    <w:tmpl w:val="7B90DA8E"/>
+    <w:lvl w:ilvl="2" w:tentative="1">
+      <w:start w:val="1"/>
+      <w:numFmt w:val="bullet"/>
+      <w:lvlText w:val=""/>
+      <w:lvlJc w:val="left"/>
+      <w:pPr>
+        <w:tabs>
+          <w:tab w:val="num" w:pos="2160"/>
+        </w:tabs>
+        <w:ind w:left="2160" w:hanging="360"/>
+      </w:pPr>
+      <w:rPr>
+        <w:rFonts w:hint="default" w:ascii="Wingdings" w:hAnsi="Wingdings"/>
+        <w:sz w:val="20"/>
+      </w:rPr>
+    </w:lvl>
+    <w:lvl w:ilvl="3" w:tentative="1">
+      <w:start w:val="1"/>
+      <w:numFmt w:val="bullet"/>
+      <w:lvlText w:val=""/>
+      <w:lvlJc w:val="left"/>
+      <w:pPr>
+        <w:tabs>
+          <w:tab w:val="num" w:pos="2880"/>
+        </w:tabs>
+        <w:ind w:left="2880" w:hanging="360"/>
+      </w:pPr>
+      <w:rPr>
+        <w:rFonts w:hint="default" w:ascii="Wingdings" w:hAnsi="Wingdings"/>
         <w:sz w:val="20"/>
       </w:rPr>
     </w:lvl>
@@ -17599,16 +20139,80 @@
         <w:sz w:val="20"/>
       </w:rPr>
     </w:lvl>
-    <w:lvl w:ilvl="3" w:tentative="1">
+    <w:lvl w:ilvl="0">
+      <w:start w:val="1"/>
+      <w:numFmt w:val="bullet"/>
+      <w:lvlText w:val=""/>
+      <w:lvlJc w:val="left"/>
+      <w:pPr>
+        <w:tabs>
+          <w:tab w:val="num" w:pos="720"/>
+        </w:tabs>
+        <w:ind w:left="720" w:hanging="360"/>
+      </w:pPr>
+      <w:rPr>
+        <w:rFonts w:hint="default" w:ascii="Symbol" w:hAnsi="Symbol"/>
+        <w:sz w:val="20"/>
+      </w:rPr>
+    </w:lvl>
+    <w:lvl w:ilvl="7" w:tentative="1">
       <w:start w:val="1"/>
       <w:numFmt w:val="bullet"/>
       <w:lvlText w:val=""/>
       <w:lvlJc w:val="left"/>
       <w:pPr>
         <w:tabs>
-          <w:tab w:val="num" w:pos="2880"/>
+          <w:tab w:val="num" w:pos="5760"/>
         </w:tabs>
-        <w:ind w:left="2880" w:hanging="360"/>
+        <w:ind w:left="5760" w:hanging="360"/>
+      </w:pPr>
+      <w:rPr>
+        <w:rFonts w:hint="default" w:ascii="Wingdings" w:hAnsi="Wingdings"/>
+        <w:sz w:val="20"/>
+      </w:rPr>
+    </w:lvl>
+    <w:lvl w:ilvl="8" w:tentative="1">
+      <w:start w:val="1"/>
+      <w:numFmt w:val="bullet"/>
+      <w:lvlText w:val=""/>
+      <w:lvlJc w:val="left"/>
+      <w:pPr>
+        <w:tabs>
+          <w:tab w:val="num" w:pos="6480"/>
+        </w:tabs>
+        <w:ind w:left="6480" w:hanging="360"/>
+      </w:pPr>
+      <w:rPr>
+        <w:rFonts w:hint="default" w:ascii="Wingdings" w:hAnsi="Wingdings"/>
+        <w:sz w:val="20"/>
+      </w:rPr>
+    </w:lvl>
+    <w:lvl w:ilvl="5" w:tentative="1">
+      <w:start w:val="1"/>
+      <w:numFmt w:val="bullet"/>
+      <w:lvlText w:val=""/>
+      <w:lvlJc w:val="left"/>
+      <w:pPr>
+        <w:tabs>
+          <w:tab w:val="num" w:pos="4320"/>
+        </w:tabs>
+        <w:ind w:left="4320" w:hanging="360"/>
+      </w:pPr>
+      <w:rPr>
+        <w:rFonts w:hint="default" w:ascii="Wingdings" w:hAnsi="Wingdings"/>
+        <w:sz w:val="20"/>
+      </w:rPr>
+    </w:lvl>
+    <w:lvl w:ilvl="6" w:tentative="1">
+      <w:start w:val="1"/>
+      <w:numFmt w:val="bullet"/>
+      <w:lvlText w:val=""/>
+      <w:lvlJc w:val="left"/>
+      <w:pPr>
+        <w:tabs>
+          <w:tab w:val="num" w:pos="5040"/>
+        </w:tabs>
+        <w:ind w:left="5040" w:hanging="360"/>
       </w:pPr>
       <w:rPr>
         <w:rFonts w:hint="default" w:ascii="Wingdings" w:hAnsi="Wingdings"/>
@@ -17631,6 +20235,43 @@
         <w:sz w:val="20"/>
       </w:rPr>
     </w:lvl>
+  </w:abstractNum>
+  <w:abstractNum w:abstractNumId="25">
+    <w:nsid w:val="1BB17A0E"/>
+    <w:multiLevelType w:val="multilevel"/>
+    <w:tmpl w:val="9D484124"/>
+    <w:lvl w:ilvl="2" w:tentative="1">
+      <w:start w:val="1"/>
+      <w:numFmt w:val="bullet"/>
+      <w:lvlText w:val=""/>
+      <w:lvlJc w:val="left"/>
+      <w:pPr>
+        <w:tabs>
+          <w:tab w:val="num" w:pos="2160"/>
+        </w:tabs>
+        <w:ind w:left="2160" w:hanging="360"/>
+      </w:pPr>
+      <w:rPr>
+        <w:rFonts w:hint="default" w:ascii="Wingdings" w:hAnsi="Wingdings"/>
+        <w:sz w:val="20"/>
+      </w:rPr>
+    </w:lvl>
+    <w:lvl w:ilvl="7" w:tentative="1">
+      <w:start w:val="1"/>
+      <w:numFmt w:val="bullet"/>
+      <w:lvlText w:val=""/>
+      <w:lvlJc w:val="left"/>
+      <w:pPr>
+        <w:tabs>
+          <w:tab w:val="num" w:pos="5760"/>
+        </w:tabs>
+        <w:ind w:left="5760" w:hanging="360"/>
+      </w:pPr>
+      <w:rPr>
+        <w:rFonts w:hint="default" w:ascii="Wingdings" w:hAnsi="Wingdings"/>
+        <w:sz w:val="20"/>
+      </w:rPr>
+    </w:lvl>
     <w:lvl w:ilvl="5" w:tentative="1">
       <w:start w:val="1"/>
       <w:numFmt w:val="bullet"/>
@@ -17663,43 +20304,6 @@
         <w:sz w:val="20"/>
       </w:rPr>
     </w:lvl>
-    <w:lvl w:ilvl="6" w:tentative="1">
-      <w:start w:val="1"/>
-      <w:numFmt w:val="bullet"/>
-      <w:lvlText w:val=""/>
-      <w:lvlJc w:val="left"/>
-      <w:pPr>
-        <w:tabs>
-          <w:tab w:val="num" w:pos="5040"/>
-        </w:tabs>
-        <w:ind w:left="5040" w:hanging="360"/>
-      </w:pPr>
-      <w:rPr>
-        <w:rFonts w:hint="default" w:ascii="Wingdings" w:hAnsi="Wingdings"/>
-        <w:sz w:val="20"/>
-      </w:rPr>
-    </w:lvl>
-  </w:abstractNum>
-  <w:abstractNum w:abstractNumId="6">
-    <w:nsid w:val="755D503A"/>
-    <w:multiLevelType w:val="multilevel"/>
-    <w:tmpl w:val="038EB6AA"/>
-    <w:lvl w:ilvl="8" w:tentative="1">
-      <w:start w:val="1"/>
-      <w:numFmt w:val="bullet"/>
-      <w:lvlText w:val=""/>
-      <w:lvlJc w:val="left"/>
-      <w:pPr>
-        <w:tabs>
-          <w:tab w:val="num" w:pos="6480"/>
-        </w:tabs>
-        <w:ind w:left="6480" w:hanging="360"/>
-      </w:pPr>
-      <w:rPr>
-        <w:rFonts w:hint="default" w:ascii="Wingdings" w:hAnsi="Wingdings"/>
-        <w:sz w:val="20"/>
-      </w:rPr>
-    </w:lvl>
     <w:lvl w:ilvl="4" w:tentative="1">
       <w:start w:val="1"/>
       <w:numFmt w:val="bullet"/>
@@ -17732,22 +20336,6 @@
         <w:sz w:val="20"/>
       </w:rPr>
     </w:lvl>
-    <w:lvl w:ilvl="7" w:tentative="1">
-      <w:start w:val="1"/>
-      <w:numFmt w:val="bullet"/>
-      <w:lvlText w:val=""/>
-      <w:lvlJc w:val="left"/>
-      <w:pPr>
-        <w:tabs>
-          <w:tab w:val="num" w:pos="5760"/>
-        </w:tabs>
-        <w:ind w:left="5760" w:hanging="360"/>
-      </w:pPr>
-      <w:rPr>
-        <w:rFonts w:hint="default" w:ascii="Wingdings" w:hAnsi="Wingdings"/>
-        <w:sz w:val="20"/>
-      </w:rPr>
-    </w:lvl>
     <w:lvl w:ilvl="0">
       <w:start w:val="1"/>
       <w:numFmt w:val="bullet"/>
@@ -17761,38 +20349,6 @@
       </w:pPr>
       <w:rPr>
         <w:rFonts w:hint="default" w:ascii="Symbol" w:hAnsi="Symbol"/>
-        <w:sz w:val="20"/>
-      </w:rPr>
-    </w:lvl>
-    <w:lvl w:ilvl="6" w:tentative="1">
-      <w:start w:val="1"/>
-      <w:numFmt w:val="bullet"/>
-      <w:lvlText w:val=""/>
-      <w:lvlJc w:val="left"/>
-      <w:pPr>
-        <w:tabs>
-          <w:tab w:val="num" w:pos="5040"/>
-        </w:tabs>
-        <w:ind w:left="5040" w:hanging="360"/>
-      </w:pPr>
-      <w:rPr>
-        <w:rFonts w:hint="default" w:ascii="Wingdings" w:hAnsi="Wingdings"/>
-        <w:sz w:val="20"/>
-      </w:rPr>
-    </w:lvl>
-    <w:lvl w:ilvl="5" w:tentative="1">
-      <w:start w:val="1"/>
-      <w:numFmt w:val="bullet"/>
-      <w:lvlText w:val=""/>
-      <w:lvlJc w:val="left"/>
-      <w:pPr>
-        <w:tabs>
-          <w:tab w:val="num" w:pos="4320"/>
-        </w:tabs>
-        <w:ind w:left="4320" w:hanging="360"/>
-      </w:pPr>
-      <w:rPr>
-        <w:rFonts w:hint="default" w:ascii="Wingdings" w:hAnsi="Wingdings"/>
         <w:sz w:val="20"/>
       </w:rPr>
     </w:lvl>
@@ -17806,565 +20362,6 @@
           <w:tab w:val="num" w:pos="2880"/>
         </w:tabs>
         <w:ind w:left="2880" w:hanging="360"/>
-      </w:pPr>
-      <w:rPr>
-        <w:rFonts w:hint="default" w:ascii="Wingdings" w:hAnsi="Wingdings"/>
-        <w:sz w:val="20"/>
-      </w:rPr>
-    </w:lvl>
-    <w:lvl w:ilvl="2" w:tentative="1">
-      <w:start w:val="1"/>
-      <w:numFmt w:val="bullet"/>
-      <w:lvlText w:val=""/>
-      <w:lvlJc w:val="left"/>
-      <w:pPr>
-        <w:tabs>
-          <w:tab w:val="num" w:pos="2160"/>
-        </w:tabs>
-        <w:ind w:left="2160" w:hanging="360"/>
-      </w:pPr>
-      <w:rPr>
-        <w:rFonts w:hint="default" w:ascii="Wingdings" w:hAnsi="Wingdings"/>
-        <w:sz w:val="20"/>
-      </w:rPr>
-    </w:lvl>
-  </w:abstractNum>
-  <w:abstractNum w:abstractNumId="7">
-    <w:nsid w:val="1B1D6524"/>
-    <w:multiLevelType w:val="multilevel"/>
-    <w:tmpl w:val="C9428036"/>
-    <w:lvl w:ilvl="6" w:tentative="1">
-      <w:start w:val="1"/>
-      <w:numFmt w:val="bullet"/>
-      <w:lvlText w:val=""/>
-      <w:lvlJc w:val="left"/>
-      <w:pPr>
-        <w:tabs>
-          <w:tab w:val="num" w:pos="5040"/>
-        </w:tabs>
-        <w:ind w:left="5040" w:hanging="360"/>
-      </w:pPr>
-      <w:rPr>
-        <w:rFonts w:hint="default" w:ascii="Wingdings" w:hAnsi="Wingdings"/>
-        <w:sz w:val="20"/>
-      </w:rPr>
-    </w:lvl>
-    <w:lvl w:ilvl="7" w:tentative="1">
-      <w:start w:val="1"/>
-      <w:numFmt w:val="bullet"/>
-      <w:lvlText w:val=""/>
-      <w:lvlJc w:val="left"/>
-      <w:pPr>
-        <w:tabs>
-          <w:tab w:val="num" w:pos="5760"/>
-        </w:tabs>
-        <w:ind w:left="5760" w:hanging="360"/>
-      </w:pPr>
-      <w:rPr>
-        <w:rFonts w:hint="default" w:ascii="Wingdings" w:hAnsi="Wingdings"/>
-        <w:sz w:val="20"/>
-      </w:rPr>
-    </w:lvl>
-    <w:lvl w:ilvl="1" w:tentative="1">
-      <w:start w:val="1"/>
-      <w:numFmt w:val="bullet"/>
-      <w:lvlText w:val="o"/>
-      <w:lvlJc w:val="left"/>
-      <w:pPr>
-        <w:tabs>
-          <w:tab w:val="num" w:pos="1440"/>
-        </w:tabs>
-        <w:ind w:left="1440" w:hanging="360"/>
-      </w:pPr>
-      <w:rPr>
-        <w:rFonts w:hint="default" w:ascii="Courier New" w:hAnsi="Courier New"/>
-        <w:sz w:val="20"/>
-      </w:rPr>
-    </w:lvl>
-    <w:lvl w:ilvl="5" w:tentative="1">
-      <w:start w:val="1"/>
-      <w:numFmt w:val="bullet"/>
-      <w:lvlText w:val=""/>
-      <w:lvlJc w:val="left"/>
-      <w:pPr>
-        <w:tabs>
-          <w:tab w:val="num" w:pos="4320"/>
-        </w:tabs>
-        <w:ind w:left="4320" w:hanging="360"/>
-      </w:pPr>
-      <w:rPr>
-        <w:rFonts w:hint="default" w:ascii="Wingdings" w:hAnsi="Wingdings"/>
-        <w:sz w:val="20"/>
-      </w:rPr>
-    </w:lvl>
-    <w:lvl w:ilvl="2" w:tentative="1">
-      <w:start w:val="1"/>
-      <w:numFmt w:val="bullet"/>
-      <w:lvlText w:val=""/>
-      <w:lvlJc w:val="left"/>
-      <w:pPr>
-        <w:tabs>
-          <w:tab w:val="num" w:pos="2160"/>
-        </w:tabs>
-        <w:ind w:left="2160" w:hanging="360"/>
-      </w:pPr>
-      <w:rPr>
-        <w:rFonts w:hint="default" w:ascii="Wingdings" w:hAnsi="Wingdings"/>
-        <w:sz w:val="20"/>
-      </w:rPr>
-    </w:lvl>
-    <w:lvl w:ilvl="3" w:tentative="1">
-      <w:start w:val="1"/>
-      <w:numFmt w:val="bullet"/>
-      <w:lvlText w:val=""/>
-      <w:lvlJc w:val="left"/>
-      <w:pPr>
-        <w:tabs>
-          <w:tab w:val="num" w:pos="2880"/>
-        </w:tabs>
-        <w:ind w:left="2880" w:hanging="360"/>
-      </w:pPr>
-      <w:rPr>
-        <w:rFonts w:hint="default" w:ascii="Wingdings" w:hAnsi="Wingdings"/>
-        <w:sz w:val="20"/>
-      </w:rPr>
-    </w:lvl>
-    <w:lvl w:ilvl="8" w:tentative="1">
-      <w:start w:val="1"/>
-      <w:numFmt w:val="bullet"/>
-      <w:lvlText w:val=""/>
-      <w:lvlJc w:val="left"/>
-      <w:pPr>
-        <w:tabs>
-          <w:tab w:val="num" w:pos="6480"/>
-        </w:tabs>
-        <w:ind w:left="6480" w:hanging="360"/>
-      </w:pPr>
-      <w:rPr>
-        <w:rFonts w:hint="default" w:ascii="Wingdings" w:hAnsi="Wingdings"/>
-        <w:sz w:val="20"/>
-      </w:rPr>
-    </w:lvl>
-    <w:lvl w:ilvl="4" w:tentative="1">
-      <w:start w:val="1"/>
-      <w:numFmt w:val="bullet"/>
-      <w:lvlText w:val=""/>
-      <w:lvlJc w:val="left"/>
-      <w:pPr>
-        <w:tabs>
-          <w:tab w:val="num" w:pos="3600"/>
-        </w:tabs>
-        <w:ind w:left="3600" w:hanging="360"/>
-      </w:pPr>
-      <w:rPr>
-        <w:rFonts w:hint="default" w:ascii="Wingdings" w:hAnsi="Wingdings"/>
-        <w:sz w:val="20"/>
-      </w:rPr>
-    </w:lvl>
-    <w:lvl w:ilvl="0">
-      <w:start w:val="1"/>
-      <w:numFmt w:val="bullet"/>
-      <w:lvlText w:val=""/>
-      <w:lvlJc w:val="left"/>
-      <w:pPr>
-        <w:tabs>
-          <w:tab w:val="num" w:pos="720"/>
-        </w:tabs>
-        <w:ind w:left="720" w:hanging="360"/>
-      </w:pPr>
-      <w:rPr>
-        <w:rFonts w:hint="default" w:ascii="Symbol" w:hAnsi="Symbol"/>
-        <w:sz w:val="20"/>
-      </w:rPr>
-    </w:lvl>
-  </w:abstractNum>
-  <w:abstractNum w:abstractNumId="8">
-    <w:nsid w:val="1BB17A0E"/>
-    <w:multiLevelType w:val="multilevel"/>
-    <w:tmpl w:val="9D484124"/>
-    <w:lvl w:ilvl="0">
-      <w:start w:val="1"/>
-      <w:numFmt w:val="bullet"/>
-      <w:lvlText w:val=""/>
-      <w:lvlJc w:val="left"/>
-      <w:pPr>
-        <w:tabs>
-          <w:tab w:val="num" w:pos="720"/>
-        </w:tabs>
-        <w:ind w:left="720" w:hanging="360"/>
-      </w:pPr>
-      <w:rPr>
-        <w:rFonts w:hint="default" w:ascii="Symbol" w:hAnsi="Symbol"/>
-        <w:sz w:val="20"/>
-      </w:rPr>
-    </w:lvl>
-    <w:lvl w:ilvl="6" w:tentative="1">
-      <w:start w:val="1"/>
-      <w:numFmt w:val="bullet"/>
-      <w:lvlText w:val=""/>
-      <w:lvlJc w:val="left"/>
-      <w:pPr>
-        <w:tabs>
-          <w:tab w:val="num" w:pos="5040"/>
-        </w:tabs>
-        <w:ind w:left="5040" w:hanging="360"/>
-      </w:pPr>
-      <w:rPr>
-        <w:rFonts w:hint="default" w:ascii="Wingdings" w:hAnsi="Wingdings"/>
-        <w:sz w:val="20"/>
-      </w:rPr>
-    </w:lvl>
-    <w:lvl w:ilvl="5" w:tentative="1">
-      <w:start w:val="1"/>
-      <w:numFmt w:val="bullet"/>
-      <w:lvlText w:val=""/>
-      <w:lvlJc w:val="left"/>
-      <w:pPr>
-        <w:tabs>
-          <w:tab w:val="num" w:pos="4320"/>
-        </w:tabs>
-        <w:ind w:left="4320" w:hanging="360"/>
-      </w:pPr>
-      <w:rPr>
-        <w:rFonts w:hint="default" w:ascii="Wingdings" w:hAnsi="Wingdings"/>
-        <w:sz w:val="20"/>
-      </w:rPr>
-    </w:lvl>
-    <w:lvl w:ilvl="2" w:tentative="1">
-      <w:start w:val="1"/>
-      <w:numFmt w:val="bullet"/>
-      <w:lvlText w:val=""/>
-      <w:lvlJc w:val="left"/>
-      <w:pPr>
-        <w:tabs>
-          <w:tab w:val="num" w:pos="2160"/>
-        </w:tabs>
-        <w:ind w:left="2160" w:hanging="360"/>
-      </w:pPr>
-      <w:rPr>
-        <w:rFonts w:hint="default" w:ascii="Wingdings" w:hAnsi="Wingdings"/>
-        <w:sz w:val="20"/>
-      </w:rPr>
-    </w:lvl>
-    <w:lvl w:ilvl="3" w:tentative="1">
-      <w:start w:val="1"/>
-      <w:numFmt w:val="bullet"/>
-      <w:lvlText w:val=""/>
-      <w:lvlJc w:val="left"/>
-      <w:pPr>
-        <w:tabs>
-          <w:tab w:val="num" w:pos="2880"/>
-        </w:tabs>
-        <w:ind w:left="2880" w:hanging="360"/>
-      </w:pPr>
-      <w:rPr>
-        <w:rFonts w:hint="default" w:ascii="Wingdings" w:hAnsi="Wingdings"/>
-        <w:sz w:val="20"/>
-      </w:rPr>
-    </w:lvl>
-    <w:lvl w:ilvl="8" w:tentative="1">
-      <w:start w:val="1"/>
-      <w:numFmt w:val="bullet"/>
-      <w:lvlText w:val=""/>
-      <w:lvlJc w:val="left"/>
-      <w:pPr>
-        <w:tabs>
-          <w:tab w:val="num" w:pos="6480"/>
-        </w:tabs>
-        <w:ind w:left="6480" w:hanging="360"/>
-      </w:pPr>
-      <w:rPr>
-        <w:rFonts w:hint="default" w:ascii="Wingdings" w:hAnsi="Wingdings"/>
-        <w:sz w:val="20"/>
-      </w:rPr>
-    </w:lvl>
-    <w:lvl w:ilvl="4" w:tentative="1">
-      <w:start w:val="1"/>
-      <w:numFmt w:val="bullet"/>
-      <w:lvlText w:val=""/>
-      <w:lvlJc w:val="left"/>
-      <w:pPr>
-        <w:tabs>
-          <w:tab w:val="num" w:pos="3600"/>
-        </w:tabs>
-        <w:ind w:left="3600" w:hanging="360"/>
-      </w:pPr>
-      <w:rPr>
-        <w:rFonts w:hint="default" w:ascii="Wingdings" w:hAnsi="Wingdings"/>
-        <w:sz w:val="20"/>
-      </w:rPr>
-    </w:lvl>
-    <w:lvl w:ilvl="1" w:tentative="1">
-      <w:start w:val="1"/>
-      <w:numFmt w:val="bullet"/>
-      <w:lvlText w:val="o"/>
-      <w:lvlJc w:val="left"/>
-      <w:pPr>
-        <w:tabs>
-          <w:tab w:val="num" w:pos="1440"/>
-        </w:tabs>
-        <w:ind w:left="1440" w:hanging="360"/>
-      </w:pPr>
-      <w:rPr>
-        <w:rFonts w:hint="default" w:ascii="Courier New" w:hAnsi="Courier New"/>
-        <w:sz w:val="20"/>
-      </w:rPr>
-    </w:lvl>
-    <w:lvl w:ilvl="7" w:tentative="1">
-      <w:start w:val="1"/>
-      <w:numFmt w:val="bullet"/>
-      <w:lvlText w:val=""/>
-      <w:lvlJc w:val="left"/>
-      <w:pPr>
-        <w:tabs>
-          <w:tab w:val="num" w:pos="5760"/>
-        </w:tabs>
-        <w:ind w:left="5760" w:hanging="360"/>
-      </w:pPr>
-      <w:rPr>
-        <w:rFonts w:hint="default" w:ascii="Wingdings" w:hAnsi="Wingdings"/>
-        <w:sz w:val="20"/>
-      </w:rPr>
-    </w:lvl>
-  </w:abstractNum>
-  <w:abstractNum w:abstractNumId="9">
-    <w:lvl w:ilvl="0">
-      <w:start w:val="1"/>
-      <w:numFmt w:val="decimal"/>
-      <w:lvlText w:val="%1."/>
-      <w:lvlJc w:val="left"/>
-      <w:pPr>
-        <w:ind w:left="420" w:hanging="420"/>
-      </w:pPr>
-    </w:lvl>
-  </w:abstractNum>
-  <w:abstractNum w:abstractNumId="10">
-    <w:nsid w:val="1448493D"/>
-    <w:multiLevelType w:val="multilevel"/>
-    <w:tmpl w:val="CB1A5D0E"/>
-    <w:lvl w:ilvl="6" w:tentative="1">
-      <w:start w:val="1"/>
-      <w:numFmt w:val="bullet"/>
-      <w:lvlText w:val=""/>
-      <w:lvlJc w:val="left"/>
-      <w:pPr>
-        <w:tabs>
-          <w:tab w:val="num" w:pos="5040"/>
-        </w:tabs>
-        <w:ind w:left="5040" w:hanging="360"/>
-      </w:pPr>
-      <w:rPr>
-        <w:rFonts w:hint="default" w:ascii="Wingdings" w:hAnsi="Wingdings"/>
-        <w:sz w:val="20"/>
-      </w:rPr>
-    </w:lvl>
-    <w:lvl w:ilvl="7" w:tentative="1">
-      <w:start w:val="1"/>
-      <w:numFmt w:val="bullet"/>
-      <w:lvlText w:val=""/>
-      <w:lvlJc w:val="left"/>
-      <w:pPr>
-        <w:tabs>
-          <w:tab w:val="num" w:pos="5760"/>
-        </w:tabs>
-        <w:ind w:left="5760" w:hanging="360"/>
-      </w:pPr>
-      <w:rPr>
-        <w:rFonts w:hint="default" w:ascii="Wingdings" w:hAnsi="Wingdings"/>
-        <w:sz w:val="20"/>
-      </w:rPr>
-    </w:lvl>
-    <w:lvl w:ilvl="3" w:tentative="1">
-      <w:start w:val="1"/>
-      <w:numFmt w:val="bullet"/>
-      <w:lvlText w:val=""/>
-      <w:lvlJc w:val="left"/>
-      <w:pPr>
-        <w:tabs>
-          <w:tab w:val="num" w:pos="2880"/>
-        </w:tabs>
-        <w:ind w:left="2880" w:hanging="360"/>
-      </w:pPr>
-      <w:rPr>
-        <w:rFonts w:hint="default" w:ascii="Wingdings" w:hAnsi="Wingdings"/>
-        <w:sz w:val="20"/>
-      </w:rPr>
-    </w:lvl>
-    <w:lvl w:ilvl="4" w:tentative="1">
-      <w:start w:val="1"/>
-      <w:numFmt w:val="bullet"/>
-      <w:lvlText w:val=""/>
-      <w:lvlJc w:val="left"/>
-      <w:pPr>
-        <w:tabs>
-          <w:tab w:val="num" w:pos="3600"/>
-        </w:tabs>
-        <w:ind w:left="3600" w:hanging="360"/>
-      </w:pPr>
-      <w:rPr>
-        <w:rFonts w:hint="default" w:ascii="Wingdings" w:hAnsi="Wingdings"/>
-        <w:sz w:val="20"/>
-      </w:rPr>
-    </w:lvl>
-    <w:lvl w:ilvl="5" w:tentative="1">
-      <w:start w:val="1"/>
-      <w:numFmt w:val="bullet"/>
-      <w:lvlText w:val=""/>
-      <w:lvlJc w:val="left"/>
-      <w:pPr>
-        <w:tabs>
-          <w:tab w:val="num" w:pos="4320"/>
-        </w:tabs>
-        <w:ind w:left="4320" w:hanging="360"/>
-      </w:pPr>
-      <w:rPr>
-        <w:rFonts w:hint="default" w:ascii="Wingdings" w:hAnsi="Wingdings"/>
-        <w:sz w:val="20"/>
-      </w:rPr>
-    </w:lvl>
-    <w:lvl w:ilvl="8" w:tentative="1">
-      <w:start w:val="1"/>
-      <w:numFmt w:val="bullet"/>
-      <w:lvlText w:val=""/>
-      <w:lvlJc w:val="left"/>
-      <w:pPr>
-        <w:tabs>
-          <w:tab w:val="num" w:pos="6480"/>
-        </w:tabs>
-        <w:ind w:left="6480" w:hanging="360"/>
-      </w:pPr>
-      <w:rPr>
-        <w:rFonts w:hint="default" w:ascii="Wingdings" w:hAnsi="Wingdings"/>
-        <w:sz w:val="20"/>
-      </w:rPr>
-    </w:lvl>
-    <w:lvl w:ilvl="0">
-      <w:start w:val="1"/>
-      <w:numFmt w:val="bullet"/>
-      <w:lvlText w:val=""/>
-      <w:lvlJc w:val="left"/>
-      <w:pPr>
-        <w:tabs>
-          <w:tab w:val="num" w:pos="720"/>
-        </w:tabs>
-        <w:ind w:left="720" w:hanging="360"/>
-      </w:pPr>
-      <w:rPr>
-        <w:rFonts w:hint="default" w:ascii="Symbol" w:hAnsi="Symbol"/>
-        <w:sz w:val="20"/>
-      </w:rPr>
-    </w:lvl>
-    <w:lvl w:ilvl="1" w:tentative="1">
-      <w:start w:val="1"/>
-      <w:numFmt w:val="bullet"/>
-      <w:lvlText w:val="o"/>
-      <w:lvlJc w:val="left"/>
-      <w:pPr>
-        <w:tabs>
-          <w:tab w:val="num" w:pos="1440"/>
-        </w:tabs>
-        <w:ind w:left="1440" w:hanging="360"/>
-      </w:pPr>
-      <w:rPr>
-        <w:rFonts w:hint="default" w:ascii="Courier New" w:hAnsi="Courier New"/>
-        <w:sz w:val="20"/>
-      </w:rPr>
-    </w:lvl>
-    <w:lvl w:ilvl="2" w:tentative="1">
-      <w:start w:val="1"/>
-      <w:numFmt w:val="bullet"/>
-      <w:lvlText w:val=""/>
-      <w:lvlJc w:val="left"/>
-      <w:pPr>
-        <w:tabs>
-          <w:tab w:val="num" w:pos="2160"/>
-        </w:tabs>
-        <w:ind w:left="2160" w:hanging="360"/>
-      </w:pPr>
-      <w:rPr>
-        <w:rFonts w:hint="default" w:ascii="Wingdings" w:hAnsi="Wingdings"/>
-        <w:sz w:val="20"/>
-      </w:rPr>
-    </w:lvl>
-  </w:abstractNum>
-  <w:abstractNum w:abstractNumId="11">
-    <w:nsid w:val="7647587B"/>
-    <w:multiLevelType w:val="multilevel"/>
-    <w:tmpl w:val="7B90DA8E"/>
-    <w:lvl w:ilvl="3" w:tentative="1">
-      <w:start w:val="1"/>
-      <w:numFmt w:val="bullet"/>
-      <w:lvlText w:val=""/>
-      <w:lvlJc w:val="left"/>
-      <w:pPr>
-        <w:tabs>
-          <w:tab w:val="num" w:pos="2880"/>
-        </w:tabs>
-        <w:ind w:left="2880" w:hanging="360"/>
-      </w:pPr>
-      <w:rPr>
-        <w:rFonts w:hint="default" w:ascii="Wingdings" w:hAnsi="Wingdings"/>
-        <w:sz w:val="20"/>
-      </w:rPr>
-    </w:lvl>
-    <w:lvl w:ilvl="0">
-      <w:start w:val="1"/>
-      <w:numFmt w:val="bullet"/>
-      <w:lvlText w:val=""/>
-      <w:lvlJc w:val="left"/>
-      <w:pPr>
-        <w:tabs>
-          <w:tab w:val="num" w:pos="720"/>
-        </w:tabs>
-        <w:ind w:left="720" w:hanging="360"/>
-      </w:pPr>
-      <w:rPr>
-        <w:rFonts w:hint="default" w:ascii="Symbol" w:hAnsi="Symbol"/>
-        <w:sz w:val="20"/>
-      </w:rPr>
-    </w:lvl>
-    <w:lvl w:ilvl="8" w:tentative="1">
-      <w:start w:val="1"/>
-      <w:numFmt w:val="bullet"/>
-      <w:lvlText w:val=""/>
-      <w:lvlJc w:val="left"/>
-      <w:pPr>
-        <w:tabs>
-          <w:tab w:val="num" w:pos="6480"/>
-        </w:tabs>
-        <w:ind w:left="6480" w:hanging="360"/>
-      </w:pPr>
-      <w:rPr>
-        <w:rFonts w:hint="default" w:ascii="Wingdings" w:hAnsi="Wingdings"/>
-        <w:sz w:val="20"/>
-      </w:rPr>
-    </w:lvl>
-    <w:lvl w:ilvl="4" w:tentative="1">
-      <w:start w:val="1"/>
-      <w:numFmt w:val="bullet"/>
-      <w:lvlText w:val=""/>
-      <w:lvlJc w:val="left"/>
-      <w:pPr>
-        <w:tabs>
-          <w:tab w:val="num" w:pos="3600"/>
-        </w:tabs>
-        <w:ind w:left="3600" w:hanging="360"/>
-      </w:pPr>
-      <w:rPr>
-        <w:rFonts w:hint="default" w:ascii="Wingdings" w:hAnsi="Wingdings"/>
-        <w:sz w:val="20"/>
-      </w:rPr>
-    </w:lvl>
-    <w:lvl w:ilvl="5" w:tentative="1">
-      <w:start w:val="1"/>
-      <w:numFmt w:val="bullet"/>
-      <w:lvlText w:val=""/>
-      <w:lvlJc w:val="left"/>
-      <w:pPr>
-        <w:tabs>
-          <w:tab w:val="num" w:pos="4320"/>
-        </w:tabs>
-        <w:ind w:left="4320" w:hanging="360"/>
       </w:pPr>
       <w:rPr>
         <w:rFonts w:hint="default" w:ascii="Wingdings" w:hAnsi="Wingdings"/>
@@ -18381,2005 +20378,6 @@
           <w:tab w:val="num" w:pos="5040"/>
         </w:tabs>
         <w:ind w:left="5040" w:hanging="360"/>
-      </w:pPr>
-      <w:rPr>
-        <w:rFonts w:hint="default" w:ascii="Wingdings" w:hAnsi="Wingdings"/>
-        <w:sz w:val="20"/>
-      </w:rPr>
-    </w:lvl>
-    <w:lvl w:ilvl="2" w:tentative="1">
-      <w:start w:val="1"/>
-      <w:numFmt w:val="bullet"/>
-      <w:lvlText w:val=""/>
-      <w:lvlJc w:val="left"/>
-      <w:pPr>
-        <w:tabs>
-          <w:tab w:val="num" w:pos="2160"/>
-        </w:tabs>
-        <w:ind w:left="2160" w:hanging="360"/>
-      </w:pPr>
-      <w:rPr>
-        <w:rFonts w:hint="default" w:ascii="Wingdings" w:hAnsi="Wingdings"/>
-        <w:sz w:val="20"/>
-      </w:rPr>
-    </w:lvl>
-    <w:lvl w:ilvl="7" w:tentative="1">
-      <w:start w:val="1"/>
-      <w:numFmt w:val="bullet"/>
-      <w:lvlText w:val=""/>
-      <w:lvlJc w:val="left"/>
-      <w:pPr>
-        <w:tabs>
-          <w:tab w:val="num" w:pos="5760"/>
-        </w:tabs>
-        <w:ind w:left="5760" w:hanging="360"/>
-      </w:pPr>
-      <w:rPr>
-        <w:rFonts w:hint="default" w:ascii="Wingdings" w:hAnsi="Wingdings"/>
-        <w:sz w:val="20"/>
-      </w:rPr>
-    </w:lvl>
-    <w:lvl w:ilvl="1" w:tentative="1">
-      <w:start w:val="1"/>
-      <w:numFmt w:val="bullet"/>
-      <w:lvlText w:val="o"/>
-      <w:lvlJc w:val="left"/>
-      <w:pPr>
-        <w:tabs>
-          <w:tab w:val="num" w:pos="1440"/>
-        </w:tabs>
-        <w:ind w:left="1440" w:hanging="360"/>
-      </w:pPr>
-      <w:rPr>
-        <w:rFonts w:hint="default" w:ascii="Courier New" w:hAnsi="Courier New"/>
-        <w:sz w:val="20"/>
-      </w:rPr>
-    </w:lvl>
-  </w:abstractNum>
-  <w:abstractNum w:abstractNumId="12">
-    <w:nsid w:val="64171BCC"/>
-    <w:multiLevelType w:val="multilevel"/>
-    <w:tmpl w:val="49FCAC80"/>
-    <w:lvl w:ilvl="2" w:tentative="1">
-      <w:start w:val="1"/>
-      <w:numFmt w:val="bullet"/>
-      <w:lvlText w:val=""/>
-      <w:lvlJc w:val="left"/>
-      <w:pPr>
-        <w:tabs>
-          <w:tab w:val="num" w:pos="2160"/>
-        </w:tabs>
-        <w:ind w:left="2160" w:hanging="360"/>
-      </w:pPr>
-      <w:rPr>
-        <w:rFonts w:hint="default" w:ascii="Wingdings" w:hAnsi="Wingdings"/>
-        <w:sz w:val="20"/>
-      </w:rPr>
-    </w:lvl>
-    <w:lvl w:ilvl="1" w:tentative="1">
-      <w:start w:val="1"/>
-      <w:numFmt w:val="bullet"/>
-      <w:lvlText w:val="o"/>
-      <w:lvlJc w:val="left"/>
-      <w:pPr>
-        <w:tabs>
-          <w:tab w:val="num" w:pos="1440"/>
-        </w:tabs>
-        <w:ind w:left="1440" w:hanging="360"/>
-      </w:pPr>
-      <w:rPr>
-        <w:rFonts w:hint="default" w:ascii="Courier New" w:hAnsi="Courier New"/>
-        <w:sz w:val="20"/>
-      </w:rPr>
-    </w:lvl>
-    <w:lvl w:ilvl="0">
-      <w:start w:val="1"/>
-      <w:numFmt w:val="bullet"/>
-      <w:lvlText w:val=""/>
-      <w:lvlJc w:val="left"/>
-      <w:pPr>
-        <w:tabs>
-          <w:tab w:val="num" w:pos="720"/>
-        </w:tabs>
-        <w:ind w:left="720" w:hanging="360"/>
-      </w:pPr>
-      <w:rPr>
-        <w:rFonts w:hint="default" w:ascii="Symbol" w:hAnsi="Symbol"/>
-        <w:sz w:val="20"/>
-      </w:rPr>
-    </w:lvl>
-    <w:lvl w:ilvl="3" w:tentative="1">
-      <w:start w:val="1"/>
-      <w:numFmt w:val="bullet"/>
-      <w:lvlText w:val=""/>
-      <w:lvlJc w:val="left"/>
-      <w:pPr>
-        <w:tabs>
-          <w:tab w:val="num" w:pos="2880"/>
-        </w:tabs>
-        <w:ind w:left="2880" w:hanging="360"/>
-      </w:pPr>
-      <w:rPr>
-        <w:rFonts w:hint="default" w:ascii="Wingdings" w:hAnsi="Wingdings"/>
-        <w:sz w:val="20"/>
-      </w:rPr>
-    </w:lvl>
-    <w:lvl w:ilvl="4" w:tentative="1">
-      <w:start w:val="1"/>
-      <w:numFmt w:val="bullet"/>
-      <w:lvlText w:val=""/>
-      <w:lvlJc w:val="left"/>
-      <w:pPr>
-        <w:tabs>
-          <w:tab w:val="num" w:pos="3600"/>
-        </w:tabs>
-        <w:ind w:left="3600" w:hanging="360"/>
-      </w:pPr>
-      <w:rPr>
-        <w:rFonts w:hint="default" w:ascii="Wingdings" w:hAnsi="Wingdings"/>
-        <w:sz w:val="20"/>
-      </w:rPr>
-    </w:lvl>
-    <w:lvl w:ilvl="5" w:tentative="1">
-      <w:start w:val="1"/>
-      <w:numFmt w:val="bullet"/>
-      <w:lvlText w:val=""/>
-      <w:lvlJc w:val="left"/>
-      <w:pPr>
-        <w:tabs>
-          <w:tab w:val="num" w:pos="4320"/>
-        </w:tabs>
-        <w:ind w:left="4320" w:hanging="360"/>
-      </w:pPr>
-      <w:rPr>
-        <w:rFonts w:hint="default" w:ascii="Wingdings" w:hAnsi="Wingdings"/>
-        <w:sz w:val="20"/>
-      </w:rPr>
-    </w:lvl>
-    <w:lvl w:ilvl="7" w:tentative="1">
-      <w:start w:val="1"/>
-      <w:numFmt w:val="bullet"/>
-      <w:lvlText w:val=""/>
-      <w:lvlJc w:val="left"/>
-      <w:pPr>
-        <w:tabs>
-          <w:tab w:val="num" w:pos="5760"/>
-        </w:tabs>
-        <w:ind w:left="5760" w:hanging="360"/>
-      </w:pPr>
-      <w:rPr>
-        <w:rFonts w:hint="default" w:ascii="Wingdings" w:hAnsi="Wingdings"/>
-        <w:sz w:val="20"/>
-      </w:rPr>
-    </w:lvl>
-    <w:lvl w:ilvl="8" w:tentative="1">
-      <w:start w:val="1"/>
-      <w:numFmt w:val="bullet"/>
-      <w:lvlText w:val=""/>
-      <w:lvlJc w:val="left"/>
-      <w:pPr>
-        <w:tabs>
-          <w:tab w:val="num" w:pos="6480"/>
-        </w:tabs>
-        <w:ind w:left="6480" w:hanging="360"/>
-      </w:pPr>
-      <w:rPr>
-        <w:rFonts w:hint="default" w:ascii="Wingdings" w:hAnsi="Wingdings"/>
-        <w:sz w:val="20"/>
-      </w:rPr>
-    </w:lvl>
-    <w:lvl w:ilvl="6" w:tentative="1">
-      <w:start w:val="1"/>
-      <w:numFmt w:val="bullet"/>
-      <w:lvlText w:val=""/>
-      <w:lvlJc w:val="left"/>
-      <w:pPr>
-        <w:tabs>
-          <w:tab w:val="num" w:pos="5040"/>
-        </w:tabs>
-        <w:ind w:left="5040" w:hanging="360"/>
-      </w:pPr>
-      <w:rPr>
-        <w:rFonts w:hint="default" w:ascii="Wingdings" w:hAnsi="Wingdings"/>
-        <w:sz w:val="20"/>
-      </w:rPr>
-    </w:lvl>
-  </w:abstractNum>
-  <w:abstractNum w:abstractNumId="13">
-    <w:nsid w:val="05FC3172"/>
-    <w:multiLevelType w:val="multilevel"/>
-    <w:tmpl w:val="32E83454"/>
-    <w:lvl w:ilvl="7" w:tentative="1">
-      <w:start w:val="1"/>
-      <w:numFmt w:val="bullet"/>
-      <w:lvlText w:val=""/>
-      <w:lvlJc w:val="left"/>
-      <w:pPr>
-        <w:tabs>
-          <w:tab w:val="num" w:pos="5760"/>
-        </w:tabs>
-        <w:ind w:left="5760" w:hanging="360"/>
-      </w:pPr>
-      <w:rPr>
-        <w:rFonts w:hint="default" w:ascii="Wingdings" w:hAnsi="Wingdings"/>
-        <w:sz w:val="20"/>
-      </w:rPr>
-    </w:lvl>
-    <w:lvl w:ilvl="0">
-      <w:start w:val="1"/>
-      <w:numFmt w:val="bullet"/>
-      <w:lvlText w:val=""/>
-      <w:lvlJc w:val="left"/>
-      <w:pPr>
-        <w:tabs>
-          <w:tab w:val="num" w:pos="720"/>
-        </w:tabs>
-        <w:ind w:left="720" w:hanging="360"/>
-      </w:pPr>
-      <w:rPr>
-        <w:rFonts w:hint="default" w:ascii="Symbol" w:hAnsi="Symbol"/>
-        <w:sz w:val="20"/>
-      </w:rPr>
-    </w:lvl>
-    <w:lvl w:ilvl="8" w:tentative="1">
-      <w:start w:val="1"/>
-      <w:numFmt w:val="bullet"/>
-      <w:lvlText w:val=""/>
-      <w:lvlJc w:val="left"/>
-      <w:pPr>
-        <w:tabs>
-          <w:tab w:val="num" w:pos="6480"/>
-        </w:tabs>
-        <w:ind w:left="6480" w:hanging="360"/>
-      </w:pPr>
-      <w:rPr>
-        <w:rFonts w:hint="default" w:ascii="Wingdings" w:hAnsi="Wingdings"/>
-        <w:sz w:val="20"/>
-      </w:rPr>
-    </w:lvl>
-    <w:lvl w:ilvl="2" w:tentative="1">
-      <w:start w:val="1"/>
-      <w:numFmt w:val="bullet"/>
-      <w:lvlText w:val=""/>
-      <w:lvlJc w:val="left"/>
-      <w:pPr>
-        <w:tabs>
-          <w:tab w:val="num" w:pos="2160"/>
-        </w:tabs>
-        <w:ind w:left="2160" w:hanging="360"/>
-      </w:pPr>
-      <w:rPr>
-        <w:rFonts w:hint="default" w:ascii="Wingdings" w:hAnsi="Wingdings"/>
-        <w:sz w:val="20"/>
-      </w:rPr>
-    </w:lvl>
-    <w:lvl w:ilvl="6" w:tentative="1">
-      <w:start w:val="1"/>
-      <w:numFmt w:val="bullet"/>
-      <w:lvlText w:val=""/>
-      <w:lvlJc w:val="left"/>
-      <w:pPr>
-        <w:tabs>
-          <w:tab w:val="num" w:pos="5040"/>
-        </w:tabs>
-        <w:ind w:left="5040" w:hanging="360"/>
-      </w:pPr>
-      <w:rPr>
-        <w:rFonts w:hint="default" w:ascii="Wingdings" w:hAnsi="Wingdings"/>
-        <w:sz w:val="20"/>
-      </w:rPr>
-    </w:lvl>
-    <w:lvl w:ilvl="3" w:tentative="1">
-      <w:start w:val="1"/>
-      <w:numFmt w:val="bullet"/>
-      <w:lvlText w:val=""/>
-      <w:lvlJc w:val="left"/>
-      <w:pPr>
-        <w:tabs>
-          <w:tab w:val="num" w:pos="2880"/>
-        </w:tabs>
-        <w:ind w:left="2880" w:hanging="360"/>
-      </w:pPr>
-      <w:rPr>
-        <w:rFonts w:hint="default" w:ascii="Wingdings" w:hAnsi="Wingdings"/>
-        <w:sz w:val="20"/>
-      </w:rPr>
-    </w:lvl>
-    <w:lvl w:ilvl="4" w:tentative="1">
-      <w:start w:val="1"/>
-      <w:numFmt w:val="bullet"/>
-      <w:lvlText w:val=""/>
-      <w:lvlJc w:val="left"/>
-      <w:pPr>
-        <w:tabs>
-          <w:tab w:val="num" w:pos="3600"/>
-        </w:tabs>
-        <w:ind w:left="3600" w:hanging="360"/>
-      </w:pPr>
-      <w:rPr>
-        <w:rFonts w:hint="default" w:ascii="Wingdings" w:hAnsi="Wingdings"/>
-        <w:sz w:val="20"/>
-      </w:rPr>
-    </w:lvl>
-    <w:lvl w:ilvl="5" w:tentative="1">
-      <w:start w:val="1"/>
-      <w:numFmt w:val="bullet"/>
-      <w:lvlText w:val=""/>
-      <w:lvlJc w:val="left"/>
-      <w:pPr>
-        <w:tabs>
-          <w:tab w:val="num" w:pos="4320"/>
-        </w:tabs>
-        <w:ind w:left="4320" w:hanging="360"/>
-      </w:pPr>
-      <w:rPr>
-        <w:rFonts w:hint="default" w:ascii="Wingdings" w:hAnsi="Wingdings"/>
-        <w:sz w:val="20"/>
-      </w:rPr>
-    </w:lvl>
-    <w:lvl w:ilvl="1" w:tentative="1">
-      <w:start w:val="1"/>
-      <w:numFmt w:val="bullet"/>
-      <w:lvlText w:val="o"/>
-      <w:lvlJc w:val="left"/>
-      <w:pPr>
-        <w:tabs>
-          <w:tab w:val="num" w:pos="1440"/>
-        </w:tabs>
-        <w:ind w:left="1440" w:hanging="360"/>
-      </w:pPr>
-      <w:rPr>
-        <w:rFonts w:hint="default" w:ascii="Courier New" w:hAnsi="Courier New"/>
-        <w:sz w:val="20"/>
-      </w:rPr>
-    </w:lvl>
-  </w:abstractNum>
-  <w:abstractNum w:abstractNumId="14">
-    <w:lvl w:ilvl="0">
-      <w:start w:val="1"/>
-      <w:numFmt w:val="bullet"/>
-      <w:lvlText w:val=""/>
-      <w:lvlJc w:val="left"/>
-      <w:pPr>
-        <w:ind w:left="420" w:hanging="420"/>
-      </w:pPr>
-      <w:rPr>
-        <w:rFonts w:hint="default" w:ascii="Wingdings" w:hAnsi="Wingdings"/>
-      </w:rPr>
-    </w:lvl>
-  </w:abstractNum>
-  <w:abstractNum w:abstractNumId="15">
-    <w:nsid w:val="198F4897"/>
-    <w:multiLevelType w:val="multilevel"/>
-    <w:tmpl w:val="180CF65E"/>
-    <w:lvl w:ilvl="8" w:tentative="1">
-      <w:start w:val="1"/>
-      <w:numFmt w:val="bullet"/>
-      <w:lvlText w:val=""/>
-      <w:lvlJc w:val="left"/>
-      <w:pPr>
-        <w:tabs>
-          <w:tab w:val="num" w:pos="6480"/>
-        </w:tabs>
-        <w:ind w:left="6480" w:hanging="360"/>
-      </w:pPr>
-      <w:rPr>
-        <w:rFonts w:hint="default" w:ascii="Wingdings" w:hAnsi="Wingdings"/>
-        <w:sz w:val="20"/>
-      </w:rPr>
-    </w:lvl>
-    <w:lvl w:ilvl="2" w:tentative="1">
-      <w:start w:val="1"/>
-      <w:numFmt w:val="bullet"/>
-      <w:lvlText w:val=""/>
-      <w:lvlJc w:val="left"/>
-      <w:pPr>
-        <w:tabs>
-          <w:tab w:val="num" w:pos="2160"/>
-        </w:tabs>
-        <w:ind w:left="2160" w:hanging="360"/>
-      </w:pPr>
-      <w:rPr>
-        <w:rFonts w:hint="default" w:ascii="Wingdings" w:hAnsi="Wingdings"/>
-        <w:sz w:val="20"/>
-      </w:rPr>
-    </w:lvl>
-    <w:lvl w:ilvl="1" w:tentative="1">
-      <w:start w:val="1"/>
-      <w:numFmt w:val="bullet"/>
-      <w:lvlText w:val="o"/>
-      <w:lvlJc w:val="left"/>
-      <w:pPr>
-        <w:tabs>
-          <w:tab w:val="num" w:pos="1440"/>
-        </w:tabs>
-        <w:ind w:left="1440" w:hanging="360"/>
-      </w:pPr>
-      <w:rPr>
-        <w:rFonts w:hint="default" w:ascii="Courier New" w:hAnsi="Courier New"/>
-        <w:sz w:val="20"/>
-      </w:rPr>
-    </w:lvl>
-    <w:lvl w:ilvl="3" w:tentative="1">
-      <w:start w:val="1"/>
-      <w:numFmt w:val="bullet"/>
-      <w:lvlText w:val=""/>
-      <w:lvlJc w:val="left"/>
-      <w:pPr>
-        <w:tabs>
-          <w:tab w:val="num" w:pos="2880"/>
-        </w:tabs>
-        <w:ind w:left="2880" w:hanging="360"/>
-      </w:pPr>
-      <w:rPr>
-        <w:rFonts w:hint="default" w:ascii="Wingdings" w:hAnsi="Wingdings"/>
-        <w:sz w:val="20"/>
-      </w:rPr>
-    </w:lvl>
-    <w:lvl w:ilvl="0">
-      <w:start w:val="1"/>
-      <w:numFmt w:val="bullet"/>
-      <w:lvlText w:val=""/>
-      <w:lvlJc w:val="left"/>
-      <w:pPr>
-        <w:tabs>
-          <w:tab w:val="num" w:pos="720"/>
-        </w:tabs>
-        <w:ind w:left="720" w:hanging="360"/>
-      </w:pPr>
-      <w:rPr>
-        <w:rFonts w:hint="default" w:ascii="Symbol" w:hAnsi="Symbol"/>
-        <w:sz w:val="20"/>
-      </w:rPr>
-    </w:lvl>
-    <w:lvl w:ilvl="4" w:tentative="1">
-      <w:start w:val="1"/>
-      <w:numFmt w:val="bullet"/>
-      <w:lvlText w:val=""/>
-      <w:lvlJc w:val="left"/>
-      <w:pPr>
-        <w:tabs>
-          <w:tab w:val="num" w:pos="3600"/>
-        </w:tabs>
-        <w:ind w:left="3600" w:hanging="360"/>
-      </w:pPr>
-      <w:rPr>
-        <w:rFonts w:hint="default" w:ascii="Wingdings" w:hAnsi="Wingdings"/>
-        <w:sz w:val="20"/>
-      </w:rPr>
-    </w:lvl>
-    <w:lvl w:ilvl="5" w:tentative="1">
-      <w:start w:val="1"/>
-      <w:numFmt w:val="bullet"/>
-      <w:lvlText w:val=""/>
-      <w:lvlJc w:val="left"/>
-      <w:pPr>
-        <w:tabs>
-          <w:tab w:val="num" w:pos="4320"/>
-        </w:tabs>
-        <w:ind w:left="4320" w:hanging="360"/>
-      </w:pPr>
-      <w:rPr>
-        <w:rFonts w:hint="default" w:ascii="Wingdings" w:hAnsi="Wingdings"/>
-        <w:sz w:val="20"/>
-      </w:rPr>
-    </w:lvl>
-    <w:lvl w:ilvl="6" w:tentative="1">
-      <w:start w:val="1"/>
-      <w:numFmt w:val="bullet"/>
-      <w:lvlText w:val=""/>
-      <w:lvlJc w:val="left"/>
-      <w:pPr>
-        <w:tabs>
-          <w:tab w:val="num" w:pos="5040"/>
-        </w:tabs>
-        <w:ind w:left="5040" w:hanging="360"/>
-      </w:pPr>
-      <w:rPr>
-        <w:rFonts w:hint="default" w:ascii="Wingdings" w:hAnsi="Wingdings"/>
-        <w:sz w:val="20"/>
-      </w:rPr>
-    </w:lvl>
-    <w:lvl w:ilvl="7" w:tentative="1">
-      <w:start w:val="1"/>
-      <w:numFmt w:val="bullet"/>
-      <w:lvlText w:val=""/>
-      <w:lvlJc w:val="left"/>
-      <w:pPr>
-        <w:tabs>
-          <w:tab w:val="num" w:pos="5760"/>
-        </w:tabs>
-        <w:ind w:left="5760" w:hanging="360"/>
-      </w:pPr>
-      <w:rPr>
-        <w:rFonts w:hint="default" w:ascii="Wingdings" w:hAnsi="Wingdings"/>
-        <w:sz w:val="20"/>
-      </w:rPr>
-    </w:lvl>
-  </w:abstractNum>
-  <w:abstractNum w:abstractNumId="16">
-    <w:nsid w:val="756E4A92"/>
-    <w:multiLevelType w:val="multilevel"/>
-    <w:tmpl w:val="0C0A4BFA"/>
-    <w:lvl w:ilvl="4" w:tentative="1">
-      <w:start w:val="1"/>
-      <w:numFmt w:val="bullet"/>
-      <w:lvlText w:val=""/>
-      <w:lvlJc w:val="left"/>
-      <w:pPr>
-        <w:tabs>
-          <w:tab w:val="num" w:pos="3600"/>
-        </w:tabs>
-        <w:ind w:left="3600" w:hanging="360"/>
-      </w:pPr>
-      <w:rPr>
-        <w:rFonts w:hint="default" w:ascii="Wingdings" w:hAnsi="Wingdings"/>
-        <w:sz w:val="20"/>
-      </w:rPr>
-    </w:lvl>
-    <w:lvl w:ilvl="5" w:tentative="1">
-      <w:start w:val="1"/>
-      <w:numFmt w:val="bullet"/>
-      <w:lvlText w:val=""/>
-      <w:lvlJc w:val="left"/>
-      <w:pPr>
-        <w:tabs>
-          <w:tab w:val="num" w:pos="4320"/>
-        </w:tabs>
-        <w:ind w:left="4320" w:hanging="360"/>
-      </w:pPr>
-      <w:rPr>
-        <w:rFonts w:hint="default" w:ascii="Wingdings" w:hAnsi="Wingdings"/>
-        <w:sz w:val="20"/>
-      </w:rPr>
-    </w:lvl>
-    <w:lvl w:ilvl="3" w:tentative="1">
-      <w:start w:val="1"/>
-      <w:numFmt w:val="bullet"/>
-      <w:lvlText w:val=""/>
-      <w:lvlJc w:val="left"/>
-      <w:pPr>
-        <w:tabs>
-          <w:tab w:val="num" w:pos="2880"/>
-        </w:tabs>
-        <w:ind w:left="2880" w:hanging="360"/>
-      </w:pPr>
-      <w:rPr>
-        <w:rFonts w:hint="default" w:ascii="Wingdings" w:hAnsi="Wingdings"/>
-        <w:sz w:val="20"/>
-      </w:rPr>
-    </w:lvl>
-    <w:lvl w:ilvl="7" w:tentative="1">
-      <w:start w:val="1"/>
-      <w:numFmt w:val="bullet"/>
-      <w:lvlText w:val=""/>
-      <w:lvlJc w:val="left"/>
-      <w:pPr>
-        <w:tabs>
-          <w:tab w:val="num" w:pos="5760"/>
-        </w:tabs>
-        <w:ind w:left="5760" w:hanging="360"/>
-      </w:pPr>
-      <w:rPr>
-        <w:rFonts w:hint="default" w:ascii="Wingdings" w:hAnsi="Wingdings"/>
-        <w:sz w:val="20"/>
-      </w:rPr>
-    </w:lvl>
-    <w:lvl w:ilvl="0">
-      <w:start w:val="1"/>
-      <w:numFmt w:val="bullet"/>
-      <w:lvlText w:val=""/>
-      <w:lvlJc w:val="left"/>
-      <w:pPr>
-        <w:tabs>
-          <w:tab w:val="num" w:pos="720"/>
-        </w:tabs>
-        <w:ind w:left="720" w:hanging="360"/>
-      </w:pPr>
-      <w:rPr>
-        <w:rFonts w:hint="default" w:ascii="Symbol" w:hAnsi="Symbol"/>
-        <w:sz w:val="20"/>
-      </w:rPr>
-    </w:lvl>
-    <w:lvl w:ilvl="1" w:tentative="1">
-      <w:start w:val="1"/>
-      <w:numFmt w:val="bullet"/>
-      <w:lvlText w:val="o"/>
-      <w:lvlJc w:val="left"/>
-      <w:pPr>
-        <w:tabs>
-          <w:tab w:val="num" w:pos="1440"/>
-        </w:tabs>
-        <w:ind w:left="1440" w:hanging="360"/>
-      </w:pPr>
-      <w:rPr>
-        <w:rFonts w:hint="default" w:ascii="Courier New" w:hAnsi="Courier New"/>
-        <w:sz w:val="20"/>
-      </w:rPr>
-    </w:lvl>
-    <w:lvl w:ilvl="2" w:tentative="1">
-      <w:start w:val="1"/>
-      <w:numFmt w:val="bullet"/>
-      <w:lvlText w:val=""/>
-      <w:lvlJc w:val="left"/>
-      <w:pPr>
-        <w:tabs>
-          <w:tab w:val="num" w:pos="2160"/>
-        </w:tabs>
-        <w:ind w:left="2160" w:hanging="360"/>
-      </w:pPr>
-      <w:rPr>
-        <w:rFonts w:hint="default" w:ascii="Wingdings" w:hAnsi="Wingdings"/>
-        <w:sz w:val="20"/>
-      </w:rPr>
-    </w:lvl>
-    <w:lvl w:ilvl="6" w:tentative="1">
-      <w:start w:val="1"/>
-      <w:numFmt w:val="bullet"/>
-      <w:lvlText w:val=""/>
-      <w:lvlJc w:val="left"/>
-      <w:pPr>
-        <w:tabs>
-          <w:tab w:val="num" w:pos="5040"/>
-        </w:tabs>
-        <w:ind w:left="5040" w:hanging="360"/>
-      </w:pPr>
-      <w:rPr>
-        <w:rFonts w:hint="default" w:ascii="Wingdings" w:hAnsi="Wingdings"/>
-        <w:sz w:val="20"/>
-      </w:rPr>
-    </w:lvl>
-    <w:lvl w:ilvl="8" w:tentative="1">
-      <w:start w:val="1"/>
-      <w:numFmt w:val="bullet"/>
-      <w:lvlText w:val=""/>
-      <w:lvlJc w:val="left"/>
-      <w:pPr>
-        <w:tabs>
-          <w:tab w:val="num" w:pos="6480"/>
-        </w:tabs>
-        <w:ind w:left="6480" w:hanging="360"/>
-      </w:pPr>
-      <w:rPr>
-        <w:rFonts w:hint="default" w:ascii="Wingdings" w:hAnsi="Wingdings"/>
-        <w:sz w:val="20"/>
-      </w:rPr>
-    </w:lvl>
-  </w:abstractNum>
-  <w:abstractNum w:abstractNumId="17">
-    <w:nsid w:val="64E208B7"/>
-    <w:multiLevelType w:val="multilevel"/>
-    <w:tmpl w:val="EB5480CA"/>
-    <w:lvl w:ilvl="8" w:tentative="1">
-      <w:start w:val="1"/>
-      <w:numFmt w:val="bullet"/>
-      <w:lvlText w:val=""/>
-      <w:lvlJc w:val="left"/>
-      <w:pPr>
-        <w:tabs>
-          <w:tab w:val="num" w:pos="6480"/>
-        </w:tabs>
-        <w:ind w:left="6480" w:hanging="360"/>
-      </w:pPr>
-      <w:rPr>
-        <w:rFonts w:hint="default" w:ascii="Wingdings" w:hAnsi="Wingdings"/>
-        <w:sz w:val="20"/>
-      </w:rPr>
-    </w:lvl>
-    <w:lvl w:ilvl="5" w:tentative="1">
-      <w:start w:val="1"/>
-      <w:numFmt w:val="bullet"/>
-      <w:lvlText w:val=""/>
-      <w:lvlJc w:val="left"/>
-      <w:pPr>
-        <w:tabs>
-          <w:tab w:val="num" w:pos="4320"/>
-        </w:tabs>
-        <w:ind w:left="4320" w:hanging="360"/>
-      </w:pPr>
-      <w:rPr>
-        <w:rFonts w:hint="default" w:ascii="Wingdings" w:hAnsi="Wingdings"/>
-        <w:sz w:val="20"/>
-      </w:rPr>
-    </w:lvl>
-    <w:lvl w:ilvl="0">
-      <w:start w:val="1"/>
-      <w:numFmt w:val="bullet"/>
-      <w:lvlText w:val=""/>
-      <w:lvlJc w:val="left"/>
-      <w:pPr>
-        <w:tabs>
-          <w:tab w:val="num" w:pos="720"/>
-        </w:tabs>
-        <w:ind w:left="720" w:hanging="360"/>
-      </w:pPr>
-      <w:rPr>
-        <w:rFonts w:hint="default" w:ascii="Symbol" w:hAnsi="Symbol"/>
-        <w:sz w:val="20"/>
-      </w:rPr>
-    </w:lvl>
-    <w:lvl w:ilvl="3" w:tentative="1">
-      <w:start w:val="1"/>
-      <w:numFmt w:val="bullet"/>
-      <w:lvlText w:val=""/>
-      <w:lvlJc w:val="left"/>
-      <w:pPr>
-        <w:tabs>
-          <w:tab w:val="num" w:pos="2880"/>
-        </w:tabs>
-        <w:ind w:left="2880" w:hanging="360"/>
-      </w:pPr>
-      <w:rPr>
-        <w:rFonts w:hint="default" w:ascii="Wingdings" w:hAnsi="Wingdings"/>
-        <w:sz w:val="20"/>
-      </w:rPr>
-    </w:lvl>
-    <w:lvl w:ilvl="4" w:tentative="1">
-      <w:start w:val="1"/>
-      <w:numFmt w:val="bullet"/>
-      <w:lvlText w:val=""/>
-      <w:lvlJc w:val="left"/>
-      <w:pPr>
-        <w:tabs>
-          <w:tab w:val="num" w:pos="3600"/>
-        </w:tabs>
-        <w:ind w:left="3600" w:hanging="360"/>
-      </w:pPr>
-      <w:rPr>
-        <w:rFonts w:hint="default" w:ascii="Wingdings" w:hAnsi="Wingdings"/>
-        <w:sz w:val="20"/>
-      </w:rPr>
-    </w:lvl>
-    <w:lvl w:ilvl="6" w:tentative="1">
-      <w:start w:val="1"/>
-      <w:numFmt w:val="bullet"/>
-      <w:lvlText w:val=""/>
-      <w:lvlJc w:val="left"/>
-      <w:pPr>
-        <w:tabs>
-          <w:tab w:val="num" w:pos="5040"/>
-        </w:tabs>
-        <w:ind w:left="5040" w:hanging="360"/>
-      </w:pPr>
-      <w:rPr>
-        <w:rFonts w:hint="default" w:ascii="Wingdings" w:hAnsi="Wingdings"/>
-        <w:sz w:val="20"/>
-      </w:rPr>
-    </w:lvl>
-    <w:lvl w:ilvl="7" w:tentative="1">
-      <w:start w:val="1"/>
-      <w:numFmt w:val="bullet"/>
-      <w:lvlText w:val=""/>
-      <w:lvlJc w:val="left"/>
-      <w:pPr>
-        <w:tabs>
-          <w:tab w:val="num" w:pos="5760"/>
-        </w:tabs>
-        <w:ind w:left="5760" w:hanging="360"/>
-      </w:pPr>
-      <w:rPr>
-        <w:rFonts w:hint="default" w:ascii="Wingdings" w:hAnsi="Wingdings"/>
-        <w:sz w:val="20"/>
-      </w:rPr>
-    </w:lvl>
-    <w:lvl w:ilvl="2" w:tentative="1">
-      <w:start w:val="1"/>
-      <w:numFmt w:val="bullet"/>
-      <w:lvlText w:val=""/>
-      <w:lvlJc w:val="left"/>
-      <w:pPr>
-        <w:tabs>
-          <w:tab w:val="num" w:pos="2160"/>
-        </w:tabs>
-        <w:ind w:left="2160" w:hanging="360"/>
-      </w:pPr>
-      <w:rPr>
-        <w:rFonts w:hint="default" w:ascii="Wingdings" w:hAnsi="Wingdings"/>
-        <w:sz w:val="20"/>
-      </w:rPr>
-    </w:lvl>
-    <w:lvl w:ilvl="1" w:tentative="1">
-      <w:start w:val="1"/>
-      <w:numFmt w:val="bullet"/>
-      <w:lvlText w:val="o"/>
-      <w:lvlJc w:val="left"/>
-      <w:pPr>
-        <w:tabs>
-          <w:tab w:val="num" w:pos="1440"/>
-        </w:tabs>
-        <w:ind w:left="1440" w:hanging="360"/>
-      </w:pPr>
-      <w:rPr>
-        <w:rFonts w:hint="default" w:ascii="Courier New" w:hAnsi="Courier New"/>
-        <w:sz w:val="20"/>
-      </w:rPr>
-    </w:lvl>
-  </w:abstractNum>
-  <w:abstractNum w:abstractNumId="18">
-    <w:nsid w:val="28FD2ECE"/>
-    <w:multiLevelType w:val="multilevel"/>
-    <w:tmpl w:val="C2B67B9A"/>
-    <w:lvl w:ilvl="0">
-      <w:start w:val="1"/>
-      <w:numFmt w:val="bullet"/>
-      <w:lvlText w:val=""/>
-      <w:lvlJc w:val="left"/>
-      <w:pPr>
-        <w:tabs>
-          <w:tab w:val="num" w:pos="720"/>
-        </w:tabs>
-        <w:ind w:left="720" w:hanging="360"/>
-      </w:pPr>
-      <w:rPr>
-        <w:rFonts w:hint="default" w:ascii="Symbol" w:hAnsi="Symbol"/>
-        <w:sz w:val="20"/>
-      </w:rPr>
-    </w:lvl>
-    <w:lvl w:ilvl="1" w:tentative="1">
-      <w:start w:val="1"/>
-      <w:numFmt w:val="bullet"/>
-      <w:lvlText w:val="o"/>
-      <w:lvlJc w:val="left"/>
-      <w:pPr>
-        <w:tabs>
-          <w:tab w:val="num" w:pos="1440"/>
-        </w:tabs>
-        <w:ind w:left="1440" w:hanging="360"/>
-      </w:pPr>
-      <w:rPr>
-        <w:rFonts w:hint="default" w:ascii="Courier New" w:hAnsi="Courier New"/>
-        <w:sz w:val="20"/>
-      </w:rPr>
-    </w:lvl>
-    <w:lvl w:ilvl="7" w:tentative="1">
-      <w:start w:val="1"/>
-      <w:numFmt w:val="bullet"/>
-      <w:lvlText w:val=""/>
-      <w:lvlJc w:val="left"/>
-      <w:pPr>
-        <w:tabs>
-          <w:tab w:val="num" w:pos="5760"/>
-        </w:tabs>
-        <w:ind w:left="5760" w:hanging="360"/>
-      </w:pPr>
-      <w:rPr>
-        <w:rFonts w:hint="default" w:ascii="Wingdings" w:hAnsi="Wingdings"/>
-        <w:sz w:val="20"/>
-      </w:rPr>
-    </w:lvl>
-    <w:lvl w:ilvl="2" w:tentative="1">
-      <w:start w:val="1"/>
-      <w:numFmt w:val="bullet"/>
-      <w:lvlText w:val=""/>
-      <w:lvlJc w:val="left"/>
-      <w:pPr>
-        <w:tabs>
-          <w:tab w:val="num" w:pos="2160"/>
-        </w:tabs>
-        <w:ind w:left="2160" w:hanging="360"/>
-      </w:pPr>
-      <w:rPr>
-        <w:rFonts w:hint="default" w:ascii="Wingdings" w:hAnsi="Wingdings"/>
-        <w:sz w:val="20"/>
-      </w:rPr>
-    </w:lvl>
-    <w:lvl w:ilvl="8" w:tentative="1">
-      <w:start w:val="1"/>
-      <w:numFmt w:val="bullet"/>
-      <w:lvlText w:val=""/>
-      <w:lvlJc w:val="left"/>
-      <w:pPr>
-        <w:tabs>
-          <w:tab w:val="num" w:pos="6480"/>
-        </w:tabs>
-        <w:ind w:left="6480" w:hanging="360"/>
-      </w:pPr>
-      <w:rPr>
-        <w:rFonts w:hint="default" w:ascii="Wingdings" w:hAnsi="Wingdings"/>
-        <w:sz w:val="20"/>
-      </w:rPr>
-    </w:lvl>
-    <w:lvl w:ilvl="6" w:tentative="1">
-      <w:start w:val="1"/>
-      <w:numFmt w:val="bullet"/>
-      <w:lvlText w:val=""/>
-      <w:lvlJc w:val="left"/>
-      <w:pPr>
-        <w:tabs>
-          <w:tab w:val="num" w:pos="5040"/>
-        </w:tabs>
-        <w:ind w:left="5040" w:hanging="360"/>
-      </w:pPr>
-      <w:rPr>
-        <w:rFonts w:hint="default" w:ascii="Wingdings" w:hAnsi="Wingdings"/>
-        <w:sz w:val="20"/>
-      </w:rPr>
-    </w:lvl>
-    <w:lvl w:ilvl="4" w:tentative="1">
-      <w:start w:val="1"/>
-      <w:numFmt w:val="bullet"/>
-      <w:lvlText w:val=""/>
-      <w:lvlJc w:val="left"/>
-      <w:pPr>
-        <w:tabs>
-          <w:tab w:val="num" w:pos="3600"/>
-        </w:tabs>
-        <w:ind w:left="3600" w:hanging="360"/>
-      </w:pPr>
-      <w:rPr>
-        <w:rFonts w:hint="default" w:ascii="Wingdings" w:hAnsi="Wingdings"/>
-        <w:sz w:val="20"/>
-      </w:rPr>
-    </w:lvl>
-    <w:lvl w:ilvl="5" w:tentative="1">
-      <w:start w:val="1"/>
-      <w:numFmt w:val="bullet"/>
-      <w:lvlText w:val=""/>
-      <w:lvlJc w:val="left"/>
-      <w:pPr>
-        <w:tabs>
-          <w:tab w:val="num" w:pos="4320"/>
-        </w:tabs>
-        <w:ind w:left="4320" w:hanging="360"/>
-      </w:pPr>
-      <w:rPr>
-        <w:rFonts w:hint="default" w:ascii="Wingdings" w:hAnsi="Wingdings"/>
-        <w:sz w:val="20"/>
-      </w:rPr>
-    </w:lvl>
-    <w:lvl w:ilvl="3" w:tentative="1">
-      <w:start w:val="1"/>
-      <w:numFmt w:val="bullet"/>
-      <w:lvlText w:val=""/>
-      <w:lvlJc w:val="left"/>
-      <w:pPr>
-        <w:tabs>
-          <w:tab w:val="num" w:pos="2880"/>
-        </w:tabs>
-        <w:ind w:left="2880" w:hanging="360"/>
-      </w:pPr>
-      <w:rPr>
-        <w:rFonts w:hint="default" w:ascii="Wingdings" w:hAnsi="Wingdings"/>
-        <w:sz w:val="20"/>
-      </w:rPr>
-    </w:lvl>
-  </w:abstractNum>
-  <w:abstractNum w:abstractNumId="19">
-    <w:nsid w:val="1DB6012D"/>
-    <w:multiLevelType w:val="multilevel"/>
-    <w:tmpl w:val="8758DCB6"/>
-    <w:lvl w:ilvl="3" w:tentative="1">
-      <w:start w:val="1"/>
-      <w:numFmt w:val="bullet"/>
-      <w:lvlText w:val=""/>
-      <w:lvlJc w:val="left"/>
-      <w:pPr>
-        <w:tabs>
-          <w:tab w:val="num" w:pos="2880"/>
-        </w:tabs>
-        <w:ind w:left="2880" w:hanging="360"/>
-      </w:pPr>
-      <w:rPr>
-        <w:rFonts w:hint="default" w:ascii="Wingdings" w:hAnsi="Wingdings"/>
-        <w:sz w:val="20"/>
-      </w:rPr>
-    </w:lvl>
-    <w:lvl w:ilvl="5" w:tentative="1">
-      <w:start w:val="1"/>
-      <w:numFmt w:val="bullet"/>
-      <w:lvlText w:val=""/>
-      <w:lvlJc w:val="left"/>
-      <w:pPr>
-        <w:tabs>
-          <w:tab w:val="num" w:pos="4320"/>
-        </w:tabs>
-        <w:ind w:left="4320" w:hanging="360"/>
-      </w:pPr>
-      <w:rPr>
-        <w:rFonts w:hint="default" w:ascii="Wingdings" w:hAnsi="Wingdings"/>
-        <w:sz w:val="20"/>
-      </w:rPr>
-    </w:lvl>
-    <w:lvl w:ilvl="7" w:tentative="1">
-      <w:start w:val="1"/>
-      <w:numFmt w:val="bullet"/>
-      <w:lvlText w:val=""/>
-      <w:lvlJc w:val="left"/>
-      <w:pPr>
-        <w:tabs>
-          <w:tab w:val="num" w:pos="5760"/>
-        </w:tabs>
-        <w:ind w:left="5760" w:hanging="360"/>
-      </w:pPr>
-      <w:rPr>
-        <w:rFonts w:hint="default" w:ascii="Wingdings" w:hAnsi="Wingdings"/>
-        <w:sz w:val="20"/>
-      </w:rPr>
-    </w:lvl>
-    <w:lvl w:ilvl="6" w:tentative="1">
-      <w:start w:val="1"/>
-      <w:numFmt w:val="bullet"/>
-      <w:lvlText w:val=""/>
-      <w:lvlJc w:val="left"/>
-      <w:pPr>
-        <w:tabs>
-          <w:tab w:val="num" w:pos="5040"/>
-        </w:tabs>
-        <w:ind w:left="5040" w:hanging="360"/>
-      </w:pPr>
-      <w:rPr>
-        <w:rFonts w:hint="default" w:ascii="Wingdings" w:hAnsi="Wingdings"/>
-        <w:sz w:val="20"/>
-      </w:rPr>
-    </w:lvl>
-    <w:lvl w:ilvl="2" w:tentative="1">
-      <w:start w:val="1"/>
-      <w:numFmt w:val="bullet"/>
-      <w:lvlText w:val=""/>
-      <w:lvlJc w:val="left"/>
-      <w:pPr>
-        <w:tabs>
-          <w:tab w:val="num" w:pos="2160"/>
-        </w:tabs>
-        <w:ind w:left="2160" w:hanging="360"/>
-      </w:pPr>
-      <w:rPr>
-        <w:rFonts w:hint="default" w:ascii="Wingdings" w:hAnsi="Wingdings"/>
-        <w:sz w:val="20"/>
-      </w:rPr>
-    </w:lvl>
-    <w:lvl w:ilvl="8" w:tentative="1">
-      <w:start w:val="1"/>
-      <w:numFmt w:val="bullet"/>
-      <w:lvlText w:val=""/>
-      <w:lvlJc w:val="left"/>
-      <w:pPr>
-        <w:tabs>
-          <w:tab w:val="num" w:pos="6480"/>
-        </w:tabs>
-        <w:ind w:left="6480" w:hanging="360"/>
-      </w:pPr>
-      <w:rPr>
-        <w:rFonts w:hint="default" w:ascii="Wingdings" w:hAnsi="Wingdings"/>
-        <w:sz w:val="20"/>
-      </w:rPr>
-    </w:lvl>
-    <w:lvl w:ilvl="0">
-      <w:start w:val="1"/>
-      <w:numFmt w:val="bullet"/>
-      <w:lvlText w:val=""/>
-      <w:lvlJc w:val="left"/>
-      <w:pPr>
-        <w:tabs>
-          <w:tab w:val="num" w:pos="720"/>
-        </w:tabs>
-        <w:ind w:left="720" w:hanging="360"/>
-      </w:pPr>
-      <w:rPr>
-        <w:rFonts w:hint="default" w:ascii="Symbol" w:hAnsi="Symbol"/>
-        <w:sz w:val="20"/>
-      </w:rPr>
-    </w:lvl>
-    <w:lvl w:ilvl="1" w:tentative="1">
-      <w:start w:val="1"/>
-      <w:numFmt w:val="bullet"/>
-      <w:lvlText w:val="o"/>
-      <w:lvlJc w:val="left"/>
-      <w:pPr>
-        <w:tabs>
-          <w:tab w:val="num" w:pos="1440"/>
-        </w:tabs>
-        <w:ind w:left="1440" w:hanging="360"/>
-      </w:pPr>
-      <w:rPr>
-        <w:rFonts w:hint="default" w:ascii="Courier New" w:hAnsi="Courier New"/>
-        <w:sz w:val="20"/>
-      </w:rPr>
-    </w:lvl>
-    <w:lvl w:ilvl="4" w:tentative="1">
-      <w:start w:val="1"/>
-      <w:numFmt w:val="bullet"/>
-      <w:lvlText w:val=""/>
-      <w:lvlJc w:val="left"/>
-      <w:pPr>
-        <w:tabs>
-          <w:tab w:val="num" w:pos="3600"/>
-        </w:tabs>
-        <w:ind w:left="3600" w:hanging="360"/>
-      </w:pPr>
-      <w:rPr>
-        <w:rFonts w:hint="default" w:ascii="Wingdings" w:hAnsi="Wingdings"/>
-        <w:sz w:val="20"/>
-      </w:rPr>
-    </w:lvl>
-  </w:abstractNum>
-  <w:abstractNum w:abstractNumId="20">
-    <w:nsid w:val="7A736933"/>
-    <w:multiLevelType w:val="multilevel"/>
-    <w:tmpl w:val="1CFEC2F2"/>
-    <w:lvl w:ilvl="6" w:tentative="1">
-      <w:start w:val="1"/>
-      <w:numFmt w:val="bullet"/>
-      <w:lvlText w:val=""/>
-      <w:lvlJc w:val="left"/>
-      <w:pPr>
-        <w:tabs>
-          <w:tab w:val="num" w:pos="5040"/>
-        </w:tabs>
-        <w:ind w:left="5040" w:hanging="360"/>
-      </w:pPr>
-      <w:rPr>
-        <w:rFonts w:hint="default" w:ascii="Wingdings" w:hAnsi="Wingdings"/>
-        <w:sz w:val="20"/>
-      </w:rPr>
-    </w:lvl>
-    <w:lvl w:ilvl="4" w:tentative="1">
-      <w:start w:val="1"/>
-      <w:numFmt w:val="bullet"/>
-      <w:lvlText w:val=""/>
-      <w:lvlJc w:val="left"/>
-      <w:pPr>
-        <w:tabs>
-          <w:tab w:val="num" w:pos="3600"/>
-        </w:tabs>
-        <w:ind w:left="3600" w:hanging="360"/>
-      </w:pPr>
-      <w:rPr>
-        <w:rFonts w:hint="default" w:ascii="Wingdings" w:hAnsi="Wingdings"/>
-        <w:sz w:val="20"/>
-      </w:rPr>
-    </w:lvl>
-    <w:lvl w:ilvl="5" w:tentative="1">
-      <w:start w:val="1"/>
-      <w:numFmt w:val="bullet"/>
-      <w:lvlText w:val=""/>
-      <w:lvlJc w:val="left"/>
-      <w:pPr>
-        <w:tabs>
-          <w:tab w:val="num" w:pos="4320"/>
-        </w:tabs>
-        <w:ind w:left="4320" w:hanging="360"/>
-      </w:pPr>
-      <w:rPr>
-        <w:rFonts w:hint="default" w:ascii="Wingdings" w:hAnsi="Wingdings"/>
-        <w:sz w:val="20"/>
-      </w:rPr>
-    </w:lvl>
-    <w:lvl w:ilvl="3" w:tentative="1">
-      <w:start w:val="1"/>
-      <w:numFmt w:val="bullet"/>
-      <w:lvlText w:val=""/>
-      <w:lvlJc w:val="left"/>
-      <w:pPr>
-        <w:tabs>
-          <w:tab w:val="num" w:pos="2880"/>
-        </w:tabs>
-        <w:ind w:left="2880" w:hanging="360"/>
-      </w:pPr>
-      <w:rPr>
-        <w:rFonts w:hint="default" w:ascii="Wingdings" w:hAnsi="Wingdings"/>
-        <w:sz w:val="20"/>
-      </w:rPr>
-    </w:lvl>
-    <w:lvl w:ilvl="0">
-      <w:start w:val="1"/>
-      <w:numFmt w:val="bullet"/>
-      <w:lvlText w:val=""/>
-      <w:lvlJc w:val="left"/>
-      <w:pPr>
-        <w:tabs>
-          <w:tab w:val="num" w:pos="720"/>
-        </w:tabs>
-        <w:ind w:left="720" w:hanging="360"/>
-      </w:pPr>
-      <w:rPr>
-        <w:rFonts w:hint="default" w:ascii="Symbol" w:hAnsi="Symbol"/>
-        <w:sz w:val="20"/>
-      </w:rPr>
-    </w:lvl>
-    <w:lvl w:ilvl="1" w:tentative="1">
-      <w:start w:val="1"/>
-      <w:numFmt w:val="bullet"/>
-      <w:lvlText w:val="o"/>
-      <w:lvlJc w:val="left"/>
-      <w:pPr>
-        <w:tabs>
-          <w:tab w:val="num" w:pos="1440"/>
-        </w:tabs>
-        <w:ind w:left="1440" w:hanging="360"/>
-      </w:pPr>
-      <w:rPr>
-        <w:rFonts w:hint="default" w:ascii="Courier New" w:hAnsi="Courier New"/>
-        <w:sz w:val="20"/>
-      </w:rPr>
-    </w:lvl>
-    <w:lvl w:ilvl="7" w:tentative="1">
-      <w:start w:val="1"/>
-      <w:numFmt w:val="bullet"/>
-      <w:lvlText w:val=""/>
-      <w:lvlJc w:val="left"/>
-      <w:pPr>
-        <w:tabs>
-          <w:tab w:val="num" w:pos="5760"/>
-        </w:tabs>
-        <w:ind w:left="5760" w:hanging="360"/>
-      </w:pPr>
-      <w:rPr>
-        <w:rFonts w:hint="default" w:ascii="Wingdings" w:hAnsi="Wingdings"/>
-        <w:sz w:val="20"/>
-      </w:rPr>
-    </w:lvl>
-    <w:lvl w:ilvl="2" w:tentative="1">
-      <w:start w:val="1"/>
-      <w:numFmt w:val="bullet"/>
-      <w:lvlText w:val=""/>
-      <w:lvlJc w:val="left"/>
-      <w:pPr>
-        <w:tabs>
-          <w:tab w:val="num" w:pos="2160"/>
-        </w:tabs>
-        <w:ind w:left="2160" w:hanging="360"/>
-      </w:pPr>
-      <w:rPr>
-        <w:rFonts w:hint="default" w:ascii="Wingdings" w:hAnsi="Wingdings"/>
-        <w:sz w:val="20"/>
-      </w:rPr>
-    </w:lvl>
-    <w:lvl w:ilvl="8" w:tentative="1">
-      <w:start w:val="1"/>
-      <w:numFmt w:val="bullet"/>
-      <w:lvlText w:val=""/>
-      <w:lvlJc w:val="left"/>
-      <w:pPr>
-        <w:tabs>
-          <w:tab w:val="num" w:pos="6480"/>
-        </w:tabs>
-        <w:ind w:left="6480" w:hanging="360"/>
-      </w:pPr>
-      <w:rPr>
-        <w:rFonts w:hint="default" w:ascii="Wingdings" w:hAnsi="Wingdings"/>
-        <w:sz w:val="20"/>
-      </w:rPr>
-    </w:lvl>
-  </w:abstractNum>
-  <w:abstractNum w:abstractNumId="21">
-    <w:nsid w:val="03114749"/>
-    <w:multiLevelType w:val="multilevel"/>
-    <w:tmpl w:val="1CB006BA"/>
-    <w:lvl w:ilvl="4" w:tentative="1">
-      <w:start w:val="1"/>
-      <w:numFmt w:val="bullet"/>
-      <w:lvlText w:val=""/>
-      <w:lvlJc w:val="left"/>
-      <w:pPr>
-        <w:tabs>
-          <w:tab w:val="num" w:pos="3600"/>
-        </w:tabs>
-        <w:ind w:left="3600" w:hanging="360"/>
-      </w:pPr>
-      <w:rPr>
-        <w:rFonts w:hint="default" w:ascii="Wingdings" w:hAnsi="Wingdings"/>
-        <w:sz w:val="20"/>
-      </w:rPr>
-    </w:lvl>
-    <w:lvl w:ilvl="5" w:tentative="1">
-      <w:start w:val="1"/>
-      <w:numFmt w:val="bullet"/>
-      <w:lvlText w:val=""/>
-      <w:lvlJc w:val="left"/>
-      <w:pPr>
-        <w:tabs>
-          <w:tab w:val="num" w:pos="4320"/>
-        </w:tabs>
-        <w:ind w:left="4320" w:hanging="360"/>
-      </w:pPr>
-      <w:rPr>
-        <w:rFonts w:hint="default" w:ascii="Wingdings" w:hAnsi="Wingdings"/>
-        <w:sz w:val="20"/>
-      </w:rPr>
-    </w:lvl>
-    <w:lvl w:ilvl="7" w:tentative="1">
-      <w:start w:val="1"/>
-      <w:numFmt w:val="bullet"/>
-      <w:lvlText w:val=""/>
-      <w:lvlJc w:val="left"/>
-      <w:pPr>
-        <w:tabs>
-          <w:tab w:val="num" w:pos="5760"/>
-        </w:tabs>
-        <w:ind w:left="5760" w:hanging="360"/>
-      </w:pPr>
-      <w:rPr>
-        <w:rFonts w:hint="default" w:ascii="Wingdings" w:hAnsi="Wingdings"/>
-        <w:sz w:val="20"/>
-      </w:rPr>
-    </w:lvl>
-    <w:lvl w:ilvl="6" w:tentative="1">
-      <w:start w:val="1"/>
-      <w:numFmt w:val="bullet"/>
-      <w:lvlText w:val=""/>
-      <w:lvlJc w:val="left"/>
-      <w:pPr>
-        <w:tabs>
-          <w:tab w:val="num" w:pos="5040"/>
-        </w:tabs>
-        <w:ind w:left="5040" w:hanging="360"/>
-      </w:pPr>
-      <w:rPr>
-        <w:rFonts w:hint="default" w:ascii="Wingdings" w:hAnsi="Wingdings"/>
-        <w:sz w:val="20"/>
-      </w:rPr>
-    </w:lvl>
-    <w:lvl w:ilvl="8" w:tentative="1">
-      <w:start w:val="1"/>
-      <w:numFmt w:val="bullet"/>
-      <w:lvlText w:val=""/>
-      <w:lvlJc w:val="left"/>
-      <w:pPr>
-        <w:tabs>
-          <w:tab w:val="num" w:pos="6480"/>
-        </w:tabs>
-        <w:ind w:left="6480" w:hanging="360"/>
-      </w:pPr>
-      <w:rPr>
-        <w:rFonts w:hint="default" w:ascii="Wingdings" w:hAnsi="Wingdings"/>
-        <w:sz w:val="20"/>
-      </w:rPr>
-    </w:lvl>
-    <w:lvl w:ilvl="1" w:tentative="1">
-      <w:start w:val="1"/>
-      <w:numFmt w:val="bullet"/>
-      <w:lvlText w:val="o"/>
-      <w:lvlJc w:val="left"/>
-      <w:pPr>
-        <w:tabs>
-          <w:tab w:val="num" w:pos="1440"/>
-        </w:tabs>
-        <w:ind w:left="1440" w:hanging="360"/>
-      </w:pPr>
-      <w:rPr>
-        <w:rFonts w:hint="default" w:ascii="Courier New" w:hAnsi="Courier New"/>
-        <w:sz w:val="20"/>
-      </w:rPr>
-    </w:lvl>
-    <w:lvl w:ilvl="2" w:tentative="1">
-      <w:start w:val="1"/>
-      <w:numFmt w:val="bullet"/>
-      <w:lvlText w:val=""/>
-      <w:lvlJc w:val="left"/>
-      <w:pPr>
-        <w:tabs>
-          <w:tab w:val="num" w:pos="2160"/>
-        </w:tabs>
-        <w:ind w:left="2160" w:hanging="360"/>
-      </w:pPr>
-      <w:rPr>
-        <w:rFonts w:hint="default" w:ascii="Wingdings" w:hAnsi="Wingdings"/>
-        <w:sz w:val="20"/>
-      </w:rPr>
-    </w:lvl>
-    <w:lvl w:ilvl="0">
-      <w:start w:val="1"/>
-      <w:numFmt w:val="bullet"/>
-      <w:lvlText w:val=""/>
-      <w:lvlJc w:val="left"/>
-      <w:pPr>
-        <w:tabs>
-          <w:tab w:val="num" w:pos="720"/>
-        </w:tabs>
-        <w:ind w:left="720" w:hanging="360"/>
-      </w:pPr>
-      <w:rPr>
-        <w:rFonts w:hint="default" w:ascii="Symbol" w:hAnsi="Symbol"/>
-        <w:sz w:val="20"/>
-      </w:rPr>
-    </w:lvl>
-    <w:lvl w:ilvl="3" w:tentative="1">
-      <w:start w:val="1"/>
-      <w:numFmt w:val="bullet"/>
-      <w:lvlText w:val=""/>
-      <w:lvlJc w:val="left"/>
-      <w:pPr>
-        <w:tabs>
-          <w:tab w:val="num" w:pos="2880"/>
-        </w:tabs>
-        <w:ind w:left="2880" w:hanging="360"/>
-      </w:pPr>
-      <w:rPr>
-        <w:rFonts w:hint="default" w:ascii="Wingdings" w:hAnsi="Wingdings"/>
-        <w:sz w:val="20"/>
-      </w:rPr>
-    </w:lvl>
-  </w:abstractNum>
-  <w:abstractNum w:abstractNumId="22">
-    <w:nsid w:val="0C4F70F6"/>
-    <w:multiLevelType w:val="multilevel"/>
-    <w:tmpl w:val="CC4C1C6A"/>
-    <w:lvl w:ilvl="3" w:tentative="1">
-      <w:start w:val="1"/>
-      <w:numFmt w:val="bullet"/>
-      <w:lvlText w:val=""/>
-      <w:lvlJc w:val="left"/>
-      <w:pPr>
-        <w:tabs>
-          <w:tab w:val="num" w:pos="2880"/>
-        </w:tabs>
-        <w:ind w:left="2880" w:hanging="360"/>
-      </w:pPr>
-      <w:rPr>
-        <w:rFonts w:hint="default" w:ascii="Wingdings" w:hAnsi="Wingdings"/>
-        <w:sz w:val="20"/>
-      </w:rPr>
-    </w:lvl>
-    <w:lvl w:ilvl="4" w:tentative="1">
-      <w:start w:val="1"/>
-      <w:numFmt w:val="bullet"/>
-      <w:lvlText w:val=""/>
-      <w:lvlJc w:val="left"/>
-      <w:pPr>
-        <w:tabs>
-          <w:tab w:val="num" w:pos="3600"/>
-        </w:tabs>
-        <w:ind w:left="3600" w:hanging="360"/>
-      </w:pPr>
-      <w:rPr>
-        <w:rFonts w:hint="default" w:ascii="Wingdings" w:hAnsi="Wingdings"/>
-        <w:sz w:val="20"/>
-      </w:rPr>
-    </w:lvl>
-    <w:lvl w:ilvl="0">
-      <w:start w:val="1"/>
-      <w:numFmt w:val="bullet"/>
-      <w:lvlText w:val=""/>
-      <w:lvlJc w:val="left"/>
-      <w:pPr>
-        <w:tabs>
-          <w:tab w:val="num" w:pos="720"/>
-        </w:tabs>
-        <w:ind w:left="720" w:hanging="360"/>
-      </w:pPr>
-      <w:rPr>
-        <w:rFonts w:hint="default" w:ascii="Symbol" w:hAnsi="Symbol"/>
-        <w:sz w:val="20"/>
-      </w:rPr>
-    </w:lvl>
-    <w:lvl w:ilvl="6" w:tentative="1">
-      <w:start w:val="1"/>
-      <w:numFmt w:val="bullet"/>
-      <w:lvlText w:val=""/>
-      <w:lvlJc w:val="left"/>
-      <w:pPr>
-        <w:tabs>
-          <w:tab w:val="num" w:pos="5040"/>
-        </w:tabs>
-        <w:ind w:left="5040" w:hanging="360"/>
-      </w:pPr>
-      <w:rPr>
-        <w:rFonts w:hint="default" w:ascii="Wingdings" w:hAnsi="Wingdings"/>
-        <w:sz w:val="20"/>
-      </w:rPr>
-    </w:lvl>
-    <w:lvl w:ilvl="2" w:tentative="1">
-      <w:start w:val="1"/>
-      <w:numFmt w:val="bullet"/>
-      <w:lvlText w:val=""/>
-      <w:lvlJc w:val="left"/>
-      <w:pPr>
-        <w:tabs>
-          <w:tab w:val="num" w:pos="2160"/>
-        </w:tabs>
-        <w:ind w:left="2160" w:hanging="360"/>
-      </w:pPr>
-      <w:rPr>
-        <w:rFonts w:hint="default" w:ascii="Wingdings" w:hAnsi="Wingdings"/>
-        <w:sz w:val="20"/>
-      </w:rPr>
-    </w:lvl>
-    <w:lvl w:ilvl="1" w:tentative="1">
-      <w:start w:val="1"/>
-      <w:numFmt w:val="bullet"/>
-      <w:lvlText w:val="o"/>
-      <w:lvlJc w:val="left"/>
-      <w:pPr>
-        <w:tabs>
-          <w:tab w:val="num" w:pos="1440"/>
-        </w:tabs>
-        <w:ind w:left="1440" w:hanging="360"/>
-      </w:pPr>
-      <w:rPr>
-        <w:rFonts w:hint="default" w:ascii="Courier New" w:hAnsi="Courier New"/>
-        <w:sz w:val="20"/>
-      </w:rPr>
-    </w:lvl>
-    <w:lvl w:ilvl="7" w:tentative="1">
-      <w:start w:val="1"/>
-      <w:numFmt w:val="bullet"/>
-      <w:lvlText w:val=""/>
-      <w:lvlJc w:val="left"/>
-      <w:pPr>
-        <w:tabs>
-          <w:tab w:val="num" w:pos="5760"/>
-        </w:tabs>
-        <w:ind w:left="5760" w:hanging="360"/>
-      </w:pPr>
-      <w:rPr>
-        <w:rFonts w:hint="default" w:ascii="Wingdings" w:hAnsi="Wingdings"/>
-        <w:sz w:val="20"/>
-      </w:rPr>
-    </w:lvl>
-    <w:lvl w:ilvl="5" w:tentative="1">
-      <w:start w:val="1"/>
-      <w:numFmt w:val="bullet"/>
-      <w:lvlText w:val=""/>
-      <w:lvlJc w:val="left"/>
-      <w:pPr>
-        <w:tabs>
-          <w:tab w:val="num" w:pos="4320"/>
-        </w:tabs>
-        <w:ind w:left="4320" w:hanging="360"/>
-      </w:pPr>
-      <w:rPr>
-        <w:rFonts w:hint="default" w:ascii="Wingdings" w:hAnsi="Wingdings"/>
-        <w:sz w:val="20"/>
-      </w:rPr>
-    </w:lvl>
-    <w:lvl w:ilvl="8" w:tentative="1">
-      <w:start w:val="1"/>
-      <w:numFmt w:val="bullet"/>
-      <w:lvlText w:val=""/>
-      <w:lvlJc w:val="left"/>
-      <w:pPr>
-        <w:tabs>
-          <w:tab w:val="num" w:pos="6480"/>
-        </w:tabs>
-        <w:ind w:left="6480" w:hanging="360"/>
-      </w:pPr>
-      <w:rPr>
-        <w:rFonts w:hint="default" w:ascii="Wingdings" w:hAnsi="Wingdings"/>
-        <w:sz w:val="20"/>
-      </w:rPr>
-    </w:lvl>
-  </w:abstractNum>
-  <w:abstractNum w:abstractNumId="23">
-    <w:nsid w:val="429B034B"/>
-    <w:multiLevelType w:val="multilevel"/>
-    <w:tmpl w:val="07C2D9A4"/>
-    <w:lvl w:ilvl="4" w:tentative="1">
-      <w:start w:val="1"/>
-      <w:numFmt w:val="bullet"/>
-      <w:lvlText w:val=""/>
-      <w:lvlJc w:val="left"/>
-      <w:pPr>
-        <w:tabs>
-          <w:tab w:val="num" w:pos="3600"/>
-        </w:tabs>
-        <w:ind w:left="3600" w:hanging="360"/>
-      </w:pPr>
-      <w:rPr>
-        <w:rFonts w:hint="default" w:ascii="Wingdings" w:hAnsi="Wingdings"/>
-        <w:sz w:val="20"/>
-      </w:rPr>
-    </w:lvl>
-    <w:lvl w:ilvl="6" w:tentative="1">
-      <w:start w:val="1"/>
-      <w:numFmt w:val="bullet"/>
-      <w:lvlText w:val=""/>
-      <w:lvlJc w:val="left"/>
-      <w:pPr>
-        <w:tabs>
-          <w:tab w:val="num" w:pos="5040"/>
-        </w:tabs>
-        <w:ind w:left="5040" w:hanging="360"/>
-      </w:pPr>
-      <w:rPr>
-        <w:rFonts w:hint="default" w:ascii="Wingdings" w:hAnsi="Wingdings"/>
-        <w:sz w:val="20"/>
-      </w:rPr>
-    </w:lvl>
-    <w:lvl w:ilvl="3" w:tentative="1">
-      <w:start w:val="1"/>
-      <w:numFmt w:val="bullet"/>
-      <w:lvlText w:val=""/>
-      <w:lvlJc w:val="left"/>
-      <w:pPr>
-        <w:tabs>
-          <w:tab w:val="num" w:pos="2880"/>
-        </w:tabs>
-        <w:ind w:left="2880" w:hanging="360"/>
-      </w:pPr>
-      <w:rPr>
-        <w:rFonts w:hint="default" w:ascii="Wingdings" w:hAnsi="Wingdings"/>
-        <w:sz w:val="20"/>
-      </w:rPr>
-    </w:lvl>
-    <w:lvl w:ilvl="2" w:tentative="1">
-      <w:start w:val="1"/>
-      <w:numFmt w:val="bullet"/>
-      <w:lvlText w:val=""/>
-      <w:lvlJc w:val="left"/>
-      <w:pPr>
-        <w:tabs>
-          <w:tab w:val="num" w:pos="2160"/>
-        </w:tabs>
-        <w:ind w:left="2160" w:hanging="360"/>
-      </w:pPr>
-      <w:rPr>
-        <w:rFonts w:hint="default" w:ascii="Wingdings" w:hAnsi="Wingdings"/>
-        <w:sz w:val="20"/>
-      </w:rPr>
-    </w:lvl>
-    <w:lvl w:ilvl="7" w:tentative="1">
-      <w:start w:val="1"/>
-      <w:numFmt w:val="bullet"/>
-      <w:lvlText w:val=""/>
-      <w:lvlJc w:val="left"/>
-      <w:pPr>
-        <w:tabs>
-          <w:tab w:val="num" w:pos="5760"/>
-        </w:tabs>
-        <w:ind w:left="5760" w:hanging="360"/>
-      </w:pPr>
-      <w:rPr>
-        <w:rFonts w:hint="default" w:ascii="Wingdings" w:hAnsi="Wingdings"/>
-        <w:sz w:val="20"/>
-      </w:rPr>
-    </w:lvl>
-    <w:lvl w:ilvl="1" w:tentative="1">
-      <w:start w:val="1"/>
-      <w:numFmt w:val="bullet"/>
-      <w:lvlText w:val="o"/>
-      <w:lvlJc w:val="left"/>
-      <w:pPr>
-        <w:tabs>
-          <w:tab w:val="num" w:pos="1440"/>
-        </w:tabs>
-        <w:ind w:left="1440" w:hanging="360"/>
-      </w:pPr>
-      <w:rPr>
-        <w:rFonts w:hint="default" w:ascii="Courier New" w:hAnsi="Courier New"/>
-        <w:sz w:val="20"/>
-      </w:rPr>
-    </w:lvl>
-    <w:lvl w:ilvl="8" w:tentative="1">
-      <w:start w:val="1"/>
-      <w:numFmt w:val="bullet"/>
-      <w:lvlText w:val=""/>
-      <w:lvlJc w:val="left"/>
-      <w:pPr>
-        <w:tabs>
-          <w:tab w:val="num" w:pos="6480"/>
-        </w:tabs>
-        <w:ind w:left="6480" w:hanging="360"/>
-      </w:pPr>
-      <w:rPr>
-        <w:rFonts w:hint="default" w:ascii="Wingdings" w:hAnsi="Wingdings"/>
-        <w:sz w:val="20"/>
-      </w:rPr>
-    </w:lvl>
-    <w:lvl w:ilvl="5" w:tentative="1">
-      <w:start w:val="1"/>
-      <w:numFmt w:val="bullet"/>
-      <w:lvlText w:val=""/>
-      <w:lvlJc w:val="left"/>
-      <w:pPr>
-        <w:tabs>
-          <w:tab w:val="num" w:pos="4320"/>
-        </w:tabs>
-        <w:ind w:left="4320" w:hanging="360"/>
-      </w:pPr>
-      <w:rPr>
-        <w:rFonts w:hint="default" w:ascii="Wingdings" w:hAnsi="Wingdings"/>
-        <w:sz w:val="20"/>
-      </w:rPr>
-    </w:lvl>
-    <w:lvl w:ilvl="0">
-      <w:start w:val="1"/>
-      <w:numFmt w:val="bullet"/>
-      <w:lvlText w:val=""/>
-      <w:lvlJc w:val="left"/>
-      <w:pPr>
-        <w:tabs>
-          <w:tab w:val="num" w:pos="720"/>
-        </w:tabs>
-        <w:ind w:left="720" w:hanging="360"/>
-      </w:pPr>
-      <w:rPr>
-        <w:rFonts w:hint="default" w:ascii="Symbol" w:hAnsi="Symbol"/>
-        <w:sz w:val="20"/>
-      </w:rPr>
-    </w:lvl>
-  </w:abstractNum>
-  <w:abstractNum w:abstractNumId="24">
-    <w:nsid w:val="126D0C2A"/>
-    <w:multiLevelType w:val="multilevel"/>
-    <w:tmpl w:val="9F309FB0"/>
-    <w:lvl w:ilvl="2" w:tentative="1">
-      <w:start w:val="1"/>
-      <w:numFmt w:val="bullet"/>
-      <w:lvlText w:val=""/>
-      <w:lvlJc w:val="left"/>
-      <w:pPr>
-        <w:tabs>
-          <w:tab w:val="num" w:pos="2160"/>
-        </w:tabs>
-        <w:ind w:left="2160" w:hanging="360"/>
-      </w:pPr>
-      <w:rPr>
-        <w:rFonts w:hint="default" w:ascii="Wingdings" w:hAnsi="Wingdings"/>
-        <w:sz w:val="20"/>
-      </w:rPr>
-    </w:lvl>
-    <w:lvl w:ilvl="0">
-      <w:start w:val="1"/>
-      <w:numFmt w:val="bullet"/>
-      <w:lvlText w:val=""/>
-      <w:lvlJc w:val="left"/>
-      <w:pPr>
-        <w:tabs>
-          <w:tab w:val="num" w:pos="720"/>
-        </w:tabs>
-        <w:ind w:left="720" w:hanging="360"/>
-      </w:pPr>
-      <w:rPr>
-        <w:rFonts w:hint="default" w:ascii="Symbol" w:hAnsi="Symbol"/>
-        <w:sz w:val="20"/>
-      </w:rPr>
-    </w:lvl>
-    <w:lvl w:ilvl="7" w:tentative="1">
-      <w:start w:val="1"/>
-      <w:numFmt w:val="bullet"/>
-      <w:lvlText w:val=""/>
-      <w:lvlJc w:val="left"/>
-      <w:pPr>
-        <w:tabs>
-          <w:tab w:val="num" w:pos="5760"/>
-        </w:tabs>
-        <w:ind w:left="5760" w:hanging="360"/>
-      </w:pPr>
-      <w:rPr>
-        <w:rFonts w:hint="default" w:ascii="Wingdings" w:hAnsi="Wingdings"/>
-        <w:sz w:val="20"/>
-      </w:rPr>
-    </w:lvl>
-    <w:lvl w:ilvl="6" w:tentative="1">
-      <w:start w:val="1"/>
-      <w:numFmt w:val="bullet"/>
-      <w:lvlText w:val=""/>
-      <w:lvlJc w:val="left"/>
-      <w:pPr>
-        <w:tabs>
-          <w:tab w:val="num" w:pos="5040"/>
-        </w:tabs>
-        <w:ind w:left="5040" w:hanging="360"/>
-      </w:pPr>
-      <w:rPr>
-        <w:rFonts w:hint="default" w:ascii="Wingdings" w:hAnsi="Wingdings"/>
-        <w:sz w:val="20"/>
-      </w:rPr>
-    </w:lvl>
-    <w:lvl w:ilvl="8" w:tentative="1">
-      <w:start w:val="1"/>
-      <w:numFmt w:val="bullet"/>
-      <w:lvlText w:val=""/>
-      <w:lvlJc w:val="left"/>
-      <w:pPr>
-        <w:tabs>
-          <w:tab w:val="num" w:pos="6480"/>
-        </w:tabs>
-        <w:ind w:left="6480" w:hanging="360"/>
-      </w:pPr>
-      <w:rPr>
-        <w:rFonts w:hint="default" w:ascii="Wingdings" w:hAnsi="Wingdings"/>
-        <w:sz w:val="20"/>
-      </w:rPr>
-    </w:lvl>
-    <w:lvl w:ilvl="5" w:tentative="1">
-      <w:start w:val="1"/>
-      <w:numFmt w:val="bullet"/>
-      <w:lvlText w:val=""/>
-      <w:lvlJc w:val="left"/>
-      <w:pPr>
-        <w:tabs>
-          <w:tab w:val="num" w:pos="4320"/>
-        </w:tabs>
-        <w:ind w:left="4320" w:hanging="360"/>
-      </w:pPr>
-      <w:rPr>
-        <w:rFonts w:hint="default" w:ascii="Wingdings" w:hAnsi="Wingdings"/>
-        <w:sz w:val="20"/>
-      </w:rPr>
-    </w:lvl>
-    <w:lvl w:ilvl="1" w:tentative="1">
-      <w:start w:val="1"/>
-      <w:numFmt w:val="bullet"/>
-      <w:lvlText w:val="o"/>
-      <w:lvlJc w:val="left"/>
-      <w:pPr>
-        <w:tabs>
-          <w:tab w:val="num" w:pos="1440"/>
-        </w:tabs>
-        <w:ind w:left="1440" w:hanging="360"/>
-      </w:pPr>
-      <w:rPr>
-        <w:rFonts w:hint="default" w:ascii="Courier New" w:hAnsi="Courier New"/>
-        <w:sz w:val="20"/>
-      </w:rPr>
-    </w:lvl>
-    <w:lvl w:ilvl="3" w:tentative="1">
-      <w:start w:val="1"/>
-      <w:numFmt w:val="bullet"/>
-      <w:lvlText w:val=""/>
-      <w:lvlJc w:val="left"/>
-      <w:pPr>
-        <w:tabs>
-          <w:tab w:val="num" w:pos="2880"/>
-        </w:tabs>
-        <w:ind w:left="2880" w:hanging="360"/>
-      </w:pPr>
-      <w:rPr>
-        <w:rFonts w:hint="default" w:ascii="Wingdings" w:hAnsi="Wingdings"/>
-        <w:sz w:val="20"/>
-      </w:rPr>
-    </w:lvl>
-    <w:lvl w:ilvl="4" w:tentative="1">
-      <w:start w:val="1"/>
-      <w:numFmt w:val="bullet"/>
-      <w:lvlText w:val=""/>
-      <w:lvlJc w:val="left"/>
-      <w:pPr>
-        <w:tabs>
-          <w:tab w:val="num" w:pos="3600"/>
-        </w:tabs>
-        <w:ind w:left="3600" w:hanging="360"/>
-      </w:pPr>
-      <w:rPr>
-        <w:rFonts w:hint="default" w:ascii="Wingdings" w:hAnsi="Wingdings"/>
-        <w:sz w:val="20"/>
-      </w:rPr>
-    </w:lvl>
-  </w:abstractNum>
-  <w:abstractNum w:abstractNumId="25">
-    <w:nsid w:val="678D6B15"/>
-    <w:multiLevelType w:val="multilevel"/>
-    <w:tmpl w:val="BE707422"/>
-    <w:lvl w:ilvl="6" w:tentative="1">
-      <w:start w:val="1"/>
-      <w:numFmt w:val="bullet"/>
-      <w:lvlText w:val=""/>
-      <w:lvlJc w:val="left"/>
-      <w:pPr>
-        <w:tabs>
-          <w:tab w:val="num" w:pos="5040"/>
-        </w:tabs>
-        <w:ind w:left="5040" w:hanging="360"/>
-      </w:pPr>
-      <w:rPr>
-        <w:rFonts w:hint="default" w:ascii="Wingdings" w:hAnsi="Wingdings"/>
-        <w:sz w:val="20"/>
-      </w:rPr>
-    </w:lvl>
-    <w:lvl w:ilvl="4" w:tentative="1">
-      <w:start w:val="1"/>
-      <w:numFmt w:val="bullet"/>
-      <w:lvlText w:val=""/>
-      <w:lvlJc w:val="left"/>
-      <w:pPr>
-        <w:tabs>
-          <w:tab w:val="num" w:pos="3600"/>
-        </w:tabs>
-        <w:ind w:left="3600" w:hanging="360"/>
-      </w:pPr>
-      <w:rPr>
-        <w:rFonts w:hint="default" w:ascii="Wingdings" w:hAnsi="Wingdings"/>
-        <w:sz w:val="20"/>
-      </w:rPr>
-    </w:lvl>
-    <w:lvl w:ilvl="5" w:tentative="1">
-      <w:start w:val="1"/>
-      <w:numFmt w:val="bullet"/>
-      <w:lvlText w:val=""/>
-      <w:lvlJc w:val="left"/>
-      <w:pPr>
-        <w:tabs>
-          <w:tab w:val="num" w:pos="4320"/>
-        </w:tabs>
-        <w:ind w:left="4320" w:hanging="360"/>
-      </w:pPr>
-      <w:rPr>
-        <w:rFonts w:hint="default" w:ascii="Wingdings" w:hAnsi="Wingdings"/>
-        <w:sz w:val="20"/>
-      </w:rPr>
-    </w:lvl>
-    <w:lvl w:ilvl="3" w:tentative="1">
-      <w:start w:val="1"/>
-      <w:numFmt w:val="bullet"/>
-      <w:lvlText w:val=""/>
-      <w:lvlJc w:val="left"/>
-      <w:pPr>
-        <w:tabs>
-          <w:tab w:val="num" w:pos="2880"/>
-        </w:tabs>
-        <w:ind w:left="2880" w:hanging="360"/>
-      </w:pPr>
-      <w:rPr>
-        <w:rFonts w:hint="default" w:ascii="Wingdings" w:hAnsi="Wingdings"/>
-        <w:sz w:val="20"/>
-      </w:rPr>
-    </w:lvl>
-    <w:lvl w:ilvl="1" w:tentative="1">
-      <w:start w:val="1"/>
-      <w:numFmt w:val="bullet"/>
-      <w:lvlText w:val="o"/>
-      <w:lvlJc w:val="left"/>
-      <w:pPr>
-        <w:tabs>
-          <w:tab w:val="num" w:pos="1440"/>
-        </w:tabs>
-        <w:ind w:left="1440" w:hanging="360"/>
-      </w:pPr>
-      <w:rPr>
-        <w:rFonts w:hint="default" w:ascii="Courier New" w:hAnsi="Courier New"/>
-        <w:sz w:val="20"/>
-      </w:rPr>
-    </w:lvl>
-    <w:lvl w:ilvl="0">
-      <w:start w:val="1"/>
-      <w:numFmt w:val="bullet"/>
-      <w:lvlText w:val=""/>
-      <w:lvlJc w:val="left"/>
-      <w:pPr>
-        <w:tabs>
-          <w:tab w:val="num" w:pos="720"/>
-        </w:tabs>
-        <w:ind w:left="720" w:hanging="360"/>
-      </w:pPr>
-      <w:rPr>
-        <w:rFonts w:hint="default" w:ascii="Symbol" w:hAnsi="Symbol"/>
-        <w:sz w:val="20"/>
-      </w:rPr>
-    </w:lvl>
-    <w:lvl w:ilvl="7" w:tentative="1">
-      <w:start w:val="1"/>
-      <w:numFmt w:val="bullet"/>
-      <w:lvlText w:val=""/>
-      <w:lvlJc w:val="left"/>
-      <w:pPr>
-        <w:tabs>
-          <w:tab w:val="num" w:pos="5760"/>
-        </w:tabs>
-        <w:ind w:left="5760" w:hanging="360"/>
-      </w:pPr>
-      <w:rPr>
-        <w:rFonts w:hint="default" w:ascii="Wingdings" w:hAnsi="Wingdings"/>
-        <w:sz w:val="20"/>
-      </w:rPr>
-    </w:lvl>
-    <w:lvl w:ilvl="2" w:tentative="1">
-      <w:start w:val="1"/>
-      <w:numFmt w:val="bullet"/>
-      <w:lvlText w:val=""/>
-      <w:lvlJc w:val="left"/>
-      <w:pPr>
-        <w:tabs>
-          <w:tab w:val="num" w:pos="2160"/>
-        </w:tabs>
-        <w:ind w:left="2160" w:hanging="360"/>
-      </w:pPr>
-      <w:rPr>
-        <w:rFonts w:hint="default" w:ascii="Wingdings" w:hAnsi="Wingdings"/>
-        <w:sz w:val="20"/>
-      </w:rPr>
-    </w:lvl>
-    <w:lvl w:ilvl="8" w:tentative="1">
-      <w:start w:val="1"/>
-      <w:numFmt w:val="bullet"/>
-      <w:lvlText w:val=""/>
-      <w:lvlJc w:val="left"/>
-      <w:pPr>
-        <w:tabs>
-          <w:tab w:val="num" w:pos="6480"/>
-        </w:tabs>
-        <w:ind w:left="6480" w:hanging="360"/>
       </w:pPr>
       <w:rPr>
         <w:rFonts w:hint="default" w:ascii="Wingdings" w:hAnsi="Wingdings"/>
@@ -20404,57 +20402,77 @@
   <w:abstractNum w:abstractNumId="27">
     <w:lvl w:ilvl="0">
       <w:start w:val="1"/>
-      <w:numFmt w:val="bullet"/>
-      <w:lvlText w:val=""/>
+      <w:numFmt w:val="decimal"/>
+      <w:lvlText w:val="%1."/>
       <w:lvlJc w:val="left"/>
       <w:pPr>
         <w:ind w:left="420" w:hanging="420"/>
       </w:pPr>
-      <w:rPr>
-        <w:rFonts w:hint="default" w:ascii="Wingdings" w:hAnsi="Wingdings"/>
-      </w:rPr>
     </w:lvl>
   </w:abstractNum>
   <w:abstractNum w:abstractNumId="28">
     <w:lvl w:ilvl="0">
       <w:start w:val="1"/>
-      <w:numFmt w:val="bullet"/>
-      <w:lvlText w:val=""/>
+      <w:numFmt w:val="decimal"/>
+      <w:lvlText w:val="%1."/>
       <w:lvlJc w:val="left"/>
       <w:pPr>
         <w:ind w:left="420" w:hanging="420"/>
       </w:pPr>
-      <w:rPr>
-        <w:rFonts w:hint="default" w:ascii="Wingdings" w:hAnsi="Wingdings"/>
-      </w:rPr>
     </w:lvl>
   </w:abstractNum>
   <w:abstractNum w:abstractNumId="29">
-    <w:lvl w:ilvl="0">
+    <w:nsid w:val="05FC3172"/>
+    <w:multiLevelType w:val="multilevel"/>
+    <w:tmpl w:val="32E83454"/>
+    <w:lvl w:ilvl="5" w:tentative="1">
       <w:start w:val="1"/>
-      <w:numFmt w:val="decimal"/>
-      <w:lvlText w:val="%1."/>
+      <w:numFmt w:val="bullet"/>
+      <w:lvlText w:val=""/>
       <w:lvlJc w:val="left"/>
       <w:pPr>
-        <w:ind w:left="420" w:hanging="420"/>
-      </w:pPr>
+        <w:tabs>
+          <w:tab w:val="num" w:pos="4320"/>
+        </w:tabs>
+        <w:ind w:left="4320" w:hanging="360"/>
+      </w:pPr>
+      <w:rPr>
+        <w:rFonts w:hint="default" w:ascii="Wingdings" w:hAnsi="Wingdings"/>
+        <w:sz w:val="20"/>
+      </w:rPr>
     </w:lvl>
-  </w:abstractNum>
-  <w:abstractNum w:abstractNumId="30">
-    <w:lvl w:ilvl="0">
+    <w:lvl w:ilvl="3" w:tentative="1">
       <w:start w:val="1"/>
-      <w:numFmt w:val="decimal"/>
-      <w:lvlText w:val="%1."/>
+      <w:numFmt w:val="bullet"/>
+      <w:lvlText w:val=""/>
       <w:lvlJc w:val="left"/>
       <w:pPr>
-        <w:ind w:left="420" w:hanging="420"/>
-      </w:pPr>
+        <w:tabs>
+          <w:tab w:val="num" w:pos="2880"/>
+        </w:tabs>
+        <w:ind w:left="2880" w:hanging="360"/>
+      </w:pPr>
+      <w:rPr>
+        <w:rFonts w:hint="default" w:ascii="Wingdings" w:hAnsi="Wingdings"/>
+        <w:sz w:val="20"/>
+      </w:rPr>
     </w:lvl>
-  </w:abstractNum>
-  <w:abstractNum w:abstractNumId="31">
-    <w:nsid w:val="6C4C76C6"/>
-    <w:multiLevelType w:val="multilevel"/>
-    <w:tmpl w:val="A6EC3C5C"/>
+    <w:lvl w:ilvl="1" w:tentative="1">
+      <w:start w:val="1"/>
+      <w:numFmt w:val="bullet"/>
+      <w:lvlText w:val="o"/>
+      <w:lvlJc w:val="left"/>
+      <w:pPr>
+        <w:tabs>
+          <w:tab w:val="num" w:pos="1440"/>
+        </w:tabs>
+        <w:ind w:left="1440" w:hanging="360"/>
+      </w:pPr>
+      <w:rPr>
+        <w:rFonts w:hint="default" w:ascii="Courier New" w:hAnsi="Courier New"/>
+        <w:sz w:val="20"/>
+      </w:rPr>
+    </w:lvl>
     <w:lvl w:ilvl="7" w:tentative="1">
       <w:start w:val="1"/>
       <w:numFmt w:val="bullet"/>
@@ -20487,16 +20505,181 @@
         <w:sz w:val="20"/>
       </w:rPr>
     </w:lvl>
-    <w:lvl w:ilvl="3" w:tentative="1">
+    <w:lvl w:ilvl="2" w:tentative="1">
       <w:start w:val="1"/>
       <w:numFmt w:val="bullet"/>
       <w:lvlText w:val=""/>
       <w:lvlJc w:val="left"/>
       <w:pPr>
         <w:tabs>
-          <w:tab w:val="num" w:pos="2880"/>
+          <w:tab w:val="num" w:pos="2160"/>
         </w:tabs>
-        <w:ind w:left="2880" w:hanging="360"/>
+        <w:ind w:left="2160" w:hanging="360"/>
+      </w:pPr>
+      <w:rPr>
+        <w:rFonts w:hint="default" w:ascii="Wingdings" w:hAnsi="Wingdings"/>
+        <w:sz w:val="20"/>
+      </w:rPr>
+    </w:lvl>
+    <w:lvl w:ilvl="8" w:tentative="1">
+      <w:start w:val="1"/>
+      <w:numFmt w:val="bullet"/>
+      <w:lvlText w:val=""/>
+      <w:lvlJc w:val="left"/>
+      <w:pPr>
+        <w:tabs>
+          <w:tab w:val="num" w:pos="6480"/>
+        </w:tabs>
+        <w:ind w:left="6480" w:hanging="360"/>
+      </w:pPr>
+      <w:rPr>
+        <w:rFonts w:hint="default" w:ascii="Wingdings" w:hAnsi="Wingdings"/>
+        <w:sz w:val="20"/>
+      </w:rPr>
+    </w:lvl>
+    <w:lvl w:ilvl="0">
+      <w:start w:val="1"/>
+      <w:numFmt w:val="bullet"/>
+      <w:lvlText w:val=""/>
+      <w:lvlJc w:val="left"/>
+      <w:pPr>
+        <w:tabs>
+          <w:tab w:val="num" w:pos="720"/>
+        </w:tabs>
+        <w:ind w:left="720" w:hanging="360"/>
+      </w:pPr>
+      <w:rPr>
+        <w:rFonts w:hint="default" w:ascii="Symbol" w:hAnsi="Symbol"/>
+        <w:sz w:val="20"/>
+      </w:rPr>
+    </w:lvl>
+    <w:lvl w:ilvl="4" w:tentative="1">
+      <w:start w:val="1"/>
+      <w:numFmt w:val="bullet"/>
+      <w:lvlText w:val=""/>
+      <w:lvlJc w:val="left"/>
+      <w:pPr>
+        <w:tabs>
+          <w:tab w:val="num" w:pos="3600"/>
+        </w:tabs>
+        <w:ind w:left="3600" w:hanging="360"/>
+      </w:pPr>
+      <w:rPr>
+        <w:rFonts w:hint="default" w:ascii="Wingdings" w:hAnsi="Wingdings"/>
+        <w:sz w:val="20"/>
+      </w:rPr>
+    </w:lvl>
+  </w:abstractNum>
+  <w:abstractNum w:abstractNumId="30">
+    <w:nsid w:val="1B1D6524"/>
+    <w:multiLevelType w:val="multilevel"/>
+    <w:tmpl w:val="C9428036"/>
+    <w:lvl w:ilvl="6" w:tentative="1">
+      <w:start w:val="1"/>
+      <w:numFmt w:val="bullet"/>
+      <w:lvlText w:val=""/>
+      <w:lvlJc w:val="left"/>
+      <w:pPr>
+        <w:tabs>
+          <w:tab w:val="num" w:pos="5040"/>
+        </w:tabs>
+        <w:ind w:left="5040" w:hanging="360"/>
+      </w:pPr>
+      <w:rPr>
+        <w:rFonts w:hint="default" w:ascii="Wingdings" w:hAnsi="Wingdings"/>
+        <w:sz w:val="20"/>
+      </w:rPr>
+    </w:lvl>
+    <w:lvl w:ilvl="0">
+      <w:start w:val="1"/>
+      <w:numFmt w:val="bullet"/>
+      <w:lvlText w:val=""/>
+      <w:lvlJc w:val="left"/>
+      <w:pPr>
+        <w:tabs>
+          <w:tab w:val="num" w:pos="720"/>
+        </w:tabs>
+        <w:ind w:left="720" w:hanging="360"/>
+      </w:pPr>
+      <w:rPr>
+        <w:rFonts w:hint="default" w:ascii="Symbol" w:hAnsi="Symbol"/>
+        <w:sz w:val="20"/>
+      </w:rPr>
+    </w:lvl>
+    <w:lvl w:ilvl="7" w:tentative="1">
+      <w:start w:val="1"/>
+      <w:numFmt w:val="bullet"/>
+      <w:lvlText w:val=""/>
+      <w:lvlJc w:val="left"/>
+      <w:pPr>
+        <w:tabs>
+          <w:tab w:val="num" w:pos="5760"/>
+        </w:tabs>
+        <w:ind w:left="5760" w:hanging="360"/>
+      </w:pPr>
+      <w:rPr>
+        <w:rFonts w:hint="default" w:ascii="Wingdings" w:hAnsi="Wingdings"/>
+        <w:sz w:val="20"/>
+      </w:rPr>
+    </w:lvl>
+    <w:lvl w:ilvl="2" w:tentative="1">
+      <w:start w:val="1"/>
+      <w:numFmt w:val="bullet"/>
+      <w:lvlText w:val=""/>
+      <w:lvlJc w:val="left"/>
+      <w:pPr>
+        <w:tabs>
+          <w:tab w:val="num" w:pos="2160"/>
+        </w:tabs>
+        <w:ind w:left="2160" w:hanging="360"/>
+      </w:pPr>
+      <w:rPr>
+        <w:rFonts w:hint="default" w:ascii="Wingdings" w:hAnsi="Wingdings"/>
+        <w:sz w:val="20"/>
+      </w:rPr>
+    </w:lvl>
+    <w:lvl w:ilvl="8" w:tentative="1">
+      <w:start w:val="1"/>
+      <w:numFmt w:val="bullet"/>
+      <w:lvlText w:val=""/>
+      <w:lvlJc w:val="left"/>
+      <w:pPr>
+        <w:tabs>
+          <w:tab w:val="num" w:pos="6480"/>
+        </w:tabs>
+        <w:ind w:left="6480" w:hanging="360"/>
+      </w:pPr>
+      <w:rPr>
+        <w:rFonts w:hint="default" w:ascii="Wingdings" w:hAnsi="Wingdings"/>
+        <w:sz w:val="20"/>
+      </w:rPr>
+    </w:lvl>
+    <w:lvl w:ilvl="1" w:tentative="1">
+      <w:start w:val="1"/>
+      <w:numFmt w:val="bullet"/>
+      <w:lvlText w:val="o"/>
+      <w:lvlJc w:val="left"/>
+      <w:pPr>
+        <w:tabs>
+          <w:tab w:val="num" w:pos="1440"/>
+        </w:tabs>
+        <w:ind w:left="1440" w:hanging="360"/>
+      </w:pPr>
+      <w:rPr>
+        <w:rFonts w:hint="default" w:ascii="Courier New" w:hAnsi="Courier New"/>
+        <w:sz w:val="20"/>
+      </w:rPr>
+    </w:lvl>
+    <w:lvl w:ilvl="4" w:tentative="1">
+      <w:start w:val="1"/>
+      <w:numFmt w:val="bullet"/>
+      <w:lvlText w:val=""/>
+      <w:lvlJc w:val="left"/>
+      <w:pPr>
+        <w:tabs>
+          <w:tab w:val="num" w:pos="3600"/>
+        </w:tabs>
+        <w:ind w:left="3600" w:hanging="360"/>
       </w:pPr>
       <w:rPr>
         <w:rFonts w:hint="default" w:ascii="Wingdings" w:hAnsi="Wingdings"/>
@@ -20519,6 +20702,105 @@
         <w:sz w:val="20"/>
       </w:rPr>
     </w:lvl>
+    <w:lvl w:ilvl="3" w:tentative="1">
+      <w:start w:val="1"/>
+      <w:numFmt w:val="bullet"/>
+      <w:lvlText w:val=""/>
+      <w:lvlJc w:val="left"/>
+      <w:pPr>
+        <w:tabs>
+          <w:tab w:val="num" w:pos="2880"/>
+        </w:tabs>
+        <w:ind w:left="2880" w:hanging="360"/>
+      </w:pPr>
+      <w:rPr>
+        <w:rFonts w:hint="default" w:ascii="Wingdings" w:hAnsi="Wingdings"/>
+        <w:sz w:val="20"/>
+      </w:rPr>
+    </w:lvl>
+  </w:abstractNum>
+  <w:abstractNum w:abstractNumId="31">
+    <w:lvl w:ilvl="0">
+      <w:start w:val="1"/>
+      <w:numFmt w:val="bullet"/>
+      <w:lvlText w:val=""/>
+      <w:lvlJc w:val="left"/>
+      <w:pPr>
+        <w:ind w:left="420" w:hanging="420"/>
+      </w:pPr>
+      <w:rPr>
+        <w:rFonts w:hint="default" w:ascii="Wingdings" w:hAnsi="Wingdings"/>
+      </w:rPr>
+    </w:lvl>
+  </w:abstractNum>
+  <w:abstractNum w:abstractNumId="32">
+    <w:nsid w:val="64E208B7"/>
+    <w:multiLevelType w:val="multilevel"/>
+    <w:tmpl w:val="EB5480CA"/>
+    <w:lvl w:ilvl="1" w:tentative="1">
+      <w:start w:val="1"/>
+      <w:numFmt w:val="bullet"/>
+      <w:lvlText w:val="o"/>
+      <w:lvlJc w:val="left"/>
+      <w:pPr>
+        <w:tabs>
+          <w:tab w:val="num" w:pos="1440"/>
+        </w:tabs>
+        <w:ind w:left="1440" w:hanging="360"/>
+      </w:pPr>
+      <w:rPr>
+        <w:rFonts w:hint="default" w:ascii="Courier New" w:hAnsi="Courier New"/>
+        <w:sz w:val="20"/>
+      </w:rPr>
+    </w:lvl>
+    <w:lvl w:ilvl="2" w:tentative="1">
+      <w:start w:val="1"/>
+      <w:numFmt w:val="bullet"/>
+      <w:lvlText w:val=""/>
+      <w:lvlJc w:val="left"/>
+      <w:pPr>
+        <w:tabs>
+          <w:tab w:val="num" w:pos="2160"/>
+        </w:tabs>
+        <w:ind w:left="2160" w:hanging="360"/>
+      </w:pPr>
+      <w:rPr>
+        <w:rFonts w:hint="default" w:ascii="Wingdings" w:hAnsi="Wingdings"/>
+        <w:sz w:val="20"/>
+      </w:rPr>
+    </w:lvl>
+    <w:lvl w:ilvl="5" w:tentative="1">
+      <w:start w:val="1"/>
+      <w:numFmt w:val="bullet"/>
+      <w:lvlText w:val=""/>
+      <w:lvlJc w:val="left"/>
+      <w:pPr>
+        <w:tabs>
+          <w:tab w:val="num" w:pos="4320"/>
+        </w:tabs>
+        <w:ind w:left="4320" w:hanging="360"/>
+      </w:pPr>
+      <w:rPr>
+        <w:rFonts w:hint="default" w:ascii="Wingdings" w:hAnsi="Wingdings"/>
+        <w:sz w:val="20"/>
+      </w:rPr>
+    </w:lvl>
+    <w:lvl w:ilvl="8" w:tentative="1">
+      <w:start w:val="1"/>
+      <w:numFmt w:val="bullet"/>
+      <w:lvlText w:val=""/>
+      <w:lvlJc w:val="left"/>
+      <w:pPr>
+        <w:tabs>
+          <w:tab w:val="num" w:pos="6480"/>
+        </w:tabs>
+        <w:ind w:left="6480" w:hanging="360"/>
+      </w:pPr>
+      <w:rPr>
+        <w:rFonts w:hint="default" w:ascii="Wingdings" w:hAnsi="Wingdings"/>
+        <w:sz w:val="20"/>
+      </w:rPr>
+    </w:lvl>
     <w:lvl w:ilvl="4" w:tentative="1">
       <w:start w:val="1"/>
       <w:numFmt w:val="bullet"/>
@@ -20535,19 +20817,35 @@
         <w:sz w:val="20"/>
       </w:rPr>
     </w:lvl>
-    <w:lvl w:ilvl="1" w:tentative="1">
+    <w:lvl w:ilvl="3" w:tentative="1">
       <w:start w:val="1"/>
       <w:numFmt w:val="bullet"/>
-      <w:lvlText w:val="o"/>
+      <w:lvlText w:val=""/>
       <w:lvlJc w:val="left"/>
       <w:pPr>
         <w:tabs>
-          <w:tab w:val="num" w:pos="1440"/>
+          <w:tab w:val="num" w:pos="2880"/>
         </w:tabs>
-        <w:ind w:left="1440" w:hanging="360"/>
+        <w:ind w:left="2880" w:hanging="360"/>
       </w:pPr>
       <w:rPr>
-        <w:rFonts w:hint="default" w:ascii="Courier New" w:hAnsi="Courier New"/>
+        <w:rFonts w:hint="default" w:ascii="Wingdings" w:hAnsi="Wingdings"/>
+        <w:sz w:val="20"/>
+      </w:rPr>
+    </w:lvl>
+    <w:lvl w:ilvl="6" w:tentative="1">
+      <w:start w:val="1"/>
+      <w:numFmt w:val="bullet"/>
+      <w:lvlText w:val=""/>
+      <w:lvlJc w:val="left"/>
+      <w:pPr>
+        <w:tabs>
+          <w:tab w:val="num" w:pos="5040"/>
+        </w:tabs>
+        <w:ind w:left="5040" w:hanging="360"/>
+      </w:pPr>
+      <w:rPr>
+        <w:rFonts w:hint="default" w:ascii="Wingdings" w:hAnsi="Wingdings"/>
         <w:sz w:val="20"/>
       </w:rPr>
     </w:lvl>
@@ -20567,32 +20865,16 @@
         <w:sz w:val="20"/>
       </w:rPr>
     </w:lvl>
-    <w:lvl w:ilvl="8" w:tentative="1">
+    <w:lvl w:ilvl="7" w:tentative="1">
       <w:start w:val="1"/>
       <w:numFmt w:val="bullet"/>
       <w:lvlText w:val=""/>
       <w:lvlJc w:val="left"/>
       <w:pPr>
         <w:tabs>
-          <w:tab w:val="num" w:pos="6480"/>
+          <w:tab w:val="num" w:pos="5760"/>
         </w:tabs>
-        <w:ind w:left="6480" w:hanging="360"/>
-      </w:pPr>
-      <w:rPr>
-        <w:rFonts w:hint="default" w:ascii="Wingdings" w:hAnsi="Wingdings"/>
-        <w:sz w:val="20"/>
-      </w:rPr>
-    </w:lvl>
-    <w:lvl w:ilvl="2" w:tentative="1">
-      <w:start w:val="1"/>
-      <w:numFmt w:val="bullet"/>
-      <w:lvlText w:val=""/>
-      <w:lvlJc w:val="left"/>
-      <w:pPr>
-        <w:tabs>
-          <w:tab w:val="num" w:pos="2160"/>
-        </w:tabs>
-        <w:ind w:left="2160" w:hanging="360"/>
+        <w:ind w:left="5760" w:hanging="360"/>
       </w:pPr>
       <w:rPr>
         <w:rFonts w:hint="default" w:ascii="Wingdings" w:hAnsi="Wingdings"/>
@@ -20600,115 +20882,101 @@
       </w:rPr>
     </w:lvl>
   </w:abstractNum>
-  <w:abstractNum w:abstractNumId="32">
-    <w:lvl w:ilvl="0">
-      <w:start w:val="1"/>
-      <w:numFmt w:val="bullet"/>
-      <w:lvlText w:val=""/>
-      <w:lvlJc w:val="left"/>
-      <w:pPr>
-        <w:ind w:left="420" w:hanging="420"/>
-      </w:pPr>
-      <w:rPr>
-        <w:rFonts w:hint="default" w:ascii="Wingdings" w:hAnsi="Wingdings"/>
-      </w:rPr>
-    </w:lvl>
-  </w:abstractNum>
+  <w:num w:numId="20">
+    <w:abstractNumId w:val="19"/>
+  </w:num>
+  <w:num w:numId="17">
+    <w:abstractNumId w:val="15"/>
+  </w:num>
+  <w:num w:numId="28">
+    <w:abstractNumId w:val="22"/>
+  </w:num>
+  <w:num w:numId="7">
+    <w:abstractNumId w:val="2"/>
+  </w:num>
+  <w:num w:numId="10">
+    <w:abstractNumId w:val="13"/>
+  </w:num>
+  <w:num w:numId="21">
+    <w:abstractNumId w:val="11"/>
+  </w:num>
+  <w:num w:numId="12">
+    <w:abstractNumId w:val="4"/>
+  </w:num>
+  <w:num w:numId="32">
+    <w:abstractNumId w:val="14"/>
+  </w:num>
+  <w:num w:numId="11">
+    <w:abstractNumId w:val="24"/>
+  </w:num>
+  <w:num w:numId="25">
+    <w:abstractNumId w:val="6"/>
+  </w:num>
+  <w:num w:numId="8">
+    <w:abstractNumId w:val="0"/>
+  </w:num>
+  <w:num w:numId="14">
+    <w:abstractNumId w:val="32"/>
+  </w:num>
   <w:num w:numId="29">
+    <w:abstractNumId w:val="28"/>
+  </w:num>
+  <w:num w:numId="13">
+    <w:abstractNumId w:val="16"/>
+  </w:num>
+  <w:num w:numId="6">
+    <w:abstractNumId w:val="18"/>
+  </w:num>
+  <w:num w:numId="18">
+    <w:abstractNumId w:val="7"/>
+  </w:num>
+  <w:num w:numId="19">
+    <w:abstractNumId w:val="25"/>
+  </w:num>
+  <w:num w:numId="26">
+    <w:abstractNumId w:val="23"/>
+  </w:num>
+  <w:num w:numId="9">
+    <w:abstractNumId w:val="27"/>
+  </w:num>
+  <w:num w:numId="5">
+    <w:abstractNumId w:val="5"/>
+  </w:num>
+  <w:num w:numId="22">
+    <w:abstractNumId w:val="21"/>
+  </w:num>
+  <w:num w:numId="31">
+    <w:abstractNumId w:val="20"/>
+  </w:num>
+  <w:num w:numId="2">
+    <w:abstractNumId w:val="10"/>
+  </w:num>
+  <w:num w:numId="24">
+    <w:abstractNumId w:val="29"/>
+  </w:num>
+  <w:num w:numId="4">
+    <w:abstractNumId w:val="5"/>
+  </w:num>
+  <w:num w:numId="30">
+    <w:abstractNumId w:val="8"/>
+  </w:num>
+  <w:num w:numId="3">
+    <w:abstractNumId w:val="17"/>
+  </w:num>
+  <w:num w:numId="27">
+    <w:abstractNumId w:val="3"/>
+  </w:num>
+  <w:num w:numId="16">
+    <w:abstractNumId w:val="12"/>
+  </w:num>
+  <w:num w:numId="1">
+    <w:abstractNumId w:val="30"/>
+  </w:num>
+  <w:num w:numId="15">
     <w:abstractNumId w:val="9"/>
   </w:num>
-  <w:num w:numId="27">
-    <w:abstractNumId w:val="18"/>
-  </w:num>
-  <w:num w:numId="22">
+  <w:num w:numId="23">
     <w:abstractNumId w:val="1"/>
-  </w:num>
-  <w:num w:numId="5">
-    <w:abstractNumId w:val="24"/>
-  </w:num>
-  <w:num w:numId="13">
-    <w:abstractNumId w:val="22"/>
-  </w:num>
-  <w:num w:numId="16">
-    <w:abstractNumId w:val="16"/>
-  </w:num>
-  <w:num w:numId="21">
-    <w:abstractNumId w:val="4"/>
-  </w:num>
-  <w:num w:numId="12">
-    <w:abstractNumId w:val="20"/>
-  </w:num>
-  <w:num w:numId="20">
-    <w:abstractNumId w:val="31"/>
-  </w:num>
-  <w:num w:numId="19">
-    <w:abstractNumId w:val="8"/>
-  </w:num>
-  <w:num w:numId="18">
-    <w:abstractNumId w:val="15"/>
-  </w:num>
-  <w:num w:numId="31">
-    <w:abstractNumId w:val="29"/>
-  </w:num>
-  <w:num w:numId="7">
-    <w:abstractNumId w:val="10"/>
-  </w:num>
-  <w:num w:numId="6">
-    <w:abstractNumId w:val="28"/>
-  </w:num>
-  <w:num w:numId="11">
-    <w:abstractNumId w:val="11"/>
-  </w:num>
-  <w:num w:numId="14">
-    <w:abstractNumId w:val="17"/>
-  </w:num>
-  <w:num w:numId="25">
-    <w:abstractNumId w:val="19"/>
-  </w:num>
-  <w:num w:numId="30">
-    <w:abstractNumId w:val="30"/>
-  </w:num>
-  <w:num w:numId="26">
-    <w:abstractNumId w:val="5"/>
-  </w:num>
-  <w:num w:numId="1">
-    <w:abstractNumId w:val="7"/>
-  </w:num>
-  <w:num w:numId="17">
-    <w:abstractNumId w:val="6"/>
-  </w:num>
-  <w:num w:numId="9">
-    <w:abstractNumId w:val="0"/>
-  </w:num>
-  <w:num w:numId="3">
-    <w:abstractNumId w:val="3"/>
-  </w:num>
-  <w:num w:numId="28">
-    <w:abstractNumId w:val="14"/>
-  </w:num>
-  <w:num w:numId="24">
-    <w:abstractNumId w:val="13"/>
-  </w:num>
-  <w:num w:numId="2">
-    <w:abstractNumId w:val="21"/>
-  </w:num>
-  <w:num w:numId="4">
-    <w:abstractNumId w:val="24"/>
-  </w:num>
-  <w:num w:numId="23">
-    <w:abstractNumId w:val="23"/>
-  </w:num>
-  <w:num w:numId="8">
-    <w:abstractNumId w:val="12"/>
-  </w:num>
-  <w:num w:numId="15">
-    <w:abstractNumId w:val="25"/>
-  </w:num>
-  <w:num w:numId="32">
-    <w:abstractNumId w:val="27"/>
-  </w:num>
-  <w:num w:numId="10">
-    <w:abstractNumId w:val="32"/>
   </w:num>
 </w:numbering>
 </file>
@@ -20733,387 +21001,455 @@
     </w:pPrDefault>
   </w:docDefaults>
   <w:latentStyles w:defLockedState="0" w:defUIPriority="99" w:defSemiHidden="0" w:defUnhideWhenUsed="0" w:defQFormat="0" w:count="376">
+    <w:lsdException w:name="HTML Address" w:semiHidden="1" w:unhideWhenUsed="1"/>
+    <w:lsdException w:name="Message Header" w:semiHidden="1" w:unhideWhenUsed="1"/>
+    <w:lsdException w:name="Grid Table 5 Dark Accent 1" w:uiPriority="50"/>
+    <w:lsdException w:name="Medium List 2" w:uiPriority="66"/>
+    <w:lsdException w:name="Medium List 1 Accent 3" w:uiPriority="65"/>
+    <w:lsdException w:name="List Number 5" w:semiHidden="1" w:unhideWhenUsed="1"/>
+    <w:lsdException w:name="index 2" w:semiHidden="1" w:unhideWhenUsed="1"/>
+    <w:lsdException w:name="List Table 4 Accent 2" w:uiPriority="49"/>
+    <w:lsdException w:name="Grid Table 2" w:uiPriority="47"/>
+    <w:lsdException w:name="HTML Cite" w:semiHidden="1" w:unhideWhenUsed="1"/>
+    <w:lsdException w:name="List Table 3 Accent 4" w:uiPriority="48"/>
+    <w:lsdException w:name="Grid Table 1 Light Accent 3" w:uiPriority="46"/>
+    <w:lsdException w:name="Grid Table 3 Accent 1" w:uiPriority="48"/>
+    <w:lsdException w:name="Colorful Grid Accent 1" w:uiPriority="73"/>
+    <w:lsdException w:name="Grid Table 5 Dark Accent 6" w:uiPriority="50"/>
+    <w:lsdException w:name="List Table 7 Colorful Accent 6" w:uiPriority="52"/>
+    <w:lsdException w:name="Table List 1" w:semiHidden="1" w:unhideWhenUsed="1"/>
+    <w:lsdException w:name="envelope return" w:semiHidden="1" w:unhideWhenUsed="1"/>
+    <w:lsdException w:name="Plain Table 3" w:uiPriority="43"/>
+    <w:lsdException w:name="List Table 1 Light Accent 4" w:uiPriority="46"/>
+    <w:lsdException w:name="List Continue 2" w:semiHidden="1" w:unhideWhenUsed="1"/>
+    <w:lsdException w:name="Grid Table 1 Light" w:uiPriority="46"/>
+    <w:lsdException w:name="List Table 6 Colorful Accent 3" w:uiPriority="51"/>
+    <w:lsdException w:name="Table Subtle 2" w:semiHidden="1" w:unhideWhenUsed="1"/>
+    <w:lsdException w:name="Intense Emphasis" w:uiPriority="21" w:qFormat="1"/>
+    <w:lsdException w:name="Medium List 2 Accent 5" w:uiPriority="66"/>
+    <w:lsdException w:name="index 4" w:semiHidden="1" w:unhideWhenUsed="1"/>
+    <w:lsdException w:name="Grid Table 1 Light Accent 1" w:uiPriority="46"/>
+    <w:lsdException w:name="Light Grid Accent 6" w:uiPriority="62"/>
+    <w:lsdException w:name="Emphasis" w:uiPriority="20" w:qFormat="1"/>
     <w:lsdException w:name="Body Text Indent 2" w:semiHidden="1" w:unhideWhenUsed="1"/>
-    <w:lsdException w:name="Table Grid 1" w:semiHidden="1" w:unhideWhenUsed="1"/>
-    <w:lsdException w:name="Body Text 2" w:semiHidden="1" w:unhideWhenUsed="1"/>
+    <w:lsdException w:name="Table Classic 2" w:semiHidden="1" w:unhideWhenUsed="1"/>
+    <w:lsdException w:name="Grid Table 2 Accent 1" w:uiPriority="47"/>
+    <w:lsdException w:name="List Table 1 Light Accent 2" w:uiPriority="46"/>
+    <w:lsdException w:name="Medium Shading 2 Accent 3" w:uiPriority="64"/>
+    <w:lsdException w:name="Light List Accent 5" w:uiPriority="61"/>
+    <w:lsdException w:name="Hyperlink" w:semiHidden="1" w:unhideWhenUsed="1"/>
+    <w:lsdException w:name="Table Columns 2" w:semiHidden="1" w:unhideWhenUsed="1"/>
+    <w:lsdException w:name="List Number" w:semiHidden="1" w:unhideWhenUsed="1"/>
+    <w:lsdException w:name="Medium Shading 2 Accent 1" w:uiPriority="64"/>
+    <w:lsdException w:name="List Table 5 Dark Accent 5" w:uiPriority="50"/>
+    <w:lsdException w:name="Colorful List Accent 6" w:uiPriority="72"/>
+    <w:lsdException w:name="toc 4" w:uiPriority="39" w:semiHidden="1" w:unhideWhenUsed="1"/>
+    <w:lsdException w:name="Body Text First Indent 2" w:semiHidden="1" w:unhideWhenUsed="1"/>
+    <w:lsdException w:name="Grid Table 4 Accent 2" w:uiPriority="49"/>
+    <w:lsdException w:name="List 3" w:semiHidden="1" w:unhideWhenUsed="1"/>
+    <w:lsdException w:name="Colorful Grid" w:uiPriority="73"/>
+    <w:lsdException w:name="Grid Table 7 Colorful Accent 1" w:uiPriority="52"/>
+    <w:lsdException w:name="List 5" w:semiHidden="1" w:unhideWhenUsed="1"/>
+    <w:lsdException w:name="Balloon Text" w:semiHidden="1" w:unhideWhenUsed="1"/>
+    <w:lsdException w:name="Table Classic 4" w:semiHidden="1" w:unhideWhenUsed="1"/>
+    <w:lsdException w:name="Grid Table Light" w:uiPriority="40"/>
+    <w:lsdException w:name="Table Grid 4" w:semiHidden="1" w:unhideWhenUsed="1"/>
+    <w:lsdException w:name="annotation text" w:semiHidden="1" w:unhideWhenUsed="1"/>
+    <w:lsdException w:name="List Table 6 Colorful Accent 6" w:uiPriority="51"/>
+    <w:lsdException w:name="Light Shading Accent 3" w:uiPriority="60"/>
+    <w:lsdException w:name="Table Elegant" w:semiHidden="1" w:unhideWhenUsed="1"/>
+    <w:lsdException w:name="Colorful Grid Accent 2" w:uiPriority="73"/>
+    <w:lsdException w:name="Table Colorful 3" w:semiHidden="1" w:unhideWhenUsed="1"/>
+    <w:lsdException w:name="Grid Table 7 Colorful Accent 4" w:uiPriority="52"/>
+    <w:lsdException w:name="List Table 7 Colorful" w:uiPriority="52"/>
+    <w:lsdException w:name="Medium Shading 1 Accent 3" w:uiPriority="63"/>
+    <w:lsdException w:name="toc 2" w:uiPriority="39" w:semiHidden="1" w:unhideWhenUsed="1"/>
+    <w:lsdException w:name="Body Text" w:semiHidden="1" w:unhideWhenUsed="1"/>
+    <w:lsdException w:name="Plain Table 1" w:uiPriority="41"/>
+    <w:lsdException w:name="List Table 7 Colorful Accent 5" w:uiPriority="52"/>
+    <w:lsdException w:name="Table Grid 6" w:semiHidden="1" w:unhideWhenUsed="1"/>
+    <w:lsdException w:name="Intense Quote" w:uiPriority="30" w:qFormat="1"/>
+    <w:lsdException w:name="Light List Accent 6" w:uiPriority="61"/>
+    <w:lsdException w:name="Colorful Shading Accent 4" w:uiPriority="71"/>
+    <w:lsdException w:name="index heading" w:semiHidden="1" w:unhideWhenUsed="1"/>
+    <w:lsdException w:name="Medium List 2 Accent 4" w:uiPriority="66"/>
+    <w:lsdException w:name="Medium Grid 3 Accent 5" w:uiPriority="69"/>
+    <w:lsdException w:name="Grid Table 3 Accent 5" w:uiPriority="48"/>
+    <w:lsdException w:name="heading 6" w:uiPriority="9" w:semiHidden="1" w:unhideWhenUsed="1" w:qFormat="1"/>
+    <w:lsdException w:name="Light List" w:uiPriority="61"/>
+    <w:lsdException w:name="Light Shading Accent 5" w:uiPriority="60"/>
+    <w:lsdException w:name="Table Grid 2" w:semiHidden="1" w:unhideWhenUsed="1"/>
+    <w:lsdException w:name="Medium Grid 1 Accent 2" w:uiPriority="67"/>
+    <w:lsdException w:name="endnote reference" w:semiHidden="1" w:unhideWhenUsed="1"/>
+    <w:lsdException w:name="Medium Grid 2 Accent 1" w:uiPriority="68"/>
+    <w:lsdException w:name="Note Heading" w:semiHidden="1" w:unhideWhenUsed="1"/>
+    <w:lsdException w:name="Table Simple 1" w:semiHidden="1" w:unhideWhenUsed="1"/>
+    <w:lsdException w:name="Table 3D effects 2" w:semiHidden="1" w:unhideWhenUsed="1"/>
+    <w:lsdException w:name="List Table 6 Colorful Accent 5" w:uiPriority="51"/>
+    <w:lsdException w:name="List Table 4" w:uiPriority="49"/>
+    <w:lsdException w:name="Colorful Shading Accent 6" w:uiPriority="71"/>
+    <w:lsdException w:name="Subtle Emphasis" w:uiPriority="19" w:qFormat="1"/>
+    <w:lsdException w:name="List Table 1 Light" w:uiPriority="46"/>
+    <w:lsdException w:name="Grid Table 6 Colorful Accent 2" w:uiPriority="51"/>
+    <w:lsdException w:name="Grid Table 3" w:uiPriority="48"/>
+    <w:lsdException w:name="No Spacing" w:uiPriority="1" w:qFormat="1"/>
+    <w:lsdException w:name="Dark List Accent 3" w:uiPriority="70"/>
+    <w:lsdException w:name="Bibliography" w:uiPriority="37" w:semiHidden="1" w:unhideWhenUsed="1"/>
+    <w:lsdException w:name="index 9" w:semiHidden="1" w:unhideWhenUsed="1"/>
+    <w:lsdException w:name="Unresolved Mention" w:semiHidden="1" w:unhideWhenUsed="1"/>
+    <w:lsdException w:name="Revision" w:semiHidden="1"/>
+    <w:lsdException w:name="index 1" w:semiHidden="1" w:unhideWhenUsed="1"/>
+    <w:lsdException w:name="List Bullet 5" w:semiHidden="1" w:unhideWhenUsed="1"/>
+    <w:lsdException w:name="Normal (Web)" w:semiHidden="1" w:unhideWhenUsed="1"/>
+    <w:lsdException w:name="toc 5" w:uiPriority="39" w:semiHidden="1" w:unhideWhenUsed="1"/>
+    <w:lsdException w:name="List Table 4 Accent 5" w:uiPriority="49"/>
+    <w:lsdException w:name="Colorful Grid Accent 5" w:uiPriority="73"/>
+    <w:lsdException w:name="Medium Shading 1 Accent 6" w:uiPriority="63"/>
+    <w:lsdException w:name="heading 3" w:uiPriority="9" w:semiHidden="1" w:unhideWhenUsed="1" w:qFormat="1"/>
+    <w:lsdException w:name="List Table 2 Accent 2" w:uiPriority="47"/>
+    <w:lsdException w:name="List Table 7 Colorful Accent 2" w:uiPriority="52"/>
+    <w:lsdException w:name="Table Columns 4" w:semiHidden="1" w:unhideWhenUsed="1"/>
+    <w:lsdException w:name="Medium Grid 2 Accent 2" w:uiPriority="68"/>
+    <w:lsdException w:name="Grid Table 2 Accent 4" w:uiPriority="47"/>
+    <w:lsdException w:name="Medium List 2 Accent 1" w:uiPriority="66"/>
+    <w:lsdException w:name="Grid Table 3 Accent 3" w:uiPriority="48"/>
+    <w:lsdException w:name="List Table 5 Dark" w:uiPriority="50"/>
+    <w:lsdException w:name="Dark List Accent 6" w:uiPriority="70"/>
+    <w:lsdException w:name="Salutation" w:semiHidden="1" w:unhideWhenUsed="1"/>
+    <w:lsdException w:name="List Table 2" w:uiPriority="47"/>
+    <w:lsdException w:name="Grid Table 3 Accent 6" w:uiPriority="48"/>
+    <w:lsdException w:name="List Table 2 Accent 6" w:uiPriority="47"/>
+    <w:lsdException w:name="List Table 3 Accent 5" w:uiPriority="48"/>
+    <w:lsdException w:name="Medium Shading 1 Accent 5" w:uiPriority="63"/>
+    <w:lsdException w:name="Grid Table 5 Dark Accent 3" w:uiPriority="50"/>
+    <w:lsdException w:name="Medium List 1" w:uiPriority="65"/>
+    <w:lsdException w:name="Grid Table 1 Light Accent 6" w:uiPriority="46"/>
+    <w:lsdException w:name="Table Web 1" w:semiHidden="1" w:unhideWhenUsed="1"/>
+    <w:lsdException w:name="List Table 3 Accent 1" w:uiPriority="48"/>
+    <w:lsdException w:name="Grid Table 6 Colorful Accent 4" w:uiPriority="51"/>
+    <w:lsdException w:name="index 3" w:semiHidden="1" w:unhideWhenUsed="1"/>
+    <w:lsdException w:name="Light Grid Accent 1" w:uiPriority="62"/>
+    <w:lsdException w:name="Title" w:uiPriority="10" w:qFormat="1"/>
+    <w:lsdException w:name="HTML Typewriter" w:semiHidden="1" w:unhideWhenUsed="1"/>
+    <w:lsdException w:name="Table List 4" w:semiHidden="1" w:unhideWhenUsed="1"/>
+    <w:lsdException w:name="Signature" w:semiHidden="1" w:unhideWhenUsed="1"/>
+    <w:lsdException w:name="caption" w:uiPriority="35" w:semiHidden="1" w:unhideWhenUsed="1" w:qFormat="1"/>
+    <w:lsdException w:name="List Table 2 Accent 4" w:uiPriority="47"/>
+    <w:lsdException w:name="envelope address" w:semiHidden="1" w:unhideWhenUsed="1"/>
+    <w:lsdException w:name="Light Shading Accent 6" w:uiPriority="60"/>
+    <w:lsdException w:name="E-mail Signature" w:semiHidden="1" w:unhideWhenUsed="1"/>
+    <w:lsdException w:name="Normal Indent" w:semiHidden="1" w:unhideWhenUsed="1"/>
+    <w:lsdException w:name="Plain Table 5" w:uiPriority="45"/>
+    <w:lsdException w:name="Medium List 1 Accent 6" w:uiPriority="65"/>
+    <w:lsdException w:name="Grid Table 5 Dark Accent 5" w:uiPriority="50"/>
+    <w:lsdException w:name="Table List 2" w:semiHidden="1" w:unhideWhenUsed="1"/>
+    <w:lsdException w:name="List Table 5 Dark Accent 2" w:uiPriority="50"/>
+    <w:lsdException w:name="List Table 1 Light Accent 3" w:uiPriority="46"/>
+    <w:lsdException w:name="Colorful List Accent 1" w:uiPriority="72"/>
+    <w:lsdException w:name="Grid Table 4 Accent 5" w:uiPriority="49"/>
+    <w:lsdException w:name="Table List 6" w:semiHidden="1" w:unhideWhenUsed="1"/>
+    <w:lsdException w:name="Medium List 2 Accent 2" w:uiPriority="66"/>
+    <w:lsdException w:name="Table Classic 1" w:semiHidden="1" w:unhideWhenUsed="1"/>
+    <w:lsdException w:name="List Table 1 Light Accent 1" w:uiPriority="46"/>
+    <w:lsdException w:name="Subtitle" w:uiPriority="11" w:qFormat="1"/>
+    <w:lsdException w:name="Medium Grid 1 Accent 6" w:uiPriority="67"/>
+    <w:lsdException w:name="HTML Bottom of Form" w:semiHidden="1" w:unhideWhenUsed="1"/>
+    <w:lsdException w:name="List Continue 5" w:semiHidden="1" w:unhideWhenUsed="1"/>
+    <w:lsdException w:name="toc 6" w:uiPriority="39" w:semiHidden="1" w:unhideWhenUsed="1"/>
+    <w:lsdException w:name="Table Subtle 1" w:semiHidden="1" w:unhideWhenUsed="1"/>
+    <w:lsdException w:name="Medium Shading 2 Accent 6" w:uiPriority="64"/>
+    <w:lsdException w:name="Medium Grid 2" w:uiPriority="68"/>
+    <w:lsdException w:name="Plain Text" w:semiHidden="1" w:unhideWhenUsed="1"/>
+    <w:lsdException w:name="Outline List 2" w:semiHidden="1" w:unhideWhenUsed="1"/>
+    <w:lsdException w:name="Medium List 1 Accent 1" w:uiPriority="65"/>
+    <w:lsdException w:name="List Number 3" w:semiHidden="1" w:unhideWhenUsed="1"/>
+    <w:lsdException w:name="Grid Table 2 Accent 2" w:uiPriority="47"/>
+    <w:lsdException w:name="HTML Top of Form" w:semiHidden="1" w:unhideWhenUsed="1"/>
+    <w:lsdException w:name="Table Classic 3" w:semiHidden="1" w:unhideWhenUsed="1"/>
+    <w:lsdException w:name="table of figures" w:semiHidden="1" w:unhideWhenUsed="1"/>
+    <w:lsdException w:name="List Paragraph" w:uiPriority="34" w:qFormat="1"/>
+    <w:lsdException w:name="Light List Accent 3" w:uiPriority="61"/>
+    <w:lsdException w:name="Grid Table 7 Colorful Accent 6" w:uiPriority="52"/>
+    <w:lsdException w:name="Table Professional" w:semiHidden="1" w:unhideWhenUsed="1"/>
+    <w:lsdException w:name="Medium Shading 2" w:uiPriority="64"/>
+    <w:lsdException w:name="table of authorities" w:semiHidden="1" w:unhideWhenUsed="1"/>
+    <w:lsdException w:name="Grid Table 1 Light Accent 5" w:uiPriority="46"/>
+    <w:lsdException w:name="Subtle Reference" w:uiPriority="31" w:qFormat="1"/>
+    <w:lsdException w:name="HTML Code" w:semiHidden="1" w:unhideWhenUsed="1"/>
+    <w:lsdException w:name="macro" w:semiHidden="1" w:unhideWhenUsed="1"/>
+    <w:lsdException w:name="Table Colorful 2" w:semiHidden="1" w:unhideWhenUsed="1"/>
+    <w:lsdException w:name="heading 7" w:uiPriority="9" w:semiHidden="1" w:unhideWhenUsed="1" w:qFormat="1"/>
+    <w:lsdException w:name="line number" w:semiHidden="1" w:unhideWhenUsed="1"/>
+    <w:lsdException w:name="Colorful List Accent 4" w:uiPriority="72"/>
+    <w:lsdException w:name="Colorful Shading Accent 2" w:uiPriority="71"/>
+    <w:lsdException w:name="Medium Grid 1 Accent 3" w:uiPriority="67"/>
+    <w:lsdException w:name="List" w:semiHidden="1" w:unhideWhenUsed="1"/>
+    <w:lsdException w:name="Smart Link" w:semiHidden="1" w:unhideWhenUsed="1"/>
+    <w:lsdException w:name="Table Grid 5" w:semiHidden="1" w:unhideWhenUsed="1"/>
+    <w:lsdException w:name="Light List Accent 1" w:uiPriority="61"/>
+    <w:lsdException w:name="header" w:semiHidden="1" w:unhideWhenUsed="1"/>
+    <w:lsdException w:name="footer" w:semiHidden="1" w:unhideWhenUsed="1"/>
+    <w:lsdException w:name="Body Text Indent 3" w:semiHidden="1" w:unhideWhenUsed="1"/>
+    <w:lsdException w:name="heading 9" w:uiPriority="9" w:semiHidden="1" w:unhideWhenUsed="1" w:qFormat="1"/>
+    <w:lsdException w:name="Grid Table 7 Colorful Accent 3" w:uiPriority="52"/>
+    <w:lsdException w:name="Colorful List Accent 2" w:uiPriority="72"/>
+    <w:lsdException w:name="Body Text Indent" w:semiHidden="1" w:unhideWhenUsed="1"/>
+    <w:lsdException w:name="heading 1" w:uiPriority="9" w:qFormat="1"/>
+    <w:lsdException w:name="Quote" w:uiPriority="29" w:qFormat="1"/>
+    <w:lsdException w:name="Date" w:semiHidden="1" w:unhideWhenUsed="1"/>
+    <w:lsdException w:name="Table Contemporary" w:semiHidden="1" w:unhideWhenUsed="1"/>
+    <w:lsdException w:name="Table 3D effects 3" w:semiHidden="1" w:unhideWhenUsed="1"/>
+    <w:lsdException w:name="List Continue 4" w:semiHidden="1" w:unhideWhenUsed="1"/>
+    <w:lsdException w:name="Strong" w:uiPriority="22" w:qFormat="1"/>
+    <w:lsdException w:name="Colorful List" w:uiPriority="72"/>
+    <w:lsdException w:name="Medium Shading 2 Accent 5" w:uiPriority="64"/>
+    <w:lsdException w:name="HTML Acronym" w:semiHidden="1" w:unhideWhenUsed="1"/>
+    <w:lsdException w:name="Grid Table 2 Accent 3" w:uiPriority="47"/>
+    <w:lsdException w:name="footnote reference" w:semiHidden="1" w:unhideWhenUsed="1"/>
+    <w:lsdException w:name="Table Grid 8" w:semiHidden="1" w:unhideWhenUsed="1"/>
+    <w:lsdException w:name="List Table 5 Dark Accent 4" w:uiPriority="50"/>
+    <w:lsdException w:name="toc 8" w:uiPriority="39" w:semiHidden="1" w:unhideWhenUsed="1"/>
+    <w:lsdException w:name="Medium Grid 3 Accent 2" w:uiPriority="69"/>
+    <w:lsdException w:name="Closing" w:semiHidden="1" w:unhideWhenUsed="1"/>
+    <w:lsdException w:name="Table Simple 2" w:semiHidden="1" w:unhideWhenUsed="1"/>
+    <w:lsdException w:name="Block Text" w:semiHidden="1" w:unhideWhenUsed="1"/>
+    <w:lsdException w:name="Grid Table 4 Accent 3" w:uiPriority="49"/>
+    <w:lsdException w:name="List Table 6 Colorful Accent 2" w:uiPriority="51"/>
+    <w:lsdException w:name="Grid Table 7 Colorful Accent 5" w:uiPriority="52"/>
+    <w:lsdException w:name="Grid Table 1 Light Accent 2" w:uiPriority="46"/>
+    <w:lsdException w:name="Grid Table 4" w:uiPriority="49"/>
+    <w:lsdException w:name="Medium List 1 Accent 2" w:uiPriority="65"/>
+    <w:lsdException w:name="Medium Shading 1" w:uiPriority="63"/>
+    <w:lsdException w:name="Table 3D effects 1" w:semiHidden="1" w:unhideWhenUsed="1"/>
+    <w:lsdException w:name="Dark List Accent 5" w:uiPriority="70"/>
+    <w:lsdException w:name="Grid Table 6 Colorful Accent 3" w:uiPriority="51"/>
+    <w:lsdException w:name="Medium Grid 2 Accent 5" w:uiPriority="68"/>
+    <w:lsdException w:name="List Table 2 Accent 5" w:uiPriority="47"/>
+    <w:lsdException w:name="HTML Keyboard" w:semiHidden="1" w:unhideWhenUsed="1"/>
+    <w:lsdException w:name="Medium Grid 3 Accent 4" w:uiPriority="69"/>
+    <w:lsdException w:name="Grid Table 2 Accent 6" w:uiPriority="47"/>
+    <w:lsdException w:name="List Table 2 Accent 3" w:uiPriority="47"/>
+    <w:lsdException w:name="Grid Table 5 Dark Accent 4" w:uiPriority="50"/>
+    <w:lsdException w:name="Colorful Grid Accent 3" w:uiPriority="73"/>
+    <w:lsdException w:name="List Table 5 Dark Accent 6" w:uiPriority="50"/>
+    <w:lsdException w:name="Dark List" w:uiPriority="70"/>
+    <w:lsdException w:name="Light Shading Accent 1" w:uiPriority="60"/>
+    <w:lsdException w:name="List Table 7 Colorful Accent 4" w:uiPriority="52"/>
+    <w:lsdException w:name="List Table 3 Accent 6" w:uiPriority="48"/>
+    <w:lsdException w:name="Grid Table 4 Accent 1" w:uiPriority="49"/>
+    <w:lsdException w:name="Table Grid 7" w:semiHidden="1" w:unhideWhenUsed="1"/>
+    <w:lsdException w:name="index 6" w:semiHidden="1" w:unhideWhenUsed="1"/>
+    <w:lsdException w:name="List Table 4 Accent 3" w:uiPriority="49"/>
+    <w:lsdException w:name="Document Map" w:semiHidden="1" w:unhideWhenUsed="1"/>
+    <w:lsdException w:name="Medium Grid 3 Accent 1" w:uiPriority="69"/>
+    <w:lsdException w:name="Light Grid Accent 4" w:uiPriority="62"/>
+    <w:lsdException w:name="Table Grid" w:uiPriority="39"/>
+    <w:lsdException w:name="Table Columns 1" w:semiHidden="1" w:unhideWhenUsed="1"/>
+    <w:lsdException w:name="TOC Heading" w:uiPriority="39" w:semiHidden="1" w:unhideWhenUsed="1" w:qFormat="1"/>
+    <w:lsdException w:name="Table Web 2" w:semiHidden="1" w:unhideWhenUsed="1"/>
+    <w:lsdException w:name="Medium Shading 1 Accent 2" w:uiPriority="63"/>
+    <w:lsdException w:name="Normal" w:uiPriority="0" w:qFormat="1"/>
+    <w:lsdException w:name="Light Grid Accent 2" w:uiPriority="62"/>
+    <w:lsdException w:name="toc 1" w:uiPriority="39" w:semiHidden="1" w:unhideWhenUsed="1"/>
+    <w:lsdException w:name="footnote text" w:semiHidden="1" w:unhideWhenUsed="1"/>
+    <w:lsdException w:name="Grid Table 5 Dark Accent 2" w:uiPriority="50"/>
+    <w:lsdException w:name="Normal Table" w:semiHidden="1" w:unhideWhenUsed="1"/>
+    <w:lsdException w:name="Table List 5" w:semiHidden="1" w:unhideWhenUsed="1"/>
+    <w:lsdException w:name="List Table 1 Light Accent 6" w:uiPriority="46"/>
+    <w:lsdException w:name="HTML Definition" w:semiHidden="1" w:unhideWhenUsed="1"/>
     <w:lsdException w:name="Medium Grid 2 Accent 3" w:uiPriority="68"/>
-    <w:lsdException w:name="Normal Table" w:semiHidden="1" w:unhideWhenUsed="1"/>
-    <w:lsdException w:name="index heading" w:semiHidden="1" w:unhideWhenUsed="1"/>
-    <w:lsdException w:name="List Table 1 Light Accent 5" w:uiPriority="46"/>
-    <w:lsdException w:name="Dark List Accent 4" w:uiPriority="70"/>
-    <w:lsdException w:name="Medium Shading 2 Accent 3" w:uiPriority="64"/>
-    <w:lsdException w:name="Subtle Emphasis" w:uiPriority="19" w:qFormat="1"/>
-    <w:lsdException w:name="Light Grid Accent 1" w:uiPriority="62"/>
-    <w:lsdException w:name="List Table 1 Light Accent 2" w:uiPriority="46"/>
-    <w:lsdException w:name="Table Colorful 3" w:semiHidden="1" w:unhideWhenUsed="1"/>
+    <w:lsdException w:name="annotation reference" w:semiHidden="1" w:unhideWhenUsed="1"/>
+    <w:lsdException w:name="index 5" w:semiHidden="1" w:unhideWhenUsed="1"/>
+    <w:lsdException w:name="List Number 2" w:semiHidden="1" w:unhideWhenUsed="1"/>
+    <w:lsdException w:name="List Table 4 Accent 1" w:uiPriority="49"/>
+    <w:lsdException w:name="Light Shading Accent 4" w:uiPriority="60"/>
+    <w:lsdException w:name="Medium Grid 1 Accent 1" w:uiPriority="67"/>
+    <w:lsdException w:name="Colorful Shading Accent 5" w:uiPriority="71"/>
+    <w:lsdException w:name="Table Colorful 1" w:semiHidden="1" w:unhideWhenUsed="1"/>
+    <w:lsdException w:name="Grid Table 2 Accent 5" w:uiPriority="47"/>
+    <w:lsdException w:name="List Continue" w:semiHidden="1" w:unhideWhenUsed="1"/>
+    <w:lsdException w:name="Outline List 1" w:semiHidden="1" w:unhideWhenUsed="1"/>
+    <w:lsdException w:name="Medium List 1 Accent 4" w:uiPriority="65"/>
+    <w:lsdException w:name="Grid Table 6 Colorful Accent 1" w:uiPriority="51"/>
+    <w:lsdException w:name="Grid Table 3 Accent 2" w:uiPriority="48"/>
+    <w:lsdException w:name="List Number 4" w:semiHidden="1" w:unhideWhenUsed="1"/>
+    <w:lsdException w:name="Plain Table 2" w:uiPriority="42"/>
+    <w:lsdException w:name="endnote text" w:semiHidden="1" w:unhideWhenUsed="1"/>
     <w:lsdException w:name="No List" w:semiHidden="1" w:unhideWhenUsed="1"/>
-    <w:lsdException w:name="Medium Shading 2 Accent 4" w:uiPriority="64"/>
-    <w:lsdException w:name="Medium Shading 1" w:uiPriority="63"/>
-    <w:lsdException w:name="Grid Table 6 Colorful Accent 3" w:uiPriority="51"/>
-    <w:lsdException w:name="annotation subject" w:semiHidden="1" w:unhideWhenUsed="1"/>
-    <w:lsdException w:name="endnote reference" w:semiHidden="1" w:unhideWhenUsed="1"/>
-    <w:lsdException w:name="Light Grid Accent 6" w:uiPriority="62"/>
-    <w:lsdException w:name="Grid Table 6 Colorful Accent 6" w:uiPriority="51"/>
-    <w:lsdException w:name="Plain Table 5" w:uiPriority="45"/>
-    <w:lsdException w:name="toc 9" w:uiPriority="39" w:semiHidden="1" w:unhideWhenUsed="1"/>
-    <w:lsdException w:name="Medium Grid 1 Accent 6" w:uiPriority="67"/>
-    <w:lsdException w:name="List Table 7 Colorful Accent 4" w:uiPriority="52"/>
-    <w:lsdException w:name="Table List 2" w:semiHidden="1" w:unhideWhenUsed="1"/>
-    <w:lsdException w:name="Medium Grid 2 Accent 4" w:uiPriority="68"/>
-    <w:lsdException w:name="Grid Table 6 Colorful Accent 2" w:uiPriority="51"/>
-    <w:lsdException w:name="Grid Table 4 Accent 1" w:uiPriority="49"/>
-    <w:lsdException w:name="heading 8" w:uiPriority="9" w:semiHidden="1" w:unhideWhenUsed="1" w:qFormat="1"/>
-    <w:lsdException w:name="toc 5" w:uiPriority="39" w:semiHidden="1" w:unhideWhenUsed="1"/>
-    <w:lsdException w:name="Medium Grid 1 Accent 4" w:uiPriority="67"/>
-    <w:lsdException w:name="Medium List 1 Accent 4" w:uiPriority="65"/>
-    <w:lsdException w:name="Table List 1" w:semiHidden="1" w:unhideWhenUsed="1"/>
-    <w:lsdException w:name="List Table 7 Colorful Accent 1" w:uiPriority="52"/>
+    <w:lsdException w:name="List Table 3" w:uiPriority="48"/>
+    <w:lsdException w:name="Mention" w:semiHidden="1" w:unhideWhenUsed="1"/>
+    <w:lsdException w:name="Table List 8" w:semiHidden="1" w:unhideWhenUsed="1"/>
+    <w:lsdException w:name="Light Shading Accent 2" w:uiPriority="60"/>
+    <w:lsdException w:name="Grid Table 3 Accent 4" w:uiPriority="48"/>
+    <w:lsdException w:name="Colorful Grid Accent 4" w:uiPriority="73"/>
     <w:lsdException w:name="List Table 3 Accent 3" w:uiPriority="48"/>
-    <w:lsdException w:name="toc 8" w:uiPriority="39" w:semiHidden="1" w:unhideWhenUsed="1"/>
-    <w:lsdException w:name="Mention" w:semiHidden="1" w:unhideWhenUsed="1"/>
-    <w:lsdException w:name="List Bullet 3" w:semiHidden="1" w:unhideWhenUsed="1"/>
-    <w:lsdException w:name="index 9" w:semiHidden="1" w:unhideWhenUsed="1"/>
-    <w:lsdException w:name="Grid Table 7 Colorful Accent 1" w:uiPriority="52"/>
-    <w:lsdException w:name="List Table 3 Accent 4" w:uiPriority="48"/>
-    <w:lsdException w:name="Medium Shading 1 Accent 6" w:uiPriority="63"/>
-    <w:lsdException w:name="Medium Shading 1 Accent 2" w:uiPriority="63"/>
-    <w:lsdException w:name="List Table 4 Accent 2" w:uiPriority="49"/>
-    <w:lsdException w:name="index 8" w:semiHidden="1" w:unhideWhenUsed="1"/>
-    <w:lsdException w:name="HTML Definition" w:semiHidden="1" w:unhideWhenUsed="1"/>
-    <w:lsdException w:name="Grid Table 5 Dark Accent 4" w:uiPriority="50"/>
-    <w:lsdException w:name="Revision" w:semiHidden="1"/>
-    <w:lsdException w:name="footer" w:semiHidden="1" w:unhideWhenUsed="1"/>
-    <w:lsdException w:name="Medium Shading 1 Accent 1" w:uiPriority="63"/>
-    <w:lsdException w:name="Light Shading Accent 5" w:uiPriority="60"/>
-    <w:lsdException w:name="Table Grid 3" w:semiHidden="1" w:unhideWhenUsed="1"/>
-    <w:lsdException w:name="List Table 5 Dark Accent 1" w:uiPriority="50"/>
-    <w:lsdException w:name="HTML Bottom of Form" w:semiHidden="1" w:unhideWhenUsed="1"/>
-    <w:lsdException w:name="List Bullet 5" w:semiHidden="1" w:unhideWhenUsed="1"/>
-    <w:lsdException w:name="Closing" w:semiHidden="1" w:unhideWhenUsed="1"/>
-    <w:lsdException w:name="Title" w:uiPriority="10" w:qFormat="1"/>
-    <w:lsdException w:name="Body Text" w:semiHidden="1" w:unhideWhenUsed="1"/>
-    <w:lsdException w:name="Table Simple 1" w:semiHidden="1" w:unhideWhenUsed="1"/>
-    <w:lsdException w:name="Quote" w:uiPriority="29" w:qFormat="1"/>
-    <w:lsdException w:name="Block Text" w:semiHidden="1" w:unhideWhenUsed="1"/>
-    <w:lsdException w:name="Medium List 2 Accent 5" w:uiPriority="66"/>
-    <w:lsdException w:name="Medium Grid 2 Accent 2" w:uiPriority="68"/>
-    <w:lsdException w:name="Table Columns 4" w:semiHidden="1" w:unhideWhenUsed="1"/>
-    <w:lsdException w:name="Light List" w:uiPriority="61"/>
-    <w:lsdException w:name="HTML Preformatted" w:semiHidden="1" w:unhideWhenUsed="1"/>
-    <w:lsdException w:name="Grid Table 2 Accent 1" w:uiPriority="47"/>
-    <w:lsdException w:name="Colorful List" w:uiPriority="72"/>
-    <w:lsdException w:name="Grid Table 2 Accent 5" w:uiPriority="47"/>
-    <w:lsdException w:name="Table Columns 5" w:semiHidden="1" w:unhideWhenUsed="1"/>
-    <w:lsdException w:name="Dark List Accent 1" w:uiPriority="70"/>
-    <w:lsdException w:name="Table Grid 5" w:semiHidden="1" w:unhideWhenUsed="1"/>
-    <w:lsdException w:name="table of authorities" w:semiHidden="1" w:unhideWhenUsed="1"/>
-    <w:lsdException w:name="Body Text First Indent 2" w:semiHidden="1" w:unhideWhenUsed="1"/>
-    <w:lsdException w:name="Medium Grid 2 Accent 5" w:uiPriority="68"/>
-    <w:lsdException w:name="Dark List Accent 3" w:uiPriority="70"/>
-    <w:lsdException w:name="Grid Table 3 Accent 6" w:uiPriority="48"/>
-    <w:lsdException w:name="Grid Table 2 Accent 4" w:uiPriority="47"/>
-    <w:lsdException w:name="Medium Grid 2 Accent 6" w:uiPriority="68"/>
-    <w:lsdException w:name="List Table 4 Accent 6" w:uiPriority="49"/>
-    <w:lsdException w:name="Grid Table 4 Accent 3" w:uiPriority="49"/>
-    <w:lsdException w:name="Body Text 3" w:semiHidden="1" w:unhideWhenUsed="1"/>
-    <w:lsdException w:name="Dark List Accent 2" w:uiPriority="70"/>
-    <w:lsdException w:name="Grid Table 4 Accent 2" w:uiPriority="49"/>
-    <w:lsdException w:name="Table List 3" w:semiHidden="1" w:unhideWhenUsed="1"/>
-    <w:lsdException w:name="List Table 1 Light Accent 6" w:uiPriority="46"/>
+    <w:lsdException w:name="Plain Table 4" w:uiPriority="44"/>
+    <w:lsdException w:name="Grid Table 5 Dark" w:uiPriority="50"/>
     <w:lsdException w:name="List Table 7 Colorful Accent 3" w:uiPriority="52"/>
     <w:lsdException w:name="HTML Variable" w:semiHidden="1" w:unhideWhenUsed="1"/>
+    <w:lsdException w:name="Medium Shading 2 Accent 4" w:uiPriority="64"/>
+    <w:lsdException w:name="Light List Accent 4" w:uiPriority="61"/>
+    <w:lsdException w:name="Hashtag" w:semiHidden="1" w:unhideWhenUsed="1"/>
+    <w:lsdException w:name="Medium List 2 Accent 6" w:uiPriority="66"/>
+    <w:lsdException w:name="List Bullet 2" w:semiHidden="1" w:unhideWhenUsed="1"/>
+    <w:lsdException w:name="Light Grid" w:uiPriority="62"/>
+    <w:lsdException w:name="Colorful Grid Accent 6" w:uiPriority="73"/>
+    <w:lsdException w:name="Medium Grid 1 Accent 4" w:uiPriority="67"/>
+    <w:lsdException w:name="heading 4" w:uiPriority="9" w:semiHidden="1" w:unhideWhenUsed="1" w:qFormat="1"/>
+    <w:lsdException w:name="List Table 7 Colorful Accent 1" w:uiPriority="52"/>
+    <w:lsdException w:name="Grid Table 6 Colorful" w:uiPriority="51"/>
+    <w:lsdException w:name="toc 3" w:uiPriority="39" w:semiHidden="1" w:unhideWhenUsed="1"/>
+    <w:lsdException w:name="Body Text 3" w:semiHidden="1" w:unhideWhenUsed="1"/>
+    <w:lsdException w:name="FollowedHyperlink" w:semiHidden="1" w:unhideWhenUsed="1"/>
+    <w:lsdException w:name="Placeholder Text" w:semiHidden="1"/>
+    <w:lsdException w:name="Table List 7" w:semiHidden="1" w:unhideWhenUsed="1"/>
+    <w:lsdException w:name="List Table 1 Light Accent 5" w:uiPriority="46"/>
+    <w:lsdException w:name="List Table 6 Colorful Accent 4" w:uiPriority="51"/>
+    <w:lsdException w:name="Medium Shading 2 Accent 2" w:uiPriority="64"/>
+    <w:lsdException w:name="Grid Table 7 Colorful Accent 2" w:uiPriority="52"/>
+    <w:lsdException w:name="Light Shading" w:uiPriority="60"/>
+    <w:lsdException w:name="List Continue 3" w:semiHidden="1" w:unhideWhenUsed="1"/>
+    <w:lsdException w:name="HTML Sample" w:semiHidden="1" w:unhideWhenUsed="1"/>
+    <w:lsdException w:name="List Table 6 Colorful" w:uiPriority="51"/>
+    <w:lsdException w:name="page number" w:semiHidden="1" w:unhideWhenUsed="1"/>
+    <w:lsdException w:name="Smart Hyperlink" w:semiHidden="1" w:unhideWhenUsed="1"/>
+    <w:lsdException w:name="Light List Accent 2" w:uiPriority="61"/>
+    <w:lsdException w:name="Table Theme" w:semiHidden="1" w:unhideWhenUsed="1"/>
+    <w:lsdException w:name="toc 7" w:uiPriority="39" w:semiHidden="1" w:unhideWhenUsed="1"/>
+    <w:lsdException w:name="List Table 6 Colorful Accent 1" w:uiPriority="51"/>
+    <w:lsdException w:name="Table Grid 3" w:semiHidden="1" w:unhideWhenUsed="1"/>
+    <w:lsdException w:name="index 8" w:semiHidden="1" w:unhideWhenUsed="1"/>
+    <w:lsdException w:name="HTML Preformatted" w:semiHidden="1" w:unhideWhenUsed="1"/>
+    <w:lsdException w:name="List 4" w:semiHidden="1" w:unhideWhenUsed="1"/>
+    <w:lsdException w:name="List Bullet 4" w:semiHidden="1" w:unhideWhenUsed="1"/>
+    <w:lsdException w:name="heading 2" w:uiPriority="9" w:semiHidden="1" w:unhideWhenUsed="1" w:qFormat="1"/>
+    <w:lsdException w:name="Medium List 1 Accent 5" w:uiPriority="65"/>
+    <w:lsdException w:name="Grid Table 6 Colorful Accent 6" w:uiPriority="51"/>
+    <w:lsdException w:name="Table Columns 5" w:semiHidden="1" w:unhideWhenUsed="1"/>
+    <w:lsdException w:name="List Table 5 Dark Accent 3" w:uiPriority="50"/>
+    <w:lsdException w:name="Grid Table 4 Accent 4" w:uiPriority="49"/>
+    <w:lsdException w:name="Medium Grid 2 Accent 6" w:uiPriority="68"/>
+    <w:lsdException w:name="toc 9" w:uiPriority="39" w:semiHidden="1" w:unhideWhenUsed="1"/>
+    <w:lsdException w:name="Grid Table 1 Light Accent 4" w:uiPriority="46"/>
+    <w:lsdException w:name="Table Simple 3" w:semiHidden="1" w:unhideWhenUsed="1"/>
+    <w:lsdException w:name="Colorful Shading Accent 3" w:uiPriority="71"/>
+    <w:lsdException w:name="Medium Shading 1 Accent 4" w:uiPriority="63"/>
+    <w:lsdException w:name="List 2" w:semiHidden="1" w:unhideWhenUsed="1"/>
     <w:lsdException w:name="heading 5" w:uiPriority="9" w:semiHidden="1" w:unhideWhenUsed="1" w:qFormat="1"/>
-    <w:lsdException w:name="Medium List 1 Accent 5" w:uiPriority="65"/>
-    <w:lsdException w:name="Grid Table 3 Accent 2" w:uiPriority="48"/>
-    <w:lsdException w:name="Medium Grid 1 Accent 1" w:uiPriority="67"/>
-    <w:lsdException w:name="Colorful Grid Accent 4" w:uiPriority="73"/>
-    <w:lsdException w:name="Balloon Text" w:semiHidden="1" w:unhideWhenUsed="1"/>
-    <w:lsdException w:name="Colorful List Accent 4" w:uiPriority="72"/>
-    <w:lsdException w:name="Medium Shading 2" w:uiPriority="64"/>
-    <w:lsdException w:name="List Table 3" w:uiPriority="48"/>
-    <w:lsdException w:name="Outline List 2" w:semiHidden="1" w:unhideWhenUsed="1"/>
+    <w:lsdException w:name="Table Web 3" w:semiHidden="1" w:unhideWhenUsed="1"/>
+    <w:lsdException w:name="Medium Grid 3 Accent 3" w:uiPriority="69"/>
+    <w:lsdException w:name="Table Grid 1" w:semiHidden="1" w:unhideWhenUsed="1"/>
+    <w:lsdException w:name="Light Grid Accent 3" w:uiPriority="62"/>
+    <w:lsdException w:name="List Table 5 Dark Accent 1" w:uiPriority="50"/>
+    <w:lsdException w:name="List Bullet 3" w:semiHidden="1" w:unhideWhenUsed="1"/>
+    <w:lsdException w:name="Grid Table 4 Accent 6" w:uiPriority="49"/>
+    <w:lsdException w:name="Medium Grid 1 Accent 5" w:uiPriority="67"/>
+    <w:lsdException w:name="Default Paragraph Font" w:uiPriority="1" w:semiHidden="1" w:unhideWhenUsed="1"/>
+    <w:lsdException w:name="Outline List 3" w:semiHidden="1" w:unhideWhenUsed="1"/>
+    <w:lsdException w:name="Medium Grid 2 Accent 4" w:uiPriority="68"/>
+    <w:lsdException w:name="Dark List Accent 2" w:uiPriority="70"/>
+    <w:lsdException w:name="Grid Table 6 Colorful Accent 5" w:uiPriority="51"/>
+    <w:lsdException w:name="List Table 4 Accent 4" w:uiPriority="49"/>
+    <w:lsdException w:name="Body Text 2" w:semiHidden="1" w:unhideWhenUsed="1"/>
+    <w:lsdException w:name="Colorful List Accent 3" w:uiPriority="72"/>
+    <w:lsdException w:name="Colorful Shading Accent 1" w:uiPriority="71"/>
+    <w:lsdException w:name="index 7" w:semiHidden="1" w:unhideWhenUsed="1"/>
+    <w:lsdException w:name="Intense Reference" w:uiPriority="32" w:qFormat="1"/>
+    <w:lsdException w:name="Medium Shading 1 Accent 1" w:uiPriority="63"/>
+    <w:lsdException w:name="Medium List 2 Accent 3" w:uiPriority="66"/>
     <w:lsdException w:name="Light Grid Accent 5" w:uiPriority="62"/>
-    <w:lsdException w:name="Medium Shading 1 Accent 3" w:uiPriority="63"/>
-    <w:lsdException w:name="Light Shading Accent 3" w:uiPriority="60"/>
-    <w:lsdException w:name="Grid Table 7 Colorful Accent 3" w:uiPriority="52"/>
-    <w:lsdException w:name="List Table 5 Dark Accent 3" w:uiPriority="50"/>
-    <w:lsdException w:name="List Table 4 Accent 3" w:uiPriority="49"/>
-    <w:lsdException w:name="toc 4" w:uiPriority="39" w:semiHidden="1" w:unhideWhenUsed="1"/>
-    <w:lsdException w:name="Light Grid Accent 4" w:uiPriority="62"/>
-    <w:lsdException w:name="E-mail Signature" w:semiHidden="1" w:unhideWhenUsed="1"/>
-    <w:lsdException w:name="Medium List 2" w:uiPriority="66"/>
-    <w:lsdException w:name="Table Classic 4" w:semiHidden="1" w:unhideWhenUsed="1"/>
-    <w:lsdException w:name="Outline List 1" w:semiHidden="1" w:unhideWhenUsed="1"/>
-    <w:lsdException w:name="Message Header" w:semiHidden="1" w:unhideWhenUsed="1"/>
-    <w:lsdException w:name="Medium Grid 2" w:uiPriority="68"/>
-    <w:lsdException w:name="Light Shading Accent 2" w:uiPriority="60"/>
-    <w:lsdException w:name="Colorful Shading Accent 6" w:uiPriority="71"/>
-    <w:lsdException w:name="Light Shading Accent 6" w:uiPriority="60"/>
-    <w:lsdException w:name="Grid Table 7 Colorful Accent 4" w:uiPriority="52"/>
-    <w:lsdException w:name="Table Classic 3" w:semiHidden="1" w:unhideWhenUsed="1"/>
-    <w:lsdException w:name="List Table 6 Colorful Accent 6" w:uiPriority="51"/>
-    <w:lsdException w:name="toc 3" w:uiPriority="39" w:semiHidden="1" w:unhideWhenUsed="1"/>
-    <w:lsdException w:name="Grid Table 6 Colorful Accent 4" w:uiPriority="51"/>
-    <w:lsdException w:name="List Bullet 2" w:semiHidden="1" w:unhideWhenUsed="1"/>
+    <w:lsdException w:name="List Bullet" w:semiHidden="1" w:unhideWhenUsed="1"/>
+    <w:lsdException w:name="Medium Grid 3 Accent 6" w:uiPriority="69"/>
     <w:lsdException w:name="Book Title" w:uiPriority="33" w:qFormat="1"/>
-    <w:lsdException w:name="List Table 6 Colorful Accent 2" w:uiPriority="51"/>
-    <w:lsdException w:name="Intense Reference" w:uiPriority="32" w:qFormat="1"/>
-    <w:lsdException w:name="Light Shading" w:uiPriority="60"/>
+    <w:lsdException w:name="Dark List Accent 4" w:uiPriority="70"/>
+    <w:lsdException w:name="Medium Grid 1" w:uiPriority="67"/>
+    <w:lsdException w:name="Dark List Accent 1" w:uiPriority="70"/>
+    <w:lsdException w:name="Table Columns 3" w:semiHidden="1" w:unhideWhenUsed="1"/>
+    <w:lsdException w:name="Grid Table 7 Colorful" w:uiPriority="52"/>
+    <w:lsdException w:name="Body Text First Indent" w:semiHidden="1" w:unhideWhenUsed="1"/>
+    <w:lsdException w:name="heading 8" w:uiPriority="9" w:semiHidden="1" w:unhideWhenUsed="1" w:qFormat="1"/>
+    <w:lsdException w:name="Table List 3" w:semiHidden="1" w:unhideWhenUsed="1"/>
+    <w:lsdException w:name="List Table 4 Accent 6" w:uiPriority="49"/>
+    <w:lsdException w:name="List Table 2 Accent 1" w:uiPriority="47"/>
+    <w:lsdException w:name="Colorful List Accent 5" w:uiPriority="72"/>
     <w:lsdException w:name="Medium Grid 3" w:uiPriority="69"/>
-    <w:lsdException w:name="List Table 6 Colorful Accent 1" w:uiPriority="51"/>
-    <w:lsdException w:name="Medium Grid 3 Accent 3" w:uiPriority="69"/>
-    <w:lsdException w:name="heading 3" w:uiPriority="9" w:semiHidden="1" w:unhideWhenUsed="1" w:qFormat="1"/>
-    <w:lsdException w:name="Grid Table 2 Accent 6" w:uiPriority="47"/>
-    <w:lsdException w:name="heading 2" w:uiPriority="9" w:semiHidden="1" w:unhideWhenUsed="1" w:qFormat="1"/>
-    <w:lsdException w:name="Medium Grid 3 Accent 2" w:uiPriority="69"/>
-    <w:lsdException w:name="List Bullet" w:semiHidden="1" w:unhideWhenUsed="1"/>
-    <w:lsdException w:name="List Continue" w:semiHidden="1" w:unhideWhenUsed="1"/>
-    <w:lsdException w:name="Table Elegant" w:semiHidden="1" w:unhideWhenUsed="1"/>
-    <w:lsdException w:name="Table Grid 8" w:semiHidden="1" w:unhideWhenUsed="1"/>
-    <w:lsdException w:name="page number" w:semiHidden="1" w:unhideWhenUsed="1"/>
-    <w:lsdException w:name="Medium Shading 2 Accent 5" w:uiPriority="64"/>
-    <w:lsdException w:name="List Table 3 Accent 1" w:uiPriority="48"/>
-    <w:lsdException w:name="Light Grid" w:uiPriority="62"/>
-    <w:lsdException w:name="Grid Table 3 Accent 5" w:uiPriority="48"/>
-    <w:lsdException w:name="Placeholder Text" w:semiHidden="1"/>
-    <w:lsdException w:name="Light List Accent 3" w:uiPriority="61"/>
-    <w:lsdException w:name="Plain Table 4" w:uiPriority="44"/>
-    <w:lsdException w:name="Medium Shading 2 Accent 2" w:uiPriority="64"/>
-    <w:lsdException w:name="annotation reference" w:semiHidden="1" w:unhideWhenUsed="1"/>
-    <w:lsdException w:name="Smart Hyperlink" w:semiHidden="1" w:unhideWhenUsed="1"/>
-    <w:lsdException w:name="envelope return" w:semiHidden="1" w:unhideWhenUsed="1"/>
-    <w:lsdException w:name="Intense Quote" w:uiPriority="30" w:qFormat="1"/>
-    <w:lsdException w:name="Dark List" w:uiPriority="70"/>
-    <w:lsdException w:name="List Table 7 Colorful Accent 2" w:uiPriority="52"/>
-    <w:lsdException w:name="No Spacing" w:uiPriority="1" w:qFormat="1"/>
-    <w:lsdException w:name="List Number" w:semiHidden="1" w:unhideWhenUsed="1"/>
-    <w:lsdException w:name="Medium Grid 1 Accent 2" w:uiPriority="67"/>
-    <w:lsdException w:name="Plain Text" w:semiHidden="1" w:unhideWhenUsed="1"/>
-    <w:lsdException w:name="List Table 4" w:uiPriority="49"/>
-    <w:lsdException w:name="Medium Grid 1" w:uiPriority="67"/>
-    <w:lsdException w:name="Date" w:semiHidden="1" w:unhideWhenUsed="1"/>
-    <w:lsdException w:name="Table Grid" w:uiPriority="39"/>
-    <w:lsdException w:name="Table Subtle 1" w:semiHidden="1" w:unhideWhenUsed="1"/>
-    <w:lsdException w:name="Colorful Grid Accent 5" w:uiPriority="73"/>
-    <w:lsdException w:name="Strong" w:uiPriority="22" w:qFormat="1"/>
-    <w:lsdException w:name="List 4" w:semiHidden="1" w:unhideWhenUsed="1"/>
-    <w:lsdException w:name="HTML Acronym" w:semiHidden="1" w:unhideWhenUsed="1"/>
-    <w:lsdException w:name="Table Subtle 2" w:semiHidden="1" w:unhideWhenUsed="1"/>
-    <w:lsdException w:name="Colorful Shading Accent 4" w:uiPriority="71"/>
-    <w:lsdException w:name="Colorful List Accent 5" w:uiPriority="72"/>
-    <w:lsdException w:name="toc 1" w:uiPriority="39" w:semiHidden="1" w:unhideWhenUsed="1"/>
-    <w:lsdException w:name="index 6" w:semiHidden="1" w:unhideWhenUsed="1"/>
-    <w:lsdException w:name="HTML Top of Form" w:semiHidden="1" w:unhideWhenUsed="1"/>
-    <w:lsdException w:name="FollowedHyperlink" w:semiHidden="1" w:unhideWhenUsed="1"/>
-    <w:lsdException w:name="Medium List 1 Accent 6" w:uiPriority="65"/>
-    <w:lsdException w:name="HTML Code" w:semiHidden="1" w:unhideWhenUsed="1"/>
-    <w:lsdException w:name="Body Text First Indent" w:semiHidden="1" w:unhideWhenUsed="1"/>
-    <w:lsdException w:name="List 5" w:semiHidden="1" w:unhideWhenUsed="1"/>
-    <w:lsdException w:name="List Table 2 Accent 3" w:uiPriority="47"/>
-    <w:lsdException w:name="Grid Table 5 Dark Accent 6" w:uiPriority="50"/>
-    <w:lsdException w:name="List Table 6 Colorful Accent 3" w:uiPriority="51"/>
-    <w:lsdException w:name="heading 1" w:uiPriority="9" w:qFormat="1"/>
-    <w:lsdException w:name="Grid Table 6 Colorful Accent 5" w:uiPriority="51"/>
-    <w:lsdException w:name="Normal" w:uiPriority="0" w:qFormat="1"/>
-    <w:lsdException w:name="Grid Table 1 Light Accent 6" w:uiPriority="46"/>
-    <w:lsdException w:name="List Table 2 Accent 2" w:uiPriority="47"/>
-    <w:lsdException w:name="Table List 8" w:semiHidden="1" w:unhideWhenUsed="1"/>
-    <w:lsdException w:name="Document Map" w:semiHidden="1" w:unhideWhenUsed="1"/>
-    <w:lsdException w:name="Default Paragraph Font" w:uiPriority="1" w:semiHidden="1" w:unhideWhenUsed="1"/>
-    <w:lsdException w:name="heading 4" w:uiPriority="9" w:semiHidden="1" w:unhideWhenUsed="1" w:qFormat="1"/>
-    <w:lsdException w:name="Grid Table 2" w:uiPriority="47"/>
-    <w:lsdException w:name="Light Grid Accent 2" w:uiPriority="62"/>
-    <w:lsdException w:name="Unresolved Mention" w:semiHidden="1" w:unhideWhenUsed="1"/>
-    <w:lsdException w:name="Light Shading Accent 1" w:uiPriority="60"/>
-    <w:lsdException w:name="caption" w:uiPriority="35" w:semiHidden="1" w:unhideWhenUsed="1" w:qFormat="1"/>
-    <w:lsdException w:name="Table Grid 7" w:semiHidden="1" w:unhideWhenUsed="1"/>
-    <w:lsdException w:name="Hashtag" w:semiHidden="1" w:unhideWhenUsed="1"/>
-    <w:lsdException w:name="List Continue 3" w:semiHidden="1" w:unhideWhenUsed="1"/>
-    <w:lsdException w:name="Table Theme" w:semiHidden="1" w:unhideWhenUsed="1"/>
-    <w:lsdException w:name="Medium List 1 Accent 3" w:uiPriority="65"/>
-    <w:lsdException w:name="Grid Table 3 Accent 4" w:uiPriority="48"/>
+    <w:lsdException w:name="List Table 3 Accent 2" w:uiPriority="48"/>
+    <w:lsdException w:name="annotation subject" w:semiHidden="1" w:unhideWhenUsed="1"/>
+    <w:lsdException w:name="toa heading" w:semiHidden="1" w:unhideWhenUsed="1"/>
     <w:lsdException w:name="Colorful Shading" w:uiPriority="71"/>
-    <w:lsdException w:name="Table Grid 6" w:semiHidden="1" w:unhideWhenUsed="1"/>
-    <w:lsdException w:name="List Table 5 Dark Accent 6" w:uiPriority="50"/>
-    <w:lsdException w:name="Medium List 1 Accent 2" w:uiPriority="65"/>
-    <w:lsdException w:name="footnote text" w:semiHidden="1" w:unhideWhenUsed="1"/>
-    <w:lsdException w:name="Plain Table 3" w:uiPriority="43"/>
-    <w:lsdException w:name="Medium Shading 1 Accent 5" w:uiPriority="63"/>
-    <w:lsdException w:name="Medium Grid 3 Accent 4" w:uiPriority="69"/>
-    <w:lsdException w:name="header" w:semiHidden="1" w:unhideWhenUsed="1"/>
-    <w:lsdException w:name="Intense Emphasis" w:uiPriority="21" w:qFormat="1"/>
-    <w:lsdException w:name="Medium List 2 Accent 2" w:uiPriority="66"/>
-    <w:lsdException w:name="List Table 5 Dark" w:uiPriority="50"/>
-    <w:lsdException w:name="Colorful Grid Accent 3" w:uiPriority="73"/>
-    <w:lsdException w:name="List Table 6 Colorful" w:uiPriority="51"/>
-    <w:lsdException w:name="List Table 7 Colorful Accent 5" w:uiPriority="52"/>
-    <w:lsdException w:name="Table List 7" w:semiHidden="1" w:unhideWhenUsed="1"/>
-    <w:lsdException w:name="Medium List 2 Accent 6" w:uiPriority="66"/>
-    <w:lsdException w:name="Plain Table 2" w:uiPriority="42"/>
-    <w:lsdException w:name="HTML Cite" w:semiHidden="1" w:unhideWhenUsed="1"/>
-    <w:lsdException w:name="Medium Shading 1 Accent 4" w:uiPriority="63"/>
-    <w:lsdException w:name="Colorful Grid Accent 2" w:uiPriority="73"/>
-    <w:lsdException w:name="Colorful Grid Accent 6" w:uiPriority="73"/>
-    <w:lsdException w:name="Grid Table 5 Dark Accent 1" w:uiPriority="50"/>
-    <w:lsdException w:name="Medium Grid 1 Accent 3" w:uiPriority="67"/>
-    <w:lsdException w:name="Medium Shading 2 Accent 6" w:uiPriority="64"/>
-    <w:lsdException w:name="Table Columns 1" w:semiHidden="1" w:unhideWhenUsed="1"/>
-    <w:lsdException w:name="Grid Table 1 Light Accent 2" w:uiPriority="46"/>
-    <w:lsdException w:name="Colorful List Accent 3" w:uiPriority="72"/>
-    <w:lsdException w:name="Medium List 2 Accent 3" w:uiPriority="66"/>
-    <w:lsdException w:name="Hyperlink" w:semiHidden="1" w:unhideWhenUsed="1"/>
-    <w:lsdException w:name="endnote text" w:semiHidden="1" w:unhideWhenUsed="1"/>
-    <w:lsdException w:name="toa heading" w:semiHidden="1" w:unhideWhenUsed="1"/>
-    <w:lsdException w:name="Grid Table 7 Colorful Accent 2" w:uiPriority="52"/>
-    <w:lsdException w:name="Table List 6" w:semiHidden="1" w:unhideWhenUsed="1"/>
-    <w:lsdException w:name="Colorful List Accent 2" w:uiPriority="72"/>
-    <w:lsdException w:name="Colorful List Accent 6" w:uiPriority="72"/>
-    <w:lsdException w:name="HTML Address" w:semiHidden="1" w:unhideWhenUsed="1"/>
-    <w:lsdException w:name="Colorful Shading Accent 5" w:uiPriority="71"/>
-    <w:lsdException w:name="Grid Table 7 Colorful Accent 5" w:uiPriority="52"/>
-    <w:lsdException w:name="List Table 4 Accent 1" w:uiPriority="49"/>
-    <w:lsdException w:name="Grid Table 6 Colorful" w:uiPriority="51"/>
-    <w:lsdException w:name="toc 2" w:uiPriority="39" w:semiHidden="1" w:unhideWhenUsed="1"/>
-    <w:lsdException w:name="footnote reference" w:semiHidden="1" w:unhideWhenUsed="1"/>
-    <w:lsdException w:name="List" w:semiHidden="1" w:unhideWhenUsed="1"/>
-    <w:lsdException w:name="envelope address" w:semiHidden="1" w:unhideWhenUsed="1"/>
-    <w:lsdException w:name="Grid Table 4 Accent 6" w:uiPriority="49"/>
-    <w:lsdException w:name="Table Web 2" w:semiHidden="1" w:unhideWhenUsed="1"/>
-    <w:lsdException w:name="Table Web 1" w:semiHidden="1" w:unhideWhenUsed="1"/>
-    <w:lsdException w:name="List Number 3" w:semiHidden="1" w:unhideWhenUsed="1"/>
-    <w:lsdException w:name="Dark List Accent 6" w:uiPriority="70"/>
-    <w:lsdException w:name="List Table 1 Light Accent 3" w:uiPriority="46"/>
-    <w:lsdException w:name="Smart Link" w:semiHidden="1" w:unhideWhenUsed="1"/>
-    <w:lsdException w:name="Table Colorful 2" w:semiHidden="1" w:unhideWhenUsed="1"/>
-    <w:lsdException w:name="List Bullet 4" w:semiHidden="1" w:unhideWhenUsed="1"/>
-    <w:lsdException w:name="Grid Table 3" w:uiPriority="48"/>
-    <w:lsdException w:name="Light Grid Accent 3" w:uiPriority="62"/>
-    <w:lsdException w:name="Bibliography" w:uiPriority="37" w:semiHidden="1" w:unhideWhenUsed="1"/>
-    <w:lsdException w:name="Emphasis" w:uiPriority="20" w:qFormat="1"/>
-    <w:lsdException w:name="Salutation" w:semiHidden="1" w:unhideWhenUsed="1"/>
-    <w:lsdException w:name="List Table 1 Light Accent 4" w:uiPriority="46"/>
-    <w:lsdException w:name="List Number 4" w:semiHidden="1" w:unhideWhenUsed="1"/>
-    <w:lsdException w:name="Table 3D effects 1" w:semiHidden="1" w:unhideWhenUsed="1"/>
-    <w:lsdException w:name="Dark List Accent 5" w:uiPriority="70"/>
-    <w:lsdException w:name="List Continue 5" w:semiHidden="1" w:unhideWhenUsed="1"/>
-    <w:lsdException w:name="Normal Indent" w:semiHidden="1" w:unhideWhenUsed="1"/>
-    <w:lsdException w:name="Table 3D effects 2" w:semiHidden="1" w:unhideWhenUsed="1"/>
-    <w:lsdException w:name="index 3" w:semiHidden="1" w:unhideWhenUsed="1"/>
-    <w:lsdException w:name="Grid Table 4" w:uiPriority="49"/>
-    <w:lsdException w:name="List Continue 2" w:semiHidden="1" w:unhideWhenUsed="1"/>
-    <w:lsdException w:name="List Table 5 Dark Accent 4" w:uiPriority="50"/>
-    <w:lsdException w:name="Table Simple 3" w:semiHidden="1" w:unhideWhenUsed="1"/>
-    <w:lsdException w:name="toc 7" w:uiPriority="39" w:semiHidden="1" w:unhideWhenUsed="1"/>
-    <w:lsdException w:name="Light List Accent 6" w:uiPriority="61"/>
-    <w:lsdException w:name="Light List Accent 2" w:uiPriority="61"/>
-    <w:lsdException w:name="Table Grid 4" w:semiHidden="1" w:unhideWhenUsed="1"/>
-    <w:lsdException w:name="index 4" w:semiHidden="1" w:unhideWhenUsed="1"/>
-    <w:lsdException w:name="heading 6" w:uiPriority="9" w:semiHidden="1" w:unhideWhenUsed="1" w:qFormat="1"/>
-    <w:lsdException w:name="annotation text" w:semiHidden="1" w:unhideWhenUsed="1"/>
-    <w:lsdException w:name="List Table 3 Accent 5" w:uiPriority="48"/>
-    <w:lsdException w:name="Subtitle" w:uiPriority="11" w:qFormat="1"/>
-    <w:lsdException w:name="Table Colorful 1" w:semiHidden="1" w:unhideWhenUsed="1"/>
-    <w:lsdException w:name="Colorful Shading Accent 1" w:uiPriority="71"/>
-    <w:lsdException w:name="Light List Accent 1" w:uiPriority="61"/>
-    <w:lsdException w:name="Grid Table 5 Dark Accent 2" w:uiPriority="50"/>
-    <w:lsdException w:name="List Table 5 Dark Accent 5" w:uiPriority="50"/>
-    <w:lsdException w:name="heading 9" w:uiPriority="9" w:semiHidden="1" w:unhideWhenUsed="1" w:qFormat="1"/>
-    <w:lsdException w:name="Medium Grid 3 Accent 5" w:uiPriority="69"/>
-    <w:lsdException w:name="Table Simple 2" w:semiHidden="1" w:unhideWhenUsed="1"/>
-    <w:lsdException w:name="toc 6" w:uiPriority="39" w:semiHidden="1" w:unhideWhenUsed="1"/>
-    <w:lsdException w:name="macro" w:semiHidden="1" w:unhideWhenUsed="1"/>
-    <w:lsdException w:name="HTML Typewriter" w:semiHidden="1" w:unhideWhenUsed="1"/>
-    <w:lsdException w:name="List Table 1 Light" w:uiPriority="46"/>
-    <w:lsdException w:name="Table Contemporary" w:semiHidden="1" w:unhideWhenUsed="1"/>
-    <w:lsdException w:name="Medium Grid 2 Accent 1" w:uiPriority="68"/>
-    <w:lsdException w:name="Grid Table 5 Dark Accent 3" w:uiPriority="50"/>
-    <w:lsdException w:name="List Table 6 Colorful Accent 5" w:uiPriority="51"/>
-    <w:lsdException w:name="Table List 5" w:semiHidden="1" w:unhideWhenUsed="1"/>
-    <w:lsdException w:name="Table Columns 3" w:semiHidden="1" w:unhideWhenUsed="1"/>
-    <w:lsdException w:name="List Table 3 Accent 2" w:uiPriority="48"/>
-    <w:lsdException w:name="Grid Table 1 Light Accent 4" w:uiPriority="46"/>
-    <w:lsdException w:name="List Table 3 Accent 6" w:uiPriority="48"/>
-    <w:lsdException w:name="Medium List 2 Accent 1" w:uiPriority="66"/>
-    <w:lsdException w:name="List 2" w:semiHidden="1" w:unhideWhenUsed="1"/>
-    <w:lsdException w:name="List Table 2 Accent 4" w:uiPriority="47"/>
-    <w:lsdException w:name="Grid Table 5 Dark" w:uiPriority="50"/>
-    <w:lsdException w:name="Table List 4" w:semiHidden="1" w:unhideWhenUsed="1"/>
-    <w:lsdException w:name="List Table 6 Colorful Accent 4" w:uiPriority="51"/>
-    <w:lsdException w:name="Medium Grid 3 Accent 6" w:uiPriority="69"/>
-    <w:lsdException w:name="Body Text Indent 3" w:semiHidden="1" w:unhideWhenUsed="1"/>
-    <w:lsdException w:name="Grid Table 1 Light Accent 1" w:uiPriority="46"/>
-    <w:lsdException w:name="Grid Table 3 Accent 3" w:uiPriority="48"/>
-    <w:lsdException w:name="Medium Grid 3 Accent 1" w:uiPriority="69"/>
-    <w:lsdException w:name="Grid Table 1 Light Accent 5" w:uiPriority="46"/>
-    <w:lsdException w:name="Normal (Web)" w:semiHidden="1" w:unhideWhenUsed="1"/>
-    <w:lsdException w:name="Grid Table 7 Colorful" w:uiPriority="52"/>
-    <w:lsdException w:name="Grid Table 4 Accent 4" w:uiPriority="49"/>
-    <w:lsdException w:name="List Table 2" w:uiPriority="47"/>
-    <w:lsdException w:name="List Paragraph" w:uiPriority="34" w:qFormat="1"/>
-    <w:lsdException w:name="Grid Table 2 Accent 2" w:uiPriority="47"/>
-    <w:lsdException w:name="List Table 7 Colorful Accent 6" w:uiPriority="52"/>
-    <w:lsdException w:name="Grid Table 1 Light" w:uiPriority="46"/>
-    <w:lsdException w:name="List Number 5" w:semiHidden="1" w:unhideWhenUsed="1"/>
-    <w:lsdException w:name="Table Web 3" w:semiHidden="1" w:unhideWhenUsed="1"/>
-    <w:lsdException w:name="Grid Table 3 Accent 1" w:uiPriority="48"/>
-    <w:lsdException w:name="Colorful Grid Accent 1" w:uiPriority="73"/>
-    <w:lsdException w:name="Table 3D effects 3" w:semiHidden="1" w:unhideWhenUsed="1"/>
-    <w:lsdException w:name="Medium Shading 2 Accent 1" w:uiPriority="64"/>
-    <w:lsdException w:name="Medium List 2 Accent 4" w:uiPriority="66"/>
-    <w:lsdException w:name="List Number 2" w:semiHidden="1" w:unhideWhenUsed="1"/>
-    <w:lsdException w:name="HTML Sample" w:semiHidden="1" w:unhideWhenUsed="1"/>
-    <w:lsdException w:name="List Table 4 Accent 5" w:uiPriority="49"/>
-    <w:lsdException w:name="index 1" w:semiHidden="1" w:unhideWhenUsed="1"/>
-    <w:lsdException w:name="Colorful List Accent 1" w:uiPriority="72"/>
-    <w:lsdException w:name="Medium Grid 1 Accent 5" w:uiPriority="67"/>
-    <w:lsdException w:name="line number" w:semiHidden="1" w:unhideWhenUsed="1"/>
-    <w:lsdException w:name="table of figures" w:semiHidden="1" w:unhideWhenUsed="1"/>
-    <w:lsdException w:name="index 2" w:semiHidden="1" w:unhideWhenUsed="1"/>
-    <w:lsdException w:name="Grid Table 7 Colorful Accent 6" w:uiPriority="52"/>
-    <w:lsdException w:name="List Table 4 Accent 4" w:uiPriority="49"/>
-    <w:lsdException w:name="Medium List 1" w:uiPriority="65"/>
-    <w:lsdException w:name="Table Professional" w:semiHidden="1" w:unhideWhenUsed="1"/>
-    <w:lsdException w:name="Colorful Shading Accent 3" w:uiPriority="71"/>
-    <w:lsdException w:name="Signature" w:semiHidden="1" w:unhideWhenUsed="1"/>
-    <w:lsdException w:name="heading 7" w:uiPriority="9" w:semiHidden="1" w:unhideWhenUsed="1" w:qFormat="1"/>
-    <w:lsdException w:name="Light List Accent 5" w:uiPriority="61"/>
-    <w:lsdException w:name="List Table 7 Colorful" w:uiPriority="52"/>
-    <w:lsdException w:name="index 5" w:semiHidden="1" w:unhideWhenUsed="1"/>
-    <w:lsdException w:name="Grid Table 6 Colorful Accent 1" w:uiPriority="51"/>
-    <w:lsdException w:name="Medium List 1 Accent 1" w:uiPriority="65"/>
-    <w:lsdException w:name="HTML Keyboard" w:semiHidden="1" w:unhideWhenUsed="1"/>
-    <w:lsdException w:name="Colorful Shading Accent 2" w:uiPriority="71"/>
-    <w:lsdException w:name="List Table 2 Accent 6" w:uiPriority="47"/>
-    <w:lsdException w:name="Grid Table Light" w:uiPriority="40"/>
-    <w:lsdException w:name="Table Columns 2" w:semiHidden="1" w:unhideWhenUsed="1"/>
-    <w:lsdException w:name="Light List Accent 4" w:uiPriority="61"/>
-    <w:lsdException w:name="List 3" w:semiHidden="1" w:unhideWhenUsed="1"/>
-    <w:lsdException w:name="Plain Table 1" w:uiPriority="41"/>
-    <w:lsdException w:name="List Table 2 Accent 5" w:uiPriority="47"/>
-    <w:lsdException w:name="Grid Table 1 Light Accent 3" w:uiPriority="46"/>
-    <w:lsdException w:name="List Table 2 Accent 1" w:uiPriority="47"/>
-    <w:lsdException w:name="Grid Table 2 Accent 3" w:uiPriority="47"/>
-    <w:lsdException w:name="index 7" w:semiHidden="1" w:unhideWhenUsed="1"/>
-    <w:lsdException w:name="Table Classic 2" w:semiHidden="1" w:unhideWhenUsed="1"/>
-    <w:lsdException w:name="Outline List 3" w:semiHidden="1" w:unhideWhenUsed="1"/>
-    <w:lsdException w:name="List Table 5 Dark Accent 2" w:uiPriority="50"/>
-    <w:lsdException w:name="Grid Table 4 Accent 5" w:uiPriority="49"/>
-    <w:lsdException w:name="Colorful Grid" w:uiPriority="73"/>
-    <w:lsdException w:name="Note Heading" w:semiHidden="1" w:unhideWhenUsed="1"/>
-    <w:lsdException w:name="Subtle Reference" w:uiPriority="31" w:qFormat="1"/>
-    <w:lsdException w:name="Light Shading Accent 4" w:uiPriority="60"/>
-    <w:lsdException w:name="Grid Table 5 Dark Accent 5" w:uiPriority="50"/>
-    <w:lsdException w:name="Table Classic 1" w:semiHidden="1" w:unhideWhenUsed="1"/>
-    <w:lsdException w:name="List Continue 4" w:semiHidden="1" w:unhideWhenUsed="1"/>
-    <w:lsdException w:name="TOC Heading" w:uiPriority="39" w:semiHidden="1" w:unhideWhenUsed="1" w:qFormat="1"/>
-    <w:lsdException w:name="Table Grid 2" w:semiHidden="1" w:unhideWhenUsed="1"/>
-    <w:lsdException w:name="Body Text Indent" w:semiHidden="1" w:unhideWhenUsed="1"/>
-    <w:lsdException w:name="List Table 1 Light Accent 1" w:uiPriority="46"/>
   </w:latentStyles>
-  <w:style w:type="character" w:styleId="000012" w:customStyle="1">
-    <w:name w:val="标题 6 字符"/>
-    <w:basedOn w:val="000002"/>
-    <w:link w:val="000013"/>
+  <w:style w:type="character" w:styleId="000054" w:customStyle="1">
+    <w:name w:val="标题 3 字符"/>
+    <w:basedOn w:val="000043"/>
+    <w:link w:val="000053"/>
+    <w:uiPriority w:val="9"/>
+    <w:semiHidden w:val="1"/>
+    <w:rsid w:val="00C13589"/>
+    <w:rPr>
+      <w:rFonts w:asciiTheme="majorHAnsi" w:hAnsiTheme="majorHAnsi" w:eastAsiaTheme="majorEastAsia" w:cstheme="majorBidi"/>
+      <w:color w:val="0F4761" w:themeColor="accent1" w:themeShade="BF"/>
+      <w:sz w:val="32"/>
+      <w:szCs w:val="32"/>
+    </w:rPr>
+  </w:style>
+  <w:style w:type="character" w:styleId="000051" w:customStyle="1">
+    <w:name w:val="标题 字符"/>
+    <w:basedOn w:val="000043"/>
+    <w:link w:val="000050"/>
+    <w:uiPriority w:val="10"/>
+    <w:rsid w:val="00C13589"/>
+    <w:rPr>
+      <w:rFonts w:asciiTheme="majorHAnsi" w:hAnsiTheme="majorHAnsi" w:eastAsiaTheme="majorEastAsia" w:cstheme="majorBidi"/>
+      <w:spacing w:val="-10"/>
+      <w:kern w:val="28"/>
+      <w:sz w:val="56"/>
+      <w:szCs w:val="56"/>
+    </w:rPr>
+  </w:style>
+  <w:style w:type="character" w:styleId="000055" w:customStyle="1">
+    <w:name w:val="标题 1 字符"/>
+    <w:basedOn w:val="000043"/>
+    <w:link w:val="000056"/>
+    <w:uiPriority w:val="9"/>
+    <w:rsid w:val="00C13589"/>
+    <w:rPr>
+      <w:rFonts w:asciiTheme="majorHAnsi" w:hAnsiTheme="majorHAnsi" w:eastAsiaTheme="majorEastAsia" w:cstheme="majorBidi"/>
+      <w:color w:val="0F4761" w:themeColor="accent1" w:themeShade="BF"/>
+      <w:sz w:val="48"/>
+      <w:szCs w:val="48"/>
+    </w:rPr>
+  </w:style>
+  <w:style w:type="paragraph" w:styleId="000050">
+    <w:name w:val="Title"/>
+    <w:basedOn w:val="000047"/>
+    <w:next w:val="000047"/>
+    <w:link w:val="000051"/>
+    <w:uiPriority w:val="10"/>
+    <w:qFormat w:val="1"/>
+    <w:rsid w:val="00C13589"/>
+    <w:pPr>
+      <w:spacing w:after="80" w:line="240" w:lineRule="auto"/>
+      <w:contextualSpacing w:val="1"/>
+      <w:jc w:val="center"/>
+    </w:pPr>
+    <w:rPr>
+      <w:rFonts w:asciiTheme="majorHAnsi" w:hAnsiTheme="majorHAnsi" w:eastAsiaTheme="majorEastAsia" w:cstheme="majorBidi"/>
+      <w:spacing w:val="-10"/>
+      <w:kern w:val="28"/>
+      <w:sz w:val="56"/>
+      <w:szCs w:val="56"/>
+    </w:rPr>
+  </w:style>
+  <w:style w:type="numbering" w:styleId="00005e" w:default="1">
+    <w:name w:val="No List"/>
+    <w:uiPriority w:val="99"/>
+    <w:semiHidden w:val="1"/>
+    <w:unhideWhenUsed w:val="1"/>
+  </w:style>
+  <w:style w:type="character" w:styleId="000062" w:customStyle="1">
+    <w:name w:val="标题 7 字符"/>
+    <w:basedOn w:val="000043"/>
+    <w:link w:val="000063"/>
     <w:uiPriority w:val="9"/>
     <w:semiHidden w:val="1"/>
     <w:rsid w:val="00C13589"/>
@@ -21121,25 +21457,72 @@
       <w:rFonts w:cstheme="majorBidi"/>
       <w:b w:val="1"/>
       <w:bCs w:val="1"/>
+      <w:color w:val="595959" w:themeColor="text1" w:themeTint="A6"/>
+    </w:rPr>
+  </w:style>
+  <w:style w:type="character" w:styleId="00005a" w:customStyle="1">
+    <w:name w:val="标题 4 字符"/>
+    <w:basedOn w:val="000043"/>
+    <w:link w:val="00005b"/>
+    <w:uiPriority w:val="9"/>
+    <w:semiHidden w:val="1"/>
+    <w:rsid w:val="00C13589"/>
+    <w:rPr>
+      <w:rFonts w:cstheme="majorBidi"/>
+      <w:color w:val="0F4761" w:themeColor="accent1" w:themeShade="BF"/>
+      <w:sz w:val="28"/>
+      <w:szCs w:val="28"/>
+    </w:rPr>
+  </w:style>
+  <w:style w:type="paragraph" w:styleId="00005d">
+    <w:name w:val="Intense Quote"/>
+    <w:basedOn w:val="000047"/>
+    <w:next w:val="000047"/>
+    <w:link w:val="00005c"/>
+    <w:uiPriority w:val="30"/>
+    <w:qFormat w:val="1"/>
+    <w:rsid w:val="00C13589"/>
+    <w:pPr>
+      <w:pBdr>
+        <w:top w:val="single" w:color="0F4761" w:themeColor="accent1" w:themeShade="BF" w:sz="4" w:space="10"/>
+        <w:bottom w:val="single" w:color="0F4761" w:themeColor="accent1" w:themeShade="BF" w:sz="4" w:space="10"/>
+      </w:pBdr>
+      <w:spacing w:before="360" w:after="360"/>
+      <w:ind w:left="864" w:right="864"/>
+      <w:jc w:val="center"/>
+    </w:pPr>
+    <w:rPr>
+      <w:i w:val="1"/>
+      <w:iCs w:val="1"/>
       <w:color w:val="0F4761" w:themeColor="accent1" w:themeShade="BF"/>
     </w:rPr>
   </w:style>
-  <w:style w:type="character" w:styleId="000004">
-    <w:name w:val="Hyperlink"/>
-    <w:basedOn w:val="000002"/>
-    <w:uiPriority w:val="99"/>
-    <w:unhideWhenUsed w:val="1"/>
-    <w:rsid w:val="006F14B6"/>
+  <w:style w:type="paragraph" w:styleId="000056">
+    <w:name w:val="heading 1"/>
+    <w:basedOn w:val="000047"/>
+    <w:next w:val="000047"/>
+    <w:link w:val="000055"/>
+    <w:uiPriority w:val="9"/>
+    <w:qFormat w:val="1"/>
+    <w:rsid w:val="00C13589"/>
+    <w:pPr>
+      <w:keepNext w:val="1"/>
+      <w:keepLines w:val="1"/>
+      <w:spacing w:before="480" w:after="80"/>
+      <w:outlineLvl w:val="0"/>
+    </w:pPr>
     <w:rPr>
-      <w:color w:val="467886" w:themeColor="hyperlink"/>
-      <w:u w:val="single"/>
+      <w:rFonts w:asciiTheme="majorHAnsi" w:hAnsiTheme="majorHAnsi" w:eastAsiaTheme="majorEastAsia" w:cstheme="majorBidi"/>
+      <w:color w:val="0F4761" w:themeColor="accent1" w:themeShade="BF"/>
+      <w:sz w:val="48"/>
+      <w:szCs w:val="48"/>
     </w:rPr>
   </w:style>
-  <w:style w:type="paragraph" w:styleId="00000e">
+  <w:style w:type="paragraph" w:styleId="000046">
     <w:name w:val="heading 5"/>
-    <w:basedOn w:val="000006"/>
-    <w:next w:val="000006"/>
-    <w:link w:val="00000d"/>
+    <w:basedOn w:val="000047"/>
+    <w:next w:val="000047"/>
+    <w:link w:val="000048"/>
     <w:uiPriority w:val="9"/>
     <w:semiHidden w:val="1"/>
     <w:unhideWhenUsed w:val="1"/>
@@ -21157,11 +21540,195 @@
       <w:sz w:val="24"/>
     </w:rPr>
   </w:style>
-  <w:style w:type="paragraph" w:styleId="000014">
+  <w:style w:type="character" w:styleId="000048" w:customStyle="1">
+    <w:name w:val="标题 5 字符"/>
+    <w:basedOn w:val="000043"/>
+    <w:link w:val="000046"/>
+    <w:uiPriority w:val="9"/>
+    <w:semiHidden w:val="1"/>
+    <w:rsid w:val="00C13589"/>
+    <w:rPr>
+      <w:rFonts w:cstheme="majorBidi"/>
+      <w:color w:val="0F4761" w:themeColor="accent1" w:themeShade="BF"/>
+      <w:sz w:val="24"/>
+    </w:rPr>
+  </w:style>
+  <w:style w:type="paragraph" w:styleId="000047" w:default="1">
+    <w:name w:val="Normal"/>
+    <w:qFormat w:val="1"/>
+    <w:pPr>
+      <w:widowControl w:val="0"/>
+    </w:pPr>
+  </w:style>
+  <w:style w:type="character" w:styleId="000043" w:default="1">
+    <w:name w:val="Default Paragraph Font"/>
+    <w:uiPriority w:val="1"/>
+    <w:semiHidden w:val="1"/>
+    <w:unhideWhenUsed w:val="1"/>
+  </w:style>
+  <w:style w:type="paragraph" w:styleId="00004f">
+    <w:name w:val="heading 2"/>
+    <w:basedOn w:val="000047"/>
+    <w:next w:val="000047"/>
+    <w:link w:val="00004e"/>
+    <w:uiPriority w:val="9"/>
+    <w:semiHidden w:val="1"/>
+    <w:unhideWhenUsed w:val="1"/>
+    <w:qFormat w:val="1"/>
+    <w:rsid w:val="00C13589"/>
+    <w:pPr>
+      <w:keepNext w:val="1"/>
+      <w:keepLines w:val="1"/>
+      <w:spacing w:before="160" w:after="80"/>
+      <w:outlineLvl w:val="1"/>
+    </w:pPr>
+    <w:rPr>
+      <w:rFonts w:asciiTheme="majorHAnsi" w:hAnsiTheme="majorHAnsi" w:eastAsiaTheme="majorEastAsia" w:cstheme="majorBidi"/>
+      <w:color w:val="0F4761" w:themeColor="accent1" w:themeShade="BF"/>
+      <w:sz w:val="40"/>
+      <w:szCs w:val="40"/>
+    </w:rPr>
+  </w:style>
+  <w:style w:type="paragraph" w:styleId="000063">
+    <w:name w:val="heading 7"/>
+    <w:basedOn w:val="000047"/>
+    <w:next w:val="000047"/>
+    <w:link w:val="000062"/>
+    <w:uiPriority w:val="9"/>
+    <w:semiHidden w:val="1"/>
+    <w:unhideWhenUsed w:val="1"/>
+    <w:qFormat w:val="1"/>
+    <w:rsid w:val="00C13589"/>
+    <w:pPr>
+      <w:keepNext w:val="1"/>
+      <w:keepLines w:val="1"/>
+      <w:spacing w:before="40" w:after="0"/>
+      <w:outlineLvl w:val="6"/>
+    </w:pPr>
+    <w:rPr>
+      <w:rFonts w:cstheme="majorBidi"/>
+      <w:b w:val="1"/>
+      <w:bCs w:val="1"/>
+      <w:color w:val="595959" w:themeColor="text1" w:themeTint="A6"/>
+    </w:rPr>
+  </w:style>
+  <w:style w:type="paragraph" w:styleId="00005f">
+    <w:name w:val="Subtitle"/>
+    <w:basedOn w:val="000047"/>
+    <w:next w:val="000047"/>
+    <w:link w:val="000060"/>
+    <w:uiPriority w:val="11"/>
+    <w:qFormat w:val="1"/>
+    <w:rsid w:val="00C13589"/>
+    <w:pPr>
+      <w:numPr>
+        <w:ilvl w:val="1"/>
+      </w:numPr>
+      <w:jc w:val="center"/>
+    </w:pPr>
+    <w:rPr>
+      <w:rFonts w:asciiTheme="majorHAnsi" w:hAnsiTheme="majorHAnsi" w:eastAsiaTheme="majorEastAsia" w:cstheme="majorBidi"/>
+      <w:color w:val="595959" w:themeColor="text1" w:themeTint="A6"/>
+      <w:spacing w:val="15"/>
+      <w:sz w:val="28"/>
+      <w:szCs w:val="28"/>
+    </w:rPr>
+  </w:style>
+  <w:style w:type="paragraph" w:styleId="00004c">
+    <w:name w:val="Quote"/>
+    <w:basedOn w:val="000047"/>
+    <w:next w:val="000047"/>
+    <w:link w:val="00004d"/>
+    <w:uiPriority w:val="29"/>
+    <w:qFormat w:val="1"/>
+    <w:rsid w:val="00C13589"/>
+    <w:pPr>
+      <w:spacing w:before="160"/>
+      <w:jc w:val="center"/>
+    </w:pPr>
+    <w:rPr>
+      <w:i w:val="1"/>
+      <w:iCs w:val="1"/>
+      <w:color w:val="404040" w:themeColor="text1" w:themeTint="BF"/>
+    </w:rPr>
+  </w:style>
+  <w:style w:type="character" w:styleId="000042" w:customStyle="1">
+    <w:name w:val="标题 6 字符"/>
+    <w:basedOn w:val="000043"/>
+    <w:link w:val="000044"/>
+    <w:uiPriority w:val="9"/>
+    <w:semiHidden w:val="1"/>
+    <w:rsid w:val="00C13589"/>
+    <w:rPr>
+      <w:rFonts w:cstheme="majorBidi"/>
+      <w:b w:val="1"/>
+      <w:bCs w:val="1"/>
+      <w:color w:val="0F4761" w:themeColor="accent1" w:themeShade="BF"/>
+    </w:rPr>
+  </w:style>
+  <w:style w:type="paragraph" w:styleId="00004b">
+    <w:name w:val="List Paragraph"/>
+    <w:basedOn w:val="000047"/>
+    <w:uiPriority w:val="34"/>
+    <w:qFormat w:val="1"/>
+    <w:rsid w:val="00C13589"/>
+    <w:pPr>
+      <w:ind w:left="720"/>
+      <w:contextualSpacing w:val="1"/>
+    </w:pPr>
+  </w:style>
+  <w:style w:type="character" w:styleId="000057">
+    <w:name w:val="Intense Emphasis"/>
+    <w:basedOn w:val="000043"/>
+    <w:uiPriority w:val="21"/>
+    <w:qFormat w:val="1"/>
+    <w:rsid w:val="00C13589"/>
+    <w:rPr>
+      <w:i w:val="1"/>
+      <w:iCs w:val="1"/>
+      <w:color w:val="0F4761" w:themeColor="accent1" w:themeShade="BF"/>
+    </w:rPr>
+  </w:style>
+  <w:style w:type="paragraph" w:styleId="000053">
+    <w:name w:val="heading 3"/>
+    <w:basedOn w:val="000047"/>
+    <w:next w:val="000047"/>
+    <w:link w:val="000054"/>
+    <w:uiPriority w:val="9"/>
+    <w:semiHidden w:val="1"/>
+    <w:unhideWhenUsed w:val="1"/>
+    <w:qFormat w:val="1"/>
+    <w:rsid w:val="00C13589"/>
+    <w:pPr>
+      <w:keepNext w:val="1"/>
+      <w:keepLines w:val="1"/>
+      <w:spacing w:before="160" w:after="80"/>
+      <w:outlineLvl w:val="2"/>
+    </w:pPr>
+    <w:rPr>
+      <w:rFonts w:asciiTheme="majorHAnsi" w:hAnsiTheme="majorHAnsi" w:eastAsiaTheme="majorEastAsia" w:cstheme="majorBidi"/>
+      <w:color w:val="0F4761" w:themeColor="accent1" w:themeShade="BF"/>
+      <w:sz w:val="32"/>
+      <w:szCs w:val="32"/>
+    </w:rPr>
+  </w:style>
+  <w:style w:type="character" w:styleId="00005c" w:customStyle="1">
+    <w:name w:val="明显引用 字符"/>
+    <w:basedOn w:val="000043"/>
+    <w:link w:val="00005d"/>
+    <w:uiPriority w:val="30"/>
+    <w:rsid w:val="00C13589"/>
+    <w:rPr>
+      <w:i w:val="1"/>
+      <w:iCs w:val="1"/>
+      <w:color w:val="0F4761" w:themeColor="accent1" w:themeShade="BF"/>
+    </w:rPr>
+  </w:style>
+  <w:style w:type="paragraph" w:styleId="000049">
     <w:name w:val="heading 9"/>
-    <w:basedOn w:val="000006"/>
-    <w:next w:val="000006"/>
-    <w:link w:val="000015"/>
+    <w:basedOn w:val="000047"/>
+    <w:next w:val="000047"/>
+    <w:link w:val="00004a"/>
     <w:uiPriority w:val="9"/>
     <w:semiHidden w:val="1"/>
     <w:unhideWhenUsed w:val="1"/>
@@ -21178,52 +21745,21 @@
       <w:color w:val="595959" w:themeColor="text1" w:themeTint="A6"/>
     </w:rPr>
   </w:style>
-  <w:style w:type="paragraph" w:styleId="000020">
-    <w:name w:val="List Paragraph"/>
-    <w:basedOn w:val="000006"/>
-    <w:uiPriority w:val="34"/>
-    <w:qFormat w:val="1"/>
-    <w:rsid w:val="00C13589"/>
-    <w:pPr>
-      <w:ind w:left="720"/>
-      <w:contextualSpacing w:val="1"/>
-    </w:pPr>
-  </w:style>
-  <w:style w:type="character" w:styleId="00000d" w:customStyle="1">
-    <w:name w:val="标题 5 字符"/>
-    <w:basedOn w:val="000002"/>
-    <w:link w:val="00000e"/>
-    <w:uiPriority w:val="9"/>
-    <w:semiHidden w:val="1"/>
-    <w:rsid w:val="00C13589"/>
+  <w:style w:type="character" w:styleId="000045">
+    <w:name w:val="Hyperlink"/>
+    <w:basedOn w:val="000043"/>
+    <w:uiPriority w:val="99"/>
+    <w:unhideWhenUsed w:val="1"/>
+    <w:rsid w:val="006F14B6"/>
     <w:rPr>
-      <w:rFonts w:cstheme="majorBidi"/>
-      <w:color w:val="0F4761" w:themeColor="accent1" w:themeShade="BF"/>
-      <w:sz w:val="24"/>
+      <w:color w:val="467886" w:themeColor="hyperlink"/>
+      <w:u w:val="single"/>
     </w:rPr>
   </w:style>
-  <w:style w:type="paragraph" w:styleId="000003">
-    <w:name w:val="Quote"/>
-    <w:basedOn w:val="000006"/>
-    <w:next w:val="000006"/>
-    <w:link w:val="000001"/>
-    <w:uiPriority w:val="29"/>
-    <w:qFormat w:val="1"/>
-    <w:rsid w:val="00C13589"/>
-    <w:pPr>
-      <w:spacing w:before="160"/>
-      <w:jc w:val="center"/>
-    </w:pPr>
-    <w:rPr>
-      <w:i w:val="1"/>
-      <w:iCs w:val="1"/>
-      <w:color w:val="404040" w:themeColor="text1" w:themeTint="BF"/>
-    </w:rPr>
-  </w:style>
-  <w:style w:type="character" w:styleId="00000b" w:customStyle="1">
+  <w:style w:type="character" w:styleId="00004e" w:customStyle="1">
     <w:name w:val="标题 2 字符"/>
-    <w:basedOn w:val="000002"/>
-    <w:link w:val="00000c"/>
+    <w:basedOn w:val="000043"/>
+    <w:link w:val="00004f"/>
     <w:uiPriority w:val="9"/>
     <w:semiHidden w:val="1"/>
     <w:rsid w:val="00C13589"/>
@@ -21234,44 +21770,56 @@
       <w:szCs w:val="40"/>
     </w:rPr>
   </w:style>
-  <w:style w:type="paragraph" w:styleId="000009">
-    <w:name w:val="Title"/>
-    <w:basedOn w:val="000006"/>
-    <w:next w:val="000006"/>
-    <w:link w:val="00000a"/>
-    <w:uiPriority w:val="10"/>
+  <w:style w:type="character" w:styleId="000052">
+    <w:name w:val="Unresolved Mention"/>
+    <w:basedOn w:val="000043"/>
+    <w:uiPriority w:val="99"/>
+    <w:semiHidden w:val="1"/>
+    <w:unhideWhenUsed w:val="1"/>
+    <w:rsid w:val="006F14B6"/>
+    <w:rPr>
+      <w:color w:val="605E5C"/>
+      <w:shd w:val="clear" w:color="auto" w:fill="E1DFDD"/>
+    </w:rPr>
+  </w:style>
+  <w:style w:type="paragraph" w:styleId="000058">
+    <w:name w:val="heading 8"/>
+    <w:basedOn w:val="000047"/>
+    <w:next w:val="000047"/>
+    <w:link w:val="000059"/>
+    <w:uiPriority w:val="9"/>
+    <w:semiHidden w:val="1"/>
+    <w:unhideWhenUsed w:val="1"/>
     <w:qFormat w:val="1"/>
     <w:rsid w:val="00C13589"/>
     <w:pPr>
-      <w:spacing w:after="80" w:line="240" w:lineRule="auto"/>
-      <w:contextualSpacing w:val="1"/>
-      <w:jc w:val="center"/>
+      <w:keepNext w:val="1"/>
+      <w:keepLines w:val="1"/>
+      <w:spacing w:after="0"/>
+      <w:outlineLvl w:val="7"/>
     </w:pPr>
     <w:rPr>
-      <w:rFonts w:asciiTheme="majorHAnsi" w:hAnsiTheme="majorHAnsi" w:eastAsiaTheme="majorEastAsia" w:cstheme="majorBidi"/>
-      <w:spacing w:val="-10"/>
-      <w:kern w:val="28"/>
-      <w:sz w:val="56"/>
-      <w:szCs w:val="56"/>
+      <w:rFonts w:cstheme="majorBidi"/>
+      <w:color w:val="595959" w:themeColor="text1" w:themeTint="A6"/>
     </w:rPr>
   </w:style>
-  <w:style w:type="character" w:styleId="000015" w:customStyle="1">
-    <w:name w:val="标题 9 字符"/>
-    <w:basedOn w:val="000002"/>
-    <w:link w:val="000014"/>
+  <w:style w:type="character" w:styleId="000059" w:customStyle="1">
+    <w:name w:val="标题 8 字符"/>
+    <w:basedOn w:val="000043"/>
+    <w:link w:val="000058"/>
     <w:uiPriority w:val="9"/>
     <w:semiHidden w:val="1"/>
     <w:rsid w:val="00C13589"/>
     <w:rPr>
-      <w:rFonts w:eastAsiaTheme="majorEastAsia" w:cstheme="majorBidi"/>
+      <w:rFonts w:cstheme="majorBidi"/>
       <w:color w:val="595959" w:themeColor="text1" w:themeTint="A6"/>
     </w:rPr>
   </w:style>
-  <w:style w:type="paragraph" w:styleId="000013">
+  <w:style w:type="paragraph" w:styleId="000044">
     <w:name w:val="heading 6"/>
-    <w:basedOn w:val="000006"/>
-    <w:next w:val="000006"/>
-    <w:link w:val="000012"/>
+    <w:basedOn w:val="000047"/>
+    <w:next w:val="000047"/>
+    <w:link w:val="000042"/>
     <w:uiPriority w:val="9"/>
     <w:semiHidden w:val="1"/>
     <w:unhideWhenUsed w:val="1"/>
@@ -21290,162 +21838,24 @@
       <w:color w:val="0F4761" w:themeColor="accent1" w:themeShade="BF"/>
     </w:rPr>
   </w:style>
-  <w:style w:type="character" w:styleId="000023">
-    <w:name w:val="Unresolved Mention"/>
-    <w:basedOn w:val="000002"/>
-    <w:uiPriority w:val="99"/>
-    <w:semiHidden w:val="1"/>
-    <w:unhideWhenUsed w:val="1"/>
-    <w:rsid w:val="006F14B6"/>
-    <w:rPr>
-      <w:color w:val="605E5C"/>
-      <w:shd w:val="clear" w:color="auto" w:fill="E1DFDD"/>
-    </w:rPr>
-  </w:style>
-  <w:style w:type="character" w:styleId="000002" w:default="1">
-    <w:name w:val="Default Paragraph Font"/>
-    <w:uiPriority w:val="1"/>
-    <w:semiHidden w:val="1"/>
-    <w:unhideWhenUsed w:val="1"/>
-  </w:style>
-  <w:style w:type="character" w:styleId="00000a" w:customStyle="1">
-    <w:name w:val="标题 字符"/>
-    <w:basedOn w:val="000002"/>
-    <w:link w:val="000009"/>
-    <w:uiPriority w:val="10"/>
+  <w:style w:type="character" w:styleId="000060" w:customStyle="1">
+    <w:name w:val="副标题 字符"/>
+    <w:basedOn w:val="000043"/>
+    <w:link w:val="00005f"/>
+    <w:uiPriority w:val="11"/>
     <w:rsid w:val="00C13589"/>
     <w:rPr>
       <w:rFonts w:asciiTheme="majorHAnsi" w:hAnsiTheme="majorHAnsi" w:eastAsiaTheme="majorEastAsia" w:cstheme="majorBidi"/>
-      <w:spacing w:val="-10"/>
-      <w:kern w:val="28"/>
-      <w:sz w:val="56"/>
-      <w:szCs w:val="56"/>
-    </w:rPr>
-  </w:style>
-  <w:style w:type="paragraph" w:styleId="00000c">
-    <w:name w:val="heading 2"/>
-    <w:basedOn w:val="000006"/>
-    <w:next w:val="000006"/>
-    <w:link w:val="00000b"/>
-    <w:uiPriority w:val="9"/>
-    <w:semiHidden w:val="1"/>
-    <w:unhideWhenUsed w:val="1"/>
-    <w:qFormat w:val="1"/>
-    <w:rsid w:val="00C13589"/>
-    <w:pPr>
-      <w:keepNext w:val="1"/>
-      <w:keepLines w:val="1"/>
-      <w:spacing w:before="160" w:after="80"/>
-      <w:outlineLvl w:val="1"/>
-    </w:pPr>
-    <w:rPr>
-      <w:rFonts w:asciiTheme="majorHAnsi" w:hAnsiTheme="majorHAnsi" w:eastAsiaTheme="majorEastAsia" w:cstheme="majorBidi"/>
-      <w:color w:val="0F4761" w:themeColor="accent1" w:themeShade="BF"/>
-      <w:sz w:val="40"/>
-      <w:szCs w:val="40"/>
-    </w:rPr>
-  </w:style>
-  <w:style w:type="paragraph" w:styleId="00001a">
-    <w:name w:val="heading 3"/>
-    <w:basedOn w:val="000006"/>
-    <w:next w:val="000006"/>
-    <w:link w:val="00001b"/>
-    <w:uiPriority w:val="9"/>
-    <w:semiHidden w:val="1"/>
-    <w:unhideWhenUsed w:val="1"/>
-    <w:qFormat w:val="1"/>
-    <w:rsid w:val="00C13589"/>
-    <w:pPr>
-      <w:keepNext w:val="1"/>
-      <w:keepLines w:val="1"/>
-      <w:spacing w:before="160" w:after="80"/>
-      <w:outlineLvl w:val="2"/>
-    </w:pPr>
-    <w:rPr>
-      <w:rFonts w:asciiTheme="majorHAnsi" w:hAnsiTheme="majorHAnsi" w:eastAsiaTheme="majorEastAsia" w:cstheme="majorBidi"/>
-      <w:color w:val="0F4761" w:themeColor="accent1" w:themeShade="BF"/>
-      <w:sz w:val="32"/>
-      <w:szCs w:val="32"/>
-    </w:rPr>
-  </w:style>
-  <w:style w:type="character" w:styleId="000016" w:customStyle="1">
-    <w:name w:val="标题 1 字符"/>
-    <w:basedOn w:val="000002"/>
-    <w:link w:val="000017"/>
-    <w:uiPriority w:val="9"/>
-    <w:rsid w:val="00C13589"/>
-    <w:rPr>
-      <w:rFonts w:asciiTheme="majorHAnsi" w:hAnsiTheme="majorHAnsi" w:eastAsiaTheme="majorEastAsia" w:cstheme="majorBidi"/>
-      <w:color w:val="0F4761" w:themeColor="accent1" w:themeShade="BF"/>
-      <w:sz w:val="48"/>
-      <w:szCs w:val="48"/>
-    </w:rPr>
-  </w:style>
-  <w:style w:type="character" w:styleId="000008">
-    <w:name w:val="Intense Emphasis"/>
-    <w:basedOn w:val="000002"/>
-    <w:uiPriority w:val="21"/>
-    <w:qFormat w:val="1"/>
-    <w:rsid w:val="00C13589"/>
-    <w:rPr>
-      <w:i w:val="1"/>
-      <w:iCs w:val="1"/>
-      <w:color w:val="0F4761" w:themeColor="accent1" w:themeShade="BF"/>
-    </w:rPr>
-  </w:style>
-  <w:style w:type="paragraph" w:styleId="000018">
-    <w:name w:val="heading 8"/>
-    <w:basedOn w:val="000006"/>
-    <w:next w:val="000006"/>
-    <w:link w:val="000019"/>
-    <w:uiPriority w:val="9"/>
-    <w:semiHidden w:val="1"/>
-    <w:unhideWhenUsed w:val="1"/>
-    <w:qFormat w:val="1"/>
-    <w:rsid w:val="00C13589"/>
-    <w:pPr>
-      <w:keepNext w:val="1"/>
-      <w:keepLines w:val="1"/>
-      <w:spacing w:after="0"/>
-      <w:outlineLvl w:val="7"/>
-    </w:pPr>
-    <w:rPr>
-      <w:rFonts w:cstheme="majorBidi"/>
       <w:color w:val="595959" w:themeColor="text1" w:themeTint="A6"/>
-    </w:rPr>
-  </w:style>
-  <w:style w:type="character" w:styleId="000022" w:customStyle="1">
-    <w:name w:val="标题 4 字符"/>
-    <w:basedOn w:val="000002"/>
-    <w:link w:val="000021"/>
-    <w:uiPriority w:val="9"/>
-    <w:semiHidden w:val="1"/>
-    <w:rsid w:val="00C13589"/>
-    <w:rPr>
-      <w:rFonts w:cstheme="majorBidi"/>
-      <w:color w:val="0F4761" w:themeColor="accent1" w:themeShade="BF"/>
+      <w:spacing w:val="15"/>
       <w:sz w:val="28"/>
       <w:szCs w:val="28"/>
     </w:rPr>
   </w:style>
-  <w:style w:type="character" w:styleId="00001b" w:customStyle="1">
-    <w:name w:val="标题 3 字符"/>
-    <w:basedOn w:val="000002"/>
-    <w:link w:val="00001a"/>
-    <w:uiPriority w:val="9"/>
-    <w:semiHidden w:val="1"/>
-    <w:rsid w:val="00C13589"/>
-    <w:rPr>
-      <w:rFonts w:asciiTheme="majorHAnsi" w:hAnsiTheme="majorHAnsi" w:eastAsiaTheme="majorEastAsia" w:cstheme="majorBidi"/>
-      <w:color w:val="0F4761" w:themeColor="accent1" w:themeShade="BF"/>
-      <w:sz w:val="32"/>
-      <w:szCs w:val="32"/>
-    </w:rPr>
-  </w:style>
-  <w:style w:type="character" w:styleId="000001" w:customStyle="1">
+  <w:style w:type="character" w:styleId="00004d" w:customStyle="1">
     <w:name w:val="引用 字符"/>
-    <w:basedOn w:val="000002"/>
-    <w:link w:val="000003"/>
+    <w:basedOn w:val="000043"/>
+    <w:link w:val="00004c"/>
     <w:uiPriority w:val="29"/>
     <w:rsid w:val="00C13589"/>
     <w:rPr>
@@ -21454,80 +21864,7 @@
       <w:color w:val="404040" w:themeColor="text1" w:themeTint="BF"/>
     </w:rPr>
   </w:style>
-  <w:style w:type="character" w:styleId="000007" w:customStyle="1">
-    <w:name w:val="明显引用 字符"/>
-    <w:basedOn w:val="000002"/>
-    <w:link w:val="000005"/>
-    <w:uiPriority w:val="30"/>
-    <w:rsid w:val="00C13589"/>
-    <w:rPr>
-      <w:i w:val="1"/>
-      <w:iCs w:val="1"/>
-      <w:color w:val="0F4761" w:themeColor="accent1" w:themeShade="BF"/>
-    </w:rPr>
-  </w:style>
-  <w:style w:type="numbering" w:styleId="00001d" w:default="1">
-    <w:name w:val="No List"/>
-    <w:uiPriority w:val="99"/>
-    <w:semiHidden w:val="1"/>
-    <w:unhideWhenUsed w:val="1"/>
-  </w:style>
-  <w:style w:type="paragraph" w:styleId="000017">
-    <w:name w:val="heading 1"/>
-    <w:basedOn w:val="000006"/>
-    <w:next w:val="000006"/>
-    <w:link w:val="000016"/>
-    <w:uiPriority w:val="9"/>
-    <w:qFormat w:val="1"/>
-    <w:rsid w:val="00C13589"/>
-    <w:pPr>
-      <w:keepNext w:val="1"/>
-      <w:keepLines w:val="1"/>
-      <w:spacing w:before="480" w:after="80"/>
-      <w:outlineLvl w:val="0"/>
-    </w:pPr>
-    <w:rPr>
-      <w:rFonts w:asciiTheme="majorHAnsi" w:hAnsiTheme="majorHAnsi" w:eastAsiaTheme="majorEastAsia" w:cstheme="majorBidi"/>
-      <w:color w:val="0F4761" w:themeColor="accent1" w:themeShade="BF"/>
-      <w:sz w:val="48"/>
-      <w:szCs w:val="48"/>
-    </w:rPr>
-  </w:style>
-  <w:style w:type="character" w:styleId="000019" w:customStyle="1">
-    <w:name w:val="标题 8 字符"/>
-    <w:basedOn w:val="000002"/>
-    <w:link w:val="000018"/>
-    <w:uiPriority w:val="9"/>
-    <w:semiHidden w:val="1"/>
-    <w:rsid w:val="00C13589"/>
-    <w:rPr>
-      <w:rFonts w:cstheme="majorBidi"/>
-      <w:color w:val="595959" w:themeColor="text1" w:themeTint="A6"/>
-    </w:rPr>
-  </w:style>
-  <w:style w:type="paragraph" w:styleId="00001e">
-    <w:name w:val="Subtitle"/>
-    <w:basedOn w:val="000006"/>
-    <w:next w:val="000006"/>
-    <w:link w:val="00001f"/>
-    <w:uiPriority w:val="11"/>
-    <w:qFormat w:val="1"/>
-    <w:rsid w:val="00C13589"/>
-    <w:pPr>
-      <w:numPr>
-        <w:ilvl w:val="1"/>
-      </w:numPr>
-      <w:jc w:val="center"/>
-    </w:pPr>
-    <w:rPr>
-      <w:rFonts w:asciiTheme="majorHAnsi" w:hAnsiTheme="majorHAnsi" w:eastAsiaTheme="majorEastAsia" w:cstheme="majorBidi"/>
-      <w:color w:val="595959" w:themeColor="text1" w:themeTint="A6"/>
-      <w:spacing w:val="15"/>
-      <w:sz w:val="28"/>
-      <w:szCs w:val="28"/>
-    </w:rPr>
-  </w:style>
-  <w:style w:type="table" w:styleId="00001c" w:default="1">
+  <w:style w:type="table" w:styleId="000061" w:default="1">
     <w:name w:val="Normal Table"/>
     <w:uiPriority w:val="99"/>
     <w:semiHidden w:val="1"/>
@@ -21542,106 +21879,11 @@
       </w:tblCellMar>
     </w:tblPr>
   </w:style>
-  <w:style w:type="character" w:styleId="000010" w:customStyle="1">
-    <w:name w:val="标题 7 字符"/>
-    <w:basedOn w:val="000002"/>
-    <w:link w:val="000011"/>
-    <w:uiPriority w:val="9"/>
-    <w:semiHidden w:val="1"/>
-    <w:rsid w:val="00C13589"/>
-    <w:rPr>
-      <w:rFonts w:cstheme="majorBidi"/>
-      <w:b w:val="1"/>
-      <w:bCs w:val="1"/>
-      <w:color w:val="595959" w:themeColor="text1" w:themeTint="A6"/>
-    </w:rPr>
-  </w:style>
-  <w:style w:type="paragraph" w:styleId="000006" w:default="1">
-    <w:name w:val="Normal"/>
-    <w:qFormat w:val="1"/>
-    <w:pPr>
-      <w:widowControl w:val="0"/>
-    </w:pPr>
-  </w:style>
-  <w:style w:type="paragraph" w:styleId="000005">
-    <w:name w:val="Intense Quote"/>
-    <w:basedOn w:val="000006"/>
-    <w:next w:val="000006"/>
-    <w:link w:val="000007"/>
-    <w:uiPriority w:val="30"/>
-    <w:qFormat w:val="1"/>
-    <w:rsid w:val="00C13589"/>
-    <w:pPr>
-      <w:pBdr>
-        <w:top w:val="single" w:color="0F4761" w:themeColor="accent1" w:themeShade="BF" w:sz="4" w:space="10"/>
-        <w:bottom w:val="single" w:color="0F4761" w:themeColor="accent1" w:themeShade="BF" w:sz="4" w:space="10"/>
-      </w:pBdr>
-      <w:spacing w:before="360" w:after="360"/>
-      <w:ind w:left="864" w:right="864"/>
-      <w:jc w:val="center"/>
-    </w:pPr>
-    <w:rPr>
-      <w:i w:val="1"/>
-      <w:iCs w:val="1"/>
-      <w:color w:val="0F4761" w:themeColor="accent1" w:themeShade="BF"/>
-    </w:rPr>
-  </w:style>
-  <w:style w:type="character" w:styleId="00001f" w:customStyle="1">
-    <w:name w:val="副标题 字符"/>
-    <w:basedOn w:val="000002"/>
-    <w:link w:val="00001e"/>
-    <w:uiPriority w:val="11"/>
-    <w:rsid w:val="00C13589"/>
-    <w:rPr>
-      <w:rFonts w:asciiTheme="majorHAnsi" w:hAnsiTheme="majorHAnsi" w:eastAsiaTheme="majorEastAsia" w:cstheme="majorBidi"/>
-      <w:color w:val="595959" w:themeColor="text1" w:themeTint="A6"/>
-      <w:spacing w:val="15"/>
-      <w:sz w:val="28"/>
-      <w:szCs w:val="28"/>
-    </w:rPr>
-  </w:style>
-  <w:style w:type="character" w:styleId="00000f">
-    <w:name w:val="Intense Reference"/>
-    <w:basedOn w:val="000002"/>
-    <w:uiPriority w:val="32"/>
-    <w:qFormat w:val="1"/>
-    <w:rsid w:val="00C13589"/>
-    <w:rPr>
-      <w:b w:val="1"/>
-      <w:bCs w:val="1"/>
-      <w:smallCaps w:val="1"/>
-      <w:color w:val="0F4761" w:themeColor="accent1" w:themeShade="BF"/>
-      <w:spacing w:val="5"/>
-    </w:rPr>
-  </w:style>
-  <w:style w:type="paragraph" w:styleId="000011">
-    <w:name w:val="heading 7"/>
-    <w:basedOn w:val="000006"/>
-    <w:next w:val="000006"/>
-    <w:link w:val="000010"/>
-    <w:uiPriority w:val="9"/>
-    <w:semiHidden w:val="1"/>
-    <w:unhideWhenUsed w:val="1"/>
-    <w:qFormat w:val="1"/>
-    <w:rsid w:val="00C13589"/>
-    <w:pPr>
-      <w:keepNext w:val="1"/>
-      <w:keepLines w:val="1"/>
-      <w:spacing w:before="40" w:after="0"/>
-      <w:outlineLvl w:val="6"/>
-    </w:pPr>
-    <w:rPr>
-      <w:rFonts w:cstheme="majorBidi"/>
-      <w:b w:val="1"/>
-      <w:bCs w:val="1"/>
-      <w:color w:val="595959" w:themeColor="text1" w:themeTint="A6"/>
-    </w:rPr>
-  </w:style>
-  <w:style w:type="paragraph" w:styleId="000021">
+  <w:style w:type="paragraph" w:styleId="00005b">
     <w:name w:val="heading 4"/>
-    <w:basedOn w:val="000006"/>
-    <w:next w:val="000006"/>
-    <w:link w:val="000022"/>
+    <w:basedOn w:val="000047"/>
+    <w:next w:val="000047"/>
+    <w:link w:val="00005a"/>
     <w:uiPriority w:val="9"/>
     <w:semiHidden w:val="1"/>
     <w:unhideWhenUsed w:val="1"/>
@@ -21658,6 +21900,32 @@
       <w:color w:val="0F4761" w:themeColor="accent1" w:themeShade="BF"/>
       <w:sz w:val="28"/>
       <w:szCs w:val="28"/>
+    </w:rPr>
+  </w:style>
+  <w:style w:type="character" w:styleId="00004a" w:customStyle="1">
+    <w:name w:val="标题 9 字符"/>
+    <w:basedOn w:val="000043"/>
+    <w:link w:val="000049"/>
+    <w:uiPriority w:val="9"/>
+    <w:semiHidden w:val="1"/>
+    <w:rsid w:val="00C13589"/>
+    <w:rPr>
+      <w:rFonts w:eastAsiaTheme="majorEastAsia" w:cstheme="majorBidi"/>
+      <w:color w:val="595959" w:themeColor="text1" w:themeTint="A6"/>
+    </w:rPr>
+  </w:style>
+  <w:style w:type="character" w:styleId="000064">
+    <w:name w:val="Intense Reference"/>
+    <w:basedOn w:val="000043"/>
+    <w:uiPriority w:val="32"/>
+    <w:qFormat w:val="1"/>
+    <w:rsid w:val="00C13589"/>
+    <w:rPr>
+      <w:b w:val="1"/>
+      <w:bCs w:val="1"/>
+      <w:smallCaps w:val="1"/>
+      <w:color w:val="0F4761" w:themeColor="accent1" w:themeShade="BF"/>
+      <w:spacing w:val="5"/>
     </w:rPr>
   </w:style>
 </w:styles>

--- a/GDD.docx
+++ b/GDD.docx
@@ -173,7 +173,7 @@
     </w:p>
     <w:p>
       <w:pPr>
-        <w:pStyle w:val="000054"/>
+        <w:pStyle w:val="000012"/>
         <w:rPr>
           <w:rFonts w:hint="eastAsia"/>
           <w:b w:val="1"/>
@@ -189,7 +189,7 @@
     </w:p>
     <w:p>
       <w:pPr>
-        <w:pStyle w:val="000042"/>
+        <w:pStyle w:val="00001c"/>
         <w:rPr>
           <w:b w:val="1"/>
           <w:bCs w:val="1"/>
@@ -221,7 +221,7 @@
     </w:p>
     <w:p>
       <w:pPr>
-        <w:pStyle w:val="000042"/>
+        <w:pStyle w:val="00001c"/>
         <w:rPr>
           <w:rFonts w:hint="eastAsia"/>
           <w:b w:val="1"/>
@@ -306,7 +306,7 @@
     </w:p>
     <w:p>
       <w:pPr>
-        <w:pStyle w:val="000042"/>
+        <w:pStyle w:val="00001c"/>
         <w:rPr>
           <w:rFonts w:hint="eastAsia"/>
           <w:b w:val="1"/>
@@ -426,7 +426,7 @@
     </w:p>
     <w:p>
       <w:pPr>
-        <w:pStyle w:val="000054"/>
+        <w:pStyle w:val="000012"/>
         <w:rPr>
           <w:rFonts w:hint="eastAsia"/>
           <w:b w:val="1"/>
@@ -442,7 +442,7 @@
     </w:p>
     <w:p>
       <w:pPr>
-        <w:pStyle w:val="000042"/>
+        <w:pStyle w:val="00001c"/>
         <w:rPr>
           <w:rFonts w:hint="eastAsia"/>
           <w:b w:val="1"/>
@@ -515,7 +515,7 @@
     </w:p>
     <w:p>
       <w:pPr>
-        <w:pStyle w:val="000042"/>
+        <w:pStyle w:val="00001c"/>
         <w:rPr>
           <w:rFonts w:hint="eastAsia"/>
           <w:b w:val="1"/>
@@ -591,7 +591,7 @@
     </w:p>
     <w:p>
       <w:pPr>
-        <w:pStyle w:val="000042"/>
+        <w:pStyle w:val="00001c"/>
         <w:rPr>
           <w:rFonts w:hint="eastAsia"/>
           <w:b w:val="1"/>
@@ -636,7 +636,7 @@
     </w:p>
     <w:p>
       <w:pPr>
-        <w:pStyle w:val="000054"/>
+        <w:pStyle w:val="000012"/>
         <w:rPr>
           <w:rFonts w:hint="eastAsia"/>
           <w:b w:val="1"/>
@@ -652,7 +652,7 @@
     </w:p>
     <w:p>
       <w:pPr>
-        <w:pStyle w:val="000042"/>
+        <w:pStyle w:val="00001c"/>
         <w:rPr>
           <w:rFonts w:hint="eastAsia"/>
           <w:b w:val="1"/>
@@ -1440,7 +1440,7 @@
     </w:p>
     <w:p>
       <w:pPr>
-        <w:pStyle w:val="000042"/>
+        <w:pStyle w:val="00001c"/>
         <w:rPr>
           <w:rFonts w:hint="eastAsia"/>
           <w:b w:val="1"/>
@@ -3071,6 +3071,7 @@
       </w:r>
     </w:p>
     <w:p>
+      <w:pPr/>
       <w:r>
         <w:rPr>
           <w:rFonts w:hint="eastAsia"/>
@@ -3079,6 +3080,7 @@
       </w:r>
     </w:p>
     <w:p>
+      <w:pPr/>
       <w:r>
         <w:rPr>
           <w:rFonts w:hint="eastAsia"/>
@@ -3121,6 +3123,7 @@
       </w:r>
     </w:p>
     <w:p>
+      <w:pPr/>
       <w:r>
         <w:rPr>
           <w:rFonts w:hint="eastAsia"/>
@@ -3129,6 +3132,7 @@
       </w:r>
     </w:p>
     <w:p>
+      <w:pPr/>
       <w:r>
         <w:rPr>
           <w:rFonts w:hint="eastAsia"/>
@@ -3172,6 +3176,7 @@
       </w:r>
     </w:p>
     <w:p>
+      <w:pPr/>
       <w:r>
         <w:rPr>
           <w:rFonts w:hint="eastAsia"/>
@@ -3256,6 +3261,7 @@
       </w:r>
     </w:p>
     <w:p>
+      <w:pPr/>
       <w:r>
         <w:rPr>
           <w:rFonts w:hint="eastAsia"/>
@@ -3417,6 +3423,7 @@
             <w:tcW w:w="1384" w:type="dxa"/>
           </w:tcPr>
           <w:p>
+            <w:pPr/>
             <w:r>
               <w:t>Day 1</w:t>
             </w:r>
@@ -3427,6 +3434,7 @@
             <w:tcW w:w="1384" w:type="dxa"/>
           </w:tcPr>
           <w:p>
+            <w:pPr/>
             <w:r>
               <w:rPr>
                 <w:rFonts w:hint="eastAsia"/>
@@ -3440,6 +3448,7 @@
             <w:tcW w:w="1384" w:type="dxa"/>
           </w:tcPr>
           <w:p>
+            <w:pPr/>
             <w:r>
               <w:t>—</w:t>
             </w:r>
@@ -3450,6 +3459,7 @@
             <w:tcW w:w="1384" w:type="dxa"/>
           </w:tcPr>
           <w:p>
+            <w:pPr/>
             <w:r>
               <w:t>—</w:t>
             </w:r>
@@ -3460,6 +3470,7 @@
             <w:tcW w:w="1384" w:type="dxa"/>
           </w:tcPr>
           <w:p>
+            <w:pPr/>
             <w:r>
               <w:t>—</w:t>
             </w:r>
@@ -3470,6 +3481,7 @@
             <w:tcW w:w="1384" w:type="dxa"/>
           </w:tcPr>
           <w:p>
+            <w:pPr/>
             <w:r>
               <w:t>—</w:t>
             </w:r>
@@ -3483,6 +3495,7 @@
             <w:tcW w:w="1384" w:type="dxa"/>
           </w:tcPr>
           <w:p>
+            <w:pPr/>
             <w:r>
               <w:t>Day 2-6</w:t>
             </w:r>
@@ -3493,6 +3506,7 @@
             <w:tcW w:w="1384" w:type="dxa"/>
           </w:tcPr>
           <w:p>
+            <w:pPr/>
             <w:r>
               <w:t>60%</w:t>
             </w:r>
@@ -3503,6 +3517,7 @@
             <w:tcW w:w="1384" w:type="dxa"/>
           </w:tcPr>
           <w:p>
+            <w:pPr/>
             <w:r>
               <w:t>40%</w:t>
             </w:r>
@@ -3513,6 +3528,7 @@
             <w:tcW w:w="1384" w:type="dxa"/>
           </w:tcPr>
           <w:p>
+            <w:pPr/>
             <w:r>
               <w:t>—</w:t>
             </w:r>
@@ -3523,6 +3539,7 @@
             <w:tcW w:w="1384" w:type="dxa"/>
           </w:tcPr>
           <w:p>
+            <w:pPr/>
             <w:r>
               <w:t>—</w:t>
             </w:r>
@@ -3533,6 +3550,7 @@
             <w:tcW w:w="1384" w:type="dxa"/>
           </w:tcPr>
           <w:p>
+            <w:pPr/>
             <w:r>
               <w:t>—</w:t>
             </w:r>
@@ -3546,6 +3564,7 @@
             <w:tcW w:w="1384" w:type="dxa"/>
           </w:tcPr>
           <w:p>
+            <w:pPr/>
             <w:r>
               <w:t>Day 7-12</w:t>
             </w:r>
@@ -3556,6 +3575,7 @@
             <w:tcW w:w="1384" w:type="dxa"/>
           </w:tcPr>
           <w:p>
+            <w:pPr/>
             <w:r>
               <w:t>30%</w:t>
             </w:r>
@@ -3566,6 +3586,7 @@
             <w:tcW w:w="1384" w:type="dxa"/>
           </w:tcPr>
           <w:p>
+            <w:pPr/>
             <w:r>
               <w:t>50%</w:t>
             </w:r>
@@ -3576,6 +3597,7 @@
             <w:tcW w:w="1384" w:type="dxa"/>
           </w:tcPr>
           <w:p>
+            <w:pPr/>
             <w:r>
               <w:t>20%</w:t>
             </w:r>
@@ -3586,6 +3608,7 @@
             <w:tcW w:w="1384" w:type="dxa"/>
           </w:tcPr>
           <w:p>
+            <w:pPr/>
             <w:r>
               <w:t>—</w:t>
             </w:r>
@@ -3596,6 +3619,7 @@
             <w:tcW w:w="1384" w:type="dxa"/>
           </w:tcPr>
           <w:p>
+            <w:pPr/>
             <w:r>
               <w:t>—</w:t>
             </w:r>
@@ -3609,6 +3633,7 @@
             <w:tcW w:w="1384" w:type="dxa"/>
           </w:tcPr>
           <w:p>
+            <w:pPr/>
             <w:r>
               <w:t>Day 13-25</w:t>
             </w:r>
@@ -3619,6 +3644,7 @@
             <w:tcW w:w="1384" w:type="dxa"/>
           </w:tcPr>
           <w:p>
+            <w:pPr/>
             <w:r>
               <w:t>10%</w:t>
             </w:r>
@@ -3629,6 +3655,7 @@
             <w:tcW w:w="1384" w:type="dxa"/>
           </w:tcPr>
           <w:p>
+            <w:pPr/>
             <w:r>
               <w:t>35%</w:t>
             </w:r>
@@ -3639,6 +3666,7 @@
             <w:tcW w:w="1384" w:type="dxa"/>
           </w:tcPr>
           <w:p>
+            <w:pPr/>
             <w:r>
               <w:t>40%</w:t>
             </w:r>
@@ -3649,6 +3677,7 @@
             <w:tcW w:w="1384" w:type="dxa"/>
           </w:tcPr>
           <w:p>
+            <w:pPr/>
             <w:r>
               <w:t>15%</w:t>
             </w:r>
@@ -3659,6 +3688,7 @@
             <w:tcW w:w="1384" w:type="dxa"/>
           </w:tcPr>
           <w:p>
+            <w:pPr/>
             <w:r>
               <w:t>—</w:t>
             </w:r>
@@ -3672,6 +3702,7 @@
             <w:tcW w:w="1384" w:type="dxa"/>
           </w:tcPr>
           <w:p>
+            <w:pPr/>
             <w:r>
               <w:t>Day 26-40</w:t>
             </w:r>
@@ -3682,6 +3713,7 @@
             <w:tcW w:w="1384" w:type="dxa"/>
           </w:tcPr>
           <w:p>
+            <w:pPr/>
             <w:r>
               <w:t>—</w:t>
             </w:r>
@@ -3692,6 +3724,7 @@
             <w:tcW w:w="1384" w:type="dxa"/>
           </w:tcPr>
           <w:p>
+            <w:pPr/>
             <w:r>
               <w:t>15%</w:t>
             </w:r>
@@ -3702,6 +3735,7 @@
             <w:tcW w:w="1384" w:type="dxa"/>
           </w:tcPr>
           <w:p>
+            <w:pPr/>
             <w:r>
               <w:t>40%</w:t>
             </w:r>
@@ -3712,6 +3746,7 @@
             <w:tcW w:w="1384" w:type="dxa"/>
           </w:tcPr>
           <w:p>
+            <w:pPr/>
             <w:r>
               <w:t>35%</w:t>
             </w:r>
@@ -3722,6 +3757,7 @@
             <w:tcW w:w="1384" w:type="dxa"/>
           </w:tcPr>
           <w:p>
+            <w:pPr/>
             <w:r>
               <w:t>10%</w:t>
             </w:r>
@@ -3735,6 +3771,7 @@
             <w:tcW w:w="1384" w:type="dxa"/>
           </w:tcPr>
           <w:p>
+            <w:pPr/>
             <w:r>
               <w:t>Day 41-50</w:t>
             </w:r>
@@ -3745,6 +3782,7 @@
             <w:tcW w:w="1384" w:type="dxa"/>
           </w:tcPr>
           <w:p>
+            <w:pPr/>
             <w:r>
               <w:t>—</w:t>
             </w:r>
@@ -3755,6 +3793,7 @@
             <w:tcW w:w="1384" w:type="dxa"/>
           </w:tcPr>
           <w:p>
+            <w:pPr/>
             <w:r>
               <w:t>—</w:t>
             </w:r>
@@ -3765,6 +3804,7 @@
             <w:tcW w:w="1384" w:type="dxa"/>
           </w:tcPr>
           <w:p>
+            <w:pPr/>
             <w:r>
               <w:t>20%</w:t>
             </w:r>
@@ -3775,6 +3815,7 @@
             <w:tcW w:w="1384" w:type="dxa"/>
           </w:tcPr>
           <w:p>
+            <w:pPr/>
             <w:r>
               <w:t>45%</w:t>
             </w:r>
@@ -3785,6 +3826,7 @@
             <w:tcW w:w="1384" w:type="dxa"/>
           </w:tcPr>
           <w:p>
+            <w:pPr/>
             <w:r>
               <w:t>35%</w:t>
             </w:r>
@@ -3793,14 +3835,16 @@
       </w:tr>
     </w:tbl>
     <w:p>
-      <w:r>
-        <w:rPr>
-          <w:rFonts w:hint="eastAsia"/>
-        </w:rPr>
-        <w:t>（说明：HE 最早 Day 7 出现、WAW/ALEPH 最早 Day 13 出现——参考脑叶的等级解锁节奏；具体百分比为占位，待 Phase 2 数值表校准。）</w:t>
-      </w:r>
-    </w:p>
-    <w:p>
+      <w:pPr/>
+      <w:r>
+        <w:rPr>
+          <w:rFonts w:hint="eastAsia"/>
+        </w:rPr>
+        <w:t>原则：**Day 2 起 5 种难度每日都可能出现**，仅概率不同；随天数推进，高难度概率上升、低难度下降（此前的"HE 最早 Day7 / WAW·ALEPH 最早 Day13"硬限制已取消）。百分比为草案，待 Phase 2 实测调参。</w:t>
+      </w:r>
+    </w:p>
+    <w:p>
+      <w:pPr/>
       <w:r>
         <w:rPr>
           <w:rFonts w:hint="eastAsia"/>
@@ -3890,7 +3934,7 @@
     </w:p>
     <w:p>
       <w:pPr>
-        <w:pStyle w:val="000042"/>
+        <w:pStyle w:val="00001c"/>
         <w:rPr>
           <w:rFonts w:hint="eastAsia"/>
           <w:b w:val="1"/>
@@ -5718,7 +5762,7 @@
     </w:tbl>
     <w:p>
       <w:pPr>
-        <w:pStyle w:val="000042"/>
+        <w:pStyle w:val="00001c"/>
         <w:rPr>
           <w:rFonts w:hint="eastAsia"/>
           <w:b w:val="1"/>
@@ -6344,7 +6388,7 @@
     </w:p>
     <w:p>
       <w:pPr>
-        <w:pStyle w:val="000043"/>
+        <w:pStyle w:val="000005"/>
       </w:pPr>
       <w:r>
         <w:rPr>
@@ -6357,7 +6401,7 @@
     </w:p>
     <w:p>
       <w:pPr>
-        <w:pStyle w:val="000043"/>
+        <w:pStyle w:val="000005"/>
         <w:rPr>
           <w:rFonts w:ascii="Consolas" w:hAnsi="Consolas" w:eastAsia="Consolas" w:cs="Consolas"/>
           <w:sz w:val="18"/>
@@ -6376,7 +6420,7 @@
     </w:p>
     <w:p>
       <w:pPr>
-        <w:pStyle w:val="000043"/>
+        <w:pStyle w:val="000005"/>
         <w:rPr>
           <w:rFonts w:ascii="Consolas" w:hAnsi="Consolas" w:eastAsia="Consolas" w:cs="Consolas"/>
           <w:sz w:val="18"/>
@@ -6395,7 +6439,7 @@
     </w:p>
     <w:p>
       <w:pPr>
-        <w:pStyle w:val="000043"/>
+        <w:pStyle w:val="000005"/>
         <w:rPr>
           <w:rFonts w:ascii="Consolas" w:hAnsi="Consolas" w:eastAsia="Consolas" w:cs="Consolas"/>
           <w:sz w:val="18"/>
@@ -6414,7 +6458,7 @@
     </w:p>
     <w:p>
       <w:pPr>
-        <w:pStyle w:val="000043"/>
+        <w:pStyle w:val="000005"/>
         <w:rPr>
           <w:rFonts w:ascii="Consolas" w:hAnsi="Consolas" w:eastAsia="Consolas" w:cs="Consolas"/>
           <w:sz w:val="18"/>
@@ -6433,7 +6477,7 @@
     </w:p>
     <w:p>
       <w:pPr>
-        <w:pStyle w:val="000043"/>
+        <w:pStyle w:val="000005"/>
         <w:rPr>
           <w:rFonts w:ascii="Consolas" w:hAnsi="Consolas" w:eastAsia="Consolas" w:cs="Consolas"/>
           <w:sz w:val="18"/>
@@ -6452,7 +6496,7 @@
     </w:p>
     <w:p>
       <w:pPr>
-        <w:pStyle w:val="000043"/>
+        <w:pStyle w:val="000005"/>
       </w:pPr>
       <w:r>
         <w:rPr>
@@ -6466,7 +6510,7 @@
     </w:p>
     <w:p>
       <w:pPr>
-        <w:pStyle w:val="000042"/>
+        <w:pStyle w:val="00001c"/>
         <w:rPr>
           <w:rFonts w:ascii="SimSun" w:hAnsi="SimSun" w:eastAsia="SimSun"/>
           <w:sz w:val="24"/>
@@ -6652,7 +6696,7 @@
     </w:p>
     <w:p>
       <w:pPr>
-        <w:pStyle w:val="000042"/>
+        <w:pStyle w:val="00001c"/>
         <w:rPr>
           <w:rFonts w:hint="eastAsia"/>
           <w:b w:val="1"/>
@@ -7125,7 +7169,7 @@
     </w:p>
     <w:p>
       <w:pPr>
-        <w:pStyle w:val="000042"/>
+        <w:pStyle w:val="00001c"/>
         <w:rPr>
           <w:rFonts w:hint="eastAsia"/>
           <w:b w:val="1"/>
@@ -7505,7 +7549,7 @@
     </w:p>
     <w:p>
       <w:pPr>
-        <w:pStyle w:val="000042"/>
+        <w:pStyle w:val="00001c"/>
       </w:pPr>
       <w:r>
         <w:rPr>
@@ -7858,7 +7902,7 @@
     </w:p>
     <w:p>
       <w:pPr>
-        <w:pStyle w:val="000042"/>
+        <w:pStyle w:val="00001c"/>
       </w:pPr>
       <w:r>
         <w:rPr>
@@ -7948,7 +7992,7 @@
     </w:p>
     <w:p>
       <w:pPr>
-        <w:pStyle w:val="000042"/>
+        <w:pStyle w:val="00001c"/>
       </w:pPr>
       <w:r>
         <w:rPr>
@@ -8038,7 +8082,7 @@
     </w:p>
     <w:p>
       <w:pPr>
-        <w:pStyle w:val="000042"/>
+        <w:pStyle w:val="00001c"/>
       </w:pPr>
       <w:r>
         <w:rPr>
@@ -8188,7 +8232,7 @@
     </w:p>
     <w:p>
       <w:pPr>
-        <w:pStyle w:val="000042"/>
+        <w:pStyle w:val="00001c"/>
       </w:pPr>
       <w:r>
         <w:rPr>
@@ -8772,7 +8816,7 @@
     </w:p>
     <w:p>
       <w:pPr>
-        <w:pStyle w:val="000054"/>
+        <w:pStyle w:val="000012"/>
         <w:rPr>
           <w:rFonts w:hint="eastAsia"/>
           <w:b w:val="1"/>
@@ -8788,7 +8832,7 @@
     </w:p>
     <w:p>
       <w:pPr>
-        <w:pStyle w:val="000042"/>
+        <w:pStyle w:val="00001c"/>
         <w:rPr>
           <w:rFonts w:hint="eastAsia"/>
           <w:b w:val="1"/>
@@ -9396,7 +9440,7 @@
     </w:tbl>
     <w:p>
       <w:pPr>
-        <w:pStyle w:val="000042"/>
+        <w:pStyle w:val="00001c"/>
         <w:rPr>
           <w:rFonts w:hint="eastAsia"/>
           <w:b w:val="1"/>
@@ -9954,7 +9998,7 @@
     </w:p>
     <w:p>
       <w:pPr>
-        <w:pStyle w:val="000042"/>
+        <w:pStyle w:val="00001c"/>
         <w:rPr>
           <w:rFonts w:hint="eastAsia"/>
           <w:b w:val="1"/>
@@ -10038,7 +10082,7 @@
     </w:p>
     <w:p>
       <w:pPr>
-        <w:pStyle w:val="000042"/>
+        <w:pStyle w:val="00001c"/>
         <w:rPr>
           <w:rFonts w:hint="eastAsia"/>
           <w:b w:val="1"/>
@@ -10117,7 +10161,7 @@
     </w:p>
     <w:p>
       <w:pPr>
-        <w:pStyle w:val="000054"/>
+        <w:pStyle w:val="000012"/>
         <w:rPr>
           <w:rFonts w:hint="eastAsia"/>
           <w:b w:val="1"/>
@@ -10133,7 +10177,7 @@
     </w:p>
     <w:p>
       <w:pPr>
-        <w:pStyle w:val="000042"/>
+        <w:pStyle w:val="00001c"/>
         <w:rPr>
           <w:rFonts w:hint="eastAsia"/>
           <w:b w:val="1"/>
@@ -10202,7 +10246,7 @@
       </w:r>
       <w:r>
         <w:rPr>
-          <w:rStyle w:val="000060"/>
+          <w:rStyle w:val="00001a"/>
         </w:rPr>
         <w:t>itch.io</w:t>
       </w:r>
@@ -10243,7 +10287,7 @@
       </w:r>
       <w:r>
         <w:rPr>
-          <w:rStyle w:val="000060"/>
+          <w:rStyle w:val="00001a"/>
         </w:rPr>
         <w:t>Freesound.org</w:t>
       </w:r>
@@ -10357,7 +10401,7 @@
     </w:p>
     <w:p>
       <w:pPr>
-        <w:pStyle w:val="000042"/>
+        <w:pStyle w:val="00001c"/>
         <w:rPr>
           <w:rFonts w:hint="eastAsia"/>
           <w:b w:val="1"/>
@@ -10424,7 +10468,7 @@
     </w:p>
     <w:p>
       <w:pPr>
-        <w:pStyle w:val="000042"/>
+        <w:pStyle w:val="00001c"/>
         <w:rPr>
           <w:rFonts w:hint="eastAsia"/>
           <w:b w:val="1"/>
@@ -11047,7 +11091,7 @@
     </w:p>
     <w:p>
       <w:pPr>
-        <w:pStyle w:val="000042"/>
+        <w:pStyle w:val="00001c"/>
       </w:pPr>
       <w:r>
         <w:rPr>
@@ -11616,7 +11660,7 @@
     </w:p>
     <w:p>
       <w:pPr>
-        <w:pStyle w:val="000054"/>
+        <w:pStyle w:val="000012"/>
         <w:rPr>
           <w:rFonts w:hint="eastAsia"/>
           <w:b w:val="1"/>
@@ -11632,7 +11676,7 @@
     </w:p>
     <w:p>
       <w:pPr>
-        <w:pStyle w:val="000042"/>
+        <w:pStyle w:val="00001c"/>
         <w:rPr>
           <w:rFonts w:hint="eastAsia"/>
           <w:b w:val="1"/>
@@ -11942,7 +11986,7 @@
     </w:p>
     <w:p>
       <w:pPr>
-        <w:pStyle w:val="000043"/>
+        <w:pStyle w:val="000005"/>
       </w:pPr>
       <w:r>
         <w:rPr>
@@ -11953,7 +11997,7 @@
     </w:p>
     <w:p>
       <w:pPr>
-        <w:pStyle w:val="000043"/>
+        <w:pStyle w:val="000005"/>
         <w:rPr>
           <w:rFonts w:ascii="SimSun" w:hAnsi="SimSun" w:eastAsia="SimSun"/>
           <w:sz w:val="24"/>
@@ -11982,7 +12026,7 @@
     </w:p>
     <w:p>
       <w:pPr>
-        <w:pStyle w:val="000042"/>
+        <w:pStyle w:val="00001c"/>
         <w:rPr>
           <w:rFonts w:hint="eastAsia"/>
           <w:b w:val="1"/>
@@ -12401,7 +12445,7 @@
     </w:p>
     <w:p>
       <w:pPr>
-        <w:pStyle w:val="000054"/>
+        <w:pStyle w:val="000012"/>
         <w:rPr>
           <w:rFonts w:hint="eastAsia"/>
           <w:b w:val="1"/>
@@ -12946,7 +12990,7 @@
     </w:tbl>
     <w:p>
       <w:pPr>
-        <w:pStyle w:val="000043"/>
+        <w:pStyle w:val="000005"/>
       </w:pPr>
       <w:r>
         <w:rPr>
@@ -12979,7 +13023,7 @@
     </w:p>
     <w:p>
       <w:pPr>
-        <w:pStyle w:val="000043"/>
+        <w:pStyle w:val="000005"/>
       </w:pPr>
       <w:r>
         <w:rPr>
@@ -13017,7 +13061,7 @@
     </w:p>
     <w:p>
       <w:pPr>
-        <w:pStyle w:val="000043"/>
+        <w:pStyle w:val="000005"/>
       </w:pPr>
       <w:r>
         <w:rPr>
@@ -13030,7 +13074,7 @@
     </w:p>
     <w:p>
       <w:pPr>
-        <w:pStyle w:val="000043"/>
+        <w:pStyle w:val="000005"/>
       </w:pPr>
       <w:r>
         <w:rPr>
@@ -13043,7 +13087,7 @@
     </w:p>
     <w:p>
       <w:pPr>
-        <w:pStyle w:val="000043"/>
+        <w:pStyle w:val="000005"/>
         <w:rPr>
           <w:rFonts w:ascii="SimSun" w:hAnsi="SimSun" w:eastAsia="SimSun"/>
           <w:sz w:val="24"/>
@@ -13061,7 +13105,7 @@
     </w:p>
     <w:p>
       <w:pPr>
-        <w:pStyle w:val="000043"/>
+        <w:pStyle w:val="000005"/>
         <w:rPr>
           <w:rFonts w:ascii="SimSun" w:hAnsi="SimSun" w:eastAsia="SimSun"/>
           <w:sz w:val="24"/>
@@ -13071,7 +13115,7 @@
     </w:p>
     <w:p>
       <w:pPr>
-        <w:pStyle w:val="000043"/>
+        <w:pStyle w:val="000005"/>
         <w:rPr>
           <w:rFonts w:ascii="SimSun" w:hAnsi="SimSun" w:eastAsia="SimSun"/>
           <w:sz w:val="24"/>
@@ -13093,7 +13137,7 @@
     </w:p>
     <w:p>
       <w:pPr>
-        <w:pStyle w:val="000054"/>
+        <w:pStyle w:val="000012"/>
         <w:rPr>
           <w:rFonts w:hint="eastAsia"/>
           <w:b w:val="1"/>
@@ -13109,7 +13153,7 @@
     </w:p>
     <w:p>
       <w:pPr>
-        <w:pStyle w:val="000042"/>
+        <w:pStyle w:val="00001c"/>
         <w:rPr>
           <w:rFonts w:hint="eastAsia"/>
           <w:b w:val="1"/>
@@ -13558,7 +13602,7 @@
     </w:tbl>
     <w:p>
       <w:pPr>
-        <w:pStyle w:val="000042"/>
+        <w:pStyle w:val="00001c"/>
         <w:rPr>
           <w:rFonts w:hint="eastAsia"/>
           <w:b w:val="1"/>
@@ -13637,7 +13681,7 @@
     </w:p>
     <w:p>
       <w:pPr>
-        <w:pStyle w:val="000054"/>
+        <w:pStyle w:val="000012"/>
         <w:rPr>
           <w:rFonts w:hint="eastAsia"/>
           <w:b w:val="1"/>
@@ -13964,7 +14008,7 @@
     </w:p>
     <w:p>
       <w:pPr>
-        <w:pStyle w:val="000054"/>
+        <w:pStyle w:val="000012"/>
         <w:rPr>
           <w:rFonts w:hint="eastAsia"/>
           <w:b w:val="1"/>
@@ -14860,7 +14904,7 @@
     </w:tbl>
     <w:p>
       <w:pPr>
-        <w:pStyle w:val="000042"/>
+        <w:pStyle w:val="00001c"/>
       </w:pPr>
       <w:r>
         <w:rPr>
@@ -16904,7 +16948,7 @@
     </w:p>
     <w:p>
       <w:pPr>
-        <w:pStyle w:val="000042"/>
+        <w:pStyle w:val="00001c"/>
       </w:pPr>
       <w:r>
         <w:rPr>
@@ -18760,9 +18804,25 @@
 <file path=word/numbering.xml><?xml version="1.0" encoding="utf-8"?>
 <w:numbering xmlns:w="http://schemas.openxmlformats.org/wordprocessingml/2006/main">
   <w:abstractNum w:abstractNumId="0">
-    <w:nsid w:val="198F4897"/>
+    <w:nsid w:val="1448493D"/>
     <w:multiLevelType w:val="multilevel"/>
-    <w:tmpl w:val="180CF65E"/>
+    <w:tmpl w:val="CB1A5D0E"/>
+    <w:lvl w:ilvl="2" w:tentative="1">
+      <w:start w:val="1"/>
+      <w:numFmt w:val="bullet"/>
+      <w:lvlText w:val=""/>
+      <w:lvlJc w:val="left"/>
+      <w:pPr>
+        <w:tabs>
+          <w:tab w:val="num" w:pos="2160"/>
+        </w:tabs>
+        <w:ind w:left="2160" w:hanging="360"/>
+      </w:pPr>
+      <w:rPr>
+        <w:rFonts w:hint="default" w:ascii="Wingdings" w:hAnsi="Wingdings"/>
+        <w:sz w:val="20"/>
+      </w:rPr>
+    </w:lvl>
     <w:lvl w:ilvl="4" w:tentative="1">
       <w:start w:val="1"/>
       <w:numFmt w:val="bullet"/>
@@ -18773,6 +18833,86 @@
           <w:tab w:val="num" w:pos="3600"/>
         </w:tabs>
         <w:ind w:left="3600" w:hanging="360"/>
+      </w:pPr>
+      <w:rPr>
+        <w:rFonts w:hint="default" w:ascii="Wingdings" w:hAnsi="Wingdings"/>
+        <w:sz w:val="20"/>
+      </w:rPr>
+    </w:lvl>
+    <w:lvl w:ilvl="3" w:tentative="1">
+      <w:start w:val="1"/>
+      <w:numFmt w:val="bullet"/>
+      <w:lvlText w:val=""/>
+      <w:lvlJc w:val="left"/>
+      <w:pPr>
+        <w:tabs>
+          <w:tab w:val="num" w:pos="2880"/>
+        </w:tabs>
+        <w:ind w:left="2880" w:hanging="360"/>
+      </w:pPr>
+      <w:rPr>
+        <w:rFonts w:hint="default" w:ascii="Wingdings" w:hAnsi="Wingdings"/>
+        <w:sz w:val="20"/>
+      </w:rPr>
+    </w:lvl>
+    <w:lvl w:ilvl="8" w:tentative="1">
+      <w:start w:val="1"/>
+      <w:numFmt w:val="bullet"/>
+      <w:lvlText w:val=""/>
+      <w:lvlJc w:val="left"/>
+      <w:pPr>
+        <w:tabs>
+          <w:tab w:val="num" w:pos="6480"/>
+        </w:tabs>
+        <w:ind w:left="6480" w:hanging="360"/>
+      </w:pPr>
+      <w:rPr>
+        <w:rFonts w:hint="default" w:ascii="Wingdings" w:hAnsi="Wingdings"/>
+        <w:sz w:val="20"/>
+      </w:rPr>
+    </w:lvl>
+    <w:lvl w:ilvl="1" w:tentative="1">
+      <w:start w:val="1"/>
+      <w:numFmt w:val="bullet"/>
+      <w:lvlText w:val="o"/>
+      <w:lvlJc w:val="left"/>
+      <w:pPr>
+        <w:tabs>
+          <w:tab w:val="num" w:pos="1440"/>
+        </w:tabs>
+        <w:ind w:left="1440" w:hanging="360"/>
+      </w:pPr>
+      <w:rPr>
+        <w:rFonts w:hint="default" w:ascii="Courier New" w:hAnsi="Courier New"/>
+        <w:sz w:val="20"/>
+      </w:rPr>
+    </w:lvl>
+    <w:lvl w:ilvl="0">
+      <w:start w:val="1"/>
+      <w:numFmt w:val="bullet"/>
+      <w:lvlText w:val=""/>
+      <w:lvlJc w:val="left"/>
+      <w:pPr>
+        <w:tabs>
+          <w:tab w:val="num" w:pos="720"/>
+        </w:tabs>
+        <w:ind w:left="720" w:hanging="360"/>
+      </w:pPr>
+      <w:rPr>
+        <w:rFonts w:hint="default" w:ascii="Symbol" w:hAnsi="Symbol"/>
+        <w:sz w:val="20"/>
+      </w:rPr>
+    </w:lvl>
+    <w:lvl w:ilvl="7" w:tentative="1">
+      <w:start w:val="1"/>
+      <w:numFmt w:val="bullet"/>
+      <w:lvlText w:val=""/>
+      <w:lvlJc w:val="left"/>
+      <w:pPr>
+        <w:tabs>
+          <w:tab w:val="num" w:pos="5760"/>
+        </w:tabs>
+        <w:ind w:left="5760" w:hanging="360"/>
       </w:pPr>
       <w:rPr>
         <w:rFonts w:hint="default" w:ascii="Wingdings" w:hAnsi="Wingdings"/>
@@ -18795,6 +18935,272 @@
         <w:sz w:val="20"/>
       </w:rPr>
     </w:lvl>
+    <w:lvl w:ilvl="5" w:tentative="1">
+      <w:start w:val="1"/>
+      <w:numFmt w:val="bullet"/>
+      <w:lvlText w:val=""/>
+      <w:lvlJc w:val="left"/>
+      <w:pPr>
+        <w:tabs>
+          <w:tab w:val="num" w:pos="4320"/>
+        </w:tabs>
+        <w:ind w:left="4320" w:hanging="360"/>
+      </w:pPr>
+      <w:rPr>
+        <w:rFonts w:hint="default" w:ascii="Wingdings" w:hAnsi="Wingdings"/>
+        <w:sz w:val="20"/>
+      </w:rPr>
+    </w:lvl>
+  </w:abstractNum>
+  <w:abstractNum w:abstractNumId="1">
+    <w:nsid w:val="05FC3172"/>
+    <w:multiLevelType w:val="multilevel"/>
+    <w:tmpl w:val="32E83454"/>
+    <w:lvl w:ilvl="1" w:tentative="1">
+      <w:start w:val="1"/>
+      <w:numFmt w:val="bullet"/>
+      <w:lvlText w:val="o"/>
+      <w:lvlJc w:val="left"/>
+      <w:pPr>
+        <w:tabs>
+          <w:tab w:val="num" w:pos="1440"/>
+        </w:tabs>
+        <w:ind w:left="1440" w:hanging="360"/>
+      </w:pPr>
+      <w:rPr>
+        <w:rFonts w:hint="default" w:ascii="Courier New" w:hAnsi="Courier New"/>
+        <w:sz w:val="20"/>
+      </w:rPr>
+    </w:lvl>
+    <w:lvl w:ilvl="7" w:tentative="1">
+      <w:start w:val="1"/>
+      <w:numFmt w:val="bullet"/>
+      <w:lvlText w:val=""/>
+      <w:lvlJc w:val="left"/>
+      <w:pPr>
+        <w:tabs>
+          <w:tab w:val="num" w:pos="5760"/>
+        </w:tabs>
+        <w:ind w:left="5760" w:hanging="360"/>
+      </w:pPr>
+      <w:rPr>
+        <w:rFonts w:hint="default" w:ascii="Wingdings" w:hAnsi="Wingdings"/>
+        <w:sz w:val="20"/>
+      </w:rPr>
+    </w:lvl>
+    <w:lvl w:ilvl="2" w:tentative="1">
+      <w:start w:val="1"/>
+      <w:numFmt w:val="bullet"/>
+      <w:lvlText w:val=""/>
+      <w:lvlJc w:val="left"/>
+      <w:pPr>
+        <w:tabs>
+          <w:tab w:val="num" w:pos="2160"/>
+        </w:tabs>
+        <w:ind w:left="2160" w:hanging="360"/>
+      </w:pPr>
+      <w:rPr>
+        <w:rFonts w:hint="default" w:ascii="Wingdings" w:hAnsi="Wingdings"/>
+        <w:sz w:val="20"/>
+      </w:rPr>
+    </w:lvl>
+    <w:lvl w:ilvl="6" w:tentative="1">
+      <w:start w:val="1"/>
+      <w:numFmt w:val="bullet"/>
+      <w:lvlText w:val=""/>
+      <w:lvlJc w:val="left"/>
+      <w:pPr>
+        <w:tabs>
+          <w:tab w:val="num" w:pos="5040"/>
+        </w:tabs>
+        <w:ind w:left="5040" w:hanging="360"/>
+      </w:pPr>
+      <w:rPr>
+        <w:rFonts w:hint="default" w:ascii="Wingdings" w:hAnsi="Wingdings"/>
+        <w:sz w:val="20"/>
+      </w:rPr>
+    </w:lvl>
+    <w:lvl w:ilvl="4" w:tentative="1">
+      <w:start w:val="1"/>
+      <w:numFmt w:val="bullet"/>
+      <w:lvlText w:val=""/>
+      <w:lvlJc w:val="left"/>
+      <w:pPr>
+        <w:tabs>
+          <w:tab w:val="num" w:pos="3600"/>
+        </w:tabs>
+        <w:ind w:left="3600" w:hanging="360"/>
+      </w:pPr>
+      <w:rPr>
+        <w:rFonts w:hint="default" w:ascii="Wingdings" w:hAnsi="Wingdings"/>
+        <w:sz w:val="20"/>
+      </w:rPr>
+    </w:lvl>
+    <w:lvl w:ilvl="5" w:tentative="1">
+      <w:start w:val="1"/>
+      <w:numFmt w:val="bullet"/>
+      <w:lvlText w:val=""/>
+      <w:lvlJc w:val="left"/>
+      <w:pPr>
+        <w:tabs>
+          <w:tab w:val="num" w:pos="4320"/>
+        </w:tabs>
+        <w:ind w:left="4320" w:hanging="360"/>
+      </w:pPr>
+      <w:rPr>
+        <w:rFonts w:hint="default" w:ascii="Wingdings" w:hAnsi="Wingdings"/>
+        <w:sz w:val="20"/>
+      </w:rPr>
+    </w:lvl>
+    <w:lvl w:ilvl="8" w:tentative="1">
+      <w:start w:val="1"/>
+      <w:numFmt w:val="bullet"/>
+      <w:lvlText w:val=""/>
+      <w:lvlJc w:val="left"/>
+      <w:pPr>
+        <w:tabs>
+          <w:tab w:val="num" w:pos="6480"/>
+        </w:tabs>
+        <w:ind w:left="6480" w:hanging="360"/>
+      </w:pPr>
+      <w:rPr>
+        <w:rFonts w:hint="default" w:ascii="Wingdings" w:hAnsi="Wingdings"/>
+        <w:sz w:val="20"/>
+      </w:rPr>
+    </w:lvl>
+    <w:lvl w:ilvl="0">
+      <w:start w:val="1"/>
+      <w:numFmt w:val="bullet"/>
+      <w:lvlText w:val=""/>
+      <w:lvlJc w:val="left"/>
+      <w:pPr>
+        <w:tabs>
+          <w:tab w:val="num" w:pos="720"/>
+        </w:tabs>
+        <w:ind w:left="720" w:hanging="360"/>
+      </w:pPr>
+      <w:rPr>
+        <w:rFonts w:hint="default" w:ascii="Symbol" w:hAnsi="Symbol"/>
+        <w:sz w:val="20"/>
+      </w:rPr>
+    </w:lvl>
+    <w:lvl w:ilvl="3" w:tentative="1">
+      <w:start w:val="1"/>
+      <w:numFmt w:val="bullet"/>
+      <w:lvlText w:val=""/>
+      <w:lvlJc w:val="left"/>
+      <w:pPr>
+        <w:tabs>
+          <w:tab w:val="num" w:pos="2880"/>
+        </w:tabs>
+        <w:ind w:left="2880" w:hanging="360"/>
+      </w:pPr>
+      <w:rPr>
+        <w:rFonts w:hint="default" w:ascii="Wingdings" w:hAnsi="Wingdings"/>
+        <w:sz w:val="20"/>
+      </w:rPr>
+    </w:lvl>
+  </w:abstractNum>
+  <w:abstractNum w:abstractNumId="2">
+    <w:nsid w:val="5B4E0643"/>
+    <w:multiLevelType w:val="multilevel"/>
+    <w:tmpl w:val="D848C494"/>
+    <w:lvl w:ilvl="4" w:tentative="1">
+      <w:start w:val="1"/>
+      <w:numFmt w:val="bullet"/>
+      <w:lvlText w:val=""/>
+      <w:lvlJc w:val="left"/>
+      <w:pPr>
+        <w:tabs>
+          <w:tab w:val="num" w:pos="3600"/>
+        </w:tabs>
+        <w:ind w:left="3600" w:hanging="360"/>
+      </w:pPr>
+      <w:rPr>
+        <w:rFonts w:hint="default" w:ascii="Wingdings" w:hAnsi="Wingdings"/>
+        <w:sz w:val="20"/>
+      </w:rPr>
+    </w:lvl>
+    <w:lvl w:ilvl="2" w:tentative="1">
+      <w:start w:val="1"/>
+      <w:numFmt w:val="bullet"/>
+      <w:lvlText w:val=""/>
+      <w:lvlJc w:val="left"/>
+      <w:pPr>
+        <w:tabs>
+          <w:tab w:val="num" w:pos="2160"/>
+        </w:tabs>
+        <w:ind w:left="2160" w:hanging="360"/>
+      </w:pPr>
+      <w:rPr>
+        <w:rFonts w:hint="default" w:ascii="Wingdings" w:hAnsi="Wingdings"/>
+        <w:sz w:val="20"/>
+      </w:rPr>
+    </w:lvl>
+    <w:lvl w:ilvl="3" w:tentative="1">
+      <w:start w:val="1"/>
+      <w:numFmt w:val="bullet"/>
+      <w:lvlText w:val=""/>
+      <w:lvlJc w:val="left"/>
+      <w:pPr>
+        <w:tabs>
+          <w:tab w:val="num" w:pos="2880"/>
+        </w:tabs>
+        <w:ind w:left="2880" w:hanging="360"/>
+      </w:pPr>
+      <w:rPr>
+        <w:rFonts w:hint="default" w:ascii="Wingdings" w:hAnsi="Wingdings"/>
+        <w:sz w:val="20"/>
+      </w:rPr>
+    </w:lvl>
+    <w:lvl w:ilvl="0">
+      <w:start w:val="1"/>
+      <w:numFmt w:val="bullet"/>
+      <w:lvlText w:val=""/>
+      <w:lvlJc w:val="left"/>
+      <w:pPr>
+        <w:tabs>
+          <w:tab w:val="num" w:pos="720"/>
+        </w:tabs>
+        <w:ind w:left="720" w:hanging="360"/>
+      </w:pPr>
+      <w:rPr>
+        <w:rFonts w:hint="default" w:ascii="Symbol" w:hAnsi="Symbol"/>
+        <w:sz w:val="20"/>
+      </w:rPr>
+    </w:lvl>
+    <w:lvl w:ilvl="5" w:tentative="1">
+      <w:start w:val="1"/>
+      <w:numFmt w:val="bullet"/>
+      <w:lvlText w:val=""/>
+      <w:lvlJc w:val="left"/>
+      <w:pPr>
+        <w:tabs>
+          <w:tab w:val="num" w:pos="4320"/>
+        </w:tabs>
+        <w:ind w:left="4320" w:hanging="360"/>
+      </w:pPr>
+      <w:rPr>
+        <w:rFonts w:hint="default" w:ascii="Wingdings" w:hAnsi="Wingdings"/>
+        <w:sz w:val="20"/>
+      </w:rPr>
+    </w:lvl>
+    <w:lvl w:ilvl="6" w:tentative="1">
+      <w:start w:val="1"/>
+      <w:numFmt w:val="bullet"/>
+      <w:lvlText w:val=""/>
+      <w:lvlJc w:val="left"/>
+      <w:pPr>
+        <w:tabs>
+          <w:tab w:val="num" w:pos="5040"/>
+        </w:tabs>
+        <w:ind w:left="5040" w:hanging="360"/>
+      </w:pPr>
+      <w:rPr>
+        <w:rFonts w:hint="default" w:ascii="Wingdings" w:hAnsi="Wingdings"/>
+        <w:sz w:val="20"/>
+      </w:rPr>
+    </w:lvl>
     <w:lvl w:ilvl="7" w:tentative="1">
       <w:start w:val="1"/>
       <w:numFmt w:val="bullet"/>
@@ -18827,22 +19233,6 @@
         <w:sz w:val="20"/>
       </w:rPr>
     </w:lvl>
-    <w:lvl w:ilvl="0">
-      <w:start w:val="1"/>
-      <w:numFmt w:val="bullet"/>
-      <w:lvlText w:val=""/>
-      <w:lvlJc w:val="left"/>
-      <w:pPr>
-        <w:tabs>
-          <w:tab w:val="num" w:pos="720"/>
-        </w:tabs>
-        <w:ind w:left="720" w:hanging="360"/>
-      </w:pPr>
-      <w:rPr>
-        <w:rFonts w:hint="default" w:ascii="Symbol" w:hAnsi="Symbol"/>
-        <w:sz w:val="20"/>
-      </w:rPr>
-    </w:lvl>
     <w:lvl w:ilvl="8" w:tentative="1">
       <w:start w:val="1"/>
       <w:numFmt w:val="bullet"/>
@@ -18853,6 +19243,59 @@
           <w:tab w:val="num" w:pos="6480"/>
         </w:tabs>
         <w:ind w:left="6480" w:hanging="360"/>
+      </w:pPr>
+      <w:rPr>
+        <w:rFonts w:hint="default" w:ascii="Wingdings" w:hAnsi="Wingdings"/>
+        <w:sz w:val="20"/>
+      </w:rPr>
+    </w:lvl>
+  </w:abstractNum>
+  <w:abstractNum w:abstractNumId="3">
+    <w:nsid w:val="6C4C76C6"/>
+    <w:multiLevelType w:val="multilevel"/>
+    <w:tmpl w:val="A6EC3C5C"/>
+    <w:lvl w:ilvl="8" w:tentative="1">
+      <w:start w:val="1"/>
+      <w:numFmt w:val="bullet"/>
+      <w:lvlText w:val=""/>
+      <w:lvlJc w:val="left"/>
+      <w:pPr>
+        <w:tabs>
+          <w:tab w:val="num" w:pos="6480"/>
+        </w:tabs>
+        <w:ind w:left="6480" w:hanging="360"/>
+      </w:pPr>
+      <w:rPr>
+        <w:rFonts w:hint="default" w:ascii="Wingdings" w:hAnsi="Wingdings"/>
+        <w:sz w:val="20"/>
+      </w:rPr>
+    </w:lvl>
+    <w:lvl w:ilvl="5" w:tentative="1">
+      <w:start w:val="1"/>
+      <w:numFmt w:val="bullet"/>
+      <w:lvlText w:val=""/>
+      <w:lvlJc w:val="left"/>
+      <w:pPr>
+        <w:tabs>
+          <w:tab w:val="num" w:pos="4320"/>
+        </w:tabs>
+        <w:ind w:left="4320" w:hanging="360"/>
+      </w:pPr>
+      <w:rPr>
+        <w:rFonts w:hint="default" w:ascii="Wingdings" w:hAnsi="Wingdings"/>
+        <w:sz w:val="20"/>
+      </w:rPr>
+    </w:lvl>
+    <w:lvl w:ilvl="6" w:tentative="1">
+      <w:start w:val="1"/>
+      <w:numFmt w:val="bullet"/>
+      <w:lvlText w:val=""/>
+      <w:lvlJc w:val="left"/>
+      <w:pPr>
+        <w:tabs>
+          <w:tab w:val="num" w:pos="5040"/>
+        </w:tabs>
+        <w:ind w:left="5040" w:hanging="360"/>
       </w:pPr>
       <w:rPr>
         <w:rFonts w:hint="default" w:ascii="Wingdings" w:hAnsi="Wingdings"/>
@@ -18875,6 +19318,70 @@
         <w:sz w:val="20"/>
       </w:rPr>
     </w:lvl>
+    <w:lvl w:ilvl="0">
+      <w:start w:val="1"/>
+      <w:numFmt w:val="bullet"/>
+      <w:lvlText w:val=""/>
+      <w:lvlJc w:val="left"/>
+      <w:pPr>
+        <w:tabs>
+          <w:tab w:val="num" w:pos="720"/>
+        </w:tabs>
+        <w:ind w:left="720" w:hanging="360"/>
+      </w:pPr>
+      <w:rPr>
+        <w:rFonts w:hint="default" w:ascii="Symbol" w:hAnsi="Symbol"/>
+        <w:sz w:val="20"/>
+      </w:rPr>
+    </w:lvl>
+    <w:lvl w:ilvl="7" w:tentative="1">
+      <w:start w:val="1"/>
+      <w:numFmt w:val="bullet"/>
+      <w:lvlText w:val=""/>
+      <w:lvlJc w:val="left"/>
+      <w:pPr>
+        <w:tabs>
+          <w:tab w:val="num" w:pos="5760"/>
+        </w:tabs>
+        <w:ind w:left="5760" w:hanging="360"/>
+      </w:pPr>
+      <w:rPr>
+        <w:rFonts w:hint="default" w:ascii="Wingdings" w:hAnsi="Wingdings"/>
+        <w:sz w:val="20"/>
+      </w:rPr>
+    </w:lvl>
+    <w:lvl w:ilvl="1" w:tentative="1">
+      <w:start w:val="1"/>
+      <w:numFmt w:val="bullet"/>
+      <w:lvlText w:val="o"/>
+      <w:lvlJc w:val="left"/>
+      <w:pPr>
+        <w:tabs>
+          <w:tab w:val="num" w:pos="1440"/>
+        </w:tabs>
+        <w:ind w:left="1440" w:hanging="360"/>
+      </w:pPr>
+      <w:rPr>
+        <w:rFonts w:hint="default" w:ascii="Courier New" w:hAnsi="Courier New"/>
+        <w:sz w:val="20"/>
+      </w:rPr>
+    </w:lvl>
+    <w:lvl w:ilvl="4" w:tentative="1">
+      <w:start w:val="1"/>
+      <w:numFmt w:val="bullet"/>
+      <w:lvlText w:val=""/>
+      <w:lvlJc w:val="left"/>
+      <w:pPr>
+        <w:tabs>
+          <w:tab w:val="num" w:pos="3600"/>
+        </w:tabs>
+        <w:ind w:left="3600" w:hanging="360"/>
+      </w:pPr>
+      <w:rPr>
+        <w:rFonts w:hint="default" w:ascii="Wingdings" w:hAnsi="Wingdings"/>
+        <w:sz w:val="20"/>
+      </w:rPr>
+    </w:lvl>
     <w:lvl w:ilvl="3" w:tentative="1">
       <w:start w:val="1"/>
       <w:numFmt w:val="bullet"/>
@@ -18885,6 +19392,373 @@
           <w:tab w:val="num" w:pos="2880"/>
         </w:tabs>
         <w:ind w:left="2880" w:hanging="360"/>
+      </w:pPr>
+      <w:rPr>
+        <w:rFonts w:hint="default" w:ascii="Wingdings" w:hAnsi="Wingdings"/>
+        <w:sz w:val="20"/>
+      </w:rPr>
+    </w:lvl>
+  </w:abstractNum>
+  <w:abstractNum w:abstractNumId="4">
+    <w:nsid w:val="756E4A92"/>
+    <w:multiLevelType w:val="multilevel"/>
+    <w:tmpl w:val="0C0A4BFA"/>
+    <w:lvl w:ilvl="5" w:tentative="1">
+      <w:start w:val="1"/>
+      <w:numFmt w:val="bullet"/>
+      <w:lvlText w:val=""/>
+      <w:lvlJc w:val="left"/>
+      <w:pPr>
+        <w:tabs>
+          <w:tab w:val="num" w:pos="4320"/>
+        </w:tabs>
+        <w:ind w:left="4320" w:hanging="360"/>
+      </w:pPr>
+      <w:rPr>
+        <w:rFonts w:hint="default" w:ascii="Wingdings" w:hAnsi="Wingdings"/>
+        <w:sz w:val="20"/>
+      </w:rPr>
+    </w:lvl>
+    <w:lvl w:ilvl="6" w:tentative="1">
+      <w:start w:val="1"/>
+      <w:numFmt w:val="bullet"/>
+      <w:lvlText w:val=""/>
+      <w:lvlJc w:val="left"/>
+      <w:pPr>
+        <w:tabs>
+          <w:tab w:val="num" w:pos="5040"/>
+        </w:tabs>
+        <w:ind w:left="5040" w:hanging="360"/>
+      </w:pPr>
+      <w:rPr>
+        <w:rFonts w:hint="default" w:ascii="Wingdings" w:hAnsi="Wingdings"/>
+        <w:sz w:val="20"/>
+      </w:rPr>
+    </w:lvl>
+    <w:lvl w:ilvl="8" w:tentative="1">
+      <w:start w:val="1"/>
+      <w:numFmt w:val="bullet"/>
+      <w:lvlText w:val=""/>
+      <w:lvlJc w:val="left"/>
+      <w:pPr>
+        <w:tabs>
+          <w:tab w:val="num" w:pos="6480"/>
+        </w:tabs>
+        <w:ind w:left="6480" w:hanging="360"/>
+      </w:pPr>
+      <w:rPr>
+        <w:rFonts w:hint="default" w:ascii="Wingdings" w:hAnsi="Wingdings"/>
+        <w:sz w:val="20"/>
+      </w:rPr>
+    </w:lvl>
+    <w:lvl w:ilvl="4" w:tentative="1">
+      <w:start w:val="1"/>
+      <w:numFmt w:val="bullet"/>
+      <w:lvlText w:val=""/>
+      <w:lvlJc w:val="left"/>
+      <w:pPr>
+        <w:tabs>
+          <w:tab w:val="num" w:pos="3600"/>
+        </w:tabs>
+        <w:ind w:left="3600" w:hanging="360"/>
+      </w:pPr>
+      <w:rPr>
+        <w:rFonts w:hint="default" w:ascii="Wingdings" w:hAnsi="Wingdings"/>
+        <w:sz w:val="20"/>
+      </w:rPr>
+    </w:lvl>
+    <w:lvl w:ilvl="3" w:tentative="1">
+      <w:start w:val="1"/>
+      <w:numFmt w:val="bullet"/>
+      <w:lvlText w:val=""/>
+      <w:lvlJc w:val="left"/>
+      <w:pPr>
+        <w:tabs>
+          <w:tab w:val="num" w:pos="2880"/>
+        </w:tabs>
+        <w:ind w:left="2880" w:hanging="360"/>
+      </w:pPr>
+      <w:rPr>
+        <w:rFonts w:hint="default" w:ascii="Wingdings" w:hAnsi="Wingdings"/>
+        <w:sz w:val="20"/>
+      </w:rPr>
+    </w:lvl>
+    <w:lvl w:ilvl="0">
+      <w:start w:val="1"/>
+      <w:numFmt w:val="bullet"/>
+      <w:lvlText w:val=""/>
+      <w:lvlJc w:val="left"/>
+      <w:pPr>
+        <w:tabs>
+          <w:tab w:val="num" w:pos="720"/>
+        </w:tabs>
+        <w:ind w:left="720" w:hanging="360"/>
+      </w:pPr>
+      <w:rPr>
+        <w:rFonts w:hint="default" w:ascii="Symbol" w:hAnsi="Symbol"/>
+        <w:sz w:val="20"/>
+      </w:rPr>
+    </w:lvl>
+    <w:lvl w:ilvl="1" w:tentative="1">
+      <w:start w:val="1"/>
+      <w:numFmt w:val="bullet"/>
+      <w:lvlText w:val="o"/>
+      <w:lvlJc w:val="left"/>
+      <w:pPr>
+        <w:tabs>
+          <w:tab w:val="num" w:pos="1440"/>
+        </w:tabs>
+        <w:ind w:left="1440" w:hanging="360"/>
+      </w:pPr>
+      <w:rPr>
+        <w:rFonts w:hint="default" w:ascii="Courier New" w:hAnsi="Courier New"/>
+        <w:sz w:val="20"/>
+      </w:rPr>
+    </w:lvl>
+    <w:lvl w:ilvl="7" w:tentative="1">
+      <w:start w:val="1"/>
+      <w:numFmt w:val="bullet"/>
+      <w:lvlText w:val=""/>
+      <w:lvlJc w:val="left"/>
+      <w:pPr>
+        <w:tabs>
+          <w:tab w:val="num" w:pos="5760"/>
+        </w:tabs>
+        <w:ind w:left="5760" w:hanging="360"/>
+      </w:pPr>
+      <w:rPr>
+        <w:rFonts w:hint="default" w:ascii="Wingdings" w:hAnsi="Wingdings"/>
+        <w:sz w:val="20"/>
+      </w:rPr>
+    </w:lvl>
+    <w:lvl w:ilvl="2" w:tentative="1">
+      <w:start w:val="1"/>
+      <w:numFmt w:val="bullet"/>
+      <w:lvlText w:val=""/>
+      <w:lvlJc w:val="left"/>
+      <w:pPr>
+        <w:tabs>
+          <w:tab w:val="num" w:pos="2160"/>
+        </w:tabs>
+        <w:ind w:left="2160" w:hanging="360"/>
+      </w:pPr>
+      <w:rPr>
+        <w:rFonts w:hint="default" w:ascii="Wingdings" w:hAnsi="Wingdings"/>
+        <w:sz w:val="20"/>
+      </w:rPr>
+    </w:lvl>
+  </w:abstractNum>
+  <w:abstractNum w:abstractNumId="5">
+    <w:nsid w:val="0C4F70F6"/>
+    <w:multiLevelType w:val="multilevel"/>
+    <w:tmpl w:val="CC4C1C6A"/>
+    <w:lvl w:ilvl="5" w:tentative="1">
+      <w:start w:val="1"/>
+      <w:numFmt w:val="bullet"/>
+      <w:lvlText w:val=""/>
+      <w:lvlJc w:val="left"/>
+      <w:pPr>
+        <w:tabs>
+          <w:tab w:val="num" w:pos="4320"/>
+        </w:tabs>
+        <w:ind w:left="4320" w:hanging="360"/>
+      </w:pPr>
+      <w:rPr>
+        <w:rFonts w:hint="default" w:ascii="Wingdings" w:hAnsi="Wingdings"/>
+        <w:sz w:val="20"/>
+      </w:rPr>
+    </w:lvl>
+    <w:lvl w:ilvl="2" w:tentative="1">
+      <w:start w:val="1"/>
+      <w:numFmt w:val="bullet"/>
+      <w:lvlText w:val=""/>
+      <w:lvlJc w:val="left"/>
+      <w:pPr>
+        <w:tabs>
+          <w:tab w:val="num" w:pos="2160"/>
+        </w:tabs>
+        <w:ind w:left="2160" w:hanging="360"/>
+      </w:pPr>
+      <w:rPr>
+        <w:rFonts w:hint="default" w:ascii="Wingdings" w:hAnsi="Wingdings"/>
+        <w:sz w:val="20"/>
+      </w:rPr>
+    </w:lvl>
+    <w:lvl w:ilvl="4" w:tentative="1">
+      <w:start w:val="1"/>
+      <w:numFmt w:val="bullet"/>
+      <w:lvlText w:val=""/>
+      <w:lvlJc w:val="left"/>
+      <w:pPr>
+        <w:tabs>
+          <w:tab w:val="num" w:pos="3600"/>
+        </w:tabs>
+        <w:ind w:left="3600" w:hanging="360"/>
+      </w:pPr>
+      <w:rPr>
+        <w:rFonts w:hint="default" w:ascii="Wingdings" w:hAnsi="Wingdings"/>
+        <w:sz w:val="20"/>
+      </w:rPr>
+    </w:lvl>
+    <w:lvl w:ilvl="0">
+      <w:start w:val="1"/>
+      <w:numFmt w:val="bullet"/>
+      <w:lvlText w:val=""/>
+      <w:lvlJc w:val="left"/>
+      <w:pPr>
+        <w:tabs>
+          <w:tab w:val="num" w:pos="720"/>
+        </w:tabs>
+        <w:ind w:left="720" w:hanging="360"/>
+      </w:pPr>
+      <w:rPr>
+        <w:rFonts w:hint="default" w:ascii="Symbol" w:hAnsi="Symbol"/>
+        <w:sz w:val="20"/>
+      </w:rPr>
+    </w:lvl>
+    <w:lvl w:ilvl="1" w:tentative="1">
+      <w:start w:val="1"/>
+      <w:numFmt w:val="bullet"/>
+      <w:lvlText w:val="o"/>
+      <w:lvlJc w:val="left"/>
+      <w:pPr>
+        <w:tabs>
+          <w:tab w:val="num" w:pos="1440"/>
+        </w:tabs>
+        <w:ind w:left="1440" w:hanging="360"/>
+      </w:pPr>
+      <w:rPr>
+        <w:rFonts w:hint="default" w:ascii="Courier New" w:hAnsi="Courier New"/>
+        <w:sz w:val="20"/>
+      </w:rPr>
+    </w:lvl>
+    <w:lvl w:ilvl="3" w:tentative="1">
+      <w:start w:val="1"/>
+      <w:numFmt w:val="bullet"/>
+      <w:lvlText w:val=""/>
+      <w:lvlJc w:val="left"/>
+      <w:pPr>
+        <w:tabs>
+          <w:tab w:val="num" w:pos="2880"/>
+        </w:tabs>
+        <w:ind w:left="2880" w:hanging="360"/>
+      </w:pPr>
+      <w:rPr>
+        <w:rFonts w:hint="default" w:ascii="Wingdings" w:hAnsi="Wingdings"/>
+        <w:sz w:val="20"/>
+      </w:rPr>
+    </w:lvl>
+    <w:lvl w:ilvl="8" w:tentative="1">
+      <w:start w:val="1"/>
+      <w:numFmt w:val="bullet"/>
+      <w:lvlText w:val=""/>
+      <w:lvlJc w:val="left"/>
+      <w:pPr>
+        <w:tabs>
+          <w:tab w:val="num" w:pos="6480"/>
+        </w:tabs>
+        <w:ind w:left="6480" w:hanging="360"/>
+      </w:pPr>
+      <w:rPr>
+        <w:rFonts w:hint="default" w:ascii="Wingdings" w:hAnsi="Wingdings"/>
+        <w:sz w:val="20"/>
+      </w:rPr>
+    </w:lvl>
+    <w:lvl w:ilvl="6" w:tentative="1">
+      <w:start w:val="1"/>
+      <w:numFmt w:val="bullet"/>
+      <w:lvlText w:val=""/>
+      <w:lvlJc w:val="left"/>
+      <w:pPr>
+        <w:tabs>
+          <w:tab w:val="num" w:pos="5040"/>
+        </w:tabs>
+        <w:ind w:left="5040" w:hanging="360"/>
+      </w:pPr>
+      <w:rPr>
+        <w:rFonts w:hint="default" w:ascii="Wingdings" w:hAnsi="Wingdings"/>
+        <w:sz w:val="20"/>
+      </w:rPr>
+    </w:lvl>
+    <w:lvl w:ilvl="7" w:tentative="1">
+      <w:start w:val="1"/>
+      <w:numFmt w:val="bullet"/>
+      <w:lvlText w:val=""/>
+      <w:lvlJc w:val="left"/>
+      <w:pPr>
+        <w:tabs>
+          <w:tab w:val="num" w:pos="5760"/>
+        </w:tabs>
+        <w:ind w:left="5760" w:hanging="360"/>
+      </w:pPr>
+      <w:rPr>
+        <w:rFonts w:hint="default" w:ascii="Wingdings" w:hAnsi="Wingdings"/>
+        <w:sz w:val="20"/>
+      </w:rPr>
+    </w:lvl>
+  </w:abstractNum>
+  <w:abstractNum w:abstractNumId="6">
+    <w:nsid w:val="64171BCC"/>
+    <w:multiLevelType w:val="multilevel"/>
+    <w:tmpl w:val="49FCAC80"/>
+    <w:lvl w:ilvl="1" w:tentative="1">
+      <w:start w:val="1"/>
+      <w:numFmt w:val="bullet"/>
+      <w:lvlText w:val="o"/>
+      <w:lvlJc w:val="left"/>
+      <w:pPr>
+        <w:tabs>
+          <w:tab w:val="num" w:pos="1440"/>
+        </w:tabs>
+        <w:ind w:left="1440" w:hanging="360"/>
+      </w:pPr>
+      <w:rPr>
+        <w:rFonts w:hint="default" w:ascii="Courier New" w:hAnsi="Courier New"/>
+        <w:sz w:val="20"/>
+      </w:rPr>
+    </w:lvl>
+    <w:lvl w:ilvl="4" w:tentative="1">
+      <w:start w:val="1"/>
+      <w:numFmt w:val="bullet"/>
+      <w:lvlText w:val=""/>
+      <w:lvlJc w:val="left"/>
+      <w:pPr>
+        <w:tabs>
+          <w:tab w:val="num" w:pos="3600"/>
+        </w:tabs>
+        <w:ind w:left="3600" w:hanging="360"/>
+      </w:pPr>
+      <w:rPr>
+        <w:rFonts w:hint="default" w:ascii="Wingdings" w:hAnsi="Wingdings"/>
+        <w:sz w:val="20"/>
+      </w:rPr>
+    </w:lvl>
+    <w:lvl w:ilvl="3" w:tentative="1">
+      <w:start w:val="1"/>
+      <w:numFmt w:val="bullet"/>
+      <w:lvlText w:val=""/>
+      <w:lvlJc w:val="left"/>
+      <w:pPr>
+        <w:tabs>
+          <w:tab w:val="num" w:pos="2880"/>
+        </w:tabs>
+        <w:ind w:left="2880" w:hanging="360"/>
+      </w:pPr>
+      <w:rPr>
+        <w:rFonts w:hint="default" w:ascii="Wingdings" w:hAnsi="Wingdings"/>
+        <w:sz w:val="20"/>
+      </w:rPr>
+    </w:lvl>
+    <w:lvl w:ilvl="8" w:tentative="1">
+      <w:start w:val="1"/>
+      <w:numFmt w:val="bullet"/>
+      <w:lvlText w:val=""/>
+      <w:lvlJc w:val="left"/>
+      <w:pPr>
+        <w:tabs>
+          <w:tab w:val="num" w:pos="6480"/>
+        </w:tabs>
+        <w:ind w:left="6480" w:hanging="360"/>
       </w:pPr>
       <w:rPr>
         <w:rFonts w:hint="default" w:ascii="Wingdings" w:hAnsi="Wingdings"/>
@@ -18907,11 +19781,123 @@
         <w:sz w:val="20"/>
       </w:rPr>
     </w:lvl>
+    <w:lvl w:ilvl="6" w:tentative="1">
+      <w:start w:val="1"/>
+      <w:numFmt w:val="bullet"/>
+      <w:lvlText w:val=""/>
+      <w:lvlJc w:val="left"/>
+      <w:pPr>
+        <w:tabs>
+          <w:tab w:val="num" w:pos="5040"/>
+        </w:tabs>
+        <w:ind w:left="5040" w:hanging="360"/>
+      </w:pPr>
+      <w:rPr>
+        <w:rFonts w:hint="default" w:ascii="Wingdings" w:hAnsi="Wingdings"/>
+        <w:sz w:val="20"/>
+      </w:rPr>
+    </w:lvl>
+    <w:lvl w:ilvl="2" w:tentative="1">
+      <w:start w:val="1"/>
+      <w:numFmt w:val="bullet"/>
+      <w:lvlText w:val=""/>
+      <w:lvlJc w:val="left"/>
+      <w:pPr>
+        <w:tabs>
+          <w:tab w:val="num" w:pos="2160"/>
+        </w:tabs>
+        <w:ind w:left="2160" w:hanging="360"/>
+      </w:pPr>
+      <w:rPr>
+        <w:rFonts w:hint="default" w:ascii="Wingdings" w:hAnsi="Wingdings"/>
+        <w:sz w:val="20"/>
+      </w:rPr>
+    </w:lvl>
+    <w:lvl w:ilvl="0">
+      <w:start w:val="1"/>
+      <w:numFmt w:val="bullet"/>
+      <w:lvlText w:val=""/>
+      <w:lvlJc w:val="left"/>
+      <w:pPr>
+        <w:tabs>
+          <w:tab w:val="num" w:pos="720"/>
+        </w:tabs>
+        <w:ind w:left="720" w:hanging="360"/>
+      </w:pPr>
+      <w:rPr>
+        <w:rFonts w:hint="default" w:ascii="Symbol" w:hAnsi="Symbol"/>
+        <w:sz w:val="20"/>
+      </w:rPr>
+    </w:lvl>
+    <w:lvl w:ilvl="7" w:tentative="1">
+      <w:start w:val="1"/>
+      <w:numFmt w:val="bullet"/>
+      <w:lvlText w:val=""/>
+      <w:lvlJc w:val="left"/>
+      <w:pPr>
+        <w:tabs>
+          <w:tab w:val="num" w:pos="5760"/>
+        </w:tabs>
+        <w:ind w:left="5760" w:hanging="360"/>
+      </w:pPr>
+      <w:rPr>
+        <w:rFonts w:hint="default" w:ascii="Wingdings" w:hAnsi="Wingdings"/>
+        <w:sz w:val="20"/>
+      </w:rPr>
+    </w:lvl>
   </w:abstractNum>
-  <w:abstractNum w:abstractNumId="1">
-    <w:nsid w:val="0C4F70F6"/>
+  <w:abstractNum w:abstractNumId="7">
+    <w:nsid w:val="1BB17A0E"/>
     <w:multiLevelType w:val="multilevel"/>
-    <w:tmpl w:val="CC4C1C6A"/>
+    <w:tmpl w:val="9D484124"/>
+    <w:lvl w:ilvl="7" w:tentative="1">
+      <w:start w:val="1"/>
+      <w:numFmt w:val="bullet"/>
+      <w:lvlText w:val=""/>
+      <w:lvlJc w:val="left"/>
+      <w:pPr>
+        <w:tabs>
+          <w:tab w:val="num" w:pos="5760"/>
+        </w:tabs>
+        <w:ind w:left="5760" w:hanging="360"/>
+      </w:pPr>
+      <w:rPr>
+        <w:rFonts w:hint="default" w:ascii="Wingdings" w:hAnsi="Wingdings"/>
+        <w:sz w:val="20"/>
+      </w:rPr>
+    </w:lvl>
+    <w:lvl w:ilvl="0">
+      <w:start w:val="1"/>
+      <w:numFmt w:val="bullet"/>
+      <w:lvlText w:val=""/>
+      <w:lvlJc w:val="left"/>
+      <w:pPr>
+        <w:tabs>
+          <w:tab w:val="num" w:pos="720"/>
+        </w:tabs>
+        <w:ind w:left="720" w:hanging="360"/>
+      </w:pPr>
+      <w:rPr>
+        <w:rFonts w:hint="default" w:ascii="Symbol" w:hAnsi="Symbol"/>
+        <w:sz w:val="20"/>
+      </w:rPr>
+    </w:lvl>
+    <w:lvl w:ilvl="6" w:tentative="1">
+      <w:start w:val="1"/>
+      <w:numFmt w:val="bullet"/>
+      <w:lvlText w:val=""/>
+      <w:lvlJc w:val="left"/>
+      <w:pPr>
+        <w:tabs>
+          <w:tab w:val="num" w:pos="5040"/>
+        </w:tabs>
+        <w:ind w:left="5040" w:hanging="360"/>
+      </w:pPr>
+      <w:rPr>
+        <w:rFonts w:hint="default" w:ascii="Wingdings" w:hAnsi="Wingdings"/>
+        <w:sz w:val="20"/>
+      </w:rPr>
+    </w:lvl>
     <w:lvl w:ilvl="8" w:tentative="1">
       <w:start w:val="1"/>
       <w:numFmt w:val="bullet"/>
@@ -18922,6 +19908,70 @@
           <w:tab w:val="num" w:pos="6480"/>
         </w:tabs>
         <w:ind w:left="6480" w:hanging="360"/>
+      </w:pPr>
+      <w:rPr>
+        <w:rFonts w:hint="default" w:ascii="Wingdings" w:hAnsi="Wingdings"/>
+        <w:sz w:val="20"/>
+      </w:rPr>
+    </w:lvl>
+    <w:lvl w:ilvl="4" w:tentative="1">
+      <w:start w:val="1"/>
+      <w:numFmt w:val="bullet"/>
+      <w:lvlText w:val=""/>
+      <w:lvlJc w:val="left"/>
+      <w:pPr>
+        <w:tabs>
+          <w:tab w:val="num" w:pos="3600"/>
+        </w:tabs>
+        <w:ind w:left="3600" w:hanging="360"/>
+      </w:pPr>
+      <w:rPr>
+        <w:rFonts w:hint="default" w:ascii="Wingdings" w:hAnsi="Wingdings"/>
+        <w:sz w:val="20"/>
+      </w:rPr>
+    </w:lvl>
+    <w:lvl w:ilvl="1" w:tentative="1">
+      <w:start w:val="1"/>
+      <w:numFmt w:val="bullet"/>
+      <w:lvlText w:val="o"/>
+      <w:lvlJc w:val="left"/>
+      <w:pPr>
+        <w:tabs>
+          <w:tab w:val="num" w:pos="1440"/>
+        </w:tabs>
+        <w:ind w:left="1440" w:hanging="360"/>
+      </w:pPr>
+      <w:rPr>
+        <w:rFonts w:hint="default" w:ascii="Courier New" w:hAnsi="Courier New"/>
+        <w:sz w:val="20"/>
+      </w:rPr>
+    </w:lvl>
+    <w:lvl w:ilvl="2" w:tentative="1">
+      <w:start w:val="1"/>
+      <w:numFmt w:val="bullet"/>
+      <w:lvlText w:val=""/>
+      <w:lvlJc w:val="left"/>
+      <w:pPr>
+        <w:tabs>
+          <w:tab w:val="num" w:pos="2160"/>
+        </w:tabs>
+        <w:ind w:left="2160" w:hanging="360"/>
+      </w:pPr>
+      <w:rPr>
+        <w:rFonts w:hint="default" w:ascii="Wingdings" w:hAnsi="Wingdings"/>
+        <w:sz w:val="20"/>
+      </w:rPr>
+    </w:lvl>
+    <w:lvl w:ilvl="3" w:tentative="1">
+      <w:start w:val="1"/>
+      <w:numFmt w:val="bullet"/>
+      <w:lvlText w:val=""/>
+      <w:lvlJc w:val="left"/>
+      <w:pPr>
+        <w:tabs>
+          <w:tab w:val="num" w:pos="2880"/>
+        </w:tabs>
+        <w:ind w:left="2880" w:hanging="360"/>
       </w:pPr>
       <w:rPr>
         <w:rFonts w:hint="default" w:ascii="Wingdings" w:hAnsi="Wingdings"/>
@@ -18944,19 +19994,51 @@
         <w:sz w:val="20"/>
       </w:rPr>
     </w:lvl>
+  </w:abstractNum>
+  <w:abstractNum w:abstractNumId="8">
     <w:lvl w:ilvl="0">
       <w:start w:val="1"/>
+      <w:numFmt w:val="decimal"/>
+      <w:lvlText w:val="%1."/>
+      <w:lvlJc w:val="left"/>
+      <w:pPr>
+        <w:ind w:left="420" w:hanging="420"/>
+      </w:pPr>
+    </w:lvl>
+  </w:abstractNum>
+  <w:abstractNum w:abstractNumId="9">
+    <w:nsid w:val="755D503A"/>
+    <w:multiLevelType w:val="multilevel"/>
+    <w:tmpl w:val="038EB6AA"/>
+    <w:lvl w:ilvl="1" w:tentative="1">
+      <w:start w:val="1"/>
       <w:numFmt w:val="bullet"/>
-      <w:lvlText w:val=""/>
+      <w:lvlText w:val="o"/>
       <w:lvlJc w:val="left"/>
       <w:pPr>
         <w:tabs>
-          <w:tab w:val="num" w:pos="720"/>
+          <w:tab w:val="num" w:pos="1440"/>
         </w:tabs>
-        <w:ind w:left="720" w:hanging="360"/>
+        <w:ind w:left="1440" w:hanging="360"/>
       </w:pPr>
       <w:rPr>
-        <w:rFonts w:hint="default" w:ascii="Symbol" w:hAnsi="Symbol"/>
+        <w:rFonts w:hint="default" w:ascii="Courier New" w:hAnsi="Courier New"/>
+        <w:sz w:val="20"/>
+      </w:rPr>
+    </w:lvl>
+    <w:lvl w:ilvl="8" w:tentative="1">
+      <w:start w:val="1"/>
+      <w:numFmt w:val="bullet"/>
+      <w:lvlText w:val=""/>
+      <w:lvlJc w:val="left"/>
+      <w:pPr>
+        <w:tabs>
+          <w:tab w:val="num" w:pos="6480"/>
+        </w:tabs>
+        <w:ind w:left="6480" w:hanging="360"/>
+      </w:pPr>
+      <w:rPr>
+        <w:rFonts w:hint="default" w:ascii="Wingdings" w:hAnsi="Wingdings"/>
         <w:sz w:val="20"/>
       </w:rPr>
     </w:lvl>
@@ -18970,6 +20052,203 @@
           <w:tab w:val="num" w:pos="3600"/>
         </w:tabs>
         <w:ind w:left="3600" w:hanging="360"/>
+      </w:pPr>
+      <w:rPr>
+        <w:rFonts w:hint="default" w:ascii="Wingdings" w:hAnsi="Wingdings"/>
+        <w:sz w:val="20"/>
+      </w:rPr>
+    </w:lvl>
+    <w:lvl w:ilvl="2" w:tentative="1">
+      <w:start w:val="1"/>
+      <w:numFmt w:val="bullet"/>
+      <w:lvlText w:val=""/>
+      <w:lvlJc w:val="left"/>
+      <w:pPr>
+        <w:tabs>
+          <w:tab w:val="num" w:pos="2160"/>
+        </w:tabs>
+        <w:ind w:left="2160" w:hanging="360"/>
+      </w:pPr>
+      <w:rPr>
+        <w:rFonts w:hint="default" w:ascii="Wingdings" w:hAnsi="Wingdings"/>
+        <w:sz w:val="20"/>
+      </w:rPr>
+    </w:lvl>
+    <w:lvl w:ilvl="3" w:tentative="1">
+      <w:start w:val="1"/>
+      <w:numFmt w:val="bullet"/>
+      <w:lvlText w:val=""/>
+      <w:lvlJc w:val="left"/>
+      <w:pPr>
+        <w:tabs>
+          <w:tab w:val="num" w:pos="2880"/>
+        </w:tabs>
+        <w:ind w:left="2880" w:hanging="360"/>
+      </w:pPr>
+      <w:rPr>
+        <w:rFonts w:hint="default" w:ascii="Wingdings" w:hAnsi="Wingdings"/>
+        <w:sz w:val="20"/>
+      </w:rPr>
+    </w:lvl>
+    <w:lvl w:ilvl="5" w:tentative="1">
+      <w:start w:val="1"/>
+      <w:numFmt w:val="bullet"/>
+      <w:lvlText w:val=""/>
+      <w:lvlJc w:val="left"/>
+      <w:pPr>
+        <w:tabs>
+          <w:tab w:val="num" w:pos="4320"/>
+        </w:tabs>
+        <w:ind w:left="4320" w:hanging="360"/>
+      </w:pPr>
+      <w:rPr>
+        <w:rFonts w:hint="default" w:ascii="Wingdings" w:hAnsi="Wingdings"/>
+        <w:sz w:val="20"/>
+      </w:rPr>
+    </w:lvl>
+    <w:lvl w:ilvl="0">
+      <w:start w:val="1"/>
+      <w:numFmt w:val="bullet"/>
+      <w:lvlText w:val=""/>
+      <w:lvlJc w:val="left"/>
+      <w:pPr>
+        <w:tabs>
+          <w:tab w:val="num" w:pos="720"/>
+        </w:tabs>
+        <w:ind w:left="720" w:hanging="360"/>
+      </w:pPr>
+      <w:rPr>
+        <w:rFonts w:hint="default" w:ascii="Symbol" w:hAnsi="Symbol"/>
+        <w:sz w:val="20"/>
+      </w:rPr>
+    </w:lvl>
+    <w:lvl w:ilvl="6" w:tentative="1">
+      <w:start w:val="1"/>
+      <w:numFmt w:val="bullet"/>
+      <w:lvlText w:val=""/>
+      <w:lvlJc w:val="left"/>
+      <w:pPr>
+        <w:tabs>
+          <w:tab w:val="num" w:pos="5040"/>
+        </w:tabs>
+        <w:ind w:left="5040" w:hanging="360"/>
+      </w:pPr>
+      <w:rPr>
+        <w:rFonts w:hint="default" w:ascii="Wingdings" w:hAnsi="Wingdings"/>
+        <w:sz w:val="20"/>
+      </w:rPr>
+    </w:lvl>
+    <w:lvl w:ilvl="7" w:tentative="1">
+      <w:start w:val="1"/>
+      <w:numFmt w:val="bullet"/>
+      <w:lvlText w:val=""/>
+      <w:lvlJc w:val="left"/>
+      <w:pPr>
+        <w:tabs>
+          <w:tab w:val="num" w:pos="5760"/>
+        </w:tabs>
+        <w:ind w:left="5760" w:hanging="360"/>
+      </w:pPr>
+      <w:rPr>
+        <w:rFonts w:hint="default" w:ascii="Wingdings" w:hAnsi="Wingdings"/>
+        <w:sz w:val="20"/>
+      </w:rPr>
+    </w:lvl>
+  </w:abstractNum>
+  <w:abstractNum w:abstractNumId="10">
+    <w:nsid w:val="678D6B15"/>
+    <w:multiLevelType w:val="multilevel"/>
+    <w:tmpl w:val="BE707422"/>
+    <w:lvl w:ilvl="5" w:tentative="1">
+      <w:start w:val="1"/>
+      <w:numFmt w:val="bullet"/>
+      <w:lvlText w:val=""/>
+      <w:lvlJc w:val="left"/>
+      <w:pPr>
+        <w:tabs>
+          <w:tab w:val="num" w:pos="4320"/>
+        </w:tabs>
+        <w:ind w:left="4320" w:hanging="360"/>
+      </w:pPr>
+      <w:rPr>
+        <w:rFonts w:hint="default" w:ascii="Wingdings" w:hAnsi="Wingdings"/>
+        <w:sz w:val="20"/>
+      </w:rPr>
+    </w:lvl>
+    <w:lvl w:ilvl="4" w:tentative="1">
+      <w:start w:val="1"/>
+      <w:numFmt w:val="bullet"/>
+      <w:lvlText w:val=""/>
+      <w:lvlJc w:val="left"/>
+      <w:pPr>
+        <w:tabs>
+          <w:tab w:val="num" w:pos="3600"/>
+        </w:tabs>
+        <w:ind w:left="3600" w:hanging="360"/>
+      </w:pPr>
+      <w:rPr>
+        <w:rFonts w:hint="default" w:ascii="Wingdings" w:hAnsi="Wingdings"/>
+        <w:sz w:val="20"/>
+      </w:rPr>
+    </w:lvl>
+    <w:lvl w:ilvl="2" w:tentative="1">
+      <w:start w:val="1"/>
+      <w:numFmt w:val="bullet"/>
+      <w:lvlText w:val=""/>
+      <w:lvlJc w:val="left"/>
+      <w:pPr>
+        <w:tabs>
+          <w:tab w:val="num" w:pos="2160"/>
+        </w:tabs>
+        <w:ind w:left="2160" w:hanging="360"/>
+      </w:pPr>
+      <w:rPr>
+        <w:rFonts w:hint="default" w:ascii="Wingdings" w:hAnsi="Wingdings"/>
+        <w:sz w:val="20"/>
+      </w:rPr>
+    </w:lvl>
+    <w:lvl w:ilvl="0">
+      <w:start w:val="1"/>
+      <w:numFmt w:val="bullet"/>
+      <w:lvlText w:val=""/>
+      <w:lvlJc w:val="left"/>
+      <w:pPr>
+        <w:tabs>
+          <w:tab w:val="num" w:pos="720"/>
+        </w:tabs>
+        <w:ind w:left="720" w:hanging="360"/>
+      </w:pPr>
+      <w:rPr>
+        <w:rFonts w:hint="default" w:ascii="Symbol" w:hAnsi="Symbol"/>
+        <w:sz w:val="20"/>
+      </w:rPr>
+    </w:lvl>
+    <w:lvl w:ilvl="1" w:tentative="1">
+      <w:start w:val="1"/>
+      <w:numFmt w:val="bullet"/>
+      <w:lvlText w:val="o"/>
+      <w:lvlJc w:val="left"/>
+      <w:pPr>
+        <w:tabs>
+          <w:tab w:val="num" w:pos="1440"/>
+        </w:tabs>
+        <w:ind w:left="1440" w:hanging="360"/>
+      </w:pPr>
+      <w:rPr>
+        <w:rFonts w:hint="default" w:ascii="Courier New" w:hAnsi="Courier New"/>
+        <w:sz w:val="20"/>
+      </w:rPr>
+    </w:lvl>
+    <w:lvl w:ilvl="3" w:tentative="1">
+      <w:start w:val="1"/>
+      <w:numFmt w:val="bullet"/>
+      <w:lvlText w:val=""/>
+      <w:lvlJc w:val="left"/>
+      <w:pPr>
+        <w:tabs>
+          <w:tab w:val="num" w:pos="2880"/>
+        </w:tabs>
+        <w:ind w:left="2880" w:hanging="360"/>
       </w:pPr>
       <w:rPr>
         <w:rFonts w:hint="default" w:ascii="Wingdings" w:hAnsi="Wingdings"/>
@@ -18992,16 +20271,53 @@
         <w:sz w:val="20"/>
       </w:rPr>
     </w:lvl>
-    <w:lvl w:ilvl="3" w:tentative="1">
+    <w:lvl w:ilvl="8" w:tentative="1">
       <w:start w:val="1"/>
       <w:numFmt w:val="bullet"/>
       <w:lvlText w:val=""/>
       <w:lvlJc w:val="left"/>
       <w:pPr>
         <w:tabs>
-          <w:tab w:val="num" w:pos="2880"/>
+          <w:tab w:val="num" w:pos="6480"/>
         </w:tabs>
-        <w:ind w:left="2880" w:hanging="360"/>
+        <w:ind w:left="6480" w:hanging="360"/>
+      </w:pPr>
+      <w:rPr>
+        <w:rFonts w:hint="default" w:ascii="Wingdings" w:hAnsi="Wingdings"/>
+        <w:sz w:val="20"/>
+      </w:rPr>
+    </w:lvl>
+    <w:lvl w:ilvl="7" w:tentative="1">
+      <w:start w:val="1"/>
+      <w:numFmt w:val="bullet"/>
+      <w:lvlText w:val=""/>
+      <w:lvlJc w:val="left"/>
+      <w:pPr>
+        <w:tabs>
+          <w:tab w:val="num" w:pos="5760"/>
+        </w:tabs>
+        <w:ind w:left="5760" w:hanging="360"/>
+      </w:pPr>
+      <w:rPr>
+        <w:rFonts w:hint="default" w:ascii="Wingdings" w:hAnsi="Wingdings"/>
+        <w:sz w:val="20"/>
+      </w:rPr>
+    </w:lvl>
+  </w:abstractNum>
+  <w:abstractNum w:abstractNumId="11">
+    <w:nsid w:val="28FD2ECE"/>
+    <w:multiLevelType w:val="multilevel"/>
+    <w:tmpl w:val="C2B67B9A"/>
+    <w:lvl w:ilvl="4" w:tentative="1">
+      <w:start w:val="1"/>
+      <w:numFmt w:val="bullet"/>
+      <w:lvlText w:val=""/>
+      <w:lvlJc w:val="left"/>
+      <w:pPr>
+        <w:tabs>
+          <w:tab w:val="num" w:pos="3600"/>
+        </w:tabs>
+        <w:ind w:left="3600" w:hanging="360"/>
       </w:pPr>
       <w:rPr>
         <w:rFonts w:hint="default" w:ascii="Wingdings" w:hAnsi="Wingdings"/>
@@ -19024,6 +20340,691 @@
         <w:sz w:val="20"/>
       </w:rPr>
     </w:lvl>
+    <w:lvl w:ilvl="8" w:tentative="1">
+      <w:start w:val="1"/>
+      <w:numFmt w:val="bullet"/>
+      <w:lvlText w:val=""/>
+      <w:lvlJc w:val="left"/>
+      <w:pPr>
+        <w:tabs>
+          <w:tab w:val="num" w:pos="6480"/>
+        </w:tabs>
+        <w:ind w:left="6480" w:hanging="360"/>
+      </w:pPr>
+      <w:rPr>
+        <w:rFonts w:hint="default" w:ascii="Wingdings" w:hAnsi="Wingdings"/>
+        <w:sz w:val="20"/>
+      </w:rPr>
+    </w:lvl>
+    <w:lvl w:ilvl="1" w:tentative="1">
+      <w:start w:val="1"/>
+      <w:numFmt w:val="bullet"/>
+      <w:lvlText w:val="o"/>
+      <w:lvlJc w:val="left"/>
+      <w:pPr>
+        <w:tabs>
+          <w:tab w:val="num" w:pos="1440"/>
+        </w:tabs>
+        <w:ind w:left="1440" w:hanging="360"/>
+      </w:pPr>
+      <w:rPr>
+        <w:rFonts w:hint="default" w:ascii="Courier New" w:hAnsi="Courier New"/>
+        <w:sz w:val="20"/>
+      </w:rPr>
+    </w:lvl>
+    <w:lvl w:ilvl="5" w:tentative="1">
+      <w:start w:val="1"/>
+      <w:numFmt w:val="bullet"/>
+      <w:lvlText w:val=""/>
+      <w:lvlJc w:val="left"/>
+      <w:pPr>
+        <w:tabs>
+          <w:tab w:val="num" w:pos="4320"/>
+        </w:tabs>
+        <w:ind w:left="4320" w:hanging="360"/>
+      </w:pPr>
+      <w:rPr>
+        <w:rFonts w:hint="default" w:ascii="Wingdings" w:hAnsi="Wingdings"/>
+        <w:sz w:val="20"/>
+      </w:rPr>
+    </w:lvl>
+    <w:lvl w:ilvl="3" w:tentative="1">
+      <w:start w:val="1"/>
+      <w:numFmt w:val="bullet"/>
+      <w:lvlText w:val=""/>
+      <w:lvlJc w:val="left"/>
+      <w:pPr>
+        <w:tabs>
+          <w:tab w:val="num" w:pos="2880"/>
+        </w:tabs>
+        <w:ind w:left="2880" w:hanging="360"/>
+      </w:pPr>
+      <w:rPr>
+        <w:rFonts w:hint="default" w:ascii="Wingdings" w:hAnsi="Wingdings"/>
+        <w:sz w:val="20"/>
+      </w:rPr>
+    </w:lvl>
+    <w:lvl w:ilvl="7" w:tentative="1">
+      <w:start w:val="1"/>
+      <w:numFmt w:val="bullet"/>
+      <w:lvlText w:val=""/>
+      <w:lvlJc w:val="left"/>
+      <w:pPr>
+        <w:tabs>
+          <w:tab w:val="num" w:pos="5760"/>
+        </w:tabs>
+        <w:ind w:left="5760" w:hanging="360"/>
+      </w:pPr>
+      <w:rPr>
+        <w:rFonts w:hint="default" w:ascii="Wingdings" w:hAnsi="Wingdings"/>
+        <w:sz w:val="20"/>
+      </w:rPr>
+    </w:lvl>
+    <w:lvl w:ilvl="6" w:tentative="1">
+      <w:start w:val="1"/>
+      <w:numFmt w:val="bullet"/>
+      <w:lvlText w:val=""/>
+      <w:lvlJc w:val="left"/>
+      <w:pPr>
+        <w:tabs>
+          <w:tab w:val="num" w:pos="5040"/>
+        </w:tabs>
+        <w:ind w:left="5040" w:hanging="360"/>
+      </w:pPr>
+      <w:rPr>
+        <w:rFonts w:hint="default" w:ascii="Wingdings" w:hAnsi="Wingdings"/>
+        <w:sz w:val="20"/>
+      </w:rPr>
+    </w:lvl>
+    <w:lvl w:ilvl="0">
+      <w:start w:val="1"/>
+      <w:numFmt w:val="bullet"/>
+      <w:lvlText w:val=""/>
+      <w:lvlJc w:val="left"/>
+      <w:pPr>
+        <w:tabs>
+          <w:tab w:val="num" w:pos="720"/>
+        </w:tabs>
+        <w:ind w:left="720" w:hanging="360"/>
+      </w:pPr>
+      <w:rPr>
+        <w:rFonts w:hint="default" w:ascii="Symbol" w:hAnsi="Symbol"/>
+        <w:sz w:val="20"/>
+      </w:rPr>
+    </w:lvl>
+  </w:abstractNum>
+  <w:abstractNum w:abstractNumId="12">
+    <w:nsid w:val="1DB6012D"/>
+    <w:multiLevelType w:val="multilevel"/>
+    <w:tmpl w:val="8758DCB6"/>
+    <w:lvl w:ilvl="1" w:tentative="1">
+      <w:start w:val="1"/>
+      <w:numFmt w:val="bullet"/>
+      <w:lvlText w:val="o"/>
+      <w:lvlJc w:val="left"/>
+      <w:pPr>
+        <w:tabs>
+          <w:tab w:val="num" w:pos="1440"/>
+        </w:tabs>
+        <w:ind w:left="1440" w:hanging="360"/>
+      </w:pPr>
+      <w:rPr>
+        <w:rFonts w:hint="default" w:ascii="Courier New" w:hAnsi="Courier New"/>
+        <w:sz w:val="20"/>
+      </w:rPr>
+    </w:lvl>
+    <w:lvl w:ilvl="0">
+      <w:start w:val="1"/>
+      <w:numFmt w:val="bullet"/>
+      <w:lvlText w:val=""/>
+      <w:lvlJc w:val="left"/>
+      <w:pPr>
+        <w:tabs>
+          <w:tab w:val="num" w:pos="720"/>
+        </w:tabs>
+        <w:ind w:left="720" w:hanging="360"/>
+      </w:pPr>
+      <w:rPr>
+        <w:rFonts w:hint="default" w:ascii="Symbol" w:hAnsi="Symbol"/>
+        <w:sz w:val="20"/>
+      </w:rPr>
+    </w:lvl>
+    <w:lvl w:ilvl="7" w:tentative="1">
+      <w:start w:val="1"/>
+      <w:numFmt w:val="bullet"/>
+      <w:lvlText w:val=""/>
+      <w:lvlJc w:val="left"/>
+      <w:pPr>
+        <w:tabs>
+          <w:tab w:val="num" w:pos="5760"/>
+        </w:tabs>
+        <w:ind w:left="5760" w:hanging="360"/>
+      </w:pPr>
+      <w:rPr>
+        <w:rFonts w:hint="default" w:ascii="Wingdings" w:hAnsi="Wingdings"/>
+        <w:sz w:val="20"/>
+      </w:rPr>
+    </w:lvl>
+    <w:lvl w:ilvl="5" w:tentative="1">
+      <w:start w:val="1"/>
+      <w:numFmt w:val="bullet"/>
+      <w:lvlText w:val=""/>
+      <w:lvlJc w:val="left"/>
+      <w:pPr>
+        <w:tabs>
+          <w:tab w:val="num" w:pos="4320"/>
+        </w:tabs>
+        <w:ind w:left="4320" w:hanging="360"/>
+      </w:pPr>
+      <w:rPr>
+        <w:rFonts w:hint="default" w:ascii="Wingdings" w:hAnsi="Wingdings"/>
+        <w:sz w:val="20"/>
+      </w:rPr>
+    </w:lvl>
+    <w:lvl w:ilvl="6" w:tentative="1">
+      <w:start w:val="1"/>
+      <w:numFmt w:val="bullet"/>
+      <w:lvlText w:val=""/>
+      <w:lvlJc w:val="left"/>
+      <w:pPr>
+        <w:tabs>
+          <w:tab w:val="num" w:pos="5040"/>
+        </w:tabs>
+        <w:ind w:left="5040" w:hanging="360"/>
+      </w:pPr>
+      <w:rPr>
+        <w:rFonts w:hint="default" w:ascii="Wingdings" w:hAnsi="Wingdings"/>
+        <w:sz w:val="20"/>
+      </w:rPr>
+    </w:lvl>
+    <w:lvl w:ilvl="2" w:tentative="1">
+      <w:start w:val="1"/>
+      <w:numFmt w:val="bullet"/>
+      <w:lvlText w:val=""/>
+      <w:lvlJc w:val="left"/>
+      <w:pPr>
+        <w:tabs>
+          <w:tab w:val="num" w:pos="2160"/>
+        </w:tabs>
+        <w:ind w:left="2160" w:hanging="360"/>
+      </w:pPr>
+      <w:rPr>
+        <w:rFonts w:hint="default" w:ascii="Wingdings" w:hAnsi="Wingdings"/>
+        <w:sz w:val="20"/>
+      </w:rPr>
+    </w:lvl>
+    <w:lvl w:ilvl="4" w:tentative="1">
+      <w:start w:val="1"/>
+      <w:numFmt w:val="bullet"/>
+      <w:lvlText w:val=""/>
+      <w:lvlJc w:val="left"/>
+      <w:pPr>
+        <w:tabs>
+          <w:tab w:val="num" w:pos="3600"/>
+        </w:tabs>
+        <w:ind w:left="3600" w:hanging="360"/>
+      </w:pPr>
+      <w:rPr>
+        <w:rFonts w:hint="default" w:ascii="Wingdings" w:hAnsi="Wingdings"/>
+        <w:sz w:val="20"/>
+      </w:rPr>
+    </w:lvl>
+    <w:lvl w:ilvl="3" w:tentative="1">
+      <w:start w:val="1"/>
+      <w:numFmt w:val="bullet"/>
+      <w:lvlText w:val=""/>
+      <w:lvlJc w:val="left"/>
+      <w:pPr>
+        <w:tabs>
+          <w:tab w:val="num" w:pos="2880"/>
+        </w:tabs>
+        <w:ind w:left="2880" w:hanging="360"/>
+      </w:pPr>
+      <w:rPr>
+        <w:rFonts w:hint="default" w:ascii="Wingdings" w:hAnsi="Wingdings"/>
+        <w:sz w:val="20"/>
+      </w:rPr>
+    </w:lvl>
+    <w:lvl w:ilvl="8" w:tentative="1">
+      <w:start w:val="1"/>
+      <w:numFmt w:val="bullet"/>
+      <w:lvlText w:val=""/>
+      <w:lvlJc w:val="left"/>
+      <w:pPr>
+        <w:tabs>
+          <w:tab w:val="num" w:pos="6480"/>
+        </w:tabs>
+        <w:ind w:left="6480" w:hanging="360"/>
+      </w:pPr>
+      <w:rPr>
+        <w:rFonts w:hint="default" w:ascii="Wingdings" w:hAnsi="Wingdings"/>
+        <w:sz w:val="20"/>
+      </w:rPr>
+    </w:lvl>
+  </w:abstractNum>
+  <w:abstractNum w:abstractNumId="13">
+    <w:lvl w:ilvl="0">
+      <w:start w:val="1"/>
+      <w:numFmt w:val="decimal"/>
+      <w:lvlText w:val="%1."/>
+      <w:lvlJc w:val="left"/>
+      <w:pPr>
+        <w:ind w:left="420" w:hanging="420"/>
+      </w:pPr>
+    </w:lvl>
+  </w:abstractNum>
+  <w:abstractNum w:abstractNumId="14">
+    <w:lvl w:ilvl="0">
+      <w:start w:val="1"/>
+      <w:numFmt w:val="bullet"/>
+      <w:lvlText w:val=""/>
+      <w:lvlJc w:val="left"/>
+      <w:pPr>
+        <w:ind w:left="420" w:hanging="420"/>
+      </w:pPr>
+      <w:rPr>
+        <w:rFonts w:hint="default" w:ascii="Wingdings" w:hAnsi="Wingdings"/>
+      </w:rPr>
+    </w:lvl>
+  </w:abstractNum>
+  <w:abstractNum w:abstractNumId="15">
+    <w:nsid w:val="7647587B"/>
+    <w:multiLevelType w:val="multilevel"/>
+    <w:tmpl w:val="7B90DA8E"/>
+    <w:lvl w:ilvl="4" w:tentative="1">
+      <w:start w:val="1"/>
+      <w:numFmt w:val="bullet"/>
+      <w:lvlText w:val=""/>
+      <w:lvlJc w:val="left"/>
+      <w:pPr>
+        <w:tabs>
+          <w:tab w:val="num" w:pos="3600"/>
+        </w:tabs>
+        <w:ind w:left="3600" w:hanging="360"/>
+      </w:pPr>
+      <w:rPr>
+        <w:rFonts w:hint="default" w:ascii="Wingdings" w:hAnsi="Wingdings"/>
+        <w:sz w:val="20"/>
+      </w:rPr>
+    </w:lvl>
+    <w:lvl w:ilvl="0">
+      <w:start w:val="1"/>
+      <w:numFmt w:val="bullet"/>
+      <w:lvlText w:val=""/>
+      <w:lvlJc w:val="left"/>
+      <w:pPr>
+        <w:tabs>
+          <w:tab w:val="num" w:pos="720"/>
+        </w:tabs>
+        <w:ind w:left="720" w:hanging="360"/>
+      </w:pPr>
+      <w:rPr>
+        <w:rFonts w:hint="default" w:ascii="Symbol" w:hAnsi="Symbol"/>
+        <w:sz w:val="20"/>
+      </w:rPr>
+    </w:lvl>
+    <w:lvl w:ilvl="3" w:tentative="1">
+      <w:start w:val="1"/>
+      <w:numFmt w:val="bullet"/>
+      <w:lvlText w:val=""/>
+      <w:lvlJc w:val="left"/>
+      <w:pPr>
+        <w:tabs>
+          <w:tab w:val="num" w:pos="2880"/>
+        </w:tabs>
+        <w:ind w:left="2880" w:hanging="360"/>
+      </w:pPr>
+      <w:rPr>
+        <w:rFonts w:hint="default" w:ascii="Wingdings" w:hAnsi="Wingdings"/>
+        <w:sz w:val="20"/>
+      </w:rPr>
+    </w:lvl>
+    <w:lvl w:ilvl="8" w:tentative="1">
+      <w:start w:val="1"/>
+      <w:numFmt w:val="bullet"/>
+      <w:lvlText w:val=""/>
+      <w:lvlJc w:val="left"/>
+      <w:pPr>
+        <w:tabs>
+          <w:tab w:val="num" w:pos="6480"/>
+        </w:tabs>
+        <w:ind w:left="6480" w:hanging="360"/>
+      </w:pPr>
+      <w:rPr>
+        <w:rFonts w:hint="default" w:ascii="Wingdings" w:hAnsi="Wingdings"/>
+        <w:sz w:val="20"/>
+      </w:rPr>
+    </w:lvl>
+    <w:lvl w:ilvl="5" w:tentative="1">
+      <w:start w:val="1"/>
+      <w:numFmt w:val="bullet"/>
+      <w:lvlText w:val=""/>
+      <w:lvlJc w:val="left"/>
+      <w:pPr>
+        <w:tabs>
+          <w:tab w:val="num" w:pos="4320"/>
+        </w:tabs>
+        <w:ind w:left="4320" w:hanging="360"/>
+      </w:pPr>
+      <w:rPr>
+        <w:rFonts w:hint="default" w:ascii="Wingdings" w:hAnsi="Wingdings"/>
+        <w:sz w:val="20"/>
+      </w:rPr>
+    </w:lvl>
+    <w:lvl w:ilvl="1" w:tentative="1">
+      <w:start w:val="1"/>
+      <w:numFmt w:val="bullet"/>
+      <w:lvlText w:val="o"/>
+      <w:lvlJc w:val="left"/>
+      <w:pPr>
+        <w:tabs>
+          <w:tab w:val="num" w:pos="1440"/>
+        </w:tabs>
+        <w:ind w:left="1440" w:hanging="360"/>
+      </w:pPr>
+      <w:rPr>
+        <w:rFonts w:hint="default" w:ascii="Courier New" w:hAnsi="Courier New"/>
+        <w:sz w:val="20"/>
+      </w:rPr>
+    </w:lvl>
+    <w:lvl w:ilvl="2" w:tentative="1">
+      <w:start w:val="1"/>
+      <w:numFmt w:val="bullet"/>
+      <w:lvlText w:val=""/>
+      <w:lvlJc w:val="left"/>
+      <w:pPr>
+        <w:tabs>
+          <w:tab w:val="num" w:pos="2160"/>
+        </w:tabs>
+        <w:ind w:left="2160" w:hanging="360"/>
+      </w:pPr>
+      <w:rPr>
+        <w:rFonts w:hint="default" w:ascii="Wingdings" w:hAnsi="Wingdings"/>
+        <w:sz w:val="20"/>
+      </w:rPr>
+    </w:lvl>
+    <w:lvl w:ilvl="7" w:tentative="1">
+      <w:start w:val="1"/>
+      <w:numFmt w:val="bullet"/>
+      <w:lvlText w:val=""/>
+      <w:lvlJc w:val="left"/>
+      <w:pPr>
+        <w:tabs>
+          <w:tab w:val="num" w:pos="5760"/>
+        </w:tabs>
+        <w:ind w:left="5760" w:hanging="360"/>
+      </w:pPr>
+      <w:rPr>
+        <w:rFonts w:hint="default" w:ascii="Wingdings" w:hAnsi="Wingdings"/>
+        <w:sz w:val="20"/>
+      </w:rPr>
+    </w:lvl>
+    <w:lvl w:ilvl="6" w:tentative="1">
+      <w:start w:val="1"/>
+      <w:numFmt w:val="bullet"/>
+      <w:lvlText w:val=""/>
+      <w:lvlJc w:val="left"/>
+      <w:pPr>
+        <w:tabs>
+          <w:tab w:val="num" w:pos="5040"/>
+        </w:tabs>
+        <w:ind w:left="5040" w:hanging="360"/>
+      </w:pPr>
+      <w:rPr>
+        <w:rFonts w:hint="default" w:ascii="Wingdings" w:hAnsi="Wingdings"/>
+        <w:sz w:val="20"/>
+      </w:rPr>
+    </w:lvl>
+  </w:abstractNum>
+  <w:abstractNum w:abstractNumId="16">
+    <w:nsid w:val="05B40589"/>
+    <w:multiLevelType w:val="multilevel"/>
+    <w:tmpl w:val="347C040C"/>
+    <w:lvl w:ilvl="1" w:tentative="1">
+      <w:start w:val="1"/>
+      <w:numFmt w:val="bullet"/>
+      <w:lvlText w:val="o"/>
+      <w:lvlJc w:val="left"/>
+      <w:pPr>
+        <w:tabs>
+          <w:tab w:val="num" w:pos="1440"/>
+        </w:tabs>
+        <w:ind w:left="1440" w:hanging="360"/>
+      </w:pPr>
+      <w:rPr>
+        <w:rFonts w:hint="default" w:ascii="Courier New" w:hAnsi="Courier New"/>
+        <w:sz w:val="20"/>
+      </w:rPr>
+    </w:lvl>
+    <w:lvl w:ilvl="4" w:tentative="1">
+      <w:start w:val="1"/>
+      <w:numFmt w:val="bullet"/>
+      <w:lvlText w:val=""/>
+      <w:lvlJc w:val="left"/>
+      <w:pPr>
+        <w:tabs>
+          <w:tab w:val="num" w:pos="3600"/>
+        </w:tabs>
+        <w:ind w:left="3600" w:hanging="360"/>
+      </w:pPr>
+      <w:rPr>
+        <w:rFonts w:hint="default" w:ascii="Wingdings" w:hAnsi="Wingdings"/>
+        <w:sz w:val="20"/>
+      </w:rPr>
+    </w:lvl>
+    <w:lvl w:ilvl="8" w:tentative="1">
+      <w:start w:val="1"/>
+      <w:numFmt w:val="bullet"/>
+      <w:lvlText w:val=""/>
+      <w:lvlJc w:val="left"/>
+      <w:pPr>
+        <w:tabs>
+          <w:tab w:val="num" w:pos="6480"/>
+        </w:tabs>
+        <w:ind w:left="6480" w:hanging="360"/>
+      </w:pPr>
+      <w:rPr>
+        <w:rFonts w:hint="default" w:ascii="Wingdings" w:hAnsi="Wingdings"/>
+        <w:sz w:val="20"/>
+      </w:rPr>
+    </w:lvl>
+    <w:lvl w:ilvl="2" w:tentative="1">
+      <w:start w:val="1"/>
+      <w:numFmt w:val="bullet"/>
+      <w:lvlText w:val=""/>
+      <w:lvlJc w:val="left"/>
+      <w:pPr>
+        <w:tabs>
+          <w:tab w:val="num" w:pos="2160"/>
+        </w:tabs>
+        <w:ind w:left="2160" w:hanging="360"/>
+      </w:pPr>
+      <w:rPr>
+        <w:rFonts w:hint="default" w:ascii="Wingdings" w:hAnsi="Wingdings"/>
+        <w:sz w:val="20"/>
+      </w:rPr>
+    </w:lvl>
+    <w:lvl w:ilvl="3" w:tentative="1">
+      <w:start w:val="1"/>
+      <w:numFmt w:val="bullet"/>
+      <w:lvlText w:val=""/>
+      <w:lvlJc w:val="left"/>
+      <w:pPr>
+        <w:tabs>
+          <w:tab w:val="num" w:pos="2880"/>
+        </w:tabs>
+        <w:ind w:left="2880" w:hanging="360"/>
+      </w:pPr>
+      <w:rPr>
+        <w:rFonts w:hint="default" w:ascii="Wingdings" w:hAnsi="Wingdings"/>
+        <w:sz w:val="20"/>
+      </w:rPr>
+    </w:lvl>
+    <w:lvl w:ilvl="6" w:tentative="1">
+      <w:start w:val="1"/>
+      <w:numFmt w:val="bullet"/>
+      <w:lvlText w:val=""/>
+      <w:lvlJc w:val="left"/>
+      <w:pPr>
+        <w:tabs>
+          <w:tab w:val="num" w:pos="5040"/>
+        </w:tabs>
+        <w:ind w:left="5040" w:hanging="360"/>
+      </w:pPr>
+      <w:rPr>
+        <w:rFonts w:hint="default" w:ascii="Wingdings" w:hAnsi="Wingdings"/>
+        <w:sz w:val="20"/>
+      </w:rPr>
+    </w:lvl>
+    <w:lvl w:ilvl="0">
+      <w:start w:val="1"/>
+      <w:numFmt w:val="bullet"/>
+      <w:lvlText w:val=""/>
+      <w:lvlJc w:val="left"/>
+      <w:pPr>
+        <w:tabs>
+          <w:tab w:val="num" w:pos="720"/>
+        </w:tabs>
+        <w:ind w:left="720" w:hanging="360"/>
+      </w:pPr>
+      <w:rPr>
+        <w:rFonts w:hint="default" w:ascii="Symbol" w:hAnsi="Symbol"/>
+        <w:sz w:val="20"/>
+      </w:rPr>
+    </w:lvl>
+    <w:lvl w:ilvl="5" w:tentative="1">
+      <w:start w:val="1"/>
+      <w:numFmt w:val="bullet"/>
+      <w:lvlText w:val=""/>
+      <w:lvlJc w:val="left"/>
+      <w:pPr>
+        <w:tabs>
+          <w:tab w:val="num" w:pos="4320"/>
+        </w:tabs>
+        <w:ind w:left="4320" w:hanging="360"/>
+      </w:pPr>
+      <w:rPr>
+        <w:rFonts w:hint="default" w:ascii="Wingdings" w:hAnsi="Wingdings"/>
+        <w:sz w:val="20"/>
+      </w:rPr>
+    </w:lvl>
+    <w:lvl w:ilvl="7" w:tentative="1">
+      <w:start w:val="1"/>
+      <w:numFmt w:val="bullet"/>
+      <w:lvlText w:val=""/>
+      <w:lvlJc w:val="left"/>
+      <w:pPr>
+        <w:tabs>
+          <w:tab w:val="num" w:pos="5760"/>
+        </w:tabs>
+        <w:ind w:left="5760" w:hanging="360"/>
+      </w:pPr>
+      <w:rPr>
+        <w:rFonts w:hint="default" w:ascii="Wingdings" w:hAnsi="Wingdings"/>
+        <w:sz w:val="20"/>
+      </w:rPr>
+    </w:lvl>
+  </w:abstractNum>
+  <w:abstractNum w:abstractNumId="17">
+    <w:nsid w:val="64E208B7"/>
+    <w:multiLevelType w:val="multilevel"/>
+    <w:tmpl w:val="EB5480CA"/>
+    <w:lvl w:ilvl="6" w:tentative="1">
+      <w:start w:val="1"/>
+      <w:numFmt w:val="bullet"/>
+      <w:lvlText w:val=""/>
+      <w:lvlJc w:val="left"/>
+      <w:pPr>
+        <w:tabs>
+          <w:tab w:val="num" w:pos="5040"/>
+        </w:tabs>
+        <w:ind w:left="5040" w:hanging="360"/>
+      </w:pPr>
+      <w:rPr>
+        <w:rFonts w:hint="default" w:ascii="Wingdings" w:hAnsi="Wingdings"/>
+        <w:sz w:val="20"/>
+      </w:rPr>
+    </w:lvl>
+    <w:lvl w:ilvl="5" w:tentative="1">
+      <w:start w:val="1"/>
+      <w:numFmt w:val="bullet"/>
+      <w:lvlText w:val=""/>
+      <w:lvlJc w:val="left"/>
+      <w:pPr>
+        <w:tabs>
+          <w:tab w:val="num" w:pos="4320"/>
+        </w:tabs>
+        <w:ind w:left="4320" w:hanging="360"/>
+      </w:pPr>
+      <w:rPr>
+        <w:rFonts w:hint="default" w:ascii="Wingdings" w:hAnsi="Wingdings"/>
+        <w:sz w:val="20"/>
+      </w:rPr>
+    </w:lvl>
+    <w:lvl w:ilvl="4" w:tentative="1">
+      <w:start w:val="1"/>
+      <w:numFmt w:val="bullet"/>
+      <w:lvlText w:val=""/>
+      <w:lvlJc w:val="left"/>
+      <w:pPr>
+        <w:tabs>
+          <w:tab w:val="num" w:pos="3600"/>
+        </w:tabs>
+        <w:ind w:left="3600" w:hanging="360"/>
+      </w:pPr>
+      <w:rPr>
+        <w:rFonts w:hint="default" w:ascii="Wingdings" w:hAnsi="Wingdings"/>
+        <w:sz w:val="20"/>
+      </w:rPr>
+    </w:lvl>
+    <w:lvl w:ilvl="8" w:tentative="1">
+      <w:start w:val="1"/>
+      <w:numFmt w:val="bullet"/>
+      <w:lvlText w:val=""/>
+      <w:lvlJc w:val="left"/>
+      <w:pPr>
+        <w:tabs>
+          <w:tab w:val="num" w:pos="6480"/>
+        </w:tabs>
+        <w:ind w:left="6480" w:hanging="360"/>
+      </w:pPr>
+      <w:rPr>
+        <w:rFonts w:hint="default" w:ascii="Wingdings" w:hAnsi="Wingdings"/>
+        <w:sz w:val="20"/>
+      </w:rPr>
+    </w:lvl>
+    <w:lvl w:ilvl="3" w:tentative="1">
+      <w:start w:val="1"/>
+      <w:numFmt w:val="bullet"/>
+      <w:lvlText w:val=""/>
+      <w:lvlJc w:val="left"/>
+      <w:pPr>
+        <w:tabs>
+          <w:tab w:val="num" w:pos="2880"/>
+        </w:tabs>
+        <w:ind w:left="2880" w:hanging="360"/>
+      </w:pPr>
+      <w:rPr>
+        <w:rFonts w:hint="default" w:ascii="Wingdings" w:hAnsi="Wingdings"/>
+        <w:sz w:val="20"/>
+      </w:rPr>
+    </w:lvl>
+    <w:lvl w:ilvl="0">
+      <w:start w:val="1"/>
+      <w:numFmt w:val="bullet"/>
+      <w:lvlText w:val=""/>
+      <w:lvlJc w:val="left"/>
+      <w:pPr>
+        <w:tabs>
+          <w:tab w:val="num" w:pos="720"/>
+        </w:tabs>
+        <w:ind w:left="720" w:hanging="360"/>
+      </w:pPr>
+      <w:rPr>
+        <w:rFonts w:hint="default" w:ascii="Symbol" w:hAnsi="Symbol"/>
+        <w:sz w:val="20"/>
+      </w:rPr>
+    </w:lvl>
     <w:lvl w:ilvl="1" w:tentative="1">
       <w:start w:val="1"/>
       <w:numFmt w:val="bullet"/>
@@ -19056,59 +21057,6 @@
         <w:sz w:val="20"/>
       </w:rPr>
     </w:lvl>
-  </w:abstractNum>
-  <w:abstractNum w:abstractNumId="2">
-    <w:nsid w:val="1BB17A0E"/>
-    <w:multiLevelType w:val="multilevel"/>
-    <w:tmpl w:val="9D484124"/>
-    <w:lvl w:ilvl="1" w:tentative="1">
-      <w:start w:val="1"/>
-      <w:numFmt w:val="bullet"/>
-      <w:lvlText w:val="o"/>
-      <w:lvlJc w:val="left"/>
-      <w:pPr>
-        <w:tabs>
-          <w:tab w:val="num" w:pos="1440"/>
-        </w:tabs>
-        <w:ind w:left="1440" w:hanging="360"/>
-      </w:pPr>
-      <w:rPr>
-        <w:rFonts w:hint="default" w:ascii="Courier New" w:hAnsi="Courier New"/>
-        <w:sz w:val="20"/>
-      </w:rPr>
-    </w:lvl>
-    <w:lvl w:ilvl="4" w:tentative="1">
-      <w:start w:val="1"/>
-      <w:numFmt w:val="bullet"/>
-      <w:lvlText w:val=""/>
-      <w:lvlJc w:val="left"/>
-      <w:pPr>
-        <w:tabs>
-          <w:tab w:val="num" w:pos="3600"/>
-        </w:tabs>
-        <w:ind w:left="3600" w:hanging="360"/>
-      </w:pPr>
-      <w:rPr>
-        <w:rFonts w:hint="default" w:ascii="Wingdings" w:hAnsi="Wingdings"/>
-        <w:sz w:val="20"/>
-      </w:rPr>
-    </w:lvl>
-    <w:lvl w:ilvl="3" w:tentative="1">
-      <w:start w:val="1"/>
-      <w:numFmt w:val="bullet"/>
-      <w:lvlText w:val=""/>
-      <w:lvlJc w:val="left"/>
-      <w:pPr>
-        <w:tabs>
-          <w:tab w:val="num" w:pos="2880"/>
-        </w:tabs>
-        <w:ind w:left="2880" w:hanging="360"/>
-      </w:pPr>
-      <w:rPr>
-        <w:rFonts w:hint="default" w:ascii="Wingdings" w:hAnsi="Wingdings"/>
-        <w:sz w:val="20"/>
-      </w:rPr>
-    </w:lvl>
     <w:lvl w:ilvl="2" w:tentative="1">
       <w:start w:val="1"/>
       <w:numFmt w:val="bullet"/>
@@ -19119,1364 +21067,6 @@
           <w:tab w:val="num" w:pos="2160"/>
         </w:tabs>
         <w:ind w:left="2160" w:hanging="360"/>
-      </w:pPr>
-      <w:rPr>
-        <w:rFonts w:hint="default" w:ascii="Wingdings" w:hAnsi="Wingdings"/>
-        <w:sz w:val="20"/>
-      </w:rPr>
-    </w:lvl>
-    <w:lvl w:ilvl="0">
-      <w:start w:val="1"/>
-      <w:numFmt w:val="bullet"/>
-      <w:lvlText w:val=""/>
-      <w:lvlJc w:val="left"/>
-      <w:pPr>
-        <w:tabs>
-          <w:tab w:val="num" w:pos="720"/>
-        </w:tabs>
-        <w:ind w:left="720" w:hanging="360"/>
-      </w:pPr>
-      <w:rPr>
-        <w:rFonts w:hint="default" w:ascii="Symbol" w:hAnsi="Symbol"/>
-        <w:sz w:val="20"/>
-      </w:rPr>
-    </w:lvl>
-    <w:lvl w:ilvl="7" w:tentative="1">
-      <w:start w:val="1"/>
-      <w:numFmt w:val="bullet"/>
-      <w:lvlText w:val=""/>
-      <w:lvlJc w:val="left"/>
-      <w:pPr>
-        <w:tabs>
-          <w:tab w:val="num" w:pos="5760"/>
-        </w:tabs>
-        <w:ind w:left="5760" w:hanging="360"/>
-      </w:pPr>
-      <w:rPr>
-        <w:rFonts w:hint="default" w:ascii="Wingdings" w:hAnsi="Wingdings"/>
-        <w:sz w:val="20"/>
-      </w:rPr>
-    </w:lvl>
-    <w:lvl w:ilvl="6" w:tentative="1">
-      <w:start w:val="1"/>
-      <w:numFmt w:val="bullet"/>
-      <w:lvlText w:val=""/>
-      <w:lvlJc w:val="left"/>
-      <w:pPr>
-        <w:tabs>
-          <w:tab w:val="num" w:pos="5040"/>
-        </w:tabs>
-        <w:ind w:left="5040" w:hanging="360"/>
-      </w:pPr>
-      <w:rPr>
-        <w:rFonts w:hint="default" w:ascii="Wingdings" w:hAnsi="Wingdings"/>
-        <w:sz w:val="20"/>
-      </w:rPr>
-    </w:lvl>
-    <w:lvl w:ilvl="8" w:tentative="1">
-      <w:start w:val="1"/>
-      <w:numFmt w:val="bullet"/>
-      <w:lvlText w:val=""/>
-      <w:lvlJc w:val="left"/>
-      <w:pPr>
-        <w:tabs>
-          <w:tab w:val="num" w:pos="6480"/>
-        </w:tabs>
-        <w:ind w:left="6480" w:hanging="360"/>
-      </w:pPr>
-      <w:rPr>
-        <w:rFonts w:hint="default" w:ascii="Wingdings" w:hAnsi="Wingdings"/>
-        <w:sz w:val="20"/>
-      </w:rPr>
-    </w:lvl>
-    <w:lvl w:ilvl="5" w:tentative="1">
-      <w:start w:val="1"/>
-      <w:numFmt w:val="bullet"/>
-      <w:lvlText w:val=""/>
-      <w:lvlJc w:val="left"/>
-      <w:pPr>
-        <w:tabs>
-          <w:tab w:val="num" w:pos="4320"/>
-        </w:tabs>
-        <w:ind w:left="4320" w:hanging="360"/>
-      </w:pPr>
-      <w:rPr>
-        <w:rFonts w:hint="default" w:ascii="Wingdings" w:hAnsi="Wingdings"/>
-        <w:sz w:val="20"/>
-      </w:rPr>
-    </w:lvl>
-  </w:abstractNum>
-  <w:abstractNum w:abstractNumId="3">
-    <w:nsid w:val="05B40589"/>
-    <w:multiLevelType w:val="multilevel"/>
-    <w:tmpl w:val="347C040C"/>
-    <w:lvl w:ilvl="2" w:tentative="1">
-      <w:start w:val="1"/>
-      <w:numFmt w:val="bullet"/>
-      <w:lvlText w:val=""/>
-      <w:lvlJc w:val="left"/>
-      <w:pPr>
-        <w:tabs>
-          <w:tab w:val="num" w:pos="2160"/>
-        </w:tabs>
-        <w:ind w:left="2160" w:hanging="360"/>
-      </w:pPr>
-      <w:rPr>
-        <w:rFonts w:hint="default" w:ascii="Wingdings" w:hAnsi="Wingdings"/>
-        <w:sz w:val="20"/>
-      </w:rPr>
-    </w:lvl>
-    <w:lvl w:ilvl="0">
-      <w:start w:val="1"/>
-      <w:numFmt w:val="bullet"/>
-      <w:lvlText w:val=""/>
-      <w:lvlJc w:val="left"/>
-      <w:pPr>
-        <w:tabs>
-          <w:tab w:val="num" w:pos="720"/>
-        </w:tabs>
-        <w:ind w:left="720" w:hanging="360"/>
-      </w:pPr>
-      <w:rPr>
-        <w:rFonts w:hint="default" w:ascii="Symbol" w:hAnsi="Symbol"/>
-        <w:sz w:val="20"/>
-      </w:rPr>
-    </w:lvl>
-    <w:lvl w:ilvl="6" w:tentative="1">
-      <w:start w:val="1"/>
-      <w:numFmt w:val="bullet"/>
-      <w:lvlText w:val=""/>
-      <w:lvlJc w:val="left"/>
-      <w:pPr>
-        <w:tabs>
-          <w:tab w:val="num" w:pos="5040"/>
-        </w:tabs>
-        <w:ind w:left="5040" w:hanging="360"/>
-      </w:pPr>
-      <w:rPr>
-        <w:rFonts w:hint="default" w:ascii="Wingdings" w:hAnsi="Wingdings"/>
-        <w:sz w:val="20"/>
-      </w:rPr>
-    </w:lvl>
-    <w:lvl w:ilvl="7" w:tentative="1">
-      <w:start w:val="1"/>
-      <w:numFmt w:val="bullet"/>
-      <w:lvlText w:val=""/>
-      <w:lvlJc w:val="left"/>
-      <w:pPr>
-        <w:tabs>
-          <w:tab w:val="num" w:pos="5760"/>
-        </w:tabs>
-        <w:ind w:left="5760" w:hanging="360"/>
-      </w:pPr>
-      <w:rPr>
-        <w:rFonts w:hint="default" w:ascii="Wingdings" w:hAnsi="Wingdings"/>
-        <w:sz w:val="20"/>
-      </w:rPr>
-    </w:lvl>
-    <w:lvl w:ilvl="5" w:tentative="1">
-      <w:start w:val="1"/>
-      <w:numFmt w:val="bullet"/>
-      <w:lvlText w:val=""/>
-      <w:lvlJc w:val="left"/>
-      <w:pPr>
-        <w:tabs>
-          <w:tab w:val="num" w:pos="4320"/>
-        </w:tabs>
-        <w:ind w:left="4320" w:hanging="360"/>
-      </w:pPr>
-      <w:rPr>
-        <w:rFonts w:hint="default" w:ascii="Wingdings" w:hAnsi="Wingdings"/>
-        <w:sz w:val="20"/>
-      </w:rPr>
-    </w:lvl>
-    <w:lvl w:ilvl="8" w:tentative="1">
-      <w:start w:val="1"/>
-      <w:numFmt w:val="bullet"/>
-      <w:lvlText w:val=""/>
-      <w:lvlJc w:val="left"/>
-      <w:pPr>
-        <w:tabs>
-          <w:tab w:val="num" w:pos="6480"/>
-        </w:tabs>
-        <w:ind w:left="6480" w:hanging="360"/>
-      </w:pPr>
-      <w:rPr>
-        <w:rFonts w:hint="default" w:ascii="Wingdings" w:hAnsi="Wingdings"/>
-        <w:sz w:val="20"/>
-      </w:rPr>
-    </w:lvl>
-    <w:lvl w:ilvl="4" w:tentative="1">
-      <w:start w:val="1"/>
-      <w:numFmt w:val="bullet"/>
-      <w:lvlText w:val=""/>
-      <w:lvlJc w:val="left"/>
-      <w:pPr>
-        <w:tabs>
-          <w:tab w:val="num" w:pos="3600"/>
-        </w:tabs>
-        <w:ind w:left="3600" w:hanging="360"/>
-      </w:pPr>
-      <w:rPr>
-        <w:rFonts w:hint="default" w:ascii="Wingdings" w:hAnsi="Wingdings"/>
-        <w:sz w:val="20"/>
-      </w:rPr>
-    </w:lvl>
-    <w:lvl w:ilvl="3" w:tentative="1">
-      <w:start w:val="1"/>
-      <w:numFmt w:val="bullet"/>
-      <w:lvlText w:val=""/>
-      <w:lvlJc w:val="left"/>
-      <w:pPr>
-        <w:tabs>
-          <w:tab w:val="num" w:pos="2880"/>
-        </w:tabs>
-        <w:ind w:left="2880" w:hanging="360"/>
-      </w:pPr>
-      <w:rPr>
-        <w:rFonts w:hint="default" w:ascii="Wingdings" w:hAnsi="Wingdings"/>
-        <w:sz w:val="20"/>
-      </w:rPr>
-    </w:lvl>
-    <w:lvl w:ilvl="1" w:tentative="1">
-      <w:start w:val="1"/>
-      <w:numFmt w:val="bullet"/>
-      <w:lvlText w:val="o"/>
-      <w:lvlJc w:val="left"/>
-      <w:pPr>
-        <w:tabs>
-          <w:tab w:val="num" w:pos="1440"/>
-        </w:tabs>
-        <w:ind w:left="1440" w:hanging="360"/>
-      </w:pPr>
-      <w:rPr>
-        <w:rFonts w:hint="default" w:ascii="Courier New" w:hAnsi="Courier New"/>
-        <w:sz w:val="20"/>
-      </w:rPr>
-    </w:lvl>
-  </w:abstractNum>
-  <w:abstractNum w:abstractNumId="4">
-    <w:lvl w:ilvl="0">
-      <w:start w:val="1"/>
-      <w:numFmt w:val="bullet"/>
-      <w:lvlText w:val=""/>
-      <w:lvlJc w:val="left"/>
-      <w:pPr>
-        <w:ind w:left="420" w:hanging="420"/>
-      </w:pPr>
-      <w:rPr>
-        <w:rFonts w:hint="default" w:ascii="Wingdings" w:hAnsi="Wingdings"/>
-      </w:rPr>
-    </w:lvl>
-  </w:abstractNum>
-  <w:abstractNum w:abstractNumId="5">
-    <w:lvl w:ilvl="0">
-      <w:start w:val="1"/>
-      <w:numFmt w:val="decimal"/>
-      <w:lvlText w:val="%1."/>
-      <w:lvlJc w:val="left"/>
-      <w:pPr>
-        <w:ind w:left="420" w:hanging="420"/>
-      </w:pPr>
-    </w:lvl>
-  </w:abstractNum>
-  <w:abstractNum w:abstractNumId="6">
-    <w:nsid w:val="1B1D6524"/>
-    <w:multiLevelType w:val="multilevel"/>
-    <w:tmpl w:val="C9428036"/>
-    <w:lvl w:ilvl="7" w:tentative="1">
-      <w:start w:val="1"/>
-      <w:numFmt w:val="bullet"/>
-      <w:lvlText w:val=""/>
-      <w:lvlJc w:val="left"/>
-      <w:pPr>
-        <w:tabs>
-          <w:tab w:val="num" w:pos="5760"/>
-        </w:tabs>
-        <w:ind w:left="5760" w:hanging="360"/>
-      </w:pPr>
-      <w:rPr>
-        <w:rFonts w:hint="default" w:ascii="Wingdings" w:hAnsi="Wingdings"/>
-        <w:sz w:val="20"/>
-      </w:rPr>
-    </w:lvl>
-    <w:lvl w:ilvl="5" w:tentative="1">
-      <w:start w:val="1"/>
-      <w:numFmt w:val="bullet"/>
-      <w:lvlText w:val=""/>
-      <w:lvlJc w:val="left"/>
-      <w:pPr>
-        <w:tabs>
-          <w:tab w:val="num" w:pos="4320"/>
-        </w:tabs>
-        <w:ind w:left="4320" w:hanging="360"/>
-      </w:pPr>
-      <w:rPr>
-        <w:rFonts w:hint="default" w:ascii="Wingdings" w:hAnsi="Wingdings"/>
-        <w:sz w:val="20"/>
-      </w:rPr>
-    </w:lvl>
-    <w:lvl w:ilvl="6" w:tentative="1">
-      <w:start w:val="1"/>
-      <w:numFmt w:val="bullet"/>
-      <w:lvlText w:val=""/>
-      <w:lvlJc w:val="left"/>
-      <w:pPr>
-        <w:tabs>
-          <w:tab w:val="num" w:pos="5040"/>
-        </w:tabs>
-        <w:ind w:left="5040" w:hanging="360"/>
-      </w:pPr>
-      <w:rPr>
-        <w:rFonts w:hint="default" w:ascii="Wingdings" w:hAnsi="Wingdings"/>
-        <w:sz w:val="20"/>
-      </w:rPr>
-    </w:lvl>
-    <w:lvl w:ilvl="8" w:tentative="1">
-      <w:start w:val="1"/>
-      <w:numFmt w:val="bullet"/>
-      <w:lvlText w:val=""/>
-      <w:lvlJc w:val="left"/>
-      <w:pPr>
-        <w:tabs>
-          <w:tab w:val="num" w:pos="6480"/>
-        </w:tabs>
-        <w:ind w:left="6480" w:hanging="360"/>
-      </w:pPr>
-      <w:rPr>
-        <w:rFonts w:hint="default" w:ascii="Wingdings" w:hAnsi="Wingdings"/>
-        <w:sz w:val="20"/>
-      </w:rPr>
-    </w:lvl>
-    <w:lvl w:ilvl="0">
-      <w:start w:val="1"/>
-      <w:numFmt w:val="bullet"/>
-      <w:lvlText w:val=""/>
-      <w:lvlJc w:val="left"/>
-      <w:pPr>
-        <w:tabs>
-          <w:tab w:val="num" w:pos="720"/>
-        </w:tabs>
-        <w:ind w:left="720" w:hanging="360"/>
-      </w:pPr>
-      <w:rPr>
-        <w:rFonts w:hint="default" w:ascii="Symbol" w:hAnsi="Symbol"/>
-        <w:sz w:val="20"/>
-      </w:rPr>
-    </w:lvl>
-    <w:lvl w:ilvl="1" w:tentative="1">
-      <w:start w:val="1"/>
-      <w:numFmt w:val="bullet"/>
-      <w:lvlText w:val="o"/>
-      <w:lvlJc w:val="left"/>
-      <w:pPr>
-        <w:tabs>
-          <w:tab w:val="num" w:pos="1440"/>
-        </w:tabs>
-        <w:ind w:left="1440" w:hanging="360"/>
-      </w:pPr>
-      <w:rPr>
-        <w:rFonts w:hint="default" w:ascii="Courier New" w:hAnsi="Courier New"/>
-        <w:sz w:val="20"/>
-      </w:rPr>
-    </w:lvl>
-    <w:lvl w:ilvl="3" w:tentative="1">
-      <w:start w:val="1"/>
-      <w:numFmt w:val="bullet"/>
-      <w:lvlText w:val=""/>
-      <w:lvlJc w:val="left"/>
-      <w:pPr>
-        <w:tabs>
-          <w:tab w:val="num" w:pos="2880"/>
-        </w:tabs>
-        <w:ind w:left="2880" w:hanging="360"/>
-      </w:pPr>
-      <w:rPr>
-        <w:rFonts w:hint="default" w:ascii="Wingdings" w:hAnsi="Wingdings"/>
-        <w:sz w:val="20"/>
-      </w:rPr>
-    </w:lvl>
-    <w:lvl w:ilvl="4" w:tentative="1">
-      <w:start w:val="1"/>
-      <w:numFmt w:val="bullet"/>
-      <w:lvlText w:val=""/>
-      <w:lvlJc w:val="left"/>
-      <w:pPr>
-        <w:tabs>
-          <w:tab w:val="num" w:pos="3600"/>
-        </w:tabs>
-        <w:ind w:left="3600" w:hanging="360"/>
-      </w:pPr>
-      <w:rPr>
-        <w:rFonts w:hint="default" w:ascii="Wingdings" w:hAnsi="Wingdings"/>
-        <w:sz w:val="20"/>
-      </w:rPr>
-    </w:lvl>
-    <w:lvl w:ilvl="2" w:tentative="1">
-      <w:start w:val="1"/>
-      <w:numFmt w:val="bullet"/>
-      <w:lvlText w:val=""/>
-      <w:lvlJc w:val="left"/>
-      <w:pPr>
-        <w:tabs>
-          <w:tab w:val="num" w:pos="2160"/>
-        </w:tabs>
-        <w:ind w:left="2160" w:hanging="360"/>
-      </w:pPr>
-      <w:rPr>
-        <w:rFonts w:hint="default" w:ascii="Wingdings" w:hAnsi="Wingdings"/>
-        <w:sz w:val="20"/>
-      </w:rPr>
-    </w:lvl>
-  </w:abstractNum>
-  <w:abstractNum w:abstractNumId="7">
-    <w:nsid w:val="64171BCC"/>
-    <w:multiLevelType w:val="multilevel"/>
-    <w:tmpl w:val="49FCAC80"/>
-    <w:lvl w:ilvl="6" w:tentative="1">
-      <w:start w:val="1"/>
-      <w:numFmt w:val="bullet"/>
-      <w:lvlText w:val=""/>
-      <w:lvlJc w:val="left"/>
-      <w:pPr>
-        <w:tabs>
-          <w:tab w:val="num" w:pos="5040"/>
-        </w:tabs>
-        <w:ind w:left="5040" w:hanging="360"/>
-      </w:pPr>
-      <w:rPr>
-        <w:rFonts w:hint="default" w:ascii="Wingdings" w:hAnsi="Wingdings"/>
-        <w:sz w:val="20"/>
-      </w:rPr>
-    </w:lvl>
-    <w:lvl w:ilvl="7" w:tentative="1">
-      <w:start w:val="1"/>
-      <w:numFmt w:val="bullet"/>
-      <w:lvlText w:val=""/>
-      <w:lvlJc w:val="left"/>
-      <w:pPr>
-        <w:tabs>
-          <w:tab w:val="num" w:pos="5760"/>
-        </w:tabs>
-        <w:ind w:left="5760" w:hanging="360"/>
-      </w:pPr>
-      <w:rPr>
-        <w:rFonts w:hint="default" w:ascii="Wingdings" w:hAnsi="Wingdings"/>
-        <w:sz w:val="20"/>
-      </w:rPr>
-    </w:lvl>
-    <w:lvl w:ilvl="1" w:tentative="1">
-      <w:start w:val="1"/>
-      <w:numFmt w:val="bullet"/>
-      <w:lvlText w:val="o"/>
-      <w:lvlJc w:val="left"/>
-      <w:pPr>
-        <w:tabs>
-          <w:tab w:val="num" w:pos="1440"/>
-        </w:tabs>
-        <w:ind w:left="1440" w:hanging="360"/>
-      </w:pPr>
-      <w:rPr>
-        <w:rFonts w:hint="default" w:ascii="Courier New" w:hAnsi="Courier New"/>
-        <w:sz w:val="20"/>
-      </w:rPr>
-    </w:lvl>
-    <w:lvl w:ilvl="0">
-      <w:start w:val="1"/>
-      <w:numFmt w:val="bullet"/>
-      <w:lvlText w:val=""/>
-      <w:lvlJc w:val="left"/>
-      <w:pPr>
-        <w:tabs>
-          <w:tab w:val="num" w:pos="720"/>
-        </w:tabs>
-        <w:ind w:left="720" w:hanging="360"/>
-      </w:pPr>
-      <w:rPr>
-        <w:rFonts w:hint="default" w:ascii="Symbol" w:hAnsi="Symbol"/>
-        <w:sz w:val="20"/>
-      </w:rPr>
-    </w:lvl>
-    <w:lvl w:ilvl="3" w:tentative="1">
-      <w:start w:val="1"/>
-      <w:numFmt w:val="bullet"/>
-      <w:lvlText w:val=""/>
-      <w:lvlJc w:val="left"/>
-      <w:pPr>
-        <w:tabs>
-          <w:tab w:val="num" w:pos="2880"/>
-        </w:tabs>
-        <w:ind w:left="2880" w:hanging="360"/>
-      </w:pPr>
-      <w:rPr>
-        <w:rFonts w:hint="default" w:ascii="Wingdings" w:hAnsi="Wingdings"/>
-        <w:sz w:val="20"/>
-      </w:rPr>
-    </w:lvl>
-    <w:lvl w:ilvl="5" w:tentative="1">
-      <w:start w:val="1"/>
-      <w:numFmt w:val="bullet"/>
-      <w:lvlText w:val=""/>
-      <w:lvlJc w:val="left"/>
-      <w:pPr>
-        <w:tabs>
-          <w:tab w:val="num" w:pos="4320"/>
-        </w:tabs>
-        <w:ind w:left="4320" w:hanging="360"/>
-      </w:pPr>
-      <w:rPr>
-        <w:rFonts w:hint="default" w:ascii="Wingdings" w:hAnsi="Wingdings"/>
-        <w:sz w:val="20"/>
-      </w:rPr>
-    </w:lvl>
-    <w:lvl w:ilvl="2" w:tentative="1">
-      <w:start w:val="1"/>
-      <w:numFmt w:val="bullet"/>
-      <w:lvlText w:val=""/>
-      <w:lvlJc w:val="left"/>
-      <w:pPr>
-        <w:tabs>
-          <w:tab w:val="num" w:pos="2160"/>
-        </w:tabs>
-        <w:ind w:left="2160" w:hanging="360"/>
-      </w:pPr>
-      <w:rPr>
-        <w:rFonts w:hint="default" w:ascii="Wingdings" w:hAnsi="Wingdings"/>
-        <w:sz w:val="20"/>
-      </w:rPr>
-    </w:lvl>
-    <w:lvl w:ilvl="8" w:tentative="1">
-      <w:start w:val="1"/>
-      <w:numFmt w:val="bullet"/>
-      <w:lvlText w:val=""/>
-      <w:lvlJc w:val="left"/>
-      <w:pPr>
-        <w:tabs>
-          <w:tab w:val="num" w:pos="6480"/>
-        </w:tabs>
-        <w:ind w:left="6480" w:hanging="360"/>
-      </w:pPr>
-      <w:rPr>
-        <w:rFonts w:hint="default" w:ascii="Wingdings" w:hAnsi="Wingdings"/>
-        <w:sz w:val="20"/>
-      </w:rPr>
-    </w:lvl>
-    <w:lvl w:ilvl="4" w:tentative="1">
-      <w:start w:val="1"/>
-      <w:numFmt w:val="bullet"/>
-      <w:lvlText w:val=""/>
-      <w:lvlJc w:val="left"/>
-      <w:pPr>
-        <w:tabs>
-          <w:tab w:val="num" w:pos="3600"/>
-        </w:tabs>
-        <w:ind w:left="3600" w:hanging="360"/>
-      </w:pPr>
-      <w:rPr>
-        <w:rFonts w:hint="default" w:ascii="Wingdings" w:hAnsi="Wingdings"/>
-        <w:sz w:val="20"/>
-      </w:rPr>
-    </w:lvl>
-  </w:abstractNum>
-  <w:abstractNum w:abstractNumId="8">
-    <w:nsid w:val="510D3785"/>
-    <w:multiLevelType w:val="multilevel"/>
-    <w:tmpl w:val="73643D5A"/>
-    <w:lvl w:ilvl="7" w:tentative="1">
-      <w:start w:val="1"/>
-      <w:numFmt w:val="bullet"/>
-      <w:lvlText w:val=""/>
-      <w:lvlJc w:val="left"/>
-      <w:pPr>
-        <w:tabs>
-          <w:tab w:val="num" w:pos="5760"/>
-        </w:tabs>
-        <w:ind w:left="5760" w:hanging="360"/>
-      </w:pPr>
-      <w:rPr>
-        <w:rFonts w:hint="default" w:ascii="Wingdings" w:hAnsi="Wingdings"/>
-        <w:sz w:val="20"/>
-      </w:rPr>
-    </w:lvl>
-    <w:lvl w:ilvl="8" w:tentative="1">
-      <w:start w:val="1"/>
-      <w:numFmt w:val="bullet"/>
-      <w:lvlText w:val=""/>
-      <w:lvlJc w:val="left"/>
-      <w:pPr>
-        <w:tabs>
-          <w:tab w:val="num" w:pos="6480"/>
-        </w:tabs>
-        <w:ind w:left="6480" w:hanging="360"/>
-      </w:pPr>
-      <w:rPr>
-        <w:rFonts w:hint="default" w:ascii="Wingdings" w:hAnsi="Wingdings"/>
-        <w:sz w:val="20"/>
-      </w:rPr>
-    </w:lvl>
-    <w:lvl w:ilvl="5" w:tentative="1">
-      <w:start w:val="1"/>
-      <w:numFmt w:val="bullet"/>
-      <w:lvlText w:val=""/>
-      <w:lvlJc w:val="left"/>
-      <w:pPr>
-        <w:tabs>
-          <w:tab w:val="num" w:pos="4320"/>
-        </w:tabs>
-        <w:ind w:left="4320" w:hanging="360"/>
-      </w:pPr>
-      <w:rPr>
-        <w:rFonts w:hint="default" w:ascii="Wingdings" w:hAnsi="Wingdings"/>
-        <w:sz w:val="20"/>
-      </w:rPr>
-    </w:lvl>
-    <w:lvl w:ilvl="4" w:tentative="1">
-      <w:start w:val="1"/>
-      <w:numFmt w:val="bullet"/>
-      <w:lvlText w:val=""/>
-      <w:lvlJc w:val="left"/>
-      <w:pPr>
-        <w:tabs>
-          <w:tab w:val="num" w:pos="3600"/>
-        </w:tabs>
-        <w:ind w:left="3600" w:hanging="360"/>
-      </w:pPr>
-      <w:rPr>
-        <w:rFonts w:hint="default" w:ascii="Wingdings" w:hAnsi="Wingdings"/>
-        <w:sz w:val="20"/>
-      </w:rPr>
-    </w:lvl>
-    <w:lvl w:ilvl="3" w:tentative="1">
-      <w:start w:val="1"/>
-      <w:numFmt w:val="bullet"/>
-      <w:lvlText w:val=""/>
-      <w:lvlJc w:val="left"/>
-      <w:pPr>
-        <w:tabs>
-          <w:tab w:val="num" w:pos="2880"/>
-        </w:tabs>
-        <w:ind w:left="2880" w:hanging="360"/>
-      </w:pPr>
-      <w:rPr>
-        <w:rFonts w:hint="default" w:ascii="Wingdings" w:hAnsi="Wingdings"/>
-        <w:sz w:val="20"/>
-      </w:rPr>
-    </w:lvl>
-    <w:lvl w:ilvl="1" w:tentative="1">
-      <w:start w:val="1"/>
-      <w:numFmt w:val="bullet"/>
-      <w:lvlText w:val="o"/>
-      <w:lvlJc w:val="left"/>
-      <w:pPr>
-        <w:tabs>
-          <w:tab w:val="num" w:pos="1440"/>
-        </w:tabs>
-        <w:ind w:left="1440" w:hanging="360"/>
-      </w:pPr>
-      <w:rPr>
-        <w:rFonts w:hint="default" w:ascii="Courier New" w:hAnsi="Courier New"/>
-        <w:sz w:val="20"/>
-      </w:rPr>
-    </w:lvl>
-    <w:lvl w:ilvl="2" w:tentative="1">
-      <w:start w:val="1"/>
-      <w:numFmt w:val="bullet"/>
-      <w:lvlText w:val=""/>
-      <w:lvlJc w:val="left"/>
-      <w:pPr>
-        <w:tabs>
-          <w:tab w:val="num" w:pos="2160"/>
-        </w:tabs>
-        <w:ind w:left="2160" w:hanging="360"/>
-      </w:pPr>
-      <w:rPr>
-        <w:rFonts w:hint="default" w:ascii="Wingdings" w:hAnsi="Wingdings"/>
-        <w:sz w:val="20"/>
-      </w:rPr>
-    </w:lvl>
-    <w:lvl w:ilvl="0">
-      <w:start w:val="1"/>
-      <w:numFmt w:val="bullet"/>
-      <w:lvlText w:val=""/>
-      <w:lvlJc w:val="left"/>
-      <w:pPr>
-        <w:tabs>
-          <w:tab w:val="num" w:pos="720"/>
-        </w:tabs>
-        <w:ind w:left="720" w:hanging="360"/>
-      </w:pPr>
-      <w:rPr>
-        <w:rFonts w:hint="default" w:ascii="Symbol" w:hAnsi="Symbol"/>
-        <w:sz w:val="20"/>
-      </w:rPr>
-    </w:lvl>
-    <w:lvl w:ilvl="6" w:tentative="1">
-      <w:start w:val="1"/>
-      <w:numFmt w:val="bullet"/>
-      <w:lvlText w:val=""/>
-      <w:lvlJc w:val="left"/>
-      <w:pPr>
-        <w:tabs>
-          <w:tab w:val="num" w:pos="5040"/>
-        </w:tabs>
-        <w:ind w:left="5040" w:hanging="360"/>
-      </w:pPr>
-      <w:rPr>
-        <w:rFonts w:hint="default" w:ascii="Wingdings" w:hAnsi="Wingdings"/>
-        <w:sz w:val="20"/>
-      </w:rPr>
-    </w:lvl>
-  </w:abstractNum>
-  <w:abstractNum w:abstractNumId="9">
-    <w:lvl w:ilvl="0">
-      <w:start w:val="1"/>
-      <w:numFmt w:val="decimal"/>
-      <w:lvlText w:val="%1."/>
-      <w:lvlJc w:val="left"/>
-      <w:pPr>
-        <w:ind w:left="420" w:hanging="420"/>
-      </w:pPr>
-    </w:lvl>
-  </w:abstractNum>
-  <w:abstractNum w:abstractNumId="10">
-    <w:lvl w:ilvl="0">
-      <w:start w:val="1"/>
-      <w:numFmt w:val="bullet"/>
-      <w:lvlText w:val=""/>
-      <w:lvlJc w:val="left"/>
-      <w:pPr>
-        <w:ind w:left="420" w:hanging="420"/>
-      </w:pPr>
-      <w:rPr>
-        <w:rFonts w:hint="default" w:ascii="Wingdings" w:hAnsi="Wingdings"/>
-      </w:rPr>
-    </w:lvl>
-  </w:abstractNum>
-  <w:abstractNum w:abstractNumId="11">
-    <w:lvl w:ilvl="0">
-      <w:start w:val="1"/>
-      <w:numFmt w:val="decimal"/>
-      <w:lvlText w:val="%1."/>
-      <w:lvlJc w:val="left"/>
-      <w:pPr>
-        <w:ind w:left="420" w:hanging="420"/>
-      </w:pPr>
-    </w:lvl>
-  </w:abstractNum>
-  <w:abstractNum w:abstractNumId="12">
-    <w:nsid w:val="5B4E0643"/>
-    <w:multiLevelType w:val="multilevel"/>
-    <w:tmpl w:val="D848C494"/>
-    <w:lvl w:ilvl="4" w:tentative="1">
-      <w:start w:val="1"/>
-      <w:numFmt w:val="bullet"/>
-      <w:lvlText w:val=""/>
-      <w:lvlJc w:val="left"/>
-      <w:pPr>
-        <w:tabs>
-          <w:tab w:val="num" w:pos="3600"/>
-        </w:tabs>
-        <w:ind w:left="3600" w:hanging="360"/>
-      </w:pPr>
-      <w:rPr>
-        <w:rFonts w:hint="default" w:ascii="Wingdings" w:hAnsi="Wingdings"/>
-        <w:sz w:val="20"/>
-      </w:rPr>
-    </w:lvl>
-    <w:lvl w:ilvl="3" w:tentative="1">
-      <w:start w:val="1"/>
-      <w:numFmt w:val="bullet"/>
-      <w:lvlText w:val=""/>
-      <w:lvlJc w:val="left"/>
-      <w:pPr>
-        <w:tabs>
-          <w:tab w:val="num" w:pos="2880"/>
-        </w:tabs>
-        <w:ind w:left="2880" w:hanging="360"/>
-      </w:pPr>
-      <w:rPr>
-        <w:rFonts w:hint="default" w:ascii="Wingdings" w:hAnsi="Wingdings"/>
-        <w:sz w:val="20"/>
-      </w:rPr>
-    </w:lvl>
-    <w:lvl w:ilvl="6" w:tentative="1">
-      <w:start w:val="1"/>
-      <w:numFmt w:val="bullet"/>
-      <w:lvlText w:val=""/>
-      <w:lvlJc w:val="left"/>
-      <w:pPr>
-        <w:tabs>
-          <w:tab w:val="num" w:pos="5040"/>
-        </w:tabs>
-        <w:ind w:left="5040" w:hanging="360"/>
-      </w:pPr>
-      <w:rPr>
-        <w:rFonts w:hint="default" w:ascii="Wingdings" w:hAnsi="Wingdings"/>
-        <w:sz w:val="20"/>
-      </w:rPr>
-    </w:lvl>
-    <w:lvl w:ilvl="5" w:tentative="1">
-      <w:start w:val="1"/>
-      <w:numFmt w:val="bullet"/>
-      <w:lvlText w:val=""/>
-      <w:lvlJc w:val="left"/>
-      <w:pPr>
-        <w:tabs>
-          <w:tab w:val="num" w:pos="4320"/>
-        </w:tabs>
-        <w:ind w:left="4320" w:hanging="360"/>
-      </w:pPr>
-      <w:rPr>
-        <w:rFonts w:hint="default" w:ascii="Wingdings" w:hAnsi="Wingdings"/>
-        <w:sz w:val="20"/>
-      </w:rPr>
-    </w:lvl>
-    <w:lvl w:ilvl="8" w:tentative="1">
-      <w:start w:val="1"/>
-      <w:numFmt w:val="bullet"/>
-      <w:lvlText w:val=""/>
-      <w:lvlJc w:val="left"/>
-      <w:pPr>
-        <w:tabs>
-          <w:tab w:val="num" w:pos="6480"/>
-        </w:tabs>
-        <w:ind w:left="6480" w:hanging="360"/>
-      </w:pPr>
-      <w:rPr>
-        <w:rFonts w:hint="default" w:ascii="Wingdings" w:hAnsi="Wingdings"/>
-        <w:sz w:val="20"/>
-      </w:rPr>
-    </w:lvl>
-    <w:lvl w:ilvl="0">
-      <w:start w:val="1"/>
-      <w:numFmt w:val="bullet"/>
-      <w:lvlText w:val=""/>
-      <w:lvlJc w:val="left"/>
-      <w:pPr>
-        <w:tabs>
-          <w:tab w:val="num" w:pos="720"/>
-        </w:tabs>
-        <w:ind w:left="720" w:hanging="360"/>
-      </w:pPr>
-      <w:rPr>
-        <w:rFonts w:hint="default" w:ascii="Symbol" w:hAnsi="Symbol"/>
-        <w:sz w:val="20"/>
-      </w:rPr>
-    </w:lvl>
-    <w:lvl w:ilvl="2" w:tentative="1">
-      <w:start w:val="1"/>
-      <w:numFmt w:val="bullet"/>
-      <w:lvlText w:val=""/>
-      <w:lvlJc w:val="left"/>
-      <w:pPr>
-        <w:tabs>
-          <w:tab w:val="num" w:pos="2160"/>
-        </w:tabs>
-        <w:ind w:left="2160" w:hanging="360"/>
-      </w:pPr>
-      <w:rPr>
-        <w:rFonts w:hint="default" w:ascii="Wingdings" w:hAnsi="Wingdings"/>
-        <w:sz w:val="20"/>
-      </w:rPr>
-    </w:lvl>
-    <w:lvl w:ilvl="7" w:tentative="1">
-      <w:start w:val="1"/>
-      <w:numFmt w:val="bullet"/>
-      <w:lvlText w:val=""/>
-      <w:lvlJc w:val="left"/>
-      <w:pPr>
-        <w:tabs>
-          <w:tab w:val="num" w:pos="5760"/>
-        </w:tabs>
-        <w:ind w:left="5760" w:hanging="360"/>
-      </w:pPr>
-      <w:rPr>
-        <w:rFonts w:hint="default" w:ascii="Wingdings" w:hAnsi="Wingdings"/>
-        <w:sz w:val="20"/>
-      </w:rPr>
-    </w:lvl>
-    <w:lvl w:ilvl="1" w:tentative="1">
-      <w:start w:val="1"/>
-      <w:numFmt w:val="bullet"/>
-      <w:lvlText w:val="o"/>
-      <w:lvlJc w:val="left"/>
-      <w:pPr>
-        <w:tabs>
-          <w:tab w:val="num" w:pos="1440"/>
-        </w:tabs>
-        <w:ind w:left="1440" w:hanging="360"/>
-      </w:pPr>
-      <w:rPr>
-        <w:rFonts w:hint="default" w:ascii="Courier New" w:hAnsi="Courier New"/>
-        <w:sz w:val="20"/>
-      </w:rPr>
-    </w:lvl>
-  </w:abstractNum>
-  <w:abstractNum w:abstractNumId="13">
-    <w:lvl w:ilvl="0">
-      <w:start w:val="1"/>
-      <w:numFmt w:val="decimal"/>
-      <w:lvlText w:val="%1."/>
-      <w:lvlJc w:val="left"/>
-      <w:pPr>
-        <w:ind w:left="420" w:hanging="420"/>
-      </w:pPr>
-    </w:lvl>
-  </w:abstractNum>
-  <w:abstractNum w:abstractNumId="14">
-    <w:nsid w:val="57B62DBE"/>
-    <w:multiLevelType w:val="multilevel"/>
-    <w:tmpl w:val="105885A0"/>
-    <w:lvl w:ilvl="3" w:tentative="1">
-      <w:start w:val="1"/>
-      <w:numFmt w:val="bullet"/>
-      <w:lvlText w:val=""/>
-      <w:lvlJc w:val="left"/>
-      <w:pPr>
-        <w:tabs>
-          <w:tab w:val="num" w:pos="2880"/>
-        </w:tabs>
-        <w:ind w:left="2880" w:hanging="360"/>
-      </w:pPr>
-      <w:rPr>
-        <w:rFonts w:hint="default" w:ascii="Wingdings" w:hAnsi="Wingdings"/>
-        <w:sz w:val="20"/>
-      </w:rPr>
-    </w:lvl>
-    <w:lvl w:ilvl="1" w:tentative="1">
-      <w:start w:val="1"/>
-      <w:numFmt w:val="bullet"/>
-      <w:lvlText w:val="o"/>
-      <w:lvlJc w:val="left"/>
-      <w:pPr>
-        <w:tabs>
-          <w:tab w:val="num" w:pos="1440"/>
-        </w:tabs>
-        <w:ind w:left="1440" w:hanging="360"/>
-      </w:pPr>
-      <w:rPr>
-        <w:rFonts w:hint="default" w:ascii="Courier New" w:hAnsi="Courier New"/>
-        <w:sz w:val="20"/>
-      </w:rPr>
-    </w:lvl>
-    <w:lvl w:ilvl="7" w:tentative="1">
-      <w:start w:val="1"/>
-      <w:numFmt w:val="bullet"/>
-      <w:lvlText w:val=""/>
-      <w:lvlJc w:val="left"/>
-      <w:pPr>
-        <w:tabs>
-          <w:tab w:val="num" w:pos="5760"/>
-        </w:tabs>
-        <w:ind w:left="5760" w:hanging="360"/>
-      </w:pPr>
-      <w:rPr>
-        <w:rFonts w:hint="default" w:ascii="Wingdings" w:hAnsi="Wingdings"/>
-        <w:sz w:val="20"/>
-      </w:rPr>
-    </w:lvl>
-    <w:lvl w:ilvl="8" w:tentative="1">
-      <w:start w:val="1"/>
-      <w:numFmt w:val="bullet"/>
-      <w:lvlText w:val=""/>
-      <w:lvlJc w:val="left"/>
-      <w:pPr>
-        <w:tabs>
-          <w:tab w:val="num" w:pos="6480"/>
-        </w:tabs>
-        <w:ind w:left="6480" w:hanging="360"/>
-      </w:pPr>
-      <w:rPr>
-        <w:rFonts w:hint="default" w:ascii="Wingdings" w:hAnsi="Wingdings"/>
-        <w:sz w:val="20"/>
-      </w:rPr>
-    </w:lvl>
-    <w:lvl w:ilvl="6" w:tentative="1">
-      <w:start w:val="1"/>
-      <w:numFmt w:val="bullet"/>
-      <w:lvlText w:val=""/>
-      <w:lvlJc w:val="left"/>
-      <w:pPr>
-        <w:tabs>
-          <w:tab w:val="num" w:pos="5040"/>
-        </w:tabs>
-        <w:ind w:left="5040" w:hanging="360"/>
-      </w:pPr>
-      <w:rPr>
-        <w:rFonts w:hint="default" w:ascii="Wingdings" w:hAnsi="Wingdings"/>
-        <w:sz w:val="20"/>
-      </w:rPr>
-    </w:lvl>
-    <w:lvl w:ilvl="5" w:tentative="1">
-      <w:start w:val="1"/>
-      <w:numFmt w:val="bullet"/>
-      <w:lvlText w:val=""/>
-      <w:lvlJc w:val="left"/>
-      <w:pPr>
-        <w:tabs>
-          <w:tab w:val="num" w:pos="4320"/>
-        </w:tabs>
-        <w:ind w:left="4320" w:hanging="360"/>
-      </w:pPr>
-      <w:rPr>
-        <w:rFonts w:hint="default" w:ascii="Wingdings" w:hAnsi="Wingdings"/>
-        <w:sz w:val="20"/>
-      </w:rPr>
-    </w:lvl>
-    <w:lvl w:ilvl="4" w:tentative="1">
-      <w:start w:val="1"/>
-      <w:numFmt w:val="bullet"/>
-      <w:lvlText w:val=""/>
-      <w:lvlJc w:val="left"/>
-      <w:pPr>
-        <w:tabs>
-          <w:tab w:val="num" w:pos="3600"/>
-        </w:tabs>
-        <w:ind w:left="3600" w:hanging="360"/>
-      </w:pPr>
-      <w:rPr>
-        <w:rFonts w:hint="default" w:ascii="Wingdings" w:hAnsi="Wingdings"/>
-        <w:sz w:val="20"/>
-      </w:rPr>
-    </w:lvl>
-    <w:lvl w:ilvl="2" w:tentative="1">
-      <w:start w:val="1"/>
-      <w:numFmt w:val="bullet"/>
-      <w:lvlText w:val=""/>
-      <w:lvlJc w:val="left"/>
-      <w:pPr>
-        <w:tabs>
-          <w:tab w:val="num" w:pos="2160"/>
-        </w:tabs>
-        <w:ind w:left="2160" w:hanging="360"/>
-      </w:pPr>
-      <w:rPr>
-        <w:rFonts w:hint="default" w:ascii="Wingdings" w:hAnsi="Wingdings"/>
-        <w:sz w:val="20"/>
-      </w:rPr>
-    </w:lvl>
-    <w:lvl w:ilvl="0">
-      <w:start w:val="1"/>
-      <w:numFmt w:val="bullet"/>
-      <w:lvlText w:val=""/>
-      <w:lvlJc w:val="left"/>
-      <w:pPr>
-        <w:tabs>
-          <w:tab w:val="num" w:pos="720"/>
-        </w:tabs>
-        <w:ind w:left="720" w:hanging="360"/>
-      </w:pPr>
-      <w:rPr>
-        <w:rFonts w:hint="default" w:ascii="Symbol" w:hAnsi="Symbol"/>
-        <w:sz w:val="20"/>
-      </w:rPr>
-    </w:lvl>
-  </w:abstractNum>
-  <w:abstractNum w:abstractNumId="15">
-    <w:nsid w:val="126D0C2A"/>
-    <w:multiLevelType w:val="multilevel"/>
-    <w:tmpl w:val="9F309FB0"/>
-    <w:lvl w:ilvl="4" w:tentative="1">
-      <w:start w:val="1"/>
-      <w:numFmt w:val="bullet"/>
-      <w:lvlText w:val=""/>
-      <w:lvlJc w:val="left"/>
-      <w:pPr>
-        <w:tabs>
-          <w:tab w:val="num" w:pos="3600"/>
-        </w:tabs>
-        <w:ind w:left="3600" w:hanging="360"/>
-      </w:pPr>
-      <w:rPr>
-        <w:rFonts w:hint="default" w:ascii="Wingdings" w:hAnsi="Wingdings"/>
-        <w:sz w:val="20"/>
-      </w:rPr>
-    </w:lvl>
-    <w:lvl w:ilvl="3" w:tentative="1">
-      <w:start w:val="1"/>
-      <w:numFmt w:val="bullet"/>
-      <w:lvlText w:val=""/>
-      <w:lvlJc w:val="left"/>
-      <w:pPr>
-        <w:tabs>
-          <w:tab w:val="num" w:pos="2880"/>
-        </w:tabs>
-        <w:ind w:left="2880" w:hanging="360"/>
-      </w:pPr>
-      <w:rPr>
-        <w:rFonts w:hint="default" w:ascii="Wingdings" w:hAnsi="Wingdings"/>
-        <w:sz w:val="20"/>
-      </w:rPr>
-    </w:lvl>
-    <w:lvl w:ilvl="6" w:tentative="1">
-      <w:start w:val="1"/>
-      <w:numFmt w:val="bullet"/>
-      <w:lvlText w:val=""/>
-      <w:lvlJc w:val="left"/>
-      <w:pPr>
-        <w:tabs>
-          <w:tab w:val="num" w:pos="5040"/>
-        </w:tabs>
-        <w:ind w:left="5040" w:hanging="360"/>
-      </w:pPr>
-      <w:rPr>
-        <w:rFonts w:hint="default" w:ascii="Wingdings" w:hAnsi="Wingdings"/>
-        <w:sz w:val="20"/>
-      </w:rPr>
-    </w:lvl>
-    <w:lvl w:ilvl="5" w:tentative="1">
-      <w:start w:val="1"/>
-      <w:numFmt w:val="bullet"/>
-      <w:lvlText w:val=""/>
-      <w:lvlJc w:val="left"/>
-      <w:pPr>
-        <w:tabs>
-          <w:tab w:val="num" w:pos="4320"/>
-        </w:tabs>
-        <w:ind w:left="4320" w:hanging="360"/>
-      </w:pPr>
-      <w:rPr>
-        <w:rFonts w:hint="default" w:ascii="Wingdings" w:hAnsi="Wingdings"/>
-        <w:sz w:val="20"/>
-      </w:rPr>
-    </w:lvl>
-    <w:lvl w:ilvl="8" w:tentative="1">
-      <w:start w:val="1"/>
-      <w:numFmt w:val="bullet"/>
-      <w:lvlText w:val=""/>
-      <w:lvlJc w:val="left"/>
-      <w:pPr>
-        <w:tabs>
-          <w:tab w:val="num" w:pos="6480"/>
-        </w:tabs>
-        <w:ind w:left="6480" w:hanging="360"/>
-      </w:pPr>
-      <w:rPr>
-        <w:rFonts w:hint="default" w:ascii="Wingdings" w:hAnsi="Wingdings"/>
-        <w:sz w:val="20"/>
-      </w:rPr>
-    </w:lvl>
-    <w:lvl w:ilvl="0">
-      <w:start w:val="1"/>
-      <w:numFmt w:val="bullet"/>
-      <w:lvlText w:val=""/>
-      <w:lvlJc w:val="left"/>
-      <w:pPr>
-        <w:tabs>
-          <w:tab w:val="num" w:pos="720"/>
-        </w:tabs>
-        <w:ind w:left="720" w:hanging="360"/>
-      </w:pPr>
-      <w:rPr>
-        <w:rFonts w:hint="default" w:ascii="Symbol" w:hAnsi="Symbol"/>
-        <w:sz w:val="20"/>
-      </w:rPr>
-    </w:lvl>
-    <w:lvl w:ilvl="7" w:tentative="1">
-      <w:start w:val="1"/>
-      <w:numFmt w:val="bullet"/>
-      <w:lvlText w:val=""/>
-      <w:lvlJc w:val="left"/>
-      <w:pPr>
-        <w:tabs>
-          <w:tab w:val="num" w:pos="5760"/>
-        </w:tabs>
-        <w:ind w:left="5760" w:hanging="360"/>
-      </w:pPr>
-      <w:rPr>
-        <w:rFonts w:hint="default" w:ascii="Wingdings" w:hAnsi="Wingdings"/>
-        <w:sz w:val="20"/>
-      </w:rPr>
-    </w:lvl>
-    <w:lvl w:ilvl="2" w:tentative="1">
-      <w:start w:val="1"/>
-      <w:numFmt w:val="bullet"/>
-      <w:lvlText w:val=""/>
-      <w:lvlJc w:val="left"/>
-      <w:pPr>
-        <w:tabs>
-          <w:tab w:val="num" w:pos="2160"/>
-        </w:tabs>
-        <w:ind w:left="2160" w:hanging="360"/>
-      </w:pPr>
-      <w:rPr>
-        <w:rFonts w:hint="default" w:ascii="Wingdings" w:hAnsi="Wingdings"/>
-        <w:sz w:val="20"/>
-      </w:rPr>
-    </w:lvl>
-    <w:lvl w:ilvl="1" w:tentative="1">
-      <w:start w:val="1"/>
-      <w:numFmt w:val="bullet"/>
-      <w:lvlText w:val="o"/>
-      <w:lvlJc w:val="left"/>
-      <w:pPr>
-        <w:tabs>
-          <w:tab w:val="num" w:pos="1440"/>
-        </w:tabs>
-        <w:ind w:left="1440" w:hanging="360"/>
-      </w:pPr>
-      <w:rPr>
-        <w:rFonts w:hint="default" w:ascii="Courier New" w:hAnsi="Courier New"/>
-        <w:sz w:val="20"/>
-      </w:rPr>
-    </w:lvl>
-  </w:abstractNum>
-  <w:abstractNum w:abstractNumId="16">
-    <w:lvl w:ilvl="0">
-      <w:start w:val="1"/>
-      <w:numFmt w:val="bullet"/>
-      <w:lvlText w:val=""/>
-      <w:lvlJc w:val="left"/>
-      <w:pPr>
-        <w:ind w:left="420" w:hanging="420"/>
-      </w:pPr>
-      <w:rPr>
-        <w:rFonts w:hint="default" w:ascii="Wingdings" w:hAnsi="Wingdings"/>
-      </w:rPr>
-    </w:lvl>
-  </w:abstractNum>
-  <w:abstractNum w:abstractNumId="17">
-    <w:nsid w:val="678D6B15"/>
-    <w:multiLevelType w:val="multilevel"/>
-    <w:tmpl w:val="BE707422"/>
-    <w:lvl w:ilvl="2" w:tentative="1">
-      <w:start w:val="1"/>
-      <w:numFmt w:val="bullet"/>
-      <w:lvlText w:val=""/>
-      <w:lvlJc w:val="left"/>
-      <w:pPr>
-        <w:tabs>
-          <w:tab w:val="num" w:pos="2160"/>
-        </w:tabs>
-        <w:ind w:left="2160" w:hanging="360"/>
-      </w:pPr>
-      <w:rPr>
-        <w:rFonts w:hint="default" w:ascii="Wingdings" w:hAnsi="Wingdings"/>
-        <w:sz w:val="20"/>
-      </w:rPr>
-    </w:lvl>
-    <w:lvl w:ilvl="1" w:tentative="1">
-      <w:start w:val="1"/>
-      <w:numFmt w:val="bullet"/>
-      <w:lvlText w:val="o"/>
-      <w:lvlJc w:val="left"/>
-      <w:pPr>
-        <w:tabs>
-          <w:tab w:val="num" w:pos="1440"/>
-        </w:tabs>
-        <w:ind w:left="1440" w:hanging="360"/>
-      </w:pPr>
-      <w:rPr>
-        <w:rFonts w:hint="default" w:ascii="Courier New" w:hAnsi="Courier New"/>
-        <w:sz w:val="20"/>
-      </w:rPr>
-    </w:lvl>
-    <w:lvl w:ilvl="0">
-      <w:start w:val="1"/>
-      <w:numFmt w:val="bullet"/>
-      <w:lvlText w:val=""/>
-      <w:lvlJc w:val="left"/>
-      <w:pPr>
-        <w:tabs>
-          <w:tab w:val="num" w:pos="720"/>
-        </w:tabs>
-        <w:ind w:left="720" w:hanging="360"/>
-      </w:pPr>
-      <w:rPr>
-        <w:rFonts w:hint="default" w:ascii="Symbol" w:hAnsi="Symbol"/>
-        <w:sz w:val="20"/>
-      </w:rPr>
-    </w:lvl>
-    <w:lvl w:ilvl="8" w:tentative="1">
-      <w:start w:val="1"/>
-      <w:numFmt w:val="bullet"/>
-      <w:lvlText w:val=""/>
-      <w:lvlJc w:val="left"/>
-      <w:pPr>
-        <w:tabs>
-          <w:tab w:val="num" w:pos="6480"/>
-        </w:tabs>
-        <w:ind w:left="6480" w:hanging="360"/>
-      </w:pPr>
-      <w:rPr>
-        <w:rFonts w:hint="default" w:ascii="Wingdings" w:hAnsi="Wingdings"/>
-        <w:sz w:val="20"/>
-      </w:rPr>
-    </w:lvl>
-    <w:lvl w:ilvl="7" w:tentative="1">
-      <w:start w:val="1"/>
-      <w:numFmt w:val="bullet"/>
-      <w:lvlText w:val=""/>
-      <w:lvlJc w:val="left"/>
-      <w:pPr>
-        <w:tabs>
-          <w:tab w:val="num" w:pos="5760"/>
-        </w:tabs>
-        <w:ind w:left="5760" w:hanging="360"/>
-      </w:pPr>
-      <w:rPr>
-        <w:rFonts w:hint="default" w:ascii="Wingdings" w:hAnsi="Wingdings"/>
-        <w:sz w:val="20"/>
-      </w:rPr>
-    </w:lvl>
-    <w:lvl w:ilvl="6" w:tentative="1">
-      <w:start w:val="1"/>
-      <w:numFmt w:val="bullet"/>
-      <w:lvlText w:val=""/>
-      <w:lvlJc w:val="left"/>
-      <w:pPr>
-        <w:tabs>
-          <w:tab w:val="num" w:pos="5040"/>
-        </w:tabs>
-        <w:ind w:left="5040" w:hanging="360"/>
-      </w:pPr>
-      <w:rPr>
-        <w:rFonts w:hint="default" w:ascii="Wingdings" w:hAnsi="Wingdings"/>
-        <w:sz w:val="20"/>
-      </w:rPr>
-    </w:lvl>
-    <w:lvl w:ilvl="5" w:tentative="1">
-      <w:start w:val="1"/>
-      <w:numFmt w:val="bullet"/>
-      <w:lvlText w:val=""/>
-      <w:lvlJc w:val="left"/>
-      <w:pPr>
-        <w:tabs>
-          <w:tab w:val="num" w:pos="4320"/>
-        </w:tabs>
-        <w:ind w:left="4320" w:hanging="360"/>
-      </w:pPr>
-      <w:rPr>
-        <w:rFonts w:hint="default" w:ascii="Wingdings" w:hAnsi="Wingdings"/>
-        <w:sz w:val="20"/>
-      </w:rPr>
-    </w:lvl>
-    <w:lvl w:ilvl="4" w:tentative="1">
-      <w:start w:val="1"/>
-      <w:numFmt w:val="bullet"/>
-      <w:lvlText w:val=""/>
-      <w:lvlJc w:val="left"/>
-      <w:pPr>
-        <w:tabs>
-          <w:tab w:val="num" w:pos="3600"/>
-        </w:tabs>
-        <w:ind w:left="3600" w:hanging="360"/>
-      </w:pPr>
-      <w:rPr>
-        <w:rFonts w:hint="default" w:ascii="Wingdings" w:hAnsi="Wingdings"/>
-        <w:sz w:val="20"/>
-      </w:rPr>
-    </w:lvl>
-    <w:lvl w:ilvl="3" w:tentative="1">
-      <w:start w:val="1"/>
-      <w:numFmt w:val="bullet"/>
-      <w:lvlText w:val=""/>
-      <w:lvlJc w:val="left"/>
-      <w:pPr>
-        <w:tabs>
-          <w:tab w:val="num" w:pos="2880"/>
-        </w:tabs>
-        <w:ind w:left="2880" w:hanging="360"/>
       </w:pPr>
       <w:rPr>
         <w:rFonts w:hint="default" w:ascii="Wingdings" w:hAnsi="Wingdings"/>
@@ -20499,23 +21089,41 @@
     </w:lvl>
   </w:abstractNum>
   <w:abstractNum w:abstractNumId="19">
-    <w:lvl w:ilvl="0">
+    <w:nsid w:val="57B62DBE"/>
+    <w:multiLevelType w:val="multilevel"/>
+    <w:tmpl w:val="105885A0"/>
+    <w:lvl w:ilvl="3" w:tentative="1">
       <w:start w:val="1"/>
       <w:numFmt w:val="bullet"/>
-      <w:lvlText w:val=""/>
+      <w:lvlText w:val=""/>
       <w:lvlJc w:val="left"/>
       <w:pPr>
-        <w:ind w:left="420" w:hanging="420"/>
+        <w:tabs>
+          <w:tab w:val="num" w:pos="2880"/>
+        </w:tabs>
+        <w:ind w:left="2880" w:hanging="360"/>
       </w:pPr>
       <w:rPr>
         <w:rFonts w:hint="default" w:ascii="Wingdings" w:hAnsi="Wingdings"/>
+        <w:sz w:val="20"/>
       </w:rPr>
     </w:lvl>
-  </w:abstractNum>
-  <w:abstractNum w:abstractNumId="20">
-    <w:nsid w:val="6C4C76C6"/>
-    <w:multiLevelType w:val="multilevel"/>
-    <w:tmpl w:val="A6EC3C5C"/>
+    <w:lvl w:ilvl="6" w:tentative="1">
+      <w:start w:val="1"/>
+      <w:numFmt w:val="bullet"/>
+      <w:lvlText w:val=""/>
+      <w:lvlJc w:val="left"/>
+      <w:pPr>
+        <w:tabs>
+          <w:tab w:val="num" w:pos="5040"/>
+        </w:tabs>
+        <w:ind w:left="5040" w:hanging="360"/>
+      </w:pPr>
+      <w:rPr>
+        <w:rFonts w:hint="default" w:ascii="Wingdings" w:hAnsi="Wingdings"/>
+        <w:sz w:val="20"/>
+      </w:rPr>
+    </w:lvl>
     <w:lvl w:ilvl="8" w:tentative="1">
       <w:start w:val="1"/>
       <w:numFmt w:val="bullet"/>
@@ -20526,6 +21134,22 @@
           <w:tab w:val="num" w:pos="6480"/>
         </w:tabs>
         <w:ind w:left="6480" w:hanging="360"/>
+      </w:pPr>
+      <w:rPr>
+        <w:rFonts w:hint="default" w:ascii="Wingdings" w:hAnsi="Wingdings"/>
+        <w:sz w:val="20"/>
+      </w:rPr>
+    </w:lvl>
+    <w:lvl w:ilvl="5" w:tentative="1">
+      <w:start w:val="1"/>
+      <w:numFmt w:val="bullet"/>
+      <w:lvlText w:val=""/>
+      <w:lvlJc w:val="left"/>
+      <w:pPr>
+        <w:tabs>
+          <w:tab w:val="num" w:pos="4320"/>
+        </w:tabs>
+        <w:ind w:left="4320" w:hanging="360"/>
       </w:pPr>
       <w:rPr>
         <w:rFonts w:hint="default" w:ascii="Wingdings" w:hAnsi="Wingdings"/>
@@ -20548,6 +21172,38 @@
         <w:sz w:val="20"/>
       </w:rPr>
     </w:lvl>
+    <w:lvl w:ilvl="0">
+      <w:start w:val="1"/>
+      <w:numFmt w:val="bullet"/>
+      <w:lvlText w:val=""/>
+      <w:lvlJc w:val="left"/>
+      <w:pPr>
+        <w:tabs>
+          <w:tab w:val="num" w:pos="720"/>
+        </w:tabs>
+        <w:ind w:left="720" w:hanging="360"/>
+      </w:pPr>
+      <w:rPr>
+        <w:rFonts w:hint="default" w:ascii="Symbol" w:hAnsi="Symbol"/>
+        <w:sz w:val="20"/>
+      </w:rPr>
+    </w:lvl>
+    <w:lvl w:ilvl="7" w:tentative="1">
+      <w:start w:val="1"/>
+      <w:numFmt w:val="bullet"/>
+      <w:lvlText w:val=""/>
+      <w:lvlJc w:val="left"/>
+      <w:pPr>
+        <w:tabs>
+          <w:tab w:val="num" w:pos="5760"/>
+        </w:tabs>
+        <w:ind w:left="5760" w:hanging="360"/>
+      </w:pPr>
+      <w:rPr>
+        <w:rFonts w:hint="default" w:ascii="Wingdings" w:hAnsi="Wingdings"/>
+        <w:sz w:val="20"/>
+      </w:rPr>
+    </w:lvl>
     <w:lvl w:ilvl="1" w:tentative="1">
       <w:start w:val="1"/>
       <w:numFmt w:val="bullet"/>
@@ -20580,6 +21236,39 @@
         <w:sz w:val="20"/>
       </w:rPr>
     </w:lvl>
+  </w:abstractNum>
+  <w:abstractNum w:abstractNumId="20">
+    <w:lvl w:ilvl="0">
+      <w:start w:val="1"/>
+      <w:numFmt w:val="bullet"/>
+      <w:lvlText w:val=""/>
+      <w:lvlJc w:val="left"/>
+      <w:pPr>
+        <w:ind w:left="420" w:hanging="420"/>
+      </w:pPr>
+      <w:rPr>
+        <w:rFonts w:hint="default" w:ascii="Wingdings" w:hAnsi="Wingdings"/>
+      </w:rPr>
+    </w:lvl>
+  </w:abstractNum>
+  <w:abstractNum w:abstractNumId="21">
+    <w:lvl w:ilvl="0">
+      <w:start w:val="1"/>
+      <w:numFmt w:val="bullet"/>
+      <w:lvlText w:val=""/>
+      <w:lvlJc w:val="left"/>
+      <w:pPr>
+        <w:ind w:left="420" w:hanging="420"/>
+      </w:pPr>
+      <w:rPr>
+        <w:rFonts w:hint="default" w:ascii="Wingdings" w:hAnsi="Wingdings"/>
+      </w:rPr>
+    </w:lvl>
+  </w:abstractNum>
+  <w:abstractNum w:abstractNumId="22">
+    <w:nsid w:val="126D0C2A"/>
+    <w:multiLevelType w:val="multilevel"/>
+    <w:tmpl w:val="9F309FB0"/>
     <w:lvl w:ilvl="3" w:tentative="1">
       <w:start w:val="1"/>
       <w:numFmt w:val="bullet"/>
@@ -20590,6 +21279,187 @@
           <w:tab w:val="num" w:pos="2880"/>
         </w:tabs>
         <w:ind w:left="2880" w:hanging="360"/>
+      </w:pPr>
+      <w:rPr>
+        <w:rFonts w:hint="default" w:ascii="Wingdings" w:hAnsi="Wingdings"/>
+        <w:sz w:val="20"/>
+      </w:rPr>
+    </w:lvl>
+    <w:lvl w:ilvl="8" w:tentative="1">
+      <w:start w:val="1"/>
+      <w:numFmt w:val="bullet"/>
+      <w:lvlText w:val=""/>
+      <w:lvlJc w:val="left"/>
+      <w:pPr>
+        <w:tabs>
+          <w:tab w:val="num" w:pos="6480"/>
+        </w:tabs>
+        <w:ind w:left="6480" w:hanging="360"/>
+      </w:pPr>
+      <w:rPr>
+        <w:rFonts w:hint="default" w:ascii="Wingdings" w:hAnsi="Wingdings"/>
+        <w:sz w:val="20"/>
+      </w:rPr>
+    </w:lvl>
+    <w:lvl w:ilvl="4" w:tentative="1">
+      <w:start w:val="1"/>
+      <w:numFmt w:val="bullet"/>
+      <w:lvlText w:val=""/>
+      <w:lvlJc w:val="left"/>
+      <w:pPr>
+        <w:tabs>
+          <w:tab w:val="num" w:pos="3600"/>
+        </w:tabs>
+        <w:ind w:left="3600" w:hanging="360"/>
+      </w:pPr>
+      <w:rPr>
+        <w:rFonts w:hint="default" w:ascii="Wingdings" w:hAnsi="Wingdings"/>
+        <w:sz w:val="20"/>
+      </w:rPr>
+    </w:lvl>
+    <w:lvl w:ilvl="6" w:tentative="1">
+      <w:start w:val="1"/>
+      <w:numFmt w:val="bullet"/>
+      <w:lvlText w:val=""/>
+      <w:lvlJc w:val="left"/>
+      <w:pPr>
+        <w:tabs>
+          <w:tab w:val="num" w:pos="5040"/>
+        </w:tabs>
+        <w:ind w:left="5040" w:hanging="360"/>
+      </w:pPr>
+      <w:rPr>
+        <w:rFonts w:hint="default" w:ascii="Wingdings" w:hAnsi="Wingdings"/>
+        <w:sz w:val="20"/>
+      </w:rPr>
+    </w:lvl>
+    <w:lvl w:ilvl="5" w:tentative="1">
+      <w:start w:val="1"/>
+      <w:numFmt w:val="bullet"/>
+      <w:lvlText w:val=""/>
+      <w:lvlJc w:val="left"/>
+      <w:pPr>
+        <w:tabs>
+          <w:tab w:val="num" w:pos="4320"/>
+        </w:tabs>
+        <w:ind w:left="4320" w:hanging="360"/>
+      </w:pPr>
+      <w:rPr>
+        <w:rFonts w:hint="default" w:ascii="Wingdings" w:hAnsi="Wingdings"/>
+        <w:sz w:val="20"/>
+      </w:rPr>
+    </w:lvl>
+    <w:lvl w:ilvl="7" w:tentative="1">
+      <w:start w:val="1"/>
+      <w:numFmt w:val="bullet"/>
+      <w:lvlText w:val=""/>
+      <w:lvlJc w:val="left"/>
+      <w:pPr>
+        <w:tabs>
+          <w:tab w:val="num" w:pos="5760"/>
+        </w:tabs>
+        <w:ind w:left="5760" w:hanging="360"/>
+      </w:pPr>
+      <w:rPr>
+        <w:rFonts w:hint="default" w:ascii="Wingdings" w:hAnsi="Wingdings"/>
+        <w:sz w:val="20"/>
+      </w:rPr>
+    </w:lvl>
+    <w:lvl w:ilvl="2" w:tentative="1">
+      <w:start w:val="1"/>
+      <w:numFmt w:val="bullet"/>
+      <w:lvlText w:val=""/>
+      <w:lvlJc w:val="left"/>
+      <w:pPr>
+        <w:tabs>
+          <w:tab w:val="num" w:pos="2160"/>
+        </w:tabs>
+        <w:ind w:left="2160" w:hanging="360"/>
+      </w:pPr>
+      <w:rPr>
+        <w:rFonts w:hint="default" w:ascii="Wingdings" w:hAnsi="Wingdings"/>
+        <w:sz w:val="20"/>
+      </w:rPr>
+    </w:lvl>
+    <w:lvl w:ilvl="1" w:tentative="1">
+      <w:start w:val="1"/>
+      <w:numFmt w:val="bullet"/>
+      <w:lvlText w:val="o"/>
+      <w:lvlJc w:val="left"/>
+      <w:pPr>
+        <w:tabs>
+          <w:tab w:val="num" w:pos="1440"/>
+        </w:tabs>
+        <w:ind w:left="1440" w:hanging="360"/>
+      </w:pPr>
+      <w:rPr>
+        <w:rFonts w:hint="default" w:ascii="Courier New" w:hAnsi="Courier New"/>
+        <w:sz w:val="20"/>
+      </w:rPr>
+    </w:lvl>
+    <w:lvl w:ilvl="0">
+      <w:start w:val="1"/>
+      <w:numFmt w:val="bullet"/>
+      <w:lvlText w:val=""/>
+      <w:lvlJc w:val="left"/>
+      <w:pPr>
+        <w:tabs>
+          <w:tab w:val="num" w:pos="720"/>
+        </w:tabs>
+        <w:ind w:left="720" w:hanging="360"/>
+      </w:pPr>
+      <w:rPr>
+        <w:rFonts w:hint="default" w:ascii="Symbol" w:hAnsi="Symbol"/>
+        <w:sz w:val="20"/>
+      </w:rPr>
+    </w:lvl>
+  </w:abstractNum>
+  <w:abstractNum w:abstractNumId="23">
+    <w:nsid w:val="198F4897"/>
+    <w:multiLevelType w:val="multilevel"/>
+    <w:tmpl w:val="180CF65E"/>
+    <w:lvl w:ilvl="8" w:tentative="1">
+      <w:start w:val="1"/>
+      <w:numFmt w:val="bullet"/>
+      <w:lvlText w:val=""/>
+      <w:lvlJc w:val="left"/>
+      <w:pPr>
+        <w:tabs>
+          <w:tab w:val="num" w:pos="6480"/>
+        </w:tabs>
+        <w:ind w:left="6480" w:hanging="360"/>
+      </w:pPr>
+      <w:rPr>
+        <w:rFonts w:hint="default" w:ascii="Wingdings" w:hAnsi="Wingdings"/>
+        <w:sz w:val="20"/>
+      </w:rPr>
+    </w:lvl>
+    <w:lvl w:ilvl="6" w:tentative="1">
+      <w:start w:val="1"/>
+      <w:numFmt w:val="bullet"/>
+      <w:lvlText w:val=""/>
+      <w:lvlJc w:val="left"/>
+      <w:pPr>
+        <w:tabs>
+          <w:tab w:val="num" w:pos="5040"/>
+        </w:tabs>
+        <w:ind w:left="5040" w:hanging="360"/>
+      </w:pPr>
+      <w:rPr>
+        <w:rFonts w:hint="default" w:ascii="Wingdings" w:hAnsi="Wingdings"/>
+        <w:sz w:val="20"/>
+      </w:rPr>
+    </w:lvl>
+    <w:lvl w:ilvl="7" w:tentative="1">
+      <w:start w:val="1"/>
+      <w:numFmt w:val="bullet"/>
+      <w:lvlText w:val=""/>
+      <w:lvlJc w:val="left"/>
+      <w:pPr>
+        <w:tabs>
+          <w:tab w:val="num" w:pos="5760"/>
+        </w:tabs>
+        <w:ind w:left="5760" w:hanging="360"/>
       </w:pPr>
       <w:rPr>
         <w:rFonts w:hint="default" w:ascii="Wingdings" w:hAnsi="Wingdings"/>
@@ -20612,6 +21482,185 @@
         <w:sz w:val="20"/>
       </w:rPr>
     </w:lvl>
+    <w:lvl w:ilvl="2" w:tentative="1">
+      <w:start w:val="1"/>
+      <w:numFmt w:val="bullet"/>
+      <w:lvlText w:val=""/>
+      <w:lvlJc w:val="left"/>
+      <w:pPr>
+        <w:tabs>
+          <w:tab w:val="num" w:pos="2160"/>
+        </w:tabs>
+        <w:ind w:left="2160" w:hanging="360"/>
+      </w:pPr>
+      <w:rPr>
+        <w:rFonts w:hint="default" w:ascii="Wingdings" w:hAnsi="Wingdings"/>
+        <w:sz w:val="20"/>
+      </w:rPr>
+    </w:lvl>
+    <w:lvl w:ilvl="3" w:tentative="1">
+      <w:start w:val="1"/>
+      <w:numFmt w:val="bullet"/>
+      <w:lvlText w:val=""/>
+      <w:lvlJc w:val="left"/>
+      <w:pPr>
+        <w:tabs>
+          <w:tab w:val="num" w:pos="2880"/>
+        </w:tabs>
+        <w:ind w:left="2880" w:hanging="360"/>
+      </w:pPr>
+      <w:rPr>
+        <w:rFonts w:hint="default" w:ascii="Wingdings" w:hAnsi="Wingdings"/>
+        <w:sz w:val="20"/>
+      </w:rPr>
+    </w:lvl>
+    <w:lvl w:ilvl="4" w:tentative="1">
+      <w:start w:val="1"/>
+      <w:numFmt w:val="bullet"/>
+      <w:lvlText w:val=""/>
+      <w:lvlJc w:val="left"/>
+      <w:pPr>
+        <w:tabs>
+          <w:tab w:val="num" w:pos="3600"/>
+        </w:tabs>
+        <w:ind w:left="3600" w:hanging="360"/>
+      </w:pPr>
+      <w:rPr>
+        <w:rFonts w:hint="default" w:ascii="Wingdings" w:hAnsi="Wingdings"/>
+        <w:sz w:val="20"/>
+      </w:rPr>
+    </w:lvl>
+    <w:lvl w:ilvl="1" w:tentative="1">
+      <w:start w:val="1"/>
+      <w:numFmt w:val="bullet"/>
+      <w:lvlText w:val="o"/>
+      <w:lvlJc w:val="left"/>
+      <w:pPr>
+        <w:tabs>
+          <w:tab w:val="num" w:pos="1440"/>
+        </w:tabs>
+        <w:ind w:left="1440" w:hanging="360"/>
+      </w:pPr>
+      <w:rPr>
+        <w:rFonts w:hint="default" w:ascii="Courier New" w:hAnsi="Courier New"/>
+        <w:sz w:val="20"/>
+      </w:rPr>
+    </w:lvl>
+    <w:lvl w:ilvl="5" w:tentative="1">
+      <w:start w:val="1"/>
+      <w:numFmt w:val="bullet"/>
+      <w:lvlText w:val=""/>
+      <w:lvlJc w:val="left"/>
+      <w:pPr>
+        <w:tabs>
+          <w:tab w:val="num" w:pos="4320"/>
+        </w:tabs>
+        <w:ind w:left="4320" w:hanging="360"/>
+      </w:pPr>
+      <w:rPr>
+        <w:rFonts w:hint="default" w:ascii="Wingdings" w:hAnsi="Wingdings"/>
+        <w:sz w:val="20"/>
+      </w:rPr>
+    </w:lvl>
+  </w:abstractNum>
+  <w:abstractNum w:abstractNumId="24">
+    <w:lvl w:ilvl="0">
+      <w:start w:val="1"/>
+      <w:numFmt w:val="bullet"/>
+      <w:lvlText w:val=""/>
+      <w:lvlJc w:val="left"/>
+      <w:pPr>
+        <w:ind w:left="420" w:hanging="420"/>
+      </w:pPr>
+      <w:rPr>
+        <w:rFonts w:hint="default" w:ascii="Wingdings" w:hAnsi="Wingdings"/>
+      </w:rPr>
+    </w:lvl>
+  </w:abstractNum>
+  <w:abstractNum w:abstractNumId="25">
+    <w:nsid w:val="1B1D6524"/>
+    <w:multiLevelType w:val="multilevel"/>
+    <w:tmpl w:val="C9428036"/>
+    <w:lvl w:ilvl="4" w:tentative="1">
+      <w:start w:val="1"/>
+      <w:numFmt w:val="bullet"/>
+      <w:lvlText w:val=""/>
+      <w:lvlJc w:val="left"/>
+      <w:pPr>
+        <w:tabs>
+          <w:tab w:val="num" w:pos="3600"/>
+        </w:tabs>
+        <w:ind w:left="3600" w:hanging="360"/>
+      </w:pPr>
+      <w:rPr>
+        <w:rFonts w:hint="default" w:ascii="Wingdings" w:hAnsi="Wingdings"/>
+        <w:sz w:val="20"/>
+      </w:rPr>
+    </w:lvl>
+    <w:lvl w:ilvl="1" w:tentative="1">
+      <w:start w:val="1"/>
+      <w:numFmt w:val="bullet"/>
+      <w:lvlText w:val="o"/>
+      <w:lvlJc w:val="left"/>
+      <w:pPr>
+        <w:tabs>
+          <w:tab w:val="num" w:pos="1440"/>
+        </w:tabs>
+        <w:ind w:left="1440" w:hanging="360"/>
+      </w:pPr>
+      <w:rPr>
+        <w:rFonts w:hint="default" w:ascii="Courier New" w:hAnsi="Courier New"/>
+        <w:sz w:val="20"/>
+      </w:rPr>
+    </w:lvl>
+    <w:lvl w:ilvl="0">
+      <w:start w:val="1"/>
+      <w:numFmt w:val="bullet"/>
+      <w:lvlText w:val=""/>
+      <w:lvlJc w:val="left"/>
+      <w:pPr>
+        <w:tabs>
+          <w:tab w:val="num" w:pos="720"/>
+        </w:tabs>
+        <w:ind w:left="720" w:hanging="360"/>
+      </w:pPr>
+      <w:rPr>
+        <w:rFonts w:hint="default" w:ascii="Symbol" w:hAnsi="Symbol"/>
+        <w:sz w:val="20"/>
+      </w:rPr>
+    </w:lvl>
+    <w:lvl w:ilvl="2" w:tentative="1">
+      <w:start w:val="1"/>
+      <w:numFmt w:val="bullet"/>
+      <w:lvlText w:val=""/>
+      <w:lvlJc w:val="left"/>
+      <w:pPr>
+        <w:tabs>
+          <w:tab w:val="num" w:pos="2160"/>
+        </w:tabs>
+        <w:ind w:left="2160" w:hanging="360"/>
+      </w:pPr>
+      <w:rPr>
+        <w:rFonts w:hint="default" w:ascii="Wingdings" w:hAnsi="Wingdings"/>
+        <w:sz w:val="20"/>
+      </w:rPr>
+    </w:lvl>
+    <w:lvl w:ilvl="8" w:tentative="1">
+      <w:start w:val="1"/>
+      <w:numFmt w:val="bullet"/>
+      <w:lvlText w:val=""/>
+      <w:lvlJc w:val="left"/>
+      <w:pPr>
+        <w:tabs>
+          <w:tab w:val="num" w:pos="6480"/>
+        </w:tabs>
+        <w:ind w:left="6480" w:hanging="360"/>
+      </w:pPr>
+      <w:rPr>
+        <w:rFonts w:hint="default" w:ascii="Wingdings" w:hAnsi="Wingdings"/>
+        <w:sz w:val="20"/>
+      </w:rPr>
+    </w:lvl>
     <w:lvl w:ilvl="6" w:tentative="1">
       <w:start w:val="1"/>
       <w:numFmt w:val="bullet"/>
@@ -20660,11 +21709,153 @@
         <w:sz w:val="20"/>
       </w:rPr>
     </w:lvl>
+    <w:lvl w:ilvl="3" w:tentative="1">
+      <w:start w:val="1"/>
+      <w:numFmt w:val="bullet"/>
+      <w:lvlText w:val=""/>
+      <w:lvlJc w:val="left"/>
+      <w:pPr>
+        <w:tabs>
+          <w:tab w:val="num" w:pos="2880"/>
+        </w:tabs>
+        <w:ind w:left="2880" w:hanging="360"/>
+      </w:pPr>
+      <w:rPr>
+        <w:rFonts w:hint="default" w:ascii="Wingdings" w:hAnsi="Wingdings"/>
+        <w:sz w:val="20"/>
+      </w:rPr>
+    </w:lvl>
   </w:abstractNum>
-  <w:abstractNum w:abstractNumId="21">
-    <w:nsid w:val="756E4A92"/>
+  <w:abstractNum w:abstractNumId="26">
+    <w:lvl w:ilvl="0">
+      <w:start w:val="1"/>
+      <w:numFmt w:val="bullet"/>
+      <w:lvlText w:val=""/>
+      <w:lvlJc w:val="left"/>
+      <w:pPr>
+        <w:ind w:left="420" w:hanging="420"/>
+      </w:pPr>
+      <w:rPr>
+        <w:rFonts w:hint="default" w:ascii="Wingdings" w:hAnsi="Wingdings"/>
+      </w:rPr>
+    </w:lvl>
+  </w:abstractNum>
+  <w:abstractNum w:abstractNumId="27">
+    <w:nsid w:val="7A736933"/>
     <w:multiLevelType w:val="multilevel"/>
-    <w:tmpl w:val="0C0A4BFA"/>
+    <w:tmpl w:val="1CFEC2F2"/>
+    <w:lvl w:ilvl="4" w:tentative="1">
+      <w:start w:val="1"/>
+      <w:numFmt w:val="bullet"/>
+      <w:lvlText w:val=""/>
+      <w:lvlJc w:val="left"/>
+      <w:pPr>
+        <w:tabs>
+          <w:tab w:val="num" w:pos="3600"/>
+        </w:tabs>
+        <w:ind w:left="3600" w:hanging="360"/>
+      </w:pPr>
+      <w:rPr>
+        <w:rFonts w:hint="default" w:ascii="Wingdings" w:hAnsi="Wingdings"/>
+        <w:sz w:val="20"/>
+      </w:rPr>
+    </w:lvl>
+    <w:lvl w:ilvl="8" w:tentative="1">
+      <w:start w:val="1"/>
+      <w:numFmt w:val="bullet"/>
+      <w:lvlText w:val=""/>
+      <w:lvlJc w:val="left"/>
+      <w:pPr>
+        <w:tabs>
+          <w:tab w:val="num" w:pos="6480"/>
+        </w:tabs>
+        <w:ind w:left="6480" w:hanging="360"/>
+      </w:pPr>
+      <w:rPr>
+        <w:rFonts w:hint="default" w:ascii="Wingdings" w:hAnsi="Wingdings"/>
+        <w:sz w:val="20"/>
+      </w:rPr>
+    </w:lvl>
+    <w:lvl w:ilvl="2" w:tentative="1">
+      <w:start w:val="1"/>
+      <w:numFmt w:val="bullet"/>
+      <w:lvlText w:val=""/>
+      <w:lvlJc w:val="left"/>
+      <w:pPr>
+        <w:tabs>
+          <w:tab w:val="num" w:pos="2160"/>
+        </w:tabs>
+        <w:ind w:left="2160" w:hanging="360"/>
+      </w:pPr>
+      <w:rPr>
+        <w:rFonts w:hint="default" w:ascii="Wingdings" w:hAnsi="Wingdings"/>
+        <w:sz w:val="20"/>
+      </w:rPr>
+    </w:lvl>
+    <w:lvl w:ilvl="1" w:tentative="1">
+      <w:start w:val="1"/>
+      <w:numFmt w:val="bullet"/>
+      <w:lvlText w:val="o"/>
+      <w:lvlJc w:val="left"/>
+      <w:pPr>
+        <w:tabs>
+          <w:tab w:val="num" w:pos="1440"/>
+        </w:tabs>
+        <w:ind w:left="1440" w:hanging="360"/>
+      </w:pPr>
+      <w:rPr>
+        <w:rFonts w:hint="default" w:ascii="Courier New" w:hAnsi="Courier New"/>
+        <w:sz w:val="20"/>
+      </w:rPr>
+    </w:lvl>
+    <w:lvl w:ilvl="7" w:tentative="1">
+      <w:start w:val="1"/>
+      <w:numFmt w:val="bullet"/>
+      <w:lvlText w:val=""/>
+      <w:lvlJc w:val="left"/>
+      <w:pPr>
+        <w:tabs>
+          <w:tab w:val="num" w:pos="5760"/>
+        </w:tabs>
+        <w:ind w:left="5760" w:hanging="360"/>
+      </w:pPr>
+      <w:rPr>
+        <w:rFonts w:hint="default" w:ascii="Wingdings" w:hAnsi="Wingdings"/>
+        <w:sz w:val="20"/>
+      </w:rPr>
+    </w:lvl>
+    <w:lvl w:ilvl="6" w:tentative="1">
+      <w:start w:val="1"/>
+      <w:numFmt w:val="bullet"/>
+      <w:lvlText w:val=""/>
+      <w:lvlJc w:val="left"/>
+      <w:pPr>
+        <w:tabs>
+          <w:tab w:val="num" w:pos="5040"/>
+        </w:tabs>
+        <w:ind w:left="5040" w:hanging="360"/>
+      </w:pPr>
+      <w:rPr>
+        <w:rFonts w:hint="default" w:ascii="Wingdings" w:hAnsi="Wingdings"/>
+        <w:sz w:val="20"/>
+      </w:rPr>
+    </w:lvl>
+    <w:lvl w:ilvl="3" w:tentative="1">
+      <w:start w:val="1"/>
+      <w:numFmt w:val="bullet"/>
+      <w:lvlText w:val=""/>
+      <w:lvlJc w:val="left"/>
+      <w:pPr>
+        <w:tabs>
+          <w:tab w:val="num" w:pos="2880"/>
+        </w:tabs>
+        <w:ind w:left="2880" w:hanging="360"/>
+      </w:pPr>
+      <w:rPr>
+        <w:rFonts w:hint="default" w:ascii="Wingdings" w:hAnsi="Wingdings"/>
+        <w:sz w:val="20"/>
+      </w:rPr>
+    </w:lvl>
     <w:lvl w:ilvl="5" w:tentative="1">
       <w:start w:val="1"/>
       <w:numFmt w:val="bullet"/>
@@ -20675,6 +21866,134 @@
           <w:tab w:val="num" w:pos="4320"/>
         </w:tabs>
         <w:ind w:left="4320" w:hanging="360"/>
+      </w:pPr>
+      <w:rPr>
+        <w:rFonts w:hint="default" w:ascii="Wingdings" w:hAnsi="Wingdings"/>
+        <w:sz w:val="20"/>
+      </w:rPr>
+    </w:lvl>
+    <w:lvl w:ilvl="0">
+      <w:start w:val="1"/>
+      <w:numFmt w:val="bullet"/>
+      <w:lvlText w:val=""/>
+      <w:lvlJc w:val="left"/>
+      <w:pPr>
+        <w:tabs>
+          <w:tab w:val="num" w:pos="720"/>
+        </w:tabs>
+        <w:ind w:left="720" w:hanging="360"/>
+      </w:pPr>
+      <w:rPr>
+        <w:rFonts w:hint="default" w:ascii="Symbol" w:hAnsi="Symbol"/>
+        <w:sz w:val="20"/>
+      </w:rPr>
+    </w:lvl>
+  </w:abstractNum>
+  <w:abstractNum w:abstractNumId="28">
+    <w:lvl w:ilvl="0">
+      <w:start w:val="1"/>
+      <w:numFmt w:val="decimal"/>
+      <w:lvlText w:val="%1."/>
+      <w:lvlJc w:val="left"/>
+      <w:pPr>
+        <w:ind w:left="420" w:hanging="420"/>
+      </w:pPr>
+    </w:lvl>
+  </w:abstractNum>
+  <w:abstractNum w:abstractNumId="29">
+    <w:nsid w:val="510D3785"/>
+    <w:multiLevelType w:val="multilevel"/>
+    <w:tmpl w:val="73643D5A"/>
+    <w:lvl w:ilvl="0">
+      <w:start w:val="1"/>
+      <w:numFmt w:val="bullet"/>
+      <w:lvlText w:val=""/>
+      <w:lvlJc w:val="left"/>
+      <w:pPr>
+        <w:tabs>
+          <w:tab w:val="num" w:pos="720"/>
+        </w:tabs>
+        <w:ind w:left="720" w:hanging="360"/>
+      </w:pPr>
+      <w:rPr>
+        <w:rFonts w:hint="default" w:ascii="Symbol" w:hAnsi="Symbol"/>
+        <w:sz w:val="20"/>
+      </w:rPr>
+    </w:lvl>
+    <w:lvl w:ilvl="8" w:tentative="1">
+      <w:start w:val="1"/>
+      <w:numFmt w:val="bullet"/>
+      <w:lvlText w:val=""/>
+      <w:lvlJc w:val="left"/>
+      <w:pPr>
+        <w:tabs>
+          <w:tab w:val="num" w:pos="6480"/>
+        </w:tabs>
+        <w:ind w:left="6480" w:hanging="360"/>
+      </w:pPr>
+      <w:rPr>
+        <w:rFonts w:hint="default" w:ascii="Wingdings" w:hAnsi="Wingdings"/>
+        <w:sz w:val="20"/>
+      </w:rPr>
+    </w:lvl>
+    <w:lvl w:ilvl="1" w:tentative="1">
+      <w:start w:val="1"/>
+      <w:numFmt w:val="bullet"/>
+      <w:lvlText w:val="o"/>
+      <w:lvlJc w:val="left"/>
+      <w:pPr>
+        <w:tabs>
+          <w:tab w:val="num" w:pos="1440"/>
+        </w:tabs>
+        <w:ind w:left="1440" w:hanging="360"/>
+      </w:pPr>
+      <w:rPr>
+        <w:rFonts w:hint="default" w:ascii="Courier New" w:hAnsi="Courier New"/>
+        <w:sz w:val="20"/>
+      </w:rPr>
+    </w:lvl>
+    <w:lvl w:ilvl="7" w:tentative="1">
+      <w:start w:val="1"/>
+      <w:numFmt w:val="bullet"/>
+      <w:lvlText w:val=""/>
+      <w:lvlJc w:val="left"/>
+      <w:pPr>
+        <w:tabs>
+          <w:tab w:val="num" w:pos="5760"/>
+        </w:tabs>
+        <w:ind w:left="5760" w:hanging="360"/>
+      </w:pPr>
+      <w:rPr>
+        <w:rFonts w:hint="default" w:ascii="Wingdings" w:hAnsi="Wingdings"/>
+        <w:sz w:val="20"/>
+      </w:rPr>
+    </w:lvl>
+    <w:lvl w:ilvl="2" w:tentative="1">
+      <w:start w:val="1"/>
+      <w:numFmt w:val="bullet"/>
+      <w:lvlText w:val=""/>
+      <w:lvlJc w:val="left"/>
+      <w:pPr>
+        <w:tabs>
+          <w:tab w:val="num" w:pos="2160"/>
+        </w:tabs>
+        <w:ind w:left="2160" w:hanging="360"/>
+      </w:pPr>
+      <w:rPr>
+        <w:rFonts w:hint="default" w:ascii="Wingdings" w:hAnsi="Wingdings"/>
+        <w:sz w:val="20"/>
+      </w:rPr>
+    </w:lvl>
+    <w:lvl w:ilvl="3" w:tentative="1">
+      <w:start w:val="1"/>
+      <w:numFmt w:val="bullet"/>
+      <w:lvlText w:val=""/>
+      <w:lvlJc w:val="left"/>
+      <w:pPr>
+        <w:tabs>
+          <w:tab w:val="num" w:pos="2880"/>
+        </w:tabs>
+        <w:ind w:left="2880" w:hanging="360"/>
       </w:pPr>
       <w:rPr>
         <w:rFonts w:hint="default" w:ascii="Wingdings" w:hAnsi="Wingdings"/>
@@ -20697,6 +22016,102 @@
         <w:sz w:val="20"/>
       </w:rPr>
     </w:lvl>
+    <w:lvl w:ilvl="6" w:tentative="1">
+      <w:start w:val="1"/>
+      <w:numFmt w:val="bullet"/>
+      <w:lvlText w:val=""/>
+      <w:lvlJc w:val="left"/>
+      <w:pPr>
+        <w:tabs>
+          <w:tab w:val="num" w:pos="5040"/>
+        </w:tabs>
+        <w:ind w:left="5040" w:hanging="360"/>
+      </w:pPr>
+      <w:rPr>
+        <w:rFonts w:hint="default" w:ascii="Wingdings" w:hAnsi="Wingdings"/>
+        <w:sz w:val="20"/>
+      </w:rPr>
+    </w:lvl>
+    <w:lvl w:ilvl="5" w:tentative="1">
+      <w:start w:val="1"/>
+      <w:numFmt w:val="bullet"/>
+      <w:lvlText w:val=""/>
+      <w:lvlJc w:val="left"/>
+      <w:pPr>
+        <w:tabs>
+          <w:tab w:val="num" w:pos="4320"/>
+        </w:tabs>
+        <w:ind w:left="4320" w:hanging="360"/>
+      </w:pPr>
+      <w:rPr>
+        <w:rFonts w:hint="default" w:ascii="Wingdings" w:hAnsi="Wingdings"/>
+        <w:sz w:val="20"/>
+      </w:rPr>
+    </w:lvl>
+  </w:abstractNum>
+  <w:abstractNum w:abstractNumId="30">
+    <w:lvl w:ilvl="0">
+      <w:start w:val="1"/>
+      <w:numFmt w:val="decimal"/>
+      <w:lvlText w:val="%1."/>
+      <w:lvlJc w:val="left"/>
+      <w:pPr>
+        <w:ind w:left="420" w:hanging="420"/>
+      </w:pPr>
+    </w:lvl>
+  </w:abstractNum>
+  <w:abstractNum w:abstractNumId="31">
+    <w:nsid w:val="429B034B"/>
+    <w:multiLevelType w:val="multilevel"/>
+    <w:tmpl w:val="07C2D9A4"/>
+    <w:lvl w:ilvl="7" w:tentative="1">
+      <w:start w:val="1"/>
+      <w:numFmt w:val="bullet"/>
+      <w:lvlText w:val=""/>
+      <w:lvlJc w:val="left"/>
+      <w:pPr>
+        <w:tabs>
+          <w:tab w:val="num" w:pos="5760"/>
+        </w:tabs>
+        <w:ind w:left="5760" w:hanging="360"/>
+      </w:pPr>
+      <w:rPr>
+        <w:rFonts w:hint="default" w:ascii="Wingdings" w:hAnsi="Wingdings"/>
+        <w:sz w:val="20"/>
+      </w:rPr>
+    </w:lvl>
+    <w:lvl w:ilvl="6" w:tentative="1">
+      <w:start w:val="1"/>
+      <w:numFmt w:val="bullet"/>
+      <w:lvlText w:val=""/>
+      <w:lvlJc w:val="left"/>
+      <w:pPr>
+        <w:tabs>
+          <w:tab w:val="num" w:pos="5040"/>
+        </w:tabs>
+        <w:ind w:left="5040" w:hanging="360"/>
+      </w:pPr>
+      <w:rPr>
+        <w:rFonts w:hint="default" w:ascii="Wingdings" w:hAnsi="Wingdings"/>
+        <w:sz w:val="20"/>
+      </w:rPr>
+    </w:lvl>
+    <w:lvl w:ilvl="1" w:tentative="1">
+      <w:start w:val="1"/>
+      <w:numFmt w:val="bullet"/>
+      <w:lvlText w:val="o"/>
+      <w:lvlJc w:val="left"/>
+      <w:pPr>
+        <w:tabs>
+          <w:tab w:val="num" w:pos="1440"/>
+        </w:tabs>
+        <w:ind w:left="1440" w:hanging="360"/>
+      </w:pPr>
+      <w:rPr>
+        <w:rFonts w:hint="default" w:ascii="Courier New" w:hAnsi="Courier New"/>
+        <w:sz w:val="20"/>
+      </w:rPr>
+    </w:lvl>
     <w:lvl w:ilvl="3" w:tentative="1">
       <w:start w:val="1"/>
       <w:numFmt w:val="bullet"/>
@@ -20707,6 +22122,38 @@
           <w:tab w:val="num" w:pos="2880"/>
         </w:tabs>
         <w:ind w:left="2880" w:hanging="360"/>
+      </w:pPr>
+      <w:rPr>
+        <w:rFonts w:hint="default" w:ascii="Wingdings" w:hAnsi="Wingdings"/>
+        <w:sz w:val="20"/>
+      </w:rPr>
+    </w:lvl>
+    <w:lvl w:ilvl="8" w:tentative="1">
+      <w:start w:val="1"/>
+      <w:numFmt w:val="bullet"/>
+      <w:lvlText w:val=""/>
+      <w:lvlJc w:val="left"/>
+      <w:pPr>
+        <w:tabs>
+          <w:tab w:val="num" w:pos="6480"/>
+        </w:tabs>
+        <w:ind w:left="6480" w:hanging="360"/>
+      </w:pPr>
+      <w:rPr>
+        <w:rFonts w:hint="default" w:ascii="Wingdings" w:hAnsi="Wingdings"/>
+        <w:sz w:val="20"/>
+      </w:rPr>
+    </w:lvl>
+    <w:lvl w:ilvl="5" w:tentative="1">
+      <w:start w:val="1"/>
+      <w:numFmt w:val="bullet"/>
+      <w:lvlText w:val=""/>
+      <w:lvlJc w:val="left"/>
+      <w:pPr>
+        <w:tabs>
+          <w:tab w:val="num" w:pos="4320"/>
+        </w:tabs>
+        <w:ind w:left="4320" w:hanging="360"/>
       </w:pPr>
       <w:rPr>
         <w:rFonts w:hint="default" w:ascii="Wingdings" w:hAnsi="Wingdings"/>
@@ -20729,6 +22176,59 @@
         <w:sz w:val="20"/>
       </w:rPr>
     </w:lvl>
+    <w:lvl w:ilvl="0">
+      <w:start w:val="1"/>
+      <w:numFmt w:val="bullet"/>
+      <w:lvlText w:val=""/>
+      <w:lvlJc w:val="left"/>
+      <w:pPr>
+        <w:tabs>
+          <w:tab w:val="num" w:pos="720"/>
+        </w:tabs>
+        <w:ind w:left="720" w:hanging="360"/>
+      </w:pPr>
+      <w:rPr>
+        <w:rFonts w:hint="default" w:ascii="Symbol" w:hAnsi="Symbol"/>
+        <w:sz w:val="20"/>
+      </w:rPr>
+    </w:lvl>
+    <w:lvl w:ilvl="4" w:tentative="1">
+      <w:start w:val="1"/>
+      <w:numFmt w:val="bullet"/>
+      <w:lvlText w:val=""/>
+      <w:lvlJc w:val="left"/>
+      <w:pPr>
+        <w:tabs>
+          <w:tab w:val="num" w:pos="3600"/>
+        </w:tabs>
+        <w:ind w:left="3600" w:hanging="360"/>
+      </w:pPr>
+      <w:rPr>
+        <w:rFonts w:hint="default" w:ascii="Wingdings" w:hAnsi="Wingdings"/>
+        <w:sz w:val="20"/>
+      </w:rPr>
+    </w:lvl>
+  </w:abstractNum>
+  <w:abstractNum w:abstractNumId="32">
+    <w:nsid w:val="03114749"/>
+    <w:multiLevelType w:val="multilevel"/>
+    <w:tmpl w:val="1CB006BA"/>
+    <w:lvl w:ilvl="8" w:tentative="1">
+      <w:start w:val="1"/>
+      <w:numFmt w:val="bullet"/>
+      <w:lvlText w:val=""/>
+      <w:lvlJc w:val="left"/>
+      <w:pPr>
+        <w:tabs>
+          <w:tab w:val="num" w:pos="6480"/>
+        </w:tabs>
+        <w:ind w:left="6480" w:hanging="360"/>
+      </w:pPr>
+      <w:rPr>
+        <w:rFonts w:hint="default" w:ascii="Wingdings" w:hAnsi="Wingdings"/>
+        <w:sz w:val="20"/>
+      </w:rPr>
+    </w:lvl>
     <w:lvl w:ilvl="1" w:tentative="1">
       <w:start w:val="1"/>
       <w:numFmt w:val="bullet"/>
@@ -20742,6 +22242,22 @@
       </w:pPr>
       <w:rPr>
         <w:rFonts w:hint="default" w:ascii="Courier New" w:hAnsi="Courier New"/>
+        <w:sz w:val="20"/>
+      </w:rPr>
+    </w:lvl>
+    <w:lvl w:ilvl="4" w:tentative="1">
+      <w:start w:val="1"/>
+      <w:numFmt w:val="bullet"/>
+      <w:lvlText w:val=""/>
+      <w:lvlJc w:val="left"/>
+      <w:pPr>
+        <w:tabs>
+          <w:tab w:val="num" w:pos="3600"/>
+        </w:tabs>
+        <w:ind w:left="3600" w:hanging="360"/>
+      </w:pPr>
+      <w:rPr>
+        <w:rFonts w:hint="default" w:ascii="Wingdings" w:hAnsi="Wingdings"/>
         <w:sz w:val="20"/>
       </w:rPr>
     </w:lvl>
@@ -20761,16 +22277,16 @@
         <w:sz w:val="20"/>
       </w:rPr>
     </w:lvl>
-    <w:lvl w:ilvl="8" w:tentative="1">
+    <w:lvl w:ilvl="5" w:tentative="1">
       <w:start w:val="1"/>
       <w:numFmt w:val="bullet"/>
       <w:lvlText w:val=""/>
       <w:lvlJc w:val="left"/>
       <w:pPr>
         <w:tabs>
-          <w:tab w:val="num" w:pos="6480"/>
+          <w:tab w:val="num" w:pos="4320"/>
         </w:tabs>
-        <w:ind w:left="6480" w:hanging="360"/>
+        <w:ind w:left="4320" w:hanging="360"/>
       </w:pPr>
       <w:rPr>
         <w:rFonts w:hint="default" w:ascii="Wingdings" w:hAnsi="Wingdings"/>
@@ -20793,6 +22309,22 @@
         <w:sz w:val="20"/>
       </w:rPr>
     </w:lvl>
+    <w:lvl w:ilvl="2" w:tentative="1">
+      <w:start w:val="1"/>
+      <w:numFmt w:val="bullet"/>
+      <w:lvlText w:val=""/>
+      <w:lvlJc w:val="left"/>
+      <w:pPr>
+        <w:tabs>
+          <w:tab w:val="num" w:pos="2160"/>
+        </w:tabs>
+        <w:ind w:left="2160" w:hanging="360"/>
+      </w:pPr>
+      <w:rPr>
+        <w:rFonts w:hint="default" w:ascii="Wingdings" w:hAnsi="Wingdings"/>
+        <w:sz w:val="20"/>
+      </w:rPr>
+    </w:lvl>
     <w:lvl w:ilvl="6" w:tentative="1">
       <w:start w:val="1"/>
       <w:numFmt w:val="bullet"/>
@@ -20803,27 +22335,6 @@
           <w:tab w:val="num" w:pos="5040"/>
         </w:tabs>
         <w:ind w:left="5040" w:hanging="360"/>
-      </w:pPr>
-      <w:rPr>
-        <w:rFonts w:hint="default" w:ascii="Wingdings" w:hAnsi="Wingdings"/>
-        <w:sz w:val="20"/>
-      </w:rPr>
-    </w:lvl>
-  </w:abstractNum>
-  <w:abstractNum w:abstractNumId="22">
-    <w:nsid w:val="7647587B"/>
-    <w:multiLevelType w:val="multilevel"/>
-    <w:tmpl w:val="7B90DA8E"/>
-    <w:lvl w:ilvl="4" w:tentative="1">
-      <w:start w:val="1"/>
-      <w:numFmt w:val="bullet"/>
-      <w:lvlText w:val=""/>
-      <w:lvlJc w:val="left"/>
-      <w:pPr>
-        <w:tabs>
-          <w:tab w:val="num" w:pos="3600"/>
-        </w:tabs>
-        <w:ind w:left="3600" w:hanging="360"/>
       </w:pPr>
       <w:rPr>
         <w:rFonts w:hint="default" w:ascii="Wingdings" w:hAnsi="Wingdings"/>
@@ -20846,1572 +22357,105 @@
         <w:sz w:val="20"/>
       </w:rPr>
     </w:lvl>
-    <w:lvl w:ilvl="6" w:tentative="1">
-      <w:start w:val="1"/>
-      <w:numFmt w:val="bullet"/>
-      <w:lvlText w:val=""/>
-      <w:lvlJc w:val="left"/>
-      <w:pPr>
-        <w:tabs>
-          <w:tab w:val="num" w:pos="5040"/>
-        </w:tabs>
-        <w:ind w:left="5040" w:hanging="360"/>
-      </w:pPr>
-      <w:rPr>
-        <w:rFonts w:hint="default" w:ascii="Wingdings" w:hAnsi="Wingdings"/>
-        <w:sz w:val="20"/>
-      </w:rPr>
-    </w:lvl>
-    <w:lvl w:ilvl="5" w:tentative="1">
-      <w:start w:val="1"/>
-      <w:numFmt w:val="bullet"/>
-      <w:lvlText w:val=""/>
-      <w:lvlJc w:val="left"/>
-      <w:pPr>
-        <w:tabs>
-          <w:tab w:val="num" w:pos="4320"/>
-        </w:tabs>
-        <w:ind w:left="4320" w:hanging="360"/>
-      </w:pPr>
-      <w:rPr>
-        <w:rFonts w:hint="default" w:ascii="Wingdings" w:hAnsi="Wingdings"/>
-        <w:sz w:val="20"/>
-      </w:rPr>
-    </w:lvl>
-    <w:lvl w:ilvl="0">
-      <w:start w:val="1"/>
-      <w:numFmt w:val="bullet"/>
-      <w:lvlText w:val=""/>
-      <w:lvlJc w:val="left"/>
-      <w:pPr>
-        <w:tabs>
-          <w:tab w:val="num" w:pos="720"/>
-        </w:tabs>
-        <w:ind w:left="720" w:hanging="360"/>
-      </w:pPr>
-      <w:rPr>
-        <w:rFonts w:hint="default" w:ascii="Symbol" w:hAnsi="Symbol"/>
-        <w:sz w:val="20"/>
-      </w:rPr>
-    </w:lvl>
-    <w:lvl w:ilvl="7" w:tentative="1">
-      <w:start w:val="1"/>
-      <w:numFmt w:val="bullet"/>
-      <w:lvlText w:val=""/>
-      <w:lvlJc w:val="left"/>
-      <w:pPr>
-        <w:tabs>
-          <w:tab w:val="num" w:pos="5760"/>
-        </w:tabs>
-        <w:ind w:left="5760" w:hanging="360"/>
-      </w:pPr>
-      <w:rPr>
-        <w:rFonts w:hint="default" w:ascii="Wingdings" w:hAnsi="Wingdings"/>
-        <w:sz w:val="20"/>
-      </w:rPr>
-    </w:lvl>
-    <w:lvl w:ilvl="8" w:tentative="1">
-      <w:start w:val="1"/>
-      <w:numFmt w:val="bullet"/>
-      <w:lvlText w:val=""/>
-      <w:lvlJc w:val="left"/>
-      <w:pPr>
-        <w:tabs>
-          <w:tab w:val="num" w:pos="6480"/>
-        </w:tabs>
-        <w:ind w:left="6480" w:hanging="360"/>
-      </w:pPr>
-      <w:rPr>
-        <w:rFonts w:hint="default" w:ascii="Wingdings" w:hAnsi="Wingdings"/>
-        <w:sz w:val="20"/>
-      </w:rPr>
-    </w:lvl>
-    <w:lvl w:ilvl="2" w:tentative="1">
-      <w:start w:val="1"/>
-      <w:numFmt w:val="bullet"/>
-      <w:lvlText w:val=""/>
-      <w:lvlJc w:val="left"/>
-      <w:pPr>
-        <w:tabs>
-          <w:tab w:val="num" w:pos="2160"/>
-        </w:tabs>
-        <w:ind w:left="2160" w:hanging="360"/>
-      </w:pPr>
-      <w:rPr>
-        <w:rFonts w:hint="default" w:ascii="Wingdings" w:hAnsi="Wingdings"/>
-        <w:sz w:val="20"/>
-      </w:rPr>
-    </w:lvl>
-    <w:lvl w:ilvl="1" w:tentative="1">
-      <w:start w:val="1"/>
-      <w:numFmt w:val="bullet"/>
-      <w:lvlText w:val="o"/>
-      <w:lvlJc w:val="left"/>
-      <w:pPr>
-        <w:tabs>
-          <w:tab w:val="num" w:pos="1440"/>
-        </w:tabs>
-        <w:ind w:left="1440" w:hanging="360"/>
-      </w:pPr>
-      <w:rPr>
-        <w:rFonts w:hint="default" w:ascii="Courier New" w:hAnsi="Courier New"/>
-        <w:sz w:val="20"/>
-      </w:rPr>
-    </w:lvl>
   </w:abstractNum>
-  <w:abstractNum w:abstractNumId="23">
-    <w:nsid w:val="03114749"/>
-    <w:multiLevelType w:val="multilevel"/>
-    <w:tmpl w:val="1CB006BA"/>
-    <w:lvl w:ilvl="0">
-      <w:start w:val="1"/>
-      <w:numFmt w:val="bullet"/>
-      <w:lvlText w:val=""/>
-      <w:lvlJc w:val="left"/>
-      <w:pPr>
-        <w:tabs>
-          <w:tab w:val="num" w:pos="720"/>
-        </w:tabs>
-        <w:ind w:left="720" w:hanging="360"/>
-      </w:pPr>
-      <w:rPr>
-        <w:rFonts w:hint="default" w:ascii="Symbol" w:hAnsi="Symbol"/>
-        <w:sz w:val="20"/>
-      </w:rPr>
-    </w:lvl>
-    <w:lvl w:ilvl="5" w:tentative="1">
-      <w:start w:val="1"/>
-      <w:numFmt w:val="bullet"/>
-      <w:lvlText w:val=""/>
-      <w:lvlJc w:val="left"/>
-      <w:pPr>
-        <w:tabs>
-          <w:tab w:val="num" w:pos="4320"/>
-        </w:tabs>
-        <w:ind w:left="4320" w:hanging="360"/>
-      </w:pPr>
-      <w:rPr>
-        <w:rFonts w:hint="default" w:ascii="Wingdings" w:hAnsi="Wingdings"/>
-        <w:sz w:val="20"/>
-      </w:rPr>
-    </w:lvl>
-    <w:lvl w:ilvl="1" w:tentative="1">
-      <w:start w:val="1"/>
-      <w:numFmt w:val="bullet"/>
-      <w:lvlText w:val="o"/>
-      <w:lvlJc w:val="left"/>
-      <w:pPr>
-        <w:tabs>
-          <w:tab w:val="num" w:pos="1440"/>
-        </w:tabs>
-        <w:ind w:left="1440" w:hanging="360"/>
-      </w:pPr>
-      <w:rPr>
-        <w:rFonts w:hint="default" w:ascii="Courier New" w:hAnsi="Courier New"/>
-        <w:sz w:val="20"/>
-      </w:rPr>
-    </w:lvl>
-    <w:lvl w:ilvl="8" w:tentative="1">
-      <w:start w:val="1"/>
-      <w:numFmt w:val="bullet"/>
-      <w:lvlText w:val=""/>
-      <w:lvlJc w:val="left"/>
-      <w:pPr>
-        <w:tabs>
-          <w:tab w:val="num" w:pos="6480"/>
-        </w:tabs>
-        <w:ind w:left="6480" w:hanging="360"/>
-      </w:pPr>
-      <w:rPr>
-        <w:rFonts w:hint="default" w:ascii="Wingdings" w:hAnsi="Wingdings"/>
-        <w:sz w:val="20"/>
-      </w:rPr>
-    </w:lvl>
-    <w:lvl w:ilvl="6" w:tentative="1">
-      <w:start w:val="1"/>
-      <w:numFmt w:val="bullet"/>
-      <w:lvlText w:val=""/>
-      <w:lvlJc w:val="left"/>
-      <w:pPr>
-        <w:tabs>
-          <w:tab w:val="num" w:pos="5040"/>
-        </w:tabs>
-        <w:ind w:left="5040" w:hanging="360"/>
-      </w:pPr>
-      <w:rPr>
-        <w:rFonts w:hint="default" w:ascii="Wingdings" w:hAnsi="Wingdings"/>
-        <w:sz w:val="20"/>
-      </w:rPr>
-    </w:lvl>
-    <w:lvl w:ilvl="2" w:tentative="1">
-      <w:start w:val="1"/>
-      <w:numFmt w:val="bullet"/>
-      <w:lvlText w:val=""/>
-      <w:lvlJc w:val="left"/>
-      <w:pPr>
-        <w:tabs>
-          <w:tab w:val="num" w:pos="2160"/>
-        </w:tabs>
-        <w:ind w:left="2160" w:hanging="360"/>
-      </w:pPr>
-      <w:rPr>
-        <w:rFonts w:hint="default" w:ascii="Wingdings" w:hAnsi="Wingdings"/>
-        <w:sz w:val="20"/>
-      </w:rPr>
-    </w:lvl>
-    <w:lvl w:ilvl="7" w:tentative="1">
-      <w:start w:val="1"/>
-      <w:numFmt w:val="bullet"/>
-      <w:lvlText w:val=""/>
-      <w:lvlJc w:val="left"/>
-      <w:pPr>
-        <w:tabs>
-          <w:tab w:val="num" w:pos="5760"/>
-        </w:tabs>
-        <w:ind w:left="5760" w:hanging="360"/>
-      </w:pPr>
-      <w:rPr>
-        <w:rFonts w:hint="default" w:ascii="Wingdings" w:hAnsi="Wingdings"/>
-        <w:sz w:val="20"/>
-      </w:rPr>
-    </w:lvl>
-    <w:lvl w:ilvl="3" w:tentative="1">
-      <w:start w:val="1"/>
-      <w:numFmt w:val="bullet"/>
-      <w:lvlText w:val=""/>
-      <w:lvlJc w:val="left"/>
-      <w:pPr>
-        <w:tabs>
-          <w:tab w:val="num" w:pos="2880"/>
-        </w:tabs>
-        <w:ind w:left="2880" w:hanging="360"/>
-      </w:pPr>
-      <w:rPr>
-        <w:rFonts w:hint="default" w:ascii="Wingdings" w:hAnsi="Wingdings"/>
-        <w:sz w:val="20"/>
-      </w:rPr>
-    </w:lvl>
-    <w:lvl w:ilvl="4" w:tentative="1">
-      <w:start w:val="1"/>
-      <w:numFmt w:val="bullet"/>
-      <w:lvlText w:val=""/>
-      <w:lvlJc w:val="left"/>
-      <w:pPr>
-        <w:tabs>
-          <w:tab w:val="num" w:pos="3600"/>
-        </w:tabs>
-        <w:ind w:left="3600" w:hanging="360"/>
-      </w:pPr>
-      <w:rPr>
-        <w:rFonts w:hint="default" w:ascii="Wingdings" w:hAnsi="Wingdings"/>
-        <w:sz w:val="20"/>
-      </w:rPr>
-    </w:lvl>
-  </w:abstractNum>
-  <w:abstractNum w:abstractNumId="24">
-    <w:nsid w:val="64E208B7"/>
-    <w:multiLevelType w:val="multilevel"/>
-    <w:tmpl w:val="EB5480CA"/>
-    <w:lvl w:ilvl="6" w:tentative="1">
-      <w:start w:val="1"/>
-      <w:numFmt w:val="bullet"/>
-      <w:lvlText w:val=""/>
-      <w:lvlJc w:val="left"/>
-      <w:pPr>
-        <w:tabs>
-          <w:tab w:val="num" w:pos="5040"/>
-        </w:tabs>
-        <w:ind w:left="5040" w:hanging="360"/>
-      </w:pPr>
-      <w:rPr>
-        <w:rFonts w:hint="default" w:ascii="Wingdings" w:hAnsi="Wingdings"/>
-        <w:sz w:val="20"/>
-      </w:rPr>
-    </w:lvl>
-    <w:lvl w:ilvl="0">
-      <w:start w:val="1"/>
-      <w:numFmt w:val="bullet"/>
-      <w:lvlText w:val=""/>
-      <w:lvlJc w:val="left"/>
-      <w:pPr>
-        <w:tabs>
-          <w:tab w:val="num" w:pos="720"/>
-        </w:tabs>
-        <w:ind w:left="720" w:hanging="360"/>
-      </w:pPr>
-      <w:rPr>
-        <w:rFonts w:hint="default" w:ascii="Symbol" w:hAnsi="Symbol"/>
-        <w:sz w:val="20"/>
-      </w:rPr>
-    </w:lvl>
-    <w:lvl w:ilvl="5" w:tentative="1">
-      <w:start w:val="1"/>
-      <w:numFmt w:val="bullet"/>
-      <w:lvlText w:val=""/>
-      <w:lvlJc w:val="left"/>
-      <w:pPr>
-        <w:tabs>
-          <w:tab w:val="num" w:pos="4320"/>
-        </w:tabs>
-        <w:ind w:left="4320" w:hanging="360"/>
-      </w:pPr>
-      <w:rPr>
-        <w:rFonts w:hint="default" w:ascii="Wingdings" w:hAnsi="Wingdings"/>
-        <w:sz w:val="20"/>
-      </w:rPr>
-    </w:lvl>
-    <w:lvl w:ilvl="3" w:tentative="1">
-      <w:start w:val="1"/>
-      <w:numFmt w:val="bullet"/>
-      <w:lvlText w:val=""/>
-      <w:lvlJc w:val="left"/>
-      <w:pPr>
-        <w:tabs>
-          <w:tab w:val="num" w:pos="2880"/>
-        </w:tabs>
-        <w:ind w:left="2880" w:hanging="360"/>
-      </w:pPr>
-      <w:rPr>
-        <w:rFonts w:hint="default" w:ascii="Wingdings" w:hAnsi="Wingdings"/>
-        <w:sz w:val="20"/>
-      </w:rPr>
-    </w:lvl>
-    <w:lvl w:ilvl="7" w:tentative="1">
-      <w:start w:val="1"/>
-      <w:numFmt w:val="bullet"/>
-      <w:lvlText w:val=""/>
-      <w:lvlJc w:val="left"/>
-      <w:pPr>
-        <w:tabs>
-          <w:tab w:val="num" w:pos="5760"/>
-        </w:tabs>
-        <w:ind w:left="5760" w:hanging="360"/>
-      </w:pPr>
-      <w:rPr>
-        <w:rFonts w:hint="default" w:ascii="Wingdings" w:hAnsi="Wingdings"/>
-        <w:sz w:val="20"/>
-      </w:rPr>
-    </w:lvl>
-    <w:lvl w:ilvl="2" w:tentative="1">
-      <w:start w:val="1"/>
-      <w:numFmt w:val="bullet"/>
-      <w:lvlText w:val=""/>
-      <w:lvlJc w:val="left"/>
-      <w:pPr>
-        <w:tabs>
-          <w:tab w:val="num" w:pos="2160"/>
-        </w:tabs>
-        <w:ind w:left="2160" w:hanging="360"/>
-      </w:pPr>
-      <w:rPr>
-        <w:rFonts w:hint="default" w:ascii="Wingdings" w:hAnsi="Wingdings"/>
-        <w:sz w:val="20"/>
-      </w:rPr>
-    </w:lvl>
-    <w:lvl w:ilvl="8" w:tentative="1">
-      <w:start w:val="1"/>
-      <w:numFmt w:val="bullet"/>
-      <w:lvlText w:val=""/>
-      <w:lvlJc w:val="left"/>
-      <w:pPr>
-        <w:tabs>
-          <w:tab w:val="num" w:pos="6480"/>
-        </w:tabs>
-        <w:ind w:left="6480" w:hanging="360"/>
-      </w:pPr>
-      <w:rPr>
-        <w:rFonts w:hint="default" w:ascii="Wingdings" w:hAnsi="Wingdings"/>
-        <w:sz w:val="20"/>
-      </w:rPr>
-    </w:lvl>
-    <w:lvl w:ilvl="1" w:tentative="1">
-      <w:start w:val="1"/>
-      <w:numFmt w:val="bullet"/>
-      <w:lvlText w:val="o"/>
-      <w:lvlJc w:val="left"/>
-      <w:pPr>
-        <w:tabs>
-          <w:tab w:val="num" w:pos="1440"/>
-        </w:tabs>
-        <w:ind w:left="1440" w:hanging="360"/>
-      </w:pPr>
-      <w:rPr>
-        <w:rFonts w:hint="default" w:ascii="Courier New" w:hAnsi="Courier New"/>
-        <w:sz w:val="20"/>
-      </w:rPr>
-    </w:lvl>
-    <w:lvl w:ilvl="4" w:tentative="1">
-      <w:start w:val="1"/>
-      <w:numFmt w:val="bullet"/>
-      <w:lvlText w:val=""/>
-      <w:lvlJc w:val="left"/>
-      <w:pPr>
-        <w:tabs>
-          <w:tab w:val="num" w:pos="3600"/>
-        </w:tabs>
-        <w:ind w:left="3600" w:hanging="360"/>
-      </w:pPr>
-      <w:rPr>
-        <w:rFonts w:hint="default" w:ascii="Wingdings" w:hAnsi="Wingdings"/>
-        <w:sz w:val="20"/>
-      </w:rPr>
-    </w:lvl>
-  </w:abstractNum>
-  <w:abstractNum w:abstractNumId="25">
-    <w:nsid w:val="429B034B"/>
-    <w:multiLevelType w:val="multilevel"/>
-    <w:tmpl w:val="07C2D9A4"/>
-    <w:lvl w:ilvl="6" w:tentative="1">
-      <w:start w:val="1"/>
-      <w:numFmt w:val="bullet"/>
-      <w:lvlText w:val=""/>
-      <w:lvlJc w:val="left"/>
-      <w:pPr>
-        <w:tabs>
-          <w:tab w:val="num" w:pos="5040"/>
-        </w:tabs>
-        <w:ind w:left="5040" w:hanging="360"/>
-      </w:pPr>
-      <w:rPr>
-        <w:rFonts w:hint="default" w:ascii="Wingdings" w:hAnsi="Wingdings"/>
-        <w:sz w:val="20"/>
-      </w:rPr>
-    </w:lvl>
-    <w:lvl w:ilvl="7" w:tentative="1">
-      <w:start w:val="1"/>
-      <w:numFmt w:val="bullet"/>
-      <w:lvlText w:val=""/>
-      <w:lvlJc w:val="left"/>
-      <w:pPr>
-        <w:tabs>
-          <w:tab w:val="num" w:pos="5760"/>
-        </w:tabs>
-        <w:ind w:left="5760" w:hanging="360"/>
-      </w:pPr>
-      <w:rPr>
-        <w:rFonts w:hint="default" w:ascii="Wingdings" w:hAnsi="Wingdings"/>
-        <w:sz w:val="20"/>
-      </w:rPr>
-    </w:lvl>
-    <w:lvl w:ilvl="5" w:tentative="1">
-      <w:start w:val="1"/>
-      <w:numFmt w:val="bullet"/>
-      <w:lvlText w:val=""/>
-      <w:lvlJc w:val="left"/>
-      <w:pPr>
-        <w:tabs>
-          <w:tab w:val="num" w:pos="4320"/>
-        </w:tabs>
-        <w:ind w:left="4320" w:hanging="360"/>
-      </w:pPr>
-      <w:rPr>
-        <w:rFonts w:hint="default" w:ascii="Wingdings" w:hAnsi="Wingdings"/>
-        <w:sz w:val="20"/>
-      </w:rPr>
-    </w:lvl>
-    <w:lvl w:ilvl="3" w:tentative="1">
-      <w:start w:val="1"/>
-      <w:numFmt w:val="bullet"/>
-      <w:lvlText w:val=""/>
-      <w:lvlJc w:val="left"/>
-      <w:pPr>
-        <w:tabs>
-          <w:tab w:val="num" w:pos="2880"/>
-        </w:tabs>
-        <w:ind w:left="2880" w:hanging="360"/>
-      </w:pPr>
-      <w:rPr>
-        <w:rFonts w:hint="default" w:ascii="Wingdings" w:hAnsi="Wingdings"/>
-        <w:sz w:val="20"/>
-      </w:rPr>
-    </w:lvl>
-    <w:lvl w:ilvl="4" w:tentative="1">
-      <w:start w:val="1"/>
-      <w:numFmt w:val="bullet"/>
-      <w:lvlText w:val=""/>
-      <w:lvlJc w:val="left"/>
-      <w:pPr>
-        <w:tabs>
-          <w:tab w:val="num" w:pos="3600"/>
-        </w:tabs>
-        <w:ind w:left="3600" w:hanging="360"/>
-      </w:pPr>
-      <w:rPr>
-        <w:rFonts w:hint="default" w:ascii="Wingdings" w:hAnsi="Wingdings"/>
-        <w:sz w:val="20"/>
-      </w:rPr>
-    </w:lvl>
-    <w:lvl w:ilvl="2" w:tentative="1">
-      <w:start w:val="1"/>
-      <w:numFmt w:val="bullet"/>
-      <w:lvlText w:val=""/>
-      <w:lvlJc w:val="left"/>
-      <w:pPr>
-        <w:tabs>
-          <w:tab w:val="num" w:pos="2160"/>
-        </w:tabs>
-        <w:ind w:left="2160" w:hanging="360"/>
-      </w:pPr>
-      <w:rPr>
-        <w:rFonts w:hint="default" w:ascii="Wingdings" w:hAnsi="Wingdings"/>
-        <w:sz w:val="20"/>
-      </w:rPr>
-    </w:lvl>
-    <w:lvl w:ilvl="1" w:tentative="1">
-      <w:start w:val="1"/>
-      <w:numFmt w:val="bullet"/>
-      <w:lvlText w:val="o"/>
-      <w:lvlJc w:val="left"/>
-      <w:pPr>
-        <w:tabs>
-          <w:tab w:val="num" w:pos="1440"/>
-        </w:tabs>
-        <w:ind w:left="1440" w:hanging="360"/>
-      </w:pPr>
-      <w:rPr>
-        <w:rFonts w:hint="default" w:ascii="Courier New" w:hAnsi="Courier New"/>
-        <w:sz w:val="20"/>
-      </w:rPr>
-    </w:lvl>
-    <w:lvl w:ilvl="8" w:tentative="1">
-      <w:start w:val="1"/>
-      <w:numFmt w:val="bullet"/>
-      <w:lvlText w:val=""/>
-      <w:lvlJc w:val="left"/>
-      <w:pPr>
-        <w:tabs>
-          <w:tab w:val="num" w:pos="6480"/>
-        </w:tabs>
-        <w:ind w:left="6480" w:hanging="360"/>
-      </w:pPr>
-      <w:rPr>
-        <w:rFonts w:hint="default" w:ascii="Wingdings" w:hAnsi="Wingdings"/>
-        <w:sz w:val="20"/>
-      </w:rPr>
-    </w:lvl>
-    <w:lvl w:ilvl="0">
-      <w:start w:val="1"/>
-      <w:numFmt w:val="bullet"/>
-      <w:lvlText w:val=""/>
-      <w:lvlJc w:val="left"/>
-      <w:pPr>
-        <w:tabs>
-          <w:tab w:val="num" w:pos="720"/>
-        </w:tabs>
-        <w:ind w:left="720" w:hanging="360"/>
-      </w:pPr>
-      <w:rPr>
-        <w:rFonts w:hint="default" w:ascii="Symbol" w:hAnsi="Symbol"/>
-        <w:sz w:val="20"/>
-      </w:rPr>
-    </w:lvl>
-  </w:abstractNum>
-  <w:abstractNum w:abstractNumId="26">
-    <w:nsid w:val="7A736933"/>
-    <w:multiLevelType w:val="multilevel"/>
-    <w:tmpl w:val="1CFEC2F2"/>
-    <w:lvl w:ilvl="0">
-      <w:start w:val="1"/>
-      <w:numFmt w:val="bullet"/>
-      <w:lvlText w:val=""/>
-      <w:lvlJc w:val="left"/>
-      <w:pPr>
-        <w:tabs>
-          <w:tab w:val="num" w:pos="720"/>
-        </w:tabs>
-        <w:ind w:left="720" w:hanging="360"/>
-      </w:pPr>
-      <w:rPr>
-        <w:rFonts w:hint="default" w:ascii="Symbol" w:hAnsi="Symbol"/>
-        <w:sz w:val="20"/>
-      </w:rPr>
-    </w:lvl>
-    <w:lvl w:ilvl="6" w:tentative="1">
-      <w:start w:val="1"/>
-      <w:numFmt w:val="bullet"/>
-      <w:lvlText w:val=""/>
-      <w:lvlJc w:val="left"/>
-      <w:pPr>
-        <w:tabs>
-          <w:tab w:val="num" w:pos="5040"/>
-        </w:tabs>
-        <w:ind w:left="5040" w:hanging="360"/>
-      </w:pPr>
-      <w:rPr>
-        <w:rFonts w:hint="default" w:ascii="Wingdings" w:hAnsi="Wingdings"/>
-        <w:sz w:val="20"/>
-      </w:rPr>
-    </w:lvl>
-    <w:lvl w:ilvl="4" w:tentative="1">
-      <w:start w:val="1"/>
-      <w:numFmt w:val="bullet"/>
-      <w:lvlText w:val=""/>
-      <w:lvlJc w:val="left"/>
-      <w:pPr>
-        <w:tabs>
-          <w:tab w:val="num" w:pos="3600"/>
-        </w:tabs>
-        <w:ind w:left="3600" w:hanging="360"/>
-      </w:pPr>
-      <w:rPr>
-        <w:rFonts w:hint="default" w:ascii="Wingdings" w:hAnsi="Wingdings"/>
-        <w:sz w:val="20"/>
-      </w:rPr>
-    </w:lvl>
-    <w:lvl w:ilvl="1" w:tentative="1">
-      <w:start w:val="1"/>
-      <w:numFmt w:val="bullet"/>
-      <w:lvlText w:val="o"/>
-      <w:lvlJc w:val="left"/>
-      <w:pPr>
-        <w:tabs>
-          <w:tab w:val="num" w:pos="1440"/>
-        </w:tabs>
-        <w:ind w:left="1440" w:hanging="360"/>
-      </w:pPr>
-      <w:rPr>
-        <w:rFonts w:hint="default" w:ascii="Courier New" w:hAnsi="Courier New"/>
-        <w:sz w:val="20"/>
-      </w:rPr>
-    </w:lvl>
-    <w:lvl w:ilvl="3" w:tentative="1">
-      <w:start w:val="1"/>
-      <w:numFmt w:val="bullet"/>
-      <w:lvlText w:val=""/>
-      <w:lvlJc w:val="left"/>
-      <w:pPr>
-        <w:tabs>
-          <w:tab w:val="num" w:pos="2880"/>
-        </w:tabs>
-        <w:ind w:left="2880" w:hanging="360"/>
-      </w:pPr>
-      <w:rPr>
-        <w:rFonts w:hint="default" w:ascii="Wingdings" w:hAnsi="Wingdings"/>
-        <w:sz w:val="20"/>
-      </w:rPr>
-    </w:lvl>
-    <w:lvl w:ilvl="5" w:tentative="1">
-      <w:start w:val="1"/>
-      <w:numFmt w:val="bullet"/>
-      <w:lvlText w:val=""/>
-      <w:lvlJc w:val="left"/>
-      <w:pPr>
-        <w:tabs>
-          <w:tab w:val="num" w:pos="4320"/>
-        </w:tabs>
-        <w:ind w:left="4320" w:hanging="360"/>
-      </w:pPr>
-      <w:rPr>
-        <w:rFonts w:hint="default" w:ascii="Wingdings" w:hAnsi="Wingdings"/>
-        <w:sz w:val="20"/>
-      </w:rPr>
-    </w:lvl>
-    <w:lvl w:ilvl="7" w:tentative="1">
-      <w:start w:val="1"/>
-      <w:numFmt w:val="bullet"/>
-      <w:lvlText w:val=""/>
-      <w:lvlJc w:val="left"/>
-      <w:pPr>
-        <w:tabs>
-          <w:tab w:val="num" w:pos="5760"/>
-        </w:tabs>
-        <w:ind w:left="5760" w:hanging="360"/>
-      </w:pPr>
-      <w:rPr>
-        <w:rFonts w:hint="default" w:ascii="Wingdings" w:hAnsi="Wingdings"/>
-        <w:sz w:val="20"/>
-      </w:rPr>
-    </w:lvl>
-    <w:lvl w:ilvl="8" w:tentative="1">
-      <w:start w:val="1"/>
-      <w:numFmt w:val="bullet"/>
-      <w:lvlText w:val=""/>
-      <w:lvlJc w:val="left"/>
-      <w:pPr>
-        <w:tabs>
-          <w:tab w:val="num" w:pos="6480"/>
-        </w:tabs>
-        <w:ind w:left="6480" w:hanging="360"/>
-      </w:pPr>
-      <w:rPr>
-        <w:rFonts w:hint="default" w:ascii="Wingdings" w:hAnsi="Wingdings"/>
-        <w:sz w:val="20"/>
-      </w:rPr>
-    </w:lvl>
-    <w:lvl w:ilvl="2" w:tentative="1">
-      <w:start w:val="1"/>
-      <w:numFmt w:val="bullet"/>
-      <w:lvlText w:val=""/>
-      <w:lvlJc w:val="left"/>
-      <w:pPr>
-        <w:tabs>
-          <w:tab w:val="num" w:pos="2160"/>
-        </w:tabs>
-        <w:ind w:left="2160" w:hanging="360"/>
-      </w:pPr>
-      <w:rPr>
-        <w:rFonts w:hint="default" w:ascii="Wingdings" w:hAnsi="Wingdings"/>
-        <w:sz w:val="20"/>
-      </w:rPr>
-    </w:lvl>
-  </w:abstractNum>
-  <w:abstractNum w:abstractNumId="27">
-    <w:nsid w:val="28FD2ECE"/>
-    <w:multiLevelType w:val="multilevel"/>
-    <w:tmpl w:val="C2B67B9A"/>
-    <w:lvl w:ilvl="8" w:tentative="1">
-      <w:start w:val="1"/>
-      <w:numFmt w:val="bullet"/>
-      <w:lvlText w:val=""/>
-      <w:lvlJc w:val="left"/>
-      <w:pPr>
-        <w:tabs>
-          <w:tab w:val="num" w:pos="6480"/>
-        </w:tabs>
-        <w:ind w:left="6480" w:hanging="360"/>
-      </w:pPr>
-      <w:rPr>
-        <w:rFonts w:hint="default" w:ascii="Wingdings" w:hAnsi="Wingdings"/>
-        <w:sz w:val="20"/>
-      </w:rPr>
-    </w:lvl>
-    <w:lvl w:ilvl="7" w:tentative="1">
-      <w:start w:val="1"/>
-      <w:numFmt w:val="bullet"/>
-      <w:lvlText w:val=""/>
-      <w:lvlJc w:val="left"/>
-      <w:pPr>
-        <w:tabs>
-          <w:tab w:val="num" w:pos="5760"/>
-        </w:tabs>
-        <w:ind w:left="5760" w:hanging="360"/>
-      </w:pPr>
-      <w:rPr>
-        <w:rFonts w:hint="default" w:ascii="Wingdings" w:hAnsi="Wingdings"/>
-        <w:sz w:val="20"/>
-      </w:rPr>
-    </w:lvl>
-    <w:lvl w:ilvl="5" w:tentative="1">
-      <w:start w:val="1"/>
-      <w:numFmt w:val="bullet"/>
-      <w:lvlText w:val=""/>
-      <w:lvlJc w:val="left"/>
-      <w:pPr>
-        <w:tabs>
-          <w:tab w:val="num" w:pos="4320"/>
-        </w:tabs>
-        <w:ind w:left="4320" w:hanging="360"/>
-      </w:pPr>
-      <w:rPr>
-        <w:rFonts w:hint="default" w:ascii="Wingdings" w:hAnsi="Wingdings"/>
-        <w:sz w:val="20"/>
-      </w:rPr>
-    </w:lvl>
-    <w:lvl w:ilvl="1" w:tentative="1">
-      <w:start w:val="1"/>
-      <w:numFmt w:val="bullet"/>
-      <w:lvlText w:val="o"/>
-      <w:lvlJc w:val="left"/>
-      <w:pPr>
-        <w:tabs>
-          <w:tab w:val="num" w:pos="1440"/>
-        </w:tabs>
-        <w:ind w:left="1440" w:hanging="360"/>
-      </w:pPr>
-      <w:rPr>
-        <w:rFonts w:hint="default" w:ascii="Courier New" w:hAnsi="Courier New"/>
-        <w:sz w:val="20"/>
-      </w:rPr>
-    </w:lvl>
-    <w:lvl w:ilvl="4" w:tentative="1">
-      <w:start w:val="1"/>
-      <w:numFmt w:val="bullet"/>
-      <w:lvlText w:val=""/>
-      <w:lvlJc w:val="left"/>
-      <w:pPr>
-        <w:tabs>
-          <w:tab w:val="num" w:pos="3600"/>
-        </w:tabs>
-        <w:ind w:left="3600" w:hanging="360"/>
-      </w:pPr>
-      <w:rPr>
-        <w:rFonts w:hint="default" w:ascii="Wingdings" w:hAnsi="Wingdings"/>
-        <w:sz w:val="20"/>
-      </w:rPr>
-    </w:lvl>
-    <w:lvl w:ilvl="0">
-      <w:start w:val="1"/>
-      <w:numFmt w:val="bullet"/>
-      <w:lvlText w:val=""/>
-      <w:lvlJc w:val="left"/>
-      <w:pPr>
-        <w:tabs>
-          <w:tab w:val="num" w:pos="720"/>
-        </w:tabs>
-        <w:ind w:left="720" w:hanging="360"/>
-      </w:pPr>
-      <w:rPr>
-        <w:rFonts w:hint="default" w:ascii="Symbol" w:hAnsi="Symbol"/>
-        <w:sz w:val="20"/>
-      </w:rPr>
-    </w:lvl>
-    <w:lvl w:ilvl="3" w:tentative="1">
-      <w:start w:val="1"/>
-      <w:numFmt w:val="bullet"/>
-      <w:lvlText w:val=""/>
-      <w:lvlJc w:val="left"/>
-      <w:pPr>
-        <w:tabs>
-          <w:tab w:val="num" w:pos="2880"/>
-        </w:tabs>
-        <w:ind w:left="2880" w:hanging="360"/>
-      </w:pPr>
-      <w:rPr>
-        <w:rFonts w:hint="default" w:ascii="Wingdings" w:hAnsi="Wingdings"/>
-        <w:sz w:val="20"/>
-      </w:rPr>
-    </w:lvl>
-    <w:lvl w:ilvl="6" w:tentative="1">
-      <w:start w:val="1"/>
-      <w:numFmt w:val="bullet"/>
-      <w:lvlText w:val=""/>
-      <w:lvlJc w:val="left"/>
-      <w:pPr>
-        <w:tabs>
-          <w:tab w:val="num" w:pos="5040"/>
-        </w:tabs>
-        <w:ind w:left="5040" w:hanging="360"/>
-      </w:pPr>
-      <w:rPr>
-        <w:rFonts w:hint="default" w:ascii="Wingdings" w:hAnsi="Wingdings"/>
-        <w:sz w:val="20"/>
-      </w:rPr>
-    </w:lvl>
-    <w:lvl w:ilvl="2" w:tentative="1">
-      <w:start w:val="1"/>
-      <w:numFmt w:val="bullet"/>
-      <w:lvlText w:val=""/>
-      <w:lvlJc w:val="left"/>
-      <w:pPr>
-        <w:tabs>
-          <w:tab w:val="num" w:pos="2160"/>
-        </w:tabs>
-        <w:ind w:left="2160" w:hanging="360"/>
-      </w:pPr>
-      <w:rPr>
-        <w:rFonts w:hint="default" w:ascii="Wingdings" w:hAnsi="Wingdings"/>
-        <w:sz w:val="20"/>
-      </w:rPr>
-    </w:lvl>
-  </w:abstractNum>
-  <w:abstractNum w:abstractNumId="28">
-    <w:lvl w:ilvl="0">
-      <w:start w:val="1"/>
-      <w:numFmt w:val="bullet"/>
-      <w:lvlText w:val=""/>
-      <w:lvlJc w:val="left"/>
-      <w:pPr>
-        <w:ind w:left="420" w:hanging="420"/>
-      </w:pPr>
-      <w:rPr>
-        <w:rFonts w:hint="default" w:ascii="Wingdings" w:hAnsi="Wingdings"/>
-      </w:rPr>
-    </w:lvl>
-  </w:abstractNum>
-  <w:abstractNum w:abstractNumId="29">
-    <w:nsid w:val="755D503A"/>
-    <w:multiLevelType w:val="multilevel"/>
-    <w:tmpl w:val="038EB6AA"/>
-    <w:lvl w:ilvl="4" w:tentative="1">
-      <w:start w:val="1"/>
-      <w:numFmt w:val="bullet"/>
-      <w:lvlText w:val=""/>
-      <w:lvlJc w:val="left"/>
-      <w:pPr>
-        <w:tabs>
-          <w:tab w:val="num" w:pos="3600"/>
-        </w:tabs>
-        <w:ind w:left="3600" w:hanging="360"/>
-      </w:pPr>
-      <w:rPr>
-        <w:rFonts w:hint="default" w:ascii="Wingdings" w:hAnsi="Wingdings"/>
-        <w:sz w:val="20"/>
-      </w:rPr>
-    </w:lvl>
-    <w:lvl w:ilvl="0">
-      <w:start w:val="1"/>
-      <w:numFmt w:val="bullet"/>
-      <w:lvlText w:val=""/>
-      <w:lvlJc w:val="left"/>
-      <w:pPr>
-        <w:tabs>
-          <w:tab w:val="num" w:pos="720"/>
-        </w:tabs>
-        <w:ind w:left="720" w:hanging="360"/>
-      </w:pPr>
-      <w:rPr>
-        <w:rFonts w:hint="default" w:ascii="Symbol" w:hAnsi="Symbol"/>
-        <w:sz w:val="20"/>
-      </w:rPr>
-    </w:lvl>
-    <w:lvl w:ilvl="3" w:tentative="1">
-      <w:start w:val="1"/>
-      <w:numFmt w:val="bullet"/>
-      <w:lvlText w:val=""/>
-      <w:lvlJc w:val="left"/>
-      <w:pPr>
-        <w:tabs>
-          <w:tab w:val="num" w:pos="2880"/>
-        </w:tabs>
-        <w:ind w:left="2880" w:hanging="360"/>
-      </w:pPr>
-      <w:rPr>
-        <w:rFonts w:hint="default" w:ascii="Wingdings" w:hAnsi="Wingdings"/>
-        <w:sz w:val="20"/>
-      </w:rPr>
-    </w:lvl>
-    <w:lvl w:ilvl="5" w:tentative="1">
-      <w:start w:val="1"/>
-      <w:numFmt w:val="bullet"/>
-      <w:lvlText w:val=""/>
-      <w:lvlJc w:val="left"/>
-      <w:pPr>
-        <w:tabs>
-          <w:tab w:val="num" w:pos="4320"/>
-        </w:tabs>
-        <w:ind w:left="4320" w:hanging="360"/>
-      </w:pPr>
-      <w:rPr>
-        <w:rFonts w:hint="default" w:ascii="Wingdings" w:hAnsi="Wingdings"/>
-        <w:sz w:val="20"/>
-      </w:rPr>
-    </w:lvl>
-    <w:lvl w:ilvl="1" w:tentative="1">
-      <w:start w:val="1"/>
-      <w:numFmt w:val="bullet"/>
-      <w:lvlText w:val="o"/>
-      <w:lvlJc w:val="left"/>
-      <w:pPr>
-        <w:tabs>
-          <w:tab w:val="num" w:pos="1440"/>
-        </w:tabs>
-        <w:ind w:left="1440" w:hanging="360"/>
-      </w:pPr>
-      <w:rPr>
-        <w:rFonts w:hint="default" w:ascii="Courier New" w:hAnsi="Courier New"/>
-        <w:sz w:val="20"/>
-      </w:rPr>
-    </w:lvl>
-    <w:lvl w:ilvl="8" w:tentative="1">
-      <w:start w:val="1"/>
-      <w:numFmt w:val="bullet"/>
-      <w:lvlText w:val=""/>
-      <w:lvlJc w:val="left"/>
-      <w:pPr>
-        <w:tabs>
-          <w:tab w:val="num" w:pos="6480"/>
-        </w:tabs>
-        <w:ind w:left="6480" w:hanging="360"/>
-      </w:pPr>
-      <w:rPr>
-        <w:rFonts w:hint="default" w:ascii="Wingdings" w:hAnsi="Wingdings"/>
-        <w:sz w:val="20"/>
-      </w:rPr>
-    </w:lvl>
-    <w:lvl w:ilvl="7" w:tentative="1">
-      <w:start w:val="1"/>
-      <w:numFmt w:val="bullet"/>
-      <w:lvlText w:val=""/>
-      <w:lvlJc w:val="left"/>
-      <w:pPr>
-        <w:tabs>
-          <w:tab w:val="num" w:pos="5760"/>
-        </w:tabs>
-        <w:ind w:left="5760" w:hanging="360"/>
-      </w:pPr>
-      <w:rPr>
-        <w:rFonts w:hint="default" w:ascii="Wingdings" w:hAnsi="Wingdings"/>
-        <w:sz w:val="20"/>
-      </w:rPr>
-    </w:lvl>
-    <w:lvl w:ilvl="6" w:tentative="1">
-      <w:start w:val="1"/>
-      <w:numFmt w:val="bullet"/>
-      <w:lvlText w:val=""/>
-      <w:lvlJc w:val="left"/>
-      <w:pPr>
-        <w:tabs>
-          <w:tab w:val="num" w:pos="5040"/>
-        </w:tabs>
-        <w:ind w:left="5040" w:hanging="360"/>
-      </w:pPr>
-      <w:rPr>
-        <w:rFonts w:hint="default" w:ascii="Wingdings" w:hAnsi="Wingdings"/>
-        <w:sz w:val="20"/>
-      </w:rPr>
-    </w:lvl>
-    <w:lvl w:ilvl="2" w:tentative="1">
-      <w:start w:val="1"/>
-      <w:numFmt w:val="bullet"/>
-      <w:lvlText w:val=""/>
-      <w:lvlJc w:val="left"/>
-      <w:pPr>
-        <w:tabs>
-          <w:tab w:val="num" w:pos="2160"/>
-        </w:tabs>
-        <w:ind w:left="2160" w:hanging="360"/>
-      </w:pPr>
-      <w:rPr>
-        <w:rFonts w:hint="default" w:ascii="Wingdings" w:hAnsi="Wingdings"/>
-        <w:sz w:val="20"/>
-      </w:rPr>
-    </w:lvl>
-  </w:abstractNum>
-  <w:abstractNum w:abstractNumId="30">
-    <w:nsid w:val="05FC3172"/>
-    <w:multiLevelType w:val="multilevel"/>
-    <w:tmpl w:val="32E83454"/>
-    <w:lvl w:ilvl="0">
-      <w:start w:val="1"/>
-      <w:numFmt w:val="bullet"/>
-      <w:lvlText w:val=""/>
-      <w:lvlJc w:val="left"/>
-      <w:pPr>
-        <w:tabs>
-          <w:tab w:val="num" w:pos="720"/>
-        </w:tabs>
-        <w:ind w:left="720" w:hanging="360"/>
-      </w:pPr>
-      <w:rPr>
-        <w:rFonts w:hint="default" w:ascii="Symbol" w:hAnsi="Symbol"/>
-        <w:sz w:val="20"/>
-      </w:rPr>
-    </w:lvl>
-    <w:lvl w:ilvl="4" w:tentative="1">
-      <w:start w:val="1"/>
-      <w:numFmt w:val="bullet"/>
-      <w:lvlText w:val=""/>
-      <w:lvlJc w:val="left"/>
-      <w:pPr>
-        <w:tabs>
-          <w:tab w:val="num" w:pos="3600"/>
-        </w:tabs>
-        <w:ind w:left="3600" w:hanging="360"/>
-      </w:pPr>
-      <w:rPr>
-        <w:rFonts w:hint="default" w:ascii="Wingdings" w:hAnsi="Wingdings"/>
-        <w:sz w:val="20"/>
-      </w:rPr>
-    </w:lvl>
-    <w:lvl w:ilvl="5" w:tentative="1">
-      <w:start w:val="1"/>
-      <w:numFmt w:val="bullet"/>
-      <w:lvlText w:val=""/>
-      <w:lvlJc w:val="left"/>
-      <w:pPr>
-        <w:tabs>
-          <w:tab w:val="num" w:pos="4320"/>
-        </w:tabs>
-        <w:ind w:left="4320" w:hanging="360"/>
-      </w:pPr>
-      <w:rPr>
-        <w:rFonts w:hint="default" w:ascii="Wingdings" w:hAnsi="Wingdings"/>
-        <w:sz w:val="20"/>
-      </w:rPr>
-    </w:lvl>
-    <w:lvl w:ilvl="3" w:tentative="1">
-      <w:start w:val="1"/>
-      <w:numFmt w:val="bullet"/>
-      <w:lvlText w:val=""/>
-      <w:lvlJc w:val="left"/>
-      <w:pPr>
-        <w:tabs>
-          <w:tab w:val="num" w:pos="2880"/>
-        </w:tabs>
-        <w:ind w:left="2880" w:hanging="360"/>
-      </w:pPr>
-      <w:rPr>
-        <w:rFonts w:hint="default" w:ascii="Wingdings" w:hAnsi="Wingdings"/>
-        <w:sz w:val="20"/>
-      </w:rPr>
-    </w:lvl>
-    <w:lvl w:ilvl="1" w:tentative="1">
-      <w:start w:val="1"/>
-      <w:numFmt w:val="bullet"/>
-      <w:lvlText w:val="o"/>
-      <w:lvlJc w:val="left"/>
-      <w:pPr>
-        <w:tabs>
-          <w:tab w:val="num" w:pos="1440"/>
-        </w:tabs>
-        <w:ind w:left="1440" w:hanging="360"/>
-      </w:pPr>
-      <w:rPr>
-        <w:rFonts w:hint="default" w:ascii="Courier New" w:hAnsi="Courier New"/>
-        <w:sz w:val="20"/>
-      </w:rPr>
-    </w:lvl>
-    <w:lvl w:ilvl="2" w:tentative="1">
-      <w:start w:val="1"/>
-      <w:numFmt w:val="bullet"/>
-      <w:lvlText w:val=""/>
-      <w:lvlJc w:val="left"/>
-      <w:pPr>
-        <w:tabs>
-          <w:tab w:val="num" w:pos="2160"/>
-        </w:tabs>
-        <w:ind w:left="2160" w:hanging="360"/>
-      </w:pPr>
-      <w:rPr>
-        <w:rFonts w:hint="default" w:ascii="Wingdings" w:hAnsi="Wingdings"/>
-        <w:sz w:val="20"/>
-      </w:rPr>
-    </w:lvl>
-    <w:lvl w:ilvl="7" w:tentative="1">
-      <w:start w:val="1"/>
-      <w:numFmt w:val="bullet"/>
-      <w:lvlText w:val=""/>
-      <w:lvlJc w:val="left"/>
-      <w:pPr>
-        <w:tabs>
-          <w:tab w:val="num" w:pos="5760"/>
-        </w:tabs>
-        <w:ind w:left="5760" w:hanging="360"/>
-      </w:pPr>
-      <w:rPr>
-        <w:rFonts w:hint="default" w:ascii="Wingdings" w:hAnsi="Wingdings"/>
-        <w:sz w:val="20"/>
-      </w:rPr>
-    </w:lvl>
-    <w:lvl w:ilvl="8" w:tentative="1">
-      <w:start w:val="1"/>
-      <w:numFmt w:val="bullet"/>
-      <w:lvlText w:val=""/>
-      <w:lvlJc w:val="left"/>
-      <w:pPr>
-        <w:tabs>
-          <w:tab w:val="num" w:pos="6480"/>
-        </w:tabs>
-        <w:ind w:left="6480" w:hanging="360"/>
-      </w:pPr>
-      <w:rPr>
-        <w:rFonts w:hint="default" w:ascii="Wingdings" w:hAnsi="Wingdings"/>
-        <w:sz w:val="20"/>
-      </w:rPr>
-    </w:lvl>
-    <w:lvl w:ilvl="6" w:tentative="1">
-      <w:start w:val="1"/>
-      <w:numFmt w:val="bullet"/>
-      <w:lvlText w:val=""/>
-      <w:lvlJc w:val="left"/>
-      <w:pPr>
-        <w:tabs>
-          <w:tab w:val="num" w:pos="5040"/>
-        </w:tabs>
-        <w:ind w:left="5040" w:hanging="360"/>
-      </w:pPr>
-      <w:rPr>
-        <w:rFonts w:hint="default" w:ascii="Wingdings" w:hAnsi="Wingdings"/>
-        <w:sz w:val="20"/>
-      </w:rPr>
-    </w:lvl>
-  </w:abstractNum>
-  <w:abstractNum w:abstractNumId="31">
-    <w:nsid w:val="1448493D"/>
-    <w:multiLevelType w:val="multilevel"/>
-    <w:tmpl w:val="CB1A5D0E"/>
-    <w:lvl w:ilvl="7" w:tentative="1">
-      <w:start w:val="1"/>
-      <w:numFmt w:val="bullet"/>
-      <w:lvlText w:val=""/>
-      <w:lvlJc w:val="left"/>
-      <w:pPr>
-        <w:tabs>
-          <w:tab w:val="num" w:pos="5760"/>
-        </w:tabs>
-        <w:ind w:left="5760" w:hanging="360"/>
-      </w:pPr>
-      <w:rPr>
-        <w:rFonts w:hint="default" w:ascii="Wingdings" w:hAnsi="Wingdings"/>
-        <w:sz w:val="20"/>
-      </w:rPr>
-    </w:lvl>
-    <w:lvl w:ilvl="2" w:tentative="1">
-      <w:start w:val="1"/>
-      <w:numFmt w:val="bullet"/>
-      <w:lvlText w:val=""/>
-      <w:lvlJc w:val="left"/>
-      <w:pPr>
-        <w:tabs>
-          <w:tab w:val="num" w:pos="2160"/>
-        </w:tabs>
-        <w:ind w:left="2160" w:hanging="360"/>
-      </w:pPr>
-      <w:rPr>
-        <w:rFonts w:hint="default" w:ascii="Wingdings" w:hAnsi="Wingdings"/>
-        <w:sz w:val="20"/>
-      </w:rPr>
-    </w:lvl>
-    <w:lvl w:ilvl="3" w:tentative="1">
-      <w:start w:val="1"/>
-      <w:numFmt w:val="bullet"/>
-      <w:lvlText w:val=""/>
-      <w:lvlJc w:val="left"/>
-      <w:pPr>
-        <w:tabs>
-          <w:tab w:val="num" w:pos="2880"/>
-        </w:tabs>
-        <w:ind w:left="2880" w:hanging="360"/>
-      </w:pPr>
-      <w:rPr>
-        <w:rFonts w:hint="default" w:ascii="Wingdings" w:hAnsi="Wingdings"/>
-        <w:sz w:val="20"/>
-      </w:rPr>
-    </w:lvl>
-    <w:lvl w:ilvl="4" w:tentative="1">
-      <w:start w:val="1"/>
-      <w:numFmt w:val="bullet"/>
-      <w:lvlText w:val=""/>
-      <w:lvlJc w:val="left"/>
-      <w:pPr>
-        <w:tabs>
-          <w:tab w:val="num" w:pos="3600"/>
-        </w:tabs>
-        <w:ind w:left="3600" w:hanging="360"/>
-      </w:pPr>
-      <w:rPr>
-        <w:rFonts w:hint="default" w:ascii="Wingdings" w:hAnsi="Wingdings"/>
-        <w:sz w:val="20"/>
-      </w:rPr>
-    </w:lvl>
-    <w:lvl w:ilvl="0">
-      <w:start w:val="1"/>
-      <w:numFmt w:val="bullet"/>
-      <w:lvlText w:val=""/>
-      <w:lvlJc w:val="left"/>
-      <w:pPr>
-        <w:tabs>
-          <w:tab w:val="num" w:pos="720"/>
-        </w:tabs>
-        <w:ind w:left="720" w:hanging="360"/>
-      </w:pPr>
-      <w:rPr>
-        <w:rFonts w:hint="default" w:ascii="Symbol" w:hAnsi="Symbol"/>
-        <w:sz w:val="20"/>
-      </w:rPr>
-    </w:lvl>
-    <w:lvl w:ilvl="5" w:tentative="1">
-      <w:start w:val="1"/>
-      <w:numFmt w:val="bullet"/>
-      <w:lvlText w:val=""/>
-      <w:lvlJc w:val="left"/>
-      <w:pPr>
-        <w:tabs>
-          <w:tab w:val="num" w:pos="4320"/>
-        </w:tabs>
-        <w:ind w:left="4320" w:hanging="360"/>
-      </w:pPr>
-      <w:rPr>
-        <w:rFonts w:hint="default" w:ascii="Wingdings" w:hAnsi="Wingdings"/>
-        <w:sz w:val="20"/>
-      </w:rPr>
-    </w:lvl>
-    <w:lvl w:ilvl="1" w:tentative="1">
-      <w:start w:val="1"/>
-      <w:numFmt w:val="bullet"/>
-      <w:lvlText w:val="o"/>
-      <w:lvlJc w:val="left"/>
-      <w:pPr>
-        <w:tabs>
-          <w:tab w:val="num" w:pos="1440"/>
-        </w:tabs>
-        <w:ind w:left="1440" w:hanging="360"/>
-      </w:pPr>
-      <w:rPr>
-        <w:rFonts w:hint="default" w:ascii="Courier New" w:hAnsi="Courier New"/>
-        <w:sz w:val="20"/>
-      </w:rPr>
-    </w:lvl>
-    <w:lvl w:ilvl="8" w:tentative="1">
-      <w:start w:val="1"/>
-      <w:numFmt w:val="bullet"/>
-      <w:lvlText w:val=""/>
-      <w:lvlJc w:val="left"/>
-      <w:pPr>
-        <w:tabs>
-          <w:tab w:val="num" w:pos="6480"/>
-        </w:tabs>
-        <w:ind w:left="6480" w:hanging="360"/>
-      </w:pPr>
-      <w:rPr>
-        <w:rFonts w:hint="default" w:ascii="Wingdings" w:hAnsi="Wingdings"/>
-        <w:sz w:val="20"/>
-      </w:rPr>
-    </w:lvl>
-    <w:lvl w:ilvl="6" w:tentative="1">
-      <w:start w:val="1"/>
-      <w:numFmt w:val="bullet"/>
-      <w:lvlText w:val=""/>
-      <w:lvlJc w:val="left"/>
-      <w:pPr>
-        <w:tabs>
-          <w:tab w:val="num" w:pos="5040"/>
-        </w:tabs>
-        <w:ind w:left="5040" w:hanging="360"/>
-      </w:pPr>
-      <w:rPr>
-        <w:rFonts w:hint="default" w:ascii="Wingdings" w:hAnsi="Wingdings"/>
-        <w:sz w:val="20"/>
-      </w:rPr>
-    </w:lvl>
-  </w:abstractNum>
-  <w:abstractNum w:abstractNumId="32">
-    <w:nsid w:val="1DB6012D"/>
-    <w:multiLevelType w:val="multilevel"/>
-    <w:tmpl w:val="8758DCB6"/>
-    <w:lvl w:ilvl="1" w:tentative="1">
-      <w:start w:val="1"/>
-      <w:numFmt w:val="bullet"/>
-      <w:lvlText w:val="o"/>
-      <w:lvlJc w:val="left"/>
-      <w:pPr>
-        <w:tabs>
-          <w:tab w:val="num" w:pos="1440"/>
-        </w:tabs>
-        <w:ind w:left="1440" w:hanging="360"/>
-      </w:pPr>
-      <w:rPr>
-        <w:rFonts w:hint="default" w:ascii="Courier New" w:hAnsi="Courier New"/>
-        <w:sz w:val="20"/>
-      </w:rPr>
-    </w:lvl>
-    <w:lvl w:ilvl="0">
-      <w:start w:val="1"/>
-      <w:numFmt w:val="bullet"/>
-      <w:lvlText w:val=""/>
-      <w:lvlJc w:val="left"/>
-      <w:pPr>
-        <w:tabs>
-          <w:tab w:val="num" w:pos="720"/>
-        </w:tabs>
-        <w:ind w:left="720" w:hanging="360"/>
-      </w:pPr>
-      <w:rPr>
-        <w:rFonts w:hint="default" w:ascii="Symbol" w:hAnsi="Symbol"/>
-        <w:sz w:val="20"/>
-      </w:rPr>
-    </w:lvl>
-    <w:lvl w:ilvl="7" w:tentative="1">
-      <w:start w:val="1"/>
-      <w:numFmt w:val="bullet"/>
-      <w:lvlText w:val=""/>
-      <w:lvlJc w:val="left"/>
-      <w:pPr>
-        <w:tabs>
-          <w:tab w:val="num" w:pos="5760"/>
-        </w:tabs>
-        <w:ind w:left="5760" w:hanging="360"/>
-      </w:pPr>
-      <w:rPr>
-        <w:rFonts w:hint="default" w:ascii="Wingdings" w:hAnsi="Wingdings"/>
-        <w:sz w:val="20"/>
-      </w:rPr>
-    </w:lvl>
-    <w:lvl w:ilvl="8" w:tentative="1">
-      <w:start w:val="1"/>
-      <w:numFmt w:val="bullet"/>
-      <w:lvlText w:val=""/>
-      <w:lvlJc w:val="left"/>
-      <w:pPr>
-        <w:tabs>
-          <w:tab w:val="num" w:pos="6480"/>
-        </w:tabs>
-        <w:ind w:left="6480" w:hanging="360"/>
-      </w:pPr>
-      <w:rPr>
-        <w:rFonts w:hint="default" w:ascii="Wingdings" w:hAnsi="Wingdings"/>
-        <w:sz w:val="20"/>
-      </w:rPr>
-    </w:lvl>
-    <w:lvl w:ilvl="5" w:tentative="1">
-      <w:start w:val="1"/>
-      <w:numFmt w:val="bullet"/>
-      <w:lvlText w:val=""/>
-      <w:lvlJc w:val="left"/>
-      <w:pPr>
-        <w:tabs>
-          <w:tab w:val="num" w:pos="4320"/>
-        </w:tabs>
-        <w:ind w:left="4320" w:hanging="360"/>
-      </w:pPr>
-      <w:rPr>
-        <w:rFonts w:hint="default" w:ascii="Wingdings" w:hAnsi="Wingdings"/>
-        <w:sz w:val="20"/>
-      </w:rPr>
-    </w:lvl>
-    <w:lvl w:ilvl="6" w:tentative="1">
-      <w:start w:val="1"/>
-      <w:numFmt w:val="bullet"/>
-      <w:lvlText w:val=""/>
-      <w:lvlJc w:val="left"/>
-      <w:pPr>
-        <w:tabs>
-          <w:tab w:val="num" w:pos="5040"/>
-        </w:tabs>
-        <w:ind w:left="5040" w:hanging="360"/>
-      </w:pPr>
-      <w:rPr>
-        <w:rFonts w:hint="default" w:ascii="Wingdings" w:hAnsi="Wingdings"/>
-        <w:sz w:val="20"/>
-      </w:rPr>
-    </w:lvl>
-    <w:lvl w:ilvl="4" w:tentative="1">
-      <w:start w:val="1"/>
-      <w:numFmt w:val="bullet"/>
-      <w:lvlText w:val=""/>
-      <w:lvlJc w:val="left"/>
-      <w:pPr>
-        <w:tabs>
-          <w:tab w:val="num" w:pos="3600"/>
-        </w:tabs>
-        <w:ind w:left="3600" w:hanging="360"/>
-      </w:pPr>
-      <w:rPr>
-        <w:rFonts w:hint="default" w:ascii="Wingdings" w:hAnsi="Wingdings"/>
-        <w:sz w:val="20"/>
-      </w:rPr>
-    </w:lvl>
-    <w:lvl w:ilvl="2" w:tentative="1">
-      <w:start w:val="1"/>
-      <w:numFmt w:val="bullet"/>
-      <w:lvlText w:val=""/>
-      <w:lvlJc w:val="left"/>
-      <w:pPr>
-        <w:tabs>
-          <w:tab w:val="num" w:pos="2160"/>
-        </w:tabs>
-        <w:ind w:left="2160" w:hanging="360"/>
-      </w:pPr>
-      <w:rPr>
-        <w:rFonts w:hint="default" w:ascii="Wingdings" w:hAnsi="Wingdings"/>
-        <w:sz w:val="20"/>
-      </w:rPr>
-    </w:lvl>
-    <w:lvl w:ilvl="3" w:tentative="1">
-      <w:start w:val="1"/>
-      <w:numFmt w:val="bullet"/>
-      <w:lvlText w:val=""/>
-      <w:lvlJc w:val="left"/>
-      <w:pPr>
-        <w:tabs>
-          <w:tab w:val="num" w:pos="2880"/>
-        </w:tabs>
-        <w:ind w:left="2880" w:hanging="360"/>
-      </w:pPr>
-      <w:rPr>
-        <w:rFonts w:hint="default" w:ascii="Wingdings" w:hAnsi="Wingdings"/>
-        <w:sz w:val="20"/>
-      </w:rPr>
-    </w:lvl>
-  </w:abstractNum>
-  <w:num w:numId="21">
-    <w:abstractNumId w:val="20"/>
+  <w:num w:numId="33">
+    <w:abstractNumId w:val="24"/>
+  </w:num>
+  <w:num w:numId="24">
+    <w:abstractNumId w:val="31"/>
   </w:num>
   <w:num w:numId="17">
-    <w:abstractNumId w:val="21"/>
+    <w:abstractNumId w:val="4"/>
   </w:num>
-  <w:num w:numId="19">
-    <w:abstractNumId w:val="0"/>
+  <w:num w:numId="26">
+    <w:abstractNumId w:val="12"/>
   </w:num>
-  <w:num w:numId="11">
+  <w:num w:numId="10">
+    <w:abstractNumId w:val="30"/>
+  </w:num>
+  <w:num w:numId="16">
     <w:abstractNumId w:val="10"/>
   </w:num>
-  <w:num w:numId="30">
-    <w:abstractNumId w:val="13"/>
+  <w:num w:numId="9">
+    <w:abstractNumId w:val="6"/>
   </w:num>
   <w:num w:numId="29">
-    <w:abstractNumId w:val="4"/>
+    <w:abstractNumId w:val="14"/>
+  </w:num>
+  <w:num w:numId="5">
+    <w:abstractNumId w:val="22"/>
+  </w:num>
+  <w:num w:numId="12">
+    <w:abstractNumId w:val="15"/>
+  </w:num>
+  <w:num w:numId="1">
+    <w:abstractNumId w:val="25"/>
   </w:num>
   <w:num w:numId="3">
-    <w:abstractNumId w:val="14"/>
+    <w:abstractNumId w:val="19"/>
   </w:num>
-  <w:num w:numId="32">
-    <w:abstractNumId w:val="11"/>
-  </w:num>
-  <w:num w:numId="16">
-    <w:abstractNumId w:val="17"/>
-  </w:num>
-  <w:num w:numId="23">
-    <w:abstractNumId w:val="8"/>
-  </w:num>
-  <w:num w:numId="7">
-    <w:abstractNumId w:val="14"/>
-  </w:num>
-  <w:num w:numId="13">
-    <w:abstractNumId w:val="26"/>
-  </w:num>
-  <w:num w:numId="22">
-    <w:abstractNumId w:val="12"/>
-  </w:num>
-  <w:num w:numId="27">
-    <w:abstractNumId w:val="3"/>
+  <w:num w:numId="2">
+    <w:abstractNumId w:val="32"/>
   </w:num>
   <w:num w:numId="25">
-    <w:abstractNumId w:val="30"/>
-  </w:num>
-  <w:num w:numId="9">
-    <w:abstractNumId w:val="7"/>
-  </w:num>
-  <w:num w:numId="20">
-    <w:abstractNumId w:val="2"/>
-  </w:num>
-  <w:num w:numId="15">
-    <w:abstractNumId w:val="24"/>
-  </w:num>
-  <w:num w:numId="12">
-    <w:abstractNumId w:val="22"/>
-  </w:num>
-  <w:num w:numId="28">
-    <w:abstractNumId w:val="27"/>
-  </w:num>
-  <w:num w:numId="10">
-    <w:abstractNumId w:val="5"/>
-  </w:num>
-  <w:num w:numId="14">
     <w:abstractNumId w:val="1"/>
   </w:num>
   <w:num w:numId="6">
+    <w:abstractNumId w:val="18"/>
+  </w:num>
+  <w:num w:numId="7">
+    <w:abstractNumId w:val="19"/>
+  </w:num>
+  <w:num w:numId="27">
+    <w:abstractNumId w:val="16"/>
+  </w:num>
+  <w:num w:numId="32">
+    <w:abstractNumId w:val="13"/>
+  </w:num>
+  <w:num w:numId="30">
+    <w:abstractNumId w:val="8"/>
+  </w:num>
+  <w:num w:numId="11">
+    <w:abstractNumId w:val="26"/>
+  </w:num>
+  <w:num w:numId="21">
+    <w:abstractNumId w:val="3"/>
+  </w:num>
+  <w:num w:numId="20">
+    <w:abstractNumId w:val="7"/>
+  </w:num>
+  <w:num w:numId="18">
+    <w:abstractNumId w:val="9"/>
+  </w:num>
+  <w:num w:numId="13">
+    <w:abstractNumId w:val="27"/>
+  </w:num>
+  <w:num w:numId="22">
+    <w:abstractNumId w:val="2"/>
+  </w:num>
+  <w:num w:numId="19">
+    <w:abstractNumId w:val="23"/>
+  </w:num>
+  <w:num w:numId="4">
+    <w:abstractNumId w:val="22"/>
+  </w:num>
+  <w:num w:numId="23">
+    <w:abstractNumId w:val="29"/>
+  </w:num>
+  <w:num w:numId="28">
+    <w:abstractNumId w:val="11"/>
+  </w:num>
+  <w:num w:numId="8">
+    <w:abstractNumId w:val="0"/>
+  </w:num>
+  <w:num w:numId="31">
     <w:abstractNumId w:val="28"/>
   </w:num>
-  <w:num w:numId="31">
-    <w:abstractNumId w:val="9"/>
+  <w:num w:numId="15">
+    <w:abstractNumId w:val="17"/>
   </w:num>
-  <w:num w:numId="4">
-    <w:abstractNumId w:val="15"/>
-  </w:num>
-  <w:num w:numId="26">
-    <w:abstractNumId w:val="32"/>
-  </w:num>
-  <w:num w:numId="18">
-    <w:abstractNumId w:val="29"/>
-  </w:num>
-  <w:num w:numId="1">
-    <w:abstractNumId w:val="6"/>
-  </w:num>
-  <w:num w:numId="2">
-    <w:abstractNumId w:val="23"/>
-  </w:num>
-  <w:num w:numId="24">
-    <w:abstractNumId w:val="25"/>
-  </w:num>
-  <w:num w:numId="33">
-    <w:abstractNumId w:val="16"/>
-  </w:num>
-  <w:num w:numId="5">
-    <w:abstractNumId w:val="15"/>
-  </w:num>
-  <w:num w:numId="8">
-    <w:abstractNumId w:val="31"/>
+  <w:num w:numId="14">
+    <w:abstractNumId w:val="5"/>
   </w:num>
 </w:numbering>
 </file>
@@ -22436,400 +22480,635 @@
     </w:pPrDefault>
   </w:docDefaults>
   <w:latentStyles w:defLockedState="0" w:defUIPriority="99" w:defSemiHidden="0" w:defUnhideWhenUsed="0" w:defQFormat="0" w:count="376">
-    <w:lsdException w:name="Light Grid Accent 1" w:uiPriority="62"/>
-    <w:lsdException w:name="table of authorities" w:semiHidden="1" w:unhideWhenUsed="1"/>
+    <w:lsdException w:name="Body Text Indent 2" w:semiHidden="1" w:unhideWhenUsed="1"/>
+    <w:lsdException w:name="Grid Table 1 Light Accent 4" w:uiPriority="46"/>
+    <w:lsdException w:name="HTML Bottom of Form" w:semiHidden="1" w:unhideWhenUsed="1"/>
+    <w:lsdException w:name="Medium Grid 1" w:uiPriority="67"/>
+    <w:lsdException w:name="Light Shading Accent 4" w:uiPriority="60"/>
+    <w:lsdException w:name="Medium List 1 Accent 1" w:uiPriority="65"/>
+    <w:lsdException w:name="Intense Reference" w:uiPriority="32" w:qFormat="1"/>
+    <w:lsdException w:name="List Table 7 Colorful Accent 5" w:uiPriority="52"/>
+    <w:lsdException w:name="List Number 4" w:semiHidden="1" w:unhideWhenUsed="1"/>
+    <w:lsdException w:name="Signature" w:semiHidden="1" w:unhideWhenUsed="1"/>
+    <w:lsdException w:name="Medium Shading 1 Accent 1" w:uiPriority="63"/>
+    <w:lsdException w:name="Medium Grid 2" w:uiPriority="68"/>
+    <w:lsdException w:name="Table List 6" w:semiHidden="1" w:unhideWhenUsed="1"/>
+    <w:lsdException w:name="Table Subtle 1" w:semiHidden="1" w:unhideWhenUsed="1"/>
+    <w:lsdException w:name="Colorful Shading Accent 2" w:uiPriority="71"/>
+    <w:lsdException w:name="List Table 4 Accent 2" w:uiPriority="49"/>
+    <w:lsdException w:name="Body Text" w:semiHidden="1" w:unhideWhenUsed="1"/>
+    <w:lsdException w:name="Table Columns 4" w:semiHidden="1" w:unhideWhenUsed="1"/>
+    <w:lsdException w:name="Medium Grid 3 Accent 3" w:uiPriority="69"/>
+    <w:lsdException w:name="Medium Grid 1 Accent 6" w:uiPriority="67"/>
+    <w:lsdException w:name="Normal Table" w:semiHidden="1" w:unhideWhenUsed="1"/>
+    <w:lsdException w:name="footer" w:semiHidden="1" w:unhideWhenUsed="1"/>
+    <w:lsdException w:name="index 9" w:semiHidden="1" w:unhideWhenUsed="1"/>
+    <w:lsdException w:name="List Table 5 Dark" w:uiPriority="50"/>
+    <w:lsdException w:name="toc 5" w:uiPriority="39" w:semiHidden="1" w:unhideWhenUsed="1"/>
+    <w:lsdException w:name="List Continue" w:semiHidden="1" w:unhideWhenUsed="1"/>
+    <w:lsdException w:name="Grid Table 6 Colorful Accent 3" w:uiPriority="51"/>
+    <w:lsdException w:name="Intense Emphasis" w:uiPriority="21" w:qFormat="1"/>
+    <w:lsdException w:name="Grid Table 5 Dark Accent 3" w:uiPriority="50"/>
     <w:lsdException w:name="List Table 1 Light Accent 1" w:uiPriority="46"/>
-    <w:lsdException w:name="Grid Table 1 Light Accent 6" w:uiPriority="46"/>
-    <w:lsdException w:name="Table Theme" w:semiHidden="1" w:unhideWhenUsed="1"/>
-    <w:lsdException w:name="Plain Table 5" w:uiPriority="45"/>
-    <w:lsdException w:name="List 3" w:semiHidden="1" w:unhideWhenUsed="1"/>
-    <w:lsdException w:name="Light Grid Accent 6" w:uiPriority="62"/>
-    <w:lsdException w:name="Light Shading Accent 5" w:uiPriority="60"/>
-    <w:lsdException w:name="Unresolved Mention" w:semiHidden="1" w:unhideWhenUsed="1"/>
-    <w:lsdException w:name="List Table 7 Colorful Accent 1" w:uiPriority="52"/>
-    <w:lsdException w:name="Medium Shading 1 Accent 6" w:uiPriority="63"/>
-    <w:lsdException w:name="Colorful List Accent 3" w:uiPriority="72"/>
-    <w:lsdException w:name="Grid Table 4 Accent 6" w:uiPriority="49"/>
-    <w:lsdException w:name="Table List 7" w:semiHidden="1" w:unhideWhenUsed="1"/>
-    <w:lsdException w:name="Grid Table 3" w:uiPriority="48"/>
-    <w:lsdException w:name="List Table 5 Dark Accent 6" w:uiPriority="50"/>
-    <w:lsdException w:name="Light Grid" w:uiPriority="62"/>
-    <w:lsdException w:name="Colorful Shading Accent 2" w:uiPriority="71"/>
-    <w:lsdException w:name="Subtle Reference" w:uiPriority="31" w:qFormat="1"/>
-    <w:lsdException w:name="List Table 2 Accent 2" w:uiPriority="47"/>
-    <w:lsdException w:name="Table List 1" w:semiHidden="1" w:unhideWhenUsed="1"/>
-    <w:lsdException w:name="Body Text First Indent" w:semiHidden="1" w:unhideWhenUsed="1"/>
-    <w:lsdException w:name="Grid Table 3 Accent 3" w:uiPriority="48"/>
-    <w:lsdException w:name="heading 2" w:uiPriority="9" w:semiHidden="1" w:unhideWhenUsed="1" w:qFormat="1"/>
-    <w:lsdException w:name="HTML Variable" w:semiHidden="1" w:unhideWhenUsed="1"/>
-    <w:lsdException w:name="Dark List Accent 4" w:uiPriority="70"/>
+    <w:lsdException w:name="Medium List 2 Accent 1" w:uiPriority="66"/>
+    <w:lsdException w:name="Grid Table 4 Accent 1" w:uiPriority="49"/>
+    <w:lsdException w:name="List Table 6 Colorful Accent 3" w:uiPriority="51"/>
+    <w:lsdException w:name="Table Columns 1" w:semiHidden="1" w:unhideWhenUsed="1"/>
+    <w:lsdException w:name="Revision" w:semiHidden="1"/>
+    <w:lsdException w:name="List Continue 3" w:semiHidden="1" w:unhideWhenUsed="1"/>
+    <w:lsdException w:name="Table Professional" w:semiHidden="1" w:unhideWhenUsed="1"/>
+    <w:lsdException w:name="Medium Shading 2 Accent 4" w:uiPriority="64"/>
+    <w:lsdException w:name="index 6" w:semiHidden="1" w:unhideWhenUsed="1"/>
     <w:lsdException w:name="Grid Table 4" w:uiPriority="49"/>
-    <w:lsdException w:name="index 6" w:semiHidden="1" w:unhideWhenUsed="1"/>
-    <w:lsdException w:name="Medium Grid 3 Accent 1" w:uiPriority="69"/>
-    <w:lsdException w:name="Grid Table 5 Dark Accent 3" w:uiPriority="50"/>
-    <w:lsdException w:name="Dark List Accent 6" w:uiPriority="70"/>
-    <w:lsdException w:name="index 8" w:semiHidden="1" w:unhideWhenUsed="1"/>
-    <w:lsdException w:name="Grid Table 3 Accent 2" w:uiPriority="48"/>
-    <w:lsdException w:name="List 2" w:semiHidden="1" w:unhideWhenUsed="1"/>
-    <w:lsdException w:name="Dark List Accent 5" w:uiPriority="70"/>
-    <w:lsdException w:name="List Table 4 Accent 1" w:uiPriority="49"/>
-    <w:lsdException w:name="Grid Table Light" w:uiPriority="40"/>
-    <w:lsdException w:name="index 7" w:semiHidden="1" w:unhideWhenUsed="1"/>
-    <w:lsdException w:name="Salutation" w:semiHidden="1" w:unhideWhenUsed="1"/>
-    <w:lsdException w:name="List Continue" w:semiHidden="1" w:unhideWhenUsed="1"/>
-    <w:lsdException w:name="Medium Shading 2 Accent 5" w:uiPriority="64"/>
-    <w:lsdException w:name="Body Text 3" w:semiHidden="1" w:unhideWhenUsed="1"/>
-    <w:lsdException w:name="Grid Table 7 Colorful Accent 1" w:uiPriority="52"/>
-    <w:lsdException w:name="heading 1" w:uiPriority="9" w:qFormat="1"/>
-    <w:lsdException w:name="Medium List 1 Accent 3" w:uiPriority="65"/>
-    <w:lsdException w:name="Medium Shading 2 Accent 2" w:uiPriority="64"/>
-    <w:lsdException w:name="Revision" w:semiHidden="1"/>
-    <w:lsdException w:name="List Table 5 Dark Accent 5" w:uiPriority="50"/>
-    <w:lsdException w:name="Colorful List Accent 5" w:uiPriority="72"/>
-    <w:lsdException w:name="List Table 3 Accent 1" w:uiPriority="48"/>
-    <w:lsdException w:name="Colorful Grid Accent 4" w:uiPriority="73"/>
-    <w:lsdException w:name="Grid Table 2" w:uiPriority="47"/>
-    <w:lsdException w:name="Medium Grid 3 Accent 5" w:uiPriority="69"/>
-    <w:lsdException w:name="Grid Table 3 Accent 5" w:uiPriority="48"/>
-    <w:lsdException w:name="Medium List 2 Accent 3" w:uiPriority="66"/>
-    <w:lsdException w:name="Placeholder Text" w:semiHidden="1"/>
-    <w:lsdException w:name="Table List 2" w:semiHidden="1" w:unhideWhenUsed="1"/>
-    <w:lsdException w:name="Grid Table 3 Accent 6" w:uiPriority="48"/>
-    <w:lsdException w:name="Signature" w:semiHidden="1" w:unhideWhenUsed="1"/>
-    <w:lsdException w:name="toa heading" w:semiHidden="1" w:unhideWhenUsed="1"/>
-    <w:lsdException w:name="Table Contemporary" w:semiHidden="1" w:unhideWhenUsed="1"/>
-    <w:lsdException w:name="Medium Grid 3 Accent 6" w:uiPriority="69"/>
-    <w:lsdException w:name="Table Columns 4" w:semiHidden="1" w:unhideWhenUsed="1"/>
-    <w:lsdException w:name="Grid Table 1 Light Accent 3" w:uiPriority="46"/>
-    <w:lsdException w:name="Table Classic 4" w:semiHidden="1" w:unhideWhenUsed="1"/>
-    <w:lsdException w:name="endnote text" w:semiHidden="1" w:unhideWhenUsed="1"/>
-    <w:lsdException w:name="Grid Table 1 Light Accent 5" w:uiPriority="46"/>
-    <w:lsdException w:name="Colorful Grid Accent 3" w:uiPriority="73"/>
-    <w:lsdException w:name="Normal" w:uiPriority="0" w:qFormat="1"/>
-    <w:lsdException w:name="Table Grid 4" w:semiHidden="1" w:unhideWhenUsed="1"/>
-    <w:lsdException w:name="Grid Table 1 Light Accent 2" w:uiPriority="46"/>
-    <w:lsdException w:name="Table Classic 3" w:semiHidden="1" w:unhideWhenUsed="1"/>
-    <w:lsdException w:name="Medium Grid 1 Accent 3" w:uiPriority="67"/>
-    <w:lsdException w:name="Date" w:semiHidden="1" w:unhideWhenUsed="1"/>
-    <w:lsdException w:name="Medium Shading 1 Accent 5" w:uiPriority="63"/>
-    <w:lsdException w:name="List Table 6 Colorful Accent 5" w:uiPriority="51"/>
-    <w:lsdException w:name="line number" w:semiHidden="1" w:unhideWhenUsed="1"/>
-    <w:lsdException w:name="annotation text" w:semiHidden="1" w:unhideWhenUsed="1"/>
-    <w:lsdException w:name="Medium Grid 1 Accent 1" w:uiPriority="67"/>
-    <w:lsdException w:name="Table Grid 5" w:semiHidden="1" w:unhideWhenUsed="1"/>
-    <w:lsdException w:name="Grid Table 6 Colorful Accent 5" w:uiPriority="51"/>
-    <w:lsdException w:name="caption" w:uiPriority="35" w:semiHidden="1" w:unhideWhenUsed="1" w:qFormat="1"/>
-    <w:lsdException w:name="List Table 4 Accent 3" w:uiPriority="49"/>
-    <w:lsdException w:name="Light List Accent 5" w:uiPriority="61"/>
-    <w:lsdException w:name="Strong" w:uiPriority="22" w:qFormat="1"/>
-    <w:lsdException w:name="HTML Cite" w:semiHidden="1" w:unhideWhenUsed="1"/>
-    <w:lsdException w:name="Medium Grid 2 Accent 1" w:uiPriority="68"/>
-    <w:lsdException w:name="Plain Table 3" w:uiPriority="43"/>
-    <w:lsdException w:name="annotation subject" w:semiHidden="1" w:unhideWhenUsed="1"/>
-    <w:lsdException w:name="Table Colorful 1" w:semiHidden="1" w:unhideWhenUsed="1"/>
-    <w:lsdException w:name="Colorful Shading Accent 4" w:uiPriority="71"/>
-    <w:lsdException w:name="List Paragraph" w:uiPriority="34" w:qFormat="1"/>
+    <w:lsdException w:name="HTML Top of Form" w:semiHidden="1" w:unhideWhenUsed="1"/>
+    <w:lsdException w:name="List Table 7 Colorful" w:uiPriority="52"/>
+    <w:lsdException w:name="Grid Table 1 Light Accent 1" w:uiPriority="46"/>
+    <w:lsdException w:name="Medium Grid 2 Accent 3" w:uiPriority="68"/>
+    <w:lsdException w:name="Table Grid 8" w:semiHidden="1" w:unhideWhenUsed="1"/>
+    <w:lsdException w:name="Medium Grid 1 Accent 4" w:uiPriority="67"/>
+    <w:lsdException w:name="Title" w:uiPriority="10" w:qFormat="1"/>
+    <w:lsdException w:name="List Table 3 Accent 5" w:uiPriority="48"/>
     <w:lsdException w:name="Body Text 2" w:semiHidden="1" w:unhideWhenUsed="1"/>
     <w:lsdException w:name="Grid Table 4 Accent 3" w:uiPriority="49"/>
+    <w:lsdException w:name="Intense Quote" w:uiPriority="30" w:qFormat="1"/>
+    <w:lsdException w:name="Light List Accent 2" w:uiPriority="61"/>
+    <w:lsdException w:name="HTML Acronym" w:semiHidden="1" w:unhideWhenUsed="1"/>
+    <w:lsdException w:name="toc 8" w:uiPriority="39" w:semiHidden="1" w:unhideWhenUsed="1"/>
+    <w:lsdException w:name="Grid Table 6 Colorful Accent 6" w:uiPriority="51"/>
+    <w:lsdException w:name="Subtle Reference" w:uiPriority="31" w:qFormat="1"/>
+    <w:lsdException w:name="Closing" w:semiHidden="1" w:unhideWhenUsed="1"/>
+    <w:lsdException w:name="List Paragraph" w:uiPriority="34" w:qFormat="1"/>
+    <w:lsdException w:name="Dark List Accent 2" w:uiPriority="70"/>
+    <w:lsdException w:name="Table Simple 1" w:semiHidden="1" w:unhideWhenUsed="1"/>
+    <w:lsdException w:name="List 4" w:semiHidden="1" w:unhideWhenUsed="1"/>
+    <w:lsdException w:name="HTML Variable" w:semiHidden="1" w:unhideWhenUsed="1"/>
+    <w:lsdException w:name="caption" w:uiPriority="35" w:semiHidden="1" w:unhideWhenUsed="1" w:qFormat="1"/>
+    <w:lsdException w:name="Medium Shading 2" w:uiPriority="64"/>
+    <w:lsdException w:name="Grid Table 4 Accent 6" w:uiPriority="49"/>
+    <w:lsdException w:name="List Number 2" w:semiHidden="1" w:unhideWhenUsed="1"/>
+    <w:lsdException w:name="List Table 1 Light" w:uiPriority="46"/>
+    <w:lsdException w:name="Table Contemporary" w:semiHidden="1" w:unhideWhenUsed="1"/>
+    <w:lsdException w:name="Colorful List Accent 5" w:uiPriority="72"/>
+    <w:lsdException w:name="Table List 4" w:semiHidden="1" w:unhideWhenUsed="1"/>
+    <w:lsdException w:name="Body Text First Indent" w:semiHidden="1" w:unhideWhenUsed="1"/>
+    <w:lsdException w:name="Light Grid Accent 3" w:uiPriority="62"/>
+    <w:lsdException w:name="No Spacing" w:uiPriority="1" w:qFormat="1"/>
+    <w:lsdException w:name="Grid Table 7 Colorful" w:uiPriority="52"/>
+    <w:lsdException w:name="Light Grid Accent 5" w:uiPriority="62"/>
+    <w:lsdException w:name="Light List Accent 4" w:uiPriority="61"/>
+    <w:lsdException w:name="Medium Shading 1 Accent 4" w:uiPriority="63"/>
+    <w:lsdException w:name="Medium Grid 1 Accent 1" w:uiPriority="67"/>
+    <w:lsdException w:name="List Table 3 Accent 6" w:uiPriority="48"/>
+    <w:lsdException w:name="Grid Table 2 Accent 3" w:uiPriority="47"/>
+    <w:lsdException w:name="List Table 1 Light Accent 3" w:uiPriority="46"/>
+    <w:lsdException w:name="page number" w:semiHidden="1" w:unhideWhenUsed="1"/>
+    <w:lsdException w:name="Colorful Grid" w:uiPriority="73"/>
+    <w:lsdException w:name="Colorful Grid Accent 3" w:uiPriority="73"/>
+    <w:lsdException w:name="Table Web 1" w:semiHidden="1" w:unhideWhenUsed="1"/>
+    <w:lsdException w:name="Medium Grid 2 Accent 5" w:uiPriority="68"/>
+    <w:lsdException w:name="Light Shading Accent 5" w:uiPriority="60"/>
+    <w:lsdException w:name="Grid Table 5 Dark Accent 5" w:uiPriority="50"/>
+    <w:lsdException w:name="Grid Table 3 Accent 6" w:uiPriority="48"/>
+    <w:lsdException w:name="Plain Table 2" w:uiPriority="42"/>
+    <w:lsdException w:name="Dark List Accent 4" w:uiPriority="70"/>
+    <w:lsdException w:name="List 2" w:semiHidden="1" w:unhideWhenUsed="1"/>
+    <w:lsdException w:name="heading 6" w:uiPriority="9" w:semiHidden="1" w:unhideWhenUsed="1" w:qFormat="1"/>
+    <w:lsdException w:name="Grid Table 1 Light Accent 3" w:uiPriority="46"/>
+    <w:lsdException w:name="table of figures" w:semiHidden="1" w:unhideWhenUsed="1"/>
+    <w:lsdException w:name="envelope address" w:semiHidden="1" w:unhideWhenUsed="1"/>
+    <w:lsdException w:name="Table Simple 2" w:semiHidden="1" w:unhideWhenUsed="1"/>
+    <w:lsdException w:name="List Table 6 Colorful Accent 5" w:uiPriority="51"/>
+    <w:lsdException w:name="Medium List 1 Accent 2" w:uiPriority="65"/>
+    <w:lsdException w:name="Table List 2" w:semiHidden="1" w:unhideWhenUsed="1"/>
+    <w:lsdException w:name="Light Grid" w:uiPriority="62"/>
+    <w:lsdException w:name="Table 3D effects 1" w:semiHidden="1" w:unhideWhenUsed="1"/>
+    <w:lsdException w:name="List Table 5 Dark Accent 5" w:uiPriority="50"/>
+    <w:lsdException w:name="Normal (Web)" w:semiHidden="1" w:unhideWhenUsed="1"/>
+    <w:lsdException w:name="Table Colorful 1" w:semiHidden="1" w:unhideWhenUsed="1"/>
+    <w:lsdException w:name="Medium Grid 2 Accent 4" w:uiPriority="68"/>
+    <w:lsdException w:name="Table Colorful 2" w:semiHidden="1" w:unhideWhenUsed="1"/>
+    <w:lsdException w:name="Colorful Shading Accent 5" w:uiPriority="71"/>
+    <w:lsdException w:name="List Table 4 Accent 5" w:uiPriority="49"/>
+    <w:lsdException w:name="Grid Table 3 Accent 3" w:uiPriority="48"/>
+    <w:lsdException w:name="toc 6" w:uiPriority="39" w:semiHidden="1" w:unhideWhenUsed="1"/>
+    <w:lsdException w:name="Table Grid 1" w:semiHidden="1" w:unhideWhenUsed="1"/>
+    <w:lsdException w:name="HTML Typewriter" w:semiHidden="1" w:unhideWhenUsed="1"/>
+    <w:lsdException w:name="Grid Table 7 Colorful Accent 1" w:uiPriority="52"/>
+    <w:lsdException w:name="List Table 1 Light Accent 6" w:uiPriority="46"/>
+    <w:lsdException w:name="Placeholder Text" w:semiHidden="1"/>
+    <w:lsdException w:name="Medium Grid 3 Accent 6" w:uiPriority="69"/>
+    <w:lsdException w:name="Balloon Text" w:semiHidden="1" w:unhideWhenUsed="1"/>
+    <w:lsdException w:name="Colorful Grid Accent 6" w:uiPriority="73"/>
+    <w:lsdException w:name="Grid Table 4 Accent 4" w:uiPriority="49"/>
+    <w:lsdException w:name="List Continue 2" w:semiHidden="1" w:unhideWhenUsed="1"/>
+    <w:lsdException w:name="Strong" w:uiPriority="22" w:qFormat="1"/>
+    <w:lsdException w:name="Medium Grid 2 Accent 6" w:uiPriority="68"/>
+    <w:lsdException w:name="Colorful List Accent 3" w:uiPriority="72"/>
+    <w:lsdException w:name="Plain Table 4" w:uiPriority="44"/>
+    <w:lsdException w:name="Medium Grid 1 Accent 5" w:uiPriority="67"/>
+    <w:lsdException w:name="HTML Code" w:semiHidden="1" w:unhideWhenUsed="1"/>
+    <w:lsdException w:name="Subtitle" w:uiPriority="11" w:qFormat="1"/>
+    <w:lsdException w:name="Grid Table 3 Accent 5" w:uiPriority="48"/>
+    <w:lsdException w:name="Dark List Accent 1" w:uiPriority="70"/>
+    <w:lsdException w:name="heading 9" w:uiPriority="9" w:semiHidden="1" w:unhideWhenUsed="1" w:qFormat="1"/>
+    <w:lsdException w:name="Grid Table 1 Light Accent 6" w:uiPriority="46"/>
+    <w:lsdException w:name="Quote" w:uiPriority="29" w:qFormat="1"/>
+    <w:lsdException w:name="Table Grid 3" w:semiHidden="1" w:unhideWhenUsed="1"/>
+    <w:lsdException w:name="Medium List 1 Accent 4" w:uiPriority="65"/>
+    <w:lsdException w:name="Document Map" w:semiHidden="1" w:unhideWhenUsed="1"/>
+    <w:lsdException w:name="Outline List 3" w:semiHidden="1" w:unhideWhenUsed="1"/>
+    <w:lsdException w:name="index 5" w:semiHidden="1" w:unhideWhenUsed="1"/>
+    <w:lsdException w:name="Medium Shading 2 Accent 1" w:uiPriority="64"/>
+    <w:lsdException w:name="List Bullet 4" w:semiHidden="1" w:unhideWhenUsed="1"/>
+    <w:lsdException w:name="List Table 2 Accent 1" w:uiPriority="47"/>
+    <w:lsdException w:name="List Bullet" w:semiHidden="1" w:unhideWhenUsed="1"/>
+    <w:lsdException w:name="Grid Table 5 Dark" w:uiPriority="50"/>
+    <w:lsdException w:name="Default Paragraph Font" w:uiPriority="1" w:semiHidden="1" w:unhideWhenUsed="1"/>
+    <w:lsdException w:name="Grid Table 6 Colorful" w:uiPriority="51"/>
+    <w:lsdException w:name="Grid Table 2 Accent 5" w:uiPriority="47"/>
+    <w:lsdException w:name="toc 3" w:uiPriority="39" w:semiHidden="1" w:unhideWhenUsed="1"/>
+    <w:lsdException w:name="Light Shading Accent 3" w:uiPriority="60"/>
+    <w:lsdException w:name="Table Grid 6" w:semiHidden="1" w:unhideWhenUsed="1"/>
+    <w:lsdException w:name="Medium Shading 1" w:uiPriority="63"/>
+    <w:lsdException w:name="HTML Sample" w:semiHidden="1" w:unhideWhenUsed="1"/>
+    <w:lsdException w:name="Grid Table 7 Colorful Accent 4" w:uiPriority="52"/>
+    <w:lsdException w:name="Colorful Shading Accent 1" w:uiPriority="71"/>
+    <w:lsdException w:name="Medium Grid 3 Accent 5" w:uiPriority="69"/>
+    <w:lsdException w:name="Table Elegant" w:semiHidden="1" w:unhideWhenUsed="1"/>
+    <w:lsdException w:name="List Bullet 2" w:semiHidden="1" w:unhideWhenUsed="1"/>
+    <w:lsdException w:name="Light Grid Accent 6" w:uiPriority="62"/>
+    <w:lsdException w:name="Grid Table 6 Colorful Accent 5" w:uiPriority="51"/>
+    <w:lsdException w:name="Colorful List Accent 6" w:uiPriority="72"/>
+    <w:lsdException w:name="Unresolved Mention" w:semiHidden="1" w:unhideWhenUsed="1"/>
+    <w:lsdException w:name="Table 3D effects 3" w:semiHidden="1" w:unhideWhenUsed="1"/>
+    <w:lsdException w:name="Medium Grid 1 Accent 2" w:uiPriority="67"/>
+    <w:lsdException w:name="Smart Hyperlink" w:semiHidden="1" w:unhideWhenUsed="1"/>
+    <w:lsdException w:name="line number" w:semiHidden="1" w:unhideWhenUsed="1"/>
+    <w:lsdException w:name="Body Text Indent" w:semiHidden="1" w:unhideWhenUsed="1"/>
+    <w:lsdException w:name="Medium Grid 2 Accent 1" w:uiPriority="68"/>
+    <w:lsdException w:name="List Table 3 Accent 3" w:uiPriority="48"/>
+    <w:lsdException w:name="Plain Text" w:semiHidden="1" w:unhideWhenUsed="1"/>
+    <w:lsdException w:name="Medium List 2 Accent 6" w:uiPriority="66"/>
+    <w:lsdException w:name="List Table 7 Colorful Accent 4" w:uiPriority="52"/>
+    <w:lsdException w:name="Table List 7" w:semiHidden="1" w:unhideWhenUsed="1"/>
+    <w:lsdException w:name="Medium Shading 1 Accent 6" w:uiPriority="63"/>
+    <w:lsdException w:name="List Table 6 Colorful" w:uiPriority="51"/>
+    <w:lsdException w:name="List Table 6 Colorful Accent 2" w:uiPriority="51"/>
+    <w:lsdException w:name="Colorful Shading Accent 3" w:uiPriority="71"/>
+    <w:lsdException w:name="List Table 2 Accent 2" w:uiPriority="47"/>
+    <w:lsdException w:name="Block Text" w:semiHidden="1" w:unhideWhenUsed="1"/>
+    <w:lsdException w:name="endnote reference" w:semiHidden="1" w:unhideWhenUsed="1"/>
+    <w:lsdException w:name="Grid Table 1 Light Accent 2" w:uiPriority="46"/>
+    <w:lsdException w:name="Hyperlink" w:semiHidden="1" w:unhideWhenUsed="1"/>
+    <w:lsdException w:name="Colorful Grid Accent 4" w:uiPriority="73"/>
+    <w:lsdException w:name="Hashtag" w:semiHidden="1" w:unhideWhenUsed="1"/>
+    <w:lsdException w:name="Light Shading Accent 6" w:uiPriority="60"/>
+    <w:lsdException w:name="Grid Table 2 Accent 6" w:uiPriority="47"/>
+    <w:lsdException w:name="Grid Table 5 Dark Accent 4" w:uiPriority="50"/>
+    <w:lsdException w:name="List 3" w:semiHidden="1" w:unhideWhenUsed="1"/>
+    <w:lsdException w:name="macro" w:semiHidden="1" w:unhideWhenUsed="1"/>
+    <w:lsdException w:name="Grid Table 5 Dark Accent 2" w:uiPriority="50"/>
     <w:lsdException w:name="heading 7" w:uiPriority="9" w:semiHidden="1" w:unhideWhenUsed="1" w:qFormat="1"/>
-    <w:lsdException w:name="Block Text" w:semiHidden="1" w:unhideWhenUsed="1"/>
-    <w:lsdException w:name="List Table 1 Light Accent 6" w:uiPriority="46"/>
-    <w:lsdException w:name="Body Text Indent" w:semiHidden="1" w:unhideWhenUsed="1"/>
-    <w:lsdException w:name="Table Colorful 2" w:semiHidden="1" w:unhideWhenUsed="1"/>
+    <w:lsdException w:name="List 5" w:semiHidden="1" w:unhideWhenUsed="1"/>
+    <w:lsdException w:name="Salutation" w:semiHidden="1" w:unhideWhenUsed="1"/>
+    <w:lsdException w:name="heading 1" w:uiPriority="9" w:qFormat="1"/>
+    <w:lsdException w:name="E-mail Signature" w:semiHidden="1" w:unhideWhenUsed="1"/>
+    <w:lsdException w:name="Grid Table 2" w:uiPriority="47"/>
+    <w:lsdException w:name="Body Text First Indent 2" w:semiHidden="1" w:unhideWhenUsed="1"/>
+    <w:lsdException w:name="Colorful Shading Accent 6" w:uiPriority="71"/>
+    <w:lsdException w:name="Grid Table 1 Light" w:uiPriority="46"/>
+    <w:lsdException w:name="Message Header" w:semiHidden="1" w:unhideWhenUsed="1"/>
+    <w:lsdException w:name="Dark List" w:uiPriority="70"/>
+    <w:lsdException w:name="Light Grid Accent 1" w:uiPriority="62"/>
+    <w:lsdException w:name="Normal Indent" w:semiHidden="1" w:unhideWhenUsed="1"/>
+    <w:lsdException w:name="index 7" w:semiHidden="1" w:unhideWhenUsed="1"/>
+    <w:lsdException w:name="Medium Shading 2 Accent 3" w:uiPriority="64"/>
+    <w:lsdException w:name="Plain Table 1" w:uiPriority="41"/>
+    <w:lsdException w:name="List Table 5 Dark Accent 2" w:uiPriority="50"/>
+    <w:lsdException w:name="List Table 2" w:uiPriority="47"/>
+    <w:lsdException w:name="Smart Link" w:semiHidden="1" w:unhideWhenUsed="1"/>
+    <w:lsdException w:name="List Table 3 Accent 4" w:uiPriority="48"/>
+    <w:lsdException w:name="Medium List 2 Accent 3" w:uiPriority="66"/>
+    <w:lsdException w:name="List Table 7 Colorful Accent 1" w:uiPriority="52"/>
+    <w:lsdException w:name="Grid Table 5 Dark Accent 1" w:uiPriority="50"/>
+    <w:lsdException w:name="Table Theme" w:semiHidden="1" w:unhideWhenUsed="1"/>
+    <w:lsdException w:name="List Table 1 Light Accent 5" w:uiPriority="46"/>
+    <w:lsdException w:name="Medium List 2 Accent 5" w:uiPriority="66"/>
+    <w:lsdException w:name="heading 2" w:uiPriority="9" w:semiHidden="1" w:unhideWhenUsed="1" w:qFormat="1"/>
+    <w:lsdException w:name="toc 1" w:uiPriority="39" w:semiHidden="1" w:unhideWhenUsed="1"/>
+    <w:lsdException w:name="Table Classic 4" w:semiHidden="1" w:unhideWhenUsed="1"/>
+    <w:lsdException w:name="List Table 6 Colorful Accent 1" w:uiPriority="51"/>
+    <w:lsdException w:name="Medium Shading 1 Accent 3" w:uiPriority="63"/>
+    <w:lsdException w:name="Table Grid 4" w:semiHidden="1" w:unhideWhenUsed="1"/>
+    <w:lsdException w:name="Grid Table 7 Colorful Accent 6" w:uiPriority="52"/>
+    <w:lsdException w:name="Subtle Emphasis" w:uiPriority="19" w:qFormat="1"/>
+    <w:lsdException w:name="Grid Table 3 Accent 4" w:uiPriority="48"/>
+    <w:lsdException w:name="table of authorities" w:semiHidden="1" w:unhideWhenUsed="1"/>
+    <w:lsdException w:name="List Table 4" w:uiPriority="49"/>
+    <w:lsdException w:name="toc 9" w:uiPriority="39" w:semiHidden="1" w:unhideWhenUsed="1"/>
+    <w:lsdException w:name="Colorful Grid Accent 1" w:uiPriority="73"/>
+    <w:lsdException w:name="Grid Table 1 Light Accent 5" w:uiPriority="46"/>
+    <w:lsdException w:name="Dark List Accent 3" w:uiPriority="70"/>
+    <w:lsdException w:name="Medium Grid 3" w:uiPriority="69"/>
+    <w:lsdException w:name="Light List" w:uiPriority="61"/>
+    <w:lsdException w:name="Table Subtle 2" w:semiHidden="1" w:unhideWhenUsed="1"/>
+    <w:lsdException w:name="endnote text" w:semiHidden="1" w:unhideWhenUsed="1"/>
+    <w:lsdException w:name="heading 4" w:uiPriority="9" w:semiHidden="1" w:unhideWhenUsed="1" w:qFormat="1"/>
+    <w:lsdException w:name="HTML Address" w:semiHidden="1" w:unhideWhenUsed="1"/>
+    <w:lsdException w:name="Normal" w:uiPriority="0" w:qFormat="1"/>
+    <w:lsdException w:name="Medium List 1 Accent 5" w:uiPriority="65"/>
+    <w:lsdException w:name="Table Classic 2" w:semiHidden="1" w:unhideWhenUsed="1"/>
+    <w:lsdException w:name="Light List Accent 6" w:uiPriority="61"/>
+    <w:lsdException w:name="Table Columns 5" w:semiHidden="1" w:unhideWhenUsed="1"/>
+    <w:lsdException w:name="List Table 4 Accent 1" w:uiPriority="49"/>
+    <w:lsdException w:name="List Number 5" w:semiHidden="1" w:unhideWhenUsed="1"/>
+    <w:lsdException w:name="Table List 5" w:semiHidden="1" w:unhideWhenUsed="1"/>
+    <w:lsdException w:name="Table Columns 3" w:semiHidden="1" w:unhideWhenUsed="1"/>
+    <w:lsdException w:name="Medium Grid 3 Accent 2" w:uiPriority="69"/>
+    <w:lsdException w:name="index 8" w:semiHidden="1" w:unhideWhenUsed="1"/>
+    <w:lsdException w:name="Medium Shading 2 Accent 6" w:uiPriority="64"/>
+    <w:lsdException w:name="Grid Table 6 Colorful Accent 2" w:uiPriority="51"/>
+    <w:lsdException w:name="Mention" w:semiHidden="1" w:unhideWhenUsed="1"/>
+    <w:lsdException w:name="HTML Definition" w:semiHidden="1" w:unhideWhenUsed="1"/>
+    <w:lsdException w:name="List Table 1 Light Accent 2" w:uiPriority="46"/>
+    <w:lsdException w:name="Table List 8" w:semiHidden="1" w:unhideWhenUsed="1"/>
+    <w:lsdException w:name="Light List Accent 5" w:uiPriority="61"/>
+    <w:lsdException w:name="Medium Shading 1 Accent 5" w:uiPriority="63"/>
+    <w:lsdException w:name="Table Classic 3" w:semiHidden="1" w:unhideWhenUsed="1"/>
+    <w:lsdException w:name="List" w:semiHidden="1" w:unhideWhenUsed="1"/>
+    <w:lsdException w:name="List Table 2 Accent 4" w:uiPriority="47"/>
+    <w:lsdException w:name="header" w:semiHidden="1" w:unhideWhenUsed="1"/>
+    <w:lsdException w:name="List Bullet 3" w:semiHidden="1" w:unhideWhenUsed="1"/>
+    <w:lsdException w:name="List Table 4 Accent 3" w:uiPriority="49"/>
+    <w:lsdException w:name="List Number" w:semiHidden="1" w:unhideWhenUsed="1"/>
+    <w:lsdException w:name="Body Text Indent 3" w:semiHidden="1" w:unhideWhenUsed="1"/>
+    <w:lsdException w:name="List Table 5 Dark Accent 6" w:uiPriority="50"/>
+    <w:lsdException w:name="Colorful Shading Accent 4" w:uiPriority="71"/>
+    <w:lsdException w:name="HTML Keyboard" w:semiHidden="1" w:unhideWhenUsed="1"/>
+    <w:lsdException w:name="Table Web 2" w:semiHidden="1" w:unhideWhenUsed="1"/>
+    <w:lsdException w:name="Colorful List Accent 1" w:uiPriority="72"/>
+    <w:lsdException w:name="TOC Heading" w:uiPriority="39" w:semiHidden="1" w:unhideWhenUsed="1" w:qFormat="1"/>
+    <w:lsdException w:name="annotation text" w:semiHidden="1" w:unhideWhenUsed="1"/>
+    <w:lsdException w:name="Plain Table 3" w:uiPriority="43"/>
+    <w:lsdException w:name="Medium Grid 1 Accent 3" w:uiPriority="67"/>
+    <w:lsdException w:name="List Table 3 Accent 2" w:uiPriority="48"/>
+    <w:lsdException w:name="Table Simple 3" w:semiHidden="1" w:unhideWhenUsed="1"/>
+    <w:lsdException w:name="Table Classic 1" w:semiHidden="1" w:unhideWhenUsed="1"/>
+    <w:lsdException w:name="Date" w:semiHidden="1" w:unhideWhenUsed="1"/>
+    <w:lsdException w:name="Medium List 1 Accent 3" w:uiPriority="65"/>
+    <w:lsdException w:name="Grid Table 4 Accent 2" w:uiPriority="49"/>
+    <w:lsdException w:name="Light List Accent 1" w:uiPriority="61"/>
+    <w:lsdException w:name="List Table 7 Colorful Accent 3" w:uiPriority="52"/>
+    <w:lsdException w:name="Table Colorful 3" w:semiHidden="1" w:unhideWhenUsed="1"/>
+    <w:lsdException w:name="List Table 4 Accent 6" w:uiPriority="49"/>
+    <w:lsdException w:name="Colorful Grid Accent 5" w:uiPriority="73"/>
+    <w:lsdException w:name="List Table 5 Dark Accent 4" w:uiPriority="50"/>
+    <w:lsdException w:name="Medium Grid 2 Accent 2" w:uiPriority="68"/>
+    <w:lsdException w:name="Grid Table 3 Accent 2" w:uiPriority="48"/>
+    <w:lsdException w:name="heading 8" w:uiPriority="9" w:semiHidden="1" w:unhideWhenUsed="1" w:qFormat="1"/>
+    <w:lsdException w:name="toc 7" w:uiPriority="39" w:semiHidden="1" w:unhideWhenUsed="1"/>
+    <w:lsdException w:name="HTML Preformatted" w:semiHidden="1" w:unhideWhenUsed="1"/>
+    <w:lsdException w:name="Table Grid 2" w:semiHidden="1" w:unhideWhenUsed="1"/>
+    <w:lsdException w:name="Light Shading Accent 1" w:uiPriority="60"/>
+    <w:lsdException w:name="Medium List 1 Accent 6" w:uiPriority="65"/>
+    <w:lsdException w:name="Light List Accent 3" w:uiPriority="61"/>
+    <w:lsdException w:name="Outline List 2" w:semiHidden="1" w:unhideWhenUsed="1"/>
+    <w:lsdException w:name="index 4" w:semiHidden="1" w:unhideWhenUsed="1"/>
+    <w:lsdException w:name="Grid Table 3" w:uiPriority="48"/>
+    <w:lsdException w:name="List Table 5 Dark Accent 1" w:uiPriority="50"/>
+    <w:lsdException w:name="FollowedHyperlink" w:semiHidden="1" w:unhideWhenUsed="1"/>
+    <w:lsdException w:name="Light Grid Accent 4" w:uiPriority="62"/>
+    <w:lsdException w:name="envelope return" w:semiHidden="1" w:unhideWhenUsed="1"/>
+    <w:lsdException w:name="toa heading" w:semiHidden="1" w:unhideWhenUsed="1"/>
+    <w:lsdException w:name="List Continue 5" w:semiHidden="1" w:unhideWhenUsed="1"/>
+    <w:lsdException w:name="Colorful List" w:uiPriority="72"/>
+    <w:lsdException w:name="Dark List Accent 6" w:uiPriority="70"/>
+    <w:lsdException w:name="toc 2" w:uiPriority="39" w:semiHidden="1" w:unhideWhenUsed="1"/>
+    <w:lsdException w:name="HTML Cite" w:semiHidden="1" w:unhideWhenUsed="1"/>
+    <w:lsdException w:name="No List" w:semiHidden="1" w:unhideWhenUsed="1"/>
+    <w:lsdException w:name="Grid Table 7 Colorful Accent 5" w:uiPriority="52"/>
+    <w:lsdException w:name="List Table 3 Accent 1" w:uiPriority="48"/>
+    <w:lsdException w:name="Medium List 2 Accent 4" w:uiPriority="66"/>
+    <w:lsdException w:name="List Table 1 Light Accent 4" w:uiPriority="46"/>
+    <w:lsdException w:name="List Table 7 Colorful Accent 6" w:uiPriority="52"/>
+    <w:lsdException w:name="Medium Grid 3 Accent 4" w:uiPriority="69"/>
+    <w:lsdException w:name="Medium List 2" w:uiPriority="66"/>
+    <w:lsdException w:name="List Bullet 5" w:semiHidden="1" w:unhideWhenUsed="1"/>
+    <w:lsdException w:name="index 2" w:semiHidden="1" w:unhideWhenUsed="1"/>
+    <w:lsdException w:name="Colorful Grid Accent 2" w:uiPriority="73"/>
+    <w:lsdException w:name="List Table 2 Accent 6" w:uiPriority="47"/>
+    <w:lsdException w:name="Grid Table 6 Colorful Accent 4" w:uiPriority="51"/>
+    <w:lsdException w:name="footnote reference" w:semiHidden="1" w:unhideWhenUsed="1"/>
+    <w:lsdException w:name="Light Shading" w:uiPriority="60"/>
     <w:lsdException w:name="Grid Table 5 Dark Accent 6" w:uiPriority="50"/>
-    <w:lsdException w:name="List" w:semiHidden="1" w:unhideWhenUsed="1"/>
-    <w:lsdException w:name="Grid Table 1 Light Accent 1" w:uiPriority="46"/>
-    <w:lsdException w:name="Message Header" w:semiHidden="1" w:unhideWhenUsed="1"/>
-    <w:lsdException w:name="Medium Grid 1 Accent 2" w:uiPriority="67"/>
-    <w:lsdException w:name="Table Grid 6" w:semiHidden="1" w:unhideWhenUsed="1"/>
-    <w:lsdException w:name="Table Classic 2" w:semiHidden="1" w:unhideWhenUsed="1"/>
-    <w:lsdException w:name="List Table 3 Accent 3" w:uiPriority="48"/>
-    <w:lsdException w:name="HTML Code" w:semiHidden="1" w:unhideWhenUsed="1"/>
+    <w:lsdException w:name="Grid Table 3 Accent 1" w:uiPriority="48"/>
+    <w:lsdException w:name="heading 5" w:uiPriority="9" w:semiHidden="1" w:unhideWhenUsed="1" w:qFormat="1"/>
+    <w:lsdException w:name="toc 4" w:uiPriority="39" w:semiHidden="1" w:unhideWhenUsed="1"/>
+    <w:lsdException w:name="Table Grid 7" w:semiHidden="1" w:unhideWhenUsed="1"/>
+    <w:lsdException w:name="List Table 6 Colorful Accent 4" w:uiPriority="51"/>
+    <w:lsdException w:name="annotation subject" w:semiHidden="1" w:unhideWhenUsed="1"/>
+    <w:lsdException w:name="Grid Table 7 Colorful Accent 3" w:uiPriority="52"/>
+    <w:lsdException w:name="Table List 1" w:semiHidden="1" w:unhideWhenUsed="1"/>
+    <w:lsdException w:name="Outline List 1" w:semiHidden="1" w:unhideWhenUsed="1"/>
+    <w:lsdException w:name="index 3" w:semiHidden="1" w:unhideWhenUsed="1"/>
+    <w:lsdException w:name="Table 3D effects 2" w:semiHidden="1" w:unhideWhenUsed="1"/>
+    <w:lsdException w:name="Medium Shading 2 Accent 5" w:uiPriority="64"/>
+    <w:lsdException w:name="List Table 4 Accent 4" w:uiPriority="49"/>
+    <w:lsdException w:name="Table Columns 2" w:semiHidden="1" w:unhideWhenUsed="1"/>
+    <w:lsdException w:name="Dark List Accent 5" w:uiPriority="70"/>
+    <w:lsdException w:name="Grid Table 2 Accent 1" w:uiPriority="47"/>
+    <w:lsdException w:name="Grid Table 7 Colorful Accent 2" w:uiPriority="52"/>
+    <w:lsdException w:name="Medium Grid 3 Accent 1" w:uiPriority="69"/>
+    <w:lsdException w:name="Table List 3" w:semiHidden="1" w:unhideWhenUsed="1"/>
+    <w:lsdException w:name="Body Text 3" w:semiHidden="1" w:unhideWhenUsed="1"/>
+    <w:lsdException w:name="List Table 2 Accent 5" w:uiPriority="47"/>
+    <w:lsdException w:name="index 1" w:semiHidden="1" w:unhideWhenUsed="1"/>
+    <w:lsdException w:name="Medium List 1" w:uiPriority="65"/>
+    <w:lsdException w:name="List Table 2 Accent 3" w:uiPriority="47"/>
+    <w:lsdException w:name="Grid Table 6 Colorful Accent 1" w:uiPriority="51"/>
     <w:lsdException w:name="annotation reference" w:semiHidden="1" w:unhideWhenUsed="1"/>
-    <w:lsdException w:name="index 5" w:semiHidden="1" w:unhideWhenUsed="1"/>
-    <w:lsdException w:name="envelope return" w:semiHidden="1" w:unhideWhenUsed="1"/>
-    <w:lsdException w:name="Table Classic 1" w:semiHidden="1" w:unhideWhenUsed="1"/>
-    <w:lsdException w:name="List Table 3 Accent 4" w:uiPriority="48"/>
-    <w:lsdException w:name="Medium List 1" w:uiPriority="65"/>
+    <w:lsdException w:name="Colorful List Accent 2" w:uiPriority="72"/>
     <w:lsdException w:name="List Table 5 Dark Accent 3" w:uiPriority="50"/>
-    <w:lsdException w:name="table of figures" w:semiHidden="1" w:unhideWhenUsed="1"/>
-    <w:lsdException w:name="toc 7" w:uiPriority="39" w:semiHidden="1" w:unhideWhenUsed="1"/>
-    <w:lsdException w:name="Table Professional" w:semiHidden="1" w:unhideWhenUsed="1"/>
-    <w:lsdException w:name="envelope address" w:semiHidden="1" w:unhideWhenUsed="1"/>
-    <w:lsdException w:name="List 4" w:semiHidden="1" w:unhideWhenUsed="1"/>
-    <w:lsdException w:name="Light Grid Accent 5" w:uiPriority="62"/>
-    <w:lsdException w:name="heading 8" w:uiPriority="9" w:semiHidden="1" w:unhideWhenUsed="1" w:qFormat="1"/>
-    <w:lsdException w:name="List Table 5 Dark Accent 2" w:uiPriority="50"/>
-    <w:lsdException w:name="List Table 1 Light Accent 4" w:uiPriority="46"/>
-    <w:lsdException w:name="Intense Reference" w:uiPriority="32" w:qFormat="1"/>
-    <w:lsdException w:name="HTML Bottom of Form" w:semiHidden="1" w:unhideWhenUsed="1"/>
+    <w:lsdException w:name="Table Web 3" w:semiHidden="1" w:unhideWhenUsed="1"/>
+    <w:lsdException w:name="Bibliography" w:uiPriority="37" w:semiHidden="1" w:unhideWhenUsed="1"/>
+    <w:lsdException w:name="List Table 7 Colorful Accent 2" w:uiPriority="52"/>
+    <w:lsdException w:name="Medium Shading 1 Accent 2" w:uiPriority="63"/>
+    <w:lsdException w:name="List Number 3" w:semiHidden="1" w:unhideWhenUsed="1"/>
+    <w:lsdException w:name="Colorful Shading" w:uiPriority="71"/>
+    <w:lsdException w:name="Grid Table Light" w:uiPriority="40"/>
+    <w:lsdException w:name="Medium Shading 2 Accent 2" w:uiPriority="64"/>
+    <w:lsdException w:name="Book Title" w:uiPriority="33" w:qFormat="1"/>
     <w:lsdException w:name="Note Heading" w:semiHidden="1" w:unhideWhenUsed="1"/>
-    <w:lsdException w:name="Dark List Accent 3" w:uiPriority="70"/>
-    <w:lsdException w:name="heading 6" w:uiPriority="9" w:semiHidden="1" w:unhideWhenUsed="1" w:qFormat="1"/>
-    <w:lsdException w:name="Medium List 1 Accent 5" w:uiPriority="65"/>
-    <w:lsdException w:name="Table Columns 2" w:semiHidden="1" w:unhideWhenUsed="1"/>
-    <w:lsdException w:name="Normal (Web)" w:semiHidden="1" w:unhideWhenUsed="1"/>
-    <w:lsdException w:name="Colorful Shading Accent 6" w:uiPriority="71"/>
-    <w:lsdException w:name="List Bullet" w:semiHidden="1" w:unhideWhenUsed="1"/>
-    <w:lsdException w:name="heading 9" w:uiPriority="9" w:semiHidden="1" w:unhideWhenUsed="1" w:qFormat="1"/>
-    <w:lsdException w:name="Light List" w:uiPriority="61"/>
+    <w:lsdException w:name="Light Grid Accent 2" w:uiPriority="62"/>
+    <w:lsdException w:name="Grid Table 4 Accent 5" w:uiPriority="49"/>
+    <w:lsdException w:name="Emphasis" w:uiPriority="20" w:qFormat="1"/>
+    <w:lsdException w:name="Colorful List Accent 4" w:uiPriority="72"/>
+    <w:lsdException w:name="Plain Table 5" w:uiPriority="45"/>
+    <w:lsdException w:name="List Table 3" w:uiPriority="48"/>
+    <w:lsdException w:name="Grid Table 2 Accent 4" w:uiPriority="47"/>
     <w:lsdException w:name="Light Shading Accent 2" w:uiPriority="60"/>
-    <w:lsdException w:name="index 1" w:semiHidden="1" w:unhideWhenUsed="1"/>
-    <w:lsdException w:name="Medium Grid 1" w:uiPriority="67"/>
-    <w:lsdException w:name="Medium List 2 Accent 4" w:uiPriority="66"/>
-    <w:lsdException w:name="No Spacing" w:uiPriority="1" w:qFormat="1"/>
-    <w:lsdException w:name="Grid Table 2 Accent 1" w:uiPriority="47"/>
-    <w:lsdException w:name="Medium Grid 3 Accent 3" w:uiPriority="69"/>
-    <w:lsdException w:name="index 2" w:semiHidden="1" w:unhideWhenUsed="1"/>
-    <w:lsdException w:name="Table List 4" w:semiHidden="1" w:unhideWhenUsed="1"/>
-    <w:lsdException w:name="Table 3D effects 3" w:semiHidden="1" w:unhideWhenUsed="1"/>
-    <w:lsdException w:name="Table Elegant" w:semiHidden="1" w:unhideWhenUsed="1"/>
-    <w:lsdException w:name="List Table 6 Colorful Accent 3" w:uiPriority="51"/>
-    <w:lsdException w:name="Medium List 1 Accent 6" w:uiPriority="65"/>
-    <w:lsdException w:name="Emphasis" w:uiPriority="20" w:qFormat="1"/>
-    <w:lsdException w:name="Grid Table 6 Colorful Accent 3" w:uiPriority="51"/>
-    <w:lsdException w:name="HTML Top of Form" w:semiHidden="1" w:unhideWhenUsed="1"/>
-    <w:lsdException w:name="List Table 4 Accent 5" w:uiPriority="49"/>
-    <w:lsdException w:name="toc 8" w:uiPriority="39" w:semiHidden="1" w:unhideWhenUsed="1"/>
-    <w:lsdException w:name="header" w:semiHidden="1" w:unhideWhenUsed="1"/>
-    <w:lsdException w:name="Table 3D effects 2" w:semiHidden="1" w:unhideWhenUsed="1"/>
-    <w:lsdException w:name="Table Web 3" w:semiHidden="1" w:unhideWhenUsed="1"/>
-    <w:lsdException w:name="List Table 7 Colorful Accent 5" w:uiPriority="52"/>
-    <w:lsdException w:name="Body Text Indent 2" w:semiHidden="1" w:unhideWhenUsed="1"/>
-    <w:lsdException w:name="Table Web 1" w:semiHidden="1" w:unhideWhenUsed="1"/>
-    <w:lsdException w:name="List Table 1 Light Accent 3" w:uiPriority="46"/>
-    <w:lsdException w:name="List Table 5 Dark Accent 1" w:uiPriority="50"/>
-    <w:lsdException w:name="List Table 7 Colorful Accent 2" w:uiPriority="52"/>
     <w:lsdException w:name="Table Grid" w:uiPriority="39"/>
-    <w:lsdException w:name="Grid Table 4 Accent 5" w:uiPriority="49"/>
-    <w:lsdException w:name="Medium Shading 2 Accent 6" w:uiPriority="64"/>
-    <w:lsdException w:name="Medium Grid 3" w:uiPriority="69"/>
-    <w:lsdException w:name="List Table 7 Colorful Accent 4" w:uiPriority="52"/>
-    <w:lsdException w:name="Medium Shading 1 Accent 3" w:uiPriority="63"/>
-    <w:lsdException w:name="TOC Heading" w:uiPriority="39" w:semiHidden="1" w:unhideWhenUsed="1" w:qFormat="1"/>
-    <w:lsdException w:name="Bibliography" w:uiPriority="37" w:semiHidden="1" w:unhideWhenUsed="1"/>
-    <w:lsdException w:name="Medium List 1 Accent 4" w:uiPriority="65"/>
-    <w:lsdException w:name="Table Columns 3" w:semiHidden="1" w:unhideWhenUsed="1"/>
-    <w:lsdException w:name="Table Simple 3" w:semiHidden="1" w:unhideWhenUsed="1"/>
-    <w:lsdException w:name="Medium Grid 2 Accent 2" w:uiPriority="68"/>
-    <w:lsdException w:name="HTML Definition" w:semiHidden="1" w:unhideWhenUsed="1"/>
-    <w:lsdException w:name="List Table 1 Light" w:uiPriority="46"/>
-    <w:lsdException w:name="Grid Table 2 Accent 6" w:uiPriority="47"/>
-    <w:lsdException w:name="Light Grid Accent 3" w:uiPriority="62"/>
-    <w:lsdException w:name="Light Shading Accent 6" w:uiPriority="60"/>
-    <w:lsdException w:name="Smart Link" w:semiHidden="1" w:unhideWhenUsed="1"/>
-    <w:lsdException w:name="Colorful List Accent 2" w:uiPriority="72"/>
-    <w:lsdException w:name="Grid Table 2 Accent 5" w:uiPriority="47"/>
-    <w:lsdException w:name="Light Shading Accent 4" w:uiPriority="60"/>
-    <w:lsdException w:name="List Number 2" w:semiHidden="1" w:unhideWhenUsed="1"/>
-    <w:lsdException w:name="Grid Table 3 Accent 1" w:uiPriority="48"/>
-    <w:lsdException w:name="No List" w:semiHidden="1" w:unhideWhenUsed="1"/>
-    <w:lsdException w:name="List Table 6 Colorful" w:uiPriority="51"/>
-    <w:lsdException w:name="List Table 4 Accent 6" w:uiPriority="49"/>
-    <w:lsdException w:name="footer" w:semiHidden="1" w:unhideWhenUsed="1"/>
-    <w:lsdException w:name="Table List 6" w:semiHidden="1" w:unhideWhenUsed="1"/>
-    <w:lsdException w:name="Medium Grid 2 Accent 5" w:uiPriority="68"/>
-    <w:lsdException w:name="Table 3D effects 1" w:semiHidden="1" w:unhideWhenUsed="1"/>
-    <w:lsdException w:name="HTML Keyboard" w:semiHidden="1" w:unhideWhenUsed="1"/>
-    <w:lsdException w:name="Normal Table" w:semiHidden="1" w:unhideWhenUsed="1"/>
-    <w:lsdException w:name="Dark List Accent 1" w:uiPriority="70"/>
-    <w:lsdException w:name="endnote reference" w:semiHidden="1" w:unhideWhenUsed="1"/>
-    <w:lsdException w:name="Medium Shading 2 Accent 4" w:uiPriority="64"/>
-    <w:lsdException w:name="Table Web 2" w:semiHidden="1" w:unhideWhenUsed="1"/>
-    <w:lsdException w:name="Subtle Emphasis" w:uiPriority="19" w:qFormat="1"/>
-    <w:lsdException w:name="Medium Grid 2 Accent 6" w:uiPriority="68"/>
-    <w:lsdException w:name="Grid Table 6 Colorful Accent 1" w:uiPriority="51"/>
-    <w:lsdException w:name="Table Grid 3" w:semiHidden="1" w:unhideWhenUsed="1"/>
-    <w:lsdException w:name="Outline List 2" w:semiHidden="1" w:unhideWhenUsed="1"/>
-    <w:lsdException w:name="Title" w:uiPriority="10" w:qFormat="1"/>
-    <w:lsdException w:name="toc 1" w:uiPriority="39" w:semiHidden="1" w:unhideWhenUsed="1"/>
-    <w:lsdException w:name="List Bullet 4" w:semiHidden="1" w:unhideWhenUsed="1"/>
-    <w:lsdException w:name="Document Map" w:semiHidden="1" w:unhideWhenUsed="1"/>
-    <w:lsdException w:name="Table Simple 1" w:semiHidden="1" w:unhideWhenUsed="1"/>
-    <w:lsdException w:name="Grid Table 7 Colorful Accent 2" w:uiPriority="52"/>
+    <w:lsdException w:name="Medium List 2 Accent 2" w:uiPriority="66"/>
+    <w:lsdException w:name="Grid Table 2 Accent 2" w:uiPriority="47"/>
+    <w:lsdException w:name="heading 3" w:uiPriority="9" w:semiHidden="1" w:unhideWhenUsed="1" w:qFormat="1"/>
+    <w:lsdException w:name="Table Grid 5" w:semiHidden="1" w:unhideWhenUsed="1"/>
+    <w:lsdException w:name="List Table 6 Colorful Accent 6" w:uiPriority="51"/>
+    <w:lsdException w:name="footnote text" w:semiHidden="1" w:unhideWhenUsed="1"/>
     <w:lsdException w:name="List Continue 4" w:semiHidden="1" w:unhideWhenUsed="1"/>
-    <w:lsdException w:name="footnote reference" w:semiHidden="1" w:unhideWhenUsed="1"/>
-    <w:lsdException w:name="HTML Acronym" w:semiHidden="1" w:unhideWhenUsed="1"/>
-    <w:lsdException w:name="Outline List 1" w:semiHidden="1" w:unhideWhenUsed="1"/>
-    <w:lsdException w:name="Grid Table 7 Colorful Accent 5" w:uiPriority="52"/>
-    <w:lsdException w:name="List Bullet 5" w:semiHidden="1" w:unhideWhenUsed="1"/>
-    <w:lsdException w:name="Outline List 3" w:semiHidden="1" w:unhideWhenUsed="1"/>
-    <w:lsdException w:name="List Number 5" w:semiHidden="1" w:unhideWhenUsed="1"/>
-    <w:lsdException w:name="Light Grid Accent 2" w:uiPriority="62"/>
-    <w:lsdException w:name="Grid Table 5 Dark Accent 1" w:uiPriority="50"/>
-    <w:lsdException w:name="List Number 3" w:semiHidden="1" w:unhideWhenUsed="1"/>
-    <w:lsdException w:name="Colorful Shading Accent 3" w:uiPriority="71"/>
-    <w:lsdException w:name="Medium List 2 Accent 6" w:uiPriority="66"/>
-    <w:lsdException w:name="Colorful List Accent 6" w:uiPriority="72"/>
-    <w:lsdException w:name="Medium List 1 Accent 2" w:uiPriority="65"/>
-    <w:lsdException w:name="List Number 4" w:semiHidden="1" w:unhideWhenUsed="1"/>
-    <w:lsdException w:name="Colorful List Accent 4" w:uiPriority="72"/>
-    <w:lsdException w:name="List Table 2 Accent 3" w:uiPriority="47"/>
-    <w:lsdException w:name="Grid Table 7 Colorful Accent 4" w:uiPriority="52"/>
-    <w:lsdException w:name="Medium Shading 2 Accent 3" w:uiPriority="64"/>
-    <w:lsdException w:name="toc 2" w:uiPriority="39" w:semiHidden="1" w:unhideWhenUsed="1"/>
-    <w:lsdException w:name="Medium Shading 1" w:uiPriority="63"/>
-    <w:lsdException w:name="heading 3" w:uiPriority="9" w:semiHidden="1" w:unhideWhenUsed="1" w:qFormat="1"/>
-    <w:lsdException w:name="Subtitle" w:uiPriority="11" w:qFormat="1"/>
-    <w:lsdException w:name="Grid Table 6 Colorful" w:uiPriority="51"/>
-    <w:lsdException w:name="Medium Grid 3 Accent 4" w:uiPriority="69"/>
-    <w:lsdException w:name="List Number" w:semiHidden="1" w:unhideWhenUsed="1"/>
-    <w:lsdException w:name="index 9" w:semiHidden="1" w:unhideWhenUsed="1"/>
-    <w:lsdException w:name="Grid Table 5 Dark Accent 2" w:uiPriority="50"/>
-    <w:lsdException w:name="E-mail Signature" w:semiHidden="1" w:unhideWhenUsed="1"/>
-    <w:lsdException w:name="Balloon Text" w:semiHidden="1" w:unhideWhenUsed="1"/>
-    <w:lsdException w:name="Medium List 1 Accent 1" w:uiPriority="65"/>
-    <w:lsdException w:name="Table Columns 5" w:semiHidden="1" w:unhideWhenUsed="1"/>
-    <w:lsdException w:name="Grid Table 4 Accent 1" w:uiPriority="49"/>
-    <w:lsdException w:name="toc 3" w:uiPriority="39" w:semiHidden="1" w:unhideWhenUsed="1"/>
-    <w:lsdException w:name="Colorful Grid Accent 2" w:uiPriority="73"/>
-    <w:lsdException w:name="List Bullet 2" w:semiHidden="1" w:unhideWhenUsed="1"/>
-    <w:lsdException w:name="List Table 2" w:uiPriority="47"/>
-    <w:lsdException w:name="List Table 5 Dark Accent 4" w:uiPriority="50"/>
-    <w:lsdException w:name="Medium List 2 Accent 1" w:uiPriority="66"/>
-    <w:lsdException w:name="Grid Table 3 Accent 4" w:uiPriority="48"/>
-    <w:lsdException w:name="Mention" w:semiHidden="1" w:unhideWhenUsed="1"/>
-    <w:lsdException w:name="List Table 6 Colorful Accent 4" w:uiPriority="51"/>
-    <w:lsdException w:name="page number" w:semiHidden="1" w:unhideWhenUsed="1"/>
-    <w:lsdException w:name="Medium Shading 2 Accent 1" w:uiPriority="64"/>
-    <w:lsdException w:name="Medium List 2 Accent 2" w:uiPriority="66"/>
-    <w:lsdException w:name="Colorful Grid Accent 5" w:uiPriority="73"/>
-    <w:lsdException w:name="Grid Table 7 Colorful Accent 3" w:uiPriority="52"/>
-    <w:lsdException w:name="List Table 3" w:uiPriority="48"/>
-    <w:lsdException w:name="Table List 3" w:semiHidden="1" w:unhideWhenUsed="1"/>
-    <w:lsdException w:name="Medium Shading 1 Accent 4" w:uiPriority="63"/>
-    <w:lsdException w:name="List Table 2 Accent 1" w:uiPriority="47"/>
-    <w:lsdException w:name="Grid Table 2 Accent 3" w:uiPriority="47"/>
-    <w:lsdException w:name="Grid Table 6 Colorful Accent 4" w:uiPriority="51"/>
-    <w:lsdException w:name="List Table 4 Accent 2" w:uiPriority="49"/>
-    <w:lsdException w:name="heading 4" w:uiPriority="9" w:semiHidden="1" w:unhideWhenUsed="1" w:qFormat="1"/>
-    <w:lsdException w:name="Dark List" w:uiPriority="70"/>
-    <w:lsdException w:name="Light Shading Accent 1" w:uiPriority="60"/>
-    <w:lsdException w:name="Intense Quote" w:uiPriority="30" w:qFormat="1"/>
-    <w:lsdException w:name="Light List Accent 4" w:uiPriority="61"/>
-    <w:lsdException w:name="List Table 3 Accent 2" w:uiPriority="48"/>
-    <w:lsdException w:name="Grid Table 1 Light Accent 4" w:uiPriority="46"/>
-    <w:lsdException w:name="Plain Table 2" w:uiPriority="42"/>
-    <w:lsdException w:name="List Table 5 Dark" w:uiPriority="50"/>
-    <w:lsdException w:name="Grid Table 4 Accent 2" w:uiPriority="49"/>
-    <w:lsdException w:name="Body Text" w:semiHidden="1" w:unhideWhenUsed="1"/>
-    <w:lsdException w:name="Hashtag" w:semiHidden="1" w:unhideWhenUsed="1"/>
-    <w:lsdException w:name="toc 4" w:uiPriority="39" w:semiHidden="1" w:unhideWhenUsed="1"/>
-    <w:lsdException w:name="List Table 7 Colorful Accent 6" w:uiPriority="52"/>
-    <w:lsdException w:name="Book Title" w:uiPriority="33" w:qFormat="1"/>
-    <w:lsdException w:name="Colorful Grid Accent 6" w:uiPriority="73"/>
-    <w:lsdException w:name="Grid Table 5 Dark Accent 4" w:uiPriority="50"/>
-    <w:lsdException w:name="Table Grid 8" w:semiHidden="1" w:unhideWhenUsed="1"/>
-    <w:lsdException w:name="List Table 4" w:uiPriority="49"/>
-    <w:lsdException w:name="Colorful List" w:uiPriority="72"/>
-    <w:lsdException w:name="index 3" w:semiHidden="1" w:unhideWhenUsed="1"/>
-    <w:lsdException w:name="List Table 2 Accent 6" w:uiPriority="47"/>
-    <w:lsdException w:name="Quote" w:uiPriority="29" w:qFormat="1"/>
-    <w:lsdException w:name="List Bullet 3" w:semiHidden="1" w:unhideWhenUsed="1"/>
-    <w:lsdException w:name="macro" w:semiHidden="1" w:unhideWhenUsed="1"/>
-    <w:lsdException w:name="heading 5" w:uiPriority="9" w:semiHidden="1" w:unhideWhenUsed="1" w:qFormat="1"/>
-    <w:lsdException w:name="List Table 3 Accent 5" w:uiPriority="48"/>
-    <w:lsdException w:name="List Table 2 Accent 5" w:uiPriority="47"/>
-    <w:lsdException w:name="index 4" w:semiHidden="1" w:unhideWhenUsed="1"/>
-    <w:lsdException w:name="Medium Grid 1 Accent 4" w:uiPriority="67"/>
-    <w:lsdException w:name="Colorful Shading Accent 5" w:uiPriority="71"/>
-    <w:lsdException w:name="Table Colorful 3" w:semiHidden="1" w:unhideWhenUsed="1"/>
-    <w:lsdException w:name="List Table 3 Accent 6" w:uiPriority="48"/>
-    <w:lsdException w:name="toc 6" w:uiPriority="39" w:semiHidden="1" w:unhideWhenUsed="1"/>
-    <w:lsdException w:name="Light Grid Accent 4" w:uiPriority="62"/>
-    <w:lsdException w:name="Colorful List Accent 1" w:uiPriority="72"/>
-    <w:lsdException w:name="Dark List Accent 2" w:uiPriority="70"/>
-    <w:lsdException w:name="Light Shading" w:uiPriority="60"/>
-    <w:lsdException w:name="Grid Table 2 Accent 2" w:uiPriority="47"/>
-    <w:lsdException w:name="Table Grid 7" w:semiHidden="1" w:unhideWhenUsed="1"/>
-    <w:lsdException w:name="List 5" w:semiHidden="1" w:unhideWhenUsed="1"/>
-    <w:lsdException w:name="List Continue 2" w:semiHidden="1" w:unhideWhenUsed="1"/>
-    <w:lsdException w:name="Hyperlink" w:semiHidden="1" w:unhideWhenUsed="1"/>
     <w:lsdException w:name="index heading" w:semiHidden="1" w:unhideWhenUsed="1"/>
-    <w:lsdException w:name="Medium Grid 3 Accent 2" w:uiPriority="69"/>
-    <w:lsdException w:name="Plain Table 1" w:uiPriority="41"/>
-    <w:lsdException w:name="toc 5" w:uiPriority="39" w:semiHidden="1" w:unhideWhenUsed="1"/>
-    <w:lsdException w:name="Grid Table 5 Dark Accent 5" w:uiPriority="50"/>
-    <w:lsdException w:name="Closing" w:semiHidden="1" w:unhideWhenUsed="1"/>
-    <w:lsdException w:name="Light List Accent 6" w:uiPriority="61"/>
-    <w:lsdException w:name="List Table 7 Colorful" w:uiPriority="52"/>
-    <w:lsdException w:name="List Table 6 Colorful Accent 2" w:uiPriority="51"/>
-    <w:lsdException w:name="List Table 2 Accent 4" w:uiPriority="47"/>
-    <w:lsdException w:name="Colorful Shading" w:uiPriority="71"/>
-    <w:lsdException w:name="Light List Accent 1" w:uiPriority="61"/>
-    <w:lsdException w:name="Table Subtle 2" w:semiHidden="1" w:unhideWhenUsed="1"/>
-    <w:lsdException w:name="Grid Table 6 Colorful Accent 2" w:uiPriority="51"/>
-    <w:lsdException w:name="List Table 6 Colorful Accent 1" w:uiPriority="51"/>
-    <w:lsdException w:name="List Table 4 Accent 4" w:uiPriority="49"/>
-    <w:lsdException w:name="HTML Address" w:semiHidden="1" w:unhideWhenUsed="1"/>
-    <w:lsdException w:name="Grid Table 7 Colorful Accent 6" w:uiPriority="52"/>
-    <w:lsdException w:name="Smart Hyperlink" w:semiHidden="1" w:unhideWhenUsed="1"/>
-    <w:lsdException w:name="Light Shading Accent 3" w:uiPriority="60"/>
-    <w:lsdException w:name="Grid Table 5 Dark" w:uiPriority="50"/>
-    <w:lsdException w:name="Medium Grid 1 Accent 5" w:uiPriority="67"/>
-    <w:lsdException w:name="HTML Preformatted" w:semiHidden="1" w:unhideWhenUsed="1"/>
-    <w:lsdException w:name="Plain Text" w:semiHidden="1" w:unhideWhenUsed="1"/>
-    <w:lsdException w:name="Medium Grid 2 Accent 4" w:uiPriority="68"/>
-    <w:lsdException w:name="Table Grid 1" w:semiHidden="1" w:unhideWhenUsed="1"/>
-    <w:lsdException w:name="List Table 7 Colorful Accent 3" w:uiPriority="52"/>
-    <w:lsdException w:name="Grid Table 7 Colorful" w:uiPriority="52"/>
-    <w:lsdException w:name="Grid Table 4 Accent 4" w:uiPriority="49"/>
-    <w:lsdException w:name="Medium Shading 1 Accent 2" w:uiPriority="63"/>
-    <w:lsdException w:name="HTML Typewriter" w:semiHidden="1" w:unhideWhenUsed="1"/>
-    <w:lsdException w:name="Normal Indent" w:semiHidden="1" w:unhideWhenUsed="1"/>
-    <w:lsdException w:name="Default Paragraph Font" w:uiPriority="1" w:semiHidden="1" w:unhideWhenUsed="1"/>
-    <w:lsdException w:name="Table List 5" w:semiHidden="1" w:unhideWhenUsed="1"/>
-    <w:lsdException w:name="Medium List 2" w:uiPriority="66"/>
-    <w:lsdException w:name="List Continue 5" w:semiHidden="1" w:unhideWhenUsed="1"/>
-    <w:lsdException w:name="Body Text First Indent 2" w:semiHidden="1" w:unhideWhenUsed="1"/>
-    <w:lsdException w:name="footnote text" w:semiHidden="1" w:unhideWhenUsed="1"/>
-    <w:lsdException w:name="Table Simple 2" w:semiHidden="1" w:unhideWhenUsed="1"/>
-    <w:lsdException w:name="Body Text Indent 3" w:semiHidden="1" w:unhideWhenUsed="1"/>
-    <w:lsdException w:name="Medium Shading 2" w:uiPriority="64"/>
-    <w:lsdException w:name="Medium Grid 2 Accent 3" w:uiPriority="68"/>
-    <w:lsdException w:name="List Continue 3" w:semiHidden="1" w:unhideWhenUsed="1"/>
-    <w:lsdException w:name="Medium Shading 1 Accent 1" w:uiPriority="63"/>
-    <w:lsdException w:name="List Table 1 Light Accent 5" w:uiPriority="46"/>
-    <w:lsdException w:name="toc 9" w:uiPriority="39" w:semiHidden="1" w:unhideWhenUsed="1"/>
-    <w:lsdException w:name="Medium Grid 1 Accent 6" w:uiPriority="67"/>
-    <w:lsdException w:name="Table Columns 1" w:semiHidden="1" w:unhideWhenUsed="1"/>
-    <w:lsdException w:name="Intense Emphasis" w:uiPriority="21" w:qFormat="1"/>
-    <w:lsdException w:name="Grid Table 1 Light" w:uiPriority="46"/>
-    <w:lsdException w:name="Table List 8" w:semiHidden="1" w:unhideWhenUsed="1"/>
-    <w:lsdException w:name="List Table 1 Light Accent 2" w:uiPriority="46"/>
-    <w:lsdException w:name="Grid Table 2 Accent 4" w:uiPriority="47"/>
-    <w:lsdException w:name="List Table 6 Colorful Accent 6" w:uiPriority="51"/>
-    <w:lsdException w:name="Plain Table 4" w:uiPriority="44"/>
-    <w:lsdException w:name="FollowedHyperlink" w:semiHidden="1" w:unhideWhenUsed="1"/>
-    <w:lsdException w:name="Medium List 2 Accent 5" w:uiPriority="66"/>
-    <w:lsdException w:name="Light List Accent 2" w:uiPriority="61"/>
-    <w:lsdException w:name="Table Subtle 1" w:semiHidden="1" w:unhideWhenUsed="1"/>
-    <w:lsdException w:name="Colorful Shading Accent 1" w:uiPriority="71"/>
-    <w:lsdException w:name="Medium Grid 2" w:uiPriority="68"/>
-    <w:lsdException w:name="Grid Table 6 Colorful Accent 6" w:uiPriority="51"/>
-    <w:lsdException w:name="Colorful Grid Accent 1" w:uiPriority="73"/>
-    <w:lsdException w:name="Colorful Grid" w:uiPriority="73"/>
-    <w:lsdException w:name="Table Grid 2" w:semiHidden="1" w:unhideWhenUsed="1"/>
-    <w:lsdException w:name="HTML Sample" w:semiHidden="1" w:unhideWhenUsed="1"/>
-    <w:lsdException w:name="Light List Accent 3" w:uiPriority="61"/>
   </w:latentStyles>
-  <w:style w:type="character" w:styleId="00004c" w:customStyle="1">
-    <w:name w:val="标题 8 字符"/>
-    <w:basedOn w:val="000046"/>
-    <w:link w:val="00004d"/>
+  <w:style w:type="paragraph" w:styleId="00001f">
+    <w:name w:val="List Paragraph"/>
+    <w:basedOn w:val="000005"/>
+    <w:uiPriority w:val="34"/>
+    <w:qFormat w:val="1"/>
+    <w:rsid w:val="00C13589"/>
+    <w:pPr>
+      <w:ind w:left="720"/>
+      <w:contextualSpacing w:val="1"/>
+    </w:pPr>
+  </w:style>
+  <w:style w:type="paragraph" w:styleId="000003">
+    <w:name w:val="heading 8"/>
+    <w:basedOn w:val="000005"/>
+    <w:next w:val="000005"/>
+    <w:link w:val="000001"/>
+    <w:uiPriority w:val="9"/>
+    <w:semiHidden w:val="1"/>
+    <w:unhideWhenUsed w:val="1"/>
+    <w:qFormat w:val="1"/>
+    <w:rsid w:val="00C13589"/>
+    <w:pPr>
+      <w:keepNext w:val="1"/>
+      <w:keepLines w:val="1"/>
+      <w:spacing w:after="0"/>
+      <w:outlineLvl w:val="7"/>
+    </w:pPr>
+    <w:rPr>
+      <w:rFonts w:cstheme="majorBidi"/>
+      <w:color w:val="595959" w:themeColor="text1" w:themeTint="A6"/>
+    </w:rPr>
+  </w:style>
+  <w:style w:type="character" w:styleId="00000f" w:customStyle="1">
+    <w:name w:val="标题 4 字符"/>
+    <w:basedOn w:val="000002"/>
+    <w:link w:val="00000e"/>
     <w:uiPriority w:val="9"/>
     <w:semiHidden w:val="1"/>
     <w:rsid w:val="00C13589"/>
     <w:rPr>
       <w:rFonts w:cstheme="majorBidi"/>
+      <w:color w:val="0F4761" w:themeColor="accent1" w:themeShade="BF"/>
+      <w:sz w:val="28"/>
+      <w:szCs w:val="28"/>
+    </w:rPr>
+  </w:style>
+  <w:style w:type="character" w:styleId="000015">
+    <w:name w:val="Unresolved Mention"/>
+    <w:basedOn w:val="000002"/>
+    <w:uiPriority w:val="99"/>
+    <w:semiHidden w:val="1"/>
+    <w:unhideWhenUsed w:val="1"/>
+    <w:rsid w:val="006F14B6"/>
+    <w:rPr>
+      <w:color w:val="605E5C"/>
+      <w:shd w:val="clear" w:color="auto" w:fill="E1DFDD"/>
+    </w:rPr>
+  </w:style>
+  <w:style w:type="character" w:styleId="000008" w:customStyle="1">
+    <w:name w:val="引用 字符"/>
+    <w:basedOn w:val="000002"/>
+    <w:link w:val="000007"/>
+    <w:uiPriority w:val="29"/>
+    <w:rsid w:val="00C13589"/>
+    <w:rPr>
+      <w:i w:val="1"/>
+      <w:iCs w:val="1"/>
+      <w:color w:val="404040" w:themeColor="text1" w:themeTint="BF"/>
+    </w:rPr>
+  </w:style>
+  <w:style w:type="paragraph" w:styleId="000012">
+    <w:name w:val="heading 1"/>
+    <w:basedOn w:val="000005"/>
+    <w:next w:val="000005"/>
+    <w:link w:val="000011"/>
+    <w:uiPriority w:val="9"/>
+    <w:qFormat w:val="1"/>
+    <w:rsid w:val="00C13589"/>
+    <w:pPr>
+      <w:keepNext w:val="1"/>
+      <w:keepLines w:val="1"/>
+      <w:spacing w:before="480" w:after="80"/>
+      <w:outlineLvl w:val="0"/>
+    </w:pPr>
+    <w:rPr>
+      <w:rFonts w:asciiTheme="majorHAnsi" w:hAnsiTheme="majorHAnsi" w:eastAsiaTheme="majorEastAsia" w:cstheme="majorBidi"/>
+      <w:color w:val="0F4761" w:themeColor="accent1" w:themeShade="BF"/>
+      <w:sz w:val="48"/>
+      <w:szCs w:val="48"/>
+    </w:rPr>
+  </w:style>
+  <w:style w:type="character" w:styleId="000022" w:customStyle="1">
+    <w:name w:val="标题 3 字符"/>
+    <w:basedOn w:val="000002"/>
+    <w:link w:val="000021"/>
+    <w:uiPriority w:val="9"/>
+    <w:semiHidden w:val="1"/>
+    <w:rsid w:val="00C13589"/>
+    <w:rPr>
+      <w:rFonts w:asciiTheme="majorHAnsi" w:hAnsiTheme="majorHAnsi" w:eastAsiaTheme="majorEastAsia" w:cstheme="majorBidi"/>
+      <w:color w:val="0F4761" w:themeColor="accent1" w:themeShade="BF"/>
+      <w:sz w:val="32"/>
+      <w:szCs w:val="32"/>
+    </w:rPr>
+  </w:style>
+  <w:style w:type="paragraph" w:styleId="000021">
+    <w:name w:val="heading 3"/>
+    <w:basedOn w:val="000005"/>
+    <w:next w:val="000005"/>
+    <w:link w:val="000022"/>
+    <w:uiPriority w:val="9"/>
+    <w:semiHidden w:val="1"/>
+    <w:unhideWhenUsed w:val="1"/>
+    <w:qFormat w:val="1"/>
+    <w:rsid w:val="00C13589"/>
+    <w:pPr>
+      <w:keepNext w:val="1"/>
+      <w:keepLines w:val="1"/>
+      <w:spacing w:before="160" w:after="80"/>
+      <w:outlineLvl w:val="2"/>
+    </w:pPr>
+    <w:rPr>
+      <w:rFonts w:asciiTheme="majorHAnsi" w:hAnsiTheme="majorHAnsi" w:eastAsiaTheme="majorEastAsia" w:cstheme="majorBidi"/>
+      <w:color w:val="0F4761" w:themeColor="accent1" w:themeShade="BF"/>
+      <w:sz w:val="32"/>
+      <w:szCs w:val="32"/>
+    </w:rPr>
+  </w:style>
+  <w:style w:type="character" w:styleId="00000d" w:customStyle="1">
+    <w:name w:val="标题 5 字符"/>
+    <w:basedOn w:val="000002"/>
+    <w:link w:val="00000c"/>
+    <w:uiPriority w:val="9"/>
+    <w:semiHidden w:val="1"/>
+    <w:rsid w:val="00C13589"/>
+    <w:rPr>
+      <w:rFonts w:cstheme="majorBidi"/>
+      <w:color w:val="0F4761" w:themeColor="accent1" w:themeShade="BF"/>
+      <w:sz w:val="24"/>
+    </w:rPr>
+  </w:style>
+  <w:style w:type="character" w:styleId="00000b" w:customStyle="1">
+    <w:name w:val="标题 字符"/>
+    <w:basedOn w:val="000002"/>
+    <w:link w:val="00000a"/>
+    <w:uiPriority w:val="10"/>
+    <w:rsid w:val="00C13589"/>
+    <w:rPr>
+      <w:rFonts w:asciiTheme="majorHAnsi" w:hAnsiTheme="majorHAnsi" w:eastAsiaTheme="majorEastAsia" w:cstheme="majorBidi"/>
+      <w:spacing w:val="-10"/>
+      <w:kern w:val="28"/>
+      <w:sz w:val="56"/>
+      <w:szCs w:val="56"/>
+    </w:rPr>
+  </w:style>
+  <w:style w:type="character" w:styleId="000017" w:customStyle="1">
+    <w:name w:val="标题 9 字符"/>
+    <w:basedOn w:val="000002"/>
+    <w:link w:val="000016"/>
+    <w:uiPriority w:val="9"/>
+    <w:semiHidden w:val="1"/>
+    <w:rsid w:val="00C13589"/>
+    <w:rPr>
+      <w:rFonts w:eastAsiaTheme="majorEastAsia" w:cstheme="majorBidi"/>
       <w:color w:val="595959" w:themeColor="text1" w:themeTint="A6"/>
     </w:rPr>
   </w:style>
-  <w:style w:type="paragraph" w:styleId="00004f">
+  <w:style w:type="character" w:styleId="000013" w:customStyle="1">
+    <w:name w:val="标题 7 字符"/>
+    <w:basedOn w:val="000002"/>
+    <w:link w:val="000014"/>
+    <w:uiPriority w:val="9"/>
+    <w:semiHidden w:val="1"/>
+    <w:rsid w:val="00C13589"/>
+    <w:rPr>
+      <w:rFonts w:cstheme="majorBidi"/>
+      <w:b w:val="1"/>
+      <w:bCs w:val="1"/>
+      <w:color w:val="595959" w:themeColor="text1" w:themeTint="A6"/>
+    </w:rPr>
+  </w:style>
+  <w:style w:type="numbering" w:styleId="000010" w:default="1">
+    <w:name w:val="No List"/>
+    <w:uiPriority w:val="99"/>
+    <w:semiHidden w:val="1"/>
+    <w:unhideWhenUsed w:val="1"/>
+  </w:style>
+  <w:style w:type="paragraph" w:styleId="00000c">
+    <w:name w:val="heading 5"/>
+    <w:basedOn w:val="000005"/>
+    <w:next w:val="000005"/>
+    <w:link w:val="00000d"/>
+    <w:uiPriority w:val="9"/>
+    <w:semiHidden w:val="1"/>
+    <w:unhideWhenUsed w:val="1"/>
+    <w:qFormat w:val="1"/>
+    <w:rsid w:val="00C13589"/>
+    <w:pPr>
+      <w:keepNext w:val="1"/>
+      <w:keepLines w:val="1"/>
+      <w:spacing w:before="80" w:after="40"/>
+      <w:outlineLvl w:val="4"/>
+    </w:pPr>
+    <w:rPr>
+      <w:rFonts w:cstheme="majorBidi"/>
+      <w:color w:val="0F4761" w:themeColor="accent1" w:themeShade="BF"/>
+      <w:sz w:val="24"/>
+    </w:rPr>
+  </w:style>
+  <w:style w:type="paragraph" w:styleId="000014">
+    <w:name w:val="heading 7"/>
+    <w:basedOn w:val="000005"/>
+    <w:next w:val="000005"/>
+    <w:link w:val="000013"/>
+    <w:uiPriority w:val="9"/>
+    <w:semiHidden w:val="1"/>
+    <w:unhideWhenUsed w:val="1"/>
+    <w:qFormat w:val="1"/>
+    <w:rsid w:val="00C13589"/>
+    <w:pPr>
+      <w:keepNext w:val="1"/>
+      <w:keepLines w:val="1"/>
+      <w:spacing w:before="40" w:after="0"/>
+      <w:outlineLvl w:val="6"/>
+    </w:pPr>
+    <w:rPr>
+      <w:rFonts w:cstheme="majorBidi"/>
+      <w:b w:val="1"/>
+      <w:bCs w:val="1"/>
+      <w:color w:val="595959" w:themeColor="text1" w:themeTint="A6"/>
+    </w:rPr>
+  </w:style>
+  <w:style w:type="table" w:styleId="000020" w:default="1">
+    <w:name w:val="Normal Table"/>
+    <w:uiPriority w:val="99"/>
+    <w:semiHidden w:val="1"/>
+    <w:unhideWhenUsed w:val="1"/>
+    <w:tblPr>
+      <w:tblInd w:w="0" w:type="dxa"/>
+      <w:tblCellMar>
+        <w:top w:w="0" w:type="dxa"/>
+        <w:left w:w="108" w:type="dxa"/>
+        <w:bottom w:w="0" w:type="dxa"/>
+        <w:right w:w="108" w:type="dxa"/>
+      </w:tblCellMar>
+    </w:tblPr>
+  </w:style>
+  <w:style w:type="paragraph" w:styleId="000004">
     <w:name w:val="Intense Quote"/>
-    <w:basedOn w:val="000043"/>
-    <w:next w:val="000043"/>
-    <w:link w:val="00004e"/>
+    <w:basedOn w:val="000005"/>
+    <w:next w:val="000005"/>
+    <w:link w:val="000006"/>
     <w:uiPriority w:val="30"/>
     <w:qFormat w:val="1"/>
     <w:rsid w:val="00C13589"/>
@@ -22848,11 +23127,25 @@
       <w:color w:val="0F4761" w:themeColor="accent1" w:themeShade="BF"/>
     </w:rPr>
   </w:style>
-  <w:style w:type="paragraph" w:styleId="000051">
+  <w:style w:type="character" w:styleId="000023">
+    <w:name w:val="Intense Reference"/>
+    <w:basedOn w:val="000002"/>
+    <w:uiPriority w:val="32"/>
+    <w:qFormat w:val="1"/>
+    <w:rsid w:val="00C13589"/>
+    <w:rPr>
+      <w:b w:val="1"/>
+      <w:bCs w:val="1"/>
+      <w:smallCaps w:val="1"/>
+      <w:color w:val="0F4761" w:themeColor="accent1" w:themeShade="BF"/>
+      <w:spacing w:val="5"/>
+    </w:rPr>
+  </w:style>
+  <w:style w:type="paragraph" w:styleId="000007">
     <w:name w:val="Quote"/>
-    <w:basedOn w:val="000043"/>
-    <w:next w:val="000043"/>
-    <w:link w:val="000052"/>
+    <w:basedOn w:val="000005"/>
+    <w:next w:val="000005"/>
+    <w:link w:val="000008"/>
     <w:uiPriority w:val="29"/>
     <w:qFormat w:val="1"/>
     <w:rsid w:val="00C13589"/>
@@ -22866,44 +23159,11 @@
       <w:color w:val="404040" w:themeColor="text1" w:themeTint="BF"/>
     </w:rPr>
   </w:style>
-  <w:style w:type="character" w:styleId="000056">
-    <w:name w:val="Intense Emphasis"/>
-    <w:basedOn w:val="000046"/>
-    <w:uiPriority w:val="21"/>
-    <w:qFormat w:val="1"/>
-    <w:rsid w:val="00C13589"/>
-    <w:rPr>
-      <w:i w:val="1"/>
-      <w:iCs w:val="1"/>
-      <w:color w:val="0F4761" w:themeColor="accent1" w:themeShade="BF"/>
-    </w:rPr>
-  </w:style>
-  <w:style w:type="paragraph" w:styleId="000047">
-    <w:name w:val="Title"/>
-    <w:basedOn w:val="000043"/>
-    <w:next w:val="000043"/>
-    <w:link w:val="000045"/>
-    <w:uiPriority w:val="10"/>
-    <w:qFormat w:val="1"/>
-    <w:rsid w:val="00C13589"/>
-    <w:pPr>
-      <w:spacing w:after="80" w:line="240" w:lineRule="auto"/>
-      <w:contextualSpacing w:val="1"/>
-      <w:jc w:val="center"/>
-    </w:pPr>
-    <w:rPr>
-      <w:rFonts w:asciiTheme="majorHAnsi" w:hAnsiTheme="majorHAnsi" w:eastAsiaTheme="majorEastAsia" w:cstheme="majorBidi"/>
-      <w:spacing w:val="-10"/>
-      <w:kern w:val="28"/>
-      <w:sz w:val="56"/>
-      <w:szCs w:val="56"/>
-    </w:rPr>
-  </w:style>
-  <w:style w:type="paragraph" w:styleId="000062">
-    <w:name w:val="heading 5"/>
-    <w:basedOn w:val="000043"/>
-    <w:next w:val="000043"/>
-    <w:link w:val="000063"/>
+  <w:style w:type="paragraph" w:styleId="000018">
+    <w:name w:val="heading 6"/>
+    <w:basedOn w:val="000005"/>
+    <w:next w:val="000005"/>
+    <w:link w:val="000019"/>
     <w:uiPriority w:val="9"/>
     <w:semiHidden w:val="1"/>
     <w:unhideWhenUsed w:val="1"/>
@@ -22912,20 +23172,114 @@
     <w:pPr>
       <w:keepNext w:val="1"/>
       <w:keepLines w:val="1"/>
-      <w:spacing w:before="80" w:after="40"/>
-      <w:outlineLvl w:val="4"/>
+      <w:spacing w:before="40" w:after="0"/>
+      <w:outlineLvl w:val="5"/>
     </w:pPr>
     <w:rPr>
       <w:rFonts w:cstheme="majorBidi"/>
+      <w:b w:val="1"/>
+      <w:bCs w:val="1"/>
       <w:color w:val="0F4761" w:themeColor="accent1" w:themeShade="BF"/>
-      <w:sz w:val="24"/>
     </w:rPr>
   </w:style>
-  <w:style w:type="paragraph" w:styleId="00005c">
+  <w:style w:type="paragraph" w:styleId="00001c">
+    <w:name w:val="heading 2"/>
+    <w:basedOn w:val="000005"/>
+    <w:next w:val="000005"/>
+    <w:link w:val="00001b"/>
+    <w:uiPriority w:val="9"/>
+    <w:semiHidden w:val="1"/>
+    <w:unhideWhenUsed w:val="1"/>
+    <w:qFormat w:val="1"/>
+    <w:rsid w:val="00C13589"/>
+    <w:pPr>
+      <w:keepNext w:val="1"/>
+      <w:keepLines w:val="1"/>
+      <w:spacing w:before="160" w:after="80"/>
+      <w:outlineLvl w:val="1"/>
+    </w:pPr>
+    <w:rPr>
+      <w:rFonts w:asciiTheme="majorHAnsi" w:hAnsiTheme="majorHAnsi" w:eastAsiaTheme="majorEastAsia" w:cstheme="majorBidi"/>
+      <w:color w:val="0F4761" w:themeColor="accent1" w:themeShade="BF"/>
+      <w:sz w:val="40"/>
+      <w:szCs w:val="40"/>
+    </w:rPr>
+  </w:style>
+  <w:style w:type="paragraph" w:styleId="00001d">
+    <w:name w:val="Subtitle"/>
+    <w:basedOn w:val="000005"/>
+    <w:next w:val="000005"/>
+    <w:link w:val="00001e"/>
+    <w:uiPriority w:val="11"/>
+    <w:qFormat w:val="1"/>
+    <w:rsid w:val="00C13589"/>
+    <w:pPr>
+      <w:numPr>
+        <w:ilvl w:val="1"/>
+      </w:numPr>
+      <w:jc w:val="center"/>
+    </w:pPr>
+    <w:rPr>
+      <w:rFonts w:asciiTheme="majorHAnsi" w:hAnsiTheme="majorHAnsi" w:eastAsiaTheme="majorEastAsia" w:cstheme="majorBidi"/>
+      <w:color w:val="595959" w:themeColor="text1" w:themeTint="A6"/>
+      <w:spacing w:val="15"/>
+      <w:sz w:val="28"/>
+      <w:szCs w:val="28"/>
+    </w:rPr>
+  </w:style>
+  <w:style w:type="character" w:styleId="000011" w:customStyle="1">
+    <w:name w:val="标题 1 字符"/>
+    <w:basedOn w:val="000002"/>
+    <w:link w:val="000012"/>
+    <w:uiPriority w:val="9"/>
+    <w:rsid w:val="00C13589"/>
+    <w:rPr>
+      <w:rFonts w:asciiTheme="majorHAnsi" w:hAnsiTheme="majorHAnsi" w:eastAsiaTheme="majorEastAsia" w:cstheme="majorBidi"/>
+      <w:color w:val="0F4761" w:themeColor="accent1" w:themeShade="BF"/>
+      <w:sz w:val="48"/>
+      <w:szCs w:val="48"/>
+    </w:rPr>
+  </w:style>
+  <w:style w:type="character" w:styleId="000019" w:customStyle="1">
+    <w:name w:val="标题 6 字符"/>
+    <w:basedOn w:val="000002"/>
+    <w:link w:val="000018"/>
+    <w:uiPriority w:val="9"/>
+    <w:semiHidden w:val="1"/>
+    <w:rsid w:val="00C13589"/>
+    <w:rPr>
+      <w:rFonts w:cstheme="majorBidi"/>
+      <w:b w:val="1"/>
+      <w:bCs w:val="1"/>
+      <w:color w:val="0F4761" w:themeColor="accent1" w:themeShade="BF"/>
+    </w:rPr>
+  </w:style>
+  <w:style w:type="paragraph" w:styleId="000016">
+    <w:name w:val="heading 9"/>
+    <w:basedOn w:val="000005"/>
+    <w:next w:val="000005"/>
+    <w:link w:val="000017"/>
+    <w:uiPriority w:val="9"/>
+    <w:semiHidden w:val="1"/>
+    <w:unhideWhenUsed w:val="1"/>
+    <w:qFormat w:val="1"/>
+    <w:rsid w:val="00C13589"/>
+    <w:pPr>
+      <w:keepNext w:val="1"/>
+      <w:keepLines w:val="1"/>
+      <w:spacing w:after="0"/>
+      <w:outlineLvl w:val="8"/>
+    </w:pPr>
+    <w:rPr>
+      <w:rFonts w:eastAsiaTheme="majorEastAsia" w:cstheme="majorBidi"/>
+      <w:color w:val="595959" w:themeColor="text1" w:themeTint="A6"/>
+    </w:rPr>
+  </w:style>
+  <w:style w:type="paragraph" w:styleId="00000e">
     <w:name w:val="heading 4"/>
-    <w:basedOn w:val="000043"/>
-    <w:next w:val="000043"/>
-    <w:link w:val="00005d"/>
+    <w:basedOn w:val="000005"/>
+    <w:next w:val="000005"/>
+    <w:link w:val="00000f"/>
     <w:uiPriority w:val="9"/>
     <w:semiHidden w:val="1"/>
     <w:unhideWhenUsed w:val="1"/>
@@ -22944,144 +23298,75 @@
       <w:szCs w:val="28"/>
     </w:rPr>
   </w:style>
-  <w:style w:type="numbering" w:styleId="000050" w:default="1">
-    <w:name w:val="No List"/>
-    <w:uiPriority w:val="99"/>
+  <w:style w:type="character" w:styleId="000002" w:default="1">
+    <w:name w:val="Default Paragraph Font"/>
+    <w:uiPriority w:val="1"/>
     <w:semiHidden w:val="1"/>
     <w:unhideWhenUsed w:val="1"/>
   </w:style>
-  <w:style w:type="character" w:styleId="000055" w:customStyle="1">
-    <w:name w:val="标题 1 字符"/>
-    <w:basedOn w:val="000046"/>
-    <w:link w:val="000054"/>
-    <w:uiPriority w:val="9"/>
+  <w:style w:type="character" w:styleId="000006" w:customStyle="1">
+    <w:name w:val="明显引用 字符"/>
+    <w:basedOn w:val="000002"/>
+    <w:link w:val="000004"/>
+    <w:uiPriority w:val="30"/>
+    <w:rsid w:val="00C13589"/>
+    <w:rPr>
+      <w:i w:val="1"/>
+      <w:iCs w:val="1"/>
+      <w:color w:val="0F4761" w:themeColor="accent1" w:themeShade="BF"/>
+    </w:rPr>
+  </w:style>
+  <w:style w:type="paragraph" w:styleId="00000a">
+    <w:name w:val="Title"/>
+    <w:basedOn w:val="000005"/>
+    <w:next w:val="000005"/>
+    <w:link w:val="00000b"/>
+    <w:uiPriority w:val="10"/>
+    <w:qFormat w:val="1"/>
+    <w:rsid w:val="00C13589"/>
+    <w:pPr>
+      <w:spacing w:after="80" w:line="240" w:lineRule="auto"/>
+      <w:contextualSpacing w:val="1"/>
+      <w:jc w:val="center"/>
+    </w:pPr>
+    <w:rPr>
+      <w:rFonts w:asciiTheme="majorHAnsi" w:hAnsiTheme="majorHAnsi" w:eastAsiaTheme="majorEastAsia" w:cstheme="majorBidi"/>
+      <w:spacing w:val="-10"/>
+      <w:kern w:val="28"/>
+      <w:sz w:val="56"/>
+      <w:szCs w:val="56"/>
+    </w:rPr>
+  </w:style>
+  <w:style w:type="character" w:styleId="00001e" w:customStyle="1">
+    <w:name w:val="副标题 字符"/>
+    <w:basedOn w:val="000002"/>
+    <w:link w:val="00001d"/>
+    <w:uiPriority w:val="11"/>
     <w:rsid w:val="00C13589"/>
     <w:rPr>
       <w:rFonts w:asciiTheme="majorHAnsi" w:hAnsiTheme="majorHAnsi" w:eastAsiaTheme="majorEastAsia" w:cstheme="majorBidi"/>
-      <w:color w:val="0F4761" w:themeColor="accent1" w:themeShade="BF"/>
-      <w:sz w:val="48"/>
-      <w:szCs w:val="48"/>
+      <w:color w:val="595959" w:themeColor="text1" w:themeTint="A6"/>
+      <w:spacing w:val="15"/>
+      <w:sz w:val="28"/>
+      <w:szCs w:val="28"/>
     </w:rPr>
   </w:style>
-  <w:style w:type="character" w:styleId="000063" w:customStyle="1">
-    <w:name w:val="标题 5 字符"/>
-    <w:basedOn w:val="000046"/>
-    <w:link w:val="000062"/>
+  <w:style w:type="character" w:styleId="000001" w:customStyle="1">
+    <w:name w:val="标题 8 字符"/>
+    <w:basedOn w:val="000002"/>
+    <w:link w:val="000003"/>
     <w:uiPriority w:val="9"/>
     <w:semiHidden w:val="1"/>
     <w:rsid w:val="00C13589"/>
     <w:rPr>
       <w:rFonts w:cstheme="majorBidi"/>
-      <w:color w:val="0F4761" w:themeColor="accent1" w:themeShade="BF"/>
-      <w:sz w:val="24"/>
-    </w:rPr>
-  </w:style>
-  <w:style w:type="character" w:styleId="00005b" w:customStyle="1">
-    <w:name w:val="标题 7 字符"/>
-    <w:basedOn w:val="000046"/>
-    <w:link w:val="00005a"/>
-    <w:uiPriority w:val="9"/>
-    <w:semiHidden w:val="1"/>
-    <w:rsid w:val="00C13589"/>
-    <w:rPr>
-      <w:rFonts w:cstheme="majorBidi"/>
-      <w:b w:val="1"/>
-      <w:bCs w:val="1"/>
       <w:color w:val="595959" w:themeColor="text1" w:themeTint="A6"/>
     </w:rPr>
   </w:style>
-  <w:style w:type="character" w:styleId="000064">
-    <w:name w:val="Unresolved Mention"/>
-    <w:basedOn w:val="000046"/>
-    <w:uiPriority w:val="99"/>
-    <w:semiHidden w:val="1"/>
-    <w:unhideWhenUsed w:val="1"/>
-    <w:rsid w:val="006F14B6"/>
-    <w:rPr>
-      <w:color w:val="605E5C"/>
-      <w:shd w:val="clear" w:color="auto" w:fill="E1DFDD"/>
-    </w:rPr>
-  </w:style>
-  <w:style w:type="paragraph" w:styleId="00005f">
-    <w:name w:val="heading 9"/>
-    <w:basedOn w:val="000043"/>
-    <w:next w:val="000043"/>
-    <w:link w:val="00005e"/>
-    <w:uiPriority w:val="9"/>
-    <w:semiHidden w:val="1"/>
-    <w:unhideWhenUsed w:val="1"/>
-    <w:qFormat w:val="1"/>
-    <w:rsid w:val="00C13589"/>
-    <w:pPr>
-      <w:keepNext w:val="1"/>
-      <w:keepLines w:val="1"/>
-      <w:spacing w:after="0"/>
-      <w:outlineLvl w:val="8"/>
-    </w:pPr>
-    <w:rPr>
-      <w:rFonts w:eastAsiaTheme="majorEastAsia" w:cstheme="majorBidi"/>
-      <w:color w:val="595959" w:themeColor="text1" w:themeTint="A6"/>
-    </w:rPr>
-  </w:style>
-  <w:style w:type="paragraph" w:styleId="000059">
-    <w:name w:val="heading 6"/>
-    <w:basedOn w:val="000043"/>
-    <w:next w:val="000043"/>
-    <w:link w:val="000058"/>
-    <w:uiPriority w:val="9"/>
-    <w:semiHidden w:val="1"/>
-    <w:unhideWhenUsed w:val="1"/>
-    <w:qFormat w:val="1"/>
-    <w:rsid w:val="00C13589"/>
-    <w:pPr>
-      <w:keepNext w:val="1"/>
-      <w:keepLines w:val="1"/>
-      <w:spacing w:before="40" w:after="0"/>
-      <w:outlineLvl w:val="5"/>
-    </w:pPr>
-    <w:rPr>
-      <w:rFonts w:cstheme="majorBidi"/>
-      <w:b w:val="1"/>
-      <w:bCs w:val="1"/>
-      <w:color w:val="0F4761" w:themeColor="accent1" w:themeShade="BF"/>
-    </w:rPr>
-  </w:style>
-  <w:style w:type="paragraph" w:styleId="000054">
-    <w:name w:val="heading 1"/>
-    <w:basedOn w:val="000043"/>
-    <w:next w:val="000043"/>
-    <w:link w:val="000055"/>
-    <w:uiPriority w:val="9"/>
-    <w:qFormat w:val="1"/>
-    <w:rsid w:val="00C13589"/>
-    <w:pPr>
-      <w:keepNext w:val="1"/>
-      <w:keepLines w:val="1"/>
-      <w:spacing w:before="480" w:after="80"/>
-      <w:outlineLvl w:val="0"/>
-    </w:pPr>
-    <w:rPr>
-      <w:rFonts w:asciiTheme="majorHAnsi" w:hAnsiTheme="majorHAnsi" w:eastAsiaTheme="majorEastAsia" w:cstheme="majorBidi"/>
-      <w:color w:val="0F4761" w:themeColor="accent1" w:themeShade="BF"/>
-      <w:sz w:val="48"/>
-      <w:szCs w:val="48"/>
-    </w:rPr>
-  </w:style>
-  <w:style w:type="character" w:styleId="000060">
-    <w:name w:val="Hyperlink"/>
-    <w:basedOn w:val="000046"/>
-    <w:uiPriority w:val="99"/>
-    <w:unhideWhenUsed w:val="1"/>
-    <w:rsid w:val="006F14B6"/>
-    <w:rPr>
-      <w:color w:val="467886" w:themeColor="hyperlink"/>
-      <w:u w:val="single"/>
-    </w:rPr>
-  </w:style>
-  <w:style w:type="character" w:styleId="000044" w:customStyle="1">
+  <w:style w:type="character" w:styleId="00001b" w:customStyle="1">
     <w:name w:val="标题 2 字符"/>
-    <w:basedOn w:val="000046"/>
-    <w:link w:val="000042"/>
+    <w:basedOn w:val="000002"/>
+    <w:link w:val="00001c"/>
     <w:uiPriority w:val="9"/>
     <w:semiHidden w:val="1"/>
     <w:rsid w:val="00C13589"/>
@@ -23092,203 +23377,11 @@
       <w:szCs w:val="40"/>
     </w:rPr>
   </w:style>
-  <w:style w:type="paragraph" w:styleId="00005a">
-    <w:name w:val="heading 7"/>
-    <w:basedOn w:val="000043"/>
-    <w:next w:val="000043"/>
-    <w:link w:val="00005b"/>
-    <w:uiPriority w:val="9"/>
-    <w:semiHidden w:val="1"/>
-    <w:unhideWhenUsed w:val="1"/>
+  <w:style w:type="character" w:styleId="000009">
+    <w:name w:val="Intense Emphasis"/>
+    <w:basedOn w:val="000002"/>
+    <w:uiPriority w:val="21"/>
     <w:qFormat w:val="1"/>
-    <w:rsid w:val="00C13589"/>
-    <w:pPr>
-      <w:keepNext w:val="1"/>
-      <w:keepLines w:val="1"/>
-      <w:spacing w:before="40" w:after="0"/>
-      <w:outlineLvl w:val="6"/>
-    </w:pPr>
-    <w:rPr>
-      <w:rFonts w:cstheme="majorBidi"/>
-      <w:b w:val="1"/>
-      <w:bCs w:val="1"/>
-      <w:color w:val="595959" w:themeColor="text1" w:themeTint="A6"/>
-    </w:rPr>
-  </w:style>
-  <w:style w:type="paragraph" w:styleId="00004a">
-    <w:name w:val="Subtitle"/>
-    <w:basedOn w:val="000043"/>
-    <w:next w:val="000043"/>
-    <w:link w:val="00004b"/>
-    <w:uiPriority w:val="11"/>
-    <w:qFormat w:val="1"/>
-    <w:rsid w:val="00C13589"/>
-    <w:pPr>
-      <w:numPr>
-        <w:ilvl w:val="1"/>
-      </w:numPr>
-      <w:jc w:val="center"/>
-    </w:pPr>
-    <w:rPr>
-      <w:rFonts w:asciiTheme="majorHAnsi" w:hAnsiTheme="majorHAnsi" w:eastAsiaTheme="majorEastAsia" w:cstheme="majorBidi"/>
-      <w:color w:val="595959" w:themeColor="text1" w:themeTint="A6"/>
-      <w:spacing w:val="15"/>
-      <w:sz w:val="28"/>
-      <w:szCs w:val="28"/>
-    </w:rPr>
-  </w:style>
-  <w:style w:type="paragraph" w:styleId="00004d">
-    <w:name w:val="heading 8"/>
-    <w:basedOn w:val="000043"/>
-    <w:next w:val="000043"/>
-    <w:link w:val="00004c"/>
-    <w:uiPriority w:val="9"/>
-    <w:semiHidden w:val="1"/>
-    <w:unhideWhenUsed w:val="1"/>
-    <w:qFormat w:val="1"/>
-    <w:rsid w:val="00C13589"/>
-    <w:pPr>
-      <w:keepNext w:val="1"/>
-      <w:keepLines w:val="1"/>
-      <w:spacing w:after="0"/>
-      <w:outlineLvl w:val="7"/>
-    </w:pPr>
-    <w:rPr>
-      <w:rFonts w:cstheme="majorBidi"/>
-      <w:color w:val="595959" w:themeColor="text1" w:themeTint="A6"/>
-    </w:rPr>
-  </w:style>
-  <w:style w:type="paragraph" w:styleId="000053">
-    <w:name w:val="List Paragraph"/>
-    <w:basedOn w:val="000043"/>
-    <w:uiPriority w:val="34"/>
-    <w:qFormat w:val="1"/>
-    <w:rsid w:val="00C13589"/>
-    <w:pPr>
-      <w:ind w:left="720"/>
-      <w:contextualSpacing w:val="1"/>
-    </w:pPr>
-  </w:style>
-  <w:style w:type="character" w:styleId="000058" w:customStyle="1">
-    <w:name w:val="标题 6 字符"/>
-    <w:basedOn w:val="000046"/>
-    <w:link w:val="000059"/>
-    <w:uiPriority w:val="9"/>
-    <w:semiHidden w:val="1"/>
-    <w:rsid w:val="00C13589"/>
-    <w:rPr>
-      <w:rFonts w:cstheme="majorBidi"/>
-      <w:b w:val="1"/>
-      <w:bCs w:val="1"/>
-      <w:color w:val="0F4761" w:themeColor="accent1" w:themeShade="BF"/>
-    </w:rPr>
-  </w:style>
-  <w:style w:type="paragraph" w:styleId="000042">
-    <w:name w:val="heading 2"/>
-    <w:basedOn w:val="000043"/>
-    <w:next w:val="000043"/>
-    <w:link w:val="000044"/>
-    <w:uiPriority w:val="9"/>
-    <w:semiHidden w:val="1"/>
-    <w:unhideWhenUsed w:val="1"/>
-    <w:qFormat w:val="1"/>
-    <w:rsid w:val="00C13589"/>
-    <w:pPr>
-      <w:keepNext w:val="1"/>
-      <w:keepLines w:val="1"/>
-      <w:spacing w:before="160" w:after="80"/>
-      <w:outlineLvl w:val="1"/>
-    </w:pPr>
-    <w:rPr>
-      <w:rFonts w:asciiTheme="majorHAnsi" w:hAnsiTheme="majorHAnsi" w:eastAsiaTheme="majorEastAsia" w:cstheme="majorBidi"/>
-      <w:color w:val="0F4761" w:themeColor="accent1" w:themeShade="BF"/>
-      <w:sz w:val="40"/>
-      <w:szCs w:val="40"/>
-    </w:rPr>
-  </w:style>
-  <w:style w:type="character" w:styleId="000045" w:customStyle="1">
-    <w:name w:val="标题 字符"/>
-    <w:basedOn w:val="000046"/>
-    <w:link w:val="000047"/>
-    <w:uiPriority w:val="10"/>
-    <w:rsid w:val="00C13589"/>
-    <w:rPr>
-      <w:rFonts w:asciiTheme="majorHAnsi" w:hAnsiTheme="majorHAnsi" w:eastAsiaTheme="majorEastAsia" w:cstheme="majorBidi"/>
-      <w:spacing w:val="-10"/>
-      <w:kern w:val="28"/>
-      <w:sz w:val="56"/>
-      <w:szCs w:val="56"/>
-    </w:rPr>
-  </w:style>
-  <w:style w:type="character" w:styleId="00005e" w:customStyle="1">
-    <w:name w:val="标题 9 字符"/>
-    <w:basedOn w:val="000046"/>
-    <w:link w:val="00005f"/>
-    <w:uiPriority w:val="9"/>
-    <w:semiHidden w:val="1"/>
-    <w:rsid w:val="00C13589"/>
-    <w:rPr>
-      <w:rFonts w:eastAsiaTheme="majorEastAsia" w:cstheme="majorBidi"/>
-      <w:color w:val="595959" w:themeColor="text1" w:themeTint="A6"/>
-    </w:rPr>
-  </w:style>
-  <w:style w:type="table" w:styleId="000061" w:default="1">
-    <w:name w:val="Normal Table"/>
-    <w:uiPriority w:val="99"/>
-    <w:semiHidden w:val="1"/>
-    <w:unhideWhenUsed w:val="1"/>
-    <w:tblPr>
-      <w:tblInd w:w="0" w:type="dxa"/>
-      <w:tblCellMar>
-        <w:top w:w="0" w:type="dxa"/>
-        <w:left w:w="108" w:type="dxa"/>
-        <w:bottom w:w="0" w:type="dxa"/>
-        <w:right w:w="108" w:type="dxa"/>
-      </w:tblCellMar>
-    </w:tblPr>
-  </w:style>
-  <w:style w:type="paragraph" w:styleId="000048">
-    <w:name w:val="heading 3"/>
-    <w:basedOn w:val="000043"/>
-    <w:next w:val="000043"/>
-    <w:link w:val="000049"/>
-    <w:uiPriority w:val="9"/>
-    <w:semiHidden w:val="1"/>
-    <w:unhideWhenUsed w:val="1"/>
-    <w:qFormat w:val="1"/>
-    <w:rsid w:val="00C13589"/>
-    <w:pPr>
-      <w:keepNext w:val="1"/>
-      <w:keepLines w:val="1"/>
-      <w:spacing w:before="160" w:after="80"/>
-      <w:outlineLvl w:val="2"/>
-    </w:pPr>
-    <w:rPr>
-      <w:rFonts w:asciiTheme="majorHAnsi" w:hAnsiTheme="majorHAnsi" w:eastAsiaTheme="majorEastAsia" w:cstheme="majorBidi"/>
-      <w:color w:val="0F4761" w:themeColor="accent1" w:themeShade="BF"/>
-      <w:sz w:val="32"/>
-      <w:szCs w:val="32"/>
-    </w:rPr>
-  </w:style>
-  <w:style w:type="character" w:styleId="00004b" w:customStyle="1">
-    <w:name w:val="副标题 字符"/>
-    <w:basedOn w:val="000046"/>
-    <w:link w:val="00004a"/>
-    <w:uiPriority w:val="11"/>
-    <w:rsid w:val="00C13589"/>
-    <w:rPr>
-      <w:rFonts w:asciiTheme="majorHAnsi" w:hAnsiTheme="majorHAnsi" w:eastAsiaTheme="majorEastAsia" w:cstheme="majorBidi"/>
-      <w:color w:val="595959" w:themeColor="text1" w:themeTint="A6"/>
-      <w:spacing w:val="15"/>
-      <w:sz w:val="28"/>
-      <w:szCs w:val="28"/>
-    </w:rPr>
-  </w:style>
-  <w:style w:type="character" w:styleId="00004e" w:customStyle="1">
-    <w:name w:val="明显引用 字符"/>
-    <w:basedOn w:val="000046"/>
-    <w:link w:val="00004f"/>
-    <w:uiPriority w:val="30"/>
     <w:rsid w:val="00C13589"/>
     <w:rPr>
       <w:i w:val="1"/>
@@ -23296,72 +23389,23 @@
       <w:color w:val="0F4761" w:themeColor="accent1" w:themeShade="BF"/>
     </w:rPr>
   </w:style>
-  <w:style w:type="character" w:styleId="000057">
-    <w:name w:val="Intense Reference"/>
-    <w:basedOn w:val="000046"/>
-    <w:uiPriority w:val="32"/>
-    <w:qFormat w:val="1"/>
-    <w:rsid w:val="00C13589"/>
-    <w:rPr>
-      <w:b w:val="1"/>
-      <w:bCs w:val="1"/>
-      <w:smallCaps w:val="1"/>
-      <w:color w:val="0F4761" w:themeColor="accent1" w:themeShade="BF"/>
-      <w:spacing w:val="5"/>
-    </w:rPr>
-  </w:style>
-  <w:style w:type="character" w:styleId="00005d" w:customStyle="1">
-    <w:name w:val="标题 4 字符"/>
-    <w:basedOn w:val="000046"/>
-    <w:link w:val="00005c"/>
-    <w:uiPriority w:val="9"/>
-    <w:semiHidden w:val="1"/>
-    <w:rsid w:val="00C13589"/>
-    <w:rPr>
-      <w:rFonts w:cstheme="majorBidi"/>
-      <w:color w:val="0F4761" w:themeColor="accent1" w:themeShade="BF"/>
-      <w:sz w:val="28"/>
-      <w:szCs w:val="28"/>
-    </w:rPr>
-  </w:style>
-  <w:style w:type="character" w:styleId="000052" w:customStyle="1">
-    <w:name w:val="引用 字符"/>
-    <w:basedOn w:val="000046"/>
-    <w:link w:val="000051"/>
-    <w:uiPriority w:val="29"/>
-    <w:rsid w:val="00C13589"/>
-    <w:rPr>
-      <w:i w:val="1"/>
-      <w:iCs w:val="1"/>
-      <w:color w:val="404040" w:themeColor="text1" w:themeTint="BF"/>
-    </w:rPr>
-  </w:style>
-  <w:style w:type="character" w:styleId="000049" w:customStyle="1">
-    <w:name w:val="标题 3 字符"/>
-    <w:basedOn w:val="000046"/>
-    <w:link w:val="000048"/>
-    <w:uiPriority w:val="9"/>
-    <w:semiHidden w:val="1"/>
-    <w:rsid w:val="00C13589"/>
-    <w:rPr>
-      <w:rFonts w:asciiTheme="majorHAnsi" w:hAnsiTheme="majorHAnsi" w:eastAsiaTheme="majorEastAsia" w:cstheme="majorBidi"/>
-      <w:color w:val="0F4761" w:themeColor="accent1" w:themeShade="BF"/>
-      <w:sz w:val="32"/>
-      <w:szCs w:val="32"/>
-    </w:rPr>
-  </w:style>
-  <w:style w:type="paragraph" w:styleId="000043" w:default="1">
+  <w:style w:type="paragraph" w:styleId="000005" w:default="1">
     <w:name w:val="Normal"/>
     <w:qFormat w:val="1"/>
     <w:pPr>
       <w:widowControl w:val="0"/>
     </w:pPr>
   </w:style>
-  <w:style w:type="character" w:styleId="000046" w:default="1">
-    <w:name w:val="Default Paragraph Font"/>
-    <w:uiPriority w:val="1"/>
-    <w:semiHidden w:val="1"/>
+  <w:style w:type="character" w:styleId="00001a">
+    <w:name w:val="Hyperlink"/>
+    <w:basedOn w:val="000002"/>
+    <w:uiPriority w:val="99"/>
     <w:unhideWhenUsed w:val="1"/>
+    <w:rsid w:val="006F14B6"/>
+    <w:rPr>
+      <w:color w:val="467886" w:themeColor="hyperlink"/>
+      <w:u w:val="single"/>
+    </w:rPr>
   </w:style>
 </w:styles>
 </file>

--- a/GDD.docx
+++ b/GDD.docx
@@ -173,7 +173,7 @@
     </w:p>
     <w:p>
       <w:pPr>
-        <w:pStyle w:val="000012"/>
+        <w:pStyle w:val="00000b"/>
         <w:rPr>
           <w:rFonts w:hint="eastAsia"/>
           <w:b w:val="1"/>
@@ -189,7 +189,7 @@
     </w:p>
     <w:p>
       <w:pPr>
-        <w:pStyle w:val="00001c"/>
+        <w:pStyle w:val="00001e"/>
         <w:rPr>
           <w:b w:val="1"/>
           <w:bCs w:val="1"/>
@@ -221,7 +221,7 @@
     </w:p>
     <w:p>
       <w:pPr>
-        <w:pStyle w:val="00001c"/>
+        <w:pStyle w:val="00001e"/>
         <w:rPr>
           <w:rFonts w:hint="eastAsia"/>
           <w:b w:val="1"/>
@@ -306,7 +306,7 @@
     </w:p>
     <w:p>
       <w:pPr>
-        <w:pStyle w:val="00001c"/>
+        <w:pStyle w:val="00001e"/>
         <w:rPr>
           <w:rFonts w:hint="eastAsia"/>
           <w:b w:val="1"/>
@@ -426,7 +426,7 @@
     </w:p>
     <w:p>
       <w:pPr>
-        <w:pStyle w:val="000012"/>
+        <w:pStyle w:val="00000b"/>
         <w:rPr>
           <w:rFonts w:hint="eastAsia"/>
           <w:b w:val="1"/>
@@ -442,7 +442,7 @@
     </w:p>
     <w:p>
       <w:pPr>
-        <w:pStyle w:val="00001c"/>
+        <w:pStyle w:val="00001e"/>
         <w:rPr>
           <w:rFonts w:hint="eastAsia"/>
           <w:b w:val="1"/>
@@ -515,7 +515,7 @@
     </w:p>
     <w:p>
       <w:pPr>
-        <w:pStyle w:val="00001c"/>
+        <w:pStyle w:val="00001e"/>
         <w:rPr>
           <w:rFonts w:hint="eastAsia"/>
           <w:b w:val="1"/>
@@ -591,7 +591,7 @@
     </w:p>
     <w:p>
       <w:pPr>
-        <w:pStyle w:val="00001c"/>
+        <w:pStyle w:val="00001e"/>
         <w:rPr>
           <w:rFonts w:hint="eastAsia"/>
           <w:b w:val="1"/>
@@ -636,7 +636,7 @@
     </w:p>
     <w:p>
       <w:pPr>
-        <w:pStyle w:val="000012"/>
+        <w:pStyle w:val="00000b"/>
         <w:rPr>
           <w:rFonts w:hint="eastAsia"/>
           <w:b w:val="1"/>
@@ -652,7 +652,7 @@
     </w:p>
     <w:p>
       <w:pPr>
-        <w:pStyle w:val="00001c"/>
+        <w:pStyle w:val="00001e"/>
         <w:rPr>
           <w:rFonts w:hint="eastAsia"/>
           <w:b w:val="1"/>
@@ -1440,7 +1440,7 @@
     </w:p>
     <w:p>
       <w:pPr>
-        <w:pStyle w:val="00001c"/>
+        <w:pStyle w:val="00001e"/>
         <w:rPr>
           <w:rFonts w:hint="eastAsia"/>
           <w:b w:val="1"/>
@@ -3934,7 +3934,7 @@
     </w:p>
     <w:p>
       <w:pPr>
-        <w:pStyle w:val="00001c"/>
+        <w:pStyle w:val="00001e"/>
         <w:rPr>
           <w:rFonts w:hint="eastAsia"/>
           <w:b w:val="1"/>
@@ -5762,7 +5762,7 @@
     </w:tbl>
     <w:p>
       <w:pPr>
-        <w:pStyle w:val="00001c"/>
+        <w:pStyle w:val="00001e"/>
         <w:rPr>
           <w:rFonts w:hint="eastAsia"/>
           <w:b w:val="1"/>
@@ -6388,7 +6388,7 @@
     </w:p>
     <w:p>
       <w:pPr>
-        <w:pStyle w:val="000005"/>
+        <w:pStyle w:val="000002"/>
       </w:pPr>
       <w:r>
         <w:rPr>
@@ -6401,7 +6401,7 @@
     </w:p>
     <w:p>
       <w:pPr>
-        <w:pStyle w:val="000005"/>
+        <w:pStyle w:val="000002"/>
         <w:rPr>
           <w:rFonts w:ascii="Consolas" w:hAnsi="Consolas" w:eastAsia="Consolas" w:cs="Consolas"/>
           <w:sz w:val="18"/>
@@ -6420,7 +6420,7 @@
     </w:p>
     <w:p>
       <w:pPr>
-        <w:pStyle w:val="000005"/>
+        <w:pStyle w:val="000002"/>
         <w:rPr>
           <w:rFonts w:ascii="Consolas" w:hAnsi="Consolas" w:eastAsia="Consolas" w:cs="Consolas"/>
           <w:sz w:val="18"/>
@@ -6439,7 +6439,7 @@
     </w:p>
     <w:p>
       <w:pPr>
-        <w:pStyle w:val="000005"/>
+        <w:pStyle w:val="000002"/>
         <w:rPr>
           <w:rFonts w:ascii="Consolas" w:hAnsi="Consolas" w:eastAsia="Consolas" w:cs="Consolas"/>
           <w:sz w:val="18"/>
@@ -6458,7 +6458,7 @@
     </w:p>
     <w:p>
       <w:pPr>
-        <w:pStyle w:val="000005"/>
+        <w:pStyle w:val="000002"/>
         <w:rPr>
           <w:rFonts w:ascii="Consolas" w:hAnsi="Consolas" w:eastAsia="Consolas" w:cs="Consolas"/>
           <w:sz w:val="18"/>
@@ -6477,7 +6477,7 @@
     </w:p>
     <w:p>
       <w:pPr>
-        <w:pStyle w:val="000005"/>
+        <w:pStyle w:val="000002"/>
         <w:rPr>
           <w:rFonts w:ascii="Consolas" w:hAnsi="Consolas" w:eastAsia="Consolas" w:cs="Consolas"/>
           <w:sz w:val="18"/>
@@ -6496,7 +6496,7 @@
     </w:p>
     <w:p>
       <w:pPr>
-        <w:pStyle w:val="000005"/>
+        <w:pStyle w:val="000002"/>
       </w:pPr>
       <w:r>
         <w:rPr>
@@ -6510,7 +6510,7 @@
     </w:p>
     <w:p>
       <w:pPr>
-        <w:pStyle w:val="00001c"/>
+        <w:pStyle w:val="00001e"/>
         <w:rPr>
           <w:rFonts w:ascii="SimSun" w:hAnsi="SimSun" w:eastAsia="SimSun"/>
           <w:sz w:val="24"/>
@@ -6696,7 +6696,7 @@
     </w:p>
     <w:p>
       <w:pPr>
-        <w:pStyle w:val="00001c"/>
+        <w:pStyle w:val="00001e"/>
         <w:rPr>
           <w:rFonts w:hint="eastAsia"/>
           <w:b w:val="1"/>
@@ -7169,7 +7169,7 @@
     </w:p>
     <w:p>
       <w:pPr>
-        <w:pStyle w:val="00001c"/>
+        <w:pStyle w:val="00001e"/>
         <w:rPr>
           <w:rFonts w:hint="eastAsia"/>
           <w:b w:val="1"/>
@@ -7549,7 +7549,7 @@
     </w:p>
     <w:p>
       <w:pPr>
-        <w:pStyle w:val="00001c"/>
+        <w:pStyle w:val="00001e"/>
       </w:pPr>
       <w:r>
         <w:rPr>
@@ -7902,7 +7902,7 @@
     </w:p>
     <w:p>
       <w:pPr>
-        <w:pStyle w:val="00001c"/>
+        <w:pStyle w:val="00001e"/>
       </w:pPr>
       <w:r>
         <w:rPr>
@@ -7992,7 +7992,7 @@
     </w:p>
     <w:p>
       <w:pPr>
-        <w:pStyle w:val="00001c"/>
+        <w:pStyle w:val="00001e"/>
       </w:pPr>
       <w:r>
         <w:rPr>
@@ -8082,7 +8082,7 @@
     </w:p>
     <w:p>
       <w:pPr>
-        <w:pStyle w:val="00001c"/>
+        <w:pStyle w:val="00001e"/>
       </w:pPr>
       <w:r>
         <w:rPr>
@@ -8125,7 +8125,13 @@
         <w:rPr>
           <w:rFonts w:hint="eastAsia"/>
         </w:rPr>
-        <w:t>角色崩溃（血量或精神归零）：该角色进入"崩溃"状态，退场数日（草案 3 天）不可派遣；可通过"回复室"设施加速恢复（消耗星石）。连续多名核心角色崩溃 → 触发"设施危机"剧情事件（非 Game Over，属于剧情分支素材）。异想体情绪值归零 → 出逃：该异想体离开收容单元、在设施中具象化活动（见 3.9）。镇压/安抚成功 → 回归收容并奖励异想体点数；若长时间未能处理 → 设施能源持续流失、角色精神下降，并可能连锁触发其他异想体阈值变化（可恢复，不产生永久损失）。异想体情绪值爆满（达 100） → "突破事件"（正向）：揭示该异想体的深层故事，解锁对应角色的个人线下一章，并给予额外奖励。情绪值爆满不是失败，而是该异想体"被理解"的标志，与出逃（归零）形成正负两极。说明：本作不设"角色/剧情永久锁死"类惩罚——所有负面事件均可恢复，失败最终导向剧情分支与成长（合规要求见第 7 章）。</w:t>
+        <w:t>角色倒下规则（血量或精神归零）——**两类员工结果不同**（v1.5 定稿）：- **乐队少女（不死亡）**：进入"崩溃"状态，退场数日（草案 3 天）不可派遣，可通过"回复室"设施加速恢复（消耗星石）。恢复后归队，**装备、属性成长、个人线进度全部保留**。- **普通员工（会死亡）**：**死亡**——永久失去该员工（从名册移除），**其装备（武器/护甲/饰品）掉落消失，需重新研发**；玩家可通过每日招录补充新的人力。- 连续多名核心角色（乐队少女）崩溃 → 触发"设施危机"剧情事件（非 Game Over，属于剧情分支素材）。- 说明：普通员工死亡**不视为 Game Over**，也不产生连锁恐慌伤害（简化设计，不引入脑叶式恐惧连锁）。本作仍坚持"无永久 Game Over"与"剧情角色不受不可逆伤害"（合规要求），普通员工作为可替换人力允许永久损失。</w:t>
+      </w:r>
+      <w:r>
+        <w:rPr>
+          <w:rFonts w:hint="eastAsia"/>
+        </w:rPr>
+        <w:t>异想体情绪值归零 → 出逃：该异想体离开收容单元、在设施中具象化活动（见 3.9）。镇压/安抚成功 → 回归收容并奖励异想体点数；若长时间未能处理 → 设施能源持续流失、角色精神下降，并可能连锁触发其他异想体阈值变化（可恢复，不产生永久损失）。异想体情绪值爆满（达 100） → "突破事件"（正向）：揭示该异想体的深层故事，解锁对应角色的个人线下一章，并给予额外奖励。情绪值爆满不是失败，而是该异想体"被理解"的标志，与出逃（归零）形成正负两极。说明：本作不设"角色/剧情永久锁死"类惩罚——所有负面事件均可恢复，失败最终导向剧情分支与成长（合规要求见第 7 章）。</w:t>
       </w:r>
     </w:p>
     <w:p>
@@ -8232,7 +8238,7 @@
     </w:p>
     <w:p>
       <w:pPr>
-        <w:pStyle w:val="00001c"/>
+        <w:pStyle w:val="00001e"/>
       </w:pPr>
       <w:r>
         <w:rPr>
@@ -8816,7 +8822,7 @@
     </w:p>
     <w:p>
       <w:pPr>
-        <w:pStyle w:val="000012"/>
+        <w:pStyle w:val="00000b"/>
         <w:rPr>
           <w:rFonts w:hint="eastAsia"/>
           <w:b w:val="1"/>
@@ -8832,7 +8838,7 @@
     </w:p>
     <w:p>
       <w:pPr>
-        <w:pStyle w:val="00001c"/>
+        <w:pStyle w:val="00001e"/>
         <w:rPr>
           <w:rFonts w:hint="eastAsia"/>
           <w:b w:val="1"/>
@@ -9440,7 +9446,7 @@
     </w:tbl>
     <w:p>
       <w:pPr>
-        <w:pStyle w:val="00001c"/>
+        <w:pStyle w:val="00001e"/>
         <w:rPr>
           <w:rFonts w:hint="eastAsia"/>
           <w:b w:val="1"/>
@@ -9998,7 +10004,7 @@
     </w:p>
     <w:p>
       <w:pPr>
-        <w:pStyle w:val="00001c"/>
+        <w:pStyle w:val="00001e"/>
         <w:rPr>
           <w:rFonts w:hint="eastAsia"/>
           <w:b w:val="1"/>
@@ -10082,7 +10088,7 @@
     </w:p>
     <w:p>
       <w:pPr>
-        <w:pStyle w:val="00001c"/>
+        <w:pStyle w:val="00001e"/>
         <w:rPr>
           <w:rFonts w:hint="eastAsia"/>
           <w:b w:val="1"/>
@@ -10161,7 +10167,7 @@
     </w:p>
     <w:p>
       <w:pPr>
-        <w:pStyle w:val="000012"/>
+        <w:pStyle w:val="00000b"/>
         <w:rPr>
           <w:rFonts w:hint="eastAsia"/>
           <w:b w:val="1"/>
@@ -10177,7 +10183,7 @@
     </w:p>
     <w:p>
       <w:pPr>
-        <w:pStyle w:val="00001c"/>
+        <w:pStyle w:val="00001e"/>
         <w:rPr>
           <w:rFonts w:hint="eastAsia"/>
           <w:b w:val="1"/>
@@ -10246,7 +10252,7 @@
       </w:r>
       <w:r>
         <w:rPr>
-          <w:rStyle w:val="00001a"/>
+          <w:rStyle w:val="000023"/>
         </w:rPr>
         <w:t>itch.io</w:t>
       </w:r>
@@ -10287,7 +10293,7 @@
       </w:r>
       <w:r>
         <w:rPr>
-          <w:rStyle w:val="00001a"/>
+          <w:rStyle w:val="000023"/>
         </w:rPr>
         <w:t>Freesound.org</w:t>
       </w:r>
@@ -10401,7 +10407,7 @@
     </w:p>
     <w:p>
       <w:pPr>
-        <w:pStyle w:val="00001c"/>
+        <w:pStyle w:val="00001e"/>
         <w:rPr>
           <w:rFonts w:hint="eastAsia"/>
           <w:b w:val="1"/>
@@ -10468,7 +10474,7 @@
     </w:p>
     <w:p>
       <w:pPr>
-        <w:pStyle w:val="00001c"/>
+        <w:pStyle w:val="00001e"/>
         <w:rPr>
           <w:rFonts w:hint="eastAsia"/>
           <w:b w:val="1"/>
@@ -11091,7 +11097,7 @@
     </w:p>
     <w:p>
       <w:pPr>
-        <w:pStyle w:val="00001c"/>
+        <w:pStyle w:val="00001e"/>
       </w:pPr>
       <w:r>
         <w:rPr>
@@ -11660,7 +11666,7 @@
     </w:p>
     <w:p>
       <w:pPr>
-        <w:pStyle w:val="000012"/>
+        <w:pStyle w:val="00000b"/>
         <w:rPr>
           <w:rFonts w:hint="eastAsia"/>
           <w:b w:val="1"/>
@@ -11676,7 +11682,7 @@
     </w:p>
     <w:p>
       <w:pPr>
-        <w:pStyle w:val="00001c"/>
+        <w:pStyle w:val="00001e"/>
         <w:rPr>
           <w:rFonts w:hint="eastAsia"/>
           <w:b w:val="1"/>
@@ -11986,7 +11992,7 @@
     </w:p>
     <w:p>
       <w:pPr>
-        <w:pStyle w:val="000005"/>
+        <w:pStyle w:val="000002"/>
       </w:pPr>
       <w:r>
         <w:rPr>
@@ -11997,7 +12003,7 @@
     </w:p>
     <w:p>
       <w:pPr>
-        <w:pStyle w:val="000005"/>
+        <w:pStyle w:val="000002"/>
         <w:rPr>
           <w:rFonts w:ascii="SimSun" w:hAnsi="SimSun" w:eastAsia="SimSun"/>
           <w:sz w:val="24"/>
@@ -12026,7 +12032,7 @@
     </w:p>
     <w:p>
       <w:pPr>
-        <w:pStyle w:val="00001c"/>
+        <w:pStyle w:val="00001e"/>
         <w:rPr>
           <w:rFonts w:hint="eastAsia"/>
           <w:b w:val="1"/>
@@ -12445,7 +12451,7 @@
     </w:p>
     <w:p>
       <w:pPr>
-        <w:pStyle w:val="000012"/>
+        <w:pStyle w:val="00000b"/>
         <w:rPr>
           <w:rFonts w:hint="eastAsia"/>
           <w:b w:val="1"/>
@@ -12990,7 +12996,7 @@
     </w:tbl>
     <w:p>
       <w:pPr>
-        <w:pStyle w:val="000005"/>
+        <w:pStyle w:val="000002"/>
       </w:pPr>
       <w:r>
         <w:rPr>
@@ -13023,7 +13029,7 @@
     </w:p>
     <w:p>
       <w:pPr>
-        <w:pStyle w:val="000005"/>
+        <w:pStyle w:val="000002"/>
       </w:pPr>
       <w:r>
         <w:rPr>
@@ -13061,7 +13067,7 @@
     </w:p>
     <w:p>
       <w:pPr>
-        <w:pStyle w:val="000005"/>
+        <w:pStyle w:val="000002"/>
       </w:pPr>
       <w:r>
         <w:rPr>
@@ -13074,7 +13080,7 @@
     </w:p>
     <w:p>
       <w:pPr>
-        <w:pStyle w:val="000005"/>
+        <w:pStyle w:val="000002"/>
       </w:pPr>
       <w:r>
         <w:rPr>
@@ -13087,7 +13093,7 @@
     </w:p>
     <w:p>
       <w:pPr>
-        <w:pStyle w:val="000005"/>
+        <w:pStyle w:val="000002"/>
         <w:rPr>
           <w:rFonts w:ascii="SimSun" w:hAnsi="SimSun" w:eastAsia="SimSun"/>
           <w:sz w:val="24"/>
@@ -13105,7 +13111,7 @@
     </w:p>
     <w:p>
       <w:pPr>
-        <w:pStyle w:val="000005"/>
+        <w:pStyle w:val="000002"/>
         <w:rPr>
           <w:rFonts w:ascii="SimSun" w:hAnsi="SimSun" w:eastAsia="SimSun"/>
           <w:sz w:val="24"/>
@@ -13115,7 +13121,7 @@
     </w:p>
     <w:p>
       <w:pPr>
-        <w:pStyle w:val="000005"/>
+        <w:pStyle w:val="000002"/>
         <w:rPr>
           <w:rFonts w:ascii="SimSun" w:hAnsi="SimSun" w:eastAsia="SimSun"/>
           <w:sz w:val="24"/>
@@ -13137,7 +13143,7 @@
     </w:p>
     <w:p>
       <w:pPr>
-        <w:pStyle w:val="000012"/>
+        <w:pStyle w:val="00000b"/>
         <w:rPr>
           <w:rFonts w:hint="eastAsia"/>
           <w:b w:val="1"/>
@@ -13153,7 +13159,7 @@
     </w:p>
     <w:p>
       <w:pPr>
-        <w:pStyle w:val="00001c"/>
+        <w:pStyle w:val="00001e"/>
         <w:rPr>
           <w:rFonts w:hint="eastAsia"/>
           <w:b w:val="1"/>
@@ -13602,7 +13608,7 @@
     </w:tbl>
     <w:p>
       <w:pPr>
-        <w:pStyle w:val="00001c"/>
+        <w:pStyle w:val="00001e"/>
         <w:rPr>
           <w:rFonts w:hint="eastAsia"/>
           <w:b w:val="1"/>
@@ -13681,7 +13687,7 @@
     </w:p>
     <w:p>
       <w:pPr>
-        <w:pStyle w:val="000012"/>
+        <w:pStyle w:val="00000b"/>
         <w:rPr>
           <w:rFonts w:hint="eastAsia"/>
           <w:b w:val="1"/>
@@ -14008,7 +14014,7 @@
     </w:p>
     <w:p>
       <w:pPr>
-        <w:pStyle w:val="000012"/>
+        <w:pStyle w:val="00000b"/>
         <w:rPr>
           <w:rFonts w:hint="eastAsia"/>
           <w:b w:val="1"/>
@@ -14904,7 +14910,7 @@
     </w:tbl>
     <w:p>
       <w:pPr>
-        <w:pStyle w:val="00001c"/>
+        <w:pStyle w:val="00001e"/>
       </w:pPr>
       <w:r>
         <w:rPr>
@@ -16948,7 +16954,7 @@
     </w:p>
     <w:p>
       <w:pPr>
-        <w:pStyle w:val="00001c"/>
+        <w:pStyle w:val="00001e"/>
       </w:pPr>
       <w:r>
         <w:rPr>
@@ -18804,9 +18810,23 @@
 <file path=word/numbering.xml><?xml version="1.0" encoding="utf-8"?>
 <w:numbering xmlns:w="http://schemas.openxmlformats.org/wordprocessingml/2006/main">
   <w:abstractNum w:abstractNumId="0">
-    <w:nsid w:val="1448493D"/>
+    <w:lvl w:ilvl="0">
+      <w:start w:val="1"/>
+      <w:numFmt w:val="bullet"/>
+      <w:lvlText w:val=""/>
+      <w:lvlJc w:val="left"/>
+      <w:pPr>
+        <w:ind w:left="420" w:hanging="420"/>
+      </w:pPr>
+      <w:rPr>
+        <w:rFonts w:hint="default" w:ascii="Wingdings" w:hAnsi="Wingdings"/>
+      </w:rPr>
+    </w:lvl>
+  </w:abstractNum>
+  <w:abstractNum w:abstractNumId="1">
+    <w:nsid w:val="64171BCC"/>
     <w:multiLevelType w:val="multilevel"/>
-    <w:tmpl w:val="CB1A5D0E"/>
+    <w:tmpl w:val="49FCAC80"/>
     <w:lvl w:ilvl="2" w:tentative="1">
       <w:start w:val="1"/>
       <w:numFmt w:val="bullet"/>
@@ -18871,6 +18891,22 @@
         <w:sz w:val="20"/>
       </w:rPr>
     </w:lvl>
+    <w:lvl w:ilvl="0">
+      <w:start w:val="1"/>
+      <w:numFmt w:val="bullet"/>
+      <w:lvlText w:val=""/>
+      <w:lvlJc w:val="left"/>
+      <w:pPr>
+        <w:tabs>
+          <w:tab w:val="num" w:pos="720"/>
+        </w:tabs>
+        <w:ind w:left="720" w:hanging="360"/>
+      </w:pPr>
+      <w:rPr>
+        <w:rFonts w:hint="default" w:ascii="Symbol" w:hAnsi="Symbol"/>
+        <w:sz w:val="20"/>
+      </w:rPr>
+    </w:lvl>
     <w:lvl w:ilvl="1" w:tentative="1">
       <w:start w:val="1"/>
       <w:numFmt w:val="bullet"/>
@@ -18884,22 +18920,6 @@
       </w:pPr>
       <w:rPr>
         <w:rFonts w:hint="default" w:ascii="Courier New" w:hAnsi="Courier New"/>
-        <w:sz w:val="20"/>
-      </w:rPr>
-    </w:lvl>
-    <w:lvl w:ilvl="0">
-      <w:start w:val="1"/>
-      <w:numFmt w:val="bullet"/>
-      <w:lvlText w:val=""/>
-      <w:lvlJc w:val="left"/>
-      <w:pPr>
-        <w:tabs>
-          <w:tab w:val="num" w:pos="720"/>
-        </w:tabs>
-        <w:ind w:left="720" w:hanging="360"/>
-      </w:pPr>
-      <w:rPr>
-        <w:rFonts w:hint="default" w:ascii="Symbol" w:hAnsi="Symbol"/>
         <w:sz w:val="20"/>
       </w:rPr>
     </w:lvl>
@@ -18952,10 +18972,487 @@
       </w:rPr>
     </w:lvl>
   </w:abstractNum>
-  <w:abstractNum w:abstractNumId="1">
-    <w:nsid w:val="05FC3172"/>
+  <w:abstractNum w:abstractNumId="2">
+    <w:nsid w:val="64E208B7"/>
     <w:multiLevelType w:val="multilevel"/>
-    <w:tmpl w:val="32E83454"/>
+    <w:tmpl w:val="EB5480CA"/>
+    <w:lvl w:ilvl="4" w:tentative="1">
+      <w:start w:val="1"/>
+      <w:numFmt w:val="bullet"/>
+      <w:lvlText w:val=""/>
+      <w:lvlJc w:val="left"/>
+      <w:pPr>
+        <w:tabs>
+          <w:tab w:val="num" w:pos="3600"/>
+        </w:tabs>
+        <w:ind w:left="3600" w:hanging="360"/>
+      </w:pPr>
+      <w:rPr>
+        <w:rFonts w:hint="default" w:ascii="Wingdings" w:hAnsi="Wingdings"/>
+        <w:sz w:val="20"/>
+      </w:rPr>
+    </w:lvl>
+    <w:lvl w:ilvl="2" w:tentative="1">
+      <w:start w:val="1"/>
+      <w:numFmt w:val="bullet"/>
+      <w:lvlText w:val=""/>
+      <w:lvlJc w:val="left"/>
+      <w:pPr>
+        <w:tabs>
+          <w:tab w:val="num" w:pos="2160"/>
+        </w:tabs>
+        <w:ind w:left="2160" w:hanging="360"/>
+      </w:pPr>
+      <w:rPr>
+        <w:rFonts w:hint="default" w:ascii="Wingdings" w:hAnsi="Wingdings"/>
+        <w:sz w:val="20"/>
+      </w:rPr>
+    </w:lvl>
+    <w:lvl w:ilvl="3" w:tentative="1">
+      <w:start w:val="1"/>
+      <w:numFmt w:val="bullet"/>
+      <w:lvlText w:val=""/>
+      <w:lvlJc w:val="left"/>
+      <w:pPr>
+        <w:tabs>
+          <w:tab w:val="num" w:pos="2880"/>
+        </w:tabs>
+        <w:ind w:left="2880" w:hanging="360"/>
+      </w:pPr>
+      <w:rPr>
+        <w:rFonts w:hint="default" w:ascii="Wingdings" w:hAnsi="Wingdings"/>
+        <w:sz w:val="20"/>
+      </w:rPr>
+    </w:lvl>
+    <w:lvl w:ilvl="0">
+      <w:start w:val="1"/>
+      <w:numFmt w:val="bullet"/>
+      <w:lvlText w:val=""/>
+      <w:lvlJc w:val="left"/>
+      <w:pPr>
+        <w:tabs>
+          <w:tab w:val="num" w:pos="720"/>
+        </w:tabs>
+        <w:ind w:left="720" w:hanging="360"/>
+      </w:pPr>
+      <w:rPr>
+        <w:rFonts w:hint="default" w:ascii="Symbol" w:hAnsi="Symbol"/>
+        <w:sz w:val="20"/>
+      </w:rPr>
+    </w:lvl>
+    <w:lvl w:ilvl="5" w:tentative="1">
+      <w:start w:val="1"/>
+      <w:numFmt w:val="bullet"/>
+      <w:lvlText w:val=""/>
+      <w:lvlJc w:val="left"/>
+      <w:pPr>
+        <w:tabs>
+          <w:tab w:val="num" w:pos="4320"/>
+        </w:tabs>
+        <w:ind w:left="4320" w:hanging="360"/>
+      </w:pPr>
+      <w:rPr>
+        <w:rFonts w:hint="default" w:ascii="Wingdings" w:hAnsi="Wingdings"/>
+        <w:sz w:val="20"/>
+      </w:rPr>
+    </w:lvl>
+    <w:lvl w:ilvl="6" w:tentative="1">
+      <w:start w:val="1"/>
+      <w:numFmt w:val="bullet"/>
+      <w:lvlText w:val=""/>
+      <w:lvlJc w:val="left"/>
+      <w:pPr>
+        <w:tabs>
+          <w:tab w:val="num" w:pos="5040"/>
+        </w:tabs>
+        <w:ind w:left="5040" w:hanging="360"/>
+      </w:pPr>
+      <w:rPr>
+        <w:rFonts w:hint="default" w:ascii="Wingdings" w:hAnsi="Wingdings"/>
+        <w:sz w:val="20"/>
+      </w:rPr>
+    </w:lvl>
+    <w:lvl w:ilvl="7" w:tentative="1">
+      <w:start w:val="1"/>
+      <w:numFmt w:val="bullet"/>
+      <w:lvlText w:val=""/>
+      <w:lvlJc w:val="left"/>
+      <w:pPr>
+        <w:tabs>
+          <w:tab w:val="num" w:pos="5760"/>
+        </w:tabs>
+        <w:ind w:left="5760" w:hanging="360"/>
+      </w:pPr>
+      <w:rPr>
+        <w:rFonts w:hint="default" w:ascii="Wingdings" w:hAnsi="Wingdings"/>
+        <w:sz w:val="20"/>
+      </w:rPr>
+    </w:lvl>
+    <w:lvl w:ilvl="1" w:tentative="1">
+      <w:start w:val="1"/>
+      <w:numFmt w:val="bullet"/>
+      <w:lvlText w:val="o"/>
+      <w:lvlJc w:val="left"/>
+      <w:pPr>
+        <w:tabs>
+          <w:tab w:val="num" w:pos="1440"/>
+        </w:tabs>
+        <w:ind w:left="1440" w:hanging="360"/>
+      </w:pPr>
+      <w:rPr>
+        <w:rFonts w:hint="default" w:ascii="Courier New" w:hAnsi="Courier New"/>
+        <w:sz w:val="20"/>
+      </w:rPr>
+    </w:lvl>
+    <w:lvl w:ilvl="8" w:tentative="1">
+      <w:start w:val="1"/>
+      <w:numFmt w:val="bullet"/>
+      <w:lvlText w:val=""/>
+      <w:lvlJc w:val="left"/>
+      <w:pPr>
+        <w:tabs>
+          <w:tab w:val="num" w:pos="6480"/>
+        </w:tabs>
+        <w:ind w:left="6480" w:hanging="360"/>
+      </w:pPr>
+      <w:rPr>
+        <w:rFonts w:hint="default" w:ascii="Wingdings" w:hAnsi="Wingdings"/>
+        <w:sz w:val="20"/>
+      </w:rPr>
+    </w:lvl>
+  </w:abstractNum>
+  <w:abstractNum w:abstractNumId="3">
+    <w:nsid w:val="03114749"/>
+    <w:multiLevelType w:val="multilevel"/>
+    <w:tmpl w:val="1CB006BA"/>
+    <w:lvl w:ilvl="7" w:tentative="1">
+      <w:start w:val="1"/>
+      <w:numFmt w:val="bullet"/>
+      <w:lvlText w:val=""/>
+      <w:lvlJc w:val="left"/>
+      <w:pPr>
+        <w:tabs>
+          <w:tab w:val="num" w:pos="5760"/>
+        </w:tabs>
+        <w:ind w:left="5760" w:hanging="360"/>
+      </w:pPr>
+      <w:rPr>
+        <w:rFonts w:hint="default" w:ascii="Wingdings" w:hAnsi="Wingdings"/>
+        <w:sz w:val="20"/>
+      </w:rPr>
+    </w:lvl>
+    <w:lvl w:ilvl="6" w:tentative="1">
+      <w:start w:val="1"/>
+      <w:numFmt w:val="bullet"/>
+      <w:lvlText w:val=""/>
+      <w:lvlJc w:val="left"/>
+      <w:pPr>
+        <w:tabs>
+          <w:tab w:val="num" w:pos="5040"/>
+        </w:tabs>
+        <w:ind w:left="5040" w:hanging="360"/>
+      </w:pPr>
+      <w:rPr>
+        <w:rFonts w:hint="default" w:ascii="Wingdings" w:hAnsi="Wingdings"/>
+        <w:sz w:val="20"/>
+      </w:rPr>
+    </w:lvl>
+    <w:lvl w:ilvl="0">
+      <w:start w:val="1"/>
+      <w:numFmt w:val="bullet"/>
+      <w:lvlText w:val=""/>
+      <w:lvlJc w:val="left"/>
+      <w:pPr>
+        <w:tabs>
+          <w:tab w:val="num" w:pos="720"/>
+        </w:tabs>
+        <w:ind w:left="720" w:hanging="360"/>
+      </w:pPr>
+      <w:rPr>
+        <w:rFonts w:hint="default" w:ascii="Symbol" w:hAnsi="Symbol"/>
+        <w:sz w:val="20"/>
+      </w:rPr>
+    </w:lvl>
+    <w:lvl w:ilvl="8" w:tentative="1">
+      <w:start w:val="1"/>
+      <w:numFmt w:val="bullet"/>
+      <w:lvlText w:val=""/>
+      <w:lvlJc w:val="left"/>
+      <w:pPr>
+        <w:tabs>
+          <w:tab w:val="num" w:pos="6480"/>
+        </w:tabs>
+        <w:ind w:left="6480" w:hanging="360"/>
+      </w:pPr>
+      <w:rPr>
+        <w:rFonts w:hint="default" w:ascii="Wingdings" w:hAnsi="Wingdings"/>
+        <w:sz w:val="20"/>
+      </w:rPr>
+    </w:lvl>
+    <w:lvl w:ilvl="4" w:tentative="1">
+      <w:start w:val="1"/>
+      <w:numFmt w:val="bullet"/>
+      <w:lvlText w:val=""/>
+      <w:lvlJc w:val="left"/>
+      <w:pPr>
+        <w:tabs>
+          <w:tab w:val="num" w:pos="3600"/>
+        </w:tabs>
+        <w:ind w:left="3600" w:hanging="360"/>
+      </w:pPr>
+      <w:rPr>
+        <w:rFonts w:hint="default" w:ascii="Wingdings" w:hAnsi="Wingdings"/>
+        <w:sz w:val="20"/>
+      </w:rPr>
+    </w:lvl>
+    <w:lvl w:ilvl="2" w:tentative="1">
+      <w:start w:val="1"/>
+      <w:numFmt w:val="bullet"/>
+      <w:lvlText w:val=""/>
+      <w:lvlJc w:val="left"/>
+      <w:pPr>
+        <w:tabs>
+          <w:tab w:val="num" w:pos="2160"/>
+        </w:tabs>
+        <w:ind w:left="2160" w:hanging="360"/>
+      </w:pPr>
+      <w:rPr>
+        <w:rFonts w:hint="default" w:ascii="Wingdings" w:hAnsi="Wingdings"/>
+        <w:sz w:val="20"/>
+      </w:rPr>
+    </w:lvl>
+    <w:lvl w:ilvl="1" w:tentative="1">
+      <w:start w:val="1"/>
+      <w:numFmt w:val="bullet"/>
+      <w:lvlText w:val="o"/>
+      <w:lvlJc w:val="left"/>
+      <w:pPr>
+        <w:tabs>
+          <w:tab w:val="num" w:pos="1440"/>
+        </w:tabs>
+        <w:ind w:left="1440" w:hanging="360"/>
+      </w:pPr>
+      <w:rPr>
+        <w:rFonts w:hint="default" w:ascii="Courier New" w:hAnsi="Courier New"/>
+        <w:sz w:val="20"/>
+      </w:rPr>
+    </w:lvl>
+    <w:lvl w:ilvl="3" w:tentative="1">
+      <w:start w:val="1"/>
+      <w:numFmt w:val="bullet"/>
+      <w:lvlText w:val=""/>
+      <w:lvlJc w:val="left"/>
+      <w:pPr>
+        <w:tabs>
+          <w:tab w:val="num" w:pos="2880"/>
+        </w:tabs>
+        <w:ind w:left="2880" w:hanging="360"/>
+      </w:pPr>
+      <w:rPr>
+        <w:rFonts w:hint="default" w:ascii="Wingdings" w:hAnsi="Wingdings"/>
+        <w:sz w:val="20"/>
+      </w:rPr>
+    </w:lvl>
+    <w:lvl w:ilvl="5" w:tentative="1">
+      <w:start w:val="1"/>
+      <w:numFmt w:val="bullet"/>
+      <w:lvlText w:val=""/>
+      <w:lvlJc w:val="left"/>
+      <w:pPr>
+        <w:tabs>
+          <w:tab w:val="num" w:pos="4320"/>
+        </w:tabs>
+        <w:ind w:left="4320" w:hanging="360"/>
+      </w:pPr>
+      <w:rPr>
+        <w:rFonts w:hint="default" w:ascii="Wingdings" w:hAnsi="Wingdings"/>
+        <w:sz w:val="20"/>
+      </w:rPr>
+    </w:lvl>
+  </w:abstractNum>
+  <w:abstractNum w:abstractNumId="4">
+    <w:nsid w:val="1DB6012D"/>
+    <w:multiLevelType w:val="multilevel"/>
+    <w:tmpl w:val="8758DCB6"/>
+    <w:lvl w:ilvl="4" w:tentative="1">
+      <w:start w:val="1"/>
+      <w:numFmt w:val="bullet"/>
+      <w:lvlText w:val=""/>
+      <w:lvlJc w:val="left"/>
+      <w:pPr>
+        <w:tabs>
+          <w:tab w:val="num" w:pos="3600"/>
+        </w:tabs>
+        <w:ind w:left="3600" w:hanging="360"/>
+      </w:pPr>
+      <w:rPr>
+        <w:rFonts w:hint="default" w:ascii="Wingdings" w:hAnsi="Wingdings"/>
+        <w:sz w:val="20"/>
+      </w:rPr>
+    </w:lvl>
+    <w:lvl w:ilvl="0">
+      <w:start w:val="1"/>
+      <w:numFmt w:val="bullet"/>
+      <w:lvlText w:val=""/>
+      <w:lvlJc w:val="left"/>
+      <w:pPr>
+        <w:tabs>
+          <w:tab w:val="num" w:pos="720"/>
+        </w:tabs>
+        <w:ind w:left="720" w:hanging="360"/>
+      </w:pPr>
+      <w:rPr>
+        <w:rFonts w:hint="default" w:ascii="Symbol" w:hAnsi="Symbol"/>
+        <w:sz w:val="20"/>
+      </w:rPr>
+    </w:lvl>
+    <w:lvl w:ilvl="3" w:tentative="1">
+      <w:start w:val="1"/>
+      <w:numFmt w:val="bullet"/>
+      <w:lvlText w:val=""/>
+      <w:lvlJc w:val="left"/>
+      <w:pPr>
+        <w:tabs>
+          <w:tab w:val="num" w:pos="2880"/>
+        </w:tabs>
+        <w:ind w:left="2880" w:hanging="360"/>
+      </w:pPr>
+      <w:rPr>
+        <w:rFonts w:hint="default" w:ascii="Wingdings" w:hAnsi="Wingdings"/>
+        <w:sz w:val="20"/>
+      </w:rPr>
+    </w:lvl>
+    <w:lvl w:ilvl="8" w:tentative="1">
+      <w:start w:val="1"/>
+      <w:numFmt w:val="bullet"/>
+      <w:lvlText w:val=""/>
+      <w:lvlJc w:val="left"/>
+      <w:pPr>
+        <w:tabs>
+          <w:tab w:val="num" w:pos="6480"/>
+        </w:tabs>
+        <w:ind w:left="6480" w:hanging="360"/>
+      </w:pPr>
+      <w:rPr>
+        <w:rFonts w:hint="default" w:ascii="Wingdings" w:hAnsi="Wingdings"/>
+        <w:sz w:val="20"/>
+      </w:rPr>
+    </w:lvl>
+    <w:lvl w:ilvl="5" w:tentative="1">
+      <w:start w:val="1"/>
+      <w:numFmt w:val="bullet"/>
+      <w:lvlText w:val=""/>
+      <w:lvlJc w:val="left"/>
+      <w:pPr>
+        <w:tabs>
+          <w:tab w:val="num" w:pos="4320"/>
+        </w:tabs>
+        <w:ind w:left="4320" w:hanging="360"/>
+      </w:pPr>
+      <w:rPr>
+        <w:rFonts w:hint="default" w:ascii="Wingdings" w:hAnsi="Wingdings"/>
+        <w:sz w:val="20"/>
+      </w:rPr>
+    </w:lvl>
+    <w:lvl w:ilvl="1" w:tentative="1">
+      <w:start w:val="1"/>
+      <w:numFmt w:val="bullet"/>
+      <w:lvlText w:val="o"/>
+      <w:lvlJc w:val="left"/>
+      <w:pPr>
+        <w:tabs>
+          <w:tab w:val="num" w:pos="1440"/>
+        </w:tabs>
+        <w:ind w:left="1440" w:hanging="360"/>
+      </w:pPr>
+      <w:rPr>
+        <w:rFonts w:hint="default" w:ascii="Courier New" w:hAnsi="Courier New"/>
+        <w:sz w:val="20"/>
+      </w:rPr>
+    </w:lvl>
+    <w:lvl w:ilvl="2" w:tentative="1">
+      <w:start w:val="1"/>
+      <w:numFmt w:val="bullet"/>
+      <w:lvlText w:val=""/>
+      <w:lvlJc w:val="left"/>
+      <w:pPr>
+        <w:tabs>
+          <w:tab w:val="num" w:pos="2160"/>
+        </w:tabs>
+        <w:ind w:left="2160" w:hanging="360"/>
+      </w:pPr>
+      <w:rPr>
+        <w:rFonts w:hint="default" w:ascii="Wingdings" w:hAnsi="Wingdings"/>
+        <w:sz w:val="20"/>
+      </w:rPr>
+    </w:lvl>
+    <w:lvl w:ilvl="7" w:tentative="1">
+      <w:start w:val="1"/>
+      <w:numFmt w:val="bullet"/>
+      <w:lvlText w:val=""/>
+      <w:lvlJc w:val="left"/>
+      <w:pPr>
+        <w:tabs>
+          <w:tab w:val="num" w:pos="5760"/>
+        </w:tabs>
+        <w:ind w:left="5760" w:hanging="360"/>
+      </w:pPr>
+      <w:rPr>
+        <w:rFonts w:hint="default" w:ascii="Wingdings" w:hAnsi="Wingdings"/>
+        <w:sz w:val="20"/>
+      </w:rPr>
+    </w:lvl>
+    <w:lvl w:ilvl="6" w:tentative="1">
+      <w:start w:val="1"/>
+      <w:numFmt w:val="bullet"/>
+      <w:lvlText w:val=""/>
+      <w:lvlJc w:val="left"/>
+      <w:pPr>
+        <w:tabs>
+          <w:tab w:val="num" w:pos="5040"/>
+        </w:tabs>
+        <w:ind w:left="5040" w:hanging="360"/>
+      </w:pPr>
+      <w:rPr>
+        <w:rFonts w:hint="default" w:ascii="Wingdings" w:hAnsi="Wingdings"/>
+        <w:sz w:val="20"/>
+      </w:rPr>
+    </w:lvl>
+  </w:abstractNum>
+  <w:abstractNum w:abstractNumId="5">
+    <w:lvl w:ilvl="0">
+      <w:start w:val="1"/>
+      <w:numFmt w:val="bullet"/>
+      <w:lvlText w:val=""/>
+      <w:lvlJc w:val="left"/>
+      <w:pPr>
+        <w:ind w:left="420" w:hanging="420"/>
+      </w:pPr>
+      <w:rPr>
+        <w:rFonts w:hint="default" w:ascii="Wingdings" w:hAnsi="Wingdings"/>
+      </w:rPr>
+    </w:lvl>
+  </w:abstractNum>
+  <w:abstractNum w:abstractNumId="6">
+    <w:nsid w:val="57B62DBE"/>
+    <w:multiLevelType w:val="multilevel"/>
+    <w:tmpl w:val="105885A0"/>
+    <w:lvl w:ilvl="0">
+      <w:start w:val="1"/>
+      <w:numFmt w:val="bullet"/>
+      <w:lvlText w:val=""/>
+      <w:lvlJc w:val="left"/>
+      <w:pPr>
+        <w:tabs>
+          <w:tab w:val="num" w:pos="720"/>
+        </w:tabs>
+        <w:ind w:left="720" w:hanging="360"/>
+      </w:pPr>
+      <w:rPr>
+        <w:rFonts w:hint="default" w:ascii="Symbol" w:hAnsi="Symbol"/>
+        <w:sz w:val="20"/>
+      </w:rPr>
+    </w:lvl>
     <w:lvl w:ilvl="1" w:tentative="1">
       <w:start w:val="1"/>
       <w:numFmt w:val="bullet"/>
@@ -18988,6 +19485,38 @@
         <w:sz w:val="20"/>
       </w:rPr>
     </w:lvl>
+    <w:lvl w:ilvl="6" w:tentative="1">
+      <w:start w:val="1"/>
+      <w:numFmt w:val="bullet"/>
+      <w:lvlText w:val=""/>
+      <w:lvlJc w:val="left"/>
+      <w:pPr>
+        <w:tabs>
+          <w:tab w:val="num" w:pos="5040"/>
+        </w:tabs>
+        <w:ind w:left="5040" w:hanging="360"/>
+      </w:pPr>
+      <w:rPr>
+        <w:rFonts w:hint="default" w:ascii="Wingdings" w:hAnsi="Wingdings"/>
+        <w:sz w:val="20"/>
+      </w:rPr>
+    </w:lvl>
+    <w:lvl w:ilvl="5" w:tentative="1">
+      <w:start w:val="1"/>
+      <w:numFmt w:val="bullet"/>
+      <w:lvlText w:val=""/>
+      <w:lvlJc w:val="left"/>
+      <w:pPr>
+        <w:tabs>
+          <w:tab w:val="num" w:pos="4320"/>
+        </w:tabs>
+        <w:ind w:left="4320" w:hanging="360"/>
+      </w:pPr>
+      <w:rPr>
+        <w:rFonts w:hint="default" w:ascii="Wingdings" w:hAnsi="Wingdings"/>
+        <w:sz w:val="20"/>
+      </w:rPr>
+    </w:lvl>
     <w:lvl w:ilvl="2" w:tentative="1">
       <w:start w:val="1"/>
       <w:numFmt w:val="bullet"/>
@@ -18998,22 +19527,6 @@
           <w:tab w:val="num" w:pos="2160"/>
         </w:tabs>
         <w:ind w:left="2160" w:hanging="360"/>
-      </w:pPr>
-      <w:rPr>
-        <w:rFonts w:hint="default" w:ascii="Wingdings" w:hAnsi="Wingdings"/>
-        <w:sz w:val="20"/>
-      </w:rPr>
-    </w:lvl>
-    <w:lvl w:ilvl="6" w:tentative="1">
-      <w:start w:val="1"/>
-      <w:numFmt w:val="bullet"/>
-      <w:lvlText w:val=""/>
-      <w:lvlJc w:val="left"/>
-      <w:pPr>
-        <w:tabs>
-          <w:tab w:val="num" w:pos="5040"/>
-        </w:tabs>
-        <w:ind w:left="5040" w:hanging="360"/>
       </w:pPr>
       <w:rPr>
         <w:rFonts w:hint="default" w:ascii="Wingdings" w:hAnsi="Wingdings"/>
@@ -19036,16 +19549,16 @@
         <w:sz w:val="20"/>
       </w:rPr>
     </w:lvl>
-    <w:lvl w:ilvl="5" w:tentative="1">
+    <w:lvl w:ilvl="3" w:tentative="1">
       <w:start w:val="1"/>
       <w:numFmt w:val="bullet"/>
       <w:lvlText w:val=""/>
       <w:lvlJc w:val="left"/>
       <w:pPr>
         <w:tabs>
-          <w:tab w:val="num" w:pos="4320"/>
+          <w:tab w:val="num" w:pos="2880"/>
         </w:tabs>
-        <w:ind w:left="4320" w:hanging="360"/>
+        <w:ind w:left="2880" w:hanging="360"/>
       </w:pPr>
       <w:rPr>
         <w:rFonts w:hint="default" w:ascii="Wingdings" w:hAnsi="Wingdings"/>
@@ -19068,19 +19581,81 @@
         <w:sz w:val="20"/>
       </w:rPr>
     </w:lvl>
+  </w:abstractNum>
+  <w:abstractNum w:abstractNumId="7">
+    <w:lvl w:ilvl="0">
+      <w:start w:val="1"/>
+      <w:numFmt w:val="decimal"/>
+      <w:lvlText w:val="%1."/>
+      <w:lvlJc w:val="left"/>
+      <w:pPr>
+        <w:ind w:left="420" w:hanging="420"/>
+      </w:pPr>
+    </w:lvl>
+  </w:abstractNum>
+  <w:abstractNum w:abstractNumId="8">
     <w:lvl w:ilvl="0">
       <w:start w:val="1"/>
       <w:numFmt w:val="bullet"/>
-      <w:lvlText w:val=""/>
+      <w:lvlText w:val=""/>
       <w:lvlJc w:val="left"/>
       <w:pPr>
+        <w:ind w:left="420" w:hanging="420"/>
+      </w:pPr>
+      <w:rPr>
+        <w:rFonts w:hint="default" w:ascii="Wingdings" w:hAnsi="Wingdings"/>
+      </w:rPr>
+    </w:lvl>
+  </w:abstractNum>
+  <w:abstractNum w:abstractNumId="9">
+    <w:nsid w:val="198F4897"/>
+    <w:multiLevelType w:val="multilevel"/>
+    <w:tmpl w:val="180CF65E"/>
+    <w:lvl w:ilvl="1" w:tentative="1">
+      <w:start w:val="1"/>
+      <w:numFmt w:val="bullet"/>
+      <w:lvlText w:val="o"/>
+      <w:lvlJc w:val="left"/>
+      <w:pPr>
         <w:tabs>
-          <w:tab w:val="num" w:pos="720"/>
+          <w:tab w:val="num" w:pos="1440"/>
         </w:tabs>
-        <w:ind w:left="720" w:hanging="360"/>
+        <w:ind w:left="1440" w:hanging="360"/>
       </w:pPr>
       <w:rPr>
-        <w:rFonts w:hint="default" w:ascii="Symbol" w:hAnsi="Symbol"/>
+        <w:rFonts w:hint="default" w:ascii="Courier New" w:hAnsi="Courier New"/>
+        <w:sz w:val="20"/>
+      </w:rPr>
+    </w:lvl>
+    <w:lvl w:ilvl="8" w:tentative="1">
+      <w:start w:val="1"/>
+      <w:numFmt w:val="bullet"/>
+      <w:lvlText w:val=""/>
+      <w:lvlJc w:val="left"/>
+      <w:pPr>
+        <w:tabs>
+          <w:tab w:val="num" w:pos="6480"/>
+        </w:tabs>
+        <w:ind w:left="6480" w:hanging="360"/>
+      </w:pPr>
+      <w:rPr>
+        <w:rFonts w:hint="default" w:ascii="Wingdings" w:hAnsi="Wingdings"/>
+        <w:sz w:val="20"/>
+      </w:rPr>
+    </w:lvl>
+    <w:lvl w:ilvl="4" w:tentative="1">
+      <w:start w:val="1"/>
+      <w:numFmt w:val="bullet"/>
+      <w:lvlText w:val=""/>
+      <w:lvlJc w:val="left"/>
+      <w:pPr>
+        <w:tabs>
+          <w:tab w:val="num" w:pos="3600"/>
+        </w:tabs>
+        <w:ind w:left="3600" w:hanging="360"/>
+      </w:pPr>
+      <w:rPr>
+        <w:rFonts w:hint="default" w:ascii="Wingdings" w:hAnsi="Wingdings"/>
         <w:sz w:val="20"/>
       </w:rPr>
     </w:lvl>
@@ -19094,27 +19669,6 @@
           <w:tab w:val="num" w:pos="2880"/>
         </w:tabs>
         <w:ind w:left="2880" w:hanging="360"/>
-      </w:pPr>
-      <w:rPr>
-        <w:rFonts w:hint="default" w:ascii="Wingdings" w:hAnsi="Wingdings"/>
-        <w:sz w:val="20"/>
-      </w:rPr>
-    </w:lvl>
-  </w:abstractNum>
-  <w:abstractNum w:abstractNumId="2">
-    <w:nsid w:val="5B4E0643"/>
-    <w:multiLevelType w:val="multilevel"/>
-    <w:tmpl w:val="D848C494"/>
-    <w:lvl w:ilvl="4" w:tentative="1">
-      <w:start w:val="1"/>
-      <w:numFmt w:val="bullet"/>
-      <w:lvlText w:val=""/>
-      <w:lvlJc w:val="left"/>
-      <w:pPr>
-        <w:tabs>
-          <w:tab w:val="num" w:pos="3600"/>
-        </w:tabs>
-        <w:ind w:left="3600" w:hanging="360"/>
       </w:pPr>
       <w:rPr>
         <w:rFonts w:hint="default" w:ascii="Wingdings" w:hAnsi="Wingdings"/>
@@ -19131,959 +19685,6 @@
           <w:tab w:val="num" w:pos="2160"/>
         </w:tabs>
         <w:ind w:left="2160" w:hanging="360"/>
-      </w:pPr>
-      <w:rPr>
-        <w:rFonts w:hint="default" w:ascii="Wingdings" w:hAnsi="Wingdings"/>
-        <w:sz w:val="20"/>
-      </w:rPr>
-    </w:lvl>
-    <w:lvl w:ilvl="3" w:tentative="1">
-      <w:start w:val="1"/>
-      <w:numFmt w:val="bullet"/>
-      <w:lvlText w:val=""/>
-      <w:lvlJc w:val="left"/>
-      <w:pPr>
-        <w:tabs>
-          <w:tab w:val="num" w:pos="2880"/>
-        </w:tabs>
-        <w:ind w:left="2880" w:hanging="360"/>
-      </w:pPr>
-      <w:rPr>
-        <w:rFonts w:hint="default" w:ascii="Wingdings" w:hAnsi="Wingdings"/>
-        <w:sz w:val="20"/>
-      </w:rPr>
-    </w:lvl>
-    <w:lvl w:ilvl="0">
-      <w:start w:val="1"/>
-      <w:numFmt w:val="bullet"/>
-      <w:lvlText w:val=""/>
-      <w:lvlJc w:val="left"/>
-      <w:pPr>
-        <w:tabs>
-          <w:tab w:val="num" w:pos="720"/>
-        </w:tabs>
-        <w:ind w:left="720" w:hanging="360"/>
-      </w:pPr>
-      <w:rPr>
-        <w:rFonts w:hint="default" w:ascii="Symbol" w:hAnsi="Symbol"/>
-        <w:sz w:val="20"/>
-      </w:rPr>
-    </w:lvl>
-    <w:lvl w:ilvl="5" w:tentative="1">
-      <w:start w:val="1"/>
-      <w:numFmt w:val="bullet"/>
-      <w:lvlText w:val=""/>
-      <w:lvlJc w:val="left"/>
-      <w:pPr>
-        <w:tabs>
-          <w:tab w:val="num" w:pos="4320"/>
-        </w:tabs>
-        <w:ind w:left="4320" w:hanging="360"/>
-      </w:pPr>
-      <w:rPr>
-        <w:rFonts w:hint="default" w:ascii="Wingdings" w:hAnsi="Wingdings"/>
-        <w:sz w:val="20"/>
-      </w:rPr>
-    </w:lvl>
-    <w:lvl w:ilvl="6" w:tentative="1">
-      <w:start w:val="1"/>
-      <w:numFmt w:val="bullet"/>
-      <w:lvlText w:val=""/>
-      <w:lvlJc w:val="left"/>
-      <w:pPr>
-        <w:tabs>
-          <w:tab w:val="num" w:pos="5040"/>
-        </w:tabs>
-        <w:ind w:left="5040" w:hanging="360"/>
-      </w:pPr>
-      <w:rPr>
-        <w:rFonts w:hint="default" w:ascii="Wingdings" w:hAnsi="Wingdings"/>
-        <w:sz w:val="20"/>
-      </w:rPr>
-    </w:lvl>
-    <w:lvl w:ilvl="7" w:tentative="1">
-      <w:start w:val="1"/>
-      <w:numFmt w:val="bullet"/>
-      <w:lvlText w:val=""/>
-      <w:lvlJc w:val="left"/>
-      <w:pPr>
-        <w:tabs>
-          <w:tab w:val="num" w:pos="5760"/>
-        </w:tabs>
-        <w:ind w:left="5760" w:hanging="360"/>
-      </w:pPr>
-      <w:rPr>
-        <w:rFonts w:hint="default" w:ascii="Wingdings" w:hAnsi="Wingdings"/>
-        <w:sz w:val="20"/>
-      </w:rPr>
-    </w:lvl>
-    <w:lvl w:ilvl="1" w:tentative="1">
-      <w:start w:val="1"/>
-      <w:numFmt w:val="bullet"/>
-      <w:lvlText w:val="o"/>
-      <w:lvlJc w:val="left"/>
-      <w:pPr>
-        <w:tabs>
-          <w:tab w:val="num" w:pos="1440"/>
-        </w:tabs>
-        <w:ind w:left="1440" w:hanging="360"/>
-      </w:pPr>
-      <w:rPr>
-        <w:rFonts w:hint="default" w:ascii="Courier New" w:hAnsi="Courier New"/>
-        <w:sz w:val="20"/>
-      </w:rPr>
-    </w:lvl>
-    <w:lvl w:ilvl="8" w:tentative="1">
-      <w:start w:val="1"/>
-      <w:numFmt w:val="bullet"/>
-      <w:lvlText w:val=""/>
-      <w:lvlJc w:val="left"/>
-      <w:pPr>
-        <w:tabs>
-          <w:tab w:val="num" w:pos="6480"/>
-        </w:tabs>
-        <w:ind w:left="6480" w:hanging="360"/>
-      </w:pPr>
-      <w:rPr>
-        <w:rFonts w:hint="default" w:ascii="Wingdings" w:hAnsi="Wingdings"/>
-        <w:sz w:val="20"/>
-      </w:rPr>
-    </w:lvl>
-  </w:abstractNum>
-  <w:abstractNum w:abstractNumId="3">
-    <w:nsid w:val="6C4C76C6"/>
-    <w:multiLevelType w:val="multilevel"/>
-    <w:tmpl w:val="A6EC3C5C"/>
-    <w:lvl w:ilvl="8" w:tentative="1">
-      <w:start w:val="1"/>
-      <w:numFmt w:val="bullet"/>
-      <w:lvlText w:val=""/>
-      <w:lvlJc w:val="left"/>
-      <w:pPr>
-        <w:tabs>
-          <w:tab w:val="num" w:pos="6480"/>
-        </w:tabs>
-        <w:ind w:left="6480" w:hanging="360"/>
-      </w:pPr>
-      <w:rPr>
-        <w:rFonts w:hint="default" w:ascii="Wingdings" w:hAnsi="Wingdings"/>
-        <w:sz w:val="20"/>
-      </w:rPr>
-    </w:lvl>
-    <w:lvl w:ilvl="5" w:tentative="1">
-      <w:start w:val="1"/>
-      <w:numFmt w:val="bullet"/>
-      <w:lvlText w:val=""/>
-      <w:lvlJc w:val="left"/>
-      <w:pPr>
-        <w:tabs>
-          <w:tab w:val="num" w:pos="4320"/>
-        </w:tabs>
-        <w:ind w:left="4320" w:hanging="360"/>
-      </w:pPr>
-      <w:rPr>
-        <w:rFonts w:hint="default" w:ascii="Wingdings" w:hAnsi="Wingdings"/>
-        <w:sz w:val="20"/>
-      </w:rPr>
-    </w:lvl>
-    <w:lvl w:ilvl="6" w:tentative="1">
-      <w:start w:val="1"/>
-      <w:numFmt w:val="bullet"/>
-      <w:lvlText w:val=""/>
-      <w:lvlJc w:val="left"/>
-      <w:pPr>
-        <w:tabs>
-          <w:tab w:val="num" w:pos="5040"/>
-        </w:tabs>
-        <w:ind w:left="5040" w:hanging="360"/>
-      </w:pPr>
-      <w:rPr>
-        <w:rFonts w:hint="default" w:ascii="Wingdings" w:hAnsi="Wingdings"/>
-        <w:sz w:val="20"/>
-      </w:rPr>
-    </w:lvl>
-    <w:lvl w:ilvl="2" w:tentative="1">
-      <w:start w:val="1"/>
-      <w:numFmt w:val="bullet"/>
-      <w:lvlText w:val=""/>
-      <w:lvlJc w:val="left"/>
-      <w:pPr>
-        <w:tabs>
-          <w:tab w:val="num" w:pos="2160"/>
-        </w:tabs>
-        <w:ind w:left="2160" w:hanging="360"/>
-      </w:pPr>
-      <w:rPr>
-        <w:rFonts w:hint="default" w:ascii="Wingdings" w:hAnsi="Wingdings"/>
-        <w:sz w:val="20"/>
-      </w:rPr>
-    </w:lvl>
-    <w:lvl w:ilvl="0">
-      <w:start w:val="1"/>
-      <w:numFmt w:val="bullet"/>
-      <w:lvlText w:val=""/>
-      <w:lvlJc w:val="left"/>
-      <w:pPr>
-        <w:tabs>
-          <w:tab w:val="num" w:pos="720"/>
-        </w:tabs>
-        <w:ind w:left="720" w:hanging="360"/>
-      </w:pPr>
-      <w:rPr>
-        <w:rFonts w:hint="default" w:ascii="Symbol" w:hAnsi="Symbol"/>
-        <w:sz w:val="20"/>
-      </w:rPr>
-    </w:lvl>
-    <w:lvl w:ilvl="7" w:tentative="1">
-      <w:start w:val="1"/>
-      <w:numFmt w:val="bullet"/>
-      <w:lvlText w:val=""/>
-      <w:lvlJc w:val="left"/>
-      <w:pPr>
-        <w:tabs>
-          <w:tab w:val="num" w:pos="5760"/>
-        </w:tabs>
-        <w:ind w:left="5760" w:hanging="360"/>
-      </w:pPr>
-      <w:rPr>
-        <w:rFonts w:hint="default" w:ascii="Wingdings" w:hAnsi="Wingdings"/>
-        <w:sz w:val="20"/>
-      </w:rPr>
-    </w:lvl>
-    <w:lvl w:ilvl="1" w:tentative="1">
-      <w:start w:val="1"/>
-      <w:numFmt w:val="bullet"/>
-      <w:lvlText w:val="o"/>
-      <w:lvlJc w:val="left"/>
-      <w:pPr>
-        <w:tabs>
-          <w:tab w:val="num" w:pos="1440"/>
-        </w:tabs>
-        <w:ind w:left="1440" w:hanging="360"/>
-      </w:pPr>
-      <w:rPr>
-        <w:rFonts w:hint="default" w:ascii="Courier New" w:hAnsi="Courier New"/>
-        <w:sz w:val="20"/>
-      </w:rPr>
-    </w:lvl>
-    <w:lvl w:ilvl="4" w:tentative="1">
-      <w:start w:val="1"/>
-      <w:numFmt w:val="bullet"/>
-      <w:lvlText w:val=""/>
-      <w:lvlJc w:val="left"/>
-      <w:pPr>
-        <w:tabs>
-          <w:tab w:val="num" w:pos="3600"/>
-        </w:tabs>
-        <w:ind w:left="3600" w:hanging="360"/>
-      </w:pPr>
-      <w:rPr>
-        <w:rFonts w:hint="default" w:ascii="Wingdings" w:hAnsi="Wingdings"/>
-        <w:sz w:val="20"/>
-      </w:rPr>
-    </w:lvl>
-    <w:lvl w:ilvl="3" w:tentative="1">
-      <w:start w:val="1"/>
-      <w:numFmt w:val="bullet"/>
-      <w:lvlText w:val=""/>
-      <w:lvlJc w:val="left"/>
-      <w:pPr>
-        <w:tabs>
-          <w:tab w:val="num" w:pos="2880"/>
-        </w:tabs>
-        <w:ind w:left="2880" w:hanging="360"/>
-      </w:pPr>
-      <w:rPr>
-        <w:rFonts w:hint="default" w:ascii="Wingdings" w:hAnsi="Wingdings"/>
-        <w:sz w:val="20"/>
-      </w:rPr>
-    </w:lvl>
-  </w:abstractNum>
-  <w:abstractNum w:abstractNumId="4">
-    <w:nsid w:val="756E4A92"/>
-    <w:multiLevelType w:val="multilevel"/>
-    <w:tmpl w:val="0C0A4BFA"/>
-    <w:lvl w:ilvl="5" w:tentative="1">
-      <w:start w:val="1"/>
-      <w:numFmt w:val="bullet"/>
-      <w:lvlText w:val=""/>
-      <w:lvlJc w:val="left"/>
-      <w:pPr>
-        <w:tabs>
-          <w:tab w:val="num" w:pos="4320"/>
-        </w:tabs>
-        <w:ind w:left="4320" w:hanging="360"/>
-      </w:pPr>
-      <w:rPr>
-        <w:rFonts w:hint="default" w:ascii="Wingdings" w:hAnsi="Wingdings"/>
-        <w:sz w:val="20"/>
-      </w:rPr>
-    </w:lvl>
-    <w:lvl w:ilvl="6" w:tentative="1">
-      <w:start w:val="1"/>
-      <w:numFmt w:val="bullet"/>
-      <w:lvlText w:val=""/>
-      <w:lvlJc w:val="left"/>
-      <w:pPr>
-        <w:tabs>
-          <w:tab w:val="num" w:pos="5040"/>
-        </w:tabs>
-        <w:ind w:left="5040" w:hanging="360"/>
-      </w:pPr>
-      <w:rPr>
-        <w:rFonts w:hint="default" w:ascii="Wingdings" w:hAnsi="Wingdings"/>
-        <w:sz w:val="20"/>
-      </w:rPr>
-    </w:lvl>
-    <w:lvl w:ilvl="8" w:tentative="1">
-      <w:start w:val="1"/>
-      <w:numFmt w:val="bullet"/>
-      <w:lvlText w:val=""/>
-      <w:lvlJc w:val="left"/>
-      <w:pPr>
-        <w:tabs>
-          <w:tab w:val="num" w:pos="6480"/>
-        </w:tabs>
-        <w:ind w:left="6480" w:hanging="360"/>
-      </w:pPr>
-      <w:rPr>
-        <w:rFonts w:hint="default" w:ascii="Wingdings" w:hAnsi="Wingdings"/>
-        <w:sz w:val="20"/>
-      </w:rPr>
-    </w:lvl>
-    <w:lvl w:ilvl="4" w:tentative="1">
-      <w:start w:val="1"/>
-      <w:numFmt w:val="bullet"/>
-      <w:lvlText w:val=""/>
-      <w:lvlJc w:val="left"/>
-      <w:pPr>
-        <w:tabs>
-          <w:tab w:val="num" w:pos="3600"/>
-        </w:tabs>
-        <w:ind w:left="3600" w:hanging="360"/>
-      </w:pPr>
-      <w:rPr>
-        <w:rFonts w:hint="default" w:ascii="Wingdings" w:hAnsi="Wingdings"/>
-        <w:sz w:val="20"/>
-      </w:rPr>
-    </w:lvl>
-    <w:lvl w:ilvl="3" w:tentative="1">
-      <w:start w:val="1"/>
-      <w:numFmt w:val="bullet"/>
-      <w:lvlText w:val=""/>
-      <w:lvlJc w:val="left"/>
-      <w:pPr>
-        <w:tabs>
-          <w:tab w:val="num" w:pos="2880"/>
-        </w:tabs>
-        <w:ind w:left="2880" w:hanging="360"/>
-      </w:pPr>
-      <w:rPr>
-        <w:rFonts w:hint="default" w:ascii="Wingdings" w:hAnsi="Wingdings"/>
-        <w:sz w:val="20"/>
-      </w:rPr>
-    </w:lvl>
-    <w:lvl w:ilvl="0">
-      <w:start w:val="1"/>
-      <w:numFmt w:val="bullet"/>
-      <w:lvlText w:val=""/>
-      <w:lvlJc w:val="left"/>
-      <w:pPr>
-        <w:tabs>
-          <w:tab w:val="num" w:pos="720"/>
-        </w:tabs>
-        <w:ind w:left="720" w:hanging="360"/>
-      </w:pPr>
-      <w:rPr>
-        <w:rFonts w:hint="default" w:ascii="Symbol" w:hAnsi="Symbol"/>
-        <w:sz w:val="20"/>
-      </w:rPr>
-    </w:lvl>
-    <w:lvl w:ilvl="1" w:tentative="1">
-      <w:start w:val="1"/>
-      <w:numFmt w:val="bullet"/>
-      <w:lvlText w:val="o"/>
-      <w:lvlJc w:val="left"/>
-      <w:pPr>
-        <w:tabs>
-          <w:tab w:val="num" w:pos="1440"/>
-        </w:tabs>
-        <w:ind w:left="1440" w:hanging="360"/>
-      </w:pPr>
-      <w:rPr>
-        <w:rFonts w:hint="default" w:ascii="Courier New" w:hAnsi="Courier New"/>
-        <w:sz w:val="20"/>
-      </w:rPr>
-    </w:lvl>
-    <w:lvl w:ilvl="7" w:tentative="1">
-      <w:start w:val="1"/>
-      <w:numFmt w:val="bullet"/>
-      <w:lvlText w:val=""/>
-      <w:lvlJc w:val="left"/>
-      <w:pPr>
-        <w:tabs>
-          <w:tab w:val="num" w:pos="5760"/>
-        </w:tabs>
-        <w:ind w:left="5760" w:hanging="360"/>
-      </w:pPr>
-      <w:rPr>
-        <w:rFonts w:hint="default" w:ascii="Wingdings" w:hAnsi="Wingdings"/>
-        <w:sz w:val="20"/>
-      </w:rPr>
-    </w:lvl>
-    <w:lvl w:ilvl="2" w:tentative="1">
-      <w:start w:val="1"/>
-      <w:numFmt w:val="bullet"/>
-      <w:lvlText w:val=""/>
-      <w:lvlJc w:val="left"/>
-      <w:pPr>
-        <w:tabs>
-          <w:tab w:val="num" w:pos="2160"/>
-        </w:tabs>
-        <w:ind w:left="2160" w:hanging="360"/>
-      </w:pPr>
-      <w:rPr>
-        <w:rFonts w:hint="default" w:ascii="Wingdings" w:hAnsi="Wingdings"/>
-        <w:sz w:val="20"/>
-      </w:rPr>
-    </w:lvl>
-  </w:abstractNum>
-  <w:abstractNum w:abstractNumId="5">
-    <w:nsid w:val="0C4F70F6"/>
-    <w:multiLevelType w:val="multilevel"/>
-    <w:tmpl w:val="CC4C1C6A"/>
-    <w:lvl w:ilvl="5" w:tentative="1">
-      <w:start w:val="1"/>
-      <w:numFmt w:val="bullet"/>
-      <w:lvlText w:val=""/>
-      <w:lvlJc w:val="left"/>
-      <w:pPr>
-        <w:tabs>
-          <w:tab w:val="num" w:pos="4320"/>
-        </w:tabs>
-        <w:ind w:left="4320" w:hanging="360"/>
-      </w:pPr>
-      <w:rPr>
-        <w:rFonts w:hint="default" w:ascii="Wingdings" w:hAnsi="Wingdings"/>
-        <w:sz w:val="20"/>
-      </w:rPr>
-    </w:lvl>
-    <w:lvl w:ilvl="2" w:tentative="1">
-      <w:start w:val="1"/>
-      <w:numFmt w:val="bullet"/>
-      <w:lvlText w:val=""/>
-      <w:lvlJc w:val="left"/>
-      <w:pPr>
-        <w:tabs>
-          <w:tab w:val="num" w:pos="2160"/>
-        </w:tabs>
-        <w:ind w:left="2160" w:hanging="360"/>
-      </w:pPr>
-      <w:rPr>
-        <w:rFonts w:hint="default" w:ascii="Wingdings" w:hAnsi="Wingdings"/>
-        <w:sz w:val="20"/>
-      </w:rPr>
-    </w:lvl>
-    <w:lvl w:ilvl="4" w:tentative="1">
-      <w:start w:val="1"/>
-      <w:numFmt w:val="bullet"/>
-      <w:lvlText w:val=""/>
-      <w:lvlJc w:val="left"/>
-      <w:pPr>
-        <w:tabs>
-          <w:tab w:val="num" w:pos="3600"/>
-        </w:tabs>
-        <w:ind w:left="3600" w:hanging="360"/>
-      </w:pPr>
-      <w:rPr>
-        <w:rFonts w:hint="default" w:ascii="Wingdings" w:hAnsi="Wingdings"/>
-        <w:sz w:val="20"/>
-      </w:rPr>
-    </w:lvl>
-    <w:lvl w:ilvl="0">
-      <w:start w:val="1"/>
-      <w:numFmt w:val="bullet"/>
-      <w:lvlText w:val=""/>
-      <w:lvlJc w:val="left"/>
-      <w:pPr>
-        <w:tabs>
-          <w:tab w:val="num" w:pos="720"/>
-        </w:tabs>
-        <w:ind w:left="720" w:hanging="360"/>
-      </w:pPr>
-      <w:rPr>
-        <w:rFonts w:hint="default" w:ascii="Symbol" w:hAnsi="Symbol"/>
-        <w:sz w:val="20"/>
-      </w:rPr>
-    </w:lvl>
-    <w:lvl w:ilvl="1" w:tentative="1">
-      <w:start w:val="1"/>
-      <w:numFmt w:val="bullet"/>
-      <w:lvlText w:val="o"/>
-      <w:lvlJc w:val="left"/>
-      <w:pPr>
-        <w:tabs>
-          <w:tab w:val="num" w:pos="1440"/>
-        </w:tabs>
-        <w:ind w:left="1440" w:hanging="360"/>
-      </w:pPr>
-      <w:rPr>
-        <w:rFonts w:hint="default" w:ascii="Courier New" w:hAnsi="Courier New"/>
-        <w:sz w:val="20"/>
-      </w:rPr>
-    </w:lvl>
-    <w:lvl w:ilvl="3" w:tentative="1">
-      <w:start w:val="1"/>
-      <w:numFmt w:val="bullet"/>
-      <w:lvlText w:val=""/>
-      <w:lvlJc w:val="left"/>
-      <w:pPr>
-        <w:tabs>
-          <w:tab w:val="num" w:pos="2880"/>
-        </w:tabs>
-        <w:ind w:left="2880" w:hanging="360"/>
-      </w:pPr>
-      <w:rPr>
-        <w:rFonts w:hint="default" w:ascii="Wingdings" w:hAnsi="Wingdings"/>
-        <w:sz w:val="20"/>
-      </w:rPr>
-    </w:lvl>
-    <w:lvl w:ilvl="8" w:tentative="1">
-      <w:start w:val="1"/>
-      <w:numFmt w:val="bullet"/>
-      <w:lvlText w:val=""/>
-      <w:lvlJc w:val="left"/>
-      <w:pPr>
-        <w:tabs>
-          <w:tab w:val="num" w:pos="6480"/>
-        </w:tabs>
-        <w:ind w:left="6480" w:hanging="360"/>
-      </w:pPr>
-      <w:rPr>
-        <w:rFonts w:hint="default" w:ascii="Wingdings" w:hAnsi="Wingdings"/>
-        <w:sz w:val="20"/>
-      </w:rPr>
-    </w:lvl>
-    <w:lvl w:ilvl="6" w:tentative="1">
-      <w:start w:val="1"/>
-      <w:numFmt w:val="bullet"/>
-      <w:lvlText w:val=""/>
-      <w:lvlJc w:val="left"/>
-      <w:pPr>
-        <w:tabs>
-          <w:tab w:val="num" w:pos="5040"/>
-        </w:tabs>
-        <w:ind w:left="5040" w:hanging="360"/>
-      </w:pPr>
-      <w:rPr>
-        <w:rFonts w:hint="default" w:ascii="Wingdings" w:hAnsi="Wingdings"/>
-        <w:sz w:val="20"/>
-      </w:rPr>
-    </w:lvl>
-    <w:lvl w:ilvl="7" w:tentative="1">
-      <w:start w:val="1"/>
-      <w:numFmt w:val="bullet"/>
-      <w:lvlText w:val=""/>
-      <w:lvlJc w:val="left"/>
-      <w:pPr>
-        <w:tabs>
-          <w:tab w:val="num" w:pos="5760"/>
-        </w:tabs>
-        <w:ind w:left="5760" w:hanging="360"/>
-      </w:pPr>
-      <w:rPr>
-        <w:rFonts w:hint="default" w:ascii="Wingdings" w:hAnsi="Wingdings"/>
-        <w:sz w:val="20"/>
-      </w:rPr>
-    </w:lvl>
-  </w:abstractNum>
-  <w:abstractNum w:abstractNumId="6">
-    <w:nsid w:val="64171BCC"/>
-    <w:multiLevelType w:val="multilevel"/>
-    <w:tmpl w:val="49FCAC80"/>
-    <w:lvl w:ilvl="1" w:tentative="1">
-      <w:start w:val="1"/>
-      <w:numFmt w:val="bullet"/>
-      <w:lvlText w:val="o"/>
-      <w:lvlJc w:val="left"/>
-      <w:pPr>
-        <w:tabs>
-          <w:tab w:val="num" w:pos="1440"/>
-        </w:tabs>
-        <w:ind w:left="1440" w:hanging="360"/>
-      </w:pPr>
-      <w:rPr>
-        <w:rFonts w:hint="default" w:ascii="Courier New" w:hAnsi="Courier New"/>
-        <w:sz w:val="20"/>
-      </w:rPr>
-    </w:lvl>
-    <w:lvl w:ilvl="4" w:tentative="1">
-      <w:start w:val="1"/>
-      <w:numFmt w:val="bullet"/>
-      <w:lvlText w:val=""/>
-      <w:lvlJc w:val="left"/>
-      <w:pPr>
-        <w:tabs>
-          <w:tab w:val="num" w:pos="3600"/>
-        </w:tabs>
-        <w:ind w:left="3600" w:hanging="360"/>
-      </w:pPr>
-      <w:rPr>
-        <w:rFonts w:hint="default" w:ascii="Wingdings" w:hAnsi="Wingdings"/>
-        <w:sz w:val="20"/>
-      </w:rPr>
-    </w:lvl>
-    <w:lvl w:ilvl="3" w:tentative="1">
-      <w:start w:val="1"/>
-      <w:numFmt w:val="bullet"/>
-      <w:lvlText w:val=""/>
-      <w:lvlJc w:val="left"/>
-      <w:pPr>
-        <w:tabs>
-          <w:tab w:val="num" w:pos="2880"/>
-        </w:tabs>
-        <w:ind w:left="2880" w:hanging="360"/>
-      </w:pPr>
-      <w:rPr>
-        <w:rFonts w:hint="default" w:ascii="Wingdings" w:hAnsi="Wingdings"/>
-        <w:sz w:val="20"/>
-      </w:rPr>
-    </w:lvl>
-    <w:lvl w:ilvl="8" w:tentative="1">
-      <w:start w:val="1"/>
-      <w:numFmt w:val="bullet"/>
-      <w:lvlText w:val=""/>
-      <w:lvlJc w:val="left"/>
-      <w:pPr>
-        <w:tabs>
-          <w:tab w:val="num" w:pos="6480"/>
-        </w:tabs>
-        <w:ind w:left="6480" w:hanging="360"/>
-      </w:pPr>
-      <w:rPr>
-        <w:rFonts w:hint="default" w:ascii="Wingdings" w:hAnsi="Wingdings"/>
-        <w:sz w:val="20"/>
-      </w:rPr>
-    </w:lvl>
-    <w:lvl w:ilvl="5" w:tentative="1">
-      <w:start w:val="1"/>
-      <w:numFmt w:val="bullet"/>
-      <w:lvlText w:val=""/>
-      <w:lvlJc w:val="left"/>
-      <w:pPr>
-        <w:tabs>
-          <w:tab w:val="num" w:pos="4320"/>
-        </w:tabs>
-        <w:ind w:left="4320" w:hanging="360"/>
-      </w:pPr>
-      <w:rPr>
-        <w:rFonts w:hint="default" w:ascii="Wingdings" w:hAnsi="Wingdings"/>
-        <w:sz w:val="20"/>
-      </w:rPr>
-    </w:lvl>
-    <w:lvl w:ilvl="6" w:tentative="1">
-      <w:start w:val="1"/>
-      <w:numFmt w:val="bullet"/>
-      <w:lvlText w:val=""/>
-      <w:lvlJc w:val="left"/>
-      <w:pPr>
-        <w:tabs>
-          <w:tab w:val="num" w:pos="5040"/>
-        </w:tabs>
-        <w:ind w:left="5040" w:hanging="360"/>
-      </w:pPr>
-      <w:rPr>
-        <w:rFonts w:hint="default" w:ascii="Wingdings" w:hAnsi="Wingdings"/>
-        <w:sz w:val="20"/>
-      </w:rPr>
-    </w:lvl>
-    <w:lvl w:ilvl="2" w:tentative="1">
-      <w:start w:val="1"/>
-      <w:numFmt w:val="bullet"/>
-      <w:lvlText w:val=""/>
-      <w:lvlJc w:val="left"/>
-      <w:pPr>
-        <w:tabs>
-          <w:tab w:val="num" w:pos="2160"/>
-        </w:tabs>
-        <w:ind w:left="2160" w:hanging="360"/>
-      </w:pPr>
-      <w:rPr>
-        <w:rFonts w:hint="default" w:ascii="Wingdings" w:hAnsi="Wingdings"/>
-        <w:sz w:val="20"/>
-      </w:rPr>
-    </w:lvl>
-    <w:lvl w:ilvl="0">
-      <w:start w:val="1"/>
-      <w:numFmt w:val="bullet"/>
-      <w:lvlText w:val=""/>
-      <w:lvlJc w:val="left"/>
-      <w:pPr>
-        <w:tabs>
-          <w:tab w:val="num" w:pos="720"/>
-        </w:tabs>
-        <w:ind w:left="720" w:hanging="360"/>
-      </w:pPr>
-      <w:rPr>
-        <w:rFonts w:hint="default" w:ascii="Symbol" w:hAnsi="Symbol"/>
-        <w:sz w:val="20"/>
-      </w:rPr>
-    </w:lvl>
-    <w:lvl w:ilvl="7" w:tentative="1">
-      <w:start w:val="1"/>
-      <w:numFmt w:val="bullet"/>
-      <w:lvlText w:val=""/>
-      <w:lvlJc w:val="left"/>
-      <w:pPr>
-        <w:tabs>
-          <w:tab w:val="num" w:pos="5760"/>
-        </w:tabs>
-        <w:ind w:left="5760" w:hanging="360"/>
-      </w:pPr>
-      <w:rPr>
-        <w:rFonts w:hint="default" w:ascii="Wingdings" w:hAnsi="Wingdings"/>
-        <w:sz w:val="20"/>
-      </w:rPr>
-    </w:lvl>
-  </w:abstractNum>
-  <w:abstractNum w:abstractNumId="7">
-    <w:nsid w:val="1BB17A0E"/>
-    <w:multiLevelType w:val="multilevel"/>
-    <w:tmpl w:val="9D484124"/>
-    <w:lvl w:ilvl="7" w:tentative="1">
-      <w:start w:val="1"/>
-      <w:numFmt w:val="bullet"/>
-      <w:lvlText w:val=""/>
-      <w:lvlJc w:val="left"/>
-      <w:pPr>
-        <w:tabs>
-          <w:tab w:val="num" w:pos="5760"/>
-        </w:tabs>
-        <w:ind w:left="5760" w:hanging="360"/>
-      </w:pPr>
-      <w:rPr>
-        <w:rFonts w:hint="default" w:ascii="Wingdings" w:hAnsi="Wingdings"/>
-        <w:sz w:val="20"/>
-      </w:rPr>
-    </w:lvl>
-    <w:lvl w:ilvl="0">
-      <w:start w:val="1"/>
-      <w:numFmt w:val="bullet"/>
-      <w:lvlText w:val=""/>
-      <w:lvlJc w:val="left"/>
-      <w:pPr>
-        <w:tabs>
-          <w:tab w:val="num" w:pos="720"/>
-        </w:tabs>
-        <w:ind w:left="720" w:hanging="360"/>
-      </w:pPr>
-      <w:rPr>
-        <w:rFonts w:hint="default" w:ascii="Symbol" w:hAnsi="Symbol"/>
-        <w:sz w:val="20"/>
-      </w:rPr>
-    </w:lvl>
-    <w:lvl w:ilvl="6" w:tentative="1">
-      <w:start w:val="1"/>
-      <w:numFmt w:val="bullet"/>
-      <w:lvlText w:val=""/>
-      <w:lvlJc w:val="left"/>
-      <w:pPr>
-        <w:tabs>
-          <w:tab w:val="num" w:pos="5040"/>
-        </w:tabs>
-        <w:ind w:left="5040" w:hanging="360"/>
-      </w:pPr>
-      <w:rPr>
-        <w:rFonts w:hint="default" w:ascii="Wingdings" w:hAnsi="Wingdings"/>
-        <w:sz w:val="20"/>
-      </w:rPr>
-    </w:lvl>
-    <w:lvl w:ilvl="8" w:tentative="1">
-      <w:start w:val="1"/>
-      <w:numFmt w:val="bullet"/>
-      <w:lvlText w:val=""/>
-      <w:lvlJc w:val="left"/>
-      <w:pPr>
-        <w:tabs>
-          <w:tab w:val="num" w:pos="6480"/>
-        </w:tabs>
-        <w:ind w:left="6480" w:hanging="360"/>
-      </w:pPr>
-      <w:rPr>
-        <w:rFonts w:hint="default" w:ascii="Wingdings" w:hAnsi="Wingdings"/>
-        <w:sz w:val="20"/>
-      </w:rPr>
-    </w:lvl>
-    <w:lvl w:ilvl="4" w:tentative="1">
-      <w:start w:val="1"/>
-      <w:numFmt w:val="bullet"/>
-      <w:lvlText w:val=""/>
-      <w:lvlJc w:val="left"/>
-      <w:pPr>
-        <w:tabs>
-          <w:tab w:val="num" w:pos="3600"/>
-        </w:tabs>
-        <w:ind w:left="3600" w:hanging="360"/>
-      </w:pPr>
-      <w:rPr>
-        <w:rFonts w:hint="default" w:ascii="Wingdings" w:hAnsi="Wingdings"/>
-        <w:sz w:val="20"/>
-      </w:rPr>
-    </w:lvl>
-    <w:lvl w:ilvl="1" w:tentative="1">
-      <w:start w:val="1"/>
-      <w:numFmt w:val="bullet"/>
-      <w:lvlText w:val="o"/>
-      <w:lvlJc w:val="left"/>
-      <w:pPr>
-        <w:tabs>
-          <w:tab w:val="num" w:pos="1440"/>
-        </w:tabs>
-        <w:ind w:left="1440" w:hanging="360"/>
-      </w:pPr>
-      <w:rPr>
-        <w:rFonts w:hint="default" w:ascii="Courier New" w:hAnsi="Courier New"/>
-        <w:sz w:val="20"/>
-      </w:rPr>
-    </w:lvl>
-    <w:lvl w:ilvl="2" w:tentative="1">
-      <w:start w:val="1"/>
-      <w:numFmt w:val="bullet"/>
-      <w:lvlText w:val=""/>
-      <w:lvlJc w:val="left"/>
-      <w:pPr>
-        <w:tabs>
-          <w:tab w:val="num" w:pos="2160"/>
-        </w:tabs>
-        <w:ind w:left="2160" w:hanging="360"/>
-      </w:pPr>
-      <w:rPr>
-        <w:rFonts w:hint="default" w:ascii="Wingdings" w:hAnsi="Wingdings"/>
-        <w:sz w:val="20"/>
-      </w:rPr>
-    </w:lvl>
-    <w:lvl w:ilvl="3" w:tentative="1">
-      <w:start w:val="1"/>
-      <w:numFmt w:val="bullet"/>
-      <w:lvlText w:val=""/>
-      <w:lvlJc w:val="left"/>
-      <w:pPr>
-        <w:tabs>
-          <w:tab w:val="num" w:pos="2880"/>
-        </w:tabs>
-        <w:ind w:left="2880" w:hanging="360"/>
-      </w:pPr>
-      <w:rPr>
-        <w:rFonts w:hint="default" w:ascii="Wingdings" w:hAnsi="Wingdings"/>
-        <w:sz w:val="20"/>
-      </w:rPr>
-    </w:lvl>
-    <w:lvl w:ilvl="5" w:tentative="1">
-      <w:start w:val="1"/>
-      <w:numFmt w:val="bullet"/>
-      <w:lvlText w:val=""/>
-      <w:lvlJc w:val="left"/>
-      <w:pPr>
-        <w:tabs>
-          <w:tab w:val="num" w:pos="4320"/>
-        </w:tabs>
-        <w:ind w:left="4320" w:hanging="360"/>
-      </w:pPr>
-      <w:rPr>
-        <w:rFonts w:hint="default" w:ascii="Wingdings" w:hAnsi="Wingdings"/>
-        <w:sz w:val="20"/>
-      </w:rPr>
-    </w:lvl>
-  </w:abstractNum>
-  <w:abstractNum w:abstractNumId="8">
-    <w:lvl w:ilvl="0">
-      <w:start w:val="1"/>
-      <w:numFmt w:val="decimal"/>
-      <w:lvlText w:val="%1."/>
-      <w:lvlJc w:val="left"/>
-      <w:pPr>
-        <w:ind w:left="420" w:hanging="420"/>
-      </w:pPr>
-    </w:lvl>
-  </w:abstractNum>
-  <w:abstractNum w:abstractNumId="9">
-    <w:nsid w:val="755D503A"/>
-    <w:multiLevelType w:val="multilevel"/>
-    <w:tmpl w:val="038EB6AA"/>
-    <w:lvl w:ilvl="1" w:tentative="1">
-      <w:start w:val="1"/>
-      <w:numFmt w:val="bullet"/>
-      <w:lvlText w:val="o"/>
-      <w:lvlJc w:val="left"/>
-      <w:pPr>
-        <w:tabs>
-          <w:tab w:val="num" w:pos="1440"/>
-        </w:tabs>
-        <w:ind w:left="1440" w:hanging="360"/>
-      </w:pPr>
-      <w:rPr>
-        <w:rFonts w:hint="default" w:ascii="Courier New" w:hAnsi="Courier New"/>
-        <w:sz w:val="20"/>
-      </w:rPr>
-    </w:lvl>
-    <w:lvl w:ilvl="8" w:tentative="1">
-      <w:start w:val="1"/>
-      <w:numFmt w:val="bullet"/>
-      <w:lvlText w:val=""/>
-      <w:lvlJc w:val="left"/>
-      <w:pPr>
-        <w:tabs>
-          <w:tab w:val="num" w:pos="6480"/>
-        </w:tabs>
-        <w:ind w:left="6480" w:hanging="360"/>
-      </w:pPr>
-      <w:rPr>
-        <w:rFonts w:hint="default" w:ascii="Wingdings" w:hAnsi="Wingdings"/>
-        <w:sz w:val="20"/>
-      </w:rPr>
-    </w:lvl>
-    <w:lvl w:ilvl="4" w:tentative="1">
-      <w:start w:val="1"/>
-      <w:numFmt w:val="bullet"/>
-      <w:lvlText w:val=""/>
-      <w:lvlJc w:val="left"/>
-      <w:pPr>
-        <w:tabs>
-          <w:tab w:val="num" w:pos="3600"/>
-        </w:tabs>
-        <w:ind w:left="3600" w:hanging="360"/>
-      </w:pPr>
-      <w:rPr>
-        <w:rFonts w:hint="default" w:ascii="Wingdings" w:hAnsi="Wingdings"/>
-        <w:sz w:val="20"/>
-      </w:rPr>
-    </w:lvl>
-    <w:lvl w:ilvl="2" w:tentative="1">
-      <w:start w:val="1"/>
-      <w:numFmt w:val="bullet"/>
-      <w:lvlText w:val=""/>
-      <w:lvlJc w:val="left"/>
-      <w:pPr>
-        <w:tabs>
-          <w:tab w:val="num" w:pos="2160"/>
-        </w:tabs>
-        <w:ind w:left="2160" w:hanging="360"/>
-      </w:pPr>
-      <w:rPr>
-        <w:rFonts w:hint="default" w:ascii="Wingdings" w:hAnsi="Wingdings"/>
-        <w:sz w:val="20"/>
-      </w:rPr>
-    </w:lvl>
-    <w:lvl w:ilvl="3" w:tentative="1">
-      <w:start w:val="1"/>
-      <w:numFmt w:val="bullet"/>
-      <w:lvlText w:val=""/>
-      <w:lvlJc w:val="left"/>
-      <w:pPr>
-        <w:tabs>
-          <w:tab w:val="num" w:pos="2880"/>
-        </w:tabs>
-        <w:ind w:left="2880" w:hanging="360"/>
       </w:pPr>
       <w:rPr>
         <w:rFonts w:hint="default" w:ascii="Wingdings" w:hAnsi="Wingdings"/>
@@ -20175,16 +19776,32 @@
         <w:sz w:val="20"/>
       </w:rPr>
     </w:lvl>
-    <w:lvl w:ilvl="4" w:tentative="1">
+    <w:lvl w:ilvl="8" w:tentative="1">
       <w:start w:val="1"/>
       <w:numFmt w:val="bullet"/>
       <w:lvlText w:val=""/>
       <w:lvlJc w:val="left"/>
       <w:pPr>
         <w:tabs>
-          <w:tab w:val="num" w:pos="3600"/>
+          <w:tab w:val="num" w:pos="6480"/>
         </w:tabs>
-        <w:ind w:left="3600" w:hanging="360"/>
+        <w:ind w:left="6480" w:hanging="360"/>
+      </w:pPr>
+      <w:rPr>
+        <w:rFonts w:hint="default" w:ascii="Wingdings" w:hAnsi="Wingdings"/>
+        <w:sz w:val="20"/>
+      </w:rPr>
+    </w:lvl>
+    <w:lvl w:ilvl="6" w:tentative="1">
+      <w:start w:val="1"/>
+      <w:numFmt w:val="bullet"/>
+      <w:lvlText w:val=""/>
+      <w:lvlJc w:val="left"/>
+      <w:pPr>
+        <w:tabs>
+          <w:tab w:val="num" w:pos="5040"/>
+        </w:tabs>
+        <w:ind w:left="5040" w:hanging="360"/>
       </w:pPr>
       <w:rPr>
         <w:rFonts w:hint="default" w:ascii="Wingdings" w:hAnsi="Wingdings"/>
@@ -20223,6 +19840,22 @@
         <w:sz w:val="20"/>
       </w:rPr>
     </w:lvl>
+    <w:lvl w:ilvl="7" w:tentative="1">
+      <w:start w:val="1"/>
+      <w:numFmt w:val="bullet"/>
+      <w:lvlText w:val=""/>
+      <w:lvlJc w:val="left"/>
+      <w:pPr>
+        <w:tabs>
+          <w:tab w:val="num" w:pos="5760"/>
+        </w:tabs>
+        <w:ind w:left="5760" w:hanging="360"/>
+      </w:pPr>
+      <w:rPr>
+        <w:rFonts w:hint="default" w:ascii="Wingdings" w:hAnsi="Wingdings"/>
+        <w:sz w:val="20"/>
+      </w:rPr>
+    </w:lvl>
     <w:lvl w:ilvl="1" w:tentative="1">
       <w:start w:val="1"/>
       <w:numFmt w:val="bullet"/>
@@ -20236,6 +19869,22 @@
       </w:pPr>
       <w:rPr>
         <w:rFonts w:hint="default" w:ascii="Courier New" w:hAnsi="Courier New"/>
+        <w:sz w:val="20"/>
+      </w:rPr>
+    </w:lvl>
+    <w:lvl w:ilvl="4" w:tentative="1">
+      <w:start w:val="1"/>
+      <w:numFmt w:val="bullet"/>
+      <w:lvlText w:val=""/>
+      <w:lvlJc w:val="left"/>
+      <w:pPr>
+        <w:tabs>
+          <w:tab w:val="num" w:pos="3600"/>
+        </w:tabs>
+        <w:ind w:left="3600" w:hanging="360"/>
+      </w:pPr>
+      <w:rPr>
+        <w:rFonts w:hint="default" w:ascii="Wingdings" w:hAnsi="Wingdings"/>
         <w:sz w:val="20"/>
       </w:rPr>
     </w:lvl>
@@ -20249,54 +19898,6 @@
           <w:tab w:val="num" w:pos="2880"/>
         </w:tabs>
         <w:ind w:left="2880" w:hanging="360"/>
-      </w:pPr>
-      <w:rPr>
-        <w:rFonts w:hint="default" w:ascii="Wingdings" w:hAnsi="Wingdings"/>
-        <w:sz w:val="20"/>
-      </w:rPr>
-    </w:lvl>
-    <w:lvl w:ilvl="6" w:tentative="1">
-      <w:start w:val="1"/>
-      <w:numFmt w:val="bullet"/>
-      <w:lvlText w:val=""/>
-      <w:lvlJc w:val="left"/>
-      <w:pPr>
-        <w:tabs>
-          <w:tab w:val="num" w:pos="5040"/>
-        </w:tabs>
-        <w:ind w:left="5040" w:hanging="360"/>
-      </w:pPr>
-      <w:rPr>
-        <w:rFonts w:hint="default" w:ascii="Wingdings" w:hAnsi="Wingdings"/>
-        <w:sz w:val="20"/>
-      </w:rPr>
-    </w:lvl>
-    <w:lvl w:ilvl="8" w:tentative="1">
-      <w:start w:val="1"/>
-      <w:numFmt w:val="bullet"/>
-      <w:lvlText w:val=""/>
-      <w:lvlJc w:val="left"/>
-      <w:pPr>
-        <w:tabs>
-          <w:tab w:val="num" w:pos="6480"/>
-        </w:tabs>
-        <w:ind w:left="6480" w:hanging="360"/>
-      </w:pPr>
-      <w:rPr>
-        <w:rFonts w:hint="default" w:ascii="Wingdings" w:hAnsi="Wingdings"/>
-        <w:sz w:val="20"/>
-      </w:rPr>
-    </w:lvl>
-    <w:lvl w:ilvl="7" w:tentative="1">
-      <w:start w:val="1"/>
-      <w:numFmt w:val="bullet"/>
-      <w:lvlText w:val=""/>
-      <w:lvlJc w:val="left"/>
-      <w:pPr>
-        <w:tabs>
-          <w:tab w:val="num" w:pos="5760"/>
-        </w:tabs>
-        <w:ind w:left="5760" w:hanging="360"/>
       </w:pPr>
       <w:rPr>
         <w:rFonts w:hint="default" w:ascii="Wingdings" w:hAnsi="Wingdings"/>
@@ -20356,6 +19957,22 @@
         <w:sz w:val="20"/>
       </w:rPr>
     </w:lvl>
+    <w:lvl w:ilvl="5" w:tentative="1">
+      <w:start w:val="1"/>
+      <w:numFmt w:val="bullet"/>
+      <w:lvlText w:val=""/>
+      <w:lvlJc w:val="left"/>
+      <w:pPr>
+        <w:tabs>
+          <w:tab w:val="num" w:pos="4320"/>
+        </w:tabs>
+        <w:ind w:left="4320" w:hanging="360"/>
+      </w:pPr>
+      <w:rPr>
+        <w:rFonts w:hint="default" w:ascii="Wingdings" w:hAnsi="Wingdings"/>
+        <w:sz w:val="20"/>
+      </w:rPr>
+    </w:lvl>
     <w:lvl w:ilvl="1" w:tentative="1">
       <w:start w:val="1"/>
       <w:numFmt w:val="bullet"/>
@@ -20369,6 +19986,139 @@
       </w:pPr>
       <w:rPr>
         <w:rFonts w:hint="default" w:ascii="Courier New" w:hAnsi="Courier New"/>
+        <w:sz w:val="20"/>
+      </w:rPr>
+    </w:lvl>
+    <w:lvl w:ilvl="3" w:tentative="1">
+      <w:start w:val="1"/>
+      <w:numFmt w:val="bullet"/>
+      <w:lvlText w:val=""/>
+      <w:lvlJc w:val="left"/>
+      <w:pPr>
+        <w:tabs>
+          <w:tab w:val="num" w:pos="2880"/>
+        </w:tabs>
+        <w:ind w:left="2880" w:hanging="360"/>
+      </w:pPr>
+      <w:rPr>
+        <w:rFonts w:hint="default" w:ascii="Wingdings" w:hAnsi="Wingdings"/>
+        <w:sz w:val="20"/>
+      </w:rPr>
+    </w:lvl>
+    <w:lvl w:ilvl="7" w:tentative="1">
+      <w:start w:val="1"/>
+      <w:numFmt w:val="bullet"/>
+      <w:lvlText w:val=""/>
+      <w:lvlJc w:val="left"/>
+      <w:pPr>
+        <w:tabs>
+          <w:tab w:val="num" w:pos="5760"/>
+        </w:tabs>
+        <w:ind w:left="5760" w:hanging="360"/>
+      </w:pPr>
+      <w:rPr>
+        <w:rFonts w:hint="default" w:ascii="Wingdings" w:hAnsi="Wingdings"/>
+        <w:sz w:val="20"/>
+      </w:rPr>
+    </w:lvl>
+    <w:lvl w:ilvl="6" w:tentative="1">
+      <w:start w:val="1"/>
+      <w:numFmt w:val="bullet"/>
+      <w:lvlText w:val=""/>
+      <w:lvlJc w:val="left"/>
+      <w:pPr>
+        <w:tabs>
+          <w:tab w:val="num" w:pos="5040"/>
+        </w:tabs>
+        <w:ind w:left="5040" w:hanging="360"/>
+      </w:pPr>
+      <w:rPr>
+        <w:rFonts w:hint="default" w:ascii="Wingdings" w:hAnsi="Wingdings"/>
+        <w:sz w:val="20"/>
+      </w:rPr>
+    </w:lvl>
+    <w:lvl w:ilvl="0">
+      <w:start w:val="1"/>
+      <w:numFmt w:val="bullet"/>
+      <w:lvlText w:val=""/>
+      <w:lvlJc w:val="left"/>
+      <w:pPr>
+        <w:tabs>
+          <w:tab w:val="num" w:pos="720"/>
+        </w:tabs>
+        <w:ind w:left="720" w:hanging="360"/>
+      </w:pPr>
+      <w:rPr>
+        <w:rFonts w:hint="default" w:ascii="Symbol" w:hAnsi="Symbol"/>
+        <w:sz w:val="20"/>
+      </w:rPr>
+    </w:lvl>
+  </w:abstractNum>
+  <w:abstractNum w:abstractNumId="12">
+    <w:nsid w:val="0C4F70F6"/>
+    <w:multiLevelType w:val="multilevel"/>
+    <w:tmpl w:val="CC4C1C6A"/>
+    <w:lvl w:ilvl="1" w:tentative="1">
+      <w:start w:val="1"/>
+      <w:numFmt w:val="bullet"/>
+      <w:lvlText w:val="o"/>
+      <w:lvlJc w:val="left"/>
+      <w:pPr>
+        <w:tabs>
+          <w:tab w:val="num" w:pos="1440"/>
+        </w:tabs>
+        <w:ind w:left="1440" w:hanging="360"/>
+      </w:pPr>
+      <w:rPr>
+        <w:rFonts w:hint="default" w:ascii="Courier New" w:hAnsi="Courier New"/>
+        <w:sz w:val="20"/>
+      </w:rPr>
+    </w:lvl>
+    <w:lvl w:ilvl="7" w:tentative="1">
+      <w:start w:val="1"/>
+      <w:numFmt w:val="bullet"/>
+      <w:lvlText w:val=""/>
+      <w:lvlJc w:val="left"/>
+      <w:pPr>
+        <w:tabs>
+          <w:tab w:val="num" w:pos="5760"/>
+        </w:tabs>
+        <w:ind w:left="5760" w:hanging="360"/>
+      </w:pPr>
+      <w:rPr>
+        <w:rFonts w:hint="default" w:ascii="Wingdings" w:hAnsi="Wingdings"/>
+        <w:sz w:val="20"/>
+      </w:rPr>
+    </w:lvl>
+    <w:lvl w:ilvl="2" w:tentative="1">
+      <w:start w:val="1"/>
+      <w:numFmt w:val="bullet"/>
+      <w:lvlText w:val=""/>
+      <w:lvlJc w:val="left"/>
+      <w:pPr>
+        <w:tabs>
+          <w:tab w:val="num" w:pos="2160"/>
+        </w:tabs>
+        <w:ind w:left="2160" w:hanging="360"/>
+      </w:pPr>
+      <w:rPr>
+        <w:rFonts w:hint="default" w:ascii="Wingdings" w:hAnsi="Wingdings"/>
+        <w:sz w:val="20"/>
+      </w:rPr>
+    </w:lvl>
+    <w:lvl w:ilvl="6" w:tentative="1">
+      <w:start w:val="1"/>
+      <w:numFmt w:val="bullet"/>
+      <w:lvlText w:val=""/>
+      <w:lvlJc w:val="left"/>
+      <w:pPr>
+        <w:tabs>
+          <w:tab w:val="num" w:pos="5040"/>
+        </w:tabs>
+        <w:ind w:left="5040" w:hanging="360"/>
+      </w:pPr>
+      <w:rPr>
+        <w:rFonts w:hint="default" w:ascii="Wingdings" w:hAnsi="Wingdings"/>
         <w:sz w:val="20"/>
       </w:rPr>
     </w:lvl>
@@ -20382,6 +20132,217 @@
           <w:tab w:val="num" w:pos="4320"/>
         </w:tabs>
         <w:ind w:left="4320" w:hanging="360"/>
+      </w:pPr>
+      <w:rPr>
+        <w:rFonts w:hint="default" w:ascii="Wingdings" w:hAnsi="Wingdings"/>
+        <w:sz w:val="20"/>
+      </w:rPr>
+    </w:lvl>
+    <w:lvl w:ilvl="4" w:tentative="1">
+      <w:start w:val="1"/>
+      <w:numFmt w:val="bullet"/>
+      <w:lvlText w:val=""/>
+      <w:lvlJc w:val="left"/>
+      <w:pPr>
+        <w:tabs>
+          <w:tab w:val="num" w:pos="3600"/>
+        </w:tabs>
+        <w:ind w:left="3600" w:hanging="360"/>
+      </w:pPr>
+      <w:rPr>
+        <w:rFonts w:hint="default" w:ascii="Wingdings" w:hAnsi="Wingdings"/>
+        <w:sz w:val="20"/>
+      </w:rPr>
+    </w:lvl>
+    <w:lvl w:ilvl="8" w:tentative="1">
+      <w:start w:val="1"/>
+      <w:numFmt w:val="bullet"/>
+      <w:lvlText w:val=""/>
+      <w:lvlJc w:val="left"/>
+      <w:pPr>
+        <w:tabs>
+          <w:tab w:val="num" w:pos="6480"/>
+        </w:tabs>
+        <w:ind w:left="6480" w:hanging="360"/>
+      </w:pPr>
+      <w:rPr>
+        <w:rFonts w:hint="default" w:ascii="Wingdings" w:hAnsi="Wingdings"/>
+        <w:sz w:val="20"/>
+      </w:rPr>
+    </w:lvl>
+    <w:lvl w:ilvl="0">
+      <w:start w:val="1"/>
+      <w:numFmt w:val="bullet"/>
+      <w:lvlText w:val=""/>
+      <w:lvlJc w:val="left"/>
+      <w:pPr>
+        <w:tabs>
+          <w:tab w:val="num" w:pos="720"/>
+        </w:tabs>
+        <w:ind w:left="720" w:hanging="360"/>
+      </w:pPr>
+      <w:rPr>
+        <w:rFonts w:hint="default" w:ascii="Symbol" w:hAnsi="Symbol"/>
+        <w:sz w:val="20"/>
+      </w:rPr>
+    </w:lvl>
+    <w:lvl w:ilvl="3" w:tentative="1">
+      <w:start w:val="1"/>
+      <w:numFmt w:val="bullet"/>
+      <w:lvlText w:val=""/>
+      <w:lvlJc w:val="left"/>
+      <w:pPr>
+        <w:tabs>
+          <w:tab w:val="num" w:pos="2880"/>
+        </w:tabs>
+        <w:ind w:left="2880" w:hanging="360"/>
+      </w:pPr>
+      <w:rPr>
+        <w:rFonts w:hint="default" w:ascii="Wingdings" w:hAnsi="Wingdings"/>
+        <w:sz w:val="20"/>
+      </w:rPr>
+    </w:lvl>
+  </w:abstractNum>
+  <w:abstractNum w:abstractNumId="13">
+    <w:lvl w:ilvl="0">
+      <w:start w:val="1"/>
+      <w:numFmt w:val="bullet"/>
+      <w:lvlText w:val=""/>
+      <w:lvlJc w:val="left"/>
+      <w:pPr>
+        <w:ind w:left="420" w:hanging="420"/>
+      </w:pPr>
+      <w:rPr>
+        <w:rFonts w:hint="default" w:ascii="Wingdings" w:hAnsi="Wingdings"/>
+      </w:rPr>
+    </w:lvl>
+  </w:abstractNum>
+  <w:abstractNum w:abstractNumId="14">
+    <w:nsid w:val="05FC3172"/>
+    <w:multiLevelType w:val="multilevel"/>
+    <w:tmpl w:val="32E83454"/>
+    <w:lvl w:ilvl="8" w:tentative="1">
+      <w:start w:val="1"/>
+      <w:numFmt w:val="bullet"/>
+      <w:lvlText w:val=""/>
+      <w:lvlJc w:val="left"/>
+      <w:pPr>
+        <w:tabs>
+          <w:tab w:val="num" w:pos="6480"/>
+        </w:tabs>
+        <w:ind w:left="6480" w:hanging="360"/>
+      </w:pPr>
+      <w:rPr>
+        <w:rFonts w:hint="default" w:ascii="Wingdings" w:hAnsi="Wingdings"/>
+        <w:sz w:val="20"/>
+      </w:rPr>
+    </w:lvl>
+    <w:lvl w:ilvl="6" w:tentative="1">
+      <w:start w:val="1"/>
+      <w:numFmt w:val="bullet"/>
+      <w:lvlText w:val=""/>
+      <w:lvlJc w:val="left"/>
+      <w:pPr>
+        <w:tabs>
+          <w:tab w:val="num" w:pos="5040"/>
+        </w:tabs>
+        <w:ind w:left="5040" w:hanging="360"/>
+      </w:pPr>
+      <w:rPr>
+        <w:rFonts w:hint="default" w:ascii="Wingdings" w:hAnsi="Wingdings"/>
+        <w:sz w:val="20"/>
+      </w:rPr>
+    </w:lvl>
+    <w:lvl w:ilvl="7" w:tentative="1">
+      <w:start w:val="1"/>
+      <w:numFmt w:val="bullet"/>
+      <w:lvlText w:val=""/>
+      <w:lvlJc w:val="left"/>
+      <w:pPr>
+        <w:tabs>
+          <w:tab w:val="num" w:pos="5760"/>
+        </w:tabs>
+        <w:ind w:left="5760" w:hanging="360"/>
+      </w:pPr>
+      <w:rPr>
+        <w:rFonts w:hint="default" w:ascii="Wingdings" w:hAnsi="Wingdings"/>
+        <w:sz w:val="20"/>
+      </w:rPr>
+    </w:lvl>
+    <w:lvl w:ilvl="5" w:tentative="1">
+      <w:start w:val="1"/>
+      <w:numFmt w:val="bullet"/>
+      <w:lvlText w:val=""/>
+      <w:lvlJc w:val="left"/>
+      <w:pPr>
+        <w:tabs>
+          <w:tab w:val="num" w:pos="4320"/>
+        </w:tabs>
+        <w:ind w:left="4320" w:hanging="360"/>
+      </w:pPr>
+      <w:rPr>
+        <w:rFonts w:hint="default" w:ascii="Wingdings" w:hAnsi="Wingdings"/>
+        <w:sz w:val="20"/>
+      </w:rPr>
+    </w:lvl>
+    <w:lvl w:ilvl="4" w:tentative="1">
+      <w:start w:val="1"/>
+      <w:numFmt w:val="bullet"/>
+      <w:lvlText w:val=""/>
+      <w:lvlJc w:val="left"/>
+      <w:pPr>
+        <w:tabs>
+          <w:tab w:val="num" w:pos="3600"/>
+        </w:tabs>
+        <w:ind w:left="3600" w:hanging="360"/>
+      </w:pPr>
+      <w:rPr>
+        <w:rFonts w:hint="default" w:ascii="Wingdings" w:hAnsi="Wingdings"/>
+        <w:sz w:val="20"/>
+      </w:rPr>
+    </w:lvl>
+    <w:lvl w:ilvl="1" w:tentative="1">
+      <w:start w:val="1"/>
+      <w:numFmt w:val="bullet"/>
+      <w:lvlText w:val="o"/>
+      <w:lvlJc w:val="left"/>
+      <w:pPr>
+        <w:tabs>
+          <w:tab w:val="num" w:pos="1440"/>
+        </w:tabs>
+        <w:ind w:left="1440" w:hanging="360"/>
+      </w:pPr>
+      <w:rPr>
+        <w:rFonts w:hint="default" w:ascii="Courier New" w:hAnsi="Courier New"/>
+        <w:sz w:val="20"/>
+      </w:rPr>
+    </w:lvl>
+    <w:lvl w:ilvl="0">
+      <w:start w:val="1"/>
+      <w:numFmt w:val="bullet"/>
+      <w:lvlText w:val=""/>
+      <w:lvlJc w:val="left"/>
+      <w:pPr>
+        <w:tabs>
+          <w:tab w:val="num" w:pos="720"/>
+        </w:tabs>
+        <w:ind w:left="720" w:hanging="360"/>
+      </w:pPr>
+      <w:rPr>
+        <w:rFonts w:hint="default" w:ascii="Symbol" w:hAnsi="Symbol"/>
+        <w:sz w:val="20"/>
+      </w:rPr>
+    </w:lvl>
+    <w:lvl w:ilvl="2" w:tentative="1">
+      <w:start w:val="1"/>
+      <w:numFmt w:val="bullet"/>
+      <w:lvlText w:val=""/>
+      <w:lvlJc w:val="left"/>
+      <w:pPr>
+        <w:tabs>
+          <w:tab w:val="num" w:pos="2160"/>
+        </w:tabs>
+        <w:ind w:left="2160" w:hanging="360"/>
       </w:pPr>
       <w:rPr>
         <w:rFonts w:hint="default" w:ascii="Wingdings" w:hAnsi="Wingdings"/>
@@ -20404,6 +20365,123 @@
         <w:sz w:val="20"/>
       </w:rPr>
     </w:lvl>
+  </w:abstractNum>
+  <w:abstractNum w:abstractNumId="15">
+    <w:nsid w:val="6C4C76C6"/>
+    <w:multiLevelType w:val="multilevel"/>
+    <w:tmpl w:val="A6EC3C5C"/>
+    <w:lvl w:ilvl="6" w:tentative="1">
+      <w:start w:val="1"/>
+      <w:numFmt w:val="bullet"/>
+      <w:lvlText w:val=""/>
+      <w:lvlJc w:val="left"/>
+      <w:pPr>
+        <w:tabs>
+          <w:tab w:val="num" w:pos="5040"/>
+        </w:tabs>
+        <w:ind w:left="5040" w:hanging="360"/>
+      </w:pPr>
+      <w:rPr>
+        <w:rFonts w:hint="default" w:ascii="Wingdings" w:hAnsi="Wingdings"/>
+        <w:sz w:val="20"/>
+      </w:rPr>
+    </w:lvl>
+    <w:lvl w:ilvl="5" w:tentative="1">
+      <w:start w:val="1"/>
+      <w:numFmt w:val="bullet"/>
+      <w:lvlText w:val=""/>
+      <w:lvlJc w:val="left"/>
+      <w:pPr>
+        <w:tabs>
+          <w:tab w:val="num" w:pos="4320"/>
+        </w:tabs>
+        <w:ind w:left="4320" w:hanging="360"/>
+      </w:pPr>
+      <w:rPr>
+        <w:rFonts w:hint="default" w:ascii="Wingdings" w:hAnsi="Wingdings"/>
+        <w:sz w:val="20"/>
+      </w:rPr>
+    </w:lvl>
+    <w:lvl w:ilvl="8" w:tentative="1">
+      <w:start w:val="1"/>
+      <w:numFmt w:val="bullet"/>
+      <w:lvlText w:val=""/>
+      <w:lvlJc w:val="left"/>
+      <w:pPr>
+        <w:tabs>
+          <w:tab w:val="num" w:pos="6480"/>
+        </w:tabs>
+        <w:ind w:left="6480" w:hanging="360"/>
+      </w:pPr>
+      <w:rPr>
+        <w:rFonts w:hint="default" w:ascii="Wingdings" w:hAnsi="Wingdings"/>
+        <w:sz w:val="20"/>
+      </w:rPr>
+    </w:lvl>
+    <w:lvl w:ilvl="4" w:tentative="1">
+      <w:start w:val="1"/>
+      <w:numFmt w:val="bullet"/>
+      <w:lvlText w:val=""/>
+      <w:lvlJc w:val="left"/>
+      <w:pPr>
+        <w:tabs>
+          <w:tab w:val="num" w:pos="3600"/>
+        </w:tabs>
+        <w:ind w:left="3600" w:hanging="360"/>
+      </w:pPr>
+      <w:rPr>
+        <w:rFonts w:hint="default" w:ascii="Wingdings" w:hAnsi="Wingdings"/>
+        <w:sz w:val="20"/>
+      </w:rPr>
+    </w:lvl>
+    <w:lvl w:ilvl="3" w:tentative="1">
+      <w:start w:val="1"/>
+      <w:numFmt w:val="bullet"/>
+      <w:lvlText w:val=""/>
+      <w:lvlJc w:val="left"/>
+      <w:pPr>
+        <w:tabs>
+          <w:tab w:val="num" w:pos="2880"/>
+        </w:tabs>
+        <w:ind w:left="2880" w:hanging="360"/>
+      </w:pPr>
+      <w:rPr>
+        <w:rFonts w:hint="default" w:ascii="Wingdings" w:hAnsi="Wingdings"/>
+        <w:sz w:val="20"/>
+      </w:rPr>
+    </w:lvl>
+    <w:lvl w:ilvl="1" w:tentative="1">
+      <w:start w:val="1"/>
+      <w:numFmt w:val="bullet"/>
+      <w:lvlText w:val="o"/>
+      <w:lvlJc w:val="left"/>
+      <w:pPr>
+        <w:tabs>
+          <w:tab w:val="num" w:pos="1440"/>
+        </w:tabs>
+        <w:ind w:left="1440" w:hanging="360"/>
+      </w:pPr>
+      <w:rPr>
+        <w:rFonts w:hint="default" w:ascii="Courier New" w:hAnsi="Courier New"/>
+        <w:sz w:val="20"/>
+      </w:rPr>
+    </w:lvl>
+    <w:lvl w:ilvl="0">
+      <w:start w:val="1"/>
+      <w:numFmt w:val="bullet"/>
+      <w:lvlText w:val=""/>
+      <w:lvlJc w:val="left"/>
+      <w:pPr>
+        <w:tabs>
+          <w:tab w:val="num" w:pos="720"/>
+        </w:tabs>
+        <w:ind w:left="720" w:hanging="360"/>
+      </w:pPr>
+      <w:rPr>
+        <w:rFonts w:hint="default" w:ascii="Symbol" w:hAnsi="Symbol"/>
+        <w:sz w:val="20"/>
+      </w:rPr>
+    </w:lvl>
     <w:lvl w:ilvl="7" w:tentative="1">
       <w:start w:val="1"/>
       <w:numFmt w:val="bullet"/>
@@ -20414,6 +20492,91 @@
           <w:tab w:val="num" w:pos="5760"/>
         </w:tabs>
         <w:ind w:left="5760" w:hanging="360"/>
+      </w:pPr>
+      <w:rPr>
+        <w:rFonts w:hint="default" w:ascii="Wingdings" w:hAnsi="Wingdings"/>
+        <w:sz w:val="20"/>
+      </w:rPr>
+    </w:lvl>
+    <w:lvl w:ilvl="2" w:tentative="1">
+      <w:start w:val="1"/>
+      <w:numFmt w:val="bullet"/>
+      <w:lvlText w:val=""/>
+      <w:lvlJc w:val="left"/>
+      <w:pPr>
+        <w:tabs>
+          <w:tab w:val="num" w:pos="2160"/>
+        </w:tabs>
+        <w:ind w:left="2160" w:hanging="360"/>
+      </w:pPr>
+      <w:rPr>
+        <w:rFonts w:hint="default" w:ascii="Wingdings" w:hAnsi="Wingdings"/>
+        <w:sz w:val="20"/>
+      </w:rPr>
+    </w:lvl>
+  </w:abstractNum>
+  <w:abstractNum w:abstractNumId="16">
+    <w:nsid w:val="7647587B"/>
+    <w:multiLevelType w:val="multilevel"/>
+    <w:tmpl w:val="7B90DA8E"/>
+    <w:lvl w:ilvl="1" w:tentative="1">
+      <w:start w:val="1"/>
+      <w:numFmt w:val="bullet"/>
+      <w:lvlText w:val="o"/>
+      <w:lvlJc w:val="left"/>
+      <w:pPr>
+        <w:tabs>
+          <w:tab w:val="num" w:pos="1440"/>
+        </w:tabs>
+        <w:ind w:left="1440" w:hanging="360"/>
+      </w:pPr>
+      <w:rPr>
+        <w:rFonts w:hint="default" w:ascii="Courier New" w:hAnsi="Courier New"/>
+        <w:sz w:val="20"/>
+      </w:rPr>
+    </w:lvl>
+    <w:lvl w:ilvl="2" w:tentative="1">
+      <w:start w:val="1"/>
+      <w:numFmt w:val="bullet"/>
+      <w:lvlText w:val=""/>
+      <w:lvlJc w:val="left"/>
+      <w:pPr>
+        <w:tabs>
+          <w:tab w:val="num" w:pos="2160"/>
+        </w:tabs>
+        <w:ind w:left="2160" w:hanging="360"/>
+      </w:pPr>
+      <w:rPr>
+        <w:rFonts w:hint="default" w:ascii="Wingdings" w:hAnsi="Wingdings"/>
+        <w:sz w:val="20"/>
+      </w:rPr>
+    </w:lvl>
+    <w:lvl w:ilvl="7" w:tentative="1">
+      <w:start w:val="1"/>
+      <w:numFmt w:val="bullet"/>
+      <w:lvlText w:val=""/>
+      <w:lvlJc w:val="left"/>
+      <w:pPr>
+        <w:tabs>
+          <w:tab w:val="num" w:pos="5760"/>
+        </w:tabs>
+        <w:ind w:left="5760" w:hanging="360"/>
+      </w:pPr>
+      <w:rPr>
+        <w:rFonts w:hint="default" w:ascii="Wingdings" w:hAnsi="Wingdings"/>
+        <w:sz w:val="20"/>
+      </w:rPr>
+    </w:lvl>
+    <w:lvl w:ilvl="8" w:tentative="1">
+      <w:start w:val="1"/>
+      <w:numFmt w:val="bullet"/>
+      <w:lvlText w:val=""/>
+      <w:lvlJc w:val="left"/>
+      <w:pPr>
+        <w:tabs>
+          <w:tab w:val="num" w:pos="6480"/>
+        </w:tabs>
+        <w:ind w:left="6480" w:hanging="360"/>
       </w:pPr>
       <w:rPr>
         <w:rFonts w:hint="default" w:ascii="Wingdings" w:hAnsi="Wingdings"/>
@@ -20436,6 +20599,22 @@
         <w:sz w:val="20"/>
       </w:rPr>
     </w:lvl>
+    <w:lvl w:ilvl="4" w:tentative="1">
+      <w:start w:val="1"/>
+      <w:numFmt w:val="bullet"/>
+      <w:lvlText w:val=""/>
+      <w:lvlJc w:val="left"/>
+      <w:pPr>
+        <w:tabs>
+          <w:tab w:val="num" w:pos="3600"/>
+        </w:tabs>
+        <w:ind w:left="3600" w:hanging="360"/>
+      </w:pPr>
+      <w:rPr>
+        <w:rFonts w:hint="default" w:ascii="Wingdings" w:hAnsi="Wingdings"/>
+        <w:sz w:val="20"/>
+      </w:rPr>
+    </w:lvl>
     <w:lvl w:ilvl="0">
       <w:start w:val="1"/>
       <w:numFmt w:val="bullet"/>
@@ -20452,11 +20631,171 @@
         <w:sz w:val="20"/>
       </w:rPr>
     </w:lvl>
+    <w:lvl w:ilvl="5" w:tentative="1">
+      <w:start w:val="1"/>
+      <w:numFmt w:val="bullet"/>
+      <w:lvlText w:val=""/>
+      <w:lvlJc w:val="left"/>
+      <w:pPr>
+        <w:tabs>
+          <w:tab w:val="num" w:pos="4320"/>
+        </w:tabs>
+        <w:ind w:left="4320" w:hanging="360"/>
+      </w:pPr>
+      <w:rPr>
+        <w:rFonts w:hint="default" w:ascii="Wingdings" w:hAnsi="Wingdings"/>
+        <w:sz w:val="20"/>
+      </w:rPr>
+    </w:lvl>
+    <w:lvl w:ilvl="3" w:tentative="1">
+      <w:start w:val="1"/>
+      <w:numFmt w:val="bullet"/>
+      <w:lvlText w:val=""/>
+      <w:lvlJc w:val="left"/>
+      <w:pPr>
+        <w:tabs>
+          <w:tab w:val="num" w:pos="2880"/>
+        </w:tabs>
+        <w:ind w:left="2880" w:hanging="360"/>
+      </w:pPr>
+      <w:rPr>
+        <w:rFonts w:hint="default" w:ascii="Wingdings" w:hAnsi="Wingdings"/>
+        <w:sz w:val="20"/>
+      </w:rPr>
+    </w:lvl>
   </w:abstractNum>
-  <w:abstractNum w:abstractNumId="12">
-    <w:nsid w:val="1DB6012D"/>
+  <w:abstractNum w:abstractNumId="17">
+    <w:nsid w:val="05B40589"/>
     <w:multiLevelType w:val="multilevel"/>
-    <w:tmpl w:val="8758DCB6"/>
+    <w:tmpl w:val="347C040C"/>
+    <w:lvl w:ilvl="2" w:tentative="1">
+      <w:start w:val="1"/>
+      <w:numFmt w:val="bullet"/>
+      <w:lvlText w:val=""/>
+      <w:lvlJc w:val="left"/>
+      <w:pPr>
+        <w:tabs>
+          <w:tab w:val="num" w:pos="2160"/>
+        </w:tabs>
+        <w:ind w:left="2160" w:hanging="360"/>
+      </w:pPr>
+      <w:rPr>
+        <w:rFonts w:hint="default" w:ascii="Wingdings" w:hAnsi="Wingdings"/>
+        <w:sz w:val="20"/>
+      </w:rPr>
+    </w:lvl>
+    <w:lvl w:ilvl="3" w:tentative="1">
+      <w:start w:val="1"/>
+      <w:numFmt w:val="bullet"/>
+      <w:lvlText w:val=""/>
+      <w:lvlJc w:val="left"/>
+      <w:pPr>
+        <w:tabs>
+          <w:tab w:val="num" w:pos="2880"/>
+        </w:tabs>
+        <w:ind w:left="2880" w:hanging="360"/>
+      </w:pPr>
+      <w:rPr>
+        <w:rFonts w:hint="default" w:ascii="Wingdings" w:hAnsi="Wingdings"/>
+        <w:sz w:val="20"/>
+      </w:rPr>
+    </w:lvl>
+    <w:lvl w:ilvl="0">
+      <w:start w:val="1"/>
+      <w:numFmt w:val="bullet"/>
+      <w:lvlText w:val=""/>
+      <w:lvlJc w:val="left"/>
+      <w:pPr>
+        <w:tabs>
+          <w:tab w:val="num" w:pos="720"/>
+        </w:tabs>
+        <w:ind w:left="720" w:hanging="360"/>
+      </w:pPr>
+      <w:rPr>
+        <w:rFonts w:hint="default" w:ascii="Symbol" w:hAnsi="Symbol"/>
+        <w:sz w:val="20"/>
+      </w:rPr>
+    </w:lvl>
+    <w:lvl w:ilvl="6" w:tentative="1">
+      <w:start w:val="1"/>
+      <w:numFmt w:val="bullet"/>
+      <w:lvlText w:val=""/>
+      <w:lvlJc w:val="left"/>
+      <w:pPr>
+        <w:tabs>
+          <w:tab w:val="num" w:pos="5040"/>
+        </w:tabs>
+        <w:ind w:left="5040" w:hanging="360"/>
+      </w:pPr>
+      <w:rPr>
+        <w:rFonts w:hint="default" w:ascii="Wingdings" w:hAnsi="Wingdings"/>
+        <w:sz w:val="20"/>
+      </w:rPr>
+    </w:lvl>
+    <w:lvl w:ilvl="8" w:tentative="1">
+      <w:start w:val="1"/>
+      <w:numFmt w:val="bullet"/>
+      <w:lvlText w:val=""/>
+      <w:lvlJc w:val="left"/>
+      <w:pPr>
+        <w:tabs>
+          <w:tab w:val="num" w:pos="6480"/>
+        </w:tabs>
+        <w:ind w:left="6480" w:hanging="360"/>
+      </w:pPr>
+      <w:rPr>
+        <w:rFonts w:hint="default" w:ascii="Wingdings" w:hAnsi="Wingdings"/>
+        <w:sz w:val="20"/>
+      </w:rPr>
+    </w:lvl>
+    <w:lvl w:ilvl="7" w:tentative="1">
+      <w:start w:val="1"/>
+      <w:numFmt w:val="bullet"/>
+      <w:lvlText w:val=""/>
+      <w:lvlJc w:val="left"/>
+      <w:pPr>
+        <w:tabs>
+          <w:tab w:val="num" w:pos="5760"/>
+        </w:tabs>
+        <w:ind w:left="5760" w:hanging="360"/>
+      </w:pPr>
+      <w:rPr>
+        <w:rFonts w:hint="default" w:ascii="Wingdings" w:hAnsi="Wingdings"/>
+        <w:sz w:val="20"/>
+      </w:rPr>
+    </w:lvl>
+    <w:lvl w:ilvl="5" w:tentative="1">
+      <w:start w:val="1"/>
+      <w:numFmt w:val="bullet"/>
+      <w:lvlText w:val=""/>
+      <w:lvlJc w:val="left"/>
+      <w:pPr>
+        <w:tabs>
+          <w:tab w:val="num" w:pos="4320"/>
+        </w:tabs>
+        <w:ind w:left="4320" w:hanging="360"/>
+      </w:pPr>
+      <w:rPr>
+        <w:rFonts w:hint="default" w:ascii="Wingdings" w:hAnsi="Wingdings"/>
+        <w:sz w:val="20"/>
+      </w:rPr>
+    </w:lvl>
+    <w:lvl w:ilvl="4" w:tentative="1">
+      <w:start w:val="1"/>
+      <w:numFmt w:val="bullet"/>
+      <w:lvlText w:val=""/>
+      <w:lvlJc w:val="left"/>
+      <w:pPr>
+        <w:tabs>
+          <w:tab w:val="num" w:pos="3600"/>
+        </w:tabs>
+        <w:ind w:left="3600" w:hanging="360"/>
+      </w:pPr>
+      <w:rPr>
+        <w:rFonts w:hint="default" w:ascii="Wingdings" w:hAnsi="Wingdings"/>
+        <w:sz w:val="20"/>
+      </w:rPr>
+    </w:lvl>
     <w:lvl w:ilvl="1" w:tentative="1">
       <w:start w:val="1"/>
       <w:numFmt w:val="bullet"/>
@@ -20470,6 +20809,1477 @@
       </w:pPr>
       <w:rPr>
         <w:rFonts w:hint="default" w:ascii="Courier New" w:hAnsi="Courier New"/>
+        <w:sz w:val="20"/>
+      </w:rPr>
+    </w:lvl>
+  </w:abstractNum>
+  <w:abstractNum w:abstractNumId="18">
+    <w:nsid w:val="5B4E0643"/>
+    <w:multiLevelType w:val="multilevel"/>
+    <w:tmpl w:val="D848C494"/>
+    <w:lvl w:ilvl="6" w:tentative="1">
+      <w:start w:val="1"/>
+      <w:numFmt w:val="bullet"/>
+      <w:lvlText w:val=""/>
+      <w:lvlJc w:val="left"/>
+      <w:pPr>
+        <w:tabs>
+          <w:tab w:val="num" w:pos="5040"/>
+        </w:tabs>
+        <w:ind w:left="5040" w:hanging="360"/>
+      </w:pPr>
+      <w:rPr>
+        <w:rFonts w:hint="default" w:ascii="Wingdings" w:hAnsi="Wingdings"/>
+        <w:sz w:val="20"/>
+      </w:rPr>
+    </w:lvl>
+    <w:lvl w:ilvl="4" w:tentative="1">
+      <w:start w:val="1"/>
+      <w:numFmt w:val="bullet"/>
+      <w:lvlText w:val=""/>
+      <w:lvlJc w:val="left"/>
+      <w:pPr>
+        <w:tabs>
+          <w:tab w:val="num" w:pos="3600"/>
+        </w:tabs>
+        <w:ind w:left="3600" w:hanging="360"/>
+      </w:pPr>
+      <w:rPr>
+        <w:rFonts w:hint="default" w:ascii="Wingdings" w:hAnsi="Wingdings"/>
+        <w:sz w:val="20"/>
+      </w:rPr>
+    </w:lvl>
+    <w:lvl w:ilvl="3" w:tentative="1">
+      <w:start w:val="1"/>
+      <w:numFmt w:val="bullet"/>
+      <w:lvlText w:val=""/>
+      <w:lvlJc w:val="left"/>
+      <w:pPr>
+        <w:tabs>
+          <w:tab w:val="num" w:pos="2880"/>
+        </w:tabs>
+        <w:ind w:left="2880" w:hanging="360"/>
+      </w:pPr>
+      <w:rPr>
+        <w:rFonts w:hint="default" w:ascii="Wingdings" w:hAnsi="Wingdings"/>
+        <w:sz w:val="20"/>
+      </w:rPr>
+    </w:lvl>
+    <w:lvl w:ilvl="0">
+      <w:start w:val="1"/>
+      <w:numFmt w:val="bullet"/>
+      <w:lvlText w:val=""/>
+      <w:lvlJc w:val="left"/>
+      <w:pPr>
+        <w:tabs>
+          <w:tab w:val="num" w:pos="720"/>
+        </w:tabs>
+        <w:ind w:left="720" w:hanging="360"/>
+      </w:pPr>
+      <w:rPr>
+        <w:rFonts w:hint="default" w:ascii="Symbol" w:hAnsi="Symbol"/>
+        <w:sz w:val="20"/>
+      </w:rPr>
+    </w:lvl>
+    <w:lvl w:ilvl="5" w:tentative="1">
+      <w:start w:val="1"/>
+      <w:numFmt w:val="bullet"/>
+      <w:lvlText w:val=""/>
+      <w:lvlJc w:val="left"/>
+      <w:pPr>
+        <w:tabs>
+          <w:tab w:val="num" w:pos="4320"/>
+        </w:tabs>
+        <w:ind w:left="4320" w:hanging="360"/>
+      </w:pPr>
+      <w:rPr>
+        <w:rFonts w:hint="default" w:ascii="Wingdings" w:hAnsi="Wingdings"/>
+        <w:sz w:val="20"/>
+      </w:rPr>
+    </w:lvl>
+    <w:lvl w:ilvl="1" w:tentative="1">
+      <w:start w:val="1"/>
+      <w:numFmt w:val="bullet"/>
+      <w:lvlText w:val="o"/>
+      <w:lvlJc w:val="left"/>
+      <w:pPr>
+        <w:tabs>
+          <w:tab w:val="num" w:pos="1440"/>
+        </w:tabs>
+        <w:ind w:left="1440" w:hanging="360"/>
+      </w:pPr>
+      <w:rPr>
+        <w:rFonts w:hint="default" w:ascii="Courier New" w:hAnsi="Courier New"/>
+        <w:sz w:val="20"/>
+      </w:rPr>
+    </w:lvl>
+    <w:lvl w:ilvl="7" w:tentative="1">
+      <w:start w:val="1"/>
+      <w:numFmt w:val="bullet"/>
+      <w:lvlText w:val=""/>
+      <w:lvlJc w:val="left"/>
+      <w:pPr>
+        <w:tabs>
+          <w:tab w:val="num" w:pos="5760"/>
+        </w:tabs>
+        <w:ind w:left="5760" w:hanging="360"/>
+      </w:pPr>
+      <w:rPr>
+        <w:rFonts w:hint="default" w:ascii="Wingdings" w:hAnsi="Wingdings"/>
+        <w:sz w:val="20"/>
+      </w:rPr>
+    </w:lvl>
+    <w:lvl w:ilvl="8" w:tentative="1">
+      <w:start w:val="1"/>
+      <w:numFmt w:val="bullet"/>
+      <w:lvlText w:val=""/>
+      <w:lvlJc w:val="left"/>
+      <w:pPr>
+        <w:tabs>
+          <w:tab w:val="num" w:pos="6480"/>
+        </w:tabs>
+        <w:ind w:left="6480" w:hanging="360"/>
+      </w:pPr>
+      <w:rPr>
+        <w:rFonts w:hint="default" w:ascii="Wingdings" w:hAnsi="Wingdings"/>
+        <w:sz w:val="20"/>
+      </w:rPr>
+    </w:lvl>
+    <w:lvl w:ilvl="2" w:tentative="1">
+      <w:start w:val="1"/>
+      <w:numFmt w:val="bullet"/>
+      <w:lvlText w:val=""/>
+      <w:lvlJc w:val="left"/>
+      <w:pPr>
+        <w:tabs>
+          <w:tab w:val="num" w:pos="2160"/>
+        </w:tabs>
+        <w:ind w:left="2160" w:hanging="360"/>
+      </w:pPr>
+      <w:rPr>
+        <w:rFonts w:hint="default" w:ascii="Wingdings" w:hAnsi="Wingdings"/>
+        <w:sz w:val="20"/>
+      </w:rPr>
+    </w:lvl>
+  </w:abstractNum>
+  <w:abstractNum w:abstractNumId="19">
+    <w:lvl w:ilvl="0">
+      <w:start w:val="1"/>
+      <w:numFmt w:val="decimal"/>
+      <w:lvlText w:val="%1."/>
+      <w:lvlJc w:val="left"/>
+      <w:pPr>
+        <w:ind w:left="420" w:hanging="420"/>
+      </w:pPr>
+    </w:lvl>
+  </w:abstractNum>
+  <w:abstractNum w:abstractNumId="20">
+    <w:nsid w:val="7A736933"/>
+    <w:multiLevelType w:val="multilevel"/>
+    <w:tmpl w:val="1CFEC2F2"/>
+    <w:lvl w:ilvl="1" w:tentative="1">
+      <w:start w:val="1"/>
+      <w:numFmt w:val="bullet"/>
+      <w:lvlText w:val="o"/>
+      <w:lvlJc w:val="left"/>
+      <w:pPr>
+        <w:tabs>
+          <w:tab w:val="num" w:pos="1440"/>
+        </w:tabs>
+        <w:ind w:left="1440" w:hanging="360"/>
+      </w:pPr>
+      <w:rPr>
+        <w:rFonts w:hint="default" w:ascii="Courier New" w:hAnsi="Courier New"/>
+        <w:sz w:val="20"/>
+      </w:rPr>
+    </w:lvl>
+    <w:lvl w:ilvl="7" w:tentative="1">
+      <w:start w:val="1"/>
+      <w:numFmt w:val="bullet"/>
+      <w:lvlText w:val=""/>
+      <w:lvlJc w:val="left"/>
+      <w:pPr>
+        <w:tabs>
+          <w:tab w:val="num" w:pos="5760"/>
+        </w:tabs>
+        <w:ind w:left="5760" w:hanging="360"/>
+      </w:pPr>
+      <w:rPr>
+        <w:rFonts w:hint="default" w:ascii="Wingdings" w:hAnsi="Wingdings"/>
+        <w:sz w:val="20"/>
+      </w:rPr>
+    </w:lvl>
+    <w:lvl w:ilvl="8" w:tentative="1">
+      <w:start w:val="1"/>
+      <w:numFmt w:val="bullet"/>
+      <w:lvlText w:val=""/>
+      <w:lvlJc w:val="left"/>
+      <w:pPr>
+        <w:tabs>
+          <w:tab w:val="num" w:pos="6480"/>
+        </w:tabs>
+        <w:ind w:left="6480" w:hanging="360"/>
+      </w:pPr>
+      <w:rPr>
+        <w:rFonts w:hint="default" w:ascii="Wingdings" w:hAnsi="Wingdings"/>
+        <w:sz w:val="20"/>
+      </w:rPr>
+    </w:lvl>
+    <w:lvl w:ilvl="0">
+      <w:start w:val="1"/>
+      <w:numFmt w:val="bullet"/>
+      <w:lvlText w:val=""/>
+      <w:lvlJc w:val="left"/>
+      <w:pPr>
+        <w:tabs>
+          <w:tab w:val="num" w:pos="720"/>
+        </w:tabs>
+        <w:ind w:left="720" w:hanging="360"/>
+      </w:pPr>
+      <w:rPr>
+        <w:rFonts w:hint="default" w:ascii="Symbol" w:hAnsi="Symbol"/>
+        <w:sz w:val="20"/>
+      </w:rPr>
+    </w:lvl>
+    <w:lvl w:ilvl="5" w:tentative="1">
+      <w:start w:val="1"/>
+      <w:numFmt w:val="bullet"/>
+      <w:lvlText w:val=""/>
+      <w:lvlJc w:val="left"/>
+      <w:pPr>
+        <w:tabs>
+          <w:tab w:val="num" w:pos="4320"/>
+        </w:tabs>
+        <w:ind w:left="4320" w:hanging="360"/>
+      </w:pPr>
+      <w:rPr>
+        <w:rFonts w:hint="default" w:ascii="Wingdings" w:hAnsi="Wingdings"/>
+        <w:sz w:val="20"/>
+      </w:rPr>
+    </w:lvl>
+    <w:lvl w:ilvl="4" w:tentative="1">
+      <w:start w:val="1"/>
+      <w:numFmt w:val="bullet"/>
+      <w:lvlText w:val=""/>
+      <w:lvlJc w:val="left"/>
+      <w:pPr>
+        <w:tabs>
+          <w:tab w:val="num" w:pos="3600"/>
+        </w:tabs>
+        <w:ind w:left="3600" w:hanging="360"/>
+      </w:pPr>
+      <w:rPr>
+        <w:rFonts w:hint="default" w:ascii="Wingdings" w:hAnsi="Wingdings"/>
+        <w:sz w:val="20"/>
+      </w:rPr>
+    </w:lvl>
+    <w:lvl w:ilvl="6" w:tentative="1">
+      <w:start w:val="1"/>
+      <w:numFmt w:val="bullet"/>
+      <w:lvlText w:val=""/>
+      <w:lvlJc w:val="left"/>
+      <w:pPr>
+        <w:tabs>
+          <w:tab w:val="num" w:pos="5040"/>
+        </w:tabs>
+        <w:ind w:left="5040" w:hanging="360"/>
+      </w:pPr>
+      <w:rPr>
+        <w:rFonts w:hint="default" w:ascii="Wingdings" w:hAnsi="Wingdings"/>
+        <w:sz w:val="20"/>
+      </w:rPr>
+    </w:lvl>
+    <w:lvl w:ilvl="2" w:tentative="1">
+      <w:start w:val="1"/>
+      <w:numFmt w:val="bullet"/>
+      <w:lvlText w:val=""/>
+      <w:lvlJc w:val="left"/>
+      <w:pPr>
+        <w:tabs>
+          <w:tab w:val="num" w:pos="2160"/>
+        </w:tabs>
+        <w:ind w:left="2160" w:hanging="360"/>
+      </w:pPr>
+      <w:rPr>
+        <w:rFonts w:hint="default" w:ascii="Wingdings" w:hAnsi="Wingdings"/>
+        <w:sz w:val="20"/>
+      </w:rPr>
+    </w:lvl>
+    <w:lvl w:ilvl="3" w:tentative="1">
+      <w:start w:val="1"/>
+      <w:numFmt w:val="bullet"/>
+      <w:lvlText w:val=""/>
+      <w:lvlJc w:val="left"/>
+      <w:pPr>
+        <w:tabs>
+          <w:tab w:val="num" w:pos="2880"/>
+        </w:tabs>
+        <w:ind w:left="2880" w:hanging="360"/>
+      </w:pPr>
+      <w:rPr>
+        <w:rFonts w:hint="default" w:ascii="Wingdings" w:hAnsi="Wingdings"/>
+        <w:sz w:val="20"/>
+      </w:rPr>
+    </w:lvl>
+  </w:abstractNum>
+  <w:abstractNum w:abstractNumId="21">
+    <w:nsid w:val="510D3785"/>
+    <w:multiLevelType w:val="multilevel"/>
+    <w:tmpl w:val="73643D5A"/>
+    <w:lvl w:ilvl="0">
+      <w:start w:val="1"/>
+      <w:numFmt w:val="bullet"/>
+      <w:lvlText w:val=""/>
+      <w:lvlJc w:val="left"/>
+      <w:pPr>
+        <w:tabs>
+          <w:tab w:val="num" w:pos="720"/>
+        </w:tabs>
+        <w:ind w:left="720" w:hanging="360"/>
+      </w:pPr>
+      <w:rPr>
+        <w:rFonts w:hint="default" w:ascii="Symbol" w:hAnsi="Symbol"/>
+        <w:sz w:val="20"/>
+      </w:rPr>
+    </w:lvl>
+    <w:lvl w:ilvl="4" w:tentative="1">
+      <w:start w:val="1"/>
+      <w:numFmt w:val="bullet"/>
+      <w:lvlText w:val=""/>
+      <w:lvlJc w:val="left"/>
+      <w:pPr>
+        <w:tabs>
+          <w:tab w:val="num" w:pos="3600"/>
+        </w:tabs>
+        <w:ind w:left="3600" w:hanging="360"/>
+      </w:pPr>
+      <w:rPr>
+        <w:rFonts w:hint="default" w:ascii="Wingdings" w:hAnsi="Wingdings"/>
+        <w:sz w:val="20"/>
+      </w:rPr>
+    </w:lvl>
+    <w:lvl w:ilvl="6" w:tentative="1">
+      <w:start w:val="1"/>
+      <w:numFmt w:val="bullet"/>
+      <w:lvlText w:val=""/>
+      <w:lvlJc w:val="left"/>
+      <w:pPr>
+        <w:tabs>
+          <w:tab w:val="num" w:pos="5040"/>
+        </w:tabs>
+        <w:ind w:left="5040" w:hanging="360"/>
+      </w:pPr>
+      <w:rPr>
+        <w:rFonts w:hint="default" w:ascii="Wingdings" w:hAnsi="Wingdings"/>
+        <w:sz w:val="20"/>
+      </w:rPr>
+    </w:lvl>
+    <w:lvl w:ilvl="3" w:tentative="1">
+      <w:start w:val="1"/>
+      <w:numFmt w:val="bullet"/>
+      <w:lvlText w:val=""/>
+      <w:lvlJc w:val="left"/>
+      <w:pPr>
+        <w:tabs>
+          <w:tab w:val="num" w:pos="2880"/>
+        </w:tabs>
+        <w:ind w:left="2880" w:hanging="360"/>
+      </w:pPr>
+      <w:rPr>
+        <w:rFonts w:hint="default" w:ascii="Wingdings" w:hAnsi="Wingdings"/>
+        <w:sz w:val="20"/>
+      </w:rPr>
+    </w:lvl>
+    <w:lvl w:ilvl="2" w:tentative="1">
+      <w:start w:val="1"/>
+      <w:numFmt w:val="bullet"/>
+      <w:lvlText w:val=""/>
+      <w:lvlJc w:val="left"/>
+      <w:pPr>
+        <w:tabs>
+          <w:tab w:val="num" w:pos="2160"/>
+        </w:tabs>
+        <w:ind w:left="2160" w:hanging="360"/>
+      </w:pPr>
+      <w:rPr>
+        <w:rFonts w:hint="default" w:ascii="Wingdings" w:hAnsi="Wingdings"/>
+        <w:sz w:val="20"/>
+      </w:rPr>
+    </w:lvl>
+    <w:lvl w:ilvl="1" w:tentative="1">
+      <w:start w:val="1"/>
+      <w:numFmt w:val="bullet"/>
+      <w:lvlText w:val="o"/>
+      <w:lvlJc w:val="left"/>
+      <w:pPr>
+        <w:tabs>
+          <w:tab w:val="num" w:pos="1440"/>
+        </w:tabs>
+        <w:ind w:left="1440" w:hanging="360"/>
+      </w:pPr>
+      <w:rPr>
+        <w:rFonts w:hint="default" w:ascii="Courier New" w:hAnsi="Courier New"/>
+        <w:sz w:val="20"/>
+      </w:rPr>
+    </w:lvl>
+    <w:lvl w:ilvl="7" w:tentative="1">
+      <w:start w:val="1"/>
+      <w:numFmt w:val="bullet"/>
+      <w:lvlText w:val=""/>
+      <w:lvlJc w:val="left"/>
+      <w:pPr>
+        <w:tabs>
+          <w:tab w:val="num" w:pos="5760"/>
+        </w:tabs>
+        <w:ind w:left="5760" w:hanging="360"/>
+      </w:pPr>
+      <w:rPr>
+        <w:rFonts w:hint="default" w:ascii="Wingdings" w:hAnsi="Wingdings"/>
+        <w:sz w:val="20"/>
+      </w:rPr>
+    </w:lvl>
+    <w:lvl w:ilvl="5" w:tentative="1">
+      <w:start w:val="1"/>
+      <w:numFmt w:val="bullet"/>
+      <w:lvlText w:val=""/>
+      <w:lvlJc w:val="left"/>
+      <w:pPr>
+        <w:tabs>
+          <w:tab w:val="num" w:pos="4320"/>
+        </w:tabs>
+        <w:ind w:left="4320" w:hanging="360"/>
+      </w:pPr>
+      <w:rPr>
+        <w:rFonts w:hint="default" w:ascii="Wingdings" w:hAnsi="Wingdings"/>
+        <w:sz w:val="20"/>
+      </w:rPr>
+    </w:lvl>
+    <w:lvl w:ilvl="8" w:tentative="1">
+      <w:start w:val="1"/>
+      <w:numFmt w:val="bullet"/>
+      <w:lvlText w:val=""/>
+      <w:lvlJc w:val="left"/>
+      <w:pPr>
+        <w:tabs>
+          <w:tab w:val="num" w:pos="6480"/>
+        </w:tabs>
+        <w:ind w:left="6480" w:hanging="360"/>
+      </w:pPr>
+      <w:rPr>
+        <w:rFonts w:hint="default" w:ascii="Wingdings" w:hAnsi="Wingdings"/>
+        <w:sz w:val="20"/>
+      </w:rPr>
+    </w:lvl>
+  </w:abstractNum>
+  <w:abstractNum w:abstractNumId="22">
+    <w:lvl w:ilvl="0">
+      <w:start w:val="1"/>
+      <w:numFmt w:val="bullet"/>
+      <w:lvlText w:val=""/>
+      <w:lvlJc w:val="left"/>
+      <w:pPr>
+        <w:ind w:left="420" w:hanging="420"/>
+      </w:pPr>
+      <w:rPr>
+        <w:rFonts w:hint="default" w:ascii="Wingdings" w:hAnsi="Wingdings"/>
+      </w:rPr>
+    </w:lvl>
+  </w:abstractNum>
+  <w:abstractNum w:abstractNumId="23">
+    <w:nsid w:val="429B034B"/>
+    <w:multiLevelType w:val="multilevel"/>
+    <w:tmpl w:val="07C2D9A4"/>
+    <w:lvl w:ilvl="2" w:tentative="1">
+      <w:start w:val="1"/>
+      <w:numFmt w:val="bullet"/>
+      <w:lvlText w:val=""/>
+      <w:lvlJc w:val="left"/>
+      <w:pPr>
+        <w:tabs>
+          <w:tab w:val="num" w:pos="2160"/>
+        </w:tabs>
+        <w:ind w:left="2160" w:hanging="360"/>
+      </w:pPr>
+      <w:rPr>
+        <w:rFonts w:hint="default" w:ascii="Wingdings" w:hAnsi="Wingdings"/>
+        <w:sz w:val="20"/>
+      </w:rPr>
+    </w:lvl>
+    <w:lvl w:ilvl="0">
+      <w:start w:val="1"/>
+      <w:numFmt w:val="bullet"/>
+      <w:lvlText w:val=""/>
+      <w:lvlJc w:val="left"/>
+      <w:pPr>
+        <w:tabs>
+          <w:tab w:val="num" w:pos="720"/>
+        </w:tabs>
+        <w:ind w:left="720" w:hanging="360"/>
+      </w:pPr>
+      <w:rPr>
+        <w:rFonts w:hint="default" w:ascii="Symbol" w:hAnsi="Symbol"/>
+        <w:sz w:val="20"/>
+      </w:rPr>
+    </w:lvl>
+    <w:lvl w:ilvl="3" w:tentative="1">
+      <w:start w:val="1"/>
+      <w:numFmt w:val="bullet"/>
+      <w:lvlText w:val=""/>
+      <w:lvlJc w:val="left"/>
+      <w:pPr>
+        <w:tabs>
+          <w:tab w:val="num" w:pos="2880"/>
+        </w:tabs>
+        <w:ind w:left="2880" w:hanging="360"/>
+      </w:pPr>
+      <w:rPr>
+        <w:rFonts w:hint="default" w:ascii="Wingdings" w:hAnsi="Wingdings"/>
+        <w:sz w:val="20"/>
+      </w:rPr>
+    </w:lvl>
+    <w:lvl w:ilvl="7" w:tentative="1">
+      <w:start w:val="1"/>
+      <w:numFmt w:val="bullet"/>
+      <w:lvlText w:val=""/>
+      <w:lvlJc w:val="left"/>
+      <w:pPr>
+        <w:tabs>
+          <w:tab w:val="num" w:pos="5760"/>
+        </w:tabs>
+        <w:ind w:left="5760" w:hanging="360"/>
+      </w:pPr>
+      <w:rPr>
+        <w:rFonts w:hint="default" w:ascii="Wingdings" w:hAnsi="Wingdings"/>
+        <w:sz w:val="20"/>
+      </w:rPr>
+    </w:lvl>
+    <w:lvl w:ilvl="6" w:tentative="1">
+      <w:start w:val="1"/>
+      <w:numFmt w:val="bullet"/>
+      <w:lvlText w:val=""/>
+      <w:lvlJc w:val="left"/>
+      <w:pPr>
+        <w:tabs>
+          <w:tab w:val="num" w:pos="5040"/>
+        </w:tabs>
+        <w:ind w:left="5040" w:hanging="360"/>
+      </w:pPr>
+      <w:rPr>
+        <w:rFonts w:hint="default" w:ascii="Wingdings" w:hAnsi="Wingdings"/>
+        <w:sz w:val="20"/>
+      </w:rPr>
+    </w:lvl>
+    <w:lvl w:ilvl="8" w:tentative="1">
+      <w:start w:val="1"/>
+      <w:numFmt w:val="bullet"/>
+      <w:lvlText w:val=""/>
+      <w:lvlJc w:val="left"/>
+      <w:pPr>
+        <w:tabs>
+          <w:tab w:val="num" w:pos="6480"/>
+        </w:tabs>
+        <w:ind w:left="6480" w:hanging="360"/>
+      </w:pPr>
+      <w:rPr>
+        <w:rFonts w:hint="default" w:ascii="Wingdings" w:hAnsi="Wingdings"/>
+        <w:sz w:val="20"/>
+      </w:rPr>
+    </w:lvl>
+    <w:lvl w:ilvl="5" w:tentative="1">
+      <w:start w:val="1"/>
+      <w:numFmt w:val="bullet"/>
+      <w:lvlText w:val=""/>
+      <w:lvlJc w:val="left"/>
+      <w:pPr>
+        <w:tabs>
+          <w:tab w:val="num" w:pos="4320"/>
+        </w:tabs>
+        <w:ind w:left="4320" w:hanging="360"/>
+      </w:pPr>
+      <w:rPr>
+        <w:rFonts w:hint="default" w:ascii="Wingdings" w:hAnsi="Wingdings"/>
+        <w:sz w:val="20"/>
+      </w:rPr>
+    </w:lvl>
+    <w:lvl w:ilvl="4" w:tentative="1">
+      <w:start w:val="1"/>
+      <w:numFmt w:val="bullet"/>
+      <w:lvlText w:val=""/>
+      <w:lvlJc w:val="left"/>
+      <w:pPr>
+        <w:tabs>
+          <w:tab w:val="num" w:pos="3600"/>
+        </w:tabs>
+        <w:ind w:left="3600" w:hanging="360"/>
+      </w:pPr>
+      <w:rPr>
+        <w:rFonts w:hint="default" w:ascii="Wingdings" w:hAnsi="Wingdings"/>
+        <w:sz w:val="20"/>
+      </w:rPr>
+    </w:lvl>
+    <w:lvl w:ilvl="1" w:tentative="1">
+      <w:start w:val="1"/>
+      <w:numFmt w:val="bullet"/>
+      <w:lvlText w:val="o"/>
+      <w:lvlJc w:val="left"/>
+      <w:pPr>
+        <w:tabs>
+          <w:tab w:val="num" w:pos="1440"/>
+        </w:tabs>
+        <w:ind w:left="1440" w:hanging="360"/>
+      </w:pPr>
+      <w:rPr>
+        <w:rFonts w:hint="default" w:ascii="Courier New" w:hAnsi="Courier New"/>
+        <w:sz w:val="20"/>
+      </w:rPr>
+    </w:lvl>
+  </w:abstractNum>
+  <w:abstractNum w:abstractNumId="24">
+    <w:nsid w:val="755D503A"/>
+    <w:multiLevelType w:val="multilevel"/>
+    <w:tmpl w:val="038EB6AA"/>
+    <w:lvl w:ilvl="2" w:tentative="1">
+      <w:start w:val="1"/>
+      <w:numFmt w:val="bullet"/>
+      <w:lvlText w:val=""/>
+      <w:lvlJc w:val="left"/>
+      <w:pPr>
+        <w:tabs>
+          <w:tab w:val="num" w:pos="2160"/>
+        </w:tabs>
+        <w:ind w:left="2160" w:hanging="360"/>
+      </w:pPr>
+      <w:rPr>
+        <w:rFonts w:hint="default" w:ascii="Wingdings" w:hAnsi="Wingdings"/>
+        <w:sz w:val="20"/>
+      </w:rPr>
+    </w:lvl>
+    <w:lvl w:ilvl="7" w:tentative="1">
+      <w:start w:val="1"/>
+      <w:numFmt w:val="bullet"/>
+      <w:lvlText w:val=""/>
+      <w:lvlJc w:val="left"/>
+      <w:pPr>
+        <w:tabs>
+          <w:tab w:val="num" w:pos="5760"/>
+        </w:tabs>
+        <w:ind w:left="5760" w:hanging="360"/>
+      </w:pPr>
+      <w:rPr>
+        <w:rFonts w:hint="default" w:ascii="Wingdings" w:hAnsi="Wingdings"/>
+        <w:sz w:val="20"/>
+      </w:rPr>
+    </w:lvl>
+    <w:lvl w:ilvl="1" w:tentative="1">
+      <w:start w:val="1"/>
+      <w:numFmt w:val="bullet"/>
+      <w:lvlText w:val="o"/>
+      <w:lvlJc w:val="left"/>
+      <w:pPr>
+        <w:tabs>
+          <w:tab w:val="num" w:pos="1440"/>
+        </w:tabs>
+        <w:ind w:left="1440" w:hanging="360"/>
+      </w:pPr>
+      <w:rPr>
+        <w:rFonts w:hint="default" w:ascii="Courier New" w:hAnsi="Courier New"/>
+        <w:sz w:val="20"/>
+      </w:rPr>
+    </w:lvl>
+    <w:lvl w:ilvl="8" w:tentative="1">
+      <w:start w:val="1"/>
+      <w:numFmt w:val="bullet"/>
+      <w:lvlText w:val=""/>
+      <w:lvlJc w:val="left"/>
+      <w:pPr>
+        <w:tabs>
+          <w:tab w:val="num" w:pos="6480"/>
+        </w:tabs>
+        <w:ind w:left="6480" w:hanging="360"/>
+      </w:pPr>
+      <w:rPr>
+        <w:rFonts w:hint="default" w:ascii="Wingdings" w:hAnsi="Wingdings"/>
+        <w:sz w:val="20"/>
+      </w:rPr>
+    </w:lvl>
+    <w:lvl w:ilvl="5" w:tentative="1">
+      <w:start w:val="1"/>
+      <w:numFmt w:val="bullet"/>
+      <w:lvlText w:val=""/>
+      <w:lvlJc w:val="left"/>
+      <w:pPr>
+        <w:tabs>
+          <w:tab w:val="num" w:pos="4320"/>
+        </w:tabs>
+        <w:ind w:left="4320" w:hanging="360"/>
+      </w:pPr>
+      <w:rPr>
+        <w:rFonts w:hint="default" w:ascii="Wingdings" w:hAnsi="Wingdings"/>
+        <w:sz w:val="20"/>
+      </w:rPr>
+    </w:lvl>
+    <w:lvl w:ilvl="4" w:tentative="1">
+      <w:start w:val="1"/>
+      <w:numFmt w:val="bullet"/>
+      <w:lvlText w:val=""/>
+      <w:lvlJc w:val="left"/>
+      <w:pPr>
+        <w:tabs>
+          <w:tab w:val="num" w:pos="3600"/>
+        </w:tabs>
+        <w:ind w:left="3600" w:hanging="360"/>
+      </w:pPr>
+      <w:rPr>
+        <w:rFonts w:hint="default" w:ascii="Wingdings" w:hAnsi="Wingdings"/>
+        <w:sz w:val="20"/>
+      </w:rPr>
+    </w:lvl>
+    <w:lvl w:ilvl="6" w:tentative="1">
+      <w:start w:val="1"/>
+      <w:numFmt w:val="bullet"/>
+      <w:lvlText w:val=""/>
+      <w:lvlJc w:val="left"/>
+      <w:pPr>
+        <w:tabs>
+          <w:tab w:val="num" w:pos="5040"/>
+        </w:tabs>
+        <w:ind w:left="5040" w:hanging="360"/>
+      </w:pPr>
+      <w:rPr>
+        <w:rFonts w:hint="default" w:ascii="Wingdings" w:hAnsi="Wingdings"/>
+        <w:sz w:val="20"/>
+      </w:rPr>
+    </w:lvl>
+    <w:lvl w:ilvl="0">
+      <w:start w:val="1"/>
+      <w:numFmt w:val="bullet"/>
+      <w:lvlText w:val=""/>
+      <w:lvlJc w:val="left"/>
+      <w:pPr>
+        <w:tabs>
+          <w:tab w:val="num" w:pos="720"/>
+        </w:tabs>
+        <w:ind w:left="720" w:hanging="360"/>
+      </w:pPr>
+      <w:rPr>
+        <w:rFonts w:hint="default" w:ascii="Symbol" w:hAnsi="Symbol"/>
+        <w:sz w:val="20"/>
+      </w:rPr>
+    </w:lvl>
+    <w:lvl w:ilvl="3" w:tentative="1">
+      <w:start w:val="1"/>
+      <w:numFmt w:val="bullet"/>
+      <w:lvlText w:val=""/>
+      <w:lvlJc w:val="left"/>
+      <w:pPr>
+        <w:tabs>
+          <w:tab w:val="num" w:pos="2880"/>
+        </w:tabs>
+        <w:ind w:left="2880" w:hanging="360"/>
+      </w:pPr>
+      <w:rPr>
+        <w:rFonts w:hint="default" w:ascii="Wingdings" w:hAnsi="Wingdings"/>
+        <w:sz w:val="20"/>
+      </w:rPr>
+    </w:lvl>
+  </w:abstractNum>
+  <w:abstractNum w:abstractNumId="25">
+    <w:lvl w:ilvl="0">
+      <w:start w:val="1"/>
+      <w:numFmt w:val="decimal"/>
+      <w:lvlText w:val="%1."/>
+      <w:lvlJc w:val="left"/>
+      <w:pPr>
+        <w:ind w:left="420" w:hanging="420"/>
+      </w:pPr>
+    </w:lvl>
+  </w:abstractNum>
+  <w:abstractNum w:abstractNumId="26">
+    <w:lvl w:ilvl="0">
+      <w:start w:val="1"/>
+      <w:numFmt w:val="bullet"/>
+      <w:lvlText w:val=""/>
+      <w:lvlJc w:val="left"/>
+      <w:pPr>
+        <w:ind w:left="420" w:hanging="420"/>
+      </w:pPr>
+      <w:rPr>
+        <w:rFonts w:hint="default" w:ascii="Wingdings" w:hAnsi="Wingdings"/>
+      </w:rPr>
+    </w:lvl>
+  </w:abstractNum>
+  <w:abstractNum w:abstractNumId="27">
+    <w:nsid w:val="756E4A92"/>
+    <w:multiLevelType w:val="multilevel"/>
+    <w:tmpl w:val="0C0A4BFA"/>
+    <w:lvl w:ilvl="6" w:tentative="1">
+      <w:start w:val="1"/>
+      <w:numFmt w:val="bullet"/>
+      <w:lvlText w:val=""/>
+      <w:lvlJc w:val="left"/>
+      <w:pPr>
+        <w:tabs>
+          <w:tab w:val="num" w:pos="5040"/>
+        </w:tabs>
+        <w:ind w:left="5040" w:hanging="360"/>
+      </w:pPr>
+      <w:rPr>
+        <w:rFonts w:hint="default" w:ascii="Wingdings" w:hAnsi="Wingdings"/>
+        <w:sz w:val="20"/>
+      </w:rPr>
+    </w:lvl>
+    <w:lvl w:ilvl="7" w:tentative="1">
+      <w:start w:val="1"/>
+      <w:numFmt w:val="bullet"/>
+      <w:lvlText w:val=""/>
+      <w:lvlJc w:val="left"/>
+      <w:pPr>
+        <w:tabs>
+          <w:tab w:val="num" w:pos="5760"/>
+        </w:tabs>
+        <w:ind w:left="5760" w:hanging="360"/>
+      </w:pPr>
+      <w:rPr>
+        <w:rFonts w:hint="default" w:ascii="Wingdings" w:hAnsi="Wingdings"/>
+        <w:sz w:val="20"/>
+      </w:rPr>
+    </w:lvl>
+    <w:lvl w:ilvl="1" w:tentative="1">
+      <w:start w:val="1"/>
+      <w:numFmt w:val="bullet"/>
+      <w:lvlText w:val="o"/>
+      <w:lvlJc w:val="left"/>
+      <w:pPr>
+        <w:tabs>
+          <w:tab w:val="num" w:pos="1440"/>
+        </w:tabs>
+        <w:ind w:left="1440" w:hanging="360"/>
+      </w:pPr>
+      <w:rPr>
+        <w:rFonts w:hint="default" w:ascii="Courier New" w:hAnsi="Courier New"/>
+        <w:sz w:val="20"/>
+      </w:rPr>
+    </w:lvl>
+    <w:lvl w:ilvl="3" w:tentative="1">
+      <w:start w:val="1"/>
+      <w:numFmt w:val="bullet"/>
+      <w:lvlText w:val=""/>
+      <w:lvlJc w:val="left"/>
+      <w:pPr>
+        <w:tabs>
+          <w:tab w:val="num" w:pos="2880"/>
+        </w:tabs>
+        <w:ind w:left="2880" w:hanging="360"/>
+      </w:pPr>
+      <w:rPr>
+        <w:rFonts w:hint="default" w:ascii="Wingdings" w:hAnsi="Wingdings"/>
+        <w:sz w:val="20"/>
+      </w:rPr>
+    </w:lvl>
+    <w:lvl w:ilvl="5" w:tentative="1">
+      <w:start w:val="1"/>
+      <w:numFmt w:val="bullet"/>
+      <w:lvlText w:val=""/>
+      <w:lvlJc w:val="left"/>
+      <w:pPr>
+        <w:tabs>
+          <w:tab w:val="num" w:pos="4320"/>
+        </w:tabs>
+        <w:ind w:left="4320" w:hanging="360"/>
+      </w:pPr>
+      <w:rPr>
+        <w:rFonts w:hint="default" w:ascii="Wingdings" w:hAnsi="Wingdings"/>
+        <w:sz w:val="20"/>
+      </w:rPr>
+    </w:lvl>
+    <w:lvl w:ilvl="0">
+      <w:start w:val="1"/>
+      <w:numFmt w:val="bullet"/>
+      <w:lvlText w:val=""/>
+      <w:lvlJc w:val="left"/>
+      <w:pPr>
+        <w:tabs>
+          <w:tab w:val="num" w:pos="720"/>
+        </w:tabs>
+        <w:ind w:left="720" w:hanging="360"/>
+      </w:pPr>
+      <w:rPr>
+        <w:rFonts w:hint="default" w:ascii="Symbol" w:hAnsi="Symbol"/>
+        <w:sz w:val="20"/>
+      </w:rPr>
+    </w:lvl>
+    <w:lvl w:ilvl="2" w:tentative="1">
+      <w:start w:val="1"/>
+      <w:numFmt w:val="bullet"/>
+      <w:lvlText w:val=""/>
+      <w:lvlJc w:val="left"/>
+      <w:pPr>
+        <w:tabs>
+          <w:tab w:val="num" w:pos="2160"/>
+        </w:tabs>
+        <w:ind w:left="2160" w:hanging="360"/>
+      </w:pPr>
+      <w:rPr>
+        <w:rFonts w:hint="default" w:ascii="Wingdings" w:hAnsi="Wingdings"/>
+        <w:sz w:val="20"/>
+      </w:rPr>
+    </w:lvl>
+    <w:lvl w:ilvl="8" w:tentative="1">
+      <w:start w:val="1"/>
+      <w:numFmt w:val="bullet"/>
+      <w:lvlText w:val=""/>
+      <w:lvlJc w:val="left"/>
+      <w:pPr>
+        <w:tabs>
+          <w:tab w:val="num" w:pos="6480"/>
+        </w:tabs>
+        <w:ind w:left="6480" w:hanging="360"/>
+      </w:pPr>
+      <w:rPr>
+        <w:rFonts w:hint="default" w:ascii="Wingdings" w:hAnsi="Wingdings"/>
+        <w:sz w:val="20"/>
+      </w:rPr>
+    </w:lvl>
+    <w:lvl w:ilvl="4" w:tentative="1">
+      <w:start w:val="1"/>
+      <w:numFmt w:val="bullet"/>
+      <w:lvlText w:val=""/>
+      <w:lvlJc w:val="left"/>
+      <w:pPr>
+        <w:tabs>
+          <w:tab w:val="num" w:pos="3600"/>
+        </w:tabs>
+        <w:ind w:left="3600" w:hanging="360"/>
+      </w:pPr>
+      <w:rPr>
+        <w:rFonts w:hint="default" w:ascii="Wingdings" w:hAnsi="Wingdings"/>
+        <w:sz w:val="20"/>
+      </w:rPr>
+    </w:lvl>
+  </w:abstractNum>
+  <w:abstractNum w:abstractNumId="28">
+    <w:nsid w:val="1448493D"/>
+    <w:multiLevelType w:val="multilevel"/>
+    <w:tmpl w:val="CB1A5D0E"/>
+    <w:lvl w:ilvl="7" w:tentative="1">
+      <w:start w:val="1"/>
+      <w:numFmt w:val="bullet"/>
+      <w:lvlText w:val=""/>
+      <w:lvlJc w:val="left"/>
+      <w:pPr>
+        <w:tabs>
+          <w:tab w:val="num" w:pos="5760"/>
+        </w:tabs>
+        <w:ind w:left="5760" w:hanging="360"/>
+      </w:pPr>
+      <w:rPr>
+        <w:rFonts w:hint="default" w:ascii="Wingdings" w:hAnsi="Wingdings"/>
+        <w:sz w:val="20"/>
+      </w:rPr>
+    </w:lvl>
+    <w:lvl w:ilvl="5" w:tentative="1">
+      <w:start w:val="1"/>
+      <w:numFmt w:val="bullet"/>
+      <w:lvlText w:val=""/>
+      <w:lvlJc w:val="left"/>
+      <w:pPr>
+        <w:tabs>
+          <w:tab w:val="num" w:pos="4320"/>
+        </w:tabs>
+        <w:ind w:left="4320" w:hanging="360"/>
+      </w:pPr>
+      <w:rPr>
+        <w:rFonts w:hint="default" w:ascii="Wingdings" w:hAnsi="Wingdings"/>
+        <w:sz w:val="20"/>
+      </w:rPr>
+    </w:lvl>
+    <w:lvl w:ilvl="6" w:tentative="1">
+      <w:start w:val="1"/>
+      <w:numFmt w:val="bullet"/>
+      <w:lvlText w:val=""/>
+      <w:lvlJc w:val="left"/>
+      <w:pPr>
+        <w:tabs>
+          <w:tab w:val="num" w:pos="5040"/>
+        </w:tabs>
+        <w:ind w:left="5040" w:hanging="360"/>
+      </w:pPr>
+      <w:rPr>
+        <w:rFonts w:hint="default" w:ascii="Wingdings" w:hAnsi="Wingdings"/>
+        <w:sz w:val="20"/>
+      </w:rPr>
+    </w:lvl>
+    <w:lvl w:ilvl="8" w:tentative="1">
+      <w:start w:val="1"/>
+      <w:numFmt w:val="bullet"/>
+      <w:lvlText w:val=""/>
+      <w:lvlJc w:val="left"/>
+      <w:pPr>
+        <w:tabs>
+          <w:tab w:val="num" w:pos="6480"/>
+        </w:tabs>
+        <w:ind w:left="6480" w:hanging="360"/>
+      </w:pPr>
+      <w:rPr>
+        <w:rFonts w:hint="default" w:ascii="Wingdings" w:hAnsi="Wingdings"/>
+        <w:sz w:val="20"/>
+      </w:rPr>
+    </w:lvl>
+    <w:lvl w:ilvl="0">
+      <w:start w:val="1"/>
+      <w:numFmt w:val="bullet"/>
+      <w:lvlText w:val=""/>
+      <w:lvlJc w:val="left"/>
+      <w:pPr>
+        <w:tabs>
+          <w:tab w:val="num" w:pos="720"/>
+        </w:tabs>
+        <w:ind w:left="720" w:hanging="360"/>
+      </w:pPr>
+      <w:rPr>
+        <w:rFonts w:hint="default" w:ascii="Symbol" w:hAnsi="Symbol"/>
+        <w:sz w:val="20"/>
+      </w:rPr>
+    </w:lvl>
+    <w:lvl w:ilvl="1" w:tentative="1">
+      <w:start w:val="1"/>
+      <w:numFmt w:val="bullet"/>
+      <w:lvlText w:val="o"/>
+      <w:lvlJc w:val="left"/>
+      <w:pPr>
+        <w:tabs>
+          <w:tab w:val="num" w:pos="1440"/>
+        </w:tabs>
+        <w:ind w:left="1440" w:hanging="360"/>
+      </w:pPr>
+      <w:rPr>
+        <w:rFonts w:hint="default" w:ascii="Courier New" w:hAnsi="Courier New"/>
+        <w:sz w:val="20"/>
+      </w:rPr>
+    </w:lvl>
+    <w:lvl w:ilvl="3" w:tentative="1">
+      <w:start w:val="1"/>
+      <w:numFmt w:val="bullet"/>
+      <w:lvlText w:val=""/>
+      <w:lvlJc w:val="left"/>
+      <w:pPr>
+        <w:tabs>
+          <w:tab w:val="num" w:pos="2880"/>
+        </w:tabs>
+        <w:ind w:left="2880" w:hanging="360"/>
+      </w:pPr>
+      <w:rPr>
+        <w:rFonts w:hint="default" w:ascii="Wingdings" w:hAnsi="Wingdings"/>
+        <w:sz w:val="20"/>
+      </w:rPr>
+    </w:lvl>
+    <w:lvl w:ilvl="4" w:tentative="1">
+      <w:start w:val="1"/>
+      <w:numFmt w:val="bullet"/>
+      <w:lvlText w:val=""/>
+      <w:lvlJc w:val="left"/>
+      <w:pPr>
+        <w:tabs>
+          <w:tab w:val="num" w:pos="3600"/>
+        </w:tabs>
+        <w:ind w:left="3600" w:hanging="360"/>
+      </w:pPr>
+      <w:rPr>
+        <w:rFonts w:hint="default" w:ascii="Wingdings" w:hAnsi="Wingdings"/>
+        <w:sz w:val="20"/>
+      </w:rPr>
+    </w:lvl>
+    <w:lvl w:ilvl="2" w:tentative="1">
+      <w:start w:val="1"/>
+      <w:numFmt w:val="bullet"/>
+      <w:lvlText w:val=""/>
+      <w:lvlJc w:val="left"/>
+      <w:pPr>
+        <w:tabs>
+          <w:tab w:val="num" w:pos="2160"/>
+        </w:tabs>
+        <w:ind w:left="2160" w:hanging="360"/>
+      </w:pPr>
+      <w:rPr>
+        <w:rFonts w:hint="default" w:ascii="Wingdings" w:hAnsi="Wingdings"/>
+        <w:sz w:val="20"/>
+      </w:rPr>
+    </w:lvl>
+  </w:abstractNum>
+  <w:abstractNum w:abstractNumId="29">
+    <w:lvl w:ilvl="0">
+      <w:start w:val="1"/>
+      <w:numFmt w:val="decimal"/>
+      <w:lvlText w:val="%1."/>
+      <w:lvlJc w:val="left"/>
+      <w:pPr>
+        <w:ind w:left="420" w:hanging="420"/>
+      </w:pPr>
+    </w:lvl>
+  </w:abstractNum>
+  <w:abstractNum w:abstractNumId="30">
+    <w:nsid w:val="126D0C2A"/>
+    <w:multiLevelType w:val="multilevel"/>
+    <w:tmpl w:val="9F309FB0"/>
+    <w:lvl w:ilvl="8" w:tentative="1">
+      <w:start w:val="1"/>
+      <w:numFmt w:val="bullet"/>
+      <w:lvlText w:val=""/>
+      <w:lvlJc w:val="left"/>
+      <w:pPr>
+        <w:tabs>
+          <w:tab w:val="num" w:pos="6480"/>
+        </w:tabs>
+        <w:ind w:left="6480" w:hanging="360"/>
+      </w:pPr>
+      <w:rPr>
+        <w:rFonts w:hint="default" w:ascii="Wingdings" w:hAnsi="Wingdings"/>
+        <w:sz w:val="20"/>
+      </w:rPr>
+    </w:lvl>
+    <w:lvl w:ilvl="3" w:tentative="1">
+      <w:start w:val="1"/>
+      <w:numFmt w:val="bullet"/>
+      <w:lvlText w:val=""/>
+      <w:lvlJc w:val="left"/>
+      <w:pPr>
+        <w:tabs>
+          <w:tab w:val="num" w:pos="2880"/>
+        </w:tabs>
+        <w:ind w:left="2880" w:hanging="360"/>
+      </w:pPr>
+      <w:rPr>
+        <w:rFonts w:hint="default" w:ascii="Wingdings" w:hAnsi="Wingdings"/>
+        <w:sz w:val="20"/>
+      </w:rPr>
+    </w:lvl>
+    <w:lvl w:ilvl="2" w:tentative="1">
+      <w:start w:val="1"/>
+      <w:numFmt w:val="bullet"/>
+      <w:lvlText w:val=""/>
+      <w:lvlJc w:val="left"/>
+      <w:pPr>
+        <w:tabs>
+          <w:tab w:val="num" w:pos="2160"/>
+        </w:tabs>
+        <w:ind w:left="2160" w:hanging="360"/>
+      </w:pPr>
+      <w:rPr>
+        <w:rFonts w:hint="default" w:ascii="Wingdings" w:hAnsi="Wingdings"/>
+        <w:sz w:val="20"/>
+      </w:rPr>
+    </w:lvl>
+    <w:lvl w:ilvl="6" w:tentative="1">
+      <w:start w:val="1"/>
+      <w:numFmt w:val="bullet"/>
+      <w:lvlText w:val=""/>
+      <w:lvlJc w:val="left"/>
+      <w:pPr>
+        <w:tabs>
+          <w:tab w:val="num" w:pos="5040"/>
+        </w:tabs>
+        <w:ind w:left="5040" w:hanging="360"/>
+      </w:pPr>
+      <w:rPr>
+        <w:rFonts w:hint="default" w:ascii="Wingdings" w:hAnsi="Wingdings"/>
+        <w:sz w:val="20"/>
+      </w:rPr>
+    </w:lvl>
+    <w:lvl w:ilvl="0">
+      <w:start w:val="1"/>
+      <w:numFmt w:val="bullet"/>
+      <w:lvlText w:val=""/>
+      <w:lvlJc w:val="left"/>
+      <w:pPr>
+        <w:tabs>
+          <w:tab w:val="num" w:pos="720"/>
+        </w:tabs>
+        <w:ind w:left="720" w:hanging="360"/>
+      </w:pPr>
+      <w:rPr>
+        <w:rFonts w:hint="default" w:ascii="Symbol" w:hAnsi="Symbol"/>
+        <w:sz w:val="20"/>
+      </w:rPr>
+    </w:lvl>
+    <w:lvl w:ilvl="4" w:tentative="1">
+      <w:start w:val="1"/>
+      <w:numFmt w:val="bullet"/>
+      <w:lvlText w:val=""/>
+      <w:lvlJc w:val="left"/>
+      <w:pPr>
+        <w:tabs>
+          <w:tab w:val="num" w:pos="3600"/>
+        </w:tabs>
+        <w:ind w:left="3600" w:hanging="360"/>
+      </w:pPr>
+      <w:rPr>
+        <w:rFonts w:hint="default" w:ascii="Wingdings" w:hAnsi="Wingdings"/>
+        <w:sz w:val="20"/>
+      </w:rPr>
+    </w:lvl>
+    <w:lvl w:ilvl="5" w:tentative="1">
+      <w:start w:val="1"/>
+      <w:numFmt w:val="bullet"/>
+      <w:lvlText w:val=""/>
+      <w:lvlJc w:val="left"/>
+      <w:pPr>
+        <w:tabs>
+          <w:tab w:val="num" w:pos="4320"/>
+        </w:tabs>
+        <w:ind w:left="4320" w:hanging="360"/>
+      </w:pPr>
+      <w:rPr>
+        <w:rFonts w:hint="default" w:ascii="Wingdings" w:hAnsi="Wingdings"/>
+        <w:sz w:val="20"/>
+      </w:rPr>
+    </w:lvl>
+    <w:lvl w:ilvl="7" w:tentative="1">
+      <w:start w:val="1"/>
+      <w:numFmt w:val="bullet"/>
+      <w:lvlText w:val=""/>
+      <w:lvlJc w:val="left"/>
+      <w:pPr>
+        <w:tabs>
+          <w:tab w:val="num" w:pos="5760"/>
+        </w:tabs>
+        <w:ind w:left="5760" w:hanging="360"/>
+      </w:pPr>
+      <w:rPr>
+        <w:rFonts w:hint="default" w:ascii="Wingdings" w:hAnsi="Wingdings"/>
+        <w:sz w:val="20"/>
+      </w:rPr>
+    </w:lvl>
+    <w:lvl w:ilvl="1" w:tentative="1">
+      <w:start w:val="1"/>
+      <w:numFmt w:val="bullet"/>
+      <w:lvlText w:val="o"/>
+      <w:lvlJc w:val="left"/>
+      <w:pPr>
+        <w:tabs>
+          <w:tab w:val="num" w:pos="1440"/>
+        </w:tabs>
+        <w:ind w:left="1440" w:hanging="360"/>
+      </w:pPr>
+      <w:rPr>
+        <w:rFonts w:hint="default" w:ascii="Courier New" w:hAnsi="Courier New"/>
+        <w:sz w:val="20"/>
+      </w:rPr>
+    </w:lvl>
+  </w:abstractNum>
+  <w:abstractNum w:abstractNumId="31">
+    <w:nsid w:val="1B1D6524"/>
+    <w:multiLevelType w:val="multilevel"/>
+    <w:tmpl w:val="C9428036"/>
+    <w:lvl w:ilvl="4" w:tentative="1">
+      <w:start w:val="1"/>
+      <w:numFmt w:val="bullet"/>
+      <w:lvlText w:val=""/>
+      <w:lvlJc w:val="left"/>
+      <w:pPr>
+        <w:tabs>
+          <w:tab w:val="num" w:pos="3600"/>
+        </w:tabs>
+        <w:ind w:left="3600" w:hanging="360"/>
+      </w:pPr>
+      <w:rPr>
+        <w:rFonts w:hint="default" w:ascii="Wingdings" w:hAnsi="Wingdings"/>
+        <w:sz w:val="20"/>
+      </w:rPr>
+    </w:lvl>
+    <w:lvl w:ilvl="6" w:tentative="1">
+      <w:start w:val="1"/>
+      <w:numFmt w:val="bullet"/>
+      <w:lvlText w:val=""/>
+      <w:lvlJc w:val="left"/>
+      <w:pPr>
+        <w:tabs>
+          <w:tab w:val="num" w:pos="5040"/>
+        </w:tabs>
+        <w:ind w:left="5040" w:hanging="360"/>
+      </w:pPr>
+      <w:rPr>
+        <w:rFonts w:hint="default" w:ascii="Wingdings" w:hAnsi="Wingdings"/>
+        <w:sz w:val="20"/>
+      </w:rPr>
+    </w:lvl>
+    <w:lvl w:ilvl="7" w:tentative="1">
+      <w:start w:val="1"/>
+      <w:numFmt w:val="bullet"/>
+      <w:lvlText w:val=""/>
+      <w:lvlJc w:val="left"/>
+      <w:pPr>
+        <w:tabs>
+          <w:tab w:val="num" w:pos="5760"/>
+        </w:tabs>
+        <w:ind w:left="5760" w:hanging="360"/>
+      </w:pPr>
+      <w:rPr>
+        <w:rFonts w:hint="default" w:ascii="Wingdings" w:hAnsi="Wingdings"/>
+        <w:sz w:val="20"/>
+      </w:rPr>
+    </w:lvl>
+    <w:lvl w:ilvl="1" w:tentative="1">
+      <w:start w:val="1"/>
+      <w:numFmt w:val="bullet"/>
+      <w:lvlText w:val="o"/>
+      <w:lvlJc w:val="left"/>
+      <w:pPr>
+        <w:tabs>
+          <w:tab w:val="num" w:pos="1440"/>
+        </w:tabs>
+        <w:ind w:left="1440" w:hanging="360"/>
+      </w:pPr>
+      <w:rPr>
+        <w:rFonts w:hint="default" w:ascii="Courier New" w:hAnsi="Courier New"/>
+        <w:sz w:val="20"/>
+      </w:rPr>
+    </w:lvl>
+    <w:lvl w:ilvl="8" w:tentative="1">
+      <w:start w:val="1"/>
+      <w:numFmt w:val="bullet"/>
+      <w:lvlText w:val=""/>
+      <w:lvlJc w:val="left"/>
+      <w:pPr>
+        <w:tabs>
+          <w:tab w:val="num" w:pos="6480"/>
+        </w:tabs>
+        <w:ind w:left="6480" w:hanging="360"/>
+      </w:pPr>
+      <w:rPr>
+        <w:rFonts w:hint="default" w:ascii="Wingdings" w:hAnsi="Wingdings"/>
+        <w:sz w:val="20"/>
+      </w:rPr>
+    </w:lvl>
+    <w:lvl w:ilvl="0">
+      <w:start w:val="1"/>
+      <w:numFmt w:val="bullet"/>
+      <w:lvlText w:val=""/>
+      <w:lvlJc w:val="left"/>
+      <w:pPr>
+        <w:tabs>
+          <w:tab w:val="num" w:pos="720"/>
+        </w:tabs>
+        <w:ind w:left="720" w:hanging="360"/>
+      </w:pPr>
+      <w:rPr>
+        <w:rFonts w:hint="default" w:ascii="Symbol" w:hAnsi="Symbol"/>
+        <w:sz w:val="20"/>
+      </w:rPr>
+    </w:lvl>
+    <w:lvl w:ilvl="2" w:tentative="1">
+      <w:start w:val="1"/>
+      <w:numFmt w:val="bullet"/>
+      <w:lvlText w:val=""/>
+      <w:lvlJc w:val="left"/>
+      <w:pPr>
+        <w:tabs>
+          <w:tab w:val="num" w:pos="2160"/>
+        </w:tabs>
+        <w:ind w:left="2160" w:hanging="360"/>
+      </w:pPr>
+      <w:rPr>
+        <w:rFonts w:hint="default" w:ascii="Wingdings" w:hAnsi="Wingdings"/>
+        <w:sz w:val="20"/>
+      </w:rPr>
+    </w:lvl>
+    <w:lvl w:ilvl="3" w:tentative="1">
+      <w:start w:val="1"/>
+      <w:numFmt w:val="bullet"/>
+      <w:lvlText w:val=""/>
+      <w:lvlJc w:val="left"/>
+      <w:pPr>
+        <w:tabs>
+          <w:tab w:val="num" w:pos="2880"/>
+        </w:tabs>
+        <w:ind w:left="2880" w:hanging="360"/>
+      </w:pPr>
+      <w:rPr>
+        <w:rFonts w:hint="default" w:ascii="Wingdings" w:hAnsi="Wingdings"/>
+        <w:sz w:val="20"/>
+      </w:rPr>
+    </w:lvl>
+    <w:lvl w:ilvl="5" w:tentative="1">
+      <w:start w:val="1"/>
+      <w:numFmt w:val="bullet"/>
+      <w:lvlText w:val=""/>
+      <w:lvlJc w:val="left"/>
+      <w:pPr>
+        <w:tabs>
+          <w:tab w:val="num" w:pos="4320"/>
+        </w:tabs>
+        <w:ind w:left="4320" w:hanging="360"/>
+      </w:pPr>
+      <w:rPr>
+        <w:rFonts w:hint="default" w:ascii="Wingdings" w:hAnsi="Wingdings"/>
+        <w:sz w:val="20"/>
+      </w:rPr>
+    </w:lvl>
+  </w:abstractNum>
+  <w:abstractNum w:abstractNumId="32">
+    <w:nsid w:val="1BB17A0E"/>
+    <w:multiLevelType w:val="multilevel"/>
+    <w:tmpl w:val="9D484124"/>
+    <w:lvl w:ilvl="1" w:tentative="1">
+      <w:start w:val="1"/>
+      <w:numFmt w:val="bullet"/>
+      <w:lvlText w:val="o"/>
+      <w:lvlJc w:val="left"/>
+      <w:pPr>
+        <w:tabs>
+          <w:tab w:val="num" w:pos="1440"/>
+        </w:tabs>
+        <w:ind w:left="1440" w:hanging="360"/>
+      </w:pPr>
+      <w:rPr>
+        <w:rFonts w:hint="default" w:ascii="Courier New" w:hAnsi="Courier New"/>
+        <w:sz w:val="20"/>
+      </w:rPr>
+    </w:lvl>
+    <w:lvl w:ilvl="4" w:tentative="1">
+      <w:start w:val="1"/>
+      <w:numFmt w:val="bullet"/>
+      <w:lvlText w:val=""/>
+      <w:lvlJc w:val="left"/>
+      <w:pPr>
+        <w:tabs>
+          <w:tab w:val="num" w:pos="3600"/>
+        </w:tabs>
+        <w:ind w:left="3600" w:hanging="360"/>
+      </w:pPr>
+      <w:rPr>
+        <w:rFonts w:hint="default" w:ascii="Wingdings" w:hAnsi="Wingdings"/>
+        <w:sz w:val="20"/>
+      </w:rPr>
+    </w:lvl>
+    <w:lvl w:ilvl="3" w:tentative="1">
+      <w:start w:val="1"/>
+      <w:numFmt w:val="bullet"/>
+      <w:lvlText w:val=""/>
+      <w:lvlJc w:val="left"/>
+      <w:pPr>
+        <w:tabs>
+          <w:tab w:val="num" w:pos="2880"/>
+        </w:tabs>
+        <w:ind w:left="2880" w:hanging="360"/>
+      </w:pPr>
+      <w:rPr>
+        <w:rFonts w:hint="default" w:ascii="Wingdings" w:hAnsi="Wingdings"/>
+        <w:sz w:val="20"/>
+      </w:rPr>
+    </w:lvl>
+    <w:lvl w:ilvl="2" w:tentative="1">
+      <w:start w:val="1"/>
+      <w:numFmt w:val="bullet"/>
+      <w:lvlText w:val=""/>
+      <w:lvlJc w:val="left"/>
+      <w:pPr>
+        <w:tabs>
+          <w:tab w:val="num" w:pos="2160"/>
+        </w:tabs>
+        <w:ind w:left="2160" w:hanging="360"/>
+      </w:pPr>
+      <w:rPr>
+        <w:rFonts w:hint="default" w:ascii="Wingdings" w:hAnsi="Wingdings"/>
         <w:sz w:val="20"/>
       </w:rPr>
     </w:lvl>
@@ -20505,22 +22315,6 @@
         <w:sz w:val="20"/>
       </w:rPr>
     </w:lvl>
-    <w:lvl w:ilvl="5" w:tentative="1">
-      <w:start w:val="1"/>
-      <w:numFmt w:val="bullet"/>
-      <w:lvlText w:val=""/>
-      <w:lvlJc w:val="left"/>
-      <w:pPr>
-        <w:tabs>
-          <w:tab w:val="num" w:pos="4320"/>
-        </w:tabs>
-        <w:ind w:left="4320" w:hanging="360"/>
-      </w:pPr>
-      <w:rPr>
-        <w:rFonts w:hint="default" w:ascii="Wingdings" w:hAnsi="Wingdings"/>
-        <w:sz w:val="20"/>
-      </w:rPr>
-    </w:lvl>
     <w:lvl w:ilvl="6" w:tentative="1">
       <w:start w:val="1"/>
       <w:numFmt w:val="bullet"/>
@@ -20531,54 +22325,6 @@
           <w:tab w:val="num" w:pos="5040"/>
         </w:tabs>
         <w:ind w:left="5040" w:hanging="360"/>
-      </w:pPr>
-      <w:rPr>
-        <w:rFonts w:hint="default" w:ascii="Wingdings" w:hAnsi="Wingdings"/>
-        <w:sz w:val="20"/>
-      </w:rPr>
-    </w:lvl>
-    <w:lvl w:ilvl="2" w:tentative="1">
-      <w:start w:val="1"/>
-      <w:numFmt w:val="bullet"/>
-      <w:lvlText w:val=""/>
-      <w:lvlJc w:val="left"/>
-      <w:pPr>
-        <w:tabs>
-          <w:tab w:val="num" w:pos="2160"/>
-        </w:tabs>
-        <w:ind w:left="2160" w:hanging="360"/>
-      </w:pPr>
-      <w:rPr>
-        <w:rFonts w:hint="default" w:ascii="Wingdings" w:hAnsi="Wingdings"/>
-        <w:sz w:val="20"/>
-      </w:rPr>
-    </w:lvl>
-    <w:lvl w:ilvl="4" w:tentative="1">
-      <w:start w:val="1"/>
-      <w:numFmt w:val="bullet"/>
-      <w:lvlText w:val=""/>
-      <w:lvlJc w:val="left"/>
-      <w:pPr>
-        <w:tabs>
-          <w:tab w:val="num" w:pos="3600"/>
-        </w:tabs>
-        <w:ind w:left="3600" w:hanging="360"/>
-      </w:pPr>
-      <w:rPr>
-        <w:rFonts w:hint="default" w:ascii="Wingdings" w:hAnsi="Wingdings"/>
-        <w:sz w:val="20"/>
-      </w:rPr>
-    </w:lvl>
-    <w:lvl w:ilvl="3" w:tentative="1">
-      <w:start w:val="1"/>
-      <w:numFmt w:val="bullet"/>
-      <w:lvlText w:val=""/>
-      <w:lvlJc w:val="left"/>
-      <w:pPr>
-        <w:tabs>
-          <w:tab w:val="num" w:pos="2880"/>
-        </w:tabs>
-        <w:ind w:left="2880" w:hanging="360"/>
       </w:pPr>
       <w:rPr>
         <w:rFonts w:hint="default" w:ascii="Wingdings" w:hAnsi="Wingdings"/>
@@ -20601,100 +22347,6 @@
         <w:sz w:val="20"/>
       </w:rPr>
     </w:lvl>
-  </w:abstractNum>
-  <w:abstractNum w:abstractNumId="13">
-    <w:lvl w:ilvl="0">
-      <w:start w:val="1"/>
-      <w:numFmt w:val="decimal"/>
-      <w:lvlText w:val="%1."/>
-      <w:lvlJc w:val="left"/>
-      <w:pPr>
-        <w:ind w:left="420" w:hanging="420"/>
-      </w:pPr>
-    </w:lvl>
-  </w:abstractNum>
-  <w:abstractNum w:abstractNumId="14">
-    <w:lvl w:ilvl="0">
-      <w:start w:val="1"/>
-      <w:numFmt w:val="bullet"/>
-      <w:lvlText w:val=""/>
-      <w:lvlJc w:val="left"/>
-      <w:pPr>
-        <w:ind w:left="420" w:hanging="420"/>
-      </w:pPr>
-      <w:rPr>
-        <w:rFonts w:hint="default" w:ascii="Wingdings" w:hAnsi="Wingdings"/>
-      </w:rPr>
-    </w:lvl>
-  </w:abstractNum>
-  <w:abstractNum w:abstractNumId="15">
-    <w:nsid w:val="7647587B"/>
-    <w:multiLevelType w:val="multilevel"/>
-    <w:tmpl w:val="7B90DA8E"/>
-    <w:lvl w:ilvl="4" w:tentative="1">
-      <w:start w:val="1"/>
-      <w:numFmt w:val="bullet"/>
-      <w:lvlText w:val=""/>
-      <w:lvlJc w:val="left"/>
-      <w:pPr>
-        <w:tabs>
-          <w:tab w:val="num" w:pos="3600"/>
-        </w:tabs>
-        <w:ind w:left="3600" w:hanging="360"/>
-      </w:pPr>
-      <w:rPr>
-        <w:rFonts w:hint="default" w:ascii="Wingdings" w:hAnsi="Wingdings"/>
-        <w:sz w:val="20"/>
-      </w:rPr>
-    </w:lvl>
-    <w:lvl w:ilvl="0">
-      <w:start w:val="1"/>
-      <w:numFmt w:val="bullet"/>
-      <w:lvlText w:val=""/>
-      <w:lvlJc w:val="left"/>
-      <w:pPr>
-        <w:tabs>
-          <w:tab w:val="num" w:pos="720"/>
-        </w:tabs>
-        <w:ind w:left="720" w:hanging="360"/>
-      </w:pPr>
-      <w:rPr>
-        <w:rFonts w:hint="default" w:ascii="Symbol" w:hAnsi="Symbol"/>
-        <w:sz w:val="20"/>
-      </w:rPr>
-    </w:lvl>
-    <w:lvl w:ilvl="3" w:tentative="1">
-      <w:start w:val="1"/>
-      <w:numFmt w:val="bullet"/>
-      <w:lvlText w:val=""/>
-      <w:lvlJc w:val="left"/>
-      <w:pPr>
-        <w:tabs>
-          <w:tab w:val="num" w:pos="2880"/>
-        </w:tabs>
-        <w:ind w:left="2880" w:hanging="360"/>
-      </w:pPr>
-      <w:rPr>
-        <w:rFonts w:hint="default" w:ascii="Wingdings" w:hAnsi="Wingdings"/>
-        <w:sz w:val="20"/>
-      </w:rPr>
-    </w:lvl>
-    <w:lvl w:ilvl="8" w:tentative="1">
-      <w:start w:val="1"/>
-      <w:numFmt w:val="bullet"/>
-      <w:lvlText w:val=""/>
-      <w:lvlJc w:val="left"/>
-      <w:pPr>
-        <w:tabs>
-          <w:tab w:val="num" w:pos="6480"/>
-        </w:tabs>
-        <w:ind w:left="6480" w:hanging="360"/>
-      </w:pPr>
-      <w:rPr>
-        <w:rFonts w:hint="default" w:ascii="Wingdings" w:hAnsi="Wingdings"/>
-        <w:sz w:val="20"/>
-      </w:rPr>
-    </w:lvl>
     <w:lvl w:ilvl="5" w:tentative="1">
       <w:start w:val="1"/>
       <w:numFmt w:val="bullet"/>
@@ -20705,70 +22357,6 @@
           <w:tab w:val="num" w:pos="4320"/>
         </w:tabs>
         <w:ind w:left="4320" w:hanging="360"/>
-      </w:pPr>
-      <w:rPr>
-        <w:rFonts w:hint="default" w:ascii="Wingdings" w:hAnsi="Wingdings"/>
-        <w:sz w:val="20"/>
-      </w:rPr>
-    </w:lvl>
-    <w:lvl w:ilvl="1" w:tentative="1">
-      <w:start w:val="1"/>
-      <w:numFmt w:val="bullet"/>
-      <w:lvlText w:val="o"/>
-      <w:lvlJc w:val="left"/>
-      <w:pPr>
-        <w:tabs>
-          <w:tab w:val="num" w:pos="1440"/>
-        </w:tabs>
-        <w:ind w:left="1440" w:hanging="360"/>
-      </w:pPr>
-      <w:rPr>
-        <w:rFonts w:hint="default" w:ascii="Courier New" w:hAnsi="Courier New"/>
-        <w:sz w:val="20"/>
-      </w:rPr>
-    </w:lvl>
-    <w:lvl w:ilvl="2" w:tentative="1">
-      <w:start w:val="1"/>
-      <w:numFmt w:val="bullet"/>
-      <w:lvlText w:val=""/>
-      <w:lvlJc w:val="left"/>
-      <w:pPr>
-        <w:tabs>
-          <w:tab w:val="num" w:pos="2160"/>
-        </w:tabs>
-        <w:ind w:left="2160" w:hanging="360"/>
-      </w:pPr>
-      <w:rPr>
-        <w:rFonts w:hint="default" w:ascii="Wingdings" w:hAnsi="Wingdings"/>
-        <w:sz w:val="20"/>
-      </w:rPr>
-    </w:lvl>
-    <w:lvl w:ilvl="7" w:tentative="1">
-      <w:start w:val="1"/>
-      <w:numFmt w:val="bullet"/>
-      <w:lvlText w:val=""/>
-      <w:lvlJc w:val="left"/>
-      <w:pPr>
-        <w:tabs>
-          <w:tab w:val="num" w:pos="5760"/>
-        </w:tabs>
-        <w:ind w:left="5760" w:hanging="360"/>
-      </w:pPr>
-      <w:rPr>
-        <w:rFonts w:hint="default" w:ascii="Wingdings" w:hAnsi="Wingdings"/>
-        <w:sz w:val="20"/>
-      </w:rPr>
-    </w:lvl>
-    <w:lvl w:ilvl="6" w:tentative="1">
-      <w:start w:val="1"/>
-      <w:numFmt w:val="bullet"/>
-      <w:lvlText w:val=""/>
-      <w:lvlJc w:val="left"/>
-      <w:pPr>
-        <w:tabs>
-          <w:tab w:val="num" w:pos="5040"/>
-        </w:tabs>
-        <w:ind w:left="5040" w:hanging="360"/>
       </w:pPr>
       <w:rPr>
         <w:rFonts w:hint="default" w:ascii="Wingdings" w:hAnsi="Wingdings"/>
@@ -20776,1686 +22364,104 @@
       </w:rPr>
     </w:lvl>
   </w:abstractNum>
-  <w:abstractNum w:abstractNumId="16">
-    <w:nsid w:val="05B40589"/>
-    <w:multiLevelType w:val="multilevel"/>
-    <w:tmpl w:val="347C040C"/>
-    <w:lvl w:ilvl="1" w:tentative="1">
-      <w:start w:val="1"/>
-      <w:numFmt w:val="bullet"/>
-      <w:lvlText w:val="o"/>
-      <w:lvlJc w:val="left"/>
-      <w:pPr>
-        <w:tabs>
-          <w:tab w:val="num" w:pos="1440"/>
-        </w:tabs>
-        <w:ind w:left="1440" w:hanging="360"/>
-      </w:pPr>
-      <w:rPr>
-        <w:rFonts w:hint="default" w:ascii="Courier New" w:hAnsi="Courier New"/>
-        <w:sz w:val="20"/>
-      </w:rPr>
-    </w:lvl>
-    <w:lvl w:ilvl="4" w:tentative="1">
-      <w:start w:val="1"/>
-      <w:numFmt w:val="bullet"/>
-      <w:lvlText w:val=""/>
-      <w:lvlJc w:val="left"/>
-      <w:pPr>
-        <w:tabs>
-          <w:tab w:val="num" w:pos="3600"/>
-        </w:tabs>
-        <w:ind w:left="3600" w:hanging="360"/>
-      </w:pPr>
-      <w:rPr>
-        <w:rFonts w:hint="default" w:ascii="Wingdings" w:hAnsi="Wingdings"/>
-        <w:sz w:val="20"/>
-      </w:rPr>
-    </w:lvl>
-    <w:lvl w:ilvl="8" w:tentative="1">
-      <w:start w:val="1"/>
-      <w:numFmt w:val="bullet"/>
-      <w:lvlText w:val=""/>
-      <w:lvlJc w:val="left"/>
-      <w:pPr>
-        <w:tabs>
-          <w:tab w:val="num" w:pos="6480"/>
-        </w:tabs>
-        <w:ind w:left="6480" w:hanging="360"/>
-      </w:pPr>
-      <w:rPr>
-        <w:rFonts w:hint="default" w:ascii="Wingdings" w:hAnsi="Wingdings"/>
-        <w:sz w:val="20"/>
-      </w:rPr>
-    </w:lvl>
-    <w:lvl w:ilvl="2" w:tentative="1">
-      <w:start w:val="1"/>
-      <w:numFmt w:val="bullet"/>
-      <w:lvlText w:val=""/>
-      <w:lvlJc w:val="left"/>
-      <w:pPr>
-        <w:tabs>
-          <w:tab w:val="num" w:pos="2160"/>
-        </w:tabs>
-        <w:ind w:left="2160" w:hanging="360"/>
-      </w:pPr>
-      <w:rPr>
-        <w:rFonts w:hint="default" w:ascii="Wingdings" w:hAnsi="Wingdings"/>
-        <w:sz w:val="20"/>
-      </w:rPr>
-    </w:lvl>
-    <w:lvl w:ilvl="3" w:tentative="1">
-      <w:start w:val="1"/>
-      <w:numFmt w:val="bullet"/>
-      <w:lvlText w:val=""/>
-      <w:lvlJc w:val="left"/>
-      <w:pPr>
-        <w:tabs>
-          <w:tab w:val="num" w:pos="2880"/>
-        </w:tabs>
-        <w:ind w:left="2880" w:hanging="360"/>
-      </w:pPr>
-      <w:rPr>
-        <w:rFonts w:hint="default" w:ascii="Wingdings" w:hAnsi="Wingdings"/>
-        <w:sz w:val="20"/>
-      </w:rPr>
-    </w:lvl>
-    <w:lvl w:ilvl="6" w:tentative="1">
-      <w:start w:val="1"/>
-      <w:numFmt w:val="bullet"/>
-      <w:lvlText w:val=""/>
-      <w:lvlJc w:val="left"/>
-      <w:pPr>
-        <w:tabs>
-          <w:tab w:val="num" w:pos="5040"/>
-        </w:tabs>
-        <w:ind w:left="5040" w:hanging="360"/>
-      </w:pPr>
-      <w:rPr>
-        <w:rFonts w:hint="default" w:ascii="Wingdings" w:hAnsi="Wingdings"/>
-        <w:sz w:val="20"/>
-      </w:rPr>
-    </w:lvl>
-    <w:lvl w:ilvl="0">
-      <w:start w:val="1"/>
-      <w:numFmt w:val="bullet"/>
-      <w:lvlText w:val=""/>
-      <w:lvlJc w:val="left"/>
-      <w:pPr>
-        <w:tabs>
-          <w:tab w:val="num" w:pos="720"/>
-        </w:tabs>
-        <w:ind w:left="720" w:hanging="360"/>
-      </w:pPr>
-      <w:rPr>
-        <w:rFonts w:hint="default" w:ascii="Symbol" w:hAnsi="Symbol"/>
-        <w:sz w:val="20"/>
-      </w:rPr>
-    </w:lvl>
-    <w:lvl w:ilvl="5" w:tentative="1">
-      <w:start w:val="1"/>
-      <w:numFmt w:val="bullet"/>
-      <w:lvlText w:val=""/>
-      <w:lvlJc w:val="left"/>
-      <w:pPr>
-        <w:tabs>
-          <w:tab w:val="num" w:pos="4320"/>
-        </w:tabs>
-        <w:ind w:left="4320" w:hanging="360"/>
-      </w:pPr>
-      <w:rPr>
-        <w:rFonts w:hint="default" w:ascii="Wingdings" w:hAnsi="Wingdings"/>
-        <w:sz w:val="20"/>
-      </w:rPr>
-    </w:lvl>
-    <w:lvl w:ilvl="7" w:tentative="1">
-      <w:start w:val="1"/>
-      <w:numFmt w:val="bullet"/>
-      <w:lvlText w:val=""/>
-      <w:lvlJc w:val="left"/>
-      <w:pPr>
-        <w:tabs>
-          <w:tab w:val="num" w:pos="5760"/>
-        </w:tabs>
-        <w:ind w:left="5760" w:hanging="360"/>
-      </w:pPr>
-      <w:rPr>
-        <w:rFonts w:hint="default" w:ascii="Wingdings" w:hAnsi="Wingdings"/>
-        <w:sz w:val="20"/>
-      </w:rPr>
-    </w:lvl>
-  </w:abstractNum>
-  <w:abstractNum w:abstractNumId="17">
-    <w:nsid w:val="64E208B7"/>
-    <w:multiLevelType w:val="multilevel"/>
-    <w:tmpl w:val="EB5480CA"/>
-    <w:lvl w:ilvl="6" w:tentative="1">
-      <w:start w:val="1"/>
-      <w:numFmt w:val="bullet"/>
-      <w:lvlText w:val=""/>
-      <w:lvlJc w:val="left"/>
-      <w:pPr>
-        <w:tabs>
-          <w:tab w:val="num" w:pos="5040"/>
-        </w:tabs>
-        <w:ind w:left="5040" w:hanging="360"/>
-      </w:pPr>
-      <w:rPr>
-        <w:rFonts w:hint="default" w:ascii="Wingdings" w:hAnsi="Wingdings"/>
-        <w:sz w:val="20"/>
-      </w:rPr>
-    </w:lvl>
-    <w:lvl w:ilvl="5" w:tentative="1">
-      <w:start w:val="1"/>
-      <w:numFmt w:val="bullet"/>
-      <w:lvlText w:val=""/>
-      <w:lvlJc w:val="left"/>
-      <w:pPr>
-        <w:tabs>
-          <w:tab w:val="num" w:pos="4320"/>
-        </w:tabs>
-        <w:ind w:left="4320" w:hanging="360"/>
-      </w:pPr>
-      <w:rPr>
-        <w:rFonts w:hint="default" w:ascii="Wingdings" w:hAnsi="Wingdings"/>
-        <w:sz w:val="20"/>
-      </w:rPr>
-    </w:lvl>
-    <w:lvl w:ilvl="4" w:tentative="1">
-      <w:start w:val="1"/>
-      <w:numFmt w:val="bullet"/>
-      <w:lvlText w:val=""/>
-      <w:lvlJc w:val="left"/>
-      <w:pPr>
-        <w:tabs>
-          <w:tab w:val="num" w:pos="3600"/>
-        </w:tabs>
-        <w:ind w:left="3600" w:hanging="360"/>
-      </w:pPr>
-      <w:rPr>
-        <w:rFonts w:hint="default" w:ascii="Wingdings" w:hAnsi="Wingdings"/>
-        <w:sz w:val="20"/>
-      </w:rPr>
-    </w:lvl>
-    <w:lvl w:ilvl="8" w:tentative="1">
-      <w:start w:val="1"/>
-      <w:numFmt w:val="bullet"/>
-      <w:lvlText w:val=""/>
-      <w:lvlJc w:val="left"/>
-      <w:pPr>
-        <w:tabs>
-          <w:tab w:val="num" w:pos="6480"/>
-        </w:tabs>
-        <w:ind w:left="6480" w:hanging="360"/>
-      </w:pPr>
-      <w:rPr>
-        <w:rFonts w:hint="default" w:ascii="Wingdings" w:hAnsi="Wingdings"/>
-        <w:sz w:val="20"/>
-      </w:rPr>
-    </w:lvl>
-    <w:lvl w:ilvl="3" w:tentative="1">
-      <w:start w:val="1"/>
-      <w:numFmt w:val="bullet"/>
-      <w:lvlText w:val=""/>
-      <w:lvlJc w:val="left"/>
-      <w:pPr>
-        <w:tabs>
-          <w:tab w:val="num" w:pos="2880"/>
-        </w:tabs>
-        <w:ind w:left="2880" w:hanging="360"/>
-      </w:pPr>
-      <w:rPr>
-        <w:rFonts w:hint="default" w:ascii="Wingdings" w:hAnsi="Wingdings"/>
-        <w:sz w:val="20"/>
-      </w:rPr>
-    </w:lvl>
-    <w:lvl w:ilvl="0">
-      <w:start w:val="1"/>
-      <w:numFmt w:val="bullet"/>
-      <w:lvlText w:val=""/>
-      <w:lvlJc w:val="left"/>
-      <w:pPr>
-        <w:tabs>
-          <w:tab w:val="num" w:pos="720"/>
-        </w:tabs>
-        <w:ind w:left="720" w:hanging="360"/>
-      </w:pPr>
-      <w:rPr>
-        <w:rFonts w:hint="default" w:ascii="Symbol" w:hAnsi="Symbol"/>
-        <w:sz w:val="20"/>
-      </w:rPr>
-    </w:lvl>
-    <w:lvl w:ilvl="1" w:tentative="1">
-      <w:start w:val="1"/>
-      <w:numFmt w:val="bullet"/>
-      <w:lvlText w:val="o"/>
-      <w:lvlJc w:val="left"/>
-      <w:pPr>
-        <w:tabs>
-          <w:tab w:val="num" w:pos="1440"/>
-        </w:tabs>
-        <w:ind w:left="1440" w:hanging="360"/>
-      </w:pPr>
-      <w:rPr>
-        <w:rFonts w:hint="default" w:ascii="Courier New" w:hAnsi="Courier New"/>
-        <w:sz w:val="20"/>
-      </w:rPr>
-    </w:lvl>
-    <w:lvl w:ilvl="7" w:tentative="1">
-      <w:start w:val="1"/>
-      <w:numFmt w:val="bullet"/>
-      <w:lvlText w:val=""/>
-      <w:lvlJc w:val="left"/>
-      <w:pPr>
-        <w:tabs>
-          <w:tab w:val="num" w:pos="5760"/>
-        </w:tabs>
-        <w:ind w:left="5760" w:hanging="360"/>
-      </w:pPr>
-      <w:rPr>
-        <w:rFonts w:hint="default" w:ascii="Wingdings" w:hAnsi="Wingdings"/>
-        <w:sz w:val="20"/>
-      </w:rPr>
-    </w:lvl>
-    <w:lvl w:ilvl="2" w:tentative="1">
-      <w:start w:val="1"/>
-      <w:numFmt w:val="bullet"/>
-      <w:lvlText w:val=""/>
-      <w:lvlJc w:val="left"/>
-      <w:pPr>
-        <w:tabs>
-          <w:tab w:val="num" w:pos="2160"/>
-        </w:tabs>
-        <w:ind w:left="2160" w:hanging="360"/>
-      </w:pPr>
-      <w:rPr>
-        <w:rFonts w:hint="default" w:ascii="Wingdings" w:hAnsi="Wingdings"/>
-        <w:sz w:val="20"/>
-      </w:rPr>
-    </w:lvl>
-  </w:abstractNum>
-  <w:abstractNum w:abstractNumId="18">
-    <w:lvl w:ilvl="0">
-      <w:start w:val="1"/>
-      <w:numFmt w:val="bullet"/>
-      <w:lvlText w:val=""/>
-      <w:lvlJc w:val="left"/>
-      <w:pPr>
-        <w:ind w:left="420" w:hanging="420"/>
-      </w:pPr>
-      <w:rPr>
-        <w:rFonts w:hint="default" w:ascii="Wingdings" w:hAnsi="Wingdings"/>
-      </w:rPr>
-    </w:lvl>
-  </w:abstractNum>
-  <w:abstractNum w:abstractNumId="19">
-    <w:nsid w:val="57B62DBE"/>
-    <w:multiLevelType w:val="multilevel"/>
-    <w:tmpl w:val="105885A0"/>
-    <w:lvl w:ilvl="3" w:tentative="1">
-      <w:start w:val="1"/>
-      <w:numFmt w:val="bullet"/>
-      <w:lvlText w:val=""/>
-      <w:lvlJc w:val="left"/>
-      <w:pPr>
-        <w:tabs>
-          <w:tab w:val="num" w:pos="2880"/>
-        </w:tabs>
-        <w:ind w:left="2880" w:hanging="360"/>
-      </w:pPr>
-      <w:rPr>
-        <w:rFonts w:hint="default" w:ascii="Wingdings" w:hAnsi="Wingdings"/>
-        <w:sz w:val="20"/>
-      </w:rPr>
-    </w:lvl>
-    <w:lvl w:ilvl="6" w:tentative="1">
-      <w:start w:val="1"/>
-      <w:numFmt w:val="bullet"/>
-      <w:lvlText w:val=""/>
-      <w:lvlJc w:val="left"/>
-      <w:pPr>
-        <w:tabs>
-          <w:tab w:val="num" w:pos="5040"/>
-        </w:tabs>
-        <w:ind w:left="5040" w:hanging="360"/>
-      </w:pPr>
-      <w:rPr>
-        <w:rFonts w:hint="default" w:ascii="Wingdings" w:hAnsi="Wingdings"/>
-        <w:sz w:val="20"/>
-      </w:rPr>
-    </w:lvl>
-    <w:lvl w:ilvl="8" w:tentative="1">
-      <w:start w:val="1"/>
-      <w:numFmt w:val="bullet"/>
-      <w:lvlText w:val=""/>
-      <w:lvlJc w:val="left"/>
-      <w:pPr>
-        <w:tabs>
-          <w:tab w:val="num" w:pos="6480"/>
-        </w:tabs>
-        <w:ind w:left="6480" w:hanging="360"/>
-      </w:pPr>
-      <w:rPr>
-        <w:rFonts w:hint="default" w:ascii="Wingdings" w:hAnsi="Wingdings"/>
-        <w:sz w:val="20"/>
-      </w:rPr>
-    </w:lvl>
-    <w:lvl w:ilvl="5" w:tentative="1">
-      <w:start w:val="1"/>
-      <w:numFmt w:val="bullet"/>
-      <w:lvlText w:val=""/>
-      <w:lvlJc w:val="left"/>
-      <w:pPr>
-        <w:tabs>
-          <w:tab w:val="num" w:pos="4320"/>
-        </w:tabs>
-        <w:ind w:left="4320" w:hanging="360"/>
-      </w:pPr>
-      <w:rPr>
-        <w:rFonts w:hint="default" w:ascii="Wingdings" w:hAnsi="Wingdings"/>
-        <w:sz w:val="20"/>
-      </w:rPr>
-    </w:lvl>
-    <w:lvl w:ilvl="2" w:tentative="1">
-      <w:start w:val="1"/>
-      <w:numFmt w:val="bullet"/>
-      <w:lvlText w:val=""/>
-      <w:lvlJc w:val="left"/>
-      <w:pPr>
-        <w:tabs>
-          <w:tab w:val="num" w:pos="2160"/>
-        </w:tabs>
-        <w:ind w:left="2160" w:hanging="360"/>
-      </w:pPr>
-      <w:rPr>
-        <w:rFonts w:hint="default" w:ascii="Wingdings" w:hAnsi="Wingdings"/>
-        <w:sz w:val="20"/>
-      </w:rPr>
-    </w:lvl>
-    <w:lvl w:ilvl="0">
-      <w:start w:val="1"/>
-      <w:numFmt w:val="bullet"/>
-      <w:lvlText w:val=""/>
-      <w:lvlJc w:val="left"/>
-      <w:pPr>
-        <w:tabs>
-          <w:tab w:val="num" w:pos="720"/>
-        </w:tabs>
-        <w:ind w:left="720" w:hanging="360"/>
-      </w:pPr>
-      <w:rPr>
-        <w:rFonts w:hint="default" w:ascii="Symbol" w:hAnsi="Symbol"/>
-        <w:sz w:val="20"/>
-      </w:rPr>
-    </w:lvl>
-    <w:lvl w:ilvl="7" w:tentative="1">
-      <w:start w:val="1"/>
-      <w:numFmt w:val="bullet"/>
-      <w:lvlText w:val=""/>
-      <w:lvlJc w:val="left"/>
-      <w:pPr>
-        <w:tabs>
-          <w:tab w:val="num" w:pos="5760"/>
-        </w:tabs>
-        <w:ind w:left="5760" w:hanging="360"/>
-      </w:pPr>
-      <w:rPr>
-        <w:rFonts w:hint="default" w:ascii="Wingdings" w:hAnsi="Wingdings"/>
-        <w:sz w:val="20"/>
-      </w:rPr>
-    </w:lvl>
-    <w:lvl w:ilvl="1" w:tentative="1">
-      <w:start w:val="1"/>
-      <w:numFmt w:val="bullet"/>
-      <w:lvlText w:val="o"/>
-      <w:lvlJc w:val="left"/>
-      <w:pPr>
-        <w:tabs>
-          <w:tab w:val="num" w:pos="1440"/>
-        </w:tabs>
-        <w:ind w:left="1440" w:hanging="360"/>
-      </w:pPr>
-      <w:rPr>
-        <w:rFonts w:hint="default" w:ascii="Courier New" w:hAnsi="Courier New"/>
-        <w:sz w:val="20"/>
-      </w:rPr>
-    </w:lvl>
-    <w:lvl w:ilvl="4" w:tentative="1">
-      <w:start w:val="1"/>
-      <w:numFmt w:val="bullet"/>
-      <w:lvlText w:val=""/>
-      <w:lvlJc w:val="left"/>
-      <w:pPr>
-        <w:tabs>
-          <w:tab w:val="num" w:pos="3600"/>
-        </w:tabs>
-        <w:ind w:left="3600" w:hanging="360"/>
-      </w:pPr>
-      <w:rPr>
-        <w:rFonts w:hint="default" w:ascii="Wingdings" w:hAnsi="Wingdings"/>
-        <w:sz w:val="20"/>
-      </w:rPr>
-    </w:lvl>
-  </w:abstractNum>
-  <w:abstractNum w:abstractNumId="20">
-    <w:lvl w:ilvl="0">
-      <w:start w:val="1"/>
-      <w:numFmt w:val="bullet"/>
-      <w:lvlText w:val=""/>
-      <w:lvlJc w:val="left"/>
-      <w:pPr>
-        <w:ind w:left="420" w:hanging="420"/>
-      </w:pPr>
-      <w:rPr>
-        <w:rFonts w:hint="default" w:ascii="Wingdings" w:hAnsi="Wingdings"/>
-      </w:rPr>
-    </w:lvl>
-  </w:abstractNum>
-  <w:abstractNum w:abstractNumId="21">
-    <w:lvl w:ilvl="0">
-      <w:start w:val="1"/>
-      <w:numFmt w:val="bullet"/>
-      <w:lvlText w:val=""/>
-      <w:lvlJc w:val="left"/>
-      <w:pPr>
-        <w:ind w:left="420" w:hanging="420"/>
-      </w:pPr>
-      <w:rPr>
-        <w:rFonts w:hint="default" w:ascii="Wingdings" w:hAnsi="Wingdings"/>
-      </w:rPr>
-    </w:lvl>
-  </w:abstractNum>
-  <w:abstractNum w:abstractNumId="22">
-    <w:nsid w:val="126D0C2A"/>
-    <w:multiLevelType w:val="multilevel"/>
-    <w:tmpl w:val="9F309FB0"/>
-    <w:lvl w:ilvl="3" w:tentative="1">
-      <w:start w:val="1"/>
-      <w:numFmt w:val="bullet"/>
-      <w:lvlText w:val=""/>
-      <w:lvlJc w:val="left"/>
-      <w:pPr>
-        <w:tabs>
-          <w:tab w:val="num" w:pos="2880"/>
-        </w:tabs>
-        <w:ind w:left="2880" w:hanging="360"/>
-      </w:pPr>
-      <w:rPr>
-        <w:rFonts w:hint="default" w:ascii="Wingdings" w:hAnsi="Wingdings"/>
-        <w:sz w:val="20"/>
-      </w:rPr>
-    </w:lvl>
-    <w:lvl w:ilvl="8" w:tentative="1">
-      <w:start w:val="1"/>
-      <w:numFmt w:val="bullet"/>
-      <w:lvlText w:val=""/>
-      <w:lvlJc w:val="left"/>
-      <w:pPr>
-        <w:tabs>
-          <w:tab w:val="num" w:pos="6480"/>
-        </w:tabs>
-        <w:ind w:left="6480" w:hanging="360"/>
-      </w:pPr>
-      <w:rPr>
-        <w:rFonts w:hint="default" w:ascii="Wingdings" w:hAnsi="Wingdings"/>
-        <w:sz w:val="20"/>
-      </w:rPr>
-    </w:lvl>
-    <w:lvl w:ilvl="4" w:tentative="1">
-      <w:start w:val="1"/>
-      <w:numFmt w:val="bullet"/>
-      <w:lvlText w:val=""/>
-      <w:lvlJc w:val="left"/>
-      <w:pPr>
-        <w:tabs>
-          <w:tab w:val="num" w:pos="3600"/>
-        </w:tabs>
-        <w:ind w:left="3600" w:hanging="360"/>
-      </w:pPr>
-      <w:rPr>
-        <w:rFonts w:hint="default" w:ascii="Wingdings" w:hAnsi="Wingdings"/>
-        <w:sz w:val="20"/>
-      </w:rPr>
-    </w:lvl>
-    <w:lvl w:ilvl="6" w:tentative="1">
-      <w:start w:val="1"/>
-      <w:numFmt w:val="bullet"/>
-      <w:lvlText w:val=""/>
-      <w:lvlJc w:val="left"/>
-      <w:pPr>
-        <w:tabs>
-          <w:tab w:val="num" w:pos="5040"/>
-        </w:tabs>
-        <w:ind w:left="5040" w:hanging="360"/>
-      </w:pPr>
-      <w:rPr>
-        <w:rFonts w:hint="default" w:ascii="Wingdings" w:hAnsi="Wingdings"/>
-        <w:sz w:val="20"/>
-      </w:rPr>
-    </w:lvl>
-    <w:lvl w:ilvl="5" w:tentative="1">
-      <w:start w:val="1"/>
-      <w:numFmt w:val="bullet"/>
-      <w:lvlText w:val=""/>
-      <w:lvlJc w:val="left"/>
-      <w:pPr>
-        <w:tabs>
-          <w:tab w:val="num" w:pos="4320"/>
-        </w:tabs>
-        <w:ind w:left="4320" w:hanging="360"/>
-      </w:pPr>
-      <w:rPr>
-        <w:rFonts w:hint="default" w:ascii="Wingdings" w:hAnsi="Wingdings"/>
-        <w:sz w:val="20"/>
-      </w:rPr>
-    </w:lvl>
-    <w:lvl w:ilvl="7" w:tentative="1">
-      <w:start w:val="1"/>
-      <w:numFmt w:val="bullet"/>
-      <w:lvlText w:val=""/>
-      <w:lvlJc w:val="left"/>
-      <w:pPr>
-        <w:tabs>
-          <w:tab w:val="num" w:pos="5760"/>
-        </w:tabs>
-        <w:ind w:left="5760" w:hanging="360"/>
-      </w:pPr>
-      <w:rPr>
-        <w:rFonts w:hint="default" w:ascii="Wingdings" w:hAnsi="Wingdings"/>
-        <w:sz w:val="20"/>
-      </w:rPr>
-    </w:lvl>
-    <w:lvl w:ilvl="2" w:tentative="1">
-      <w:start w:val="1"/>
-      <w:numFmt w:val="bullet"/>
-      <w:lvlText w:val=""/>
-      <w:lvlJc w:val="left"/>
-      <w:pPr>
-        <w:tabs>
-          <w:tab w:val="num" w:pos="2160"/>
-        </w:tabs>
-        <w:ind w:left="2160" w:hanging="360"/>
-      </w:pPr>
-      <w:rPr>
-        <w:rFonts w:hint="default" w:ascii="Wingdings" w:hAnsi="Wingdings"/>
-        <w:sz w:val="20"/>
-      </w:rPr>
-    </w:lvl>
-    <w:lvl w:ilvl="1" w:tentative="1">
-      <w:start w:val="1"/>
-      <w:numFmt w:val="bullet"/>
-      <w:lvlText w:val="o"/>
-      <w:lvlJc w:val="left"/>
-      <w:pPr>
-        <w:tabs>
-          <w:tab w:val="num" w:pos="1440"/>
-        </w:tabs>
-        <w:ind w:left="1440" w:hanging="360"/>
-      </w:pPr>
-      <w:rPr>
-        <w:rFonts w:hint="default" w:ascii="Courier New" w:hAnsi="Courier New"/>
-        <w:sz w:val="20"/>
-      </w:rPr>
-    </w:lvl>
-    <w:lvl w:ilvl="0">
-      <w:start w:val="1"/>
-      <w:numFmt w:val="bullet"/>
-      <w:lvlText w:val=""/>
-      <w:lvlJc w:val="left"/>
-      <w:pPr>
-        <w:tabs>
-          <w:tab w:val="num" w:pos="720"/>
-        </w:tabs>
-        <w:ind w:left="720" w:hanging="360"/>
-      </w:pPr>
-      <w:rPr>
-        <w:rFonts w:hint="default" w:ascii="Symbol" w:hAnsi="Symbol"/>
-        <w:sz w:val="20"/>
-      </w:rPr>
-    </w:lvl>
-  </w:abstractNum>
-  <w:abstractNum w:abstractNumId="23">
-    <w:nsid w:val="198F4897"/>
-    <w:multiLevelType w:val="multilevel"/>
-    <w:tmpl w:val="180CF65E"/>
-    <w:lvl w:ilvl="8" w:tentative="1">
-      <w:start w:val="1"/>
-      <w:numFmt w:val="bullet"/>
-      <w:lvlText w:val=""/>
-      <w:lvlJc w:val="left"/>
-      <w:pPr>
-        <w:tabs>
-          <w:tab w:val="num" w:pos="6480"/>
-        </w:tabs>
-        <w:ind w:left="6480" w:hanging="360"/>
-      </w:pPr>
-      <w:rPr>
-        <w:rFonts w:hint="default" w:ascii="Wingdings" w:hAnsi="Wingdings"/>
-        <w:sz w:val="20"/>
-      </w:rPr>
-    </w:lvl>
-    <w:lvl w:ilvl="6" w:tentative="1">
-      <w:start w:val="1"/>
-      <w:numFmt w:val="bullet"/>
-      <w:lvlText w:val=""/>
-      <w:lvlJc w:val="left"/>
-      <w:pPr>
-        <w:tabs>
-          <w:tab w:val="num" w:pos="5040"/>
-        </w:tabs>
-        <w:ind w:left="5040" w:hanging="360"/>
-      </w:pPr>
-      <w:rPr>
-        <w:rFonts w:hint="default" w:ascii="Wingdings" w:hAnsi="Wingdings"/>
-        <w:sz w:val="20"/>
-      </w:rPr>
-    </w:lvl>
-    <w:lvl w:ilvl="7" w:tentative="1">
-      <w:start w:val="1"/>
-      <w:numFmt w:val="bullet"/>
-      <w:lvlText w:val=""/>
-      <w:lvlJc w:val="left"/>
-      <w:pPr>
-        <w:tabs>
-          <w:tab w:val="num" w:pos="5760"/>
-        </w:tabs>
-        <w:ind w:left="5760" w:hanging="360"/>
-      </w:pPr>
-      <w:rPr>
-        <w:rFonts w:hint="default" w:ascii="Wingdings" w:hAnsi="Wingdings"/>
-        <w:sz w:val="20"/>
-      </w:rPr>
-    </w:lvl>
-    <w:lvl w:ilvl="0">
-      <w:start w:val="1"/>
-      <w:numFmt w:val="bullet"/>
-      <w:lvlText w:val=""/>
-      <w:lvlJc w:val="left"/>
-      <w:pPr>
-        <w:tabs>
-          <w:tab w:val="num" w:pos="720"/>
-        </w:tabs>
-        <w:ind w:left="720" w:hanging="360"/>
-      </w:pPr>
-      <w:rPr>
-        <w:rFonts w:hint="default" w:ascii="Symbol" w:hAnsi="Symbol"/>
-        <w:sz w:val="20"/>
-      </w:rPr>
-    </w:lvl>
-    <w:lvl w:ilvl="2" w:tentative="1">
-      <w:start w:val="1"/>
-      <w:numFmt w:val="bullet"/>
-      <w:lvlText w:val=""/>
-      <w:lvlJc w:val="left"/>
-      <w:pPr>
-        <w:tabs>
-          <w:tab w:val="num" w:pos="2160"/>
-        </w:tabs>
-        <w:ind w:left="2160" w:hanging="360"/>
-      </w:pPr>
-      <w:rPr>
-        <w:rFonts w:hint="default" w:ascii="Wingdings" w:hAnsi="Wingdings"/>
-        <w:sz w:val="20"/>
-      </w:rPr>
-    </w:lvl>
-    <w:lvl w:ilvl="3" w:tentative="1">
-      <w:start w:val="1"/>
-      <w:numFmt w:val="bullet"/>
-      <w:lvlText w:val=""/>
-      <w:lvlJc w:val="left"/>
-      <w:pPr>
-        <w:tabs>
-          <w:tab w:val="num" w:pos="2880"/>
-        </w:tabs>
-        <w:ind w:left="2880" w:hanging="360"/>
-      </w:pPr>
-      <w:rPr>
-        <w:rFonts w:hint="default" w:ascii="Wingdings" w:hAnsi="Wingdings"/>
-        <w:sz w:val="20"/>
-      </w:rPr>
-    </w:lvl>
-    <w:lvl w:ilvl="4" w:tentative="1">
-      <w:start w:val="1"/>
-      <w:numFmt w:val="bullet"/>
-      <w:lvlText w:val=""/>
-      <w:lvlJc w:val="left"/>
-      <w:pPr>
-        <w:tabs>
-          <w:tab w:val="num" w:pos="3600"/>
-        </w:tabs>
-        <w:ind w:left="3600" w:hanging="360"/>
-      </w:pPr>
-      <w:rPr>
-        <w:rFonts w:hint="default" w:ascii="Wingdings" w:hAnsi="Wingdings"/>
-        <w:sz w:val="20"/>
-      </w:rPr>
-    </w:lvl>
-    <w:lvl w:ilvl="1" w:tentative="1">
-      <w:start w:val="1"/>
-      <w:numFmt w:val="bullet"/>
-      <w:lvlText w:val="o"/>
-      <w:lvlJc w:val="left"/>
-      <w:pPr>
-        <w:tabs>
-          <w:tab w:val="num" w:pos="1440"/>
-        </w:tabs>
-        <w:ind w:left="1440" w:hanging="360"/>
-      </w:pPr>
-      <w:rPr>
-        <w:rFonts w:hint="default" w:ascii="Courier New" w:hAnsi="Courier New"/>
-        <w:sz w:val="20"/>
-      </w:rPr>
-    </w:lvl>
-    <w:lvl w:ilvl="5" w:tentative="1">
-      <w:start w:val="1"/>
-      <w:numFmt w:val="bullet"/>
-      <w:lvlText w:val=""/>
-      <w:lvlJc w:val="left"/>
-      <w:pPr>
-        <w:tabs>
-          <w:tab w:val="num" w:pos="4320"/>
-        </w:tabs>
-        <w:ind w:left="4320" w:hanging="360"/>
-      </w:pPr>
-      <w:rPr>
-        <w:rFonts w:hint="default" w:ascii="Wingdings" w:hAnsi="Wingdings"/>
-        <w:sz w:val="20"/>
-      </w:rPr>
-    </w:lvl>
-  </w:abstractNum>
-  <w:abstractNum w:abstractNumId="24">
-    <w:lvl w:ilvl="0">
-      <w:start w:val="1"/>
-      <w:numFmt w:val="bullet"/>
-      <w:lvlText w:val=""/>
-      <w:lvlJc w:val="left"/>
-      <w:pPr>
-        <w:ind w:left="420" w:hanging="420"/>
-      </w:pPr>
-      <w:rPr>
-        <w:rFonts w:hint="default" w:ascii="Wingdings" w:hAnsi="Wingdings"/>
-      </w:rPr>
-    </w:lvl>
-  </w:abstractNum>
-  <w:abstractNum w:abstractNumId="25">
-    <w:nsid w:val="1B1D6524"/>
-    <w:multiLevelType w:val="multilevel"/>
-    <w:tmpl w:val="C9428036"/>
-    <w:lvl w:ilvl="4" w:tentative="1">
-      <w:start w:val="1"/>
-      <w:numFmt w:val="bullet"/>
-      <w:lvlText w:val=""/>
-      <w:lvlJc w:val="left"/>
-      <w:pPr>
-        <w:tabs>
-          <w:tab w:val="num" w:pos="3600"/>
-        </w:tabs>
-        <w:ind w:left="3600" w:hanging="360"/>
-      </w:pPr>
-      <w:rPr>
-        <w:rFonts w:hint="default" w:ascii="Wingdings" w:hAnsi="Wingdings"/>
-        <w:sz w:val="20"/>
-      </w:rPr>
-    </w:lvl>
-    <w:lvl w:ilvl="1" w:tentative="1">
-      <w:start w:val="1"/>
-      <w:numFmt w:val="bullet"/>
-      <w:lvlText w:val="o"/>
-      <w:lvlJc w:val="left"/>
-      <w:pPr>
-        <w:tabs>
-          <w:tab w:val="num" w:pos="1440"/>
-        </w:tabs>
-        <w:ind w:left="1440" w:hanging="360"/>
-      </w:pPr>
-      <w:rPr>
-        <w:rFonts w:hint="default" w:ascii="Courier New" w:hAnsi="Courier New"/>
-        <w:sz w:val="20"/>
-      </w:rPr>
-    </w:lvl>
-    <w:lvl w:ilvl="0">
-      <w:start w:val="1"/>
-      <w:numFmt w:val="bullet"/>
-      <w:lvlText w:val=""/>
-      <w:lvlJc w:val="left"/>
-      <w:pPr>
-        <w:tabs>
-          <w:tab w:val="num" w:pos="720"/>
-        </w:tabs>
-        <w:ind w:left="720" w:hanging="360"/>
-      </w:pPr>
-      <w:rPr>
-        <w:rFonts w:hint="default" w:ascii="Symbol" w:hAnsi="Symbol"/>
-        <w:sz w:val="20"/>
-      </w:rPr>
-    </w:lvl>
-    <w:lvl w:ilvl="2" w:tentative="1">
-      <w:start w:val="1"/>
-      <w:numFmt w:val="bullet"/>
-      <w:lvlText w:val=""/>
-      <w:lvlJc w:val="left"/>
-      <w:pPr>
-        <w:tabs>
-          <w:tab w:val="num" w:pos="2160"/>
-        </w:tabs>
-        <w:ind w:left="2160" w:hanging="360"/>
-      </w:pPr>
-      <w:rPr>
-        <w:rFonts w:hint="default" w:ascii="Wingdings" w:hAnsi="Wingdings"/>
-        <w:sz w:val="20"/>
-      </w:rPr>
-    </w:lvl>
-    <w:lvl w:ilvl="8" w:tentative="1">
-      <w:start w:val="1"/>
-      <w:numFmt w:val="bullet"/>
-      <w:lvlText w:val=""/>
-      <w:lvlJc w:val="left"/>
-      <w:pPr>
-        <w:tabs>
-          <w:tab w:val="num" w:pos="6480"/>
-        </w:tabs>
-        <w:ind w:left="6480" w:hanging="360"/>
-      </w:pPr>
-      <w:rPr>
-        <w:rFonts w:hint="default" w:ascii="Wingdings" w:hAnsi="Wingdings"/>
-        <w:sz w:val="20"/>
-      </w:rPr>
-    </w:lvl>
-    <w:lvl w:ilvl="6" w:tentative="1">
-      <w:start w:val="1"/>
-      <w:numFmt w:val="bullet"/>
-      <w:lvlText w:val=""/>
-      <w:lvlJc w:val="left"/>
-      <w:pPr>
-        <w:tabs>
-          <w:tab w:val="num" w:pos="5040"/>
-        </w:tabs>
-        <w:ind w:left="5040" w:hanging="360"/>
-      </w:pPr>
-      <w:rPr>
-        <w:rFonts w:hint="default" w:ascii="Wingdings" w:hAnsi="Wingdings"/>
-        <w:sz w:val="20"/>
-      </w:rPr>
-    </w:lvl>
-    <w:lvl w:ilvl="7" w:tentative="1">
-      <w:start w:val="1"/>
-      <w:numFmt w:val="bullet"/>
-      <w:lvlText w:val=""/>
-      <w:lvlJc w:val="left"/>
-      <w:pPr>
-        <w:tabs>
-          <w:tab w:val="num" w:pos="5760"/>
-        </w:tabs>
-        <w:ind w:left="5760" w:hanging="360"/>
-      </w:pPr>
-      <w:rPr>
-        <w:rFonts w:hint="default" w:ascii="Wingdings" w:hAnsi="Wingdings"/>
-        <w:sz w:val="20"/>
-      </w:rPr>
-    </w:lvl>
-    <w:lvl w:ilvl="5" w:tentative="1">
-      <w:start w:val="1"/>
-      <w:numFmt w:val="bullet"/>
-      <w:lvlText w:val=""/>
-      <w:lvlJc w:val="left"/>
-      <w:pPr>
-        <w:tabs>
-          <w:tab w:val="num" w:pos="4320"/>
-        </w:tabs>
-        <w:ind w:left="4320" w:hanging="360"/>
-      </w:pPr>
-      <w:rPr>
-        <w:rFonts w:hint="default" w:ascii="Wingdings" w:hAnsi="Wingdings"/>
-        <w:sz w:val="20"/>
-      </w:rPr>
-    </w:lvl>
-    <w:lvl w:ilvl="3" w:tentative="1">
-      <w:start w:val="1"/>
-      <w:numFmt w:val="bullet"/>
-      <w:lvlText w:val=""/>
-      <w:lvlJc w:val="left"/>
-      <w:pPr>
-        <w:tabs>
-          <w:tab w:val="num" w:pos="2880"/>
-        </w:tabs>
-        <w:ind w:left="2880" w:hanging="360"/>
-      </w:pPr>
-      <w:rPr>
-        <w:rFonts w:hint="default" w:ascii="Wingdings" w:hAnsi="Wingdings"/>
-        <w:sz w:val="20"/>
-      </w:rPr>
-    </w:lvl>
-  </w:abstractNum>
-  <w:abstractNum w:abstractNumId="26">
-    <w:lvl w:ilvl="0">
-      <w:start w:val="1"/>
-      <w:numFmt w:val="bullet"/>
-      <w:lvlText w:val=""/>
-      <w:lvlJc w:val="left"/>
-      <w:pPr>
-        <w:ind w:left="420" w:hanging="420"/>
-      </w:pPr>
-      <w:rPr>
-        <w:rFonts w:hint="default" w:ascii="Wingdings" w:hAnsi="Wingdings"/>
-      </w:rPr>
-    </w:lvl>
-  </w:abstractNum>
-  <w:abstractNum w:abstractNumId="27">
-    <w:nsid w:val="7A736933"/>
-    <w:multiLevelType w:val="multilevel"/>
-    <w:tmpl w:val="1CFEC2F2"/>
-    <w:lvl w:ilvl="4" w:tentative="1">
-      <w:start w:val="1"/>
-      <w:numFmt w:val="bullet"/>
-      <w:lvlText w:val=""/>
-      <w:lvlJc w:val="left"/>
-      <w:pPr>
-        <w:tabs>
-          <w:tab w:val="num" w:pos="3600"/>
-        </w:tabs>
-        <w:ind w:left="3600" w:hanging="360"/>
-      </w:pPr>
-      <w:rPr>
-        <w:rFonts w:hint="default" w:ascii="Wingdings" w:hAnsi="Wingdings"/>
-        <w:sz w:val="20"/>
-      </w:rPr>
-    </w:lvl>
-    <w:lvl w:ilvl="8" w:tentative="1">
-      <w:start w:val="1"/>
-      <w:numFmt w:val="bullet"/>
-      <w:lvlText w:val=""/>
-      <w:lvlJc w:val="left"/>
-      <w:pPr>
-        <w:tabs>
-          <w:tab w:val="num" w:pos="6480"/>
-        </w:tabs>
-        <w:ind w:left="6480" w:hanging="360"/>
-      </w:pPr>
-      <w:rPr>
-        <w:rFonts w:hint="default" w:ascii="Wingdings" w:hAnsi="Wingdings"/>
-        <w:sz w:val="20"/>
-      </w:rPr>
-    </w:lvl>
-    <w:lvl w:ilvl="2" w:tentative="1">
-      <w:start w:val="1"/>
-      <w:numFmt w:val="bullet"/>
-      <w:lvlText w:val=""/>
-      <w:lvlJc w:val="left"/>
-      <w:pPr>
-        <w:tabs>
-          <w:tab w:val="num" w:pos="2160"/>
-        </w:tabs>
-        <w:ind w:left="2160" w:hanging="360"/>
-      </w:pPr>
-      <w:rPr>
-        <w:rFonts w:hint="default" w:ascii="Wingdings" w:hAnsi="Wingdings"/>
-        <w:sz w:val="20"/>
-      </w:rPr>
-    </w:lvl>
-    <w:lvl w:ilvl="1" w:tentative="1">
-      <w:start w:val="1"/>
-      <w:numFmt w:val="bullet"/>
-      <w:lvlText w:val="o"/>
-      <w:lvlJc w:val="left"/>
-      <w:pPr>
-        <w:tabs>
-          <w:tab w:val="num" w:pos="1440"/>
-        </w:tabs>
-        <w:ind w:left="1440" w:hanging="360"/>
-      </w:pPr>
-      <w:rPr>
-        <w:rFonts w:hint="default" w:ascii="Courier New" w:hAnsi="Courier New"/>
-        <w:sz w:val="20"/>
-      </w:rPr>
-    </w:lvl>
-    <w:lvl w:ilvl="7" w:tentative="1">
-      <w:start w:val="1"/>
-      <w:numFmt w:val="bullet"/>
-      <w:lvlText w:val=""/>
-      <w:lvlJc w:val="left"/>
-      <w:pPr>
-        <w:tabs>
-          <w:tab w:val="num" w:pos="5760"/>
-        </w:tabs>
-        <w:ind w:left="5760" w:hanging="360"/>
-      </w:pPr>
-      <w:rPr>
-        <w:rFonts w:hint="default" w:ascii="Wingdings" w:hAnsi="Wingdings"/>
-        <w:sz w:val="20"/>
-      </w:rPr>
-    </w:lvl>
-    <w:lvl w:ilvl="6" w:tentative="1">
-      <w:start w:val="1"/>
-      <w:numFmt w:val="bullet"/>
-      <w:lvlText w:val=""/>
-      <w:lvlJc w:val="left"/>
-      <w:pPr>
-        <w:tabs>
-          <w:tab w:val="num" w:pos="5040"/>
-        </w:tabs>
-        <w:ind w:left="5040" w:hanging="360"/>
-      </w:pPr>
-      <w:rPr>
-        <w:rFonts w:hint="default" w:ascii="Wingdings" w:hAnsi="Wingdings"/>
-        <w:sz w:val="20"/>
-      </w:rPr>
-    </w:lvl>
-    <w:lvl w:ilvl="3" w:tentative="1">
-      <w:start w:val="1"/>
-      <w:numFmt w:val="bullet"/>
-      <w:lvlText w:val=""/>
-      <w:lvlJc w:val="left"/>
-      <w:pPr>
-        <w:tabs>
-          <w:tab w:val="num" w:pos="2880"/>
-        </w:tabs>
-        <w:ind w:left="2880" w:hanging="360"/>
-      </w:pPr>
-      <w:rPr>
-        <w:rFonts w:hint="default" w:ascii="Wingdings" w:hAnsi="Wingdings"/>
-        <w:sz w:val="20"/>
-      </w:rPr>
-    </w:lvl>
-    <w:lvl w:ilvl="5" w:tentative="1">
-      <w:start w:val="1"/>
-      <w:numFmt w:val="bullet"/>
-      <w:lvlText w:val=""/>
-      <w:lvlJc w:val="left"/>
-      <w:pPr>
-        <w:tabs>
-          <w:tab w:val="num" w:pos="4320"/>
-        </w:tabs>
-        <w:ind w:left="4320" w:hanging="360"/>
-      </w:pPr>
-      <w:rPr>
-        <w:rFonts w:hint="default" w:ascii="Wingdings" w:hAnsi="Wingdings"/>
-        <w:sz w:val="20"/>
-      </w:rPr>
-    </w:lvl>
-    <w:lvl w:ilvl="0">
-      <w:start w:val="1"/>
-      <w:numFmt w:val="bullet"/>
-      <w:lvlText w:val=""/>
-      <w:lvlJc w:val="left"/>
-      <w:pPr>
-        <w:tabs>
-          <w:tab w:val="num" w:pos="720"/>
-        </w:tabs>
-        <w:ind w:left="720" w:hanging="360"/>
-      </w:pPr>
-      <w:rPr>
-        <w:rFonts w:hint="default" w:ascii="Symbol" w:hAnsi="Symbol"/>
-        <w:sz w:val="20"/>
-      </w:rPr>
-    </w:lvl>
-  </w:abstractNum>
-  <w:abstractNum w:abstractNumId="28">
-    <w:lvl w:ilvl="0">
-      <w:start w:val="1"/>
-      <w:numFmt w:val="decimal"/>
-      <w:lvlText w:val="%1."/>
-      <w:lvlJc w:val="left"/>
-      <w:pPr>
-        <w:ind w:left="420" w:hanging="420"/>
-      </w:pPr>
-    </w:lvl>
-  </w:abstractNum>
-  <w:abstractNum w:abstractNumId="29">
-    <w:nsid w:val="510D3785"/>
-    <w:multiLevelType w:val="multilevel"/>
-    <w:tmpl w:val="73643D5A"/>
-    <w:lvl w:ilvl="0">
-      <w:start w:val="1"/>
-      <w:numFmt w:val="bullet"/>
-      <w:lvlText w:val=""/>
-      <w:lvlJc w:val="left"/>
-      <w:pPr>
-        <w:tabs>
-          <w:tab w:val="num" w:pos="720"/>
-        </w:tabs>
-        <w:ind w:left="720" w:hanging="360"/>
-      </w:pPr>
-      <w:rPr>
-        <w:rFonts w:hint="default" w:ascii="Symbol" w:hAnsi="Symbol"/>
-        <w:sz w:val="20"/>
-      </w:rPr>
-    </w:lvl>
-    <w:lvl w:ilvl="8" w:tentative="1">
-      <w:start w:val="1"/>
-      <w:numFmt w:val="bullet"/>
-      <w:lvlText w:val=""/>
-      <w:lvlJc w:val="left"/>
-      <w:pPr>
-        <w:tabs>
-          <w:tab w:val="num" w:pos="6480"/>
-        </w:tabs>
-        <w:ind w:left="6480" w:hanging="360"/>
-      </w:pPr>
-      <w:rPr>
-        <w:rFonts w:hint="default" w:ascii="Wingdings" w:hAnsi="Wingdings"/>
-        <w:sz w:val="20"/>
-      </w:rPr>
-    </w:lvl>
-    <w:lvl w:ilvl="1" w:tentative="1">
-      <w:start w:val="1"/>
-      <w:numFmt w:val="bullet"/>
-      <w:lvlText w:val="o"/>
-      <w:lvlJc w:val="left"/>
-      <w:pPr>
-        <w:tabs>
-          <w:tab w:val="num" w:pos="1440"/>
-        </w:tabs>
-        <w:ind w:left="1440" w:hanging="360"/>
-      </w:pPr>
-      <w:rPr>
-        <w:rFonts w:hint="default" w:ascii="Courier New" w:hAnsi="Courier New"/>
-        <w:sz w:val="20"/>
-      </w:rPr>
-    </w:lvl>
-    <w:lvl w:ilvl="7" w:tentative="1">
-      <w:start w:val="1"/>
-      <w:numFmt w:val="bullet"/>
-      <w:lvlText w:val=""/>
-      <w:lvlJc w:val="left"/>
-      <w:pPr>
-        <w:tabs>
-          <w:tab w:val="num" w:pos="5760"/>
-        </w:tabs>
-        <w:ind w:left="5760" w:hanging="360"/>
-      </w:pPr>
-      <w:rPr>
-        <w:rFonts w:hint="default" w:ascii="Wingdings" w:hAnsi="Wingdings"/>
-        <w:sz w:val="20"/>
-      </w:rPr>
-    </w:lvl>
-    <w:lvl w:ilvl="2" w:tentative="1">
-      <w:start w:val="1"/>
-      <w:numFmt w:val="bullet"/>
-      <w:lvlText w:val=""/>
-      <w:lvlJc w:val="left"/>
-      <w:pPr>
-        <w:tabs>
-          <w:tab w:val="num" w:pos="2160"/>
-        </w:tabs>
-        <w:ind w:left="2160" w:hanging="360"/>
-      </w:pPr>
-      <w:rPr>
-        <w:rFonts w:hint="default" w:ascii="Wingdings" w:hAnsi="Wingdings"/>
-        <w:sz w:val="20"/>
-      </w:rPr>
-    </w:lvl>
-    <w:lvl w:ilvl="3" w:tentative="1">
-      <w:start w:val="1"/>
-      <w:numFmt w:val="bullet"/>
-      <w:lvlText w:val=""/>
-      <w:lvlJc w:val="left"/>
-      <w:pPr>
-        <w:tabs>
-          <w:tab w:val="num" w:pos="2880"/>
-        </w:tabs>
-        <w:ind w:left="2880" w:hanging="360"/>
-      </w:pPr>
-      <w:rPr>
-        <w:rFonts w:hint="default" w:ascii="Wingdings" w:hAnsi="Wingdings"/>
-        <w:sz w:val="20"/>
-      </w:rPr>
-    </w:lvl>
-    <w:lvl w:ilvl="4" w:tentative="1">
-      <w:start w:val="1"/>
-      <w:numFmt w:val="bullet"/>
-      <w:lvlText w:val=""/>
-      <w:lvlJc w:val="left"/>
-      <w:pPr>
-        <w:tabs>
-          <w:tab w:val="num" w:pos="3600"/>
-        </w:tabs>
-        <w:ind w:left="3600" w:hanging="360"/>
-      </w:pPr>
-      <w:rPr>
-        <w:rFonts w:hint="default" w:ascii="Wingdings" w:hAnsi="Wingdings"/>
-        <w:sz w:val="20"/>
-      </w:rPr>
-    </w:lvl>
-    <w:lvl w:ilvl="6" w:tentative="1">
-      <w:start w:val="1"/>
-      <w:numFmt w:val="bullet"/>
-      <w:lvlText w:val=""/>
-      <w:lvlJc w:val="left"/>
-      <w:pPr>
-        <w:tabs>
-          <w:tab w:val="num" w:pos="5040"/>
-        </w:tabs>
-        <w:ind w:left="5040" w:hanging="360"/>
-      </w:pPr>
-      <w:rPr>
-        <w:rFonts w:hint="default" w:ascii="Wingdings" w:hAnsi="Wingdings"/>
-        <w:sz w:val="20"/>
-      </w:rPr>
-    </w:lvl>
-    <w:lvl w:ilvl="5" w:tentative="1">
-      <w:start w:val="1"/>
-      <w:numFmt w:val="bullet"/>
-      <w:lvlText w:val=""/>
-      <w:lvlJc w:val="left"/>
-      <w:pPr>
-        <w:tabs>
-          <w:tab w:val="num" w:pos="4320"/>
-        </w:tabs>
-        <w:ind w:left="4320" w:hanging="360"/>
-      </w:pPr>
-      <w:rPr>
-        <w:rFonts w:hint="default" w:ascii="Wingdings" w:hAnsi="Wingdings"/>
-        <w:sz w:val="20"/>
-      </w:rPr>
-    </w:lvl>
-  </w:abstractNum>
-  <w:abstractNum w:abstractNumId="30">
-    <w:lvl w:ilvl="0">
-      <w:start w:val="1"/>
-      <w:numFmt w:val="decimal"/>
-      <w:lvlText w:val="%1."/>
-      <w:lvlJc w:val="left"/>
-      <w:pPr>
-        <w:ind w:left="420" w:hanging="420"/>
-      </w:pPr>
-    </w:lvl>
-  </w:abstractNum>
-  <w:abstractNum w:abstractNumId="31">
-    <w:nsid w:val="429B034B"/>
-    <w:multiLevelType w:val="multilevel"/>
-    <w:tmpl w:val="07C2D9A4"/>
-    <w:lvl w:ilvl="7" w:tentative="1">
-      <w:start w:val="1"/>
-      <w:numFmt w:val="bullet"/>
-      <w:lvlText w:val=""/>
-      <w:lvlJc w:val="left"/>
-      <w:pPr>
-        <w:tabs>
-          <w:tab w:val="num" w:pos="5760"/>
-        </w:tabs>
-        <w:ind w:left="5760" w:hanging="360"/>
-      </w:pPr>
-      <w:rPr>
-        <w:rFonts w:hint="default" w:ascii="Wingdings" w:hAnsi="Wingdings"/>
-        <w:sz w:val="20"/>
-      </w:rPr>
-    </w:lvl>
-    <w:lvl w:ilvl="6" w:tentative="1">
-      <w:start w:val="1"/>
-      <w:numFmt w:val="bullet"/>
-      <w:lvlText w:val=""/>
-      <w:lvlJc w:val="left"/>
-      <w:pPr>
-        <w:tabs>
-          <w:tab w:val="num" w:pos="5040"/>
-        </w:tabs>
-        <w:ind w:left="5040" w:hanging="360"/>
-      </w:pPr>
-      <w:rPr>
-        <w:rFonts w:hint="default" w:ascii="Wingdings" w:hAnsi="Wingdings"/>
-        <w:sz w:val="20"/>
-      </w:rPr>
-    </w:lvl>
-    <w:lvl w:ilvl="1" w:tentative="1">
-      <w:start w:val="1"/>
-      <w:numFmt w:val="bullet"/>
-      <w:lvlText w:val="o"/>
-      <w:lvlJc w:val="left"/>
-      <w:pPr>
-        <w:tabs>
-          <w:tab w:val="num" w:pos="1440"/>
-        </w:tabs>
-        <w:ind w:left="1440" w:hanging="360"/>
-      </w:pPr>
-      <w:rPr>
-        <w:rFonts w:hint="default" w:ascii="Courier New" w:hAnsi="Courier New"/>
-        <w:sz w:val="20"/>
-      </w:rPr>
-    </w:lvl>
-    <w:lvl w:ilvl="3" w:tentative="1">
-      <w:start w:val="1"/>
-      <w:numFmt w:val="bullet"/>
-      <w:lvlText w:val=""/>
-      <w:lvlJc w:val="left"/>
-      <w:pPr>
-        <w:tabs>
-          <w:tab w:val="num" w:pos="2880"/>
-        </w:tabs>
-        <w:ind w:left="2880" w:hanging="360"/>
-      </w:pPr>
-      <w:rPr>
-        <w:rFonts w:hint="default" w:ascii="Wingdings" w:hAnsi="Wingdings"/>
-        <w:sz w:val="20"/>
-      </w:rPr>
-    </w:lvl>
-    <w:lvl w:ilvl="8" w:tentative="1">
-      <w:start w:val="1"/>
-      <w:numFmt w:val="bullet"/>
-      <w:lvlText w:val=""/>
-      <w:lvlJc w:val="left"/>
-      <w:pPr>
-        <w:tabs>
-          <w:tab w:val="num" w:pos="6480"/>
-        </w:tabs>
-        <w:ind w:left="6480" w:hanging="360"/>
-      </w:pPr>
-      <w:rPr>
-        <w:rFonts w:hint="default" w:ascii="Wingdings" w:hAnsi="Wingdings"/>
-        <w:sz w:val="20"/>
-      </w:rPr>
-    </w:lvl>
-    <w:lvl w:ilvl="5" w:tentative="1">
-      <w:start w:val="1"/>
-      <w:numFmt w:val="bullet"/>
-      <w:lvlText w:val=""/>
-      <w:lvlJc w:val="left"/>
-      <w:pPr>
-        <w:tabs>
-          <w:tab w:val="num" w:pos="4320"/>
-        </w:tabs>
-        <w:ind w:left="4320" w:hanging="360"/>
-      </w:pPr>
-      <w:rPr>
-        <w:rFonts w:hint="default" w:ascii="Wingdings" w:hAnsi="Wingdings"/>
-        <w:sz w:val="20"/>
-      </w:rPr>
-    </w:lvl>
-    <w:lvl w:ilvl="2" w:tentative="1">
-      <w:start w:val="1"/>
-      <w:numFmt w:val="bullet"/>
-      <w:lvlText w:val=""/>
-      <w:lvlJc w:val="left"/>
-      <w:pPr>
-        <w:tabs>
-          <w:tab w:val="num" w:pos="2160"/>
-        </w:tabs>
-        <w:ind w:left="2160" w:hanging="360"/>
-      </w:pPr>
-      <w:rPr>
-        <w:rFonts w:hint="default" w:ascii="Wingdings" w:hAnsi="Wingdings"/>
-        <w:sz w:val="20"/>
-      </w:rPr>
-    </w:lvl>
-    <w:lvl w:ilvl="0">
-      <w:start w:val="1"/>
-      <w:numFmt w:val="bullet"/>
-      <w:lvlText w:val=""/>
-      <w:lvlJc w:val="left"/>
-      <w:pPr>
-        <w:tabs>
-          <w:tab w:val="num" w:pos="720"/>
-        </w:tabs>
-        <w:ind w:left="720" w:hanging="360"/>
-      </w:pPr>
-      <w:rPr>
-        <w:rFonts w:hint="default" w:ascii="Symbol" w:hAnsi="Symbol"/>
-        <w:sz w:val="20"/>
-      </w:rPr>
-    </w:lvl>
-    <w:lvl w:ilvl="4" w:tentative="1">
-      <w:start w:val="1"/>
-      <w:numFmt w:val="bullet"/>
-      <w:lvlText w:val=""/>
-      <w:lvlJc w:val="left"/>
-      <w:pPr>
-        <w:tabs>
-          <w:tab w:val="num" w:pos="3600"/>
-        </w:tabs>
-        <w:ind w:left="3600" w:hanging="360"/>
-      </w:pPr>
-      <w:rPr>
-        <w:rFonts w:hint="default" w:ascii="Wingdings" w:hAnsi="Wingdings"/>
-        <w:sz w:val="20"/>
-      </w:rPr>
-    </w:lvl>
-  </w:abstractNum>
-  <w:abstractNum w:abstractNumId="32">
-    <w:nsid w:val="03114749"/>
-    <w:multiLevelType w:val="multilevel"/>
-    <w:tmpl w:val="1CB006BA"/>
-    <w:lvl w:ilvl="8" w:tentative="1">
-      <w:start w:val="1"/>
-      <w:numFmt w:val="bullet"/>
-      <w:lvlText w:val=""/>
-      <w:lvlJc w:val="left"/>
-      <w:pPr>
-        <w:tabs>
-          <w:tab w:val="num" w:pos="6480"/>
-        </w:tabs>
-        <w:ind w:left="6480" w:hanging="360"/>
-      </w:pPr>
-      <w:rPr>
-        <w:rFonts w:hint="default" w:ascii="Wingdings" w:hAnsi="Wingdings"/>
-        <w:sz w:val="20"/>
-      </w:rPr>
-    </w:lvl>
-    <w:lvl w:ilvl="1" w:tentative="1">
-      <w:start w:val="1"/>
-      <w:numFmt w:val="bullet"/>
-      <w:lvlText w:val="o"/>
-      <w:lvlJc w:val="left"/>
-      <w:pPr>
-        <w:tabs>
-          <w:tab w:val="num" w:pos="1440"/>
-        </w:tabs>
-        <w:ind w:left="1440" w:hanging="360"/>
-      </w:pPr>
-      <w:rPr>
-        <w:rFonts w:hint="default" w:ascii="Courier New" w:hAnsi="Courier New"/>
-        <w:sz w:val="20"/>
-      </w:rPr>
-    </w:lvl>
-    <w:lvl w:ilvl="4" w:tentative="1">
-      <w:start w:val="1"/>
-      <w:numFmt w:val="bullet"/>
-      <w:lvlText w:val=""/>
-      <w:lvlJc w:val="left"/>
-      <w:pPr>
-        <w:tabs>
-          <w:tab w:val="num" w:pos="3600"/>
-        </w:tabs>
-        <w:ind w:left="3600" w:hanging="360"/>
-      </w:pPr>
-      <w:rPr>
-        <w:rFonts w:hint="default" w:ascii="Wingdings" w:hAnsi="Wingdings"/>
-        <w:sz w:val="20"/>
-      </w:rPr>
-    </w:lvl>
-    <w:lvl w:ilvl="0">
-      <w:start w:val="1"/>
-      <w:numFmt w:val="bullet"/>
-      <w:lvlText w:val=""/>
-      <w:lvlJc w:val="left"/>
-      <w:pPr>
-        <w:tabs>
-          <w:tab w:val="num" w:pos="720"/>
-        </w:tabs>
-        <w:ind w:left="720" w:hanging="360"/>
-      </w:pPr>
-      <w:rPr>
-        <w:rFonts w:hint="default" w:ascii="Symbol" w:hAnsi="Symbol"/>
-        <w:sz w:val="20"/>
-      </w:rPr>
-    </w:lvl>
-    <w:lvl w:ilvl="5" w:tentative="1">
-      <w:start w:val="1"/>
-      <w:numFmt w:val="bullet"/>
-      <w:lvlText w:val=""/>
-      <w:lvlJc w:val="left"/>
-      <w:pPr>
-        <w:tabs>
-          <w:tab w:val="num" w:pos="4320"/>
-        </w:tabs>
-        <w:ind w:left="4320" w:hanging="360"/>
-      </w:pPr>
-      <w:rPr>
-        <w:rFonts w:hint="default" w:ascii="Wingdings" w:hAnsi="Wingdings"/>
-        <w:sz w:val="20"/>
-      </w:rPr>
-    </w:lvl>
-    <w:lvl w:ilvl="7" w:tentative="1">
-      <w:start w:val="1"/>
-      <w:numFmt w:val="bullet"/>
-      <w:lvlText w:val=""/>
-      <w:lvlJc w:val="left"/>
-      <w:pPr>
-        <w:tabs>
-          <w:tab w:val="num" w:pos="5760"/>
-        </w:tabs>
-        <w:ind w:left="5760" w:hanging="360"/>
-      </w:pPr>
-      <w:rPr>
-        <w:rFonts w:hint="default" w:ascii="Wingdings" w:hAnsi="Wingdings"/>
-        <w:sz w:val="20"/>
-      </w:rPr>
-    </w:lvl>
-    <w:lvl w:ilvl="2" w:tentative="1">
-      <w:start w:val="1"/>
-      <w:numFmt w:val="bullet"/>
-      <w:lvlText w:val=""/>
-      <w:lvlJc w:val="left"/>
-      <w:pPr>
-        <w:tabs>
-          <w:tab w:val="num" w:pos="2160"/>
-        </w:tabs>
-        <w:ind w:left="2160" w:hanging="360"/>
-      </w:pPr>
-      <w:rPr>
-        <w:rFonts w:hint="default" w:ascii="Wingdings" w:hAnsi="Wingdings"/>
-        <w:sz w:val="20"/>
-      </w:rPr>
-    </w:lvl>
-    <w:lvl w:ilvl="6" w:tentative="1">
-      <w:start w:val="1"/>
-      <w:numFmt w:val="bullet"/>
-      <w:lvlText w:val=""/>
-      <w:lvlJc w:val="left"/>
-      <w:pPr>
-        <w:tabs>
-          <w:tab w:val="num" w:pos="5040"/>
-        </w:tabs>
-        <w:ind w:left="5040" w:hanging="360"/>
-      </w:pPr>
-      <w:rPr>
-        <w:rFonts w:hint="default" w:ascii="Wingdings" w:hAnsi="Wingdings"/>
-        <w:sz w:val="20"/>
-      </w:rPr>
-    </w:lvl>
-    <w:lvl w:ilvl="3" w:tentative="1">
-      <w:start w:val="1"/>
-      <w:numFmt w:val="bullet"/>
-      <w:lvlText w:val=""/>
-      <w:lvlJc w:val="left"/>
-      <w:pPr>
-        <w:tabs>
-          <w:tab w:val="num" w:pos="2880"/>
-        </w:tabs>
-        <w:ind w:left="2880" w:hanging="360"/>
-      </w:pPr>
-      <w:rPr>
-        <w:rFonts w:hint="default" w:ascii="Wingdings" w:hAnsi="Wingdings"/>
-        <w:sz w:val="20"/>
-      </w:rPr>
-    </w:lvl>
-  </w:abstractNum>
-  <w:num w:numId="33">
-    <w:abstractNumId w:val="24"/>
+  <w:num w:numId="7">
+    <w:abstractNumId w:val="6"/>
   </w:num>
-  <w:num w:numId="24">
-    <w:abstractNumId w:val="31"/>
+  <w:num w:numId="20">
+    <w:abstractNumId w:val="32"/>
   </w:num>
-  <w:num w:numId="17">
-    <w:abstractNumId w:val="4"/>
+  <w:num w:numId="28">
+    <w:abstractNumId w:val="11"/>
   </w:num>
-  <w:num w:numId="26">
+  <w:num w:numId="6">
+    <w:abstractNumId w:val="0"/>
+  </w:num>
+  <w:num w:numId="14">
     <w:abstractNumId w:val="12"/>
-  </w:num>
-  <w:num w:numId="10">
-    <w:abstractNumId w:val="30"/>
   </w:num>
   <w:num w:numId="16">
     <w:abstractNumId w:val="10"/>
   </w:num>
+  <w:num w:numId="15">
+    <w:abstractNumId w:val="2"/>
+  </w:num>
   <w:num w:numId="9">
-    <w:abstractNumId w:val="6"/>
+    <w:abstractNumId w:val="1"/>
   </w:num>
-  <w:num w:numId="29">
+  <w:num w:numId="18">
+    <w:abstractNumId w:val="24"/>
+  </w:num>
+  <w:num w:numId="25">
     <w:abstractNumId w:val="14"/>
   </w:num>
-  <w:num w:numId="5">
-    <w:abstractNumId w:val="22"/>
-  </w:num>
-  <w:num w:numId="12">
-    <w:abstractNumId w:val="15"/>
-  </w:num>
-  <w:num w:numId="1">
-    <w:abstractNumId w:val="25"/>
-  </w:num>
-  <w:num w:numId="3">
-    <w:abstractNumId w:val="19"/>
-  </w:num>
-  <w:num w:numId="2">
-    <w:abstractNumId w:val="32"/>
-  </w:num>
-  <w:num w:numId="25">
-    <w:abstractNumId w:val="1"/>
-  </w:num>
-  <w:num w:numId="6">
-    <w:abstractNumId w:val="18"/>
-  </w:num>
-  <w:num w:numId="7">
-    <w:abstractNumId w:val="19"/>
-  </w:num>
-  <w:num w:numId="27">
-    <w:abstractNumId w:val="16"/>
-  </w:num>
-  <w:num w:numId="32">
-    <w:abstractNumId w:val="13"/>
-  </w:num>
-  <w:num w:numId="30">
-    <w:abstractNumId w:val="8"/>
-  </w:num>
-  <w:num w:numId="11">
-    <w:abstractNumId w:val="26"/>
-  </w:num>
-  <w:num w:numId="21">
-    <w:abstractNumId w:val="3"/>
-  </w:num>
-  <w:num w:numId="20">
-    <w:abstractNumId w:val="7"/>
-  </w:num>
-  <w:num w:numId="18">
-    <w:abstractNumId w:val="9"/>
-  </w:num>
-  <w:num w:numId="13">
+  <w:num w:numId="17">
     <w:abstractNumId w:val="27"/>
   </w:num>
   <w:num w:numId="22">
-    <w:abstractNumId w:val="2"/>
+    <w:abstractNumId w:val="18"/>
+  </w:num>
+  <w:num w:numId="11">
+    <w:abstractNumId w:val="8"/>
+  </w:num>
+  <w:num w:numId="33">
+    <w:abstractNumId w:val="22"/>
+  </w:num>
+  <w:num w:numId="31">
+    <w:abstractNumId w:val="19"/>
+  </w:num>
+  <w:num w:numId="4">
+    <w:abstractNumId w:val="30"/>
+  </w:num>
+  <w:num w:numId="2">
+    <w:abstractNumId w:val="3"/>
+  </w:num>
+  <w:num w:numId="8">
+    <w:abstractNumId w:val="28"/>
+  </w:num>
+  <w:num w:numId="24">
+    <w:abstractNumId w:val="23"/>
   </w:num>
   <w:num w:numId="19">
-    <w:abstractNumId w:val="23"/>
+    <w:abstractNumId w:val="9"/>
   </w:num>
-  <w:num w:numId="4">
-    <w:abstractNumId w:val="22"/>
+  <w:num w:numId="21">
+    <w:abstractNumId w:val="15"/>
+  </w:num>
+  <w:num w:numId="5">
+    <w:abstractNumId w:val="30"/>
+  </w:num>
+  <w:num w:numId="13">
+    <w:abstractNumId w:val="20"/>
   </w:num>
   <w:num w:numId="23">
+    <w:abstractNumId w:val="21"/>
+  </w:num>
+  <w:num w:numId="12">
+    <w:abstractNumId w:val="16"/>
+  </w:num>
+  <w:num w:numId="30">
+    <w:abstractNumId w:val="25"/>
+  </w:num>
+  <w:num w:numId="1">
+    <w:abstractNumId w:val="31"/>
+  </w:num>
+  <w:num w:numId="29">
+    <w:abstractNumId w:val="5"/>
+  </w:num>
+  <w:num w:numId="10">
     <w:abstractNumId w:val="29"/>
   </w:num>
-  <w:num w:numId="28">
-    <w:abstractNumId w:val="11"/>
+  <w:num w:numId="26">
+    <w:abstractNumId w:val="4"/>
   </w:num>
-  <w:num w:numId="8">
-    <w:abstractNumId w:val="0"/>
-  </w:num>
-  <w:num w:numId="31">
-    <w:abstractNumId w:val="28"/>
-  </w:num>
-  <w:num w:numId="15">
+  <w:num w:numId="27">
     <w:abstractNumId w:val="17"/>
   </w:num>
-  <w:num w:numId="14">
-    <w:abstractNumId w:val="5"/>
+  <w:num w:numId="32">
+    <w:abstractNumId w:val="7"/>
+  </w:num>
+  <w:num w:numId="3">
+    <w:abstractNumId w:val="6"/>
   </w:num>
 </w:numbering>
 </file>
@@ -22480,399 +22486,400 @@
     </w:pPrDefault>
   </w:docDefaults>
   <w:latentStyles w:defLockedState="0" w:defUIPriority="99" w:defSemiHidden="0" w:defUnhideWhenUsed="0" w:defQFormat="0" w:count="376">
-    <w:lsdException w:name="Body Text Indent 2" w:semiHidden="1" w:unhideWhenUsed="1"/>
-    <w:lsdException w:name="Grid Table 1 Light Accent 4" w:uiPriority="46"/>
-    <w:lsdException w:name="HTML Bottom of Form" w:semiHidden="1" w:unhideWhenUsed="1"/>
-    <w:lsdException w:name="Medium Grid 1" w:uiPriority="67"/>
-    <w:lsdException w:name="Light Shading Accent 4" w:uiPriority="60"/>
-    <w:lsdException w:name="Medium List 1 Accent 1" w:uiPriority="65"/>
-    <w:lsdException w:name="Intense Reference" w:uiPriority="32" w:qFormat="1"/>
-    <w:lsdException w:name="List Table 7 Colorful Accent 5" w:uiPriority="52"/>
-    <w:lsdException w:name="List Number 4" w:semiHidden="1" w:unhideWhenUsed="1"/>
-    <w:lsdException w:name="Signature" w:semiHidden="1" w:unhideWhenUsed="1"/>
-    <w:lsdException w:name="Medium Shading 1 Accent 1" w:uiPriority="63"/>
-    <w:lsdException w:name="Medium Grid 2" w:uiPriority="68"/>
-    <w:lsdException w:name="Table List 6" w:semiHidden="1" w:unhideWhenUsed="1"/>
-    <w:lsdException w:name="Table Subtle 1" w:semiHidden="1" w:unhideWhenUsed="1"/>
-    <w:lsdException w:name="Colorful Shading Accent 2" w:uiPriority="71"/>
-    <w:lsdException w:name="List Table 4 Accent 2" w:uiPriority="49"/>
-    <w:lsdException w:name="Body Text" w:semiHidden="1" w:unhideWhenUsed="1"/>
-    <w:lsdException w:name="Table Columns 4" w:semiHidden="1" w:unhideWhenUsed="1"/>
-    <w:lsdException w:name="Medium Grid 3 Accent 3" w:uiPriority="69"/>
-    <w:lsdException w:name="Medium Grid 1 Accent 6" w:uiPriority="67"/>
-    <w:lsdException w:name="Normal Table" w:semiHidden="1" w:unhideWhenUsed="1"/>
-    <w:lsdException w:name="footer" w:semiHidden="1" w:unhideWhenUsed="1"/>
-    <w:lsdException w:name="index 9" w:semiHidden="1" w:unhideWhenUsed="1"/>
-    <w:lsdException w:name="List Table 5 Dark" w:uiPriority="50"/>
-    <w:lsdException w:name="toc 5" w:uiPriority="39" w:semiHidden="1" w:unhideWhenUsed="1"/>
-    <w:lsdException w:name="List Continue" w:semiHidden="1" w:unhideWhenUsed="1"/>
-    <w:lsdException w:name="Grid Table 6 Colorful Accent 3" w:uiPriority="51"/>
-    <w:lsdException w:name="Intense Emphasis" w:uiPriority="21" w:qFormat="1"/>
-    <w:lsdException w:name="Grid Table 5 Dark Accent 3" w:uiPriority="50"/>
-    <w:lsdException w:name="List Table 1 Light Accent 1" w:uiPriority="46"/>
-    <w:lsdException w:name="Medium List 2 Accent 1" w:uiPriority="66"/>
-    <w:lsdException w:name="Grid Table 4 Accent 1" w:uiPriority="49"/>
-    <w:lsdException w:name="List Table 6 Colorful Accent 3" w:uiPriority="51"/>
+    <w:lsdException w:name="Medium Shading 1 Accent 3" w:uiPriority="63"/>
+    <w:lsdException w:name="List Number 3" w:semiHidden="1" w:unhideWhenUsed="1"/>
+    <w:lsdException w:name="HTML Definition" w:semiHidden="1" w:unhideWhenUsed="1"/>
+    <w:lsdException w:name="Table Subtle 2" w:semiHidden="1" w:unhideWhenUsed="1"/>
+    <w:lsdException w:name="Light List Accent 1" w:uiPriority="61"/>
+    <w:lsdException w:name="heading 4" w:uiPriority="9" w:semiHidden="1" w:unhideWhenUsed="1" w:qFormat="1"/>
+    <w:lsdException w:name="Block Text" w:semiHidden="1" w:unhideWhenUsed="1"/>
+    <w:lsdException w:name="Plain Table 1" w:uiPriority="41"/>
+    <w:lsdException w:name="Grid Table 6 Colorful Accent 5" w:uiPriority="51"/>
+    <w:lsdException w:name="Grid Table 2 Accent 4" w:uiPriority="47"/>
+    <w:lsdException w:name="List Table 3 Accent 2" w:uiPriority="48"/>
+    <w:lsdException w:name="Medium Grid 1 Accent 5" w:uiPriority="67"/>
+    <w:lsdException w:name="Medium Shading 2 Accent 1" w:uiPriority="64"/>
+    <w:lsdException w:name="Medium Grid 3 Accent 1" w:uiPriority="69"/>
+    <w:lsdException w:name="List Table 2 Accent 2" w:uiPriority="47"/>
     <w:lsdException w:name="Table Columns 1" w:semiHidden="1" w:unhideWhenUsed="1"/>
     <w:lsdException w:name="Revision" w:semiHidden="1"/>
-    <w:lsdException w:name="List Continue 3" w:semiHidden="1" w:unhideWhenUsed="1"/>
-    <w:lsdException w:name="Table Professional" w:semiHidden="1" w:unhideWhenUsed="1"/>
-    <w:lsdException w:name="Medium Shading 2 Accent 4" w:uiPriority="64"/>
-    <w:lsdException w:name="index 6" w:semiHidden="1" w:unhideWhenUsed="1"/>
+    <w:lsdException w:name="Grid Table 3 Accent 4" w:uiPriority="48"/>
+    <w:lsdException w:name="Medium List 2 Accent 4" w:uiPriority="66"/>
+    <w:lsdException w:name="Normal Table" w:semiHidden="1" w:unhideWhenUsed="1"/>
+    <w:lsdException w:name="Date" w:semiHidden="1" w:unhideWhenUsed="1"/>
+    <w:lsdException w:name="index 5" w:semiHidden="1" w:unhideWhenUsed="1"/>
+    <w:lsdException w:name="Table Simple 3" w:semiHidden="1" w:unhideWhenUsed="1"/>
+    <w:lsdException w:name="toc 1" w:uiPriority="39" w:semiHidden="1" w:unhideWhenUsed="1"/>
+    <w:lsdException w:name="annotation text" w:semiHidden="1" w:unhideWhenUsed="1"/>
+    <w:lsdException w:name="Table Classic 1" w:semiHidden="1" w:unhideWhenUsed="1"/>
+    <w:lsdException w:name="toc 5" w:uiPriority="39" w:semiHidden="1" w:unhideWhenUsed="1"/>
+    <w:lsdException w:name="Grid Table 7 Colorful" w:uiPriority="52"/>
+    <w:lsdException w:name="Plain Table 2" w:uiPriority="42"/>
+    <w:lsdException w:name="Grid Table 5 Dark Accent 3" w:uiPriority="50"/>
+    <w:lsdException w:name="TOC Heading" w:uiPriority="39" w:semiHidden="1" w:unhideWhenUsed="1" w:qFormat="1"/>
+    <w:lsdException w:name="Grid Table 7 Colorful Accent 3" w:uiPriority="52"/>
+    <w:lsdException w:name="index heading" w:semiHidden="1" w:unhideWhenUsed="1"/>
+    <w:lsdException w:name="Grid Table 2 Accent 2" w:uiPriority="47"/>
+    <w:lsdException w:name="Quote" w:uiPriority="29" w:qFormat="1"/>
+    <w:lsdException w:name="Dark List Accent 4" w:uiPriority="70"/>
+    <w:lsdException w:name="Body Text First Indent" w:semiHidden="1" w:unhideWhenUsed="1"/>
+    <w:lsdException w:name="Signature" w:semiHidden="1" w:unhideWhenUsed="1"/>
+    <w:lsdException w:name="Light Shading" w:uiPriority="60"/>
+    <w:lsdException w:name="Table List 1" w:semiHidden="1" w:unhideWhenUsed="1"/>
+    <w:lsdException w:name="Book Title" w:uiPriority="33" w:qFormat="1"/>
+    <w:lsdException w:name="toa heading" w:semiHidden="1" w:unhideWhenUsed="1"/>
+    <w:lsdException w:name="Medium Shading 2 Accent 5" w:uiPriority="64"/>
+    <w:lsdException w:name="Medium Grid 1 Accent 2" w:uiPriority="67"/>
+    <w:lsdException w:name="No List" w:semiHidden="1" w:unhideWhenUsed="1"/>
+    <w:lsdException w:name="List Table 4 Accent 2" w:uiPriority="49"/>
+    <w:lsdException w:name="Grid Table 1 Light Accent 4" w:uiPriority="46"/>
+    <w:lsdException w:name="Light List" w:uiPriority="61"/>
+    <w:lsdException w:name="envelope address" w:semiHidden="1" w:unhideWhenUsed="1"/>
+    <w:lsdException w:name="HTML Sample" w:semiHidden="1" w:unhideWhenUsed="1"/>
+    <w:lsdException w:name="Medium List 1 Accent 1" w:uiPriority="65"/>
+    <w:lsdException w:name="List Table 5 Dark" w:uiPriority="50"/>
+    <w:lsdException w:name="Hashtag" w:semiHidden="1" w:unhideWhenUsed="1"/>
+    <w:lsdException w:name="List Table 5 Dark Accent 3" w:uiPriority="50"/>
+    <w:lsdException w:name="Medium List 2" w:uiPriority="66"/>
+    <w:lsdException w:name="Colorful List Accent 3" w:uiPriority="72"/>
+    <w:lsdException w:name="toc 8" w:uiPriority="39" w:semiHidden="1" w:unhideWhenUsed="1"/>
+    <w:lsdException w:name="Body Text" w:semiHidden="1" w:unhideWhenUsed="1"/>
+    <w:lsdException w:name="page number" w:semiHidden="1" w:unhideWhenUsed="1"/>
+    <w:lsdException w:name="Title" w:uiPriority="10" w:qFormat="1"/>
+    <w:lsdException w:name="Grid Table 3 Accent 5" w:uiPriority="48"/>
+    <w:lsdException w:name="Medium Shading 2" w:uiPriority="64"/>
+    <w:lsdException w:name="List Bullet" w:semiHidden="1" w:unhideWhenUsed="1"/>
+    <w:lsdException w:name="List Table 3 Accent 1" w:uiPriority="48"/>
+    <w:lsdException w:name="List Table 1 Light Accent 4" w:uiPriority="46"/>
+    <w:lsdException w:name="Medium List 2 Accent 1" w:uiPriority="66"/>
+    <w:lsdException w:name="Light List Accent 4" w:uiPriority="61"/>
+    <w:lsdException w:name="endnote reference" w:semiHidden="1" w:unhideWhenUsed="1"/>
+    <w:lsdException w:name="Medium List 1 Accent 5" w:uiPriority="65"/>
+    <w:lsdException w:name="Table Grid 7" w:semiHidden="1" w:unhideWhenUsed="1"/>
+    <w:lsdException w:name="Body Text First Indent 2" w:semiHidden="1" w:unhideWhenUsed="1"/>
+    <w:lsdException w:name="Table List 8" w:semiHidden="1" w:unhideWhenUsed="1"/>
+    <w:lsdException w:name="List Table 7 Colorful Accent 4" w:uiPriority="52"/>
+    <w:lsdException w:name="Medium Grid 2 Accent 4" w:uiPriority="68"/>
+    <w:lsdException w:name="heading 6" w:uiPriority="9" w:semiHidden="1" w:unhideWhenUsed="1" w:qFormat="1"/>
+    <w:lsdException w:name="Dark List Accent 5" w:uiPriority="70"/>
+    <w:lsdException w:name="Grid Table 1 Light Accent 1" w:uiPriority="46"/>
+    <w:lsdException w:name="Grid Table 4 Accent 5" w:uiPriority="49"/>
+    <w:lsdException w:name="List Table 2 Accent 5" w:uiPriority="47"/>
+    <w:lsdException w:name="Grid Table 2 Accent 5" w:uiPriority="47"/>
+    <w:lsdException w:name="Colorful Grid" w:uiPriority="73"/>
+    <w:lsdException w:name="Table Grid 1" w:semiHidden="1" w:unhideWhenUsed="1"/>
+    <w:lsdException w:name="caption" w:uiPriority="35" w:semiHidden="1" w:unhideWhenUsed="1" w:qFormat="1"/>
+    <w:lsdException w:name="List Table 2 Accent 3" w:uiPriority="47"/>
+    <w:lsdException w:name="Medium Shading 1" w:uiPriority="63"/>
+    <w:lsdException w:name="List Table 6 Colorful Accent 2" w:uiPriority="51"/>
+    <w:lsdException w:name="Placeholder Text" w:semiHidden="1"/>
+    <w:lsdException w:name="Colorful List Accent 6" w:uiPriority="72"/>
+    <w:lsdException w:name="Dark List Accent 1" w:uiPriority="70"/>
+    <w:lsdException w:name="Medium List 1" w:uiPriority="65"/>
+    <w:lsdException w:name="Grid Table 7 Colorful Accent 1" w:uiPriority="52"/>
+    <w:lsdException w:name="Colorful Shading" w:uiPriority="71"/>
+    <w:lsdException w:name="Grid Table 5 Dark Accent 5" w:uiPriority="50"/>
+    <w:lsdException w:name="Table Web 1" w:semiHidden="1" w:unhideWhenUsed="1"/>
+    <w:lsdException w:name="Table Grid 8" w:semiHidden="1" w:unhideWhenUsed="1"/>
+    <w:lsdException w:name="Medium Grid 3 Accent 5" w:uiPriority="69"/>
+    <w:lsdException w:name="heading 2" w:uiPriority="9" w:semiHidden="1" w:unhideWhenUsed="1" w:qFormat="1"/>
+    <w:lsdException w:name="Table List 6" w:semiHidden="1" w:unhideWhenUsed="1"/>
+    <w:lsdException w:name="Grid Table 6 Colorful" w:uiPriority="51"/>
+    <w:lsdException w:name="Table Colorful 2" w:semiHidden="1" w:unhideWhenUsed="1"/>
+    <w:lsdException w:name="List Table 5 Dark Accent 2" w:uiPriority="50"/>
+    <w:lsdException w:name="Medium Shading 1 Accent 4" w:uiPriority="63"/>
+    <w:lsdException w:name="Outline List 2" w:semiHidden="1" w:unhideWhenUsed="1"/>
+    <w:lsdException w:name="Plain Table 3" w:uiPriority="43"/>
+    <w:lsdException w:name="Dark List" w:uiPriority="70"/>
+    <w:lsdException w:name="Body Text 3" w:semiHidden="1" w:unhideWhenUsed="1"/>
+    <w:lsdException w:name="Message Header" w:semiHidden="1" w:unhideWhenUsed="1"/>
+    <w:lsdException w:name="index 1" w:semiHidden="1" w:unhideWhenUsed="1"/>
+    <w:lsdException w:name="List Table 7 Colorful Accent 1" w:uiPriority="52"/>
+    <w:lsdException w:name="Grid Table 5 Dark Accent 1" w:uiPriority="50"/>
+    <w:lsdException w:name="List Table 3 Accent 6" w:uiPriority="48"/>
+    <w:lsdException w:name="List Continue 5" w:semiHidden="1" w:unhideWhenUsed="1"/>
+    <w:lsdException w:name="Medium List 2 Accent 6" w:uiPriority="66"/>
     <w:lsdException w:name="Grid Table 4" w:uiPriority="49"/>
-    <w:lsdException w:name="HTML Top of Form" w:semiHidden="1" w:unhideWhenUsed="1"/>
-    <w:lsdException w:name="List Table 7 Colorful" w:uiPriority="52"/>
-    <w:lsdException w:name="Grid Table 1 Light Accent 1" w:uiPriority="46"/>
-    <w:lsdException w:name="Medium Grid 2 Accent 3" w:uiPriority="68"/>
-    <w:lsdException w:name="Table Grid 8" w:semiHidden="1" w:unhideWhenUsed="1"/>
+    <w:lsdException w:name="Table Classic 3" w:semiHidden="1" w:unhideWhenUsed="1"/>
+    <w:lsdException w:name="Table Grid 6" w:semiHidden="1" w:unhideWhenUsed="1"/>
+    <w:lsdException w:name="List Table 7 Colorful Accent 5" w:uiPriority="52"/>
+    <w:lsdException w:name="HTML Address" w:semiHidden="1" w:unhideWhenUsed="1"/>
+    <w:lsdException w:name="Closing" w:semiHidden="1" w:unhideWhenUsed="1"/>
+    <w:lsdException w:name="Medium Shading 2 Accent 3" w:uiPriority="64"/>
+    <w:lsdException w:name="Grid Table 7 Colorful Accent 5" w:uiPriority="52"/>
     <w:lsdException w:name="Medium Grid 1 Accent 4" w:uiPriority="67"/>
-    <w:lsdException w:name="Title" w:uiPriority="10" w:qFormat="1"/>
-    <w:lsdException w:name="List Table 3 Accent 5" w:uiPriority="48"/>
-    <w:lsdException w:name="Body Text 2" w:semiHidden="1" w:unhideWhenUsed="1"/>
+    <w:lsdException w:name="Grid Table 1 Light Accent 2" w:uiPriority="46"/>
+    <w:lsdException w:name="Emphasis" w:uiPriority="20" w:qFormat="1"/>
+    <w:lsdException w:name="Grid Table 3 Accent 2" w:uiPriority="48"/>
+    <w:lsdException w:name="toc 9" w:uiPriority="39" w:semiHidden="1" w:unhideWhenUsed="1"/>
+    <w:lsdException w:name="E-mail Signature" w:semiHidden="1" w:unhideWhenUsed="1"/>
+    <w:lsdException w:name="Mention" w:semiHidden="1" w:unhideWhenUsed="1"/>
+    <w:lsdException w:name="Hyperlink" w:semiHidden="1" w:unhideWhenUsed="1"/>
+    <w:lsdException w:name="line number" w:semiHidden="1" w:unhideWhenUsed="1"/>
+    <w:lsdException w:name="Intense Quote" w:uiPriority="30" w:qFormat="1"/>
+    <w:lsdException w:name="Light Grid Accent 1" w:uiPriority="62"/>
+    <w:lsdException w:name="Table Colorful 3" w:semiHidden="1" w:unhideWhenUsed="1"/>
+    <w:lsdException w:name="List Table 3 Accent 3" w:uiPriority="48"/>
+    <w:lsdException w:name="Light List Accent 5" w:uiPriority="61"/>
+    <w:lsdException w:name="Colorful Shading Accent 5" w:uiPriority="71"/>
+    <w:lsdException w:name="Outline List 3" w:semiHidden="1" w:unhideWhenUsed="1"/>
+    <w:lsdException w:name="Medium Grid 2 Accent 1" w:uiPriority="68"/>
+    <w:lsdException w:name="Table Theme" w:semiHidden="1" w:unhideWhenUsed="1"/>
+    <w:lsdException w:name="Medium List 2 Accent 3" w:uiPriority="66"/>
+    <w:lsdException w:name="toc 6" w:uiPriority="39" w:semiHidden="1" w:unhideWhenUsed="1"/>
+    <w:lsdException w:name="Medium List 2 Accent 5" w:uiPriority="66"/>
+    <w:lsdException w:name="index 8" w:semiHidden="1" w:unhideWhenUsed="1"/>
+    <w:lsdException w:name="Plain Text" w:semiHidden="1" w:unhideWhenUsed="1"/>
+    <w:lsdException w:name="Unresolved Mention" w:semiHidden="1" w:unhideWhenUsed="1"/>
+    <w:lsdException w:name="Body Text Indent 3" w:semiHidden="1" w:unhideWhenUsed="1"/>
     <w:lsdException w:name="Grid Table 4 Accent 3" w:uiPriority="49"/>
-    <w:lsdException w:name="Intense Quote" w:uiPriority="30" w:qFormat="1"/>
-    <w:lsdException w:name="Light List Accent 2" w:uiPriority="61"/>
+    <w:lsdException w:name="Normal (Web)" w:semiHidden="1" w:unhideWhenUsed="1"/>
+    <w:lsdException w:name="Grid Table 3 Accent 1" w:uiPriority="48"/>
+    <w:lsdException w:name="Table Grid 5" w:semiHidden="1" w:unhideWhenUsed="1"/>
+    <w:lsdException w:name="Grid Table 7 Colorful Accent 4" w:uiPriority="52"/>
+    <w:lsdException w:name="Table List 7" w:semiHidden="1" w:unhideWhenUsed="1"/>
+    <w:lsdException w:name="heading 3" w:uiPriority="9" w:semiHidden="1" w:unhideWhenUsed="1" w:qFormat="1"/>
+    <w:lsdException w:name="Medium Shading 1 Accent 5" w:uiPriority="63"/>
+    <w:lsdException w:name="Grid Table 3 Accent 3" w:uiPriority="48"/>
+    <w:lsdException w:name="Grid Table 1 Light Accent 3" w:uiPriority="46"/>
+    <w:lsdException w:name="List Table 1 Light Accent 6" w:uiPriority="46"/>
+    <w:lsdException w:name="Medium List 1 Accent 2" w:uiPriority="65"/>
+    <w:lsdException w:name="Medium Grid 1 Accent 1" w:uiPriority="67"/>
+    <w:lsdException w:name="Smart Hyperlink" w:semiHidden="1" w:unhideWhenUsed="1"/>
+    <w:lsdException w:name="List Bullet 2" w:semiHidden="1" w:unhideWhenUsed="1"/>
+    <w:lsdException w:name="List Number 5" w:semiHidden="1" w:unhideWhenUsed="1"/>
+    <w:lsdException w:name="Medium Shading 1 Accent 1" w:uiPriority="63"/>
+    <w:lsdException w:name="Table List 4" w:semiHidden="1" w:unhideWhenUsed="1"/>
     <w:lsdException w:name="HTML Acronym" w:semiHidden="1" w:unhideWhenUsed="1"/>
-    <w:lsdException w:name="toc 8" w:uiPriority="39" w:semiHidden="1" w:unhideWhenUsed="1"/>
-    <w:lsdException w:name="Grid Table 6 Colorful Accent 6" w:uiPriority="51"/>
-    <w:lsdException w:name="Subtle Reference" w:uiPriority="31" w:qFormat="1"/>
-    <w:lsdException w:name="Closing" w:semiHidden="1" w:unhideWhenUsed="1"/>
-    <w:lsdException w:name="List Paragraph" w:uiPriority="34" w:qFormat="1"/>
-    <w:lsdException w:name="Dark List Accent 2" w:uiPriority="70"/>
-    <w:lsdException w:name="Table Simple 1" w:semiHidden="1" w:unhideWhenUsed="1"/>
-    <w:lsdException w:name="List 4" w:semiHidden="1" w:unhideWhenUsed="1"/>
-    <w:lsdException w:name="HTML Variable" w:semiHidden="1" w:unhideWhenUsed="1"/>
-    <w:lsdException w:name="caption" w:uiPriority="35" w:semiHidden="1" w:unhideWhenUsed="1" w:qFormat="1"/>
-    <w:lsdException w:name="Medium Shading 2" w:uiPriority="64"/>
-    <w:lsdException w:name="Grid Table 4 Accent 6" w:uiPriority="49"/>
-    <w:lsdException w:name="List Number 2" w:semiHidden="1" w:unhideWhenUsed="1"/>
-    <w:lsdException w:name="List Table 1 Light" w:uiPriority="46"/>
-    <w:lsdException w:name="Table Contemporary" w:semiHidden="1" w:unhideWhenUsed="1"/>
-    <w:lsdException w:name="Colorful List Accent 5" w:uiPriority="72"/>
-    <w:lsdException w:name="Table List 4" w:semiHidden="1" w:unhideWhenUsed="1"/>
-    <w:lsdException w:name="Body Text First Indent" w:semiHidden="1" w:unhideWhenUsed="1"/>
-    <w:lsdException w:name="Light Grid Accent 3" w:uiPriority="62"/>
-    <w:lsdException w:name="No Spacing" w:uiPriority="1" w:qFormat="1"/>
-    <w:lsdException w:name="Grid Table 7 Colorful" w:uiPriority="52"/>
-    <w:lsdException w:name="Light Grid Accent 5" w:uiPriority="62"/>
-    <w:lsdException w:name="Light List Accent 4" w:uiPriority="61"/>
-    <w:lsdException w:name="Medium Shading 1 Accent 4" w:uiPriority="63"/>
-    <w:lsdException w:name="Medium Grid 1 Accent 1" w:uiPriority="67"/>
-    <w:lsdException w:name="List Table 3 Accent 6" w:uiPriority="48"/>
-    <w:lsdException w:name="Grid Table 2 Accent 3" w:uiPriority="47"/>
-    <w:lsdException w:name="List Table 1 Light Accent 3" w:uiPriority="46"/>
-    <w:lsdException w:name="page number" w:semiHidden="1" w:unhideWhenUsed="1"/>
-    <w:lsdException w:name="Colorful Grid" w:uiPriority="73"/>
-    <w:lsdException w:name="Colorful Grid Accent 3" w:uiPriority="73"/>
-    <w:lsdException w:name="Table Web 1" w:semiHidden="1" w:unhideWhenUsed="1"/>
-    <w:lsdException w:name="Medium Grid 2 Accent 5" w:uiPriority="68"/>
-    <w:lsdException w:name="Light Shading Accent 5" w:uiPriority="60"/>
-    <w:lsdException w:name="Grid Table 5 Dark Accent 5" w:uiPriority="50"/>
-    <w:lsdException w:name="Grid Table 3 Accent 6" w:uiPriority="48"/>
-    <w:lsdException w:name="Plain Table 2" w:uiPriority="42"/>
-    <w:lsdException w:name="Dark List Accent 4" w:uiPriority="70"/>
-    <w:lsdException w:name="List 2" w:semiHidden="1" w:unhideWhenUsed="1"/>
-    <w:lsdException w:name="heading 6" w:uiPriority="9" w:semiHidden="1" w:unhideWhenUsed="1" w:qFormat="1"/>
-    <w:lsdException w:name="Grid Table 1 Light Accent 3" w:uiPriority="46"/>
-    <w:lsdException w:name="table of figures" w:semiHidden="1" w:unhideWhenUsed="1"/>
-    <w:lsdException w:name="envelope address" w:semiHidden="1" w:unhideWhenUsed="1"/>
-    <w:lsdException w:name="Table Simple 2" w:semiHidden="1" w:unhideWhenUsed="1"/>
-    <w:lsdException w:name="List Table 6 Colorful Accent 5" w:uiPriority="51"/>
-    <w:lsdException w:name="Medium List 1 Accent 2" w:uiPriority="65"/>
-    <w:lsdException w:name="Table List 2" w:semiHidden="1" w:unhideWhenUsed="1"/>
-    <w:lsdException w:name="Light Grid" w:uiPriority="62"/>
-    <w:lsdException w:name="Table 3D effects 1" w:semiHidden="1" w:unhideWhenUsed="1"/>
-    <w:lsdException w:name="List Table 5 Dark Accent 5" w:uiPriority="50"/>
-    <w:lsdException w:name="Normal (Web)" w:semiHidden="1" w:unhideWhenUsed="1"/>
-    <w:lsdException w:name="Table Colorful 1" w:semiHidden="1" w:unhideWhenUsed="1"/>
-    <w:lsdException w:name="Medium Grid 2 Accent 4" w:uiPriority="68"/>
-    <w:lsdException w:name="Table Colorful 2" w:semiHidden="1" w:unhideWhenUsed="1"/>
-    <w:lsdException w:name="Colorful Shading Accent 5" w:uiPriority="71"/>
-    <w:lsdException w:name="List Table 4 Accent 5" w:uiPriority="49"/>
-    <w:lsdException w:name="Grid Table 3 Accent 3" w:uiPriority="48"/>
-    <w:lsdException w:name="toc 6" w:uiPriority="39" w:semiHidden="1" w:unhideWhenUsed="1"/>
-    <w:lsdException w:name="Table Grid 1" w:semiHidden="1" w:unhideWhenUsed="1"/>
-    <w:lsdException w:name="HTML Typewriter" w:semiHidden="1" w:unhideWhenUsed="1"/>
-    <w:lsdException w:name="Grid Table 7 Colorful Accent 1" w:uiPriority="52"/>
-    <w:lsdException w:name="List Table 1 Light Accent 6" w:uiPriority="46"/>
-    <w:lsdException w:name="Placeholder Text" w:semiHidden="1"/>
-    <w:lsdException w:name="Medium Grid 3 Accent 6" w:uiPriority="69"/>
-    <w:lsdException w:name="Balloon Text" w:semiHidden="1" w:unhideWhenUsed="1"/>
-    <w:lsdException w:name="Colorful Grid Accent 6" w:uiPriority="73"/>
-    <w:lsdException w:name="Grid Table 4 Accent 4" w:uiPriority="49"/>
-    <w:lsdException w:name="List Continue 2" w:semiHidden="1" w:unhideWhenUsed="1"/>
-    <w:lsdException w:name="Strong" w:uiPriority="22" w:qFormat="1"/>
-    <w:lsdException w:name="Medium Grid 2 Accent 6" w:uiPriority="68"/>
-    <w:lsdException w:name="Colorful List Accent 3" w:uiPriority="72"/>
-    <w:lsdException w:name="Plain Table 4" w:uiPriority="44"/>
-    <w:lsdException w:name="Medium Grid 1 Accent 5" w:uiPriority="67"/>
+    <w:lsdException w:name="List Table 6 Colorful Accent 6" w:uiPriority="51"/>
     <w:lsdException w:name="HTML Code" w:semiHidden="1" w:unhideWhenUsed="1"/>
     <w:lsdException w:name="Subtitle" w:uiPriority="11" w:qFormat="1"/>
-    <w:lsdException w:name="Grid Table 3 Accent 5" w:uiPriority="48"/>
-    <w:lsdException w:name="Dark List Accent 1" w:uiPriority="70"/>
+    <w:lsdException w:name="List Table 1 Light Accent 5" w:uiPriority="46"/>
+    <w:lsdException w:name="index 3" w:semiHidden="1" w:unhideWhenUsed="1"/>
+    <w:lsdException w:name="List Table 7 Colorful Accent 3" w:uiPriority="52"/>
+    <w:lsdException w:name="Medium List 1 Accent 4" w:uiPriority="65"/>
+    <w:lsdException w:name="Table Professional" w:semiHidden="1" w:unhideWhenUsed="1"/>
+    <w:lsdException w:name="Intense Reference" w:uiPriority="32" w:qFormat="1"/>
+    <w:lsdException w:name="List Paragraph" w:uiPriority="34" w:qFormat="1"/>
+    <w:lsdException w:name="Medium Grid 2 Accent 5" w:uiPriority="68"/>
+    <w:lsdException w:name="Grid Table 4 Accent 2" w:uiPriority="49"/>
+    <w:lsdException w:name="Plain Table 4" w:uiPriority="44"/>
+    <w:lsdException w:name="List Table 4 Accent 3" w:uiPriority="49"/>
+    <w:lsdException w:name="Grid Table 6 Colorful Accent 1" w:uiPriority="51"/>
+    <w:lsdException w:name="Table Grid 4" w:semiHidden="1" w:unhideWhenUsed="1"/>
+    <w:lsdException w:name="Grid Table 3 Accent 6" w:uiPriority="48"/>
+    <w:lsdException w:name="List Table 2 Accent 4" w:uiPriority="47"/>
+    <w:lsdException w:name="Grid Table 1 Light" w:uiPriority="46"/>
+    <w:lsdException w:name="HTML Variable" w:semiHidden="1" w:unhideWhenUsed="1"/>
+    <w:lsdException w:name="List 3" w:semiHidden="1" w:unhideWhenUsed="1"/>
+    <w:lsdException w:name="Light Grid Accent 3" w:uiPriority="62"/>
+    <w:lsdException w:name="Medium List 2 Accent 2" w:uiPriority="66"/>
+    <w:lsdException w:name="List 5" w:semiHidden="1" w:unhideWhenUsed="1"/>
+    <w:lsdException w:name="HTML Preformatted" w:semiHidden="1" w:unhideWhenUsed="1"/>
+    <w:lsdException w:name="toc 7" w:uiPriority="39" w:semiHidden="1" w:unhideWhenUsed="1"/>
+    <w:lsdException w:name="index 9" w:semiHidden="1" w:unhideWhenUsed="1"/>
+    <w:lsdException w:name="Light List Accent 6" w:uiPriority="61"/>
+    <w:lsdException w:name="Colorful Shading Accent 3" w:uiPriority="71"/>
+    <w:lsdException w:name="List Table 5 Dark Accent 5" w:uiPriority="50"/>
+    <w:lsdException w:name="Colorful Grid Accent 1" w:uiPriority="73"/>
+    <w:lsdException w:name="macro" w:semiHidden="1" w:unhideWhenUsed="1"/>
+    <w:lsdException w:name="Grid Table 6 Colorful Accent 2" w:uiPriority="51"/>
+    <w:lsdException w:name="Grid Table 5 Dark" w:uiPriority="50"/>
+    <w:lsdException w:name="List Number 4" w:semiHidden="1" w:unhideWhenUsed="1"/>
+    <w:lsdException w:name="List Bullet 5" w:semiHidden="1" w:unhideWhenUsed="1"/>
+    <w:lsdException w:name="footnote text" w:semiHidden="1" w:unhideWhenUsed="1"/>
+    <w:lsdException w:name="Light Shading Accent 4" w:uiPriority="60"/>
+    <w:lsdException w:name="Medium Grid 2 Accent 3" w:uiPriority="68"/>
+    <w:lsdException w:name="Light Grid Accent 5" w:uiPriority="62"/>
+    <w:lsdException w:name="Grid Table Light" w:uiPriority="40"/>
+    <w:lsdException w:name="Light Grid" w:uiPriority="62"/>
+    <w:lsdException w:name="List Table 6 Colorful Accent 3" w:uiPriority="51"/>
+    <w:lsdException w:name="Table Classic 2" w:semiHidden="1" w:unhideWhenUsed="1"/>
+    <w:lsdException w:name="Subtle Emphasis" w:uiPriority="19" w:qFormat="1"/>
+    <w:lsdException w:name="HTML Bottom of Form" w:semiHidden="1" w:unhideWhenUsed="1"/>
+    <w:lsdException w:name="Plain Table 5" w:uiPriority="45"/>
+    <w:lsdException w:name="Colorful Grid Accent 2" w:uiPriority="73"/>
+    <w:lsdException w:name="Medium List 1 Accent 3" w:uiPriority="65"/>
+    <w:lsdException w:name="List Continue 2" w:semiHidden="1" w:unhideWhenUsed="1"/>
+    <w:lsdException w:name="Grid Table 4 Accent 1" w:uiPriority="49"/>
+    <w:lsdException w:name="Medium Grid 3" w:uiPriority="69"/>
+    <w:lsdException w:name="toc 4" w:uiPriority="39" w:semiHidden="1" w:unhideWhenUsed="1"/>
+    <w:lsdException w:name="Salutation" w:semiHidden="1" w:unhideWhenUsed="1"/>
+    <w:lsdException w:name="List Continue" w:semiHidden="1" w:unhideWhenUsed="1"/>
+    <w:lsdException w:name="header" w:semiHidden="1" w:unhideWhenUsed="1"/>
+    <w:lsdException w:name="Table List 5" w:semiHidden="1" w:unhideWhenUsed="1"/>
+    <w:lsdException w:name="Table Columns 2" w:semiHidden="1" w:unhideWhenUsed="1"/>
+    <w:lsdException w:name="Strong" w:uiPriority="22" w:qFormat="1"/>
+    <w:lsdException w:name="Colorful Shading Accent 2" w:uiPriority="71"/>
+    <w:lsdException w:name="table of authorities" w:semiHidden="1" w:unhideWhenUsed="1"/>
+    <w:lsdException w:name="List Table 7 Colorful Accent 2" w:uiPriority="52"/>
+    <w:lsdException w:name="Intense Emphasis" w:uiPriority="21" w:qFormat="1"/>
+    <w:lsdException w:name="Grid Table 3" w:uiPriority="48"/>
+    <w:lsdException w:name="heading 8" w:uiPriority="9" w:semiHidden="1" w:unhideWhenUsed="1" w:qFormat="1"/>
+    <w:lsdException w:name="Table Contemporary" w:semiHidden="1" w:unhideWhenUsed="1"/>
+    <w:lsdException w:name="List Bullet 4" w:semiHidden="1" w:unhideWhenUsed="1"/>
+    <w:lsdException w:name="Medium Grid 2 Accent 2" w:uiPriority="68"/>
+    <w:lsdException w:name="List Table 1 Light Accent 1" w:uiPriority="46"/>
+    <w:lsdException w:name="Medium Shading 2 Accent 2" w:uiPriority="64"/>
+    <w:lsdException w:name="List 4" w:semiHidden="1" w:unhideWhenUsed="1"/>
+    <w:lsdException w:name="Light Grid Accent 4" w:uiPriority="62"/>
+    <w:lsdException w:name="Normal" w:uiPriority="0" w:qFormat="1"/>
+    <w:lsdException w:name="Medium Grid 1" w:uiPriority="67"/>
+    <w:lsdException w:name="Table 3D effects 1" w:semiHidden="1" w:unhideWhenUsed="1"/>
+    <w:lsdException w:name="Table Web 3" w:semiHidden="1" w:unhideWhenUsed="1"/>
+    <w:lsdException w:name="Grid Table 4 Accent 6" w:uiPriority="49"/>
+    <w:lsdException w:name="Medium Grid 3 Accent 3" w:uiPriority="69"/>
+    <w:lsdException w:name="Table Grid 2" w:semiHidden="1" w:unhideWhenUsed="1"/>
+    <w:lsdException w:name="List Table 5 Dark Accent 4" w:uiPriority="50"/>
+    <w:lsdException w:name="List Table 4 Accent 1" w:uiPriority="49"/>
+    <w:lsdException w:name="Dark List Accent 6" w:uiPriority="70"/>
+    <w:lsdException w:name="Grid Table 6 Colorful Accent 3" w:uiPriority="51"/>
+    <w:lsdException w:name="index 7" w:semiHidden="1" w:unhideWhenUsed="1"/>
+    <w:lsdException w:name="List Table 2 Accent 6" w:uiPriority="47"/>
+    <w:lsdException w:name="Table Grid" w:uiPriority="39"/>
+    <w:lsdException w:name="List" w:semiHidden="1" w:unhideWhenUsed="1"/>
+    <w:lsdException w:name="Light Shading Accent 1" w:uiPriority="60"/>
+    <w:lsdException w:name="Light Shading Accent 5" w:uiPriority="60"/>
+    <w:lsdException w:name="Table Colorful 1" w:semiHidden="1" w:unhideWhenUsed="1"/>
+    <w:lsdException w:name="Colorful Shading Accent 1" w:uiPriority="71"/>
     <w:lsdException w:name="heading 9" w:uiPriority="9" w:semiHidden="1" w:unhideWhenUsed="1" w:qFormat="1"/>
-    <w:lsdException w:name="Grid Table 1 Light Accent 6" w:uiPriority="46"/>
-    <w:lsdException w:name="Quote" w:uiPriority="29" w:qFormat="1"/>
-    <w:lsdException w:name="Table Grid 3" w:semiHidden="1" w:unhideWhenUsed="1"/>
-    <w:lsdException w:name="Medium List 1 Accent 4" w:uiPriority="65"/>
-    <w:lsdException w:name="Document Map" w:semiHidden="1" w:unhideWhenUsed="1"/>
-    <w:lsdException w:name="Outline List 3" w:semiHidden="1" w:unhideWhenUsed="1"/>
-    <w:lsdException w:name="index 5" w:semiHidden="1" w:unhideWhenUsed="1"/>
-    <w:lsdException w:name="Medium Shading 2 Accent 1" w:uiPriority="64"/>
-    <w:lsdException w:name="List Bullet 4" w:semiHidden="1" w:unhideWhenUsed="1"/>
-    <w:lsdException w:name="List Table 2 Accent 1" w:uiPriority="47"/>
-    <w:lsdException w:name="List Bullet" w:semiHidden="1" w:unhideWhenUsed="1"/>
-    <w:lsdException w:name="Grid Table 5 Dark" w:uiPriority="50"/>
-    <w:lsdException w:name="Default Paragraph Font" w:uiPriority="1" w:semiHidden="1" w:unhideWhenUsed="1"/>
-    <w:lsdException w:name="Grid Table 6 Colorful" w:uiPriority="51"/>
-    <w:lsdException w:name="Grid Table 2 Accent 5" w:uiPriority="47"/>
-    <w:lsdException w:name="toc 3" w:uiPriority="39" w:semiHidden="1" w:unhideWhenUsed="1"/>
-    <w:lsdException w:name="Light Shading Accent 3" w:uiPriority="60"/>
-    <w:lsdException w:name="Table Grid 6" w:semiHidden="1" w:unhideWhenUsed="1"/>
-    <w:lsdException w:name="Medium Shading 1" w:uiPriority="63"/>
-    <w:lsdException w:name="HTML Sample" w:semiHidden="1" w:unhideWhenUsed="1"/>
-    <w:lsdException w:name="Grid Table 7 Colorful Accent 4" w:uiPriority="52"/>
-    <w:lsdException w:name="Colorful Shading Accent 1" w:uiPriority="71"/>
-    <w:lsdException w:name="Medium Grid 3 Accent 5" w:uiPriority="69"/>
-    <w:lsdException w:name="Table Elegant" w:semiHidden="1" w:unhideWhenUsed="1"/>
-    <w:lsdException w:name="List Bullet 2" w:semiHidden="1" w:unhideWhenUsed="1"/>
-    <w:lsdException w:name="Light Grid Accent 6" w:uiPriority="62"/>
-    <w:lsdException w:name="Grid Table 6 Colorful Accent 5" w:uiPriority="51"/>
-    <w:lsdException w:name="Colorful List Accent 6" w:uiPriority="72"/>
-    <w:lsdException w:name="Unresolved Mention" w:semiHidden="1" w:unhideWhenUsed="1"/>
-    <w:lsdException w:name="Table 3D effects 3" w:semiHidden="1" w:unhideWhenUsed="1"/>
-    <w:lsdException w:name="Medium Grid 1 Accent 2" w:uiPriority="67"/>
-    <w:lsdException w:name="Smart Hyperlink" w:semiHidden="1" w:unhideWhenUsed="1"/>
-    <w:lsdException w:name="line number" w:semiHidden="1" w:unhideWhenUsed="1"/>
+    <w:lsdException w:name="Dark List Accent 2" w:uiPriority="70"/>
+    <w:lsdException w:name="Colorful Grid Accent 3" w:uiPriority="73"/>
+    <w:lsdException w:name="List Number 2" w:semiHidden="1" w:unhideWhenUsed="1"/>
+    <w:lsdException w:name="Table Subtle 1" w:semiHidden="1" w:unhideWhenUsed="1"/>
     <w:lsdException w:name="Body Text Indent" w:semiHidden="1" w:unhideWhenUsed="1"/>
-    <w:lsdException w:name="Medium Grid 2 Accent 1" w:uiPriority="68"/>
-    <w:lsdException w:name="List Table 3 Accent 3" w:uiPriority="48"/>
-    <w:lsdException w:name="Plain Text" w:semiHidden="1" w:unhideWhenUsed="1"/>
-    <w:lsdException w:name="Medium List 2 Accent 6" w:uiPriority="66"/>
-    <w:lsdException w:name="List Table 7 Colorful Accent 4" w:uiPriority="52"/>
-    <w:lsdException w:name="Table List 7" w:semiHidden="1" w:unhideWhenUsed="1"/>
-    <w:lsdException w:name="Medium Shading 1 Accent 6" w:uiPriority="63"/>
-    <w:lsdException w:name="List Table 6 Colorful" w:uiPriority="51"/>
-    <w:lsdException w:name="List Table 6 Colorful Accent 2" w:uiPriority="51"/>
-    <w:lsdException w:name="Colorful Shading Accent 3" w:uiPriority="71"/>
-    <w:lsdException w:name="List Table 2 Accent 2" w:uiPriority="47"/>
-    <w:lsdException w:name="Block Text" w:semiHidden="1" w:unhideWhenUsed="1"/>
-    <w:lsdException w:name="endnote reference" w:semiHidden="1" w:unhideWhenUsed="1"/>
-    <w:lsdException w:name="Grid Table 1 Light Accent 2" w:uiPriority="46"/>
-    <w:lsdException w:name="Hyperlink" w:semiHidden="1" w:unhideWhenUsed="1"/>
-    <w:lsdException w:name="Colorful Grid Accent 4" w:uiPriority="73"/>
-    <w:lsdException w:name="Hashtag" w:semiHidden="1" w:unhideWhenUsed="1"/>
-    <w:lsdException w:name="Light Shading Accent 6" w:uiPriority="60"/>
-    <w:lsdException w:name="Grid Table 2 Accent 6" w:uiPriority="47"/>
-    <w:lsdException w:name="Grid Table 5 Dark Accent 4" w:uiPriority="50"/>
-    <w:lsdException w:name="List 3" w:semiHidden="1" w:unhideWhenUsed="1"/>
-    <w:lsdException w:name="macro" w:semiHidden="1" w:unhideWhenUsed="1"/>
-    <w:lsdException w:name="Grid Table 5 Dark Accent 2" w:uiPriority="50"/>
-    <w:lsdException w:name="heading 7" w:uiPriority="9" w:semiHidden="1" w:unhideWhenUsed="1" w:qFormat="1"/>
-    <w:lsdException w:name="List 5" w:semiHidden="1" w:unhideWhenUsed="1"/>
-    <w:lsdException w:name="Salutation" w:semiHidden="1" w:unhideWhenUsed="1"/>
-    <w:lsdException w:name="heading 1" w:uiPriority="9" w:qFormat="1"/>
-    <w:lsdException w:name="E-mail Signature" w:semiHidden="1" w:unhideWhenUsed="1"/>
-    <w:lsdException w:name="Grid Table 2" w:uiPriority="47"/>
-    <w:lsdException w:name="Body Text First Indent 2" w:semiHidden="1" w:unhideWhenUsed="1"/>
-    <w:lsdException w:name="Colorful Shading Accent 6" w:uiPriority="71"/>
-    <w:lsdException w:name="Grid Table 1 Light" w:uiPriority="46"/>
-    <w:lsdException w:name="Message Header" w:semiHidden="1" w:unhideWhenUsed="1"/>
-    <w:lsdException w:name="Dark List" w:uiPriority="70"/>
-    <w:lsdException w:name="Light Grid Accent 1" w:uiPriority="62"/>
-    <w:lsdException w:name="Normal Indent" w:semiHidden="1" w:unhideWhenUsed="1"/>
-    <w:lsdException w:name="index 7" w:semiHidden="1" w:unhideWhenUsed="1"/>
-    <w:lsdException w:name="Medium Shading 2 Accent 3" w:uiPriority="64"/>
-    <w:lsdException w:name="Plain Table 1" w:uiPriority="41"/>
-    <w:lsdException w:name="List Table 5 Dark Accent 2" w:uiPriority="50"/>
-    <w:lsdException w:name="List Table 2" w:uiPriority="47"/>
-    <w:lsdException w:name="Smart Link" w:semiHidden="1" w:unhideWhenUsed="1"/>
-    <w:lsdException w:name="List Table 3 Accent 4" w:uiPriority="48"/>
-    <w:lsdException w:name="Medium List 2 Accent 3" w:uiPriority="66"/>
-    <w:lsdException w:name="List Table 7 Colorful Accent 1" w:uiPriority="52"/>
-    <w:lsdException w:name="Grid Table 5 Dark Accent 1" w:uiPriority="50"/>
-    <w:lsdException w:name="Table Theme" w:semiHidden="1" w:unhideWhenUsed="1"/>
-    <w:lsdException w:name="List Table 1 Light Accent 5" w:uiPriority="46"/>
-    <w:lsdException w:name="Medium List 2 Accent 5" w:uiPriority="66"/>
-    <w:lsdException w:name="heading 2" w:uiPriority="9" w:semiHidden="1" w:unhideWhenUsed="1" w:qFormat="1"/>
-    <w:lsdException w:name="toc 1" w:uiPriority="39" w:semiHidden="1" w:unhideWhenUsed="1"/>
+    <w:lsdException w:name="List Table 6 Colorful Accent 1" w:uiPriority="51"/>
+    <w:lsdException w:name="List Number" w:semiHidden="1" w:unhideWhenUsed="1"/>
+    <w:lsdException w:name="Medium Grid 2" w:uiPriority="68"/>
+    <w:lsdException w:name="heading 5" w:uiPriority="9" w:semiHidden="1" w:unhideWhenUsed="1" w:qFormat="1"/>
+    <w:lsdException w:name="Light List Accent 2" w:uiPriority="61"/>
+    <w:lsdException w:name="List Table 6 Colorful Accent 5" w:uiPriority="51"/>
+    <w:lsdException w:name="Light Shading Accent 2" w:uiPriority="60"/>
+    <w:lsdException w:name="Grid Table 6 Colorful Accent 6" w:uiPriority="51"/>
+    <w:lsdException w:name="Balloon Text" w:semiHidden="1" w:unhideWhenUsed="1"/>
+    <w:lsdException w:name="table of figures" w:semiHidden="1" w:unhideWhenUsed="1"/>
+    <w:lsdException w:name="List Table 4 Accent 6" w:uiPriority="49"/>
+    <w:lsdException w:name="List Table 3 Accent 5" w:uiPriority="48"/>
+    <w:lsdException w:name="Medium Grid 3 Accent 2" w:uiPriority="69"/>
+    <w:lsdException w:name="Outline List 1" w:semiHidden="1" w:unhideWhenUsed="1"/>
+    <w:lsdException w:name="Medium Grid 3 Accent 6" w:uiPriority="69"/>
     <w:lsdException w:name="Table Classic 4" w:semiHidden="1" w:unhideWhenUsed="1"/>
-    <w:lsdException w:name="List Table 6 Colorful Accent 1" w:uiPriority="51"/>
-    <w:lsdException w:name="Medium Shading 1 Accent 3" w:uiPriority="63"/>
-    <w:lsdException w:name="Table Grid 4" w:semiHidden="1" w:unhideWhenUsed="1"/>
-    <w:lsdException w:name="Grid Table 7 Colorful Accent 6" w:uiPriority="52"/>
-    <w:lsdException w:name="Subtle Emphasis" w:uiPriority="19" w:qFormat="1"/>
-    <w:lsdException w:name="Grid Table 3 Accent 4" w:uiPriority="48"/>
-    <w:lsdException w:name="table of authorities" w:semiHidden="1" w:unhideWhenUsed="1"/>
+    <w:lsdException w:name="Subtle Reference" w:uiPriority="31" w:qFormat="1"/>
+    <w:lsdException w:name="Grid Table 7 Colorful Accent 2" w:uiPriority="52"/>
+    <w:lsdException w:name="Grid Table 5 Dark Accent 6" w:uiPriority="50"/>
     <w:lsdException w:name="List Table 4" w:uiPriority="49"/>
-    <w:lsdException w:name="toc 9" w:uiPriority="39" w:semiHidden="1" w:unhideWhenUsed="1"/>
-    <w:lsdException w:name="Colorful Grid Accent 1" w:uiPriority="73"/>
-    <w:lsdException w:name="Grid Table 1 Light Accent 5" w:uiPriority="46"/>
-    <w:lsdException w:name="Dark List Accent 3" w:uiPriority="70"/>
-    <w:lsdException w:name="Medium Grid 3" w:uiPriority="69"/>
-    <w:lsdException w:name="Light List" w:uiPriority="61"/>
-    <w:lsdException w:name="Table Subtle 2" w:semiHidden="1" w:unhideWhenUsed="1"/>
-    <w:lsdException w:name="endnote text" w:semiHidden="1" w:unhideWhenUsed="1"/>
-    <w:lsdException w:name="heading 4" w:uiPriority="9" w:semiHidden="1" w:unhideWhenUsed="1" w:qFormat="1"/>
-    <w:lsdException w:name="HTML Address" w:semiHidden="1" w:unhideWhenUsed="1"/>
-    <w:lsdException w:name="Normal" w:uiPriority="0" w:qFormat="1"/>
-    <w:lsdException w:name="Medium List 1 Accent 5" w:uiPriority="65"/>
-    <w:lsdException w:name="Table Classic 2" w:semiHidden="1" w:unhideWhenUsed="1"/>
-    <w:lsdException w:name="Light List Accent 6" w:uiPriority="61"/>
-    <w:lsdException w:name="Table Columns 5" w:semiHidden="1" w:unhideWhenUsed="1"/>
-    <w:lsdException w:name="List Table 4 Accent 1" w:uiPriority="49"/>
-    <w:lsdException w:name="List Number 5" w:semiHidden="1" w:unhideWhenUsed="1"/>
-    <w:lsdException w:name="Table List 5" w:semiHidden="1" w:unhideWhenUsed="1"/>
-    <w:lsdException w:name="Table Columns 3" w:semiHidden="1" w:unhideWhenUsed="1"/>
-    <w:lsdException w:name="Medium Grid 3 Accent 2" w:uiPriority="69"/>
-    <w:lsdException w:name="index 8" w:semiHidden="1" w:unhideWhenUsed="1"/>
-    <w:lsdException w:name="Medium Shading 2 Accent 6" w:uiPriority="64"/>
-    <w:lsdException w:name="Grid Table 6 Colorful Accent 2" w:uiPriority="51"/>
-    <w:lsdException w:name="Mention" w:semiHidden="1" w:unhideWhenUsed="1"/>
-    <w:lsdException w:name="HTML Definition" w:semiHidden="1" w:unhideWhenUsed="1"/>
-    <w:lsdException w:name="List Table 1 Light Accent 2" w:uiPriority="46"/>
-    <w:lsdException w:name="Table List 8" w:semiHidden="1" w:unhideWhenUsed="1"/>
-    <w:lsdException w:name="Light List Accent 5" w:uiPriority="61"/>
-    <w:lsdException w:name="Medium Shading 1 Accent 5" w:uiPriority="63"/>
-    <w:lsdException w:name="Table Classic 3" w:semiHidden="1" w:unhideWhenUsed="1"/>
-    <w:lsdException w:name="List" w:semiHidden="1" w:unhideWhenUsed="1"/>
-    <w:lsdException w:name="List Table 2 Accent 4" w:uiPriority="47"/>
-    <w:lsdException w:name="header" w:semiHidden="1" w:unhideWhenUsed="1"/>
-    <w:lsdException w:name="List Bullet 3" w:semiHidden="1" w:unhideWhenUsed="1"/>
-    <w:lsdException w:name="List Table 4 Accent 3" w:uiPriority="49"/>
-    <w:lsdException w:name="List Number" w:semiHidden="1" w:unhideWhenUsed="1"/>
-    <w:lsdException w:name="Body Text Indent 3" w:semiHidden="1" w:unhideWhenUsed="1"/>
-    <w:lsdException w:name="List Table 5 Dark Accent 6" w:uiPriority="50"/>
-    <w:lsdException w:name="Colorful Shading Accent 4" w:uiPriority="71"/>
+    <w:lsdException w:name="List Continue 4" w:semiHidden="1" w:unhideWhenUsed="1"/>
+    <w:lsdException w:name="Grid Table 2 Accent 3" w:uiPriority="47"/>
+    <w:lsdException w:name="List 2" w:semiHidden="1" w:unhideWhenUsed="1"/>
     <w:lsdException w:name="HTML Keyboard" w:semiHidden="1" w:unhideWhenUsed="1"/>
-    <w:lsdException w:name="Table Web 2" w:semiHidden="1" w:unhideWhenUsed="1"/>
-    <w:lsdException w:name="Colorful List Accent 1" w:uiPriority="72"/>
-    <w:lsdException w:name="TOC Heading" w:uiPriority="39" w:semiHidden="1" w:unhideWhenUsed="1" w:qFormat="1"/>
-    <w:lsdException w:name="annotation text" w:semiHidden="1" w:unhideWhenUsed="1"/>
-    <w:lsdException w:name="Plain Table 3" w:uiPriority="43"/>
-    <w:lsdException w:name="Medium Grid 1 Accent 3" w:uiPriority="67"/>
-    <w:lsdException w:name="List Table 3 Accent 2" w:uiPriority="48"/>
-    <w:lsdException w:name="Table Simple 3" w:semiHidden="1" w:unhideWhenUsed="1"/>
-    <w:lsdException w:name="Table Classic 1" w:semiHidden="1" w:unhideWhenUsed="1"/>
-    <w:lsdException w:name="Date" w:semiHidden="1" w:unhideWhenUsed="1"/>
-    <w:lsdException w:name="Medium List 1 Accent 3" w:uiPriority="65"/>
-    <w:lsdException w:name="Grid Table 4 Accent 2" w:uiPriority="49"/>
-    <w:lsdException w:name="Light List Accent 1" w:uiPriority="61"/>
-    <w:lsdException w:name="List Table 7 Colorful Accent 3" w:uiPriority="52"/>
-    <w:lsdException w:name="Table Colorful 3" w:semiHidden="1" w:unhideWhenUsed="1"/>
-    <w:lsdException w:name="List Table 4 Accent 6" w:uiPriority="49"/>
-    <w:lsdException w:name="Colorful Grid Accent 5" w:uiPriority="73"/>
-    <w:lsdException w:name="List Table 5 Dark Accent 4" w:uiPriority="50"/>
-    <w:lsdException w:name="Medium Grid 2 Accent 2" w:uiPriority="68"/>
-    <w:lsdException w:name="Grid Table 3 Accent 2" w:uiPriority="48"/>
-    <w:lsdException w:name="heading 8" w:uiPriority="9" w:semiHidden="1" w:unhideWhenUsed="1" w:qFormat="1"/>
-    <w:lsdException w:name="toc 7" w:uiPriority="39" w:semiHidden="1" w:unhideWhenUsed="1"/>
-    <w:lsdException w:name="HTML Preformatted" w:semiHidden="1" w:unhideWhenUsed="1"/>
-    <w:lsdException w:name="Table Grid 2" w:semiHidden="1" w:unhideWhenUsed="1"/>
-    <w:lsdException w:name="Light Shading Accent 1" w:uiPriority="60"/>
-    <w:lsdException w:name="Medium List 1 Accent 6" w:uiPriority="65"/>
-    <w:lsdException w:name="Light List Accent 3" w:uiPriority="61"/>
-    <w:lsdException w:name="Outline List 2" w:semiHidden="1" w:unhideWhenUsed="1"/>
-    <w:lsdException w:name="index 4" w:semiHidden="1" w:unhideWhenUsed="1"/>
-    <w:lsdException w:name="Grid Table 3" w:uiPriority="48"/>
-    <w:lsdException w:name="List Table 5 Dark Accent 1" w:uiPriority="50"/>
-    <w:lsdException w:name="FollowedHyperlink" w:semiHidden="1" w:unhideWhenUsed="1"/>
-    <w:lsdException w:name="Light Grid Accent 4" w:uiPriority="62"/>
-    <w:lsdException w:name="envelope return" w:semiHidden="1" w:unhideWhenUsed="1"/>
-    <w:lsdException w:name="toa heading" w:semiHidden="1" w:unhideWhenUsed="1"/>
-    <w:lsdException w:name="List Continue 5" w:semiHidden="1" w:unhideWhenUsed="1"/>
-    <w:lsdException w:name="Colorful List" w:uiPriority="72"/>
-    <w:lsdException w:name="Dark List Accent 6" w:uiPriority="70"/>
+    <w:lsdException w:name="Light Grid Accent 2" w:uiPriority="62"/>
+    <w:lsdException w:name="Table Columns 4" w:semiHidden="1" w:unhideWhenUsed="1"/>
+    <w:lsdException w:name="index 6" w:semiHidden="1" w:unhideWhenUsed="1"/>
     <w:lsdException w:name="toc 2" w:uiPriority="39" w:semiHidden="1" w:unhideWhenUsed="1"/>
     <w:lsdException w:name="HTML Cite" w:semiHidden="1" w:unhideWhenUsed="1"/>
-    <w:lsdException w:name="No List" w:semiHidden="1" w:unhideWhenUsed="1"/>
-    <w:lsdException w:name="Grid Table 7 Colorful Accent 5" w:uiPriority="52"/>
-    <w:lsdException w:name="List Table 3 Accent 1" w:uiPriority="48"/>
-    <w:lsdException w:name="Medium List 2 Accent 4" w:uiPriority="66"/>
-    <w:lsdException w:name="List Table 1 Light Accent 4" w:uiPriority="46"/>
+    <w:lsdException w:name="index 2" w:semiHidden="1" w:unhideWhenUsed="1"/>
+    <w:lsdException w:name="Colorful Shading Accent 6" w:uiPriority="71"/>
+    <w:lsdException w:name="Normal Indent" w:semiHidden="1" w:unhideWhenUsed="1"/>
+    <w:lsdException w:name="Colorful Grid Accent 6" w:uiPriority="73"/>
+    <w:lsdException w:name="Table Elegant" w:semiHidden="1" w:unhideWhenUsed="1"/>
+    <w:lsdException w:name="Colorful List Accent 4" w:uiPriority="72"/>
+    <w:lsdException w:name="List Table 1 Light" w:uiPriority="46"/>
+    <w:lsdException w:name="Smart Link" w:semiHidden="1" w:unhideWhenUsed="1"/>
+    <w:lsdException w:name="Medium Shading 2 Accent 6" w:uiPriority="64"/>
+    <w:lsdException w:name="Table List 2" w:semiHidden="1" w:unhideWhenUsed="1"/>
+    <w:lsdException w:name="Colorful List" w:uiPriority="72"/>
+    <w:lsdException w:name="Medium Grid 1 Accent 6" w:uiPriority="67"/>
+    <w:lsdException w:name="Default Paragraph Font" w:uiPriority="1" w:semiHidden="1" w:unhideWhenUsed="1"/>
+    <w:lsdException w:name="No Spacing" w:uiPriority="1" w:qFormat="1"/>
+    <w:lsdException w:name="List Table 6 Colorful" w:uiPriority="51"/>
+    <w:lsdException w:name="Light List Accent 3" w:uiPriority="61"/>
+    <w:lsdException w:name="List Table 6 Colorful Accent 4" w:uiPriority="51"/>
+    <w:lsdException w:name="Medium Shading 2 Accent 4" w:uiPriority="64"/>
+    <w:lsdException w:name="Medium List 1 Accent 6" w:uiPriority="65"/>
+    <w:lsdException w:name="Medium Grid 1 Accent 3" w:uiPriority="67"/>
+    <w:lsdException w:name="Table Simple 1" w:semiHidden="1" w:unhideWhenUsed="1"/>
+    <w:lsdException w:name="List Table 3 Accent 4" w:uiPriority="48"/>
+    <w:lsdException w:name="List Continue 3" w:semiHidden="1" w:unhideWhenUsed="1"/>
+    <w:lsdException w:name="Light Grid Accent 6" w:uiPriority="62"/>
+    <w:lsdException w:name="Table 3D effects 3" w:semiHidden="1" w:unhideWhenUsed="1"/>
+    <w:lsdException w:name="footer" w:semiHidden="1" w:unhideWhenUsed="1"/>
+    <w:lsdException w:name="Body Text Indent 2" w:semiHidden="1" w:unhideWhenUsed="1"/>
+    <w:lsdException w:name="Grid Table 4 Accent 4" w:uiPriority="49"/>
+    <w:lsdException w:name="annotation reference" w:semiHidden="1" w:unhideWhenUsed="1"/>
+    <w:lsdException w:name="List Table 4 Accent 5" w:uiPriority="49"/>
+    <w:lsdException w:name="annotation subject" w:semiHidden="1" w:unhideWhenUsed="1"/>
+    <w:lsdException w:name="HTML Top of Form" w:semiHidden="1" w:unhideWhenUsed="1"/>
+    <w:lsdException w:name="Note Heading" w:semiHidden="1" w:unhideWhenUsed="1"/>
+    <w:lsdException w:name="Grid Table 2 Accent 6" w:uiPriority="47"/>
+    <w:lsdException w:name="List Table 5 Dark Accent 6" w:uiPriority="50"/>
+    <w:lsdException w:name="envelope return" w:semiHidden="1" w:unhideWhenUsed="1"/>
+    <w:lsdException w:name="Table Columns 5" w:semiHidden="1" w:unhideWhenUsed="1"/>
+    <w:lsdException w:name="toc 3" w:uiPriority="39" w:semiHidden="1" w:unhideWhenUsed="1"/>
+    <w:lsdException w:name="Dark List Accent 3" w:uiPriority="70"/>
+    <w:lsdException w:name="List Table 1 Light Accent 3" w:uiPriority="46"/>
+    <w:lsdException w:name="List Table 3" w:uiPriority="48"/>
+    <w:lsdException w:name="Table Columns 3" w:semiHidden="1" w:unhideWhenUsed="1"/>
+    <w:lsdException w:name="Medium Grid 3 Accent 4" w:uiPriority="69"/>
+    <w:lsdException w:name="Medium Shading 1 Accent 6" w:uiPriority="63"/>
+    <w:lsdException w:name="Colorful Grid Accent 5" w:uiPriority="73"/>
+    <w:lsdException w:name="Grid Table 2" w:uiPriority="47"/>
+    <w:lsdException w:name="Light Shading Accent 3" w:uiPriority="60"/>
+    <w:lsdException w:name="FollowedHyperlink" w:semiHidden="1" w:unhideWhenUsed="1"/>
+    <w:lsdException w:name="footnote reference" w:semiHidden="1" w:unhideWhenUsed="1"/>
+    <w:lsdException w:name="Table List 3" w:semiHidden="1" w:unhideWhenUsed="1"/>
+    <w:lsdException w:name="heading 7" w:uiPriority="9" w:semiHidden="1" w:unhideWhenUsed="1" w:qFormat="1"/>
+    <w:lsdException w:name="Medium Shading 1 Accent 2" w:uiPriority="63"/>
+    <w:lsdException w:name="Table Simple 2" w:semiHidden="1" w:unhideWhenUsed="1"/>
+    <w:lsdException w:name="Grid Table 1 Light Accent 6" w:uiPriority="46"/>
+    <w:lsdException w:name="HTML Typewriter" w:semiHidden="1" w:unhideWhenUsed="1"/>
+    <w:lsdException w:name="List Bullet 3" w:semiHidden="1" w:unhideWhenUsed="1"/>
+    <w:lsdException w:name="List Table 7 Colorful" w:uiPriority="52"/>
+    <w:lsdException w:name="Table Web 2" w:semiHidden="1" w:unhideWhenUsed="1"/>
+    <w:lsdException w:name="Table 3D effects 2" w:semiHidden="1" w:unhideWhenUsed="1"/>
+    <w:lsdException w:name="Colorful List Accent 1" w:uiPriority="72"/>
+    <w:lsdException w:name="Grid Table 5 Dark Accent 4" w:uiPriority="50"/>
+    <w:lsdException w:name="List Table 5 Dark Accent 1" w:uiPriority="50"/>
+    <w:lsdException w:name="endnote text" w:semiHidden="1" w:unhideWhenUsed="1"/>
+    <w:lsdException w:name="Colorful List Accent 5" w:uiPriority="72"/>
+    <w:lsdException w:name="List Table 4 Accent 4" w:uiPriority="49"/>
+    <w:lsdException w:name="Grid Table 6 Colorful Accent 4" w:uiPriority="51"/>
+    <w:lsdException w:name="Document Map" w:semiHidden="1" w:unhideWhenUsed="1"/>
+    <w:lsdException w:name="heading 1" w:uiPriority="9" w:qFormat="1"/>
+    <w:lsdException w:name="Light Shading Accent 6" w:uiPriority="60"/>
+    <w:lsdException w:name="List Table 1 Light Accent 2" w:uiPriority="46"/>
+    <w:lsdException w:name="Grid Table 1 Light Accent 5" w:uiPriority="46"/>
+    <w:lsdException w:name="List Table 2" w:uiPriority="47"/>
+    <w:lsdException w:name="Bibliography" w:uiPriority="37" w:semiHidden="1" w:unhideWhenUsed="1"/>
+    <w:lsdException w:name="Grid Table 2 Accent 1" w:uiPriority="47"/>
+    <w:lsdException w:name="List Table 2 Accent 1" w:uiPriority="47"/>
+    <w:lsdException w:name="index 4" w:semiHidden="1" w:unhideWhenUsed="1"/>
     <w:lsdException w:name="List Table 7 Colorful Accent 6" w:uiPriority="52"/>
-    <w:lsdException w:name="Medium Grid 3 Accent 4" w:uiPriority="69"/>
-    <w:lsdException w:name="Medium List 2" w:uiPriority="66"/>
-    <w:lsdException w:name="List Bullet 5" w:semiHidden="1" w:unhideWhenUsed="1"/>
-    <w:lsdException w:name="index 2" w:semiHidden="1" w:unhideWhenUsed="1"/>
-    <w:lsdException w:name="Colorful Grid Accent 2" w:uiPriority="73"/>
-    <w:lsdException w:name="List Table 2 Accent 6" w:uiPriority="47"/>
-    <w:lsdException w:name="Grid Table 6 Colorful Accent 4" w:uiPriority="51"/>
-    <w:lsdException w:name="footnote reference" w:semiHidden="1" w:unhideWhenUsed="1"/>
-    <w:lsdException w:name="Light Shading" w:uiPriority="60"/>
-    <w:lsdException w:name="Grid Table 5 Dark Accent 6" w:uiPriority="50"/>
-    <w:lsdException w:name="Grid Table 3 Accent 1" w:uiPriority="48"/>
-    <w:lsdException w:name="heading 5" w:uiPriority="9" w:semiHidden="1" w:unhideWhenUsed="1" w:qFormat="1"/>
-    <w:lsdException w:name="toc 4" w:uiPriority="39" w:semiHidden="1" w:unhideWhenUsed="1"/>
-    <w:lsdException w:name="Table Grid 7" w:semiHidden="1" w:unhideWhenUsed="1"/>
-    <w:lsdException w:name="List Table 6 Colorful Accent 4" w:uiPriority="51"/>
-    <w:lsdException w:name="annotation subject" w:semiHidden="1" w:unhideWhenUsed="1"/>
-    <w:lsdException w:name="Grid Table 7 Colorful Accent 3" w:uiPriority="52"/>
-    <w:lsdException w:name="Table List 1" w:semiHidden="1" w:unhideWhenUsed="1"/>
-    <w:lsdException w:name="Outline List 1" w:semiHidden="1" w:unhideWhenUsed="1"/>
-    <w:lsdException w:name="index 3" w:semiHidden="1" w:unhideWhenUsed="1"/>
-    <w:lsdException w:name="Table 3D effects 2" w:semiHidden="1" w:unhideWhenUsed="1"/>
-    <w:lsdException w:name="Medium Shading 2 Accent 5" w:uiPriority="64"/>
-    <w:lsdException w:name="List Table 4 Accent 4" w:uiPriority="49"/>
-    <w:lsdException w:name="Table Columns 2" w:semiHidden="1" w:unhideWhenUsed="1"/>
-    <w:lsdException w:name="Dark List Accent 5" w:uiPriority="70"/>
-    <w:lsdException w:name="Grid Table 2 Accent 1" w:uiPriority="47"/>
-    <w:lsdException w:name="Grid Table 7 Colorful Accent 2" w:uiPriority="52"/>
-    <w:lsdException w:name="Medium Grid 3 Accent 1" w:uiPriority="69"/>
-    <w:lsdException w:name="Table List 3" w:semiHidden="1" w:unhideWhenUsed="1"/>
-    <w:lsdException w:name="Body Text 3" w:semiHidden="1" w:unhideWhenUsed="1"/>
-    <w:lsdException w:name="List Table 2 Accent 5" w:uiPriority="47"/>
-    <w:lsdException w:name="index 1" w:semiHidden="1" w:unhideWhenUsed="1"/>
-    <w:lsdException w:name="Medium List 1" w:uiPriority="65"/>
-    <w:lsdException w:name="List Table 2 Accent 3" w:uiPriority="47"/>
-    <w:lsdException w:name="Grid Table 6 Colorful Accent 1" w:uiPriority="51"/>
-    <w:lsdException w:name="annotation reference" w:semiHidden="1" w:unhideWhenUsed="1"/>
+    <w:lsdException w:name="Colorful Shading Accent 4" w:uiPriority="71"/>
+    <w:lsdException w:name="Medium Grid 2 Accent 6" w:uiPriority="68"/>
     <w:lsdException w:name="Colorful List Accent 2" w:uiPriority="72"/>
-    <w:lsdException w:name="List Table 5 Dark Accent 3" w:uiPriority="50"/>
-    <w:lsdException w:name="Table Web 3" w:semiHidden="1" w:unhideWhenUsed="1"/>
-    <w:lsdException w:name="Bibliography" w:uiPriority="37" w:semiHidden="1" w:unhideWhenUsed="1"/>
-    <w:lsdException w:name="List Table 7 Colorful Accent 2" w:uiPriority="52"/>
-    <w:lsdException w:name="Medium Shading 1 Accent 2" w:uiPriority="63"/>
-    <w:lsdException w:name="List Number 3" w:semiHidden="1" w:unhideWhenUsed="1"/>
-    <w:lsdException w:name="Colorful Shading" w:uiPriority="71"/>
-    <w:lsdException w:name="Grid Table Light" w:uiPriority="40"/>
-    <w:lsdException w:name="Medium Shading 2 Accent 2" w:uiPriority="64"/>
-    <w:lsdException w:name="Book Title" w:uiPriority="33" w:qFormat="1"/>
-    <w:lsdException w:name="Note Heading" w:semiHidden="1" w:unhideWhenUsed="1"/>
-    <w:lsdException w:name="Light Grid Accent 2" w:uiPriority="62"/>
-    <w:lsdException w:name="Grid Table 4 Accent 5" w:uiPriority="49"/>
-    <w:lsdException w:name="Emphasis" w:uiPriority="20" w:qFormat="1"/>
-    <w:lsdException w:name="Colorful List Accent 4" w:uiPriority="72"/>
-    <w:lsdException w:name="Plain Table 5" w:uiPriority="45"/>
-    <w:lsdException w:name="List Table 3" w:uiPriority="48"/>
-    <w:lsdException w:name="Grid Table 2 Accent 4" w:uiPriority="47"/>
-    <w:lsdException w:name="Light Shading Accent 2" w:uiPriority="60"/>
-    <w:lsdException w:name="Table Grid" w:uiPriority="39"/>
-    <w:lsdException w:name="Medium List 2 Accent 2" w:uiPriority="66"/>
-    <w:lsdException w:name="Grid Table 2 Accent 2" w:uiPriority="47"/>
-    <w:lsdException w:name="heading 3" w:uiPriority="9" w:semiHidden="1" w:unhideWhenUsed="1" w:qFormat="1"/>
-    <w:lsdException w:name="Table Grid 5" w:semiHidden="1" w:unhideWhenUsed="1"/>
-    <w:lsdException w:name="List Table 6 Colorful Accent 6" w:uiPriority="51"/>
-    <w:lsdException w:name="footnote text" w:semiHidden="1" w:unhideWhenUsed="1"/>
-    <w:lsdException w:name="List Continue 4" w:semiHidden="1" w:unhideWhenUsed="1"/>
-    <w:lsdException w:name="index heading" w:semiHidden="1" w:unhideWhenUsed="1"/>
+    <w:lsdException w:name="Colorful Grid Accent 4" w:uiPriority="73"/>
+    <w:lsdException w:name="Grid Table 7 Colorful Accent 6" w:uiPriority="52"/>
+    <w:lsdException w:name="Grid Table 5 Dark Accent 2" w:uiPriority="50"/>
+    <w:lsdException w:name="Body Text 2" w:semiHidden="1" w:unhideWhenUsed="1"/>
+    <w:lsdException w:name="Table Grid 3" w:semiHidden="1" w:unhideWhenUsed="1"/>
   </w:latentStyles>
-  <w:style w:type="paragraph" w:styleId="00001f">
-    <w:name w:val="List Paragraph"/>
-    <w:basedOn w:val="000005"/>
-    <w:uiPriority w:val="34"/>
-    <w:qFormat w:val="1"/>
+  <w:style w:type="character" w:styleId="000013" w:customStyle="1">
+    <w:name w:val="标题 9 字符"/>
+    <w:basedOn w:val="000006"/>
+    <w:link w:val="000014"/>
+    <w:uiPriority w:val="9"/>
+    <w:semiHidden w:val="1"/>
     <w:rsid w:val="00C13589"/>
-    <w:pPr>
-      <w:ind w:left="720"/>
-      <w:contextualSpacing w:val="1"/>
-    </w:pPr>
+    <w:rPr>
+      <w:rFonts w:eastAsiaTheme="majorEastAsia" w:cstheme="majorBidi"/>
+      <w:color w:val="595959" w:themeColor="text1" w:themeTint="A6"/>
+    </w:rPr>
   </w:style>
-  <w:style w:type="paragraph" w:styleId="000003">
-    <w:name w:val="heading 8"/>
-    <w:basedOn w:val="000005"/>
-    <w:next w:val="000005"/>
-    <w:link w:val="000001"/>
+  <w:style w:type="paragraph" w:styleId="000007">
+    <w:name w:val="heading 4"/>
+    <w:basedOn w:val="000002"/>
+    <w:next w:val="000002"/>
+    <w:link w:val="000005"/>
     <w:uiPriority w:val="9"/>
     <w:semiHidden w:val="1"/>
     <w:unhideWhenUsed w:val="1"/>
@@ -22881,18 +22888,60 @@
     <w:pPr>
       <w:keepNext w:val="1"/>
       <w:keepLines w:val="1"/>
-      <w:spacing w:after="0"/>
-      <w:outlineLvl w:val="7"/>
+      <w:spacing w:before="80" w:after="40"/>
+      <w:outlineLvl w:val="3"/>
     </w:pPr>
     <w:rPr>
       <w:rFonts w:cstheme="majorBidi"/>
-      <w:color w:val="595959" w:themeColor="text1" w:themeTint="A6"/>
+      <w:color w:val="0F4761" w:themeColor="accent1" w:themeShade="BF"/>
+      <w:sz w:val="28"/>
+      <w:szCs w:val="28"/>
     </w:rPr>
   </w:style>
-  <w:style w:type="character" w:styleId="00000f" w:customStyle="1">
+  <w:style w:type="character" w:styleId="00000d" w:customStyle="1">
+    <w:name w:val="标题 3 字符"/>
+    <w:basedOn w:val="000006"/>
+    <w:link w:val="00000e"/>
+    <w:uiPriority w:val="9"/>
+    <w:semiHidden w:val="1"/>
+    <w:rsid w:val="00C13589"/>
+    <w:rPr>
+      <w:rFonts w:asciiTheme="majorHAnsi" w:hAnsiTheme="majorHAnsi" w:eastAsiaTheme="majorEastAsia" w:cstheme="majorBidi"/>
+      <w:color w:val="0F4761" w:themeColor="accent1" w:themeShade="BF"/>
+      <w:sz w:val="32"/>
+      <w:szCs w:val="32"/>
+    </w:rPr>
+  </w:style>
+  <w:style w:type="character" w:styleId="000008">
+    <w:name w:val="Unresolved Mention"/>
+    <w:basedOn w:val="000006"/>
+    <w:uiPriority w:val="99"/>
+    <w:semiHidden w:val="1"/>
+    <w:unhideWhenUsed w:val="1"/>
+    <w:rsid w:val="006F14B6"/>
+    <w:rPr>
+      <w:color w:val="605E5C"/>
+      <w:shd w:val="clear" w:color="auto" w:fill="E1DFDD"/>
+    </w:rPr>
+  </w:style>
+  <w:style w:type="character" w:styleId="00001d" w:customStyle="1">
+    <w:name w:val="标题 6 字符"/>
+    <w:basedOn w:val="000006"/>
+    <w:link w:val="00001c"/>
+    <w:uiPriority w:val="9"/>
+    <w:semiHidden w:val="1"/>
+    <w:rsid w:val="00C13589"/>
+    <w:rPr>
+      <w:rFonts w:cstheme="majorBidi"/>
+      <w:b w:val="1"/>
+      <w:bCs w:val="1"/>
+      <w:color w:val="0F4761" w:themeColor="accent1" w:themeShade="BF"/>
+    </w:rPr>
+  </w:style>
+  <w:style w:type="character" w:styleId="000005" w:customStyle="1">
     <w:name w:val="标题 4 字符"/>
-    <w:basedOn w:val="000002"/>
-    <w:link w:val="00000e"/>
+    <w:basedOn w:val="000006"/>
+    <w:link w:val="000007"/>
     <w:uiPriority w:val="9"/>
     <w:semiHidden w:val="1"/>
     <w:rsid w:val="00C13589"/>
@@ -22903,22 +22952,80 @@
       <w:szCs w:val="28"/>
     </w:rPr>
   </w:style>
-  <w:style w:type="character" w:styleId="000015">
-    <w:name w:val="Unresolved Mention"/>
-    <w:basedOn w:val="000002"/>
+  <w:style w:type="numbering" w:styleId="000017" w:default="1">
+    <w:name w:val="No List"/>
     <w:uiPriority w:val="99"/>
     <w:semiHidden w:val="1"/>
     <w:unhideWhenUsed w:val="1"/>
-    <w:rsid w:val="006F14B6"/>
+  </w:style>
+  <w:style w:type="paragraph" w:styleId="000012">
+    <w:name w:val="Title"/>
+    <w:basedOn w:val="000002"/>
+    <w:next w:val="000002"/>
+    <w:link w:val="000011"/>
+    <w:uiPriority w:val="10"/>
+    <w:qFormat w:val="1"/>
+    <w:rsid w:val="00C13589"/>
+    <w:pPr>
+      <w:spacing w:after="80" w:line="240" w:lineRule="auto"/>
+      <w:contextualSpacing w:val="1"/>
+      <w:jc w:val="center"/>
+    </w:pPr>
     <w:rPr>
-      <w:color w:val="605E5C"/>
-      <w:shd w:val="clear" w:color="auto" w:fill="E1DFDD"/>
+      <w:rFonts w:asciiTheme="majorHAnsi" w:hAnsiTheme="majorHAnsi" w:eastAsiaTheme="majorEastAsia" w:cstheme="majorBidi"/>
+      <w:spacing w:val="-10"/>
+      <w:kern w:val="28"/>
+      <w:sz w:val="56"/>
+      <w:szCs w:val="56"/>
     </w:rPr>
   </w:style>
-  <w:style w:type="character" w:styleId="000008" w:customStyle="1">
+  <w:style w:type="character" w:styleId="00001f" w:customStyle="1">
+    <w:name w:val="标题 2 字符"/>
+    <w:basedOn w:val="000006"/>
+    <w:link w:val="00001e"/>
+    <w:uiPriority w:val="9"/>
+    <w:semiHidden w:val="1"/>
+    <w:rsid w:val="00C13589"/>
+    <w:rPr>
+      <w:rFonts w:asciiTheme="majorHAnsi" w:hAnsiTheme="majorHAnsi" w:eastAsiaTheme="majorEastAsia" w:cstheme="majorBidi"/>
+      <w:color w:val="0F4761" w:themeColor="accent1" w:themeShade="BF"/>
+      <w:sz w:val="40"/>
+      <w:szCs w:val="40"/>
+    </w:rPr>
+  </w:style>
+  <w:style w:type="table" w:styleId="000018" w:default="1">
+    <w:name w:val="Normal Table"/>
+    <w:uiPriority w:val="99"/>
+    <w:semiHidden w:val="1"/>
+    <w:unhideWhenUsed w:val="1"/>
+    <w:tblPr>
+      <w:tblInd w:w="0" w:type="dxa"/>
+      <w:tblCellMar>
+        <w:top w:w="0" w:type="dxa"/>
+        <w:left w:w="108" w:type="dxa"/>
+        <w:bottom w:w="0" w:type="dxa"/>
+        <w:right w:w="108" w:type="dxa"/>
+      </w:tblCellMar>
+    </w:tblPr>
+  </w:style>
+  <w:style w:type="character" w:styleId="000011" w:customStyle="1">
+    <w:name w:val="标题 字符"/>
+    <w:basedOn w:val="000006"/>
+    <w:link w:val="000012"/>
+    <w:uiPriority w:val="10"/>
+    <w:rsid w:val="00C13589"/>
+    <w:rPr>
+      <w:rFonts w:asciiTheme="majorHAnsi" w:hAnsiTheme="majorHAnsi" w:eastAsiaTheme="majorEastAsia" w:cstheme="majorBidi"/>
+      <w:spacing w:val="-10"/>
+      <w:kern w:val="28"/>
+      <w:sz w:val="56"/>
+      <w:szCs w:val="56"/>
+    </w:rPr>
+  </w:style>
+  <w:style w:type="character" w:styleId="000009" w:customStyle="1">
     <w:name w:val="引用 字符"/>
-    <w:basedOn w:val="000002"/>
-    <w:link w:val="000007"/>
+    <w:basedOn w:val="000006"/>
+    <w:link w:val="00000a"/>
     <w:uiPriority w:val="29"/>
     <w:rsid w:val="00C13589"/>
     <w:rPr>
@@ -22927,20 +23034,96 @@
       <w:color w:val="404040" w:themeColor="text1" w:themeTint="BF"/>
     </w:rPr>
   </w:style>
-  <w:style w:type="paragraph" w:styleId="000012">
-    <w:name w:val="heading 1"/>
-    <w:basedOn w:val="000005"/>
-    <w:next w:val="000005"/>
-    <w:link w:val="000011"/>
+  <w:style w:type="character" w:styleId="00000f" w:customStyle="1">
+    <w:name w:val="标题 5 字符"/>
+    <w:basedOn w:val="000006"/>
+    <w:link w:val="000010"/>
     <w:uiPriority w:val="9"/>
+    <w:semiHidden w:val="1"/>
+    <w:rsid w:val="00C13589"/>
+    <w:rPr>
+      <w:rFonts w:cstheme="majorBidi"/>
+      <w:color w:val="0F4761" w:themeColor="accent1" w:themeShade="BF"/>
+      <w:sz w:val="24"/>
+    </w:rPr>
+  </w:style>
+  <w:style w:type="character" w:styleId="000015" w:customStyle="1">
+    <w:name w:val="标题 7 字符"/>
+    <w:basedOn w:val="000006"/>
+    <w:link w:val="000016"/>
+    <w:uiPriority w:val="9"/>
+    <w:semiHidden w:val="1"/>
+    <w:rsid w:val="00C13589"/>
+    <w:rPr>
+      <w:rFonts w:cstheme="majorBidi"/>
+      <w:b w:val="1"/>
+      <w:bCs w:val="1"/>
+      <w:color w:val="595959" w:themeColor="text1" w:themeTint="A6"/>
+    </w:rPr>
+  </w:style>
+  <w:style w:type="character" w:styleId="000022">
+    <w:name w:val="Intense Emphasis"/>
+    <w:basedOn w:val="000006"/>
+    <w:uiPriority w:val="21"/>
+    <w:qFormat w:val="1"/>
+    <w:rsid w:val="00C13589"/>
+    <w:rPr>
+      <w:i w:val="1"/>
+      <w:iCs w:val="1"/>
+      <w:color w:val="0F4761" w:themeColor="accent1" w:themeShade="BF"/>
+    </w:rPr>
+  </w:style>
+  <w:style w:type="paragraph" w:styleId="00001c">
+    <w:name w:val="heading 6"/>
+    <w:basedOn w:val="000002"/>
+    <w:next w:val="000002"/>
+    <w:link w:val="00001d"/>
+    <w:uiPriority w:val="9"/>
+    <w:semiHidden w:val="1"/>
+    <w:unhideWhenUsed w:val="1"/>
     <w:qFormat w:val="1"/>
     <w:rsid w:val="00C13589"/>
     <w:pPr>
       <w:keepNext w:val="1"/>
       <w:keepLines w:val="1"/>
-      <w:spacing w:before="480" w:after="80"/>
-      <w:outlineLvl w:val="0"/>
+      <w:spacing w:before="40" w:after="0"/>
+      <w:outlineLvl w:val="5"/>
     </w:pPr>
+    <w:rPr>
+      <w:rFonts w:cstheme="majorBidi"/>
+      <w:b w:val="1"/>
+      <w:bCs w:val="1"/>
+      <w:color w:val="0F4761" w:themeColor="accent1" w:themeShade="BF"/>
+    </w:rPr>
+  </w:style>
+  <w:style w:type="paragraph" w:styleId="000010">
+    <w:name w:val="heading 5"/>
+    <w:basedOn w:val="000002"/>
+    <w:next w:val="000002"/>
+    <w:link w:val="00000f"/>
+    <w:uiPriority w:val="9"/>
+    <w:semiHidden w:val="1"/>
+    <w:unhideWhenUsed w:val="1"/>
+    <w:qFormat w:val="1"/>
+    <w:rsid w:val="00C13589"/>
+    <w:pPr>
+      <w:keepNext w:val="1"/>
+      <w:keepLines w:val="1"/>
+      <w:spacing w:before="80" w:after="40"/>
+      <w:outlineLvl w:val="4"/>
+    </w:pPr>
+    <w:rPr>
+      <w:rFonts w:cstheme="majorBidi"/>
+      <w:color w:val="0F4761" w:themeColor="accent1" w:themeShade="BF"/>
+      <w:sz w:val="24"/>
+    </w:rPr>
+  </w:style>
+  <w:style w:type="character" w:styleId="00000c" w:customStyle="1">
+    <w:name w:val="标题 1 字符"/>
+    <w:basedOn w:val="000006"/>
+    <w:link w:val="00000b"/>
+    <w:uiPriority w:val="9"/>
+    <w:rsid w:val="00C13589"/>
     <w:rPr>
       <w:rFonts w:asciiTheme="majorHAnsi" w:hAnsiTheme="majorHAnsi" w:eastAsiaTheme="majorEastAsia" w:cstheme="majorBidi"/>
       <w:color w:val="0F4761" w:themeColor="accent1" w:themeShade="BF"/>
@@ -22948,25 +23131,121 @@
       <w:szCs w:val="48"/>
     </w:rPr>
   </w:style>
-  <w:style w:type="character" w:styleId="000022" w:customStyle="1">
-    <w:name w:val="标题 3 字符"/>
-    <w:basedOn w:val="000002"/>
-    <w:link w:val="000021"/>
+  <w:style w:type="character" w:styleId="000004" w:customStyle="1">
+    <w:name w:val="标题 8 字符"/>
+    <w:basedOn w:val="000006"/>
+    <w:link w:val="000003"/>
     <w:uiPriority w:val="9"/>
     <w:semiHidden w:val="1"/>
     <w:rsid w:val="00C13589"/>
     <w:rPr>
-      <w:rFonts w:asciiTheme="majorHAnsi" w:hAnsiTheme="majorHAnsi" w:eastAsiaTheme="majorEastAsia" w:cstheme="majorBidi"/>
-      <w:color w:val="0F4761" w:themeColor="accent1" w:themeShade="BF"/>
-      <w:sz w:val="32"/>
-      <w:szCs w:val="32"/>
+      <w:rFonts w:cstheme="majorBidi"/>
+      <w:color w:val="595959" w:themeColor="text1" w:themeTint="A6"/>
     </w:rPr>
   </w:style>
-  <w:style w:type="paragraph" w:styleId="000021">
+  <w:style w:type="paragraph" w:styleId="000002" w:default="1">
+    <w:name w:val="Normal"/>
+    <w:qFormat w:val="1"/>
+    <w:pPr>
+      <w:widowControl w:val="0"/>
+    </w:pPr>
+  </w:style>
+  <w:style w:type="paragraph" w:styleId="000001">
+    <w:name w:val="List Paragraph"/>
+    <w:basedOn w:val="000002"/>
+    <w:uiPriority w:val="34"/>
+    <w:qFormat w:val="1"/>
+    <w:rsid w:val="00C13589"/>
+    <w:pPr>
+      <w:ind w:left="720"/>
+      <w:contextualSpacing w:val="1"/>
+    </w:pPr>
+  </w:style>
+  <w:style w:type="character" w:styleId="00001b">
+    <w:name w:val="Intense Reference"/>
+    <w:basedOn w:val="000006"/>
+    <w:uiPriority w:val="32"/>
+    <w:qFormat w:val="1"/>
+    <w:rsid w:val="00C13589"/>
+    <w:rPr>
+      <w:b w:val="1"/>
+      <w:bCs w:val="1"/>
+      <w:smallCaps w:val="1"/>
+      <w:color w:val="0F4761" w:themeColor="accent1" w:themeShade="BF"/>
+      <w:spacing w:val="5"/>
+    </w:rPr>
+  </w:style>
+  <w:style w:type="paragraph" w:styleId="000014">
+    <w:name w:val="heading 9"/>
+    <w:basedOn w:val="000002"/>
+    <w:next w:val="000002"/>
+    <w:link w:val="000013"/>
+    <w:uiPriority w:val="9"/>
+    <w:semiHidden w:val="1"/>
+    <w:unhideWhenUsed w:val="1"/>
+    <w:qFormat w:val="1"/>
+    <w:rsid w:val="00C13589"/>
+    <w:pPr>
+      <w:keepNext w:val="1"/>
+      <w:keepLines w:val="1"/>
+      <w:spacing w:after="0"/>
+      <w:outlineLvl w:val="8"/>
+    </w:pPr>
+    <w:rPr>
+      <w:rFonts w:eastAsiaTheme="majorEastAsia" w:cstheme="majorBidi"/>
+      <w:color w:val="595959" w:themeColor="text1" w:themeTint="A6"/>
+    </w:rPr>
+  </w:style>
+  <w:style w:type="paragraph" w:styleId="000020">
+    <w:name w:val="Subtitle"/>
+    <w:basedOn w:val="000002"/>
+    <w:next w:val="000002"/>
+    <w:link w:val="000021"/>
+    <w:uiPriority w:val="11"/>
+    <w:qFormat w:val="1"/>
+    <w:rsid w:val="00C13589"/>
+    <w:pPr>
+      <w:numPr>
+        <w:ilvl w:val="1"/>
+      </w:numPr>
+      <w:jc w:val="center"/>
+    </w:pPr>
+    <w:rPr>
+      <w:rFonts w:asciiTheme="majorHAnsi" w:hAnsiTheme="majorHAnsi" w:eastAsiaTheme="majorEastAsia" w:cstheme="majorBidi"/>
+      <w:color w:val="595959" w:themeColor="text1" w:themeTint="A6"/>
+      <w:spacing w:val="15"/>
+      <w:sz w:val="28"/>
+      <w:szCs w:val="28"/>
+    </w:rPr>
+  </w:style>
+  <w:style w:type="character" w:styleId="000023">
+    <w:name w:val="Hyperlink"/>
+    <w:basedOn w:val="000006"/>
+    <w:uiPriority w:val="99"/>
+    <w:unhideWhenUsed w:val="1"/>
+    <w:rsid w:val="006F14B6"/>
+    <w:rPr>
+      <w:color w:val="467886" w:themeColor="hyperlink"/>
+      <w:u w:val="single"/>
+    </w:rPr>
+  </w:style>
+  <w:style w:type="character" w:styleId="00001a" w:customStyle="1">
+    <w:name w:val="明显引用 字符"/>
+    <w:basedOn w:val="000006"/>
+    <w:link w:val="000019"/>
+    <w:uiPriority w:val="30"/>
+    <w:rsid w:val="00C13589"/>
+    <w:rPr>
+      <w:i w:val="1"/>
+      <w:iCs w:val="1"/>
+      <w:color w:val="0F4761" w:themeColor="accent1" w:themeShade="BF"/>
+    </w:rPr>
+  </w:style>
+  <w:style w:type="paragraph" w:styleId="00000e">
     <w:name w:val="heading 3"/>
-    <w:basedOn w:val="000005"/>
-    <w:next w:val="000005"/>
-    <w:link w:val="000022"/>
+    <w:basedOn w:val="000002"/>
+    <w:next w:val="000002"/>
+    <w:link w:val="00000d"/>
     <w:uiPriority w:val="9"/>
     <w:semiHidden w:val="1"/>
     <w:unhideWhenUsed w:val="1"/>
@@ -22985,92 +23264,11 @@
       <w:szCs w:val="32"/>
     </w:rPr>
   </w:style>
-  <w:style w:type="character" w:styleId="00000d" w:customStyle="1">
-    <w:name w:val="标题 5 字符"/>
+  <w:style w:type="paragraph" w:styleId="000016">
+    <w:name w:val="heading 7"/>
     <w:basedOn w:val="000002"/>
-    <w:link w:val="00000c"/>
-    <w:uiPriority w:val="9"/>
-    <w:semiHidden w:val="1"/>
-    <w:rsid w:val="00C13589"/>
-    <w:rPr>
-      <w:rFonts w:cstheme="majorBidi"/>
-      <w:color w:val="0F4761" w:themeColor="accent1" w:themeShade="BF"/>
-      <w:sz w:val="24"/>
-    </w:rPr>
-  </w:style>
-  <w:style w:type="character" w:styleId="00000b" w:customStyle="1">
-    <w:name w:val="标题 字符"/>
-    <w:basedOn w:val="000002"/>
-    <w:link w:val="00000a"/>
-    <w:uiPriority w:val="10"/>
-    <w:rsid w:val="00C13589"/>
-    <w:rPr>
-      <w:rFonts w:asciiTheme="majorHAnsi" w:hAnsiTheme="majorHAnsi" w:eastAsiaTheme="majorEastAsia" w:cstheme="majorBidi"/>
-      <w:spacing w:val="-10"/>
-      <w:kern w:val="28"/>
-      <w:sz w:val="56"/>
-      <w:szCs w:val="56"/>
-    </w:rPr>
-  </w:style>
-  <w:style w:type="character" w:styleId="000017" w:customStyle="1">
-    <w:name w:val="标题 9 字符"/>
-    <w:basedOn w:val="000002"/>
-    <w:link w:val="000016"/>
-    <w:uiPriority w:val="9"/>
-    <w:semiHidden w:val="1"/>
-    <w:rsid w:val="00C13589"/>
-    <w:rPr>
-      <w:rFonts w:eastAsiaTheme="majorEastAsia" w:cstheme="majorBidi"/>
-      <w:color w:val="595959" w:themeColor="text1" w:themeTint="A6"/>
-    </w:rPr>
-  </w:style>
-  <w:style w:type="character" w:styleId="000013" w:customStyle="1">
-    <w:name w:val="标题 7 字符"/>
-    <w:basedOn w:val="000002"/>
-    <w:link w:val="000014"/>
-    <w:uiPriority w:val="9"/>
-    <w:semiHidden w:val="1"/>
-    <w:rsid w:val="00C13589"/>
-    <w:rPr>
-      <w:rFonts w:cstheme="majorBidi"/>
-      <w:b w:val="1"/>
-      <w:bCs w:val="1"/>
-      <w:color w:val="595959" w:themeColor="text1" w:themeTint="A6"/>
-    </w:rPr>
-  </w:style>
-  <w:style w:type="numbering" w:styleId="000010" w:default="1">
-    <w:name w:val="No List"/>
-    <w:uiPriority w:val="99"/>
-    <w:semiHidden w:val="1"/>
-    <w:unhideWhenUsed w:val="1"/>
-  </w:style>
-  <w:style w:type="paragraph" w:styleId="00000c">
-    <w:name w:val="heading 5"/>
-    <w:basedOn w:val="000005"/>
-    <w:next w:val="000005"/>
-    <w:link w:val="00000d"/>
-    <w:uiPriority w:val="9"/>
-    <w:semiHidden w:val="1"/>
-    <w:unhideWhenUsed w:val="1"/>
-    <w:qFormat w:val="1"/>
-    <w:rsid w:val="00C13589"/>
-    <w:pPr>
-      <w:keepNext w:val="1"/>
-      <w:keepLines w:val="1"/>
-      <w:spacing w:before="80" w:after="40"/>
-      <w:outlineLvl w:val="4"/>
-    </w:pPr>
-    <w:rPr>
-      <w:rFonts w:cstheme="majorBidi"/>
-      <w:color w:val="0F4761" w:themeColor="accent1" w:themeShade="BF"/>
-      <w:sz w:val="24"/>
-    </w:rPr>
-  </w:style>
-  <w:style w:type="paragraph" w:styleId="000014">
-    <w:name w:val="heading 7"/>
-    <w:basedOn w:val="000005"/>
-    <w:next w:val="000005"/>
-    <w:link w:val="000013"/>
+    <w:next w:val="000002"/>
+    <w:link w:val="000015"/>
     <w:uiPriority w:val="9"/>
     <w:semiHidden w:val="1"/>
     <w:unhideWhenUsed w:val="1"/>
@@ -23089,81 +23287,17 @@
       <w:color w:val="595959" w:themeColor="text1" w:themeTint="A6"/>
     </w:rPr>
   </w:style>
-  <w:style w:type="table" w:styleId="000020" w:default="1">
-    <w:name w:val="Normal Table"/>
-    <w:uiPriority w:val="99"/>
+  <w:style w:type="character" w:styleId="000006" w:default="1">
+    <w:name w:val="Default Paragraph Font"/>
+    <w:uiPriority w:val="1"/>
     <w:semiHidden w:val="1"/>
     <w:unhideWhenUsed w:val="1"/>
-    <w:tblPr>
-      <w:tblInd w:w="0" w:type="dxa"/>
-      <w:tblCellMar>
-        <w:top w:w="0" w:type="dxa"/>
-        <w:left w:w="108" w:type="dxa"/>
-        <w:bottom w:w="0" w:type="dxa"/>
-        <w:right w:w="108" w:type="dxa"/>
-      </w:tblCellMar>
-    </w:tblPr>
   </w:style>
-  <w:style w:type="paragraph" w:styleId="000004">
-    <w:name w:val="Intense Quote"/>
-    <w:basedOn w:val="000005"/>
-    <w:next w:val="000005"/>
-    <w:link w:val="000006"/>
-    <w:uiPriority w:val="30"/>
-    <w:qFormat w:val="1"/>
-    <w:rsid w:val="00C13589"/>
-    <w:pPr>
-      <w:pBdr>
-        <w:top w:val="single" w:color="0F4761" w:themeColor="accent1" w:themeShade="BF" w:sz="4" w:space="10"/>
-        <w:bottom w:val="single" w:color="0F4761" w:themeColor="accent1" w:themeShade="BF" w:sz="4" w:space="10"/>
-      </w:pBdr>
-      <w:spacing w:before="360" w:after="360"/>
-      <w:ind w:left="864" w:right="864"/>
-      <w:jc w:val="center"/>
-    </w:pPr>
-    <w:rPr>
-      <w:i w:val="1"/>
-      <w:iCs w:val="1"/>
-      <w:color w:val="0F4761" w:themeColor="accent1" w:themeShade="BF"/>
-    </w:rPr>
-  </w:style>
-  <w:style w:type="character" w:styleId="000023">
-    <w:name w:val="Intense Reference"/>
+  <w:style w:type="paragraph" w:styleId="000003">
+    <w:name w:val="heading 8"/>
     <w:basedOn w:val="000002"/>
-    <w:uiPriority w:val="32"/>
-    <w:qFormat w:val="1"/>
-    <w:rsid w:val="00C13589"/>
-    <w:rPr>
-      <w:b w:val="1"/>
-      <w:bCs w:val="1"/>
-      <w:smallCaps w:val="1"/>
-      <w:color w:val="0F4761" w:themeColor="accent1" w:themeShade="BF"/>
-      <w:spacing w:val="5"/>
-    </w:rPr>
-  </w:style>
-  <w:style w:type="paragraph" w:styleId="000007">
-    <w:name w:val="Quote"/>
-    <w:basedOn w:val="000005"/>
-    <w:next w:val="000005"/>
-    <w:link w:val="000008"/>
-    <w:uiPriority w:val="29"/>
-    <w:qFormat w:val="1"/>
-    <w:rsid w:val="00C13589"/>
-    <w:pPr>
-      <w:spacing w:before="160"/>
-      <w:jc w:val="center"/>
-    </w:pPr>
-    <w:rPr>
-      <w:i w:val="1"/>
-      <w:iCs w:val="1"/>
-      <w:color w:val="404040" w:themeColor="text1" w:themeTint="BF"/>
-    </w:rPr>
-  </w:style>
-  <w:style w:type="paragraph" w:styleId="000018">
-    <w:name w:val="heading 6"/>
-    <w:basedOn w:val="000005"/>
-    <w:next w:val="000005"/>
-    <w:link w:val="000019"/>
+    <w:next w:val="000002"/>
+    <w:link w:val="000004"/>
     <w:uiPriority w:val="9"/>
     <w:semiHidden w:val="1"/>
     <w:unhideWhenUsed w:val="1"/>
@@ -23172,21 +23306,19 @@
     <w:pPr>
       <w:keepNext w:val="1"/>
       <w:keepLines w:val="1"/>
-      <w:spacing w:before="40" w:after="0"/>
-      <w:outlineLvl w:val="5"/>
+      <w:spacing w:after="0"/>
+      <w:outlineLvl w:val="7"/>
     </w:pPr>
     <w:rPr>
       <w:rFonts w:cstheme="majorBidi"/>
-      <w:b w:val="1"/>
-      <w:bCs w:val="1"/>
-      <w:color w:val="0F4761" w:themeColor="accent1" w:themeShade="BF"/>
+      <w:color w:val="595959" w:themeColor="text1" w:themeTint="A6"/>
     </w:rPr>
   </w:style>
-  <w:style w:type="paragraph" w:styleId="00001c">
+  <w:style w:type="paragraph" w:styleId="00001e">
     <w:name w:val="heading 2"/>
-    <w:basedOn w:val="000005"/>
-    <w:next w:val="000005"/>
-    <w:link w:val="00001b"/>
+    <w:basedOn w:val="000002"/>
+    <w:next w:val="000002"/>
+    <w:link w:val="00001f"/>
     <w:uiPriority w:val="9"/>
     <w:semiHidden w:val="1"/>
     <w:unhideWhenUsed w:val="1"/>
@@ -23205,34 +23337,20 @@
       <w:szCs w:val="40"/>
     </w:rPr>
   </w:style>
-  <w:style w:type="paragraph" w:styleId="00001d">
-    <w:name w:val="Subtitle"/>
-    <w:basedOn w:val="000005"/>
-    <w:next w:val="000005"/>
-    <w:link w:val="00001e"/>
-    <w:uiPriority w:val="11"/>
+  <w:style w:type="paragraph" w:styleId="00000b">
+    <w:name w:val="heading 1"/>
+    <w:basedOn w:val="000002"/>
+    <w:next w:val="000002"/>
+    <w:link w:val="00000c"/>
+    <w:uiPriority w:val="9"/>
     <w:qFormat w:val="1"/>
     <w:rsid w:val="00C13589"/>
     <w:pPr>
-      <w:numPr>
-        <w:ilvl w:val="1"/>
-      </w:numPr>
-      <w:jc w:val="center"/>
+      <w:keepNext w:val="1"/>
+      <w:keepLines w:val="1"/>
+      <w:spacing w:before="480" w:after="80"/>
+      <w:outlineLvl w:val="0"/>
     </w:pPr>
-    <w:rPr>
-      <w:rFonts w:asciiTheme="majorHAnsi" w:hAnsiTheme="majorHAnsi" w:eastAsiaTheme="majorEastAsia" w:cstheme="majorBidi"/>
-      <w:color w:val="595959" w:themeColor="text1" w:themeTint="A6"/>
-      <w:spacing w:val="15"/>
-      <w:sz w:val="28"/>
-      <w:szCs w:val="28"/>
-    </w:rPr>
-  </w:style>
-  <w:style w:type="character" w:styleId="000011" w:customStyle="1">
-    <w:name w:val="标题 1 字符"/>
-    <w:basedOn w:val="000002"/>
-    <w:link w:val="000012"/>
-    <w:uiPriority w:val="9"/>
-    <w:rsid w:val="00C13589"/>
     <w:rPr>
       <w:rFonts w:asciiTheme="majorHAnsi" w:hAnsiTheme="majorHAnsi" w:eastAsiaTheme="majorEastAsia" w:cstheme="majorBidi"/>
       <w:color w:val="0F4761" w:themeColor="accent1" w:themeShade="BF"/>
@@ -23240,107 +23358,28 @@
       <w:szCs w:val="48"/>
     </w:rPr>
   </w:style>
-  <w:style w:type="character" w:styleId="000019" w:customStyle="1">
-    <w:name w:val="标题 6 字符"/>
+  <w:style w:type="paragraph" w:styleId="00000a">
+    <w:name w:val="Quote"/>
     <w:basedOn w:val="000002"/>
-    <w:link w:val="000018"/>
-    <w:uiPriority w:val="9"/>
-    <w:semiHidden w:val="1"/>
-    <w:rsid w:val="00C13589"/>
-    <w:rPr>
-      <w:rFonts w:cstheme="majorBidi"/>
-      <w:b w:val="1"/>
-      <w:bCs w:val="1"/>
-      <w:color w:val="0F4761" w:themeColor="accent1" w:themeShade="BF"/>
-    </w:rPr>
-  </w:style>
-  <w:style w:type="paragraph" w:styleId="000016">
-    <w:name w:val="heading 9"/>
-    <w:basedOn w:val="000005"/>
-    <w:next w:val="000005"/>
-    <w:link w:val="000017"/>
-    <w:uiPriority w:val="9"/>
-    <w:semiHidden w:val="1"/>
-    <w:unhideWhenUsed w:val="1"/>
+    <w:next w:val="000002"/>
+    <w:link w:val="000009"/>
+    <w:uiPriority w:val="29"/>
     <w:qFormat w:val="1"/>
     <w:rsid w:val="00C13589"/>
     <w:pPr>
-      <w:keepNext w:val="1"/>
-      <w:keepLines w:val="1"/>
-      <w:spacing w:after="0"/>
-      <w:outlineLvl w:val="8"/>
+      <w:spacing w:before="160"/>
+      <w:jc w:val="center"/>
     </w:pPr>
-    <w:rPr>
-      <w:rFonts w:eastAsiaTheme="majorEastAsia" w:cstheme="majorBidi"/>
-      <w:color w:val="595959" w:themeColor="text1" w:themeTint="A6"/>
-    </w:rPr>
-  </w:style>
-  <w:style w:type="paragraph" w:styleId="00000e">
-    <w:name w:val="heading 4"/>
-    <w:basedOn w:val="000005"/>
-    <w:next w:val="000005"/>
-    <w:link w:val="00000f"/>
-    <w:uiPriority w:val="9"/>
-    <w:semiHidden w:val="1"/>
-    <w:unhideWhenUsed w:val="1"/>
-    <w:qFormat w:val="1"/>
-    <w:rsid w:val="00C13589"/>
-    <w:pPr>
-      <w:keepNext w:val="1"/>
-      <w:keepLines w:val="1"/>
-      <w:spacing w:before="80" w:after="40"/>
-      <w:outlineLvl w:val="3"/>
-    </w:pPr>
-    <w:rPr>
-      <w:rFonts w:cstheme="majorBidi"/>
-      <w:color w:val="0F4761" w:themeColor="accent1" w:themeShade="BF"/>
-      <w:sz w:val="28"/>
-      <w:szCs w:val="28"/>
-    </w:rPr>
-  </w:style>
-  <w:style w:type="character" w:styleId="000002" w:default="1">
-    <w:name w:val="Default Paragraph Font"/>
-    <w:uiPriority w:val="1"/>
-    <w:semiHidden w:val="1"/>
-    <w:unhideWhenUsed w:val="1"/>
-  </w:style>
-  <w:style w:type="character" w:styleId="000006" w:customStyle="1">
-    <w:name w:val="明显引用 字符"/>
-    <w:basedOn w:val="000002"/>
-    <w:link w:val="000004"/>
-    <w:uiPriority w:val="30"/>
-    <w:rsid w:val="00C13589"/>
     <w:rPr>
       <w:i w:val="1"/>
       <w:iCs w:val="1"/>
-      <w:color w:val="0F4761" w:themeColor="accent1" w:themeShade="BF"/>
+      <w:color w:val="404040" w:themeColor="text1" w:themeTint="BF"/>
     </w:rPr>
   </w:style>
-  <w:style w:type="paragraph" w:styleId="00000a">
-    <w:name w:val="Title"/>
-    <w:basedOn w:val="000005"/>
-    <w:next w:val="000005"/>
-    <w:link w:val="00000b"/>
-    <w:uiPriority w:val="10"/>
-    <w:qFormat w:val="1"/>
-    <w:rsid w:val="00C13589"/>
-    <w:pPr>
-      <w:spacing w:after="80" w:line="240" w:lineRule="auto"/>
-      <w:contextualSpacing w:val="1"/>
-      <w:jc w:val="center"/>
-    </w:pPr>
-    <w:rPr>
-      <w:rFonts w:asciiTheme="majorHAnsi" w:hAnsiTheme="majorHAnsi" w:eastAsiaTheme="majorEastAsia" w:cstheme="majorBidi"/>
-      <w:spacing w:val="-10"/>
-      <w:kern w:val="28"/>
-      <w:sz w:val="56"/>
-      <w:szCs w:val="56"/>
-    </w:rPr>
-  </w:style>
-  <w:style w:type="character" w:styleId="00001e" w:customStyle="1">
+  <w:style w:type="character" w:styleId="000021" w:customStyle="1">
     <w:name w:val="副标题 字符"/>
-    <w:basedOn w:val="000002"/>
-    <w:link w:val="00001d"/>
+    <w:basedOn w:val="000006"/>
+    <w:link w:val="000020"/>
     <w:uiPriority w:val="11"/>
     <w:rsid w:val="00C13589"/>
     <w:rPr>
@@ -23351,60 +23390,27 @@
       <w:szCs w:val="28"/>
     </w:rPr>
   </w:style>
-  <w:style w:type="character" w:styleId="000001" w:customStyle="1">
-    <w:name w:val="标题 8 字符"/>
+  <w:style w:type="paragraph" w:styleId="000019">
+    <w:name w:val="Intense Quote"/>
     <w:basedOn w:val="000002"/>
-    <w:link w:val="000003"/>
-    <w:uiPriority w:val="9"/>
-    <w:semiHidden w:val="1"/>
-    <w:rsid w:val="00C13589"/>
-    <w:rPr>
-      <w:rFonts w:cstheme="majorBidi"/>
-      <w:color w:val="595959" w:themeColor="text1" w:themeTint="A6"/>
-    </w:rPr>
-  </w:style>
-  <w:style w:type="character" w:styleId="00001b" w:customStyle="1">
-    <w:name w:val="标题 2 字符"/>
-    <w:basedOn w:val="000002"/>
-    <w:link w:val="00001c"/>
-    <w:uiPriority w:val="9"/>
-    <w:semiHidden w:val="1"/>
-    <w:rsid w:val="00C13589"/>
-    <w:rPr>
-      <w:rFonts w:asciiTheme="majorHAnsi" w:hAnsiTheme="majorHAnsi" w:eastAsiaTheme="majorEastAsia" w:cstheme="majorBidi"/>
-      <w:color w:val="0F4761" w:themeColor="accent1" w:themeShade="BF"/>
-      <w:sz w:val="40"/>
-      <w:szCs w:val="40"/>
-    </w:rPr>
-  </w:style>
-  <w:style w:type="character" w:styleId="000009">
-    <w:name w:val="Intense Emphasis"/>
-    <w:basedOn w:val="000002"/>
-    <w:uiPriority w:val="21"/>
+    <w:next w:val="000002"/>
+    <w:link w:val="00001a"/>
+    <w:uiPriority w:val="30"/>
     <w:qFormat w:val="1"/>
     <w:rsid w:val="00C13589"/>
+    <w:pPr>
+      <w:pBdr>
+        <w:top w:val="single" w:color="0F4761" w:themeColor="accent1" w:themeShade="BF" w:sz="4" w:space="10"/>
+        <w:bottom w:val="single" w:color="0F4761" w:themeColor="accent1" w:themeShade="BF" w:sz="4" w:space="10"/>
+      </w:pBdr>
+      <w:spacing w:before="360" w:after="360"/>
+      <w:ind w:left="864" w:right="864"/>
+      <w:jc w:val="center"/>
+    </w:pPr>
     <w:rPr>
       <w:i w:val="1"/>
       <w:iCs w:val="1"/>
       <w:color w:val="0F4761" w:themeColor="accent1" w:themeShade="BF"/>
-    </w:rPr>
-  </w:style>
-  <w:style w:type="paragraph" w:styleId="000005" w:default="1">
-    <w:name w:val="Normal"/>
-    <w:qFormat w:val="1"/>
-    <w:pPr>
-      <w:widowControl w:val="0"/>
-    </w:pPr>
-  </w:style>
-  <w:style w:type="character" w:styleId="00001a">
-    <w:name w:val="Hyperlink"/>
-    <w:basedOn w:val="000002"/>
-    <w:uiPriority w:val="99"/>
-    <w:unhideWhenUsed w:val="1"/>
-    <w:rsid w:val="006F14B6"/>
-    <w:rPr>
-      <w:color w:val="467886" w:themeColor="hyperlink"/>
-      <w:u w:val="single"/>
     </w:rPr>
   </w:style>
 </w:styles>

--- a/GDD.docx
+++ b/GDD.docx
@@ -173,7 +173,7 @@
     </w:p>
     <w:p>
       <w:pPr>
-        <w:pStyle w:val="00000b"/>
+        <w:pStyle w:val="00001a"/>
         <w:rPr>
           <w:rFonts w:hint="eastAsia"/>
           <w:b w:val="1"/>
@@ -189,7 +189,7 @@
     </w:p>
     <w:p>
       <w:pPr>
-        <w:pStyle w:val="00001e"/>
+        <w:pStyle w:val="000010"/>
         <w:rPr>
           <w:b w:val="1"/>
           <w:bCs w:val="1"/>
@@ -221,7 +221,7 @@
     </w:p>
     <w:p>
       <w:pPr>
-        <w:pStyle w:val="00001e"/>
+        <w:pStyle w:val="000010"/>
         <w:rPr>
           <w:rFonts w:hint="eastAsia"/>
           <w:b w:val="1"/>
@@ -306,7 +306,7 @@
     </w:p>
     <w:p>
       <w:pPr>
-        <w:pStyle w:val="00001e"/>
+        <w:pStyle w:val="000010"/>
         <w:rPr>
           <w:rFonts w:hint="eastAsia"/>
           <w:b w:val="1"/>
@@ -426,7 +426,7 @@
     </w:p>
     <w:p>
       <w:pPr>
-        <w:pStyle w:val="00000b"/>
+        <w:pStyle w:val="00001a"/>
         <w:rPr>
           <w:rFonts w:hint="eastAsia"/>
           <w:b w:val="1"/>
@@ -442,7 +442,7 @@
     </w:p>
     <w:p>
       <w:pPr>
-        <w:pStyle w:val="00001e"/>
+        <w:pStyle w:val="000010"/>
         <w:rPr>
           <w:rFonts w:hint="eastAsia"/>
           <w:b w:val="1"/>
@@ -515,7 +515,7 @@
     </w:p>
     <w:p>
       <w:pPr>
-        <w:pStyle w:val="00001e"/>
+        <w:pStyle w:val="000010"/>
         <w:rPr>
           <w:rFonts w:hint="eastAsia"/>
           <w:b w:val="1"/>
@@ -591,7 +591,7 @@
     </w:p>
     <w:p>
       <w:pPr>
-        <w:pStyle w:val="00001e"/>
+        <w:pStyle w:val="000010"/>
         <w:rPr>
           <w:rFonts w:hint="eastAsia"/>
           <w:b w:val="1"/>
@@ -636,7 +636,7 @@
     </w:p>
     <w:p>
       <w:pPr>
-        <w:pStyle w:val="00000b"/>
+        <w:pStyle w:val="00001a"/>
         <w:rPr>
           <w:rFonts w:hint="eastAsia"/>
           <w:b w:val="1"/>
@@ -652,7 +652,7 @@
     </w:p>
     <w:p>
       <w:pPr>
-        <w:pStyle w:val="00001e"/>
+        <w:pStyle w:val="000010"/>
         <w:rPr>
           <w:rFonts w:hint="eastAsia"/>
           <w:b w:val="1"/>
@@ -1440,7 +1440,7 @@
     </w:p>
     <w:p>
       <w:pPr>
-        <w:pStyle w:val="00001e"/>
+        <w:pStyle w:val="000010"/>
         <w:rPr>
           <w:rFonts w:hint="eastAsia"/>
           <w:b w:val="1"/>
@@ -3934,7 +3934,7 @@
     </w:p>
     <w:p>
       <w:pPr>
-        <w:pStyle w:val="00001e"/>
+        <w:pStyle w:val="000010"/>
         <w:rPr>
           <w:rFonts w:hint="eastAsia"/>
           <w:b w:val="1"/>
@@ -5762,7 +5762,7 @@
     </w:tbl>
     <w:p>
       <w:pPr>
-        <w:pStyle w:val="00001e"/>
+        <w:pStyle w:val="000010"/>
         <w:rPr>
           <w:rFonts w:hint="eastAsia"/>
           <w:b w:val="1"/>
@@ -6388,7 +6388,7 @@
     </w:p>
     <w:p>
       <w:pPr>
-        <w:pStyle w:val="000002"/>
+        <w:pStyle w:val="000005"/>
       </w:pPr>
       <w:r>
         <w:rPr>
@@ -6401,7 +6401,7 @@
     </w:p>
     <w:p>
       <w:pPr>
-        <w:pStyle w:val="000002"/>
+        <w:pStyle w:val="000005"/>
         <w:rPr>
           <w:rFonts w:ascii="Consolas" w:hAnsi="Consolas" w:eastAsia="Consolas" w:cs="Consolas"/>
           <w:sz w:val="18"/>
@@ -6420,7 +6420,7 @@
     </w:p>
     <w:p>
       <w:pPr>
-        <w:pStyle w:val="000002"/>
+        <w:pStyle w:val="000005"/>
         <w:rPr>
           <w:rFonts w:ascii="Consolas" w:hAnsi="Consolas" w:eastAsia="Consolas" w:cs="Consolas"/>
           <w:sz w:val="18"/>
@@ -6439,7 +6439,7 @@
     </w:p>
     <w:p>
       <w:pPr>
-        <w:pStyle w:val="000002"/>
+        <w:pStyle w:val="000005"/>
         <w:rPr>
           <w:rFonts w:ascii="Consolas" w:hAnsi="Consolas" w:eastAsia="Consolas" w:cs="Consolas"/>
           <w:sz w:val="18"/>
@@ -6458,7 +6458,7 @@
     </w:p>
     <w:p>
       <w:pPr>
-        <w:pStyle w:val="000002"/>
+        <w:pStyle w:val="000005"/>
         <w:rPr>
           <w:rFonts w:ascii="Consolas" w:hAnsi="Consolas" w:eastAsia="Consolas" w:cs="Consolas"/>
           <w:sz w:val="18"/>
@@ -6477,7 +6477,7 @@
     </w:p>
     <w:p>
       <w:pPr>
-        <w:pStyle w:val="000002"/>
+        <w:pStyle w:val="000005"/>
         <w:rPr>
           <w:rFonts w:ascii="Consolas" w:hAnsi="Consolas" w:eastAsia="Consolas" w:cs="Consolas"/>
           <w:sz w:val="18"/>
@@ -6496,7 +6496,7 @@
     </w:p>
     <w:p>
       <w:pPr>
-        <w:pStyle w:val="000002"/>
+        <w:pStyle w:val="000005"/>
       </w:pPr>
       <w:r>
         <w:rPr>
@@ -6510,7 +6510,7 @@
     </w:p>
     <w:p>
       <w:pPr>
-        <w:pStyle w:val="00001e"/>
+        <w:pStyle w:val="000010"/>
         <w:rPr>
           <w:rFonts w:ascii="SimSun" w:hAnsi="SimSun" w:eastAsia="SimSun"/>
           <w:sz w:val="24"/>
@@ -6696,7 +6696,7 @@
     </w:p>
     <w:p>
       <w:pPr>
-        <w:pStyle w:val="00001e"/>
+        <w:pStyle w:val="000010"/>
         <w:rPr>
           <w:rFonts w:hint="eastAsia"/>
           <w:b w:val="1"/>
@@ -7169,7 +7169,7 @@
     </w:p>
     <w:p>
       <w:pPr>
-        <w:pStyle w:val="00001e"/>
+        <w:pStyle w:val="000010"/>
         <w:rPr>
           <w:rFonts w:hint="eastAsia"/>
           <w:b w:val="1"/>
@@ -7549,7 +7549,7 @@
     </w:p>
     <w:p>
       <w:pPr>
-        <w:pStyle w:val="00001e"/>
+        <w:pStyle w:val="000010"/>
       </w:pPr>
       <w:r>
         <w:rPr>
@@ -7902,7 +7902,7 @@
     </w:p>
     <w:p>
       <w:pPr>
-        <w:pStyle w:val="00001e"/>
+        <w:pStyle w:val="000010"/>
       </w:pPr>
       <w:r>
         <w:rPr>
@@ -7992,7 +7992,7 @@
     </w:p>
     <w:p>
       <w:pPr>
-        <w:pStyle w:val="00001e"/>
+        <w:pStyle w:val="000010"/>
       </w:pPr>
       <w:r>
         <w:rPr>
@@ -8082,7 +8082,7 @@
     </w:p>
     <w:p>
       <w:pPr>
-        <w:pStyle w:val="00001e"/>
+        <w:pStyle w:val="000010"/>
       </w:pPr>
       <w:r>
         <w:rPr>
@@ -8125,13 +8125,7 @@
         <w:rPr>
           <w:rFonts w:hint="eastAsia"/>
         </w:rPr>
-        <w:t>角色倒下规则（血量或精神归零）——**两类员工结果不同**（v1.5 定稿）：- **乐队少女（不死亡）**：进入"崩溃"状态，退场数日（草案 3 天）不可派遣，可通过"回复室"设施加速恢复（消耗星石）。恢复后归队，**装备、属性成长、个人线进度全部保留**。- **普通员工（会死亡）**：**死亡**——永久失去该员工（从名册移除），**其装备（武器/护甲/饰品）掉落消失，需重新研发**；玩家可通过每日招录补充新的人力。- 连续多名核心角色（乐队少女）崩溃 → 触发"设施危机"剧情事件（非 Game Over，属于剧情分支素材）。- 说明：普通员工死亡**不视为 Game Over**，也不产生连锁恐慌伤害（简化设计，不引入脑叶式恐惧连锁）。本作仍坚持"无永久 Game Over"与"剧情角色不受不可逆伤害"（合规要求），普通员工作为可替换人力允许永久损失。</w:t>
-      </w:r>
-      <w:r>
-        <w:rPr>
-          <w:rFonts w:hint="eastAsia"/>
-        </w:rPr>
-        <w:t>异想体情绪值归零 → 出逃：该异想体离开收容单元、在设施中具象化活动（见 3.9）。镇压/安抚成功 → 回归收容并奖励异想体点数；若长时间未能处理 → 设施能源持续流失、角色精神下降，并可能连锁触发其他异想体阈值变化（可恢复，不产生永久损失）。异想体情绪值爆满（达 100） → "突破事件"（正向）：揭示该异想体的深层故事，解锁对应角色的个人线下一章，并给予额外奖励。情绪值爆满不是失败，而是该异想体"被理解"的标志，与出逃（归零）形成正负两极。说明：本作不设"角色/剧情永久锁死"类惩罚——所有负面事件均可恢复，失败最终导向剧情分支与成长（合规要求见第 7 章）。</w:t>
+        <w:t>角色倒下规则（血量或精神归零）——**两类员工结果不同**（v1.5 定稿）：- **乐队少女（不死亡）**：进入"崩溃"状态，退场数日（草案 3 天）不可派遣，可通过"回复室"设施加速恢复（消耗星石）。恢复后归队，**装备、属性成长、个人线进度全部保留**。- **普通员工（会死亡）**：**死亡**——永久失去该员工（从名册移除），**其装备（武器/护甲/饰品）掉落消失，需重新研发**；玩家可通过每日招录补充新的人力。- 连续多名核心角色（乐队少女）崩溃 → 触发"设施危机"剧情事件（非 Game Over，属于剧情分支素材）。- 说明：普通员工死亡**不视为 Game Over**，也不产生连锁恐慌伤害（简化设计，不引入脑叶式恐惧连锁）。本作仍坚持"无永久 Game Over"与"剧情角色不受不可逆伤害"（合规要求），普通员工作为可替换人力允许永久损失。异想体情绪值归零 → 出逃：该异想体离开收容单元、在设施中具象化活动（见 3.9）。镇压/安抚成功 → 回归收容并奖励异想体点数；若长时间未能处理 → 设施能源持续流失、角色精神下降，并可能连锁触发其他异想体阈值变化（可恢复，不产生永久损失）。异想体情绪值爆满（达 100） → "突破事件"（正向）：揭示该异想体的深层故事，解锁对应角色的个人线下一章，并给予额外奖励。情绪值爆满不是失败，而是该异想体"被理解"的标志，与出逃（归零）形成正负两极。说明：本作不设"角色/剧情永久锁死"类惩罚——所有负面事件均可恢复，失败最终导向剧情分支与成长（合规要求见第 7 章）。</w:t>
       </w:r>
     </w:p>
     <w:p>
@@ -8238,7 +8232,7 @@
     </w:p>
     <w:p>
       <w:pPr>
-        <w:pStyle w:val="00001e"/>
+        <w:pStyle w:val="000010"/>
       </w:pPr>
       <w:r>
         <w:rPr>
@@ -8822,7 +8816,7 @@
     </w:p>
     <w:p>
       <w:pPr>
-        <w:pStyle w:val="00000b"/>
+        <w:pStyle w:val="00001a"/>
         <w:rPr>
           <w:rFonts w:hint="eastAsia"/>
           <w:b w:val="1"/>
@@ -8838,7 +8832,7 @@
     </w:p>
     <w:p>
       <w:pPr>
-        <w:pStyle w:val="00001e"/>
+        <w:pStyle w:val="000010"/>
         <w:rPr>
           <w:rFonts w:hint="eastAsia"/>
           <w:b w:val="1"/>
@@ -9446,7 +9440,7 @@
     </w:tbl>
     <w:p>
       <w:pPr>
-        <w:pStyle w:val="00001e"/>
+        <w:pStyle w:val="000010"/>
         <w:rPr>
           <w:rFonts w:hint="eastAsia"/>
           <w:b w:val="1"/>
@@ -10004,7 +9998,7 @@
     </w:p>
     <w:p>
       <w:pPr>
-        <w:pStyle w:val="00001e"/>
+        <w:pStyle w:val="000010"/>
         <w:rPr>
           <w:rFonts w:hint="eastAsia"/>
           <w:b w:val="1"/>
@@ -10088,7 +10082,7 @@
     </w:p>
     <w:p>
       <w:pPr>
-        <w:pStyle w:val="00001e"/>
+        <w:pStyle w:val="000010"/>
         <w:rPr>
           <w:rFonts w:hint="eastAsia"/>
           <w:b w:val="1"/>
@@ -10167,7 +10161,7 @@
     </w:p>
     <w:p>
       <w:pPr>
-        <w:pStyle w:val="00000b"/>
+        <w:pStyle w:val="00001a"/>
         <w:rPr>
           <w:rFonts w:hint="eastAsia"/>
           <w:b w:val="1"/>
@@ -10183,7 +10177,7 @@
     </w:p>
     <w:p>
       <w:pPr>
-        <w:pStyle w:val="00001e"/>
+        <w:pStyle w:val="000010"/>
         <w:rPr>
           <w:rFonts w:hint="eastAsia"/>
           <w:b w:val="1"/>
@@ -10252,7 +10246,7 @@
       </w:r>
       <w:r>
         <w:rPr>
-          <w:rStyle w:val="000023"/>
+          <w:rStyle w:val="000021"/>
         </w:rPr>
         <w:t>itch.io</w:t>
       </w:r>
@@ -10293,7 +10287,7 @@
       </w:r>
       <w:r>
         <w:rPr>
-          <w:rStyle w:val="000023"/>
+          <w:rStyle w:val="000021"/>
         </w:rPr>
         <w:t>Freesound.org</w:t>
       </w:r>
@@ -10407,7 +10401,7 @@
     </w:p>
     <w:p>
       <w:pPr>
-        <w:pStyle w:val="00001e"/>
+        <w:pStyle w:val="000010"/>
         <w:rPr>
           <w:rFonts w:hint="eastAsia"/>
           <w:b w:val="1"/>
@@ -10474,7 +10468,7 @@
     </w:p>
     <w:p>
       <w:pPr>
-        <w:pStyle w:val="00001e"/>
+        <w:pStyle w:val="000010"/>
         <w:rPr>
           <w:rFonts w:hint="eastAsia"/>
           <w:b w:val="1"/>
@@ -11097,7 +11091,7 @@
     </w:p>
     <w:p>
       <w:pPr>
-        <w:pStyle w:val="00001e"/>
+        <w:pStyle w:val="000010"/>
       </w:pPr>
       <w:r>
         <w:rPr>
@@ -11666,7 +11660,7 @@
     </w:p>
     <w:p>
       <w:pPr>
-        <w:pStyle w:val="00000b"/>
+        <w:pStyle w:val="00001a"/>
         <w:rPr>
           <w:rFonts w:hint="eastAsia"/>
           <w:b w:val="1"/>
@@ -11682,7 +11676,7 @@
     </w:p>
     <w:p>
       <w:pPr>
-        <w:pStyle w:val="00001e"/>
+        <w:pStyle w:val="000010"/>
         <w:rPr>
           <w:rFonts w:hint="eastAsia"/>
           <w:b w:val="1"/>
@@ -11992,7 +11986,7 @@
     </w:p>
     <w:p>
       <w:pPr>
-        <w:pStyle w:val="000002"/>
+        <w:pStyle w:val="000005"/>
       </w:pPr>
       <w:r>
         <w:rPr>
@@ -12003,7 +11997,7 @@
     </w:p>
     <w:p>
       <w:pPr>
-        <w:pStyle w:val="000002"/>
+        <w:pStyle w:val="000005"/>
         <w:rPr>
           <w:rFonts w:ascii="SimSun" w:hAnsi="SimSun" w:eastAsia="SimSun"/>
           <w:sz w:val="24"/>
@@ -12032,7 +12026,7 @@
     </w:p>
     <w:p>
       <w:pPr>
-        <w:pStyle w:val="00001e"/>
+        <w:pStyle w:val="000010"/>
         <w:rPr>
           <w:rFonts w:hint="eastAsia"/>
           <w:b w:val="1"/>
@@ -12451,7 +12445,7 @@
     </w:p>
     <w:p>
       <w:pPr>
-        <w:pStyle w:val="00000b"/>
+        <w:pStyle w:val="00001a"/>
         <w:rPr>
           <w:rFonts w:hint="eastAsia"/>
           <w:b w:val="1"/>
@@ -12996,7 +12990,7 @@
     </w:tbl>
     <w:p>
       <w:pPr>
-        <w:pStyle w:val="000002"/>
+        <w:pStyle w:val="000005"/>
       </w:pPr>
       <w:r>
         <w:rPr>
@@ -13029,7 +13023,7 @@
     </w:p>
     <w:p>
       <w:pPr>
-        <w:pStyle w:val="000002"/>
+        <w:pStyle w:val="000005"/>
       </w:pPr>
       <w:r>
         <w:rPr>
@@ -13067,7 +13061,7 @@
     </w:p>
     <w:p>
       <w:pPr>
-        <w:pStyle w:val="000002"/>
+        <w:pStyle w:val="000005"/>
       </w:pPr>
       <w:r>
         <w:rPr>
@@ -13080,7 +13074,7 @@
     </w:p>
     <w:p>
       <w:pPr>
-        <w:pStyle w:val="000002"/>
+        <w:pStyle w:val="000005"/>
       </w:pPr>
       <w:r>
         <w:rPr>
@@ -13093,7 +13087,7 @@
     </w:p>
     <w:p>
       <w:pPr>
-        <w:pStyle w:val="000002"/>
+        <w:pStyle w:val="000005"/>
         <w:rPr>
           <w:rFonts w:ascii="SimSun" w:hAnsi="SimSun" w:eastAsia="SimSun"/>
           <w:sz w:val="24"/>
@@ -13111,7 +13105,7 @@
     </w:p>
     <w:p>
       <w:pPr>
-        <w:pStyle w:val="000002"/>
+        <w:pStyle w:val="000005"/>
         <w:rPr>
           <w:rFonts w:ascii="SimSun" w:hAnsi="SimSun" w:eastAsia="SimSun"/>
           <w:sz w:val="24"/>
@@ -13121,7 +13115,7 @@
     </w:p>
     <w:p>
       <w:pPr>
-        <w:pStyle w:val="000002"/>
+        <w:pStyle w:val="000005"/>
         <w:rPr>
           <w:rFonts w:ascii="SimSun" w:hAnsi="SimSun" w:eastAsia="SimSun"/>
           <w:sz w:val="24"/>
@@ -13143,7 +13137,7 @@
     </w:p>
     <w:p>
       <w:pPr>
-        <w:pStyle w:val="00000b"/>
+        <w:pStyle w:val="00001a"/>
         <w:rPr>
           <w:rFonts w:hint="eastAsia"/>
           <w:b w:val="1"/>
@@ -13159,7 +13153,7 @@
     </w:p>
     <w:p>
       <w:pPr>
-        <w:pStyle w:val="00001e"/>
+        <w:pStyle w:val="000010"/>
         <w:rPr>
           <w:rFonts w:hint="eastAsia"/>
           <w:b w:val="1"/>
@@ -13608,7 +13602,7 @@
     </w:tbl>
     <w:p>
       <w:pPr>
-        <w:pStyle w:val="00001e"/>
+        <w:pStyle w:val="000010"/>
         <w:rPr>
           <w:rFonts w:hint="eastAsia"/>
           <w:b w:val="1"/>
@@ -13687,7 +13681,7 @@
     </w:p>
     <w:p>
       <w:pPr>
-        <w:pStyle w:val="00000b"/>
+        <w:pStyle w:val="00001a"/>
         <w:rPr>
           <w:rFonts w:hint="eastAsia"/>
           <w:b w:val="1"/>
@@ -14014,7 +14008,7 @@
     </w:p>
     <w:p>
       <w:pPr>
-        <w:pStyle w:val="00000b"/>
+        <w:pStyle w:val="00001a"/>
         <w:rPr>
           <w:rFonts w:hint="eastAsia"/>
           <w:b w:val="1"/>
@@ -14910,7 +14904,7 @@
     </w:tbl>
     <w:p>
       <w:pPr>
-        <w:pStyle w:val="00001e"/>
+        <w:pStyle w:val="000010"/>
       </w:pPr>
       <w:r>
         <w:rPr>
@@ -16954,7 +16948,7 @@
     </w:p>
     <w:p>
       <w:pPr>
-        <w:pStyle w:val="00001e"/>
+        <w:pStyle w:val="000010"/>
       </w:pPr>
       <w:r>
         <w:rPr>
@@ -18810,33 +18804,35 @@
 <file path=word/numbering.xml><?xml version="1.0" encoding="utf-8"?>
 <w:numbering xmlns:w="http://schemas.openxmlformats.org/wordprocessingml/2006/main">
   <w:abstractNum w:abstractNumId="0">
-    <w:lvl w:ilvl="0">
-      <w:start w:val="1"/>
-      <w:numFmt w:val="bullet"/>
-      <w:lvlText w:val=""/>
-      <w:lvlJc w:val="left"/>
-      <w:pPr>
-        <w:ind w:left="420" w:hanging="420"/>
-      </w:pPr>
-      <w:rPr>
-        <w:rFonts w:hint="default" w:ascii="Wingdings" w:hAnsi="Wingdings"/>
-      </w:rPr>
-    </w:lvl>
-  </w:abstractNum>
-  <w:abstractNum w:abstractNumId="1">
-    <w:nsid w:val="64171BCC"/>
+    <w:nsid w:val="5B4E0643"/>
     <w:multiLevelType w:val="multilevel"/>
-    <w:tmpl w:val="49FCAC80"/>
-    <w:lvl w:ilvl="2" w:tentative="1">
+    <w:tmpl w:val="D848C494"/>
+    <w:lvl w:ilvl="3" w:tentative="1">
       <w:start w:val="1"/>
       <w:numFmt w:val="bullet"/>
       <w:lvlText w:val=""/>
       <w:lvlJc w:val="left"/>
       <w:pPr>
         <w:tabs>
-          <w:tab w:val="num" w:pos="2160"/>
+          <w:tab w:val="num" w:pos="2880"/>
         </w:tabs>
-        <w:ind w:left="2160" w:hanging="360"/>
+        <w:ind w:left="2880" w:hanging="360"/>
+      </w:pPr>
+      <w:rPr>
+        <w:rFonts w:hint="default" w:ascii="Wingdings" w:hAnsi="Wingdings"/>
+        <w:sz w:val="20"/>
+      </w:rPr>
+    </w:lvl>
+    <w:lvl w:ilvl="8" w:tentative="1">
+      <w:start w:val="1"/>
+      <w:numFmt w:val="bullet"/>
+      <w:lvlText w:val=""/>
+      <w:lvlJc w:val="left"/>
+      <w:pPr>
+        <w:tabs>
+          <w:tab w:val="num" w:pos="6480"/>
+        </w:tabs>
+        <w:ind w:left="6480" w:hanging="360"/>
       </w:pPr>
       <w:rPr>
         <w:rFonts w:hint="default" w:ascii="Wingdings" w:hAnsi="Wingdings"/>
@@ -18859,6 +18855,107 @@
         <w:sz w:val="20"/>
       </w:rPr>
     </w:lvl>
+    <w:lvl w:ilvl="6" w:tentative="1">
+      <w:start w:val="1"/>
+      <w:numFmt w:val="bullet"/>
+      <w:lvlText w:val=""/>
+      <w:lvlJc w:val="left"/>
+      <w:pPr>
+        <w:tabs>
+          <w:tab w:val="num" w:pos="5040"/>
+        </w:tabs>
+        <w:ind w:left="5040" w:hanging="360"/>
+      </w:pPr>
+      <w:rPr>
+        <w:rFonts w:hint="default" w:ascii="Wingdings" w:hAnsi="Wingdings"/>
+        <w:sz w:val="20"/>
+      </w:rPr>
+    </w:lvl>
+    <w:lvl w:ilvl="7" w:tentative="1">
+      <w:start w:val="1"/>
+      <w:numFmt w:val="bullet"/>
+      <w:lvlText w:val=""/>
+      <w:lvlJc w:val="left"/>
+      <w:pPr>
+        <w:tabs>
+          <w:tab w:val="num" w:pos="5760"/>
+        </w:tabs>
+        <w:ind w:left="5760" w:hanging="360"/>
+      </w:pPr>
+      <w:rPr>
+        <w:rFonts w:hint="default" w:ascii="Wingdings" w:hAnsi="Wingdings"/>
+        <w:sz w:val="20"/>
+      </w:rPr>
+    </w:lvl>
+    <w:lvl w:ilvl="5" w:tentative="1">
+      <w:start w:val="1"/>
+      <w:numFmt w:val="bullet"/>
+      <w:lvlText w:val=""/>
+      <w:lvlJc w:val="left"/>
+      <w:pPr>
+        <w:tabs>
+          <w:tab w:val="num" w:pos="4320"/>
+        </w:tabs>
+        <w:ind w:left="4320" w:hanging="360"/>
+      </w:pPr>
+      <w:rPr>
+        <w:rFonts w:hint="default" w:ascii="Wingdings" w:hAnsi="Wingdings"/>
+        <w:sz w:val="20"/>
+      </w:rPr>
+    </w:lvl>
+    <w:lvl w:ilvl="2" w:tentative="1">
+      <w:start w:val="1"/>
+      <w:numFmt w:val="bullet"/>
+      <w:lvlText w:val=""/>
+      <w:lvlJc w:val="left"/>
+      <w:pPr>
+        <w:tabs>
+          <w:tab w:val="num" w:pos="2160"/>
+        </w:tabs>
+        <w:ind w:left="2160" w:hanging="360"/>
+      </w:pPr>
+      <w:rPr>
+        <w:rFonts w:hint="default" w:ascii="Wingdings" w:hAnsi="Wingdings"/>
+        <w:sz w:val="20"/>
+      </w:rPr>
+    </w:lvl>
+    <w:lvl w:ilvl="1" w:tentative="1">
+      <w:start w:val="1"/>
+      <w:numFmt w:val="bullet"/>
+      <w:lvlText w:val="o"/>
+      <w:lvlJc w:val="left"/>
+      <w:pPr>
+        <w:tabs>
+          <w:tab w:val="num" w:pos="1440"/>
+        </w:tabs>
+        <w:ind w:left="1440" w:hanging="360"/>
+      </w:pPr>
+      <w:rPr>
+        <w:rFonts w:hint="default" w:ascii="Courier New" w:hAnsi="Courier New"/>
+        <w:sz w:val="20"/>
+      </w:rPr>
+    </w:lvl>
+    <w:lvl w:ilvl="0">
+      <w:start w:val="1"/>
+      <w:numFmt w:val="bullet"/>
+      <w:lvlText w:val=""/>
+      <w:lvlJc w:val="left"/>
+      <w:pPr>
+        <w:tabs>
+          <w:tab w:val="num" w:pos="720"/>
+        </w:tabs>
+        <w:ind w:left="720" w:hanging="360"/>
+      </w:pPr>
+      <w:rPr>
+        <w:rFonts w:hint="default" w:ascii="Symbol" w:hAnsi="Symbol"/>
+        <w:sz w:val="20"/>
+      </w:rPr>
+    </w:lvl>
+  </w:abstractNum>
+  <w:abstractNum w:abstractNumId="1">
+    <w:nsid w:val="57B62DBE"/>
+    <w:multiLevelType w:val="multilevel"/>
+    <w:tmpl w:val="105885A0"/>
     <w:lvl w:ilvl="3" w:tentative="1">
       <w:start w:val="1"/>
       <w:numFmt w:val="bullet"/>
@@ -18869,6 +18966,70 @@
           <w:tab w:val="num" w:pos="2880"/>
         </w:tabs>
         <w:ind w:left="2880" w:hanging="360"/>
+      </w:pPr>
+      <w:rPr>
+        <w:rFonts w:hint="default" w:ascii="Wingdings" w:hAnsi="Wingdings"/>
+        <w:sz w:val="20"/>
+      </w:rPr>
+    </w:lvl>
+    <w:lvl w:ilvl="1" w:tentative="1">
+      <w:start w:val="1"/>
+      <w:numFmt w:val="bullet"/>
+      <w:lvlText w:val="o"/>
+      <w:lvlJc w:val="left"/>
+      <w:pPr>
+        <w:tabs>
+          <w:tab w:val="num" w:pos="1440"/>
+        </w:tabs>
+        <w:ind w:left="1440" w:hanging="360"/>
+      </w:pPr>
+      <w:rPr>
+        <w:rFonts w:hint="default" w:ascii="Courier New" w:hAnsi="Courier New"/>
+        <w:sz w:val="20"/>
+      </w:rPr>
+    </w:lvl>
+    <w:lvl w:ilvl="0">
+      <w:start w:val="1"/>
+      <w:numFmt w:val="bullet"/>
+      <w:lvlText w:val=""/>
+      <w:lvlJc w:val="left"/>
+      <w:pPr>
+        <w:tabs>
+          <w:tab w:val="num" w:pos="720"/>
+        </w:tabs>
+        <w:ind w:left="720" w:hanging="360"/>
+      </w:pPr>
+      <w:rPr>
+        <w:rFonts w:hint="default" w:ascii="Symbol" w:hAnsi="Symbol"/>
+        <w:sz w:val="20"/>
+      </w:rPr>
+    </w:lvl>
+    <w:lvl w:ilvl="4" w:tentative="1">
+      <w:start w:val="1"/>
+      <w:numFmt w:val="bullet"/>
+      <w:lvlText w:val=""/>
+      <w:lvlJc w:val="left"/>
+      <w:pPr>
+        <w:tabs>
+          <w:tab w:val="num" w:pos="3600"/>
+        </w:tabs>
+        <w:ind w:left="3600" w:hanging="360"/>
+      </w:pPr>
+      <w:rPr>
+        <w:rFonts w:hint="default" w:ascii="Wingdings" w:hAnsi="Wingdings"/>
+        <w:sz w:val="20"/>
+      </w:rPr>
+    </w:lvl>
+    <w:lvl w:ilvl="2" w:tentative="1">
+      <w:start w:val="1"/>
+      <w:numFmt w:val="bullet"/>
+      <w:lvlText w:val=""/>
+      <w:lvlJc w:val="left"/>
+      <w:pPr>
+        <w:tabs>
+          <w:tab w:val="num" w:pos="2160"/>
+        </w:tabs>
+        <w:ind w:left="2160" w:hanging="360"/>
       </w:pPr>
       <w:rPr>
         <w:rFonts w:hint="default" w:ascii="Wingdings" w:hAnsi="Wingdings"/>
@@ -18891,6 +19052,59 @@
         <w:sz w:val="20"/>
       </w:rPr>
     </w:lvl>
+    <w:lvl w:ilvl="7" w:tentative="1">
+      <w:start w:val="1"/>
+      <w:numFmt w:val="bullet"/>
+      <w:lvlText w:val=""/>
+      <w:lvlJc w:val="left"/>
+      <w:pPr>
+        <w:tabs>
+          <w:tab w:val="num" w:pos="5760"/>
+        </w:tabs>
+        <w:ind w:left="5760" w:hanging="360"/>
+      </w:pPr>
+      <w:rPr>
+        <w:rFonts w:hint="default" w:ascii="Wingdings" w:hAnsi="Wingdings"/>
+        <w:sz w:val="20"/>
+      </w:rPr>
+    </w:lvl>
+    <w:lvl w:ilvl="6" w:tentative="1">
+      <w:start w:val="1"/>
+      <w:numFmt w:val="bullet"/>
+      <w:lvlText w:val=""/>
+      <w:lvlJc w:val="left"/>
+      <w:pPr>
+        <w:tabs>
+          <w:tab w:val="num" w:pos="5040"/>
+        </w:tabs>
+        <w:ind w:left="5040" w:hanging="360"/>
+      </w:pPr>
+      <w:rPr>
+        <w:rFonts w:hint="default" w:ascii="Wingdings" w:hAnsi="Wingdings"/>
+        <w:sz w:val="20"/>
+      </w:rPr>
+    </w:lvl>
+    <w:lvl w:ilvl="5" w:tentative="1">
+      <w:start w:val="1"/>
+      <w:numFmt w:val="bullet"/>
+      <w:lvlText w:val=""/>
+      <w:lvlJc w:val="left"/>
+      <w:pPr>
+        <w:tabs>
+          <w:tab w:val="num" w:pos="4320"/>
+        </w:tabs>
+        <w:ind w:left="4320" w:hanging="360"/>
+      </w:pPr>
+      <w:rPr>
+        <w:rFonts w:hint="default" w:ascii="Wingdings" w:hAnsi="Wingdings"/>
+        <w:sz w:val="20"/>
+      </w:rPr>
+    </w:lvl>
+  </w:abstractNum>
+  <w:abstractNum w:abstractNumId="2">
+    <w:nsid w:val="05B40589"/>
+    <w:multiLevelType w:val="multilevel"/>
+    <w:tmpl w:val="347C040C"/>
     <w:lvl w:ilvl="0">
       <w:start w:val="1"/>
       <w:numFmt w:val="bullet"/>
@@ -18923,6 +19137,22 @@
         <w:sz w:val="20"/>
       </w:rPr>
     </w:lvl>
+    <w:lvl w:ilvl="8" w:tentative="1">
+      <w:start w:val="1"/>
+      <w:numFmt w:val="bullet"/>
+      <w:lvlText w:val=""/>
+      <w:lvlJc w:val="left"/>
+      <w:pPr>
+        <w:tabs>
+          <w:tab w:val="num" w:pos="6480"/>
+        </w:tabs>
+        <w:ind w:left="6480" w:hanging="360"/>
+      </w:pPr>
+      <w:rPr>
+        <w:rFonts w:hint="default" w:ascii="Wingdings" w:hAnsi="Wingdings"/>
+        <w:sz w:val="20"/>
+      </w:rPr>
+    </w:lvl>
     <w:lvl w:ilvl="7" w:tentative="1">
       <w:start w:val="1"/>
       <w:numFmt w:val="bullet"/>
@@ -18933,6 +19163,38 @@
           <w:tab w:val="num" w:pos="5760"/>
         </w:tabs>
         <w:ind w:left="5760" w:hanging="360"/>
+      </w:pPr>
+      <w:rPr>
+        <w:rFonts w:hint="default" w:ascii="Wingdings" w:hAnsi="Wingdings"/>
+        <w:sz w:val="20"/>
+      </w:rPr>
+    </w:lvl>
+    <w:lvl w:ilvl="2" w:tentative="1">
+      <w:start w:val="1"/>
+      <w:numFmt w:val="bullet"/>
+      <w:lvlText w:val=""/>
+      <w:lvlJc w:val="left"/>
+      <w:pPr>
+        <w:tabs>
+          <w:tab w:val="num" w:pos="2160"/>
+        </w:tabs>
+        <w:ind w:left="2160" w:hanging="360"/>
+      </w:pPr>
+      <w:rPr>
+        <w:rFonts w:hint="default" w:ascii="Wingdings" w:hAnsi="Wingdings"/>
+        <w:sz w:val="20"/>
+      </w:rPr>
+    </w:lvl>
+    <w:lvl w:ilvl="3" w:tentative="1">
+      <w:start w:val="1"/>
+      <w:numFmt w:val="bullet"/>
+      <w:lvlText w:val=""/>
+      <w:lvlJc w:val="left"/>
+      <w:pPr>
+        <w:tabs>
+          <w:tab w:val="num" w:pos="2880"/>
+        </w:tabs>
+        <w:ind w:left="2880" w:hanging="360"/>
       </w:pPr>
       <w:rPr>
         <w:rFonts w:hint="default" w:ascii="Wingdings" w:hAnsi="Wingdings"/>
@@ -18955,6 +19217,22 @@
         <w:sz w:val="20"/>
       </w:rPr>
     </w:lvl>
+    <w:lvl w:ilvl="4" w:tentative="1">
+      <w:start w:val="1"/>
+      <w:numFmt w:val="bullet"/>
+      <w:lvlText w:val=""/>
+      <w:lvlJc w:val="left"/>
+      <w:pPr>
+        <w:tabs>
+          <w:tab w:val="num" w:pos="3600"/>
+        </w:tabs>
+        <w:ind w:left="3600" w:hanging="360"/>
+      </w:pPr>
+      <w:rPr>
+        <w:rFonts w:hint="default" w:ascii="Wingdings" w:hAnsi="Wingdings"/>
+        <w:sz w:val="20"/>
+      </w:rPr>
+    </w:lvl>
     <w:lvl w:ilvl="5" w:tentative="1">
       <w:start w:val="1"/>
       <w:numFmt w:val="bullet"/>
@@ -18972,10 +19250,74 @@
       </w:rPr>
     </w:lvl>
   </w:abstractNum>
-  <w:abstractNum w:abstractNumId="2">
-    <w:nsid w:val="64E208B7"/>
+  <w:abstractNum w:abstractNumId="3">
+    <w:nsid w:val="1BB17A0E"/>
     <w:multiLevelType w:val="multilevel"/>
-    <w:tmpl w:val="EB5480CA"/>
+    <w:tmpl w:val="9D484124"/>
+    <w:lvl w:ilvl="3" w:tentative="1">
+      <w:start w:val="1"/>
+      <w:numFmt w:val="bullet"/>
+      <w:lvlText w:val=""/>
+      <w:lvlJc w:val="left"/>
+      <w:pPr>
+        <w:tabs>
+          <w:tab w:val="num" w:pos="2880"/>
+        </w:tabs>
+        <w:ind w:left="2880" w:hanging="360"/>
+      </w:pPr>
+      <w:rPr>
+        <w:rFonts w:hint="default" w:ascii="Wingdings" w:hAnsi="Wingdings"/>
+        <w:sz w:val="20"/>
+      </w:rPr>
+    </w:lvl>
+    <w:lvl w:ilvl="0">
+      <w:start w:val="1"/>
+      <w:numFmt w:val="bullet"/>
+      <w:lvlText w:val=""/>
+      <w:lvlJc w:val="left"/>
+      <w:pPr>
+        <w:tabs>
+          <w:tab w:val="num" w:pos="720"/>
+        </w:tabs>
+        <w:ind w:left="720" w:hanging="360"/>
+      </w:pPr>
+      <w:rPr>
+        <w:rFonts w:hint="default" w:ascii="Symbol" w:hAnsi="Symbol"/>
+        <w:sz w:val="20"/>
+      </w:rPr>
+    </w:lvl>
+    <w:lvl w:ilvl="6" w:tentative="1">
+      <w:start w:val="1"/>
+      <w:numFmt w:val="bullet"/>
+      <w:lvlText w:val=""/>
+      <w:lvlJc w:val="left"/>
+      <w:pPr>
+        <w:tabs>
+          <w:tab w:val="num" w:pos="5040"/>
+        </w:tabs>
+        <w:ind w:left="5040" w:hanging="360"/>
+      </w:pPr>
+      <w:rPr>
+        <w:rFonts w:hint="default" w:ascii="Wingdings" w:hAnsi="Wingdings"/>
+        <w:sz w:val="20"/>
+      </w:rPr>
+    </w:lvl>
+    <w:lvl w:ilvl="5" w:tentative="1">
+      <w:start w:val="1"/>
+      <w:numFmt w:val="bullet"/>
+      <w:lvlText w:val=""/>
+      <w:lvlJc w:val="left"/>
+      <w:pPr>
+        <w:tabs>
+          <w:tab w:val="num" w:pos="4320"/>
+        </w:tabs>
+        <w:ind w:left="4320" w:hanging="360"/>
+      </w:pPr>
+      <w:rPr>
+        <w:rFonts w:hint="default" w:ascii="Wingdings" w:hAnsi="Wingdings"/>
+        <w:sz w:val="20"/>
+      </w:rPr>
+    </w:lvl>
     <w:lvl w:ilvl="4" w:tentative="1">
       <w:start w:val="1"/>
       <w:numFmt w:val="bullet"/>
@@ -18986,6 +19328,22 @@
           <w:tab w:val="num" w:pos="3600"/>
         </w:tabs>
         <w:ind w:left="3600" w:hanging="360"/>
+      </w:pPr>
+      <w:rPr>
+        <w:rFonts w:hint="default" w:ascii="Wingdings" w:hAnsi="Wingdings"/>
+        <w:sz w:val="20"/>
+      </w:rPr>
+    </w:lvl>
+    <w:lvl w:ilvl="8" w:tentative="1">
+      <w:start w:val="1"/>
+      <w:numFmt w:val="bullet"/>
+      <w:lvlText w:val=""/>
+      <w:lvlJc w:val="left"/>
+      <w:pPr>
+        <w:tabs>
+          <w:tab w:val="num" w:pos="6480"/>
+        </w:tabs>
+        <w:ind w:left="6480" w:hanging="360"/>
       </w:pPr>
       <w:rPr>
         <w:rFonts w:hint="default" w:ascii="Wingdings" w:hAnsi="Wingdings"/>
@@ -19008,6 +19366,107 @@
         <w:sz w:val="20"/>
       </w:rPr>
     </w:lvl>
+    <w:lvl w:ilvl="1" w:tentative="1">
+      <w:start w:val="1"/>
+      <w:numFmt w:val="bullet"/>
+      <w:lvlText w:val="o"/>
+      <w:lvlJc w:val="left"/>
+      <w:pPr>
+        <w:tabs>
+          <w:tab w:val="num" w:pos="1440"/>
+        </w:tabs>
+        <w:ind w:left="1440" w:hanging="360"/>
+      </w:pPr>
+      <w:rPr>
+        <w:rFonts w:hint="default" w:ascii="Courier New" w:hAnsi="Courier New"/>
+        <w:sz w:val="20"/>
+      </w:rPr>
+    </w:lvl>
+    <w:lvl w:ilvl="7" w:tentative="1">
+      <w:start w:val="1"/>
+      <w:numFmt w:val="bullet"/>
+      <w:lvlText w:val=""/>
+      <w:lvlJc w:val="left"/>
+      <w:pPr>
+        <w:tabs>
+          <w:tab w:val="num" w:pos="5760"/>
+        </w:tabs>
+        <w:ind w:left="5760" w:hanging="360"/>
+      </w:pPr>
+      <w:rPr>
+        <w:rFonts w:hint="default" w:ascii="Wingdings" w:hAnsi="Wingdings"/>
+        <w:sz w:val="20"/>
+      </w:rPr>
+    </w:lvl>
+  </w:abstractNum>
+  <w:abstractNum w:abstractNumId="4">
+    <w:nsid w:val="0C4F70F6"/>
+    <w:multiLevelType w:val="multilevel"/>
+    <w:tmpl w:val="CC4C1C6A"/>
+    <w:lvl w:ilvl="5" w:tentative="1">
+      <w:start w:val="1"/>
+      <w:numFmt w:val="bullet"/>
+      <w:lvlText w:val=""/>
+      <w:lvlJc w:val="left"/>
+      <w:pPr>
+        <w:tabs>
+          <w:tab w:val="num" w:pos="4320"/>
+        </w:tabs>
+        <w:ind w:left="4320" w:hanging="360"/>
+      </w:pPr>
+      <w:rPr>
+        <w:rFonts w:hint="default" w:ascii="Wingdings" w:hAnsi="Wingdings"/>
+        <w:sz w:val="20"/>
+      </w:rPr>
+    </w:lvl>
+    <w:lvl w:ilvl="7" w:tentative="1">
+      <w:start w:val="1"/>
+      <w:numFmt w:val="bullet"/>
+      <w:lvlText w:val=""/>
+      <w:lvlJc w:val="left"/>
+      <w:pPr>
+        <w:tabs>
+          <w:tab w:val="num" w:pos="5760"/>
+        </w:tabs>
+        <w:ind w:left="5760" w:hanging="360"/>
+      </w:pPr>
+      <w:rPr>
+        <w:rFonts w:hint="default" w:ascii="Wingdings" w:hAnsi="Wingdings"/>
+        <w:sz w:val="20"/>
+      </w:rPr>
+    </w:lvl>
+    <w:lvl w:ilvl="2" w:tentative="1">
+      <w:start w:val="1"/>
+      <w:numFmt w:val="bullet"/>
+      <w:lvlText w:val=""/>
+      <w:lvlJc w:val="left"/>
+      <w:pPr>
+        <w:tabs>
+          <w:tab w:val="num" w:pos="2160"/>
+        </w:tabs>
+        <w:ind w:left="2160" w:hanging="360"/>
+      </w:pPr>
+      <w:rPr>
+        <w:rFonts w:hint="default" w:ascii="Wingdings" w:hAnsi="Wingdings"/>
+        <w:sz w:val="20"/>
+      </w:rPr>
+    </w:lvl>
+    <w:lvl w:ilvl="1" w:tentative="1">
+      <w:start w:val="1"/>
+      <w:numFmt w:val="bullet"/>
+      <w:lvlText w:val="o"/>
+      <w:lvlJc w:val="left"/>
+      <w:pPr>
+        <w:tabs>
+          <w:tab w:val="num" w:pos="1440"/>
+        </w:tabs>
+        <w:ind w:left="1440" w:hanging="360"/>
+      </w:pPr>
+      <w:rPr>
+        <w:rFonts w:hint="default" w:ascii="Courier New" w:hAnsi="Courier New"/>
+        <w:sz w:val="20"/>
+      </w:rPr>
+    </w:lvl>
     <w:lvl w:ilvl="3" w:tentative="1">
       <w:start w:val="1"/>
       <w:numFmt w:val="bullet"/>
@@ -19040,16 +19499,32 @@
         <w:sz w:val="20"/>
       </w:rPr>
     </w:lvl>
-    <w:lvl w:ilvl="5" w:tentative="1">
+    <w:lvl w:ilvl="4" w:tentative="1">
       <w:start w:val="1"/>
       <w:numFmt w:val="bullet"/>
       <w:lvlText w:val=""/>
       <w:lvlJc w:val="left"/>
       <w:pPr>
         <w:tabs>
-          <w:tab w:val="num" w:pos="4320"/>
+          <w:tab w:val="num" w:pos="3600"/>
         </w:tabs>
-        <w:ind w:left="4320" w:hanging="360"/>
+        <w:ind w:left="3600" w:hanging="360"/>
+      </w:pPr>
+      <w:rPr>
+        <w:rFonts w:hint="default" w:ascii="Wingdings" w:hAnsi="Wingdings"/>
+        <w:sz w:val="20"/>
+      </w:rPr>
+    </w:lvl>
+    <w:lvl w:ilvl="8" w:tentative="1">
+      <w:start w:val="1"/>
+      <w:numFmt w:val="bullet"/>
+      <w:lvlText w:val=""/>
+      <w:lvlJc w:val="left"/>
+      <w:pPr>
+        <w:tabs>
+          <w:tab w:val="num" w:pos="6480"/>
+        </w:tabs>
+        <w:ind w:left="6480" w:hanging="360"/>
       </w:pPr>
       <w:rPr>
         <w:rFonts w:hint="default" w:ascii="Wingdings" w:hAnsi="Wingdings"/>
@@ -19072,6 +19547,91 @@
         <w:sz w:val="20"/>
       </w:rPr>
     </w:lvl>
+  </w:abstractNum>
+  <w:abstractNum w:abstractNumId="5">
+    <w:nsid w:val="05FC3172"/>
+    <w:multiLevelType w:val="multilevel"/>
+    <w:tmpl w:val="32E83454"/>
+    <w:lvl w:ilvl="1" w:tentative="1">
+      <w:start w:val="1"/>
+      <w:numFmt w:val="bullet"/>
+      <w:lvlText w:val="o"/>
+      <w:lvlJc w:val="left"/>
+      <w:pPr>
+        <w:tabs>
+          <w:tab w:val="num" w:pos="1440"/>
+        </w:tabs>
+        <w:ind w:left="1440" w:hanging="360"/>
+      </w:pPr>
+      <w:rPr>
+        <w:rFonts w:hint="default" w:ascii="Courier New" w:hAnsi="Courier New"/>
+        <w:sz w:val="20"/>
+      </w:rPr>
+    </w:lvl>
+    <w:lvl w:ilvl="3" w:tentative="1">
+      <w:start w:val="1"/>
+      <w:numFmt w:val="bullet"/>
+      <w:lvlText w:val=""/>
+      <w:lvlJc w:val="left"/>
+      <w:pPr>
+        <w:tabs>
+          <w:tab w:val="num" w:pos="2880"/>
+        </w:tabs>
+        <w:ind w:left="2880" w:hanging="360"/>
+      </w:pPr>
+      <w:rPr>
+        <w:rFonts w:hint="default" w:ascii="Wingdings" w:hAnsi="Wingdings"/>
+        <w:sz w:val="20"/>
+      </w:rPr>
+    </w:lvl>
+    <w:lvl w:ilvl="4" w:tentative="1">
+      <w:start w:val="1"/>
+      <w:numFmt w:val="bullet"/>
+      <w:lvlText w:val=""/>
+      <w:lvlJc w:val="left"/>
+      <w:pPr>
+        <w:tabs>
+          <w:tab w:val="num" w:pos="3600"/>
+        </w:tabs>
+        <w:ind w:left="3600" w:hanging="360"/>
+      </w:pPr>
+      <w:rPr>
+        <w:rFonts w:hint="default" w:ascii="Wingdings" w:hAnsi="Wingdings"/>
+        <w:sz w:val="20"/>
+      </w:rPr>
+    </w:lvl>
+    <w:lvl w:ilvl="5" w:tentative="1">
+      <w:start w:val="1"/>
+      <w:numFmt w:val="bullet"/>
+      <w:lvlText w:val=""/>
+      <w:lvlJc w:val="left"/>
+      <w:pPr>
+        <w:tabs>
+          <w:tab w:val="num" w:pos="4320"/>
+        </w:tabs>
+        <w:ind w:left="4320" w:hanging="360"/>
+      </w:pPr>
+      <w:rPr>
+        <w:rFonts w:hint="default" w:ascii="Wingdings" w:hAnsi="Wingdings"/>
+        <w:sz w:val="20"/>
+      </w:rPr>
+    </w:lvl>
+    <w:lvl w:ilvl="8" w:tentative="1">
+      <w:start w:val="1"/>
+      <w:numFmt w:val="bullet"/>
+      <w:lvlText w:val=""/>
+      <w:lvlJc w:val="left"/>
+      <w:pPr>
+        <w:tabs>
+          <w:tab w:val="num" w:pos="6480"/>
+        </w:tabs>
+        <w:ind w:left="6480" w:hanging="360"/>
+      </w:pPr>
+      <w:rPr>
+        <w:rFonts w:hint="default" w:ascii="Wingdings" w:hAnsi="Wingdings"/>
+        <w:sz w:val="20"/>
+      </w:rPr>
+    </w:lvl>
     <w:lvl w:ilvl="7" w:tentative="1">
       <w:start w:val="1"/>
       <w:numFmt w:val="bullet"/>
@@ -19082,6 +19642,114 @@
           <w:tab w:val="num" w:pos="5760"/>
         </w:tabs>
         <w:ind w:left="5760" w:hanging="360"/>
+      </w:pPr>
+      <w:rPr>
+        <w:rFonts w:hint="default" w:ascii="Wingdings" w:hAnsi="Wingdings"/>
+        <w:sz w:val="20"/>
+      </w:rPr>
+    </w:lvl>
+    <w:lvl w:ilvl="0">
+      <w:start w:val="1"/>
+      <w:numFmt w:val="bullet"/>
+      <w:lvlText w:val=""/>
+      <w:lvlJc w:val="left"/>
+      <w:pPr>
+        <w:tabs>
+          <w:tab w:val="num" w:pos="720"/>
+        </w:tabs>
+        <w:ind w:left="720" w:hanging="360"/>
+      </w:pPr>
+      <w:rPr>
+        <w:rFonts w:hint="default" w:ascii="Symbol" w:hAnsi="Symbol"/>
+        <w:sz w:val="20"/>
+      </w:rPr>
+    </w:lvl>
+    <w:lvl w:ilvl="6" w:tentative="1">
+      <w:start w:val="1"/>
+      <w:numFmt w:val="bullet"/>
+      <w:lvlText w:val=""/>
+      <w:lvlJc w:val="left"/>
+      <w:pPr>
+        <w:tabs>
+          <w:tab w:val="num" w:pos="5040"/>
+        </w:tabs>
+        <w:ind w:left="5040" w:hanging="360"/>
+      </w:pPr>
+      <w:rPr>
+        <w:rFonts w:hint="default" w:ascii="Wingdings" w:hAnsi="Wingdings"/>
+        <w:sz w:val="20"/>
+      </w:rPr>
+    </w:lvl>
+    <w:lvl w:ilvl="2" w:tentative="1">
+      <w:start w:val="1"/>
+      <w:numFmt w:val="bullet"/>
+      <w:lvlText w:val=""/>
+      <w:lvlJc w:val="left"/>
+      <w:pPr>
+        <w:tabs>
+          <w:tab w:val="num" w:pos="2160"/>
+        </w:tabs>
+        <w:ind w:left="2160" w:hanging="360"/>
+      </w:pPr>
+      <w:rPr>
+        <w:rFonts w:hint="default" w:ascii="Wingdings" w:hAnsi="Wingdings"/>
+        <w:sz w:val="20"/>
+      </w:rPr>
+    </w:lvl>
+  </w:abstractNum>
+  <w:abstractNum w:abstractNumId="6">
+    <w:lvl w:ilvl="0">
+      <w:start w:val="1"/>
+      <w:numFmt w:val="decimal"/>
+      <w:lvlText w:val="%1."/>
+      <w:lvlJc w:val="left"/>
+      <w:pPr>
+        <w:ind w:left="420" w:hanging="420"/>
+      </w:pPr>
+    </w:lvl>
+  </w:abstractNum>
+  <w:abstractNum w:abstractNumId="7">
+    <w:lvl w:ilvl="0">
+      <w:start w:val="1"/>
+      <w:numFmt w:val="bullet"/>
+      <w:lvlText w:val=""/>
+      <w:lvlJc w:val="left"/>
+      <w:pPr>
+        <w:ind w:left="420" w:hanging="420"/>
+      </w:pPr>
+      <w:rPr>
+        <w:rFonts w:hint="default" w:ascii="Wingdings" w:hAnsi="Wingdings"/>
+      </w:rPr>
+    </w:lvl>
+  </w:abstractNum>
+  <w:abstractNum w:abstractNumId="8">
+    <w:lvl w:ilvl="0">
+      <w:start w:val="1"/>
+      <w:numFmt w:val="bullet"/>
+      <w:lvlText w:val=""/>
+      <w:lvlJc w:val="left"/>
+      <w:pPr>
+        <w:ind w:left="420" w:hanging="420"/>
+      </w:pPr>
+      <w:rPr>
+        <w:rFonts w:hint="default" w:ascii="Wingdings" w:hAnsi="Wingdings"/>
+      </w:rPr>
+    </w:lvl>
+  </w:abstractNum>
+  <w:abstractNum w:abstractNumId="9">
+    <w:nsid w:val="429B034B"/>
+    <w:multiLevelType w:val="multilevel"/>
+    <w:tmpl w:val="07C2D9A4"/>
+    <w:lvl w:ilvl="8" w:tentative="1">
+      <w:start w:val="1"/>
+      <w:numFmt w:val="bullet"/>
+      <w:lvlText w:val=""/>
+      <w:lvlJc w:val="left"/>
+      <w:pPr>
+        <w:tabs>
+          <w:tab w:val="num" w:pos="6480"/>
+        </w:tabs>
+        <w:ind w:left="6480" w:hanging="360"/>
       </w:pPr>
       <w:rPr>
         <w:rFonts w:hint="default" w:ascii="Wingdings" w:hAnsi="Wingdings"/>
@@ -19104,27 +19772,54 @@
         <w:sz w:val="20"/>
       </w:rPr>
     </w:lvl>
-    <w:lvl w:ilvl="8" w:tentative="1">
+    <w:lvl w:ilvl="4" w:tentative="1">
       <w:start w:val="1"/>
       <w:numFmt w:val="bullet"/>
       <w:lvlText w:val=""/>
       <w:lvlJc w:val="left"/>
       <w:pPr>
         <w:tabs>
-          <w:tab w:val="num" w:pos="6480"/>
+          <w:tab w:val="num" w:pos="3600"/>
         </w:tabs>
-        <w:ind w:left="6480" w:hanging="360"/>
+        <w:ind w:left="3600" w:hanging="360"/>
       </w:pPr>
       <w:rPr>
         <w:rFonts w:hint="default" w:ascii="Wingdings" w:hAnsi="Wingdings"/>
         <w:sz w:val="20"/>
       </w:rPr>
     </w:lvl>
-  </w:abstractNum>
-  <w:abstractNum w:abstractNumId="3">
-    <w:nsid w:val="03114749"/>
-    <w:multiLevelType w:val="multilevel"/>
-    <w:tmpl w:val="1CB006BA"/>
+    <w:lvl w:ilvl="0">
+      <w:start w:val="1"/>
+      <w:numFmt w:val="bullet"/>
+      <w:lvlText w:val=""/>
+      <w:lvlJc w:val="left"/>
+      <w:pPr>
+        <w:tabs>
+          <w:tab w:val="num" w:pos="720"/>
+        </w:tabs>
+        <w:ind w:left="720" w:hanging="360"/>
+      </w:pPr>
+      <w:rPr>
+        <w:rFonts w:hint="default" w:ascii="Symbol" w:hAnsi="Symbol"/>
+        <w:sz w:val="20"/>
+      </w:rPr>
+    </w:lvl>
+    <w:lvl w:ilvl="5" w:tentative="1">
+      <w:start w:val="1"/>
+      <w:numFmt w:val="bullet"/>
+      <w:lvlText w:val=""/>
+      <w:lvlJc w:val="left"/>
+      <w:pPr>
+        <w:tabs>
+          <w:tab w:val="num" w:pos="4320"/>
+        </w:tabs>
+        <w:ind w:left="4320" w:hanging="360"/>
+      </w:pPr>
+      <w:rPr>
+        <w:rFonts w:hint="default" w:ascii="Wingdings" w:hAnsi="Wingdings"/>
+        <w:sz w:val="20"/>
+      </w:rPr>
+    </w:lvl>
     <w:lvl w:ilvl="7" w:tentative="1">
       <w:start w:val="1"/>
       <w:numFmt w:val="bullet"/>
@@ -19135,6 +19830,22 @@
           <w:tab w:val="num" w:pos="5760"/>
         </w:tabs>
         <w:ind w:left="5760" w:hanging="360"/>
+      </w:pPr>
+      <w:rPr>
+        <w:rFonts w:hint="default" w:ascii="Wingdings" w:hAnsi="Wingdings"/>
+        <w:sz w:val="20"/>
+      </w:rPr>
+    </w:lvl>
+    <w:lvl w:ilvl="2" w:tentative="1">
+      <w:start w:val="1"/>
+      <w:numFmt w:val="bullet"/>
+      <w:lvlText w:val=""/>
+      <w:lvlJc w:val="left"/>
+      <w:pPr>
+        <w:tabs>
+          <w:tab w:val="num" w:pos="2160"/>
+        </w:tabs>
+        <w:ind w:left="2160" w:hanging="360"/>
       </w:pPr>
       <w:rPr>
         <w:rFonts w:hint="default" w:ascii="Wingdings" w:hAnsi="Wingdings"/>
@@ -19157,6 +19868,1265 @@
         <w:sz w:val="20"/>
       </w:rPr>
     </w:lvl>
+    <w:lvl w:ilvl="3" w:tentative="1">
+      <w:start w:val="1"/>
+      <w:numFmt w:val="bullet"/>
+      <w:lvlText w:val=""/>
+      <w:lvlJc w:val="left"/>
+      <w:pPr>
+        <w:tabs>
+          <w:tab w:val="num" w:pos="2880"/>
+        </w:tabs>
+        <w:ind w:left="2880" w:hanging="360"/>
+      </w:pPr>
+      <w:rPr>
+        <w:rFonts w:hint="default" w:ascii="Wingdings" w:hAnsi="Wingdings"/>
+        <w:sz w:val="20"/>
+      </w:rPr>
+    </w:lvl>
+  </w:abstractNum>
+  <w:abstractNum w:abstractNumId="10">
+    <w:nsid w:val="678D6B15"/>
+    <w:multiLevelType w:val="multilevel"/>
+    <w:tmpl w:val="BE707422"/>
+    <w:lvl w:ilvl="2" w:tentative="1">
+      <w:start w:val="1"/>
+      <w:numFmt w:val="bullet"/>
+      <w:lvlText w:val=""/>
+      <w:lvlJc w:val="left"/>
+      <w:pPr>
+        <w:tabs>
+          <w:tab w:val="num" w:pos="2160"/>
+        </w:tabs>
+        <w:ind w:left="2160" w:hanging="360"/>
+      </w:pPr>
+      <w:rPr>
+        <w:rFonts w:hint="default" w:ascii="Wingdings" w:hAnsi="Wingdings"/>
+        <w:sz w:val="20"/>
+      </w:rPr>
+    </w:lvl>
+    <w:lvl w:ilvl="8" w:tentative="1">
+      <w:start w:val="1"/>
+      <w:numFmt w:val="bullet"/>
+      <w:lvlText w:val=""/>
+      <w:lvlJc w:val="left"/>
+      <w:pPr>
+        <w:tabs>
+          <w:tab w:val="num" w:pos="6480"/>
+        </w:tabs>
+        <w:ind w:left="6480" w:hanging="360"/>
+      </w:pPr>
+      <w:rPr>
+        <w:rFonts w:hint="default" w:ascii="Wingdings" w:hAnsi="Wingdings"/>
+        <w:sz w:val="20"/>
+      </w:rPr>
+    </w:lvl>
+    <w:lvl w:ilvl="5" w:tentative="1">
+      <w:start w:val="1"/>
+      <w:numFmt w:val="bullet"/>
+      <w:lvlText w:val=""/>
+      <w:lvlJc w:val="left"/>
+      <w:pPr>
+        <w:tabs>
+          <w:tab w:val="num" w:pos="4320"/>
+        </w:tabs>
+        <w:ind w:left="4320" w:hanging="360"/>
+      </w:pPr>
+      <w:rPr>
+        <w:rFonts w:hint="default" w:ascii="Wingdings" w:hAnsi="Wingdings"/>
+        <w:sz w:val="20"/>
+      </w:rPr>
+    </w:lvl>
+    <w:lvl w:ilvl="7" w:tentative="1">
+      <w:start w:val="1"/>
+      <w:numFmt w:val="bullet"/>
+      <w:lvlText w:val=""/>
+      <w:lvlJc w:val="left"/>
+      <w:pPr>
+        <w:tabs>
+          <w:tab w:val="num" w:pos="5760"/>
+        </w:tabs>
+        <w:ind w:left="5760" w:hanging="360"/>
+      </w:pPr>
+      <w:rPr>
+        <w:rFonts w:hint="default" w:ascii="Wingdings" w:hAnsi="Wingdings"/>
+        <w:sz w:val="20"/>
+      </w:rPr>
+    </w:lvl>
+    <w:lvl w:ilvl="1" w:tentative="1">
+      <w:start w:val="1"/>
+      <w:numFmt w:val="bullet"/>
+      <w:lvlText w:val="o"/>
+      <w:lvlJc w:val="left"/>
+      <w:pPr>
+        <w:tabs>
+          <w:tab w:val="num" w:pos="1440"/>
+        </w:tabs>
+        <w:ind w:left="1440" w:hanging="360"/>
+      </w:pPr>
+      <w:rPr>
+        <w:rFonts w:hint="default" w:ascii="Courier New" w:hAnsi="Courier New"/>
+        <w:sz w:val="20"/>
+      </w:rPr>
+    </w:lvl>
+    <w:lvl w:ilvl="0">
+      <w:start w:val="1"/>
+      <w:numFmt w:val="bullet"/>
+      <w:lvlText w:val=""/>
+      <w:lvlJc w:val="left"/>
+      <w:pPr>
+        <w:tabs>
+          <w:tab w:val="num" w:pos="720"/>
+        </w:tabs>
+        <w:ind w:left="720" w:hanging="360"/>
+      </w:pPr>
+      <w:rPr>
+        <w:rFonts w:hint="default" w:ascii="Symbol" w:hAnsi="Symbol"/>
+        <w:sz w:val="20"/>
+      </w:rPr>
+    </w:lvl>
+    <w:lvl w:ilvl="3" w:tentative="1">
+      <w:start w:val="1"/>
+      <w:numFmt w:val="bullet"/>
+      <w:lvlText w:val=""/>
+      <w:lvlJc w:val="left"/>
+      <w:pPr>
+        <w:tabs>
+          <w:tab w:val="num" w:pos="2880"/>
+        </w:tabs>
+        <w:ind w:left="2880" w:hanging="360"/>
+      </w:pPr>
+      <w:rPr>
+        <w:rFonts w:hint="default" w:ascii="Wingdings" w:hAnsi="Wingdings"/>
+        <w:sz w:val="20"/>
+      </w:rPr>
+    </w:lvl>
+    <w:lvl w:ilvl="4" w:tentative="1">
+      <w:start w:val="1"/>
+      <w:numFmt w:val="bullet"/>
+      <w:lvlText w:val=""/>
+      <w:lvlJc w:val="left"/>
+      <w:pPr>
+        <w:tabs>
+          <w:tab w:val="num" w:pos="3600"/>
+        </w:tabs>
+        <w:ind w:left="3600" w:hanging="360"/>
+      </w:pPr>
+      <w:rPr>
+        <w:rFonts w:hint="default" w:ascii="Wingdings" w:hAnsi="Wingdings"/>
+        <w:sz w:val="20"/>
+      </w:rPr>
+    </w:lvl>
+    <w:lvl w:ilvl="6" w:tentative="1">
+      <w:start w:val="1"/>
+      <w:numFmt w:val="bullet"/>
+      <w:lvlText w:val=""/>
+      <w:lvlJc w:val="left"/>
+      <w:pPr>
+        <w:tabs>
+          <w:tab w:val="num" w:pos="5040"/>
+        </w:tabs>
+        <w:ind w:left="5040" w:hanging="360"/>
+      </w:pPr>
+      <w:rPr>
+        <w:rFonts w:hint="default" w:ascii="Wingdings" w:hAnsi="Wingdings"/>
+        <w:sz w:val="20"/>
+      </w:rPr>
+    </w:lvl>
+  </w:abstractNum>
+  <w:abstractNum w:abstractNumId="11">
+    <w:nsid w:val="28FD2ECE"/>
+    <w:multiLevelType w:val="multilevel"/>
+    <w:tmpl w:val="C2B67B9A"/>
+    <w:lvl w:ilvl="7" w:tentative="1">
+      <w:start w:val="1"/>
+      <w:numFmt w:val="bullet"/>
+      <w:lvlText w:val=""/>
+      <w:lvlJc w:val="left"/>
+      <w:pPr>
+        <w:tabs>
+          <w:tab w:val="num" w:pos="5760"/>
+        </w:tabs>
+        <w:ind w:left="5760" w:hanging="360"/>
+      </w:pPr>
+      <w:rPr>
+        <w:rFonts w:hint="default" w:ascii="Wingdings" w:hAnsi="Wingdings"/>
+        <w:sz w:val="20"/>
+      </w:rPr>
+    </w:lvl>
+    <w:lvl w:ilvl="2" w:tentative="1">
+      <w:start w:val="1"/>
+      <w:numFmt w:val="bullet"/>
+      <w:lvlText w:val=""/>
+      <w:lvlJc w:val="left"/>
+      <w:pPr>
+        <w:tabs>
+          <w:tab w:val="num" w:pos="2160"/>
+        </w:tabs>
+        <w:ind w:left="2160" w:hanging="360"/>
+      </w:pPr>
+      <w:rPr>
+        <w:rFonts w:hint="default" w:ascii="Wingdings" w:hAnsi="Wingdings"/>
+        <w:sz w:val="20"/>
+      </w:rPr>
+    </w:lvl>
+    <w:lvl w:ilvl="6" w:tentative="1">
+      <w:start w:val="1"/>
+      <w:numFmt w:val="bullet"/>
+      <w:lvlText w:val=""/>
+      <w:lvlJc w:val="left"/>
+      <w:pPr>
+        <w:tabs>
+          <w:tab w:val="num" w:pos="5040"/>
+        </w:tabs>
+        <w:ind w:left="5040" w:hanging="360"/>
+      </w:pPr>
+      <w:rPr>
+        <w:rFonts w:hint="default" w:ascii="Wingdings" w:hAnsi="Wingdings"/>
+        <w:sz w:val="20"/>
+      </w:rPr>
+    </w:lvl>
+    <w:lvl w:ilvl="3" w:tentative="1">
+      <w:start w:val="1"/>
+      <w:numFmt w:val="bullet"/>
+      <w:lvlText w:val=""/>
+      <w:lvlJc w:val="left"/>
+      <w:pPr>
+        <w:tabs>
+          <w:tab w:val="num" w:pos="2880"/>
+        </w:tabs>
+        <w:ind w:left="2880" w:hanging="360"/>
+      </w:pPr>
+      <w:rPr>
+        <w:rFonts w:hint="default" w:ascii="Wingdings" w:hAnsi="Wingdings"/>
+        <w:sz w:val="20"/>
+      </w:rPr>
+    </w:lvl>
+    <w:lvl w:ilvl="8" w:tentative="1">
+      <w:start w:val="1"/>
+      <w:numFmt w:val="bullet"/>
+      <w:lvlText w:val=""/>
+      <w:lvlJc w:val="left"/>
+      <w:pPr>
+        <w:tabs>
+          <w:tab w:val="num" w:pos="6480"/>
+        </w:tabs>
+        <w:ind w:left="6480" w:hanging="360"/>
+      </w:pPr>
+      <w:rPr>
+        <w:rFonts w:hint="default" w:ascii="Wingdings" w:hAnsi="Wingdings"/>
+        <w:sz w:val="20"/>
+      </w:rPr>
+    </w:lvl>
+    <w:lvl w:ilvl="4" w:tentative="1">
+      <w:start w:val="1"/>
+      <w:numFmt w:val="bullet"/>
+      <w:lvlText w:val=""/>
+      <w:lvlJc w:val="left"/>
+      <w:pPr>
+        <w:tabs>
+          <w:tab w:val="num" w:pos="3600"/>
+        </w:tabs>
+        <w:ind w:left="3600" w:hanging="360"/>
+      </w:pPr>
+      <w:rPr>
+        <w:rFonts w:hint="default" w:ascii="Wingdings" w:hAnsi="Wingdings"/>
+        <w:sz w:val="20"/>
+      </w:rPr>
+    </w:lvl>
+    <w:lvl w:ilvl="1" w:tentative="1">
+      <w:start w:val="1"/>
+      <w:numFmt w:val="bullet"/>
+      <w:lvlText w:val="o"/>
+      <w:lvlJc w:val="left"/>
+      <w:pPr>
+        <w:tabs>
+          <w:tab w:val="num" w:pos="1440"/>
+        </w:tabs>
+        <w:ind w:left="1440" w:hanging="360"/>
+      </w:pPr>
+      <w:rPr>
+        <w:rFonts w:hint="default" w:ascii="Courier New" w:hAnsi="Courier New"/>
+        <w:sz w:val="20"/>
+      </w:rPr>
+    </w:lvl>
+    <w:lvl w:ilvl="5" w:tentative="1">
+      <w:start w:val="1"/>
+      <w:numFmt w:val="bullet"/>
+      <w:lvlText w:val=""/>
+      <w:lvlJc w:val="left"/>
+      <w:pPr>
+        <w:tabs>
+          <w:tab w:val="num" w:pos="4320"/>
+        </w:tabs>
+        <w:ind w:left="4320" w:hanging="360"/>
+      </w:pPr>
+      <w:rPr>
+        <w:rFonts w:hint="default" w:ascii="Wingdings" w:hAnsi="Wingdings"/>
+        <w:sz w:val="20"/>
+      </w:rPr>
+    </w:lvl>
+    <w:lvl w:ilvl="0">
+      <w:start w:val="1"/>
+      <w:numFmt w:val="bullet"/>
+      <w:lvlText w:val=""/>
+      <w:lvlJc w:val="left"/>
+      <w:pPr>
+        <w:tabs>
+          <w:tab w:val="num" w:pos="720"/>
+        </w:tabs>
+        <w:ind w:left="720" w:hanging="360"/>
+      </w:pPr>
+      <w:rPr>
+        <w:rFonts w:hint="default" w:ascii="Symbol" w:hAnsi="Symbol"/>
+        <w:sz w:val="20"/>
+      </w:rPr>
+    </w:lvl>
+  </w:abstractNum>
+  <w:abstractNum w:abstractNumId="12">
+    <w:lvl w:ilvl="0">
+      <w:start w:val="1"/>
+      <w:numFmt w:val="bullet"/>
+      <w:lvlText w:val=""/>
+      <w:lvlJc w:val="left"/>
+      <w:pPr>
+        <w:ind w:left="420" w:hanging="420"/>
+      </w:pPr>
+      <w:rPr>
+        <w:rFonts w:hint="default" w:ascii="Wingdings" w:hAnsi="Wingdings"/>
+      </w:rPr>
+    </w:lvl>
+  </w:abstractNum>
+  <w:abstractNum w:abstractNumId="13">
+    <w:nsid w:val="510D3785"/>
+    <w:multiLevelType w:val="multilevel"/>
+    <w:tmpl w:val="73643D5A"/>
+    <w:lvl w:ilvl="4" w:tentative="1">
+      <w:start w:val="1"/>
+      <w:numFmt w:val="bullet"/>
+      <w:lvlText w:val=""/>
+      <w:lvlJc w:val="left"/>
+      <w:pPr>
+        <w:tabs>
+          <w:tab w:val="num" w:pos="3600"/>
+        </w:tabs>
+        <w:ind w:left="3600" w:hanging="360"/>
+      </w:pPr>
+      <w:rPr>
+        <w:rFonts w:hint="default" w:ascii="Wingdings" w:hAnsi="Wingdings"/>
+        <w:sz w:val="20"/>
+      </w:rPr>
+    </w:lvl>
+    <w:lvl w:ilvl="8" w:tentative="1">
+      <w:start w:val="1"/>
+      <w:numFmt w:val="bullet"/>
+      <w:lvlText w:val=""/>
+      <w:lvlJc w:val="left"/>
+      <w:pPr>
+        <w:tabs>
+          <w:tab w:val="num" w:pos="6480"/>
+        </w:tabs>
+        <w:ind w:left="6480" w:hanging="360"/>
+      </w:pPr>
+      <w:rPr>
+        <w:rFonts w:hint="default" w:ascii="Wingdings" w:hAnsi="Wingdings"/>
+        <w:sz w:val="20"/>
+      </w:rPr>
+    </w:lvl>
+    <w:lvl w:ilvl="2" w:tentative="1">
+      <w:start w:val="1"/>
+      <w:numFmt w:val="bullet"/>
+      <w:lvlText w:val=""/>
+      <w:lvlJc w:val="left"/>
+      <w:pPr>
+        <w:tabs>
+          <w:tab w:val="num" w:pos="2160"/>
+        </w:tabs>
+        <w:ind w:left="2160" w:hanging="360"/>
+      </w:pPr>
+      <w:rPr>
+        <w:rFonts w:hint="default" w:ascii="Wingdings" w:hAnsi="Wingdings"/>
+        <w:sz w:val="20"/>
+      </w:rPr>
+    </w:lvl>
+    <w:lvl w:ilvl="1" w:tentative="1">
+      <w:start w:val="1"/>
+      <w:numFmt w:val="bullet"/>
+      <w:lvlText w:val="o"/>
+      <w:lvlJc w:val="left"/>
+      <w:pPr>
+        <w:tabs>
+          <w:tab w:val="num" w:pos="1440"/>
+        </w:tabs>
+        <w:ind w:left="1440" w:hanging="360"/>
+      </w:pPr>
+      <w:rPr>
+        <w:rFonts w:hint="default" w:ascii="Courier New" w:hAnsi="Courier New"/>
+        <w:sz w:val="20"/>
+      </w:rPr>
+    </w:lvl>
+    <w:lvl w:ilvl="7" w:tentative="1">
+      <w:start w:val="1"/>
+      <w:numFmt w:val="bullet"/>
+      <w:lvlText w:val=""/>
+      <w:lvlJc w:val="left"/>
+      <w:pPr>
+        <w:tabs>
+          <w:tab w:val="num" w:pos="5760"/>
+        </w:tabs>
+        <w:ind w:left="5760" w:hanging="360"/>
+      </w:pPr>
+      <w:rPr>
+        <w:rFonts w:hint="default" w:ascii="Wingdings" w:hAnsi="Wingdings"/>
+        <w:sz w:val="20"/>
+      </w:rPr>
+    </w:lvl>
+    <w:lvl w:ilvl="5" w:tentative="1">
+      <w:start w:val="1"/>
+      <w:numFmt w:val="bullet"/>
+      <w:lvlText w:val=""/>
+      <w:lvlJc w:val="left"/>
+      <w:pPr>
+        <w:tabs>
+          <w:tab w:val="num" w:pos="4320"/>
+        </w:tabs>
+        <w:ind w:left="4320" w:hanging="360"/>
+      </w:pPr>
+      <w:rPr>
+        <w:rFonts w:hint="default" w:ascii="Wingdings" w:hAnsi="Wingdings"/>
+        <w:sz w:val="20"/>
+      </w:rPr>
+    </w:lvl>
+    <w:lvl w:ilvl="6" w:tentative="1">
+      <w:start w:val="1"/>
+      <w:numFmt w:val="bullet"/>
+      <w:lvlText w:val=""/>
+      <w:lvlJc w:val="left"/>
+      <w:pPr>
+        <w:tabs>
+          <w:tab w:val="num" w:pos="5040"/>
+        </w:tabs>
+        <w:ind w:left="5040" w:hanging="360"/>
+      </w:pPr>
+      <w:rPr>
+        <w:rFonts w:hint="default" w:ascii="Wingdings" w:hAnsi="Wingdings"/>
+        <w:sz w:val="20"/>
+      </w:rPr>
+    </w:lvl>
+    <w:lvl w:ilvl="3" w:tentative="1">
+      <w:start w:val="1"/>
+      <w:numFmt w:val="bullet"/>
+      <w:lvlText w:val=""/>
+      <w:lvlJc w:val="left"/>
+      <w:pPr>
+        <w:tabs>
+          <w:tab w:val="num" w:pos="2880"/>
+        </w:tabs>
+        <w:ind w:left="2880" w:hanging="360"/>
+      </w:pPr>
+      <w:rPr>
+        <w:rFonts w:hint="default" w:ascii="Wingdings" w:hAnsi="Wingdings"/>
+        <w:sz w:val="20"/>
+      </w:rPr>
+    </w:lvl>
+    <w:lvl w:ilvl="0">
+      <w:start w:val="1"/>
+      <w:numFmt w:val="bullet"/>
+      <w:lvlText w:val=""/>
+      <w:lvlJc w:val="left"/>
+      <w:pPr>
+        <w:tabs>
+          <w:tab w:val="num" w:pos="720"/>
+        </w:tabs>
+        <w:ind w:left="720" w:hanging="360"/>
+      </w:pPr>
+      <w:rPr>
+        <w:rFonts w:hint="default" w:ascii="Symbol" w:hAnsi="Symbol"/>
+        <w:sz w:val="20"/>
+      </w:rPr>
+    </w:lvl>
+  </w:abstractNum>
+  <w:abstractNum w:abstractNumId="14">
+    <w:nsid w:val="03114749"/>
+    <w:multiLevelType w:val="multilevel"/>
+    <w:tmpl w:val="1CB006BA"/>
+    <w:lvl w:ilvl="6" w:tentative="1">
+      <w:start w:val="1"/>
+      <w:numFmt w:val="bullet"/>
+      <w:lvlText w:val=""/>
+      <w:lvlJc w:val="left"/>
+      <w:pPr>
+        <w:tabs>
+          <w:tab w:val="num" w:pos="5040"/>
+        </w:tabs>
+        <w:ind w:left="5040" w:hanging="360"/>
+      </w:pPr>
+      <w:rPr>
+        <w:rFonts w:hint="default" w:ascii="Wingdings" w:hAnsi="Wingdings"/>
+        <w:sz w:val="20"/>
+      </w:rPr>
+    </w:lvl>
+    <w:lvl w:ilvl="2" w:tentative="1">
+      <w:start w:val="1"/>
+      <w:numFmt w:val="bullet"/>
+      <w:lvlText w:val=""/>
+      <w:lvlJc w:val="left"/>
+      <w:pPr>
+        <w:tabs>
+          <w:tab w:val="num" w:pos="2160"/>
+        </w:tabs>
+        <w:ind w:left="2160" w:hanging="360"/>
+      </w:pPr>
+      <w:rPr>
+        <w:rFonts w:hint="default" w:ascii="Wingdings" w:hAnsi="Wingdings"/>
+        <w:sz w:val="20"/>
+      </w:rPr>
+    </w:lvl>
+    <w:lvl w:ilvl="8" w:tentative="1">
+      <w:start w:val="1"/>
+      <w:numFmt w:val="bullet"/>
+      <w:lvlText w:val=""/>
+      <w:lvlJc w:val="left"/>
+      <w:pPr>
+        <w:tabs>
+          <w:tab w:val="num" w:pos="6480"/>
+        </w:tabs>
+        <w:ind w:left="6480" w:hanging="360"/>
+      </w:pPr>
+      <w:rPr>
+        <w:rFonts w:hint="default" w:ascii="Wingdings" w:hAnsi="Wingdings"/>
+        <w:sz w:val="20"/>
+      </w:rPr>
+    </w:lvl>
+    <w:lvl w:ilvl="7" w:tentative="1">
+      <w:start w:val="1"/>
+      <w:numFmt w:val="bullet"/>
+      <w:lvlText w:val=""/>
+      <w:lvlJc w:val="left"/>
+      <w:pPr>
+        <w:tabs>
+          <w:tab w:val="num" w:pos="5760"/>
+        </w:tabs>
+        <w:ind w:left="5760" w:hanging="360"/>
+      </w:pPr>
+      <w:rPr>
+        <w:rFonts w:hint="default" w:ascii="Wingdings" w:hAnsi="Wingdings"/>
+        <w:sz w:val="20"/>
+      </w:rPr>
+    </w:lvl>
+    <w:lvl w:ilvl="1" w:tentative="1">
+      <w:start w:val="1"/>
+      <w:numFmt w:val="bullet"/>
+      <w:lvlText w:val="o"/>
+      <w:lvlJc w:val="left"/>
+      <w:pPr>
+        <w:tabs>
+          <w:tab w:val="num" w:pos="1440"/>
+        </w:tabs>
+        <w:ind w:left="1440" w:hanging="360"/>
+      </w:pPr>
+      <w:rPr>
+        <w:rFonts w:hint="default" w:ascii="Courier New" w:hAnsi="Courier New"/>
+        <w:sz w:val="20"/>
+      </w:rPr>
+    </w:lvl>
+    <w:lvl w:ilvl="0">
+      <w:start w:val="1"/>
+      <w:numFmt w:val="bullet"/>
+      <w:lvlText w:val=""/>
+      <w:lvlJc w:val="left"/>
+      <w:pPr>
+        <w:tabs>
+          <w:tab w:val="num" w:pos="720"/>
+        </w:tabs>
+        <w:ind w:left="720" w:hanging="360"/>
+      </w:pPr>
+      <w:rPr>
+        <w:rFonts w:hint="default" w:ascii="Symbol" w:hAnsi="Symbol"/>
+        <w:sz w:val="20"/>
+      </w:rPr>
+    </w:lvl>
+    <w:lvl w:ilvl="5" w:tentative="1">
+      <w:start w:val="1"/>
+      <w:numFmt w:val="bullet"/>
+      <w:lvlText w:val=""/>
+      <w:lvlJc w:val="left"/>
+      <w:pPr>
+        <w:tabs>
+          <w:tab w:val="num" w:pos="4320"/>
+        </w:tabs>
+        <w:ind w:left="4320" w:hanging="360"/>
+      </w:pPr>
+      <w:rPr>
+        <w:rFonts w:hint="default" w:ascii="Wingdings" w:hAnsi="Wingdings"/>
+        <w:sz w:val="20"/>
+      </w:rPr>
+    </w:lvl>
+    <w:lvl w:ilvl="3" w:tentative="1">
+      <w:start w:val="1"/>
+      <w:numFmt w:val="bullet"/>
+      <w:lvlText w:val=""/>
+      <w:lvlJc w:val="left"/>
+      <w:pPr>
+        <w:tabs>
+          <w:tab w:val="num" w:pos="2880"/>
+        </w:tabs>
+        <w:ind w:left="2880" w:hanging="360"/>
+      </w:pPr>
+      <w:rPr>
+        <w:rFonts w:hint="default" w:ascii="Wingdings" w:hAnsi="Wingdings"/>
+        <w:sz w:val="20"/>
+      </w:rPr>
+    </w:lvl>
+    <w:lvl w:ilvl="4" w:tentative="1">
+      <w:start w:val="1"/>
+      <w:numFmt w:val="bullet"/>
+      <w:lvlText w:val=""/>
+      <w:lvlJc w:val="left"/>
+      <w:pPr>
+        <w:tabs>
+          <w:tab w:val="num" w:pos="3600"/>
+        </w:tabs>
+        <w:ind w:left="3600" w:hanging="360"/>
+      </w:pPr>
+      <w:rPr>
+        <w:rFonts w:hint="default" w:ascii="Wingdings" w:hAnsi="Wingdings"/>
+        <w:sz w:val="20"/>
+      </w:rPr>
+    </w:lvl>
+  </w:abstractNum>
+  <w:abstractNum w:abstractNumId="15">
+    <w:nsid w:val="64171BCC"/>
+    <w:multiLevelType w:val="multilevel"/>
+    <w:tmpl w:val="49FCAC80"/>
+    <w:lvl w:ilvl="5" w:tentative="1">
+      <w:start w:val="1"/>
+      <w:numFmt w:val="bullet"/>
+      <w:lvlText w:val=""/>
+      <w:lvlJc w:val="left"/>
+      <w:pPr>
+        <w:tabs>
+          <w:tab w:val="num" w:pos="4320"/>
+        </w:tabs>
+        <w:ind w:left="4320" w:hanging="360"/>
+      </w:pPr>
+      <w:rPr>
+        <w:rFonts w:hint="default" w:ascii="Wingdings" w:hAnsi="Wingdings"/>
+        <w:sz w:val="20"/>
+      </w:rPr>
+    </w:lvl>
+    <w:lvl w:ilvl="3" w:tentative="1">
+      <w:start w:val="1"/>
+      <w:numFmt w:val="bullet"/>
+      <w:lvlText w:val=""/>
+      <w:lvlJc w:val="left"/>
+      <w:pPr>
+        <w:tabs>
+          <w:tab w:val="num" w:pos="2880"/>
+        </w:tabs>
+        <w:ind w:left="2880" w:hanging="360"/>
+      </w:pPr>
+      <w:rPr>
+        <w:rFonts w:hint="default" w:ascii="Wingdings" w:hAnsi="Wingdings"/>
+        <w:sz w:val="20"/>
+      </w:rPr>
+    </w:lvl>
+    <w:lvl w:ilvl="4" w:tentative="1">
+      <w:start w:val="1"/>
+      <w:numFmt w:val="bullet"/>
+      <w:lvlText w:val=""/>
+      <w:lvlJc w:val="left"/>
+      <w:pPr>
+        <w:tabs>
+          <w:tab w:val="num" w:pos="3600"/>
+        </w:tabs>
+        <w:ind w:left="3600" w:hanging="360"/>
+      </w:pPr>
+      <w:rPr>
+        <w:rFonts w:hint="default" w:ascii="Wingdings" w:hAnsi="Wingdings"/>
+        <w:sz w:val="20"/>
+      </w:rPr>
+    </w:lvl>
+    <w:lvl w:ilvl="6" w:tentative="1">
+      <w:start w:val="1"/>
+      <w:numFmt w:val="bullet"/>
+      <w:lvlText w:val=""/>
+      <w:lvlJc w:val="left"/>
+      <w:pPr>
+        <w:tabs>
+          <w:tab w:val="num" w:pos="5040"/>
+        </w:tabs>
+        <w:ind w:left="5040" w:hanging="360"/>
+      </w:pPr>
+      <w:rPr>
+        <w:rFonts w:hint="default" w:ascii="Wingdings" w:hAnsi="Wingdings"/>
+        <w:sz w:val="20"/>
+      </w:rPr>
+    </w:lvl>
+    <w:lvl w:ilvl="2" w:tentative="1">
+      <w:start w:val="1"/>
+      <w:numFmt w:val="bullet"/>
+      <w:lvlText w:val=""/>
+      <w:lvlJc w:val="left"/>
+      <w:pPr>
+        <w:tabs>
+          <w:tab w:val="num" w:pos="2160"/>
+        </w:tabs>
+        <w:ind w:left="2160" w:hanging="360"/>
+      </w:pPr>
+      <w:rPr>
+        <w:rFonts w:hint="default" w:ascii="Wingdings" w:hAnsi="Wingdings"/>
+        <w:sz w:val="20"/>
+      </w:rPr>
+    </w:lvl>
+    <w:lvl w:ilvl="8" w:tentative="1">
+      <w:start w:val="1"/>
+      <w:numFmt w:val="bullet"/>
+      <w:lvlText w:val=""/>
+      <w:lvlJc w:val="left"/>
+      <w:pPr>
+        <w:tabs>
+          <w:tab w:val="num" w:pos="6480"/>
+        </w:tabs>
+        <w:ind w:left="6480" w:hanging="360"/>
+      </w:pPr>
+      <w:rPr>
+        <w:rFonts w:hint="default" w:ascii="Wingdings" w:hAnsi="Wingdings"/>
+        <w:sz w:val="20"/>
+      </w:rPr>
+    </w:lvl>
+    <w:lvl w:ilvl="7" w:tentative="1">
+      <w:start w:val="1"/>
+      <w:numFmt w:val="bullet"/>
+      <w:lvlText w:val=""/>
+      <w:lvlJc w:val="left"/>
+      <w:pPr>
+        <w:tabs>
+          <w:tab w:val="num" w:pos="5760"/>
+        </w:tabs>
+        <w:ind w:left="5760" w:hanging="360"/>
+      </w:pPr>
+      <w:rPr>
+        <w:rFonts w:hint="default" w:ascii="Wingdings" w:hAnsi="Wingdings"/>
+        <w:sz w:val="20"/>
+      </w:rPr>
+    </w:lvl>
+    <w:lvl w:ilvl="0">
+      <w:start w:val="1"/>
+      <w:numFmt w:val="bullet"/>
+      <w:lvlText w:val=""/>
+      <w:lvlJc w:val="left"/>
+      <w:pPr>
+        <w:tabs>
+          <w:tab w:val="num" w:pos="720"/>
+        </w:tabs>
+        <w:ind w:left="720" w:hanging="360"/>
+      </w:pPr>
+      <w:rPr>
+        <w:rFonts w:hint="default" w:ascii="Symbol" w:hAnsi="Symbol"/>
+        <w:sz w:val="20"/>
+      </w:rPr>
+    </w:lvl>
+    <w:lvl w:ilvl="1" w:tentative="1">
+      <w:start w:val="1"/>
+      <w:numFmt w:val="bullet"/>
+      <w:lvlText w:val="o"/>
+      <w:lvlJc w:val="left"/>
+      <w:pPr>
+        <w:tabs>
+          <w:tab w:val="num" w:pos="1440"/>
+        </w:tabs>
+        <w:ind w:left="1440" w:hanging="360"/>
+      </w:pPr>
+      <w:rPr>
+        <w:rFonts w:hint="default" w:ascii="Courier New" w:hAnsi="Courier New"/>
+        <w:sz w:val="20"/>
+      </w:rPr>
+    </w:lvl>
+  </w:abstractNum>
+  <w:abstractNum w:abstractNumId="16">
+    <w:nsid w:val="6C4C76C6"/>
+    <w:multiLevelType w:val="multilevel"/>
+    <w:tmpl w:val="A6EC3C5C"/>
+    <w:lvl w:ilvl="5" w:tentative="1">
+      <w:start w:val="1"/>
+      <w:numFmt w:val="bullet"/>
+      <w:lvlText w:val=""/>
+      <w:lvlJc w:val="left"/>
+      <w:pPr>
+        <w:tabs>
+          <w:tab w:val="num" w:pos="4320"/>
+        </w:tabs>
+        <w:ind w:left="4320" w:hanging="360"/>
+      </w:pPr>
+      <w:rPr>
+        <w:rFonts w:hint="default" w:ascii="Wingdings" w:hAnsi="Wingdings"/>
+        <w:sz w:val="20"/>
+      </w:rPr>
+    </w:lvl>
+    <w:lvl w:ilvl="0">
+      <w:start w:val="1"/>
+      <w:numFmt w:val="bullet"/>
+      <w:lvlText w:val=""/>
+      <w:lvlJc w:val="left"/>
+      <w:pPr>
+        <w:tabs>
+          <w:tab w:val="num" w:pos="720"/>
+        </w:tabs>
+        <w:ind w:left="720" w:hanging="360"/>
+      </w:pPr>
+      <w:rPr>
+        <w:rFonts w:hint="default" w:ascii="Symbol" w:hAnsi="Symbol"/>
+        <w:sz w:val="20"/>
+      </w:rPr>
+    </w:lvl>
+    <w:lvl w:ilvl="3" w:tentative="1">
+      <w:start w:val="1"/>
+      <w:numFmt w:val="bullet"/>
+      <w:lvlText w:val=""/>
+      <w:lvlJc w:val="left"/>
+      <w:pPr>
+        <w:tabs>
+          <w:tab w:val="num" w:pos="2880"/>
+        </w:tabs>
+        <w:ind w:left="2880" w:hanging="360"/>
+      </w:pPr>
+      <w:rPr>
+        <w:rFonts w:hint="default" w:ascii="Wingdings" w:hAnsi="Wingdings"/>
+        <w:sz w:val="20"/>
+      </w:rPr>
+    </w:lvl>
+    <w:lvl w:ilvl="4" w:tentative="1">
+      <w:start w:val="1"/>
+      <w:numFmt w:val="bullet"/>
+      <w:lvlText w:val=""/>
+      <w:lvlJc w:val="left"/>
+      <w:pPr>
+        <w:tabs>
+          <w:tab w:val="num" w:pos="3600"/>
+        </w:tabs>
+        <w:ind w:left="3600" w:hanging="360"/>
+      </w:pPr>
+      <w:rPr>
+        <w:rFonts w:hint="default" w:ascii="Wingdings" w:hAnsi="Wingdings"/>
+        <w:sz w:val="20"/>
+      </w:rPr>
+    </w:lvl>
+    <w:lvl w:ilvl="6" w:tentative="1">
+      <w:start w:val="1"/>
+      <w:numFmt w:val="bullet"/>
+      <w:lvlText w:val=""/>
+      <w:lvlJc w:val="left"/>
+      <w:pPr>
+        <w:tabs>
+          <w:tab w:val="num" w:pos="5040"/>
+        </w:tabs>
+        <w:ind w:left="5040" w:hanging="360"/>
+      </w:pPr>
+      <w:rPr>
+        <w:rFonts w:hint="default" w:ascii="Wingdings" w:hAnsi="Wingdings"/>
+        <w:sz w:val="20"/>
+      </w:rPr>
+    </w:lvl>
+    <w:lvl w:ilvl="2" w:tentative="1">
+      <w:start w:val="1"/>
+      <w:numFmt w:val="bullet"/>
+      <w:lvlText w:val=""/>
+      <w:lvlJc w:val="left"/>
+      <w:pPr>
+        <w:tabs>
+          <w:tab w:val="num" w:pos="2160"/>
+        </w:tabs>
+        <w:ind w:left="2160" w:hanging="360"/>
+      </w:pPr>
+      <w:rPr>
+        <w:rFonts w:hint="default" w:ascii="Wingdings" w:hAnsi="Wingdings"/>
+        <w:sz w:val="20"/>
+      </w:rPr>
+    </w:lvl>
+    <w:lvl w:ilvl="8" w:tentative="1">
+      <w:start w:val="1"/>
+      <w:numFmt w:val="bullet"/>
+      <w:lvlText w:val=""/>
+      <w:lvlJc w:val="left"/>
+      <w:pPr>
+        <w:tabs>
+          <w:tab w:val="num" w:pos="6480"/>
+        </w:tabs>
+        <w:ind w:left="6480" w:hanging="360"/>
+      </w:pPr>
+      <w:rPr>
+        <w:rFonts w:hint="default" w:ascii="Wingdings" w:hAnsi="Wingdings"/>
+        <w:sz w:val="20"/>
+      </w:rPr>
+    </w:lvl>
+    <w:lvl w:ilvl="7" w:tentative="1">
+      <w:start w:val="1"/>
+      <w:numFmt w:val="bullet"/>
+      <w:lvlText w:val=""/>
+      <w:lvlJc w:val="left"/>
+      <w:pPr>
+        <w:tabs>
+          <w:tab w:val="num" w:pos="5760"/>
+        </w:tabs>
+        <w:ind w:left="5760" w:hanging="360"/>
+      </w:pPr>
+      <w:rPr>
+        <w:rFonts w:hint="default" w:ascii="Wingdings" w:hAnsi="Wingdings"/>
+        <w:sz w:val="20"/>
+      </w:rPr>
+    </w:lvl>
+    <w:lvl w:ilvl="1" w:tentative="1">
+      <w:start w:val="1"/>
+      <w:numFmt w:val="bullet"/>
+      <w:lvlText w:val="o"/>
+      <w:lvlJc w:val="left"/>
+      <w:pPr>
+        <w:tabs>
+          <w:tab w:val="num" w:pos="1440"/>
+        </w:tabs>
+        <w:ind w:left="1440" w:hanging="360"/>
+      </w:pPr>
+      <w:rPr>
+        <w:rFonts w:hint="default" w:ascii="Courier New" w:hAnsi="Courier New"/>
+        <w:sz w:val="20"/>
+      </w:rPr>
+    </w:lvl>
+  </w:abstractNum>
+  <w:abstractNum w:abstractNumId="17">
+    <w:nsid w:val="7647587B"/>
+    <w:multiLevelType w:val="multilevel"/>
+    <w:tmpl w:val="7B90DA8E"/>
+    <w:lvl w:ilvl="6" w:tentative="1">
+      <w:start w:val="1"/>
+      <w:numFmt w:val="bullet"/>
+      <w:lvlText w:val=""/>
+      <w:lvlJc w:val="left"/>
+      <w:pPr>
+        <w:tabs>
+          <w:tab w:val="num" w:pos="5040"/>
+        </w:tabs>
+        <w:ind w:left="5040" w:hanging="360"/>
+      </w:pPr>
+      <w:rPr>
+        <w:rFonts w:hint="default" w:ascii="Wingdings" w:hAnsi="Wingdings"/>
+        <w:sz w:val="20"/>
+      </w:rPr>
+    </w:lvl>
+    <w:lvl w:ilvl="8" w:tentative="1">
+      <w:start w:val="1"/>
+      <w:numFmt w:val="bullet"/>
+      <w:lvlText w:val=""/>
+      <w:lvlJc w:val="left"/>
+      <w:pPr>
+        <w:tabs>
+          <w:tab w:val="num" w:pos="6480"/>
+        </w:tabs>
+        <w:ind w:left="6480" w:hanging="360"/>
+      </w:pPr>
+      <w:rPr>
+        <w:rFonts w:hint="default" w:ascii="Wingdings" w:hAnsi="Wingdings"/>
+        <w:sz w:val="20"/>
+      </w:rPr>
+    </w:lvl>
+    <w:lvl w:ilvl="7" w:tentative="1">
+      <w:start w:val="1"/>
+      <w:numFmt w:val="bullet"/>
+      <w:lvlText w:val=""/>
+      <w:lvlJc w:val="left"/>
+      <w:pPr>
+        <w:tabs>
+          <w:tab w:val="num" w:pos="5760"/>
+        </w:tabs>
+        <w:ind w:left="5760" w:hanging="360"/>
+      </w:pPr>
+      <w:rPr>
+        <w:rFonts w:hint="default" w:ascii="Wingdings" w:hAnsi="Wingdings"/>
+        <w:sz w:val="20"/>
+      </w:rPr>
+    </w:lvl>
+    <w:lvl w:ilvl="0">
+      <w:start w:val="1"/>
+      <w:numFmt w:val="bullet"/>
+      <w:lvlText w:val=""/>
+      <w:lvlJc w:val="left"/>
+      <w:pPr>
+        <w:tabs>
+          <w:tab w:val="num" w:pos="720"/>
+        </w:tabs>
+        <w:ind w:left="720" w:hanging="360"/>
+      </w:pPr>
+      <w:rPr>
+        <w:rFonts w:hint="default" w:ascii="Symbol" w:hAnsi="Symbol"/>
+        <w:sz w:val="20"/>
+      </w:rPr>
+    </w:lvl>
+    <w:lvl w:ilvl="2" w:tentative="1">
+      <w:start w:val="1"/>
+      <w:numFmt w:val="bullet"/>
+      <w:lvlText w:val=""/>
+      <w:lvlJc w:val="left"/>
+      <w:pPr>
+        <w:tabs>
+          <w:tab w:val="num" w:pos="2160"/>
+        </w:tabs>
+        <w:ind w:left="2160" w:hanging="360"/>
+      </w:pPr>
+      <w:rPr>
+        <w:rFonts w:hint="default" w:ascii="Wingdings" w:hAnsi="Wingdings"/>
+        <w:sz w:val="20"/>
+      </w:rPr>
+    </w:lvl>
+    <w:lvl w:ilvl="3" w:tentative="1">
+      <w:start w:val="1"/>
+      <w:numFmt w:val="bullet"/>
+      <w:lvlText w:val=""/>
+      <w:lvlJc w:val="left"/>
+      <w:pPr>
+        <w:tabs>
+          <w:tab w:val="num" w:pos="2880"/>
+        </w:tabs>
+        <w:ind w:left="2880" w:hanging="360"/>
+      </w:pPr>
+      <w:rPr>
+        <w:rFonts w:hint="default" w:ascii="Wingdings" w:hAnsi="Wingdings"/>
+        <w:sz w:val="20"/>
+      </w:rPr>
+    </w:lvl>
+    <w:lvl w:ilvl="4" w:tentative="1">
+      <w:start w:val="1"/>
+      <w:numFmt w:val="bullet"/>
+      <w:lvlText w:val=""/>
+      <w:lvlJc w:val="left"/>
+      <w:pPr>
+        <w:tabs>
+          <w:tab w:val="num" w:pos="3600"/>
+        </w:tabs>
+        <w:ind w:left="3600" w:hanging="360"/>
+      </w:pPr>
+      <w:rPr>
+        <w:rFonts w:hint="default" w:ascii="Wingdings" w:hAnsi="Wingdings"/>
+        <w:sz w:val="20"/>
+      </w:rPr>
+    </w:lvl>
+    <w:lvl w:ilvl="5" w:tentative="1">
+      <w:start w:val="1"/>
+      <w:numFmt w:val="bullet"/>
+      <w:lvlText w:val=""/>
+      <w:lvlJc w:val="left"/>
+      <w:pPr>
+        <w:tabs>
+          <w:tab w:val="num" w:pos="4320"/>
+        </w:tabs>
+        <w:ind w:left="4320" w:hanging="360"/>
+      </w:pPr>
+      <w:rPr>
+        <w:rFonts w:hint="default" w:ascii="Wingdings" w:hAnsi="Wingdings"/>
+        <w:sz w:val="20"/>
+      </w:rPr>
+    </w:lvl>
+    <w:lvl w:ilvl="1" w:tentative="1">
+      <w:start w:val="1"/>
+      <w:numFmt w:val="bullet"/>
+      <w:lvlText w:val="o"/>
+      <w:lvlJc w:val="left"/>
+      <w:pPr>
+        <w:tabs>
+          <w:tab w:val="num" w:pos="1440"/>
+        </w:tabs>
+        <w:ind w:left="1440" w:hanging="360"/>
+      </w:pPr>
+      <w:rPr>
+        <w:rFonts w:hint="default" w:ascii="Courier New" w:hAnsi="Courier New"/>
+        <w:sz w:val="20"/>
+      </w:rPr>
+    </w:lvl>
+  </w:abstractNum>
+  <w:abstractNum w:abstractNumId="18">
+    <w:nsid w:val="64E208B7"/>
+    <w:multiLevelType w:val="multilevel"/>
+    <w:tmpl w:val="EB5480CA"/>
+    <w:lvl w:ilvl="4" w:tentative="1">
+      <w:start w:val="1"/>
+      <w:numFmt w:val="bullet"/>
+      <w:lvlText w:val=""/>
+      <w:lvlJc w:val="left"/>
+      <w:pPr>
+        <w:tabs>
+          <w:tab w:val="num" w:pos="3600"/>
+        </w:tabs>
+        <w:ind w:left="3600" w:hanging="360"/>
+      </w:pPr>
+      <w:rPr>
+        <w:rFonts w:hint="default" w:ascii="Wingdings" w:hAnsi="Wingdings"/>
+        <w:sz w:val="20"/>
+      </w:rPr>
+    </w:lvl>
+    <w:lvl w:ilvl="6" w:tentative="1">
+      <w:start w:val="1"/>
+      <w:numFmt w:val="bullet"/>
+      <w:lvlText w:val=""/>
+      <w:lvlJc w:val="left"/>
+      <w:pPr>
+        <w:tabs>
+          <w:tab w:val="num" w:pos="5040"/>
+        </w:tabs>
+        <w:ind w:left="5040" w:hanging="360"/>
+      </w:pPr>
+      <w:rPr>
+        <w:rFonts w:hint="default" w:ascii="Wingdings" w:hAnsi="Wingdings"/>
+        <w:sz w:val="20"/>
+      </w:rPr>
+    </w:lvl>
+    <w:lvl w:ilvl="5" w:tentative="1">
+      <w:start w:val="1"/>
+      <w:numFmt w:val="bullet"/>
+      <w:lvlText w:val=""/>
+      <w:lvlJc w:val="left"/>
+      <w:pPr>
+        <w:tabs>
+          <w:tab w:val="num" w:pos="4320"/>
+        </w:tabs>
+        <w:ind w:left="4320" w:hanging="360"/>
+      </w:pPr>
+      <w:rPr>
+        <w:rFonts w:hint="default" w:ascii="Wingdings" w:hAnsi="Wingdings"/>
+        <w:sz w:val="20"/>
+      </w:rPr>
+    </w:lvl>
+    <w:lvl w:ilvl="8" w:tentative="1">
+      <w:start w:val="1"/>
+      <w:numFmt w:val="bullet"/>
+      <w:lvlText w:val=""/>
+      <w:lvlJc w:val="left"/>
+      <w:pPr>
+        <w:tabs>
+          <w:tab w:val="num" w:pos="6480"/>
+        </w:tabs>
+        <w:ind w:left="6480" w:hanging="360"/>
+      </w:pPr>
+      <w:rPr>
+        <w:rFonts w:hint="default" w:ascii="Wingdings" w:hAnsi="Wingdings"/>
+        <w:sz w:val="20"/>
+      </w:rPr>
+    </w:lvl>
+    <w:lvl w:ilvl="1" w:tentative="1">
+      <w:start w:val="1"/>
+      <w:numFmt w:val="bullet"/>
+      <w:lvlText w:val="o"/>
+      <w:lvlJc w:val="left"/>
+      <w:pPr>
+        <w:tabs>
+          <w:tab w:val="num" w:pos="1440"/>
+        </w:tabs>
+        <w:ind w:left="1440" w:hanging="360"/>
+      </w:pPr>
+      <w:rPr>
+        <w:rFonts w:hint="default" w:ascii="Courier New" w:hAnsi="Courier New"/>
+        <w:sz w:val="20"/>
+      </w:rPr>
+    </w:lvl>
+    <w:lvl w:ilvl="7" w:tentative="1">
+      <w:start w:val="1"/>
+      <w:numFmt w:val="bullet"/>
+      <w:lvlText w:val=""/>
+      <w:lvlJc w:val="left"/>
+      <w:pPr>
+        <w:tabs>
+          <w:tab w:val="num" w:pos="5760"/>
+        </w:tabs>
+        <w:ind w:left="5760" w:hanging="360"/>
+      </w:pPr>
+      <w:rPr>
+        <w:rFonts w:hint="default" w:ascii="Wingdings" w:hAnsi="Wingdings"/>
+        <w:sz w:val="20"/>
+      </w:rPr>
+    </w:lvl>
+    <w:lvl w:ilvl="2" w:tentative="1">
+      <w:start w:val="1"/>
+      <w:numFmt w:val="bullet"/>
+      <w:lvlText w:val=""/>
+      <w:lvlJc w:val="left"/>
+      <w:pPr>
+        <w:tabs>
+          <w:tab w:val="num" w:pos="2160"/>
+        </w:tabs>
+        <w:ind w:left="2160" w:hanging="360"/>
+      </w:pPr>
+      <w:rPr>
+        <w:rFonts w:hint="default" w:ascii="Wingdings" w:hAnsi="Wingdings"/>
+        <w:sz w:val="20"/>
+      </w:rPr>
+    </w:lvl>
+    <w:lvl w:ilvl="3" w:tentative="1">
+      <w:start w:val="1"/>
+      <w:numFmt w:val="bullet"/>
+      <w:lvlText w:val=""/>
+      <w:lvlJc w:val="left"/>
+      <w:pPr>
+        <w:tabs>
+          <w:tab w:val="num" w:pos="2880"/>
+        </w:tabs>
+        <w:ind w:left="2880" w:hanging="360"/>
+      </w:pPr>
+      <w:rPr>
+        <w:rFonts w:hint="default" w:ascii="Wingdings" w:hAnsi="Wingdings"/>
+        <w:sz w:val="20"/>
+      </w:rPr>
+    </w:lvl>
+    <w:lvl w:ilvl="0">
+      <w:start w:val="1"/>
+      <w:numFmt w:val="bullet"/>
+      <w:lvlText w:val=""/>
+      <w:lvlJc w:val="left"/>
+      <w:pPr>
+        <w:tabs>
+          <w:tab w:val="num" w:pos="720"/>
+        </w:tabs>
+        <w:ind w:left="720" w:hanging="360"/>
+      </w:pPr>
+      <w:rPr>
+        <w:rFonts w:hint="default" w:ascii="Symbol" w:hAnsi="Symbol"/>
+        <w:sz w:val="20"/>
+      </w:rPr>
+    </w:lvl>
+  </w:abstractNum>
+  <w:abstractNum w:abstractNumId="19">
+    <w:nsid w:val="1448493D"/>
+    <w:multiLevelType w:val="multilevel"/>
+    <w:tmpl w:val="CB1A5D0E"/>
+    <w:lvl w:ilvl="7" w:tentative="1">
+      <w:start w:val="1"/>
+      <w:numFmt w:val="bullet"/>
+      <w:lvlText w:val=""/>
+      <w:lvlJc w:val="left"/>
+      <w:pPr>
+        <w:tabs>
+          <w:tab w:val="num" w:pos="5760"/>
+        </w:tabs>
+        <w:ind w:left="5760" w:hanging="360"/>
+      </w:pPr>
+      <w:rPr>
+        <w:rFonts w:hint="default" w:ascii="Wingdings" w:hAnsi="Wingdings"/>
+        <w:sz w:val="20"/>
+      </w:rPr>
+    </w:lvl>
+    <w:lvl w:ilvl="2" w:tentative="1">
+      <w:start w:val="1"/>
+      <w:numFmt w:val="bullet"/>
+      <w:lvlText w:val=""/>
+      <w:lvlJc w:val="left"/>
+      <w:pPr>
+        <w:tabs>
+          <w:tab w:val="num" w:pos="2160"/>
+        </w:tabs>
+        <w:ind w:left="2160" w:hanging="360"/>
+      </w:pPr>
+      <w:rPr>
+        <w:rFonts w:hint="default" w:ascii="Wingdings" w:hAnsi="Wingdings"/>
+        <w:sz w:val="20"/>
+      </w:rPr>
+    </w:lvl>
     <w:lvl w:ilvl="0">
       <w:start w:val="1"/>
       <w:numFmt w:val="bullet"/>
@@ -19189,6 +21159,107 @@
         <w:sz w:val="20"/>
       </w:rPr>
     </w:lvl>
+    <w:lvl w:ilvl="6" w:tentative="1">
+      <w:start w:val="1"/>
+      <w:numFmt w:val="bullet"/>
+      <w:lvlText w:val=""/>
+      <w:lvlJc w:val="left"/>
+      <w:pPr>
+        <w:tabs>
+          <w:tab w:val="num" w:pos="5040"/>
+        </w:tabs>
+        <w:ind w:left="5040" w:hanging="360"/>
+      </w:pPr>
+      <w:rPr>
+        <w:rFonts w:hint="default" w:ascii="Wingdings" w:hAnsi="Wingdings"/>
+        <w:sz w:val="20"/>
+      </w:rPr>
+    </w:lvl>
+    <w:lvl w:ilvl="5" w:tentative="1">
+      <w:start w:val="1"/>
+      <w:numFmt w:val="bullet"/>
+      <w:lvlText w:val=""/>
+      <w:lvlJc w:val="left"/>
+      <w:pPr>
+        <w:tabs>
+          <w:tab w:val="num" w:pos="4320"/>
+        </w:tabs>
+        <w:ind w:left="4320" w:hanging="360"/>
+      </w:pPr>
+      <w:rPr>
+        <w:rFonts w:hint="default" w:ascii="Wingdings" w:hAnsi="Wingdings"/>
+        <w:sz w:val="20"/>
+      </w:rPr>
+    </w:lvl>
+    <w:lvl w:ilvl="3" w:tentative="1">
+      <w:start w:val="1"/>
+      <w:numFmt w:val="bullet"/>
+      <w:lvlText w:val=""/>
+      <w:lvlJc w:val="left"/>
+      <w:pPr>
+        <w:tabs>
+          <w:tab w:val="num" w:pos="2880"/>
+        </w:tabs>
+        <w:ind w:left="2880" w:hanging="360"/>
+      </w:pPr>
+      <w:rPr>
+        <w:rFonts w:hint="default" w:ascii="Wingdings" w:hAnsi="Wingdings"/>
+        <w:sz w:val="20"/>
+      </w:rPr>
+    </w:lvl>
+    <w:lvl w:ilvl="4" w:tentative="1">
+      <w:start w:val="1"/>
+      <w:numFmt w:val="bullet"/>
+      <w:lvlText w:val=""/>
+      <w:lvlJc w:val="left"/>
+      <w:pPr>
+        <w:tabs>
+          <w:tab w:val="num" w:pos="3600"/>
+        </w:tabs>
+        <w:ind w:left="3600" w:hanging="360"/>
+      </w:pPr>
+      <w:rPr>
+        <w:rFonts w:hint="default" w:ascii="Wingdings" w:hAnsi="Wingdings"/>
+        <w:sz w:val="20"/>
+      </w:rPr>
+    </w:lvl>
+    <w:lvl w:ilvl="1" w:tentative="1">
+      <w:start w:val="1"/>
+      <w:numFmt w:val="bullet"/>
+      <w:lvlText w:val="o"/>
+      <w:lvlJc w:val="left"/>
+      <w:pPr>
+        <w:tabs>
+          <w:tab w:val="num" w:pos="1440"/>
+        </w:tabs>
+        <w:ind w:left="1440" w:hanging="360"/>
+      </w:pPr>
+      <w:rPr>
+        <w:rFonts w:hint="default" w:ascii="Courier New" w:hAnsi="Courier New"/>
+        <w:sz w:val="20"/>
+      </w:rPr>
+    </w:lvl>
+  </w:abstractNum>
+  <w:abstractNum w:abstractNumId="20">
+    <w:nsid w:val="756E4A92"/>
+    <w:multiLevelType w:val="multilevel"/>
+    <w:tmpl w:val="0C0A4BFA"/>
+    <w:lvl w:ilvl="3" w:tentative="1">
+      <w:start w:val="1"/>
+      <w:numFmt w:val="bullet"/>
+      <w:lvlText w:val=""/>
+      <w:lvlJc w:val="left"/>
+      <w:pPr>
+        <w:tabs>
+          <w:tab w:val="num" w:pos="2880"/>
+        </w:tabs>
+        <w:ind w:left="2880" w:hanging="360"/>
+      </w:pPr>
+      <w:rPr>
+        <w:rFonts w:hint="default" w:ascii="Wingdings" w:hAnsi="Wingdings"/>
+        <w:sz w:val="20"/>
+      </w:rPr>
+    </w:lvl>
     <w:lvl w:ilvl="4" w:tentative="1">
       <w:start w:val="1"/>
       <w:numFmt w:val="bullet"/>
@@ -19221,6 +21292,38 @@
         <w:sz w:val="20"/>
       </w:rPr>
     </w:lvl>
+    <w:lvl w:ilvl="5" w:tentative="1">
+      <w:start w:val="1"/>
+      <w:numFmt w:val="bullet"/>
+      <w:lvlText w:val=""/>
+      <w:lvlJc w:val="left"/>
+      <w:pPr>
+        <w:tabs>
+          <w:tab w:val="num" w:pos="4320"/>
+        </w:tabs>
+        <w:ind w:left="4320" w:hanging="360"/>
+      </w:pPr>
+      <w:rPr>
+        <w:rFonts w:hint="default" w:ascii="Wingdings" w:hAnsi="Wingdings"/>
+        <w:sz w:val="20"/>
+      </w:rPr>
+    </w:lvl>
+    <w:lvl w:ilvl="0">
+      <w:start w:val="1"/>
+      <w:numFmt w:val="bullet"/>
+      <w:lvlText w:val=""/>
+      <w:lvlJc w:val="left"/>
+      <w:pPr>
+        <w:tabs>
+          <w:tab w:val="num" w:pos="720"/>
+        </w:tabs>
+        <w:ind w:left="720" w:hanging="360"/>
+      </w:pPr>
+      <w:rPr>
+        <w:rFonts w:hint="default" w:ascii="Symbol" w:hAnsi="Symbol"/>
+        <w:sz w:val="20"/>
+      </w:rPr>
+    </w:lvl>
     <w:lvl w:ilvl="1" w:tentative="1">
       <w:start w:val="1"/>
       <w:numFmt w:val="bullet"/>
@@ -19237,6 +21340,70 @@
         <w:sz w:val="20"/>
       </w:rPr>
     </w:lvl>
+    <w:lvl w:ilvl="7" w:tentative="1">
+      <w:start w:val="1"/>
+      <w:numFmt w:val="bullet"/>
+      <w:lvlText w:val=""/>
+      <w:lvlJc w:val="left"/>
+      <w:pPr>
+        <w:tabs>
+          <w:tab w:val="num" w:pos="5760"/>
+        </w:tabs>
+        <w:ind w:left="5760" w:hanging="360"/>
+      </w:pPr>
+      <w:rPr>
+        <w:rFonts w:hint="default" w:ascii="Wingdings" w:hAnsi="Wingdings"/>
+        <w:sz w:val="20"/>
+      </w:rPr>
+    </w:lvl>
+    <w:lvl w:ilvl="6" w:tentative="1">
+      <w:start w:val="1"/>
+      <w:numFmt w:val="bullet"/>
+      <w:lvlText w:val=""/>
+      <w:lvlJc w:val="left"/>
+      <w:pPr>
+        <w:tabs>
+          <w:tab w:val="num" w:pos="5040"/>
+        </w:tabs>
+        <w:ind w:left="5040" w:hanging="360"/>
+      </w:pPr>
+      <w:rPr>
+        <w:rFonts w:hint="default" w:ascii="Wingdings" w:hAnsi="Wingdings"/>
+        <w:sz w:val="20"/>
+      </w:rPr>
+    </w:lvl>
+    <w:lvl w:ilvl="8" w:tentative="1">
+      <w:start w:val="1"/>
+      <w:numFmt w:val="bullet"/>
+      <w:lvlText w:val=""/>
+      <w:lvlJc w:val="left"/>
+      <w:pPr>
+        <w:tabs>
+          <w:tab w:val="num" w:pos="6480"/>
+        </w:tabs>
+        <w:ind w:left="6480" w:hanging="360"/>
+      </w:pPr>
+      <w:rPr>
+        <w:rFonts w:hint="default" w:ascii="Wingdings" w:hAnsi="Wingdings"/>
+        <w:sz w:val="20"/>
+      </w:rPr>
+    </w:lvl>
+  </w:abstractNum>
+  <w:abstractNum w:abstractNumId="21">
+    <w:lvl w:ilvl="0">
+      <w:start w:val="1"/>
+      <w:numFmt w:val="decimal"/>
+      <w:lvlText w:val="%1."/>
+      <w:lvlJc w:val="left"/>
+      <w:pPr>
+        <w:ind w:left="420" w:hanging="420"/>
+      </w:pPr>
+    </w:lvl>
+  </w:abstractNum>
+  <w:abstractNum w:abstractNumId="22">
+    <w:nsid w:val="755D503A"/>
+    <w:multiLevelType w:val="multilevel"/>
+    <w:tmpl w:val="038EB6AA"/>
     <w:lvl w:ilvl="3" w:tentative="1">
       <w:start w:val="1"/>
       <w:numFmt w:val="bullet"/>
@@ -19247,6 +21414,22 @@
           <w:tab w:val="num" w:pos="2880"/>
         </w:tabs>
         <w:ind w:left="2880" w:hanging="360"/>
+      </w:pPr>
+      <w:rPr>
+        <w:rFonts w:hint="default" w:ascii="Wingdings" w:hAnsi="Wingdings"/>
+        <w:sz w:val="20"/>
+      </w:rPr>
+    </w:lvl>
+    <w:lvl w:ilvl="6" w:tentative="1">
+      <w:start w:val="1"/>
+      <w:numFmt w:val="bullet"/>
+      <w:lvlText w:val=""/>
+      <w:lvlJc w:val="left"/>
+      <w:pPr>
+        <w:tabs>
+          <w:tab w:val="num" w:pos="5040"/>
+        </w:tabs>
+        <w:ind w:left="5040" w:hanging="360"/>
       </w:pPr>
       <w:rPr>
         <w:rFonts w:hint="default" w:ascii="Wingdings" w:hAnsi="Wingdings"/>
@@ -19269,11 +21452,6 @@
         <w:sz w:val="20"/>
       </w:rPr>
     </w:lvl>
-  </w:abstractNum>
-  <w:abstractNum w:abstractNumId="4">
-    <w:nsid w:val="1DB6012D"/>
-    <w:multiLevelType w:val="multilevel"/>
-    <w:tmpl w:val="8758DCB6"/>
     <w:lvl w:ilvl="4" w:tentative="1">
       <w:start w:val="1"/>
       <w:numFmt w:val="bullet"/>
@@ -19284,6 +21462,70 @@
           <w:tab w:val="num" w:pos="3600"/>
         </w:tabs>
         <w:ind w:left="3600" w:hanging="360"/>
+      </w:pPr>
+      <w:rPr>
+        <w:rFonts w:hint="default" w:ascii="Wingdings" w:hAnsi="Wingdings"/>
+        <w:sz w:val="20"/>
+      </w:rPr>
+    </w:lvl>
+    <w:lvl w:ilvl="1" w:tentative="1">
+      <w:start w:val="1"/>
+      <w:numFmt w:val="bullet"/>
+      <w:lvlText w:val="o"/>
+      <w:lvlJc w:val="left"/>
+      <w:pPr>
+        <w:tabs>
+          <w:tab w:val="num" w:pos="1440"/>
+        </w:tabs>
+        <w:ind w:left="1440" w:hanging="360"/>
+      </w:pPr>
+      <w:rPr>
+        <w:rFonts w:hint="default" w:ascii="Courier New" w:hAnsi="Courier New"/>
+        <w:sz w:val="20"/>
+      </w:rPr>
+    </w:lvl>
+    <w:lvl w:ilvl="7" w:tentative="1">
+      <w:start w:val="1"/>
+      <w:numFmt w:val="bullet"/>
+      <w:lvlText w:val=""/>
+      <w:lvlJc w:val="left"/>
+      <w:pPr>
+        <w:tabs>
+          <w:tab w:val="num" w:pos="5760"/>
+        </w:tabs>
+        <w:ind w:left="5760" w:hanging="360"/>
+      </w:pPr>
+      <w:rPr>
+        <w:rFonts w:hint="default" w:ascii="Wingdings" w:hAnsi="Wingdings"/>
+        <w:sz w:val="20"/>
+      </w:rPr>
+    </w:lvl>
+    <w:lvl w:ilvl="8" w:tentative="1">
+      <w:start w:val="1"/>
+      <w:numFmt w:val="bullet"/>
+      <w:lvlText w:val=""/>
+      <w:lvlJc w:val="left"/>
+      <w:pPr>
+        <w:tabs>
+          <w:tab w:val="num" w:pos="6480"/>
+        </w:tabs>
+        <w:ind w:left="6480" w:hanging="360"/>
+      </w:pPr>
+      <w:rPr>
+        <w:rFonts w:hint="default" w:ascii="Wingdings" w:hAnsi="Wingdings"/>
+        <w:sz w:val="20"/>
+      </w:rPr>
+    </w:lvl>
+    <w:lvl w:ilvl="2" w:tentative="1">
+      <w:start w:val="1"/>
+      <w:numFmt w:val="bullet"/>
+      <w:lvlText w:val=""/>
+      <w:lvlJc w:val="left"/>
+      <w:pPr>
+        <w:tabs>
+          <w:tab w:val="num" w:pos="2160"/>
+        </w:tabs>
+        <w:ind w:left="2160" w:hanging="360"/>
       </w:pPr>
       <w:rPr>
         <w:rFonts w:hint="default" w:ascii="Wingdings" w:hAnsi="Wingdings"/>
@@ -19306,6 +21548,27 @@
         <w:sz w:val="20"/>
       </w:rPr>
     </w:lvl>
+  </w:abstractNum>
+  <w:abstractNum w:abstractNumId="23">
+    <w:nsid w:val="1B1D6524"/>
+    <w:multiLevelType w:val="multilevel"/>
+    <w:tmpl w:val="C9428036"/>
+    <w:lvl w:ilvl="0">
+      <w:start w:val="1"/>
+      <w:numFmt w:val="bullet"/>
+      <w:lvlText w:val=""/>
+      <w:lvlJc w:val="left"/>
+      <w:pPr>
+        <w:tabs>
+          <w:tab w:val="num" w:pos="720"/>
+        </w:tabs>
+        <w:ind w:left="720" w:hanging="360"/>
+      </w:pPr>
+      <w:rPr>
+        <w:rFonts w:hint="default" w:ascii="Symbol" w:hAnsi="Symbol"/>
+        <w:sz w:val="20"/>
+      </w:rPr>
+    </w:lvl>
     <w:lvl w:ilvl="3" w:tentative="1">
       <w:start w:val="1"/>
       <w:numFmt w:val="bullet"/>
@@ -19316,6 +21579,86 @@
           <w:tab w:val="num" w:pos="2880"/>
         </w:tabs>
         <w:ind w:left="2880" w:hanging="360"/>
+      </w:pPr>
+      <w:rPr>
+        <w:rFonts w:hint="default" w:ascii="Wingdings" w:hAnsi="Wingdings"/>
+        <w:sz w:val="20"/>
+      </w:rPr>
+    </w:lvl>
+    <w:lvl w:ilvl="2" w:tentative="1">
+      <w:start w:val="1"/>
+      <w:numFmt w:val="bullet"/>
+      <w:lvlText w:val=""/>
+      <w:lvlJc w:val="left"/>
+      <w:pPr>
+        <w:tabs>
+          <w:tab w:val="num" w:pos="2160"/>
+        </w:tabs>
+        <w:ind w:left="2160" w:hanging="360"/>
+      </w:pPr>
+      <w:rPr>
+        <w:rFonts w:hint="default" w:ascii="Wingdings" w:hAnsi="Wingdings"/>
+        <w:sz w:val="20"/>
+      </w:rPr>
+    </w:lvl>
+    <w:lvl w:ilvl="4" w:tentative="1">
+      <w:start w:val="1"/>
+      <w:numFmt w:val="bullet"/>
+      <w:lvlText w:val=""/>
+      <w:lvlJc w:val="left"/>
+      <w:pPr>
+        <w:tabs>
+          <w:tab w:val="num" w:pos="3600"/>
+        </w:tabs>
+        <w:ind w:left="3600" w:hanging="360"/>
+      </w:pPr>
+      <w:rPr>
+        <w:rFonts w:hint="default" w:ascii="Wingdings" w:hAnsi="Wingdings"/>
+        <w:sz w:val="20"/>
+      </w:rPr>
+    </w:lvl>
+    <w:lvl w:ilvl="5" w:tentative="1">
+      <w:start w:val="1"/>
+      <w:numFmt w:val="bullet"/>
+      <w:lvlText w:val=""/>
+      <w:lvlJc w:val="left"/>
+      <w:pPr>
+        <w:tabs>
+          <w:tab w:val="num" w:pos="4320"/>
+        </w:tabs>
+        <w:ind w:left="4320" w:hanging="360"/>
+      </w:pPr>
+      <w:rPr>
+        <w:rFonts w:hint="default" w:ascii="Wingdings" w:hAnsi="Wingdings"/>
+        <w:sz w:val="20"/>
+      </w:rPr>
+    </w:lvl>
+    <w:lvl w:ilvl="6" w:tentative="1">
+      <w:start w:val="1"/>
+      <w:numFmt w:val="bullet"/>
+      <w:lvlText w:val=""/>
+      <w:lvlJc w:val="left"/>
+      <w:pPr>
+        <w:tabs>
+          <w:tab w:val="num" w:pos="5040"/>
+        </w:tabs>
+        <w:ind w:left="5040" w:hanging="360"/>
+      </w:pPr>
+      <w:rPr>
+        <w:rFonts w:hint="default" w:ascii="Wingdings" w:hAnsi="Wingdings"/>
+        <w:sz w:val="20"/>
+      </w:rPr>
+    </w:lvl>
+    <w:lvl w:ilvl="7" w:tentative="1">
+      <w:start w:val="1"/>
+      <w:numFmt w:val="bullet"/>
+      <w:lvlText w:val=""/>
+      <w:lvlJc w:val="left"/>
+      <w:pPr>
+        <w:tabs>
+          <w:tab w:val="num" w:pos="5760"/>
+        </w:tabs>
+        <w:ind w:left="5760" w:hanging="360"/>
       </w:pPr>
       <w:rPr>
         <w:rFonts w:hint="default" w:ascii="Wingdings" w:hAnsi="Wingdings"/>
@@ -19338,6 +21681,43 @@
         <w:sz w:val="20"/>
       </w:rPr>
     </w:lvl>
+    <w:lvl w:ilvl="1" w:tentative="1">
+      <w:start w:val="1"/>
+      <w:numFmt w:val="bullet"/>
+      <w:lvlText w:val="o"/>
+      <w:lvlJc w:val="left"/>
+      <w:pPr>
+        <w:tabs>
+          <w:tab w:val="num" w:pos="1440"/>
+        </w:tabs>
+        <w:ind w:left="1440" w:hanging="360"/>
+      </w:pPr>
+      <w:rPr>
+        <w:rFonts w:hint="default" w:ascii="Courier New" w:hAnsi="Courier New"/>
+        <w:sz w:val="20"/>
+      </w:rPr>
+    </w:lvl>
+  </w:abstractNum>
+  <w:abstractNum w:abstractNumId="24">
+    <w:nsid w:val="198F4897"/>
+    <w:multiLevelType w:val="multilevel"/>
+    <w:tmpl w:val="180CF65E"/>
+    <w:lvl w:ilvl="2" w:tentative="1">
+      <w:start w:val="1"/>
+      <w:numFmt w:val="bullet"/>
+      <w:lvlText w:val=""/>
+      <w:lvlJc w:val="left"/>
+      <w:pPr>
+        <w:tabs>
+          <w:tab w:val="num" w:pos="2160"/>
+        </w:tabs>
+        <w:ind w:left="2160" w:hanging="360"/>
+      </w:pPr>
+      <w:rPr>
+        <w:rFonts w:hint="default" w:ascii="Wingdings" w:hAnsi="Wingdings"/>
+        <w:sz w:val="20"/>
+      </w:rPr>
+    </w:lvl>
     <w:lvl w:ilvl="5" w:tentative="1">
       <w:start w:val="1"/>
       <w:numFmt w:val="bullet"/>
@@ -19348,6 +21728,169 @@
           <w:tab w:val="num" w:pos="4320"/>
         </w:tabs>
         <w:ind w:left="4320" w:hanging="360"/>
+      </w:pPr>
+      <w:rPr>
+        <w:rFonts w:hint="default" w:ascii="Wingdings" w:hAnsi="Wingdings"/>
+        <w:sz w:val="20"/>
+      </w:rPr>
+    </w:lvl>
+    <w:lvl w:ilvl="4" w:tentative="1">
+      <w:start w:val="1"/>
+      <w:numFmt w:val="bullet"/>
+      <w:lvlText w:val=""/>
+      <w:lvlJc w:val="left"/>
+      <w:pPr>
+        <w:tabs>
+          <w:tab w:val="num" w:pos="3600"/>
+        </w:tabs>
+        <w:ind w:left="3600" w:hanging="360"/>
+      </w:pPr>
+      <w:rPr>
+        <w:rFonts w:hint="default" w:ascii="Wingdings" w:hAnsi="Wingdings"/>
+        <w:sz w:val="20"/>
+      </w:rPr>
+    </w:lvl>
+    <w:lvl w:ilvl="0">
+      <w:start w:val="1"/>
+      <w:numFmt w:val="bullet"/>
+      <w:lvlText w:val=""/>
+      <w:lvlJc w:val="left"/>
+      <w:pPr>
+        <w:tabs>
+          <w:tab w:val="num" w:pos="720"/>
+        </w:tabs>
+        <w:ind w:left="720" w:hanging="360"/>
+      </w:pPr>
+      <w:rPr>
+        <w:rFonts w:hint="default" w:ascii="Symbol" w:hAnsi="Symbol"/>
+        <w:sz w:val="20"/>
+      </w:rPr>
+    </w:lvl>
+    <w:lvl w:ilvl="1" w:tentative="1">
+      <w:start w:val="1"/>
+      <w:numFmt w:val="bullet"/>
+      <w:lvlText w:val="o"/>
+      <w:lvlJc w:val="left"/>
+      <w:pPr>
+        <w:tabs>
+          <w:tab w:val="num" w:pos="1440"/>
+        </w:tabs>
+        <w:ind w:left="1440" w:hanging="360"/>
+      </w:pPr>
+      <w:rPr>
+        <w:rFonts w:hint="default" w:ascii="Courier New" w:hAnsi="Courier New"/>
+        <w:sz w:val="20"/>
+      </w:rPr>
+    </w:lvl>
+    <w:lvl w:ilvl="6" w:tentative="1">
+      <w:start w:val="1"/>
+      <w:numFmt w:val="bullet"/>
+      <w:lvlText w:val=""/>
+      <w:lvlJc w:val="left"/>
+      <w:pPr>
+        <w:tabs>
+          <w:tab w:val="num" w:pos="5040"/>
+        </w:tabs>
+        <w:ind w:left="5040" w:hanging="360"/>
+      </w:pPr>
+      <w:rPr>
+        <w:rFonts w:hint="default" w:ascii="Wingdings" w:hAnsi="Wingdings"/>
+        <w:sz w:val="20"/>
+      </w:rPr>
+    </w:lvl>
+    <w:lvl w:ilvl="7" w:tentative="1">
+      <w:start w:val="1"/>
+      <w:numFmt w:val="bullet"/>
+      <w:lvlText w:val=""/>
+      <w:lvlJc w:val="left"/>
+      <w:pPr>
+        <w:tabs>
+          <w:tab w:val="num" w:pos="5760"/>
+        </w:tabs>
+        <w:ind w:left="5760" w:hanging="360"/>
+      </w:pPr>
+      <w:rPr>
+        <w:rFonts w:hint="default" w:ascii="Wingdings" w:hAnsi="Wingdings"/>
+        <w:sz w:val="20"/>
+      </w:rPr>
+    </w:lvl>
+    <w:lvl w:ilvl="8" w:tentative="1">
+      <w:start w:val="1"/>
+      <w:numFmt w:val="bullet"/>
+      <w:lvlText w:val=""/>
+      <w:lvlJc w:val="left"/>
+      <w:pPr>
+        <w:tabs>
+          <w:tab w:val="num" w:pos="6480"/>
+        </w:tabs>
+        <w:ind w:left="6480" w:hanging="360"/>
+      </w:pPr>
+      <w:rPr>
+        <w:rFonts w:hint="default" w:ascii="Wingdings" w:hAnsi="Wingdings"/>
+        <w:sz w:val="20"/>
+      </w:rPr>
+    </w:lvl>
+    <w:lvl w:ilvl="3" w:tentative="1">
+      <w:start w:val="1"/>
+      <w:numFmt w:val="bullet"/>
+      <w:lvlText w:val=""/>
+      <w:lvlJc w:val="left"/>
+      <w:pPr>
+        <w:tabs>
+          <w:tab w:val="num" w:pos="2880"/>
+        </w:tabs>
+        <w:ind w:left="2880" w:hanging="360"/>
+      </w:pPr>
+      <w:rPr>
+        <w:rFonts w:hint="default" w:ascii="Wingdings" w:hAnsi="Wingdings"/>
+        <w:sz w:val="20"/>
+      </w:rPr>
+    </w:lvl>
+  </w:abstractNum>
+  <w:abstractNum w:abstractNumId="25">
+    <w:lvl w:ilvl="0">
+      <w:start w:val="1"/>
+      <w:numFmt w:val="bullet"/>
+      <w:lvlText w:val=""/>
+      <w:lvlJc w:val="left"/>
+      <w:pPr>
+        <w:ind w:left="420" w:hanging="420"/>
+      </w:pPr>
+      <w:rPr>
+        <w:rFonts w:hint="default" w:ascii="Wingdings" w:hAnsi="Wingdings"/>
+      </w:rPr>
+    </w:lvl>
+  </w:abstractNum>
+  <w:abstractNum w:abstractNumId="26">
+    <w:nsid w:val="7A736933"/>
+    <w:multiLevelType w:val="multilevel"/>
+    <w:tmpl w:val="1CFEC2F2"/>
+    <w:lvl w:ilvl="2" w:tentative="1">
+      <w:start w:val="1"/>
+      <w:numFmt w:val="bullet"/>
+      <w:lvlText w:val=""/>
+      <w:lvlJc w:val="left"/>
+      <w:pPr>
+        <w:tabs>
+          <w:tab w:val="num" w:pos="2160"/>
+        </w:tabs>
+        <w:ind w:left="2160" w:hanging="360"/>
+      </w:pPr>
+      <w:rPr>
+        <w:rFonts w:hint="default" w:ascii="Wingdings" w:hAnsi="Wingdings"/>
+        <w:sz w:val="20"/>
+      </w:rPr>
+    </w:lvl>
+    <w:lvl w:ilvl="3" w:tentative="1">
+      <w:start w:val="1"/>
+      <w:numFmt w:val="bullet"/>
+      <w:lvlText w:val=""/>
+      <w:lvlJc w:val="left"/>
+      <w:pPr>
+        <w:tabs>
+          <w:tab w:val="num" w:pos="2880"/>
+        </w:tabs>
+        <w:ind w:left="2880" w:hanging="360"/>
       </w:pPr>
       <w:rPr>
         <w:rFonts w:hint="default" w:ascii="Wingdings" w:hAnsi="Wingdings"/>
@@ -19370,16 +21913,48 @@
         <w:sz w:val="20"/>
       </w:rPr>
     </w:lvl>
-    <w:lvl w:ilvl="2" w:tentative="1">
+    <w:lvl w:ilvl="0">
+      <w:start w:val="1"/>
+      <w:numFmt w:val="bullet"/>
+      <w:lvlText w:val=""/>
+      <w:lvlJc w:val="left"/>
+      <w:pPr>
+        <w:tabs>
+          <w:tab w:val="num" w:pos="720"/>
+        </w:tabs>
+        <w:ind w:left="720" w:hanging="360"/>
+      </w:pPr>
+      <w:rPr>
+        <w:rFonts w:hint="default" w:ascii="Symbol" w:hAnsi="Symbol"/>
+        <w:sz w:val="20"/>
+      </w:rPr>
+    </w:lvl>
+    <w:lvl w:ilvl="4" w:tentative="1">
       <w:start w:val="1"/>
       <w:numFmt w:val="bullet"/>
       <w:lvlText w:val=""/>
       <w:lvlJc w:val="left"/>
       <w:pPr>
         <w:tabs>
-          <w:tab w:val="num" w:pos="2160"/>
+          <w:tab w:val="num" w:pos="3600"/>
         </w:tabs>
-        <w:ind w:left="2160" w:hanging="360"/>
+        <w:ind w:left="3600" w:hanging="360"/>
+      </w:pPr>
+      <w:rPr>
+        <w:rFonts w:hint="default" w:ascii="Wingdings" w:hAnsi="Wingdings"/>
+        <w:sz w:val="20"/>
+      </w:rPr>
+    </w:lvl>
+    <w:lvl w:ilvl="5" w:tentative="1">
+      <w:start w:val="1"/>
+      <w:numFmt w:val="bullet"/>
+      <w:lvlText w:val=""/>
+      <w:lvlJc w:val="left"/>
+      <w:pPr>
+        <w:tabs>
+          <w:tab w:val="num" w:pos="4320"/>
+        </w:tabs>
+        <w:ind w:left="4320" w:hanging="360"/>
       </w:pPr>
       <w:rPr>
         <w:rFonts w:hint="default" w:ascii="Wingdings" w:hAnsi="Wingdings"/>
@@ -19402,6 +21977,22 @@
         <w:sz w:val="20"/>
       </w:rPr>
     </w:lvl>
+    <w:lvl w:ilvl="8" w:tentative="1">
+      <w:start w:val="1"/>
+      <w:numFmt w:val="bullet"/>
+      <w:lvlText w:val=""/>
+      <w:lvlJc w:val="left"/>
+      <w:pPr>
+        <w:tabs>
+          <w:tab w:val="num" w:pos="6480"/>
+        </w:tabs>
+        <w:ind w:left="6480" w:hanging="360"/>
+      </w:pPr>
+      <w:rPr>
+        <w:rFonts w:hint="default" w:ascii="Wingdings" w:hAnsi="Wingdings"/>
+        <w:sz w:val="20"/>
+      </w:rPr>
+    </w:lvl>
     <w:lvl w:ilvl="6" w:tentative="1">
       <w:start w:val="1"/>
       <w:numFmt w:val="bullet"/>
@@ -19419,24 +22010,10 @@
       </w:rPr>
     </w:lvl>
   </w:abstractNum>
-  <w:abstractNum w:abstractNumId="5">
-    <w:lvl w:ilvl="0">
-      <w:start w:val="1"/>
-      <w:numFmt w:val="bullet"/>
-      <w:lvlText w:val=""/>
-      <w:lvlJc w:val="left"/>
-      <w:pPr>
-        <w:ind w:left="420" w:hanging="420"/>
-      </w:pPr>
-      <w:rPr>
-        <w:rFonts w:hint="default" w:ascii="Wingdings" w:hAnsi="Wingdings"/>
-      </w:rPr>
-    </w:lvl>
-  </w:abstractNum>
-  <w:abstractNum w:abstractNumId="6">
-    <w:nsid w:val="57B62DBE"/>
+  <w:abstractNum w:abstractNumId="27">
+    <w:nsid w:val="1DB6012D"/>
     <w:multiLevelType w:val="multilevel"/>
-    <w:tmpl w:val="105885A0"/>
+    <w:tmpl w:val="8758DCB6"/>
     <w:lvl w:ilvl="0">
       <w:start w:val="1"/>
       <w:numFmt w:val="bullet"/>
@@ -19469,16 +22046,64 @@
         <w:sz w:val="20"/>
       </w:rPr>
     </w:lvl>
-    <w:lvl w:ilvl="7" w:tentative="1">
+    <w:lvl w:ilvl="8" w:tentative="1">
       <w:start w:val="1"/>
       <w:numFmt w:val="bullet"/>
       <w:lvlText w:val=""/>
       <w:lvlJc w:val="left"/>
       <w:pPr>
         <w:tabs>
-          <w:tab w:val="num" w:pos="5760"/>
+          <w:tab w:val="num" w:pos="6480"/>
         </w:tabs>
-        <w:ind w:left="5760" w:hanging="360"/>
+        <w:ind w:left="6480" w:hanging="360"/>
+      </w:pPr>
+      <w:rPr>
+        <w:rFonts w:hint="default" w:ascii="Wingdings" w:hAnsi="Wingdings"/>
+        <w:sz w:val="20"/>
+      </w:rPr>
+    </w:lvl>
+    <w:lvl w:ilvl="2" w:tentative="1">
+      <w:start w:val="1"/>
+      <w:numFmt w:val="bullet"/>
+      <w:lvlText w:val=""/>
+      <w:lvlJc w:val="left"/>
+      <w:pPr>
+        <w:tabs>
+          <w:tab w:val="num" w:pos="2160"/>
+        </w:tabs>
+        <w:ind w:left="2160" w:hanging="360"/>
+      </w:pPr>
+      <w:rPr>
+        <w:rFonts w:hint="default" w:ascii="Wingdings" w:hAnsi="Wingdings"/>
+        <w:sz w:val="20"/>
+      </w:rPr>
+    </w:lvl>
+    <w:lvl w:ilvl="3" w:tentative="1">
+      <w:start w:val="1"/>
+      <w:numFmt w:val="bullet"/>
+      <w:lvlText w:val=""/>
+      <w:lvlJc w:val="left"/>
+      <w:pPr>
+        <w:tabs>
+          <w:tab w:val="num" w:pos="2880"/>
+        </w:tabs>
+        <w:ind w:left="2880" w:hanging="360"/>
+      </w:pPr>
+      <w:rPr>
+        <w:rFonts w:hint="default" w:ascii="Wingdings" w:hAnsi="Wingdings"/>
+        <w:sz w:val="20"/>
+      </w:rPr>
+    </w:lvl>
+    <w:lvl w:ilvl="4" w:tentative="1">
+      <w:start w:val="1"/>
+      <w:numFmt w:val="bullet"/>
+      <w:lvlText w:val=""/>
+      <w:lvlJc w:val="left"/>
+      <w:pPr>
+        <w:tabs>
+          <w:tab w:val="num" w:pos="3600"/>
+        </w:tabs>
+        <w:ind w:left="3600" w:hanging="360"/>
       </w:pPr>
       <w:rPr>
         <w:rFonts w:hint="default" w:ascii="Wingdings" w:hAnsi="Wingdings"/>
@@ -19517,6 +22142,41 @@
         <w:sz w:val="20"/>
       </w:rPr>
     </w:lvl>
+    <w:lvl w:ilvl="7" w:tentative="1">
+      <w:start w:val="1"/>
+      <w:numFmt w:val="bullet"/>
+      <w:lvlText w:val=""/>
+      <w:lvlJc w:val="left"/>
+      <w:pPr>
+        <w:tabs>
+          <w:tab w:val="num" w:pos="5760"/>
+        </w:tabs>
+        <w:ind w:left="5760" w:hanging="360"/>
+      </w:pPr>
+      <w:rPr>
+        <w:rFonts w:hint="default" w:ascii="Wingdings" w:hAnsi="Wingdings"/>
+        <w:sz w:val="20"/>
+      </w:rPr>
+    </w:lvl>
+  </w:abstractNum>
+  <w:abstractNum w:abstractNumId="28">
+    <w:lvl w:ilvl="0">
+      <w:start w:val="1"/>
+      <w:numFmt w:val="bullet"/>
+      <w:lvlText w:val=""/>
+      <w:lvlJc w:val="left"/>
+      <w:pPr>
+        <w:ind w:left="420" w:hanging="420"/>
+      </w:pPr>
+      <w:rPr>
+        <w:rFonts w:hint="default" w:ascii="Wingdings" w:hAnsi="Wingdings"/>
+      </w:rPr>
+    </w:lvl>
+  </w:abstractNum>
+  <w:abstractNum w:abstractNumId="29">
+    <w:nsid w:val="126D0C2A"/>
+    <w:multiLevelType w:val="multilevel"/>
+    <w:tmpl w:val="9F309FB0"/>
     <w:lvl w:ilvl="2" w:tentative="1">
       <w:start w:val="1"/>
       <w:numFmt w:val="bullet"/>
@@ -19527,22 +22187,6 @@
           <w:tab w:val="num" w:pos="2160"/>
         </w:tabs>
         <w:ind w:left="2160" w:hanging="360"/>
-      </w:pPr>
-      <w:rPr>
-        <w:rFonts w:hint="default" w:ascii="Wingdings" w:hAnsi="Wingdings"/>
-        <w:sz w:val="20"/>
-      </w:rPr>
-    </w:lvl>
-    <w:lvl w:ilvl="4" w:tentative="1">
-      <w:start w:val="1"/>
-      <w:numFmt w:val="bullet"/>
-      <w:lvlText w:val=""/>
-      <w:lvlJc w:val="left"/>
-      <w:pPr>
-        <w:tabs>
-          <w:tab w:val="num" w:pos="3600"/>
-        </w:tabs>
-        <w:ind w:left="3600" w:hanging="360"/>
       </w:pPr>
       <w:rPr>
         <w:rFonts w:hint="default" w:ascii="Wingdings" w:hAnsi="Wingdings"/>
@@ -19565,81 +22209,19 @@
         <w:sz w:val="20"/>
       </w:rPr>
     </w:lvl>
-    <w:lvl w:ilvl="8" w:tentative="1">
-      <w:start w:val="1"/>
-      <w:numFmt w:val="bullet"/>
-      <w:lvlText w:val=""/>
-      <w:lvlJc w:val="left"/>
-      <w:pPr>
-        <w:tabs>
-          <w:tab w:val="num" w:pos="6480"/>
-        </w:tabs>
-        <w:ind w:left="6480" w:hanging="360"/>
-      </w:pPr>
-      <w:rPr>
-        <w:rFonts w:hint="default" w:ascii="Wingdings" w:hAnsi="Wingdings"/>
-        <w:sz w:val="20"/>
-      </w:rPr>
-    </w:lvl>
-  </w:abstractNum>
-  <w:abstractNum w:abstractNumId="7">
-    <w:lvl w:ilvl="0">
-      <w:start w:val="1"/>
-      <w:numFmt w:val="decimal"/>
-      <w:lvlText w:val="%1."/>
-      <w:lvlJc w:val="left"/>
-      <w:pPr>
-        <w:ind w:left="420" w:hanging="420"/>
-      </w:pPr>
-    </w:lvl>
-  </w:abstractNum>
-  <w:abstractNum w:abstractNumId="8">
     <w:lvl w:ilvl="0">
       <w:start w:val="1"/>
       <w:numFmt w:val="bullet"/>
-      <w:lvlText w:val=""/>
+      <w:lvlText w:val=""/>
       <w:lvlJc w:val="left"/>
       <w:pPr>
-        <w:ind w:left="420" w:hanging="420"/>
+        <w:tabs>
+          <w:tab w:val="num" w:pos="720"/>
+        </w:tabs>
+        <w:ind w:left="720" w:hanging="360"/>
       </w:pPr>
       <w:rPr>
-        <w:rFonts w:hint="default" w:ascii="Wingdings" w:hAnsi="Wingdings"/>
-      </w:rPr>
-    </w:lvl>
-  </w:abstractNum>
-  <w:abstractNum w:abstractNumId="9">
-    <w:nsid w:val="198F4897"/>
-    <w:multiLevelType w:val="multilevel"/>
-    <w:tmpl w:val="180CF65E"/>
-    <w:lvl w:ilvl="1" w:tentative="1">
-      <w:start w:val="1"/>
-      <w:numFmt w:val="bullet"/>
-      <w:lvlText w:val="o"/>
-      <w:lvlJc w:val="left"/>
-      <w:pPr>
-        <w:tabs>
-          <w:tab w:val="num" w:pos="1440"/>
-        </w:tabs>
-        <w:ind w:left="1440" w:hanging="360"/>
-      </w:pPr>
-      <w:rPr>
-        <w:rFonts w:hint="default" w:ascii="Courier New" w:hAnsi="Courier New"/>
-        <w:sz w:val="20"/>
-      </w:rPr>
-    </w:lvl>
-    <w:lvl w:ilvl="8" w:tentative="1">
-      <w:start w:val="1"/>
-      <w:numFmt w:val="bullet"/>
-      <w:lvlText w:val=""/>
-      <w:lvlJc w:val="left"/>
-      <w:pPr>
-        <w:tabs>
-          <w:tab w:val="num" w:pos="6480"/>
-        </w:tabs>
-        <w:ind w:left="6480" w:hanging="360"/>
-      </w:pPr>
-      <w:rPr>
-        <w:rFonts w:hint="default" w:ascii="Wingdings" w:hAnsi="Wingdings"/>
+        <w:rFonts w:hint="default" w:ascii="Symbol" w:hAnsi="Symbol"/>
         <w:sz w:val="20"/>
       </w:rPr>
     </w:lvl>
@@ -19659,35 +22241,19 @@
         <w:sz w:val="20"/>
       </w:rPr>
     </w:lvl>
-    <w:lvl w:ilvl="3" w:tentative="1">
+    <w:lvl w:ilvl="1" w:tentative="1">
       <w:start w:val="1"/>
       <w:numFmt w:val="bullet"/>
-      <w:lvlText w:val=""/>
+      <w:lvlText w:val="o"/>
       <w:lvlJc w:val="left"/>
       <w:pPr>
         <w:tabs>
-          <w:tab w:val="num" w:pos="2880"/>
+          <w:tab w:val="num" w:pos="1440"/>
         </w:tabs>
-        <w:ind w:left="2880" w:hanging="360"/>
+        <w:ind w:left="1440" w:hanging="360"/>
       </w:pPr>
       <w:rPr>
-        <w:rFonts w:hint="default" w:ascii="Wingdings" w:hAnsi="Wingdings"/>
-        <w:sz w:val="20"/>
-      </w:rPr>
-    </w:lvl>
-    <w:lvl w:ilvl="2" w:tentative="1">
-      <w:start w:val="1"/>
-      <w:numFmt w:val="bullet"/>
-      <w:lvlText w:val=""/>
-      <w:lvlJc w:val="left"/>
-      <w:pPr>
-        <w:tabs>
-          <w:tab w:val="num" w:pos="2160"/>
-        </w:tabs>
-        <w:ind w:left="2160" w:hanging="360"/>
-      </w:pPr>
-      <w:rPr>
-        <w:rFonts w:hint="default" w:ascii="Wingdings" w:hAnsi="Wingdings"/>
+        <w:rFonts w:hint="default" w:ascii="Courier New" w:hAnsi="Courier New"/>
         <w:sz w:val="20"/>
       </w:rPr>
     </w:lvl>
@@ -19701,38 +22267,6 @@
           <w:tab w:val="num" w:pos="4320"/>
         </w:tabs>
         <w:ind w:left="4320" w:hanging="360"/>
-      </w:pPr>
-      <w:rPr>
-        <w:rFonts w:hint="default" w:ascii="Wingdings" w:hAnsi="Wingdings"/>
-        <w:sz w:val="20"/>
-      </w:rPr>
-    </w:lvl>
-    <w:lvl w:ilvl="0">
-      <w:start w:val="1"/>
-      <w:numFmt w:val="bullet"/>
-      <w:lvlText w:val=""/>
-      <w:lvlJc w:val="left"/>
-      <w:pPr>
-        <w:tabs>
-          <w:tab w:val="num" w:pos="720"/>
-        </w:tabs>
-        <w:ind w:left="720" w:hanging="360"/>
-      </w:pPr>
-      <w:rPr>
-        <w:rFonts w:hint="default" w:ascii="Symbol" w:hAnsi="Symbol"/>
-        <w:sz w:val="20"/>
-      </w:rPr>
-    </w:lvl>
-    <w:lvl w:ilvl="6" w:tentative="1">
-      <w:start w:val="1"/>
-      <w:numFmt w:val="bullet"/>
-      <w:lvlText w:val=""/>
-      <w:lvlJc w:val="left"/>
-      <w:pPr>
-        <w:tabs>
-          <w:tab w:val="num" w:pos="5040"/>
-        </w:tabs>
-        <w:ind w:left="5040" w:hanging="360"/>
       </w:pPr>
       <w:rPr>
         <w:rFonts w:hint="default" w:ascii="Wingdings" w:hAnsi="Wingdings"/>
@@ -19755,27 +22289,6 @@
         <w:sz w:val="20"/>
       </w:rPr>
     </w:lvl>
-  </w:abstractNum>
-  <w:abstractNum w:abstractNumId="10">
-    <w:nsid w:val="678D6B15"/>
-    <w:multiLevelType w:val="multilevel"/>
-    <w:tmpl w:val="BE707422"/>
-    <w:lvl w:ilvl="5" w:tentative="1">
-      <w:start w:val="1"/>
-      <w:numFmt w:val="bullet"/>
-      <w:lvlText w:val=""/>
-      <w:lvlJc w:val="left"/>
-      <w:pPr>
-        <w:tabs>
-          <w:tab w:val="num" w:pos="4320"/>
-        </w:tabs>
-        <w:ind w:left="4320" w:hanging="360"/>
-      </w:pPr>
-      <w:rPr>
-        <w:rFonts w:hint="default" w:ascii="Wingdings" w:hAnsi="Wingdings"/>
-        <w:sz w:val="20"/>
-      </w:rPr>
-    </w:lvl>
     <w:lvl w:ilvl="8" w:tentative="1">
       <w:start w:val="1"/>
       <w:numFmt w:val="bullet"/>
@@ -19808,402 +22321,8 @@
         <w:sz w:val="20"/>
       </w:rPr>
     </w:lvl>
-    <w:lvl w:ilvl="2" w:tentative="1">
-      <w:start w:val="1"/>
-      <w:numFmt w:val="bullet"/>
-      <w:lvlText w:val=""/>
-      <w:lvlJc w:val="left"/>
-      <w:pPr>
-        <w:tabs>
-          <w:tab w:val="num" w:pos="2160"/>
-        </w:tabs>
-        <w:ind w:left="2160" w:hanging="360"/>
-      </w:pPr>
-      <w:rPr>
-        <w:rFonts w:hint="default" w:ascii="Wingdings" w:hAnsi="Wingdings"/>
-        <w:sz w:val="20"/>
-      </w:rPr>
-    </w:lvl>
-    <w:lvl w:ilvl="0">
-      <w:start w:val="1"/>
-      <w:numFmt w:val="bullet"/>
-      <w:lvlText w:val=""/>
-      <w:lvlJc w:val="left"/>
-      <w:pPr>
-        <w:tabs>
-          <w:tab w:val="num" w:pos="720"/>
-        </w:tabs>
-        <w:ind w:left="720" w:hanging="360"/>
-      </w:pPr>
-      <w:rPr>
-        <w:rFonts w:hint="default" w:ascii="Symbol" w:hAnsi="Symbol"/>
-        <w:sz w:val="20"/>
-      </w:rPr>
-    </w:lvl>
-    <w:lvl w:ilvl="7" w:tentative="1">
-      <w:start w:val="1"/>
-      <w:numFmt w:val="bullet"/>
-      <w:lvlText w:val=""/>
-      <w:lvlJc w:val="left"/>
-      <w:pPr>
-        <w:tabs>
-          <w:tab w:val="num" w:pos="5760"/>
-        </w:tabs>
-        <w:ind w:left="5760" w:hanging="360"/>
-      </w:pPr>
-      <w:rPr>
-        <w:rFonts w:hint="default" w:ascii="Wingdings" w:hAnsi="Wingdings"/>
-        <w:sz w:val="20"/>
-      </w:rPr>
-    </w:lvl>
-    <w:lvl w:ilvl="1" w:tentative="1">
-      <w:start w:val="1"/>
-      <w:numFmt w:val="bullet"/>
-      <w:lvlText w:val="o"/>
-      <w:lvlJc w:val="left"/>
-      <w:pPr>
-        <w:tabs>
-          <w:tab w:val="num" w:pos="1440"/>
-        </w:tabs>
-        <w:ind w:left="1440" w:hanging="360"/>
-      </w:pPr>
-      <w:rPr>
-        <w:rFonts w:hint="default" w:ascii="Courier New" w:hAnsi="Courier New"/>
-        <w:sz w:val="20"/>
-      </w:rPr>
-    </w:lvl>
-    <w:lvl w:ilvl="4" w:tentative="1">
-      <w:start w:val="1"/>
-      <w:numFmt w:val="bullet"/>
-      <w:lvlText w:val=""/>
-      <w:lvlJc w:val="left"/>
-      <w:pPr>
-        <w:tabs>
-          <w:tab w:val="num" w:pos="3600"/>
-        </w:tabs>
-        <w:ind w:left="3600" w:hanging="360"/>
-      </w:pPr>
-      <w:rPr>
-        <w:rFonts w:hint="default" w:ascii="Wingdings" w:hAnsi="Wingdings"/>
-        <w:sz w:val="20"/>
-      </w:rPr>
-    </w:lvl>
-    <w:lvl w:ilvl="3" w:tentative="1">
-      <w:start w:val="1"/>
-      <w:numFmt w:val="bullet"/>
-      <w:lvlText w:val=""/>
-      <w:lvlJc w:val="left"/>
-      <w:pPr>
-        <w:tabs>
-          <w:tab w:val="num" w:pos="2880"/>
-        </w:tabs>
-        <w:ind w:left="2880" w:hanging="360"/>
-      </w:pPr>
-      <w:rPr>
-        <w:rFonts w:hint="default" w:ascii="Wingdings" w:hAnsi="Wingdings"/>
-        <w:sz w:val="20"/>
-      </w:rPr>
-    </w:lvl>
   </w:abstractNum>
-  <w:abstractNum w:abstractNumId="11">
-    <w:nsid w:val="28FD2ECE"/>
-    <w:multiLevelType w:val="multilevel"/>
-    <w:tmpl w:val="C2B67B9A"/>
-    <w:lvl w:ilvl="4" w:tentative="1">
-      <w:start w:val="1"/>
-      <w:numFmt w:val="bullet"/>
-      <w:lvlText w:val=""/>
-      <w:lvlJc w:val="left"/>
-      <w:pPr>
-        <w:tabs>
-          <w:tab w:val="num" w:pos="3600"/>
-        </w:tabs>
-        <w:ind w:left="3600" w:hanging="360"/>
-      </w:pPr>
-      <w:rPr>
-        <w:rFonts w:hint="default" w:ascii="Wingdings" w:hAnsi="Wingdings"/>
-        <w:sz w:val="20"/>
-      </w:rPr>
-    </w:lvl>
-    <w:lvl w:ilvl="2" w:tentative="1">
-      <w:start w:val="1"/>
-      <w:numFmt w:val="bullet"/>
-      <w:lvlText w:val=""/>
-      <w:lvlJc w:val="left"/>
-      <w:pPr>
-        <w:tabs>
-          <w:tab w:val="num" w:pos="2160"/>
-        </w:tabs>
-        <w:ind w:left="2160" w:hanging="360"/>
-      </w:pPr>
-      <w:rPr>
-        <w:rFonts w:hint="default" w:ascii="Wingdings" w:hAnsi="Wingdings"/>
-        <w:sz w:val="20"/>
-      </w:rPr>
-    </w:lvl>
-    <w:lvl w:ilvl="8" w:tentative="1">
-      <w:start w:val="1"/>
-      <w:numFmt w:val="bullet"/>
-      <w:lvlText w:val=""/>
-      <w:lvlJc w:val="left"/>
-      <w:pPr>
-        <w:tabs>
-          <w:tab w:val="num" w:pos="6480"/>
-        </w:tabs>
-        <w:ind w:left="6480" w:hanging="360"/>
-      </w:pPr>
-      <w:rPr>
-        <w:rFonts w:hint="default" w:ascii="Wingdings" w:hAnsi="Wingdings"/>
-        <w:sz w:val="20"/>
-      </w:rPr>
-    </w:lvl>
-    <w:lvl w:ilvl="5" w:tentative="1">
-      <w:start w:val="1"/>
-      <w:numFmt w:val="bullet"/>
-      <w:lvlText w:val=""/>
-      <w:lvlJc w:val="left"/>
-      <w:pPr>
-        <w:tabs>
-          <w:tab w:val="num" w:pos="4320"/>
-        </w:tabs>
-        <w:ind w:left="4320" w:hanging="360"/>
-      </w:pPr>
-      <w:rPr>
-        <w:rFonts w:hint="default" w:ascii="Wingdings" w:hAnsi="Wingdings"/>
-        <w:sz w:val="20"/>
-      </w:rPr>
-    </w:lvl>
-    <w:lvl w:ilvl="1" w:tentative="1">
-      <w:start w:val="1"/>
-      <w:numFmt w:val="bullet"/>
-      <w:lvlText w:val="o"/>
-      <w:lvlJc w:val="left"/>
-      <w:pPr>
-        <w:tabs>
-          <w:tab w:val="num" w:pos="1440"/>
-        </w:tabs>
-        <w:ind w:left="1440" w:hanging="360"/>
-      </w:pPr>
-      <w:rPr>
-        <w:rFonts w:hint="default" w:ascii="Courier New" w:hAnsi="Courier New"/>
-        <w:sz w:val="20"/>
-      </w:rPr>
-    </w:lvl>
-    <w:lvl w:ilvl="3" w:tentative="1">
-      <w:start w:val="1"/>
-      <w:numFmt w:val="bullet"/>
-      <w:lvlText w:val=""/>
-      <w:lvlJc w:val="left"/>
-      <w:pPr>
-        <w:tabs>
-          <w:tab w:val="num" w:pos="2880"/>
-        </w:tabs>
-        <w:ind w:left="2880" w:hanging="360"/>
-      </w:pPr>
-      <w:rPr>
-        <w:rFonts w:hint="default" w:ascii="Wingdings" w:hAnsi="Wingdings"/>
-        <w:sz w:val="20"/>
-      </w:rPr>
-    </w:lvl>
-    <w:lvl w:ilvl="7" w:tentative="1">
-      <w:start w:val="1"/>
-      <w:numFmt w:val="bullet"/>
-      <w:lvlText w:val=""/>
-      <w:lvlJc w:val="left"/>
-      <w:pPr>
-        <w:tabs>
-          <w:tab w:val="num" w:pos="5760"/>
-        </w:tabs>
-        <w:ind w:left="5760" w:hanging="360"/>
-      </w:pPr>
-      <w:rPr>
-        <w:rFonts w:hint="default" w:ascii="Wingdings" w:hAnsi="Wingdings"/>
-        <w:sz w:val="20"/>
-      </w:rPr>
-    </w:lvl>
-    <w:lvl w:ilvl="6" w:tentative="1">
-      <w:start w:val="1"/>
-      <w:numFmt w:val="bullet"/>
-      <w:lvlText w:val=""/>
-      <w:lvlJc w:val="left"/>
-      <w:pPr>
-        <w:tabs>
-          <w:tab w:val="num" w:pos="5040"/>
-        </w:tabs>
-        <w:ind w:left="5040" w:hanging="360"/>
-      </w:pPr>
-      <w:rPr>
-        <w:rFonts w:hint="default" w:ascii="Wingdings" w:hAnsi="Wingdings"/>
-        <w:sz w:val="20"/>
-      </w:rPr>
-    </w:lvl>
-    <w:lvl w:ilvl="0">
-      <w:start w:val="1"/>
-      <w:numFmt w:val="bullet"/>
-      <w:lvlText w:val=""/>
-      <w:lvlJc w:val="left"/>
-      <w:pPr>
-        <w:tabs>
-          <w:tab w:val="num" w:pos="720"/>
-        </w:tabs>
-        <w:ind w:left="720" w:hanging="360"/>
-      </w:pPr>
-      <w:rPr>
-        <w:rFonts w:hint="default" w:ascii="Symbol" w:hAnsi="Symbol"/>
-        <w:sz w:val="20"/>
-      </w:rPr>
-    </w:lvl>
-  </w:abstractNum>
-  <w:abstractNum w:abstractNumId="12">
-    <w:nsid w:val="0C4F70F6"/>
-    <w:multiLevelType w:val="multilevel"/>
-    <w:tmpl w:val="CC4C1C6A"/>
-    <w:lvl w:ilvl="1" w:tentative="1">
-      <w:start w:val="1"/>
-      <w:numFmt w:val="bullet"/>
-      <w:lvlText w:val="o"/>
-      <w:lvlJc w:val="left"/>
-      <w:pPr>
-        <w:tabs>
-          <w:tab w:val="num" w:pos="1440"/>
-        </w:tabs>
-        <w:ind w:left="1440" w:hanging="360"/>
-      </w:pPr>
-      <w:rPr>
-        <w:rFonts w:hint="default" w:ascii="Courier New" w:hAnsi="Courier New"/>
-        <w:sz w:val="20"/>
-      </w:rPr>
-    </w:lvl>
-    <w:lvl w:ilvl="7" w:tentative="1">
-      <w:start w:val="1"/>
-      <w:numFmt w:val="bullet"/>
-      <w:lvlText w:val=""/>
-      <w:lvlJc w:val="left"/>
-      <w:pPr>
-        <w:tabs>
-          <w:tab w:val="num" w:pos="5760"/>
-        </w:tabs>
-        <w:ind w:left="5760" w:hanging="360"/>
-      </w:pPr>
-      <w:rPr>
-        <w:rFonts w:hint="default" w:ascii="Wingdings" w:hAnsi="Wingdings"/>
-        <w:sz w:val="20"/>
-      </w:rPr>
-    </w:lvl>
-    <w:lvl w:ilvl="2" w:tentative="1">
-      <w:start w:val="1"/>
-      <w:numFmt w:val="bullet"/>
-      <w:lvlText w:val=""/>
-      <w:lvlJc w:val="left"/>
-      <w:pPr>
-        <w:tabs>
-          <w:tab w:val="num" w:pos="2160"/>
-        </w:tabs>
-        <w:ind w:left="2160" w:hanging="360"/>
-      </w:pPr>
-      <w:rPr>
-        <w:rFonts w:hint="default" w:ascii="Wingdings" w:hAnsi="Wingdings"/>
-        <w:sz w:val="20"/>
-      </w:rPr>
-    </w:lvl>
-    <w:lvl w:ilvl="6" w:tentative="1">
-      <w:start w:val="1"/>
-      <w:numFmt w:val="bullet"/>
-      <w:lvlText w:val=""/>
-      <w:lvlJc w:val="left"/>
-      <w:pPr>
-        <w:tabs>
-          <w:tab w:val="num" w:pos="5040"/>
-        </w:tabs>
-        <w:ind w:left="5040" w:hanging="360"/>
-      </w:pPr>
-      <w:rPr>
-        <w:rFonts w:hint="default" w:ascii="Wingdings" w:hAnsi="Wingdings"/>
-        <w:sz w:val="20"/>
-      </w:rPr>
-    </w:lvl>
-    <w:lvl w:ilvl="5" w:tentative="1">
-      <w:start w:val="1"/>
-      <w:numFmt w:val="bullet"/>
-      <w:lvlText w:val=""/>
-      <w:lvlJc w:val="left"/>
-      <w:pPr>
-        <w:tabs>
-          <w:tab w:val="num" w:pos="4320"/>
-        </w:tabs>
-        <w:ind w:left="4320" w:hanging="360"/>
-      </w:pPr>
-      <w:rPr>
-        <w:rFonts w:hint="default" w:ascii="Wingdings" w:hAnsi="Wingdings"/>
-        <w:sz w:val="20"/>
-      </w:rPr>
-    </w:lvl>
-    <w:lvl w:ilvl="4" w:tentative="1">
-      <w:start w:val="1"/>
-      <w:numFmt w:val="bullet"/>
-      <w:lvlText w:val=""/>
-      <w:lvlJc w:val="left"/>
-      <w:pPr>
-        <w:tabs>
-          <w:tab w:val="num" w:pos="3600"/>
-        </w:tabs>
-        <w:ind w:left="3600" w:hanging="360"/>
-      </w:pPr>
-      <w:rPr>
-        <w:rFonts w:hint="default" w:ascii="Wingdings" w:hAnsi="Wingdings"/>
-        <w:sz w:val="20"/>
-      </w:rPr>
-    </w:lvl>
-    <w:lvl w:ilvl="8" w:tentative="1">
-      <w:start w:val="1"/>
-      <w:numFmt w:val="bullet"/>
-      <w:lvlText w:val=""/>
-      <w:lvlJc w:val="left"/>
-      <w:pPr>
-        <w:tabs>
-          <w:tab w:val="num" w:pos="6480"/>
-        </w:tabs>
-        <w:ind w:left="6480" w:hanging="360"/>
-      </w:pPr>
-      <w:rPr>
-        <w:rFonts w:hint="default" w:ascii="Wingdings" w:hAnsi="Wingdings"/>
-        <w:sz w:val="20"/>
-      </w:rPr>
-    </w:lvl>
-    <w:lvl w:ilvl="0">
-      <w:start w:val="1"/>
-      <w:numFmt w:val="bullet"/>
-      <w:lvlText w:val=""/>
-      <w:lvlJc w:val="left"/>
-      <w:pPr>
-        <w:tabs>
-          <w:tab w:val="num" w:pos="720"/>
-        </w:tabs>
-        <w:ind w:left="720" w:hanging="360"/>
-      </w:pPr>
-      <w:rPr>
-        <w:rFonts w:hint="default" w:ascii="Symbol" w:hAnsi="Symbol"/>
-        <w:sz w:val="20"/>
-      </w:rPr>
-    </w:lvl>
-    <w:lvl w:ilvl="3" w:tentative="1">
-      <w:start w:val="1"/>
-      <w:numFmt w:val="bullet"/>
-      <w:lvlText w:val=""/>
-      <w:lvlJc w:val="left"/>
-      <w:pPr>
-        <w:tabs>
-          <w:tab w:val="num" w:pos="2880"/>
-        </w:tabs>
-        <w:ind w:left="2880" w:hanging="360"/>
-      </w:pPr>
-      <w:rPr>
-        <w:rFonts w:hint="default" w:ascii="Wingdings" w:hAnsi="Wingdings"/>
-        <w:sz w:val="20"/>
-      </w:rPr>
-    </w:lvl>
-  </w:abstractNum>
-  <w:abstractNum w:abstractNumId="13">
+  <w:abstractNum w:abstractNumId="30">
     <w:lvl w:ilvl="0">
       <w:start w:val="1"/>
       <w:numFmt w:val="bullet"/>
@@ -20217,752 +22336,7 @@
       </w:rPr>
     </w:lvl>
   </w:abstractNum>
-  <w:abstractNum w:abstractNumId="14">
-    <w:nsid w:val="05FC3172"/>
-    <w:multiLevelType w:val="multilevel"/>
-    <w:tmpl w:val="32E83454"/>
-    <w:lvl w:ilvl="8" w:tentative="1">
-      <w:start w:val="1"/>
-      <w:numFmt w:val="bullet"/>
-      <w:lvlText w:val=""/>
-      <w:lvlJc w:val="left"/>
-      <w:pPr>
-        <w:tabs>
-          <w:tab w:val="num" w:pos="6480"/>
-        </w:tabs>
-        <w:ind w:left="6480" w:hanging="360"/>
-      </w:pPr>
-      <w:rPr>
-        <w:rFonts w:hint="default" w:ascii="Wingdings" w:hAnsi="Wingdings"/>
-        <w:sz w:val="20"/>
-      </w:rPr>
-    </w:lvl>
-    <w:lvl w:ilvl="6" w:tentative="1">
-      <w:start w:val="1"/>
-      <w:numFmt w:val="bullet"/>
-      <w:lvlText w:val=""/>
-      <w:lvlJc w:val="left"/>
-      <w:pPr>
-        <w:tabs>
-          <w:tab w:val="num" w:pos="5040"/>
-        </w:tabs>
-        <w:ind w:left="5040" w:hanging="360"/>
-      </w:pPr>
-      <w:rPr>
-        <w:rFonts w:hint="default" w:ascii="Wingdings" w:hAnsi="Wingdings"/>
-        <w:sz w:val="20"/>
-      </w:rPr>
-    </w:lvl>
-    <w:lvl w:ilvl="7" w:tentative="1">
-      <w:start w:val="1"/>
-      <w:numFmt w:val="bullet"/>
-      <w:lvlText w:val=""/>
-      <w:lvlJc w:val="left"/>
-      <w:pPr>
-        <w:tabs>
-          <w:tab w:val="num" w:pos="5760"/>
-        </w:tabs>
-        <w:ind w:left="5760" w:hanging="360"/>
-      </w:pPr>
-      <w:rPr>
-        <w:rFonts w:hint="default" w:ascii="Wingdings" w:hAnsi="Wingdings"/>
-        <w:sz w:val="20"/>
-      </w:rPr>
-    </w:lvl>
-    <w:lvl w:ilvl="5" w:tentative="1">
-      <w:start w:val="1"/>
-      <w:numFmt w:val="bullet"/>
-      <w:lvlText w:val=""/>
-      <w:lvlJc w:val="left"/>
-      <w:pPr>
-        <w:tabs>
-          <w:tab w:val="num" w:pos="4320"/>
-        </w:tabs>
-        <w:ind w:left="4320" w:hanging="360"/>
-      </w:pPr>
-      <w:rPr>
-        <w:rFonts w:hint="default" w:ascii="Wingdings" w:hAnsi="Wingdings"/>
-        <w:sz w:val="20"/>
-      </w:rPr>
-    </w:lvl>
-    <w:lvl w:ilvl="4" w:tentative="1">
-      <w:start w:val="1"/>
-      <w:numFmt w:val="bullet"/>
-      <w:lvlText w:val=""/>
-      <w:lvlJc w:val="left"/>
-      <w:pPr>
-        <w:tabs>
-          <w:tab w:val="num" w:pos="3600"/>
-        </w:tabs>
-        <w:ind w:left="3600" w:hanging="360"/>
-      </w:pPr>
-      <w:rPr>
-        <w:rFonts w:hint="default" w:ascii="Wingdings" w:hAnsi="Wingdings"/>
-        <w:sz w:val="20"/>
-      </w:rPr>
-    </w:lvl>
-    <w:lvl w:ilvl="1" w:tentative="1">
-      <w:start w:val="1"/>
-      <w:numFmt w:val="bullet"/>
-      <w:lvlText w:val="o"/>
-      <w:lvlJc w:val="left"/>
-      <w:pPr>
-        <w:tabs>
-          <w:tab w:val="num" w:pos="1440"/>
-        </w:tabs>
-        <w:ind w:left="1440" w:hanging="360"/>
-      </w:pPr>
-      <w:rPr>
-        <w:rFonts w:hint="default" w:ascii="Courier New" w:hAnsi="Courier New"/>
-        <w:sz w:val="20"/>
-      </w:rPr>
-    </w:lvl>
-    <w:lvl w:ilvl="0">
-      <w:start w:val="1"/>
-      <w:numFmt w:val="bullet"/>
-      <w:lvlText w:val=""/>
-      <w:lvlJc w:val="left"/>
-      <w:pPr>
-        <w:tabs>
-          <w:tab w:val="num" w:pos="720"/>
-        </w:tabs>
-        <w:ind w:left="720" w:hanging="360"/>
-      </w:pPr>
-      <w:rPr>
-        <w:rFonts w:hint="default" w:ascii="Symbol" w:hAnsi="Symbol"/>
-        <w:sz w:val="20"/>
-      </w:rPr>
-    </w:lvl>
-    <w:lvl w:ilvl="2" w:tentative="1">
-      <w:start w:val="1"/>
-      <w:numFmt w:val="bullet"/>
-      <w:lvlText w:val=""/>
-      <w:lvlJc w:val="left"/>
-      <w:pPr>
-        <w:tabs>
-          <w:tab w:val="num" w:pos="2160"/>
-        </w:tabs>
-        <w:ind w:left="2160" w:hanging="360"/>
-      </w:pPr>
-      <w:rPr>
-        <w:rFonts w:hint="default" w:ascii="Wingdings" w:hAnsi="Wingdings"/>
-        <w:sz w:val="20"/>
-      </w:rPr>
-    </w:lvl>
-    <w:lvl w:ilvl="3" w:tentative="1">
-      <w:start w:val="1"/>
-      <w:numFmt w:val="bullet"/>
-      <w:lvlText w:val=""/>
-      <w:lvlJc w:val="left"/>
-      <w:pPr>
-        <w:tabs>
-          <w:tab w:val="num" w:pos="2880"/>
-        </w:tabs>
-        <w:ind w:left="2880" w:hanging="360"/>
-      </w:pPr>
-      <w:rPr>
-        <w:rFonts w:hint="default" w:ascii="Wingdings" w:hAnsi="Wingdings"/>
-        <w:sz w:val="20"/>
-      </w:rPr>
-    </w:lvl>
-  </w:abstractNum>
-  <w:abstractNum w:abstractNumId="15">
-    <w:nsid w:val="6C4C76C6"/>
-    <w:multiLevelType w:val="multilevel"/>
-    <w:tmpl w:val="A6EC3C5C"/>
-    <w:lvl w:ilvl="6" w:tentative="1">
-      <w:start w:val="1"/>
-      <w:numFmt w:val="bullet"/>
-      <w:lvlText w:val=""/>
-      <w:lvlJc w:val="left"/>
-      <w:pPr>
-        <w:tabs>
-          <w:tab w:val="num" w:pos="5040"/>
-        </w:tabs>
-        <w:ind w:left="5040" w:hanging="360"/>
-      </w:pPr>
-      <w:rPr>
-        <w:rFonts w:hint="default" w:ascii="Wingdings" w:hAnsi="Wingdings"/>
-        <w:sz w:val="20"/>
-      </w:rPr>
-    </w:lvl>
-    <w:lvl w:ilvl="5" w:tentative="1">
-      <w:start w:val="1"/>
-      <w:numFmt w:val="bullet"/>
-      <w:lvlText w:val=""/>
-      <w:lvlJc w:val="left"/>
-      <w:pPr>
-        <w:tabs>
-          <w:tab w:val="num" w:pos="4320"/>
-        </w:tabs>
-        <w:ind w:left="4320" w:hanging="360"/>
-      </w:pPr>
-      <w:rPr>
-        <w:rFonts w:hint="default" w:ascii="Wingdings" w:hAnsi="Wingdings"/>
-        <w:sz w:val="20"/>
-      </w:rPr>
-    </w:lvl>
-    <w:lvl w:ilvl="8" w:tentative="1">
-      <w:start w:val="1"/>
-      <w:numFmt w:val="bullet"/>
-      <w:lvlText w:val=""/>
-      <w:lvlJc w:val="left"/>
-      <w:pPr>
-        <w:tabs>
-          <w:tab w:val="num" w:pos="6480"/>
-        </w:tabs>
-        <w:ind w:left="6480" w:hanging="360"/>
-      </w:pPr>
-      <w:rPr>
-        <w:rFonts w:hint="default" w:ascii="Wingdings" w:hAnsi="Wingdings"/>
-        <w:sz w:val="20"/>
-      </w:rPr>
-    </w:lvl>
-    <w:lvl w:ilvl="4" w:tentative="1">
-      <w:start w:val="1"/>
-      <w:numFmt w:val="bullet"/>
-      <w:lvlText w:val=""/>
-      <w:lvlJc w:val="left"/>
-      <w:pPr>
-        <w:tabs>
-          <w:tab w:val="num" w:pos="3600"/>
-        </w:tabs>
-        <w:ind w:left="3600" w:hanging="360"/>
-      </w:pPr>
-      <w:rPr>
-        <w:rFonts w:hint="default" w:ascii="Wingdings" w:hAnsi="Wingdings"/>
-        <w:sz w:val="20"/>
-      </w:rPr>
-    </w:lvl>
-    <w:lvl w:ilvl="3" w:tentative="1">
-      <w:start w:val="1"/>
-      <w:numFmt w:val="bullet"/>
-      <w:lvlText w:val=""/>
-      <w:lvlJc w:val="left"/>
-      <w:pPr>
-        <w:tabs>
-          <w:tab w:val="num" w:pos="2880"/>
-        </w:tabs>
-        <w:ind w:left="2880" w:hanging="360"/>
-      </w:pPr>
-      <w:rPr>
-        <w:rFonts w:hint="default" w:ascii="Wingdings" w:hAnsi="Wingdings"/>
-        <w:sz w:val="20"/>
-      </w:rPr>
-    </w:lvl>
-    <w:lvl w:ilvl="1" w:tentative="1">
-      <w:start w:val="1"/>
-      <w:numFmt w:val="bullet"/>
-      <w:lvlText w:val="o"/>
-      <w:lvlJc w:val="left"/>
-      <w:pPr>
-        <w:tabs>
-          <w:tab w:val="num" w:pos="1440"/>
-        </w:tabs>
-        <w:ind w:left="1440" w:hanging="360"/>
-      </w:pPr>
-      <w:rPr>
-        <w:rFonts w:hint="default" w:ascii="Courier New" w:hAnsi="Courier New"/>
-        <w:sz w:val="20"/>
-      </w:rPr>
-    </w:lvl>
-    <w:lvl w:ilvl="0">
-      <w:start w:val="1"/>
-      <w:numFmt w:val="bullet"/>
-      <w:lvlText w:val=""/>
-      <w:lvlJc w:val="left"/>
-      <w:pPr>
-        <w:tabs>
-          <w:tab w:val="num" w:pos="720"/>
-        </w:tabs>
-        <w:ind w:left="720" w:hanging="360"/>
-      </w:pPr>
-      <w:rPr>
-        <w:rFonts w:hint="default" w:ascii="Symbol" w:hAnsi="Symbol"/>
-        <w:sz w:val="20"/>
-      </w:rPr>
-    </w:lvl>
-    <w:lvl w:ilvl="7" w:tentative="1">
-      <w:start w:val="1"/>
-      <w:numFmt w:val="bullet"/>
-      <w:lvlText w:val=""/>
-      <w:lvlJc w:val="left"/>
-      <w:pPr>
-        <w:tabs>
-          <w:tab w:val="num" w:pos="5760"/>
-        </w:tabs>
-        <w:ind w:left="5760" w:hanging="360"/>
-      </w:pPr>
-      <w:rPr>
-        <w:rFonts w:hint="default" w:ascii="Wingdings" w:hAnsi="Wingdings"/>
-        <w:sz w:val="20"/>
-      </w:rPr>
-    </w:lvl>
-    <w:lvl w:ilvl="2" w:tentative="1">
-      <w:start w:val="1"/>
-      <w:numFmt w:val="bullet"/>
-      <w:lvlText w:val=""/>
-      <w:lvlJc w:val="left"/>
-      <w:pPr>
-        <w:tabs>
-          <w:tab w:val="num" w:pos="2160"/>
-        </w:tabs>
-        <w:ind w:left="2160" w:hanging="360"/>
-      </w:pPr>
-      <w:rPr>
-        <w:rFonts w:hint="default" w:ascii="Wingdings" w:hAnsi="Wingdings"/>
-        <w:sz w:val="20"/>
-      </w:rPr>
-    </w:lvl>
-  </w:abstractNum>
-  <w:abstractNum w:abstractNumId="16">
-    <w:nsid w:val="7647587B"/>
-    <w:multiLevelType w:val="multilevel"/>
-    <w:tmpl w:val="7B90DA8E"/>
-    <w:lvl w:ilvl="1" w:tentative="1">
-      <w:start w:val="1"/>
-      <w:numFmt w:val="bullet"/>
-      <w:lvlText w:val="o"/>
-      <w:lvlJc w:val="left"/>
-      <w:pPr>
-        <w:tabs>
-          <w:tab w:val="num" w:pos="1440"/>
-        </w:tabs>
-        <w:ind w:left="1440" w:hanging="360"/>
-      </w:pPr>
-      <w:rPr>
-        <w:rFonts w:hint="default" w:ascii="Courier New" w:hAnsi="Courier New"/>
-        <w:sz w:val="20"/>
-      </w:rPr>
-    </w:lvl>
-    <w:lvl w:ilvl="2" w:tentative="1">
-      <w:start w:val="1"/>
-      <w:numFmt w:val="bullet"/>
-      <w:lvlText w:val=""/>
-      <w:lvlJc w:val="left"/>
-      <w:pPr>
-        <w:tabs>
-          <w:tab w:val="num" w:pos="2160"/>
-        </w:tabs>
-        <w:ind w:left="2160" w:hanging="360"/>
-      </w:pPr>
-      <w:rPr>
-        <w:rFonts w:hint="default" w:ascii="Wingdings" w:hAnsi="Wingdings"/>
-        <w:sz w:val="20"/>
-      </w:rPr>
-    </w:lvl>
-    <w:lvl w:ilvl="7" w:tentative="1">
-      <w:start w:val="1"/>
-      <w:numFmt w:val="bullet"/>
-      <w:lvlText w:val=""/>
-      <w:lvlJc w:val="left"/>
-      <w:pPr>
-        <w:tabs>
-          <w:tab w:val="num" w:pos="5760"/>
-        </w:tabs>
-        <w:ind w:left="5760" w:hanging="360"/>
-      </w:pPr>
-      <w:rPr>
-        <w:rFonts w:hint="default" w:ascii="Wingdings" w:hAnsi="Wingdings"/>
-        <w:sz w:val="20"/>
-      </w:rPr>
-    </w:lvl>
-    <w:lvl w:ilvl="8" w:tentative="1">
-      <w:start w:val="1"/>
-      <w:numFmt w:val="bullet"/>
-      <w:lvlText w:val=""/>
-      <w:lvlJc w:val="left"/>
-      <w:pPr>
-        <w:tabs>
-          <w:tab w:val="num" w:pos="6480"/>
-        </w:tabs>
-        <w:ind w:left="6480" w:hanging="360"/>
-      </w:pPr>
-      <w:rPr>
-        <w:rFonts w:hint="default" w:ascii="Wingdings" w:hAnsi="Wingdings"/>
-        <w:sz w:val="20"/>
-      </w:rPr>
-    </w:lvl>
-    <w:lvl w:ilvl="6" w:tentative="1">
-      <w:start w:val="1"/>
-      <w:numFmt w:val="bullet"/>
-      <w:lvlText w:val=""/>
-      <w:lvlJc w:val="left"/>
-      <w:pPr>
-        <w:tabs>
-          <w:tab w:val="num" w:pos="5040"/>
-        </w:tabs>
-        <w:ind w:left="5040" w:hanging="360"/>
-      </w:pPr>
-      <w:rPr>
-        <w:rFonts w:hint="default" w:ascii="Wingdings" w:hAnsi="Wingdings"/>
-        <w:sz w:val="20"/>
-      </w:rPr>
-    </w:lvl>
-    <w:lvl w:ilvl="4" w:tentative="1">
-      <w:start w:val="1"/>
-      <w:numFmt w:val="bullet"/>
-      <w:lvlText w:val=""/>
-      <w:lvlJc w:val="left"/>
-      <w:pPr>
-        <w:tabs>
-          <w:tab w:val="num" w:pos="3600"/>
-        </w:tabs>
-        <w:ind w:left="3600" w:hanging="360"/>
-      </w:pPr>
-      <w:rPr>
-        <w:rFonts w:hint="default" w:ascii="Wingdings" w:hAnsi="Wingdings"/>
-        <w:sz w:val="20"/>
-      </w:rPr>
-    </w:lvl>
-    <w:lvl w:ilvl="0">
-      <w:start w:val="1"/>
-      <w:numFmt w:val="bullet"/>
-      <w:lvlText w:val=""/>
-      <w:lvlJc w:val="left"/>
-      <w:pPr>
-        <w:tabs>
-          <w:tab w:val="num" w:pos="720"/>
-        </w:tabs>
-        <w:ind w:left="720" w:hanging="360"/>
-      </w:pPr>
-      <w:rPr>
-        <w:rFonts w:hint="default" w:ascii="Symbol" w:hAnsi="Symbol"/>
-        <w:sz w:val="20"/>
-      </w:rPr>
-    </w:lvl>
-    <w:lvl w:ilvl="5" w:tentative="1">
-      <w:start w:val="1"/>
-      <w:numFmt w:val="bullet"/>
-      <w:lvlText w:val=""/>
-      <w:lvlJc w:val="left"/>
-      <w:pPr>
-        <w:tabs>
-          <w:tab w:val="num" w:pos="4320"/>
-        </w:tabs>
-        <w:ind w:left="4320" w:hanging="360"/>
-      </w:pPr>
-      <w:rPr>
-        <w:rFonts w:hint="default" w:ascii="Wingdings" w:hAnsi="Wingdings"/>
-        <w:sz w:val="20"/>
-      </w:rPr>
-    </w:lvl>
-    <w:lvl w:ilvl="3" w:tentative="1">
-      <w:start w:val="1"/>
-      <w:numFmt w:val="bullet"/>
-      <w:lvlText w:val=""/>
-      <w:lvlJc w:val="left"/>
-      <w:pPr>
-        <w:tabs>
-          <w:tab w:val="num" w:pos="2880"/>
-        </w:tabs>
-        <w:ind w:left="2880" w:hanging="360"/>
-      </w:pPr>
-      <w:rPr>
-        <w:rFonts w:hint="default" w:ascii="Wingdings" w:hAnsi="Wingdings"/>
-        <w:sz w:val="20"/>
-      </w:rPr>
-    </w:lvl>
-  </w:abstractNum>
-  <w:abstractNum w:abstractNumId="17">
-    <w:nsid w:val="05B40589"/>
-    <w:multiLevelType w:val="multilevel"/>
-    <w:tmpl w:val="347C040C"/>
-    <w:lvl w:ilvl="2" w:tentative="1">
-      <w:start w:val="1"/>
-      <w:numFmt w:val="bullet"/>
-      <w:lvlText w:val=""/>
-      <w:lvlJc w:val="left"/>
-      <w:pPr>
-        <w:tabs>
-          <w:tab w:val="num" w:pos="2160"/>
-        </w:tabs>
-        <w:ind w:left="2160" w:hanging="360"/>
-      </w:pPr>
-      <w:rPr>
-        <w:rFonts w:hint="default" w:ascii="Wingdings" w:hAnsi="Wingdings"/>
-        <w:sz w:val="20"/>
-      </w:rPr>
-    </w:lvl>
-    <w:lvl w:ilvl="3" w:tentative="1">
-      <w:start w:val="1"/>
-      <w:numFmt w:val="bullet"/>
-      <w:lvlText w:val=""/>
-      <w:lvlJc w:val="left"/>
-      <w:pPr>
-        <w:tabs>
-          <w:tab w:val="num" w:pos="2880"/>
-        </w:tabs>
-        <w:ind w:left="2880" w:hanging="360"/>
-      </w:pPr>
-      <w:rPr>
-        <w:rFonts w:hint="default" w:ascii="Wingdings" w:hAnsi="Wingdings"/>
-        <w:sz w:val="20"/>
-      </w:rPr>
-    </w:lvl>
-    <w:lvl w:ilvl="0">
-      <w:start w:val="1"/>
-      <w:numFmt w:val="bullet"/>
-      <w:lvlText w:val=""/>
-      <w:lvlJc w:val="left"/>
-      <w:pPr>
-        <w:tabs>
-          <w:tab w:val="num" w:pos="720"/>
-        </w:tabs>
-        <w:ind w:left="720" w:hanging="360"/>
-      </w:pPr>
-      <w:rPr>
-        <w:rFonts w:hint="default" w:ascii="Symbol" w:hAnsi="Symbol"/>
-        <w:sz w:val="20"/>
-      </w:rPr>
-    </w:lvl>
-    <w:lvl w:ilvl="6" w:tentative="1">
-      <w:start w:val="1"/>
-      <w:numFmt w:val="bullet"/>
-      <w:lvlText w:val=""/>
-      <w:lvlJc w:val="left"/>
-      <w:pPr>
-        <w:tabs>
-          <w:tab w:val="num" w:pos="5040"/>
-        </w:tabs>
-        <w:ind w:left="5040" w:hanging="360"/>
-      </w:pPr>
-      <w:rPr>
-        <w:rFonts w:hint="default" w:ascii="Wingdings" w:hAnsi="Wingdings"/>
-        <w:sz w:val="20"/>
-      </w:rPr>
-    </w:lvl>
-    <w:lvl w:ilvl="8" w:tentative="1">
-      <w:start w:val="1"/>
-      <w:numFmt w:val="bullet"/>
-      <w:lvlText w:val=""/>
-      <w:lvlJc w:val="left"/>
-      <w:pPr>
-        <w:tabs>
-          <w:tab w:val="num" w:pos="6480"/>
-        </w:tabs>
-        <w:ind w:left="6480" w:hanging="360"/>
-      </w:pPr>
-      <w:rPr>
-        <w:rFonts w:hint="default" w:ascii="Wingdings" w:hAnsi="Wingdings"/>
-        <w:sz w:val="20"/>
-      </w:rPr>
-    </w:lvl>
-    <w:lvl w:ilvl="7" w:tentative="1">
-      <w:start w:val="1"/>
-      <w:numFmt w:val="bullet"/>
-      <w:lvlText w:val=""/>
-      <w:lvlJc w:val="left"/>
-      <w:pPr>
-        <w:tabs>
-          <w:tab w:val="num" w:pos="5760"/>
-        </w:tabs>
-        <w:ind w:left="5760" w:hanging="360"/>
-      </w:pPr>
-      <w:rPr>
-        <w:rFonts w:hint="default" w:ascii="Wingdings" w:hAnsi="Wingdings"/>
-        <w:sz w:val="20"/>
-      </w:rPr>
-    </w:lvl>
-    <w:lvl w:ilvl="5" w:tentative="1">
-      <w:start w:val="1"/>
-      <w:numFmt w:val="bullet"/>
-      <w:lvlText w:val=""/>
-      <w:lvlJc w:val="left"/>
-      <w:pPr>
-        <w:tabs>
-          <w:tab w:val="num" w:pos="4320"/>
-        </w:tabs>
-        <w:ind w:left="4320" w:hanging="360"/>
-      </w:pPr>
-      <w:rPr>
-        <w:rFonts w:hint="default" w:ascii="Wingdings" w:hAnsi="Wingdings"/>
-        <w:sz w:val="20"/>
-      </w:rPr>
-    </w:lvl>
-    <w:lvl w:ilvl="4" w:tentative="1">
-      <w:start w:val="1"/>
-      <w:numFmt w:val="bullet"/>
-      <w:lvlText w:val=""/>
-      <w:lvlJc w:val="left"/>
-      <w:pPr>
-        <w:tabs>
-          <w:tab w:val="num" w:pos="3600"/>
-        </w:tabs>
-        <w:ind w:left="3600" w:hanging="360"/>
-      </w:pPr>
-      <w:rPr>
-        <w:rFonts w:hint="default" w:ascii="Wingdings" w:hAnsi="Wingdings"/>
-        <w:sz w:val="20"/>
-      </w:rPr>
-    </w:lvl>
-    <w:lvl w:ilvl="1" w:tentative="1">
-      <w:start w:val="1"/>
-      <w:numFmt w:val="bullet"/>
-      <w:lvlText w:val="o"/>
-      <w:lvlJc w:val="left"/>
-      <w:pPr>
-        <w:tabs>
-          <w:tab w:val="num" w:pos="1440"/>
-        </w:tabs>
-        <w:ind w:left="1440" w:hanging="360"/>
-      </w:pPr>
-      <w:rPr>
-        <w:rFonts w:hint="default" w:ascii="Courier New" w:hAnsi="Courier New"/>
-        <w:sz w:val="20"/>
-      </w:rPr>
-    </w:lvl>
-  </w:abstractNum>
-  <w:abstractNum w:abstractNumId="18">
-    <w:nsid w:val="5B4E0643"/>
-    <w:multiLevelType w:val="multilevel"/>
-    <w:tmpl w:val="D848C494"/>
-    <w:lvl w:ilvl="6" w:tentative="1">
-      <w:start w:val="1"/>
-      <w:numFmt w:val="bullet"/>
-      <w:lvlText w:val=""/>
-      <w:lvlJc w:val="left"/>
-      <w:pPr>
-        <w:tabs>
-          <w:tab w:val="num" w:pos="5040"/>
-        </w:tabs>
-        <w:ind w:left="5040" w:hanging="360"/>
-      </w:pPr>
-      <w:rPr>
-        <w:rFonts w:hint="default" w:ascii="Wingdings" w:hAnsi="Wingdings"/>
-        <w:sz w:val="20"/>
-      </w:rPr>
-    </w:lvl>
-    <w:lvl w:ilvl="4" w:tentative="1">
-      <w:start w:val="1"/>
-      <w:numFmt w:val="bullet"/>
-      <w:lvlText w:val=""/>
-      <w:lvlJc w:val="left"/>
-      <w:pPr>
-        <w:tabs>
-          <w:tab w:val="num" w:pos="3600"/>
-        </w:tabs>
-        <w:ind w:left="3600" w:hanging="360"/>
-      </w:pPr>
-      <w:rPr>
-        <w:rFonts w:hint="default" w:ascii="Wingdings" w:hAnsi="Wingdings"/>
-        <w:sz w:val="20"/>
-      </w:rPr>
-    </w:lvl>
-    <w:lvl w:ilvl="3" w:tentative="1">
-      <w:start w:val="1"/>
-      <w:numFmt w:val="bullet"/>
-      <w:lvlText w:val=""/>
-      <w:lvlJc w:val="left"/>
-      <w:pPr>
-        <w:tabs>
-          <w:tab w:val="num" w:pos="2880"/>
-        </w:tabs>
-        <w:ind w:left="2880" w:hanging="360"/>
-      </w:pPr>
-      <w:rPr>
-        <w:rFonts w:hint="default" w:ascii="Wingdings" w:hAnsi="Wingdings"/>
-        <w:sz w:val="20"/>
-      </w:rPr>
-    </w:lvl>
-    <w:lvl w:ilvl="0">
-      <w:start w:val="1"/>
-      <w:numFmt w:val="bullet"/>
-      <w:lvlText w:val=""/>
-      <w:lvlJc w:val="left"/>
-      <w:pPr>
-        <w:tabs>
-          <w:tab w:val="num" w:pos="720"/>
-        </w:tabs>
-        <w:ind w:left="720" w:hanging="360"/>
-      </w:pPr>
-      <w:rPr>
-        <w:rFonts w:hint="default" w:ascii="Symbol" w:hAnsi="Symbol"/>
-        <w:sz w:val="20"/>
-      </w:rPr>
-    </w:lvl>
-    <w:lvl w:ilvl="5" w:tentative="1">
-      <w:start w:val="1"/>
-      <w:numFmt w:val="bullet"/>
-      <w:lvlText w:val=""/>
-      <w:lvlJc w:val="left"/>
-      <w:pPr>
-        <w:tabs>
-          <w:tab w:val="num" w:pos="4320"/>
-        </w:tabs>
-        <w:ind w:left="4320" w:hanging="360"/>
-      </w:pPr>
-      <w:rPr>
-        <w:rFonts w:hint="default" w:ascii="Wingdings" w:hAnsi="Wingdings"/>
-        <w:sz w:val="20"/>
-      </w:rPr>
-    </w:lvl>
-    <w:lvl w:ilvl="1" w:tentative="1">
-      <w:start w:val="1"/>
-      <w:numFmt w:val="bullet"/>
-      <w:lvlText w:val="o"/>
-      <w:lvlJc w:val="left"/>
-      <w:pPr>
-        <w:tabs>
-          <w:tab w:val="num" w:pos="1440"/>
-        </w:tabs>
-        <w:ind w:left="1440" w:hanging="360"/>
-      </w:pPr>
-      <w:rPr>
-        <w:rFonts w:hint="default" w:ascii="Courier New" w:hAnsi="Courier New"/>
-        <w:sz w:val="20"/>
-      </w:rPr>
-    </w:lvl>
-    <w:lvl w:ilvl="7" w:tentative="1">
-      <w:start w:val="1"/>
-      <w:numFmt w:val="bullet"/>
-      <w:lvlText w:val=""/>
-      <w:lvlJc w:val="left"/>
-      <w:pPr>
-        <w:tabs>
-          <w:tab w:val="num" w:pos="5760"/>
-        </w:tabs>
-        <w:ind w:left="5760" w:hanging="360"/>
-      </w:pPr>
-      <w:rPr>
-        <w:rFonts w:hint="default" w:ascii="Wingdings" w:hAnsi="Wingdings"/>
-        <w:sz w:val="20"/>
-      </w:rPr>
-    </w:lvl>
-    <w:lvl w:ilvl="8" w:tentative="1">
-      <w:start w:val="1"/>
-      <w:numFmt w:val="bullet"/>
-      <w:lvlText w:val=""/>
-      <w:lvlJc w:val="left"/>
-      <w:pPr>
-        <w:tabs>
-          <w:tab w:val="num" w:pos="6480"/>
-        </w:tabs>
-        <w:ind w:left="6480" w:hanging="360"/>
-      </w:pPr>
-      <w:rPr>
-        <w:rFonts w:hint="default" w:ascii="Wingdings" w:hAnsi="Wingdings"/>
-        <w:sz w:val="20"/>
-      </w:rPr>
-    </w:lvl>
-    <w:lvl w:ilvl="2" w:tentative="1">
-      <w:start w:val="1"/>
-      <w:numFmt w:val="bullet"/>
-      <w:lvlText w:val=""/>
-      <w:lvlJc w:val="left"/>
-      <w:pPr>
-        <w:tabs>
-          <w:tab w:val="num" w:pos="2160"/>
-        </w:tabs>
-        <w:ind w:left="2160" w:hanging="360"/>
-      </w:pPr>
-      <w:rPr>
-        <w:rFonts w:hint="default" w:ascii="Wingdings" w:hAnsi="Wingdings"/>
-        <w:sz w:val="20"/>
-      </w:rPr>
-    </w:lvl>
-  </w:abstractNum>
-  <w:abstractNum w:abstractNumId="19">
+  <w:abstractNum w:abstractNumId="31">
     <w:lvl w:ilvl="0">
       <w:start w:val="1"/>
       <w:numFmt w:val="decimal"/>
@@ -20973,617 +22347,7 @@
       </w:pPr>
     </w:lvl>
   </w:abstractNum>
-  <w:abstractNum w:abstractNumId="20">
-    <w:nsid w:val="7A736933"/>
-    <w:multiLevelType w:val="multilevel"/>
-    <w:tmpl w:val="1CFEC2F2"/>
-    <w:lvl w:ilvl="1" w:tentative="1">
-      <w:start w:val="1"/>
-      <w:numFmt w:val="bullet"/>
-      <w:lvlText w:val="o"/>
-      <w:lvlJc w:val="left"/>
-      <w:pPr>
-        <w:tabs>
-          <w:tab w:val="num" w:pos="1440"/>
-        </w:tabs>
-        <w:ind w:left="1440" w:hanging="360"/>
-      </w:pPr>
-      <w:rPr>
-        <w:rFonts w:hint="default" w:ascii="Courier New" w:hAnsi="Courier New"/>
-        <w:sz w:val="20"/>
-      </w:rPr>
-    </w:lvl>
-    <w:lvl w:ilvl="7" w:tentative="1">
-      <w:start w:val="1"/>
-      <w:numFmt w:val="bullet"/>
-      <w:lvlText w:val=""/>
-      <w:lvlJc w:val="left"/>
-      <w:pPr>
-        <w:tabs>
-          <w:tab w:val="num" w:pos="5760"/>
-        </w:tabs>
-        <w:ind w:left="5760" w:hanging="360"/>
-      </w:pPr>
-      <w:rPr>
-        <w:rFonts w:hint="default" w:ascii="Wingdings" w:hAnsi="Wingdings"/>
-        <w:sz w:val="20"/>
-      </w:rPr>
-    </w:lvl>
-    <w:lvl w:ilvl="8" w:tentative="1">
-      <w:start w:val="1"/>
-      <w:numFmt w:val="bullet"/>
-      <w:lvlText w:val=""/>
-      <w:lvlJc w:val="left"/>
-      <w:pPr>
-        <w:tabs>
-          <w:tab w:val="num" w:pos="6480"/>
-        </w:tabs>
-        <w:ind w:left="6480" w:hanging="360"/>
-      </w:pPr>
-      <w:rPr>
-        <w:rFonts w:hint="default" w:ascii="Wingdings" w:hAnsi="Wingdings"/>
-        <w:sz w:val="20"/>
-      </w:rPr>
-    </w:lvl>
-    <w:lvl w:ilvl="0">
-      <w:start w:val="1"/>
-      <w:numFmt w:val="bullet"/>
-      <w:lvlText w:val=""/>
-      <w:lvlJc w:val="left"/>
-      <w:pPr>
-        <w:tabs>
-          <w:tab w:val="num" w:pos="720"/>
-        </w:tabs>
-        <w:ind w:left="720" w:hanging="360"/>
-      </w:pPr>
-      <w:rPr>
-        <w:rFonts w:hint="default" w:ascii="Symbol" w:hAnsi="Symbol"/>
-        <w:sz w:val="20"/>
-      </w:rPr>
-    </w:lvl>
-    <w:lvl w:ilvl="5" w:tentative="1">
-      <w:start w:val="1"/>
-      <w:numFmt w:val="bullet"/>
-      <w:lvlText w:val=""/>
-      <w:lvlJc w:val="left"/>
-      <w:pPr>
-        <w:tabs>
-          <w:tab w:val="num" w:pos="4320"/>
-        </w:tabs>
-        <w:ind w:left="4320" w:hanging="360"/>
-      </w:pPr>
-      <w:rPr>
-        <w:rFonts w:hint="default" w:ascii="Wingdings" w:hAnsi="Wingdings"/>
-        <w:sz w:val="20"/>
-      </w:rPr>
-    </w:lvl>
-    <w:lvl w:ilvl="4" w:tentative="1">
-      <w:start w:val="1"/>
-      <w:numFmt w:val="bullet"/>
-      <w:lvlText w:val=""/>
-      <w:lvlJc w:val="left"/>
-      <w:pPr>
-        <w:tabs>
-          <w:tab w:val="num" w:pos="3600"/>
-        </w:tabs>
-        <w:ind w:left="3600" w:hanging="360"/>
-      </w:pPr>
-      <w:rPr>
-        <w:rFonts w:hint="default" w:ascii="Wingdings" w:hAnsi="Wingdings"/>
-        <w:sz w:val="20"/>
-      </w:rPr>
-    </w:lvl>
-    <w:lvl w:ilvl="6" w:tentative="1">
-      <w:start w:val="1"/>
-      <w:numFmt w:val="bullet"/>
-      <w:lvlText w:val=""/>
-      <w:lvlJc w:val="left"/>
-      <w:pPr>
-        <w:tabs>
-          <w:tab w:val="num" w:pos="5040"/>
-        </w:tabs>
-        <w:ind w:left="5040" w:hanging="360"/>
-      </w:pPr>
-      <w:rPr>
-        <w:rFonts w:hint="default" w:ascii="Wingdings" w:hAnsi="Wingdings"/>
-        <w:sz w:val="20"/>
-      </w:rPr>
-    </w:lvl>
-    <w:lvl w:ilvl="2" w:tentative="1">
-      <w:start w:val="1"/>
-      <w:numFmt w:val="bullet"/>
-      <w:lvlText w:val=""/>
-      <w:lvlJc w:val="left"/>
-      <w:pPr>
-        <w:tabs>
-          <w:tab w:val="num" w:pos="2160"/>
-        </w:tabs>
-        <w:ind w:left="2160" w:hanging="360"/>
-      </w:pPr>
-      <w:rPr>
-        <w:rFonts w:hint="default" w:ascii="Wingdings" w:hAnsi="Wingdings"/>
-        <w:sz w:val="20"/>
-      </w:rPr>
-    </w:lvl>
-    <w:lvl w:ilvl="3" w:tentative="1">
-      <w:start w:val="1"/>
-      <w:numFmt w:val="bullet"/>
-      <w:lvlText w:val=""/>
-      <w:lvlJc w:val="left"/>
-      <w:pPr>
-        <w:tabs>
-          <w:tab w:val="num" w:pos="2880"/>
-        </w:tabs>
-        <w:ind w:left="2880" w:hanging="360"/>
-      </w:pPr>
-      <w:rPr>
-        <w:rFonts w:hint="default" w:ascii="Wingdings" w:hAnsi="Wingdings"/>
-        <w:sz w:val="20"/>
-      </w:rPr>
-    </w:lvl>
-  </w:abstractNum>
-  <w:abstractNum w:abstractNumId="21">
-    <w:nsid w:val="510D3785"/>
-    <w:multiLevelType w:val="multilevel"/>
-    <w:tmpl w:val="73643D5A"/>
-    <w:lvl w:ilvl="0">
-      <w:start w:val="1"/>
-      <w:numFmt w:val="bullet"/>
-      <w:lvlText w:val=""/>
-      <w:lvlJc w:val="left"/>
-      <w:pPr>
-        <w:tabs>
-          <w:tab w:val="num" w:pos="720"/>
-        </w:tabs>
-        <w:ind w:left="720" w:hanging="360"/>
-      </w:pPr>
-      <w:rPr>
-        <w:rFonts w:hint="default" w:ascii="Symbol" w:hAnsi="Symbol"/>
-        <w:sz w:val="20"/>
-      </w:rPr>
-    </w:lvl>
-    <w:lvl w:ilvl="4" w:tentative="1">
-      <w:start w:val="1"/>
-      <w:numFmt w:val="bullet"/>
-      <w:lvlText w:val=""/>
-      <w:lvlJc w:val="left"/>
-      <w:pPr>
-        <w:tabs>
-          <w:tab w:val="num" w:pos="3600"/>
-        </w:tabs>
-        <w:ind w:left="3600" w:hanging="360"/>
-      </w:pPr>
-      <w:rPr>
-        <w:rFonts w:hint="default" w:ascii="Wingdings" w:hAnsi="Wingdings"/>
-        <w:sz w:val="20"/>
-      </w:rPr>
-    </w:lvl>
-    <w:lvl w:ilvl="6" w:tentative="1">
-      <w:start w:val="1"/>
-      <w:numFmt w:val="bullet"/>
-      <w:lvlText w:val=""/>
-      <w:lvlJc w:val="left"/>
-      <w:pPr>
-        <w:tabs>
-          <w:tab w:val="num" w:pos="5040"/>
-        </w:tabs>
-        <w:ind w:left="5040" w:hanging="360"/>
-      </w:pPr>
-      <w:rPr>
-        <w:rFonts w:hint="default" w:ascii="Wingdings" w:hAnsi="Wingdings"/>
-        <w:sz w:val="20"/>
-      </w:rPr>
-    </w:lvl>
-    <w:lvl w:ilvl="3" w:tentative="1">
-      <w:start w:val="1"/>
-      <w:numFmt w:val="bullet"/>
-      <w:lvlText w:val=""/>
-      <w:lvlJc w:val="left"/>
-      <w:pPr>
-        <w:tabs>
-          <w:tab w:val="num" w:pos="2880"/>
-        </w:tabs>
-        <w:ind w:left="2880" w:hanging="360"/>
-      </w:pPr>
-      <w:rPr>
-        <w:rFonts w:hint="default" w:ascii="Wingdings" w:hAnsi="Wingdings"/>
-        <w:sz w:val="20"/>
-      </w:rPr>
-    </w:lvl>
-    <w:lvl w:ilvl="2" w:tentative="1">
-      <w:start w:val="1"/>
-      <w:numFmt w:val="bullet"/>
-      <w:lvlText w:val=""/>
-      <w:lvlJc w:val="left"/>
-      <w:pPr>
-        <w:tabs>
-          <w:tab w:val="num" w:pos="2160"/>
-        </w:tabs>
-        <w:ind w:left="2160" w:hanging="360"/>
-      </w:pPr>
-      <w:rPr>
-        <w:rFonts w:hint="default" w:ascii="Wingdings" w:hAnsi="Wingdings"/>
-        <w:sz w:val="20"/>
-      </w:rPr>
-    </w:lvl>
-    <w:lvl w:ilvl="1" w:tentative="1">
-      <w:start w:val="1"/>
-      <w:numFmt w:val="bullet"/>
-      <w:lvlText w:val="o"/>
-      <w:lvlJc w:val="left"/>
-      <w:pPr>
-        <w:tabs>
-          <w:tab w:val="num" w:pos="1440"/>
-        </w:tabs>
-        <w:ind w:left="1440" w:hanging="360"/>
-      </w:pPr>
-      <w:rPr>
-        <w:rFonts w:hint="default" w:ascii="Courier New" w:hAnsi="Courier New"/>
-        <w:sz w:val="20"/>
-      </w:rPr>
-    </w:lvl>
-    <w:lvl w:ilvl="7" w:tentative="1">
-      <w:start w:val="1"/>
-      <w:numFmt w:val="bullet"/>
-      <w:lvlText w:val=""/>
-      <w:lvlJc w:val="left"/>
-      <w:pPr>
-        <w:tabs>
-          <w:tab w:val="num" w:pos="5760"/>
-        </w:tabs>
-        <w:ind w:left="5760" w:hanging="360"/>
-      </w:pPr>
-      <w:rPr>
-        <w:rFonts w:hint="default" w:ascii="Wingdings" w:hAnsi="Wingdings"/>
-        <w:sz w:val="20"/>
-      </w:rPr>
-    </w:lvl>
-    <w:lvl w:ilvl="5" w:tentative="1">
-      <w:start w:val="1"/>
-      <w:numFmt w:val="bullet"/>
-      <w:lvlText w:val=""/>
-      <w:lvlJc w:val="left"/>
-      <w:pPr>
-        <w:tabs>
-          <w:tab w:val="num" w:pos="4320"/>
-        </w:tabs>
-        <w:ind w:left="4320" w:hanging="360"/>
-      </w:pPr>
-      <w:rPr>
-        <w:rFonts w:hint="default" w:ascii="Wingdings" w:hAnsi="Wingdings"/>
-        <w:sz w:val="20"/>
-      </w:rPr>
-    </w:lvl>
-    <w:lvl w:ilvl="8" w:tentative="1">
-      <w:start w:val="1"/>
-      <w:numFmt w:val="bullet"/>
-      <w:lvlText w:val=""/>
-      <w:lvlJc w:val="left"/>
-      <w:pPr>
-        <w:tabs>
-          <w:tab w:val="num" w:pos="6480"/>
-        </w:tabs>
-        <w:ind w:left="6480" w:hanging="360"/>
-      </w:pPr>
-      <w:rPr>
-        <w:rFonts w:hint="default" w:ascii="Wingdings" w:hAnsi="Wingdings"/>
-        <w:sz w:val="20"/>
-      </w:rPr>
-    </w:lvl>
-  </w:abstractNum>
-  <w:abstractNum w:abstractNumId="22">
-    <w:lvl w:ilvl="0">
-      <w:start w:val="1"/>
-      <w:numFmt w:val="bullet"/>
-      <w:lvlText w:val=""/>
-      <w:lvlJc w:val="left"/>
-      <w:pPr>
-        <w:ind w:left="420" w:hanging="420"/>
-      </w:pPr>
-      <w:rPr>
-        <w:rFonts w:hint="default" w:ascii="Wingdings" w:hAnsi="Wingdings"/>
-      </w:rPr>
-    </w:lvl>
-  </w:abstractNum>
-  <w:abstractNum w:abstractNumId="23">
-    <w:nsid w:val="429B034B"/>
-    <w:multiLevelType w:val="multilevel"/>
-    <w:tmpl w:val="07C2D9A4"/>
-    <w:lvl w:ilvl="2" w:tentative="1">
-      <w:start w:val="1"/>
-      <w:numFmt w:val="bullet"/>
-      <w:lvlText w:val=""/>
-      <w:lvlJc w:val="left"/>
-      <w:pPr>
-        <w:tabs>
-          <w:tab w:val="num" w:pos="2160"/>
-        </w:tabs>
-        <w:ind w:left="2160" w:hanging="360"/>
-      </w:pPr>
-      <w:rPr>
-        <w:rFonts w:hint="default" w:ascii="Wingdings" w:hAnsi="Wingdings"/>
-        <w:sz w:val="20"/>
-      </w:rPr>
-    </w:lvl>
-    <w:lvl w:ilvl="0">
-      <w:start w:val="1"/>
-      <w:numFmt w:val="bullet"/>
-      <w:lvlText w:val=""/>
-      <w:lvlJc w:val="left"/>
-      <w:pPr>
-        <w:tabs>
-          <w:tab w:val="num" w:pos="720"/>
-        </w:tabs>
-        <w:ind w:left="720" w:hanging="360"/>
-      </w:pPr>
-      <w:rPr>
-        <w:rFonts w:hint="default" w:ascii="Symbol" w:hAnsi="Symbol"/>
-        <w:sz w:val="20"/>
-      </w:rPr>
-    </w:lvl>
-    <w:lvl w:ilvl="3" w:tentative="1">
-      <w:start w:val="1"/>
-      <w:numFmt w:val="bullet"/>
-      <w:lvlText w:val=""/>
-      <w:lvlJc w:val="left"/>
-      <w:pPr>
-        <w:tabs>
-          <w:tab w:val="num" w:pos="2880"/>
-        </w:tabs>
-        <w:ind w:left="2880" w:hanging="360"/>
-      </w:pPr>
-      <w:rPr>
-        <w:rFonts w:hint="default" w:ascii="Wingdings" w:hAnsi="Wingdings"/>
-        <w:sz w:val="20"/>
-      </w:rPr>
-    </w:lvl>
-    <w:lvl w:ilvl="7" w:tentative="1">
-      <w:start w:val="1"/>
-      <w:numFmt w:val="bullet"/>
-      <w:lvlText w:val=""/>
-      <w:lvlJc w:val="left"/>
-      <w:pPr>
-        <w:tabs>
-          <w:tab w:val="num" w:pos="5760"/>
-        </w:tabs>
-        <w:ind w:left="5760" w:hanging="360"/>
-      </w:pPr>
-      <w:rPr>
-        <w:rFonts w:hint="default" w:ascii="Wingdings" w:hAnsi="Wingdings"/>
-        <w:sz w:val="20"/>
-      </w:rPr>
-    </w:lvl>
-    <w:lvl w:ilvl="6" w:tentative="1">
-      <w:start w:val="1"/>
-      <w:numFmt w:val="bullet"/>
-      <w:lvlText w:val=""/>
-      <w:lvlJc w:val="left"/>
-      <w:pPr>
-        <w:tabs>
-          <w:tab w:val="num" w:pos="5040"/>
-        </w:tabs>
-        <w:ind w:left="5040" w:hanging="360"/>
-      </w:pPr>
-      <w:rPr>
-        <w:rFonts w:hint="default" w:ascii="Wingdings" w:hAnsi="Wingdings"/>
-        <w:sz w:val="20"/>
-      </w:rPr>
-    </w:lvl>
-    <w:lvl w:ilvl="8" w:tentative="1">
-      <w:start w:val="1"/>
-      <w:numFmt w:val="bullet"/>
-      <w:lvlText w:val=""/>
-      <w:lvlJc w:val="left"/>
-      <w:pPr>
-        <w:tabs>
-          <w:tab w:val="num" w:pos="6480"/>
-        </w:tabs>
-        <w:ind w:left="6480" w:hanging="360"/>
-      </w:pPr>
-      <w:rPr>
-        <w:rFonts w:hint="default" w:ascii="Wingdings" w:hAnsi="Wingdings"/>
-        <w:sz w:val="20"/>
-      </w:rPr>
-    </w:lvl>
-    <w:lvl w:ilvl="5" w:tentative="1">
-      <w:start w:val="1"/>
-      <w:numFmt w:val="bullet"/>
-      <w:lvlText w:val=""/>
-      <w:lvlJc w:val="left"/>
-      <w:pPr>
-        <w:tabs>
-          <w:tab w:val="num" w:pos="4320"/>
-        </w:tabs>
-        <w:ind w:left="4320" w:hanging="360"/>
-      </w:pPr>
-      <w:rPr>
-        <w:rFonts w:hint="default" w:ascii="Wingdings" w:hAnsi="Wingdings"/>
-        <w:sz w:val="20"/>
-      </w:rPr>
-    </w:lvl>
-    <w:lvl w:ilvl="4" w:tentative="1">
-      <w:start w:val="1"/>
-      <w:numFmt w:val="bullet"/>
-      <w:lvlText w:val=""/>
-      <w:lvlJc w:val="left"/>
-      <w:pPr>
-        <w:tabs>
-          <w:tab w:val="num" w:pos="3600"/>
-        </w:tabs>
-        <w:ind w:left="3600" w:hanging="360"/>
-      </w:pPr>
-      <w:rPr>
-        <w:rFonts w:hint="default" w:ascii="Wingdings" w:hAnsi="Wingdings"/>
-        <w:sz w:val="20"/>
-      </w:rPr>
-    </w:lvl>
-    <w:lvl w:ilvl="1" w:tentative="1">
-      <w:start w:val="1"/>
-      <w:numFmt w:val="bullet"/>
-      <w:lvlText w:val="o"/>
-      <w:lvlJc w:val="left"/>
-      <w:pPr>
-        <w:tabs>
-          <w:tab w:val="num" w:pos="1440"/>
-        </w:tabs>
-        <w:ind w:left="1440" w:hanging="360"/>
-      </w:pPr>
-      <w:rPr>
-        <w:rFonts w:hint="default" w:ascii="Courier New" w:hAnsi="Courier New"/>
-        <w:sz w:val="20"/>
-      </w:rPr>
-    </w:lvl>
-  </w:abstractNum>
-  <w:abstractNum w:abstractNumId="24">
-    <w:nsid w:val="755D503A"/>
-    <w:multiLevelType w:val="multilevel"/>
-    <w:tmpl w:val="038EB6AA"/>
-    <w:lvl w:ilvl="2" w:tentative="1">
-      <w:start w:val="1"/>
-      <w:numFmt w:val="bullet"/>
-      <w:lvlText w:val=""/>
-      <w:lvlJc w:val="left"/>
-      <w:pPr>
-        <w:tabs>
-          <w:tab w:val="num" w:pos="2160"/>
-        </w:tabs>
-        <w:ind w:left="2160" w:hanging="360"/>
-      </w:pPr>
-      <w:rPr>
-        <w:rFonts w:hint="default" w:ascii="Wingdings" w:hAnsi="Wingdings"/>
-        <w:sz w:val="20"/>
-      </w:rPr>
-    </w:lvl>
-    <w:lvl w:ilvl="7" w:tentative="1">
-      <w:start w:val="1"/>
-      <w:numFmt w:val="bullet"/>
-      <w:lvlText w:val=""/>
-      <w:lvlJc w:val="left"/>
-      <w:pPr>
-        <w:tabs>
-          <w:tab w:val="num" w:pos="5760"/>
-        </w:tabs>
-        <w:ind w:left="5760" w:hanging="360"/>
-      </w:pPr>
-      <w:rPr>
-        <w:rFonts w:hint="default" w:ascii="Wingdings" w:hAnsi="Wingdings"/>
-        <w:sz w:val="20"/>
-      </w:rPr>
-    </w:lvl>
-    <w:lvl w:ilvl="1" w:tentative="1">
-      <w:start w:val="1"/>
-      <w:numFmt w:val="bullet"/>
-      <w:lvlText w:val="o"/>
-      <w:lvlJc w:val="left"/>
-      <w:pPr>
-        <w:tabs>
-          <w:tab w:val="num" w:pos="1440"/>
-        </w:tabs>
-        <w:ind w:left="1440" w:hanging="360"/>
-      </w:pPr>
-      <w:rPr>
-        <w:rFonts w:hint="default" w:ascii="Courier New" w:hAnsi="Courier New"/>
-        <w:sz w:val="20"/>
-      </w:rPr>
-    </w:lvl>
-    <w:lvl w:ilvl="8" w:tentative="1">
-      <w:start w:val="1"/>
-      <w:numFmt w:val="bullet"/>
-      <w:lvlText w:val=""/>
-      <w:lvlJc w:val="left"/>
-      <w:pPr>
-        <w:tabs>
-          <w:tab w:val="num" w:pos="6480"/>
-        </w:tabs>
-        <w:ind w:left="6480" w:hanging="360"/>
-      </w:pPr>
-      <w:rPr>
-        <w:rFonts w:hint="default" w:ascii="Wingdings" w:hAnsi="Wingdings"/>
-        <w:sz w:val="20"/>
-      </w:rPr>
-    </w:lvl>
-    <w:lvl w:ilvl="5" w:tentative="1">
-      <w:start w:val="1"/>
-      <w:numFmt w:val="bullet"/>
-      <w:lvlText w:val=""/>
-      <w:lvlJc w:val="left"/>
-      <w:pPr>
-        <w:tabs>
-          <w:tab w:val="num" w:pos="4320"/>
-        </w:tabs>
-        <w:ind w:left="4320" w:hanging="360"/>
-      </w:pPr>
-      <w:rPr>
-        <w:rFonts w:hint="default" w:ascii="Wingdings" w:hAnsi="Wingdings"/>
-        <w:sz w:val="20"/>
-      </w:rPr>
-    </w:lvl>
-    <w:lvl w:ilvl="4" w:tentative="1">
-      <w:start w:val="1"/>
-      <w:numFmt w:val="bullet"/>
-      <w:lvlText w:val=""/>
-      <w:lvlJc w:val="left"/>
-      <w:pPr>
-        <w:tabs>
-          <w:tab w:val="num" w:pos="3600"/>
-        </w:tabs>
-        <w:ind w:left="3600" w:hanging="360"/>
-      </w:pPr>
-      <w:rPr>
-        <w:rFonts w:hint="default" w:ascii="Wingdings" w:hAnsi="Wingdings"/>
-        <w:sz w:val="20"/>
-      </w:rPr>
-    </w:lvl>
-    <w:lvl w:ilvl="6" w:tentative="1">
-      <w:start w:val="1"/>
-      <w:numFmt w:val="bullet"/>
-      <w:lvlText w:val=""/>
-      <w:lvlJc w:val="left"/>
-      <w:pPr>
-        <w:tabs>
-          <w:tab w:val="num" w:pos="5040"/>
-        </w:tabs>
-        <w:ind w:left="5040" w:hanging="360"/>
-      </w:pPr>
-      <w:rPr>
-        <w:rFonts w:hint="default" w:ascii="Wingdings" w:hAnsi="Wingdings"/>
-        <w:sz w:val="20"/>
-      </w:rPr>
-    </w:lvl>
-    <w:lvl w:ilvl="0">
-      <w:start w:val="1"/>
-      <w:numFmt w:val="bullet"/>
-      <w:lvlText w:val=""/>
-      <w:lvlJc w:val="left"/>
-      <w:pPr>
-        <w:tabs>
-          <w:tab w:val="num" w:pos="720"/>
-        </w:tabs>
-        <w:ind w:left="720" w:hanging="360"/>
-      </w:pPr>
-      <w:rPr>
-        <w:rFonts w:hint="default" w:ascii="Symbol" w:hAnsi="Symbol"/>
-        <w:sz w:val="20"/>
-      </w:rPr>
-    </w:lvl>
-    <w:lvl w:ilvl="3" w:tentative="1">
-      <w:start w:val="1"/>
-      <w:numFmt w:val="bullet"/>
-      <w:lvlText w:val=""/>
-      <w:lvlJc w:val="left"/>
-      <w:pPr>
-        <w:tabs>
-          <w:tab w:val="num" w:pos="2880"/>
-        </w:tabs>
-        <w:ind w:left="2880" w:hanging="360"/>
-      </w:pPr>
-      <w:rPr>
-        <w:rFonts w:hint="default" w:ascii="Wingdings" w:hAnsi="Wingdings"/>
-        <w:sz w:val="20"/>
-      </w:rPr>
-    </w:lvl>
-  </w:abstractNum>
-  <w:abstractNum w:abstractNumId="25">
+  <w:abstractNum w:abstractNumId="32">
     <w:lvl w:ilvl="0">
       <w:start w:val="1"/>
       <w:numFmt w:val="decimal"/>
@@ -21594,874 +22358,104 @@
       </w:pPr>
     </w:lvl>
   </w:abstractNum>
-  <w:abstractNum w:abstractNumId="26">
-    <w:lvl w:ilvl="0">
-      <w:start w:val="1"/>
-      <w:numFmt w:val="bullet"/>
-      <w:lvlText w:val=""/>
-      <w:lvlJc w:val="left"/>
-      <w:pPr>
-        <w:ind w:left="420" w:hanging="420"/>
-      </w:pPr>
-      <w:rPr>
-        <w:rFonts w:hint="default" w:ascii="Wingdings" w:hAnsi="Wingdings"/>
-      </w:rPr>
-    </w:lvl>
-  </w:abstractNum>
-  <w:abstractNum w:abstractNumId="27">
-    <w:nsid w:val="756E4A92"/>
-    <w:multiLevelType w:val="multilevel"/>
-    <w:tmpl w:val="0C0A4BFA"/>
-    <w:lvl w:ilvl="6" w:tentative="1">
-      <w:start w:val="1"/>
-      <w:numFmt w:val="bullet"/>
-      <w:lvlText w:val=""/>
-      <w:lvlJc w:val="left"/>
-      <w:pPr>
-        <w:tabs>
-          <w:tab w:val="num" w:pos="5040"/>
-        </w:tabs>
-        <w:ind w:left="5040" w:hanging="360"/>
-      </w:pPr>
-      <w:rPr>
-        <w:rFonts w:hint="default" w:ascii="Wingdings" w:hAnsi="Wingdings"/>
-        <w:sz w:val="20"/>
-      </w:rPr>
-    </w:lvl>
-    <w:lvl w:ilvl="7" w:tentative="1">
-      <w:start w:val="1"/>
-      <w:numFmt w:val="bullet"/>
-      <w:lvlText w:val=""/>
-      <w:lvlJc w:val="left"/>
-      <w:pPr>
-        <w:tabs>
-          <w:tab w:val="num" w:pos="5760"/>
-        </w:tabs>
-        <w:ind w:left="5760" w:hanging="360"/>
-      </w:pPr>
-      <w:rPr>
-        <w:rFonts w:hint="default" w:ascii="Wingdings" w:hAnsi="Wingdings"/>
-        <w:sz w:val="20"/>
-      </w:rPr>
-    </w:lvl>
-    <w:lvl w:ilvl="1" w:tentative="1">
-      <w:start w:val="1"/>
-      <w:numFmt w:val="bullet"/>
-      <w:lvlText w:val="o"/>
-      <w:lvlJc w:val="left"/>
-      <w:pPr>
-        <w:tabs>
-          <w:tab w:val="num" w:pos="1440"/>
-        </w:tabs>
-        <w:ind w:left="1440" w:hanging="360"/>
-      </w:pPr>
-      <w:rPr>
-        <w:rFonts w:hint="default" w:ascii="Courier New" w:hAnsi="Courier New"/>
-        <w:sz w:val="20"/>
-      </w:rPr>
-    </w:lvl>
-    <w:lvl w:ilvl="3" w:tentative="1">
-      <w:start w:val="1"/>
-      <w:numFmt w:val="bullet"/>
-      <w:lvlText w:val=""/>
-      <w:lvlJc w:val="left"/>
-      <w:pPr>
-        <w:tabs>
-          <w:tab w:val="num" w:pos="2880"/>
-        </w:tabs>
-        <w:ind w:left="2880" w:hanging="360"/>
-      </w:pPr>
-      <w:rPr>
-        <w:rFonts w:hint="default" w:ascii="Wingdings" w:hAnsi="Wingdings"/>
-        <w:sz w:val="20"/>
-      </w:rPr>
-    </w:lvl>
-    <w:lvl w:ilvl="5" w:tentative="1">
-      <w:start w:val="1"/>
-      <w:numFmt w:val="bullet"/>
-      <w:lvlText w:val=""/>
-      <w:lvlJc w:val="left"/>
-      <w:pPr>
-        <w:tabs>
-          <w:tab w:val="num" w:pos="4320"/>
-        </w:tabs>
-        <w:ind w:left="4320" w:hanging="360"/>
-      </w:pPr>
-      <w:rPr>
-        <w:rFonts w:hint="default" w:ascii="Wingdings" w:hAnsi="Wingdings"/>
-        <w:sz w:val="20"/>
-      </w:rPr>
-    </w:lvl>
-    <w:lvl w:ilvl="0">
-      <w:start w:val="1"/>
-      <w:numFmt w:val="bullet"/>
-      <w:lvlText w:val=""/>
-      <w:lvlJc w:val="left"/>
-      <w:pPr>
-        <w:tabs>
-          <w:tab w:val="num" w:pos="720"/>
-        </w:tabs>
-        <w:ind w:left="720" w:hanging="360"/>
-      </w:pPr>
-      <w:rPr>
-        <w:rFonts w:hint="default" w:ascii="Symbol" w:hAnsi="Symbol"/>
-        <w:sz w:val="20"/>
-      </w:rPr>
-    </w:lvl>
-    <w:lvl w:ilvl="2" w:tentative="1">
-      <w:start w:val="1"/>
-      <w:numFmt w:val="bullet"/>
-      <w:lvlText w:val=""/>
-      <w:lvlJc w:val="left"/>
-      <w:pPr>
-        <w:tabs>
-          <w:tab w:val="num" w:pos="2160"/>
-        </w:tabs>
-        <w:ind w:left="2160" w:hanging="360"/>
-      </w:pPr>
-      <w:rPr>
-        <w:rFonts w:hint="default" w:ascii="Wingdings" w:hAnsi="Wingdings"/>
-        <w:sz w:val="20"/>
-      </w:rPr>
-    </w:lvl>
-    <w:lvl w:ilvl="8" w:tentative="1">
-      <w:start w:val="1"/>
-      <w:numFmt w:val="bullet"/>
-      <w:lvlText w:val=""/>
-      <w:lvlJc w:val="left"/>
-      <w:pPr>
-        <w:tabs>
-          <w:tab w:val="num" w:pos="6480"/>
-        </w:tabs>
-        <w:ind w:left="6480" w:hanging="360"/>
-      </w:pPr>
-      <w:rPr>
-        <w:rFonts w:hint="default" w:ascii="Wingdings" w:hAnsi="Wingdings"/>
-        <w:sz w:val="20"/>
-      </w:rPr>
-    </w:lvl>
-    <w:lvl w:ilvl="4" w:tentative="1">
-      <w:start w:val="1"/>
-      <w:numFmt w:val="bullet"/>
-      <w:lvlText w:val=""/>
-      <w:lvlJc w:val="left"/>
-      <w:pPr>
-        <w:tabs>
-          <w:tab w:val="num" w:pos="3600"/>
-        </w:tabs>
-        <w:ind w:left="3600" w:hanging="360"/>
-      </w:pPr>
-      <w:rPr>
-        <w:rFonts w:hint="default" w:ascii="Wingdings" w:hAnsi="Wingdings"/>
-        <w:sz w:val="20"/>
-      </w:rPr>
-    </w:lvl>
-  </w:abstractNum>
-  <w:abstractNum w:abstractNumId="28">
-    <w:nsid w:val="1448493D"/>
-    <w:multiLevelType w:val="multilevel"/>
-    <w:tmpl w:val="CB1A5D0E"/>
-    <w:lvl w:ilvl="7" w:tentative="1">
-      <w:start w:val="1"/>
-      <w:numFmt w:val="bullet"/>
-      <w:lvlText w:val=""/>
-      <w:lvlJc w:val="left"/>
-      <w:pPr>
-        <w:tabs>
-          <w:tab w:val="num" w:pos="5760"/>
-        </w:tabs>
-        <w:ind w:left="5760" w:hanging="360"/>
-      </w:pPr>
-      <w:rPr>
-        <w:rFonts w:hint="default" w:ascii="Wingdings" w:hAnsi="Wingdings"/>
-        <w:sz w:val="20"/>
-      </w:rPr>
-    </w:lvl>
-    <w:lvl w:ilvl="5" w:tentative="1">
-      <w:start w:val="1"/>
-      <w:numFmt w:val="bullet"/>
-      <w:lvlText w:val=""/>
-      <w:lvlJc w:val="left"/>
-      <w:pPr>
-        <w:tabs>
-          <w:tab w:val="num" w:pos="4320"/>
-        </w:tabs>
-        <w:ind w:left="4320" w:hanging="360"/>
-      </w:pPr>
-      <w:rPr>
-        <w:rFonts w:hint="default" w:ascii="Wingdings" w:hAnsi="Wingdings"/>
-        <w:sz w:val="20"/>
-      </w:rPr>
-    </w:lvl>
-    <w:lvl w:ilvl="6" w:tentative="1">
-      <w:start w:val="1"/>
-      <w:numFmt w:val="bullet"/>
-      <w:lvlText w:val=""/>
-      <w:lvlJc w:val="left"/>
-      <w:pPr>
-        <w:tabs>
-          <w:tab w:val="num" w:pos="5040"/>
-        </w:tabs>
-        <w:ind w:left="5040" w:hanging="360"/>
-      </w:pPr>
-      <w:rPr>
-        <w:rFonts w:hint="default" w:ascii="Wingdings" w:hAnsi="Wingdings"/>
-        <w:sz w:val="20"/>
-      </w:rPr>
-    </w:lvl>
-    <w:lvl w:ilvl="8" w:tentative="1">
-      <w:start w:val="1"/>
-      <w:numFmt w:val="bullet"/>
-      <w:lvlText w:val=""/>
-      <w:lvlJc w:val="left"/>
-      <w:pPr>
-        <w:tabs>
-          <w:tab w:val="num" w:pos="6480"/>
-        </w:tabs>
-        <w:ind w:left="6480" w:hanging="360"/>
-      </w:pPr>
-      <w:rPr>
-        <w:rFonts w:hint="default" w:ascii="Wingdings" w:hAnsi="Wingdings"/>
-        <w:sz w:val="20"/>
-      </w:rPr>
-    </w:lvl>
-    <w:lvl w:ilvl="0">
-      <w:start w:val="1"/>
-      <w:numFmt w:val="bullet"/>
-      <w:lvlText w:val=""/>
-      <w:lvlJc w:val="left"/>
-      <w:pPr>
-        <w:tabs>
-          <w:tab w:val="num" w:pos="720"/>
-        </w:tabs>
-        <w:ind w:left="720" w:hanging="360"/>
-      </w:pPr>
-      <w:rPr>
-        <w:rFonts w:hint="default" w:ascii="Symbol" w:hAnsi="Symbol"/>
-        <w:sz w:val="20"/>
-      </w:rPr>
-    </w:lvl>
-    <w:lvl w:ilvl="1" w:tentative="1">
-      <w:start w:val="1"/>
-      <w:numFmt w:val="bullet"/>
-      <w:lvlText w:val="o"/>
-      <w:lvlJc w:val="left"/>
-      <w:pPr>
-        <w:tabs>
-          <w:tab w:val="num" w:pos="1440"/>
-        </w:tabs>
-        <w:ind w:left="1440" w:hanging="360"/>
-      </w:pPr>
-      <w:rPr>
-        <w:rFonts w:hint="default" w:ascii="Courier New" w:hAnsi="Courier New"/>
-        <w:sz w:val="20"/>
-      </w:rPr>
-    </w:lvl>
-    <w:lvl w:ilvl="3" w:tentative="1">
-      <w:start w:val="1"/>
-      <w:numFmt w:val="bullet"/>
-      <w:lvlText w:val=""/>
-      <w:lvlJc w:val="left"/>
-      <w:pPr>
-        <w:tabs>
-          <w:tab w:val="num" w:pos="2880"/>
-        </w:tabs>
-        <w:ind w:left="2880" w:hanging="360"/>
-      </w:pPr>
-      <w:rPr>
-        <w:rFonts w:hint="default" w:ascii="Wingdings" w:hAnsi="Wingdings"/>
-        <w:sz w:val="20"/>
-      </w:rPr>
-    </w:lvl>
-    <w:lvl w:ilvl="4" w:tentative="1">
-      <w:start w:val="1"/>
-      <w:numFmt w:val="bullet"/>
-      <w:lvlText w:val=""/>
-      <w:lvlJc w:val="left"/>
-      <w:pPr>
-        <w:tabs>
-          <w:tab w:val="num" w:pos="3600"/>
-        </w:tabs>
-        <w:ind w:left="3600" w:hanging="360"/>
-      </w:pPr>
-      <w:rPr>
-        <w:rFonts w:hint="default" w:ascii="Wingdings" w:hAnsi="Wingdings"/>
-        <w:sz w:val="20"/>
-      </w:rPr>
-    </w:lvl>
-    <w:lvl w:ilvl="2" w:tentative="1">
-      <w:start w:val="1"/>
-      <w:numFmt w:val="bullet"/>
-      <w:lvlText w:val=""/>
-      <w:lvlJc w:val="left"/>
-      <w:pPr>
-        <w:tabs>
-          <w:tab w:val="num" w:pos="2160"/>
-        </w:tabs>
-        <w:ind w:left="2160" w:hanging="360"/>
-      </w:pPr>
-      <w:rPr>
-        <w:rFonts w:hint="default" w:ascii="Wingdings" w:hAnsi="Wingdings"/>
-        <w:sz w:val="20"/>
-      </w:rPr>
-    </w:lvl>
-  </w:abstractNum>
-  <w:abstractNum w:abstractNumId="29">
-    <w:lvl w:ilvl="0">
-      <w:start w:val="1"/>
-      <w:numFmt w:val="decimal"/>
-      <w:lvlText w:val="%1."/>
-      <w:lvlJc w:val="left"/>
-      <w:pPr>
-        <w:ind w:left="420" w:hanging="420"/>
-      </w:pPr>
-    </w:lvl>
-  </w:abstractNum>
-  <w:abstractNum w:abstractNumId="30">
-    <w:nsid w:val="126D0C2A"/>
-    <w:multiLevelType w:val="multilevel"/>
-    <w:tmpl w:val="9F309FB0"/>
-    <w:lvl w:ilvl="8" w:tentative="1">
-      <w:start w:val="1"/>
-      <w:numFmt w:val="bullet"/>
-      <w:lvlText w:val=""/>
-      <w:lvlJc w:val="left"/>
-      <w:pPr>
-        <w:tabs>
-          <w:tab w:val="num" w:pos="6480"/>
-        </w:tabs>
-        <w:ind w:left="6480" w:hanging="360"/>
-      </w:pPr>
-      <w:rPr>
-        <w:rFonts w:hint="default" w:ascii="Wingdings" w:hAnsi="Wingdings"/>
-        <w:sz w:val="20"/>
-      </w:rPr>
-    </w:lvl>
-    <w:lvl w:ilvl="3" w:tentative="1">
-      <w:start w:val="1"/>
-      <w:numFmt w:val="bullet"/>
-      <w:lvlText w:val=""/>
-      <w:lvlJc w:val="left"/>
-      <w:pPr>
-        <w:tabs>
-          <w:tab w:val="num" w:pos="2880"/>
-        </w:tabs>
-        <w:ind w:left="2880" w:hanging="360"/>
-      </w:pPr>
-      <w:rPr>
-        <w:rFonts w:hint="default" w:ascii="Wingdings" w:hAnsi="Wingdings"/>
-        <w:sz w:val="20"/>
-      </w:rPr>
-    </w:lvl>
-    <w:lvl w:ilvl="2" w:tentative="1">
-      <w:start w:val="1"/>
-      <w:numFmt w:val="bullet"/>
-      <w:lvlText w:val=""/>
-      <w:lvlJc w:val="left"/>
-      <w:pPr>
-        <w:tabs>
-          <w:tab w:val="num" w:pos="2160"/>
-        </w:tabs>
-        <w:ind w:left="2160" w:hanging="360"/>
-      </w:pPr>
-      <w:rPr>
-        <w:rFonts w:hint="default" w:ascii="Wingdings" w:hAnsi="Wingdings"/>
-        <w:sz w:val="20"/>
-      </w:rPr>
-    </w:lvl>
-    <w:lvl w:ilvl="6" w:tentative="1">
-      <w:start w:val="1"/>
-      <w:numFmt w:val="bullet"/>
-      <w:lvlText w:val=""/>
-      <w:lvlJc w:val="left"/>
-      <w:pPr>
-        <w:tabs>
-          <w:tab w:val="num" w:pos="5040"/>
-        </w:tabs>
-        <w:ind w:left="5040" w:hanging="360"/>
-      </w:pPr>
-      <w:rPr>
-        <w:rFonts w:hint="default" w:ascii="Wingdings" w:hAnsi="Wingdings"/>
-        <w:sz w:val="20"/>
-      </w:rPr>
-    </w:lvl>
-    <w:lvl w:ilvl="0">
-      <w:start w:val="1"/>
-      <w:numFmt w:val="bullet"/>
-      <w:lvlText w:val=""/>
-      <w:lvlJc w:val="left"/>
-      <w:pPr>
-        <w:tabs>
-          <w:tab w:val="num" w:pos="720"/>
-        </w:tabs>
-        <w:ind w:left="720" w:hanging="360"/>
-      </w:pPr>
-      <w:rPr>
-        <w:rFonts w:hint="default" w:ascii="Symbol" w:hAnsi="Symbol"/>
-        <w:sz w:val="20"/>
-      </w:rPr>
-    </w:lvl>
-    <w:lvl w:ilvl="4" w:tentative="1">
-      <w:start w:val="1"/>
-      <w:numFmt w:val="bullet"/>
-      <w:lvlText w:val=""/>
-      <w:lvlJc w:val="left"/>
-      <w:pPr>
-        <w:tabs>
-          <w:tab w:val="num" w:pos="3600"/>
-        </w:tabs>
-        <w:ind w:left="3600" w:hanging="360"/>
-      </w:pPr>
-      <w:rPr>
-        <w:rFonts w:hint="default" w:ascii="Wingdings" w:hAnsi="Wingdings"/>
-        <w:sz w:val="20"/>
-      </w:rPr>
-    </w:lvl>
-    <w:lvl w:ilvl="5" w:tentative="1">
-      <w:start w:val="1"/>
-      <w:numFmt w:val="bullet"/>
-      <w:lvlText w:val=""/>
-      <w:lvlJc w:val="left"/>
-      <w:pPr>
-        <w:tabs>
-          <w:tab w:val="num" w:pos="4320"/>
-        </w:tabs>
-        <w:ind w:left="4320" w:hanging="360"/>
-      </w:pPr>
-      <w:rPr>
-        <w:rFonts w:hint="default" w:ascii="Wingdings" w:hAnsi="Wingdings"/>
-        <w:sz w:val="20"/>
-      </w:rPr>
-    </w:lvl>
-    <w:lvl w:ilvl="7" w:tentative="1">
-      <w:start w:val="1"/>
-      <w:numFmt w:val="bullet"/>
-      <w:lvlText w:val=""/>
-      <w:lvlJc w:val="left"/>
-      <w:pPr>
-        <w:tabs>
-          <w:tab w:val="num" w:pos="5760"/>
-        </w:tabs>
-        <w:ind w:left="5760" w:hanging="360"/>
-      </w:pPr>
-      <w:rPr>
-        <w:rFonts w:hint="default" w:ascii="Wingdings" w:hAnsi="Wingdings"/>
-        <w:sz w:val="20"/>
-      </w:rPr>
-    </w:lvl>
-    <w:lvl w:ilvl="1" w:tentative="1">
-      <w:start w:val="1"/>
-      <w:numFmt w:val="bullet"/>
-      <w:lvlText w:val="o"/>
-      <w:lvlJc w:val="left"/>
-      <w:pPr>
-        <w:tabs>
-          <w:tab w:val="num" w:pos="1440"/>
-        </w:tabs>
-        <w:ind w:left="1440" w:hanging="360"/>
-      </w:pPr>
-      <w:rPr>
-        <w:rFonts w:hint="default" w:ascii="Courier New" w:hAnsi="Courier New"/>
-        <w:sz w:val="20"/>
-      </w:rPr>
-    </w:lvl>
-  </w:abstractNum>
-  <w:abstractNum w:abstractNumId="31">
-    <w:nsid w:val="1B1D6524"/>
-    <w:multiLevelType w:val="multilevel"/>
-    <w:tmpl w:val="C9428036"/>
-    <w:lvl w:ilvl="4" w:tentative="1">
-      <w:start w:val="1"/>
-      <w:numFmt w:val="bullet"/>
-      <w:lvlText w:val=""/>
-      <w:lvlJc w:val="left"/>
-      <w:pPr>
-        <w:tabs>
-          <w:tab w:val="num" w:pos="3600"/>
-        </w:tabs>
-        <w:ind w:left="3600" w:hanging="360"/>
-      </w:pPr>
-      <w:rPr>
-        <w:rFonts w:hint="default" w:ascii="Wingdings" w:hAnsi="Wingdings"/>
-        <w:sz w:val="20"/>
-      </w:rPr>
-    </w:lvl>
-    <w:lvl w:ilvl="6" w:tentative="1">
-      <w:start w:val="1"/>
-      <w:numFmt w:val="bullet"/>
-      <w:lvlText w:val=""/>
-      <w:lvlJc w:val="left"/>
-      <w:pPr>
-        <w:tabs>
-          <w:tab w:val="num" w:pos="5040"/>
-        </w:tabs>
-        <w:ind w:left="5040" w:hanging="360"/>
-      </w:pPr>
-      <w:rPr>
-        <w:rFonts w:hint="default" w:ascii="Wingdings" w:hAnsi="Wingdings"/>
-        <w:sz w:val="20"/>
-      </w:rPr>
-    </w:lvl>
-    <w:lvl w:ilvl="7" w:tentative="1">
-      <w:start w:val="1"/>
-      <w:numFmt w:val="bullet"/>
-      <w:lvlText w:val=""/>
-      <w:lvlJc w:val="left"/>
-      <w:pPr>
-        <w:tabs>
-          <w:tab w:val="num" w:pos="5760"/>
-        </w:tabs>
-        <w:ind w:left="5760" w:hanging="360"/>
-      </w:pPr>
-      <w:rPr>
-        <w:rFonts w:hint="default" w:ascii="Wingdings" w:hAnsi="Wingdings"/>
-        <w:sz w:val="20"/>
-      </w:rPr>
-    </w:lvl>
-    <w:lvl w:ilvl="1" w:tentative="1">
-      <w:start w:val="1"/>
-      <w:numFmt w:val="bullet"/>
-      <w:lvlText w:val="o"/>
-      <w:lvlJc w:val="left"/>
-      <w:pPr>
-        <w:tabs>
-          <w:tab w:val="num" w:pos="1440"/>
-        </w:tabs>
-        <w:ind w:left="1440" w:hanging="360"/>
-      </w:pPr>
-      <w:rPr>
-        <w:rFonts w:hint="default" w:ascii="Courier New" w:hAnsi="Courier New"/>
-        <w:sz w:val="20"/>
-      </w:rPr>
-    </w:lvl>
-    <w:lvl w:ilvl="8" w:tentative="1">
-      <w:start w:val="1"/>
-      <w:numFmt w:val="bullet"/>
-      <w:lvlText w:val=""/>
-      <w:lvlJc w:val="left"/>
-      <w:pPr>
-        <w:tabs>
-          <w:tab w:val="num" w:pos="6480"/>
-        </w:tabs>
-        <w:ind w:left="6480" w:hanging="360"/>
-      </w:pPr>
-      <w:rPr>
-        <w:rFonts w:hint="default" w:ascii="Wingdings" w:hAnsi="Wingdings"/>
-        <w:sz w:val="20"/>
-      </w:rPr>
-    </w:lvl>
-    <w:lvl w:ilvl="0">
-      <w:start w:val="1"/>
-      <w:numFmt w:val="bullet"/>
-      <w:lvlText w:val=""/>
-      <w:lvlJc w:val="left"/>
-      <w:pPr>
-        <w:tabs>
-          <w:tab w:val="num" w:pos="720"/>
-        </w:tabs>
-        <w:ind w:left="720" w:hanging="360"/>
-      </w:pPr>
-      <w:rPr>
-        <w:rFonts w:hint="default" w:ascii="Symbol" w:hAnsi="Symbol"/>
-        <w:sz w:val="20"/>
-      </w:rPr>
-    </w:lvl>
-    <w:lvl w:ilvl="2" w:tentative="1">
-      <w:start w:val="1"/>
-      <w:numFmt w:val="bullet"/>
-      <w:lvlText w:val=""/>
-      <w:lvlJc w:val="left"/>
-      <w:pPr>
-        <w:tabs>
-          <w:tab w:val="num" w:pos="2160"/>
-        </w:tabs>
-        <w:ind w:left="2160" w:hanging="360"/>
-      </w:pPr>
-      <w:rPr>
-        <w:rFonts w:hint="default" w:ascii="Wingdings" w:hAnsi="Wingdings"/>
-        <w:sz w:val="20"/>
-      </w:rPr>
-    </w:lvl>
-    <w:lvl w:ilvl="3" w:tentative="1">
-      <w:start w:val="1"/>
-      <w:numFmt w:val="bullet"/>
-      <w:lvlText w:val=""/>
-      <w:lvlJc w:val="left"/>
-      <w:pPr>
-        <w:tabs>
-          <w:tab w:val="num" w:pos="2880"/>
-        </w:tabs>
-        <w:ind w:left="2880" w:hanging="360"/>
-      </w:pPr>
-      <w:rPr>
-        <w:rFonts w:hint="default" w:ascii="Wingdings" w:hAnsi="Wingdings"/>
-        <w:sz w:val="20"/>
-      </w:rPr>
-    </w:lvl>
-    <w:lvl w:ilvl="5" w:tentative="1">
-      <w:start w:val="1"/>
-      <w:numFmt w:val="bullet"/>
-      <w:lvlText w:val=""/>
-      <w:lvlJc w:val="left"/>
-      <w:pPr>
-        <w:tabs>
-          <w:tab w:val="num" w:pos="4320"/>
-        </w:tabs>
-        <w:ind w:left="4320" w:hanging="360"/>
-      </w:pPr>
-      <w:rPr>
-        <w:rFonts w:hint="default" w:ascii="Wingdings" w:hAnsi="Wingdings"/>
-        <w:sz w:val="20"/>
-      </w:rPr>
-    </w:lvl>
-  </w:abstractNum>
-  <w:abstractNum w:abstractNumId="32">
-    <w:nsid w:val="1BB17A0E"/>
-    <w:multiLevelType w:val="multilevel"/>
-    <w:tmpl w:val="9D484124"/>
-    <w:lvl w:ilvl="1" w:tentative="1">
-      <w:start w:val="1"/>
-      <w:numFmt w:val="bullet"/>
-      <w:lvlText w:val="o"/>
-      <w:lvlJc w:val="left"/>
-      <w:pPr>
-        <w:tabs>
-          <w:tab w:val="num" w:pos="1440"/>
-        </w:tabs>
-        <w:ind w:left="1440" w:hanging="360"/>
-      </w:pPr>
-      <w:rPr>
-        <w:rFonts w:hint="default" w:ascii="Courier New" w:hAnsi="Courier New"/>
-        <w:sz w:val="20"/>
-      </w:rPr>
-    </w:lvl>
-    <w:lvl w:ilvl="4" w:tentative="1">
-      <w:start w:val="1"/>
-      <w:numFmt w:val="bullet"/>
-      <w:lvlText w:val=""/>
-      <w:lvlJc w:val="left"/>
-      <w:pPr>
-        <w:tabs>
-          <w:tab w:val="num" w:pos="3600"/>
-        </w:tabs>
-        <w:ind w:left="3600" w:hanging="360"/>
-      </w:pPr>
-      <w:rPr>
-        <w:rFonts w:hint="default" w:ascii="Wingdings" w:hAnsi="Wingdings"/>
-        <w:sz w:val="20"/>
-      </w:rPr>
-    </w:lvl>
-    <w:lvl w:ilvl="3" w:tentative="1">
-      <w:start w:val="1"/>
-      <w:numFmt w:val="bullet"/>
-      <w:lvlText w:val=""/>
-      <w:lvlJc w:val="left"/>
-      <w:pPr>
-        <w:tabs>
-          <w:tab w:val="num" w:pos="2880"/>
-        </w:tabs>
-        <w:ind w:left="2880" w:hanging="360"/>
-      </w:pPr>
-      <w:rPr>
-        <w:rFonts w:hint="default" w:ascii="Wingdings" w:hAnsi="Wingdings"/>
-        <w:sz w:val="20"/>
-      </w:rPr>
-    </w:lvl>
-    <w:lvl w:ilvl="2" w:tentative="1">
-      <w:start w:val="1"/>
-      <w:numFmt w:val="bullet"/>
-      <w:lvlText w:val=""/>
-      <w:lvlJc w:val="left"/>
-      <w:pPr>
-        <w:tabs>
-          <w:tab w:val="num" w:pos="2160"/>
-        </w:tabs>
-        <w:ind w:left="2160" w:hanging="360"/>
-      </w:pPr>
-      <w:rPr>
-        <w:rFonts w:hint="default" w:ascii="Wingdings" w:hAnsi="Wingdings"/>
-        <w:sz w:val="20"/>
-      </w:rPr>
-    </w:lvl>
-    <w:lvl w:ilvl="0">
-      <w:start w:val="1"/>
-      <w:numFmt w:val="bullet"/>
-      <w:lvlText w:val=""/>
-      <w:lvlJc w:val="left"/>
-      <w:pPr>
-        <w:tabs>
-          <w:tab w:val="num" w:pos="720"/>
-        </w:tabs>
-        <w:ind w:left="720" w:hanging="360"/>
-      </w:pPr>
-      <w:rPr>
-        <w:rFonts w:hint="default" w:ascii="Symbol" w:hAnsi="Symbol"/>
-        <w:sz w:val="20"/>
-      </w:rPr>
-    </w:lvl>
-    <w:lvl w:ilvl="7" w:tentative="1">
-      <w:start w:val="1"/>
-      <w:numFmt w:val="bullet"/>
-      <w:lvlText w:val=""/>
-      <w:lvlJc w:val="left"/>
-      <w:pPr>
-        <w:tabs>
-          <w:tab w:val="num" w:pos="5760"/>
-        </w:tabs>
-        <w:ind w:left="5760" w:hanging="360"/>
-      </w:pPr>
-      <w:rPr>
-        <w:rFonts w:hint="default" w:ascii="Wingdings" w:hAnsi="Wingdings"/>
-        <w:sz w:val="20"/>
-      </w:rPr>
-    </w:lvl>
-    <w:lvl w:ilvl="6" w:tentative="1">
-      <w:start w:val="1"/>
-      <w:numFmt w:val="bullet"/>
-      <w:lvlText w:val=""/>
-      <w:lvlJc w:val="left"/>
-      <w:pPr>
-        <w:tabs>
-          <w:tab w:val="num" w:pos="5040"/>
-        </w:tabs>
-        <w:ind w:left="5040" w:hanging="360"/>
-      </w:pPr>
-      <w:rPr>
-        <w:rFonts w:hint="default" w:ascii="Wingdings" w:hAnsi="Wingdings"/>
-        <w:sz w:val="20"/>
-      </w:rPr>
-    </w:lvl>
-    <w:lvl w:ilvl="8" w:tentative="1">
-      <w:start w:val="1"/>
-      <w:numFmt w:val="bullet"/>
-      <w:lvlText w:val=""/>
-      <w:lvlJc w:val="left"/>
-      <w:pPr>
-        <w:tabs>
-          <w:tab w:val="num" w:pos="6480"/>
-        </w:tabs>
-        <w:ind w:left="6480" w:hanging="360"/>
-      </w:pPr>
-      <w:rPr>
-        <w:rFonts w:hint="default" w:ascii="Wingdings" w:hAnsi="Wingdings"/>
-        <w:sz w:val="20"/>
-      </w:rPr>
-    </w:lvl>
-    <w:lvl w:ilvl="5" w:tentative="1">
-      <w:start w:val="1"/>
-      <w:numFmt w:val="bullet"/>
-      <w:lvlText w:val=""/>
-      <w:lvlJc w:val="left"/>
-      <w:pPr>
-        <w:tabs>
-          <w:tab w:val="num" w:pos="4320"/>
-        </w:tabs>
-        <w:ind w:left="4320" w:hanging="360"/>
-      </w:pPr>
-      <w:rPr>
-        <w:rFonts w:hint="default" w:ascii="Wingdings" w:hAnsi="Wingdings"/>
-        <w:sz w:val="20"/>
-      </w:rPr>
-    </w:lvl>
-  </w:abstractNum>
-  <w:num w:numId="7">
+  <w:num w:numId="4">
+    <w:abstractNumId w:val="29"/>
+  </w:num>
+  <w:num w:numId="5">
+    <w:abstractNumId w:val="29"/>
+  </w:num>
+  <w:num w:numId="10">
+    <w:abstractNumId w:val="21"/>
+  </w:num>
+  <w:num w:numId="31">
     <w:abstractNumId w:val="6"/>
   </w:num>
-  <w:num w:numId="20">
+  <w:num w:numId="3">
+    <w:abstractNumId w:val="1"/>
+  </w:num>
+  <w:num w:numId="16">
+    <w:abstractNumId w:val="10"/>
+  </w:num>
+  <w:num w:numId="32">
     <w:abstractNumId w:val="32"/>
+  </w:num>
+  <w:num w:numId="15">
+    <w:abstractNumId w:val="18"/>
+  </w:num>
+  <w:num w:numId="13">
+    <w:abstractNumId w:val="26"/>
+  </w:num>
+  <w:num w:numId="33">
+    <w:abstractNumId w:val="30"/>
   </w:num>
   <w:num w:numId="28">
     <w:abstractNumId w:val="11"/>
   </w:num>
-  <w:num w:numId="6">
-    <w:abstractNumId w:val="0"/>
+  <w:num w:numId="12">
+    <w:abstractNumId w:val="17"/>
+  </w:num>
+  <w:num w:numId="7">
+    <w:abstractNumId w:val="1"/>
+  </w:num>
+  <w:num w:numId="19">
+    <w:abstractNumId w:val="24"/>
+  </w:num>
+  <w:num w:numId="27">
+    <w:abstractNumId w:val="2"/>
+  </w:num>
+  <w:num w:numId="1">
+    <w:abstractNumId w:val="23"/>
+  </w:num>
+  <w:num w:numId="11">
+    <w:abstractNumId w:val="25"/>
+  </w:num>
+  <w:num w:numId="26">
+    <w:abstractNumId w:val="27"/>
+  </w:num>
+  <w:num w:numId="20">
+    <w:abstractNumId w:val="3"/>
+  </w:num>
+  <w:num w:numId="30">
+    <w:abstractNumId w:val="31"/>
+  </w:num>
+  <w:num w:numId="21">
+    <w:abstractNumId w:val="16"/>
+  </w:num>
+  <w:num w:numId="18">
+    <w:abstractNumId w:val="22"/>
+  </w:num>
+  <w:num w:numId="23">
+    <w:abstractNumId w:val="13"/>
+  </w:num>
+  <w:num w:numId="29">
+    <w:abstractNumId w:val="12"/>
+  </w:num>
+  <w:num w:numId="25">
+    <w:abstractNumId w:val="5"/>
+  </w:num>
+  <w:num w:numId="24">
+    <w:abstractNumId w:val="9"/>
+  </w:num>
+  <w:num w:numId="17">
+    <w:abstractNumId w:val="20"/>
   </w:num>
   <w:num w:numId="14">
-    <w:abstractNumId w:val="12"/>
-  </w:num>
-  <w:num w:numId="16">
-    <w:abstractNumId w:val="10"/>
-  </w:num>
-  <w:num w:numId="15">
-    <w:abstractNumId w:val="2"/>
+    <w:abstractNumId w:val="4"/>
   </w:num>
   <w:num w:numId="9">
-    <w:abstractNumId w:val="1"/>
+    <w:abstractNumId w:val="15"/>
   </w:num>
-  <w:num w:numId="18">
-    <w:abstractNumId w:val="24"/>
+  <w:num w:numId="6">
+    <w:abstractNumId w:val="28"/>
   </w:num>
-  <w:num w:numId="25">
+  <w:num w:numId="2">
     <w:abstractNumId w:val="14"/>
   </w:num>
-  <w:num w:numId="17">
-    <w:abstractNumId w:val="27"/>
+  <w:num w:numId="8">
+    <w:abstractNumId w:val="19"/>
   </w:num>
   <w:num w:numId="22">
-    <w:abstractNumId w:val="18"/>
-  </w:num>
-  <w:num w:numId="11">
-    <w:abstractNumId w:val="8"/>
-  </w:num>
-  <w:num w:numId="33">
-    <w:abstractNumId w:val="22"/>
-  </w:num>
-  <w:num w:numId="31">
-    <w:abstractNumId w:val="19"/>
-  </w:num>
-  <w:num w:numId="4">
-    <w:abstractNumId w:val="30"/>
-  </w:num>
-  <w:num w:numId="2">
-    <w:abstractNumId w:val="3"/>
-  </w:num>
-  <w:num w:numId="8">
-    <w:abstractNumId w:val="28"/>
-  </w:num>
-  <w:num w:numId="24">
-    <w:abstractNumId w:val="23"/>
-  </w:num>
-  <w:num w:numId="19">
-    <w:abstractNumId w:val="9"/>
-  </w:num>
-  <w:num w:numId="21">
-    <w:abstractNumId w:val="15"/>
-  </w:num>
-  <w:num w:numId="5">
-    <w:abstractNumId w:val="30"/>
-  </w:num>
-  <w:num w:numId="13">
-    <w:abstractNumId w:val="20"/>
-  </w:num>
-  <w:num w:numId="23">
-    <w:abstractNumId w:val="21"/>
-  </w:num>
-  <w:num w:numId="12">
-    <w:abstractNumId w:val="16"/>
-  </w:num>
-  <w:num w:numId="30">
-    <w:abstractNumId w:val="25"/>
-  </w:num>
-  <w:num w:numId="1">
-    <w:abstractNumId w:val="31"/>
-  </w:num>
-  <w:num w:numId="29">
-    <w:abstractNumId w:val="5"/>
-  </w:num>
-  <w:num w:numId="10">
-    <w:abstractNumId w:val="29"/>
-  </w:num>
-  <w:num w:numId="26">
-    <w:abstractNumId w:val="4"/>
-  </w:num>
-  <w:num w:numId="27">
-    <w:abstractNumId w:val="17"/>
-  </w:num>
-  <w:num w:numId="32">
-    <w:abstractNumId w:val="7"/>
-  </w:num>
-  <w:num w:numId="3">
-    <w:abstractNumId w:val="6"/>
+    <w:abstractNumId w:val="0"/>
   </w:num>
 </w:numbering>
 </file>
@@ -22486,387 +22480,629 @@
     </w:pPrDefault>
   </w:docDefaults>
   <w:latentStyles w:defLockedState="0" w:defUIPriority="99" w:defSemiHidden="0" w:defUnhideWhenUsed="0" w:defQFormat="0" w:count="376">
+    <w:lsdException w:name="toa heading" w:semiHidden="1" w:unhideWhenUsed="1"/>
+    <w:lsdException w:name="Medium Shading 2 Accent 1" w:uiPriority="64"/>
+    <w:lsdException w:name="Colorful Grid Accent 1" w:uiPriority="73"/>
+    <w:lsdException w:name="Body Text Indent 2" w:semiHidden="1" w:unhideWhenUsed="1"/>
+    <w:lsdException w:name="Smart Hyperlink" w:semiHidden="1" w:unhideWhenUsed="1"/>
+    <w:lsdException w:name="Table Colorful 2" w:semiHidden="1" w:unhideWhenUsed="1"/>
+    <w:lsdException w:name="Colorful List Accent 4" w:uiPriority="72"/>
+    <w:lsdException w:name="Table 3D effects 3" w:semiHidden="1" w:unhideWhenUsed="1"/>
+    <w:lsdException w:name="endnote text" w:semiHidden="1" w:unhideWhenUsed="1"/>
+    <w:lsdException w:name="List Table 4 Accent 5" w:uiPriority="49"/>
+    <w:lsdException w:name="Table Grid 3" w:semiHidden="1" w:unhideWhenUsed="1"/>
+    <w:lsdException w:name="Medium Grid 3 Accent 4" w:uiPriority="69"/>
+    <w:lsdException w:name="List Table 5 Dark Accent 2" w:uiPriority="50"/>
+    <w:lsdException w:name="Medium List 1 Accent 2" w:uiPriority="65"/>
+    <w:lsdException w:name="Intense Reference" w:uiPriority="32" w:qFormat="1"/>
+    <w:lsdException w:name="List Table 3 Accent 5" w:uiPriority="48"/>
+    <w:lsdException w:name="Medium List 2" w:uiPriority="66"/>
+    <w:lsdException w:name="List Bullet" w:semiHidden="1" w:unhideWhenUsed="1"/>
+    <w:lsdException w:name="Body Text" w:semiHidden="1" w:unhideWhenUsed="1"/>
+    <w:lsdException w:name="List Table 3" w:uiPriority="48"/>
+    <w:lsdException w:name="Grid Table 1 Light Accent 4" w:uiPriority="46"/>
+    <w:lsdException w:name="Body Text Indent" w:semiHidden="1" w:unhideWhenUsed="1"/>
+    <w:lsdException w:name="Colorful List Accent 3" w:uiPriority="72"/>
+    <w:lsdException w:name="Table Columns 2" w:semiHidden="1" w:unhideWhenUsed="1"/>
+    <w:lsdException w:name="List Number 4" w:semiHidden="1" w:unhideWhenUsed="1"/>
+    <w:lsdException w:name="Medium Shading 2" w:uiPriority="64"/>
+    <w:lsdException w:name="Medium Grid 2 Accent 1" w:uiPriority="68"/>
+    <w:lsdException w:name="Grid Table 3 Accent 3" w:uiPriority="48"/>
+    <w:lsdException w:name="Dark List" w:uiPriority="70"/>
+    <w:lsdException w:name="Medium List 2 Accent 6" w:uiPriority="66"/>
+    <w:lsdException w:name="Body Text 3" w:semiHidden="1" w:unhideWhenUsed="1"/>
+    <w:lsdException w:name="Table Subtle 1" w:semiHidden="1" w:unhideWhenUsed="1"/>
+    <w:lsdException w:name="Colorful Grid Accent 5" w:uiPriority="73"/>
+    <w:lsdException w:name="Medium List 1 Accent 1" w:uiPriority="65"/>
+    <w:lsdException w:name="List Table 5 Dark Accent 3" w:uiPriority="50"/>
+    <w:lsdException w:name="Medium Shading 2 Accent 2" w:uiPriority="64"/>
+    <w:lsdException w:name="List Table 6 Colorful Accent 5" w:uiPriority="51"/>
+    <w:lsdException w:name="toc 2" w:uiPriority="39" w:semiHidden="1" w:unhideWhenUsed="1"/>
+    <w:lsdException w:name="Light List Accent 5" w:uiPriority="61"/>
+    <w:lsdException w:name="Body Text First Indent" w:semiHidden="1" w:unhideWhenUsed="1"/>
+    <w:lsdException w:name="Outline List 3" w:semiHidden="1" w:unhideWhenUsed="1"/>
+    <w:lsdException w:name="Colorful Shading Accent 5" w:uiPriority="71"/>
+    <w:lsdException w:name="List Table 2 Accent 1" w:uiPriority="47"/>
+    <w:lsdException w:name="macro" w:semiHidden="1" w:unhideWhenUsed="1"/>
+    <w:lsdException w:name="Medium Shading 1 Accent 1" w:uiPriority="63"/>
+    <w:lsdException w:name="Salutation" w:semiHidden="1" w:unhideWhenUsed="1"/>
+    <w:lsdException w:name="Grid Table 3 Accent 1" w:uiPriority="48"/>
+    <w:lsdException w:name="index 8" w:semiHidden="1" w:unhideWhenUsed="1"/>
+    <w:lsdException w:name="Smart Link" w:semiHidden="1" w:unhideWhenUsed="1"/>
+    <w:lsdException w:name="Table List 1" w:semiHidden="1" w:unhideWhenUsed="1"/>
+    <w:lsdException w:name="Medium Shading 2 Accent 4" w:uiPriority="64"/>
+    <w:lsdException w:name="Medium Grid 1 Accent 4" w:uiPriority="67"/>
+    <w:lsdException w:name="heading 6" w:uiPriority="9" w:semiHidden="1" w:unhideWhenUsed="1" w:qFormat="1"/>
+    <w:lsdException w:name="Outline List 2" w:semiHidden="1" w:unhideWhenUsed="1"/>
+    <w:lsdException w:name="Medium Grid 3 Accent 1" w:uiPriority="69"/>
+    <w:lsdException w:name="List Table 1 Light" w:uiPriority="46"/>
+    <w:lsdException w:name="Table Elegant" w:semiHidden="1" w:unhideWhenUsed="1"/>
+    <w:lsdException w:name="Grid Table 3" w:uiPriority="48"/>
+    <w:lsdException w:name="Grid Table 6 Colorful Accent 3" w:uiPriority="51"/>
+    <w:lsdException w:name="Table Grid 6" w:semiHidden="1" w:unhideWhenUsed="1"/>
+    <w:lsdException w:name="Light List Accent 3" w:uiPriority="61"/>
+    <w:lsdException w:name="List 5" w:semiHidden="1" w:unhideWhenUsed="1"/>
+    <w:lsdException w:name="Grid Table 5 Dark Accent 1" w:uiPriority="50"/>
+    <w:lsdException w:name="Mention" w:semiHidden="1" w:unhideWhenUsed="1"/>
+    <w:lsdException w:name="List" w:semiHidden="1" w:unhideWhenUsed="1"/>
+    <w:lsdException w:name="Plain Table 2" w:uiPriority="42"/>
+    <w:lsdException w:name="No Spacing" w:uiPriority="1" w:qFormat="1"/>
+    <w:lsdException w:name="Grid Table 4 Accent 1" w:uiPriority="49"/>
+    <w:lsdException w:name="table of authorities" w:semiHidden="1" w:unhideWhenUsed="1"/>
+    <w:lsdException w:name="Table List 3" w:semiHidden="1" w:unhideWhenUsed="1"/>
+    <w:lsdException w:name="Medium Grid 1 Accent 3" w:uiPriority="67"/>
+    <w:lsdException w:name="Light Shading Accent 6" w:uiPriority="60"/>
+    <w:lsdException w:name="Grid Table 2 Accent 4" w:uiPriority="47"/>
+    <w:lsdException w:name="Dark List Accent 2" w:uiPriority="70"/>
+    <w:lsdException w:name="Medium Grid 1" w:uiPriority="67"/>
+    <w:lsdException w:name="heading 5" w:uiPriority="9" w:semiHidden="1" w:unhideWhenUsed="1" w:qFormat="1"/>
+    <w:lsdException w:name="Colorful List Accent 1" w:uiPriority="72"/>
+    <w:lsdException w:name="List Bullet 3" w:semiHidden="1" w:unhideWhenUsed="1"/>
+    <w:lsdException w:name="HTML Address" w:semiHidden="1" w:unhideWhenUsed="1"/>
+    <w:lsdException w:name="Medium List 2 Accent 4" w:uiPriority="66"/>
+    <w:lsdException w:name="footnote text" w:semiHidden="1" w:unhideWhenUsed="1"/>
+    <w:lsdException w:name="List Table 2" w:uiPriority="47"/>
+    <w:lsdException w:name="List Table 1 Light Accent 1" w:uiPriority="46"/>
+    <w:lsdException w:name="Grid Table 5 Dark" w:uiPriority="50"/>
+    <w:lsdException w:name="index 3" w:semiHidden="1" w:unhideWhenUsed="1"/>
+    <w:lsdException w:name="Subtle Reference" w:uiPriority="31" w:qFormat="1"/>
+    <w:lsdException w:name="Grid Table 4 Accent 3" w:uiPriority="49"/>
+    <w:lsdException w:name="envelope return" w:semiHidden="1" w:unhideWhenUsed="1"/>
+    <w:lsdException w:name="Light Shading Accent 4" w:uiPriority="60"/>
+    <w:lsdException w:name="Medium Grid 1 Accent 6" w:uiPriority="67"/>
+    <w:lsdException w:name="List Number 3" w:semiHidden="1" w:unhideWhenUsed="1"/>
+    <w:lsdException w:name="List Table 7 Colorful Accent 3" w:uiPriority="52"/>
+    <w:lsdException w:name="List Bullet 5" w:semiHidden="1" w:unhideWhenUsed="1"/>
+    <w:lsdException w:name="Medium List 1" w:uiPriority="65"/>
+    <w:lsdException w:name="Medium List 2 Accent 5" w:uiPriority="66"/>
+    <w:lsdException w:name="Light Grid" w:uiPriority="62"/>
+    <w:lsdException w:name="Table Professional" w:semiHidden="1" w:unhideWhenUsed="1"/>
+    <w:lsdException w:name="List Table 2 Accent 4" w:uiPriority="47"/>
+    <w:lsdException w:name="Table Grid 8" w:semiHidden="1" w:unhideWhenUsed="1"/>
+    <w:lsdException w:name="Colorful Grid Accent 2" w:uiPriority="73"/>
+    <w:lsdException w:name="heading 3" w:uiPriority="9" w:semiHidden="1" w:unhideWhenUsed="1" w:qFormat="1"/>
+    <w:lsdException w:name="Light Shading Accent 3" w:uiPriority="60"/>
+    <w:lsdException w:name="Grid Table 2 Accent 1" w:uiPriority="47"/>
+    <w:lsdException w:name="index 1" w:semiHidden="1" w:unhideWhenUsed="1"/>
+    <w:lsdException w:name="HTML Acronym" w:semiHidden="1" w:unhideWhenUsed="1"/>
+    <w:lsdException w:name="Colorful Shading" w:uiPriority="71"/>
+    <w:lsdException w:name="Grid Table 1 Light Accent 2" w:uiPriority="46"/>
+    <w:lsdException w:name="Table Colorful 3" w:semiHidden="1" w:unhideWhenUsed="1"/>
+    <w:lsdException w:name="Table Classic 1" w:semiHidden="1" w:unhideWhenUsed="1"/>
+    <w:lsdException w:name="Closing" w:semiHidden="1" w:unhideWhenUsed="1"/>
+    <w:lsdException w:name="List Table 6 Colorful Accent 6" w:uiPriority="51"/>
+    <w:lsdException w:name="Medium List 1 Accent 6" w:uiPriority="65"/>
+    <w:lsdException w:name="Grid Table Light" w:uiPriority="40"/>
+    <w:lsdException w:name="Medium Shading 2 Accent 5" w:uiPriority="64"/>
+    <w:lsdException w:name="List Table 1 Light Accent 3" w:uiPriority="46"/>
+    <w:lsdException w:name="Medium Shading 1 Accent 2" w:uiPriority="63"/>
+    <w:lsdException w:name="List Table 2 Accent 2" w:uiPriority="47"/>
+    <w:lsdException w:name="List Table 3 Accent 4" w:uiPriority="48"/>
+    <w:lsdException w:name="footer" w:semiHidden="1" w:unhideWhenUsed="1"/>
+    <w:lsdException w:name="List Table 4 Accent 2" w:uiPriority="49"/>
+    <w:lsdException w:name="Light List Accent 2" w:uiPriority="61"/>
+    <w:lsdException w:name="List Number 5" w:semiHidden="1" w:unhideWhenUsed="1"/>
+    <w:lsdException w:name="Colorful Grid" w:uiPriority="73"/>
+    <w:lsdException w:name="Light Grid Accent 5" w:uiPriority="62"/>
+    <w:lsdException w:name="Hyperlink" w:semiHidden="1" w:unhideWhenUsed="1"/>
+    <w:lsdException w:name="Medium Shading 1" w:uiPriority="63"/>
+    <w:lsdException w:name="Normal Indent" w:semiHidden="1" w:unhideWhenUsed="1"/>
+    <w:lsdException w:name="Medium Grid 3 Accent 2" w:uiPriority="69"/>
+    <w:lsdException w:name="Medium Grid 1 Accent 1" w:uiPriority="67"/>
+    <w:lsdException w:name="Table Columns 5" w:semiHidden="1" w:unhideWhenUsed="1"/>
+    <w:lsdException w:name="List Table 3 Accent 2" w:uiPriority="48"/>
+    <w:lsdException w:name="Grid Table 7 Colorful Accent 6" w:uiPriority="52"/>
+    <w:lsdException w:name="Table List 6" w:semiHidden="1" w:unhideWhenUsed="1"/>
+    <w:lsdException w:name="List Table 4 Accent 1" w:uiPriority="49"/>
+    <w:lsdException w:name="HTML Top of Form" w:semiHidden="1" w:unhideWhenUsed="1"/>
+    <w:lsdException w:name="Medium List 1 Accent 4" w:uiPriority="65"/>
+    <w:lsdException w:name="Table Subtle 2" w:semiHidden="1" w:unhideWhenUsed="1"/>
+    <w:lsdException w:name="List Table 5 Dark Accent 6" w:uiPriority="50"/>
+    <w:lsdException w:name="Grid Table 4 Accent 6" w:uiPriority="49"/>
+    <w:lsdException w:name="Intense Emphasis" w:uiPriority="21" w:qFormat="1"/>
+    <w:lsdException w:name="Document Map" w:semiHidden="1" w:unhideWhenUsed="1"/>
+    <w:lsdException w:name="line number" w:semiHidden="1" w:unhideWhenUsed="1"/>
+    <w:lsdException w:name="Table Grid" w:uiPriority="39"/>
+    <w:lsdException w:name="Colorful Shading Accent 2" w:uiPriority="71"/>
+    <w:lsdException w:name="List Table 7 Colorful" w:uiPriority="52"/>
+    <w:lsdException w:name="Normal (Web)" w:semiHidden="1" w:unhideWhenUsed="1"/>
+    <w:lsdException w:name="Light List Accent 4" w:uiPriority="61"/>
+    <w:lsdException w:name="List Bullet 4" w:semiHidden="1" w:unhideWhenUsed="1"/>
+    <w:lsdException w:name="Grid Table 3 Accent 6" w:uiPriority="48"/>
+    <w:lsdException w:name="Medium Grid 2" w:uiPriority="68"/>
+    <w:lsdException w:name="HTML Keyboard" w:semiHidden="1" w:unhideWhenUsed="1"/>
+    <w:lsdException w:name="Grid Table 7 Colorful Accent 3" w:uiPriority="52"/>
+    <w:lsdException w:name="Colorful Shading Accent 4" w:uiPriority="71"/>
+    <w:lsdException w:name="List Table 5 Dark Accent 4" w:uiPriority="50"/>
+    <w:lsdException w:name="Grid Table 5 Dark Accent 2" w:uiPriority="50"/>
+    <w:lsdException w:name="toc 9" w:uiPriority="39" w:semiHidden="1" w:unhideWhenUsed="1"/>
+    <w:lsdException w:name="Light Shading Accent 1" w:uiPriority="60"/>
+    <w:lsdException w:name="List Table 7 Colorful Accent 6" w:uiPriority="52"/>
+    <w:lsdException w:name="Table Grid 2" w:semiHidden="1" w:unhideWhenUsed="1"/>
+    <w:lsdException w:name="Grid Table 6 Colorful Accent 4" w:uiPriority="51"/>
+    <w:lsdException w:name="List 2" w:semiHidden="1" w:unhideWhenUsed="1"/>
+    <w:lsdException w:name="Colorful List Accent 2" w:uiPriority="72"/>
+    <w:lsdException w:name="List Continue 4" w:semiHidden="1" w:unhideWhenUsed="1"/>
+    <w:lsdException w:name="index 4" w:semiHidden="1" w:unhideWhenUsed="1"/>
+    <w:lsdException w:name="Table Classic 2" w:semiHidden="1" w:unhideWhenUsed="1"/>
+    <w:lsdException w:name="Book Title" w:uiPriority="33" w:qFormat="1"/>
+    <w:lsdException w:name="Table Contemporary" w:semiHidden="1" w:unhideWhenUsed="1"/>
+    <w:lsdException w:name="Grid Table 1 Light Accent 5" w:uiPriority="46"/>
+    <w:lsdException w:name="HTML Preformatted" w:semiHidden="1" w:unhideWhenUsed="1"/>
+    <w:lsdException w:name="HTML Code" w:semiHidden="1" w:unhideWhenUsed="1"/>
+    <w:lsdException w:name="Plain Table 5" w:uiPriority="45"/>
+    <w:lsdException w:name="Grid Table 6 Colorful Accent 2" w:uiPriority="51"/>
+    <w:lsdException w:name="Strong" w:uiPriority="22" w:qFormat="1"/>
+    <w:lsdException w:name="Table List 8" w:semiHidden="1" w:unhideWhenUsed="1"/>
+    <w:lsdException w:name="Normal" w:uiPriority="0" w:qFormat="1"/>
+    <w:lsdException w:name="List Table 1 Light Accent 6" w:uiPriority="46"/>
+    <w:lsdException w:name="Table 3D effects 1" w:semiHidden="1" w:unhideWhenUsed="1"/>
+    <w:lsdException w:name="Dark List Accent 5" w:uiPriority="70"/>
+    <w:lsdException w:name="toc 7" w:uiPriority="39" w:semiHidden="1" w:unhideWhenUsed="1"/>
+    <w:lsdException w:name="footnote reference" w:semiHidden="1" w:unhideWhenUsed="1"/>
+    <w:lsdException w:name="Medium Grid 2 Accent 4" w:uiPriority="68"/>
+    <w:lsdException w:name="List Table 6 Colorful Accent 3" w:uiPriority="51"/>
+    <w:lsdException w:name="List Table 3 Accent 3" w:uiPriority="48"/>
+    <w:lsdException w:name="Grid Table 2 Accent 2" w:uiPriority="47"/>
+    <w:lsdException w:name="Table Simple 3" w:semiHidden="1" w:unhideWhenUsed="1"/>
+    <w:lsdException w:name="index 2" w:semiHidden="1" w:unhideWhenUsed="1"/>
+    <w:lsdException w:name="heading 7" w:uiPriority="9" w:semiHidden="1" w:unhideWhenUsed="1" w:qFormat="1"/>
+    <w:lsdException w:name="Quote" w:uiPriority="29" w:qFormat="1"/>
+    <w:lsdException w:name="Body Text First Indent 2" w:semiHidden="1" w:unhideWhenUsed="1"/>
+    <w:lsdException w:name="List Number" w:semiHidden="1" w:unhideWhenUsed="1"/>
+    <w:lsdException w:name="Table Grid 7" w:semiHidden="1" w:unhideWhenUsed="1"/>
+    <w:lsdException w:name="Grid Table 6 Colorful Accent 1" w:uiPriority="51"/>
+    <w:lsdException w:name="Medium Grid 2 Accent 3" w:uiPriority="68"/>
+    <w:lsdException w:name="Colorful List Accent 5" w:uiPriority="72"/>
+    <w:lsdException w:name="HTML Typewriter" w:semiHidden="1" w:unhideWhenUsed="1"/>
+    <w:lsdException w:name="Subtle Emphasis" w:uiPriority="19" w:qFormat="1"/>
+    <w:lsdException w:name="List Table 4 Accent 6" w:uiPriority="49"/>
+    <w:lsdException w:name="Medium Grid 2 Accent 6" w:uiPriority="68"/>
+    <w:lsdException w:name="Grid Table 1 Light Accent 3" w:uiPriority="46"/>
+    <w:lsdException w:name="caption" w:uiPriority="35" w:semiHidden="1" w:unhideWhenUsed="1" w:qFormat="1"/>
+    <w:lsdException w:name="List Table 5 Dark Accent 1" w:uiPriority="50"/>
+    <w:lsdException w:name="List Table 1 Light Accent 2" w:uiPriority="46"/>
+    <w:lsdException w:name="Light List" w:uiPriority="61"/>
+    <w:lsdException w:name="Default Paragraph Font" w:uiPriority="1" w:semiHidden="1" w:unhideWhenUsed="1"/>
+    <w:lsdException w:name="Light Grid Accent 2" w:uiPriority="62"/>
+    <w:lsdException w:name="Medium Shading 1 Accent 6" w:uiPriority="63"/>
+    <w:lsdException w:name="List Table 3 Accent 1" w:uiPriority="48"/>
+    <w:lsdException w:name="List Table 6 Colorful Accent 1" w:uiPriority="51"/>
+    <w:lsdException w:name="Grid Table 7 Colorful Accent 1" w:uiPriority="52"/>
+    <w:lsdException w:name="List Table 4 Accent 4" w:uiPriority="49"/>
+    <w:lsdException w:name="Medium Shading 2 Accent 3" w:uiPriority="64"/>
+    <w:lsdException w:name="Medium List 2 Accent 2" w:uiPriority="66"/>
+    <w:lsdException w:name="Table Web 2" w:semiHidden="1" w:unhideWhenUsed="1"/>
+    <w:lsdException w:name="List Table 1 Light Accent 4" w:uiPriority="46"/>
+    <w:lsdException w:name="E-mail Signature" w:semiHidden="1" w:unhideWhenUsed="1"/>
+    <w:lsdException w:name="Body Text 2" w:semiHidden="1" w:unhideWhenUsed="1"/>
+    <w:lsdException w:name="Medium Shading 1 Accent 5" w:uiPriority="63"/>
+    <w:lsdException w:name="Grid Table 3 Accent 5" w:uiPriority="48"/>
+    <w:lsdException w:name="Table Simple 1" w:semiHidden="1" w:unhideWhenUsed="1"/>
+    <w:lsdException w:name="toc 1" w:uiPriority="39" w:semiHidden="1" w:unhideWhenUsed="1"/>
+    <w:lsdException w:name="Light List Accent 1" w:uiPriority="61"/>
+    <w:lsdException w:name="Light Grid Accent 1" w:uiPriority="62"/>
+    <w:lsdException w:name="Table List 5" w:semiHidden="1" w:unhideWhenUsed="1"/>
+    <w:lsdException w:name="Table Columns 3" w:semiHidden="1" w:unhideWhenUsed="1"/>
+    <w:lsdException w:name="Plain Table 4" w:uiPriority="44"/>
+    <w:lsdException w:name="Subtitle" w:uiPriority="11" w:qFormat="1"/>
+    <w:lsdException w:name="List Number 2" w:semiHidden="1" w:unhideWhenUsed="1"/>
+    <w:lsdException w:name="List Table 2 Accent 5" w:uiPriority="47"/>
+    <w:lsdException w:name="Grid Table 4 Accent 5" w:uiPriority="49"/>
+    <w:lsdException w:name="Dark List Accent 4" w:uiPriority="70"/>
+    <w:lsdException w:name="List Continue 3" w:semiHidden="1" w:unhideWhenUsed="1"/>
+    <w:lsdException w:name="Placeholder Text" w:semiHidden="1"/>
+    <w:lsdException w:name="Grid Table 7 Colorful Accent 2" w:uiPriority="52"/>
+    <w:lsdException w:name="Colorful List" w:uiPriority="72"/>
+    <w:lsdException w:name="Signature" w:semiHidden="1" w:unhideWhenUsed="1"/>
+    <w:lsdException w:name="Medium Grid 3 Accent 5" w:uiPriority="69"/>
+    <w:lsdException w:name="Grid Table 5 Dark Accent 5" w:uiPriority="50"/>
+    <w:lsdException w:name="Medium Grid 1 Accent 5" w:uiPriority="67"/>
+    <w:lsdException w:name="toc 4" w:uiPriority="39" w:semiHidden="1" w:unhideWhenUsed="1"/>
+    <w:lsdException w:name="HTML Variable" w:semiHidden="1" w:unhideWhenUsed="1"/>
+    <w:lsdException w:name="Medium List 1 Accent 3" w:uiPriority="65"/>
+    <w:lsdException w:name="Intense Quote" w:uiPriority="30" w:qFormat="1"/>
+    <w:lsdException w:name="Table Grid 5" w:semiHidden="1" w:unhideWhenUsed="1"/>
+    <w:lsdException w:name="Light Shading Accent 2" w:uiPriority="60"/>
+    <w:lsdException w:name="Dark List Accent 6" w:uiPriority="70"/>
+    <w:lsdException w:name="heading 2" w:uiPriority="9" w:semiHidden="1" w:unhideWhenUsed="1" w:qFormat="1"/>
+    <w:lsdException w:name="Colorful Shading Accent 1" w:uiPriority="71"/>
+    <w:lsdException w:name="Table Columns 4" w:semiHidden="1" w:unhideWhenUsed="1"/>
+    <w:lsdException w:name="TOC Heading" w:uiPriority="39" w:semiHidden="1" w:unhideWhenUsed="1" w:qFormat="1"/>
+    <w:lsdException w:name="Grid Table 5 Dark Accent 6" w:uiPriority="50"/>
+    <w:lsdException w:name="List Continue 5" w:semiHidden="1" w:unhideWhenUsed="1"/>
+    <w:lsdException w:name="Grid Table 7 Colorful Accent 4" w:uiPriority="52"/>
+    <w:lsdException w:name="List Table 7 Colorful Accent 1" w:uiPriority="52"/>
+    <w:lsdException w:name="Table Classic 3" w:semiHidden="1" w:unhideWhenUsed="1"/>
+    <w:lsdException w:name="Table Grid 4" w:semiHidden="1" w:unhideWhenUsed="1"/>
+    <w:lsdException w:name="Grid Table 1 Light Accent 6" w:uiPriority="46"/>
+    <w:lsdException w:name="Dark List Accent 1" w:uiPriority="70"/>
+    <w:lsdException w:name="toc 8" w:uiPriority="39" w:semiHidden="1" w:unhideWhenUsed="1"/>
+    <w:lsdException w:name="Unresolved Mention" w:semiHidden="1" w:unhideWhenUsed="1"/>
+    <w:lsdException w:name="Revision" w:semiHidden="1"/>
+    <w:lsdException w:name="Medium Grid 2 Accent 5" w:uiPriority="68"/>
+    <w:lsdException w:name="heading 4" w:uiPriority="9" w:semiHidden="1" w:unhideWhenUsed="1" w:qFormat="1"/>
+    <w:lsdException w:name="List Continue" w:semiHidden="1" w:unhideWhenUsed="1"/>
+    <w:lsdException w:name="index 9" w:semiHidden="1" w:unhideWhenUsed="1"/>
+    <w:lsdException w:name="Plain Table 1" w:uiPriority="41"/>
+    <w:lsdException w:name="List Table 1 Light Accent 5" w:uiPriority="46"/>
+    <w:lsdException w:name="Colorful Shading Accent 3" w:uiPriority="71"/>
+    <w:lsdException w:name="No List" w:semiHidden="1" w:unhideWhenUsed="1"/>
+    <w:lsdException w:name="header" w:semiHidden="1" w:unhideWhenUsed="1"/>
+    <w:lsdException w:name="Light Shading Accent 5" w:uiPriority="60"/>
+    <w:lsdException w:name="page number" w:semiHidden="1" w:unhideWhenUsed="1"/>
+    <w:lsdException w:name="List 4" w:semiHidden="1" w:unhideWhenUsed="1"/>
+    <w:lsdException w:name="List Table 6 Colorful Accent 4" w:uiPriority="51"/>
+    <w:lsdException w:name="List Table 7 Colorful Accent 2" w:uiPriority="52"/>
     <w:lsdException w:name="Medium Shading 1 Accent 3" w:uiPriority="63"/>
-    <w:lsdException w:name="List Number 3" w:semiHidden="1" w:unhideWhenUsed="1"/>
+    <w:lsdException w:name="Hashtag" w:semiHidden="1" w:unhideWhenUsed="1"/>
+    <w:lsdException w:name="List Table 5 Dark" w:uiPriority="50"/>
+    <w:lsdException w:name="Bibliography" w:uiPriority="37" w:semiHidden="1" w:unhideWhenUsed="1"/>
+    <w:lsdException w:name="List Table 4" w:uiPriority="49"/>
+    <w:lsdException w:name="List Table 6 Colorful Accent 2" w:uiPriority="51"/>
+    <w:lsdException w:name="Table 3D effects 2" w:semiHidden="1" w:unhideWhenUsed="1"/>
     <w:lsdException w:name="HTML Definition" w:semiHidden="1" w:unhideWhenUsed="1"/>
-    <w:lsdException w:name="Table Subtle 2" w:semiHidden="1" w:unhideWhenUsed="1"/>
-    <w:lsdException w:name="Light List Accent 1" w:uiPriority="61"/>
-    <w:lsdException w:name="heading 4" w:uiPriority="9" w:semiHidden="1" w:unhideWhenUsed="1" w:qFormat="1"/>
+    <w:lsdException w:name="Table Theme" w:semiHidden="1" w:unhideWhenUsed="1"/>
+    <w:lsdException w:name="Medium Shading 2 Accent 6" w:uiPriority="64"/>
+    <w:lsdException w:name="Medium List 2 Accent 1" w:uiPriority="66"/>
+    <w:lsdException w:name="Grid Table 6 Colorful Accent 5" w:uiPriority="51"/>
+    <w:lsdException w:name="Normal Table" w:semiHidden="1" w:unhideWhenUsed="1"/>
+    <w:lsdException w:name="Light List Accent 6" w:uiPriority="61"/>
+    <w:lsdException w:name="Colorful Grid Accent 6" w:uiPriority="73"/>
+    <w:lsdException w:name="List Paragraph" w:uiPriority="34" w:qFormat="1"/>
+    <w:lsdException w:name="Grid Table 7 Colorful" w:uiPriority="52"/>
+    <w:lsdException w:name="Medium Grid 3" w:uiPriority="69"/>
+    <w:lsdException w:name="index 5" w:semiHidden="1" w:unhideWhenUsed="1"/>
+    <w:lsdException w:name="Table Simple 2" w:semiHidden="1" w:unhideWhenUsed="1"/>
+    <w:lsdException w:name="Grid Table 2 Accent 5" w:uiPriority="47"/>
+    <w:lsdException w:name="List 3" w:semiHidden="1" w:unhideWhenUsed="1"/>
+    <w:lsdException w:name="List Table 5 Dark Accent 5" w:uiPriority="50"/>
+    <w:lsdException w:name="List Table 7 Colorful Accent 4" w:uiPriority="52"/>
+    <w:lsdException w:name="Table Colorful 1" w:semiHidden="1" w:unhideWhenUsed="1"/>
+    <w:lsdException w:name="Medium Grid 3 Accent 3" w:uiPriority="69"/>
+    <w:lsdException w:name="Grid Table 2" w:uiPriority="47"/>
+    <w:lsdException w:name="Table Columns 1" w:semiHidden="1" w:unhideWhenUsed="1"/>
+    <w:lsdException w:name="Medium List 1 Accent 5" w:uiPriority="65"/>
+    <w:lsdException w:name="List Table 2 Accent 6" w:uiPriority="47"/>
+    <w:lsdException w:name="Title" w:uiPriority="10" w:qFormat="1"/>
+    <w:lsdException w:name="Emphasis" w:uiPriority="20" w:qFormat="1"/>
+    <w:lsdException w:name="Light Grid Accent 6" w:uiPriority="62"/>
+    <w:lsdException w:name="Table List 2" w:semiHidden="1" w:unhideWhenUsed="1"/>
+    <w:lsdException w:name="Grid Table 4" w:uiPriority="49"/>
+    <w:lsdException w:name="Colorful Grid Accent 4" w:uiPriority="73"/>
+    <w:lsdException w:name="Medium Grid 1 Accent 2" w:uiPriority="67"/>
+    <w:lsdException w:name="Grid Table 3 Accent 4" w:uiPriority="48"/>
+    <w:lsdException w:name="index heading" w:semiHidden="1" w:unhideWhenUsed="1"/>
+    <w:lsdException w:name="Grid Table 7 Colorful Accent 5" w:uiPriority="52"/>
+    <w:lsdException w:name="Colorful Shading Accent 6" w:uiPriority="71"/>
+    <w:lsdException w:name="Medium Grid 3 Accent 6" w:uiPriority="69"/>
+    <w:lsdException w:name="toc 6" w:uiPriority="39" w:semiHidden="1" w:unhideWhenUsed="1"/>
+    <w:lsdException w:name="Medium Grid 2 Accent 2" w:uiPriority="68"/>
+    <w:lsdException w:name="List Table 3 Accent 6" w:uiPriority="48"/>
+    <w:lsdException w:name="endnote reference" w:semiHidden="1" w:unhideWhenUsed="1"/>
+    <w:lsdException w:name="Grid Table 1 Light" w:uiPriority="46"/>
+    <w:lsdException w:name="Balloon Text" w:semiHidden="1" w:unhideWhenUsed="1"/>
+    <w:lsdException w:name="Light Grid Accent 4" w:uiPriority="62"/>
+    <w:lsdException w:name="annotation reference" w:semiHidden="1" w:unhideWhenUsed="1"/>
+    <w:lsdException w:name="Colorful Grid Accent 3" w:uiPriority="73"/>
+    <w:lsdException w:name="Plain Table 3" w:uiPriority="43"/>
+    <w:lsdException w:name="Table Web 1" w:semiHidden="1" w:unhideWhenUsed="1"/>
+    <w:lsdException w:name="Dark List Accent 3" w:uiPriority="70"/>
+    <w:lsdException w:name="Grid Table 4 Accent 2" w:uiPriority="49"/>
+    <w:lsdException w:name="HTML Cite" w:semiHidden="1" w:unhideWhenUsed="1"/>
+    <w:lsdException w:name="annotation subject" w:semiHidden="1" w:unhideWhenUsed="1"/>
+    <w:lsdException w:name="Grid Table 6 Colorful" w:uiPriority="51"/>
+    <w:lsdException w:name="List Table 4 Accent 3" w:uiPriority="49"/>
+    <w:lsdException w:name="Table Classic 4" w:semiHidden="1" w:unhideWhenUsed="1"/>
+    <w:lsdException w:name="Light Shading" w:uiPriority="60"/>
+    <w:lsdException w:name="Table List 4" w:semiHidden="1" w:unhideWhenUsed="1"/>
+    <w:lsdException w:name="Light Grid Accent 3" w:uiPriority="62"/>
+    <w:lsdException w:name="Grid Table 4 Accent 4" w:uiPriority="49"/>
+    <w:lsdException w:name="table of figures" w:semiHidden="1" w:unhideWhenUsed="1"/>
+    <w:lsdException w:name="Date" w:semiHidden="1" w:unhideWhenUsed="1"/>
+    <w:lsdException w:name="annotation text" w:semiHidden="1" w:unhideWhenUsed="1"/>
+    <w:lsdException w:name="Plain Text" w:semiHidden="1" w:unhideWhenUsed="1"/>
+    <w:lsdException w:name="toc 5" w:uiPriority="39" w:semiHidden="1" w:unhideWhenUsed="1"/>
     <w:lsdException w:name="Block Text" w:semiHidden="1" w:unhideWhenUsed="1"/>
-    <w:lsdException w:name="Plain Table 1" w:uiPriority="41"/>
-    <w:lsdException w:name="Grid Table 6 Colorful Accent 5" w:uiPriority="51"/>
-    <w:lsdException w:name="Grid Table 2 Accent 4" w:uiPriority="47"/>
-    <w:lsdException w:name="List Table 3 Accent 2" w:uiPriority="48"/>
-    <w:lsdException w:name="Medium Grid 1 Accent 5" w:uiPriority="67"/>
-    <w:lsdException w:name="Medium Shading 2 Accent 1" w:uiPriority="64"/>
-    <w:lsdException w:name="Medium Grid 3 Accent 1" w:uiPriority="69"/>
-    <w:lsdException w:name="List Table 2 Accent 2" w:uiPriority="47"/>
-    <w:lsdException w:name="Table Columns 1" w:semiHidden="1" w:unhideWhenUsed="1"/>
-    <w:lsdException w:name="Revision" w:semiHidden="1"/>
-    <w:lsdException w:name="Grid Table 3 Accent 4" w:uiPriority="48"/>
-    <w:lsdException w:name="Medium List 2 Accent 4" w:uiPriority="66"/>
-    <w:lsdException w:name="Normal Table" w:semiHidden="1" w:unhideWhenUsed="1"/>
-    <w:lsdException w:name="Date" w:semiHidden="1" w:unhideWhenUsed="1"/>
-    <w:lsdException w:name="index 5" w:semiHidden="1" w:unhideWhenUsed="1"/>
-    <w:lsdException w:name="Table Simple 3" w:semiHidden="1" w:unhideWhenUsed="1"/>
-    <w:lsdException w:name="toc 1" w:uiPriority="39" w:semiHidden="1" w:unhideWhenUsed="1"/>
-    <w:lsdException w:name="annotation text" w:semiHidden="1" w:unhideWhenUsed="1"/>
-    <w:lsdException w:name="Table Classic 1" w:semiHidden="1" w:unhideWhenUsed="1"/>
-    <w:lsdException w:name="toc 5" w:uiPriority="39" w:semiHidden="1" w:unhideWhenUsed="1"/>
-    <w:lsdException w:name="Grid Table 7 Colorful" w:uiPriority="52"/>
-    <w:lsdException w:name="Plain Table 2" w:uiPriority="42"/>
+    <w:lsdException w:name="heading 1" w:uiPriority="9" w:qFormat="1"/>
+    <w:lsdException w:name="Grid Table 2 Accent 3" w:uiPriority="47"/>
+    <w:lsdException w:name="Grid Table 3 Accent 2" w:uiPriority="48"/>
+    <w:lsdException w:name="envelope address" w:semiHidden="1" w:unhideWhenUsed="1"/>
+    <w:lsdException w:name="Table Web 3" w:semiHidden="1" w:unhideWhenUsed="1"/>
+    <w:lsdException w:name="toc 3" w:uiPriority="39" w:semiHidden="1" w:unhideWhenUsed="1"/>
+    <w:lsdException w:name="List Bullet 2" w:semiHidden="1" w:unhideWhenUsed="1"/>
+    <w:lsdException w:name="List Table 7 Colorful Accent 5" w:uiPriority="52"/>
     <w:lsdException w:name="Grid Table 5 Dark Accent 3" w:uiPriority="50"/>
-    <w:lsdException w:name="TOC Heading" w:uiPriority="39" w:semiHidden="1" w:unhideWhenUsed="1" w:qFormat="1"/>
-    <w:lsdException w:name="Grid Table 7 Colorful Accent 3" w:uiPriority="52"/>
-    <w:lsdException w:name="index heading" w:semiHidden="1" w:unhideWhenUsed="1"/>
-    <w:lsdException w:name="Grid Table 2 Accent 2" w:uiPriority="47"/>
-    <w:lsdException w:name="Quote" w:uiPriority="29" w:qFormat="1"/>
-    <w:lsdException w:name="Dark List Accent 4" w:uiPriority="70"/>
-    <w:lsdException w:name="Body Text First Indent" w:semiHidden="1" w:unhideWhenUsed="1"/>
-    <w:lsdException w:name="Signature" w:semiHidden="1" w:unhideWhenUsed="1"/>
-    <w:lsdException w:name="Light Shading" w:uiPriority="60"/>
-    <w:lsdException w:name="Table List 1" w:semiHidden="1" w:unhideWhenUsed="1"/>
-    <w:lsdException w:name="Book Title" w:uiPriority="33" w:qFormat="1"/>
-    <w:lsdException w:name="toa heading" w:semiHidden="1" w:unhideWhenUsed="1"/>
-    <w:lsdException w:name="Medium Shading 2 Accent 5" w:uiPriority="64"/>
-    <w:lsdException w:name="Medium Grid 1 Accent 2" w:uiPriority="67"/>
-    <w:lsdException w:name="No List" w:semiHidden="1" w:unhideWhenUsed="1"/>
-    <w:lsdException w:name="List Table 4 Accent 2" w:uiPriority="49"/>
-    <w:lsdException w:name="Grid Table 1 Light Accent 4" w:uiPriority="46"/>
-    <w:lsdException w:name="Light List" w:uiPriority="61"/>
-    <w:lsdException w:name="envelope address" w:semiHidden="1" w:unhideWhenUsed="1"/>
+    <w:lsdException w:name="index 7" w:semiHidden="1" w:unhideWhenUsed="1"/>
+    <w:lsdException w:name="FollowedHyperlink" w:semiHidden="1" w:unhideWhenUsed="1"/>
+    <w:lsdException w:name="HTML Bottom of Form" w:semiHidden="1" w:unhideWhenUsed="1"/>
+    <w:lsdException w:name="heading 9" w:uiPriority="9" w:semiHidden="1" w:unhideWhenUsed="1" w:qFormat="1"/>
+    <w:lsdException w:name="Table List 7" w:semiHidden="1" w:unhideWhenUsed="1"/>
+    <w:lsdException w:name="Message Header" w:semiHidden="1" w:unhideWhenUsed="1"/>
+    <w:lsdException w:name="Grid Table 6 Colorful Accent 6" w:uiPriority="51"/>
+    <w:lsdException w:name="Grid Table 2 Accent 6" w:uiPriority="47"/>
+    <w:lsdException w:name="Body Text Indent 3" w:semiHidden="1" w:unhideWhenUsed="1"/>
+    <w:lsdException w:name="Colorful List Accent 6" w:uiPriority="72"/>
+    <w:lsdException w:name="Outline List 1" w:semiHidden="1" w:unhideWhenUsed="1"/>
+    <w:lsdException w:name="List Continue 2" w:semiHidden="1" w:unhideWhenUsed="1"/>
+    <w:lsdException w:name="Note Heading" w:semiHidden="1" w:unhideWhenUsed="1"/>
+    <w:lsdException w:name="Medium List 2 Accent 3" w:uiPriority="66"/>
     <w:lsdException w:name="HTML Sample" w:semiHidden="1" w:unhideWhenUsed="1"/>
-    <w:lsdException w:name="Medium List 1 Accent 1" w:uiPriority="65"/>
-    <w:lsdException w:name="List Table 5 Dark" w:uiPriority="50"/>
-    <w:lsdException w:name="Hashtag" w:semiHidden="1" w:unhideWhenUsed="1"/>
-    <w:lsdException w:name="List Table 5 Dark Accent 3" w:uiPriority="50"/>
-    <w:lsdException w:name="Medium List 2" w:uiPriority="66"/>
-    <w:lsdException w:name="Colorful List Accent 3" w:uiPriority="72"/>
-    <w:lsdException w:name="toc 8" w:uiPriority="39" w:semiHidden="1" w:unhideWhenUsed="1"/>
-    <w:lsdException w:name="Body Text" w:semiHidden="1" w:unhideWhenUsed="1"/>
-    <w:lsdException w:name="page number" w:semiHidden="1" w:unhideWhenUsed="1"/>
-    <w:lsdException w:name="Title" w:uiPriority="10" w:qFormat="1"/>
-    <w:lsdException w:name="Grid Table 3 Accent 5" w:uiPriority="48"/>
-    <w:lsdException w:name="Medium Shading 2" w:uiPriority="64"/>
-    <w:lsdException w:name="List Bullet" w:semiHidden="1" w:unhideWhenUsed="1"/>
-    <w:lsdException w:name="List Table 3 Accent 1" w:uiPriority="48"/>
-    <w:lsdException w:name="List Table 1 Light Accent 4" w:uiPriority="46"/>
-    <w:lsdException w:name="Medium List 2 Accent 1" w:uiPriority="66"/>
-    <w:lsdException w:name="Light List Accent 4" w:uiPriority="61"/>
-    <w:lsdException w:name="endnote reference" w:semiHidden="1" w:unhideWhenUsed="1"/>
-    <w:lsdException w:name="Medium List 1 Accent 5" w:uiPriority="65"/>
-    <w:lsdException w:name="Table Grid 7" w:semiHidden="1" w:unhideWhenUsed="1"/>
-    <w:lsdException w:name="Body Text First Indent 2" w:semiHidden="1" w:unhideWhenUsed="1"/>
-    <w:lsdException w:name="Table List 8" w:semiHidden="1" w:unhideWhenUsed="1"/>
-    <w:lsdException w:name="List Table 7 Colorful Accent 4" w:uiPriority="52"/>
-    <w:lsdException w:name="Medium Grid 2 Accent 4" w:uiPriority="68"/>
-    <w:lsdException w:name="heading 6" w:uiPriority="9" w:semiHidden="1" w:unhideWhenUsed="1" w:qFormat="1"/>
-    <w:lsdException w:name="Dark List Accent 5" w:uiPriority="70"/>
+    <w:lsdException w:name="Table Grid 1" w:semiHidden="1" w:unhideWhenUsed="1"/>
+    <w:lsdException w:name="Medium Shading 1 Accent 4" w:uiPriority="63"/>
+    <w:lsdException w:name="List Table 2 Accent 3" w:uiPriority="47"/>
     <w:lsdException w:name="Grid Table 1 Light Accent 1" w:uiPriority="46"/>
-    <w:lsdException w:name="Grid Table 4 Accent 5" w:uiPriority="49"/>
-    <w:lsdException w:name="List Table 2 Accent 5" w:uiPriority="47"/>
-    <w:lsdException w:name="Grid Table 2 Accent 5" w:uiPriority="47"/>
-    <w:lsdException w:name="Colorful Grid" w:uiPriority="73"/>
-    <w:lsdException w:name="Table Grid 1" w:semiHidden="1" w:unhideWhenUsed="1"/>
-    <w:lsdException w:name="caption" w:uiPriority="35" w:semiHidden="1" w:unhideWhenUsed="1" w:qFormat="1"/>
-    <w:lsdException w:name="List Table 2 Accent 3" w:uiPriority="47"/>
-    <w:lsdException w:name="Medium Shading 1" w:uiPriority="63"/>
-    <w:lsdException w:name="List Table 6 Colorful Accent 2" w:uiPriority="51"/>
-    <w:lsdException w:name="Placeholder Text" w:semiHidden="1"/>
-    <w:lsdException w:name="Colorful List Accent 6" w:uiPriority="72"/>
-    <w:lsdException w:name="Dark List Accent 1" w:uiPriority="70"/>
-    <w:lsdException w:name="Medium List 1" w:uiPriority="65"/>
-    <w:lsdException w:name="Grid Table 7 Colorful Accent 1" w:uiPriority="52"/>
-    <w:lsdException w:name="Colorful Shading" w:uiPriority="71"/>
-    <w:lsdException w:name="Grid Table 5 Dark Accent 5" w:uiPriority="50"/>
-    <w:lsdException w:name="Table Web 1" w:semiHidden="1" w:unhideWhenUsed="1"/>
-    <w:lsdException w:name="Table Grid 8" w:semiHidden="1" w:unhideWhenUsed="1"/>
-    <w:lsdException w:name="Medium Grid 3 Accent 5" w:uiPriority="69"/>
-    <w:lsdException w:name="heading 2" w:uiPriority="9" w:semiHidden="1" w:unhideWhenUsed="1" w:qFormat="1"/>
-    <w:lsdException w:name="Table List 6" w:semiHidden="1" w:unhideWhenUsed="1"/>
-    <w:lsdException w:name="Grid Table 6 Colorful" w:uiPriority="51"/>
-    <w:lsdException w:name="Table Colorful 2" w:semiHidden="1" w:unhideWhenUsed="1"/>
-    <w:lsdException w:name="List Table 5 Dark Accent 2" w:uiPriority="50"/>
-    <w:lsdException w:name="Medium Shading 1 Accent 4" w:uiPriority="63"/>
-    <w:lsdException w:name="Outline List 2" w:semiHidden="1" w:unhideWhenUsed="1"/>
-    <w:lsdException w:name="Plain Table 3" w:uiPriority="43"/>
-    <w:lsdException w:name="Dark List" w:uiPriority="70"/>
-    <w:lsdException w:name="Body Text 3" w:semiHidden="1" w:unhideWhenUsed="1"/>
-    <w:lsdException w:name="Message Header" w:semiHidden="1" w:unhideWhenUsed="1"/>
-    <w:lsdException w:name="index 1" w:semiHidden="1" w:unhideWhenUsed="1"/>
-    <w:lsdException w:name="List Table 7 Colorful Accent 1" w:uiPriority="52"/>
-    <w:lsdException w:name="Grid Table 5 Dark Accent 1" w:uiPriority="50"/>
-    <w:lsdException w:name="List Table 3 Accent 6" w:uiPriority="48"/>
-    <w:lsdException w:name="List Continue 5" w:semiHidden="1" w:unhideWhenUsed="1"/>
-    <w:lsdException w:name="Medium List 2 Accent 6" w:uiPriority="66"/>
-    <w:lsdException w:name="Grid Table 4" w:uiPriority="49"/>
-    <w:lsdException w:name="Table Classic 3" w:semiHidden="1" w:unhideWhenUsed="1"/>
-    <w:lsdException w:name="Table Grid 6" w:semiHidden="1" w:unhideWhenUsed="1"/>
-    <w:lsdException w:name="List Table 7 Colorful Accent 5" w:uiPriority="52"/>
-    <w:lsdException w:name="HTML Address" w:semiHidden="1" w:unhideWhenUsed="1"/>
-    <w:lsdException w:name="Closing" w:semiHidden="1" w:unhideWhenUsed="1"/>
-    <w:lsdException w:name="Medium Shading 2 Accent 3" w:uiPriority="64"/>
-    <w:lsdException w:name="Grid Table 7 Colorful Accent 5" w:uiPriority="52"/>
-    <w:lsdException w:name="Medium Grid 1 Accent 4" w:uiPriority="67"/>
-    <w:lsdException w:name="Grid Table 1 Light Accent 2" w:uiPriority="46"/>
-    <w:lsdException w:name="Emphasis" w:uiPriority="20" w:qFormat="1"/>
-    <w:lsdException w:name="Grid Table 3 Accent 2" w:uiPriority="48"/>
-    <w:lsdException w:name="toc 9" w:uiPriority="39" w:semiHidden="1" w:unhideWhenUsed="1"/>
-    <w:lsdException w:name="E-mail Signature" w:semiHidden="1" w:unhideWhenUsed="1"/>
-    <w:lsdException w:name="Mention" w:semiHidden="1" w:unhideWhenUsed="1"/>
-    <w:lsdException w:name="Hyperlink" w:semiHidden="1" w:unhideWhenUsed="1"/>
-    <w:lsdException w:name="line number" w:semiHidden="1" w:unhideWhenUsed="1"/>
-    <w:lsdException w:name="Intense Quote" w:uiPriority="30" w:qFormat="1"/>
-    <w:lsdException w:name="Light Grid Accent 1" w:uiPriority="62"/>
-    <w:lsdException w:name="Table Colorful 3" w:semiHidden="1" w:unhideWhenUsed="1"/>
-    <w:lsdException w:name="List Table 3 Accent 3" w:uiPriority="48"/>
-    <w:lsdException w:name="Light List Accent 5" w:uiPriority="61"/>
-    <w:lsdException w:name="Colorful Shading Accent 5" w:uiPriority="71"/>
-    <w:lsdException w:name="Outline List 3" w:semiHidden="1" w:unhideWhenUsed="1"/>
-    <w:lsdException w:name="Medium Grid 2 Accent 1" w:uiPriority="68"/>
-    <w:lsdException w:name="Table Theme" w:semiHidden="1" w:unhideWhenUsed="1"/>
-    <w:lsdException w:name="Medium List 2 Accent 3" w:uiPriority="66"/>
-    <w:lsdException w:name="toc 6" w:uiPriority="39" w:semiHidden="1" w:unhideWhenUsed="1"/>
-    <w:lsdException w:name="Medium List 2 Accent 5" w:uiPriority="66"/>
-    <w:lsdException w:name="index 8" w:semiHidden="1" w:unhideWhenUsed="1"/>
-    <w:lsdException w:name="Plain Text" w:semiHidden="1" w:unhideWhenUsed="1"/>
-    <w:lsdException w:name="Unresolved Mention" w:semiHidden="1" w:unhideWhenUsed="1"/>
-    <w:lsdException w:name="Body Text Indent 3" w:semiHidden="1" w:unhideWhenUsed="1"/>
-    <w:lsdException w:name="Grid Table 4 Accent 3" w:uiPriority="49"/>
-    <w:lsdException w:name="Normal (Web)" w:semiHidden="1" w:unhideWhenUsed="1"/>
-    <w:lsdException w:name="Grid Table 3 Accent 1" w:uiPriority="48"/>
-    <w:lsdException w:name="Table Grid 5" w:semiHidden="1" w:unhideWhenUsed="1"/>
-    <w:lsdException w:name="Grid Table 7 Colorful Accent 4" w:uiPriority="52"/>
-    <w:lsdException w:name="Table List 7" w:semiHidden="1" w:unhideWhenUsed="1"/>
-    <w:lsdException w:name="heading 3" w:uiPriority="9" w:semiHidden="1" w:unhideWhenUsed="1" w:qFormat="1"/>
-    <w:lsdException w:name="Medium Shading 1 Accent 5" w:uiPriority="63"/>
-    <w:lsdException w:name="Grid Table 3 Accent 3" w:uiPriority="48"/>
-    <w:lsdException w:name="Grid Table 1 Light Accent 3" w:uiPriority="46"/>
-    <w:lsdException w:name="List Table 1 Light Accent 6" w:uiPriority="46"/>
-    <w:lsdException w:name="Medium List 1 Accent 2" w:uiPriority="65"/>
-    <w:lsdException w:name="Medium Grid 1 Accent 1" w:uiPriority="67"/>
-    <w:lsdException w:name="Smart Hyperlink" w:semiHidden="1" w:unhideWhenUsed="1"/>
-    <w:lsdException w:name="List Bullet 2" w:semiHidden="1" w:unhideWhenUsed="1"/>
-    <w:lsdException w:name="List Number 5" w:semiHidden="1" w:unhideWhenUsed="1"/>
-    <w:lsdException w:name="Medium Shading 1 Accent 1" w:uiPriority="63"/>
-    <w:lsdException w:name="Table List 4" w:semiHidden="1" w:unhideWhenUsed="1"/>
-    <w:lsdException w:name="HTML Acronym" w:semiHidden="1" w:unhideWhenUsed="1"/>
-    <w:lsdException w:name="List Table 6 Colorful Accent 6" w:uiPriority="51"/>
-    <w:lsdException w:name="HTML Code" w:semiHidden="1" w:unhideWhenUsed="1"/>
-    <w:lsdException w:name="Subtitle" w:uiPriority="11" w:qFormat="1"/>
-    <w:lsdException w:name="List Table 1 Light Accent 5" w:uiPriority="46"/>
-    <w:lsdException w:name="index 3" w:semiHidden="1" w:unhideWhenUsed="1"/>
-    <w:lsdException w:name="List Table 7 Colorful Accent 3" w:uiPriority="52"/>
-    <w:lsdException w:name="Medium List 1 Accent 4" w:uiPriority="65"/>
-    <w:lsdException w:name="Table Professional" w:semiHidden="1" w:unhideWhenUsed="1"/>
-    <w:lsdException w:name="Intense Reference" w:uiPriority="32" w:qFormat="1"/>
-    <w:lsdException w:name="List Paragraph" w:uiPriority="34" w:qFormat="1"/>
-    <w:lsdException w:name="Medium Grid 2 Accent 5" w:uiPriority="68"/>
-    <w:lsdException w:name="Grid Table 4 Accent 2" w:uiPriority="49"/>
-    <w:lsdException w:name="Plain Table 4" w:uiPriority="44"/>
-    <w:lsdException w:name="List Table 4 Accent 3" w:uiPriority="49"/>
-    <w:lsdException w:name="Grid Table 6 Colorful Accent 1" w:uiPriority="51"/>
-    <w:lsdException w:name="Table Grid 4" w:semiHidden="1" w:unhideWhenUsed="1"/>
-    <w:lsdException w:name="Grid Table 3 Accent 6" w:uiPriority="48"/>
-    <w:lsdException w:name="List Table 2 Accent 4" w:uiPriority="47"/>
-    <w:lsdException w:name="Grid Table 1 Light" w:uiPriority="46"/>
-    <w:lsdException w:name="HTML Variable" w:semiHidden="1" w:unhideWhenUsed="1"/>
-    <w:lsdException w:name="List 3" w:semiHidden="1" w:unhideWhenUsed="1"/>
-    <w:lsdException w:name="Light Grid Accent 3" w:uiPriority="62"/>
-    <w:lsdException w:name="Medium List 2 Accent 2" w:uiPriority="66"/>
-    <w:lsdException w:name="List 5" w:semiHidden="1" w:unhideWhenUsed="1"/>
-    <w:lsdException w:name="HTML Preformatted" w:semiHidden="1" w:unhideWhenUsed="1"/>
-    <w:lsdException w:name="toc 7" w:uiPriority="39" w:semiHidden="1" w:unhideWhenUsed="1"/>
-    <w:lsdException w:name="index 9" w:semiHidden="1" w:unhideWhenUsed="1"/>
-    <w:lsdException w:name="Light List Accent 6" w:uiPriority="61"/>
-    <w:lsdException w:name="Colorful Shading Accent 3" w:uiPriority="71"/>
-    <w:lsdException w:name="List Table 5 Dark Accent 5" w:uiPriority="50"/>
-    <w:lsdException w:name="Colorful Grid Accent 1" w:uiPriority="73"/>
-    <w:lsdException w:name="macro" w:semiHidden="1" w:unhideWhenUsed="1"/>
-    <w:lsdException w:name="Grid Table 6 Colorful Accent 2" w:uiPriority="51"/>
-    <w:lsdException w:name="Grid Table 5 Dark" w:uiPriority="50"/>
-    <w:lsdException w:name="List Number 4" w:semiHidden="1" w:unhideWhenUsed="1"/>
-    <w:lsdException w:name="List Bullet 5" w:semiHidden="1" w:unhideWhenUsed="1"/>
-    <w:lsdException w:name="footnote text" w:semiHidden="1" w:unhideWhenUsed="1"/>
-    <w:lsdException w:name="Light Shading Accent 4" w:uiPriority="60"/>
-    <w:lsdException w:name="Medium Grid 2 Accent 3" w:uiPriority="68"/>
-    <w:lsdException w:name="Light Grid Accent 5" w:uiPriority="62"/>
-    <w:lsdException w:name="Grid Table Light" w:uiPriority="40"/>
-    <w:lsdException w:name="Light Grid" w:uiPriority="62"/>
-    <w:lsdException w:name="List Table 6 Colorful Accent 3" w:uiPriority="51"/>
-    <w:lsdException w:name="Table Classic 2" w:semiHidden="1" w:unhideWhenUsed="1"/>
-    <w:lsdException w:name="Subtle Emphasis" w:uiPriority="19" w:qFormat="1"/>
-    <w:lsdException w:name="HTML Bottom of Form" w:semiHidden="1" w:unhideWhenUsed="1"/>
-    <w:lsdException w:name="Plain Table 5" w:uiPriority="45"/>
-    <w:lsdException w:name="Colorful Grid Accent 2" w:uiPriority="73"/>
-    <w:lsdException w:name="Medium List 1 Accent 3" w:uiPriority="65"/>
-    <w:lsdException w:name="List Continue 2" w:semiHidden="1" w:unhideWhenUsed="1"/>
-    <w:lsdException w:name="Grid Table 4 Accent 1" w:uiPriority="49"/>
-    <w:lsdException w:name="Medium Grid 3" w:uiPriority="69"/>
-    <w:lsdException w:name="toc 4" w:uiPriority="39" w:semiHidden="1" w:unhideWhenUsed="1"/>
-    <w:lsdException w:name="Salutation" w:semiHidden="1" w:unhideWhenUsed="1"/>
-    <w:lsdException w:name="List Continue" w:semiHidden="1" w:unhideWhenUsed="1"/>
-    <w:lsdException w:name="header" w:semiHidden="1" w:unhideWhenUsed="1"/>
-    <w:lsdException w:name="Table List 5" w:semiHidden="1" w:unhideWhenUsed="1"/>
-    <w:lsdException w:name="Table Columns 2" w:semiHidden="1" w:unhideWhenUsed="1"/>
-    <w:lsdException w:name="Strong" w:uiPriority="22" w:qFormat="1"/>
-    <w:lsdException w:name="Colorful Shading Accent 2" w:uiPriority="71"/>
-    <w:lsdException w:name="table of authorities" w:semiHidden="1" w:unhideWhenUsed="1"/>
-    <w:lsdException w:name="List Table 7 Colorful Accent 2" w:uiPriority="52"/>
-    <w:lsdException w:name="Intense Emphasis" w:uiPriority="21" w:qFormat="1"/>
-    <w:lsdException w:name="Grid Table 3" w:uiPriority="48"/>
+    <w:lsdException w:name="index 6" w:semiHidden="1" w:unhideWhenUsed="1"/>
     <w:lsdException w:name="heading 8" w:uiPriority="9" w:semiHidden="1" w:unhideWhenUsed="1" w:qFormat="1"/>
-    <w:lsdException w:name="Table Contemporary" w:semiHidden="1" w:unhideWhenUsed="1"/>
-    <w:lsdException w:name="List Bullet 4" w:semiHidden="1" w:unhideWhenUsed="1"/>
-    <w:lsdException w:name="Medium Grid 2 Accent 2" w:uiPriority="68"/>
-    <w:lsdException w:name="List Table 1 Light Accent 1" w:uiPriority="46"/>
-    <w:lsdException w:name="Medium Shading 2 Accent 2" w:uiPriority="64"/>
-    <w:lsdException w:name="List 4" w:semiHidden="1" w:unhideWhenUsed="1"/>
-    <w:lsdException w:name="Light Grid Accent 4" w:uiPriority="62"/>
-    <w:lsdException w:name="Normal" w:uiPriority="0" w:qFormat="1"/>
-    <w:lsdException w:name="Medium Grid 1" w:uiPriority="67"/>
-    <w:lsdException w:name="Table 3D effects 1" w:semiHidden="1" w:unhideWhenUsed="1"/>
-    <w:lsdException w:name="Table Web 3" w:semiHidden="1" w:unhideWhenUsed="1"/>
-    <w:lsdException w:name="Grid Table 4 Accent 6" w:uiPriority="49"/>
-    <w:lsdException w:name="Medium Grid 3 Accent 3" w:uiPriority="69"/>
-    <w:lsdException w:name="Table Grid 2" w:semiHidden="1" w:unhideWhenUsed="1"/>
-    <w:lsdException w:name="List Table 5 Dark Accent 4" w:uiPriority="50"/>
-    <w:lsdException w:name="List Table 4 Accent 1" w:uiPriority="49"/>
-    <w:lsdException w:name="Dark List Accent 6" w:uiPriority="70"/>
-    <w:lsdException w:name="Grid Table 6 Colorful Accent 3" w:uiPriority="51"/>
-    <w:lsdException w:name="index 7" w:semiHidden="1" w:unhideWhenUsed="1"/>
-    <w:lsdException w:name="List Table 2 Accent 6" w:uiPriority="47"/>
-    <w:lsdException w:name="Table Grid" w:uiPriority="39"/>
-    <w:lsdException w:name="List" w:semiHidden="1" w:unhideWhenUsed="1"/>
-    <w:lsdException w:name="Light Shading Accent 1" w:uiPriority="60"/>
-    <w:lsdException w:name="Light Shading Accent 5" w:uiPriority="60"/>
-    <w:lsdException w:name="Table Colorful 1" w:semiHidden="1" w:unhideWhenUsed="1"/>
-    <w:lsdException w:name="Colorful Shading Accent 1" w:uiPriority="71"/>
-    <w:lsdException w:name="heading 9" w:uiPriority="9" w:semiHidden="1" w:unhideWhenUsed="1" w:qFormat="1"/>
-    <w:lsdException w:name="Dark List Accent 2" w:uiPriority="70"/>
-    <w:lsdException w:name="Colorful Grid Accent 3" w:uiPriority="73"/>
-    <w:lsdException w:name="List Number 2" w:semiHidden="1" w:unhideWhenUsed="1"/>
-    <w:lsdException w:name="Table Subtle 1" w:semiHidden="1" w:unhideWhenUsed="1"/>
-    <w:lsdException w:name="Body Text Indent" w:semiHidden="1" w:unhideWhenUsed="1"/>
-    <w:lsdException w:name="List Table 6 Colorful Accent 1" w:uiPriority="51"/>
-    <w:lsdException w:name="List Number" w:semiHidden="1" w:unhideWhenUsed="1"/>
-    <w:lsdException w:name="Medium Grid 2" w:uiPriority="68"/>
-    <w:lsdException w:name="heading 5" w:uiPriority="9" w:semiHidden="1" w:unhideWhenUsed="1" w:qFormat="1"/>
-    <w:lsdException w:name="Light List Accent 2" w:uiPriority="61"/>
-    <w:lsdException w:name="List Table 6 Colorful Accent 5" w:uiPriority="51"/>
-    <w:lsdException w:name="Light Shading Accent 2" w:uiPriority="60"/>
-    <w:lsdException w:name="Grid Table 6 Colorful Accent 6" w:uiPriority="51"/>
-    <w:lsdException w:name="Balloon Text" w:semiHidden="1" w:unhideWhenUsed="1"/>
-    <w:lsdException w:name="table of figures" w:semiHidden="1" w:unhideWhenUsed="1"/>
-    <w:lsdException w:name="List Table 4 Accent 6" w:uiPriority="49"/>
-    <w:lsdException w:name="List Table 3 Accent 5" w:uiPriority="48"/>
-    <w:lsdException w:name="Medium Grid 3 Accent 2" w:uiPriority="69"/>
-    <w:lsdException w:name="Outline List 1" w:semiHidden="1" w:unhideWhenUsed="1"/>
-    <w:lsdException w:name="Medium Grid 3 Accent 6" w:uiPriority="69"/>
-    <w:lsdException w:name="Table Classic 4" w:semiHidden="1" w:unhideWhenUsed="1"/>
-    <w:lsdException w:name="Subtle Reference" w:uiPriority="31" w:qFormat="1"/>
-    <w:lsdException w:name="Grid Table 7 Colorful Accent 2" w:uiPriority="52"/>
-    <w:lsdException w:name="Grid Table 5 Dark Accent 6" w:uiPriority="50"/>
-    <w:lsdException w:name="List Table 4" w:uiPriority="49"/>
-    <w:lsdException w:name="List Continue 4" w:semiHidden="1" w:unhideWhenUsed="1"/>
-    <w:lsdException w:name="Grid Table 2 Accent 3" w:uiPriority="47"/>
-    <w:lsdException w:name="List 2" w:semiHidden="1" w:unhideWhenUsed="1"/>
-    <w:lsdException w:name="HTML Keyboard" w:semiHidden="1" w:unhideWhenUsed="1"/>
-    <w:lsdException w:name="Light Grid Accent 2" w:uiPriority="62"/>
-    <w:lsdException w:name="Table Columns 4" w:semiHidden="1" w:unhideWhenUsed="1"/>
-    <w:lsdException w:name="index 6" w:semiHidden="1" w:unhideWhenUsed="1"/>
-    <w:lsdException w:name="toc 2" w:uiPriority="39" w:semiHidden="1" w:unhideWhenUsed="1"/>
-    <w:lsdException w:name="HTML Cite" w:semiHidden="1" w:unhideWhenUsed="1"/>
-    <w:lsdException w:name="index 2" w:semiHidden="1" w:unhideWhenUsed="1"/>
-    <w:lsdException w:name="Colorful Shading Accent 6" w:uiPriority="71"/>
-    <w:lsdException w:name="Normal Indent" w:semiHidden="1" w:unhideWhenUsed="1"/>
-    <w:lsdException w:name="Colorful Grid Accent 6" w:uiPriority="73"/>
-    <w:lsdException w:name="Table Elegant" w:semiHidden="1" w:unhideWhenUsed="1"/>
-    <w:lsdException w:name="Colorful List Accent 4" w:uiPriority="72"/>
-    <w:lsdException w:name="List Table 1 Light" w:uiPriority="46"/>
-    <w:lsdException w:name="Smart Link" w:semiHidden="1" w:unhideWhenUsed="1"/>
-    <w:lsdException w:name="Medium Shading 2 Accent 6" w:uiPriority="64"/>
-    <w:lsdException w:name="Table List 2" w:semiHidden="1" w:unhideWhenUsed="1"/>
-    <w:lsdException w:name="Colorful List" w:uiPriority="72"/>
-    <w:lsdException w:name="Medium Grid 1 Accent 6" w:uiPriority="67"/>
-    <w:lsdException w:name="Default Paragraph Font" w:uiPriority="1" w:semiHidden="1" w:unhideWhenUsed="1"/>
-    <w:lsdException w:name="No Spacing" w:uiPriority="1" w:qFormat="1"/>
+    <w:lsdException w:name="Grid Table 5 Dark Accent 4" w:uiPriority="50"/>
     <w:lsdException w:name="List Table 6 Colorful" w:uiPriority="51"/>
-    <w:lsdException w:name="Light List Accent 3" w:uiPriority="61"/>
-    <w:lsdException w:name="List Table 6 Colorful Accent 4" w:uiPriority="51"/>
-    <w:lsdException w:name="Medium Shading 2 Accent 4" w:uiPriority="64"/>
-    <w:lsdException w:name="Medium List 1 Accent 6" w:uiPriority="65"/>
-    <w:lsdException w:name="Medium Grid 1 Accent 3" w:uiPriority="67"/>
-    <w:lsdException w:name="Table Simple 1" w:semiHidden="1" w:unhideWhenUsed="1"/>
-    <w:lsdException w:name="List Table 3 Accent 4" w:uiPriority="48"/>
-    <w:lsdException w:name="List Continue 3" w:semiHidden="1" w:unhideWhenUsed="1"/>
-    <w:lsdException w:name="Light Grid Accent 6" w:uiPriority="62"/>
-    <w:lsdException w:name="Table 3D effects 3" w:semiHidden="1" w:unhideWhenUsed="1"/>
-    <w:lsdException w:name="footer" w:semiHidden="1" w:unhideWhenUsed="1"/>
-    <w:lsdException w:name="Body Text Indent 2" w:semiHidden="1" w:unhideWhenUsed="1"/>
-    <w:lsdException w:name="Grid Table 4 Accent 4" w:uiPriority="49"/>
-    <w:lsdException w:name="annotation reference" w:semiHidden="1" w:unhideWhenUsed="1"/>
-    <w:lsdException w:name="List Table 4 Accent 5" w:uiPriority="49"/>
-    <w:lsdException w:name="annotation subject" w:semiHidden="1" w:unhideWhenUsed="1"/>
-    <w:lsdException w:name="HTML Top of Form" w:semiHidden="1" w:unhideWhenUsed="1"/>
-    <w:lsdException w:name="Note Heading" w:semiHidden="1" w:unhideWhenUsed="1"/>
-    <w:lsdException w:name="Grid Table 2 Accent 6" w:uiPriority="47"/>
-    <w:lsdException w:name="List Table 5 Dark Accent 6" w:uiPriority="50"/>
-    <w:lsdException w:name="envelope return" w:semiHidden="1" w:unhideWhenUsed="1"/>
-    <w:lsdException w:name="Table Columns 5" w:semiHidden="1" w:unhideWhenUsed="1"/>
-    <w:lsdException w:name="toc 3" w:uiPriority="39" w:semiHidden="1" w:unhideWhenUsed="1"/>
-    <w:lsdException w:name="Dark List Accent 3" w:uiPriority="70"/>
-    <w:lsdException w:name="List Table 1 Light Accent 3" w:uiPriority="46"/>
-    <w:lsdException w:name="List Table 3" w:uiPriority="48"/>
-    <w:lsdException w:name="Table Columns 3" w:semiHidden="1" w:unhideWhenUsed="1"/>
-    <w:lsdException w:name="Medium Grid 3 Accent 4" w:uiPriority="69"/>
-    <w:lsdException w:name="Medium Shading 1 Accent 6" w:uiPriority="63"/>
-    <w:lsdException w:name="Colorful Grid Accent 5" w:uiPriority="73"/>
-    <w:lsdException w:name="Grid Table 2" w:uiPriority="47"/>
-    <w:lsdException w:name="Light Shading Accent 3" w:uiPriority="60"/>
-    <w:lsdException w:name="FollowedHyperlink" w:semiHidden="1" w:unhideWhenUsed="1"/>
-    <w:lsdException w:name="footnote reference" w:semiHidden="1" w:unhideWhenUsed="1"/>
-    <w:lsdException w:name="Table List 3" w:semiHidden="1" w:unhideWhenUsed="1"/>
-    <w:lsdException w:name="heading 7" w:uiPriority="9" w:semiHidden="1" w:unhideWhenUsed="1" w:qFormat="1"/>
-    <w:lsdException w:name="Medium Shading 1 Accent 2" w:uiPriority="63"/>
-    <w:lsdException w:name="Table Simple 2" w:semiHidden="1" w:unhideWhenUsed="1"/>
-    <w:lsdException w:name="Grid Table 1 Light Accent 6" w:uiPriority="46"/>
-    <w:lsdException w:name="HTML Typewriter" w:semiHidden="1" w:unhideWhenUsed="1"/>
-    <w:lsdException w:name="List Bullet 3" w:semiHidden="1" w:unhideWhenUsed="1"/>
-    <w:lsdException w:name="List Table 7 Colorful" w:uiPriority="52"/>
-    <w:lsdException w:name="Table Web 2" w:semiHidden="1" w:unhideWhenUsed="1"/>
-    <w:lsdException w:name="Table 3D effects 2" w:semiHidden="1" w:unhideWhenUsed="1"/>
-    <w:lsdException w:name="Colorful List Accent 1" w:uiPriority="72"/>
-    <w:lsdException w:name="Grid Table 5 Dark Accent 4" w:uiPriority="50"/>
-    <w:lsdException w:name="List Table 5 Dark Accent 1" w:uiPriority="50"/>
-    <w:lsdException w:name="endnote text" w:semiHidden="1" w:unhideWhenUsed="1"/>
-    <w:lsdException w:name="Colorful List Accent 5" w:uiPriority="72"/>
-    <w:lsdException w:name="List Table 4 Accent 4" w:uiPriority="49"/>
-    <w:lsdException w:name="Grid Table 6 Colorful Accent 4" w:uiPriority="51"/>
-    <w:lsdException w:name="Document Map" w:semiHidden="1" w:unhideWhenUsed="1"/>
-    <w:lsdException w:name="heading 1" w:uiPriority="9" w:qFormat="1"/>
-    <w:lsdException w:name="Light Shading Accent 6" w:uiPriority="60"/>
-    <w:lsdException w:name="List Table 1 Light Accent 2" w:uiPriority="46"/>
-    <w:lsdException w:name="Grid Table 1 Light Accent 5" w:uiPriority="46"/>
-    <w:lsdException w:name="List Table 2" w:uiPriority="47"/>
-    <w:lsdException w:name="Bibliography" w:uiPriority="37" w:semiHidden="1" w:unhideWhenUsed="1"/>
-    <w:lsdException w:name="Grid Table 2 Accent 1" w:uiPriority="47"/>
-    <w:lsdException w:name="List Table 2 Accent 1" w:uiPriority="47"/>
-    <w:lsdException w:name="index 4" w:semiHidden="1" w:unhideWhenUsed="1"/>
-    <w:lsdException w:name="List Table 7 Colorful Accent 6" w:uiPriority="52"/>
-    <w:lsdException w:name="Colorful Shading Accent 4" w:uiPriority="71"/>
-    <w:lsdException w:name="Medium Grid 2 Accent 6" w:uiPriority="68"/>
-    <w:lsdException w:name="Colorful List Accent 2" w:uiPriority="72"/>
-    <w:lsdException w:name="Colorful Grid Accent 4" w:uiPriority="73"/>
-    <w:lsdException w:name="Grid Table 7 Colorful Accent 6" w:uiPriority="52"/>
-    <w:lsdException w:name="Grid Table 5 Dark Accent 2" w:uiPriority="50"/>
-    <w:lsdException w:name="Body Text 2" w:semiHidden="1" w:unhideWhenUsed="1"/>
-    <w:lsdException w:name="Table Grid 3" w:semiHidden="1" w:unhideWhenUsed="1"/>
   </w:latentStyles>
-  <w:style w:type="character" w:styleId="000013" w:customStyle="1">
+  <w:style w:type="paragraph" w:styleId="00001a">
+    <w:name w:val="heading 1"/>
+    <w:basedOn w:val="000005"/>
+    <w:next w:val="000005"/>
+    <w:link w:val="000019"/>
+    <w:uiPriority w:val="9"/>
+    <w:qFormat w:val="1"/>
+    <w:rsid w:val="00C13589"/>
+    <w:pPr>
+      <w:keepNext w:val="1"/>
+      <w:keepLines w:val="1"/>
+      <w:spacing w:before="480" w:after="80"/>
+      <w:outlineLvl w:val="0"/>
+    </w:pPr>
+    <w:rPr>
+      <w:rFonts w:asciiTheme="majorHAnsi" w:hAnsiTheme="majorHAnsi" w:eastAsiaTheme="majorEastAsia" w:cstheme="majorBidi"/>
+      <w:color w:val="0F4761" w:themeColor="accent1" w:themeShade="BF"/>
+      <w:sz w:val="48"/>
+      <w:szCs w:val="48"/>
+    </w:rPr>
+  </w:style>
+  <w:style w:type="paragraph" w:styleId="00001c">
+    <w:name w:val="heading 8"/>
+    <w:basedOn w:val="000005"/>
+    <w:next w:val="000005"/>
+    <w:link w:val="00001b"/>
+    <w:uiPriority w:val="9"/>
+    <w:semiHidden w:val="1"/>
+    <w:unhideWhenUsed w:val="1"/>
+    <w:qFormat w:val="1"/>
+    <w:rsid w:val="00C13589"/>
+    <w:pPr>
+      <w:keepNext w:val="1"/>
+      <w:keepLines w:val="1"/>
+      <w:spacing w:after="0"/>
+      <w:outlineLvl w:val="7"/>
+    </w:pPr>
+    <w:rPr>
+      <w:rFonts w:cstheme="majorBidi"/>
+      <w:color w:val="595959" w:themeColor="text1" w:themeTint="A6"/>
+    </w:rPr>
+  </w:style>
+  <w:style w:type="paragraph" w:styleId="00000b">
+    <w:name w:val="heading 6"/>
+    <w:basedOn w:val="000005"/>
+    <w:next w:val="000005"/>
+    <w:link w:val="00000a"/>
+    <w:uiPriority w:val="9"/>
+    <w:semiHidden w:val="1"/>
+    <w:unhideWhenUsed w:val="1"/>
+    <w:qFormat w:val="1"/>
+    <w:rsid w:val="00C13589"/>
+    <w:pPr>
+      <w:keepNext w:val="1"/>
+      <w:keepLines w:val="1"/>
+      <w:spacing w:before="40" w:after="0"/>
+      <w:outlineLvl w:val="5"/>
+    </w:pPr>
+    <w:rPr>
+      <w:rFonts w:cstheme="majorBidi"/>
+      <w:b w:val="1"/>
+      <w:bCs w:val="1"/>
+      <w:color w:val="0F4761" w:themeColor="accent1" w:themeShade="BF"/>
+    </w:rPr>
+  </w:style>
+  <w:style w:type="character" w:styleId="000018">
+    <w:name w:val="Intense Emphasis"/>
+    <w:basedOn w:val="000002"/>
+    <w:uiPriority w:val="21"/>
+    <w:qFormat w:val="1"/>
+    <w:rsid w:val="00C13589"/>
+    <w:rPr>
+      <w:i w:val="1"/>
+      <w:iCs w:val="1"/>
+      <w:color w:val="0F4761" w:themeColor="accent1" w:themeShade="BF"/>
+    </w:rPr>
+  </w:style>
+  <w:style w:type="paragraph" w:styleId="000023">
+    <w:name w:val="Intense Quote"/>
+    <w:basedOn w:val="000005"/>
+    <w:next w:val="000005"/>
+    <w:link w:val="000022"/>
+    <w:uiPriority w:val="30"/>
+    <w:qFormat w:val="1"/>
+    <w:rsid w:val="00C13589"/>
+    <w:pPr>
+      <w:pBdr>
+        <w:top w:val="single" w:color="0F4761" w:themeColor="accent1" w:themeShade="BF" w:sz="4" w:space="10"/>
+        <w:bottom w:val="single" w:color="0F4761" w:themeColor="accent1" w:themeShade="BF" w:sz="4" w:space="10"/>
+      </w:pBdr>
+      <w:spacing w:before="360" w:after="360"/>
+      <w:ind w:left="864" w:right="864"/>
+      <w:jc w:val="center"/>
+    </w:pPr>
+    <w:rPr>
+      <w:i w:val="1"/>
+      <w:iCs w:val="1"/>
+      <w:color w:val="0F4761" w:themeColor="accent1" w:themeShade="BF"/>
+    </w:rPr>
+  </w:style>
+  <w:style w:type="paragraph" w:styleId="000003">
+    <w:name w:val="heading 9"/>
+    <w:basedOn w:val="000005"/>
+    <w:next w:val="000005"/>
+    <w:link w:val="000001"/>
+    <w:uiPriority w:val="9"/>
+    <w:semiHidden w:val="1"/>
+    <w:unhideWhenUsed w:val="1"/>
+    <w:qFormat w:val="1"/>
+    <w:rsid w:val="00C13589"/>
+    <w:pPr>
+      <w:keepNext w:val="1"/>
+      <w:keepLines w:val="1"/>
+      <w:spacing w:after="0"/>
+      <w:outlineLvl w:val="8"/>
+    </w:pPr>
+    <w:rPr>
+      <w:rFonts w:eastAsiaTheme="majorEastAsia" w:cstheme="majorBidi"/>
+      <w:color w:val="595959" w:themeColor="text1" w:themeTint="A6"/>
+    </w:rPr>
+  </w:style>
+  <w:style w:type="character" w:styleId="000020" w:customStyle="1">
+    <w:name w:val="副标题 字符"/>
+    <w:basedOn w:val="000002"/>
+    <w:link w:val="00001f"/>
+    <w:uiPriority w:val="11"/>
+    <w:rsid w:val="00C13589"/>
+    <w:rPr>
+      <w:rFonts w:asciiTheme="majorHAnsi" w:hAnsiTheme="majorHAnsi" w:eastAsiaTheme="majorEastAsia" w:cstheme="majorBidi"/>
+      <w:color w:val="595959" w:themeColor="text1" w:themeTint="A6"/>
+      <w:spacing w:val="15"/>
+      <w:sz w:val="28"/>
+      <w:szCs w:val="28"/>
+    </w:rPr>
+  </w:style>
+  <w:style w:type="paragraph" w:styleId="000017">
+    <w:name w:val="heading 7"/>
+    <w:basedOn w:val="000005"/>
+    <w:next w:val="000005"/>
+    <w:link w:val="000016"/>
+    <w:uiPriority w:val="9"/>
+    <w:semiHidden w:val="1"/>
+    <w:unhideWhenUsed w:val="1"/>
+    <w:qFormat w:val="1"/>
+    <w:rsid w:val="00C13589"/>
+    <w:pPr>
+      <w:keepNext w:val="1"/>
+      <w:keepLines w:val="1"/>
+      <w:spacing w:before="40" w:after="0"/>
+      <w:outlineLvl w:val="6"/>
+    </w:pPr>
+    <w:rPr>
+      <w:rFonts w:cstheme="majorBidi"/>
+      <w:b w:val="1"/>
+      <w:bCs w:val="1"/>
+      <w:color w:val="595959" w:themeColor="text1" w:themeTint="A6"/>
+    </w:rPr>
+  </w:style>
+  <w:style w:type="paragraph" w:styleId="00000d">
+    <w:name w:val="Title"/>
+    <w:basedOn w:val="000005"/>
+    <w:next w:val="000005"/>
+    <w:link w:val="00000e"/>
+    <w:uiPriority w:val="10"/>
+    <w:qFormat w:val="1"/>
+    <w:rsid w:val="00C13589"/>
+    <w:pPr>
+      <w:spacing w:after="80" w:line="240" w:lineRule="auto"/>
+      <w:contextualSpacing w:val="1"/>
+      <w:jc w:val="center"/>
+    </w:pPr>
+    <w:rPr>
+      <w:rFonts w:asciiTheme="majorHAnsi" w:hAnsiTheme="majorHAnsi" w:eastAsiaTheme="majorEastAsia" w:cstheme="majorBidi"/>
+      <w:spacing w:val="-10"/>
+      <w:kern w:val="28"/>
+      <w:sz w:val="56"/>
+      <w:szCs w:val="56"/>
+    </w:rPr>
+  </w:style>
+  <w:style w:type="paragraph" w:styleId="000008">
+    <w:name w:val="heading 3"/>
+    <w:basedOn w:val="000005"/>
+    <w:next w:val="000005"/>
+    <w:link w:val="000007"/>
+    <w:uiPriority w:val="9"/>
+    <w:semiHidden w:val="1"/>
+    <w:unhideWhenUsed w:val="1"/>
+    <w:qFormat w:val="1"/>
+    <w:rsid w:val="00C13589"/>
+    <w:pPr>
+      <w:keepNext w:val="1"/>
+      <w:keepLines w:val="1"/>
+      <w:spacing w:before="160" w:after="80"/>
+      <w:outlineLvl w:val="2"/>
+    </w:pPr>
+    <w:rPr>
+      <w:rFonts w:asciiTheme="majorHAnsi" w:hAnsiTheme="majorHAnsi" w:eastAsiaTheme="majorEastAsia" w:cstheme="majorBidi"/>
+      <w:color w:val="0F4761" w:themeColor="accent1" w:themeShade="BF"/>
+      <w:sz w:val="32"/>
+      <w:szCs w:val="32"/>
+    </w:rPr>
+  </w:style>
+  <w:style w:type="character" w:styleId="00001e">
+    <w:name w:val="Intense Reference"/>
+    <w:basedOn w:val="000002"/>
+    <w:uiPriority w:val="32"/>
+    <w:qFormat w:val="1"/>
+    <w:rsid w:val="00C13589"/>
+    <w:rPr>
+      <w:b w:val="1"/>
+      <w:bCs w:val="1"/>
+      <w:smallCaps w:val="1"/>
+      <w:color w:val="0F4761" w:themeColor="accent1" w:themeShade="BF"/>
+      <w:spacing w:val="5"/>
+    </w:rPr>
+  </w:style>
+  <w:style w:type="character" w:styleId="000006" w:customStyle="1">
+    <w:name w:val="标题 4 字符"/>
+    <w:basedOn w:val="000002"/>
+    <w:link w:val="000004"/>
+    <w:uiPriority w:val="9"/>
+    <w:semiHidden w:val="1"/>
+    <w:rsid w:val="00C13589"/>
+    <w:rPr>
+      <w:rFonts w:cstheme="majorBidi"/>
+      <w:color w:val="0F4761" w:themeColor="accent1" w:themeShade="BF"/>
+      <w:sz w:val="28"/>
+      <w:szCs w:val="28"/>
+    </w:rPr>
+  </w:style>
+  <w:style w:type="character" w:styleId="00001b" w:customStyle="1">
+    <w:name w:val="标题 8 字符"/>
+    <w:basedOn w:val="000002"/>
+    <w:link w:val="00001c"/>
+    <w:uiPriority w:val="9"/>
+    <w:semiHidden w:val="1"/>
+    <w:rsid w:val="00C13589"/>
+    <w:rPr>
+      <w:rFonts w:cstheme="majorBidi"/>
+      <w:color w:val="595959" w:themeColor="text1" w:themeTint="A6"/>
+    </w:rPr>
+  </w:style>
+  <w:style w:type="character" w:styleId="000001" w:customStyle="1">
     <w:name w:val="标题 9 字符"/>
-    <w:basedOn w:val="000006"/>
-    <w:link w:val="000014"/>
+    <w:basedOn w:val="000002"/>
+    <w:link w:val="000003"/>
     <w:uiPriority w:val="9"/>
     <w:semiHidden w:val="1"/>
     <w:rsid w:val="00C13589"/>
@@ -22875,11 +23111,167 @@
       <w:color w:val="595959" w:themeColor="text1" w:themeTint="A6"/>
     </w:rPr>
   </w:style>
-  <w:style w:type="paragraph" w:styleId="000007">
+  <w:style w:type="character" w:styleId="00000e" w:customStyle="1">
+    <w:name w:val="标题 字符"/>
+    <w:basedOn w:val="000002"/>
+    <w:link w:val="00000d"/>
+    <w:uiPriority w:val="10"/>
+    <w:rsid w:val="00C13589"/>
+    <w:rPr>
+      <w:rFonts w:asciiTheme="majorHAnsi" w:hAnsiTheme="majorHAnsi" w:eastAsiaTheme="majorEastAsia" w:cstheme="majorBidi"/>
+      <w:spacing w:val="-10"/>
+      <w:kern w:val="28"/>
+      <w:sz w:val="56"/>
+      <w:szCs w:val="56"/>
+    </w:rPr>
+  </w:style>
+  <w:style w:type="character" w:styleId="000019" w:customStyle="1">
+    <w:name w:val="标题 1 字符"/>
+    <w:basedOn w:val="000002"/>
+    <w:link w:val="00001a"/>
+    <w:uiPriority w:val="9"/>
+    <w:rsid w:val="00C13589"/>
+    <w:rPr>
+      <w:rFonts w:asciiTheme="majorHAnsi" w:hAnsiTheme="majorHAnsi" w:eastAsiaTheme="majorEastAsia" w:cstheme="majorBidi"/>
+      <w:color w:val="0F4761" w:themeColor="accent1" w:themeShade="BF"/>
+      <w:sz w:val="48"/>
+      <w:szCs w:val="48"/>
+    </w:rPr>
+  </w:style>
+  <w:style w:type="character" w:styleId="000014" w:customStyle="1">
+    <w:name w:val="标题 5 字符"/>
+    <w:basedOn w:val="000002"/>
+    <w:link w:val="000015"/>
+    <w:uiPriority w:val="9"/>
+    <w:semiHidden w:val="1"/>
+    <w:rsid w:val="00C13589"/>
+    <w:rPr>
+      <w:rFonts w:cstheme="majorBidi"/>
+      <w:color w:val="0F4761" w:themeColor="accent1" w:themeShade="BF"/>
+      <w:sz w:val="24"/>
+    </w:rPr>
+  </w:style>
+  <w:style w:type="character" w:styleId="000016" w:customStyle="1">
+    <w:name w:val="标题 7 字符"/>
+    <w:basedOn w:val="000002"/>
+    <w:link w:val="000017"/>
+    <w:uiPriority w:val="9"/>
+    <w:semiHidden w:val="1"/>
+    <w:rsid w:val="00C13589"/>
+    <w:rPr>
+      <w:rFonts w:cstheme="majorBidi"/>
+      <w:b w:val="1"/>
+      <w:bCs w:val="1"/>
+      <w:color w:val="595959" w:themeColor="text1" w:themeTint="A6"/>
+    </w:rPr>
+  </w:style>
+  <w:style w:type="table" w:styleId="000011" w:default="1">
+    <w:name w:val="Normal Table"/>
+    <w:uiPriority w:val="99"/>
+    <w:semiHidden w:val="1"/>
+    <w:unhideWhenUsed w:val="1"/>
+    <w:tblPr>
+      <w:tblInd w:w="0" w:type="dxa"/>
+      <w:tblCellMar>
+        <w:top w:w="0" w:type="dxa"/>
+        <w:left w:w="108" w:type="dxa"/>
+        <w:bottom w:w="0" w:type="dxa"/>
+        <w:right w:w="108" w:type="dxa"/>
+      </w:tblCellMar>
+    </w:tblPr>
+  </w:style>
+  <w:style w:type="paragraph" w:styleId="000013">
+    <w:name w:val="Quote"/>
+    <w:basedOn w:val="000005"/>
+    <w:next w:val="000005"/>
+    <w:link w:val="000012"/>
+    <w:uiPriority w:val="29"/>
+    <w:qFormat w:val="1"/>
+    <w:rsid w:val="00C13589"/>
+    <w:pPr>
+      <w:spacing w:before="160"/>
+      <w:jc w:val="center"/>
+    </w:pPr>
+    <w:rPr>
+      <w:i w:val="1"/>
+      <w:iCs w:val="1"/>
+      <w:color w:val="404040" w:themeColor="text1" w:themeTint="BF"/>
+    </w:rPr>
+  </w:style>
+  <w:style w:type="character" w:styleId="00000a" w:customStyle="1">
+    <w:name w:val="标题 6 字符"/>
+    <w:basedOn w:val="000002"/>
+    <w:link w:val="00000b"/>
+    <w:uiPriority w:val="9"/>
+    <w:semiHidden w:val="1"/>
+    <w:rsid w:val="00C13589"/>
+    <w:rPr>
+      <w:rFonts w:cstheme="majorBidi"/>
+      <w:b w:val="1"/>
+      <w:bCs w:val="1"/>
+      <w:color w:val="0F4761" w:themeColor="accent1" w:themeShade="BF"/>
+    </w:rPr>
+  </w:style>
+  <w:style w:type="character" w:styleId="000021">
+    <w:name w:val="Hyperlink"/>
+    <w:basedOn w:val="000002"/>
+    <w:uiPriority w:val="99"/>
+    <w:unhideWhenUsed w:val="1"/>
+    <w:rsid w:val="006F14B6"/>
+    <w:rPr>
+      <w:color w:val="467886" w:themeColor="hyperlink"/>
+      <w:u w:val="single"/>
+    </w:rPr>
+  </w:style>
+  <w:style w:type="character" w:styleId="000022" w:customStyle="1">
+    <w:name w:val="明显引用 字符"/>
+    <w:basedOn w:val="000002"/>
+    <w:link w:val="000023"/>
+    <w:uiPriority w:val="30"/>
+    <w:rsid w:val="00C13589"/>
+    <w:rPr>
+      <w:i w:val="1"/>
+      <w:iCs w:val="1"/>
+      <w:color w:val="0F4761" w:themeColor="accent1" w:themeShade="BF"/>
+    </w:rPr>
+  </w:style>
+  <w:style w:type="character" w:styleId="000009">
+    <w:name w:val="Unresolved Mention"/>
+    <w:basedOn w:val="000002"/>
+    <w:uiPriority w:val="99"/>
+    <w:semiHidden w:val="1"/>
+    <w:unhideWhenUsed w:val="1"/>
+    <w:rsid w:val="006F14B6"/>
+    <w:rPr>
+      <w:color w:val="605E5C"/>
+      <w:shd w:val="clear" w:color="auto" w:fill="E1DFDD"/>
+    </w:rPr>
+  </w:style>
+  <w:style w:type="character" w:styleId="000007" w:customStyle="1">
+    <w:name w:val="标题 3 字符"/>
+    <w:basedOn w:val="000002"/>
+    <w:link w:val="000008"/>
+    <w:uiPriority w:val="9"/>
+    <w:semiHidden w:val="1"/>
+    <w:rsid w:val="00C13589"/>
+    <w:rPr>
+      <w:rFonts w:asciiTheme="majorHAnsi" w:hAnsiTheme="majorHAnsi" w:eastAsiaTheme="majorEastAsia" w:cstheme="majorBidi"/>
+      <w:color w:val="0F4761" w:themeColor="accent1" w:themeShade="BF"/>
+      <w:sz w:val="32"/>
+      <w:szCs w:val="32"/>
+    </w:rPr>
+  </w:style>
+  <w:style w:type="character" w:styleId="000002" w:default="1">
+    <w:name w:val="Default Paragraph Font"/>
+    <w:uiPriority w:val="1"/>
+    <w:semiHidden w:val="1"/>
+    <w:unhideWhenUsed w:val="1"/>
+  </w:style>
+  <w:style w:type="paragraph" w:styleId="000004">
     <w:name w:val="heading 4"/>
-    <w:basedOn w:val="000002"/>
-    <w:next w:val="000002"/>
-    <w:link w:val="000005"/>
+    <w:basedOn w:val="000005"/>
+    <w:next w:val="000005"/>
+    <w:link w:val="000006"/>
     <w:uiPriority w:val="9"/>
     <w:semiHidden w:val="1"/>
     <w:unhideWhenUsed w:val="1"/>
@@ -22898,91 +23290,10 @@
       <w:szCs w:val="28"/>
     </w:rPr>
   </w:style>
-  <w:style w:type="character" w:styleId="00000d" w:customStyle="1">
-    <w:name w:val="标题 3 字符"/>
-    <w:basedOn w:val="000006"/>
-    <w:link w:val="00000e"/>
-    <w:uiPriority w:val="9"/>
-    <w:semiHidden w:val="1"/>
-    <w:rsid w:val="00C13589"/>
-    <w:rPr>
-      <w:rFonts w:asciiTheme="majorHAnsi" w:hAnsiTheme="majorHAnsi" w:eastAsiaTheme="majorEastAsia" w:cstheme="majorBidi"/>
-      <w:color w:val="0F4761" w:themeColor="accent1" w:themeShade="BF"/>
-      <w:sz w:val="32"/>
-      <w:szCs w:val="32"/>
-    </w:rPr>
-  </w:style>
-  <w:style w:type="character" w:styleId="000008">
-    <w:name w:val="Unresolved Mention"/>
-    <w:basedOn w:val="000006"/>
-    <w:uiPriority w:val="99"/>
-    <w:semiHidden w:val="1"/>
-    <w:unhideWhenUsed w:val="1"/>
-    <w:rsid w:val="006F14B6"/>
-    <w:rPr>
-      <w:color w:val="605E5C"/>
-      <w:shd w:val="clear" w:color="auto" w:fill="E1DFDD"/>
-    </w:rPr>
-  </w:style>
-  <w:style w:type="character" w:styleId="00001d" w:customStyle="1">
-    <w:name w:val="标题 6 字符"/>
-    <w:basedOn w:val="000006"/>
-    <w:link w:val="00001c"/>
-    <w:uiPriority w:val="9"/>
-    <w:semiHidden w:val="1"/>
-    <w:rsid w:val="00C13589"/>
-    <w:rPr>
-      <w:rFonts w:cstheme="majorBidi"/>
-      <w:b w:val="1"/>
-      <w:bCs w:val="1"/>
-      <w:color w:val="0F4761" w:themeColor="accent1" w:themeShade="BF"/>
-    </w:rPr>
-  </w:style>
-  <w:style w:type="character" w:styleId="000005" w:customStyle="1">
-    <w:name w:val="标题 4 字符"/>
-    <w:basedOn w:val="000006"/>
-    <w:link w:val="000007"/>
-    <w:uiPriority w:val="9"/>
-    <w:semiHidden w:val="1"/>
-    <w:rsid w:val="00C13589"/>
-    <w:rPr>
-      <w:rFonts w:cstheme="majorBidi"/>
-      <w:color w:val="0F4761" w:themeColor="accent1" w:themeShade="BF"/>
-      <w:sz w:val="28"/>
-      <w:szCs w:val="28"/>
-    </w:rPr>
-  </w:style>
-  <w:style w:type="numbering" w:styleId="000017" w:default="1">
-    <w:name w:val="No List"/>
-    <w:uiPriority w:val="99"/>
-    <w:semiHidden w:val="1"/>
-    <w:unhideWhenUsed w:val="1"/>
-  </w:style>
-  <w:style w:type="paragraph" w:styleId="000012">
-    <w:name w:val="Title"/>
+  <w:style w:type="character" w:styleId="00000f" w:customStyle="1">
+    <w:name w:val="标题 2 字符"/>
     <w:basedOn w:val="000002"/>
-    <w:next w:val="000002"/>
-    <w:link w:val="000011"/>
-    <w:uiPriority w:val="10"/>
-    <w:qFormat w:val="1"/>
-    <w:rsid w:val="00C13589"/>
-    <w:pPr>
-      <w:spacing w:after="80" w:line="240" w:lineRule="auto"/>
-      <w:contextualSpacing w:val="1"/>
-      <w:jc w:val="center"/>
-    </w:pPr>
-    <w:rPr>
-      <w:rFonts w:asciiTheme="majorHAnsi" w:hAnsiTheme="majorHAnsi" w:eastAsiaTheme="majorEastAsia" w:cstheme="majorBidi"/>
-      <w:spacing w:val="-10"/>
-      <w:kern w:val="28"/>
-      <w:sz w:val="56"/>
-      <w:szCs w:val="56"/>
-    </w:rPr>
-  </w:style>
-  <w:style w:type="character" w:styleId="00001f" w:customStyle="1">
-    <w:name w:val="标题 2 字符"/>
-    <w:basedOn w:val="000006"/>
-    <w:link w:val="00001e"/>
+    <w:link w:val="000010"/>
     <w:uiPriority w:val="9"/>
     <w:semiHidden w:val="1"/>
     <w:rsid w:val="00C13589"/>
@@ -22993,114 +23304,11 @@
       <w:szCs w:val="40"/>
     </w:rPr>
   </w:style>
-  <w:style w:type="table" w:styleId="000018" w:default="1">
-    <w:name w:val="Normal Table"/>
-    <w:uiPriority w:val="99"/>
-    <w:semiHidden w:val="1"/>
-    <w:unhideWhenUsed w:val="1"/>
-    <w:tblPr>
-      <w:tblInd w:w="0" w:type="dxa"/>
-      <w:tblCellMar>
-        <w:top w:w="0" w:type="dxa"/>
-        <w:left w:w="108" w:type="dxa"/>
-        <w:bottom w:w="0" w:type="dxa"/>
-        <w:right w:w="108" w:type="dxa"/>
-      </w:tblCellMar>
-    </w:tblPr>
-  </w:style>
-  <w:style w:type="character" w:styleId="000011" w:customStyle="1">
-    <w:name w:val="标题 字符"/>
-    <w:basedOn w:val="000006"/>
-    <w:link w:val="000012"/>
-    <w:uiPriority w:val="10"/>
-    <w:rsid w:val="00C13589"/>
-    <w:rPr>
-      <w:rFonts w:asciiTheme="majorHAnsi" w:hAnsiTheme="majorHAnsi" w:eastAsiaTheme="majorEastAsia" w:cstheme="majorBidi"/>
-      <w:spacing w:val="-10"/>
-      <w:kern w:val="28"/>
-      <w:sz w:val="56"/>
-      <w:szCs w:val="56"/>
-    </w:rPr>
-  </w:style>
-  <w:style w:type="character" w:styleId="000009" w:customStyle="1">
-    <w:name w:val="引用 字符"/>
-    <w:basedOn w:val="000006"/>
-    <w:link w:val="00000a"/>
-    <w:uiPriority w:val="29"/>
-    <w:rsid w:val="00C13589"/>
-    <w:rPr>
-      <w:i w:val="1"/>
-      <w:iCs w:val="1"/>
-      <w:color w:val="404040" w:themeColor="text1" w:themeTint="BF"/>
-    </w:rPr>
-  </w:style>
-  <w:style w:type="character" w:styleId="00000f" w:customStyle="1">
-    <w:name w:val="标题 5 字符"/>
-    <w:basedOn w:val="000006"/>
-    <w:link w:val="000010"/>
-    <w:uiPriority w:val="9"/>
-    <w:semiHidden w:val="1"/>
-    <w:rsid w:val="00C13589"/>
-    <w:rPr>
-      <w:rFonts w:cstheme="majorBidi"/>
-      <w:color w:val="0F4761" w:themeColor="accent1" w:themeShade="BF"/>
-      <w:sz w:val="24"/>
-    </w:rPr>
-  </w:style>
-  <w:style w:type="character" w:styleId="000015" w:customStyle="1">
-    <w:name w:val="标题 7 字符"/>
-    <w:basedOn w:val="000006"/>
-    <w:link w:val="000016"/>
-    <w:uiPriority w:val="9"/>
-    <w:semiHidden w:val="1"/>
-    <w:rsid w:val="00C13589"/>
-    <w:rPr>
-      <w:rFonts w:cstheme="majorBidi"/>
-      <w:b w:val="1"/>
-      <w:bCs w:val="1"/>
-      <w:color w:val="595959" w:themeColor="text1" w:themeTint="A6"/>
-    </w:rPr>
-  </w:style>
-  <w:style w:type="character" w:styleId="000022">
-    <w:name w:val="Intense Emphasis"/>
-    <w:basedOn w:val="000006"/>
-    <w:uiPriority w:val="21"/>
-    <w:qFormat w:val="1"/>
-    <w:rsid w:val="00C13589"/>
-    <w:rPr>
-      <w:i w:val="1"/>
-      <w:iCs w:val="1"/>
-      <w:color w:val="0F4761" w:themeColor="accent1" w:themeShade="BF"/>
-    </w:rPr>
-  </w:style>
-  <w:style w:type="paragraph" w:styleId="00001c">
-    <w:name w:val="heading 6"/>
-    <w:basedOn w:val="000002"/>
-    <w:next w:val="000002"/>
-    <w:link w:val="00001d"/>
-    <w:uiPriority w:val="9"/>
-    <w:semiHidden w:val="1"/>
-    <w:unh